--- a/docs/export/CHANGELOG.docx
+++ b/docs/export/CHANGELOG.docx
@@ -745,7 +745,7 @@
         </w:numPr>
       </w:pPr>
       <w:r>
-        <w:t xml:space="preserve">This session (12 pure-Go units):</w:t>
+        <w:t xml:space="preserve">This session (19 pure-Go units):</w:t>
       </w:r>
     </w:p>
     <w:p>
@@ -1169,6 +1169,183 @@
       </w:r>
       <w:r>
         <w:t xml:space="preserve">— config-epoch failover slot-ownership conflict resolution (highest-epoch wins, deterministic lexicographic equal-epoch tiebreak, order-independent convergence) (HXC-1397).</w:t>
+      </w:r>
+    </w:p>
+    <w:p>
+      <w:pPr>
+        <w:pStyle w:val="Compact"/>
+        <w:numPr>
+          <w:ilvl w:val="2"/>
+          <w:numId w:val="1003"/>
+        </w:numPr>
+      </w:pPr>
+      <w:r>
+        <w:rPr>
+          <w:rStyle w:val="VerbatimChar"/>
+        </w:rPr>
+        <w:t xml:space="preserve">balancemonitor</w:t>
+      </w:r>
+      <w:r>
+        <w:t xml:space="preserve"> </w:t>
+      </w:r>
+      <w:r>
+        <w:t xml:space="preserve">— USD account-balance monitor with a strict low-balance floor warning, over HTTP with</w:t>
+      </w:r>
+      <w:r>
+        <w:t xml:space="preserve"> </w:t>
+      </w:r>
+      <w:r>
+        <w:rPr>
+          <w:rStyle w:val="VerbatimChar"/>
+        </w:rPr>
+        <w:t xml:space="preserve">Authorization: Bearer</w:t>
+      </w:r>
+      <w:r>
+        <w:t xml:space="preserve"> </w:t>
+      </w:r>
+      <w:r>
+        <w:t xml:space="preserve">(HXC-1512).</w:t>
+      </w:r>
+    </w:p>
+    <w:p>
+      <w:pPr>
+        <w:pStyle w:val="Compact"/>
+        <w:numPr>
+          <w:ilvl w:val="2"/>
+          <w:numId w:val="1003"/>
+        </w:numPr>
+      </w:pPr>
+      <w:r>
+        <w:rPr>
+          <w:rStyle w:val="VerbatimChar"/>
+        </w:rPr>
+        <w:t xml:space="preserve">scan</w:t>
+      </w:r>
+      <w:r>
+        <w:t xml:space="preserve"> </w:t>
+      </w:r>
+      <w:r>
+        <w:t xml:space="preserve">— Oracle-SCAN-style stable virtual client endpoint: least-loaded healthy-backend routing with a membership-stable name and injected clock (HXC-1403).</w:t>
+      </w:r>
+    </w:p>
+    <w:p>
+      <w:pPr>
+        <w:pStyle w:val="Compact"/>
+        <w:numPr>
+          <w:ilvl w:val="2"/>
+          <w:numId w:val="1003"/>
+        </w:numPr>
+      </w:pPr>
+      <w:r>
+        <w:rPr>
+          <w:rStyle w:val="VerbatimChar"/>
+        </w:rPr>
+        <w:t xml:space="preserve">llmfailover</w:t>
+      </w:r>
+      <w:r>
+        <w:t xml:space="preserve"> </w:t>
+      </w:r>
+      <w:r>
+        <w:t xml:space="preserve">— error-classified LLM failover taxonomy (deterministic per-class fallback paths) plus a sandbox scheduling-hint contract (HXC-1600).</w:t>
+      </w:r>
+    </w:p>
+    <w:p>
+      <w:pPr>
+        <w:pStyle w:val="Compact"/>
+        <w:numPr>
+          <w:ilvl w:val="2"/>
+          <w:numId w:val="1003"/>
+        </w:numPr>
+      </w:pPr>
+      <w:r>
+        <w:rPr>
+          <w:rStyle w:val="VerbatimChar"/>
+        </w:rPr>
+        <w:t xml:space="preserve">llmadapter</w:t>
+      </w:r>
+      <w:r>
+        <w:t xml:space="preserve"> </w:t>
+      </w:r>
+      <w:r>
+        <w:t xml:space="preserve">— Claude Messages / OpenAI Responses-API request and response shape adapters to OpenAI chat-completions, preserving tool-call order (HXC-1599).</w:t>
+      </w:r>
+    </w:p>
+    <w:p>
+      <w:pPr>
+        <w:pStyle w:val="Compact"/>
+        <w:numPr>
+          <w:ilvl w:val="2"/>
+          <w:numId w:val="1003"/>
+        </w:numPr>
+      </w:pPr>
+      <w:r>
+        <w:rPr>
+          <w:rStyle w:val="VerbatimChar"/>
+        </w:rPr>
+        <w:t xml:space="preserve">deltacrdt</w:t>
+      </w:r>
+      <w:r>
+        <w:t xml:space="preserve"> </w:t>
+      </w:r>
+      <w:r>
+        <w:t xml:space="preserve">— standalone delta-state CRDTs (G-counter / PN-counter / observed-remove OR-set / LWW-map) with delta-mutators and a convergent (commutative/associative/idempotent) merge (HXC-1409).</w:t>
+      </w:r>
+    </w:p>
+    <w:p>
+      <w:pPr>
+        <w:pStyle w:val="Compact"/>
+        <w:numPr>
+          <w:ilvl w:val="2"/>
+          <w:numId w:val="1003"/>
+        </w:numPr>
+      </w:pPr>
+      <w:r>
+        <w:rPr>
+          <w:rStyle w:val="VerbatimChar"/>
+        </w:rPr>
+        <w:t xml:space="preserve">gputopo</w:t>
+      </w:r>
+      <w:r>
+        <w:t xml:space="preserve"> </w:t>
+      </w:r>
+      <w:r>
+        <w:t xml:space="preserve">— topology-aware NUMA/NVLink GPU placement scoring that prefers NVLink-connected GPU pairs and falls back to PCIe (HXC-1406).</w:t>
+      </w:r>
+    </w:p>
+    <w:p>
+      <w:pPr>
+        <w:pStyle w:val="Compact"/>
+        <w:numPr>
+          <w:ilvl w:val="2"/>
+          <w:numId w:val="1003"/>
+        </w:numPr>
+      </w:pPr>
+      <w:r>
+        <w:rPr>
+          <w:rStyle w:val="VerbatimChar"/>
+        </w:rPr>
+        <w:t xml:space="preserve">fsresidency</w:t>
+      </w:r>
+      <w:r>
+        <w:t xml:space="preserve"> </w:t>
+      </w:r>
+      <w:r>
+        <w:t xml:space="preserve">— filesystem residency challenge: per-byte-range</w:t>
+      </w:r>
+      <w:r>
+        <w:t xml:space="preserve"> </w:t>
+      </w:r>
+      <w:r>
+        <w:rPr>
+          <w:rStyle w:val="VerbatimChar"/>
+        </w:rPr>
+        <w:t xml:space="preserve">ReadAt</w:t>
+      </w:r>
+      <w:r>
+        <w:t xml:space="preserve"> </w:t>
+      </w:r>
+      <w:r>
+        <w:t xml:space="preserve">+ SHA-256 verification proving a model file is really present on disk; truncated/missing/mismatch all fail (HXC-1572).</w:t>
       </w:r>
     </w:p>
     <w:p>

--- a/docs/export/CHANGELOG.docx
+++ b/docs/export/CHANGELOG.docx
@@ -745,7 +745,7 @@
         </w:numPr>
       </w:pPr>
       <w:r>
-        <w:t xml:space="preserve">This session (19 pure-Go units):</w:t>
+        <w:t xml:space="preserve">This session (23 pure-Go units):</w:t>
       </w:r>
     </w:p>
     <w:p>
@@ -1346,6 +1346,198 @@
       </w:r>
       <w:r>
         <w:t xml:space="preserve">+ SHA-256 verification proving a model file is really present on disk; truncated/missing/mismatch all fail (HXC-1572).</w:t>
+      </w:r>
+    </w:p>
+    <w:p>
+      <w:pPr>
+        <w:pStyle w:val="Compact"/>
+        <w:numPr>
+          <w:ilvl w:val="2"/>
+          <w:numId w:val="1003"/>
+        </w:numPr>
+      </w:pPr>
+      <w:r>
+        <w:rPr>
+          <w:rStyle w:val="VerbatimChar"/>
+        </w:rPr>
+        <w:t xml:space="preserve">economics</w:t>
+      </w:r>
+      <w:r>
+        <w:t xml:space="preserve"> </w:t>
+      </w:r>
+      <w:r>
+        <w:t xml:space="preserve">—</w:t>
+      </w:r>
+      <w:r>
+        <w:t xml:space="preserve"> </w:t>
+      </w:r>
+      <w:r>
+        <w:rPr>
+          <w:rStyle w:val="VerbatimChar"/>
+        </w:rPr>
+        <w:t xml:space="preserve">RewardDistributor</w:t>
+      </w:r>
+      <w:r>
+        <w:t xml:space="preserve"> </w:t>
+      </w:r>
+      <w:r>
+        <w:t xml:space="preserve">multi-token distribution with treasury/reinvest splits and a conservation invariant (</w:t>
+      </w:r>
+      <w:r>
+        <w:rPr>
+          <w:rStyle w:val="VerbatimChar"/>
+        </w:rPr>
+        <w:t xml:space="preserve">sum(ledger)+treasury+reinvest == total</w:t>
+      </w:r>
+      <w:r>
+        <w:t xml:space="preserve">), plus</w:t>
+      </w:r>
+      <w:r>
+        <w:t xml:space="preserve"> </w:t>
+      </w:r>
+      <w:r>
+        <w:rPr>
+          <w:rStyle w:val="VerbatimChar"/>
+        </w:rPr>
+        <w:t xml:space="preserve">GetParticipantROI</w:t>
+      </w:r>
+      <w:r>
+        <w:t xml:space="preserve"> </w:t>
+      </w:r>
+      <w:r>
+        <w:t xml:space="preserve">(ROI% + break-even days, typed unknown-participant error) (HXC-1460, HXC-1461).</w:t>
+      </w:r>
+    </w:p>
+    <w:p>
+      <w:pPr>
+        <w:pStyle w:val="Compact"/>
+        <w:numPr>
+          <w:ilvl w:val="2"/>
+          <w:numId w:val="1003"/>
+        </w:numPr>
+      </w:pPr>
+      <w:r>
+        <w:rPr>
+          <w:rStyle w:val="VerbatimChar"/>
+        </w:rPr>
+        <w:t xml:space="preserve">revenueopt</w:t>
+      </w:r>
+      <w:r>
+        <w:t xml:space="preserve"> </w:t>
+      </w:r>
+      <w:r>
+        <w:t xml:space="preserve">—</w:t>
+      </w:r>
+      <w:r>
+        <w:t xml:space="preserve"> </w:t>
+      </w:r>
+      <w:r>
+        <w:rPr>
+          <w:rStyle w:val="VerbatimChar"/>
+        </w:rPr>
+        <w:t xml:space="preserve">RevenueOptimizer.OptimizeAllocation</w:t>
+      </w:r>
+      <w:r>
+        <w:t xml:space="preserve"> </w:t>
+      </w:r>
+      <w:r>
+        <w:t xml:space="preserve">greedy GPU→marketplace assignment maximising expected revenue, with a TEE→Chutes revenue bias; self-contained types (HXC-1456).</w:t>
+      </w:r>
+    </w:p>
+    <w:p>
+      <w:pPr>
+        <w:pStyle w:val="Compact"/>
+        <w:numPr>
+          <w:ilvl w:val="2"/>
+          <w:numId w:val="1003"/>
+        </w:numPr>
+      </w:pPr>
+      <w:r>
+        <w:rPr>
+          <w:rStyle w:val="VerbatimChar"/>
+        </w:rPr>
+        <w:t xml:space="preserve">exportcontrol</w:t>
+      </w:r>
+      <w:r>
+        <w:t xml:space="preserve"> </w:t>
+      </w:r>
+      <w:r>
+        <w:t xml:space="preserve">— export-control / country-code KYC gate: a controlled GPU (</w:t>
+      </w:r>
+      <w:r>
+        <w:rPr>
+          <w:rStyle w:val="VerbatimChar"/>
+        </w:rPr>
+        <w:t xml:space="preserve">H100</w:t>
+      </w:r>
+      <w:r>
+        <w:t xml:space="preserve">/</w:t>
+      </w:r>
+      <w:r>
+        <w:rPr>
+          <w:rStyle w:val="VerbatimChar"/>
+        </w:rPr>
+        <w:t xml:space="preserve">A100</w:t>
+      </w:r>
+      <w:r>
+        <w:t xml:space="preserve">) from a Tier-3 (embargoed) or unknown jurisdiction is rejected with</w:t>
+      </w:r>
+      <w:r>
+        <w:t xml:space="preserve"> </w:t>
+      </w:r>
+      <w:r>
+        <w:rPr>
+          <w:rStyle w:val="VerbatimChar"/>
+        </w:rPr>
+        <w:t xml:space="preserve">ErrExportDenied</w:t>
+      </w:r>
+      <w:r>
+        <w:t xml:space="preserve">; Tier-1 is allowed (HXC-1482).</w:t>
+      </w:r>
+    </w:p>
+    <w:p>
+      <w:pPr>
+        <w:pStyle w:val="Compact"/>
+        <w:numPr>
+          <w:ilvl w:val="2"/>
+          <w:numId w:val="1003"/>
+        </w:numPr>
+      </w:pPr>
+      <w:r>
+        <w:rPr>
+          <w:rStyle w:val="VerbatimChar"/>
+        </w:rPr>
+        <w:t xml:space="preserve">devicecatalog</w:t>
+      </w:r>
+      <w:r>
+        <w:t xml:space="preserve"> </w:t>
+      </w:r>
+      <w:r>
+        <w:t xml:space="preserve">— machine-readable 64-device taxonomy with case-insensitive substring</w:t>
+      </w:r>
+      <w:r>
+        <w:t xml:space="preserve"> </w:t>
+      </w:r>
+      <w:r>
+        <w:rPr>
+          <w:rStyle w:val="VerbatimChar"/>
+        </w:rPr>
+        <w:t xml:space="preserve">Lookup</w:t>
+      </w:r>
+      <w:r>
+        <w:t xml:space="preserve"> </w:t>
+      </w:r>
+      <w:r>
+        <w:t xml:space="preserve">resolving a discovered CPU model (e.g. </w:t>
+      </w:r>
+      <w:r>
+        <w:rPr>
+          <w:rStyle w:val="VerbatimChar"/>
+        </w:rPr>
+        <w:t xml:space="preserve">Rockchip RK3588</w:t>
+      </w:r>
+      <w:r>
+        <w:t xml:space="preserve">) to its tier / trust-level / compute-class (HXC-1331).</w:t>
       </w:r>
     </w:p>
     <w:p>

--- a/docs/export/CHANGELOG.docx
+++ b/docs/export/CHANGELOG.docx
@@ -745,7 +745,7 @@
         </w:numPr>
       </w:pPr>
       <w:r>
-        <w:t xml:space="preserve">This session (23 pure-Go units):</w:t>
+        <w:t xml:space="preserve">This session (27 pure-Go units):</w:t>
       </w:r>
     </w:p>
     <w:p>
@@ -1538,6 +1538,132 @@
       </w:r>
       <w:r>
         <w:t xml:space="preserve">) to its tier / trust-level / compute-class (HXC-1331).</w:t>
+      </w:r>
+    </w:p>
+    <w:p>
+      <w:pPr>
+        <w:pStyle w:val="Compact"/>
+        <w:numPr>
+          <w:ilvl w:val="2"/>
+          <w:numId w:val="1003"/>
+        </w:numPr>
+      </w:pPr>
+      <w:r>
+        <w:rPr>
+          <w:rStyle w:val="VerbatimChar"/>
+        </w:rPr>
+        <w:t xml:space="preserve">compliancedoc</w:t>
+      </w:r>
+      <w:r>
+        <w:t xml:space="preserve"> </w:t>
+      </w:r>
+      <w:r>
+        <w:t xml:space="preserve">— EU AI Act compliance-documentation pipeline: generates a model card + technical-documentation artifact from attestation-log records, with a SHA-256 provenance hash bound to the actual record content (HXC-1481).</w:t>
+      </w:r>
+    </w:p>
+    <w:p>
+      <w:pPr>
+        <w:pStyle w:val="Compact"/>
+        <w:numPr>
+          <w:ilvl w:val="2"/>
+          <w:numId w:val="1003"/>
+        </w:numPr>
+      </w:pPr>
+      <w:r>
+        <w:rPr>
+          <w:rStyle w:val="VerbatimChar"/>
+        </w:rPr>
+        <w:t xml:space="preserve">hybridkex</w:t>
+      </w:r>
+      <w:r>
+        <w:t xml:space="preserve"> </w:t>
+      </w:r>
+      <w:r>
+        <w:t xml:space="preserve">— hybrid post-quantum key exchange combining X25519 (</w:t>
+      </w:r>
+      <w:r>
+        <w:rPr>
+          <w:rStyle w:val="VerbatimChar"/>
+        </w:rPr>
+        <w:t xml:space="preserve">crypto/ecdh</w:t>
+      </w:r>
+      <w:r>
+        <w:t xml:space="preserve">) and ML-KEM-768 (</w:t>
+      </w:r>
+      <w:r>
+        <w:rPr>
+          <w:rStyle w:val="VerbatimChar"/>
+        </w:rPr>
+        <w:t xml:space="preserve">crypto/mlkem</w:t>
+      </w:r>
+      <w:r>
+        <w:t xml:space="preserve">) shared secrets via HKDF-SHA256 (group</w:t>
+      </w:r>
+      <w:r>
+        <w:t xml:space="preserve"> </w:t>
+      </w:r>
+      <w:r>
+        <w:rPr>
+          <w:rStyle w:val="VerbatimChar"/>
+        </w:rPr>
+        <w:t xml:space="preserve">X25519MLKEM768</w:t>
+      </w:r>
+      <w:r>
+        <w:t xml:space="preserve">); a tampered ML-KEM ciphertext yields a non-matching key (HXC-1476).</w:t>
+      </w:r>
+    </w:p>
+    <w:p>
+      <w:pPr>
+        <w:pStyle w:val="Compact"/>
+        <w:numPr>
+          <w:ilvl w:val="2"/>
+          <w:numId w:val="1003"/>
+        </w:numPr>
+      </w:pPr>
+      <w:r>
+        <w:rPr>
+          <w:rStyle w:val="VerbatimChar"/>
+        </w:rPr>
+        <w:t xml:space="preserve">carbonsched</w:t>
+      </w:r>
+      <w:r>
+        <w:t xml:space="preserve"> </w:t>
+      </w:r>
+      <w:r>
+        <w:t xml:space="preserve">— carbon-aware job placement: chooses the lowest-carbon-intensity latency-eligible region (deterministic name tiebreak) with per-job kWh / gCO2 metering (HXC-1480).</w:t>
+      </w:r>
+    </w:p>
+    <w:p>
+      <w:pPr>
+        <w:pStyle w:val="Compact"/>
+        <w:numPr>
+          <w:ilvl w:val="2"/>
+          <w:numId w:val="1003"/>
+        </w:numPr>
+      </w:pPr>
+      <w:r>
+        <w:rPr>
+          <w:rStyle w:val="VerbatimChar"/>
+        </w:rPr>
+        <w:t xml:space="preserve">gpuattest</w:t>
+      </w:r>
+      <w:r>
+        <w:t xml:space="preserve"> </w:t>
+      </w:r>
+      <w:r>
+        <w:t xml:space="preserve">(additive</w:t>
+      </w:r>
+      <w:r>
+        <w:t xml:space="preserve"> </w:t>
+      </w:r>
+      <w:r>
+        <w:rPr>
+          <w:rStyle w:val="VerbatimChar"/>
+        </w:rPr>
+        <w:t xml:space="preserve">multigpu.go</w:t>
+      </w:r>
+      <w:r>
+        <w:t xml:space="preserve">) — multi-GPU node enumeration: an N-GPU node descriptor yields N distinct, independently-verifiable per-device attestation proofs keyed by GPU UUID; rejects duplicate/empty descriptors (HXC-1573).</w:t>
       </w:r>
     </w:p>
     <w:p>

--- a/docs/export/CHANGELOG.docx
+++ b/docs/export/CHANGELOG.docx
@@ -745,7 +745,7 @@
         </w:numPr>
       </w:pPr>
       <w:r>
-        <w:t xml:space="preserve">This session (27 pure-Go units):</w:t>
+        <w:t xml:space="preserve">This session (29 pure-Go units):</w:t>
       </w:r>
     </w:p>
     <w:p>
@@ -1664,6 +1664,126 @@
       </w:r>
       <w:r>
         <w:t xml:space="preserve">) — multi-GPU node enumeration: an N-GPU node descriptor yields N distinct, independently-verifiable per-device attestation proofs keyed by GPU UUID; rejects duplicate/empty descriptors (HXC-1573).</w:t>
+      </w:r>
+    </w:p>
+    <w:p>
+      <w:pPr>
+        <w:pStyle w:val="Compact"/>
+        <w:numPr>
+          <w:ilvl w:val="2"/>
+          <w:numId w:val="1003"/>
+        </w:numPr>
+      </w:pPr>
+      <w:r>
+        <w:rPr>
+          <w:rStyle w:val="VerbatimChar"/>
+        </w:rPr>
+        <w:t xml:space="preserve">workloadrouter</w:t>
+      </w:r>
+      <w:r>
+        <w:t xml:space="preserve"> </w:t>
+      </w:r>
+      <w:r>
+        <w:t xml:space="preserve">—</w:t>
+      </w:r>
+      <w:r>
+        <w:t xml:space="preserve"> </w:t>
+      </w:r>
+      <w:r>
+        <w:rPr>
+          <w:rStyle w:val="VerbatimChar"/>
+        </w:rPr>
+        <w:t xml:space="preserve">UnifiedManager.RouteWorkload</w:t>
+      </w:r>
+      <w:r>
+        <w:t xml:space="preserve">: concurrent per-marketplace price probes + a weighted composite score (inverse price/latency, health) with a TEE multiplier that re-ranks confidential offers when the workload requires a TEE (HXC-1455).</w:t>
+      </w:r>
+    </w:p>
+    <w:p>
+      <w:pPr>
+        <w:pStyle w:val="Compact"/>
+        <w:numPr>
+          <w:ilvl w:val="2"/>
+          <w:numId w:val="1003"/>
+        </w:numPr>
+      </w:pPr>
+      <w:r>
+        <w:rPr>
+          <w:rStyle w:val="VerbatimChar"/>
+        </w:rPr>
+        <w:t xml:space="preserve">metrics</w:t>
+      </w:r>
+      <w:r>
+        <w:t xml:space="preserve"> </w:t>
+      </w:r>
+      <w:r>
+        <w:t xml:space="preserve">(additive</w:t>
+      </w:r>
+      <w:r>
+        <w:t xml:space="preserve"> </w:t>
+      </w:r>
+      <w:r>
+        <w:rPr>
+          <w:rStyle w:val="VerbatimChar"/>
+        </w:rPr>
+        <w:t xml:space="preserve">tiermetrics.go</w:t>
+      </w:r>
+      <w:r>
+        <w:t xml:space="preserve">) —</w:t>
+      </w:r>
+      <w:r>
+        <w:t xml:space="preserve"> </w:t>
+      </w:r>
+      <w:r>
+        <w:rPr>
+          <w:rStyle w:val="VerbatimChar"/>
+        </w:rPr>
+        <w:t xml:space="preserve">TierMetrics</w:t>
+      </w:r>
+      <w:r>
+        <w:t xml:space="preserve"> </w:t>
+      </w:r>
+      <w:r>
+        <w:t xml:space="preserve">exposes</w:t>
+      </w:r>
+      <w:r>
+        <w:t xml:space="preserve"> </w:t>
+      </w:r>
+      <w:r>
+        <w:rPr>
+          <w:rStyle w:val="VerbatimChar"/>
+        </w:rPr>
+        <w:t xml:space="preserve">gpu_tier_utilization</w:t>
+      </w:r>
+      <w:r>
+        <w:t xml:space="preserve">,</w:t>
+      </w:r>
+      <w:r>
+        <w:t xml:space="preserve"> </w:t>
+      </w:r>
+      <w:r>
+        <w:rPr>
+          <w:rStyle w:val="VerbatimChar"/>
+        </w:rPr>
+        <w:t xml:space="preserve">gpu_cost_per_hour</w:t>
+      </w:r>
+      <w:r>
+        <w:t xml:space="preserve">, and</w:t>
+      </w:r>
+      <w:r>
+        <w:t xml:space="preserve"> </w:t>
+      </w:r>
+      <w:r>
+        <w:rPr>
+          <w:rStyle w:val="VerbatimChar"/>
+        </w:rPr>
+        <w:t xml:space="preserve">provider_health</w:t>
+      </w:r>
+      <w:r>
+        <w:t xml:space="preserve"> </w:t>
+      </w:r>
+      <w:r>
+        <w:t xml:space="preserve">Prometheus-text series with deterministic ordering and concurrent-safe setters (HXC-1535).</w:t>
       </w:r>
     </w:p>
     <w:p>

--- a/docs/export/CHANGELOG.docx
+++ b/docs/export/CHANGELOG.docx
@@ -745,7 +745,7 @@
         </w:numPr>
       </w:pPr>
       <w:r>
-        <w:t xml:space="preserve">This session (29 pure-Go units):</w:t>
+        <w:t xml:space="preserve">This session (31 pure-Go units):</w:t>
       </w:r>
     </w:p>
     <w:p>
@@ -1784,6 +1784,174 @@
       </w:r>
       <w:r>
         <w:t xml:space="preserve">Prometheus-text series with deterministic ordering and concurrent-safe setters (HXC-1535).</w:t>
+      </w:r>
+    </w:p>
+    <w:p>
+      <w:pPr>
+        <w:pStyle w:val="Compact"/>
+        <w:numPr>
+          <w:ilvl w:val="2"/>
+          <w:numId w:val="1003"/>
+        </w:numPr>
+      </w:pPr>
+      <w:r>
+        <w:rPr>
+          <w:rStyle w:val="VerbatimChar"/>
+        </w:rPr>
+        <w:t xml:space="preserve">cmd/gpu-pool-manager</w:t>
+      </w:r>
+      <w:r>
+        <w:t xml:space="preserve"> </w:t>
+      </w:r>
+      <w:r>
+        <w:t xml:space="preserve">— GPU pool manager HTTP front-end:</w:t>
+      </w:r>
+      <w:r>
+        <w:t xml:space="preserve"> </w:t>
+      </w:r>
+      <w:r>
+        <w:rPr>
+          <w:rStyle w:val="VerbatimChar"/>
+        </w:rPr>
+        <w:t xml:space="preserve">POST /allocate</w:t>
+      </w:r>
+      <w:r>
+        <w:t xml:space="preserve"> </w:t>
+      </w:r>
+      <w:r>
+        <w:t xml:space="preserve">returns the tier-correct (lowest-tier healthy, name tiebreak) provider as JSON (</w:t>
+      </w:r>
+      <w:r>
+        <w:rPr>
+          <w:rStyle w:val="VerbatimChar"/>
+        </w:rPr>
+        <w:t xml:space="preserve">503</w:t>
+      </w:r>
+      <w:r>
+        <w:t xml:space="preserve"> </w:t>
+      </w:r>
+      <w:r>
+        <w:t xml:space="preserve">when none healthy) and</w:t>
+      </w:r>
+      <w:r>
+        <w:t xml:space="preserve"> </w:t>
+      </w:r>
+      <w:r>
+        <w:rPr>
+          <w:rStyle w:val="VerbatimChar"/>
+        </w:rPr>
+        <w:t xml:space="preserve">GET /providers</w:t>
+      </w:r>
+      <w:r>
+        <w:t xml:space="preserve"> </w:t>
+      </w:r>
+      <w:r>
+        <w:t xml:space="preserve">lists providers with health; httptest-gated, self-contained (HXC-1530).</w:t>
+      </w:r>
+    </w:p>
+    <w:p>
+      <w:pPr>
+        <w:pStyle w:val="Compact"/>
+        <w:numPr>
+          <w:ilvl w:val="2"/>
+          <w:numId w:val="1003"/>
+        </w:numPr>
+      </w:pPr>
+      <w:r>
+        <w:rPr>
+          <w:rStyle w:val="VerbatimChar"/>
+        </w:rPr>
+        <w:t xml:space="preserve">marketplaceadapter</w:t>
+      </w:r>
+      <w:r>
+        <w:t xml:space="preserve"> </w:t>
+      </w:r>
+      <w:r>
+        <w:t xml:space="preserve">—</w:t>
+      </w:r>
+      <w:r>
+        <w:t xml:space="preserve"> </w:t>
+      </w:r>
+      <w:r>
+        <w:rPr>
+          <w:rStyle w:val="VerbatimChar"/>
+        </w:rPr>
+        <w:t xml:space="preserve">MarketplaceAdapter</w:t>
+      </w:r>
+      <w:r>
+        <w:t xml:space="preserve"> </w:t>
+      </w:r>
+      <w:r>
+        <w:t xml:space="preserve">interface (</w:t>
+      </w:r>
+      <w:r>
+        <w:rPr>
+          <w:rStyle w:val="VerbatimChar"/>
+        </w:rPr>
+        <w:t xml:space="preserve">Name</w:t>
+      </w:r>
+      <w:r>
+        <w:t xml:space="preserve">/</w:t>
+      </w:r>
+      <w:r>
+        <w:rPr>
+          <w:rStyle w:val="VerbatimChar"/>
+        </w:rPr>
+        <w:t xml:space="preserve">GetCurrentPricing</w:t>
+      </w:r>
+      <w:r>
+        <w:t xml:space="preserve">/</w:t>
+      </w:r>
+      <w:r>
+        <w:rPr>
+          <w:rStyle w:val="VerbatimChar"/>
+        </w:rPr>
+        <w:t xml:space="preserve">SubmitWork</w:t>
+      </w:r>
+      <w:r>
+        <w:t xml:space="preserve">) with a</w:t>
+      </w:r>
+      <w:r>
+        <w:t xml:space="preserve"> </w:t>
+      </w:r>
+      <w:r>
+        <w:rPr>
+          <w:rStyle w:val="VerbatimChar"/>
+        </w:rPr>
+        <w:t xml:space="preserve">Name()</w:t>
+      </w:r>
+      <w:r>
+        <w:t xml:space="preserve">-keyed dispatch</w:t>
+      </w:r>
+      <w:r>
+        <w:t xml:space="preserve"> </w:t>
+      </w:r>
+      <w:r>
+        <w:rPr>
+          <w:rStyle w:val="VerbatimChar"/>
+        </w:rPr>
+        <w:t xml:space="preserve">Registry</w:t>
+      </w:r>
+      <w:r>
+        <w:t xml:space="preserve"> </w:t>
+      </w:r>
+      <w:r>
+        <w:t xml:space="preserve">and a</w:t>
+      </w:r>
+      <w:r>
+        <w:t xml:space="preserve"> </w:t>
+      </w:r>
+      <w:r>
+        <w:rPr>
+          <w:rStyle w:val="VerbatimChar"/>
+        </w:rPr>
+        <w:t xml:space="preserve">ChutesAdapter</w:t>
+      </w:r>
+      <w:r>
+        <w:t xml:space="preserve"> </w:t>
+      </w:r>
+      <w:r>
+        <w:t xml:space="preserve">over HTTP (httptest fixture, non-2xx rejected) (HXC-1454).</w:t>
       </w:r>
     </w:p>
     <w:p>

--- a/docs/export/CHANGELOG.docx
+++ b/docs/export/CHANGELOG.docx
@@ -745,7 +745,7 @@
         </w:numPr>
       </w:pPr>
       <w:r>
-        <w:t xml:space="preserve">This session (31 pure-Go units):</w:t>
+        <w:t xml:space="preserve">This session (33 pure-Go units):</w:t>
       </w:r>
     </w:p>
     <w:p>
@@ -1952,6 +1952,126 @@
       </w:r>
       <w:r>
         <w:t xml:space="preserve">over HTTP (httptest fixture, non-2xx rejected) (HXC-1454).</w:t>
+      </w:r>
+    </w:p>
+    <w:p>
+      <w:pPr>
+        <w:pStyle w:val="Compact"/>
+        <w:numPr>
+          <w:ilvl w:val="2"/>
+          <w:numId w:val="1003"/>
+        </w:numPr>
+      </w:pPr>
+      <w:r>
+        <w:rPr>
+          <w:rStyle w:val="VerbatimChar"/>
+        </w:rPr>
+        <w:t xml:space="preserve">cmd/e2ee-proxy</w:t>
+      </w:r>
+      <w:r>
+        <w:t xml:space="preserve"> </w:t>
+      </w:r>
+      <w:r>
+        <w:t xml:space="preserve">— transparent ML-KEM-768 (</w:t>
+      </w:r>
+      <w:r>
+        <w:rPr>
+          <w:rStyle w:val="VerbatimChar"/>
+        </w:rPr>
+        <w:t xml:space="preserve">crypto/mlkem</w:t>
+      </w:r>
+      <w:r>
+        <w:t xml:space="preserve">) + AES-256-GCM encrypting proxy:</w:t>
+      </w:r>
+      <w:r>
+        <w:t xml:space="preserve"> </w:t>
+      </w:r>
+      <w:r>
+        <w:rPr>
+          <w:rStyle w:val="VerbatimChar"/>
+        </w:rPr>
+        <w:t xml:space="preserve">EncryptingTransport</w:t>
+      </w:r>
+      <w:r>
+        <w:t xml:space="preserve"> </w:t>
+      </w:r>
+      <w:r>
+        <w:t xml:space="preserve">seals request bodies and</w:t>
+      </w:r>
+      <w:r>
+        <w:t xml:space="preserve"> </w:t>
+      </w:r>
+      <w:r>
+        <w:rPr>
+          <w:rStyle w:val="VerbatimChar"/>
+        </w:rPr>
+        <w:t xml:space="preserve">DecryptingHandler</w:t>
+      </w:r>
+      <w:r>
+        <w:t xml:space="preserve"> </w:t>
+      </w:r>
+      <w:r>
+        <w:t xml:space="preserve">opens them, so the on-wire payload between proxy and upstream is ciphertext-only while the client receives the correct plaintext; tampered ciphertext is rejected (HXC-1532).</w:t>
+      </w:r>
+    </w:p>
+    <w:p>
+      <w:pPr>
+        <w:pStyle w:val="Compact"/>
+        <w:numPr>
+          <w:ilvl w:val="2"/>
+          <w:numId w:val="1003"/>
+        </w:numPr>
+      </w:pPr>
+      <w:r>
+        <w:rPr>
+          <w:rStyle w:val="VerbatimChar"/>
+        </w:rPr>
+        <w:t xml:space="preserve">e2eebench</w:t>
+      </w:r>
+      <w:r>
+        <w:t xml:space="preserve"> </w:t>
+      </w:r>
+      <w:r>
+        <w:t xml:space="preserve">—</w:t>
+      </w:r>
+      <w:r>
+        <w:t xml:space="preserve"> </w:t>
+      </w:r>
+      <w:r>
+        <w:rPr>
+          <w:rStyle w:val="VerbatimChar"/>
+        </w:rPr>
+        <w:t xml:space="preserve">MeasureHandshakeLatency</w:t>
+      </w:r>
+      <w:r>
+        <w:t xml:space="preserve"> </w:t>
+      </w:r>
+      <w:r>
+        <w:t xml:space="preserve">benchmarks the</w:t>
+      </w:r>
+      <w:r>
+        <w:t xml:space="preserve"> </w:t>
+      </w:r>
+      <w:r>
+        <w:rPr>
+          <w:rStyle w:val="VerbatimChar"/>
+        </w:rPr>
+        <w:t xml:space="preserve">hybridkex</w:t>
+      </w:r>
+      <w:r>
+        <w:t xml:space="preserve"> </w:t>
+      </w:r>
+      <w:r>
+        <w:t xml:space="preserve">full handshake (median + P95), proving median &lt; 1ms on host and enforcing per-iteration key agreement (</w:t>
+      </w:r>
+      <w:r>
+        <w:rPr>
+          <w:rStyle w:val="VerbatimChar"/>
+        </w:rPr>
+        <w:t xml:space="preserve">ErrKeyDisagreement</w:t>
+      </w:r>
+      <w:r>
+        <w:t xml:space="preserve">) (HXC-1556).</w:t>
       </w:r>
     </w:p>
     <w:p>

--- a/docs/export/CHANGELOG.docx
+++ b/docs/export/CHANGELOG.docx
@@ -745,7 +745,7 @@
         </w:numPr>
       </w:pPr>
       <w:r>
-        <w:t xml:space="preserve">This session (33 pure-Go units):</w:t>
+        <w:t xml:space="preserve">This session (34 pure-Go units):</w:t>
       </w:r>
     </w:p>
     <w:p>
@@ -2072,6 +2072,57 @@
       </w:r>
       <w:r>
         <w:t xml:space="preserve">) (HXC-1556).</w:t>
+      </w:r>
+    </w:p>
+    <w:p>
+      <w:pPr>
+        <w:pStyle w:val="Compact"/>
+        <w:numPr>
+          <w:ilvl w:val="2"/>
+          <w:numId w:val="1003"/>
+        </w:numPr>
+      </w:pPr>
+      <w:r>
+        <w:rPr>
+          <w:rStyle w:val="VerbatimChar"/>
+        </w:rPr>
+        <w:t xml:space="preserve">archlint</w:t>
+      </w:r>
+      <w:r>
+        <w:t xml:space="preserve"> </w:t>
+      </w:r>
+      <w:r>
+        <w:t xml:space="preserve">+</w:t>
+      </w:r>
+      <w:r>
+        <w:t xml:space="preserve"> </w:t>
+      </w:r>
+      <w:r>
+        <w:rPr>
+          <w:rStyle w:val="VerbatimChar"/>
+        </w:rPr>
+        <w:t xml:space="preserve">docs/ARCHITECTURE.md</w:t>
+      </w:r>
+      <w:r>
+        <w:t xml:space="preserve"> </w:t>
+      </w:r>
+      <w:r>
+        <w:t xml:space="preserve">— the hardened L0–L7 architecture diagram and component map, mechanically enforced:</w:t>
+      </w:r>
+      <w:r>
+        <w:t xml:space="preserve"> </w:t>
+      </w:r>
+      <w:r>
+        <w:rPr>
+          <w:rStyle w:val="VerbatimChar"/>
+        </w:rPr>
+        <w:t xml:space="preserve">archlint</w:t>
+      </w:r>
+      <w:r>
+        <w:t xml:space="preserve"> </w:t>
+      </w:r>
+      <w:r>
+        <w:t xml:space="preserve">parses the component-map table and fails the build if any documented component maps to a package path that does not exist on disk (HXC-1424).</w:t>
       </w:r>
     </w:p>
     <w:p>

--- a/docs/export/CHANGELOG.docx
+++ b/docs/export/CHANGELOG.docx
@@ -2129,6 +2129,351 @@
       <w:pPr>
         <w:pStyle w:val="Compact"/>
         <w:numPr>
+          <w:ilvl w:val="1"/>
+          <w:numId w:val="1002"/>
+        </w:numPr>
+      </w:pPr>
+      <w:r>
+        <w:t xml:space="preserve">Wave 67 (5 units, subagent-driven, 5 parallel streams in disjoint packages):</w:t>
+      </w:r>
+    </w:p>
+    <w:p>
+      <w:pPr>
+        <w:pStyle w:val="Compact"/>
+        <w:numPr>
+          <w:ilvl w:val="2"/>
+          <w:numId w:val="1004"/>
+        </w:numPr>
+      </w:pPr>
+      <w:r>
+        <w:rPr>
+          <w:rStyle w:val="VerbatimChar"/>
+        </w:rPr>
+        <w:t xml:space="preserve">multiraft</w:t>
+      </w:r>
+      <w:r>
+        <w:t xml:space="preserve"> </w:t>
+      </w:r>
+      <w:r>
+        <w:t xml:space="preserve">—</w:t>
+      </w:r>
+      <w:r>
+        <w:t xml:space="preserve"> </w:t>
+      </w:r>
+      <w:r>
+        <w:rPr>
+          <w:rStyle w:val="VerbatimChar"/>
+        </w:rPr>
+        <w:t xml:space="preserve">MultiRaftManager</w:t>
+      </w:r>
+      <w:r>
+        <w:t xml:space="preserve"> </w:t>
+      </w:r>
+      <w:r>
+        <w:t xml:space="preserve">partitioning cluster state into independent per-shard</w:t>
+      </w:r>
+      <w:r>
+        <w:t xml:space="preserve"> </w:t>
+      </w:r>
+      <w:r>
+        <w:rPr>
+          <w:rStyle w:val="VerbatimChar"/>
+        </w:rPr>
+        <w:t xml:space="preserve">go.etcd.io/raft/v3</w:t>
+      </w:r>
+      <w:r>
+        <w:t xml:space="preserve"> </w:t>
+      </w:r>
+      <w:r>
+        <w:t xml:space="preserve">groups, each electing its own leader and committing independently via per-shard</w:t>
+      </w:r>
+      <w:r>
+        <w:t xml:space="preserve"> </w:t>
+      </w:r>
+      <w:r>
+        <w:rPr>
+          <w:rStyle w:val="VerbatimChar"/>
+        </w:rPr>
+        <w:t xml:space="preserve">Propose</w:t>
+      </w:r>
+      <w:r>
+        <w:t xml:space="preserve"> </w:t>
+      </w:r>
+      <w:r>
+        <w:t xml:space="preserve">routing over an in-process</w:t>
+      </w:r>
+      <w:r>
+        <w:t xml:space="preserve"> </w:t>
+      </w:r>
+      <w:r>
+        <w:rPr>
+          <w:rStyle w:val="VerbatimChar"/>
+        </w:rPr>
+        <w:t xml:space="preserve">RaftTransport</w:t>
+      </w:r>
+      <w:r>
+        <w:t xml:space="preserve">; write throughput scales with shard count and a shard re-elects on leader loss while others keep committing (HXC-1387).</w:t>
+      </w:r>
+    </w:p>
+    <w:p>
+      <w:pPr>
+        <w:pStyle w:val="Compact"/>
+        <w:numPr>
+          <w:ilvl w:val="2"/>
+          <w:numId w:val="1004"/>
+        </w:numPr>
+      </w:pPr>
+      <w:r>
+        <w:rPr>
+          <w:rStyle w:val="VerbatimChar"/>
+        </w:rPr>
+        <w:t xml:space="preserve">stonith</w:t>
+      </w:r>
+      <w:r>
+        <w:t xml:space="preserve"> </w:t>
+      </w:r>
+      <w:r>
+        <w:t xml:space="preserve">— STONITH fencing: a</w:t>
+      </w:r>
+      <w:r>
+        <w:t xml:space="preserve"> </w:t>
+      </w:r>
+      <w:r>
+        <w:rPr>
+          <w:rStyle w:val="VerbatimChar"/>
+        </w:rPr>
+        <w:t xml:space="preserve">FencingAgent</w:t>
+      </w:r>
+      <w:r>
+        <w:t xml:space="preserve"> </w:t>
+      </w:r>
+      <w:r>
+        <w:t xml:space="preserve">interface with IPMI / AWS-EC2 / Azure-ARM / SBD-shared-disk / NoOp drivers and a</w:t>
+      </w:r>
+      <w:r>
+        <w:t xml:space="preserve"> </w:t>
+      </w:r>
+      <w:r>
+        <w:rPr>
+          <w:rStyle w:val="VerbatimChar"/>
+        </w:rPr>
+        <w:t xml:space="preserve">MultiLevelFencer</w:t>
+      </w:r>
+      <w:r>
+        <w:t xml:space="preserve"> </w:t>
+      </w:r>
+      <w:r>
+        <w:t xml:space="preserve">multi-level fallback, with sink-side fence confirmation; the IPMI real-binary path is an honest SKIP-with-reason when</w:t>
+      </w:r>
+      <w:r>
+        <w:t xml:space="preserve"> </w:t>
+      </w:r>
+      <w:r>
+        <w:rPr>
+          <w:rStyle w:val="VerbatimChar"/>
+        </w:rPr>
+        <w:t xml:space="preserve">ipmitool</w:t>
+      </w:r>
+      <w:r>
+        <w:t xml:space="preserve"> </w:t>
+      </w:r>
+      <w:r>
+        <w:t xml:space="preserve">is absent (HXC-1401).</w:t>
+      </w:r>
+    </w:p>
+    <w:p>
+      <w:pPr>
+        <w:pStyle w:val="Compact"/>
+        <w:numPr>
+          <w:ilvl w:val="2"/>
+          <w:numId w:val="1004"/>
+        </w:numPr>
+      </w:pPr>
+      <w:r>
+        <w:rPr>
+          <w:rStyle w:val="VerbatimChar"/>
+        </w:rPr>
+        <w:t xml:space="preserve">deviceplugin</w:t>
+      </w:r>
+      <w:r>
+        <w:t xml:space="preserve"> </w:t>
+      </w:r>
+      <w:r>
+        <w:t xml:space="preserve">— Nomad/K8s-style gRPC device-plugin / GRES fingerprinting framework over real gRPC: plugins register full device fingerprints, the registry parses GRES descriptors, atomically applies fingerprints, allocates by request, and rejects oversubscription (HXC-1407).</w:t>
+      </w:r>
+    </w:p>
+    <w:p>
+      <w:pPr>
+        <w:pStyle w:val="Compact"/>
+        <w:numPr>
+          <w:ilvl w:val="2"/>
+          <w:numId w:val="1004"/>
+        </w:numPr>
+      </w:pPr>
+      <w:r>
+        <w:rPr>
+          <w:rStyle w:val="VerbatimChar"/>
+        </w:rPr>
+        <w:t xml:space="preserve">internal/gpu</w:t>
+      </w:r>
+      <w:r>
+        <w:t xml:space="preserve"> </w:t>
+      </w:r>
+      <w:r>
+        <w:t xml:space="preserve">(additive</w:t>
+      </w:r>
+      <w:r>
+        <w:t xml:space="preserve"> </w:t>
+      </w:r>
+      <w:r>
+        <w:rPr>
+          <w:rStyle w:val="VerbatimChar"/>
+        </w:rPr>
+        <w:t xml:space="preserve">manager_helixpow.go</w:t>
+      </w:r>
+      <w:r>
+        <w:t xml:space="preserve">) — dual-workload capacity reservation:</w:t>
+      </w:r>
+      <w:r>
+        <w:t xml:space="preserve"> </w:t>
+      </w:r>
+      <w:r>
+        <w:rPr>
+          <w:rStyle w:val="VerbatimChar"/>
+        </w:rPr>
+        <w:t xml:space="preserve">ReserveForHelixPoW(fraction)</w:t>
+      </w:r>
+      <w:r>
+        <w:t xml:space="preserve"> </w:t>
+      </w:r>
+      <w:r>
+        <w:t xml:space="preserve">+</w:t>
+      </w:r>
+      <w:r>
+        <w:t xml:space="preserve"> </w:t>
+      </w:r>
+      <w:r>
+        <w:rPr>
+          <w:rStyle w:val="VerbatimChar"/>
+        </w:rPr>
+        <w:t xml:space="preserve">ChutesCapacity()</w:t>
+      </w:r>
+      <w:r>
+        <w:t xml:space="preserve"> </w:t>
+      </w:r>
+      <w:r>
+        <w:t xml:space="preserve">reporting only the non-reserved remainder, with a strict</w:t>
+      </w:r>
+      <w:r>
+        <w:t xml:space="preserve"> </w:t>
+      </w:r>
+      <w:r>
+        <w:rPr>
+          <w:rStyle w:val="VerbatimChar"/>
+        </w:rPr>
+        <w:t xml:space="preserve">&gt;0.80</w:t>
+      </w:r>
+      <w:r>
+        <w:t xml:space="preserve"> </w:t>
+      </w:r>
+      <w:r>
+        <w:t xml:space="preserve">Helix-load Gepetto starvation guard that zeroes Chutes capacity (HXC-1447).</w:t>
+      </w:r>
+    </w:p>
+    <w:p>
+      <w:pPr>
+        <w:pStyle w:val="Compact"/>
+        <w:numPr>
+          <w:ilvl w:val="2"/>
+          <w:numId w:val="1004"/>
+        </w:numPr>
+      </w:pPr>
+      <w:r>
+        <w:rPr>
+          <w:rStyle w:val="VerbatimChar"/>
+        </w:rPr>
+        <w:t xml:space="preserve">chutes</w:t>
+      </w:r>
+      <w:r>
+        <w:t xml:space="preserve"> </w:t>
+      </w:r>
+      <w:r>
+        <w:t xml:space="preserve">(additive</w:t>
+      </w:r>
+      <w:r>
+        <w:t xml:space="preserve"> </w:t>
+      </w:r>
+      <w:r>
+        <w:rPr>
+          <w:rStyle w:val="VerbatimChar"/>
+        </w:rPr>
+        <w:t xml:space="preserve">config.go</w:t>
+      </w:r>
+      <w:r>
+        <w:t xml:space="preserve">) —</w:t>
+      </w:r>
+      <w:r>
+        <w:t xml:space="preserve"> </w:t>
+      </w:r>
+      <w:r>
+        <w:rPr>
+          <w:rStyle w:val="VerbatimChar"/>
+        </w:rPr>
+        <w:t xml:space="preserve">ChutesMinerConfig</w:t>
+      </w:r>
+      <w:r>
+        <w:t xml:space="preserve"> </w:t>
+      </w:r>
+      <w:r>
+        <w:t xml:space="preserve">and</w:t>
+      </w:r>
+      <w:r>
+        <w:t xml:space="preserve"> </w:t>
+      </w:r>
+      <w:r>
+        <w:rPr>
+          <w:rStyle w:val="VerbatimChar"/>
+        </w:rPr>
+        <w:t xml:space="preserve">ValidatorConfig</w:t>
+      </w:r>
+      <w:r>
+        <w:t xml:space="preserve"> </w:t>
+      </w:r>
+      <w:r>
+        <w:t xml:space="preserve">deployment descriptors with</w:t>
+      </w:r>
+      <w:r>
+        <w:t xml:space="preserve"> </w:t>
+      </w:r>
+      <w:r>
+        <w:rPr>
+          <w:rStyle w:val="VerbatimChar"/>
+        </w:rPr>
+        <w:t xml:space="preserve">Validate()</w:t>
+      </w:r>
+      <w:r>
+        <w:t xml:space="preserve"> </w:t>
+      </w:r>
+      <w:r>
+        <w:t xml:space="preserve">invariants (non-empty IDs/hotkeys,</w:t>
+      </w:r>
+      <w:r>
+        <w:t xml:space="preserve"> </w:t>
+      </w:r>
+      <w:r>
+        <w:rPr>
+          <w:rStyle w:val="VerbatimChar"/>
+        </w:rPr>
+        <w:t xml:space="preserve">GPUCount&gt;0</w:t>
+      </w:r>
+      <w:r>
+        <w:t xml:space="preserve">, non-negative cost, positive cache size, TEE consistency) (HXC-1439).</w:t>
+      </w:r>
+    </w:p>
+    <w:p>
+      <w:pPr>
+        <w:pStyle w:val="Compact"/>
+        <w:numPr>
           <w:ilvl w:val="0"/>
           <w:numId w:val="1001"/>
         </w:numPr>
@@ -2372,7 +2717,7 @@
         <w:pStyle w:val="Compact"/>
         <w:numPr>
           <w:ilvl w:val="0"/>
-          <w:numId w:val="1004"/>
+          <w:numId w:val="1005"/>
         </w:numPr>
       </w:pPr>
       <w:r>
@@ -2429,7 +2774,7 @@
         <w:pStyle w:val="Compact"/>
         <w:numPr>
           <w:ilvl w:val="0"/>
-          <w:numId w:val="1005"/>
+          <w:numId w:val="1006"/>
         </w:numPr>
       </w:pPr>
       <w:r>
@@ -2668,6 +3013,9 @@
     <w:abstractNumId w:val="991"/>
   </w:num>
   <w:num w:numId="1005">
+    <w:abstractNumId w:val="991"/>
+  </w:num>
+  <w:num w:numId="1006">
     <w:abstractNumId w:val="991"/>
   </w:num>
 </w:numbering>

--- a/docs/export/CHANGELOG.docx
+++ b/docs/export/CHANGELOG.docx
@@ -2474,6 +2474,195 @@
       <w:pPr>
         <w:pStyle w:val="Compact"/>
         <w:numPr>
+          <w:ilvl w:val="1"/>
+          <w:numId w:val="1002"/>
+        </w:numPr>
+      </w:pPr>
+      <w:r>
+        <w:t xml:space="preserve">Wave 68 (5 units, subagent-driven, 5 parallel streams in disjoint packages, run concurrently with wave 69):</w:t>
+      </w:r>
+    </w:p>
+    <w:p>
+      <w:pPr>
+        <w:pStyle w:val="Compact"/>
+        <w:numPr>
+          <w:ilvl w:val="2"/>
+          <w:numId w:val="1005"/>
+        </w:numPr>
+      </w:pPr>
+      <w:r>
+        <w:rPr>
+          <w:rStyle w:val="VerbatimChar"/>
+        </w:rPr>
+        <w:t xml:space="preserve">dst</w:t>
+      </w:r>
+      <w:r>
+        <w:t xml:space="preserve"> </w:t>
+      </w:r>
+      <w:r>
+        <w:t xml:space="preserve">— standalone FoundationDB-style deterministic simulation harness: single-threaded seeded-RNG event loop with injectable network/disk/logical-clock; same seed =&gt; byte-for-byte identical trace + exact failure replay; 1000+ seeded sims (HXC-1419).</w:t>
+      </w:r>
+    </w:p>
+    <w:p>
+      <w:pPr>
+        <w:pStyle w:val="Compact"/>
+        <w:numPr>
+          <w:ilvl w:val="2"/>
+          <w:numId w:val="1005"/>
+        </w:numPr>
+      </w:pPr>
+      <w:r>
+        <w:rPr>
+          <w:rStyle w:val="VerbatimChar"/>
+        </w:rPr>
+        <w:t xml:space="preserve">porcupine</w:t>
+      </w:r>
+      <w:r>
+        <w:t xml:space="preserve"> </w:t>
+      </w:r>
+      <w:r>
+        <w:t xml:space="preserve">— self-contained WGL linearizability checker + concurrent history recorder: PASS on linearizable, FAIL (with violating op) on a seeded non-linearizable history (HXC-1421).</w:t>
+      </w:r>
+    </w:p>
+    <w:p>
+      <w:pPr>
+        <w:pStyle w:val="Compact"/>
+        <w:numPr>
+          <w:ilvl w:val="2"/>
+          <w:numId w:val="1005"/>
+        </w:numPr>
+      </w:pPr>
+      <w:r>
+        <w:rPr>
+          <w:rStyle w:val="VerbatimChar"/>
+        </w:rPr>
+        <w:t xml:space="preserve">kraft</w:t>
+      </w:r>
+      <w:r>
+        <w:t xml:space="preserve"> </w:t>
+      </w:r>
+      <w:r>
+        <w:t xml:space="preserve">— KRaft-style self-managed Raft metadata quorum (</w:t>
+      </w:r>
+      <w:r>
+        <w:rPr>
+          <w:rStyle w:val="VerbatimChar"/>
+        </w:rPr>
+        <w:t xml:space="preserve">go.etcd.io/raft/v3</w:t>
+      </w:r>
+      <w:r>
+        <w:t xml:space="preserve">, no ZooKeeper): replicated</w:t>
+      </w:r>
+      <w:r>
+        <w:t xml:space="preserve"> </w:t>
+      </w:r>
+      <w:r>
+        <w:rPr>
+          <w:rStyle w:val="VerbatimChar"/>
+        </w:rPr>
+        <w:t xml:space="preserve">CreateTopic</w:t>
+      </w:r>
+      <w:r>
+        <w:t xml:space="preserve">/</w:t>
+      </w:r>
+      <w:r>
+        <w:rPr>
+          <w:rStyle w:val="VerbatimChar"/>
+        </w:rPr>
+        <w:t xml:space="preserve">ListTopics</w:t>
+      </w:r>
+      <w:r>
+        <w:t xml:space="preserve"> </w:t>
+      </w:r>
+      <w:r>
+        <w:t xml:space="preserve">+ partition-leader assignment, controller election + controller-loss failover (HXC-1417).</w:t>
+      </w:r>
+    </w:p>
+    <w:p>
+      <w:pPr>
+        <w:pStyle w:val="Compact"/>
+        <w:numPr>
+          <w:ilvl w:val="2"/>
+          <w:numId w:val="1005"/>
+        </w:numPr>
+      </w:pPr>
+      <w:r>
+        <w:rPr>
+          <w:rStyle w:val="VerbatimChar"/>
+        </w:rPr>
+        <w:t xml:space="preserve">internal/chaos</w:t>
+      </w:r>
+      <w:r>
+        <w:t xml:space="preserve"> </w:t>
+      </w:r>
+      <w:r>
+        <w:t xml:space="preserve">— fault-injection library (PodKill/NetworkPartition/DiskStall/ClockSkew) + canary-guarded runner with automatic rollback on health&lt;SLO; deterministic via injected clock + seeded selection (HXC-1422).</w:t>
+      </w:r>
+    </w:p>
+    <w:p>
+      <w:pPr>
+        <w:pStyle w:val="Compact"/>
+        <w:numPr>
+          <w:ilvl w:val="2"/>
+          <w:numId w:val="1005"/>
+        </w:numPr>
+      </w:pPr>
+      <w:r>
+        <w:rPr>
+          <w:rStyle w:val="VerbatimChar"/>
+        </w:rPr>
+        <w:t xml:space="preserve">multiraft</w:t>
+      </w:r>
+      <w:r>
+        <w:t xml:space="preserve"> </w:t>
+      </w:r>
+      <w:r>
+        <w:t xml:space="preserve">(additive</w:t>
+      </w:r>
+      <w:r>
+        <w:t xml:space="preserve"> </w:t>
+      </w:r>
+      <w:r>
+        <w:rPr>
+          <w:rStyle w:val="VerbatimChar"/>
+        </w:rPr>
+        <w:t xml:space="preserve">lease.go</w:t>
+      </w:r>
+      <w:r>
+        <w:t xml:space="preserve">) —</w:t>
+      </w:r>
+      <w:r>
+        <w:t xml:space="preserve"> </w:t>
+      </w:r>
+      <w:r>
+        <w:rPr>
+          <w:rStyle w:val="VerbatimChar"/>
+        </w:rPr>
+        <w:t xml:space="preserve">LeaseTracker</w:t>
+      </w:r>
+      <w:r>
+        <w:t xml:space="preserve"> </w:t>
+      </w:r>
+      <w:r>
+        <w:t xml:space="preserve">CockroachDB-style leaseholder local reads (no Raft round-trip), follower routing via</w:t>
+      </w:r>
+      <w:r>
+        <w:t xml:space="preserve"> </w:t>
+      </w:r>
+      <w:r>
+        <w:rPr>
+          <w:rStyle w:val="VerbatimChar"/>
+        </w:rPr>
+        <w:t xml:space="preserve">RaftTransport.SendRead</w:t>
+      </w:r>
+      <w:r>
+        <w:t xml:space="preserve">, lease-expiry re-route against an injected clock (HXC-1389).</w:t>
+      </w:r>
+    </w:p>
+    <w:p>
+      <w:pPr>
+        <w:pStyle w:val="Compact"/>
+        <w:numPr>
           <w:ilvl w:val="0"/>
           <w:numId w:val="1001"/>
         </w:numPr>
@@ -2717,7 +2906,7 @@
         <w:pStyle w:val="Compact"/>
         <w:numPr>
           <w:ilvl w:val="0"/>
-          <w:numId w:val="1005"/>
+          <w:numId w:val="1006"/>
         </w:numPr>
       </w:pPr>
       <w:r>
@@ -2774,7 +2963,7 @@
         <w:pStyle w:val="Compact"/>
         <w:numPr>
           <w:ilvl w:val="0"/>
-          <w:numId w:val="1006"/>
+          <w:numId w:val="1007"/>
         </w:numPr>
       </w:pPr>
       <w:r>
@@ -3016,6 +3205,9 @@
     <w:abstractNumId w:val="991"/>
   </w:num>
   <w:num w:numId="1006">
+    <w:abstractNumId w:val="991"/>
+  </w:num>
+  <w:num w:numId="1007">
     <w:abstractNumId w:val="991"/>
   </w:num>
 </w:numbering>

--- a/docs/export/CHANGELOG.docx
+++ b/docs/export/CHANGELOG.docx
@@ -2663,6 +2663,366 @@
       <w:pPr>
         <w:pStyle w:val="Compact"/>
         <w:numPr>
+          <w:ilvl w:val="1"/>
+          <w:numId w:val="1002"/>
+        </w:numPr>
+      </w:pPr>
+      <w:r>
+        <w:t xml:space="preserve">Wave 69 (5 units, subagent-driven, 5 parallel streams in disjoint packages, run concurrently with wave 68):</w:t>
+      </w:r>
+    </w:p>
+    <w:p>
+      <w:pPr>
+        <w:pStyle w:val="Compact"/>
+        <w:numPr>
+          <w:ilvl w:val="2"/>
+          <w:numId w:val="1006"/>
+        </w:numPr>
+      </w:pPr>
+      <w:r>
+        <w:rPr>
+          <w:rStyle w:val="VerbatimChar"/>
+        </w:rPr>
+        <w:t xml:space="preserve">stonith</w:t>
+      </w:r>
+      <w:r>
+        <w:t xml:space="preserve"> </w:t>
+      </w:r>
+      <w:r>
+        <w:t xml:space="preserve">— IPMI credential hardening: BMC password delivered via the</w:t>
+      </w:r>
+      <w:r>
+        <w:t xml:space="preserve"> </w:t>
+      </w:r>
+      <w:r>
+        <w:rPr>
+          <w:rStyle w:val="VerbatimChar"/>
+        </w:rPr>
+        <w:t xml:space="preserve">IPMI_PASSWORD</w:t>
+      </w:r>
+      <w:r>
+        <w:t xml:space="preserve"> </w:t>
+      </w:r>
+      <w:r>
+        <w:t xml:space="preserve">env +</w:t>
+      </w:r>
+      <w:r>
+        <w:t xml:space="preserve"> </w:t>
+      </w:r>
+      <w:r>
+        <w:rPr>
+          <w:rStyle w:val="VerbatimChar"/>
+        </w:rPr>
+        <w:t xml:space="preserve">-E</w:t>
+      </w:r>
+      <w:r>
+        <w:t xml:space="preserve"> </w:t>
+      </w:r>
+      <w:r>
+        <w:t xml:space="preserve">(never on the argv / process table) with redacted argv in error strings; tests assert the password appears in neither argv nor errors (HXC-908, closing a wave-67 follow-up).</w:t>
+      </w:r>
+    </w:p>
+    <w:p>
+      <w:pPr>
+        <w:pStyle w:val="Compact"/>
+        <w:numPr>
+          <w:ilvl w:val="2"/>
+          <w:numId w:val="1006"/>
+        </w:numPr>
+      </w:pPr>
+      <w:r>
+        <w:rPr>
+          <w:rStyle w:val="VerbatimChar"/>
+        </w:rPr>
+        <w:t xml:space="preserve">deviceplugin</w:t>
+      </w:r>
+      <w:r>
+        <w:t xml:space="preserve"> </w:t>
+      </w:r>
+      <w:r>
+        <w:t xml:space="preserve">— concurrency test driving</w:t>
+      </w:r>
+      <w:r>
+        <w:t xml:space="preserve"> </w:t>
+      </w:r>
+      <w:r>
+        <w:rPr>
+          <w:rStyle w:val="VerbatimChar"/>
+        </w:rPr>
+        <w:t xml:space="preserve">ApplyFingerprint</w:t>
+      </w:r>
+      <w:r>
+        <w:t xml:space="preserve">/</w:t>
+      </w:r>
+      <w:r>
+        <w:rPr>
+          <w:rStyle w:val="VerbatimChar"/>
+        </w:rPr>
+        <w:t xml:space="preserve">Allocate</w:t>
+      </w:r>
+      <w:r>
+        <w:t xml:space="preserve">/</w:t>
+      </w:r>
+      <w:r>
+        <w:rPr>
+          <w:rStyle w:val="VerbatimChar"/>
+        </w:rPr>
+        <w:t xml:space="preserve">Release</w:t>
+      </w:r>
+      <w:r>
+        <w:t xml:space="preserve"> </w:t>
+      </w:r>
+      <w:r>
+        <w:t xml:space="preserve">from 50+ goroutines under</w:t>
+      </w:r>
+      <w:r>
+        <w:t xml:space="preserve"> </w:t>
+      </w:r>
+      <w:r>
+        <w:rPr>
+          <w:rStyle w:val="VerbatimChar"/>
+        </w:rPr>
+        <w:t xml:space="preserve">-race</w:t>
+      </w:r>
+      <w:r>
+        <w:t xml:space="preserve">, proving the Registry never oversubscribes (mutex removal trips the race detector) (HXC-910, closing a wave-67 follow-up).</w:t>
+      </w:r>
+    </w:p>
+    <w:p>
+      <w:pPr>
+        <w:pStyle w:val="Compact"/>
+        <w:numPr>
+          <w:ilvl w:val="2"/>
+          <w:numId w:val="1006"/>
+        </w:numPr>
+      </w:pPr>
+      <w:r>
+        <w:rPr>
+          <w:rStyle w:val="VerbatimChar"/>
+        </w:rPr>
+        <w:t xml:space="preserve">internal/llm</w:t>
+      </w:r>
+      <w:r>
+        <w:t xml:space="preserve"> </w:t>
+      </w:r>
+      <w:r>
+        <w:t xml:space="preserve">— replaced the stub</w:t>
+      </w:r>
+      <w:r>
+        <w:t xml:space="preserve"> </w:t>
+      </w:r>
+      <w:r>
+        <w:rPr>
+          <w:rStyle w:val="VerbatimChar"/>
+        </w:rPr>
+        <w:t xml:space="preserve">Inference</w:t>
+      </w:r>
+      <w:r>
+        <w:t xml:space="preserve"> </w:t>
+      </w:r>
+      <w:r>
+        <w:t xml:space="preserve">with a real strategy-based router (latency/throughput/quality/cost) over the live model registry, excluding unhealthy/unloaded models with a typed no-eligible-model error and a real injectable</w:t>
+      </w:r>
+      <w:r>
+        <w:t xml:space="preserve"> </w:t>
+      </w:r>
+      <w:r>
+        <w:rPr>
+          <w:rStyle w:val="VerbatimChar"/>
+        </w:rPr>
+        <w:t xml:space="preserve">Backend</w:t>
+      </w:r>
+      <w:r>
+        <w:t xml:space="preserve"> </w:t>
+      </w:r>
+      <w:r>
+        <w:t xml:space="preserve">seam (HXC-1470).</w:t>
+      </w:r>
+    </w:p>
+    <w:p>
+      <w:pPr>
+        <w:pStyle w:val="Compact"/>
+        <w:numPr>
+          <w:ilvl w:val="2"/>
+          <w:numId w:val="1006"/>
+        </w:numPr>
+      </w:pPr>
+      <w:r>
+        <w:rPr>
+          <w:rStyle w:val="VerbatimChar"/>
+        </w:rPr>
+        <w:t xml:space="preserve">metrics</w:t>
+      </w:r>
+      <w:r>
+        <w:t xml:space="preserve"> </w:t>
+      </w:r>
+      <w:r>
+        <w:t xml:space="preserve">(additive</w:t>
+      </w:r>
+      <w:r>
+        <w:t xml:space="preserve"> </w:t>
+      </w:r>
+      <w:r>
+        <w:rPr>
+          <w:rStyle w:val="VerbatimChar"/>
+        </w:rPr>
+        <w:t xml:space="preserve">earningsmetrics.go</w:t>
+      </w:r>
+      <w:r>
+        <w:t xml:space="preserve">) —</w:t>
+      </w:r>
+      <w:r>
+        <w:t xml:space="preserve"> </w:t>
+      </w:r>
+      <w:r>
+        <w:rPr>
+          <w:rStyle w:val="VerbatimChar"/>
+        </w:rPr>
+        <w:t xml:space="preserve">EarningsMetrics</w:t>
+      </w:r>
+      <w:r>
+        <w:t xml:space="preserve"> </w:t>
+      </w:r>
+      <w:r>
+        <w:t xml:space="preserve">exposing</w:t>
+      </w:r>
+      <w:r>
+        <w:t xml:space="preserve"> </w:t>
+      </w:r>
+      <w:r>
+        <w:rPr>
+          <w:rStyle w:val="VerbatimChar"/>
+        </w:rPr>
+        <w:t xml:space="preserve">tao_earnings_total</w:t>
+      </w:r>
+      <w:r>
+        <w:t xml:space="preserve"> </w:t>
+      </w:r>
+      <w:r>
+        <w:t xml:space="preserve">/</w:t>
+      </w:r>
+      <w:r>
+        <w:t xml:space="preserve"> </w:t>
+      </w:r>
+      <w:r>
+        <w:rPr>
+          <w:rStyle w:val="VerbatimChar"/>
+        </w:rPr>
+        <w:t xml:space="preserve">graval_attestation_status</w:t>
+      </w:r>
+      <w:r>
+        <w:t xml:space="preserve"> </w:t>
+      </w:r>
+      <w:r>
+        <w:t xml:space="preserve">/</w:t>
+      </w:r>
+      <w:r>
+        <w:t xml:space="preserve"> </w:t>
+      </w:r>
+      <w:r>
+        <w:rPr>
+          <w:rStyle w:val="VerbatimChar"/>
+        </w:rPr>
+        <w:t xml:space="preserve">token_throughput</w:t>
+      </w:r>
+      <w:r>
+        <w:t xml:space="preserve"> </w:t>
+      </w:r>
+      <w:r>
+        <w:t xml:space="preserve">/</w:t>
+      </w:r>
+      <w:r>
+        <w:t xml:space="preserve"> </w:t>
+      </w:r>
+      <w:r>
+        <w:rPr>
+          <w:rStyle w:val="VerbatimChar"/>
+        </w:rPr>
+        <w:t xml:space="preserve">gpu_utilization</w:t>
+      </w:r>
+      <w:r>
+        <w:t xml:space="preserve"> </w:t>
+      </w:r>
+      <w:r>
+        <w:t xml:space="preserve">Prometheus-text series with deterministic (sorted) ordering + concurrent-safe setters (HXC-1483).</w:t>
+      </w:r>
+    </w:p>
+    <w:p>
+      <w:pPr>
+        <w:pStyle w:val="Compact"/>
+        <w:numPr>
+          <w:ilvl w:val="2"/>
+          <w:numId w:val="1006"/>
+        </w:numPr>
+      </w:pPr>
+      <w:r>
+        <w:rPr>
+          <w:rStyle w:val="VerbatimChar"/>
+        </w:rPr>
+        <w:t xml:space="preserve">internal/gpu</w:t>
+      </w:r>
+      <w:r>
+        <w:t xml:space="preserve"> </w:t>
+      </w:r>
+      <w:r>
+        <w:t xml:space="preserve">(additive</w:t>
+      </w:r>
+      <w:r>
+        <w:t xml:space="preserve"> </w:t>
+      </w:r>
+      <w:r>
+        <w:rPr>
+          <w:rStyle w:val="VerbatimChar"/>
+        </w:rPr>
+        <w:t xml:space="preserve">attesthook.go</w:t>
+      </w:r>
+      <w:r>
+        <w:t xml:space="preserve">) — GraVal attestation hook:</w:t>
+      </w:r>
+      <w:r>
+        <w:t xml:space="preserve"> </w:t>
+      </w:r>
+      <w:r>
+        <w:rPr>
+          <w:rStyle w:val="VerbatimChar"/>
+        </w:rPr>
+        <w:t xml:space="preserve">AllocateForChutes</w:t>
+      </w:r>
+      <w:r>
+        <w:t xml:space="preserve"> </w:t>
+      </w:r>
+      <w:r>
+        <w:t xml:space="preserve">refuses a GPU that has not passed attestation (</w:t>
+      </w:r>
+      <w:r>
+        <w:rPr>
+          <w:rStyle w:val="VerbatimChar"/>
+        </w:rPr>
+        <w:t xml:space="preserve">ErrAttestationRequired</w:t>
+      </w:r>
+      <w:r>
+        <w:t xml:space="preserve">), even on the idempotent re-allocation path; injectable</w:t>
+      </w:r>
+      <w:r>
+        <w:t xml:space="preserve"> </w:t>
+      </w:r>
+      <w:r>
+        <w:rPr>
+          <w:rStyle w:val="VerbatimChar"/>
+        </w:rPr>
+        <w:t xml:space="preserve">ChutesAttestor</w:t>
+      </w:r>
+      <w:r>
+        <w:t xml:space="preserve"> </w:t>
+      </w:r>
+      <w:r>
+        <w:t xml:space="preserve">seam (HXC-1448).</w:t>
+      </w:r>
+    </w:p>
+    <w:p>
+      <w:pPr>
+        <w:pStyle w:val="Compact"/>
+        <w:numPr>
           <w:ilvl w:val="0"/>
           <w:numId w:val="1001"/>
         </w:numPr>
@@ -2906,7 +3266,7 @@
         <w:pStyle w:val="Compact"/>
         <w:numPr>
           <w:ilvl w:val="0"/>
-          <w:numId w:val="1006"/>
+          <w:numId w:val="1007"/>
         </w:numPr>
       </w:pPr>
       <w:r>
@@ -2963,7 +3323,7 @@
         <w:pStyle w:val="Compact"/>
         <w:numPr>
           <w:ilvl w:val="0"/>
-          <w:numId w:val="1007"/>
+          <w:numId w:val="1008"/>
         </w:numPr>
       </w:pPr>
       <w:r>
@@ -3208,6 +3568,9 @@
     <w:abstractNumId w:val="991"/>
   </w:num>
   <w:num w:numId="1007">
+    <w:abstractNumId w:val="991"/>
+  </w:num>
+  <w:num w:numId="1008">
     <w:abstractNumId w:val="991"/>
   </w:num>
 </w:numbering>

--- a/docs/export/CHANGELOG.docx
+++ b/docs/export/CHANGELOG.docx
@@ -3023,6 +3023,300 @@
       <w:pPr>
         <w:pStyle w:val="Compact"/>
         <w:numPr>
+          <w:ilvl w:val="1"/>
+          <w:numId w:val="1002"/>
+        </w:numPr>
+      </w:pPr>
+      <w:r>
+        <w:t xml:space="preserve">Wave 70 (5 units, subagent-driven, 5 parallel streams in disjoint packages, run concurrently with wave 71):</w:t>
+      </w:r>
+    </w:p>
+    <w:p>
+      <w:pPr>
+        <w:pStyle w:val="Compact"/>
+        <w:numPr>
+          <w:ilvl w:val="2"/>
+          <w:numId w:val="1007"/>
+        </w:numPr>
+      </w:pPr>
+      <w:r>
+        <w:rPr>
+          <w:rStyle w:val="VerbatimChar"/>
+        </w:rPr>
+        <w:t xml:space="preserve">provider/chutes</w:t>
+      </w:r>
+      <w:r>
+        <w:t xml:space="preserve"> </w:t>
+      </w:r>
+      <w:r>
+        <w:t xml:space="preserve">— OpenAI-compatible</w:t>
+      </w:r>
+      <w:r>
+        <w:t xml:space="preserve"> </w:t>
+      </w:r>
+      <w:r>
+        <w:rPr>
+          <w:rStyle w:val="VerbatimChar"/>
+        </w:rPr>
+        <w:t xml:space="preserve">/v1/chat/completions</w:t>
+      </w:r>
+      <w:r>
+        <w:t xml:space="preserve"> </w:t>
+      </w:r>
+      <w:r>
+        <w:t xml:space="preserve">provider (</w:t>
+      </w:r>
+      <w:r>
+        <w:rPr>
+          <w:rStyle w:val="VerbatimChar"/>
+        </w:rPr>
+        <w:t xml:space="preserve">cpk_</w:t>
+      </w:r>
+      <w:r>
+        <w:t xml:space="preserve"> </w:t>
+      </w:r>
+      <w:r>
+        <w:t xml:space="preserve">Bearer) with HTTP-429 retry+backoff; httptest proves retry-then-success, Bearer header, and typed errors (HXC-1510).</w:t>
+      </w:r>
+    </w:p>
+    <w:p>
+      <w:pPr>
+        <w:pStyle w:val="Compact"/>
+        <w:numPr>
+          <w:ilvl w:val="2"/>
+          <w:numId w:val="1007"/>
+        </w:numPr>
+      </w:pPr>
+      <w:r>
+        <w:rPr>
+          <w:rStyle w:val="VerbatimChar"/>
+        </w:rPr>
+        <w:t xml:space="preserve">pool</w:t>
+      </w:r>
+      <w:r>
+        <w:t xml:space="preserve"> </w:t>
+      </w:r>
+      <w:r>
+        <w:t xml:space="preserve">(additive</w:t>
+      </w:r>
+      <w:r>
+        <w:t xml:space="preserve"> </w:t>
+      </w:r>
+      <w:r>
+        <w:rPr>
+          <w:rStyle w:val="VerbatimChar"/>
+        </w:rPr>
+        <w:t xml:space="preserve">model.go</w:t>
+      </w:r>
+      <w:r>
+        <w:t xml:space="preserve">) —</w:t>
+      </w:r>
+      <w:r>
+        <w:t xml:space="preserve"> </w:t>
+      </w:r>
+      <w:r>
+        <w:rPr>
+          <w:rStyle w:val="VerbatimChar"/>
+        </w:rPr>
+        <w:t xml:space="preserve">GPUDevice</w:t>
+      </w:r>
+      <w:r>
+        <w:t xml:space="preserve">/</w:t>
+      </w:r>
+      <w:r>
+        <w:rPr>
+          <w:rStyle w:val="VerbatimChar"/>
+        </w:rPr>
+        <w:t xml:space="preserve">WorkloadSpec</w:t>
+      </w:r>
+      <w:r>
+        <w:t xml:space="preserve">/</w:t>
+      </w:r>
+      <w:r>
+        <w:rPr>
+          <w:rStyle w:val="VerbatimChar"/>
+        </w:rPr>
+        <w:t xml:space="preserve">GPUAllocation</w:t>
+      </w:r>
+      <w:r>
+        <w:t xml:space="preserve">/</w:t>
+      </w:r>
+      <w:r>
+        <w:rPr>
+          <w:rStyle w:val="VerbatimChar"/>
+        </w:rPr>
+        <w:t xml:space="preserve">PoolStatus</w:t>
+      </w:r>
+      <w:r>
+        <w:t xml:space="preserve"> </w:t>
+      </w:r>
+      <w:r>
+        <w:t xml:space="preserve">data model with snake_case JSON tags + round-trip/concurrency tests (HXC-1495).</w:t>
+      </w:r>
+    </w:p>
+    <w:p>
+      <w:pPr>
+        <w:pStyle w:val="Compact"/>
+        <w:numPr>
+          <w:ilvl w:val="2"/>
+          <w:numId w:val="1007"/>
+        </w:numPr>
+      </w:pPr>
+      <w:r>
+        <w:rPr>
+          <w:rStyle w:val="VerbatimChar"/>
+        </w:rPr>
+        <w:t xml:space="preserve">quantization</w:t>
+      </w:r>
+      <w:r>
+        <w:t xml:space="preserve"> </w:t>
+      </w:r>
+      <w:r>
+        <w:t xml:space="preserve">(additive</w:t>
+      </w:r>
+      <w:r>
+        <w:t xml:space="preserve"> </w:t>
+      </w:r>
+      <w:r>
+        <w:rPr>
+          <w:rStyle w:val="VerbatimChar"/>
+        </w:rPr>
+        <w:t xml:space="preserve">awq.go</w:t>
+      </w:r>
+      <w:r>
+        <w:t xml:space="preserve">) — AWQ 4-bit default serving format +</w:t>
+      </w:r>
+      <w:r>
+        <w:t xml:space="preserve"> </w:t>
+      </w:r>
+      <w:r>
+        <w:rPr>
+          <w:rStyle w:val="VerbatimChar"/>
+        </w:rPr>
+        <w:t xml:space="preserve">EstimateVRAM</w:t>
+      </w:r>
+      <w:r>
+        <w:t xml:space="preserve"> </w:t>
+      </w:r>
+      <w:r>
+        <w:t xml:space="preserve">(~25% of fp16) + budget-aware</w:t>
+      </w:r>
+      <w:r>
+        <w:t xml:space="preserve"> </w:t>
+      </w:r>
+      <w:r>
+        <w:rPr>
+          <w:rStyle w:val="VerbatimChar"/>
+        </w:rPr>
+        <w:t xml:space="preserve">SelectFormat</w:t>
+      </w:r>
+      <w:r>
+        <w:t xml:space="preserve"> </w:t>
+      </w:r>
+      <w:r>
+        <w:t xml:space="preserve">preferring AWQ when fp16 won’t fit (HXC-1473).</w:t>
+      </w:r>
+    </w:p>
+    <w:p>
+      <w:pPr>
+        <w:pStyle w:val="Compact"/>
+        <w:numPr>
+          <w:ilvl w:val="2"/>
+          <w:numId w:val="1007"/>
+        </w:numPr>
+      </w:pPr>
+      <w:r>
+        <w:rPr>
+          <w:rStyle w:val="VerbatimChar"/>
+        </w:rPr>
+        <w:t xml:space="preserve">internal/gateway</w:t>
+      </w:r>
+      <w:r>
+        <w:t xml:space="preserve"> </w:t>
+      </w:r>
+      <w:r>
+        <w:t xml:space="preserve">(additive</w:t>
+      </w:r>
+      <w:r>
+        <w:t xml:space="preserve"> </w:t>
+      </w:r>
+      <w:r>
+        <w:rPr>
+          <w:rStyle w:val="VerbatimChar"/>
+        </w:rPr>
+        <w:t xml:space="preserve">inference.go</w:t>
+      </w:r>
+      <w:r>
+        <w:t xml:space="preserve">) — inference route forwarding to an injectable Chutes client;</w:t>
+      </w:r>
+      <w:r>
+        <w:t xml:space="preserve"> </w:t>
+      </w:r>
+      <w:r>
+        <w:rPr>
+          <w:rStyle w:val="VerbatimChar"/>
+        </w:rPr>
+        <w:t xml:space="preserve">TEERequired</w:t>
+      </w:r>
+      <w:r>
+        <w:t xml:space="preserve"> </w:t>
+      </w:r>
+      <w:r>
+        <w:t xml:space="preserve">=&gt;</w:t>
+      </w:r>
+      <w:r>
+        <w:t xml:space="preserve"> </w:t>
+      </w:r>
+      <w:r>
+        <w:rPr>
+          <w:rStyle w:val="VerbatimChar"/>
+        </w:rPr>
+        <w:t xml:space="preserve">X-E2EE-Enabled</w:t>
+      </w:r>
+      <w:r>
+        <w:t xml:space="preserve"> </w:t>
+      </w:r>
+      <w:r>
+        <w:t xml:space="preserve">routing marker; client failure =&gt; 502 (HXC-1469).</w:t>
+      </w:r>
+    </w:p>
+    <w:p>
+      <w:pPr>
+        <w:pStyle w:val="Compact"/>
+        <w:numPr>
+          <w:ilvl w:val="2"/>
+          <w:numId w:val="1007"/>
+        </w:numPr>
+      </w:pPr>
+      <w:r>
+        <w:rPr>
+          <w:rStyle w:val="VerbatimChar"/>
+        </w:rPr>
+        <w:t xml:space="preserve">internal/gpu</w:t>
+      </w:r>
+      <w:r>
+        <w:t xml:space="preserve"> </w:t>
+      </w:r>
+      <w:r>
+        <w:t xml:space="preserve">(additive</w:t>
+      </w:r>
+      <w:r>
+        <w:t xml:space="preserve"> </w:t>
+      </w:r>
+      <w:r>
+        <w:rPr>
+          <w:rStyle w:val="VerbatimChar"/>
+        </w:rPr>
+        <w:t xml:space="preserve">mig.go</w:t>
+      </w:r>
+      <w:r>
+        <w:t xml:space="preserve">) — MIG profile management: standardized vGPU tiers (1g.10gb/2g.20gb/3g.40gb/7g.80gb), in-memory partitioning with oversubscription rejection + fixed-at-creation immutability (HXC-1449).</w:t>
+      </w:r>
+    </w:p>
+    <w:p>
+      <w:pPr>
+        <w:pStyle w:val="Compact"/>
+        <w:numPr>
           <w:ilvl w:val="0"/>
           <w:numId w:val="1001"/>
         </w:numPr>
@@ -3266,7 +3560,7 @@
         <w:pStyle w:val="Compact"/>
         <w:numPr>
           <w:ilvl w:val="0"/>
-          <w:numId w:val="1007"/>
+          <w:numId w:val="1008"/>
         </w:numPr>
       </w:pPr>
       <w:r>
@@ -3323,7 +3617,7 @@
         <w:pStyle w:val="Compact"/>
         <w:numPr>
           <w:ilvl w:val="0"/>
-          <w:numId w:val="1008"/>
+          <w:numId w:val="1009"/>
         </w:numPr>
       </w:pPr>
       <w:r>
@@ -3571,6 +3865,9 @@
     <w:abstractNumId w:val="991"/>
   </w:num>
   <w:num w:numId="1008">
+    <w:abstractNumId w:val="991"/>
+  </w:num>
+  <w:num w:numId="1009">
     <w:abstractNumId w:val="991"/>
   </w:num>
 </w:numbering>

--- a/docs/export/CHANGELOG.docx
+++ b/docs/export/CHANGELOG.docx
@@ -3317,6 +3317,231 @@
       <w:pPr>
         <w:pStyle w:val="Compact"/>
         <w:numPr>
+          <w:ilvl w:val="1"/>
+          <w:numId w:val="1002"/>
+        </w:numPr>
+      </w:pPr>
+      <w:r>
+        <w:t xml:space="preserve">Wave 71 (5 units, subagent-driven, 5 parallel streams in disjoint packages, run concurrently with wave 70; closes 4 prior follow-ups):</w:t>
+      </w:r>
+    </w:p>
+    <w:p>
+      <w:pPr>
+        <w:pStyle w:val="Compact"/>
+        <w:numPr>
+          <w:ilvl w:val="2"/>
+          <w:numId w:val="1008"/>
+        </w:numPr>
+      </w:pPr>
+      <w:r>
+        <w:rPr>
+          <w:rStyle w:val="VerbatimChar"/>
+        </w:rPr>
+        <w:t xml:space="preserve">multiraft</w:t>
+      </w:r>
+      <w:r>
+        <w:t xml:space="preserve"> </w:t>
+      </w:r>
+      <w:r>
+        <w:t xml:space="preserve">— RaftTransport async-delivery safety: inbox handler Steps under the shard mutex, outbound messages deferred + flushed after unlock; a new async-transport</w:t>
+      </w:r>
+      <w:r>
+        <w:t xml:space="preserve"> </w:t>
+      </w:r>
+      <w:r>
+        <w:rPr>
+          <w:rStyle w:val="VerbatimChar"/>
+        </w:rPr>
+        <w:t xml:space="preserve">-race</w:t>
+      </w:r>
+      <w:r>
+        <w:t xml:space="preserve"> </w:t>
+      </w:r>
+      <w:r>
+        <w:t xml:space="preserve">test proves a goroutine-delivering transport is race-free and still commits (HXC-909).</w:t>
+      </w:r>
+    </w:p>
+    <w:p>
+      <w:pPr>
+        <w:pStyle w:val="Compact"/>
+        <w:numPr>
+          <w:ilvl w:val="2"/>
+          <w:numId w:val="1008"/>
+        </w:numPr>
+      </w:pPr>
+      <w:r>
+        <w:rPr>
+          <w:rStyle w:val="VerbatimChar"/>
+        </w:rPr>
+        <w:t xml:space="preserve">kraft</w:t>
+      </w:r>
+      <w:r>
+        <w:t xml:space="preserve"> </w:t>
+      </w:r>
+      <w:r>
+        <w:t xml:space="preserve">—</w:t>
+      </w:r>
+      <w:r>
+        <w:t xml:space="preserve"> </w:t>
+      </w:r>
+      <w:r>
+        <w:rPr>
+          <w:rStyle w:val="VerbatimChar"/>
+        </w:rPr>
+        <w:t xml:space="preserve">CreateTopic</w:t>
+      </w:r>
+      <w:r>
+        <w:t xml:space="preserve"> </w:t>
+      </w:r>
+      <w:r>
+        <w:t xml:space="preserve">returns</w:t>
+      </w:r>
+      <w:r>
+        <w:t xml:space="preserve"> </w:t>
+      </w:r>
+      <w:r>
+        <w:rPr>
+          <w:rStyle w:val="VerbatimChar"/>
+        </w:rPr>
+        <w:t xml:space="preserve">ErrTopicExists</w:t>
+      </w:r>
+      <w:r>
+        <w:t xml:space="preserve"> </w:t>
+      </w:r>
+      <w:r>
+        <w:t xml:space="preserve">on a conflicting re-create (different partition count); identical re-create stays idempotent (HXC-912).</w:t>
+      </w:r>
+    </w:p>
+    <w:p>
+      <w:pPr>
+        <w:pStyle w:val="Compact"/>
+        <w:numPr>
+          <w:ilvl w:val="2"/>
+          <w:numId w:val="1008"/>
+        </w:numPr>
+      </w:pPr>
+      <w:r>
+        <w:rPr>
+          <w:rStyle w:val="VerbatimChar"/>
+        </w:rPr>
+        <w:t xml:space="preserve">porcupine</w:t>
+      </w:r>
+      <w:r>
+        <w:t xml:space="preserve"> </w:t>
+      </w:r>
+      <w:r>
+        <w:t xml:space="preserve">— WGL state-dedup memoization via</w:t>
+      </w:r>
+      <w:r>
+        <w:t xml:space="preserve"> </w:t>
+      </w:r>
+      <w:r>
+        <w:rPr>
+          <w:rStyle w:val="VerbatimChar"/>
+        </w:rPr>
+        <w:t xml:space="preserve">Model.Equal</w:t>
+      </w:r>
+      <w:r>
+        <w:t xml:space="preserve">: verdict-preserving pruning (memo fires on backtracking histories; identical PASS/FAIL + witness vs</w:t>
+      </w:r>
+      <w:r>
+        <w:t xml:space="preserve"> </w:t>
+      </w:r>
+      <w:r>
+        <w:rPr>
+          <w:rStyle w:val="VerbatimChar"/>
+        </w:rPr>
+        <w:t xml:space="preserve">Equal==nil</w:t>
+      </w:r>
+      <w:r>
+        <w:t xml:space="preserve">) (HXC-913).</w:t>
+      </w:r>
+    </w:p>
+    <w:p>
+      <w:pPr>
+        <w:pStyle w:val="Compact"/>
+        <w:numPr>
+          <w:ilvl w:val="2"/>
+          <w:numId w:val="1008"/>
+        </w:numPr>
+      </w:pPr>
+      <w:r>
+        <w:rPr>
+          <w:rStyle w:val="VerbatimChar"/>
+        </w:rPr>
+        <w:t xml:space="preserve">chutes</w:t>
+      </w:r>
+      <w:r>
+        <w:t xml:space="preserve"> </w:t>
+      </w:r>
+      <w:r>
+        <w:t xml:space="preserve">—</w:t>
+      </w:r>
+      <w:r>
+        <w:t xml:space="preserve"> </w:t>
+      </w:r>
+      <w:r>
+        <w:rPr>
+          <w:rStyle w:val="VerbatimChar"/>
+        </w:rPr>
+        <w:t xml:space="preserve">StreamChannel</w:t>
+      </w:r>
+      <w:r>
+        <w:t xml:space="preserve"> </w:t>
+      </w:r>
+      <w:r>
+        <w:t xml:space="preserve">honors ctx cancellation on a blocked read (prompt channel close, no goroutine leak) and closes the owned reader (HXC-911).</w:t>
+      </w:r>
+    </w:p>
+    <w:p>
+      <w:pPr>
+        <w:pStyle w:val="Compact"/>
+        <w:numPr>
+          <w:ilvl w:val="2"/>
+          <w:numId w:val="1008"/>
+        </w:numPr>
+      </w:pPr>
+      <w:r>
+        <w:rPr>
+          <w:rStyle w:val="VerbatimChar"/>
+        </w:rPr>
+        <w:t xml:space="preserve">marketplaceadapter</w:t>
+      </w:r>
+      <w:r>
+        <w:t xml:space="preserve"> </w:t>
+      </w:r>
+      <w:r>
+        <w:t xml:space="preserve">(additive</w:t>
+      </w:r>
+      <w:r>
+        <w:t xml:space="preserve"> </w:t>
+      </w:r>
+      <w:r>
+        <w:rPr>
+          <w:rStyle w:val="VerbatimChar"/>
+        </w:rPr>
+        <w:t xml:space="preserve">akash.go</w:t>
+      </w:r>
+      <w:r>
+        <w:t xml:space="preserve">) — Akash (Cosmos/AKT) adapter over an injectable client: reverse-auction pricing, SDL submission, provider-reputation gate, registered in the</w:t>
+      </w:r>
+      <w:r>
+        <w:t xml:space="preserve"> </w:t>
+      </w:r>
+      <w:r>
+        <w:rPr>
+          <w:rStyle w:val="VerbatimChar"/>
+        </w:rPr>
+        <w:t xml:space="preserve">Name()</w:t>
+      </w:r>
+      <w:r>
+        <w:t xml:space="preserve">-dispatch Registry (HXC-1458).</w:t>
+      </w:r>
+    </w:p>
+    <w:p>
+      <w:pPr>
+        <w:pStyle w:val="Compact"/>
+        <w:numPr>
           <w:ilvl w:val="0"/>
           <w:numId w:val="1001"/>
         </w:numPr>
@@ -3560,7 +3785,7 @@
         <w:pStyle w:val="Compact"/>
         <w:numPr>
           <w:ilvl w:val="0"/>
-          <w:numId w:val="1008"/>
+          <w:numId w:val="1009"/>
         </w:numPr>
       </w:pPr>
       <w:r>
@@ -3617,7 +3842,7 @@
         <w:pStyle w:val="Compact"/>
         <w:numPr>
           <w:ilvl w:val="0"/>
-          <w:numId w:val="1009"/>
+          <w:numId w:val="1010"/>
         </w:numPr>
       </w:pPr>
       <w:r>
@@ -3868,6 +4093,9 @@
     <w:abstractNumId w:val="991"/>
   </w:num>
   <w:num w:numId="1009">
+    <w:abstractNumId w:val="991"/>
+  </w:num>
+  <w:num w:numId="1010">
     <w:abstractNumId w:val="991"/>
   </w:num>
 </w:numbering>

--- a/docs/export/CHANGELOG.docx
+++ b/docs/export/CHANGELOG.docx
@@ -3542,6 +3542,219 @@
       <w:pPr>
         <w:pStyle w:val="Compact"/>
         <w:numPr>
+          <w:ilvl w:val="1"/>
+          <w:numId w:val="1002"/>
+        </w:numPr>
+      </w:pPr>
+      <w:r>
+        <w:t xml:space="preserve">Wave 72 (5 units, subagent-driven, 5 parallel streams in disjoint packages):</w:t>
+      </w:r>
+    </w:p>
+    <w:p>
+      <w:pPr>
+        <w:pStyle w:val="Compact"/>
+        <w:numPr>
+          <w:ilvl w:val="2"/>
+          <w:numId w:val="1009"/>
+        </w:numPr>
+      </w:pPr>
+      <w:r>
+        <w:rPr>
+          <w:rStyle w:val="VerbatimChar"/>
+        </w:rPr>
+        <w:t xml:space="preserve">provider/runpod</w:t>
+      </w:r>
+      <w:r>
+        <w:t xml:space="preserve"> </w:t>
+      </w:r>
+      <w:r>
+        <w:t xml:space="preserve">— RunPodProvider (implements</w:t>
+      </w:r>
+      <w:r>
+        <w:t xml:space="preserve"> </w:t>
+      </w:r>
+      <w:r>
+        <w:rPr>
+          <w:rStyle w:val="VerbatimChar"/>
+        </w:rPr>
+        <w:t xml:space="preserve">pool.GPUProvider</w:t>
+      </w:r>
+      <w:r>
+        <w:t xml:space="preserve">) with a warm-pool fast path over an injectable client (HXC-1515).</w:t>
+      </w:r>
+    </w:p>
+    <w:p>
+      <w:pPr>
+        <w:pStyle w:val="Compact"/>
+        <w:numPr>
+          <w:ilvl w:val="2"/>
+          <w:numId w:val="1009"/>
+        </w:numPr>
+      </w:pPr>
+      <w:r>
+        <w:rPr>
+          <w:rStyle w:val="VerbatimChar"/>
+        </w:rPr>
+        <w:t xml:space="preserve">provider/aws</w:t>
+      </w:r>
+      <w:r>
+        <w:t xml:space="preserve"> </w:t>
+      </w:r>
+      <w:r>
+        <w:t xml:space="preserve">— AWSProvider EC2 Spot adapter over an injectable EC2-client interface (no aws-sdk dep): GPU model→instance-type selection (p5/p4de/g5), Spot+tags, TOCTOU-safe capacity gate (HXC-1516).</w:t>
+      </w:r>
+    </w:p>
+    <w:p>
+      <w:pPr>
+        <w:pStyle w:val="Compact"/>
+        <w:numPr>
+          <w:ilvl w:val="2"/>
+          <w:numId w:val="1009"/>
+        </w:numPr>
+      </w:pPr>
+      <w:r>
+        <w:rPr>
+          <w:rStyle w:val="VerbatimChar"/>
+        </w:rPr>
+        <w:t xml:space="preserve">scheduler</w:t>
+      </w:r>
+      <w:r>
+        <w:t xml:space="preserve"> </w:t>
+      </w:r>
+      <w:r>
+        <w:t xml:space="preserve">(additive</w:t>
+      </w:r>
+      <w:r>
+        <w:t xml:space="preserve"> </w:t>
+      </w:r>
+      <w:r>
+        <w:rPr>
+          <w:rStyle w:val="VerbatimChar"/>
+        </w:rPr>
+        <w:t xml:space="preserve">tier_filter.go</w:t>
+      </w:r>
+      <w:r>
+        <w:t xml:space="preserve">) — GPUTier-aware filter predicate: hard-exclude disallowed tiers + preference scoring, composes with the existing count filter, fails closed on a nil predicate (HXC-1534).</w:t>
+      </w:r>
+    </w:p>
+    <w:p>
+      <w:pPr>
+        <w:pStyle w:val="Compact"/>
+        <w:numPr>
+          <w:ilvl w:val="2"/>
+          <w:numId w:val="1009"/>
+        </w:numPr>
+      </w:pPr>
+      <w:r>
+        <w:rPr>
+          <w:rStyle w:val="VerbatimChar"/>
+        </w:rPr>
+        <w:t xml:space="preserve">provider/chutes</w:t>
+      </w:r>
+      <w:r>
+        <w:t xml:space="preserve"> </w:t>
+      </w:r>
+      <w:r>
+        <w:t xml:space="preserve">— ctx-interruptible 429 backoff (select vs</w:t>
+      </w:r>
+      <w:r>
+        <w:t xml:space="preserve"> </w:t>
+      </w:r>
+      <w:r>
+        <w:rPr>
+          <w:rStyle w:val="VerbatimChar"/>
+        </w:rPr>
+        <w:t xml:space="preserve">ctx.Done()</w:t>
+      </w:r>
+      <w:r>
+        <w:t xml:space="preserve">) + honors</w:t>
+      </w:r>
+      <w:r>
+        <w:t xml:space="preserve"> </w:t>
+      </w:r>
+      <w:r>
+        <w:rPr>
+          <w:rStyle w:val="VerbatimChar"/>
+        </w:rPr>
+        <w:t xml:space="preserve">Retry-After</w:t>
+      </w:r>
+      <w:r>
+        <w:t xml:space="preserve"> </w:t>
+      </w:r>
+      <w:r>
+        <w:t xml:space="preserve">(delta-seconds/HTTP-date,</w:t>
+      </w:r>
+      <w:r>
+        <w:t xml:space="preserve"> </w:t>
+      </w:r>
+      <w:r>
+        <w:rPr>
+          <w:rStyle w:val="VerbatimChar"/>
+        </w:rPr>
+        <w:t xml:space="preserve">max(hint,backoff)</w:t>
+      </w:r>
+      <w:r>
+        <w:t xml:space="preserve">) (HXC-916, closing a wave-70 follow-up).</w:t>
+      </w:r>
+    </w:p>
+    <w:p>
+      <w:pPr>
+        <w:pStyle w:val="Compact"/>
+        <w:numPr>
+          <w:ilvl w:val="2"/>
+          <w:numId w:val="1009"/>
+        </w:numPr>
+      </w:pPr>
+      <w:r>
+        <w:rPr>
+          <w:rStyle w:val="VerbatimChar"/>
+        </w:rPr>
+        <w:t xml:space="preserve">grafanadash</w:t>
+      </w:r>
+      <w:r>
+        <w:t xml:space="preserve"> </w:t>
+      </w:r>
+      <w:r>
+        <w:t xml:space="preserve">(additive</w:t>
+      </w:r>
+      <w:r>
+        <w:t xml:space="preserve"> </w:t>
+      </w:r>
+      <w:r>
+        <w:rPr>
+          <w:rStyle w:val="VerbatimChar"/>
+        </w:rPr>
+        <w:t xml:space="preserve">tiercost_dash.go</w:t>
+      </w:r>
+      <w:r>
+        <w:t xml:space="preserve">) — Phase-8B tier-utilization + cost dashboard generator (panels target</w:t>
+      </w:r>
+      <w:r>
+        <w:t xml:space="preserve"> </w:t>
+      </w:r>
+      <w:r>
+        <w:rPr>
+          <w:rStyle w:val="VerbatimChar"/>
+        </w:rPr>
+        <w:t xml:space="preserve">gpu_tier_utilization</w:t>
+      </w:r>
+      <w:r>
+        <w:t xml:space="preserve">/</w:t>
+      </w:r>
+      <w:r>
+        <w:rPr>
+          <w:rStyle w:val="VerbatimChar"/>
+        </w:rPr>
+        <w:t xml:space="preserve">gpu_cost_per_hour</w:t>
+      </w:r>
+      <w:r>
+        <w:t xml:space="preserve">), valid + deterministic (HXC-1551).</w:t>
+      </w:r>
+    </w:p>
+    <w:p>
+      <w:pPr>
+        <w:pStyle w:val="Compact"/>
+        <w:numPr>
           <w:ilvl w:val="0"/>
           <w:numId w:val="1001"/>
         </w:numPr>
@@ -3785,7 +3998,7 @@
         <w:pStyle w:val="Compact"/>
         <w:numPr>
           <w:ilvl w:val="0"/>
-          <w:numId w:val="1009"/>
+          <w:numId w:val="1010"/>
         </w:numPr>
       </w:pPr>
       <w:r>
@@ -3842,7 +4055,7 @@
         <w:pStyle w:val="Compact"/>
         <w:numPr>
           <w:ilvl w:val="0"/>
-          <w:numId w:val="1010"/>
+          <w:numId w:val="1011"/>
         </w:numPr>
       </w:pPr>
       <w:r>
@@ -4096,6 +4309,9 @@
     <w:abstractNumId w:val="991"/>
   </w:num>
   <w:num w:numId="1010">
+    <w:abstractNumId w:val="991"/>
+  </w:num>
+  <w:num w:numId="1011">
     <w:abstractNumId w:val="991"/>
   </w:num>
 </w:numbering>

--- a/docs/export/CHANGELOG.docx
+++ b/docs/export/CHANGELOG.docx
@@ -3755,6 +3755,330 @@
       <w:pPr>
         <w:pStyle w:val="Compact"/>
         <w:numPr>
+          <w:ilvl w:val="1"/>
+          <w:numId w:val="1002"/>
+        </w:numPr>
+      </w:pPr>
+      <w:r>
+        <w:t xml:space="preserve">Wave 73 (5 units, subagent-driven, 5 parallel streams in disjoint packages; impl→spec-review→quality-review + independent build/vet/-race/mutation gate):</w:t>
+      </w:r>
+    </w:p>
+    <w:p>
+      <w:pPr>
+        <w:pStyle w:val="Compact"/>
+        <w:numPr>
+          <w:ilvl w:val="2"/>
+          <w:numId w:val="1010"/>
+        </w:numPr>
+      </w:pPr>
+      <w:r>
+        <w:rPr>
+          <w:rStyle w:val="VerbatimChar"/>
+        </w:rPr>
+        <w:t xml:space="preserve">provider/ionet</w:t>
+      </w:r>
+      <w:r>
+        <w:t xml:space="preserve"> </w:t>
+      </w:r>
+      <w:r>
+        <w:t xml:space="preserve">— IONetProvider over the io.net REST API (implements</w:t>
+      </w:r>
+      <w:r>
+        <w:t xml:space="preserve"> </w:t>
+      </w:r>
+      <w:r>
+        <w:rPr>
+          <w:rStyle w:val="VerbatimChar"/>
+        </w:rPr>
+        <w:t xml:space="preserve">pool.GPUProvider</w:t>
+      </w:r>
+      <w:r>
+        <w:t xml:space="preserve">, injectable base URL +</w:t>
+      </w:r>
+      <w:r>
+        <w:t xml:space="preserve"> </w:t>
+      </w:r>
+      <w:r>
+        <w:rPr>
+          <w:rStyle w:val="VerbatimChar"/>
+        </w:rPr>
+        <w:t xml:space="preserve">*http.Client</w:t>
+      </w:r>
+      <w:r>
+        <w:t xml:space="preserve"> </w:t>
+      </w:r>
+      <w:r>
+        <w:t xml:space="preserve">+ bearer):</w:t>
+      </w:r>
+      <w:r>
+        <w:t xml:space="preserve"> </w:t>
+      </w:r>
+      <w:r>
+        <w:rPr>
+          <w:rStyle w:val="VerbatimChar"/>
+        </w:rPr>
+        <w:t xml:space="preserve">DeployCluster</w:t>
+      </w:r>
+      <w:r>
+        <w:t xml:space="preserve"> </w:t>
+      </w:r>
+      <w:r>
+        <w:t xml:space="preserve">returns the backend-minted cluster run-UUID (parsed, never fabricated),</w:t>
+      </w:r>
+      <w:r>
+        <w:t xml:space="preserve"> </w:t>
+      </w:r>
+      <w:r>
+        <w:rPr>
+          <w:rStyle w:val="VerbatimChar"/>
+        </w:rPr>
+        <w:t xml:space="preserve">HealthCheck</w:t>
+      </w:r>
+      <w:r>
+        <w:t xml:space="preserve"> </w:t>
+      </w:r>
+      <w:r>
+        <w:t xml:space="preserve">derives healthy state, concurrency-safe reserve-under-lock capacity gate; closure proven against a</w:t>
+      </w:r>
+      <w:r>
+        <w:t xml:space="preserve"> </w:t>
+      </w:r>
+      <w:r>
+        <w:rPr>
+          <w:rStyle w:val="VerbatimChar"/>
+        </w:rPr>
+        <w:t xml:space="preserve">net/http/httptest</w:t>
+      </w:r>
+      <w:r>
+        <w:t xml:space="preserve"> </w:t>
+      </w:r>
+      <w:r>
+        <w:t xml:space="preserve">io.net backend (HXC-1514).</w:t>
+      </w:r>
+    </w:p>
+    <w:p>
+      <w:pPr>
+        <w:pStyle w:val="Compact"/>
+        <w:numPr>
+          <w:ilvl w:val="2"/>
+          <w:numId w:val="1010"/>
+        </w:numPr>
+      </w:pPr>
+      <w:r>
+        <w:rPr>
+          <w:rStyle w:val="VerbatimChar"/>
+        </w:rPr>
+        <w:t xml:space="preserve">gitops</w:t>
+      </w:r>
+      <w:r>
+        <w:t xml:space="preserve"> </w:t>
+      </w:r>
+      <w:r>
+        <w:t xml:space="preserve">— ArgoCD ApplicationSet federation client: matrix generator expands one Application per cell,</w:t>
+      </w:r>
+      <w:r>
+        <w:t xml:space="preserve"> </w:t>
+      </w:r>
+      <w:r>
+        <w:rPr>
+          <w:rStyle w:val="VerbatimChar"/>
+        </w:rPr>
+        <w:t xml:space="preserve">syncPolicy</w:t>
+      </w:r>
+      <w:r>
+        <w:t xml:space="preserve"> </w:t>
+      </w:r>
+      <w:r>
+        <w:t xml:space="preserve">prune+selfHeal, RollingSync canary→tier-2 (50%)→tier-1 (25%) ordering, drift/prune detection; logic proven vs an httptest ArgoCD, strictly-live UI capture honestly skipped (follow-up HXC-922) (HXC-1367).</w:t>
+      </w:r>
+    </w:p>
+    <w:p>
+      <w:pPr>
+        <w:pStyle w:val="Compact"/>
+        <w:numPr>
+          <w:ilvl w:val="2"/>
+          <w:numId w:val="1010"/>
+        </w:numPr>
+      </w:pPr>
+      <w:r>
+        <w:rPr>
+          <w:rStyle w:val="VerbatimChar"/>
+        </w:rPr>
+        <w:t xml:space="preserve">internal/federation</w:t>
+      </w:r>
+      <w:r>
+        <w:t xml:space="preserve"> </w:t>
+      </w:r>
+      <w:r>
+        <w:t xml:space="preserve">— Karmada PropagationPolicy + OverridePolicy engine (CRs modeled as Go structs → YAML, no client-go dep) with constraint-aware (data-locality/latency/cost/compliance) two-level cell selection and failover reselect; deterministic failover proven via in-process FakeHub, live Karmada &lt;60s capture honestly skipped (follow-up HXC-924) (HXC-1364).</w:t>
+      </w:r>
+    </w:p>
+    <w:p>
+      <w:pPr>
+        <w:pStyle w:val="Compact"/>
+        <w:numPr>
+          <w:ilvl w:val="2"/>
+          <w:numId w:val="1010"/>
+        </w:numPr>
+      </w:pPr>
+      <w:r>
+        <w:rPr>
+          <w:rStyle w:val="VerbatimChar"/>
+        </w:rPr>
+        <w:t xml:space="preserve">health</w:t>
+      </w:r>
+      <w:r>
+        <w:t xml:space="preserve"> </w:t>
+      </w:r>
+      <w:r>
+        <w:t xml:space="preserve">(additive</w:t>
+      </w:r>
+      <w:r>
+        <w:t xml:space="preserve"> </w:t>
+      </w:r>
+      <w:r>
+        <w:rPr>
+          <w:rStyle w:val="VerbatimChar"/>
+        </w:rPr>
+        <w:t xml:space="preserve">miner.go</w:t>
+      </w:r>
+      <w:r>
+        <w:t xml:space="preserve">) — miner-api + GraVal bootstrap DaemonSet dependency checks wired into the health rollup, naming the specific failing check; healthy→unhealthy delta proven against an httptest miner-api (HXC-1484).</w:t>
+      </w:r>
+    </w:p>
+    <w:p>
+      <w:pPr>
+        <w:pStyle w:val="Compact"/>
+        <w:numPr>
+          <w:ilvl w:val="2"/>
+          <w:numId w:val="1010"/>
+        </w:numPr>
+      </w:pPr>
+      <w:r>
+        <w:rPr>
+          <w:rStyle w:val="VerbatimChar"/>
+        </w:rPr>
+        <w:t xml:space="preserve">discovery</w:t>
+      </w:r>
+      <w:r>
+        <w:t xml:space="preserve"> </w:t>
+      </w:r>
+      <w:r>
+        <w:t xml:space="preserve">(additive</w:t>
+      </w:r>
+      <w:r>
+        <w:t xml:space="preserve"> </w:t>
+      </w:r>
+      <w:r>
+        <w:rPr>
+          <w:rStyle w:val="VerbatimChar"/>
+        </w:rPr>
+        <w:t xml:space="preserve">mdns.go</w:t>
+      </w:r>
+      <w:r>
+        <w:t xml:space="preserve">) — mDNS/DNS-SD advertiser+browser on</w:t>
+      </w:r>
+      <w:r>
+        <w:t xml:space="preserve"> </w:t>
+      </w:r>
+      <w:r>
+        <w:rPr>
+          <w:rStyle w:val="VerbatimChar"/>
+        </w:rPr>
+        <w:t xml:space="preserve">_helix-cluster._tcp</w:t>
+      </w:r>
+      <w:r>
+        <w:t xml:space="preserve"> </w:t>
+      </w:r>
+      <w:r>
+        <w:t xml:space="preserve">(stdlib</w:t>
+      </w:r>
+      <w:r>
+        <w:t xml:space="preserve"> </w:t>
+      </w:r>
+      <w:r>
+        <w:rPr>
+          <w:rStyle w:val="VerbatimChar"/>
+        </w:rPr>
+        <w:t xml:space="preserve">net</w:t>
+      </w:r>
+      <w:r>
+        <w:t xml:space="preserve"> </w:t>
+      </w:r>
+      <w:r>
+        <w:t xml:space="preserve">+</w:t>
+      </w:r>
+      <w:r>
+        <w:t xml:space="preserve"> </w:t>
+      </w:r>
+      <w:r>
+        <w:rPr>
+          <w:rStyle w:val="VerbatimChar"/>
+        </w:rPr>
+        <w:t xml:space="preserve">x/net/dnsmessage</w:t>
+      </w:r>
+      <w:r>
+        <w:t xml:space="preserve">): TXT encode/decode + reject-invalid + in-process loopback discovery; real-multicast two-node LAN capture sandbox-skipped (follow-up HXC-925); discovery-only (trust via SPIFFE) (HXC-1347).</w:t>
+      </w:r>
+    </w:p>
+    <w:p>
+      <w:pPr>
+        <w:pStyle w:val="Compact"/>
+        <w:numPr>
+          <w:ilvl w:val="2"/>
+          <w:numId w:val="1010"/>
+        </w:numPr>
+      </w:pPr>
+      <w:r>
+        <w:t xml:space="preserve">Reconciled stale P0</w:t>
+      </w:r>
+      <w:r>
+        <w:t xml:space="preserve"> </w:t>
+      </w:r>
+      <w:r>
+        <w:rPr>
+          <w:rStyle w:val="VerbatimChar"/>
+        </w:rPr>
+        <w:t xml:space="preserve">HXC-904</w:t>
+      </w:r>
+      <w:r>
+        <w:t xml:space="preserve"> </w:t>
+      </w:r>
+      <w:r>
+        <w:t xml:space="preserve">Phase-4 Build Service: delivered podman-based multi-arch container build orchestration + artifact cache (</w:t>
+      </w:r>
+      <w:r>
+        <w:rPr>
+          <w:rStyle w:val="VerbatimChar"/>
+        </w:rPr>
+        <w:t xml:space="preserve">internal/build</w:t>
+      </w:r>
+      <w:r>
+        <w:t xml:space="preserve">/</w:t>
+      </w:r>
+      <w:r>
+        <w:rPr>
+          <w:rStyle w:val="VerbatimChar"/>
+        </w:rPr>
+        <w:t xml:space="preserve">pkg/build</w:t>
+      </w:r>
+      <w:r>
+        <w:t xml:space="preserve">/</w:t>
+      </w:r>
+      <w:r>
+        <w:rPr>
+          <w:rStyle w:val="VerbatimChar"/>
+        </w:rPr>
+        <w:t xml:space="preserve">cmd/helix-build</w:t>
+      </w:r>
+      <w:r>
+        <w:t xml:space="preserve">, green) marked Completed; Bazel REAPI interop split to follow-up HXC-921.</w:t>
+      </w:r>
+    </w:p>
+    <w:p>
+      <w:pPr>
+        <w:pStyle w:val="Compact"/>
+        <w:numPr>
           <w:ilvl w:val="0"/>
           <w:numId w:val="1001"/>
         </w:numPr>
@@ -3998,7 +4322,7 @@
         <w:pStyle w:val="Compact"/>
         <w:numPr>
           <w:ilvl w:val="0"/>
-          <w:numId w:val="1010"/>
+          <w:numId w:val="1011"/>
         </w:numPr>
       </w:pPr>
       <w:r>
@@ -4055,7 +4379,7 @@
         <w:pStyle w:val="Compact"/>
         <w:numPr>
           <w:ilvl w:val="0"/>
-          <w:numId w:val="1011"/>
+          <w:numId w:val="1012"/>
         </w:numPr>
       </w:pPr>
       <w:r>
@@ -4312,6 +4636,9 @@
     <w:abstractNumId w:val="991"/>
   </w:num>
   <w:num w:numId="1011">
+    <w:abstractNumId w:val="991"/>
+  </w:num>
+  <w:num w:numId="1012">
     <w:abstractNumId w:val="991"/>
   </w:num>
 </w:numbering>

--- a/docs/export/CHANGELOG.docx
+++ b/docs/export/CHANGELOG.docx
@@ -100,7 +100,7 @@
           <w:b/>
           <w:bCs/>
         </w:rPr>
-        <w:t xml:space="preserve">Waves 76+77 — two concurrent subagent waves, 8 disjoint host-closeable streams (all independently gated build/vet/-race + load-bearing mutation bite per stream):</w:t>
+        <w:t xml:space="preserve">Wave 78 — 4 disjoint host-closeable streams + a cross-platform SELinux fix (all conductor-gated build/vet/-race + load-bearing mutation bite, not agent self-reports):</w:t>
       </w:r>
     </w:p>
     <w:p>
@@ -115,58 +115,76 @@
         <w:rPr>
           <w:rStyle w:val="VerbatimChar"/>
         </w:rPr>
-        <w:t xml:space="preserve">internal/llm</w:t>
-      </w:r>
-      <w:r>
-        <w:t xml:space="preserve"> </w:t>
-      </w:r>
-      <w:r>
-        <w:t xml:space="preserve">— advisory engine (MIGRATION/SCALING/CONFIG/ALERT/OPTIMIZATION) carrying rationale + confidence + risk,</w:t>
-      </w:r>
-      <w:r>
-        <w:t xml:space="preserve"> </w:t>
-      </w:r>
-      <w:r>
-        <w:rPr>
-          <w:rStyle w:val="VerbatimChar"/>
-        </w:rPr>
-        <w:t xml:space="preserve">PENDING</w:t>
-      </w:r>
-      <w:r>
-        <w:t xml:space="preserve"> </w:t>
-      </w:r>
-      <w:r>
-        <w:t xml:space="preserve">persistence, a non-LOW-risk approval gate (never auto-applied without explicit approval), and a mandatory</w:t>
-      </w:r>
-      <w:r>
-        <w:t xml:space="preserve"> </w:t>
-      </w:r>
-      <w:r>
-        <w:rPr>
-          <w:rStyle w:val="VerbatimChar"/>
-        </w:rPr>
-        <w:t xml:space="preserve">LLMsVerifier</w:t>
-      </w:r>
-      <w:r>
-        <w:t xml:space="preserve"> </w:t>
-      </w:r>
-      <w:r>
-        <w:t xml:space="preserve">that rejects hallucinated/unsafe actions; the LLM is an injectable</w:t>
-      </w:r>
-      <w:r>
-        <w:t xml:space="preserve"> </w:t>
-      </w:r>
-      <w:r>
-        <w:rPr>
-          <w:rStyle w:val="VerbatimChar"/>
-        </w:rPr>
-        <w:t xml:space="preserve">Advisor</w:t>
-      </w:r>
-      <w:r>
-        <w:t xml:space="preserve"> </w:t>
-      </w:r>
-      <w:r>
-        <w:t xml:space="preserve">so the gate is deterministic and host-closeable (HXC-1126).</w:t>
+        <w:t xml:space="preserve">internal/console</w:t>
+      </w:r>
+      <w:r>
+        <w:t xml:space="preserve"> </w:t>
+      </w:r>
+      <w:r>
+        <w:t xml:space="preserve">— fixture-driven device-classification hardening:</w:t>
+      </w:r>
+      <w:r>
+        <w:t xml:space="preserve"> </w:t>
+      </w:r>
+      <w:r>
+        <w:rPr>
+          <w:rStyle w:val="VerbatimChar"/>
+        </w:rPr>
+        <w:t xml:space="preserve">testdata/</w:t>
+      </w:r>
+      <w:r>
+        <w:t xml:space="preserve"> </w:t>
+      </w:r>
+      <w:r>
+        <w:rPr>
+          <w:rStyle w:val="VerbatimChar"/>
+        </w:rPr>
+        <w:t xml:space="preserve">/proc</w:t>
+      </w:r>
+      <w:r>
+        <w:t xml:space="preserve">+</w:t>
+      </w:r>
+      <w:r>
+        <w:rPr>
+          <w:rStyle w:val="VerbatimChar"/>
+        </w:rPr>
+        <w:t xml:space="preserve">device-tree</w:t>
+      </w:r>
+      <w:r>
+        <w:t xml:space="preserve"> </w:t>
+      </w:r>
+      <w:r>
+        <w:t xml:space="preserve">trees for 6 device classes (PS4/PS5/x86-server/RK3588/Raspberry-Pi/generic) with exact-label table assertions; mutating the PS5 zen-2 SoC-match row flips</w:t>
+      </w:r>
+      <w:r>
+        <w:t xml:space="preserve"> </w:t>
+      </w:r>
+      <w:r>
+        <w:rPr>
+          <w:rStyle w:val="VerbatimChar"/>
+        </w:rPr>
+        <w:t xml:space="preserve">ps5_zen2</w:t>
+      </w:r>
+      <w:r>
+        <w:t xml:space="preserve"> </w:t>
+      </w:r>
+      <w:r>
+        <w:t xml:space="preserve">and fails the test. Non-console classes still classify</w:t>
+      </w:r>
+      <w:r>
+        <w:t xml:space="preserve"> </w:t>
+      </w:r>
+      <w:r>
+        <w:rPr>
+          <w:rStyle w:val="VerbatimChar"/>
+        </w:rPr>
+        <w:t xml:space="preserve">Unknown</w:t>
+      </w:r>
+      <w:r>
+        <w:t xml:space="preserve"> </w:t>
+      </w:r>
+      <w:r>
+        <w:t xml:space="preserve">today (positive labels tracked HXC-1624) (HXC-1158).</w:t>
       </w:r>
     </w:p>
     <w:p>
@@ -181,13 +199,145 @@
         <w:rPr>
           <w:rStyle w:val="VerbatimChar"/>
         </w:rPr>
-        <w:t xml:space="preserve">pkg/benchmark</w:t>
-      </w:r>
-      <w:r>
-        <w:t xml:space="preserve"> </w:t>
-      </w:r>
-      <w:r>
-        <w:t xml:space="preserve">— micro-benchmarker producing a real, repeatable normalized on-host CPU score (+ typed GPU TFLOPS / NPU TOPS seams), repeatability asserted within a coefficient-of-variation tolerance band (HXC-1308).</w:t>
+        <w:t xml:space="preserve">scripts/cross-compile-agent.sh</w:t>
+      </w:r>
+      <w:r>
+        <w:t xml:space="preserve"> </w:t>
+      </w:r>
+      <w:r>
+        <w:t xml:space="preserve">+</w:t>
+      </w:r>
+      <w:r>
+        <w:t xml:space="preserve"> </w:t>
+      </w:r>
+      <w:r>
+        <w:rPr>
+          <w:rStyle w:val="VerbatimChar"/>
+        </w:rPr>
+        <w:t xml:space="preserve">Makefile</w:t>
+      </w:r>
+      <w:r>
+        <w:t xml:space="preserve"> </w:t>
+      </w:r>
+      <w:r>
+        <w:rPr>
+          <w:rStyle w:val="VerbatimChar"/>
+        </w:rPr>
+        <w:t xml:space="preserve">cross-agent</w:t>
+      </w:r>
+      <w:r>
+        <w:t xml:space="preserve"> </w:t>
+      </w:r>
+      <w:r>
+        <w:t xml:space="preserve">target — reproducible ARM64 cross-compilation of</w:t>
+      </w:r>
+      <w:r>
+        <w:t xml:space="preserve"> </w:t>
+      </w:r>
+      <w:r>
+        <w:rPr>
+          <w:rStyle w:val="VerbatimChar"/>
+        </w:rPr>
+        <w:t xml:space="preserve">cmd/helix-agent</w:t>
+      </w:r>
+      <w:r>
+        <w:t xml:space="preserve">: emits linux/arm64 (ELF aarch64), linux/armv7 (ELF 32-bit ARM EABI5) and android/arm64 artifacts with a build-UUID via</w:t>
+      </w:r>
+      <w:r>
+        <w:t xml:space="preserve"> </w:t>
+      </w:r>
+      <w:r>
+        <w:rPr>
+          <w:rStyle w:val="VerbatimChar"/>
+        </w:rPr>
+        <w:t xml:space="preserve">-ldflags</w:t>
+      </w:r>
+      <w:r>
+        <w:t xml:space="preserve"> </w:t>
+      </w:r>
+      <w:r>
+        <w:t xml:space="preserve">and a</w:t>
+      </w:r>
+      <w:r>
+        <w:t xml:space="preserve"> </w:t>
+      </w:r>
+      <w:r>
+        <w:rPr>
+          <w:rStyle w:val="VerbatimChar"/>
+        </w:rPr>
+        <w:t xml:space="preserve">--version</w:t>
+      </w:r>
+      <w:r>
+        <w:t xml:space="preserve"> </w:t>
+      </w:r>
+      <w:r>
+        <w:t xml:space="preserve">print path;</w:t>
+      </w:r>
+      <w:r>
+        <w:t xml:space="preserve"> </w:t>
+      </w:r>
+      <w:r>
+        <w:rPr>
+          <w:rStyle w:val="VerbatimChar"/>
+        </w:rPr>
+        <w:t xml:space="preserve">crosscompile_test.go</w:t>
+      </w:r>
+      <w:r>
+        <w:t xml:space="preserve"> </w:t>
+      </w:r>
+      <w:r>
+        <w:t xml:space="preserve">asserts</w:t>
+      </w:r>
+      <w:r>
+        <w:t xml:space="preserve"> </w:t>
+      </w:r>
+      <w:r>
+        <w:rPr>
+          <w:rStyle w:val="VerbatimChar"/>
+        </w:rPr>
+        <w:t xml:space="preserve">elf.EM_AARCH64</w:t>
+      </w:r>
+      <w:r>
+        <w:t xml:space="preserve"> </w:t>
+      </w:r>
+      <w:r>
+        <w:t xml:space="preserve">via</w:t>
+      </w:r>
+      <w:r>
+        <w:t xml:space="preserve"> </w:t>
+      </w:r>
+      <w:r>
+        <w:rPr>
+          <w:rStyle w:val="VerbatimChar"/>
+        </w:rPr>
+        <w:t xml:space="preserve">debug/elf</w:t>
+      </w:r>
+      <w:r>
+        <w:t xml:space="preserve">. CGO-enabled cross (no</w:t>
+      </w:r>
+      <w:r>
+        <w:t xml:space="preserve"> </w:t>
+      </w:r>
+      <w:r>
+        <w:rPr>
+          <w:rStyle w:val="VerbatimChar"/>
+        </w:rPr>
+        <w:t xml:space="preserve">zig cc</w:t>
+      </w:r>
+      <w:r>
+        <w:t xml:space="preserve">/</w:t>
+      </w:r>
+      <w:r>
+        <w:rPr>
+          <w:rStyle w:val="VerbatimChar"/>
+        </w:rPr>
+        <w:t xml:space="preserve">aarch64-gnu-gcc</w:t>
+      </w:r>
+      <w:r>
+        <w:t xml:space="preserve"> </w:t>
+      </w:r>
+      <w:r>
+        <w:t xml:space="preserve">on host) and on-real-SBC execution are honest SKIPs (HXC-1622/HXC-1623) (HXC-1167).</w:t>
       </w:r>
     </w:p>
     <w:p>
@@ -202,338 +352,207 @@
         <w:rPr>
           <w:rStyle w:val="VerbatimChar"/>
         </w:rPr>
-        <w:t xml:space="preserve">pkg/security/e2ee</w:t>
-      </w:r>
-      <w:r>
-        <w:t xml:space="preserve"> </w:t>
-      </w:r>
-      <w:r>
-        <w:t xml:space="preserve">(</w:t>
-      </w:r>
-      <w:r>
-        <w:rPr>
+        <w:t xml:space="preserve">docs/architecture/PHASE_8C_INTEGRATION.md</w:t>
+      </w:r>
+      <w:r>
+        <w:t xml:space="preserve"> </w:t>
+      </w:r>
+      <w:r>
+        <w:t xml:space="preserve">— code-grounded Phase-8C integration map (attestation→scheduler, e2ee→orchestrator, marketplace) citing real</w:t>
+      </w:r>
+      <w:r>
+        <w:t xml:space="preserve"> </w:t>
+      </w:r>
+      <w:r>
+        <w:rPr>
+          <w:rStyle w:val="VerbatimChar"/>
+        </w:rPr>
+        <w:t xml:space="preserve">pkg/resources</w:t>
+      </w:r>
+      <w:r>
+        <w:t xml:space="preserve"> </w:t>
+      </w:r>
+      <w:r>
+        <w:t xml:space="preserve">symbols; scheduler attestation-wiring labeled PLANNED (verified: no</w:t>
+      </w:r>
+      <w:r>
+        <w:t xml:space="preserve"> </w:t>
+      </w:r>
+      <w:r>
+        <w:rPr>
+          <w:rStyle w:val="VerbatimChar"/>
+        </w:rPr>
+        <w:t xml:space="preserve">SetAttested</w:t>
+      </w:r>
+      <w:r>
+        <w:t xml:space="preserve"> </w:t>
+      </w:r>
+      <w:r>
+        <w:t xml:space="preserve">callers) (HXC-1614).</w:t>
+      </w:r>
+    </w:p>
+    <w:p>
+      <w:pPr>
+        <w:pStyle w:val="Compact"/>
+        <w:numPr>
+          <w:ilvl w:val="1"/>
+          <w:numId w:val="1002"/>
+        </w:numPr>
+      </w:pPr>
+      <w:r>
+        <w:rPr>
+          <w:rStyle w:val="VerbatimChar"/>
+        </w:rPr>
+        <w:t xml:space="preserve">docs/PHASE_8C_EXIT_GATE_EVIDENCE.md</w:t>
+      </w:r>
+      <w:r>
+        <w:t xml:space="preserve"> </w:t>
+      </w:r>
+      <w:r>
+        <w:t xml:space="preserve">— CLAUDE-1 exit-gate evidence matrix (PROVEN 9 / PARTIAL 6 / NOT-YET 7); PROVEN rows cite real</w:t>
+      </w:r>
+      <w:r>
+        <w:t xml:space="preserve"> </w:t>
+      </w:r>
+      <w:r>
+        <w:rPr>
+          <w:rStyle w:val="VerbatimChar"/>
+        </w:rPr>
+        <w:t xml:space="preserve">pkg/metering</w:t>
+      </w:r>
+      <w:r>
+        <w:t xml:space="preserve">+</w:t>
+      </w:r>
+      <w:r>
+        <w:rPr>
+          <w:rStyle w:val="VerbatimChar"/>
+        </w:rPr>
+        <w:t xml:space="preserve">pkg/auditproof</w:t>
+      </w:r>
+      <w:r>
+        <w:t xml:space="preserve"> </w:t>
+      </w:r>
+      <w:r>
+        <w:t xml:space="preserve">tests, NOT-YET rows cite Queued tickets (HXC-1613).</w:t>
+      </w:r>
+    </w:p>
+    <w:p>
+      <w:pPr>
+        <w:pStyle w:val="Compact"/>
+        <w:numPr>
+          <w:ilvl w:val="1"/>
+          <w:numId w:val="1002"/>
+        </w:numPr>
+      </w:pPr>
+      <w:r>
+        <w:rPr>
+          <w:rStyle w:val="VerbatimChar"/>
           <w:b/>
           <w:bCs/>
         </w:rPr>
-        <w:t xml:space="preserve">security submodule</w:t>
-      </w:r>
-      <w:r>
-        <w:t xml:space="preserve">) — gzip-before-encrypt payload compression matching the Chutes envelope framing: measurable wire-size reduction, byte-exact decrypt+gunzip round-trip, only applied when it actually shrinks (HXC-1564).</w:t>
-      </w:r>
-    </w:p>
-    <w:p>
-      <w:pPr>
-        <w:pStyle w:val="Compact"/>
-        <w:numPr>
-          <w:ilvl w:val="1"/>
-          <w:numId w:val="1002"/>
-        </w:numPr>
-      </w:pPr>
-      <w:r>
-        <w:rPr>
-          <w:rStyle w:val="VerbatimChar"/>
-        </w:rPr>
-        <w:t xml:space="preserve">cmd/dst-sim</w:t>
-      </w:r>
-      <w:r>
-        <w:t xml:space="preserve"> </w:t>
-      </w:r>
-      <w:r>
-        <w:t xml:space="preserve">— 1000-seed deterministic-simulation gate composing</w:t>
-      </w:r>
-      <w:r>
-        <w:t xml:space="preserve"> </w:t>
-      </w:r>
-      <w:r>
-        <w:rPr>
-          <w:rStyle w:val="VerbatimChar"/>
-        </w:rPr>
-        <w:t xml:space="preserve">pkg/porcupine</w:t>
-      </w:r>
-      <w:r>
-        <w:t xml:space="preserve">; exits non-zero naming the offending seed on a linearizability violation (ran 1000 seeds exit 0, deterministic across reruns) (HXC-915).</w:t>
-      </w:r>
-    </w:p>
-    <w:p>
-      <w:pPr>
-        <w:pStyle w:val="Compact"/>
-        <w:numPr>
-          <w:ilvl w:val="1"/>
-          <w:numId w:val="1002"/>
-        </w:numPr>
-      </w:pPr>
-      <w:r>
-        <w:rPr>
-          <w:rStyle w:val="VerbatimChar"/>
-        </w:rPr>
-        <w:t xml:space="preserve">docs/MVP_ARCHITECTURE.md</w:t>
-      </w:r>
-      <w:r>
-        <w:t xml:space="preserve"> </w:t>
-      </w:r>
-      <w:r>
-        <w:t xml:space="preserve">— living seven-layer architecture + service-communication Mermaid grounded in real packages, with a Go drift-validator that fails the build if the doc names a path that no longer exists; docs_chain-tracked (HXC-1145).</w:t>
-      </w:r>
-    </w:p>
-    <w:p>
-      <w:pPr>
-        <w:pStyle w:val="Compact"/>
-        <w:numPr>
-          <w:ilvl w:val="1"/>
-          <w:numId w:val="1002"/>
-        </w:numPr>
-      </w:pPr>
-      <w:r>
-        <w:rPr>
-          <w:rStyle w:val="VerbatimChar"/>
-        </w:rPr>
-        <w:t xml:space="preserve">pkg/gpu</w:t>
-      </w:r>
-      <w:r>
-        <w:t xml:space="preserve"> </w:t>
-      </w:r>
-      <w:r>
-        <w:t xml:space="preserve">— thread-safe</w:t>
-      </w:r>
-      <w:r>
-        <w:t xml:space="preserve"> </w:t>
-      </w:r>
-      <w:r>
-        <w:rPr>
-          <w:rStyle w:val="VerbatimChar"/>
-        </w:rPr>
-        <w:t xml:space="preserve">ProviderAdapter</w:t>
-      </w:r>
-      <w:r>
-        <w:t xml:space="preserve"> </w:t>
-      </w:r>
-      <w:r>
-        <w:t xml:space="preserve">registration hooks (</w:t>
-      </w:r>
-      <w:r>
-        <w:rPr>
-          <w:rStyle w:val="VerbatimChar"/>
-        </w:rPr>
-        <w:t xml:space="preserve">Register</w:t>
-      </w:r>
-      <w:r>
-        <w:t xml:space="preserve">/</w:t>
-      </w:r>
-      <w:r>
-        <w:rPr>
-          <w:rStyle w:val="VerbatimChar"/>
-        </w:rPr>
-        <w:t xml:space="preserve">List</w:t>
-      </w:r>
-      <w:r>
-        <w:t xml:space="preserve">/</w:t>
-      </w:r>
-      <w:r>
-        <w:rPr>
-          <w:rStyle w:val="VerbatimChar"/>
-        </w:rPr>
-        <w:t xml:space="preserve">Get</w:t>
-      </w:r>
-      <w:r>
-        <w:t xml:space="preserve">/</w:t>
-      </w:r>
-      <w:r>
-        <w:rPr>
-          <w:rStyle w:val="VerbatimChar"/>
-        </w:rPr>
-        <w:t xml:space="preserve">Lookup</w:t>
-      </w:r>
-      <w:r>
-        <w:t xml:space="preserve">) exposing a pool-facing listing, duplicate-name guarded, race-free under</w:t>
-      </w:r>
-      <w:r>
-        <w:t xml:space="preserve"> </w:t>
-      </w:r>
-      <w:r>
-        <w:rPr>
-          <w:rStyle w:val="VerbatimChar"/>
-        </w:rPr>
-        <w:t xml:space="preserve">-race</w:t>
-      </w:r>
-      <w:r>
-        <w:t xml:space="preserve"> </w:t>
-      </w:r>
-      <w:r>
-        <w:t xml:space="preserve">(HXC-1533).</w:t>
-      </w:r>
-    </w:p>
-    <w:p>
-      <w:pPr>
-        <w:pStyle w:val="Compact"/>
-        <w:numPr>
-          <w:ilvl w:val="1"/>
-          <w:numId w:val="1002"/>
-        </w:numPr>
-      </w:pPr>
-      <w:r>
-        <w:rPr>
-          <w:rStyle w:val="VerbatimChar"/>
-        </w:rPr>
-        <w:t xml:space="preserve">pkg/cloudspot</w:t>
-      </w:r>
-      <w:r>
-        <w:t xml:space="preserve"> </w:t>
-      </w:r>
-      <w:r>
-        <w:t xml:space="preserve">— real AWS IMDSv2 (token</w:t>
-      </w:r>
-      <w:r>
-        <w:t xml:space="preserve"> </w:t>
-      </w:r>
-      <w:r>
-        <w:rPr>
-          <w:rStyle w:val="VerbatimChar"/>
-        </w:rPr>
-        <w:t xml:space="preserve">PUT</w:t>
-      </w:r>
-      <w:r>
-        <w:t xml:space="preserve"> </w:t>
-      </w:r>
-      <w:r>
-        <w:t xml:space="preserve">→ authenticated</w:t>
-      </w:r>
-      <w:r>
-        <w:t xml:space="preserve"> </w:t>
-      </w:r>
-      <w:r>
-        <w:rPr>
-          <w:rStyle w:val="VerbatimChar"/>
-        </w:rPr>
-        <w:t xml:space="preserve">GET</w:t>
-      </w:r>
-      <w:r>
-        <w:t xml:space="preserve"> </w:t>
-      </w:r>
-      <w:r>
-        <w:t xml:space="preserve">spot instance-action), Azure scheduled-events, and GCP preemption pollers behind</w:t>
-      </w:r>
-      <w:r>
-        <w:t xml:space="preserve"> </w:t>
-      </w:r>
-      <w:r>
-        <w:rPr>
-          <w:rStyle w:val="VerbatimChar"/>
-        </w:rPr>
-        <w:t xml:space="preserve">SignalSource</w:t>
-      </w:r>
-      <w:r>
-        <w:t xml:space="preserve">, with</w:t>
-      </w:r>
-      <w:r>
-        <w:t xml:space="preserve"> </w:t>
-      </w:r>
-      <w:r>
-        <w:rPr>
-          <w:rStyle w:val="VerbatimChar"/>
-        </w:rPr>
-        <w:t xml:space="preserve">drain→checkpoint→upload</w:t>
-      </w:r>
-      <w:r>
-        <w:t xml:space="preserve"> </w:t>
-      </w:r>
-      <w:r>
-        <w:t xml:space="preserve">via an injectable sink; proven against</w:t>
-      </w:r>
-      <w:r>
-        <w:t xml:space="preserve"> </w:t>
-      </w:r>
-      <w:r>
-        <w:rPr>
-          <w:rStyle w:val="VerbatimChar"/>
-        </w:rPr>
-        <w:t xml:space="preserve">httptest</w:t>
-      </w:r>
-      <w:r>
-        <w:t xml:space="preserve"> </w:t>
-      </w:r>
-      <w:r>
-        <w:t xml:space="preserve">fixtures replaying the genuine wire protocol (live cloud deferred, HXC-1617) (HXC-1328).</w:t>
-      </w:r>
-    </w:p>
-    <w:p>
-      <w:pPr>
-        <w:pStyle w:val="Compact"/>
-        <w:numPr>
-          <w:ilvl w:val="1"/>
-          <w:numId w:val="1002"/>
-        </w:numPr>
-      </w:pPr>
-      <w:r>
-        <w:rPr>
-          <w:rStyle w:val="VerbatimChar"/>
-        </w:rPr>
-        <w:t xml:space="preserve">pkg/tierdetect</w:t>
-      </w:r>
-      <w:r>
-        <w:t xml:space="preserve"> </w:t>
-      </w:r>
-      <w:r>
-        <w:t xml:space="preserve">— real cross-platform host-capability detection (darwin</w:t>
-      </w:r>
-      <w:r>
-        <w:t xml:space="preserve"> </w:t>
-      </w:r>
-      <w:r>
-        <w:rPr>
-          <w:rStyle w:val="VerbatimChar"/>
-        </w:rPr>
-        <w:t xml:space="preserve">sysctl</w:t>
-      </w:r>
-      <w:r>
-        <w:t xml:space="preserve">/arch + linux</w:t>
-      </w:r>
-      <w:r>
-        <w:t xml:space="preserve"> </w:t>
-      </w:r>
-      <w:r>
-        <w:rPr>
-          <w:rStyle w:val="VerbatimChar"/>
-        </w:rPr>
-        <w:t xml:space="preserve">/dev/kvm</w:t>
-      </w:r>
-      <w:r>
-        <w:t xml:space="preserve">,</w:t>
-      </w:r>
-      <w:r>
-        <w:rPr>
-          <w:rStyle w:val="VerbatimChar"/>
-        </w:rPr>
-        <w:t xml:space="preserve">/proc</w:t>
-      </w:r>
-      <w:r>
-        <w:t xml:space="preserve">,</w:t>
-      </w:r>
-      <w:r>
-        <w:rPr>
-          <w:rStyle w:val="VerbatimChar"/>
-        </w:rPr>
-        <w:t xml:space="preserve">binfmt</w:t>
-      </w:r>
-      <w:r>
-        <w:t xml:space="preserve"> </w:t>
-      </w:r>
-      <w:r>
-        <w:t xml:space="preserve">behind one build-tagged interface) gating tier requests pre-provision with a typed</w:t>
-      </w:r>
-      <w:r>
-        <w:t xml:space="preserve"> </w:t>
-      </w:r>
-      <w:r>
-        <w:rPr>
-          <w:rStyle w:val="VerbatimChar"/>
-        </w:rPr>
-        <w:t xml:space="preserve">MissingCapabilityError</w:t>
-      </w:r>
-      <w:r>
-        <w:t xml:space="preserve"> </w:t>
-      </w:r>
-      <w:r>
-        <w:t xml:space="preserve">(HXC-1230).</w:t>
+        <w:t xml:space="preserve">containers</w:t>
+      </w:r>
+      <w:r>
+        <w:rPr>
+          <w:b/>
+          <w:bCs/>
+        </w:rPr>
+        <w:t xml:space="preserve"> </w:t>
+      </w:r>
+      <w:r>
+        <w:rPr>
+          <w:b/>
+          <w:bCs/>
+        </w:rPr>
+        <w:t xml:space="preserve">submodule (</w:t>
+      </w:r>
+      <w:r>
+        <w:rPr>
+          <w:rStyle w:val="VerbatimChar"/>
+          <w:b/>
+          <w:bCs/>
+        </w:rPr>
+        <w:t xml:space="preserve">pkg/crossbuild</w:t>
+      </w:r>
+      <w:r>
+        <w:rPr>
+          <w:b/>
+          <w:bCs/>
+        </w:rPr>
+        <w:t xml:space="preserve">)</w:t>
+      </w:r>
+      <w:r>
+        <w:t xml:space="preserve"> </w:t>
+      </w:r>
+      <w:r>
+        <w:t xml:space="preserve">— SELinux bind-mount relabel made conditional + cross-platform:</w:t>
+      </w:r>
+      <w:r>
+        <w:t xml:space="preserve"> </w:t>
+      </w:r>
+      <w:r>
+        <w:rPr>
+          <w:rStyle w:val="VerbatimChar"/>
+        </w:rPr>
+        <w:t xml:space="preserve">:Z</w:t>
+      </w:r>
+      <w:r>
+        <w:t xml:space="preserve"> </w:t>
+      </w:r>
+      <w:r>
+        <w:t xml:space="preserve">private /</w:t>
+      </w:r>
+      <w:r>
+        <w:t xml:space="preserve"> </w:t>
+      </w:r>
+      <w:r>
+        <w:rPr>
+          <w:rStyle w:val="VerbatimChar"/>
+        </w:rPr>
+        <w:t xml:space="preserve">:z</w:t>
+      </w:r>
+      <w:r>
+        <w:t xml:space="preserve"> </w:t>
+      </w:r>
+      <w:r>
+        <w:t xml:space="preserve">shared</w:t>
+      </w:r>
+      <w:r>
+        <w:t xml:space="preserve"> </w:t>
+      </w:r>
+      <w:r>
+        <w:rPr>
+          <w:b/>
+          <w:bCs/>
+        </w:rPr>
+        <w:t xml:space="preserve">only when SELinux is active</w:t>
+      </w:r>
+      <w:r>
+        <w:t xml:space="preserve">, empty on macOS / non-SELinux Linux (was hardcoded</w:t>
+      </w:r>
+      <w:r>
+        <w:t xml:space="preserve"> </w:t>
+      </w:r>
+      <w:r>
+        <w:rPr>
+          <w:rStyle w:val="VerbatimChar"/>
+        </w:rPr>
+        <w:t xml:space="preserve">:Z</w:t>
+      </w:r>
+      <w:r>
+        <w:t xml:space="preserve">, breaking podman-machine/Docker-Desktop &amp; shared-volume reuse); injectable detection, panic-recovered fail-safe, stress+chaos coverage; CLAUDE-2 §11.4.81 (HXC-1621, submodule</w:t>
+      </w:r>
+      <w:r>
+        <w:t xml:space="preserve"> </w:t>
+      </w:r>
+      <w:r>
+        <w:rPr>
+          <w:rStyle w:val="VerbatimChar"/>
+        </w:rPr>
+        <w:t xml:space="preserve">1598f28</w:t>
+      </w:r>
+      <w:r>
+        <w:t xml:space="preserve">).</w:t>
       </w:r>
     </w:p>
     <w:p>
@@ -549,7 +568,7 @@
           <w:b/>
           <w:bCs/>
         </w:rPr>
-        <w:t xml:space="preserve">Wave 75 — provider hardening, security &amp; boot readiness (5 items, all independently gated):</w:t>
+        <w:t xml:space="preserve">Waves 76+77 — two concurrent subagent waves, 8 disjoint host-closeable streams (all independently gated build/vet/-race + load-bearing mutation bite per stream):</w:t>
       </w:r>
     </w:p>
     <w:p>
@@ -564,73 +583,58 @@
         <w:rPr>
           <w:rStyle w:val="VerbatimChar"/>
         </w:rPr>
-        <w:t xml:space="preserve">pkg/provider/runpod</w:t>
-      </w:r>
-      <w:r>
-        <w:t xml:space="preserve"> </w:t>
-      </w:r>
-      <w:r>
-        <w:t xml:space="preserve">—</w:t>
-      </w:r>
-      <w:r>
-        <w:t xml:space="preserve"> </w:t>
-      </w:r>
-      <w:r>
-        <w:rPr>
-          <w:rStyle w:val="VerbatimChar"/>
-        </w:rPr>
-        <w:t xml:space="preserve">Provision</w:t>
-      </w:r>
-      <w:r>
-        <w:t xml:space="preserve"> </w:t>
-      </w:r>
-      <w:r>
-        <w:t xml:space="preserve">no longer holds the mutex across the</w:t>
-      </w:r>
-      <w:r>
-        <w:t xml:space="preserve"> </w:t>
-      </w:r>
-      <w:r>
-        <w:rPr>
-          <w:rStyle w:val="VerbatimChar"/>
-        </w:rPr>
-        <w:t xml:space="preserve">ColdProvision</w:t>
-      </w:r>
-      <w:r>
-        <w:t xml:space="preserve"> </w:t>
-      </w:r>
-      <w:r>
-        <w:t xml:space="preserve">network RPC (concurrent cold provisions overlap;</w:t>
-      </w:r>
-      <w:r>
-        <w:t xml:space="preserve"> </w:t>
-      </w:r>
-      <w:r>
-        <w:rPr>
-          <w:rStyle w:val="VerbatimChar"/>
-        </w:rPr>
-        <w:t xml:space="preserve">reserved</w:t>
-      </w:r>
-      <w:r>
-        <w:t xml:space="preserve"> </w:t>
-      </w:r>
-      <w:r>
-        <w:t xml:space="preserve">counter preserves capacity), and</w:t>
-      </w:r>
-      <w:r>
-        <w:t xml:space="preserve"> </w:t>
-      </w:r>
-      <w:r>
-        <w:rPr>
-          <w:rStyle w:val="VerbatimChar"/>
-        </w:rPr>
-        <w:t xml:space="preserve">EndpointOf(id)</w:t>
-      </w:r>
-      <w:r>
-        <w:t xml:space="preserve"> </w:t>
-      </w:r>
-      <w:r>
-        <w:t xml:space="preserve">surfaces the reachable worker endpoint (HXC-919).</w:t>
+        <w:t xml:space="preserve">internal/llm</w:t>
+      </w:r>
+      <w:r>
+        <w:t xml:space="preserve"> </w:t>
+      </w:r>
+      <w:r>
+        <w:t xml:space="preserve">— advisory engine (MIGRATION/SCALING/CONFIG/ALERT/OPTIMIZATION) carrying rationale + confidence + risk,</w:t>
+      </w:r>
+      <w:r>
+        <w:t xml:space="preserve"> </w:t>
+      </w:r>
+      <w:r>
+        <w:rPr>
+          <w:rStyle w:val="VerbatimChar"/>
+        </w:rPr>
+        <w:t xml:space="preserve">PENDING</w:t>
+      </w:r>
+      <w:r>
+        <w:t xml:space="preserve"> </w:t>
+      </w:r>
+      <w:r>
+        <w:t xml:space="preserve">persistence, a non-LOW-risk approval gate (never auto-applied without explicit approval), and a mandatory</w:t>
+      </w:r>
+      <w:r>
+        <w:t xml:space="preserve"> </w:t>
+      </w:r>
+      <w:r>
+        <w:rPr>
+          <w:rStyle w:val="VerbatimChar"/>
+        </w:rPr>
+        <w:t xml:space="preserve">LLMsVerifier</w:t>
+      </w:r>
+      <w:r>
+        <w:t xml:space="preserve"> </w:t>
+      </w:r>
+      <w:r>
+        <w:t xml:space="preserve">that rejects hallucinated/unsafe actions; the LLM is an injectable</w:t>
+      </w:r>
+      <w:r>
+        <w:t xml:space="preserve"> </w:t>
+      </w:r>
+      <w:r>
+        <w:rPr>
+          <w:rStyle w:val="VerbatimChar"/>
+        </w:rPr>
+        <w:t xml:space="preserve">Advisor</w:t>
+      </w:r>
+      <w:r>
+        <w:t xml:space="preserve"> </w:t>
+      </w:r>
+      <w:r>
+        <w:t xml:space="preserve">so the gate is deterministic and host-closeable (HXC-1126).</w:t>
       </w:r>
     </w:p>
     <w:p>
@@ -645,7 +649,28 @@
         <w:rPr>
           <w:rStyle w:val="VerbatimChar"/>
         </w:rPr>
-        <w:t xml:space="preserve">pkg/marketplaceadapter</w:t>
+        <w:t xml:space="preserve">pkg/benchmark</w:t>
+      </w:r>
+      <w:r>
+        <w:t xml:space="preserve"> </w:t>
+      </w:r>
+      <w:r>
+        <w:t xml:space="preserve">— micro-benchmarker producing a real, repeatable normalized on-host CPU score (+ typed GPU TFLOPS / NPU TOPS seams), repeatability asserted within a coefficient-of-variation tolerance band (HXC-1308).</w:t>
+      </w:r>
+    </w:p>
+    <w:p>
+      <w:pPr>
+        <w:pStyle w:val="Compact"/>
+        <w:numPr>
+          <w:ilvl w:val="1"/>
+          <w:numId w:val="1003"/>
+        </w:numPr>
+      </w:pPr>
+      <w:r>
+        <w:rPr>
+          <w:rStyle w:val="VerbatimChar"/>
+        </w:rPr>
+        <w:t xml:space="preserve">pkg/security/e2ee</w:t>
       </w:r>
       <w:r>
         <w:t xml:space="preserve"> </w:t>
@@ -658,25 +683,10 @@
           <w:b/>
           <w:bCs/>
         </w:rPr>
-        <w:t xml:space="preserve">security</w:t>
-      </w:r>
-      <w:r>
-        <w:t xml:space="preserve">) —</w:t>
-      </w:r>
-      <w:r>
-        <w:t xml:space="preserve"> </w:t>
-      </w:r>
-      <w:r>
-        <w:rPr>
-          <w:rStyle w:val="VerbatimChar"/>
-        </w:rPr>
-        <w:t xml:space="preserve">buildSDL</w:t>
-      </w:r>
-      <w:r>
-        <w:t xml:space="preserve"> </w:t>
-      </w:r>
-      <w:r>
-        <w:t xml:space="preserve">YAML-encodes caller-controlled fields to contain manifest injection, and the Akash reputation gate is no longer bypassable by a zero-value adapter (HXC-918).</w:t>
+        <w:t xml:space="preserve">security submodule</w:t>
+      </w:r>
+      <w:r>
+        <w:t xml:space="preserve">) — gzip-before-encrypt payload compression matching the Chutes envelope framing: measurable wire-size reduction, byte-exact decrypt+gunzip round-trip, only applied when it actually shrinks (HXC-1564).</w:t>
       </w:r>
     </w:p>
     <w:p>
@@ -691,28 +701,25 @@
         <w:rPr>
           <w:rStyle w:val="VerbatimChar"/>
         </w:rPr>
-        <w:t xml:space="preserve">pkg/provider/chutes</w:t>
-      </w:r>
-      <w:r>
-        <w:t xml:space="preserve"> </w:t>
-      </w:r>
-      <w:r>
-        <w:t xml:space="preserve">—</w:t>
-      </w:r>
-      <w:r>
-        <w:t xml:space="preserve"> </w:t>
-      </w:r>
-      <w:r>
-        <w:rPr>
-          <w:rStyle w:val="VerbatimChar"/>
-        </w:rPr>
-        <w:t xml:space="preserve">parseRetryAfter</w:t>
-      </w:r>
-      <w:r>
-        <w:t xml:space="preserve"> </w:t>
-      </w:r>
-      <w:r>
-        <w:t xml:space="preserve">HTTP-date branch + past-date clamp now covered by tests (HXC-920).</w:t>
+        <w:t xml:space="preserve">cmd/dst-sim</w:t>
+      </w:r>
+      <w:r>
+        <w:t xml:space="preserve"> </w:t>
+      </w:r>
+      <w:r>
+        <w:t xml:space="preserve">— 1000-seed deterministic-simulation gate composing</w:t>
+      </w:r>
+      <w:r>
+        <w:t xml:space="preserve"> </w:t>
+      </w:r>
+      <w:r>
+        <w:rPr>
+          <w:rStyle w:val="VerbatimChar"/>
+        </w:rPr>
+        <w:t xml:space="preserve">pkg/porcupine</w:t>
+      </w:r>
+      <w:r>
+        <w:t xml:space="preserve">; exits non-zero naming the offending seed on a linearizability violation (ran 1000 seeds exit 0, deterministic across reruns) (HXC-915).</w:t>
       </w:r>
     </w:p>
     <w:p>
@@ -727,58 +734,13 @@
         <w:rPr>
           <w:rStyle w:val="VerbatimChar"/>
         </w:rPr>
-        <w:t xml:space="preserve">internal/console</w:t>
-      </w:r>
-      <w:r>
-        <w:t xml:space="preserve"> </w:t>
-      </w:r>
-      <w:r>
-        <w:t xml:space="preserve">—</w:t>
-      </w:r>
-      <w:r>
-        <w:t xml:space="preserve"> </w:t>
-      </w:r>
-      <w:r>
-        <w:rPr>
-          <w:rStyle w:val="VerbatimChar"/>
-        </w:rPr>
-        <w:t xml:space="preserve">BootCoordinator</w:t>
-      </w:r>
-      <w:r>
-        <w:t xml:space="preserve"> </w:t>
-      </w:r>
-      <w:r>
-        <w:t xml:space="preserve">wired into the real</w:t>
-      </w:r>
-      <w:r>
-        <w:t xml:space="preserve"> </w:t>
-      </w:r>
-      <w:r>
-        <w:rPr>
-          <w:rStyle w:val="VerbatimChar"/>
-        </w:rPr>
-        <w:t xml:space="preserve">Registrar</w:t>
-      </w:r>
-      <w:r>
-        <w:t xml:space="preserve"> </w:t>
-      </w:r>
-      <w:r>
-        <w:t xml:space="preserve">via a</w:t>
-      </w:r>
-      <w:r>
-        <w:t xml:space="preserve"> </w:t>
-      </w:r>
-      <w:r>
-        <w:rPr>
-          <w:rStyle w:val="VerbatimChar"/>
-        </w:rPr>
-        <w:t xml:space="preserve">ReadyGate</w:t>
-      </w:r>
-      <w:r>
-        <w:t xml:space="preserve"> </w:t>
-      </w:r>
-      <w:r>
-        <w:t xml:space="preserve">so node registration blocks on boot readiness (HXC-1147).</w:t>
+        <w:t xml:space="preserve">docs/MVP_ARCHITECTURE.md</w:t>
+      </w:r>
+      <w:r>
+        <w:t xml:space="preserve"> </w:t>
+      </w:r>
+      <w:r>
+        <w:t xml:space="preserve">— living seven-layer architecture + service-communication Mermaid grounded in real packages, with a Go drift-validator that fails the build if the doc names a path that no longer exists; docs_chain-tracked (HXC-1145).</w:t>
       </w:r>
     </w:p>
     <w:p>
@@ -793,13 +755,253 @@
         <w:rPr>
           <w:rStyle w:val="VerbatimChar"/>
         </w:rPr>
-        <w:t xml:space="preserve">docs/guides/phase_02_architecture.md</w:t>
-      </w:r>
-      <w:r>
-        <w:t xml:space="preserve"> </w:t>
-      </w:r>
-      <w:r>
-        <w:t xml:space="preserve">— Phase-02 architecture guide + Mermaid diagram, docs_chain-tracked (HXC-1164).</w:t>
+        <w:t xml:space="preserve">pkg/gpu</w:t>
+      </w:r>
+      <w:r>
+        <w:t xml:space="preserve"> </w:t>
+      </w:r>
+      <w:r>
+        <w:t xml:space="preserve">— thread-safe</w:t>
+      </w:r>
+      <w:r>
+        <w:t xml:space="preserve"> </w:t>
+      </w:r>
+      <w:r>
+        <w:rPr>
+          <w:rStyle w:val="VerbatimChar"/>
+        </w:rPr>
+        <w:t xml:space="preserve">ProviderAdapter</w:t>
+      </w:r>
+      <w:r>
+        <w:t xml:space="preserve"> </w:t>
+      </w:r>
+      <w:r>
+        <w:t xml:space="preserve">registration hooks (</w:t>
+      </w:r>
+      <w:r>
+        <w:rPr>
+          <w:rStyle w:val="VerbatimChar"/>
+        </w:rPr>
+        <w:t xml:space="preserve">Register</w:t>
+      </w:r>
+      <w:r>
+        <w:t xml:space="preserve">/</w:t>
+      </w:r>
+      <w:r>
+        <w:rPr>
+          <w:rStyle w:val="VerbatimChar"/>
+        </w:rPr>
+        <w:t xml:space="preserve">List</w:t>
+      </w:r>
+      <w:r>
+        <w:t xml:space="preserve">/</w:t>
+      </w:r>
+      <w:r>
+        <w:rPr>
+          <w:rStyle w:val="VerbatimChar"/>
+        </w:rPr>
+        <w:t xml:space="preserve">Get</w:t>
+      </w:r>
+      <w:r>
+        <w:t xml:space="preserve">/</w:t>
+      </w:r>
+      <w:r>
+        <w:rPr>
+          <w:rStyle w:val="VerbatimChar"/>
+        </w:rPr>
+        <w:t xml:space="preserve">Lookup</w:t>
+      </w:r>
+      <w:r>
+        <w:t xml:space="preserve">) exposing a pool-facing listing, duplicate-name guarded, race-free under</w:t>
+      </w:r>
+      <w:r>
+        <w:t xml:space="preserve"> </w:t>
+      </w:r>
+      <w:r>
+        <w:rPr>
+          <w:rStyle w:val="VerbatimChar"/>
+        </w:rPr>
+        <w:t xml:space="preserve">-race</w:t>
+      </w:r>
+      <w:r>
+        <w:t xml:space="preserve"> </w:t>
+      </w:r>
+      <w:r>
+        <w:t xml:space="preserve">(HXC-1533).</w:t>
+      </w:r>
+    </w:p>
+    <w:p>
+      <w:pPr>
+        <w:pStyle w:val="Compact"/>
+        <w:numPr>
+          <w:ilvl w:val="1"/>
+          <w:numId w:val="1003"/>
+        </w:numPr>
+      </w:pPr>
+      <w:r>
+        <w:rPr>
+          <w:rStyle w:val="VerbatimChar"/>
+        </w:rPr>
+        <w:t xml:space="preserve">pkg/cloudspot</w:t>
+      </w:r>
+      <w:r>
+        <w:t xml:space="preserve"> </w:t>
+      </w:r>
+      <w:r>
+        <w:t xml:space="preserve">— real AWS IMDSv2 (token</w:t>
+      </w:r>
+      <w:r>
+        <w:t xml:space="preserve"> </w:t>
+      </w:r>
+      <w:r>
+        <w:rPr>
+          <w:rStyle w:val="VerbatimChar"/>
+        </w:rPr>
+        <w:t xml:space="preserve">PUT</w:t>
+      </w:r>
+      <w:r>
+        <w:t xml:space="preserve"> </w:t>
+      </w:r>
+      <w:r>
+        <w:t xml:space="preserve">→ authenticated</w:t>
+      </w:r>
+      <w:r>
+        <w:t xml:space="preserve"> </w:t>
+      </w:r>
+      <w:r>
+        <w:rPr>
+          <w:rStyle w:val="VerbatimChar"/>
+        </w:rPr>
+        <w:t xml:space="preserve">GET</w:t>
+      </w:r>
+      <w:r>
+        <w:t xml:space="preserve"> </w:t>
+      </w:r>
+      <w:r>
+        <w:t xml:space="preserve">spot instance-action), Azure scheduled-events, and GCP preemption pollers behind</w:t>
+      </w:r>
+      <w:r>
+        <w:t xml:space="preserve"> </w:t>
+      </w:r>
+      <w:r>
+        <w:rPr>
+          <w:rStyle w:val="VerbatimChar"/>
+        </w:rPr>
+        <w:t xml:space="preserve">SignalSource</w:t>
+      </w:r>
+      <w:r>
+        <w:t xml:space="preserve">, with</w:t>
+      </w:r>
+      <w:r>
+        <w:t xml:space="preserve"> </w:t>
+      </w:r>
+      <w:r>
+        <w:rPr>
+          <w:rStyle w:val="VerbatimChar"/>
+        </w:rPr>
+        <w:t xml:space="preserve">drain→checkpoint→upload</w:t>
+      </w:r>
+      <w:r>
+        <w:t xml:space="preserve"> </w:t>
+      </w:r>
+      <w:r>
+        <w:t xml:space="preserve">via an injectable sink; proven against</w:t>
+      </w:r>
+      <w:r>
+        <w:t xml:space="preserve"> </w:t>
+      </w:r>
+      <w:r>
+        <w:rPr>
+          <w:rStyle w:val="VerbatimChar"/>
+        </w:rPr>
+        <w:t xml:space="preserve">httptest</w:t>
+      </w:r>
+      <w:r>
+        <w:t xml:space="preserve"> </w:t>
+      </w:r>
+      <w:r>
+        <w:t xml:space="preserve">fixtures replaying the genuine wire protocol (live cloud deferred, HXC-1617) (HXC-1328).</w:t>
+      </w:r>
+    </w:p>
+    <w:p>
+      <w:pPr>
+        <w:pStyle w:val="Compact"/>
+        <w:numPr>
+          <w:ilvl w:val="1"/>
+          <w:numId w:val="1003"/>
+        </w:numPr>
+      </w:pPr>
+      <w:r>
+        <w:rPr>
+          <w:rStyle w:val="VerbatimChar"/>
+        </w:rPr>
+        <w:t xml:space="preserve">pkg/tierdetect</w:t>
+      </w:r>
+      <w:r>
+        <w:t xml:space="preserve"> </w:t>
+      </w:r>
+      <w:r>
+        <w:t xml:space="preserve">— real cross-platform host-capability detection (darwin</w:t>
+      </w:r>
+      <w:r>
+        <w:t xml:space="preserve"> </w:t>
+      </w:r>
+      <w:r>
+        <w:rPr>
+          <w:rStyle w:val="VerbatimChar"/>
+        </w:rPr>
+        <w:t xml:space="preserve">sysctl</w:t>
+      </w:r>
+      <w:r>
+        <w:t xml:space="preserve">/arch + linux</w:t>
+      </w:r>
+      <w:r>
+        <w:t xml:space="preserve"> </w:t>
+      </w:r>
+      <w:r>
+        <w:rPr>
+          <w:rStyle w:val="VerbatimChar"/>
+        </w:rPr>
+        <w:t xml:space="preserve">/dev/kvm</w:t>
+      </w:r>
+      <w:r>
+        <w:t xml:space="preserve">,</w:t>
+      </w:r>
+      <w:r>
+        <w:rPr>
+          <w:rStyle w:val="VerbatimChar"/>
+        </w:rPr>
+        <w:t xml:space="preserve">/proc</w:t>
+      </w:r>
+      <w:r>
+        <w:t xml:space="preserve">,</w:t>
+      </w:r>
+      <w:r>
+        <w:rPr>
+          <w:rStyle w:val="VerbatimChar"/>
+        </w:rPr>
+        <w:t xml:space="preserve">binfmt</w:t>
+      </w:r>
+      <w:r>
+        <w:t xml:space="preserve"> </w:t>
+      </w:r>
+      <w:r>
+        <w:t xml:space="preserve">behind one build-tagged interface) gating tier requests pre-provision with a typed</w:t>
+      </w:r>
+      <w:r>
+        <w:t xml:space="preserve"> </w:t>
+      </w:r>
+      <w:r>
+        <w:rPr>
+          <w:rStyle w:val="VerbatimChar"/>
+        </w:rPr>
+        <w:t xml:space="preserve">MissingCapabilityError</w:t>
+      </w:r>
+      <w:r>
+        <w:t xml:space="preserve"> </w:t>
+      </w:r>
+      <w:r>
+        <w:t xml:space="preserve">(HXC-1230).</w:t>
       </w:r>
     </w:p>
     <w:p>
@@ -815,7 +1017,7 @@
           <w:b/>
           <w:bCs/>
         </w:rPr>
-        <w:t xml:space="preserve">Wave 74 — accelerator probing, power-aware edge &amp; raft durability (5 items, all independently gated build/vet/-race + load-bearing mutation bite):</w:t>
+        <w:t xml:space="preserve">Wave 75 — provider hardening, security &amp; boot readiness (5 items, all independently gated):</w:t>
       </w:r>
     </w:p>
     <w:p>
@@ -830,52 +1032,73 @@
         <w:rPr>
           <w:rStyle w:val="VerbatimChar"/>
         </w:rPr>
-        <w:t xml:space="preserve">pkg/resources</w:t>
-      </w:r>
-      <w:r>
-        <w:t xml:space="preserve"> </w:t>
-      </w:r>
-      <w:r>
-        <w:t xml:space="preserve">accelerator reporting:</w:t>
-      </w:r>
-      <w:r>
-        <w:t xml:space="preserve"> </w:t>
-      </w:r>
-      <w:r>
-        <w:rPr>
-          <w:rStyle w:val="VerbatimChar"/>
-        </w:rPr>
-        <w:t xml:space="preserve">GPUInfo.TFLOPS</w:t>
-      </w:r>
-      <w:r>
-        <w:t xml:space="preserve"> </w:t>
-      </w:r>
-      <w:r>
-        <w:t xml:space="preserve">+</w:t>
-      </w:r>
-      <w:r>
-        <w:t xml:space="preserve"> </w:t>
-      </w:r>
-      <w:r>
-        <w:rPr>
-          <w:rStyle w:val="VerbatimChar"/>
-        </w:rPr>
-        <w:t xml:space="preserve">Accelerators{NPUTops,FPGALogicElements,QPUPresent}</w:t>
-      </w:r>
-      <w:r>
-        <w:t xml:space="preserve">, real per-OS probe (darwin Apple-GPU TFLOPS from</w:t>
-      </w:r>
-      <w:r>
-        <w:t xml:space="preserve"> </w:t>
-      </w:r>
-      <w:r>
-        <w:rPr>
-          <w:rStyle w:val="VerbatimChar"/>
-        </w:rPr>
-        <w:t xml:space="preserve">system_profiler</w:t>
-      </w:r>
-      <w:r>
-        <w:t xml:space="preserve">, linux sysfs PCI catalog) + operator override-label fallback (HXC-1300).</w:t>
+        <w:t xml:space="preserve">pkg/provider/runpod</w:t>
+      </w:r>
+      <w:r>
+        <w:t xml:space="preserve"> </w:t>
+      </w:r>
+      <w:r>
+        <w:t xml:space="preserve">—</w:t>
+      </w:r>
+      <w:r>
+        <w:t xml:space="preserve"> </w:t>
+      </w:r>
+      <w:r>
+        <w:rPr>
+          <w:rStyle w:val="VerbatimChar"/>
+        </w:rPr>
+        <w:t xml:space="preserve">Provision</w:t>
+      </w:r>
+      <w:r>
+        <w:t xml:space="preserve"> </w:t>
+      </w:r>
+      <w:r>
+        <w:t xml:space="preserve">no longer holds the mutex across the</w:t>
+      </w:r>
+      <w:r>
+        <w:t xml:space="preserve"> </w:t>
+      </w:r>
+      <w:r>
+        <w:rPr>
+          <w:rStyle w:val="VerbatimChar"/>
+        </w:rPr>
+        <w:t xml:space="preserve">ColdProvision</w:t>
+      </w:r>
+      <w:r>
+        <w:t xml:space="preserve"> </w:t>
+      </w:r>
+      <w:r>
+        <w:t xml:space="preserve">network RPC (concurrent cold provisions overlap;</w:t>
+      </w:r>
+      <w:r>
+        <w:t xml:space="preserve"> </w:t>
+      </w:r>
+      <w:r>
+        <w:rPr>
+          <w:rStyle w:val="VerbatimChar"/>
+        </w:rPr>
+        <w:t xml:space="preserve">reserved</w:t>
+      </w:r>
+      <w:r>
+        <w:t xml:space="preserve"> </w:t>
+      </w:r>
+      <w:r>
+        <w:t xml:space="preserve">counter preserves capacity), and</w:t>
+      </w:r>
+      <w:r>
+        <w:t xml:space="preserve"> </w:t>
+      </w:r>
+      <w:r>
+        <w:rPr>
+          <w:rStyle w:val="VerbatimChar"/>
+        </w:rPr>
+        <w:t xml:space="preserve">EndpointOf(id)</w:t>
+      </w:r>
+      <w:r>
+        <w:t xml:space="preserve"> </w:t>
+      </w:r>
+      <w:r>
+        <w:t xml:space="preserve">surfaces the reachable worker endpoint (HXC-919).</w:t>
       </w:r>
     </w:p>
     <w:p>
@@ -890,58 +1113,38 @@
         <w:rPr>
           <w:rStyle w:val="VerbatimChar"/>
         </w:rPr>
-        <w:t xml:space="preserve">pkg/powergater</w:t>
-      </w:r>
-      <w:r>
-        <w:t xml:space="preserve"> </w:t>
-      </w:r>
-      <w:r>
-        <w:t xml:space="preserve">— charging-gated</w:t>
-      </w:r>
-      <w:r>
-        <w:t xml:space="preserve"> </w:t>
-      </w:r>
-      <w:r>
-        <w:rPr>
-          <w:rStyle w:val="VerbatimChar"/>
-        </w:rPr>
-        <w:t xml:space="preserve">CanAcceptWork() (bool, reason)</w:t>
-      </w:r>
-      <w:r>
-        <w:t xml:space="preserve"> </w:t>
-      </w:r>
-      <w:r>
-        <w:t xml:space="preserve">work-acceptance guard with real darwin</w:t>
-      </w:r>
-      <w:r>
-        <w:t xml:space="preserve"> </w:t>
-      </w:r>
-      <w:r>
-        <w:rPr>
-          <w:rStyle w:val="VerbatimChar"/>
-        </w:rPr>
-        <w:t xml:space="preserve">pmset</w:t>
-      </w:r>
-      <w:r>
-        <w:t xml:space="preserve"> </w:t>
-      </w:r>
-      <w:r>
-        <w:t xml:space="preserve">/ linux sysfs</w:t>
-      </w:r>
-      <w:r>
-        <w:t xml:space="preserve"> </w:t>
-      </w:r>
-      <w:r>
-        <w:rPr>
-          <w:rStyle w:val="VerbatimChar"/>
-        </w:rPr>
-        <w:t xml:space="preserve">PowerSource</w:t>
-      </w:r>
-      <w:r>
-        <w:t xml:space="preserve"> </w:t>
-      </w:r>
-      <w:r>
-        <w:t xml:space="preserve">(HXC-1175).</w:t>
+        <w:t xml:space="preserve">pkg/marketplaceadapter</w:t>
+      </w:r>
+      <w:r>
+        <w:t xml:space="preserve"> </w:t>
+      </w:r>
+      <w:r>
+        <w:t xml:space="preserve">(</w:t>
+      </w:r>
+      <w:r>
+        <w:rPr>
+          <w:b/>
+          <w:bCs/>
+        </w:rPr>
+        <w:t xml:space="preserve">security</w:t>
+      </w:r>
+      <w:r>
+        <w:t xml:space="preserve">) —</w:t>
+      </w:r>
+      <w:r>
+        <w:t xml:space="preserve"> </w:t>
+      </w:r>
+      <w:r>
+        <w:rPr>
+          <w:rStyle w:val="VerbatimChar"/>
+        </w:rPr>
+        <w:t xml:space="preserve">buildSDL</w:t>
+      </w:r>
+      <w:r>
+        <w:t xml:space="preserve"> </w:t>
+      </w:r>
+      <w:r>
+        <w:t xml:space="preserve">YAML-encodes caller-controlled fields to contain manifest injection, and the Akash reputation gate is no longer bypassable by a zero-value adapter (HXC-918).</w:t>
       </w:r>
     </w:p>
     <w:p>
@@ -956,28 +1159,28 @@
         <w:rPr>
           <w:rStyle w:val="VerbatimChar"/>
         </w:rPr>
-        <w:t xml:space="preserve">pkg/edgeheartbeat</w:t>
-      </w:r>
-      <w:r>
-        <w:t xml:space="preserve"> </w:t>
-      </w:r>
-      <w:r>
-        <w:t xml:space="preserve">— battery/charging/thermal/network heartbeat + churn-timeout collector over a real loopback transport, real per-OS</w:t>
-      </w:r>
-      <w:r>
-        <w:t xml:space="preserve"> </w:t>
-      </w:r>
-      <w:r>
-        <w:rPr>
-          <w:rStyle w:val="VerbatimChar"/>
-        </w:rPr>
-        <w:t xml:space="preserve">TelemetrySource</w:t>
-      </w:r>
-      <w:r>
-        <w:t xml:space="preserve"> </w:t>
-      </w:r>
-      <w:r>
-        <w:t xml:space="preserve">(HXC-1185).</w:t>
+        <w:t xml:space="preserve">pkg/provider/chutes</w:t>
+      </w:r>
+      <w:r>
+        <w:t xml:space="preserve"> </w:t>
+      </w:r>
+      <w:r>
+        <w:t xml:space="preserve">—</w:t>
+      </w:r>
+      <w:r>
+        <w:t xml:space="preserve"> </w:t>
+      </w:r>
+      <w:r>
+        <w:rPr>
+          <w:rStyle w:val="VerbatimChar"/>
+        </w:rPr>
+        <w:t xml:space="preserve">parseRetryAfter</w:t>
+      </w:r>
+      <w:r>
+        <w:t xml:space="preserve"> </w:t>
+      </w:r>
+      <w:r>
+        <w:t xml:space="preserve">HTTP-date branch + past-date clamp now covered by tests (HXC-920).</w:t>
       </w:r>
     </w:p>
     <w:p>
@@ -992,35 +1195,272 @@
         <w:rPr>
           <w:rStyle w:val="VerbatimChar"/>
         </w:rPr>
-        <w:t xml:space="preserve">pkg/multiraft</w:t>
-      </w:r>
-      <w:r>
-        <w:t xml:space="preserve"> </w:t>
-      </w:r>
+        <w:t xml:space="preserve">internal/console</w:t>
+      </w:r>
+      <w:r>
+        <w:t xml:space="preserve"> </w:t>
+      </w:r>
+      <w:r>
+        <w:t xml:space="preserve">—</w:t>
+      </w:r>
+      <w:r>
+        <w:t xml:space="preserve"> </w:t>
+      </w:r>
+      <w:r>
+        <w:rPr>
+          <w:rStyle w:val="VerbatimChar"/>
+        </w:rPr>
+        <w:t xml:space="preserve">BootCoordinator</w:t>
+      </w:r>
+      <w:r>
+        <w:t xml:space="preserve"> </w:t>
+      </w:r>
+      <w:r>
+        <w:t xml:space="preserve">wired into the real</w:t>
+      </w:r>
+      <w:r>
+        <w:t xml:space="preserve"> </w:t>
+      </w:r>
+      <w:r>
+        <w:rPr>
+          <w:rStyle w:val="VerbatimChar"/>
+        </w:rPr>
+        <w:t xml:space="preserve">Registrar</w:t>
+      </w:r>
+      <w:r>
+        <w:t xml:space="preserve"> </w:t>
+      </w:r>
+      <w:r>
+        <w:t xml:space="preserve">via a</w:t>
+      </w:r>
+      <w:r>
+        <w:t xml:space="preserve"> </w:t>
+      </w:r>
+      <w:r>
+        <w:rPr>
+          <w:rStyle w:val="VerbatimChar"/>
+        </w:rPr>
+        <w:t xml:space="preserve">ReadyGate</w:t>
+      </w:r>
+      <w:r>
+        <w:t xml:space="preserve"> </w:t>
+      </w:r>
+      <w:r>
+        <w:t xml:space="preserve">so node registration blocks on boot readiness (HXC-1147).</w:t>
+      </w:r>
+    </w:p>
+    <w:p>
+      <w:pPr>
+        <w:pStyle w:val="Compact"/>
+        <w:numPr>
+          <w:ilvl w:val="1"/>
+          <w:numId w:val="1004"/>
+        </w:numPr>
+      </w:pPr>
+      <w:r>
+        <w:rPr>
+          <w:rStyle w:val="VerbatimChar"/>
+        </w:rPr>
+        <w:t xml:space="preserve">docs/guides/phase_02_architecture.md</w:t>
+      </w:r>
+      <w:r>
+        <w:t xml:space="preserve"> </w:t>
+      </w:r>
+      <w:r>
+        <w:t xml:space="preserve">— Phase-02 architecture guide + Mermaid diagram, docs_chain-tracked (HXC-1164).</w:t>
+      </w:r>
+    </w:p>
+    <w:p>
+      <w:pPr>
+        <w:pStyle w:val="Compact"/>
+        <w:numPr>
+          <w:ilvl w:val="0"/>
+          <w:numId w:val="1001"/>
+        </w:numPr>
+      </w:pPr>
       <w:r>
         <w:rPr>
           <w:b/>
           <w:bCs/>
         </w:rPr>
-        <w:t xml:space="preserve">durability fix</w:t>
-      </w:r>
-      <w:r>
-        <w:t xml:space="preserve">: a</w:t>
-      </w:r>
-      <w:r>
-        <w:t xml:space="preserve"> </w:t>
-      </w:r>
-      <w:r>
-        <w:rPr>
-          <w:rStyle w:val="VerbatimChar"/>
-        </w:rPr>
-        <w:t xml:space="preserve">ShardStorage</w:t>
-      </w:r>
-      <w:r>
-        <w:t xml:space="preserve"> </w:t>
-      </w:r>
-      <w:r>
-        <w:t xml:space="preserve">persistence error now</w:t>
+        <w:t xml:space="preserve">Wave 74 — accelerator probing, power-aware edge &amp; raft durability (5 items, all independently gated build/vet/-race + load-bearing mutation bite):</w:t>
+      </w:r>
+    </w:p>
+    <w:p>
+      <w:pPr>
+        <w:pStyle w:val="Compact"/>
+        <w:numPr>
+          <w:ilvl w:val="1"/>
+          <w:numId w:val="1005"/>
+        </w:numPr>
+      </w:pPr>
+      <w:r>
+        <w:rPr>
+          <w:rStyle w:val="VerbatimChar"/>
+        </w:rPr>
+        <w:t xml:space="preserve">pkg/resources</w:t>
+      </w:r>
+      <w:r>
+        <w:t xml:space="preserve"> </w:t>
+      </w:r>
+      <w:r>
+        <w:t xml:space="preserve">accelerator reporting:</w:t>
+      </w:r>
+      <w:r>
+        <w:t xml:space="preserve"> </w:t>
+      </w:r>
+      <w:r>
+        <w:rPr>
+          <w:rStyle w:val="VerbatimChar"/>
+        </w:rPr>
+        <w:t xml:space="preserve">GPUInfo.TFLOPS</w:t>
+      </w:r>
+      <w:r>
+        <w:t xml:space="preserve"> </w:t>
+      </w:r>
+      <w:r>
+        <w:t xml:space="preserve">+</w:t>
+      </w:r>
+      <w:r>
+        <w:t xml:space="preserve"> </w:t>
+      </w:r>
+      <w:r>
+        <w:rPr>
+          <w:rStyle w:val="VerbatimChar"/>
+        </w:rPr>
+        <w:t xml:space="preserve">Accelerators{NPUTops,FPGALogicElements,QPUPresent}</w:t>
+      </w:r>
+      <w:r>
+        <w:t xml:space="preserve">, real per-OS probe (darwin Apple-GPU TFLOPS from</w:t>
+      </w:r>
+      <w:r>
+        <w:t xml:space="preserve"> </w:t>
+      </w:r>
+      <w:r>
+        <w:rPr>
+          <w:rStyle w:val="VerbatimChar"/>
+        </w:rPr>
+        <w:t xml:space="preserve">system_profiler</w:t>
+      </w:r>
+      <w:r>
+        <w:t xml:space="preserve">, linux sysfs PCI catalog) + operator override-label fallback (HXC-1300).</w:t>
+      </w:r>
+    </w:p>
+    <w:p>
+      <w:pPr>
+        <w:pStyle w:val="Compact"/>
+        <w:numPr>
+          <w:ilvl w:val="1"/>
+          <w:numId w:val="1005"/>
+        </w:numPr>
+      </w:pPr>
+      <w:r>
+        <w:rPr>
+          <w:rStyle w:val="VerbatimChar"/>
+        </w:rPr>
+        <w:t xml:space="preserve">pkg/powergater</w:t>
+      </w:r>
+      <w:r>
+        <w:t xml:space="preserve"> </w:t>
+      </w:r>
+      <w:r>
+        <w:t xml:space="preserve">— charging-gated</w:t>
+      </w:r>
+      <w:r>
+        <w:t xml:space="preserve"> </w:t>
+      </w:r>
+      <w:r>
+        <w:rPr>
+          <w:rStyle w:val="VerbatimChar"/>
+        </w:rPr>
+        <w:t xml:space="preserve">CanAcceptWork() (bool, reason)</w:t>
+      </w:r>
+      <w:r>
+        <w:t xml:space="preserve"> </w:t>
+      </w:r>
+      <w:r>
+        <w:t xml:space="preserve">work-acceptance guard with real darwin</w:t>
+      </w:r>
+      <w:r>
+        <w:t xml:space="preserve"> </w:t>
+      </w:r>
+      <w:r>
+        <w:rPr>
+          <w:rStyle w:val="VerbatimChar"/>
+        </w:rPr>
+        <w:t xml:space="preserve">pmset</w:t>
+      </w:r>
+      <w:r>
+        <w:t xml:space="preserve"> </w:t>
+      </w:r>
+      <w:r>
+        <w:t xml:space="preserve">/ linux sysfs</w:t>
+      </w:r>
+      <w:r>
+        <w:t xml:space="preserve"> </w:t>
+      </w:r>
+      <w:r>
+        <w:rPr>
+          <w:rStyle w:val="VerbatimChar"/>
+        </w:rPr>
+        <w:t xml:space="preserve">PowerSource</w:t>
+      </w:r>
+      <w:r>
+        <w:t xml:space="preserve"> </w:t>
+      </w:r>
+      <w:r>
+        <w:t xml:space="preserve">(HXC-1175).</w:t>
+      </w:r>
+    </w:p>
+    <w:p>
+      <w:pPr>
+        <w:pStyle w:val="Compact"/>
+        <w:numPr>
+          <w:ilvl w:val="1"/>
+          <w:numId w:val="1005"/>
+        </w:numPr>
+      </w:pPr>
+      <w:r>
+        <w:rPr>
+          <w:rStyle w:val="VerbatimChar"/>
+        </w:rPr>
+        <w:t xml:space="preserve">pkg/edgeheartbeat</w:t>
+      </w:r>
+      <w:r>
+        <w:t xml:space="preserve"> </w:t>
+      </w:r>
+      <w:r>
+        <w:t xml:space="preserve">— battery/charging/thermal/network heartbeat + churn-timeout collector over a real loopback transport, real per-OS</w:t>
+      </w:r>
+      <w:r>
+        <w:t xml:space="preserve"> </w:t>
+      </w:r>
+      <w:r>
+        <w:rPr>
+          <w:rStyle w:val="VerbatimChar"/>
+        </w:rPr>
+        <w:t xml:space="preserve">TelemetrySource</w:t>
+      </w:r>
+      <w:r>
+        <w:t xml:space="preserve"> </w:t>
+      </w:r>
+      <w:r>
+        <w:t xml:space="preserve">(HXC-1185).</w:t>
+      </w:r>
+    </w:p>
+    <w:p>
+      <w:pPr>
+        <w:pStyle w:val="Compact"/>
+        <w:numPr>
+          <w:ilvl w:val="1"/>
+          <w:numId w:val="1005"/>
+        </w:numPr>
+      </w:pPr>
+      <w:r>
+        <w:rPr>
+          <w:rStyle w:val="VerbatimChar"/>
+        </w:rPr>
+        <w:t xml:space="preserve">pkg/multiraft</w:t>
       </w:r>
       <w:r>
         <w:t xml:space="preserve"> </w:t>
@@ -1030,6 +1470,34 @@
           <w:b/>
           <w:bCs/>
         </w:rPr>
+        <w:t xml:space="preserve">durability fix</w:t>
+      </w:r>
+      <w:r>
+        <w:t xml:space="preserve">: a</w:t>
+      </w:r>
+      <w:r>
+        <w:t xml:space="preserve"> </w:t>
+      </w:r>
+      <w:r>
+        <w:rPr>
+          <w:rStyle w:val="VerbatimChar"/>
+        </w:rPr>
+        <w:t xml:space="preserve">ShardStorage</w:t>
+      </w:r>
+      <w:r>
+        <w:t xml:space="preserve"> </w:t>
+      </w:r>
+      <w:r>
+        <w:t xml:space="preserve">persistence error now</w:t>
+      </w:r>
+      <w:r>
+        <w:t xml:space="preserve"> </w:t>
+      </w:r>
+      <w:r>
+        <w:rPr>
+          <w:b/>
+          <w:bCs/>
+        </w:rPr>
         <w:t xml:space="preserve">parks</w:t>
       </w:r>
       <w:r>
@@ -1083,7 +1551,7 @@
         <w:pStyle w:val="Compact"/>
         <w:numPr>
           <w:ilvl w:val="1"/>
-          <w:numId w:val="1004"/>
+          <w:numId w:val="1005"/>
         </w:numPr>
       </w:pPr>
       <w:r>
@@ -1141,7 +1609,7 @@
         <w:pStyle w:val="Compact"/>
         <w:numPr>
           <w:ilvl w:val="1"/>
-          <w:numId w:val="1005"/>
+          <w:numId w:val="1006"/>
         </w:numPr>
       </w:pPr>
       <w:r>
@@ -1201,7 +1669,7 @@
         <w:pStyle w:val="Compact"/>
         <w:numPr>
           <w:ilvl w:val="1"/>
-          <w:numId w:val="1005"/>
+          <w:numId w:val="1006"/>
         </w:numPr>
       </w:pPr>
       <w:r>
@@ -1279,7 +1747,7 @@
         <w:pStyle w:val="Compact"/>
         <w:numPr>
           <w:ilvl w:val="1"/>
-          <w:numId w:val="1005"/>
+          <w:numId w:val="1006"/>
         </w:numPr>
       </w:pPr>
       <w:r>
@@ -1426,7 +1894,7 @@
         <w:pStyle w:val="Compact"/>
         <w:numPr>
           <w:ilvl w:val="1"/>
-          <w:numId w:val="1005"/>
+          <w:numId w:val="1006"/>
         </w:numPr>
       </w:pPr>
       <w:r>
@@ -1552,7 +2020,7 @@
         <w:pStyle w:val="Compact"/>
         <w:numPr>
           <w:ilvl w:val="1"/>
-          <w:numId w:val="1005"/>
+          <w:numId w:val="1006"/>
         </w:numPr>
       </w:pPr>
       <w:r>
@@ -1699,7 +2167,7 @@
         <w:pStyle w:val="Compact"/>
         <w:numPr>
           <w:ilvl w:val="1"/>
-          <w:numId w:val="1005"/>
+          <w:numId w:val="1006"/>
         </w:numPr>
       </w:pPr>
       <w:r>
@@ -1753,1400 +2221,11 @@
         <w:pStyle w:val="Compact"/>
         <w:numPr>
           <w:ilvl w:val="1"/>
-          <w:numId w:val="1005"/>
+          <w:numId w:val="1006"/>
         </w:numPr>
       </w:pPr>
       <w:r>
         <w:t xml:space="preserve">This session (34 pure-Go units):</w:t>
-      </w:r>
-    </w:p>
-    <w:p>
-      <w:pPr>
-        <w:pStyle w:val="Compact"/>
-        <w:numPr>
-          <w:ilvl w:val="2"/>
-          <w:numId w:val="1006"/>
-        </w:numPr>
-      </w:pPr>
-      <w:r>
-        <w:rPr>
-          <w:rStyle w:val="VerbatimChar"/>
-        </w:rPr>
-        <w:t xml:space="preserve">bursthysteresis</w:t>
-      </w:r>
-      <w:r>
-        <w:t xml:space="preserve"> </w:t>
-      </w:r>
-      <w:r>
-        <w:t xml:space="preserve">—</w:t>
-      </w:r>
-      <w:r>
-        <w:t xml:space="preserve"> </w:t>
-      </w:r>
-      <w:r>
-        <w:rPr>
-          <w:rStyle w:val="VerbatimChar"/>
-        </w:rPr>
-        <w:t xml:space="preserve">BurstController</w:t>
-      </w:r>
-      <w:r>
-        <w:t xml:space="preserve"> </w:t>
-      </w:r>
-      <w:r>
-        <w:t xml:space="preserve">with a MONITOR→SPILL→RECOVER two-threshold hysteresis dead-band (HXC-1504).</w:t>
-      </w:r>
-    </w:p>
-    <w:p>
-      <w:pPr>
-        <w:pStyle w:val="Compact"/>
-        <w:numPr>
-          <w:ilvl w:val="2"/>
-          <w:numId w:val="1006"/>
-        </w:numPr>
-      </w:pPr>
-      <w:r>
-        <w:rPr>
-          <w:rStyle w:val="VerbatimChar"/>
-        </w:rPr>
-        <w:t xml:space="preserve">providerchain</w:t>
-      </w:r>
-      <w:r>
-        <w:t xml:space="preserve"> </w:t>
-      </w:r>
-      <w:r>
-        <w:t xml:space="preserve">— ordered multi-tier provider fallback cascade with retriable/terminal error classification and injected-clock failover SLA (HXC-1508).</w:t>
-      </w:r>
-    </w:p>
-    <w:p>
-      <w:pPr>
-        <w:pStyle w:val="Compact"/>
-        <w:numPr>
-          <w:ilvl w:val="2"/>
-          <w:numId w:val="1006"/>
-        </w:numPr>
-      </w:pPr>
-      <w:r>
-        <w:rPr>
-          <w:rStyle w:val="VerbatimChar"/>
-        </w:rPr>
-        <w:t xml:space="preserve">gpucatalog</w:t>
-      </w:r>
-      <w:r>
-        <w:t xml:space="preserve"> </w:t>
-      </w:r>
-      <w:r>
-        <w:t xml:space="preserve">—</w:t>
-      </w:r>
-      <w:r>
-        <w:t xml:space="preserve"> </w:t>
-      </w:r>
-      <w:r>
-        <w:rPr>
-          <w:rStyle w:val="VerbatimChar"/>
-        </w:rPr>
-        <w:t xml:space="preserve">SUPPORTED_GPUS</w:t>
-      </w:r>
-      <w:r>
-        <w:t xml:space="preserve"> </w:t>
-      </w:r>
-      <w:r>
-        <w:t xml:space="preserve">compute-multiplier catalog,</w:t>
-      </w:r>
-      <w:r>
-        <w:t xml:space="preserve"> </w:t>
-      </w:r>
-      <w:r>
-        <w:rPr>
-          <w:rStyle w:val="VerbatimChar"/>
-        </w:rPr>
-        <w:t xml:space="preserve">LookupMultiplier</w:t>
-      </w:r>
-      <w:r>
-        <w:t xml:space="preserve">, and attestation-aware</w:t>
-      </w:r>
-      <w:r>
-        <w:t xml:space="preserve"> </w:t>
-      </w:r>
-      <w:r>
-        <w:rPr>
-          <w:rStyle w:val="VerbatimChar"/>
-        </w:rPr>
-        <w:t xml:space="preserve">Score</w:t>
-      </w:r>
-      <w:r>
-        <w:t xml:space="preserve"> </w:t>
-      </w:r>
-      <w:r>
-        <w:t xml:space="preserve">(attested above un-attested) (HXC-1592).</w:t>
-      </w:r>
-    </w:p>
-    <w:p>
-      <w:pPr>
-        <w:pStyle w:val="Compact"/>
-        <w:numPr>
-          <w:ilvl w:val="2"/>
-          <w:numId w:val="1006"/>
-        </w:numPr>
-      </w:pPr>
-      <w:r>
-        <w:rPr>
-          <w:rStyle w:val="VerbatimChar"/>
-        </w:rPr>
-        <w:t xml:space="preserve">gravaladmit</w:t>
-      </w:r>
-      <w:r>
-        <w:t xml:space="preserve"> </w:t>
-      </w:r>
-      <w:r>
-        <w:t xml:space="preserve">— HMAC-SHA256 GraVal challenge-response provider admission gate with single-use nonce and</w:t>
-      </w:r>
-      <w:r>
-        <w:t xml:space="preserve"> </w:t>
-      </w:r>
-      <w:r>
-        <w:rPr>
-          <w:rStyle w:val="VerbatimChar"/>
-        </w:rPr>
-        <w:t xml:space="preserve">graval.verified</w:t>
-      </w:r>
-      <w:r>
-        <w:t xml:space="preserve"> </w:t>
-      </w:r>
-      <w:r>
-        <w:t xml:space="preserve">label (HXC-1523).</w:t>
-      </w:r>
-    </w:p>
-    <w:p>
-      <w:pPr>
-        <w:pStyle w:val="Compact"/>
-        <w:numPr>
-          <w:ilvl w:val="2"/>
-          <w:numId w:val="1006"/>
-        </w:numPr>
-      </w:pPr>
-      <w:r>
-        <w:rPr>
-          <w:rStyle w:val="VerbatimChar"/>
-        </w:rPr>
-        <w:t xml:space="preserve">modelrouter</w:t>
-      </w:r>
-      <w:r>
-        <w:t xml:space="preserve"> </w:t>
-      </w:r>
-      <w:r>
-        <w:t xml:space="preserve">— strategy-to-default-model resolution (latency/throughput/quality/cost) with a typed unknown-strategy error (HXC-1430).</w:t>
-      </w:r>
-    </w:p>
-    <w:p>
-      <w:pPr>
-        <w:pStyle w:val="Compact"/>
-        <w:numPr>
-          <w:ilvl w:val="2"/>
-          <w:numId w:val="1006"/>
-        </w:numPr>
-      </w:pPr>
-      <w:r>
-        <w:rPr>
-          <w:rStyle w:val="VerbatimChar"/>
-        </w:rPr>
-        <w:t xml:space="preserve">gravalverify</w:t>
-      </w:r>
-      <w:r>
-        <w:t xml:space="preserve"> </w:t>
-      </w:r>
-      <w:r>
-        <w:t xml:space="preserve">— GraVal GPU attestation with a VRAM-ratio</w:t>
-      </w:r>
-      <w:r>
-        <w:t xml:space="preserve"> </w:t>
-      </w:r>
-      <w:r>
-        <w:rPr>
-          <w:rStyle w:val="VerbatimChar"/>
-        </w:rPr>
-        <w:t xml:space="preserve">&gt;= 0.95</w:t>
-      </w:r>
-      <w:r>
-        <w:t xml:space="preserve"> </w:t>
-      </w:r>
-      <w:r>
-        <w:t xml:space="preserve">gate and a concurrent, race-clean</w:t>
-      </w:r>
-      <w:r>
-        <w:t xml:space="preserve"> </w:t>
-      </w:r>
-      <w:r>
-        <w:rPr>
-          <w:rStyle w:val="VerbatimChar"/>
-        </w:rPr>
-        <w:t xml:space="preserve">BatchVerify</w:t>
-      </w:r>
-      <w:r>
-        <w:t xml:space="preserve"> </w:t>
-      </w:r>
-      <w:r>
-        <w:t xml:space="preserve">pass-rate KPI (HXC-1435, HXC-1436).</w:t>
-      </w:r>
-    </w:p>
-    <w:p>
-      <w:pPr>
-        <w:pStyle w:val="Compact"/>
-        <w:numPr>
-          <w:ilvl w:val="2"/>
-          <w:numId w:val="1006"/>
-        </w:numPr>
-      </w:pPr>
-      <w:r>
-        <w:rPr>
-          <w:rStyle w:val="VerbatimChar"/>
-        </w:rPr>
-        <w:t xml:space="preserve">gepetto</w:t>
-      </w:r>
-      <w:r>
-        <w:t xml:space="preserve"> </w:t>
-      </w:r>
-      <w:r>
-        <w:t xml:space="preserve">— HelixGepetto dual-resource local-vs-Chutes arbitration with a monotonic reserve schedule and a strict</w:t>
-      </w:r>
-      <w:r>
-        <w:t xml:space="preserve"> </w:t>
-      </w:r>
-      <w:r>
-        <w:rPr>
-          <w:rStyle w:val="VerbatimChar"/>
-        </w:rPr>
-        <w:t xml:space="preserve">&gt;0.80</w:t>
-      </w:r>
-      <w:r>
-        <w:t xml:space="preserve"> </w:t>
-      </w:r>
-      <w:r>
-        <w:t xml:space="preserve">high-water anti-starvation zero-capacity cut-off (HXC-1446).</w:t>
-      </w:r>
-    </w:p>
-    <w:p>
-      <w:pPr>
-        <w:pStyle w:val="Compact"/>
-        <w:numPr>
-          <w:ilvl w:val="2"/>
-          <w:numId w:val="1006"/>
-        </w:numPr>
-      </w:pPr>
-      <w:r>
-        <w:rPr>
-          <w:rStyle w:val="VerbatimChar"/>
-        </w:rPr>
-        <w:t xml:space="preserve">chutesaccount</w:t>
-      </w:r>
-      <w:r>
-        <w:t xml:space="preserve"> </w:t>
-      </w:r>
-      <w:r>
-        <w:t xml:space="preserve">— Chutes API model-list (TEE/price fields) and</w:t>
-      </w:r>
-      <w:r>
-        <w:t xml:space="preserve"> </w:t>
-      </w:r>
-      <w:r>
-        <w:rPr>
-          <w:rStyle w:val="VerbatimChar"/>
-        </w:rPr>
-        <w:t xml:space="preserve">/users/me</w:t>
-      </w:r>
-      <w:r>
-        <w:t xml:space="preserve"> </w:t>
-      </w:r>
-      <w:r>
-        <w:t xml:space="preserve">account-balance client over HTTP with</w:t>
-      </w:r>
-      <w:r>
-        <w:t xml:space="preserve"> </w:t>
-      </w:r>
-      <w:r>
-        <w:rPr>
-          <w:rStyle w:val="VerbatimChar"/>
-        </w:rPr>
-        <w:t xml:space="preserve">Authorization: Bearer</w:t>
-      </w:r>
-      <w:r>
-        <w:t xml:space="preserve"> </w:t>
-      </w:r>
-      <w:r>
-        <w:t xml:space="preserve">(HXC-1429).</w:t>
-      </w:r>
-    </w:p>
-    <w:p>
-      <w:pPr>
-        <w:pStyle w:val="Compact"/>
-        <w:numPr>
-          <w:ilvl w:val="2"/>
-          <w:numId w:val="1006"/>
-        </w:numPr>
-      </w:pPr>
-      <w:r>
-        <w:rPr>
-          <w:rStyle w:val="VerbatimChar"/>
-        </w:rPr>
-        <w:t xml:space="preserve">cmd/burst-controller</w:t>
-      </w:r>
-      <w:r>
-        <w:t xml:space="preserve"> </w:t>
-      </w:r>
-      <w:r>
-        <w:t xml:space="preserve">— utilization-driven binary driving</w:t>
-      </w:r>
-      <w:r>
-        <w:t xml:space="preserve"> </w:t>
-      </w:r>
-      <w:r>
-        <w:rPr>
-          <w:rStyle w:val="VerbatimChar"/>
-        </w:rPr>
-        <w:t xml:space="preserve">bursthysteresis</w:t>
-      </w:r>
-      <w:r>
-        <w:t xml:space="preserve">; emits a</w:t>
-      </w:r>
-      <w:r>
-        <w:t xml:space="preserve"> </w:t>
-      </w:r>
-      <w:r>
-        <w:t xml:space="preserve">“burst allocation request”</w:t>
-      </w:r>
-      <w:r>
-        <w:t xml:space="preserve"> </w:t>
-      </w:r>
-      <w:r>
-        <w:t xml:space="preserve">on SPILL and a RECOVER line, runID-stamped (HXC-1531).</w:t>
-      </w:r>
-    </w:p>
-    <w:p>
-      <w:pPr>
-        <w:pStyle w:val="Compact"/>
-        <w:numPr>
-          <w:ilvl w:val="2"/>
-          <w:numId w:val="1006"/>
-        </w:numPr>
-      </w:pPr>
-      <w:r>
-        <w:rPr>
-          <w:rStyle w:val="VerbatimChar"/>
-        </w:rPr>
-        <w:t xml:space="preserve">tieredcache</w:t>
-      </w:r>
-      <w:r>
-        <w:t xml:space="preserve"> </w:t>
-      </w:r>
-      <w:r>
-        <w:t xml:space="preserve">— hot(memory)/warm(NVMe)/cold(SSD) tiered cache with injected backends + injected clock, idle-demotion + promotion, and per-tier hit stats (HXC-1418).</w:t>
-      </w:r>
-    </w:p>
-    <w:p>
-      <w:pPr>
-        <w:pStyle w:val="Compact"/>
-        <w:numPr>
-          <w:ilvl w:val="2"/>
-          <w:numId w:val="1006"/>
-        </w:numPr>
-      </w:pPr>
-      <w:r>
-        <w:rPr>
-          <w:rStyle w:val="VerbatimChar"/>
-        </w:rPr>
-        <w:t xml:space="preserve">smartrouter</w:t>
-      </w:r>
-      <w:r>
-        <w:t xml:space="preserve"> </w:t>
-      </w:r>
-      <w:r>
-        <w:t xml:space="preserve">— intelligent ModelRouter (latency/throughput/cost/TEE/balanced) that always excludes unhealthy models, with a typed no-eligible-model error (HXC-1539).</w:t>
-      </w:r>
-    </w:p>
-    <w:p>
-      <w:pPr>
-        <w:pStyle w:val="Compact"/>
-        <w:numPr>
-          <w:ilvl w:val="2"/>
-          <w:numId w:val="1006"/>
-        </w:numPr>
-      </w:pPr>
-      <w:r>
-        <w:rPr>
-          <w:rStyle w:val="VerbatimChar"/>
-        </w:rPr>
-        <w:t xml:space="preserve">epochresolve</w:t>
-      </w:r>
-      <w:r>
-        <w:t xml:space="preserve"> </w:t>
-      </w:r>
-      <w:r>
-        <w:t xml:space="preserve">— config-epoch failover slot-ownership conflict resolution (highest-epoch wins, deterministic lexicographic equal-epoch tiebreak, order-independent convergence) (HXC-1397).</w:t>
-      </w:r>
-    </w:p>
-    <w:p>
-      <w:pPr>
-        <w:pStyle w:val="Compact"/>
-        <w:numPr>
-          <w:ilvl w:val="2"/>
-          <w:numId w:val="1006"/>
-        </w:numPr>
-      </w:pPr>
-      <w:r>
-        <w:rPr>
-          <w:rStyle w:val="VerbatimChar"/>
-        </w:rPr>
-        <w:t xml:space="preserve">balancemonitor</w:t>
-      </w:r>
-      <w:r>
-        <w:t xml:space="preserve"> </w:t>
-      </w:r>
-      <w:r>
-        <w:t xml:space="preserve">— USD account-balance monitor with a strict low-balance floor warning, over HTTP with</w:t>
-      </w:r>
-      <w:r>
-        <w:t xml:space="preserve"> </w:t>
-      </w:r>
-      <w:r>
-        <w:rPr>
-          <w:rStyle w:val="VerbatimChar"/>
-        </w:rPr>
-        <w:t xml:space="preserve">Authorization: Bearer</w:t>
-      </w:r>
-      <w:r>
-        <w:t xml:space="preserve"> </w:t>
-      </w:r>
-      <w:r>
-        <w:t xml:space="preserve">(HXC-1512).</w:t>
-      </w:r>
-    </w:p>
-    <w:p>
-      <w:pPr>
-        <w:pStyle w:val="Compact"/>
-        <w:numPr>
-          <w:ilvl w:val="2"/>
-          <w:numId w:val="1006"/>
-        </w:numPr>
-      </w:pPr>
-      <w:r>
-        <w:rPr>
-          <w:rStyle w:val="VerbatimChar"/>
-        </w:rPr>
-        <w:t xml:space="preserve">scan</w:t>
-      </w:r>
-      <w:r>
-        <w:t xml:space="preserve"> </w:t>
-      </w:r>
-      <w:r>
-        <w:t xml:space="preserve">— Oracle-SCAN-style stable virtual client endpoint: least-loaded healthy-backend routing with a membership-stable name and injected clock (HXC-1403).</w:t>
-      </w:r>
-    </w:p>
-    <w:p>
-      <w:pPr>
-        <w:pStyle w:val="Compact"/>
-        <w:numPr>
-          <w:ilvl w:val="2"/>
-          <w:numId w:val="1006"/>
-        </w:numPr>
-      </w:pPr>
-      <w:r>
-        <w:rPr>
-          <w:rStyle w:val="VerbatimChar"/>
-        </w:rPr>
-        <w:t xml:space="preserve">llmfailover</w:t>
-      </w:r>
-      <w:r>
-        <w:t xml:space="preserve"> </w:t>
-      </w:r>
-      <w:r>
-        <w:t xml:space="preserve">— error-classified LLM failover taxonomy (deterministic per-class fallback paths) plus a sandbox scheduling-hint contract (HXC-1600).</w:t>
-      </w:r>
-    </w:p>
-    <w:p>
-      <w:pPr>
-        <w:pStyle w:val="Compact"/>
-        <w:numPr>
-          <w:ilvl w:val="2"/>
-          <w:numId w:val="1006"/>
-        </w:numPr>
-      </w:pPr>
-      <w:r>
-        <w:rPr>
-          <w:rStyle w:val="VerbatimChar"/>
-        </w:rPr>
-        <w:t xml:space="preserve">llmadapter</w:t>
-      </w:r>
-      <w:r>
-        <w:t xml:space="preserve"> </w:t>
-      </w:r>
-      <w:r>
-        <w:t xml:space="preserve">— Claude Messages / OpenAI Responses-API request and response shape adapters to OpenAI chat-completions, preserving tool-call order (HXC-1599).</w:t>
-      </w:r>
-    </w:p>
-    <w:p>
-      <w:pPr>
-        <w:pStyle w:val="Compact"/>
-        <w:numPr>
-          <w:ilvl w:val="2"/>
-          <w:numId w:val="1006"/>
-        </w:numPr>
-      </w:pPr>
-      <w:r>
-        <w:rPr>
-          <w:rStyle w:val="VerbatimChar"/>
-        </w:rPr>
-        <w:t xml:space="preserve">deltacrdt</w:t>
-      </w:r>
-      <w:r>
-        <w:t xml:space="preserve"> </w:t>
-      </w:r>
-      <w:r>
-        <w:t xml:space="preserve">— standalone delta-state CRDTs (G-counter / PN-counter / observed-remove OR-set / LWW-map) with delta-mutators and a convergent (commutative/associative/idempotent) merge (HXC-1409).</w:t>
-      </w:r>
-    </w:p>
-    <w:p>
-      <w:pPr>
-        <w:pStyle w:val="Compact"/>
-        <w:numPr>
-          <w:ilvl w:val="2"/>
-          <w:numId w:val="1006"/>
-        </w:numPr>
-      </w:pPr>
-      <w:r>
-        <w:rPr>
-          <w:rStyle w:val="VerbatimChar"/>
-        </w:rPr>
-        <w:t xml:space="preserve">gputopo</w:t>
-      </w:r>
-      <w:r>
-        <w:t xml:space="preserve"> </w:t>
-      </w:r>
-      <w:r>
-        <w:t xml:space="preserve">— topology-aware NUMA/NVLink GPU placement scoring that prefers NVLink-connected GPU pairs and falls back to PCIe (HXC-1406).</w:t>
-      </w:r>
-    </w:p>
-    <w:p>
-      <w:pPr>
-        <w:pStyle w:val="Compact"/>
-        <w:numPr>
-          <w:ilvl w:val="2"/>
-          <w:numId w:val="1006"/>
-        </w:numPr>
-      </w:pPr>
-      <w:r>
-        <w:rPr>
-          <w:rStyle w:val="VerbatimChar"/>
-        </w:rPr>
-        <w:t xml:space="preserve">fsresidency</w:t>
-      </w:r>
-      <w:r>
-        <w:t xml:space="preserve"> </w:t>
-      </w:r>
-      <w:r>
-        <w:t xml:space="preserve">— filesystem residency challenge: per-byte-range</w:t>
-      </w:r>
-      <w:r>
-        <w:t xml:space="preserve"> </w:t>
-      </w:r>
-      <w:r>
-        <w:rPr>
-          <w:rStyle w:val="VerbatimChar"/>
-        </w:rPr>
-        <w:t xml:space="preserve">ReadAt</w:t>
-      </w:r>
-      <w:r>
-        <w:t xml:space="preserve"> </w:t>
-      </w:r>
-      <w:r>
-        <w:t xml:space="preserve">+ SHA-256 verification proving a model file is really present on disk; truncated/missing/mismatch all fail (HXC-1572).</w:t>
-      </w:r>
-    </w:p>
-    <w:p>
-      <w:pPr>
-        <w:pStyle w:val="Compact"/>
-        <w:numPr>
-          <w:ilvl w:val="2"/>
-          <w:numId w:val="1006"/>
-        </w:numPr>
-      </w:pPr>
-      <w:r>
-        <w:rPr>
-          <w:rStyle w:val="VerbatimChar"/>
-        </w:rPr>
-        <w:t xml:space="preserve">economics</w:t>
-      </w:r>
-      <w:r>
-        <w:t xml:space="preserve"> </w:t>
-      </w:r>
-      <w:r>
-        <w:t xml:space="preserve">—</w:t>
-      </w:r>
-      <w:r>
-        <w:t xml:space="preserve"> </w:t>
-      </w:r>
-      <w:r>
-        <w:rPr>
-          <w:rStyle w:val="VerbatimChar"/>
-        </w:rPr>
-        <w:t xml:space="preserve">RewardDistributor</w:t>
-      </w:r>
-      <w:r>
-        <w:t xml:space="preserve"> </w:t>
-      </w:r>
-      <w:r>
-        <w:t xml:space="preserve">multi-token distribution with treasury/reinvest splits and a conservation invariant (</w:t>
-      </w:r>
-      <w:r>
-        <w:rPr>
-          <w:rStyle w:val="VerbatimChar"/>
-        </w:rPr>
-        <w:t xml:space="preserve">sum(ledger)+treasury+reinvest == total</w:t>
-      </w:r>
-      <w:r>
-        <w:t xml:space="preserve">), plus</w:t>
-      </w:r>
-      <w:r>
-        <w:t xml:space="preserve"> </w:t>
-      </w:r>
-      <w:r>
-        <w:rPr>
-          <w:rStyle w:val="VerbatimChar"/>
-        </w:rPr>
-        <w:t xml:space="preserve">GetParticipantROI</w:t>
-      </w:r>
-      <w:r>
-        <w:t xml:space="preserve"> </w:t>
-      </w:r>
-      <w:r>
-        <w:t xml:space="preserve">(ROI% + break-even days, typed unknown-participant error) (HXC-1460, HXC-1461).</w:t>
-      </w:r>
-    </w:p>
-    <w:p>
-      <w:pPr>
-        <w:pStyle w:val="Compact"/>
-        <w:numPr>
-          <w:ilvl w:val="2"/>
-          <w:numId w:val="1006"/>
-        </w:numPr>
-      </w:pPr>
-      <w:r>
-        <w:rPr>
-          <w:rStyle w:val="VerbatimChar"/>
-        </w:rPr>
-        <w:t xml:space="preserve">revenueopt</w:t>
-      </w:r>
-      <w:r>
-        <w:t xml:space="preserve"> </w:t>
-      </w:r>
-      <w:r>
-        <w:t xml:space="preserve">—</w:t>
-      </w:r>
-      <w:r>
-        <w:t xml:space="preserve"> </w:t>
-      </w:r>
-      <w:r>
-        <w:rPr>
-          <w:rStyle w:val="VerbatimChar"/>
-        </w:rPr>
-        <w:t xml:space="preserve">RevenueOptimizer.OptimizeAllocation</w:t>
-      </w:r>
-      <w:r>
-        <w:t xml:space="preserve"> </w:t>
-      </w:r>
-      <w:r>
-        <w:t xml:space="preserve">greedy GPU→marketplace assignment maximising expected revenue, with a TEE→Chutes revenue bias; self-contained types (HXC-1456).</w:t>
-      </w:r>
-    </w:p>
-    <w:p>
-      <w:pPr>
-        <w:pStyle w:val="Compact"/>
-        <w:numPr>
-          <w:ilvl w:val="2"/>
-          <w:numId w:val="1006"/>
-        </w:numPr>
-      </w:pPr>
-      <w:r>
-        <w:rPr>
-          <w:rStyle w:val="VerbatimChar"/>
-        </w:rPr>
-        <w:t xml:space="preserve">exportcontrol</w:t>
-      </w:r>
-      <w:r>
-        <w:t xml:space="preserve"> </w:t>
-      </w:r>
-      <w:r>
-        <w:t xml:space="preserve">— export-control / country-code KYC gate: a controlled GPU (</w:t>
-      </w:r>
-      <w:r>
-        <w:rPr>
-          <w:rStyle w:val="VerbatimChar"/>
-        </w:rPr>
-        <w:t xml:space="preserve">H100</w:t>
-      </w:r>
-      <w:r>
-        <w:t xml:space="preserve">/</w:t>
-      </w:r>
-      <w:r>
-        <w:rPr>
-          <w:rStyle w:val="VerbatimChar"/>
-        </w:rPr>
-        <w:t xml:space="preserve">A100</w:t>
-      </w:r>
-      <w:r>
-        <w:t xml:space="preserve">) from a Tier-3 (embargoed) or unknown jurisdiction is rejected with</w:t>
-      </w:r>
-      <w:r>
-        <w:t xml:space="preserve"> </w:t>
-      </w:r>
-      <w:r>
-        <w:rPr>
-          <w:rStyle w:val="VerbatimChar"/>
-        </w:rPr>
-        <w:t xml:space="preserve">ErrExportDenied</w:t>
-      </w:r>
-      <w:r>
-        <w:t xml:space="preserve">; Tier-1 is allowed (HXC-1482).</w:t>
-      </w:r>
-    </w:p>
-    <w:p>
-      <w:pPr>
-        <w:pStyle w:val="Compact"/>
-        <w:numPr>
-          <w:ilvl w:val="2"/>
-          <w:numId w:val="1006"/>
-        </w:numPr>
-      </w:pPr>
-      <w:r>
-        <w:rPr>
-          <w:rStyle w:val="VerbatimChar"/>
-        </w:rPr>
-        <w:t xml:space="preserve">devicecatalog</w:t>
-      </w:r>
-      <w:r>
-        <w:t xml:space="preserve"> </w:t>
-      </w:r>
-      <w:r>
-        <w:t xml:space="preserve">— machine-readable 64-device taxonomy with case-insensitive substring</w:t>
-      </w:r>
-      <w:r>
-        <w:t xml:space="preserve"> </w:t>
-      </w:r>
-      <w:r>
-        <w:rPr>
-          <w:rStyle w:val="VerbatimChar"/>
-        </w:rPr>
-        <w:t xml:space="preserve">Lookup</w:t>
-      </w:r>
-      <w:r>
-        <w:t xml:space="preserve"> </w:t>
-      </w:r>
-      <w:r>
-        <w:t xml:space="preserve">resolving a discovered CPU model (e.g. </w:t>
-      </w:r>
-      <w:r>
-        <w:rPr>
-          <w:rStyle w:val="VerbatimChar"/>
-        </w:rPr>
-        <w:t xml:space="preserve">Rockchip RK3588</w:t>
-      </w:r>
-      <w:r>
-        <w:t xml:space="preserve">) to its tier / trust-level / compute-class (HXC-1331).</w:t>
-      </w:r>
-    </w:p>
-    <w:p>
-      <w:pPr>
-        <w:pStyle w:val="Compact"/>
-        <w:numPr>
-          <w:ilvl w:val="2"/>
-          <w:numId w:val="1006"/>
-        </w:numPr>
-      </w:pPr>
-      <w:r>
-        <w:rPr>
-          <w:rStyle w:val="VerbatimChar"/>
-        </w:rPr>
-        <w:t xml:space="preserve">compliancedoc</w:t>
-      </w:r>
-      <w:r>
-        <w:t xml:space="preserve"> </w:t>
-      </w:r>
-      <w:r>
-        <w:t xml:space="preserve">— EU AI Act compliance-documentation pipeline: generates a model card + technical-documentation artifact from attestation-log records, with a SHA-256 provenance hash bound to the actual record content (HXC-1481).</w:t>
-      </w:r>
-    </w:p>
-    <w:p>
-      <w:pPr>
-        <w:pStyle w:val="Compact"/>
-        <w:numPr>
-          <w:ilvl w:val="2"/>
-          <w:numId w:val="1006"/>
-        </w:numPr>
-      </w:pPr>
-      <w:r>
-        <w:rPr>
-          <w:rStyle w:val="VerbatimChar"/>
-        </w:rPr>
-        <w:t xml:space="preserve">hybridkex</w:t>
-      </w:r>
-      <w:r>
-        <w:t xml:space="preserve"> </w:t>
-      </w:r>
-      <w:r>
-        <w:t xml:space="preserve">— hybrid post-quantum key exchange combining X25519 (</w:t>
-      </w:r>
-      <w:r>
-        <w:rPr>
-          <w:rStyle w:val="VerbatimChar"/>
-        </w:rPr>
-        <w:t xml:space="preserve">crypto/ecdh</w:t>
-      </w:r>
-      <w:r>
-        <w:t xml:space="preserve">) and ML-KEM-768 (</w:t>
-      </w:r>
-      <w:r>
-        <w:rPr>
-          <w:rStyle w:val="VerbatimChar"/>
-        </w:rPr>
-        <w:t xml:space="preserve">crypto/mlkem</w:t>
-      </w:r>
-      <w:r>
-        <w:t xml:space="preserve">) shared secrets via HKDF-SHA256 (group</w:t>
-      </w:r>
-      <w:r>
-        <w:t xml:space="preserve"> </w:t>
-      </w:r>
-      <w:r>
-        <w:rPr>
-          <w:rStyle w:val="VerbatimChar"/>
-        </w:rPr>
-        <w:t xml:space="preserve">X25519MLKEM768</w:t>
-      </w:r>
-      <w:r>
-        <w:t xml:space="preserve">); a tampered ML-KEM ciphertext yields a non-matching key (HXC-1476).</w:t>
-      </w:r>
-    </w:p>
-    <w:p>
-      <w:pPr>
-        <w:pStyle w:val="Compact"/>
-        <w:numPr>
-          <w:ilvl w:val="2"/>
-          <w:numId w:val="1006"/>
-        </w:numPr>
-      </w:pPr>
-      <w:r>
-        <w:rPr>
-          <w:rStyle w:val="VerbatimChar"/>
-        </w:rPr>
-        <w:t xml:space="preserve">carbonsched</w:t>
-      </w:r>
-      <w:r>
-        <w:t xml:space="preserve"> </w:t>
-      </w:r>
-      <w:r>
-        <w:t xml:space="preserve">— carbon-aware job placement: chooses the lowest-carbon-intensity latency-eligible region (deterministic name tiebreak) with per-job kWh / gCO2 metering (HXC-1480).</w:t>
-      </w:r>
-    </w:p>
-    <w:p>
-      <w:pPr>
-        <w:pStyle w:val="Compact"/>
-        <w:numPr>
-          <w:ilvl w:val="2"/>
-          <w:numId w:val="1006"/>
-        </w:numPr>
-      </w:pPr>
-      <w:r>
-        <w:rPr>
-          <w:rStyle w:val="VerbatimChar"/>
-        </w:rPr>
-        <w:t xml:space="preserve">gpuattest</w:t>
-      </w:r>
-      <w:r>
-        <w:t xml:space="preserve"> </w:t>
-      </w:r>
-      <w:r>
-        <w:t xml:space="preserve">(additive</w:t>
-      </w:r>
-      <w:r>
-        <w:t xml:space="preserve"> </w:t>
-      </w:r>
-      <w:r>
-        <w:rPr>
-          <w:rStyle w:val="VerbatimChar"/>
-        </w:rPr>
-        <w:t xml:space="preserve">multigpu.go</w:t>
-      </w:r>
-      <w:r>
-        <w:t xml:space="preserve">) — multi-GPU node enumeration: an N-GPU node descriptor yields N distinct, independently-verifiable per-device attestation proofs keyed by GPU UUID; rejects duplicate/empty descriptors (HXC-1573).</w:t>
-      </w:r>
-    </w:p>
-    <w:p>
-      <w:pPr>
-        <w:pStyle w:val="Compact"/>
-        <w:numPr>
-          <w:ilvl w:val="2"/>
-          <w:numId w:val="1006"/>
-        </w:numPr>
-      </w:pPr>
-      <w:r>
-        <w:rPr>
-          <w:rStyle w:val="VerbatimChar"/>
-        </w:rPr>
-        <w:t xml:space="preserve">workloadrouter</w:t>
-      </w:r>
-      <w:r>
-        <w:t xml:space="preserve"> </w:t>
-      </w:r>
-      <w:r>
-        <w:t xml:space="preserve">—</w:t>
-      </w:r>
-      <w:r>
-        <w:t xml:space="preserve"> </w:t>
-      </w:r>
-      <w:r>
-        <w:rPr>
-          <w:rStyle w:val="VerbatimChar"/>
-        </w:rPr>
-        <w:t xml:space="preserve">UnifiedManager.RouteWorkload</w:t>
-      </w:r>
-      <w:r>
-        <w:t xml:space="preserve">: concurrent per-marketplace price probes + a weighted composite score (inverse price/latency, health) with a TEE multiplier that re-ranks confidential offers when the workload requires a TEE (HXC-1455).</w:t>
-      </w:r>
-    </w:p>
-    <w:p>
-      <w:pPr>
-        <w:pStyle w:val="Compact"/>
-        <w:numPr>
-          <w:ilvl w:val="2"/>
-          <w:numId w:val="1006"/>
-        </w:numPr>
-      </w:pPr>
-      <w:r>
-        <w:rPr>
-          <w:rStyle w:val="VerbatimChar"/>
-        </w:rPr>
-        <w:t xml:space="preserve">metrics</w:t>
-      </w:r>
-      <w:r>
-        <w:t xml:space="preserve"> </w:t>
-      </w:r>
-      <w:r>
-        <w:t xml:space="preserve">(additive</w:t>
-      </w:r>
-      <w:r>
-        <w:t xml:space="preserve"> </w:t>
-      </w:r>
-      <w:r>
-        <w:rPr>
-          <w:rStyle w:val="VerbatimChar"/>
-        </w:rPr>
-        <w:t xml:space="preserve">tiermetrics.go</w:t>
-      </w:r>
-      <w:r>
-        <w:t xml:space="preserve">) —</w:t>
-      </w:r>
-      <w:r>
-        <w:t xml:space="preserve"> </w:t>
-      </w:r>
-      <w:r>
-        <w:rPr>
-          <w:rStyle w:val="VerbatimChar"/>
-        </w:rPr>
-        <w:t xml:space="preserve">TierMetrics</w:t>
-      </w:r>
-      <w:r>
-        <w:t xml:space="preserve"> </w:t>
-      </w:r>
-      <w:r>
-        <w:t xml:space="preserve">exposes</w:t>
-      </w:r>
-      <w:r>
-        <w:t xml:space="preserve"> </w:t>
-      </w:r>
-      <w:r>
-        <w:rPr>
-          <w:rStyle w:val="VerbatimChar"/>
-        </w:rPr>
-        <w:t xml:space="preserve">gpu_tier_utilization</w:t>
-      </w:r>
-      <w:r>
-        <w:t xml:space="preserve">,</w:t>
-      </w:r>
-      <w:r>
-        <w:t xml:space="preserve"> </w:t>
-      </w:r>
-      <w:r>
-        <w:rPr>
-          <w:rStyle w:val="VerbatimChar"/>
-        </w:rPr>
-        <w:t xml:space="preserve">gpu_cost_per_hour</w:t>
-      </w:r>
-      <w:r>
-        <w:t xml:space="preserve">, and</w:t>
-      </w:r>
-      <w:r>
-        <w:t xml:space="preserve"> </w:t>
-      </w:r>
-      <w:r>
-        <w:rPr>
-          <w:rStyle w:val="VerbatimChar"/>
-        </w:rPr>
-        <w:t xml:space="preserve">provider_health</w:t>
-      </w:r>
-      <w:r>
-        <w:t xml:space="preserve"> </w:t>
-      </w:r>
-      <w:r>
-        <w:t xml:space="preserve">Prometheus-text series with deterministic ordering and concurrent-safe setters (HXC-1535).</w:t>
-      </w:r>
-    </w:p>
-    <w:p>
-      <w:pPr>
-        <w:pStyle w:val="Compact"/>
-        <w:numPr>
-          <w:ilvl w:val="2"/>
-          <w:numId w:val="1006"/>
-        </w:numPr>
-      </w:pPr>
-      <w:r>
-        <w:rPr>
-          <w:rStyle w:val="VerbatimChar"/>
-        </w:rPr>
-        <w:t xml:space="preserve">cmd/gpu-pool-manager</w:t>
-      </w:r>
-      <w:r>
-        <w:t xml:space="preserve"> </w:t>
-      </w:r>
-      <w:r>
-        <w:t xml:space="preserve">— GPU pool manager HTTP front-end:</w:t>
-      </w:r>
-      <w:r>
-        <w:t xml:space="preserve"> </w:t>
-      </w:r>
-      <w:r>
-        <w:rPr>
-          <w:rStyle w:val="VerbatimChar"/>
-        </w:rPr>
-        <w:t xml:space="preserve">POST /allocate</w:t>
-      </w:r>
-      <w:r>
-        <w:t xml:space="preserve"> </w:t>
-      </w:r>
-      <w:r>
-        <w:t xml:space="preserve">returns the tier-correct (lowest-tier healthy, name tiebreak) provider as JSON (</w:t>
-      </w:r>
-      <w:r>
-        <w:rPr>
-          <w:rStyle w:val="VerbatimChar"/>
-        </w:rPr>
-        <w:t xml:space="preserve">503</w:t>
-      </w:r>
-      <w:r>
-        <w:t xml:space="preserve"> </w:t>
-      </w:r>
-      <w:r>
-        <w:t xml:space="preserve">when none healthy) and</w:t>
-      </w:r>
-      <w:r>
-        <w:t xml:space="preserve"> </w:t>
-      </w:r>
-      <w:r>
-        <w:rPr>
-          <w:rStyle w:val="VerbatimChar"/>
-        </w:rPr>
-        <w:t xml:space="preserve">GET /providers</w:t>
-      </w:r>
-      <w:r>
-        <w:t xml:space="preserve"> </w:t>
-      </w:r>
-      <w:r>
-        <w:t xml:space="preserve">lists providers with health; httptest-gated, self-contained (HXC-1530).</w:t>
-      </w:r>
-    </w:p>
-    <w:p>
-      <w:pPr>
-        <w:pStyle w:val="Compact"/>
-        <w:numPr>
-          <w:ilvl w:val="2"/>
-          <w:numId w:val="1006"/>
-        </w:numPr>
-      </w:pPr>
-      <w:r>
-        <w:rPr>
-          <w:rStyle w:val="VerbatimChar"/>
-        </w:rPr>
-        <w:t xml:space="preserve">marketplaceadapter</w:t>
-      </w:r>
-      <w:r>
-        <w:t xml:space="preserve"> </w:t>
-      </w:r>
-      <w:r>
-        <w:t xml:space="preserve">—</w:t>
-      </w:r>
-      <w:r>
-        <w:t xml:space="preserve"> </w:t>
-      </w:r>
-      <w:r>
-        <w:rPr>
-          <w:rStyle w:val="VerbatimChar"/>
-        </w:rPr>
-        <w:t xml:space="preserve">MarketplaceAdapter</w:t>
-      </w:r>
-      <w:r>
-        <w:t xml:space="preserve"> </w:t>
-      </w:r>
-      <w:r>
-        <w:t xml:space="preserve">interface (</w:t>
-      </w:r>
-      <w:r>
-        <w:rPr>
-          <w:rStyle w:val="VerbatimChar"/>
-        </w:rPr>
-        <w:t xml:space="preserve">Name</w:t>
-      </w:r>
-      <w:r>
-        <w:t xml:space="preserve">/</w:t>
-      </w:r>
-      <w:r>
-        <w:rPr>
-          <w:rStyle w:val="VerbatimChar"/>
-        </w:rPr>
-        <w:t xml:space="preserve">GetCurrentPricing</w:t>
-      </w:r>
-      <w:r>
-        <w:t xml:space="preserve">/</w:t>
-      </w:r>
-      <w:r>
-        <w:rPr>
-          <w:rStyle w:val="VerbatimChar"/>
-        </w:rPr>
-        <w:t xml:space="preserve">SubmitWork</w:t>
-      </w:r>
-      <w:r>
-        <w:t xml:space="preserve">) with a</w:t>
-      </w:r>
-      <w:r>
-        <w:t xml:space="preserve"> </w:t>
-      </w:r>
-      <w:r>
-        <w:rPr>
-          <w:rStyle w:val="VerbatimChar"/>
-        </w:rPr>
-        <w:t xml:space="preserve">Name()</w:t>
-      </w:r>
-      <w:r>
-        <w:t xml:space="preserve">-keyed dispatch</w:t>
-      </w:r>
-      <w:r>
-        <w:t xml:space="preserve"> </w:t>
-      </w:r>
-      <w:r>
-        <w:rPr>
-          <w:rStyle w:val="VerbatimChar"/>
-        </w:rPr>
-        <w:t xml:space="preserve">Registry</w:t>
-      </w:r>
-      <w:r>
-        <w:t xml:space="preserve"> </w:t>
-      </w:r>
-      <w:r>
-        <w:t xml:space="preserve">and a</w:t>
-      </w:r>
-      <w:r>
-        <w:t xml:space="preserve"> </w:t>
-      </w:r>
-      <w:r>
-        <w:rPr>
-          <w:rStyle w:val="VerbatimChar"/>
-        </w:rPr>
-        <w:t xml:space="preserve">ChutesAdapter</w:t>
-      </w:r>
-      <w:r>
-        <w:t xml:space="preserve"> </w:t>
-      </w:r>
-      <w:r>
-        <w:t xml:space="preserve">over HTTP (httptest fixture, non-2xx rejected) (HXC-1454).</w:t>
-      </w:r>
-    </w:p>
-    <w:p>
-      <w:pPr>
-        <w:pStyle w:val="Compact"/>
-        <w:numPr>
-          <w:ilvl w:val="2"/>
-          <w:numId w:val="1006"/>
-        </w:numPr>
-      </w:pPr>
-      <w:r>
-        <w:rPr>
-          <w:rStyle w:val="VerbatimChar"/>
-        </w:rPr>
-        <w:t xml:space="preserve">cmd/e2ee-proxy</w:t>
-      </w:r>
-      <w:r>
-        <w:t xml:space="preserve"> </w:t>
-      </w:r>
-      <w:r>
-        <w:t xml:space="preserve">— transparent ML-KEM-768 (</w:t>
-      </w:r>
-      <w:r>
-        <w:rPr>
-          <w:rStyle w:val="VerbatimChar"/>
-        </w:rPr>
-        <w:t xml:space="preserve">crypto/mlkem</w:t>
-      </w:r>
-      <w:r>
-        <w:t xml:space="preserve">) + AES-256-GCM encrypting proxy:</w:t>
-      </w:r>
-      <w:r>
-        <w:t xml:space="preserve"> </w:t>
-      </w:r>
-      <w:r>
-        <w:rPr>
-          <w:rStyle w:val="VerbatimChar"/>
-        </w:rPr>
-        <w:t xml:space="preserve">EncryptingTransport</w:t>
-      </w:r>
-      <w:r>
-        <w:t xml:space="preserve"> </w:t>
-      </w:r>
-      <w:r>
-        <w:t xml:space="preserve">seals request bodies and</w:t>
-      </w:r>
-      <w:r>
-        <w:t xml:space="preserve"> </w:t>
-      </w:r>
-      <w:r>
-        <w:rPr>
-          <w:rStyle w:val="VerbatimChar"/>
-        </w:rPr>
-        <w:t xml:space="preserve">DecryptingHandler</w:t>
-      </w:r>
-      <w:r>
-        <w:t xml:space="preserve"> </w:t>
-      </w:r>
-      <w:r>
-        <w:t xml:space="preserve">opens them, so the on-wire payload between proxy and upstream is ciphertext-only while the client receives the correct plaintext; tampered ciphertext is rejected (HXC-1532).</w:t>
-      </w:r>
-    </w:p>
-    <w:p>
-      <w:pPr>
-        <w:pStyle w:val="Compact"/>
-        <w:numPr>
-          <w:ilvl w:val="2"/>
-          <w:numId w:val="1006"/>
-        </w:numPr>
-      </w:pPr>
-      <w:r>
-        <w:rPr>
-          <w:rStyle w:val="VerbatimChar"/>
-        </w:rPr>
-        <w:t xml:space="preserve">e2eebench</w:t>
-      </w:r>
-      <w:r>
-        <w:t xml:space="preserve"> </w:t>
-      </w:r>
-      <w:r>
-        <w:t xml:space="preserve">—</w:t>
-      </w:r>
-      <w:r>
-        <w:t xml:space="preserve"> </w:t>
-      </w:r>
-      <w:r>
-        <w:rPr>
-          <w:rStyle w:val="VerbatimChar"/>
-        </w:rPr>
-        <w:t xml:space="preserve">MeasureHandshakeLatency</w:t>
-      </w:r>
-      <w:r>
-        <w:t xml:space="preserve"> </w:t>
-      </w:r>
-      <w:r>
-        <w:t xml:space="preserve">benchmarks the</w:t>
-      </w:r>
-      <w:r>
-        <w:t xml:space="preserve"> </w:t>
-      </w:r>
-      <w:r>
-        <w:rPr>
-          <w:rStyle w:val="VerbatimChar"/>
-        </w:rPr>
-        <w:t xml:space="preserve">hybridkex</w:t>
-      </w:r>
-      <w:r>
-        <w:t xml:space="preserve"> </w:t>
-      </w:r>
-      <w:r>
-        <w:t xml:space="preserve">full handshake (median + P95), proving median &lt; 1ms on host and enforcing per-iteration key agreement (</w:t>
-      </w:r>
-      <w:r>
-        <w:rPr>
-          <w:rStyle w:val="VerbatimChar"/>
-        </w:rPr>
-        <w:t xml:space="preserve">ErrKeyDisagreement</w:t>
-      </w:r>
-      <w:r>
-        <w:t xml:space="preserve">) (HXC-1556).</w:t>
-      </w:r>
-    </w:p>
-    <w:p>
-      <w:pPr>
-        <w:pStyle w:val="Compact"/>
-        <w:numPr>
-          <w:ilvl w:val="2"/>
-          <w:numId w:val="1006"/>
-        </w:numPr>
-      </w:pPr>
-      <w:r>
-        <w:rPr>
-          <w:rStyle w:val="VerbatimChar"/>
-        </w:rPr>
-        <w:t xml:space="preserve">archlint</w:t>
-      </w:r>
-      <w:r>
-        <w:t xml:space="preserve"> </w:t>
-      </w:r>
-      <w:r>
-        <w:t xml:space="preserve">+</w:t>
-      </w:r>
-      <w:r>
-        <w:t xml:space="preserve"> </w:t>
-      </w:r>
-      <w:r>
-        <w:rPr>
-          <w:rStyle w:val="VerbatimChar"/>
-        </w:rPr>
-        <w:t xml:space="preserve">docs/ARCHITECTURE.md</w:t>
-      </w:r>
-      <w:r>
-        <w:t xml:space="preserve"> </w:t>
-      </w:r>
-      <w:r>
-        <w:t xml:space="preserve">— the hardened L0–L7 architecture diagram and component map, mechanically enforced:</w:t>
-      </w:r>
-      <w:r>
-        <w:t xml:space="preserve"> </w:t>
-      </w:r>
-      <w:r>
-        <w:rPr>
-          <w:rStyle w:val="VerbatimChar"/>
-        </w:rPr>
-        <w:t xml:space="preserve">archlint</w:t>
-      </w:r>
-      <w:r>
-        <w:t xml:space="preserve"> </w:t>
-      </w:r>
-      <w:r>
-        <w:t xml:space="preserve">parses the component-map table and fails the build if any documented component maps to a package path that does not exist on disk (HXC-1424).</w:t>
-      </w:r>
-    </w:p>
-    <w:p>
-      <w:pPr>
-        <w:pStyle w:val="Compact"/>
-        <w:numPr>
-          <w:ilvl w:val="1"/>
-          <w:numId w:val="1005"/>
-        </w:numPr>
-      </w:pPr>
-      <w:r>
-        <w:t xml:space="preserve">Wave 67 (5 units, subagent-driven, 5 parallel streams in disjoint packages):</w:t>
       </w:r>
     </w:p>
     <w:p>
@@ -3161,7 +2240,7 @@
         <w:rPr>
           <w:rStyle w:val="VerbatimChar"/>
         </w:rPr>
-        <w:t xml:space="preserve">multiraft</w:t>
+        <w:t xml:space="preserve">bursthysteresis</w:t>
       </w:r>
       <w:r>
         <w:t xml:space="preserve"> </w:t>
@@ -3176,55 +2255,13 @@
         <w:rPr>
           <w:rStyle w:val="VerbatimChar"/>
         </w:rPr>
-        <w:t xml:space="preserve">MultiRaftManager</w:t>
-      </w:r>
-      <w:r>
-        <w:t xml:space="preserve"> </w:t>
-      </w:r>
-      <w:r>
-        <w:t xml:space="preserve">partitioning cluster state into independent per-shard</w:t>
-      </w:r>
-      <w:r>
-        <w:t xml:space="preserve"> </w:t>
-      </w:r>
-      <w:r>
-        <w:rPr>
-          <w:rStyle w:val="VerbatimChar"/>
-        </w:rPr>
-        <w:t xml:space="preserve">go.etcd.io/raft/v3</w:t>
-      </w:r>
-      <w:r>
-        <w:t xml:space="preserve"> </w:t>
-      </w:r>
-      <w:r>
-        <w:t xml:space="preserve">groups, each electing its own leader and committing independently via per-shard</w:t>
-      </w:r>
-      <w:r>
-        <w:t xml:space="preserve"> </w:t>
-      </w:r>
-      <w:r>
-        <w:rPr>
-          <w:rStyle w:val="VerbatimChar"/>
-        </w:rPr>
-        <w:t xml:space="preserve">Propose</w:t>
-      </w:r>
-      <w:r>
-        <w:t xml:space="preserve"> </w:t>
-      </w:r>
-      <w:r>
-        <w:t xml:space="preserve">routing over an in-process</w:t>
-      </w:r>
-      <w:r>
-        <w:t xml:space="preserve"> </w:t>
-      </w:r>
-      <w:r>
-        <w:rPr>
-          <w:rStyle w:val="VerbatimChar"/>
-        </w:rPr>
-        <w:t xml:space="preserve">RaftTransport</w:t>
-      </w:r>
-      <w:r>
-        <w:t xml:space="preserve">; write throughput scales with shard count and a shard re-elects on leader loss while others keep committing (HXC-1387).</w:t>
+        <w:t xml:space="preserve">BurstController</w:t>
+      </w:r>
+      <w:r>
+        <w:t xml:space="preserve"> </w:t>
+      </w:r>
+      <w:r>
+        <w:t xml:space="preserve">with a MONITOR→SPILL→RECOVER two-threshold hysteresis dead-band (HXC-1504).</w:t>
       </w:r>
     </w:p>
     <w:p>
@@ -3239,58 +2276,13 @@
         <w:rPr>
           <w:rStyle w:val="VerbatimChar"/>
         </w:rPr>
-        <w:t xml:space="preserve">stonith</w:t>
-      </w:r>
-      <w:r>
-        <w:t xml:space="preserve"> </w:t>
-      </w:r>
-      <w:r>
-        <w:t xml:space="preserve">— STONITH fencing: a</w:t>
-      </w:r>
-      <w:r>
-        <w:t xml:space="preserve"> </w:t>
-      </w:r>
-      <w:r>
-        <w:rPr>
-          <w:rStyle w:val="VerbatimChar"/>
-        </w:rPr>
-        <w:t xml:space="preserve">FencingAgent</w:t>
-      </w:r>
-      <w:r>
-        <w:t xml:space="preserve"> </w:t>
-      </w:r>
-      <w:r>
-        <w:t xml:space="preserve">interface with IPMI / AWS-EC2 / Azure-ARM / SBD-shared-disk / NoOp drivers and a</w:t>
-      </w:r>
-      <w:r>
-        <w:t xml:space="preserve"> </w:t>
-      </w:r>
-      <w:r>
-        <w:rPr>
-          <w:rStyle w:val="VerbatimChar"/>
-        </w:rPr>
-        <w:t xml:space="preserve">MultiLevelFencer</w:t>
-      </w:r>
-      <w:r>
-        <w:t xml:space="preserve"> </w:t>
-      </w:r>
-      <w:r>
-        <w:t xml:space="preserve">multi-level fallback, with sink-side fence confirmation; the IPMI real-binary path is an honest SKIP-with-reason when</w:t>
-      </w:r>
-      <w:r>
-        <w:t xml:space="preserve"> </w:t>
-      </w:r>
-      <w:r>
-        <w:rPr>
-          <w:rStyle w:val="VerbatimChar"/>
-        </w:rPr>
-        <w:t xml:space="preserve">ipmitool</w:t>
-      </w:r>
-      <w:r>
-        <w:t xml:space="preserve"> </w:t>
-      </w:r>
-      <w:r>
-        <w:t xml:space="preserve">is absent (HXC-1401).</w:t>
+        <w:t xml:space="preserve">providerchain</w:t>
+      </w:r>
+      <w:r>
+        <w:t xml:space="preserve"> </w:t>
+      </w:r>
+      <w:r>
+        <w:t xml:space="preserve">— ordered multi-tier provider fallback cascade with retriable/terminal error classification and injected-clock failover SLA (HXC-1508).</w:t>
       </w:r>
     </w:p>
     <w:p>
@@ -3305,13 +2297,55 @@
         <w:rPr>
           <w:rStyle w:val="VerbatimChar"/>
         </w:rPr>
-        <w:t xml:space="preserve">deviceplugin</w:t>
-      </w:r>
-      <w:r>
-        <w:t xml:space="preserve"> </w:t>
-      </w:r>
-      <w:r>
-        <w:t xml:space="preserve">— Nomad/K8s-style gRPC device-plugin / GRES fingerprinting framework over real gRPC: plugins register full device fingerprints, the registry parses GRES descriptors, atomically applies fingerprints, allocates by request, and rejects oversubscription (HXC-1407).</w:t>
+        <w:t xml:space="preserve">gpucatalog</w:t>
+      </w:r>
+      <w:r>
+        <w:t xml:space="preserve"> </w:t>
+      </w:r>
+      <w:r>
+        <w:t xml:space="preserve">—</w:t>
+      </w:r>
+      <w:r>
+        <w:t xml:space="preserve"> </w:t>
+      </w:r>
+      <w:r>
+        <w:rPr>
+          <w:rStyle w:val="VerbatimChar"/>
+        </w:rPr>
+        <w:t xml:space="preserve">SUPPORTED_GPUS</w:t>
+      </w:r>
+      <w:r>
+        <w:t xml:space="preserve"> </w:t>
+      </w:r>
+      <w:r>
+        <w:t xml:space="preserve">compute-multiplier catalog,</w:t>
+      </w:r>
+      <w:r>
+        <w:t xml:space="preserve"> </w:t>
+      </w:r>
+      <w:r>
+        <w:rPr>
+          <w:rStyle w:val="VerbatimChar"/>
+        </w:rPr>
+        <w:t xml:space="preserve">LookupMultiplier</w:t>
+      </w:r>
+      <w:r>
+        <w:t xml:space="preserve">, and attestation-aware</w:t>
+      </w:r>
+      <w:r>
+        <w:t xml:space="preserve"> </w:t>
+      </w:r>
+      <w:r>
+        <w:rPr>
+          <w:rStyle w:val="VerbatimChar"/>
+        </w:rPr>
+        <w:t xml:space="preserve">Score</w:t>
+      </w:r>
+      <w:r>
+        <w:t xml:space="preserve"> </w:t>
+      </w:r>
+      <w:r>
+        <w:t xml:space="preserve">(attested above un-attested) (HXC-1592).</w:t>
       </w:r>
     </w:p>
     <w:p>
@@ -3326,70 +2360,28 @@
         <w:rPr>
           <w:rStyle w:val="VerbatimChar"/>
         </w:rPr>
-        <w:t xml:space="preserve">internal/gpu</w:t>
-      </w:r>
-      <w:r>
-        <w:t xml:space="preserve"> </w:t>
-      </w:r>
-      <w:r>
-        <w:t xml:space="preserve">(additive</w:t>
-      </w:r>
-      <w:r>
-        <w:t xml:space="preserve"> </w:t>
-      </w:r>
-      <w:r>
-        <w:rPr>
-          <w:rStyle w:val="VerbatimChar"/>
-        </w:rPr>
-        <w:t xml:space="preserve">manager_helixpow.go</w:t>
-      </w:r>
-      <w:r>
-        <w:t xml:space="preserve">) — dual-workload capacity reservation:</w:t>
-      </w:r>
-      <w:r>
-        <w:t xml:space="preserve"> </w:t>
-      </w:r>
-      <w:r>
-        <w:rPr>
-          <w:rStyle w:val="VerbatimChar"/>
-        </w:rPr>
-        <w:t xml:space="preserve">ReserveForHelixPoW(fraction)</w:t>
-      </w:r>
-      <w:r>
-        <w:t xml:space="preserve"> </w:t>
-      </w:r>
-      <w:r>
-        <w:t xml:space="preserve">+</w:t>
-      </w:r>
-      <w:r>
-        <w:t xml:space="preserve"> </w:t>
-      </w:r>
-      <w:r>
-        <w:rPr>
-          <w:rStyle w:val="VerbatimChar"/>
-        </w:rPr>
-        <w:t xml:space="preserve">ChutesCapacity()</w:t>
-      </w:r>
-      <w:r>
-        <w:t xml:space="preserve"> </w:t>
-      </w:r>
-      <w:r>
-        <w:t xml:space="preserve">reporting only the non-reserved remainder, with a strict</w:t>
-      </w:r>
-      <w:r>
-        <w:t xml:space="preserve"> </w:t>
-      </w:r>
-      <w:r>
-        <w:rPr>
-          <w:rStyle w:val="VerbatimChar"/>
-        </w:rPr>
-        <w:t xml:space="preserve">&gt;0.80</w:t>
-      </w:r>
-      <w:r>
-        <w:t xml:space="preserve"> </w:t>
-      </w:r>
-      <w:r>
-        <w:t xml:space="preserve">Helix-load Gepetto starvation guard that zeroes Chutes capacity (HXC-1447).</w:t>
+        <w:t xml:space="preserve">gravaladmit</w:t>
+      </w:r>
+      <w:r>
+        <w:t xml:space="preserve"> </w:t>
+      </w:r>
+      <w:r>
+        <w:t xml:space="preserve">— HMAC-SHA256 GraVal challenge-response provider admission gate with single-use nonce and</w:t>
+      </w:r>
+      <w:r>
+        <w:t xml:space="preserve"> </w:t>
+      </w:r>
+      <w:r>
+        <w:rPr>
+          <w:rStyle w:val="VerbatimChar"/>
+        </w:rPr>
+        <w:t xml:space="preserve">graval.verified</w:t>
+      </w:r>
+      <w:r>
+        <w:t xml:space="preserve"> </w:t>
+      </w:r>
+      <w:r>
+        <w:t xml:space="preserve">label (HXC-1523).</w:t>
       </w:r>
     </w:p>
     <w:p>
@@ -3404,7 +2396,736 @@
         <w:rPr>
           <w:rStyle w:val="VerbatimChar"/>
         </w:rPr>
-        <w:t xml:space="preserve">chutes</w:t>
+        <w:t xml:space="preserve">modelrouter</w:t>
+      </w:r>
+      <w:r>
+        <w:t xml:space="preserve"> </w:t>
+      </w:r>
+      <w:r>
+        <w:t xml:space="preserve">— strategy-to-default-model resolution (latency/throughput/quality/cost) with a typed unknown-strategy error (HXC-1430).</w:t>
+      </w:r>
+    </w:p>
+    <w:p>
+      <w:pPr>
+        <w:pStyle w:val="Compact"/>
+        <w:numPr>
+          <w:ilvl w:val="2"/>
+          <w:numId w:val="1007"/>
+        </w:numPr>
+      </w:pPr>
+      <w:r>
+        <w:rPr>
+          <w:rStyle w:val="VerbatimChar"/>
+        </w:rPr>
+        <w:t xml:space="preserve">gravalverify</w:t>
+      </w:r>
+      <w:r>
+        <w:t xml:space="preserve"> </w:t>
+      </w:r>
+      <w:r>
+        <w:t xml:space="preserve">— GraVal GPU attestation with a VRAM-ratio</w:t>
+      </w:r>
+      <w:r>
+        <w:t xml:space="preserve"> </w:t>
+      </w:r>
+      <w:r>
+        <w:rPr>
+          <w:rStyle w:val="VerbatimChar"/>
+        </w:rPr>
+        <w:t xml:space="preserve">&gt;= 0.95</w:t>
+      </w:r>
+      <w:r>
+        <w:t xml:space="preserve"> </w:t>
+      </w:r>
+      <w:r>
+        <w:t xml:space="preserve">gate and a concurrent, race-clean</w:t>
+      </w:r>
+      <w:r>
+        <w:t xml:space="preserve"> </w:t>
+      </w:r>
+      <w:r>
+        <w:rPr>
+          <w:rStyle w:val="VerbatimChar"/>
+        </w:rPr>
+        <w:t xml:space="preserve">BatchVerify</w:t>
+      </w:r>
+      <w:r>
+        <w:t xml:space="preserve"> </w:t>
+      </w:r>
+      <w:r>
+        <w:t xml:space="preserve">pass-rate KPI (HXC-1435, HXC-1436).</w:t>
+      </w:r>
+    </w:p>
+    <w:p>
+      <w:pPr>
+        <w:pStyle w:val="Compact"/>
+        <w:numPr>
+          <w:ilvl w:val="2"/>
+          <w:numId w:val="1007"/>
+        </w:numPr>
+      </w:pPr>
+      <w:r>
+        <w:rPr>
+          <w:rStyle w:val="VerbatimChar"/>
+        </w:rPr>
+        <w:t xml:space="preserve">gepetto</w:t>
+      </w:r>
+      <w:r>
+        <w:t xml:space="preserve"> </w:t>
+      </w:r>
+      <w:r>
+        <w:t xml:space="preserve">— HelixGepetto dual-resource local-vs-Chutes arbitration with a monotonic reserve schedule and a strict</w:t>
+      </w:r>
+      <w:r>
+        <w:t xml:space="preserve"> </w:t>
+      </w:r>
+      <w:r>
+        <w:rPr>
+          <w:rStyle w:val="VerbatimChar"/>
+        </w:rPr>
+        <w:t xml:space="preserve">&gt;0.80</w:t>
+      </w:r>
+      <w:r>
+        <w:t xml:space="preserve"> </w:t>
+      </w:r>
+      <w:r>
+        <w:t xml:space="preserve">high-water anti-starvation zero-capacity cut-off (HXC-1446).</w:t>
+      </w:r>
+    </w:p>
+    <w:p>
+      <w:pPr>
+        <w:pStyle w:val="Compact"/>
+        <w:numPr>
+          <w:ilvl w:val="2"/>
+          <w:numId w:val="1007"/>
+        </w:numPr>
+      </w:pPr>
+      <w:r>
+        <w:rPr>
+          <w:rStyle w:val="VerbatimChar"/>
+        </w:rPr>
+        <w:t xml:space="preserve">chutesaccount</w:t>
+      </w:r>
+      <w:r>
+        <w:t xml:space="preserve"> </w:t>
+      </w:r>
+      <w:r>
+        <w:t xml:space="preserve">— Chutes API model-list (TEE/price fields) and</w:t>
+      </w:r>
+      <w:r>
+        <w:t xml:space="preserve"> </w:t>
+      </w:r>
+      <w:r>
+        <w:rPr>
+          <w:rStyle w:val="VerbatimChar"/>
+        </w:rPr>
+        <w:t xml:space="preserve">/users/me</w:t>
+      </w:r>
+      <w:r>
+        <w:t xml:space="preserve"> </w:t>
+      </w:r>
+      <w:r>
+        <w:t xml:space="preserve">account-balance client over HTTP with</w:t>
+      </w:r>
+      <w:r>
+        <w:t xml:space="preserve"> </w:t>
+      </w:r>
+      <w:r>
+        <w:rPr>
+          <w:rStyle w:val="VerbatimChar"/>
+        </w:rPr>
+        <w:t xml:space="preserve">Authorization: Bearer</w:t>
+      </w:r>
+      <w:r>
+        <w:t xml:space="preserve"> </w:t>
+      </w:r>
+      <w:r>
+        <w:t xml:space="preserve">(HXC-1429).</w:t>
+      </w:r>
+    </w:p>
+    <w:p>
+      <w:pPr>
+        <w:pStyle w:val="Compact"/>
+        <w:numPr>
+          <w:ilvl w:val="2"/>
+          <w:numId w:val="1007"/>
+        </w:numPr>
+      </w:pPr>
+      <w:r>
+        <w:rPr>
+          <w:rStyle w:val="VerbatimChar"/>
+        </w:rPr>
+        <w:t xml:space="preserve">cmd/burst-controller</w:t>
+      </w:r>
+      <w:r>
+        <w:t xml:space="preserve"> </w:t>
+      </w:r>
+      <w:r>
+        <w:t xml:space="preserve">— utilization-driven binary driving</w:t>
+      </w:r>
+      <w:r>
+        <w:t xml:space="preserve"> </w:t>
+      </w:r>
+      <w:r>
+        <w:rPr>
+          <w:rStyle w:val="VerbatimChar"/>
+        </w:rPr>
+        <w:t xml:space="preserve">bursthysteresis</w:t>
+      </w:r>
+      <w:r>
+        <w:t xml:space="preserve">; emits a</w:t>
+      </w:r>
+      <w:r>
+        <w:t xml:space="preserve"> </w:t>
+      </w:r>
+      <w:r>
+        <w:t xml:space="preserve">“burst allocation request”</w:t>
+      </w:r>
+      <w:r>
+        <w:t xml:space="preserve"> </w:t>
+      </w:r>
+      <w:r>
+        <w:t xml:space="preserve">on SPILL and a RECOVER line, runID-stamped (HXC-1531).</w:t>
+      </w:r>
+    </w:p>
+    <w:p>
+      <w:pPr>
+        <w:pStyle w:val="Compact"/>
+        <w:numPr>
+          <w:ilvl w:val="2"/>
+          <w:numId w:val="1007"/>
+        </w:numPr>
+      </w:pPr>
+      <w:r>
+        <w:rPr>
+          <w:rStyle w:val="VerbatimChar"/>
+        </w:rPr>
+        <w:t xml:space="preserve">tieredcache</w:t>
+      </w:r>
+      <w:r>
+        <w:t xml:space="preserve"> </w:t>
+      </w:r>
+      <w:r>
+        <w:t xml:space="preserve">— hot(memory)/warm(NVMe)/cold(SSD) tiered cache with injected backends + injected clock, idle-demotion + promotion, and per-tier hit stats (HXC-1418).</w:t>
+      </w:r>
+    </w:p>
+    <w:p>
+      <w:pPr>
+        <w:pStyle w:val="Compact"/>
+        <w:numPr>
+          <w:ilvl w:val="2"/>
+          <w:numId w:val="1007"/>
+        </w:numPr>
+      </w:pPr>
+      <w:r>
+        <w:rPr>
+          <w:rStyle w:val="VerbatimChar"/>
+        </w:rPr>
+        <w:t xml:space="preserve">smartrouter</w:t>
+      </w:r>
+      <w:r>
+        <w:t xml:space="preserve"> </w:t>
+      </w:r>
+      <w:r>
+        <w:t xml:space="preserve">— intelligent ModelRouter (latency/throughput/cost/TEE/balanced) that always excludes unhealthy models, with a typed no-eligible-model error (HXC-1539).</w:t>
+      </w:r>
+    </w:p>
+    <w:p>
+      <w:pPr>
+        <w:pStyle w:val="Compact"/>
+        <w:numPr>
+          <w:ilvl w:val="2"/>
+          <w:numId w:val="1007"/>
+        </w:numPr>
+      </w:pPr>
+      <w:r>
+        <w:rPr>
+          <w:rStyle w:val="VerbatimChar"/>
+        </w:rPr>
+        <w:t xml:space="preserve">epochresolve</w:t>
+      </w:r>
+      <w:r>
+        <w:t xml:space="preserve"> </w:t>
+      </w:r>
+      <w:r>
+        <w:t xml:space="preserve">— config-epoch failover slot-ownership conflict resolution (highest-epoch wins, deterministic lexicographic equal-epoch tiebreak, order-independent convergence) (HXC-1397).</w:t>
+      </w:r>
+    </w:p>
+    <w:p>
+      <w:pPr>
+        <w:pStyle w:val="Compact"/>
+        <w:numPr>
+          <w:ilvl w:val="2"/>
+          <w:numId w:val="1007"/>
+        </w:numPr>
+      </w:pPr>
+      <w:r>
+        <w:rPr>
+          <w:rStyle w:val="VerbatimChar"/>
+        </w:rPr>
+        <w:t xml:space="preserve">balancemonitor</w:t>
+      </w:r>
+      <w:r>
+        <w:t xml:space="preserve"> </w:t>
+      </w:r>
+      <w:r>
+        <w:t xml:space="preserve">— USD account-balance monitor with a strict low-balance floor warning, over HTTP with</w:t>
+      </w:r>
+      <w:r>
+        <w:t xml:space="preserve"> </w:t>
+      </w:r>
+      <w:r>
+        <w:rPr>
+          <w:rStyle w:val="VerbatimChar"/>
+        </w:rPr>
+        <w:t xml:space="preserve">Authorization: Bearer</w:t>
+      </w:r>
+      <w:r>
+        <w:t xml:space="preserve"> </w:t>
+      </w:r>
+      <w:r>
+        <w:t xml:space="preserve">(HXC-1512).</w:t>
+      </w:r>
+    </w:p>
+    <w:p>
+      <w:pPr>
+        <w:pStyle w:val="Compact"/>
+        <w:numPr>
+          <w:ilvl w:val="2"/>
+          <w:numId w:val="1007"/>
+        </w:numPr>
+      </w:pPr>
+      <w:r>
+        <w:rPr>
+          <w:rStyle w:val="VerbatimChar"/>
+        </w:rPr>
+        <w:t xml:space="preserve">scan</w:t>
+      </w:r>
+      <w:r>
+        <w:t xml:space="preserve"> </w:t>
+      </w:r>
+      <w:r>
+        <w:t xml:space="preserve">— Oracle-SCAN-style stable virtual client endpoint: least-loaded healthy-backend routing with a membership-stable name and injected clock (HXC-1403).</w:t>
+      </w:r>
+    </w:p>
+    <w:p>
+      <w:pPr>
+        <w:pStyle w:val="Compact"/>
+        <w:numPr>
+          <w:ilvl w:val="2"/>
+          <w:numId w:val="1007"/>
+        </w:numPr>
+      </w:pPr>
+      <w:r>
+        <w:rPr>
+          <w:rStyle w:val="VerbatimChar"/>
+        </w:rPr>
+        <w:t xml:space="preserve">llmfailover</w:t>
+      </w:r>
+      <w:r>
+        <w:t xml:space="preserve"> </w:t>
+      </w:r>
+      <w:r>
+        <w:t xml:space="preserve">— error-classified LLM failover taxonomy (deterministic per-class fallback paths) plus a sandbox scheduling-hint contract (HXC-1600).</w:t>
+      </w:r>
+    </w:p>
+    <w:p>
+      <w:pPr>
+        <w:pStyle w:val="Compact"/>
+        <w:numPr>
+          <w:ilvl w:val="2"/>
+          <w:numId w:val="1007"/>
+        </w:numPr>
+      </w:pPr>
+      <w:r>
+        <w:rPr>
+          <w:rStyle w:val="VerbatimChar"/>
+        </w:rPr>
+        <w:t xml:space="preserve">llmadapter</w:t>
+      </w:r>
+      <w:r>
+        <w:t xml:space="preserve"> </w:t>
+      </w:r>
+      <w:r>
+        <w:t xml:space="preserve">— Claude Messages / OpenAI Responses-API request and response shape adapters to OpenAI chat-completions, preserving tool-call order (HXC-1599).</w:t>
+      </w:r>
+    </w:p>
+    <w:p>
+      <w:pPr>
+        <w:pStyle w:val="Compact"/>
+        <w:numPr>
+          <w:ilvl w:val="2"/>
+          <w:numId w:val="1007"/>
+        </w:numPr>
+      </w:pPr>
+      <w:r>
+        <w:rPr>
+          <w:rStyle w:val="VerbatimChar"/>
+        </w:rPr>
+        <w:t xml:space="preserve">deltacrdt</w:t>
+      </w:r>
+      <w:r>
+        <w:t xml:space="preserve"> </w:t>
+      </w:r>
+      <w:r>
+        <w:t xml:space="preserve">— standalone delta-state CRDTs (G-counter / PN-counter / observed-remove OR-set / LWW-map) with delta-mutators and a convergent (commutative/associative/idempotent) merge (HXC-1409).</w:t>
+      </w:r>
+    </w:p>
+    <w:p>
+      <w:pPr>
+        <w:pStyle w:val="Compact"/>
+        <w:numPr>
+          <w:ilvl w:val="2"/>
+          <w:numId w:val="1007"/>
+        </w:numPr>
+      </w:pPr>
+      <w:r>
+        <w:rPr>
+          <w:rStyle w:val="VerbatimChar"/>
+        </w:rPr>
+        <w:t xml:space="preserve">gputopo</w:t>
+      </w:r>
+      <w:r>
+        <w:t xml:space="preserve"> </w:t>
+      </w:r>
+      <w:r>
+        <w:t xml:space="preserve">— topology-aware NUMA/NVLink GPU placement scoring that prefers NVLink-connected GPU pairs and falls back to PCIe (HXC-1406).</w:t>
+      </w:r>
+    </w:p>
+    <w:p>
+      <w:pPr>
+        <w:pStyle w:val="Compact"/>
+        <w:numPr>
+          <w:ilvl w:val="2"/>
+          <w:numId w:val="1007"/>
+        </w:numPr>
+      </w:pPr>
+      <w:r>
+        <w:rPr>
+          <w:rStyle w:val="VerbatimChar"/>
+        </w:rPr>
+        <w:t xml:space="preserve">fsresidency</w:t>
+      </w:r>
+      <w:r>
+        <w:t xml:space="preserve"> </w:t>
+      </w:r>
+      <w:r>
+        <w:t xml:space="preserve">— filesystem residency challenge: per-byte-range</w:t>
+      </w:r>
+      <w:r>
+        <w:t xml:space="preserve"> </w:t>
+      </w:r>
+      <w:r>
+        <w:rPr>
+          <w:rStyle w:val="VerbatimChar"/>
+        </w:rPr>
+        <w:t xml:space="preserve">ReadAt</w:t>
+      </w:r>
+      <w:r>
+        <w:t xml:space="preserve"> </w:t>
+      </w:r>
+      <w:r>
+        <w:t xml:space="preserve">+ SHA-256 verification proving a model file is really present on disk; truncated/missing/mismatch all fail (HXC-1572).</w:t>
+      </w:r>
+    </w:p>
+    <w:p>
+      <w:pPr>
+        <w:pStyle w:val="Compact"/>
+        <w:numPr>
+          <w:ilvl w:val="2"/>
+          <w:numId w:val="1007"/>
+        </w:numPr>
+      </w:pPr>
+      <w:r>
+        <w:rPr>
+          <w:rStyle w:val="VerbatimChar"/>
+        </w:rPr>
+        <w:t xml:space="preserve">economics</w:t>
+      </w:r>
+      <w:r>
+        <w:t xml:space="preserve"> </w:t>
+      </w:r>
+      <w:r>
+        <w:t xml:space="preserve">—</w:t>
+      </w:r>
+      <w:r>
+        <w:t xml:space="preserve"> </w:t>
+      </w:r>
+      <w:r>
+        <w:rPr>
+          <w:rStyle w:val="VerbatimChar"/>
+        </w:rPr>
+        <w:t xml:space="preserve">RewardDistributor</w:t>
+      </w:r>
+      <w:r>
+        <w:t xml:space="preserve"> </w:t>
+      </w:r>
+      <w:r>
+        <w:t xml:space="preserve">multi-token distribution with treasury/reinvest splits and a conservation invariant (</w:t>
+      </w:r>
+      <w:r>
+        <w:rPr>
+          <w:rStyle w:val="VerbatimChar"/>
+        </w:rPr>
+        <w:t xml:space="preserve">sum(ledger)+treasury+reinvest == total</w:t>
+      </w:r>
+      <w:r>
+        <w:t xml:space="preserve">), plus</w:t>
+      </w:r>
+      <w:r>
+        <w:t xml:space="preserve"> </w:t>
+      </w:r>
+      <w:r>
+        <w:rPr>
+          <w:rStyle w:val="VerbatimChar"/>
+        </w:rPr>
+        <w:t xml:space="preserve">GetParticipantROI</w:t>
+      </w:r>
+      <w:r>
+        <w:t xml:space="preserve"> </w:t>
+      </w:r>
+      <w:r>
+        <w:t xml:space="preserve">(ROI% + break-even days, typed unknown-participant error) (HXC-1460, HXC-1461).</w:t>
+      </w:r>
+    </w:p>
+    <w:p>
+      <w:pPr>
+        <w:pStyle w:val="Compact"/>
+        <w:numPr>
+          <w:ilvl w:val="2"/>
+          <w:numId w:val="1007"/>
+        </w:numPr>
+      </w:pPr>
+      <w:r>
+        <w:rPr>
+          <w:rStyle w:val="VerbatimChar"/>
+        </w:rPr>
+        <w:t xml:space="preserve">revenueopt</w:t>
+      </w:r>
+      <w:r>
+        <w:t xml:space="preserve"> </w:t>
+      </w:r>
+      <w:r>
+        <w:t xml:space="preserve">—</w:t>
+      </w:r>
+      <w:r>
+        <w:t xml:space="preserve"> </w:t>
+      </w:r>
+      <w:r>
+        <w:rPr>
+          <w:rStyle w:val="VerbatimChar"/>
+        </w:rPr>
+        <w:t xml:space="preserve">RevenueOptimizer.OptimizeAllocation</w:t>
+      </w:r>
+      <w:r>
+        <w:t xml:space="preserve"> </w:t>
+      </w:r>
+      <w:r>
+        <w:t xml:space="preserve">greedy GPU→marketplace assignment maximising expected revenue, with a TEE→Chutes revenue bias; self-contained types (HXC-1456).</w:t>
+      </w:r>
+    </w:p>
+    <w:p>
+      <w:pPr>
+        <w:pStyle w:val="Compact"/>
+        <w:numPr>
+          <w:ilvl w:val="2"/>
+          <w:numId w:val="1007"/>
+        </w:numPr>
+      </w:pPr>
+      <w:r>
+        <w:rPr>
+          <w:rStyle w:val="VerbatimChar"/>
+        </w:rPr>
+        <w:t xml:space="preserve">exportcontrol</w:t>
+      </w:r>
+      <w:r>
+        <w:t xml:space="preserve"> </w:t>
+      </w:r>
+      <w:r>
+        <w:t xml:space="preserve">— export-control / country-code KYC gate: a controlled GPU (</w:t>
+      </w:r>
+      <w:r>
+        <w:rPr>
+          <w:rStyle w:val="VerbatimChar"/>
+        </w:rPr>
+        <w:t xml:space="preserve">H100</w:t>
+      </w:r>
+      <w:r>
+        <w:t xml:space="preserve">/</w:t>
+      </w:r>
+      <w:r>
+        <w:rPr>
+          <w:rStyle w:val="VerbatimChar"/>
+        </w:rPr>
+        <w:t xml:space="preserve">A100</w:t>
+      </w:r>
+      <w:r>
+        <w:t xml:space="preserve">) from a Tier-3 (embargoed) or unknown jurisdiction is rejected with</w:t>
+      </w:r>
+      <w:r>
+        <w:t xml:space="preserve"> </w:t>
+      </w:r>
+      <w:r>
+        <w:rPr>
+          <w:rStyle w:val="VerbatimChar"/>
+        </w:rPr>
+        <w:t xml:space="preserve">ErrExportDenied</w:t>
+      </w:r>
+      <w:r>
+        <w:t xml:space="preserve">; Tier-1 is allowed (HXC-1482).</w:t>
+      </w:r>
+    </w:p>
+    <w:p>
+      <w:pPr>
+        <w:pStyle w:val="Compact"/>
+        <w:numPr>
+          <w:ilvl w:val="2"/>
+          <w:numId w:val="1007"/>
+        </w:numPr>
+      </w:pPr>
+      <w:r>
+        <w:rPr>
+          <w:rStyle w:val="VerbatimChar"/>
+        </w:rPr>
+        <w:t xml:space="preserve">devicecatalog</w:t>
+      </w:r>
+      <w:r>
+        <w:t xml:space="preserve"> </w:t>
+      </w:r>
+      <w:r>
+        <w:t xml:space="preserve">— machine-readable 64-device taxonomy with case-insensitive substring</w:t>
+      </w:r>
+      <w:r>
+        <w:t xml:space="preserve"> </w:t>
+      </w:r>
+      <w:r>
+        <w:rPr>
+          <w:rStyle w:val="VerbatimChar"/>
+        </w:rPr>
+        <w:t xml:space="preserve">Lookup</w:t>
+      </w:r>
+      <w:r>
+        <w:t xml:space="preserve"> </w:t>
+      </w:r>
+      <w:r>
+        <w:t xml:space="preserve">resolving a discovered CPU model (e.g. </w:t>
+      </w:r>
+      <w:r>
+        <w:rPr>
+          <w:rStyle w:val="VerbatimChar"/>
+        </w:rPr>
+        <w:t xml:space="preserve">Rockchip RK3588</w:t>
+      </w:r>
+      <w:r>
+        <w:t xml:space="preserve">) to its tier / trust-level / compute-class (HXC-1331).</w:t>
+      </w:r>
+    </w:p>
+    <w:p>
+      <w:pPr>
+        <w:pStyle w:val="Compact"/>
+        <w:numPr>
+          <w:ilvl w:val="2"/>
+          <w:numId w:val="1007"/>
+        </w:numPr>
+      </w:pPr>
+      <w:r>
+        <w:rPr>
+          <w:rStyle w:val="VerbatimChar"/>
+        </w:rPr>
+        <w:t xml:space="preserve">compliancedoc</w:t>
+      </w:r>
+      <w:r>
+        <w:t xml:space="preserve"> </w:t>
+      </w:r>
+      <w:r>
+        <w:t xml:space="preserve">— EU AI Act compliance-documentation pipeline: generates a model card + technical-documentation artifact from attestation-log records, with a SHA-256 provenance hash bound to the actual record content (HXC-1481).</w:t>
+      </w:r>
+    </w:p>
+    <w:p>
+      <w:pPr>
+        <w:pStyle w:val="Compact"/>
+        <w:numPr>
+          <w:ilvl w:val="2"/>
+          <w:numId w:val="1007"/>
+        </w:numPr>
+      </w:pPr>
+      <w:r>
+        <w:rPr>
+          <w:rStyle w:val="VerbatimChar"/>
+        </w:rPr>
+        <w:t xml:space="preserve">hybridkex</w:t>
+      </w:r>
+      <w:r>
+        <w:t xml:space="preserve"> </w:t>
+      </w:r>
+      <w:r>
+        <w:t xml:space="preserve">— hybrid post-quantum key exchange combining X25519 (</w:t>
+      </w:r>
+      <w:r>
+        <w:rPr>
+          <w:rStyle w:val="VerbatimChar"/>
+        </w:rPr>
+        <w:t xml:space="preserve">crypto/ecdh</w:t>
+      </w:r>
+      <w:r>
+        <w:t xml:space="preserve">) and ML-KEM-768 (</w:t>
+      </w:r>
+      <w:r>
+        <w:rPr>
+          <w:rStyle w:val="VerbatimChar"/>
+        </w:rPr>
+        <w:t xml:space="preserve">crypto/mlkem</w:t>
+      </w:r>
+      <w:r>
+        <w:t xml:space="preserve">) shared secrets via HKDF-SHA256 (group</w:t>
+      </w:r>
+      <w:r>
+        <w:t xml:space="preserve"> </w:t>
+      </w:r>
+      <w:r>
+        <w:rPr>
+          <w:rStyle w:val="VerbatimChar"/>
+        </w:rPr>
+        <w:t xml:space="preserve">X25519MLKEM768</w:t>
+      </w:r>
+      <w:r>
+        <w:t xml:space="preserve">); a tampered ML-KEM ciphertext yields a non-matching key (HXC-1476).</w:t>
+      </w:r>
+    </w:p>
+    <w:p>
+      <w:pPr>
+        <w:pStyle w:val="Compact"/>
+        <w:numPr>
+          <w:ilvl w:val="2"/>
+          <w:numId w:val="1007"/>
+        </w:numPr>
+      </w:pPr>
+      <w:r>
+        <w:rPr>
+          <w:rStyle w:val="VerbatimChar"/>
+        </w:rPr>
+        <w:t xml:space="preserve">carbonsched</w:t>
+      </w:r>
+      <w:r>
+        <w:t xml:space="preserve"> </w:t>
+      </w:r>
+      <w:r>
+        <w:t xml:space="preserve">— carbon-aware job placement: chooses the lowest-carbon-intensity latency-eligible region (deterministic name tiebreak) with per-job kWh / gCO2 metering (HXC-1480).</w:t>
+      </w:r>
+    </w:p>
+    <w:p>
+      <w:pPr>
+        <w:pStyle w:val="Compact"/>
+        <w:numPr>
+          <w:ilvl w:val="2"/>
+          <w:numId w:val="1007"/>
+        </w:numPr>
+      </w:pPr>
+      <w:r>
+        <w:rPr>
+          <w:rStyle w:val="VerbatimChar"/>
+        </w:rPr>
+        <w:t xml:space="preserve">gpuattest</w:t>
       </w:r>
       <w:r>
         <w:t xml:space="preserve"> </w:t>
@@ -3419,7 +3140,73 @@
         <w:rPr>
           <w:rStyle w:val="VerbatimChar"/>
         </w:rPr>
-        <w:t xml:space="preserve">config.go</w:t>
+        <w:t xml:space="preserve">multigpu.go</w:t>
+      </w:r>
+      <w:r>
+        <w:t xml:space="preserve">) — multi-GPU node enumeration: an N-GPU node descriptor yields N distinct, independently-verifiable per-device attestation proofs keyed by GPU UUID; rejects duplicate/empty descriptors (HXC-1573).</w:t>
+      </w:r>
+    </w:p>
+    <w:p>
+      <w:pPr>
+        <w:pStyle w:val="Compact"/>
+        <w:numPr>
+          <w:ilvl w:val="2"/>
+          <w:numId w:val="1007"/>
+        </w:numPr>
+      </w:pPr>
+      <w:r>
+        <w:rPr>
+          <w:rStyle w:val="VerbatimChar"/>
+        </w:rPr>
+        <w:t xml:space="preserve">workloadrouter</w:t>
+      </w:r>
+      <w:r>
+        <w:t xml:space="preserve"> </w:t>
+      </w:r>
+      <w:r>
+        <w:t xml:space="preserve">—</w:t>
+      </w:r>
+      <w:r>
+        <w:t xml:space="preserve"> </w:t>
+      </w:r>
+      <w:r>
+        <w:rPr>
+          <w:rStyle w:val="VerbatimChar"/>
+        </w:rPr>
+        <w:t xml:space="preserve">UnifiedManager.RouteWorkload</w:t>
+      </w:r>
+      <w:r>
+        <w:t xml:space="preserve">: concurrent per-marketplace price probes + a weighted composite score (inverse price/latency, health) with a TEE multiplier that re-ranks confidential offers when the workload requires a TEE (HXC-1455).</w:t>
+      </w:r>
+    </w:p>
+    <w:p>
+      <w:pPr>
+        <w:pStyle w:val="Compact"/>
+        <w:numPr>
+          <w:ilvl w:val="2"/>
+          <w:numId w:val="1007"/>
+        </w:numPr>
+      </w:pPr>
+      <w:r>
+        <w:rPr>
+          <w:rStyle w:val="VerbatimChar"/>
+        </w:rPr>
+        <w:t xml:space="preserve">metrics</w:t>
+      </w:r>
+      <w:r>
+        <w:t xml:space="preserve"> </w:t>
+      </w:r>
+      <w:r>
+        <w:t xml:space="preserve">(additive</w:t>
+      </w:r>
+      <w:r>
+        <w:t xml:space="preserve"> </w:t>
+      </w:r>
+      <w:r>
+        <w:rPr>
+          <w:rStyle w:val="VerbatimChar"/>
+        </w:rPr>
+        <w:t xml:space="preserve">tiermetrics.go</w:t>
       </w:r>
       <w:r>
         <w:t xml:space="preserve">) —</w:t>
@@ -3431,55 +3218,391 @@
         <w:rPr>
           <w:rStyle w:val="VerbatimChar"/>
         </w:rPr>
-        <w:t xml:space="preserve">ChutesMinerConfig</w:t>
-      </w:r>
-      <w:r>
-        <w:t xml:space="preserve"> </w:t>
-      </w:r>
-      <w:r>
-        <w:t xml:space="preserve">and</w:t>
-      </w:r>
-      <w:r>
-        <w:t xml:space="preserve"> </w:t>
-      </w:r>
-      <w:r>
-        <w:rPr>
-          <w:rStyle w:val="VerbatimChar"/>
-        </w:rPr>
-        <w:t xml:space="preserve">ValidatorConfig</w:t>
-      </w:r>
-      <w:r>
-        <w:t xml:space="preserve"> </w:t>
-      </w:r>
-      <w:r>
-        <w:t xml:space="preserve">deployment descriptors with</w:t>
-      </w:r>
-      <w:r>
-        <w:t xml:space="preserve"> </w:t>
-      </w:r>
-      <w:r>
-        <w:rPr>
-          <w:rStyle w:val="VerbatimChar"/>
-        </w:rPr>
-        <w:t xml:space="preserve">Validate()</w:t>
-      </w:r>
-      <w:r>
-        <w:t xml:space="preserve"> </w:t>
-      </w:r>
-      <w:r>
-        <w:t xml:space="preserve">invariants (non-empty IDs/hotkeys,</w:t>
-      </w:r>
-      <w:r>
-        <w:t xml:space="preserve"> </w:t>
-      </w:r>
-      <w:r>
-        <w:rPr>
-          <w:rStyle w:val="VerbatimChar"/>
-        </w:rPr>
-        <w:t xml:space="preserve">GPUCount&gt;0</w:t>
-      </w:r>
-      <w:r>
-        <w:t xml:space="preserve">, non-negative cost, positive cache size, TEE consistency) (HXC-1439).</w:t>
+        <w:t xml:space="preserve">TierMetrics</w:t>
+      </w:r>
+      <w:r>
+        <w:t xml:space="preserve"> </w:t>
+      </w:r>
+      <w:r>
+        <w:t xml:space="preserve">exposes</w:t>
+      </w:r>
+      <w:r>
+        <w:t xml:space="preserve"> </w:t>
+      </w:r>
+      <w:r>
+        <w:rPr>
+          <w:rStyle w:val="VerbatimChar"/>
+        </w:rPr>
+        <w:t xml:space="preserve">gpu_tier_utilization</w:t>
+      </w:r>
+      <w:r>
+        <w:t xml:space="preserve">,</w:t>
+      </w:r>
+      <w:r>
+        <w:t xml:space="preserve"> </w:t>
+      </w:r>
+      <w:r>
+        <w:rPr>
+          <w:rStyle w:val="VerbatimChar"/>
+        </w:rPr>
+        <w:t xml:space="preserve">gpu_cost_per_hour</w:t>
+      </w:r>
+      <w:r>
+        <w:t xml:space="preserve">, and</w:t>
+      </w:r>
+      <w:r>
+        <w:t xml:space="preserve"> </w:t>
+      </w:r>
+      <w:r>
+        <w:rPr>
+          <w:rStyle w:val="VerbatimChar"/>
+        </w:rPr>
+        <w:t xml:space="preserve">provider_health</w:t>
+      </w:r>
+      <w:r>
+        <w:t xml:space="preserve"> </w:t>
+      </w:r>
+      <w:r>
+        <w:t xml:space="preserve">Prometheus-text series with deterministic ordering and concurrent-safe setters (HXC-1535).</w:t>
+      </w:r>
+    </w:p>
+    <w:p>
+      <w:pPr>
+        <w:pStyle w:val="Compact"/>
+        <w:numPr>
+          <w:ilvl w:val="2"/>
+          <w:numId w:val="1007"/>
+        </w:numPr>
+      </w:pPr>
+      <w:r>
+        <w:rPr>
+          <w:rStyle w:val="VerbatimChar"/>
+        </w:rPr>
+        <w:t xml:space="preserve">cmd/gpu-pool-manager</w:t>
+      </w:r>
+      <w:r>
+        <w:t xml:space="preserve"> </w:t>
+      </w:r>
+      <w:r>
+        <w:t xml:space="preserve">— GPU pool manager HTTP front-end:</w:t>
+      </w:r>
+      <w:r>
+        <w:t xml:space="preserve"> </w:t>
+      </w:r>
+      <w:r>
+        <w:rPr>
+          <w:rStyle w:val="VerbatimChar"/>
+        </w:rPr>
+        <w:t xml:space="preserve">POST /allocate</w:t>
+      </w:r>
+      <w:r>
+        <w:t xml:space="preserve"> </w:t>
+      </w:r>
+      <w:r>
+        <w:t xml:space="preserve">returns the tier-correct (lowest-tier healthy, name tiebreak) provider as JSON (</w:t>
+      </w:r>
+      <w:r>
+        <w:rPr>
+          <w:rStyle w:val="VerbatimChar"/>
+        </w:rPr>
+        <w:t xml:space="preserve">503</w:t>
+      </w:r>
+      <w:r>
+        <w:t xml:space="preserve"> </w:t>
+      </w:r>
+      <w:r>
+        <w:t xml:space="preserve">when none healthy) and</w:t>
+      </w:r>
+      <w:r>
+        <w:t xml:space="preserve"> </w:t>
+      </w:r>
+      <w:r>
+        <w:rPr>
+          <w:rStyle w:val="VerbatimChar"/>
+        </w:rPr>
+        <w:t xml:space="preserve">GET /providers</w:t>
+      </w:r>
+      <w:r>
+        <w:t xml:space="preserve"> </w:t>
+      </w:r>
+      <w:r>
+        <w:t xml:space="preserve">lists providers with health; httptest-gated, self-contained (HXC-1530).</w:t>
+      </w:r>
+    </w:p>
+    <w:p>
+      <w:pPr>
+        <w:pStyle w:val="Compact"/>
+        <w:numPr>
+          <w:ilvl w:val="2"/>
+          <w:numId w:val="1007"/>
+        </w:numPr>
+      </w:pPr>
+      <w:r>
+        <w:rPr>
+          <w:rStyle w:val="VerbatimChar"/>
+        </w:rPr>
+        <w:t xml:space="preserve">marketplaceadapter</w:t>
+      </w:r>
+      <w:r>
+        <w:t xml:space="preserve"> </w:t>
+      </w:r>
+      <w:r>
+        <w:t xml:space="preserve">—</w:t>
+      </w:r>
+      <w:r>
+        <w:t xml:space="preserve"> </w:t>
+      </w:r>
+      <w:r>
+        <w:rPr>
+          <w:rStyle w:val="VerbatimChar"/>
+        </w:rPr>
+        <w:t xml:space="preserve">MarketplaceAdapter</w:t>
+      </w:r>
+      <w:r>
+        <w:t xml:space="preserve"> </w:t>
+      </w:r>
+      <w:r>
+        <w:t xml:space="preserve">interface (</w:t>
+      </w:r>
+      <w:r>
+        <w:rPr>
+          <w:rStyle w:val="VerbatimChar"/>
+        </w:rPr>
+        <w:t xml:space="preserve">Name</w:t>
+      </w:r>
+      <w:r>
+        <w:t xml:space="preserve">/</w:t>
+      </w:r>
+      <w:r>
+        <w:rPr>
+          <w:rStyle w:val="VerbatimChar"/>
+        </w:rPr>
+        <w:t xml:space="preserve">GetCurrentPricing</w:t>
+      </w:r>
+      <w:r>
+        <w:t xml:space="preserve">/</w:t>
+      </w:r>
+      <w:r>
+        <w:rPr>
+          <w:rStyle w:val="VerbatimChar"/>
+        </w:rPr>
+        <w:t xml:space="preserve">SubmitWork</w:t>
+      </w:r>
+      <w:r>
+        <w:t xml:space="preserve">) with a</w:t>
+      </w:r>
+      <w:r>
+        <w:t xml:space="preserve"> </w:t>
+      </w:r>
+      <w:r>
+        <w:rPr>
+          <w:rStyle w:val="VerbatimChar"/>
+        </w:rPr>
+        <w:t xml:space="preserve">Name()</w:t>
+      </w:r>
+      <w:r>
+        <w:t xml:space="preserve">-keyed dispatch</w:t>
+      </w:r>
+      <w:r>
+        <w:t xml:space="preserve"> </w:t>
+      </w:r>
+      <w:r>
+        <w:rPr>
+          <w:rStyle w:val="VerbatimChar"/>
+        </w:rPr>
+        <w:t xml:space="preserve">Registry</w:t>
+      </w:r>
+      <w:r>
+        <w:t xml:space="preserve"> </w:t>
+      </w:r>
+      <w:r>
+        <w:t xml:space="preserve">and a</w:t>
+      </w:r>
+      <w:r>
+        <w:t xml:space="preserve"> </w:t>
+      </w:r>
+      <w:r>
+        <w:rPr>
+          <w:rStyle w:val="VerbatimChar"/>
+        </w:rPr>
+        <w:t xml:space="preserve">ChutesAdapter</w:t>
+      </w:r>
+      <w:r>
+        <w:t xml:space="preserve"> </w:t>
+      </w:r>
+      <w:r>
+        <w:t xml:space="preserve">over HTTP (httptest fixture, non-2xx rejected) (HXC-1454).</w:t>
+      </w:r>
+    </w:p>
+    <w:p>
+      <w:pPr>
+        <w:pStyle w:val="Compact"/>
+        <w:numPr>
+          <w:ilvl w:val="2"/>
+          <w:numId w:val="1007"/>
+        </w:numPr>
+      </w:pPr>
+      <w:r>
+        <w:rPr>
+          <w:rStyle w:val="VerbatimChar"/>
+        </w:rPr>
+        <w:t xml:space="preserve">cmd/e2ee-proxy</w:t>
+      </w:r>
+      <w:r>
+        <w:t xml:space="preserve"> </w:t>
+      </w:r>
+      <w:r>
+        <w:t xml:space="preserve">— transparent ML-KEM-768 (</w:t>
+      </w:r>
+      <w:r>
+        <w:rPr>
+          <w:rStyle w:val="VerbatimChar"/>
+        </w:rPr>
+        <w:t xml:space="preserve">crypto/mlkem</w:t>
+      </w:r>
+      <w:r>
+        <w:t xml:space="preserve">) + AES-256-GCM encrypting proxy:</w:t>
+      </w:r>
+      <w:r>
+        <w:t xml:space="preserve"> </w:t>
+      </w:r>
+      <w:r>
+        <w:rPr>
+          <w:rStyle w:val="VerbatimChar"/>
+        </w:rPr>
+        <w:t xml:space="preserve">EncryptingTransport</w:t>
+      </w:r>
+      <w:r>
+        <w:t xml:space="preserve"> </w:t>
+      </w:r>
+      <w:r>
+        <w:t xml:space="preserve">seals request bodies and</w:t>
+      </w:r>
+      <w:r>
+        <w:t xml:space="preserve"> </w:t>
+      </w:r>
+      <w:r>
+        <w:rPr>
+          <w:rStyle w:val="VerbatimChar"/>
+        </w:rPr>
+        <w:t xml:space="preserve">DecryptingHandler</w:t>
+      </w:r>
+      <w:r>
+        <w:t xml:space="preserve"> </w:t>
+      </w:r>
+      <w:r>
+        <w:t xml:space="preserve">opens them, so the on-wire payload between proxy and upstream is ciphertext-only while the client receives the correct plaintext; tampered ciphertext is rejected (HXC-1532).</w:t>
+      </w:r>
+    </w:p>
+    <w:p>
+      <w:pPr>
+        <w:pStyle w:val="Compact"/>
+        <w:numPr>
+          <w:ilvl w:val="2"/>
+          <w:numId w:val="1007"/>
+        </w:numPr>
+      </w:pPr>
+      <w:r>
+        <w:rPr>
+          <w:rStyle w:val="VerbatimChar"/>
+        </w:rPr>
+        <w:t xml:space="preserve">e2eebench</w:t>
+      </w:r>
+      <w:r>
+        <w:t xml:space="preserve"> </w:t>
+      </w:r>
+      <w:r>
+        <w:t xml:space="preserve">—</w:t>
+      </w:r>
+      <w:r>
+        <w:t xml:space="preserve"> </w:t>
+      </w:r>
+      <w:r>
+        <w:rPr>
+          <w:rStyle w:val="VerbatimChar"/>
+        </w:rPr>
+        <w:t xml:space="preserve">MeasureHandshakeLatency</w:t>
+      </w:r>
+      <w:r>
+        <w:t xml:space="preserve"> </w:t>
+      </w:r>
+      <w:r>
+        <w:t xml:space="preserve">benchmarks the</w:t>
+      </w:r>
+      <w:r>
+        <w:t xml:space="preserve"> </w:t>
+      </w:r>
+      <w:r>
+        <w:rPr>
+          <w:rStyle w:val="VerbatimChar"/>
+        </w:rPr>
+        <w:t xml:space="preserve">hybridkex</w:t>
+      </w:r>
+      <w:r>
+        <w:t xml:space="preserve"> </w:t>
+      </w:r>
+      <w:r>
+        <w:t xml:space="preserve">full handshake (median + P95), proving median &lt; 1ms on host and enforcing per-iteration key agreement (</w:t>
+      </w:r>
+      <w:r>
+        <w:rPr>
+          <w:rStyle w:val="VerbatimChar"/>
+        </w:rPr>
+        <w:t xml:space="preserve">ErrKeyDisagreement</w:t>
+      </w:r>
+      <w:r>
+        <w:t xml:space="preserve">) (HXC-1556).</w:t>
+      </w:r>
+    </w:p>
+    <w:p>
+      <w:pPr>
+        <w:pStyle w:val="Compact"/>
+        <w:numPr>
+          <w:ilvl w:val="2"/>
+          <w:numId w:val="1007"/>
+        </w:numPr>
+      </w:pPr>
+      <w:r>
+        <w:rPr>
+          <w:rStyle w:val="VerbatimChar"/>
+        </w:rPr>
+        <w:t xml:space="preserve">archlint</w:t>
+      </w:r>
+      <w:r>
+        <w:t xml:space="preserve"> </w:t>
+      </w:r>
+      <w:r>
+        <w:t xml:space="preserve">+</w:t>
+      </w:r>
+      <w:r>
+        <w:t xml:space="preserve"> </w:t>
+      </w:r>
+      <w:r>
+        <w:rPr>
+          <w:rStyle w:val="VerbatimChar"/>
+        </w:rPr>
+        <w:t xml:space="preserve">docs/ARCHITECTURE.md</w:t>
+      </w:r>
+      <w:r>
+        <w:t xml:space="preserve"> </w:t>
+      </w:r>
+      <w:r>
+        <w:t xml:space="preserve">— the hardened L0–L7 architecture diagram and component map, mechanically enforced:</w:t>
+      </w:r>
+      <w:r>
+        <w:t xml:space="preserve"> </w:t>
+      </w:r>
+      <w:r>
+        <w:rPr>
+          <w:rStyle w:val="VerbatimChar"/>
+        </w:rPr>
+        <w:t xml:space="preserve">archlint</w:t>
+      </w:r>
+      <w:r>
+        <w:t xml:space="preserve"> </w:t>
+      </w:r>
+      <w:r>
+        <w:t xml:space="preserve">parses the component-map table and fails the build if any documented component maps to a package path that does not exist on disk (HXC-1424).</w:t>
       </w:r>
     </w:p>
     <w:p>
@@ -3487,11 +3610,11 @@
         <w:pStyle w:val="Compact"/>
         <w:numPr>
           <w:ilvl w:val="1"/>
-          <w:numId w:val="1005"/>
-        </w:numPr>
-      </w:pPr>
-      <w:r>
-        <w:t xml:space="preserve">Wave 68 (5 units, subagent-driven, 5 parallel streams in disjoint packages, run concurrently with wave 69):</w:t>
+          <w:numId w:val="1006"/>
+        </w:numPr>
+      </w:pPr>
+      <w:r>
+        <w:t xml:space="preserve">Wave 67 (5 units, subagent-driven, 5 parallel streams in disjoint packages):</w:t>
       </w:r>
     </w:p>
     <w:p>
@@ -3506,13 +3629,70 @@
         <w:rPr>
           <w:rStyle w:val="VerbatimChar"/>
         </w:rPr>
-        <w:t xml:space="preserve">dst</w:t>
-      </w:r>
-      <w:r>
-        <w:t xml:space="preserve"> </w:t>
-      </w:r>
-      <w:r>
-        <w:t xml:space="preserve">— standalone FoundationDB-style deterministic simulation harness: single-threaded seeded-RNG event loop with injectable network/disk/logical-clock; same seed =&gt; byte-for-byte identical trace + exact failure replay; 1000+ seeded sims (HXC-1419).</w:t>
+        <w:t xml:space="preserve">multiraft</w:t>
+      </w:r>
+      <w:r>
+        <w:t xml:space="preserve"> </w:t>
+      </w:r>
+      <w:r>
+        <w:t xml:space="preserve">—</w:t>
+      </w:r>
+      <w:r>
+        <w:t xml:space="preserve"> </w:t>
+      </w:r>
+      <w:r>
+        <w:rPr>
+          <w:rStyle w:val="VerbatimChar"/>
+        </w:rPr>
+        <w:t xml:space="preserve">MultiRaftManager</w:t>
+      </w:r>
+      <w:r>
+        <w:t xml:space="preserve"> </w:t>
+      </w:r>
+      <w:r>
+        <w:t xml:space="preserve">partitioning cluster state into independent per-shard</w:t>
+      </w:r>
+      <w:r>
+        <w:t xml:space="preserve"> </w:t>
+      </w:r>
+      <w:r>
+        <w:rPr>
+          <w:rStyle w:val="VerbatimChar"/>
+        </w:rPr>
+        <w:t xml:space="preserve">go.etcd.io/raft/v3</w:t>
+      </w:r>
+      <w:r>
+        <w:t xml:space="preserve"> </w:t>
+      </w:r>
+      <w:r>
+        <w:t xml:space="preserve">groups, each electing its own leader and committing independently via per-shard</w:t>
+      </w:r>
+      <w:r>
+        <w:t xml:space="preserve"> </w:t>
+      </w:r>
+      <w:r>
+        <w:rPr>
+          <w:rStyle w:val="VerbatimChar"/>
+        </w:rPr>
+        <w:t xml:space="preserve">Propose</w:t>
+      </w:r>
+      <w:r>
+        <w:t xml:space="preserve"> </w:t>
+      </w:r>
+      <w:r>
+        <w:t xml:space="preserve">routing over an in-process</w:t>
+      </w:r>
+      <w:r>
+        <w:t xml:space="preserve"> </w:t>
+      </w:r>
+      <w:r>
+        <w:rPr>
+          <w:rStyle w:val="VerbatimChar"/>
+        </w:rPr>
+        <w:t xml:space="preserve">RaftTransport</w:t>
+      </w:r>
+      <w:r>
+        <w:t xml:space="preserve">; write throughput scales with shard count and a shard re-elects on leader loss while others keep committing (HXC-1387).</w:t>
       </w:r>
     </w:p>
     <w:p>
@@ -3527,13 +3707,58 @@
         <w:rPr>
           <w:rStyle w:val="VerbatimChar"/>
         </w:rPr>
-        <w:t xml:space="preserve">porcupine</w:t>
-      </w:r>
-      <w:r>
-        <w:t xml:space="preserve"> </w:t>
-      </w:r>
-      <w:r>
-        <w:t xml:space="preserve">— self-contained WGL linearizability checker + concurrent history recorder: PASS on linearizable, FAIL (with violating op) on a seeded non-linearizable history (HXC-1421).</w:t>
+        <w:t xml:space="preserve">stonith</w:t>
+      </w:r>
+      <w:r>
+        <w:t xml:space="preserve"> </w:t>
+      </w:r>
+      <w:r>
+        <w:t xml:space="preserve">— STONITH fencing: a</w:t>
+      </w:r>
+      <w:r>
+        <w:t xml:space="preserve"> </w:t>
+      </w:r>
+      <w:r>
+        <w:rPr>
+          <w:rStyle w:val="VerbatimChar"/>
+        </w:rPr>
+        <w:t xml:space="preserve">FencingAgent</w:t>
+      </w:r>
+      <w:r>
+        <w:t xml:space="preserve"> </w:t>
+      </w:r>
+      <w:r>
+        <w:t xml:space="preserve">interface with IPMI / AWS-EC2 / Azure-ARM / SBD-shared-disk / NoOp drivers and a</w:t>
+      </w:r>
+      <w:r>
+        <w:t xml:space="preserve"> </w:t>
+      </w:r>
+      <w:r>
+        <w:rPr>
+          <w:rStyle w:val="VerbatimChar"/>
+        </w:rPr>
+        <w:t xml:space="preserve">MultiLevelFencer</w:t>
+      </w:r>
+      <w:r>
+        <w:t xml:space="preserve"> </w:t>
+      </w:r>
+      <w:r>
+        <w:t xml:space="preserve">multi-level fallback, with sink-side fence confirmation; the IPMI real-binary path is an honest SKIP-with-reason when</w:t>
+      </w:r>
+      <w:r>
+        <w:t xml:space="preserve"> </w:t>
+      </w:r>
+      <w:r>
+        <w:rPr>
+          <w:rStyle w:val="VerbatimChar"/>
+        </w:rPr>
+        <w:t xml:space="preserve">ipmitool</w:t>
+      </w:r>
+      <w:r>
+        <w:t xml:space="preserve"> </w:t>
+      </w:r>
+      <w:r>
+        <w:t xml:space="preserve">is absent (HXC-1401).</w:t>
       </w:r>
     </w:p>
     <w:p>
@@ -3548,46 +3773,13 @@
         <w:rPr>
           <w:rStyle w:val="VerbatimChar"/>
         </w:rPr>
-        <w:t xml:space="preserve">kraft</w:t>
-      </w:r>
-      <w:r>
-        <w:t xml:space="preserve"> </w:t>
-      </w:r>
-      <w:r>
-        <w:t xml:space="preserve">— KRaft-style self-managed Raft metadata quorum (</w:t>
-      </w:r>
-      <w:r>
-        <w:rPr>
-          <w:rStyle w:val="VerbatimChar"/>
-        </w:rPr>
-        <w:t xml:space="preserve">go.etcd.io/raft/v3</w:t>
-      </w:r>
-      <w:r>
-        <w:t xml:space="preserve">, no ZooKeeper): replicated</w:t>
-      </w:r>
-      <w:r>
-        <w:t xml:space="preserve"> </w:t>
-      </w:r>
-      <w:r>
-        <w:rPr>
-          <w:rStyle w:val="VerbatimChar"/>
-        </w:rPr>
-        <w:t xml:space="preserve">CreateTopic</w:t>
-      </w:r>
-      <w:r>
-        <w:t xml:space="preserve">/</w:t>
-      </w:r>
-      <w:r>
-        <w:rPr>
-          <w:rStyle w:val="VerbatimChar"/>
-        </w:rPr>
-        <w:t xml:space="preserve">ListTopics</w:t>
-      </w:r>
-      <w:r>
-        <w:t xml:space="preserve"> </w:t>
-      </w:r>
-      <w:r>
-        <w:t xml:space="preserve">+ partition-leader assignment, controller election + controller-loss failover (HXC-1417).</w:t>
+        <w:t xml:space="preserve">deviceplugin</w:t>
+      </w:r>
+      <w:r>
+        <w:t xml:space="preserve"> </w:t>
+      </w:r>
+      <w:r>
+        <w:t xml:space="preserve">— Nomad/K8s-style gRPC device-plugin / GRES fingerprinting framework over real gRPC: plugins register full device fingerprints, the registry parses GRES descriptors, atomically applies fingerprints, allocates by request, and rejects oversubscription (HXC-1407).</w:t>
       </w:r>
     </w:p>
     <w:p>
@@ -3602,13 +3794,70 @@
         <w:rPr>
           <w:rStyle w:val="VerbatimChar"/>
         </w:rPr>
-        <w:t xml:space="preserve">internal/chaos</w:t>
-      </w:r>
-      <w:r>
-        <w:t xml:space="preserve"> </w:t>
-      </w:r>
-      <w:r>
-        <w:t xml:space="preserve">— fault-injection library (PodKill/NetworkPartition/DiskStall/ClockSkew) + canary-guarded runner with automatic rollback on health&lt;SLO; deterministic via injected clock + seeded selection (HXC-1422).</w:t>
+        <w:t xml:space="preserve">internal/gpu</w:t>
+      </w:r>
+      <w:r>
+        <w:t xml:space="preserve"> </w:t>
+      </w:r>
+      <w:r>
+        <w:t xml:space="preserve">(additive</w:t>
+      </w:r>
+      <w:r>
+        <w:t xml:space="preserve"> </w:t>
+      </w:r>
+      <w:r>
+        <w:rPr>
+          <w:rStyle w:val="VerbatimChar"/>
+        </w:rPr>
+        <w:t xml:space="preserve">manager_helixpow.go</w:t>
+      </w:r>
+      <w:r>
+        <w:t xml:space="preserve">) — dual-workload capacity reservation:</w:t>
+      </w:r>
+      <w:r>
+        <w:t xml:space="preserve"> </w:t>
+      </w:r>
+      <w:r>
+        <w:rPr>
+          <w:rStyle w:val="VerbatimChar"/>
+        </w:rPr>
+        <w:t xml:space="preserve">ReserveForHelixPoW(fraction)</w:t>
+      </w:r>
+      <w:r>
+        <w:t xml:space="preserve"> </w:t>
+      </w:r>
+      <w:r>
+        <w:t xml:space="preserve">+</w:t>
+      </w:r>
+      <w:r>
+        <w:t xml:space="preserve"> </w:t>
+      </w:r>
+      <w:r>
+        <w:rPr>
+          <w:rStyle w:val="VerbatimChar"/>
+        </w:rPr>
+        <w:t xml:space="preserve">ChutesCapacity()</w:t>
+      </w:r>
+      <w:r>
+        <w:t xml:space="preserve"> </w:t>
+      </w:r>
+      <w:r>
+        <w:t xml:space="preserve">reporting only the non-reserved remainder, with a strict</w:t>
+      </w:r>
+      <w:r>
+        <w:t xml:space="preserve"> </w:t>
+      </w:r>
+      <w:r>
+        <w:rPr>
+          <w:rStyle w:val="VerbatimChar"/>
+        </w:rPr>
+        <w:t xml:space="preserve">&gt;0.80</w:t>
+      </w:r>
+      <w:r>
+        <w:t xml:space="preserve"> </w:t>
+      </w:r>
+      <w:r>
+        <w:t xml:space="preserve">Helix-load Gepetto starvation guard that zeroes Chutes capacity (HXC-1447).</w:t>
       </w:r>
     </w:p>
     <w:p>
@@ -3623,7 +3872,7 @@
         <w:rPr>
           <w:rStyle w:val="VerbatimChar"/>
         </w:rPr>
-        <w:t xml:space="preserve">multiraft</w:t>
+        <w:t xml:space="preserve">chutes</w:t>
       </w:r>
       <w:r>
         <w:t xml:space="preserve"> </w:t>
@@ -3638,7 +3887,7 @@
         <w:rPr>
           <w:rStyle w:val="VerbatimChar"/>
         </w:rPr>
-        <w:t xml:space="preserve">lease.go</w:t>
+        <w:t xml:space="preserve">config.go</w:t>
       </w:r>
       <w:r>
         <w:t xml:space="preserve">) —</w:t>
@@ -3650,25 +3899,55 @@
         <w:rPr>
           <w:rStyle w:val="VerbatimChar"/>
         </w:rPr>
-        <w:t xml:space="preserve">LeaseTracker</w:t>
-      </w:r>
-      <w:r>
-        <w:t xml:space="preserve"> </w:t>
-      </w:r>
-      <w:r>
-        <w:t xml:space="preserve">CockroachDB-style leaseholder local reads (no Raft round-trip), follower routing via</w:t>
-      </w:r>
-      <w:r>
-        <w:t xml:space="preserve"> </w:t>
-      </w:r>
-      <w:r>
-        <w:rPr>
-          <w:rStyle w:val="VerbatimChar"/>
-        </w:rPr>
-        <w:t xml:space="preserve">RaftTransport.SendRead</w:t>
-      </w:r>
-      <w:r>
-        <w:t xml:space="preserve">, lease-expiry re-route against an injected clock (HXC-1389).</w:t>
+        <w:t xml:space="preserve">ChutesMinerConfig</w:t>
+      </w:r>
+      <w:r>
+        <w:t xml:space="preserve"> </w:t>
+      </w:r>
+      <w:r>
+        <w:t xml:space="preserve">and</w:t>
+      </w:r>
+      <w:r>
+        <w:t xml:space="preserve"> </w:t>
+      </w:r>
+      <w:r>
+        <w:rPr>
+          <w:rStyle w:val="VerbatimChar"/>
+        </w:rPr>
+        <w:t xml:space="preserve">ValidatorConfig</w:t>
+      </w:r>
+      <w:r>
+        <w:t xml:space="preserve"> </w:t>
+      </w:r>
+      <w:r>
+        <w:t xml:space="preserve">deployment descriptors with</w:t>
+      </w:r>
+      <w:r>
+        <w:t xml:space="preserve"> </w:t>
+      </w:r>
+      <w:r>
+        <w:rPr>
+          <w:rStyle w:val="VerbatimChar"/>
+        </w:rPr>
+        <w:t xml:space="preserve">Validate()</w:t>
+      </w:r>
+      <w:r>
+        <w:t xml:space="preserve"> </w:t>
+      </w:r>
+      <w:r>
+        <w:t xml:space="preserve">invariants (non-empty IDs/hotkeys,</w:t>
+      </w:r>
+      <w:r>
+        <w:t xml:space="preserve"> </w:t>
+      </w:r>
+      <w:r>
+        <w:rPr>
+          <w:rStyle w:val="VerbatimChar"/>
+        </w:rPr>
+        <w:t xml:space="preserve">GPUCount&gt;0</w:t>
+      </w:r>
+      <w:r>
+        <w:t xml:space="preserve">, non-negative cost, positive cache size, TEE consistency) (HXC-1439).</w:t>
       </w:r>
     </w:p>
     <w:p>
@@ -3676,11 +3955,11 @@
         <w:pStyle w:val="Compact"/>
         <w:numPr>
           <w:ilvl w:val="1"/>
-          <w:numId w:val="1005"/>
-        </w:numPr>
-      </w:pPr>
-      <w:r>
-        <w:t xml:space="preserve">Wave 69 (5 units, subagent-driven, 5 parallel streams in disjoint packages, run concurrently with wave 68):</w:t>
+          <w:numId w:val="1006"/>
+        </w:numPr>
+      </w:pPr>
+      <w:r>
+        <w:t xml:space="preserve">Wave 68 (5 units, subagent-driven, 5 parallel streams in disjoint packages, run concurrently with wave 69):</w:t>
       </w:r>
     </w:p>
     <w:p>
@@ -3695,43 +3974,13 @@
         <w:rPr>
           <w:rStyle w:val="VerbatimChar"/>
         </w:rPr>
-        <w:t xml:space="preserve">stonith</w:t>
-      </w:r>
-      <w:r>
-        <w:t xml:space="preserve"> </w:t>
-      </w:r>
-      <w:r>
-        <w:t xml:space="preserve">— IPMI credential hardening: BMC password delivered via the</w:t>
-      </w:r>
-      <w:r>
-        <w:t xml:space="preserve"> </w:t>
-      </w:r>
-      <w:r>
-        <w:rPr>
-          <w:rStyle w:val="VerbatimChar"/>
-        </w:rPr>
-        <w:t xml:space="preserve">IPMI_PASSWORD</w:t>
-      </w:r>
-      <w:r>
-        <w:t xml:space="preserve"> </w:t>
-      </w:r>
-      <w:r>
-        <w:t xml:space="preserve">env +</w:t>
-      </w:r>
-      <w:r>
-        <w:t xml:space="preserve"> </w:t>
-      </w:r>
-      <w:r>
-        <w:rPr>
-          <w:rStyle w:val="VerbatimChar"/>
-        </w:rPr>
-        <w:t xml:space="preserve">-E</w:t>
-      </w:r>
-      <w:r>
-        <w:t xml:space="preserve"> </w:t>
-      </w:r>
-      <w:r>
-        <w:t xml:space="preserve">(never on the argv / process table) with redacted argv in error strings; tests assert the password appears in neither argv nor errors (HXC-908, closing a wave-67 follow-up).</w:t>
+        <w:t xml:space="preserve">dst</w:t>
+      </w:r>
+      <w:r>
+        <w:t xml:space="preserve"> </w:t>
+      </w:r>
+      <w:r>
+        <w:t xml:space="preserve">— standalone FoundationDB-style deterministic simulation harness: single-threaded seeded-RNG event loop with injectable network/disk/logical-clock; same seed =&gt; byte-for-byte identical trace + exact failure replay; 1000+ seeded sims (HXC-1419).</w:t>
       </w:r>
     </w:p>
     <w:p>
@@ -3746,58 +3995,13 @@
         <w:rPr>
           <w:rStyle w:val="VerbatimChar"/>
         </w:rPr>
-        <w:t xml:space="preserve">deviceplugin</w:t>
-      </w:r>
-      <w:r>
-        <w:t xml:space="preserve"> </w:t>
-      </w:r>
-      <w:r>
-        <w:t xml:space="preserve">— concurrency test driving</w:t>
-      </w:r>
-      <w:r>
-        <w:t xml:space="preserve"> </w:t>
-      </w:r>
-      <w:r>
-        <w:rPr>
-          <w:rStyle w:val="VerbatimChar"/>
-        </w:rPr>
-        <w:t xml:space="preserve">ApplyFingerprint</w:t>
-      </w:r>
-      <w:r>
-        <w:t xml:space="preserve">/</w:t>
-      </w:r>
-      <w:r>
-        <w:rPr>
-          <w:rStyle w:val="VerbatimChar"/>
-        </w:rPr>
-        <w:t xml:space="preserve">Allocate</w:t>
-      </w:r>
-      <w:r>
-        <w:t xml:space="preserve">/</w:t>
-      </w:r>
-      <w:r>
-        <w:rPr>
-          <w:rStyle w:val="VerbatimChar"/>
-        </w:rPr>
-        <w:t xml:space="preserve">Release</w:t>
-      </w:r>
-      <w:r>
-        <w:t xml:space="preserve"> </w:t>
-      </w:r>
-      <w:r>
-        <w:t xml:space="preserve">from 50+ goroutines under</w:t>
-      </w:r>
-      <w:r>
-        <w:t xml:space="preserve"> </w:t>
-      </w:r>
-      <w:r>
-        <w:rPr>
-          <w:rStyle w:val="VerbatimChar"/>
-        </w:rPr>
-        <w:t xml:space="preserve">-race</w:t>
-      </w:r>
-      <w:r>
-        <w:t xml:space="preserve">, proving the Registry never oversubscribes (mutex removal trips the race detector) (HXC-910, closing a wave-67 follow-up).</w:t>
+        <w:t xml:space="preserve">porcupine</w:t>
+      </w:r>
+      <w:r>
+        <w:t xml:space="preserve"> </w:t>
+      </w:r>
+      <w:r>
+        <w:t xml:space="preserve">— self-contained WGL linearizability checker + concurrent history recorder: PASS on linearizable, FAIL (with violating op) on a seeded non-linearizable history (HXC-1421).</w:t>
       </w:r>
     </w:p>
     <w:p>
@@ -3812,43 +4016,46 @@
         <w:rPr>
           <w:rStyle w:val="VerbatimChar"/>
         </w:rPr>
-        <w:t xml:space="preserve">internal/llm</w:t>
-      </w:r>
-      <w:r>
-        <w:t xml:space="preserve"> </w:t>
-      </w:r>
-      <w:r>
-        <w:t xml:space="preserve">— replaced the stub</w:t>
-      </w:r>
-      <w:r>
-        <w:t xml:space="preserve"> </w:t>
-      </w:r>
-      <w:r>
-        <w:rPr>
-          <w:rStyle w:val="VerbatimChar"/>
-        </w:rPr>
-        <w:t xml:space="preserve">Inference</w:t>
-      </w:r>
-      <w:r>
-        <w:t xml:space="preserve"> </w:t>
-      </w:r>
-      <w:r>
-        <w:t xml:space="preserve">with a real strategy-based router (latency/throughput/quality/cost) over the live model registry, excluding unhealthy/unloaded models with a typed no-eligible-model error and a real injectable</w:t>
-      </w:r>
-      <w:r>
-        <w:t xml:space="preserve"> </w:t>
-      </w:r>
-      <w:r>
-        <w:rPr>
-          <w:rStyle w:val="VerbatimChar"/>
-        </w:rPr>
-        <w:t xml:space="preserve">Backend</w:t>
-      </w:r>
-      <w:r>
-        <w:t xml:space="preserve"> </w:t>
-      </w:r>
-      <w:r>
-        <w:t xml:space="preserve">seam (HXC-1470).</w:t>
+        <w:t xml:space="preserve">kraft</w:t>
+      </w:r>
+      <w:r>
+        <w:t xml:space="preserve"> </w:t>
+      </w:r>
+      <w:r>
+        <w:t xml:space="preserve">— KRaft-style self-managed Raft metadata quorum (</w:t>
+      </w:r>
+      <w:r>
+        <w:rPr>
+          <w:rStyle w:val="VerbatimChar"/>
+        </w:rPr>
+        <w:t xml:space="preserve">go.etcd.io/raft/v3</w:t>
+      </w:r>
+      <w:r>
+        <w:t xml:space="preserve">, no ZooKeeper): replicated</w:t>
+      </w:r>
+      <w:r>
+        <w:t xml:space="preserve"> </w:t>
+      </w:r>
+      <w:r>
+        <w:rPr>
+          <w:rStyle w:val="VerbatimChar"/>
+        </w:rPr>
+        <w:t xml:space="preserve">CreateTopic</w:t>
+      </w:r>
+      <w:r>
+        <w:t xml:space="preserve">/</w:t>
+      </w:r>
+      <w:r>
+        <w:rPr>
+          <w:rStyle w:val="VerbatimChar"/>
+        </w:rPr>
+        <w:t xml:space="preserve">ListTopics</w:t>
+      </w:r>
+      <w:r>
+        <w:t xml:space="preserve"> </w:t>
+      </w:r>
+      <w:r>
+        <w:t xml:space="preserve">+ partition-leader assignment, controller election + controller-loss failover (HXC-1417).</w:t>
       </w:r>
     </w:p>
     <w:p>
@@ -3863,100 +4070,13 @@
         <w:rPr>
           <w:rStyle w:val="VerbatimChar"/>
         </w:rPr>
-        <w:t xml:space="preserve">metrics</w:t>
-      </w:r>
-      <w:r>
-        <w:t xml:space="preserve"> </w:t>
-      </w:r>
-      <w:r>
-        <w:t xml:space="preserve">(additive</w:t>
-      </w:r>
-      <w:r>
-        <w:t xml:space="preserve"> </w:t>
-      </w:r>
-      <w:r>
-        <w:rPr>
-          <w:rStyle w:val="VerbatimChar"/>
-        </w:rPr>
-        <w:t xml:space="preserve">earningsmetrics.go</w:t>
-      </w:r>
-      <w:r>
-        <w:t xml:space="preserve">) —</w:t>
-      </w:r>
-      <w:r>
-        <w:t xml:space="preserve"> </w:t>
-      </w:r>
-      <w:r>
-        <w:rPr>
-          <w:rStyle w:val="VerbatimChar"/>
-        </w:rPr>
-        <w:t xml:space="preserve">EarningsMetrics</w:t>
-      </w:r>
-      <w:r>
-        <w:t xml:space="preserve"> </w:t>
-      </w:r>
-      <w:r>
-        <w:t xml:space="preserve">exposing</w:t>
-      </w:r>
-      <w:r>
-        <w:t xml:space="preserve"> </w:t>
-      </w:r>
-      <w:r>
-        <w:rPr>
-          <w:rStyle w:val="VerbatimChar"/>
-        </w:rPr>
-        <w:t xml:space="preserve">tao_earnings_total</w:t>
-      </w:r>
-      <w:r>
-        <w:t xml:space="preserve"> </w:t>
-      </w:r>
-      <w:r>
-        <w:t xml:space="preserve">/</w:t>
-      </w:r>
-      <w:r>
-        <w:t xml:space="preserve"> </w:t>
-      </w:r>
-      <w:r>
-        <w:rPr>
-          <w:rStyle w:val="VerbatimChar"/>
-        </w:rPr>
-        <w:t xml:space="preserve">graval_attestation_status</w:t>
-      </w:r>
-      <w:r>
-        <w:t xml:space="preserve"> </w:t>
-      </w:r>
-      <w:r>
-        <w:t xml:space="preserve">/</w:t>
-      </w:r>
-      <w:r>
-        <w:t xml:space="preserve"> </w:t>
-      </w:r>
-      <w:r>
-        <w:rPr>
-          <w:rStyle w:val="VerbatimChar"/>
-        </w:rPr>
-        <w:t xml:space="preserve">token_throughput</w:t>
-      </w:r>
-      <w:r>
-        <w:t xml:space="preserve"> </w:t>
-      </w:r>
-      <w:r>
-        <w:t xml:space="preserve">/</w:t>
-      </w:r>
-      <w:r>
-        <w:t xml:space="preserve"> </w:t>
-      </w:r>
-      <w:r>
-        <w:rPr>
-          <w:rStyle w:val="VerbatimChar"/>
-        </w:rPr>
-        <w:t xml:space="preserve">gpu_utilization</w:t>
-      </w:r>
-      <w:r>
-        <w:t xml:space="preserve"> </w:t>
-      </w:r>
-      <w:r>
-        <w:t xml:space="preserve">Prometheus-text series with deterministic (sorted) ordering + concurrent-safe setters (HXC-1483).</w:t>
+        <w:t xml:space="preserve">internal/chaos</w:t>
+      </w:r>
+      <w:r>
+        <w:t xml:space="preserve"> </w:t>
+      </w:r>
+      <w:r>
+        <w:t xml:space="preserve">— fault-injection library (PodKill/NetworkPartition/DiskStall/ClockSkew) + canary-guarded runner with automatic rollback on health&lt;SLO; deterministic via injected clock + seeded selection (HXC-1422).</w:t>
       </w:r>
     </w:p>
     <w:p>
@@ -3971,7 +4091,7 @@
         <w:rPr>
           <w:rStyle w:val="VerbatimChar"/>
         </w:rPr>
-        <w:t xml:space="preserve">internal/gpu</w:t>
+        <w:t xml:space="preserve">multiraft</w:t>
       </w:r>
       <w:r>
         <w:t xml:space="preserve"> </w:t>
@@ -3986,49 +4106,37 @@
         <w:rPr>
           <w:rStyle w:val="VerbatimChar"/>
         </w:rPr>
-        <w:t xml:space="preserve">attesthook.go</w:t>
-      </w:r>
-      <w:r>
-        <w:t xml:space="preserve">) — GraVal attestation hook:</w:t>
-      </w:r>
-      <w:r>
-        <w:t xml:space="preserve"> </w:t>
-      </w:r>
-      <w:r>
-        <w:rPr>
-          <w:rStyle w:val="VerbatimChar"/>
-        </w:rPr>
-        <w:t xml:space="preserve">AllocateForChutes</w:t>
-      </w:r>
-      <w:r>
-        <w:t xml:space="preserve"> </w:t>
-      </w:r>
-      <w:r>
-        <w:t xml:space="preserve">refuses a GPU that has not passed attestation (</w:t>
-      </w:r>
-      <w:r>
-        <w:rPr>
-          <w:rStyle w:val="VerbatimChar"/>
-        </w:rPr>
-        <w:t xml:space="preserve">ErrAttestationRequired</w:t>
-      </w:r>
-      <w:r>
-        <w:t xml:space="preserve">), even on the idempotent re-allocation path; injectable</w:t>
-      </w:r>
-      <w:r>
-        <w:t xml:space="preserve"> </w:t>
-      </w:r>
-      <w:r>
-        <w:rPr>
-          <w:rStyle w:val="VerbatimChar"/>
-        </w:rPr>
-        <w:t xml:space="preserve">ChutesAttestor</w:t>
-      </w:r>
-      <w:r>
-        <w:t xml:space="preserve"> </w:t>
-      </w:r>
-      <w:r>
-        <w:t xml:space="preserve">seam (HXC-1448).</w:t>
+        <w:t xml:space="preserve">lease.go</w:t>
+      </w:r>
+      <w:r>
+        <w:t xml:space="preserve">) —</w:t>
+      </w:r>
+      <w:r>
+        <w:t xml:space="preserve"> </w:t>
+      </w:r>
+      <w:r>
+        <w:rPr>
+          <w:rStyle w:val="VerbatimChar"/>
+        </w:rPr>
+        <w:t xml:space="preserve">LeaseTracker</w:t>
+      </w:r>
+      <w:r>
+        <w:t xml:space="preserve"> </w:t>
+      </w:r>
+      <w:r>
+        <w:t xml:space="preserve">CockroachDB-style leaseholder local reads (no Raft round-trip), follower routing via</w:t>
+      </w:r>
+      <w:r>
+        <w:t xml:space="preserve"> </w:t>
+      </w:r>
+      <w:r>
+        <w:rPr>
+          <w:rStyle w:val="VerbatimChar"/>
+        </w:rPr>
+        <w:t xml:space="preserve">RaftTransport.SendRead</w:t>
+      </w:r>
+      <w:r>
+        <w:t xml:space="preserve">, lease-expiry re-route against an injected clock (HXC-1389).</w:t>
       </w:r>
     </w:p>
     <w:p>
@@ -4036,11 +4144,11 @@
         <w:pStyle w:val="Compact"/>
         <w:numPr>
           <w:ilvl w:val="1"/>
-          <w:numId w:val="1005"/>
-        </w:numPr>
-      </w:pPr>
-      <w:r>
-        <w:t xml:space="preserve">Wave 70 (5 units, subagent-driven, 5 parallel streams in disjoint packages, run concurrently with wave 71):</w:t>
+          <w:numId w:val="1006"/>
+        </w:numPr>
+      </w:pPr>
+      <w:r>
+        <w:t xml:space="preserve">Wave 69 (5 units, subagent-driven, 5 parallel streams in disjoint packages, run concurrently with wave 68):</w:t>
       </w:r>
     </w:p>
     <w:p>
@@ -4055,40 +4163,43 @@
         <w:rPr>
           <w:rStyle w:val="VerbatimChar"/>
         </w:rPr>
-        <w:t xml:space="preserve">provider/chutes</w:t>
-      </w:r>
-      <w:r>
-        <w:t xml:space="preserve"> </w:t>
-      </w:r>
-      <w:r>
-        <w:t xml:space="preserve">— OpenAI-compatible</w:t>
-      </w:r>
-      <w:r>
-        <w:t xml:space="preserve"> </w:t>
-      </w:r>
-      <w:r>
-        <w:rPr>
-          <w:rStyle w:val="VerbatimChar"/>
-        </w:rPr>
-        <w:t xml:space="preserve">/v1/chat/completions</w:t>
-      </w:r>
-      <w:r>
-        <w:t xml:space="preserve"> </w:t>
-      </w:r>
-      <w:r>
-        <w:t xml:space="preserve">provider (</w:t>
-      </w:r>
-      <w:r>
-        <w:rPr>
-          <w:rStyle w:val="VerbatimChar"/>
-        </w:rPr>
-        <w:t xml:space="preserve">cpk_</w:t>
-      </w:r>
-      <w:r>
-        <w:t xml:space="preserve"> </w:t>
-      </w:r>
-      <w:r>
-        <w:t xml:space="preserve">Bearer) with HTTP-429 retry+backoff; httptest proves retry-then-success, Bearer header, and typed errors (HXC-1510).</w:t>
+        <w:t xml:space="preserve">stonith</w:t>
+      </w:r>
+      <w:r>
+        <w:t xml:space="preserve"> </w:t>
+      </w:r>
+      <w:r>
+        <w:t xml:space="preserve">— IPMI credential hardening: BMC password delivered via the</w:t>
+      </w:r>
+      <w:r>
+        <w:t xml:space="preserve"> </w:t>
+      </w:r>
+      <w:r>
+        <w:rPr>
+          <w:rStyle w:val="VerbatimChar"/>
+        </w:rPr>
+        <w:t xml:space="preserve">IPMI_PASSWORD</w:t>
+      </w:r>
+      <w:r>
+        <w:t xml:space="preserve"> </w:t>
+      </w:r>
+      <w:r>
+        <w:t xml:space="preserve">env +</w:t>
+      </w:r>
+      <w:r>
+        <w:t xml:space="preserve"> </w:t>
+      </w:r>
+      <w:r>
+        <w:rPr>
+          <w:rStyle w:val="VerbatimChar"/>
+        </w:rPr>
+        <w:t xml:space="preserve">-E</w:t>
+      </w:r>
+      <w:r>
+        <w:t xml:space="preserve"> </w:t>
+      </w:r>
+      <w:r>
+        <w:t xml:space="preserve">(never on the argv / process table) with redacted argv in error strings; tests assert the password appears in neither argv nor errors (HXC-908, closing a wave-67 follow-up).</w:t>
       </w:r>
     </w:p>
     <w:p>
@@ -4103,34 +4214,22 @@
         <w:rPr>
           <w:rStyle w:val="VerbatimChar"/>
         </w:rPr>
-        <w:t xml:space="preserve">pool</w:t>
-      </w:r>
-      <w:r>
-        <w:t xml:space="preserve"> </w:t>
-      </w:r>
-      <w:r>
-        <w:t xml:space="preserve">(additive</w:t>
-      </w:r>
-      <w:r>
-        <w:t xml:space="preserve"> </w:t>
-      </w:r>
-      <w:r>
-        <w:rPr>
-          <w:rStyle w:val="VerbatimChar"/>
-        </w:rPr>
-        <w:t xml:space="preserve">model.go</w:t>
-      </w:r>
-      <w:r>
-        <w:t xml:space="preserve">) —</w:t>
-      </w:r>
-      <w:r>
-        <w:t xml:space="preserve"> </w:t>
-      </w:r>
-      <w:r>
-        <w:rPr>
-          <w:rStyle w:val="VerbatimChar"/>
-        </w:rPr>
-        <w:t xml:space="preserve">GPUDevice</w:t>
+        <w:t xml:space="preserve">deviceplugin</w:t>
+      </w:r>
+      <w:r>
+        <w:t xml:space="preserve"> </w:t>
+      </w:r>
+      <w:r>
+        <w:t xml:space="preserve">— concurrency test driving</w:t>
+      </w:r>
+      <w:r>
+        <w:t xml:space="preserve"> </w:t>
+      </w:r>
+      <w:r>
+        <w:rPr>
+          <w:rStyle w:val="VerbatimChar"/>
+        </w:rPr>
+        <w:t xml:space="preserve">ApplyFingerprint</w:t>
       </w:r>
       <w:r>
         <w:t xml:space="preserve">/</w:t>
@@ -4139,7 +4238,7 @@
         <w:rPr>
           <w:rStyle w:val="VerbatimChar"/>
         </w:rPr>
-        <w:t xml:space="preserve">WorkloadSpec</w:t>
+        <w:t xml:space="preserve">Allocate</w:t>
       </w:r>
       <w:r>
         <w:t xml:space="preserve">/</w:t>
@@ -4148,22 +4247,25 @@
         <w:rPr>
           <w:rStyle w:val="VerbatimChar"/>
         </w:rPr>
-        <w:t xml:space="preserve">GPUAllocation</w:t>
-      </w:r>
-      <w:r>
-        <w:t xml:space="preserve">/</w:t>
-      </w:r>
-      <w:r>
-        <w:rPr>
-          <w:rStyle w:val="VerbatimChar"/>
-        </w:rPr>
-        <w:t xml:space="preserve">PoolStatus</w:t>
-      </w:r>
-      <w:r>
-        <w:t xml:space="preserve"> </w:t>
-      </w:r>
-      <w:r>
-        <w:t xml:space="preserve">data model with snake_case JSON tags + round-trip/concurrency tests (HXC-1495).</w:t>
+        <w:t xml:space="preserve">Release</w:t>
+      </w:r>
+      <w:r>
+        <w:t xml:space="preserve"> </w:t>
+      </w:r>
+      <w:r>
+        <w:t xml:space="preserve">from 50+ goroutines under</w:t>
+      </w:r>
+      <w:r>
+        <w:t xml:space="preserve"> </w:t>
+      </w:r>
+      <w:r>
+        <w:rPr>
+          <w:rStyle w:val="VerbatimChar"/>
+        </w:rPr>
+        <w:t xml:space="preserve">-race</w:t>
+      </w:r>
+      <w:r>
+        <w:t xml:space="preserve">, proving the Registry never oversubscribes (mutex removal trips the race detector) (HXC-910, closing a wave-67 follow-up).</w:t>
       </w:r>
     </w:p>
     <w:p>
@@ -4178,55 +4280,43 @@
         <w:rPr>
           <w:rStyle w:val="VerbatimChar"/>
         </w:rPr>
-        <w:t xml:space="preserve">quantization</w:t>
-      </w:r>
-      <w:r>
-        <w:t xml:space="preserve"> </w:t>
-      </w:r>
-      <w:r>
-        <w:t xml:space="preserve">(additive</w:t>
-      </w:r>
-      <w:r>
-        <w:t xml:space="preserve"> </w:t>
-      </w:r>
-      <w:r>
-        <w:rPr>
-          <w:rStyle w:val="VerbatimChar"/>
-        </w:rPr>
-        <w:t xml:space="preserve">awq.go</w:t>
-      </w:r>
-      <w:r>
-        <w:t xml:space="preserve">) — AWQ 4-bit default serving format +</w:t>
-      </w:r>
-      <w:r>
-        <w:t xml:space="preserve"> </w:t>
-      </w:r>
-      <w:r>
-        <w:rPr>
-          <w:rStyle w:val="VerbatimChar"/>
-        </w:rPr>
-        <w:t xml:space="preserve">EstimateVRAM</w:t>
-      </w:r>
-      <w:r>
-        <w:t xml:space="preserve"> </w:t>
-      </w:r>
-      <w:r>
-        <w:t xml:space="preserve">(~25% of fp16) + budget-aware</w:t>
-      </w:r>
-      <w:r>
-        <w:t xml:space="preserve"> </w:t>
-      </w:r>
-      <w:r>
-        <w:rPr>
-          <w:rStyle w:val="VerbatimChar"/>
-        </w:rPr>
-        <w:t xml:space="preserve">SelectFormat</w:t>
-      </w:r>
-      <w:r>
-        <w:t xml:space="preserve"> </w:t>
-      </w:r>
-      <w:r>
-        <w:t xml:space="preserve">preferring AWQ when fp16 won’t fit (HXC-1473).</w:t>
+        <w:t xml:space="preserve">internal/llm</w:t>
+      </w:r>
+      <w:r>
+        <w:t xml:space="preserve"> </w:t>
+      </w:r>
+      <w:r>
+        <w:t xml:space="preserve">— replaced the stub</w:t>
+      </w:r>
+      <w:r>
+        <w:t xml:space="preserve"> </w:t>
+      </w:r>
+      <w:r>
+        <w:rPr>
+          <w:rStyle w:val="VerbatimChar"/>
+        </w:rPr>
+        <w:t xml:space="preserve">Inference</w:t>
+      </w:r>
+      <w:r>
+        <w:t xml:space="preserve"> </w:t>
+      </w:r>
+      <w:r>
+        <w:t xml:space="preserve">with a real strategy-based router (latency/throughput/quality/cost) over the live model registry, excluding unhealthy/unloaded models with a typed no-eligible-model error and a real injectable</w:t>
+      </w:r>
+      <w:r>
+        <w:t xml:space="preserve"> </w:t>
+      </w:r>
+      <w:r>
+        <w:rPr>
+          <w:rStyle w:val="VerbatimChar"/>
+        </w:rPr>
+        <w:t xml:space="preserve">Backend</w:t>
+      </w:r>
+      <w:r>
+        <w:t xml:space="preserve"> </w:t>
+      </w:r>
+      <w:r>
+        <w:t xml:space="preserve">seam (HXC-1470).</w:t>
       </w:r>
     </w:p>
     <w:p>
@@ -4241,7 +4331,7 @@
         <w:rPr>
           <w:rStyle w:val="VerbatimChar"/>
         </w:rPr>
-        <w:t xml:space="preserve">internal/gateway</w:t>
+        <w:t xml:space="preserve">metrics</w:t>
       </w:r>
       <w:r>
         <w:t xml:space="preserve"> </w:t>
@@ -4256,40 +4346,85 @@
         <w:rPr>
           <w:rStyle w:val="VerbatimChar"/>
         </w:rPr>
-        <w:t xml:space="preserve">inference.go</w:t>
-      </w:r>
-      <w:r>
-        <w:t xml:space="preserve">) — inference route forwarding to an injectable Chutes client;</w:t>
-      </w:r>
-      <w:r>
-        <w:t xml:space="preserve"> </w:t>
-      </w:r>
-      <w:r>
-        <w:rPr>
-          <w:rStyle w:val="VerbatimChar"/>
-        </w:rPr>
-        <w:t xml:space="preserve">TEERequired</w:t>
-      </w:r>
-      <w:r>
-        <w:t xml:space="preserve"> </w:t>
-      </w:r>
-      <w:r>
-        <w:t xml:space="preserve">=&gt;</w:t>
-      </w:r>
-      <w:r>
-        <w:t xml:space="preserve"> </w:t>
-      </w:r>
-      <w:r>
-        <w:rPr>
-          <w:rStyle w:val="VerbatimChar"/>
-        </w:rPr>
-        <w:t xml:space="preserve">X-E2EE-Enabled</w:t>
-      </w:r>
-      <w:r>
-        <w:t xml:space="preserve"> </w:t>
-      </w:r>
-      <w:r>
-        <w:t xml:space="preserve">routing marker; client failure =&gt; 502 (HXC-1469).</w:t>
+        <w:t xml:space="preserve">earningsmetrics.go</w:t>
+      </w:r>
+      <w:r>
+        <w:t xml:space="preserve">) —</w:t>
+      </w:r>
+      <w:r>
+        <w:t xml:space="preserve"> </w:t>
+      </w:r>
+      <w:r>
+        <w:rPr>
+          <w:rStyle w:val="VerbatimChar"/>
+        </w:rPr>
+        <w:t xml:space="preserve">EarningsMetrics</w:t>
+      </w:r>
+      <w:r>
+        <w:t xml:space="preserve"> </w:t>
+      </w:r>
+      <w:r>
+        <w:t xml:space="preserve">exposing</w:t>
+      </w:r>
+      <w:r>
+        <w:t xml:space="preserve"> </w:t>
+      </w:r>
+      <w:r>
+        <w:rPr>
+          <w:rStyle w:val="VerbatimChar"/>
+        </w:rPr>
+        <w:t xml:space="preserve">tao_earnings_total</w:t>
+      </w:r>
+      <w:r>
+        <w:t xml:space="preserve"> </w:t>
+      </w:r>
+      <w:r>
+        <w:t xml:space="preserve">/</w:t>
+      </w:r>
+      <w:r>
+        <w:t xml:space="preserve"> </w:t>
+      </w:r>
+      <w:r>
+        <w:rPr>
+          <w:rStyle w:val="VerbatimChar"/>
+        </w:rPr>
+        <w:t xml:space="preserve">graval_attestation_status</w:t>
+      </w:r>
+      <w:r>
+        <w:t xml:space="preserve"> </w:t>
+      </w:r>
+      <w:r>
+        <w:t xml:space="preserve">/</w:t>
+      </w:r>
+      <w:r>
+        <w:t xml:space="preserve"> </w:t>
+      </w:r>
+      <w:r>
+        <w:rPr>
+          <w:rStyle w:val="VerbatimChar"/>
+        </w:rPr>
+        <w:t xml:space="preserve">token_throughput</w:t>
+      </w:r>
+      <w:r>
+        <w:t xml:space="preserve"> </w:t>
+      </w:r>
+      <w:r>
+        <w:t xml:space="preserve">/</w:t>
+      </w:r>
+      <w:r>
+        <w:t xml:space="preserve"> </w:t>
+      </w:r>
+      <w:r>
+        <w:rPr>
+          <w:rStyle w:val="VerbatimChar"/>
+        </w:rPr>
+        <w:t xml:space="preserve">gpu_utilization</w:t>
+      </w:r>
+      <w:r>
+        <w:t xml:space="preserve"> </w:t>
+      </w:r>
+      <w:r>
+        <w:t xml:space="preserve">Prometheus-text series with deterministic (sorted) ordering + concurrent-safe setters (HXC-1483).</w:t>
       </w:r>
     </w:p>
     <w:p>
@@ -4319,10 +4454,49 @@
         <w:rPr>
           <w:rStyle w:val="VerbatimChar"/>
         </w:rPr>
-        <w:t xml:space="preserve">mig.go</w:t>
-      </w:r>
-      <w:r>
-        <w:t xml:space="preserve">) — MIG profile management: standardized vGPU tiers (1g.10gb/2g.20gb/3g.40gb/7g.80gb), in-memory partitioning with oversubscription rejection + fixed-at-creation immutability (HXC-1449).</w:t>
+        <w:t xml:space="preserve">attesthook.go</w:t>
+      </w:r>
+      <w:r>
+        <w:t xml:space="preserve">) — GraVal attestation hook:</w:t>
+      </w:r>
+      <w:r>
+        <w:t xml:space="preserve"> </w:t>
+      </w:r>
+      <w:r>
+        <w:rPr>
+          <w:rStyle w:val="VerbatimChar"/>
+        </w:rPr>
+        <w:t xml:space="preserve">AllocateForChutes</w:t>
+      </w:r>
+      <w:r>
+        <w:t xml:space="preserve"> </w:t>
+      </w:r>
+      <w:r>
+        <w:t xml:space="preserve">refuses a GPU that has not passed attestation (</w:t>
+      </w:r>
+      <w:r>
+        <w:rPr>
+          <w:rStyle w:val="VerbatimChar"/>
+        </w:rPr>
+        <w:t xml:space="preserve">ErrAttestationRequired</w:t>
+      </w:r>
+      <w:r>
+        <w:t xml:space="preserve">), even on the idempotent re-allocation path; injectable</w:t>
+      </w:r>
+      <w:r>
+        <w:t xml:space="preserve"> </w:t>
+      </w:r>
+      <w:r>
+        <w:rPr>
+          <w:rStyle w:val="VerbatimChar"/>
+        </w:rPr>
+        <w:t xml:space="preserve">ChutesAttestor</w:t>
+      </w:r>
+      <w:r>
+        <w:t xml:space="preserve"> </w:t>
+      </w:r>
+      <w:r>
+        <w:t xml:space="preserve">seam (HXC-1448).</w:t>
       </w:r>
     </w:p>
     <w:p>
@@ -4330,11 +4504,11 @@
         <w:pStyle w:val="Compact"/>
         <w:numPr>
           <w:ilvl w:val="1"/>
-          <w:numId w:val="1005"/>
-        </w:numPr>
-      </w:pPr>
-      <w:r>
-        <w:t xml:space="preserve">Wave 71 (5 units, subagent-driven, 5 parallel streams in disjoint packages, run concurrently with wave 70; closes 4 prior follow-ups):</w:t>
+          <w:numId w:val="1006"/>
+        </w:numPr>
+      </w:pPr>
+      <w:r>
+        <w:t xml:space="preserve">Wave 70 (5 units, subagent-driven, 5 parallel streams in disjoint packages, run concurrently with wave 71):</w:t>
       </w:r>
     </w:p>
     <w:p>
@@ -4349,28 +4523,40 @@
         <w:rPr>
           <w:rStyle w:val="VerbatimChar"/>
         </w:rPr>
-        <w:t xml:space="preserve">multiraft</w:t>
-      </w:r>
-      <w:r>
-        <w:t xml:space="preserve"> </w:t>
-      </w:r>
-      <w:r>
-        <w:t xml:space="preserve">— RaftTransport async-delivery safety: inbox handler Steps under the shard mutex, outbound messages deferred + flushed after unlock; a new async-transport</w:t>
-      </w:r>
-      <w:r>
-        <w:t xml:space="preserve"> </w:t>
-      </w:r>
-      <w:r>
-        <w:rPr>
-          <w:rStyle w:val="VerbatimChar"/>
-        </w:rPr>
-        <w:t xml:space="preserve">-race</w:t>
-      </w:r>
-      <w:r>
-        <w:t xml:space="preserve"> </w:t>
-      </w:r>
-      <w:r>
-        <w:t xml:space="preserve">test proves a goroutine-delivering transport is race-free and still commits (HXC-909).</w:t>
+        <w:t xml:space="preserve">provider/chutes</w:t>
+      </w:r>
+      <w:r>
+        <w:t xml:space="preserve"> </w:t>
+      </w:r>
+      <w:r>
+        <w:t xml:space="preserve">— OpenAI-compatible</w:t>
+      </w:r>
+      <w:r>
+        <w:t xml:space="preserve"> </w:t>
+      </w:r>
+      <w:r>
+        <w:rPr>
+          <w:rStyle w:val="VerbatimChar"/>
+        </w:rPr>
+        <w:t xml:space="preserve">/v1/chat/completions</w:t>
+      </w:r>
+      <w:r>
+        <w:t xml:space="preserve"> </w:t>
+      </w:r>
+      <w:r>
+        <w:t xml:space="preserve">provider (</w:t>
+      </w:r>
+      <w:r>
+        <w:rPr>
+          <w:rStyle w:val="VerbatimChar"/>
+        </w:rPr>
+        <w:t xml:space="preserve">cpk_</w:t>
+      </w:r>
+      <w:r>
+        <w:t xml:space="preserve"> </w:t>
+      </w:r>
+      <w:r>
+        <w:t xml:space="preserve">Bearer) with HTTP-429 retry+backoff; httptest proves retry-then-success, Bearer header, and typed errors (HXC-1510).</w:t>
       </w:r>
     </w:p>
     <w:p>
@@ -4385,43 +4571,67 @@
         <w:rPr>
           <w:rStyle w:val="VerbatimChar"/>
         </w:rPr>
-        <w:t xml:space="preserve">kraft</w:t>
-      </w:r>
-      <w:r>
-        <w:t xml:space="preserve"> </w:t>
-      </w:r>
-      <w:r>
-        <w:t xml:space="preserve">—</w:t>
-      </w:r>
-      <w:r>
-        <w:t xml:space="preserve"> </w:t>
-      </w:r>
-      <w:r>
-        <w:rPr>
-          <w:rStyle w:val="VerbatimChar"/>
-        </w:rPr>
-        <w:t xml:space="preserve">CreateTopic</w:t>
-      </w:r>
-      <w:r>
-        <w:t xml:space="preserve"> </w:t>
-      </w:r>
-      <w:r>
-        <w:t xml:space="preserve">returns</w:t>
-      </w:r>
-      <w:r>
-        <w:t xml:space="preserve"> </w:t>
-      </w:r>
-      <w:r>
-        <w:rPr>
-          <w:rStyle w:val="VerbatimChar"/>
-        </w:rPr>
-        <w:t xml:space="preserve">ErrTopicExists</w:t>
-      </w:r>
-      <w:r>
-        <w:t xml:space="preserve"> </w:t>
-      </w:r>
-      <w:r>
-        <w:t xml:space="preserve">on a conflicting re-create (different partition count); identical re-create stays idempotent (HXC-912).</w:t>
+        <w:t xml:space="preserve">pool</w:t>
+      </w:r>
+      <w:r>
+        <w:t xml:space="preserve"> </w:t>
+      </w:r>
+      <w:r>
+        <w:t xml:space="preserve">(additive</w:t>
+      </w:r>
+      <w:r>
+        <w:t xml:space="preserve"> </w:t>
+      </w:r>
+      <w:r>
+        <w:rPr>
+          <w:rStyle w:val="VerbatimChar"/>
+        </w:rPr>
+        <w:t xml:space="preserve">model.go</w:t>
+      </w:r>
+      <w:r>
+        <w:t xml:space="preserve">) —</w:t>
+      </w:r>
+      <w:r>
+        <w:t xml:space="preserve"> </w:t>
+      </w:r>
+      <w:r>
+        <w:rPr>
+          <w:rStyle w:val="VerbatimChar"/>
+        </w:rPr>
+        <w:t xml:space="preserve">GPUDevice</w:t>
+      </w:r>
+      <w:r>
+        <w:t xml:space="preserve">/</w:t>
+      </w:r>
+      <w:r>
+        <w:rPr>
+          <w:rStyle w:val="VerbatimChar"/>
+        </w:rPr>
+        <w:t xml:space="preserve">WorkloadSpec</w:t>
+      </w:r>
+      <w:r>
+        <w:t xml:space="preserve">/</w:t>
+      </w:r>
+      <w:r>
+        <w:rPr>
+          <w:rStyle w:val="VerbatimChar"/>
+        </w:rPr>
+        <w:t xml:space="preserve">GPUAllocation</w:t>
+      </w:r>
+      <w:r>
+        <w:t xml:space="preserve">/</w:t>
+      </w:r>
+      <w:r>
+        <w:rPr>
+          <w:rStyle w:val="VerbatimChar"/>
+        </w:rPr>
+        <w:t xml:space="preserve">PoolStatus</w:t>
+      </w:r>
+      <w:r>
+        <w:t xml:space="preserve"> </w:t>
+      </w:r>
+      <w:r>
+        <w:t xml:space="preserve">data model with snake_case JSON tags + round-trip/concurrency tests (HXC-1495).</w:t>
       </w:r>
     </w:p>
     <w:p>
@@ -4436,37 +4646,55 @@
         <w:rPr>
           <w:rStyle w:val="VerbatimChar"/>
         </w:rPr>
-        <w:t xml:space="preserve">porcupine</w:t>
-      </w:r>
-      <w:r>
-        <w:t xml:space="preserve"> </w:t>
-      </w:r>
-      <w:r>
-        <w:t xml:space="preserve">— WGL state-dedup memoization via</w:t>
-      </w:r>
-      <w:r>
-        <w:t xml:space="preserve"> </w:t>
-      </w:r>
-      <w:r>
-        <w:rPr>
-          <w:rStyle w:val="VerbatimChar"/>
-        </w:rPr>
-        <w:t xml:space="preserve">Model.Equal</w:t>
-      </w:r>
-      <w:r>
-        <w:t xml:space="preserve">: verdict-preserving pruning (memo fires on backtracking histories; identical PASS/FAIL + witness vs</w:t>
-      </w:r>
-      <w:r>
-        <w:t xml:space="preserve"> </w:t>
-      </w:r>
-      <w:r>
-        <w:rPr>
-          <w:rStyle w:val="VerbatimChar"/>
-        </w:rPr>
-        <w:t xml:space="preserve">Equal==nil</w:t>
-      </w:r>
-      <w:r>
-        <w:t xml:space="preserve">) (HXC-913).</w:t>
+        <w:t xml:space="preserve">quantization</w:t>
+      </w:r>
+      <w:r>
+        <w:t xml:space="preserve"> </w:t>
+      </w:r>
+      <w:r>
+        <w:t xml:space="preserve">(additive</w:t>
+      </w:r>
+      <w:r>
+        <w:t xml:space="preserve"> </w:t>
+      </w:r>
+      <w:r>
+        <w:rPr>
+          <w:rStyle w:val="VerbatimChar"/>
+        </w:rPr>
+        <w:t xml:space="preserve">awq.go</w:t>
+      </w:r>
+      <w:r>
+        <w:t xml:space="preserve">) — AWQ 4-bit default serving format +</w:t>
+      </w:r>
+      <w:r>
+        <w:t xml:space="preserve"> </w:t>
+      </w:r>
+      <w:r>
+        <w:rPr>
+          <w:rStyle w:val="VerbatimChar"/>
+        </w:rPr>
+        <w:t xml:space="preserve">EstimateVRAM</w:t>
+      </w:r>
+      <w:r>
+        <w:t xml:space="preserve"> </w:t>
+      </w:r>
+      <w:r>
+        <w:t xml:space="preserve">(~25% of fp16) + budget-aware</w:t>
+      </w:r>
+      <w:r>
+        <w:t xml:space="preserve"> </w:t>
+      </w:r>
+      <w:r>
+        <w:rPr>
+          <w:rStyle w:val="VerbatimChar"/>
+        </w:rPr>
+        <w:t xml:space="preserve">SelectFormat</w:t>
+      </w:r>
+      <w:r>
+        <w:t xml:space="preserve"> </w:t>
+      </w:r>
+      <w:r>
+        <w:t xml:space="preserve">preferring AWQ when fp16 won’t fit (HXC-1473).</w:t>
       </w:r>
     </w:p>
     <w:p>
@@ -4481,28 +4709,55 @@
         <w:rPr>
           <w:rStyle w:val="VerbatimChar"/>
         </w:rPr>
-        <w:t xml:space="preserve">chutes</w:t>
-      </w:r>
-      <w:r>
-        <w:t xml:space="preserve"> </w:t>
-      </w:r>
-      <w:r>
-        <w:t xml:space="preserve">—</w:t>
-      </w:r>
-      <w:r>
-        <w:t xml:space="preserve"> </w:t>
-      </w:r>
-      <w:r>
-        <w:rPr>
-          <w:rStyle w:val="VerbatimChar"/>
-        </w:rPr>
-        <w:t xml:space="preserve">StreamChannel</w:t>
-      </w:r>
-      <w:r>
-        <w:t xml:space="preserve"> </w:t>
-      </w:r>
-      <w:r>
-        <w:t xml:space="preserve">honors ctx cancellation on a blocked read (prompt channel close, no goroutine leak) and closes the owned reader (HXC-911).</w:t>
+        <w:t xml:space="preserve">internal/gateway</w:t>
+      </w:r>
+      <w:r>
+        <w:t xml:space="preserve"> </w:t>
+      </w:r>
+      <w:r>
+        <w:t xml:space="preserve">(additive</w:t>
+      </w:r>
+      <w:r>
+        <w:t xml:space="preserve"> </w:t>
+      </w:r>
+      <w:r>
+        <w:rPr>
+          <w:rStyle w:val="VerbatimChar"/>
+        </w:rPr>
+        <w:t xml:space="preserve">inference.go</w:t>
+      </w:r>
+      <w:r>
+        <w:t xml:space="preserve">) — inference route forwarding to an injectable Chutes client;</w:t>
+      </w:r>
+      <w:r>
+        <w:t xml:space="preserve"> </w:t>
+      </w:r>
+      <w:r>
+        <w:rPr>
+          <w:rStyle w:val="VerbatimChar"/>
+        </w:rPr>
+        <w:t xml:space="preserve">TEERequired</w:t>
+      </w:r>
+      <w:r>
+        <w:t xml:space="preserve"> </w:t>
+      </w:r>
+      <w:r>
+        <w:t xml:space="preserve">=&gt;</w:t>
+      </w:r>
+      <w:r>
+        <w:t xml:space="preserve"> </w:t>
+      </w:r>
+      <w:r>
+        <w:rPr>
+          <w:rStyle w:val="VerbatimChar"/>
+        </w:rPr>
+        <w:t xml:space="preserve">X-E2EE-Enabled</w:t>
+      </w:r>
+      <w:r>
+        <w:t xml:space="preserve"> </w:t>
+      </w:r>
+      <w:r>
+        <w:t xml:space="preserve">routing marker; client failure =&gt; 502 (HXC-1469).</w:t>
       </w:r>
     </w:p>
     <w:p>
@@ -4517,7 +4772,7 @@
         <w:rPr>
           <w:rStyle w:val="VerbatimChar"/>
         </w:rPr>
-        <w:t xml:space="preserve">marketplaceadapter</w:t>
+        <w:t xml:space="preserve">internal/gpu</w:t>
       </w:r>
       <w:r>
         <w:t xml:space="preserve"> </w:t>
@@ -4532,22 +4787,10 @@
         <w:rPr>
           <w:rStyle w:val="VerbatimChar"/>
         </w:rPr>
-        <w:t xml:space="preserve">akash.go</w:t>
-      </w:r>
-      <w:r>
-        <w:t xml:space="preserve">) — Akash (Cosmos/AKT) adapter over an injectable client: reverse-auction pricing, SDL submission, provider-reputation gate, registered in the</w:t>
-      </w:r>
-      <w:r>
-        <w:t xml:space="preserve"> </w:t>
-      </w:r>
-      <w:r>
-        <w:rPr>
-          <w:rStyle w:val="VerbatimChar"/>
-        </w:rPr>
-        <w:t xml:space="preserve">Name()</w:t>
-      </w:r>
-      <w:r>
-        <w:t xml:space="preserve">-dispatch Registry (HXC-1458).</w:t>
+        <w:t xml:space="preserve">mig.go</w:t>
+      </w:r>
+      <w:r>
+        <w:t xml:space="preserve">) — MIG profile management: standardized vGPU tiers (1g.10gb/2g.20gb/3g.40gb/7g.80gb), in-memory partitioning with oversubscription rejection + fixed-at-creation immutability (HXC-1449).</w:t>
       </w:r>
     </w:p>
     <w:p>
@@ -4555,11 +4798,11 @@
         <w:pStyle w:val="Compact"/>
         <w:numPr>
           <w:ilvl w:val="1"/>
-          <w:numId w:val="1005"/>
-        </w:numPr>
-      </w:pPr>
-      <w:r>
-        <w:t xml:space="preserve">Wave 72 (5 units, subagent-driven, 5 parallel streams in disjoint packages):</w:t>
+          <w:numId w:val="1006"/>
+        </w:numPr>
+      </w:pPr>
+      <w:r>
+        <w:t xml:space="preserve">Wave 71 (5 units, subagent-driven, 5 parallel streams in disjoint packages, run concurrently with wave 70; closes 4 prior follow-ups):</w:t>
       </w:r>
     </w:p>
     <w:p>
@@ -4574,25 +4817,28 @@
         <w:rPr>
           <w:rStyle w:val="VerbatimChar"/>
         </w:rPr>
-        <w:t xml:space="preserve">provider/runpod</w:t>
-      </w:r>
-      <w:r>
-        <w:t xml:space="preserve"> </w:t>
-      </w:r>
-      <w:r>
-        <w:t xml:space="preserve">— RunPodProvider (implements</w:t>
-      </w:r>
-      <w:r>
-        <w:t xml:space="preserve"> </w:t>
-      </w:r>
-      <w:r>
-        <w:rPr>
-          <w:rStyle w:val="VerbatimChar"/>
-        </w:rPr>
-        <w:t xml:space="preserve">pool.GPUProvider</w:t>
-      </w:r>
-      <w:r>
-        <w:t xml:space="preserve">) with a warm-pool fast path over an injectable client (HXC-1515).</w:t>
+        <w:t xml:space="preserve">multiraft</w:t>
+      </w:r>
+      <w:r>
+        <w:t xml:space="preserve"> </w:t>
+      </w:r>
+      <w:r>
+        <w:t xml:space="preserve">— RaftTransport async-delivery safety: inbox handler Steps under the shard mutex, outbound messages deferred + flushed after unlock; a new async-transport</w:t>
+      </w:r>
+      <w:r>
+        <w:t xml:space="preserve"> </w:t>
+      </w:r>
+      <w:r>
+        <w:rPr>
+          <w:rStyle w:val="VerbatimChar"/>
+        </w:rPr>
+        <w:t xml:space="preserve">-race</w:t>
+      </w:r>
+      <w:r>
+        <w:t xml:space="preserve"> </w:t>
+      </w:r>
+      <w:r>
+        <w:t xml:space="preserve">test proves a goroutine-delivering transport is race-free and still commits (HXC-909).</w:t>
       </w:r>
     </w:p>
     <w:p>
@@ -4607,13 +4853,43 @@
         <w:rPr>
           <w:rStyle w:val="VerbatimChar"/>
         </w:rPr>
-        <w:t xml:space="preserve">provider/aws</w:t>
-      </w:r>
-      <w:r>
-        <w:t xml:space="preserve"> </w:t>
-      </w:r>
-      <w:r>
-        <w:t xml:space="preserve">— AWSProvider EC2 Spot adapter over an injectable EC2-client interface (no aws-sdk dep): GPU model→instance-type selection (p5/p4de/g5), Spot+tags, TOCTOU-safe capacity gate (HXC-1516).</w:t>
+        <w:t xml:space="preserve">kraft</w:t>
+      </w:r>
+      <w:r>
+        <w:t xml:space="preserve"> </w:t>
+      </w:r>
+      <w:r>
+        <w:t xml:space="preserve">—</w:t>
+      </w:r>
+      <w:r>
+        <w:t xml:space="preserve"> </w:t>
+      </w:r>
+      <w:r>
+        <w:rPr>
+          <w:rStyle w:val="VerbatimChar"/>
+        </w:rPr>
+        <w:t xml:space="preserve">CreateTopic</w:t>
+      </w:r>
+      <w:r>
+        <w:t xml:space="preserve"> </w:t>
+      </w:r>
+      <w:r>
+        <w:t xml:space="preserve">returns</w:t>
+      </w:r>
+      <w:r>
+        <w:t xml:space="preserve"> </w:t>
+      </w:r>
+      <w:r>
+        <w:rPr>
+          <w:rStyle w:val="VerbatimChar"/>
+        </w:rPr>
+        <w:t xml:space="preserve">ErrTopicExists</w:t>
+      </w:r>
+      <w:r>
+        <w:t xml:space="preserve"> </w:t>
+      </w:r>
+      <w:r>
+        <w:t xml:space="preserve">on a conflicting re-create (different partition count); identical re-create stays idempotent (HXC-912).</w:t>
       </w:r>
     </w:p>
     <w:p>
@@ -4628,25 +4904,37 @@
         <w:rPr>
           <w:rStyle w:val="VerbatimChar"/>
         </w:rPr>
-        <w:t xml:space="preserve">scheduler</w:t>
-      </w:r>
-      <w:r>
-        <w:t xml:space="preserve"> </w:t>
-      </w:r>
-      <w:r>
-        <w:t xml:space="preserve">(additive</w:t>
-      </w:r>
-      <w:r>
-        <w:t xml:space="preserve"> </w:t>
-      </w:r>
-      <w:r>
-        <w:rPr>
-          <w:rStyle w:val="VerbatimChar"/>
-        </w:rPr>
-        <w:t xml:space="preserve">tier_filter.go</w:t>
-      </w:r>
-      <w:r>
-        <w:t xml:space="preserve">) — GPUTier-aware filter predicate: hard-exclude disallowed tiers + preference scoring, composes with the existing count filter, fails closed on a nil predicate (HXC-1534).</w:t>
+        <w:t xml:space="preserve">porcupine</w:t>
+      </w:r>
+      <w:r>
+        <w:t xml:space="preserve"> </w:t>
+      </w:r>
+      <w:r>
+        <w:t xml:space="preserve">— WGL state-dedup memoization via</w:t>
+      </w:r>
+      <w:r>
+        <w:t xml:space="preserve"> </w:t>
+      </w:r>
+      <w:r>
+        <w:rPr>
+          <w:rStyle w:val="VerbatimChar"/>
+        </w:rPr>
+        <w:t xml:space="preserve">Model.Equal</w:t>
+      </w:r>
+      <w:r>
+        <w:t xml:space="preserve">: verdict-preserving pruning (memo fires on backtracking histories; identical PASS/FAIL + witness vs</w:t>
+      </w:r>
+      <w:r>
+        <w:t xml:space="preserve"> </w:t>
+      </w:r>
+      <w:r>
+        <w:rPr>
+          <w:rStyle w:val="VerbatimChar"/>
+        </w:rPr>
+        <w:t xml:space="preserve">Equal==nil</w:t>
+      </w:r>
+      <w:r>
+        <w:t xml:space="preserve">) (HXC-913).</w:t>
       </w:r>
     </w:p>
     <w:p>
@@ -4661,52 +4949,28 @@
         <w:rPr>
           <w:rStyle w:val="VerbatimChar"/>
         </w:rPr>
-        <w:t xml:space="preserve">provider/chutes</w:t>
-      </w:r>
-      <w:r>
-        <w:t xml:space="preserve"> </w:t>
-      </w:r>
-      <w:r>
-        <w:t xml:space="preserve">— ctx-interruptible 429 backoff (select vs</w:t>
-      </w:r>
-      <w:r>
-        <w:t xml:space="preserve"> </w:t>
-      </w:r>
-      <w:r>
-        <w:rPr>
-          <w:rStyle w:val="VerbatimChar"/>
-        </w:rPr>
-        <w:t xml:space="preserve">ctx.Done()</w:t>
-      </w:r>
-      <w:r>
-        <w:t xml:space="preserve">) + honors</w:t>
-      </w:r>
-      <w:r>
-        <w:t xml:space="preserve"> </w:t>
-      </w:r>
-      <w:r>
-        <w:rPr>
-          <w:rStyle w:val="VerbatimChar"/>
-        </w:rPr>
-        <w:t xml:space="preserve">Retry-After</w:t>
-      </w:r>
-      <w:r>
-        <w:t xml:space="preserve"> </w:t>
-      </w:r>
-      <w:r>
-        <w:t xml:space="preserve">(delta-seconds/HTTP-date,</w:t>
-      </w:r>
-      <w:r>
-        <w:t xml:space="preserve"> </w:t>
-      </w:r>
-      <w:r>
-        <w:rPr>
-          <w:rStyle w:val="VerbatimChar"/>
-        </w:rPr>
-        <w:t xml:space="preserve">max(hint,backoff)</w:t>
-      </w:r>
-      <w:r>
-        <w:t xml:space="preserve">) (HXC-916, closing a wave-70 follow-up).</w:t>
+        <w:t xml:space="preserve">chutes</w:t>
+      </w:r>
+      <w:r>
+        <w:t xml:space="preserve"> </w:t>
+      </w:r>
+      <w:r>
+        <w:t xml:space="preserve">—</w:t>
+      </w:r>
+      <w:r>
+        <w:t xml:space="preserve"> </w:t>
+      </w:r>
+      <w:r>
+        <w:rPr>
+          <w:rStyle w:val="VerbatimChar"/>
+        </w:rPr>
+        <w:t xml:space="preserve">StreamChannel</w:t>
+      </w:r>
+      <w:r>
+        <w:t xml:space="preserve"> </w:t>
+      </w:r>
+      <w:r>
+        <w:t xml:space="preserve">honors ctx cancellation on a blocked read (prompt channel close, no goroutine leak) and closes the owned reader (HXC-911).</w:t>
       </w:r>
     </w:p>
     <w:p>
@@ -4721,7 +4985,7 @@
         <w:rPr>
           <w:rStyle w:val="VerbatimChar"/>
         </w:rPr>
-        <w:t xml:space="preserve">grafanadash</w:t>
+        <w:t xml:space="preserve">marketplaceadapter</w:t>
       </w:r>
       <w:r>
         <w:t xml:space="preserve"> </w:t>
@@ -4736,31 +5000,22 @@
         <w:rPr>
           <w:rStyle w:val="VerbatimChar"/>
         </w:rPr>
-        <w:t xml:space="preserve">tiercost_dash.go</w:t>
-      </w:r>
-      <w:r>
-        <w:t xml:space="preserve">) — Phase-8B tier-utilization + cost dashboard generator (panels target</w:t>
-      </w:r>
-      <w:r>
-        <w:t xml:space="preserve"> </w:t>
-      </w:r>
-      <w:r>
-        <w:rPr>
-          <w:rStyle w:val="VerbatimChar"/>
-        </w:rPr>
-        <w:t xml:space="preserve">gpu_tier_utilization</w:t>
-      </w:r>
-      <w:r>
-        <w:t xml:space="preserve">/</w:t>
-      </w:r>
-      <w:r>
-        <w:rPr>
-          <w:rStyle w:val="VerbatimChar"/>
-        </w:rPr>
-        <w:t xml:space="preserve">gpu_cost_per_hour</w:t>
-      </w:r>
-      <w:r>
-        <w:t xml:space="preserve">), valid + deterministic (HXC-1551).</w:t>
+        <w:t xml:space="preserve">akash.go</w:t>
+      </w:r>
+      <w:r>
+        <w:t xml:space="preserve">) — Akash (Cosmos/AKT) adapter over an injectable client: reverse-auction pricing, SDL submission, provider-reputation gate, registered in the</w:t>
+      </w:r>
+      <w:r>
+        <w:t xml:space="preserve"> </w:t>
+      </w:r>
+      <w:r>
+        <w:rPr>
+          <w:rStyle w:val="VerbatimChar"/>
+        </w:rPr>
+        <w:t xml:space="preserve">Name()</w:t>
+      </w:r>
+      <w:r>
+        <w:t xml:space="preserve">-dispatch Registry (HXC-1458).</w:t>
       </w:r>
     </w:p>
     <w:p>
@@ -4768,11 +5023,11 @@
         <w:pStyle w:val="Compact"/>
         <w:numPr>
           <w:ilvl w:val="1"/>
-          <w:numId w:val="1005"/>
-        </w:numPr>
-      </w:pPr>
-      <w:r>
-        <w:t xml:space="preserve">Wave 73 (5 units, subagent-driven, 5 parallel streams in disjoint packages; impl→spec-review→quality-review + independent build/vet/-race/mutation gate):</w:t>
+          <w:numId w:val="1006"/>
+        </w:numPr>
+      </w:pPr>
+      <w:r>
+        <w:t xml:space="preserve">Wave 72 (5 units, subagent-driven, 5 parallel streams in disjoint packages):</w:t>
       </w:r>
     </w:p>
     <w:p>
@@ -4787,13 +5042,13 @@
         <w:rPr>
           <w:rStyle w:val="VerbatimChar"/>
         </w:rPr>
-        <w:t xml:space="preserve">provider/ionet</w:t>
-      </w:r>
-      <w:r>
-        <w:t xml:space="preserve"> </w:t>
-      </w:r>
-      <w:r>
-        <w:t xml:space="preserve">— IONetProvider over the io.net REST API (implements</w:t>
+        <w:t xml:space="preserve">provider/runpod</w:t>
+      </w:r>
+      <w:r>
+        <w:t xml:space="preserve"> </w:t>
+      </w:r>
+      <w:r>
+        <w:t xml:space="preserve">— RunPodProvider (implements</w:t>
       </w:r>
       <w:r>
         <w:t xml:space="preserve"> </w:t>
@@ -4805,67 +5060,7 @@
         <w:t xml:space="preserve">pool.GPUProvider</w:t>
       </w:r>
       <w:r>
-        <w:t xml:space="preserve">, injectable base URL +</w:t>
-      </w:r>
-      <w:r>
-        <w:t xml:space="preserve"> </w:t>
-      </w:r>
-      <w:r>
-        <w:rPr>
-          <w:rStyle w:val="VerbatimChar"/>
-        </w:rPr>
-        <w:t xml:space="preserve">*http.Client</w:t>
-      </w:r>
-      <w:r>
-        <w:t xml:space="preserve"> </w:t>
-      </w:r>
-      <w:r>
-        <w:t xml:space="preserve">+ bearer):</w:t>
-      </w:r>
-      <w:r>
-        <w:t xml:space="preserve"> </w:t>
-      </w:r>
-      <w:r>
-        <w:rPr>
-          <w:rStyle w:val="VerbatimChar"/>
-        </w:rPr>
-        <w:t xml:space="preserve">DeployCluster</w:t>
-      </w:r>
-      <w:r>
-        <w:t xml:space="preserve"> </w:t>
-      </w:r>
-      <w:r>
-        <w:t xml:space="preserve">returns the backend-minted cluster run-UUID (parsed, never fabricated),</w:t>
-      </w:r>
-      <w:r>
-        <w:t xml:space="preserve"> </w:t>
-      </w:r>
-      <w:r>
-        <w:rPr>
-          <w:rStyle w:val="VerbatimChar"/>
-        </w:rPr>
-        <w:t xml:space="preserve">HealthCheck</w:t>
-      </w:r>
-      <w:r>
-        <w:t xml:space="preserve"> </w:t>
-      </w:r>
-      <w:r>
-        <w:t xml:space="preserve">derives healthy state, concurrency-safe reserve-under-lock capacity gate; closure proven against a</w:t>
-      </w:r>
-      <w:r>
-        <w:t xml:space="preserve"> </w:t>
-      </w:r>
-      <w:r>
-        <w:rPr>
-          <w:rStyle w:val="VerbatimChar"/>
-        </w:rPr>
-        <w:t xml:space="preserve">net/http/httptest</w:t>
-      </w:r>
-      <w:r>
-        <w:t xml:space="preserve"> </w:t>
-      </w:r>
-      <w:r>
-        <w:t xml:space="preserve">io.net backend (HXC-1514).</w:t>
+        <w:t xml:space="preserve">) with a warm-pool fast path over an injectable client (HXC-1515).</w:t>
       </w:r>
     </w:p>
     <w:p>
@@ -4880,28 +5075,13 @@
         <w:rPr>
           <w:rStyle w:val="VerbatimChar"/>
         </w:rPr>
-        <w:t xml:space="preserve">gitops</w:t>
-      </w:r>
-      <w:r>
-        <w:t xml:space="preserve"> </w:t>
-      </w:r>
-      <w:r>
-        <w:t xml:space="preserve">— ArgoCD ApplicationSet federation client: matrix generator expands one Application per cell,</w:t>
-      </w:r>
-      <w:r>
-        <w:t xml:space="preserve"> </w:t>
-      </w:r>
-      <w:r>
-        <w:rPr>
-          <w:rStyle w:val="VerbatimChar"/>
-        </w:rPr>
-        <w:t xml:space="preserve">syncPolicy</w:t>
-      </w:r>
-      <w:r>
-        <w:t xml:space="preserve"> </w:t>
-      </w:r>
-      <w:r>
-        <w:t xml:space="preserve">prune+selfHeal, RollingSync canary→tier-2 (50%)→tier-1 (25%) ordering, drift/prune detection; logic proven vs an httptest ArgoCD, strictly-live UI capture honestly skipped (follow-up HXC-922) (HXC-1367).</w:t>
+        <w:t xml:space="preserve">provider/aws</w:t>
+      </w:r>
+      <w:r>
+        <w:t xml:space="preserve"> </w:t>
+      </w:r>
+      <w:r>
+        <w:t xml:space="preserve">— AWSProvider EC2 Spot adapter over an injectable EC2-client interface (no aws-sdk dep): GPU model→instance-type selection (p5/p4de/g5), Spot+tags, TOCTOU-safe capacity gate (HXC-1516).</w:t>
       </w:r>
     </w:p>
     <w:p>
@@ -4916,13 +5096,25 @@
         <w:rPr>
           <w:rStyle w:val="VerbatimChar"/>
         </w:rPr>
-        <w:t xml:space="preserve">internal/federation</w:t>
-      </w:r>
-      <w:r>
-        <w:t xml:space="preserve"> </w:t>
-      </w:r>
-      <w:r>
-        <w:t xml:space="preserve">— Karmada PropagationPolicy + OverridePolicy engine (CRs modeled as Go structs → YAML, no client-go dep) with constraint-aware (data-locality/latency/cost/compliance) two-level cell selection and failover reselect; deterministic failover proven via in-process FakeHub, live Karmada &lt;60s capture honestly skipped (follow-up HXC-924) (HXC-1364).</w:t>
+        <w:t xml:space="preserve">scheduler</w:t>
+      </w:r>
+      <w:r>
+        <w:t xml:space="preserve"> </w:t>
+      </w:r>
+      <w:r>
+        <w:t xml:space="preserve">(additive</w:t>
+      </w:r>
+      <w:r>
+        <w:t xml:space="preserve"> </w:t>
+      </w:r>
+      <w:r>
+        <w:rPr>
+          <w:rStyle w:val="VerbatimChar"/>
+        </w:rPr>
+        <w:t xml:space="preserve">tier_filter.go</w:t>
+      </w:r>
+      <w:r>
+        <w:t xml:space="preserve">) — GPUTier-aware filter predicate: hard-exclude disallowed tiers + preference scoring, composes with the existing count filter, fails closed on a nil predicate (HXC-1534).</w:t>
       </w:r>
     </w:p>
     <w:p>
@@ -4937,25 +5129,52 @@
         <w:rPr>
           <w:rStyle w:val="VerbatimChar"/>
         </w:rPr>
-        <w:t xml:space="preserve">health</w:t>
-      </w:r>
-      <w:r>
-        <w:t xml:space="preserve"> </w:t>
-      </w:r>
-      <w:r>
-        <w:t xml:space="preserve">(additive</w:t>
-      </w:r>
-      <w:r>
-        <w:t xml:space="preserve"> </w:t>
-      </w:r>
-      <w:r>
-        <w:rPr>
-          <w:rStyle w:val="VerbatimChar"/>
-        </w:rPr>
-        <w:t xml:space="preserve">miner.go</w:t>
-      </w:r>
-      <w:r>
-        <w:t xml:space="preserve">) — miner-api + GraVal bootstrap DaemonSet dependency checks wired into the health rollup, naming the specific failing check; healthy→unhealthy delta proven against an httptest miner-api (HXC-1484).</w:t>
+        <w:t xml:space="preserve">provider/chutes</w:t>
+      </w:r>
+      <w:r>
+        <w:t xml:space="preserve"> </w:t>
+      </w:r>
+      <w:r>
+        <w:t xml:space="preserve">— ctx-interruptible 429 backoff (select vs</w:t>
+      </w:r>
+      <w:r>
+        <w:t xml:space="preserve"> </w:t>
+      </w:r>
+      <w:r>
+        <w:rPr>
+          <w:rStyle w:val="VerbatimChar"/>
+        </w:rPr>
+        <w:t xml:space="preserve">ctx.Done()</w:t>
+      </w:r>
+      <w:r>
+        <w:t xml:space="preserve">) + honors</w:t>
+      </w:r>
+      <w:r>
+        <w:t xml:space="preserve"> </w:t>
+      </w:r>
+      <w:r>
+        <w:rPr>
+          <w:rStyle w:val="VerbatimChar"/>
+        </w:rPr>
+        <w:t xml:space="preserve">Retry-After</w:t>
+      </w:r>
+      <w:r>
+        <w:t xml:space="preserve"> </w:t>
+      </w:r>
+      <w:r>
+        <w:t xml:space="preserve">(delta-seconds/HTTP-date,</w:t>
+      </w:r>
+      <w:r>
+        <w:t xml:space="preserve"> </w:t>
+      </w:r>
+      <w:r>
+        <w:rPr>
+          <w:rStyle w:val="VerbatimChar"/>
+        </w:rPr>
+        <w:t xml:space="preserve">max(hint,backoff)</w:t>
+      </w:r>
+      <w:r>
+        <w:t xml:space="preserve">) (HXC-916, closing a wave-70 follow-up).</w:t>
       </w:r>
     </w:p>
     <w:p>
@@ -4970,6 +5189,255 @@
         <w:rPr>
           <w:rStyle w:val="VerbatimChar"/>
         </w:rPr>
+        <w:t xml:space="preserve">grafanadash</w:t>
+      </w:r>
+      <w:r>
+        <w:t xml:space="preserve"> </w:t>
+      </w:r>
+      <w:r>
+        <w:t xml:space="preserve">(additive</w:t>
+      </w:r>
+      <w:r>
+        <w:t xml:space="preserve"> </w:t>
+      </w:r>
+      <w:r>
+        <w:rPr>
+          <w:rStyle w:val="VerbatimChar"/>
+        </w:rPr>
+        <w:t xml:space="preserve">tiercost_dash.go</w:t>
+      </w:r>
+      <w:r>
+        <w:t xml:space="preserve">) — Phase-8B tier-utilization + cost dashboard generator (panels target</w:t>
+      </w:r>
+      <w:r>
+        <w:t xml:space="preserve"> </w:t>
+      </w:r>
+      <w:r>
+        <w:rPr>
+          <w:rStyle w:val="VerbatimChar"/>
+        </w:rPr>
+        <w:t xml:space="preserve">gpu_tier_utilization</w:t>
+      </w:r>
+      <w:r>
+        <w:t xml:space="preserve">/</w:t>
+      </w:r>
+      <w:r>
+        <w:rPr>
+          <w:rStyle w:val="VerbatimChar"/>
+        </w:rPr>
+        <w:t xml:space="preserve">gpu_cost_per_hour</w:t>
+      </w:r>
+      <w:r>
+        <w:t xml:space="preserve">), valid + deterministic (HXC-1551).</w:t>
+      </w:r>
+    </w:p>
+    <w:p>
+      <w:pPr>
+        <w:pStyle w:val="Compact"/>
+        <w:numPr>
+          <w:ilvl w:val="1"/>
+          <w:numId w:val="1006"/>
+        </w:numPr>
+      </w:pPr>
+      <w:r>
+        <w:t xml:space="preserve">Wave 73 (5 units, subagent-driven, 5 parallel streams in disjoint packages; impl→spec-review→quality-review + independent build/vet/-race/mutation gate):</w:t>
+      </w:r>
+    </w:p>
+    <w:p>
+      <w:pPr>
+        <w:pStyle w:val="Compact"/>
+        <w:numPr>
+          <w:ilvl w:val="2"/>
+          <w:numId w:val="1014"/>
+        </w:numPr>
+      </w:pPr>
+      <w:r>
+        <w:rPr>
+          <w:rStyle w:val="VerbatimChar"/>
+        </w:rPr>
+        <w:t xml:space="preserve">provider/ionet</w:t>
+      </w:r>
+      <w:r>
+        <w:t xml:space="preserve"> </w:t>
+      </w:r>
+      <w:r>
+        <w:t xml:space="preserve">— IONetProvider over the io.net REST API (implements</w:t>
+      </w:r>
+      <w:r>
+        <w:t xml:space="preserve"> </w:t>
+      </w:r>
+      <w:r>
+        <w:rPr>
+          <w:rStyle w:val="VerbatimChar"/>
+        </w:rPr>
+        <w:t xml:space="preserve">pool.GPUProvider</w:t>
+      </w:r>
+      <w:r>
+        <w:t xml:space="preserve">, injectable base URL +</w:t>
+      </w:r>
+      <w:r>
+        <w:t xml:space="preserve"> </w:t>
+      </w:r>
+      <w:r>
+        <w:rPr>
+          <w:rStyle w:val="VerbatimChar"/>
+        </w:rPr>
+        <w:t xml:space="preserve">*http.Client</w:t>
+      </w:r>
+      <w:r>
+        <w:t xml:space="preserve"> </w:t>
+      </w:r>
+      <w:r>
+        <w:t xml:space="preserve">+ bearer):</w:t>
+      </w:r>
+      <w:r>
+        <w:t xml:space="preserve"> </w:t>
+      </w:r>
+      <w:r>
+        <w:rPr>
+          <w:rStyle w:val="VerbatimChar"/>
+        </w:rPr>
+        <w:t xml:space="preserve">DeployCluster</w:t>
+      </w:r>
+      <w:r>
+        <w:t xml:space="preserve"> </w:t>
+      </w:r>
+      <w:r>
+        <w:t xml:space="preserve">returns the backend-minted cluster run-UUID (parsed, never fabricated),</w:t>
+      </w:r>
+      <w:r>
+        <w:t xml:space="preserve"> </w:t>
+      </w:r>
+      <w:r>
+        <w:rPr>
+          <w:rStyle w:val="VerbatimChar"/>
+        </w:rPr>
+        <w:t xml:space="preserve">HealthCheck</w:t>
+      </w:r>
+      <w:r>
+        <w:t xml:space="preserve"> </w:t>
+      </w:r>
+      <w:r>
+        <w:t xml:space="preserve">derives healthy state, concurrency-safe reserve-under-lock capacity gate; closure proven against a</w:t>
+      </w:r>
+      <w:r>
+        <w:t xml:space="preserve"> </w:t>
+      </w:r>
+      <w:r>
+        <w:rPr>
+          <w:rStyle w:val="VerbatimChar"/>
+        </w:rPr>
+        <w:t xml:space="preserve">net/http/httptest</w:t>
+      </w:r>
+      <w:r>
+        <w:t xml:space="preserve"> </w:t>
+      </w:r>
+      <w:r>
+        <w:t xml:space="preserve">io.net backend (HXC-1514).</w:t>
+      </w:r>
+    </w:p>
+    <w:p>
+      <w:pPr>
+        <w:pStyle w:val="Compact"/>
+        <w:numPr>
+          <w:ilvl w:val="2"/>
+          <w:numId w:val="1014"/>
+        </w:numPr>
+      </w:pPr>
+      <w:r>
+        <w:rPr>
+          <w:rStyle w:val="VerbatimChar"/>
+        </w:rPr>
+        <w:t xml:space="preserve">gitops</w:t>
+      </w:r>
+      <w:r>
+        <w:t xml:space="preserve"> </w:t>
+      </w:r>
+      <w:r>
+        <w:t xml:space="preserve">— ArgoCD ApplicationSet federation client: matrix generator expands one Application per cell,</w:t>
+      </w:r>
+      <w:r>
+        <w:t xml:space="preserve"> </w:t>
+      </w:r>
+      <w:r>
+        <w:rPr>
+          <w:rStyle w:val="VerbatimChar"/>
+        </w:rPr>
+        <w:t xml:space="preserve">syncPolicy</w:t>
+      </w:r>
+      <w:r>
+        <w:t xml:space="preserve"> </w:t>
+      </w:r>
+      <w:r>
+        <w:t xml:space="preserve">prune+selfHeal, RollingSync canary→tier-2 (50%)→tier-1 (25%) ordering, drift/prune detection; logic proven vs an httptest ArgoCD, strictly-live UI capture honestly skipped (follow-up HXC-922) (HXC-1367).</w:t>
+      </w:r>
+    </w:p>
+    <w:p>
+      <w:pPr>
+        <w:pStyle w:val="Compact"/>
+        <w:numPr>
+          <w:ilvl w:val="2"/>
+          <w:numId w:val="1014"/>
+        </w:numPr>
+      </w:pPr>
+      <w:r>
+        <w:rPr>
+          <w:rStyle w:val="VerbatimChar"/>
+        </w:rPr>
+        <w:t xml:space="preserve">internal/federation</w:t>
+      </w:r>
+      <w:r>
+        <w:t xml:space="preserve"> </w:t>
+      </w:r>
+      <w:r>
+        <w:t xml:space="preserve">— Karmada PropagationPolicy + OverridePolicy engine (CRs modeled as Go structs → YAML, no client-go dep) with constraint-aware (data-locality/latency/cost/compliance) two-level cell selection and failover reselect; deterministic failover proven via in-process FakeHub, live Karmada &lt;60s capture honestly skipped (follow-up HXC-924) (HXC-1364).</w:t>
+      </w:r>
+    </w:p>
+    <w:p>
+      <w:pPr>
+        <w:pStyle w:val="Compact"/>
+        <w:numPr>
+          <w:ilvl w:val="2"/>
+          <w:numId w:val="1014"/>
+        </w:numPr>
+      </w:pPr>
+      <w:r>
+        <w:rPr>
+          <w:rStyle w:val="VerbatimChar"/>
+        </w:rPr>
+        <w:t xml:space="preserve">health</w:t>
+      </w:r>
+      <w:r>
+        <w:t xml:space="preserve"> </w:t>
+      </w:r>
+      <w:r>
+        <w:t xml:space="preserve">(additive</w:t>
+      </w:r>
+      <w:r>
+        <w:t xml:space="preserve"> </w:t>
+      </w:r>
+      <w:r>
+        <w:rPr>
+          <w:rStyle w:val="VerbatimChar"/>
+        </w:rPr>
+        <w:t xml:space="preserve">miner.go</w:t>
+      </w:r>
+      <w:r>
+        <w:t xml:space="preserve">) — miner-api + GraVal bootstrap DaemonSet dependency checks wired into the health rollup, naming the specific failing check; healthy→unhealthy delta proven against an httptest miner-api (HXC-1484).</w:t>
+      </w:r>
+    </w:p>
+    <w:p>
+      <w:pPr>
+        <w:pStyle w:val="Compact"/>
+        <w:numPr>
+          <w:ilvl w:val="2"/>
+          <w:numId w:val="1014"/>
+        </w:numPr>
+      </w:pPr>
+      <w:r>
+        <w:rPr>
+          <w:rStyle w:val="VerbatimChar"/>
+        </w:rPr>
         <w:t xml:space="preserve">discovery</w:t>
       </w:r>
       <w:r>
@@ -5038,7 +5506,7 @@
         <w:pStyle w:val="Compact"/>
         <w:numPr>
           <w:ilvl w:val="2"/>
-          <w:numId w:val="1013"/>
+          <w:numId w:val="1014"/>
         </w:numPr>
       </w:pPr>
       <w:r>
@@ -5334,7 +5802,7 @@
         <w:pStyle w:val="Compact"/>
         <w:numPr>
           <w:ilvl w:val="0"/>
-          <w:numId w:val="1014"/>
+          <w:numId w:val="1015"/>
         </w:numPr>
       </w:pPr>
       <w:r>
@@ -5391,7 +5859,7 @@
         <w:pStyle w:val="Compact"/>
         <w:numPr>
           <w:ilvl w:val="0"/>
-          <w:numId w:val="1015"/>
+          <w:numId w:val="1016"/>
         </w:numPr>
       </w:pPr>
       <w:r>
@@ -5660,6 +6128,9 @@
     <w:abstractNumId w:val="991"/>
   </w:num>
   <w:num w:numId="1015">
+    <w:abstractNumId w:val="991"/>
+  </w:num>
+  <w:num w:numId="1016">
     <w:abstractNumId w:val="991"/>
   </w:num>
 </w:numbering>

--- a/docs/export/CHANGELOG.docx
+++ b/docs/export/CHANGELOG.docx
@@ -100,7 +100,7 @@
           <w:b/>
           <w:bCs/>
         </w:rPr>
-        <w:t xml:space="preserve">Wave 78 — 4 disjoint host-closeable streams + a cross-platform SELinux fix (all conductor-gated build/vet/-race + load-bearing mutation bite, not agent self-reports):</w:t>
+        <w:t xml:space="preserve">Wave 79 — 2 bounded host-closeable fixes (conductor-gated build/vet/-race + load-bearing mutation bite):</w:t>
       </w:r>
     </w:p>
     <w:p>
@@ -115,76 +115,85 @@
         <w:rPr>
           <w:rStyle w:val="VerbatimChar"/>
         </w:rPr>
-        <w:t xml:space="preserve">internal/console</w:t>
-      </w:r>
-      <w:r>
-        <w:t xml:space="preserve"> </w:t>
-      </w:r>
-      <w:r>
-        <w:t xml:space="preserve">— fixture-driven device-classification hardening:</w:t>
-      </w:r>
-      <w:r>
-        <w:t xml:space="preserve"> </w:t>
-      </w:r>
-      <w:r>
-        <w:rPr>
-          <w:rStyle w:val="VerbatimChar"/>
-        </w:rPr>
-        <w:t xml:space="preserve">testdata/</w:t>
-      </w:r>
-      <w:r>
-        <w:t xml:space="preserve"> </w:t>
-      </w:r>
-      <w:r>
-        <w:rPr>
-          <w:rStyle w:val="VerbatimChar"/>
-        </w:rPr>
-        <w:t xml:space="preserve">/proc</w:t>
-      </w:r>
-      <w:r>
-        <w:t xml:space="preserve">+</w:t>
-      </w:r>
-      <w:r>
-        <w:rPr>
-          <w:rStyle w:val="VerbatimChar"/>
-        </w:rPr>
-        <w:t xml:space="preserve">device-tree</w:t>
-      </w:r>
-      <w:r>
-        <w:t xml:space="preserve"> </w:t>
-      </w:r>
-      <w:r>
-        <w:t xml:space="preserve">trees for 6 device classes (PS4/PS5/x86-server/RK3588/Raspberry-Pi/generic) with exact-label table assertions; mutating the PS5 zen-2 SoC-match row flips</w:t>
-      </w:r>
-      <w:r>
-        <w:t xml:space="preserve"> </w:t>
-      </w:r>
-      <w:r>
-        <w:rPr>
-          <w:rStyle w:val="VerbatimChar"/>
-        </w:rPr>
-        <w:t xml:space="preserve">ps5_zen2</w:t>
-      </w:r>
-      <w:r>
-        <w:t xml:space="preserve"> </w:t>
-      </w:r>
-      <w:r>
-        <w:t xml:space="preserve">and fails the test. Non-console classes still classify</w:t>
-      </w:r>
-      <w:r>
-        <w:t xml:space="preserve"> </w:t>
-      </w:r>
-      <w:r>
-        <w:rPr>
-          <w:rStyle w:val="VerbatimChar"/>
-        </w:rPr>
-        <w:t xml:space="preserve">Unknown</w:t>
-      </w:r>
-      <w:r>
-        <w:t xml:space="preserve"> </w:t>
-      </w:r>
-      <w:r>
-        <w:t xml:space="preserve">today (positive labels tracked HXC-1624) (HXC-1158).</w:t>
+        <w:t xml:space="preserve">pkg/multiraft</w:t>
+      </w:r>
+      <w:r>
+        <w:t xml:space="preserve"> </w:t>
+      </w:r>
+      <w:r>
+        <w:t xml:space="preserve">— the durability persist-error is now observable through a PUBLIC seam: a registerable</w:t>
+      </w:r>
+      <w:r>
+        <w:t xml:space="preserve"> </w:t>
+      </w:r>
+      <w:r>
+        <w:rPr>
+          <w:rStyle w:val="VerbatimChar"/>
+        </w:rPr>
+        <w:t xml:space="preserve">OnPersistError</w:t>
+      </w:r>
+      <w:r>
+        <w:t xml:space="preserve"> </w:t>
+      </w:r>
+      <w:r>
+        <w:t xml:space="preserve">hook (+</w:t>
+      </w:r>
+      <w:r>
+        <w:t xml:space="preserve"> </w:t>
+      </w:r>
+      <w:r>
+        <w:rPr>
+          <w:rStyle w:val="VerbatimChar"/>
+        </w:rPr>
+        <w:t xml:space="preserve">LastPersistError</w:t>
+      </w:r>
+      <w:r>
+        <w:t xml:space="preserve"> </w:t>
+      </w:r>
+      <w:r>
+        <w:t xml:space="preserve">accessor) fires with the shard id + error from the same Ready-loop path that parks the un-persisted</w:t>
+      </w:r>
+      <w:r>
+        <w:t xml:space="preserve"> </w:t>
+      </w:r>
+      <w:r>
+        <w:rPr>
+          <w:rStyle w:val="VerbatimChar"/>
+        </w:rPr>
+        <w:t xml:space="preserve">Ready</w:t>
+      </w:r>
+      <w:r>
+        <w:t xml:space="preserve"> </w:t>
+      </w:r>
+      <w:r>
+        <w:t xml:space="preserve">and skips</w:t>
+      </w:r>
+      <w:r>
+        <w:t xml:space="preserve"> </w:t>
+      </w:r>
+      <w:r>
+        <w:rPr>
+          <w:rStyle w:val="VerbatimChar"/>
+        </w:rPr>
+        <w:t xml:space="preserve">Advance</w:t>
+      </w:r>
+      <w:r>
+        <w:t xml:space="preserve"> </w:t>
+      </w:r>
+      <w:r>
+        <w:t xml:space="preserve">(HXC-917); previously the fault was only</w:t>
+      </w:r>
+      <w:r>
+        <w:t xml:space="preserve"> </w:t>
+      </w:r>
+      <w:r>
+        <w:rPr>
+          <w:rStyle w:val="VerbatimChar"/>
+        </w:rPr>
+        <w:t xml:space="preserve">log.Printf</w:t>
+      </w:r>
+      <w:r>
+        <w:t xml:space="preserve">’d. Nil hook = prior behavior (HXC-927).</w:t>
       </w:r>
     </w:p>
     <w:p>
@@ -199,332 +208,498 @@
         <w:rPr>
           <w:rStyle w:val="VerbatimChar"/>
         </w:rPr>
-        <w:t xml:space="preserve">scripts/cross-compile-agent.sh</w:t>
-      </w:r>
-      <w:r>
-        <w:t xml:space="preserve"> </w:t>
-      </w:r>
-      <w:r>
-        <w:t xml:space="preserve">+</w:t>
-      </w:r>
-      <w:r>
-        <w:t xml:space="preserve"> </w:t>
-      </w:r>
-      <w:r>
-        <w:rPr>
-          <w:rStyle w:val="VerbatimChar"/>
-        </w:rPr>
-        <w:t xml:space="preserve">Makefile</w:t>
-      </w:r>
-      <w:r>
-        <w:t xml:space="preserve"> </w:t>
-      </w:r>
-      <w:r>
-        <w:rPr>
-          <w:rStyle w:val="VerbatimChar"/>
-        </w:rPr>
-        <w:t xml:space="preserve">cross-agent</w:t>
-      </w:r>
-      <w:r>
-        <w:t xml:space="preserve"> </w:t>
-      </w:r>
-      <w:r>
-        <w:t xml:space="preserve">target — reproducible ARM64 cross-compilation of</w:t>
-      </w:r>
-      <w:r>
-        <w:t xml:space="preserve"> </w:t>
-      </w:r>
-      <w:r>
-        <w:rPr>
-          <w:rStyle w:val="VerbatimChar"/>
-        </w:rPr>
-        <w:t xml:space="preserve">cmd/helix-agent</w:t>
-      </w:r>
-      <w:r>
-        <w:t xml:space="preserve">: emits linux/arm64 (ELF aarch64), linux/armv7 (ELF 32-bit ARM EABI5) and android/arm64 artifacts with a build-UUID via</w:t>
-      </w:r>
-      <w:r>
-        <w:t xml:space="preserve"> </w:t>
-      </w:r>
-      <w:r>
-        <w:rPr>
-          <w:rStyle w:val="VerbatimChar"/>
-        </w:rPr>
-        <w:t xml:space="preserve">-ldflags</w:t>
-      </w:r>
-      <w:r>
-        <w:t xml:space="preserve"> </w:t>
-      </w:r>
-      <w:r>
-        <w:t xml:space="preserve">and a</w:t>
-      </w:r>
-      <w:r>
-        <w:t xml:space="preserve"> </w:t>
-      </w:r>
-      <w:r>
-        <w:rPr>
-          <w:rStyle w:val="VerbatimChar"/>
-        </w:rPr>
-        <w:t xml:space="preserve">--version</w:t>
-      </w:r>
-      <w:r>
-        <w:t xml:space="preserve"> </w:t>
-      </w:r>
-      <w:r>
-        <w:t xml:space="preserve">print path;</w:t>
-      </w:r>
-      <w:r>
-        <w:t xml:space="preserve"> </w:t>
-      </w:r>
-      <w:r>
-        <w:rPr>
-          <w:rStyle w:val="VerbatimChar"/>
-        </w:rPr>
-        <w:t xml:space="preserve">crosscompile_test.go</w:t>
-      </w:r>
-      <w:r>
-        <w:t xml:space="preserve"> </w:t>
-      </w:r>
-      <w:r>
-        <w:t xml:space="preserve">asserts</w:t>
-      </w:r>
-      <w:r>
-        <w:t xml:space="preserve"> </w:t>
-      </w:r>
-      <w:r>
-        <w:rPr>
-          <w:rStyle w:val="VerbatimChar"/>
-        </w:rPr>
-        <w:t xml:space="preserve">elf.EM_AARCH64</w:t>
-      </w:r>
-      <w:r>
-        <w:t xml:space="preserve"> </w:t>
-      </w:r>
-      <w:r>
-        <w:t xml:space="preserve">via</w:t>
-      </w:r>
-      <w:r>
-        <w:t xml:space="preserve"> </w:t>
-      </w:r>
-      <w:r>
-        <w:rPr>
-          <w:rStyle w:val="VerbatimChar"/>
-        </w:rPr>
-        <w:t xml:space="preserve">debug/elf</w:t>
-      </w:r>
-      <w:r>
-        <w:t xml:space="preserve">. CGO-enabled cross (no</w:t>
-      </w:r>
-      <w:r>
-        <w:t xml:space="preserve"> </w:t>
-      </w:r>
-      <w:r>
-        <w:rPr>
-          <w:rStyle w:val="VerbatimChar"/>
-        </w:rPr>
-        <w:t xml:space="preserve">zig cc</w:t>
-      </w:r>
-      <w:r>
-        <w:t xml:space="preserve">/</w:t>
-      </w:r>
-      <w:r>
-        <w:rPr>
-          <w:rStyle w:val="VerbatimChar"/>
-        </w:rPr>
-        <w:t xml:space="preserve">aarch64-gnu-gcc</w:t>
-      </w:r>
-      <w:r>
-        <w:t xml:space="preserve"> </w:t>
-      </w:r>
-      <w:r>
-        <w:t xml:space="preserve">on host) and on-real-SBC execution are honest SKIPs (HXC-1622/HXC-1623) (HXC-1167).</w:t>
-      </w:r>
-    </w:p>
-    <w:p>
-      <w:pPr>
-        <w:pStyle w:val="Compact"/>
-        <w:numPr>
-          <w:ilvl w:val="1"/>
-          <w:numId w:val="1002"/>
-        </w:numPr>
-      </w:pPr>
-      <w:r>
-        <w:rPr>
-          <w:rStyle w:val="VerbatimChar"/>
-        </w:rPr>
-        <w:t xml:space="preserve">docs/architecture/PHASE_8C_INTEGRATION.md</w:t>
-      </w:r>
-      <w:r>
-        <w:t xml:space="preserve"> </w:t>
-      </w:r>
-      <w:r>
-        <w:t xml:space="preserve">— code-grounded Phase-8C integration map (attestation→scheduler, e2ee→orchestrator, marketplace) citing real</w:t>
-      </w:r>
-      <w:r>
-        <w:t xml:space="preserve"> </w:t>
-      </w:r>
-      <w:r>
-        <w:rPr>
-          <w:rStyle w:val="VerbatimChar"/>
-        </w:rPr>
-        <w:t xml:space="preserve">pkg/resources</w:t>
-      </w:r>
-      <w:r>
-        <w:t xml:space="preserve"> </w:t>
-      </w:r>
-      <w:r>
-        <w:t xml:space="preserve">symbols; scheduler attestation-wiring labeled PLANNED (verified: no</w:t>
-      </w:r>
-      <w:r>
-        <w:t xml:space="preserve"> </w:t>
-      </w:r>
-      <w:r>
-        <w:rPr>
-          <w:rStyle w:val="VerbatimChar"/>
-        </w:rPr>
-        <w:t xml:space="preserve">SetAttested</w:t>
-      </w:r>
-      <w:r>
-        <w:t xml:space="preserve"> </w:t>
-      </w:r>
-      <w:r>
-        <w:t xml:space="preserve">callers) (HXC-1614).</w:t>
-      </w:r>
-    </w:p>
-    <w:p>
-      <w:pPr>
-        <w:pStyle w:val="Compact"/>
-        <w:numPr>
-          <w:ilvl w:val="1"/>
-          <w:numId w:val="1002"/>
-        </w:numPr>
-      </w:pPr>
-      <w:r>
-        <w:rPr>
-          <w:rStyle w:val="VerbatimChar"/>
-        </w:rPr>
-        <w:t xml:space="preserve">docs/PHASE_8C_EXIT_GATE_EVIDENCE.md</w:t>
-      </w:r>
-      <w:r>
-        <w:t xml:space="preserve"> </w:t>
-      </w:r>
-      <w:r>
-        <w:t xml:space="preserve">— CLAUDE-1 exit-gate evidence matrix (PROVEN 9 / PARTIAL 6 / NOT-YET 7); PROVEN rows cite real</w:t>
-      </w:r>
-      <w:r>
-        <w:t xml:space="preserve"> </w:t>
-      </w:r>
-      <w:r>
-        <w:rPr>
-          <w:rStyle w:val="VerbatimChar"/>
-        </w:rPr>
-        <w:t xml:space="preserve">pkg/metering</w:t>
-      </w:r>
-      <w:r>
-        <w:t xml:space="preserve">+</w:t>
-      </w:r>
-      <w:r>
-        <w:rPr>
-          <w:rStyle w:val="VerbatimChar"/>
-        </w:rPr>
-        <w:t xml:space="preserve">pkg/auditproof</w:t>
-      </w:r>
-      <w:r>
-        <w:t xml:space="preserve"> </w:t>
-      </w:r>
-      <w:r>
-        <w:t xml:space="preserve">tests, NOT-YET rows cite Queued tickets (HXC-1613).</w:t>
-      </w:r>
-    </w:p>
-    <w:p>
-      <w:pPr>
-        <w:pStyle w:val="Compact"/>
-        <w:numPr>
-          <w:ilvl w:val="1"/>
-          <w:numId w:val="1002"/>
-        </w:numPr>
-      </w:pPr>
-      <w:r>
-        <w:rPr>
-          <w:rStyle w:val="VerbatimChar"/>
+        <w:t xml:space="preserve">pkg/cloudspot</w:t>
+      </w:r>
+      <w:r>
+        <w:t xml:space="preserve"> </w:t>
+      </w:r>
+      <w:r>
+        <w:t xml:space="preserve">— the GCP and Azure preemption pollers now honor the injected</w:t>
+      </w:r>
+      <w:r>
+        <w:t xml:space="preserve"> </w:t>
+      </w:r>
+      <w:r>
+        <w:rPr>
+          <w:rStyle w:val="VerbatimChar"/>
+        </w:rPr>
+        <w:t xml:space="preserve">WithClock</w:t>
+      </w:r>
+      <w:r>
+        <w:t xml:space="preserve"> </w:t>
+      </w:r>
+      <w:r>
+        <w:t xml:space="preserve">when computing</w:t>
+      </w:r>
+      <w:r>
+        <w:t xml:space="preserve"> </w:t>
+      </w:r>
+      <w:r>
+        <w:rPr>
+          <w:rStyle w:val="VerbatimChar"/>
+        </w:rPr>
+        <w:t xml:space="preserve">PreemptionNotice.Deadline</w:t>
+      </w:r>
+      <w:r>
+        <w:t xml:space="preserve"> </w:t>
+      </w:r>
+      <w:r>
+        <w:t xml:space="preserve">(both used</w:t>
+      </w:r>
+      <w:r>
+        <w:t xml:space="preserve"> </w:t>
+      </w:r>
+      <w:r>
+        <w:rPr>
+          <w:rStyle w:val="VerbatimChar"/>
+        </w:rPr>
+        <w:t xml:space="preserve">time.Now()</w:t>
+      </w:r>
+      <w:r>
+        <w:t xml:space="preserve"> </w:t>
+      </w:r>
+      <w:r>
+        <w:t xml:space="preserve">directly, silently dropping the clock; only the AWS poller honored it), making all three providers deterministically testable with a fake clock (HXC-1616).</w:t>
+      </w:r>
+    </w:p>
+    <w:p>
+      <w:pPr>
+        <w:pStyle w:val="Compact"/>
+        <w:numPr>
+          <w:ilvl w:val="0"/>
+          <w:numId w:val="1001"/>
+        </w:numPr>
+      </w:pPr>
+      <w:r>
+        <w:rPr>
           <w:b/>
           <w:bCs/>
         </w:rPr>
-        <w:t xml:space="preserve">containers</w:t>
-      </w:r>
-      <w:r>
-        <w:rPr>
+        <w:t xml:space="preserve">Wave 78 — 4 disjoint host-closeable streams + a cross-platform SELinux fix (all conductor-gated build/vet/-race + load-bearing mutation bite, not agent self-reports):</w:t>
+      </w:r>
+    </w:p>
+    <w:p>
+      <w:pPr>
+        <w:pStyle w:val="Compact"/>
+        <w:numPr>
+          <w:ilvl w:val="1"/>
+          <w:numId w:val="1003"/>
+        </w:numPr>
+      </w:pPr>
+      <w:r>
+        <w:rPr>
+          <w:rStyle w:val="VerbatimChar"/>
+        </w:rPr>
+        <w:t xml:space="preserve">internal/console</w:t>
+      </w:r>
+      <w:r>
+        <w:t xml:space="preserve"> </w:t>
+      </w:r>
+      <w:r>
+        <w:t xml:space="preserve">— fixture-driven device-classification hardening:</w:t>
+      </w:r>
+      <w:r>
+        <w:t xml:space="preserve"> </w:t>
+      </w:r>
+      <w:r>
+        <w:rPr>
+          <w:rStyle w:val="VerbatimChar"/>
+        </w:rPr>
+        <w:t xml:space="preserve">testdata/</w:t>
+      </w:r>
+      <w:r>
+        <w:t xml:space="preserve"> </w:t>
+      </w:r>
+      <w:r>
+        <w:rPr>
+          <w:rStyle w:val="VerbatimChar"/>
+        </w:rPr>
+        <w:t xml:space="preserve">/proc</w:t>
+      </w:r>
+      <w:r>
+        <w:t xml:space="preserve">+</w:t>
+      </w:r>
+      <w:r>
+        <w:rPr>
+          <w:rStyle w:val="VerbatimChar"/>
+        </w:rPr>
+        <w:t xml:space="preserve">device-tree</w:t>
+      </w:r>
+      <w:r>
+        <w:t xml:space="preserve"> </w:t>
+      </w:r>
+      <w:r>
+        <w:t xml:space="preserve">trees for 6 device classes (PS4/PS5/x86-server/RK3588/Raspberry-Pi/generic) with exact-label table assertions; mutating the PS5 zen-2 SoC-match row flips</w:t>
+      </w:r>
+      <w:r>
+        <w:t xml:space="preserve"> </w:t>
+      </w:r>
+      <w:r>
+        <w:rPr>
+          <w:rStyle w:val="VerbatimChar"/>
+        </w:rPr>
+        <w:t xml:space="preserve">ps5_zen2</w:t>
+      </w:r>
+      <w:r>
+        <w:t xml:space="preserve"> </w:t>
+      </w:r>
+      <w:r>
+        <w:t xml:space="preserve">and fails the test. Non-console classes still classify</w:t>
+      </w:r>
+      <w:r>
+        <w:t xml:space="preserve"> </w:t>
+      </w:r>
+      <w:r>
+        <w:rPr>
+          <w:rStyle w:val="VerbatimChar"/>
+        </w:rPr>
+        <w:t xml:space="preserve">Unknown</w:t>
+      </w:r>
+      <w:r>
+        <w:t xml:space="preserve"> </w:t>
+      </w:r>
+      <w:r>
+        <w:t xml:space="preserve">today (positive labels tracked HXC-1624) (HXC-1158).</w:t>
+      </w:r>
+    </w:p>
+    <w:p>
+      <w:pPr>
+        <w:pStyle w:val="Compact"/>
+        <w:numPr>
+          <w:ilvl w:val="1"/>
+          <w:numId w:val="1003"/>
+        </w:numPr>
+      </w:pPr>
+      <w:r>
+        <w:rPr>
+          <w:rStyle w:val="VerbatimChar"/>
+        </w:rPr>
+        <w:t xml:space="preserve">scripts/cross-compile-agent.sh</w:t>
+      </w:r>
+      <w:r>
+        <w:t xml:space="preserve"> </w:t>
+      </w:r>
+      <w:r>
+        <w:t xml:space="preserve">+</w:t>
+      </w:r>
+      <w:r>
+        <w:t xml:space="preserve"> </w:t>
+      </w:r>
+      <w:r>
+        <w:rPr>
+          <w:rStyle w:val="VerbatimChar"/>
+        </w:rPr>
+        <w:t xml:space="preserve">Makefile</w:t>
+      </w:r>
+      <w:r>
+        <w:t xml:space="preserve"> </w:t>
+      </w:r>
+      <w:r>
+        <w:rPr>
+          <w:rStyle w:val="VerbatimChar"/>
+        </w:rPr>
+        <w:t xml:space="preserve">cross-agent</w:t>
+      </w:r>
+      <w:r>
+        <w:t xml:space="preserve"> </w:t>
+      </w:r>
+      <w:r>
+        <w:t xml:space="preserve">target — reproducible ARM64 cross-compilation of</w:t>
+      </w:r>
+      <w:r>
+        <w:t xml:space="preserve"> </w:t>
+      </w:r>
+      <w:r>
+        <w:rPr>
+          <w:rStyle w:val="VerbatimChar"/>
+        </w:rPr>
+        <w:t xml:space="preserve">cmd/helix-agent</w:t>
+      </w:r>
+      <w:r>
+        <w:t xml:space="preserve">: emits linux/arm64 (ELF aarch64), linux/armv7 (ELF 32-bit ARM EABI5) and android/arm64 artifacts with a build-UUID via</w:t>
+      </w:r>
+      <w:r>
+        <w:t xml:space="preserve"> </w:t>
+      </w:r>
+      <w:r>
+        <w:rPr>
+          <w:rStyle w:val="VerbatimChar"/>
+        </w:rPr>
+        <w:t xml:space="preserve">-ldflags</w:t>
+      </w:r>
+      <w:r>
+        <w:t xml:space="preserve"> </w:t>
+      </w:r>
+      <w:r>
+        <w:t xml:space="preserve">and a</w:t>
+      </w:r>
+      <w:r>
+        <w:t xml:space="preserve"> </w:t>
+      </w:r>
+      <w:r>
+        <w:rPr>
+          <w:rStyle w:val="VerbatimChar"/>
+        </w:rPr>
+        <w:t xml:space="preserve">--version</w:t>
+      </w:r>
+      <w:r>
+        <w:t xml:space="preserve"> </w:t>
+      </w:r>
+      <w:r>
+        <w:t xml:space="preserve">print path;</w:t>
+      </w:r>
+      <w:r>
+        <w:t xml:space="preserve"> </w:t>
+      </w:r>
+      <w:r>
+        <w:rPr>
+          <w:rStyle w:val="VerbatimChar"/>
+        </w:rPr>
+        <w:t xml:space="preserve">crosscompile_test.go</w:t>
+      </w:r>
+      <w:r>
+        <w:t xml:space="preserve"> </w:t>
+      </w:r>
+      <w:r>
+        <w:t xml:space="preserve">asserts</w:t>
+      </w:r>
+      <w:r>
+        <w:t xml:space="preserve"> </w:t>
+      </w:r>
+      <w:r>
+        <w:rPr>
+          <w:rStyle w:val="VerbatimChar"/>
+        </w:rPr>
+        <w:t xml:space="preserve">elf.EM_AARCH64</w:t>
+      </w:r>
+      <w:r>
+        <w:t xml:space="preserve"> </w:t>
+      </w:r>
+      <w:r>
+        <w:t xml:space="preserve">via</w:t>
+      </w:r>
+      <w:r>
+        <w:t xml:space="preserve"> </w:t>
+      </w:r>
+      <w:r>
+        <w:rPr>
+          <w:rStyle w:val="VerbatimChar"/>
+        </w:rPr>
+        <w:t xml:space="preserve">debug/elf</w:t>
+      </w:r>
+      <w:r>
+        <w:t xml:space="preserve">. CGO-enabled cross (no</w:t>
+      </w:r>
+      <w:r>
+        <w:t xml:space="preserve"> </w:t>
+      </w:r>
+      <w:r>
+        <w:rPr>
+          <w:rStyle w:val="VerbatimChar"/>
+        </w:rPr>
+        <w:t xml:space="preserve">zig cc</w:t>
+      </w:r>
+      <w:r>
+        <w:t xml:space="preserve">/</w:t>
+      </w:r>
+      <w:r>
+        <w:rPr>
+          <w:rStyle w:val="VerbatimChar"/>
+        </w:rPr>
+        <w:t xml:space="preserve">aarch64-gnu-gcc</w:t>
+      </w:r>
+      <w:r>
+        <w:t xml:space="preserve"> </w:t>
+      </w:r>
+      <w:r>
+        <w:t xml:space="preserve">on host) and on-real-SBC execution are honest SKIPs (HXC-1622/HXC-1623) (HXC-1167).</w:t>
+      </w:r>
+    </w:p>
+    <w:p>
+      <w:pPr>
+        <w:pStyle w:val="Compact"/>
+        <w:numPr>
+          <w:ilvl w:val="1"/>
+          <w:numId w:val="1003"/>
+        </w:numPr>
+      </w:pPr>
+      <w:r>
+        <w:rPr>
+          <w:rStyle w:val="VerbatimChar"/>
+        </w:rPr>
+        <w:t xml:space="preserve">docs/architecture/PHASE_8C_INTEGRATION.md</w:t>
+      </w:r>
+      <w:r>
+        <w:t xml:space="preserve"> </w:t>
+      </w:r>
+      <w:r>
+        <w:t xml:space="preserve">— code-grounded Phase-8C integration map (attestation→scheduler, e2ee→orchestrator, marketplace) citing real</w:t>
+      </w:r>
+      <w:r>
+        <w:t xml:space="preserve"> </w:t>
+      </w:r>
+      <w:r>
+        <w:rPr>
+          <w:rStyle w:val="VerbatimChar"/>
+        </w:rPr>
+        <w:t xml:space="preserve">pkg/resources</w:t>
+      </w:r>
+      <w:r>
+        <w:t xml:space="preserve"> </w:t>
+      </w:r>
+      <w:r>
+        <w:t xml:space="preserve">symbols; scheduler attestation-wiring labeled PLANNED (verified: no</w:t>
+      </w:r>
+      <w:r>
+        <w:t xml:space="preserve"> </w:t>
+      </w:r>
+      <w:r>
+        <w:rPr>
+          <w:rStyle w:val="VerbatimChar"/>
+        </w:rPr>
+        <w:t xml:space="preserve">SetAttested</w:t>
+      </w:r>
+      <w:r>
+        <w:t xml:space="preserve"> </w:t>
+      </w:r>
+      <w:r>
+        <w:t xml:space="preserve">callers) (HXC-1614).</w:t>
+      </w:r>
+    </w:p>
+    <w:p>
+      <w:pPr>
+        <w:pStyle w:val="Compact"/>
+        <w:numPr>
+          <w:ilvl w:val="1"/>
+          <w:numId w:val="1003"/>
+        </w:numPr>
+      </w:pPr>
+      <w:r>
+        <w:rPr>
+          <w:rStyle w:val="VerbatimChar"/>
+        </w:rPr>
+        <w:t xml:space="preserve">docs/PHASE_8C_EXIT_GATE_EVIDENCE.md</w:t>
+      </w:r>
+      <w:r>
+        <w:t xml:space="preserve"> </w:t>
+      </w:r>
+      <w:r>
+        <w:t xml:space="preserve">— CLAUDE-1 exit-gate evidence matrix (PROVEN 9 / PARTIAL 6 / NOT-YET 7); PROVEN rows cite real</w:t>
+      </w:r>
+      <w:r>
+        <w:t xml:space="preserve"> </w:t>
+      </w:r>
+      <w:r>
+        <w:rPr>
+          <w:rStyle w:val="VerbatimChar"/>
+        </w:rPr>
+        <w:t xml:space="preserve">pkg/metering</w:t>
+      </w:r>
+      <w:r>
+        <w:t xml:space="preserve">+</w:t>
+      </w:r>
+      <w:r>
+        <w:rPr>
+          <w:rStyle w:val="VerbatimChar"/>
+        </w:rPr>
+        <w:t xml:space="preserve">pkg/auditproof</w:t>
+      </w:r>
+      <w:r>
+        <w:t xml:space="preserve"> </w:t>
+      </w:r>
+      <w:r>
+        <w:t xml:space="preserve">tests, NOT-YET rows cite Queued tickets (HXC-1613).</w:t>
+      </w:r>
+    </w:p>
+    <w:p>
+      <w:pPr>
+        <w:pStyle w:val="Compact"/>
+        <w:numPr>
+          <w:ilvl w:val="1"/>
+          <w:numId w:val="1003"/>
+        </w:numPr>
+      </w:pPr>
+      <w:r>
+        <w:rPr>
+          <w:rStyle w:val="VerbatimChar"/>
           <w:b/>
           <w:bCs/>
         </w:rPr>
-        <w:t xml:space="preserve"> </w:t>
+        <w:t xml:space="preserve">containers</w:t>
       </w:r>
       <w:r>
         <w:rPr>
           <w:b/>
           <w:bCs/>
         </w:rPr>
-        <w:t xml:space="preserve">submodule (</w:t>
-      </w:r>
-      <w:r>
-        <w:rPr>
-          <w:rStyle w:val="VerbatimChar"/>
+        <w:t xml:space="preserve"> </w:t>
+      </w:r>
+      <w:r>
+        <w:rPr>
           <w:b/>
           <w:bCs/>
         </w:rPr>
-        <w:t xml:space="preserve">pkg/crossbuild</w:t>
-      </w:r>
-      <w:r>
-        <w:rPr>
+        <w:t xml:space="preserve">submodule (</w:t>
+      </w:r>
+      <w:r>
+        <w:rPr>
+          <w:rStyle w:val="VerbatimChar"/>
           <w:b/>
           <w:bCs/>
         </w:rPr>
-        <w:t xml:space="preserve">)</w:t>
-      </w:r>
-      <w:r>
-        <w:t xml:space="preserve"> </w:t>
-      </w:r>
-      <w:r>
-        <w:t xml:space="preserve">— SELinux bind-mount relabel made conditional + cross-platform:</w:t>
-      </w:r>
-      <w:r>
-        <w:t xml:space="preserve"> </w:t>
-      </w:r>
-      <w:r>
-        <w:rPr>
-          <w:rStyle w:val="VerbatimChar"/>
-        </w:rPr>
-        <w:t xml:space="preserve">:Z</w:t>
-      </w:r>
-      <w:r>
-        <w:t xml:space="preserve"> </w:t>
-      </w:r>
-      <w:r>
-        <w:t xml:space="preserve">private /</w:t>
-      </w:r>
-      <w:r>
-        <w:t xml:space="preserve"> </w:t>
-      </w:r>
-      <w:r>
-        <w:rPr>
-          <w:rStyle w:val="VerbatimChar"/>
-        </w:rPr>
-        <w:t xml:space="preserve">:z</w:t>
-      </w:r>
-      <w:r>
-        <w:t xml:space="preserve"> </w:t>
-      </w:r>
-      <w:r>
-        <w:t xml:space="preserve">shared</w:t>
-      </w:r>
-      <w:r>
-        <w:t xml:space="preserve"> </w:t>
+        <w:t xml:space="preserve">pkg/crossbuild</w:t>
       </w:r>
       <w:r>
         <w:rPr>
           <w:b/>
           <w:bCs/>
         </w:rPr>
+        <w:t xml:space="preserve">)</w:t>
+      </w:r>
+      <w:r>
+        <w:t xml:space="preserve"> </w:t>
+      </w:r>
+      <w:r>
+        <w:t xml:space="preserve">— SELinux bind-mount relabel made conditional + cross-platform:</w:t>
+      </w:r>
+      <w:r>
+        <w:t xml:space="preserve"> </w:t>
+      </w:r>
+      <w:r>
+        <w:rPr>
+          <w:rStyle w:val="VerbatimChar"/>
+        </w:rPr>
+        <w:t xml:space="preserve">:Z</w:t>
+      </w:r>
+      <w:r>
+        <w:t xml:space="preserve"> </w:t>
+      </w:r>
+      <w:r>
+        <w:t xml:space="preserve">private /</w:t>
+      </w:r>
+      <w:r>
+        <w:t xml:space="preserve"> </w:t>
+      </w:r>
+      <w:r>
+        <w:rPr>
+          <w:rStyle w:val="VerbatimChar"/>
+        </w:rPr>
+        <w:t xml:space="preserve">:z</w:t>
+      </w:r>
+      <w:r>
+        <w:t xml:space="preserve"> </w:t>
+      </w:r>
+      <w:r>
+        <w:t xml:space="preserve">shared</w:t>
+      </w:r>
+      <w:r>
+        <w:t xml:space="preserve"> </w:t>
+      </w:r>
+      <w:r>
+        <w:rPr>
+          <w:b/>
+          <w:bCs/>
+        </w:rPr>
         <w:t xml:space="preserve">only when SELinux is active</w:t>
       </w:r>
       <w:r>
@@ -576,7 +751,7 @@
         <w:pStyle w:val="Compact"/>
         <w:numPr>
           <w:ilvl w:val="1"/>
-          <w:numId w:val="1003"/>
+          <w:numId w:val="1004"/>
         </w:numPr>
       </w:pPr>
       <w:r>
@@ -642,7 +817,7 @@
         <w:pStyle w:val="Compact"/>
         <w:numPr>
           <w:ilvl w:val="1"/>
-          <w:numId w:val="1003"/>
+          <w:numId w:val="1004"/>
         </w:numPr>
       </w:pPr>
       <w:r>
@@ -663,7 +838,7 @@
         <w:pStyle w:val="Compact"/>
         <w:numPr>
           <w:ilvl w:val="1"/>
-          <w:numId w:val="1003"/>
+          <w:numId w:val="1004"/>
         </w:numPr>
       </w:pPr>
       <w:r>
@@ -694,7 +869,7 @@
         <w:pStyle w:val="Compact"/>
         <w:numPr>
           <w:ilvl w:val="1"/>
-          <w:numId w:val="1003"/>
+          <w:numId w:val="1004"/>
         </w:numPr>
       </w:pPr>
       <w:r>
@@ -727,7 +902,7 @@
         <w:pStyle w:val="Compact"/>
         <w:numPr>
           <w:ilvl w:val="1"/>
-          <w:numId w:val="1003"/>
+          <w:numId w:val="1004"/>
         </w:numPr>
       </w:pPr>
       <w:r>
@@ -748,7 +923,7 @@
         <w:pStyle w:val="Compact"/>
         <w:numPr>
           <w:ilvl w:val="1"/>
-          <w:numId w:val="1003"/>
+          <w:numId w:val="1004"/>
         </w:numPr>
       </w:pPr>
       <w:r>
@@ -835,7 +1010,7 @@
         <w:pStyle w:val="Compact"/>
         <w:numPr>
           <w:ilvl w:val="1"/>
-          <w:numId w:val="1003"/>
+          <w:numId w:val="1004"/>
         </w:numPr>
       </w:pPr>
       <w:r>
@@ -928,7 +1103,7 @@
         <w:pStyle w:val="Compact"/>
         <w:numPr>
           <w:ilvl w:val="1"/>
-          <w:numId w:val="1003"/>
+          <w:numId w:val="1004"/>
         </w:numPr>
       </w:pPr>
       <w:r>
@@ -1025,7 +1200,7 @@
         <w:pStyle w:val="Compact"/>
         <w:numPr>
           <w:ilvl w:val="1"/>
-          <w:numId w:val="1004"/>
+          <w:numId w:val="1005"/>
         </w:numPr>
       </w:pPr>
       <w:r>
@@ -1106,7 +1281,7 @@
         <w:pStyle w:val="Compact"/>
         <w:numPr>
           <w:ilvl w:val="1"/>
-          <w:numId w:val="1004"/>
+          <w:numId w:val="1005"/>
         </w:numPr>
       </w:pPr>
       <w:r>
@@ -1152,7 +1327,7 @@
         <w:pStyle w:val="Compact"/>
         <w:numPr>
           <w:ilvl w:val="1"/>
-          <w:numId w:val="1004"/>
+          <w:numId w:val="1005"/>
         </w:numPr>
       </w:pPr>
       <w:r>
@@ -1188,7 +1363,7 @@
         <w:pStyle w:val="Compact"/>
         <w:numPr>
           <w:ilvl w:val="1"/>
-          <w:numId w:val="1004"/>
+          <w:numId w:val="1005"/>
         </w:numPr>
       </w:pPr>
       <w:r>
@@ -1254,7 +1429,7 @@
         <w:pStyle w:val="Compact"/>
         <w:numPr>
           <w:ilvl w:val="1"/>
-          <w:numId w:val="1004"/>
+          <w:numId w:val="1005"/>
         </w:numPr>
       </w:pPr>
       <w:r>
@@ -1291,7 +1466,7 @@
         <w:pStyle w:val="Compact"/>
         <w:numPr>
           <w:ilvl w:val="1"/>
-          <w:numId w:val="1005"/>
+          <w:numId w:val="1006"/>
         </w:numPr>
       </w:pPr>
       <w:r>
@@ -1351,7 +1526,7 @@
         <w:pStyle w:val="Compact"/>
         <w:numPr>
           <w:ilvl w:val="1"/>
-          <w:numId w:val="1005"/>
+          <w:numId w:val="1006"/>
         </w:numPr>
       </w:pPr>
       <w:r>
@@ -1417,7 +1592,7 @@
         <w:pStyle w:val="Compact"/>
         <w:numPr>
           <w:ilvl w:val="1"/>
-          <w:numId w:val="1005"/>
+          <w:numId w:val="1006"/>
         </w:numPr>
       </w:pPr>
       <w:r>
@@ -1453,7 +1628,7 @@
         <w:pStyle w:val="Compact"/>
         <w:numPr>
           <w:ilvl w:val="1"/>
-          <w:numId w:val="1005"/>
+          <w:numId w:val="1006"/>
         </w:numPr>
       </w:pPr>
       <w:r>
@@ -1551,7 +1726,7 @@
         <w:pStyle w:val="Compact"/>
         <w:numPr>
           <w:ilvl w:val="1"/>
-          <w:numId w:val="1005"/>
+          <w:numId w:val="1006"/>
         </w:numPr>
       </w:pPr>
       <w:r>
@@ -1609,7 +1784,7 @@
         <w:pStyle w:val="Compact"/>
         <w:numPr>
           <w:ilvl w:val="1"/>
-          <w:numId w:val="1006"/>
+          <w:numId w:val="1007"/>
         </w:numPr>
       </w:pPr>
       <w:r>
@@ -1669,7 +1844,7 @@
         <w:pStyle w:val="Compact"/>
         <w:numPr>
           <w:ilvl w:val="1"/>
-          <w:numId w:val="1006"/>
+          <w:numId w:val="1007"/>
         </w:numPr>
       </w:pPr>
       <w:r>
@@ -1747,7 +1922,7 @@
         <w:pStyle w:val="Compact"/>
         <w:numPr>
           <w:ilvl w:val="1"/>
-          <w:numId w:val="1006"/>
+          <w:numId w:val="1007"/>
         </w:numPr>
       </w:pPr>
       <w:r>
@@ -1894,7 +2069,7 @@
         <w:pStyle w:val="Compact"/>
         <w:numPr>
           <w:ilvl w:val="1"/>
-          <w:numId w:val="1006"/>
+          <w:numId w:val="1007"/>
         </w:numPr>
       </w:pPr>
       <w:r>
@@ -2020,7 +2195,7 @@
         <w:pStyle w:val="Compact"/>
         <w:numPr>
           <w:ilvl w:val="1"/>
-          <w:numId w:val="1006"/>
+          <w:numId w:val="1007"/>
         </w:numPr>
       </w:pPr>
       <w:r>
@@ -2167,7 +2342,7 @@
         <w:pStyle w:val="Compact"/>
         <w:numPr>
           <w:ilvl w:val="1"/>
-          <w:numId w:val="1006"/>
+          <w:numId w:val="1007"/>
         </w:numPr>
       </w:pPr>
       <w:r>
@@ -2221,1400 +2396,11 @@
         <w:pStyle w:val="Compact"/>
         <w:numPr>
           <w:ilvl w:val="1"/>
-          <w:numId w:val="1006"/>
+          <w:numId w:val="1007"/>
         </w:numPr>
       </w:pPr>
       <w:r>
         <w:t xml:space="preserve">This session (34 pure-Go units):</w:t>
-      </w:r>
-    </w:p>
-    <w:p>
-      <w:pPr>
-        <w:pStyle w:val="Compact"/>
-        <w:numPr>
-          <w:ilvl w:val="2"/>
-          <w:numId w:val="1007"/>
-        </w:numPr>
-      </w:pPr>
-      <w:r>
-        <w:rPr>
-          <w:rStyle w:val="VerbatimChar"/>
-        </w:rPr>
-        <w:t xml:space="preserve">bursthysteresis</w:t>
-      </w:r>
-      <w:r>
-        <w:t xml:space="preserve"> </w:t>
-      </w:r>
-      <w:r>
-        <w:t xml:space="preserve">—</w:t>
-      </w:r>
-      <w:r>
-        <w:t xml:space="preserve"> </w:t>
-      </w:r>
-      <w:r>
-        <w:rPr>
-          <w:rStyle w:val="VerbatimChar"/>
-        </w:rPr>
-        <w:t xml:space="preserve">BurstController</w:t>
-      </w:r>
-      <w:r>
-        <w:t xml:space="preserve"> </w:t>
-      </w:r>
-      <w:r>
-        <w:t xml:space="preserve">with a MONITOR→SPILL→RECOVER two-threshold hysteresis dead-band (HXC-1504).</w:t>
-      </w:r>
-    </w:p>
-    <w:p>
-      <w:pPr>
-        <w:pStyle w:val="Compact"/>
-        <w:numPr>
-          <w:ilvl w:val="2"/>
-          <w:numId w:val="1007"/>
-        </w:numPr>
-      </w:pPr>
-      <w:r>
-        <w:rPr>
-          <w:rStyle w:val="VerbatimChar"/>
-        </w:rPr>
-        <w:t xml:space="preserve">providerchain</w:t>
-      </w:r>
-      <w:r>
-        <w:t xml:space="preserve"> </w:t>
-      </w:r>
-      <w:r>
-        <w:t xml:space="preserve">— ordered multi-tier provider fallback cascade with retriable/terminal error classification and injected-clock failover SLA (HXC-1508).</w:t>
-      </w:r>
-    </w:p>
-    <w:p>
-      <w:pPr>
-        <w:pStyle w:val="Compact"/>
-        <w:numPr>
-          <w:ilvl w:val="2"/>
-          <w:numId w:val="1007"/>
-        </w:numPr>
-      </w:pPr>
-      <w:r>
-        <w:rPr>
-          <w:rStyle w:val="VerbatimChar"/>
-        </w:rPr>
-        <w:t xml:space="preserve">gpucatalog</w:t>
-      </w:r>
-      <w:r>
-        <w:t xml:space="preserve"> </w:t>
-      </w:r>
-      <w:r>
-        <w:t xml:space="preserve">—</w:t>
-      </w:r>
-      <w:r>
-        <w:t xml:space="preserve"> </w:t>
-      </w:r>
-      <w:r>
-        <w:rPr>
-          <w:rStyle w:val="VerbatimChar"/>
-        </w:rPr>
-        <w:t xml:space="preserve">SUPPORTED_GPUS</w:t>
-      </w:r>
-      <w:r>
-        <w:t xml:space="preserve"> </w:t>
-      </w:r>
-      <w:r>
-        <w:t xml:space="preserve">compute-multiplier catalog,</w:t>
-      </w:r>
-      <w:r>
-        <w:t xml:space="preserve"> </w:t>
-      </w:r>
-      <w:r>
-        <w:rPr>
-          <w:rStyle w:val="VerbatimChar"/>
-        </w:rPr>
-        <w:t xml:space="preserve">LookupMultiplier</w:t>
-      </w:r>
-      <w:r>
-        <w:t xml:space="preserve">, and attestation-aware</w:t>
-      </w:r>
-      <w:r>
-        <w:t xml:space="preserve"> </w:t>
-      </w:r>
-      <w:r>
-        <w:rPr>
-          <w:rStyle w:val="VerbatimChar"/>
-        </w:rPr>
-        <w:t xml:space="preserve">Score</w:t>
-      </w:r>
-      <w:r>
-        <w:t xml:space="preserve"> </w:t>
-      </w:r>
-      <w:r>
-        <w:t xml:space="preserve">(attested above un-attested) (HXC-1592).</w:t>
-      </w:r>
-    </w:p>
-    <w:p>
-      <w:pPr>
-        <w:pStyle w:val="Compact"/>
-        <w:numPr>
-          <w:ilvl w:val="2"/>
-          <w:numId w:val="1007"/>
-        </w:numPr>
-      </w:pPr>
-      <w:r>
-        <w:rPr>
-          <w:rStyle w:val="VerbatimChar"/>
-        </w:rPr>
-        <w:t xml:space="preserve">gravaladmit</w:t>
-      </w:r>
-      <w:r>
-        <w:t xml:space="preserve"> </w:t>
-      </w:r>
-      <w:r>
-        <w:t xml:space="preserve">— HMAC-SHA256 GraVal challenge-response provider admission gate with single-use nonce and</w:t>
-      </w:r>
-      <w:r>
-        <w:t xml:space="preserve"> </w:t>
-      </w:r>
-      <w:r>
-        <w:rPr>
-          <w:rStyle w:val="VerbatimChar"/>
-        </w:rPr>
-        <w:t xml:space="preserve">graval.verified</w:t>
-      </w:r>
-      <w:r>
-        <w:t xml:space="preserve"> </w:t>
-      </w:r>
-      <w:r>
-        <w:t xml:space="preserve">label (HXC-1523).</w:t>
-      </w:r>
-    </w:p>
-    <w:p>
-      <w:pPr>
-        <w:pStyle w:val="Compact"/>
-        <w:numPr>
-          <w:ilvl w:val="2"/>
-          <w:numId w:val="1007"/>
-        </w:numPr>
-      </w:pPr>
-      <w:r>
-        <w:rPr>
-          <w:rStyle w:val="VerbatimChar"/>
-        </w:rPr>
-        <w:t xml:space="preserve">modelrouter</w:t>
-      </w:r>
-      <w:r>
-        <w:t xml:space="preserve"> </w:t>
-      </w:r>
-      <w:r>
-        <w:t xml:space="preserve">— strategy-to-default-model resolution (latency/throughput/quality/cost) with a typed unknown-strategy error (HXC-1430).</w:t>
-      </w:r>
-    </w:p>
-    <w:p>
-      <w:pPr>
-        <w:pStyle w:val="Compact"/>
-        <w:numPr>
-          <w:ilvl w:val="2"/>
-          <w:numId w:val="1007"/>
-        </w:numPr>
-      </w:pPr>
-      <w:r>
-        <w:rPr>
-          <w:rStyle w:val="VerbatimChar"/>
-        </w:rPr>
-        <w:t xml:space="preserve">gravalverify</w:t>
-      </w:r>
-      <w:r>
-        <w:t xml:space="preserve"> </w:t>
-      </w:r>
-      <w:r>
-        <w:t xml:space="preserve">— GraVal GPU attestation with a VRAM-ratio</w:t>
-      </w:r>
-      <w:r>
-        <w:t xml:space="preserve"> </w:t>
-      </w:r>
-      <w:r>
-        <w:rPr>
-          <w:rStyle w:val="VerbatimChar"/>
-        </w:rPr>
-        <w:t xml:space="preserve">&gt;= 0.95</w:t>
-      </w:r>
-      <w:r>
-        <w:t xml:space="preserve"> </w:t>
-      </w:r>
-      <w:r>
-        <w:t xml:space="preserve">gate and a concurrent, race-clean</w:t>
-      </w:r>
-      <w:r>
-        <w:t xml:space="preserve"> </w:t>
-      </w:r>
-      <w:r>
-        <w:rPr>
-          <w:rStyle w:val="VerbatimChar"/>
-        </w:rPr>
-        <w:t xml:space="preserve">BatchVerify</w:t>
-      </w:r>
-      <w:r>
-        <w:t xml:space="preserve"> </w:t>
-      </w:r>
-      <w:r>
-        <w:t xml:space="preserve">pass-rate KPI (HXC-1435, HXC-1436).</w:t>
-      </w:r>
-    </w:p>
-    <w:p>
-      <w:pPr>
-        <w:pStyle w:val="Compact"/>
-        <w:numPr>
-          <w:ilvl w:val="2"/>
-          <w:numId w:val="1007"/>
-        </w:numPr>
-      </w:pPr>
-      <w:r>
-        <w:rPr>
-          <w:rStyle w:val="VerbatimChar"/>
-        </w:rPr>
-        <w:t xml:space="preserve">gepetto</w:t>
-      </w:r>
-      <w:r>
-        <w:t xml:space="preserve"> </w:t>
-      </w:r>
-      <w:r>
-        <w:t xml:space="preserve">— HelixGepetto dual-resource local-vs-Chutes arbitration with a monotonic reserve schedule and a strict</w:t>
-      </w:r>
-      <w:r>
-        <w:t xml:space="preserve"> </w:t>
-      </w:r>
-      <w:r>
-        <w:rPr>
-          <w:rStyle w:val="VerbatimChar"/>
-        </w:rPr>
-        <w:t xml:space="preserve">&gt;0.80</w:t>
-      </w:r>
-      <w:r>
-        <w:t xml:space="preserve"> </w:t>
-      </w:r>
-      <w:r>
-        <w:t xml:space="preserve">high-water anti-starvation zero-capacity cut-off (HXC-1446).</w:t>
-      </w:r>
-    </w:p>
-    <w:p>
-      <w:pPr>
-        <w:pStyle w:val="Compact"/>
-        <w:numPr>
-          <w:ilvl w:val="2"/>
-          <w:numId w:val="1007"/>
-        </w:numPr>
-      </w:pPr>
-      <w:r>
-        <w:rPr>
-          <w:rStyle w:val="VerbatimChar"/>
-        </w:rPr>
-        <w:t xml:space="preserve">chutesaccount</w:t>
-      </w:r>
-      <w:r>
-        <w:t xml:space="preserve"> </w:t>
-      </w:r>
-      <w:r>
-        <w:t xml:space="preserve">— Chutes API model-list (TEE/price fields) and</w:t>
-      </w:r>
-      <w:r>
-        <w:t xml:space="preserve"> </w:t>
-      </w:r>
-      <w:r>
-        <w:rPr>
-          <w:rStyle w:val="VerbatimChar"/>
-        </w:rPr>
-        <w:t xml:space="preserve">/users/me</w:t>
-      </w:r>
-      <w:r>
-        <w:t xml:space="preserve"> </w:t>
-      </w:r>
-      <w:r>
-        <w:t xml:space="preserve">account-balance client over HTTP with</w:t>
-      </w:r>
-      <w:r>
-        <w:t xml:space="preserve"> </w:t>
-      </w:r>
-      <w:r>
-        <w:rPr>
-          <w:rStyle w:val="VerbatimChar"/>
-        </w:rPr>
-        <w:t xml:space="preserve">Authorization: Bearer</w:t>
-      </w:r>
-      <w:r>
-        <w:t xml:space="preserve"> </w:t>
-      </w:r>
-      <w:r>
-        <w:t xml:space="preserve">(HXC-1429).</w:t>
-      </w:r>
-    </w:p>
-    <w:p>
-      <w:pPr>
-        <w:pStyle w:val="Compact"/>
-        <w:numPr>
-          <w:ilvl w:val="2"/>
-          <w:numId w:val="1007"/>
-        </w:numPr>
-      </w:pPr>
-      <w:r>
-        <w:rPr>
-          <w:rStyle w:val="VerbatimChar"/>
-        </w:rPr>
-        <w:t xml:space="preserve">cmd/burst-controller</w:t>
-      </w:r>
-      <w:r>
-        <w:t xml:space="preserve"> </w:t>
-      </w:r>
-      <w:r>
-        <w:t xml:space="preserve">— utilization-driven binary driving</w:t>
-      </w:r>
-      <w:r>
-        <w:t xml:space="preserve"> </w:t>
-      </w:r>
-      <w:r>
-        <w:rPr>
-          <w:rStyle w:val="VerbatimChar"/>
-        </w:rPr>
-        <w:t xml:space="preserve">bursthysteresis</w:t>
-      </w:r>
-      <w:r>
-        <w:t xml:space="preserve">; emits a</w:t>
-      </w:r>
-      <w:r>
-        <w:t xml:space="preserve"> </w:t>
-      </w:r>
-      <w:r>
-        <w:t xml:space="preserve">“burst allocation request”</w:t>
-      </w:r>
-      <w:r>
-        <w:t xml:space="preserve"> </w:t>
-      </w:r>
-      <w:r>
-        <w:t xml:space="preserve">on SPILL and a RECOVER line, runID-stamped (HXC-1531).</w:t>
-      </w:r>
-    </w:p>
-    <w:p>
-      <w:pPr>
-        <w:pStyle w:val="Compact"/>
-        <w:numPr>
-          <w:ilvl w:val="2"/>
-          <w:numId w:val="1007"/>
-        </w:numPr>
-      </w:pPr>
-      <w:r>
-        <w:rPr>
-          <w:rStyle w:val="VerbatimChar"/>
-        </w:rPr>
-        <w:t xml:space="preserve">tieredcache</w:t>
-      </w:r>
-      <w:r>
-        <w:t xml:space="preserve"> </w:t>
-      </w:r>
-      <w:r>
-        <w:t xml:space="preserve">— hot(memory)/warm(NVMe)/cold(SSD) tiered cache with injected backends + injected clock, idle-demotion + promotion, and per-tier hit stats (HXC-1418).</w:t>
-      </w:r>
-    </w:p>
-    <w:p>
-      <w:pPr>
-        <w:pStyle w:val="Compact"/>
-        <w:numPr>
-          <w:ilvl w:val="2"/>
-          <w:numId w:val="1007"/>
-        </w:numPr>
-      </w:pPr>
-      <w:r>
-        <w:rPr>
-          <w:rStyle w:val="VerbatimChar"/>
-        </w:rPr>
-        <w:t xml:space="preserve">smartrouter</w:t>
-      </w:r>
-      <w:r>
-        <w:t xml:space="preserve"> </w:t>
-      </w:r>
-      <w:r>
-        <w:t xml:space="preserve">— intelligent ModelRouter (latency/throughput/cost/TEE/balanced) that always excludes unhealthy models, with a typed no-eligible-model error (HXC-1539).</w:t>
-      </w:r>
-    </w:p>
-    <w:p>
-      <w:pPr>
-        <w:pStyle w:val="Compact"/>
-        <w:numPr>
-          <w:ilvl w:val="2"/>
-          <w:numId w:val="1007"/>
-        </w:numPr>
-      </w:pPr>
-      <w:r>
-        <w:rPr>
-          <w:rStyle w:val="VerbatimChar"/>
-        </w:rPr>
-        <w:t xml:space="preserve">epochresolve</w:t>
-      </w:r>
-      <w:r>
-        <w:t xml:space="preserve"> </w:t>
-      </w:r>
-      <w:r>
-        <w:t xml:space="preserve">— config-epoch failover slot-ownership conflict resolution (highest-epoch wins, deterministic lexicographic equal-epoch tiebreak, order-independent convergence) (HXC-1397).</w:t>
-      </w:r>
-    </w:p>
-    <w:p>
-      <w:pPr>
-        <w:pStyle w:val="Compact"/>
-        <w:numPr>
-          <w:ilvl w:val="2"/>
-          <w:numId w:val="1007"/>
-        </w:numPr>
-      </w:pPr>
-      <w:r>
-        <w:rPr>
-          <w:rStyle w:val="VerbatimChar"/>
-        </w:rPr>
-        <w:t xml:space="preserve">balancemonitor</w:t>
-      </w:r>
-      <w:r>
-        <w:t xml:space="preserve"> </w:t>
-      </w:r>
-      <w:r>
-        <w:t xml:space="preserve">— USD account-balance monitor with a strict low-balance floor warning, over HTTP with</w:t>
-      </w:r>
-      <w:r>
-        <w:t xml:space="preserve"> </w:t>
-      </w:r>
-      <w:r>
-        <w:rPr>
-          <w:rStyle w:val="VerbatimChar"/>
-        </w:rPr>
-        <w:t xml:space="preserve">Authorization: Bearer</w:t>
-      </w:r>
-      <w:r>
-        <w:t xml:space="preserve"> </w:t>
-      </w:r>
-      <w:r>
-        <w:t xml:space="preserve">(HXC-1512).</w:t>
-      </w:r>
-    </w:p>
-    <w:p>
-      <w:pPr>
-        <w:pStyle w:val="Compact"/>
-        <w:numPr>
-          <w:ilvl w:val="2"/>
-          <w:numId w:val="1007"/>
-        </w:numPr>
-      </w:pPr>
-      <w:r>
-        <w:rPr>
-          <w:rStyle w:val="VerbatimChar"/>
-        </w:rPr>
-        <w:t xml:space="preserve">scan</w:t>
-      </w:r>
-      <w:r>
-        <w:t xml:space="preserve"> </w:t>
-      </w:r>
-      <w:r>
-        <w:t xml:space="preserve">— Oracle-SCAN-style stable virtual client endpoint: least-loaded healthy-backend routing with a membership-stable name and injected clock (HXC-1403).</w:t>
-      </w:r>
-    </w:p>
-    <w:p>
-      <w:pPr>
-        <w:pStyle w:val="Compact"/>
-        <w:numPr>
-          <w:ilvl w:val="2"/>
-          <w:numId w:val="1007"/>
-        </w:numPr>
-      </w:pPr>
-      <w:r>
-        <w:rPr>
-          <w:rStyle w:val="VerbatimChar"/>
-        </w:rPr>
-        <w:t xml:space="preserve">llmfailover</w:t>
-      </w:r>
-      <w:r>
-        <w:t xml:space="preserve"> </w:t>
-      </w:r>
-      <w:r>
-        <w:t xml:space="preserve">— error-classified LLM failover taxonomy (deterministic per-class fallback paths) plus a sandbox scheduling-hint contract (HXC-1600).</w:t>
-      </w:r>
-    </w:p>
-    <w:p>
-      <w:pPr>
-        <w:pStyle w:val="Compact"/>
-        <w:numPr>
-          <w:ilvl w:val="2"/>
-          <w:numId w:val="1007"/>
-        </w:numPr>
-      </w:pPr>
-      <w:r>
-        <w:rPr>
-          <w:rStyle w:val="VerbatimChar"/>
-        </w:rPr>
-        <w:t xml:space="preserve">llmadapter</w:t>
-      </w:r>
-      <w:r>
-        <w:t xml:space="preserve"> </w:t>
-      </w:r>
-      <w:r>
-        <w:t xml:space="preserve">— Claude Messages / OpenAI Responses-API request and response shape adapters to OpenAI chat-completions, preserving tool-call order (HXC-1599).</w:t>
-      </w:r>
-    </w:p>
-    <w:p>
-      <w:pPr>
-        <w:pStyle w:val="Compact"/>
-        <w:numPr>
-          <w:ilvl w:val="2"/>
-          <w:numId w:val="1007"/>
-        </w:numPr>
-      </w:pPr>
-      <w:r>
-        <w:rPr>
-          <w:rStyle w:val="VerbatimChar"/>
-        </w:rPr>
-        <w:t xml:space="preserve">deltacrdt</w:t>
-      </w:r>
-      <w:r>
-        <w:t xml:space="preserve"> </w:t>
-      </w:r>
-      <w:r>
-        <w:t xml:space="preserve">— standalone delta-state CRDTs (G-counter / PN-counter / observed-remove OR-set / LWW-map) with delta-mutators and a convergent (commutative/associative/idempotent) merge (HXC-1409).</w:t>
-      </w:r>
-    </w:p>
-    <w:p>
-      <w:pPr>
-        <w:pStyle w:val="Compact"/>
-        <w:numPr>
-          <w:ilvl w:val="2"/>
-          <w:numId w:val="1007"/>
-        </w:numPr>
-      </w:pPr>
-      <w:r>
-        <w:rPr>
-          <w:rStyle w:val="VerbatimChar"/>
-        </w:rPr>
-        <w:t xml:space="preserve">gputopo</w:t>
-      </w:r>
-      <w:r>
-        <w:t xml:space="preserve"> </w:t>
-      </w:r>
-      <w:r>
-        <w:t xml:space="preserve">— topology-aware NUMA/NVLink GPU placement scoring that prefers NVLink-connected GPU pairs and falls back to PCIe (HXC-1406).</w:t>
-      </w:r>
-    </w:p>
-    <w:p>
-      <w:pPr>
-        <w:pStyle w:val="Compact"/>
-        <w:numPr>
-          <w:ilvl w:val="2"/>
-          <w:numId w:val="1007"/>
-        </w:numPr>
-      </w:pPr>
-      <w:r>
-        <w:rPr>
-          <w:rStyle w:val="VerbatimChar"/>
-        </w:rPr>
-        <w:t xml:space="preserve">fsresidency</w:t>
-      </w:r>
-      <w:r>
-        <w:t xml:space="preserve"> </w:t>
-      </w:r>
-      <w:r>
-        <w:t xml:space="preserve">— filesystem residency challenge: per-byte-range</w:t>
-      </w:r>
-      <w:r>
-        <w:t xml:space="preserve"> </w:t>
-      </w:r>
-      <w:r>
-        <w:rPr>
-          <w:rStyle w:val="VerbatimChar"/>
-        </w:rPr>
-        <w:t xml:space="preserve">ReadAt</w:t>
-      </w:r>
-      <w:r>
-        <w:t xml:space="preserve"> </w:t>
-      </w:r>
-      <w:r>
-        <w:t xml:space="preserve">+ SHA-256 verification proving a model file is really present on disk; truncated/missing/mismatch all fail (HXC-1572).</w:t>
-      </w:r>
-    </w:p>
-    <w:p>
-      <w:pPr>
-        <w:pStyle w:val="Compact"/>
-        <w:numPr>
-          <w:ilvl w:val="2"/>
-          <w:numId w:val="1007"/>
-        </w:numPr>
-      </w:pPr>
-      <w:r>
-        <w:rPr>
-          <w:rStyle w:val="VerbatimChar"/>
-        </w:rPr>
-        <w:t xml:space="preserve">economics</w:t>
-      </w:r>
-      <w:r>
-        <w:t xml:space="preserve"> </w:t>
-      </w:r>
-      <w:r>
-        <w:t xml:space="preserve">—</w:t>
-      </w:r>
-      <w:r>
-        <w:t xml:space="preserve"> </w:t>
-      </w:r>
-      <w:r>
-        <w:rPr>
-          <w:rStyle w:val="VerbatimChar"/>
-        </w:rPr>
-        <w:t xml:space="preserve">RewardDistributor</w:t>
-      </w:r>
-      <w:r>
-        <w:t xml:space="preserve"> </w:t>
-      </w:r>
-      <w:r>
-        <w:t xml:space="preserve">multi-token distribution with treasury/reinvest splits and a conservation invariant (</w:t>
-      </w:r>
-      <w:r>
-        <w:rPr>
-          <w:rStyle w:val="VerbatimChar"/>
-        </w:rPr>
-        <w:t xml:space="preserve">sum(ledger)+treasury+reinvest == total</w:t>
-      </w:r>
-      <w:r>
-        <w:t xml:space="preserve">), plus</w:t>
-      </w:r>
-      <w:r>
-        <w:t xml:space="preserve"> </w:t>
-      </w:r>
-      <w:r>
-        <w:rPr>
-          <w:rStyle w:val="VerbatimChar"/>
-        </w:rPr>
-        <w:t xml:space="preserve">GetParticipantROI</w:t>
-      </w:r>
-      <w:r>
-        <w:t xml:space="preserve"> </w:t>
-      </w:r>
-      <w:r>
-        <w:t xml:space="preserve">(ROI% + break-even days, typed unknown-participant error) (HXC-1460, HXC-1461).</w:t>
-      </w:r>
-    </w:p>
-    <w:p>
-      <w:pPr>
-        <w:pStyle w:val="Compact"/>
-        <w:numPr>
-          <w:ilvl w:val="2"/>
-          <w:numId w:val="1007"/>
-        </w:numPr>
-      </w:pPr>
-      <w:r>
-        <w:rPr>
-          <w:rStyle w:val="VerbatimChar"/>
-        </w:rPr>
-        <w:t xml:space="preserve">revenueopt</w:t>
-      </w:r>
-      <w:r>
-        <w:t xml:space="preserve"> </w:t>
-      </w:r>
-      <w:r>
-        <w:t xml:space="preserve">—</w:t>
-      </w:r>
-      <w:r>
-        <w:t xml:space="preserve"> </w:t>
-      </w:r>
-      <w:r>
-        <w:rPr>
-          <w:rStyle w:val="VerbatimChar"/>
-        </w:rPr>
-        <w:t xml:space="preserve">RevenueOptimizer.OptimizeAllocation</w:t>
-      </w:r>
-      <w:r>
-        <w:t xml:space="preserve"> </w:t>
-      </w:r>
-      <w:r>
-        <w:t xml:space="preserve">greedy GPU→marketplace assignment maximising expected revenue, with a TEE→Chutes revenue bias; self-contained types (HXC-1456).</w:t>
-      </w:r>
-    </w:p>
-    <w:p>
-      <w:pPr>
-        <w:pStyle w:val="Compact"/>
-        <w:numPr>
-          <w:ilvl w:val="2"/>
-          <w:numId w:val="1007"/>
-        </w:numPr>
-      </w:pPr>
-      <w:r>
-        <w:rPr>
-          <w:rStyle w:val="VerbatimChar"/>
-        </w:rPr>
-        <w:t xml:space="preserve">exportcontrol</w:t>
-      </w:r>
-      <w:r>
-        <w:t xml:space="preserve"> </w:t>
-      </w:r>
-      <w:r>
-        <w:t xml:space="preserve">— export-control / country-code KYC gate: a controlled GPU (</w:t>
-      </w:r>
-      <w:r>
-        <w:rPr>
-          <w:rStyle w:val="VerbatimChar"/>
-        </w:rPr>
-        <w:t xml:space="preserve">H100</w:t>
-      </w:r>
-      <w:r>
-        <w:t xml:space="preserve">/</w:t>
-      </w:r>
-      <w:r>
-        <w:rPr>
-          <w:rStyle w:val="VerbatimChar"/>
-        </w:rPr>
-        <w:t xml:space="preserve">A100</w:t>
-      </w:r>
-      <w:r>
-        <w:t xml:space="preserve">) from a Tier-3 (embargoed) or unknown jurisdiction is rejected with</w:t>
-      </w:r>
-      <w:r>
-        <w:t xml:space="preserve"> </w:t>
-      </w:r>
-      <w:r>
-        <w:rPr>
-          <w:rStyle w:val="VerbatimChar"/>
-        </w:rPr>
-        <w:t xml:space="preserve">ErrExportDenied</w:t>
-      </w:r>
-      <w:r>
-        <w:t xml:space="preserve">; Tier-1 is allowed (HXC-1482).</w:t>
-      </w:r>
-    </w:p>
-    <w:p>
-      <w:pPr>
-        <w:pStyle w:val="Compact"/>
-        <w:numPr>
-          <w:ilvl w:val="2"/>
-          <w:numId w:val="1007"/>
-        </w:numPr>
-      </w:pPr>
-      <w:r>
-        <w:rPr>
-          <w:rStyle w:val="VerbatimChar"/>
-        </w:rPr>
-        <w:t xml:space="preserve">devicecatalog</w:t>
-      </w:r>
-      <w:r>
-        <w:t xml:space="preserve"> </w:t>
-      </w:r>
-      <w:r>
-        <w:t xml:space="preserve">— machine-readable 64-device taxonomy with case-insensitive substring</w:t>
-      </w:r>
-      <w:r>
-        <w:t xml:space="preserve"> </w:t>
-      </w:r>
-      <w:r>
-        <w:rPr>
-          <w:rStyle w:val="VerbatimChar"/>
-        </w:rPr>
-        <w:t xml:space="preserve">Lookup</w:t>
-      </w:r>
-      <w:r>
-        <w:t xml:space="preserve"> </w:t>
-      </w:r>
-      <w:r>
-        <w:t xml:space="preserve">resolving a discovered CPU model (e.g. </w:t>
-      </w:r>
-      <w:r>
-        <w:rPr>
-          <w:rStyle w:val="VerbatimChar"/>
-        </w:rPr>
-        <w:t xml:space="preserve">Rockchip RK3588</w:t>
-      </w:r>
-      <w:r>
-        <w:t xml:space="preserve">) to its tier / trust-level / compute-class (HXC-1331).</w:t>
-      </w:r>
-    </w:p>
-    <w:p>
-      <w:pPr>
-        <w:pStyle w:val="Compact"/>
-        <w:numPr>
-          <w:ilvl w:val="2"/>
-          <w:numId w:val="1007"/>
-        </w:numPr>
-      </w:pPr>
-      <w:r>
-        <w:rPr>
-          <w:rStyle w:val="VerbatimChar"/>
-        </w:rPr>
-        <w:t xml:space="preserve">compliancedoc</w:t>
-      </w:r>
-      <w:r>
-        <w:t xml:space="preserve"> </w:t>
-      </w:r>
-      <w:r>
-        <w:t xml:space="preserve">— EU AI Act compliance-documentation pipeline: generates a model card + technical-documentation artifact from attestation-log records, with a SHA-256 provenance hash bound to the actual record content (HXC-1481).</w:t>
-      </w:r>
-    </w:p>
-    <w:p>
-      <w:pPr>
-        <w:pStyle w:val="Compact"/>
-        <w:numPr>
-          <w:ilvl w:val="2"/>
-          <w:numId w:val="1007"/>
-        </w:numPr>
-      </w:pPr>
-      <w:r>
-        <w:rPr>
-          <w:rStyle w:val="VerbatimChar"/>
-        </w:rPr>
-        <w:t xml:space="preserve">hybridkex</w:t>
-      </w:r>
-      <w:r>
-        <w:t xml:space="preserve"> </w:t>
-      </w:r>
-      <w:r>
-        <w:t xml:space="preserve">— hybrid post-quantum key exchange combining X25519 (</w:t>
-      </w:r>
-      <w:r>
-        <w:rPr>
-          <w:rStyle w:val="VerbatimChar"/>
-        </w:rPr>
-        <w:t xml:space="preserve">crypto/ecdh</w:t>
-      </w:r>
-      <w:r>
-        <w:t xml:space="preserve">) and ML-KEM-768 (</w:t>
-      </w:r>
-      <w:r>
-        <w:rPr>
-          <w:rStyle w:val="VerbatimChar"/>
-        </w:rPr>
-        <w:t xml:space="preserve">crypto/mlkem</w:t>
-      </w:r>
-      <w:r>
-        <w:t xml:space="preserve">) shared secrets via HKDF-SHA256 (group</w:t>
-      </w:r>
-      <w:r>
-        <w:t xml:space="preserve"> </w:t>
-      </w:r>
-      <w:r>
-        <w:rPr>
-          <w:rStyle w:val="VerbatimChar"/>
-        </w:rPr>
-        <w:t xml:space="preserve">X25519MLKEM768</w:t>
-      </w:r>
-      <w:r>
-        <w:t xml:space="preserve">); a tampered ML-KEM ciphertext yields a non-matching key (HXC-1476).</w:t>
-      </w:r>
-    </w:p>
-    <w:p>
-      <w:pPr>
-        <w:pStyle w:val="Compact"/>
-        <w:numPr>
-          <w:ilvl w:val="2"/>
-          <w:numId w:val="1007"/>
-        </w:numPr>
-      </w:pPr>
-      <w:r>
-        <w:rPr>
-          <w:rStyle w:val="VerbatimChar"/>
-        </w:rPr>
-        <w:t xml:space="preserve">carbonsched</w:t>
-      </w:r>
-      <w:r>
-        <w:t xml:space="preserve"> </w:t>
-      </w:r>
-      <w:r>
-        <w:t xml:space="preserve">— carbon-aware job placement: chooses the lowest-carbon-intensity latency-eligible region (deterministic name tiebreak) with per-job kWh / gCO2 metering (HXC-1480).</w:t>
-      </w:r>
-    </w:p>
-    <w:p>
-      <w:pPr>
-        <w:pStyle w:val="Compact"/>
-        <w:numPr>
-          <w:ilvl w:val="2"/>
-          <w:numId w:val="1007"/>
-        </w:numPr>
-      </w:pPr>
-      <w:r>
-        <w:rPr>
-          <w:rStyle w:val="VerbatimChar"/>
-        </w:rPr>
-        <w:t xml:space="preserve">gpuattest</w:t>
-      </w:r>
-      <w:r>
-        <w:t xml:space="preserve"> </w:t>
-      </w:r>
-      <w:r>
-        <w:t xml:space="preserve">(additive</w:t>
-      </w:r>
-      <w:r>
-        <w:t xml:space="preserve"> </w:t>
-      </w:r>
-      <w:r>
-        <w:rPr>
-          <w:rStyle w:val="VerbatimChar"/>
-        </w:rPr>
-        <w:t xml:space="preserve">multigpu.go</w:t>
-      </w:r>
-      <w:r>
-        <w:t xml:space="preserve">) — multi-GPU node enumeration: an N-GPU node descriptor yields N distinct, independently-verifiable per-device attestation proofs keyed by GPU UUID; rejects duplicate/empty descriptors (HXC-1573).</w:t>
-      </w:r>
-    </w:p>
-    <w:p>
-      <w:pPr>
-        <w:pStyle w:val="Compact"/>
-        <w:numPr>
-          <w:ilvl w:val="2"/>
-          <w:numId w:val="1007"/>
-        </w:numPr>
-      </w:pPr>
-      <w:r>
-        <w:rPr>
-          <w:rStyle w:val="VerbatimChar"/>
-        </w:rPr>
-        <w:t xml:space="preserve">workloadrouter</w:t>
-      </w:r>
-      <w:r>
-        <w:t xml:space="preserve"> </w:t>
-      </w:r>
-      <w:r>
-        <w:t xml:space="preserve">—</w:t>
-      </w:r>
-      <w:r>
-        <w:t xml:space="preserve"> </w:t>
-      </w:r>
-      <w:r>
-        <w:rPr>
-          <w:rStyle w:val="VerbatimChar"/>
-        </w:rPr>
-        <w:t xml:space="preserve">UnifiedManager.RouteWorkload</w:t>
-      </w:r>
-      <w:r>
-        <w:t xml:space="preserve">: concurrent per-marketplace price probes + a weighted composite score (inverse price/latency, health) with a TEE multiplier that re-ranks confidential offers when the workload requires a TEE (HXC-1455).</w:t>
-      </w:r>
-    </w:p>
-    <w:p>
-      <w:pPr>
-        <w:pStyle w:val="Compact"/>
-        <w:numPr>
-          <w:ilvl w:val="2"/>
-          <w:numId w:val="1007"/>
-        </w:numPr>
-      </w:pPr>
-      <w:r>
-        <w:rPr>
-          <w:rStyle w:val="VerbatimChar"/>
-        </w:rPr>
-        <w:t xml:space="preserve">metrics</w:t>
-      </w:r>
-      <w:r>
-        <w:t xml:space="preserve"> </w:t>
-      </w:r>
-      <w:r>
-        <w:t xml:space="preserve">(additive</w:t>
-      </w:r>
-      <w:r>
-        <w:t xml:space="preserve"> </w:t>
-      </w:r>
-      <w:r>
-        <w:rPr>
-          <w:rStyle w:val="VerbatimChar"/>
-        </w:rPr>
-        <w:t xml:space="preserve">tiermetrics.go</w:t>
-      </w:r>
-      <w:r>
-        <w:t xml:space="preserve">) —</w:t>
-      </w:r>
-      <w:r>
-        <w:t xml:space="preserve"> </w:t>
-      </w:r>
-      <w:r>
-        <w:rPr>
-          <w:rStyle w:val="VerbatimChar"/>
-        </w:rPr>
-        <w:t xml:space="preserve">TierMetrics</w:t>
-      </w:r>
-      <w:r>
-        <w:t xml:space="preserve"> </w:t>
-      </w:r>
-      <w:r>
-        <w:t xml:space="preserve">exposes</w:t>
-      </w:r>
-      <w:r>
-        <w:t xml:space="preserve"> </w:t>
-      </w:r>
-      <w:r>
-        <w:rPr>
-          <w:rStyle w:val="VerbatimChar"/>
-        </w:rPr>
-        <w:t xml:space="preserve">gpu_tier_utilization</w:t>
-      </w:r>
-      <w:r>
-        <w:t xml:space="preserve">,</w:t>
-      </w:r>
-      <w:r>
-        <w:t xml:space="preserve"> </w:t>
-      </w:r>
-      <w:r>
-        <w:rPr>
-          <w:rStyle w:val="VerbatimChar"/>
-        </w:rPr>
-        <w:t xml:space="preserve">gpu_cost_per_hour</w:t>
-      </w:r>
-      <w:r>
-        <w:t xml:space="preserve">, and</w:t>
-      </w:r>
-      <w:r>
-        <w:t xml:space="preserve"> </w:t>
-      </w:r>
-      <w:r>
-        <w:rPr>
-          <w:rStyle w:val="VerbatimChar"/>
-        </w:rPr>
-        <w:t xml:space="preserve">provider_health</w:t>
-      </w:r>
-      <w:r>
-        <w:t xml:space="preserve"> </w:t>
-      </w:r>
-      <w:r>
-        <w:t xml:space="preserve">Prometheus-text series with deterministic ordering and concurrent-safe setters (HXC-1535).</w:t>
-      </w:r>
-    </w:p>
-    <w:p>
-      <w:pPr>
-        <w:pStyle w:val="Compact"/>
-        <w:numPr>
-          <w:ilvl w:val="2"/>
-          <w:numId w:val="1007"/>
-        </w:numPr>
-      </w:pPr>
-      <w:r>
-        <w:rPr>
-          <w:rStyle w:val="VerbatimChar"/>
-        </w:rPr>
-        <w:t xml:space="preserve">cmd/gpu-pool-manager</w:t>
-      </w:r>
-      <w:r>
-        <w:t xml:space="preserve"> </w:t>
-      </w:r>
-      <w:r>
-        <w:t xml:space="preserve">— GPU pool manager HTTP front-end:</w:t>
-      </w:r>
-      <w:r>
-        <w:t xml:space="preserve"> </w:t>
-      </w:r>
-      <w:r>
-        <w:rPr>
-          <w:rStyle w:val="VerbatimChar"/>
-        </w:rPr>
-        <w:t xml:space="preserve">POST /allocate</w:t>
-      </w:r>
-      <w:r>
-        <w:t xml:space="preserve"> </w:t>
-      </w:r>
-      <w:r>
-        <w:t xml:space="preserve">returns the tier-correct (lowest-tier healthy, name tiebreak) provider as JSON (</w:t>
-      </w:r>
-      <w:r>
-        <w:rPr>
-          <w:rStyle w:val="VerbatimChar"/>
-        </w:rPr>
-        <w:t xml:space="preserve">503</w:t>
-      </w:r>
-      <w:r>
-        <w:t xml:space="preserve"> </w:t>
-      </w:r>
-      <w:r>
-        <w:t xml:space="preserve">when none healthy) and</w:t>
-      </w:r>
-      <w:r>
-        <w:t xml:space="preserve"> </w:t>
-      </w:r>
-      <w:r>
-        <w:rPr>
-          <w:rStyle w:val="VerbatimChar"/>
-        </w:rPr>
-        <w:t xml:space="preserve">GET /providers</w:t>
-      </w:r>
-      <w:r>
-        <w:t xml:space="preserve"> </w:t>
-      </w:r>
-      <w:r>
-        <w:t xml:space="preserve">lists providers with health; httptest-gated, self-contained (HXC-1530).</w:t>
-      </w:r>
-    </w:p>
-    <w:p>
-      <w:pPr>
-        <w:pStyle w:val="Compact"/>
-        <w:numPr>
-          <w:ilvl w:val="2"/>
-          <w:numId w:val="1007"/>
-        </w:numPr>
-      </w:pPr>
-      <w:r>
-        <w:rPr>
-          <w:rStyle w:val="VerbatimChar"/>
-        </w:rPr>
-        <w:t xml:space="preserve">marketplaceadapter</w:t>
-      </w:r>
-      <w:r>
-        <w:t xml:space="preserve"> </w:t>
-      </w:r>
-      <w:r>
-        <w:t xml:space="preserve">—</w:t>
-      </w:r>
-      <w:r>
-        <w:t xml:space="preserve"> </w:t>
-      </w:r>
-      <w:r>
-        <w:rPr>
-          <w:rStyle w:val="VerbatimChar"/>
-        </w:rPr>
-        <w:t xml:space="preserve">MarketplaceAdapter</w:t>
-      </w:r>
-      <w:r>
-        <w:t xml:space="preserve"> </w:t>
-      </w:r>
-      <w:r>
-        <w:t xml:space="preserve">interface (</w:t>
-      </w:r>
-      <w:r>
-        <w:rPr>
-          <w:rStyle w:val="VerbatimChar"/>
-        </w:rPr>
-        <w:t xml:space="preserve">Name</w:t>
-      </w:r>
-      <w:r>
-        <w:t xml:space="preserve">/</w:t>
-      </w:r>
-      <w:r>
-        <w:rPr>
-          <w:rStyle w:val="VerbatimChar"/>
-        </w:rPr>
-        <w:t xml:space="preserve">GetCurrentPricing</w:t>
-      </w:r>
-      <w:r>
-        <w:t xml:space="preserve">/</w:t>
-      </w:r>
-      <w:r>
-        <w:rPr>
-          <w:rStyle w:val="VerbatimChar"/>
-        </w:rPr>
-        <w:t xml:space="preserve">SubmitWork</w:t>
-      </w:r>
-      <w:r>
-        <w:t xml:space="preserve">) with a</w:t>
-      </w:r>
-      <w:r>
-        <w:t xml:space="preserve"> </w:t>
-      </w:r>
-      <w:r>
-        <w:rPr>
-          <w:rStyle w:val="VerbatimChar"/>
-        </w:rPr>
-        <w:t xml:space="preserve">Name()</w:t>
-      </w:r>
-      <w:r>
-        <w:t xml:space="preserve">-keyed dispatch</w:t>
-      </w:r>
-      <w:r>
-        <w:t xml:space="preserve"> </w:t>
-      </w:r>
-      <w:r>
-        <w:rPr>
-          <w:rStyle w:val="VerbatimChar"/>
-        </w:rPr>
-        <w:t xml:space="preserve">Registry</w:t>
-      </w:r>
-      <w:r>
-        <w:t xml:space="preserve"> </w:t>
-      </w:r>
-      <w:r>
-        <w:t xml:space="preserve">and a</w:t>
-      </w:r>
-      <w:r>
-        <w:t xml:space="preserve"> </w:t>
-      </w:r>
-      <w:r>
-        <w:rPr>
-          <w:rStyle w:val="VerbatimChar"/>
-        </w:rPr>
-        <w:t xml:space="preserve">ChutesAdapter</w:t>
-      </w:r>
-      <w:r>
-        <w:t xml:space="preserve"> </w:t>
-      </w:r>
-      <w:r>
-        <w:t xml:space="preserve">over HTTP (httptest fixture, non-2xx rejected) (HXC-1454).</w:t>
-      </w:r>
-    </w:p>
-    <w:p>
-      <w:pPr>
-        <w:pStyle w:val="Compact"/>
-        <w:numPr>
-          <w:ilvl w:val="2"/>
-          <w:numId w:val="1007"/>
-        </w:numPr>
-      </w:pPr>
-      <w:r>
-        <w:rPr>
-          <w:rStyle w:val="VerbatimChar"/>
-        </w:rPr>
-        <w:t xml:space="preserve">cmd/e2ee-proxy</w:t>
-      </w:r>
-      <w:r>
-        <w:t xml:space="preserve"> </w:t>
-      </w:r>
-      <w:r>
-        <w:t xml:space="preserve">— transparent ML-KEM-768 (</w:t>
-      </w:r>
-      <w:r>
-        <w:rPr>
-          <w:rStyle w:val="VerbatimChar"/>
-        </w:rPr>
-        <w:t xml:space="preserve">crypto/mlkem</w:t>
-      </w:r>
-      <w:r>
-        <w:t xml:space="preserve">) + AES-256-GCM encrypting proxy:</w:t>
-      </w:r>
-      <w:r>
-        <w:t xml:space="preserve"> </w:t>
-      </w:r>
-      <w:r>
-        <w:rPr>
-          <w:rStyle w:val="VerbatimChar"/>
-        </w:rPr>
-        <w:t xml:space="preserve">EncryptingTransport</w:t>
-      </w:r>
-      <w:r>
-        <w:t xml:space="preserve"> </w:t>
-      </w:r>
-      <w:r>
-        <w:t xml:space="preserve">seals request bodies and</w:t>
-      </w:r>
-      <w:r>
-        <w:t xml:space="preserve"> </w:t>
-      </w:r>
-      <w:r>
-        <w:rPr>
-          <w:rStyle w:val="VerbatimChar"/>
-        </w:rPr>
-        <w:t xml:space="preserve">DecryptingHandler</w:t>
-      </w:r>
-      <w:r>
-        <w:t xml:space="preserve"> </w:t>
-      </w:r>
-      <w:r>
-        <w:t xml:space="preserve">opens them, so the on-wire payload between proxy and upstream is ciphertext-only while the client receives the correct plaintext; tampered ciphertext is rejected (HXC-1532).</w:t>
-      </w:r>
-    </w:p>
-    <w:p>
-      <w:pPr>
-        <w:pStyle w:val="Compact"/>
-        <w:numPr>
-          <w:ilvl w:val="2"/>
-          <w:numId w:val="1007"/>
-        </w:numPr>
-      </w:pPr>
-      <w:r>
-        <w:rPr>
-          <w:rStyle w:val="VerbatimChar"/>
-        </w:rPr>
-        <w:t xml:space="preserve">e2eebench</w:t>
-      </w:r>
-      <w:r>
-        <w:t xml:space="preserve"> </w:t>
-      </w:r>
-      <w:r>
-        <w:t xml:space="preserve">—</w:t>
-      </w:r>
-      <w:r>
-        <w:t xml:space="preserve"> </w:t>
-      </w:r>
-      <w:r>
-        <w:rPr>
-          <w:rStyle w:val="VerbatimChar"/>
-        </w:rPr>
-        <w:t xml:space="preserve">MeasureHandshakeLatency</w:t>
-      </w:r>
-      <w:r>
-        <w:t xml:space="preserve"> </w:t>
-      </w:r>
-      <w:r>
-        <w:t xml:space="preserve">benchmarks the</w:t>
-      </w:r>
-      <w:r>
-        <w:t xml:space="preserve"> </w:t>
-      </w:r>
-      <w:r>
-        <w:rPr>
-          <w:rStyle w:val="VerbatimChar"/>
-        </w:rPr>
-        <w:t xml:space="preserve">hybridkex</w:t>
-      </w:r>
-      <w:r>
-        <w:t xml:space="preserve"> </w:t>
-      </w:r>
-      <w:r>
-        <w:t xml:space="preserve">full handshake (median + P95), proving median &lt; 1ms on host and enforcing per-iteration key agreement (</w:t>
-      </w:r>
-      <w:r>
-        <w:rPr>
-          <w:rStyle w:val="VerbatimChar"/>
-        </w:rPr>
-        <w:t xml:space="preserve">ErrKeyDisagreement</w:t>
-      </w:r>
-      <w:r>
-        <w:t xml:space="preserve">) (HXC-1556).</w:t>
-      </w:r>
-    </w:p>
-    <w:p>
-      <w:pPr>
-        <w:pStyle w:val="Compact"/>
-        <w:numPr>
-          <w:ilvl w:val="2"/>
-          <w:numId w:val="1007"/>
-        </w:numPr>
-      </w:pPr>
-      <w:r>
-        <w:rPr>
-          <w:rStyle w:val="VerbatimChar"/>
-        </w:rPr>
-        <w:t xml:space="preserve">archlint</w:t>
-      </w:r>
-      <w:r>
-        <w:t xml:space="preserve"> </w:t>
-      </w:r>
-      <w:r>
-        <w:t xml:space="preserve">+</w:t>
-      </w:r>
-      <w:r>
-        <w:t xml:space="preserve"> </w:t>
-      </w:r>
-      <w:r>
-        <w:rPr>
-          <w:rStyle w:val="VerbatimChar"/>
-        </w:rPr>
-        <w:t xml:space="preserve">docs/ARCHITECTURE.md</w:t>
-      </w:r>
-      <w:r>
-        <w:t xml:space="preserve"> </w:t>
-      </w:r>
-      <w:r>
-        <w:t xml:space="preserve">— the hardened L0–L7 architecture diagram and component map, mechanically enforced:</w:t>
-      </w:r>
-      <w:r>
-        <w:t xml:space="preserve"> </w:t>
-      </w:r>
-      <w:r>
-        <w:rPr>
-          <w:rStyle w:val="VerbatimChar"/>
-        </w:rPr>
-        <w:t xml:space="preserve">archlint</w:t>
-      </w:r>
-      <w:r>
-        <w:t xml:space="preserve"> </w:t>
-      </w:r>
-      <w:r>
-        <w:t xml:space="preserve">parses the component-map table and fails the build if any documented component maps to a package path that does not exist on disk (HXC-1424).</w:t>
-      </w:r>
-    </w:p>
-    <w:p>
-      <w:pPr>
-        <w:pStyle w:val="Compact"/>
-        <w:numPr>
-          <w:ilvl w:val="1"/>
-          <w:numId w:val="1006"/>
-        </w:numPr>
-      </w:pPr>
-      <w:r>
-        <w:t xml:space="preserve">Wave 67 (5 units, subagent-driven, 5 parallel streams in disjoint packages):</w:t>
       </w:r>
     </w:p>
     <w:p>
@@ -3629,7 +2415,7 @@
         <w:rPr>
           <w:rStyle w:val="VerbatimChar"/>
         </w:rPr>
-        <w:t xml:space="preserve">multiraft</w:t>
+        <w:t xml:space="preserve">bursthysteresis</w:t>
       </w:r>
       <w:r>
         <w:t xml:space="preserve"> </w:t>
@@ -3644,55 +2430,13 @@
         <w:rPr>
           <w:rStyle w:val="VerbatimChar"/>
         </w:rPr>
-        <w:t xml:space="preserve">MultiRaftManager</w:t>
-      </w:r>
-      <w:r>
-        <w:t xml:space="preserve"> </w:t>
-      </w:r>
-      <w:r>
-        <w:t xml:space="preserve">partitioning cluster state into independent per-shard</w:t>
-      </w:r>
-      <w:r>
-        <w:t xml:space="preserve"> </w:t>
-      </w:r>
-      <w:r>
-        <w:rPr>
-          <w:rStyle w:val="VerbatimChar"/>
-        </w:rPr>
-        <w:t xml:space="preserve">go.etcd.io/raft/v3</w:t>
-      </w:r>
-      <w:r>
-        <w:t xml:space="preserve"> </w:t>
-      </w:r>
-      <w:r>
-        <w:t xml:space="preserve">groups, each electing its own leader and committing independently via per-shard</w:t>
-      </w:r>
-      <w:r>
-        <w:t xml:space="preserve"> </w:t>
-      </w:r>
-      <w:r>
-        <w:rPr>
-          <w:rStyle w:val="VerbatimChar"/>
-        </w:rPr>
-        <w:t xml:space="preserve">Propose</w:t>
-      </w:r>
-      <w:r>
-        <w:t xml:space="preserve"> </w:t>
-      </w:r>
-      <w:r>
-        <w:t xml:space="preserve">routing over an in-process</w:t>
-      </w:r>
-      <w:r>
-        <w:t xml:space="preserve"> </w:t>
-      </w:r>
-      <w:r>
-        <w:rPr>
-          <w:rStyle w:val="VerbatimChar"/>
-        </w:rPr>
-        <w:t xml:space="preserve">RaftTransport</w:t>
-      </w:r>
-      <w:r>
-        <w:t xml:space="preserve">; write throughput scales with shard count and a shard re-elects on leader loss while others keep committing (HXC-1387).</w:t>
+        <w:t xml:space="preserve">BurstController</w:t>
+      </w:r>
+      <w:r>
+        <w:t xml:space="preserve"> </w:t>
+      </w:r>
+      <w:r>
+        <w:t xml:space="preserve">with a MONITOR→SPILL→RECOVER two-threshold hysteresis dead-band (HXC-1504).</w:t>
       </w:r>
     </w:p>
     <w:p>
@@ -3707,58 +2451,13 @@
         <w:rPr>
           <w:rStyle w:val="VerbatimChar"/>
         </w:rPr>
-        <w:t xml:space="preserve">stonith</w:t>
-      </w:r>
-      <w:r>
-        <w:t xml:space="preserve"> </w:t>
-      </w:r>
-      <w:r>
-        <w:t xml:space="preserve">— STONITH fencing: a</w:t>
-      </w:r>
-      <w:r>
-        <w:t xml:space="preserve"> </w:t>
-      </w:r>
-      <w:r>
-        <w:rPr>
-          <w:rStyle w:val="VerbatimChar"/>
-        </w:rPr>
-        <w:t xml:space="preserve">FencingAgent</w:t>
-      </w:r>
-      <w:r>
-        <w:t xml:space="preserve"> </w:t>
-      </w:r>
-      <w:r>
-        <w:t xml:space="preserve">interface with IPMI / AWS-EC2 / Azure-ARM / SBD-shared-disk / NoOp drivers and a</w:t>
-      </w:r>
-      <w:r>
-        <w:t xml:space="preserve"> </w:t>
-      </w:r>
-      <w:r>
-        <w:rPr>
-          <w:rStyle w:val="VerbatimChar"/>
-        </w:rPr>
-        <w:t xml:space="preserve">MultiLevelFencer</w:t>
-      </w:r>
-      <w:r>
-        <w:t xml:space="preserve"> </w:t>
-      </w:r>
-      <w:r>
-        <w:t xml:space="preserve">multi-level fallback, with sink-side fence confirmation; the IPMI real-binary path is an honest SKIP-with-reason when</w:t>
-      </w:r>
-      <w:r>
-        <w:t xml:space="preserve"> </w:t>
-      </w:r>
-      <w:r>
-        <w:rPr>
-          <w:rStyle w:val="VerbatimChar"/>
-        </w:rPr>
-        <w:t xml:space="preserve">ipmitool</w:t>
-      </w:r>
-      <w:r>
-        <w:t xml:space="preserve"> </w:t>
-      </w:r>
-      <w:r>
-        <w:t xml:space="preserve">is absent (HXC-1401).</w:t>
+        <w:t xml:space="preserve">providerchain</w:t>
+      </w:r>
+      <w:r>
+        <w:t xml:space="preserve"> </w:t>
+      </w:r>
+      <w:r>
+        <w:t xml:space="preserve">— ordered multi-tier provider fallback cascade with retriable/terminal error classification and injected-clock failover SLA (HXC-1508).</w:t>
       </w:r>
     </w:p>
     <w:p>
@@ -3773,13 +2472,55 @@
         <w:rPr>
           <w:rStyle w:val="VerbatimChar"/>
         </w:rPr>
-        <w:t xml:space="preserve">deviceplugin</w:t>
-      </w:r>
-      <w:r>
-        <w:t xml:space="preserve"> </w:t>
-      </w:r>
-      <w:r>
-        <w:t xml:space="preserve">— Nomad/K8s-style gRPC device-plugin / GRES fingerprinting framework over real gRPC: plugins register full device fingerprints, the registry parses GRES descriptors, atomically applies fingerprints, allocates by request, and rejects oversubscription (HXC-1407).</w:t>
+        <w:t xml:space="preserve">gpucatalog</w:t>
+      </w:r>
+      <w:r>
+        <w:t xml:space="preserve"> </w:t>
+      </w:r>
+      <w:r>
+        <w:t xml:space="preserve">—</w:t>
+      </w:r>
+      <w:r>
+        <w:t xml:space="preserve"> </w:t>
+      </w:r>
+      <w:r>
+        <w:rPr>
+          <w:rStyle w:val="VerbatimChar"/>
+        </w:rPr>
+        <w:t xml:space="preserve">SUPPORTED_GPUS</w:t>
+      </w:r>
+      <w:r>
+        <w:t xml:space="preserve"> </w:t>
+      </w:r>
+      <w:r>
+        <w:t xml:space="preserve">compute-multiplier catalog,</w:t>
+      </w:r>
+      <w:r>
+        <w:t xml:space="preserve"> </w:t>
+      </w:r>
+      <w:r>
+        <w:rPr>
+          <w:rStyle w:val="VerbatimChar"/>
+        </w:rPr>
+        <w:t xml:space="preserve">LookupMultiplier</w:t>
+      </w:r>
+      <w:r>
+        <w:t xml:space="preserve">, and attestation-aware</w:t>
+      </w:r>
+      <w:r>
+        <w:t xml:space="preserve"> </w:t>
+      </w:r>
+      <w:r>
+        <w:rPr>
+          <w:rStyle w:val="VerbatimChar"/>
+        </w:rPr>
+        <w:t xml:space="preserve">Score</w:t>
+      </w:r>
+      <w:r>
+        <w:t xml:space="preserve"> </w:t>
+      </w:r>
+      <w:r>
+        <w:t xml:space="preserve">(attested above un-attested) (HXC-1592).</w:t>
       </w:r>
     </w:p>
     <w:p>
@@ -3794,70 +2535,28 @@
         <w:rPr>
           <w:rStyle w:val="VerbatimChar"/>
         </w:rPr>
-        <w:t xml:space="preserve">internal/gpu</w:t>
-      </w:r>
-      <w:r>
-        <w:t xml:space="preserve"> </w:t>
-      </w:r>
-      <w:r>
-        <w:t xml:space="preserve">(additive</w:t>
-      </w:r>
-      <w:r>
-        <w:t xml:space="preserve"> </w:t>
-      </w:r>
-      <w:r>
-        <w:rPr>
-          <w:rStyle w:val="VerbatimChar"/>
-        </w:rPr>
-        <w:t xml:space="preserve">manager_helixpow.go</w:t>
-      </w:r>
-      <w:r>
-        <w:t xml:space="preserve">) — dual-workload capacity reservation:</w:t>
-      </w:r>
-      <w:r>
-        <w:t xml:space="preserve"> </w:t>
-      </w:r>
-      <w:r>
-        <w:rPr>
-          <w:rStyle w:val="VerbatimChar"/>
-        </w:rPr>
-        <w:t xml:space="preserve">ReserveForHelixPoW(fraction)</w:t>
-      </w:r>
-      <w:r>
-        <w:t xml:space="preserve"> </w:t>
-      </w:r>
-      <w:r>
-        <w:t xml:space="preserve">+</w:t>
-      </w:r>
-      <w:r>
-        <w:t xml:space="preserve"> </w:t>
-      </w:r>
-      <w:r>
-        <w:rPr>
-          <w:rStyle w:val="VerbatimChar"/>
-        </w:rPr>
-        <w:t xml:space="preserve">ChutesCapacity()</w:t>
-      </w:r>
-      <w:r>
-        <w:t xml:space="preserve"> </w:t>
-      </w:r>
-      <w:r>
-        <w:t xml:space="preserve">reporting only the non-reserved remainder, with a strict</w:t>
-      </w:r>
-      <w:r>
-        <w:t xml:space="preserve"> </w:t>
-      </w:r>
-      <w:r>
-        <w:rPr>
-          <w:rStyle w:val="VerbatimChar"/>
-        </w:rPr>
-        <w:t xml:space="preserve">&gt;0.80</w:t>
-      </w:r>
-      <w:r>
-        <w:t xml:space="preserve"> </w:t>
-      </w:r>
-      <w:r>
-        <w:t xml:space="preserve">Helix-load Gepetto starvation guard that zeroes Chutes capacity (HXC-1447).</w:t>
+        <w:t xml:space="preserve">gravaladmit</w:t>
+      </w:r>
+      <w:r>
+        <w:t xml:space="preserve"> </w:t>
+      </w:r>
+      <w:r>
+        <w:t xml:space="preserve">— HMAC-SHA256 GraVal challenge-response provider admission gate with single-use nonce and</w:t>
+      </w:r>
+      <w:r>
+        <w:t xml:space="preserve"> </w:t>
+      </w:r>
+      <w:r>
+        <w:rPr>
+          <w:rStyle w:val="VerbatimChar"/>
+        </w:rPr>
+        <w:t xml:space="preserve">graval.verified</w:t>
+      </w:r>
+      <w:r>
+        <w:t xml:space="preserve"> </w:t>
+      </w:r>
+      <w:r>
+        <w:t xml:space="preserve">label (HXC-1523).</w:t>
       </w:r>
     </w:p>
     <w:p>
@@ -3872,7 +2571,736 @@
         <w:rPr>
           <w:rStyle w:val="VerbatimChar"/>
         </w:rPr>
-        <w:t xml:space="preserve">chutes</w:t>
+        <w:t xml:space="preserve">modelrouter</w:t>
+      </w:r>
+      <w:r>
+        <w:t xml:space="preserve"> </w:t>
+      </w:r>
+      <w:r>
+        <w:t xml:space="preserve">— strategy-to-default-model resolution (latency/throughput/quality/cost) with a typed unknown-strategy error (HXC-1430).</w:t>
+      </w:r>
+    </w:p>
+    <w:p>
+      <w:pPr>
+        <w:pStyle w:val="Compact"/>
+        <w:numPr>
+          <w:ilvl w:val="2"/>
+          <w:numId w:val="1008"/>
+        </w:numPr>
+      </w:pPr>
+      <w:r>
+        <w:rPr>
+          <w:rStyle w:val="VerbatimChar"/>
+        </w:rPr>
+        <w:t xml:space="preserve">gravalverify</w:t>
+      </w:r>
+      <w:r>
+        <w:t xml:space="preserve"> </w:t>
+      </w:r>
+      <w:r>
+        <w:t xml:space="preserve">— GraVal GPU attestation with a VRAM-ratio</w:t>
+      </w:r>
+      <w:r>
+        <w:t xml:space="preserve"> </w:t>
+      </w:r>
+      <w:r>
+        <w:rPr>
+          <w:rStyle w:val="VerbatimChar"/>
+        </w:rPr>
+        <w:t xml:space="preserve">&gt;= 0.95</w:t>
+      </w:r>
+      <w:r>
+        <w:t xml:space="preserve"> </w:t>
+      </w:r>
+      <w:r>
+        <w:t xml:space="preserve">gate and a concurrent, race-clean</w:t>
+      </w:r>
+      <w:r>
+        <w:t xml:space="preserve"> </w:t>
+      </w:r>
+      <w:r>
+        <w:rPr>
+          <w:rStyle w:val="VerbatimChar"/>
+        </w:rPr>
+        <w:t xml:space="preserve">BatchVerify</w:t>
+      </w:r>
+      <w:r>
+        <w:t xml:space="preserve"> </w:t>
+      </w:r>
+      <w:r>
+        <w:t xml:space="preserve">pass-rate KPI (HXC-1435, HXC-1436).</w:t>
+      </w:r>
+    </w:p>
+    <w:p>
+      <w:pPr>
+        <w:pStyle w:val="Compact"/>
+        <w:numPr>
+          <w:ilvl w:val="2"/>
+          <w:numId w:val="1008"/>
+        </w:numPr>
+      </w:pPr>
+      <w:r>
+        <w:rPr>
+          <w:rStyle w:val="VerbatimChar"/>
+        </w:rPr>
+        <w:t xml:space="preserve">gepetto</w:t>
+      </w:r>
+      <w:r>
+        <w:t xml:space="preserve"> </w:t>
+      </w:r>
+      <w:r>
+        <w:t xml:space="preserve">— HelixGepetto dual-resource local-vs-Chutes arbitration with a monotonic reserve schedule and a strict</w:t>
+      </w:r>
+      <w:r>
+        <w:t xml:space="preserve"> </w:t>
+      </w:r>
+      <w:r>
+        <w:rPr>
+          <w:rStyle w:val="VerbatimChar"/>
+        </w:rPr>
+        <w:t xml:space="preserve">&gt;0.80</w:t>
+      </w:r>
+      <w:r>
+        <w:t xml:space="preserve"> </w:t>
+      </w:r>
+      <w:r>
+        <w:t xml:space="preserve">high-water anti-starvation zero-capacity cut-off (HXC-1446).</w:t>
+      </w:r>
+    </w:p>
+    <w:p>
+      <w:pPr>
+        <w:pStyle w:val="Compact"/>
+        <w:numPr>
+          <w:ilvl w:val="2"/>
+          <w:numId w:val="1008"/>
+        </w:numPr>
+      </w:pPr>
+      <w:r>
+        <w:rPr>
+          <w:rStyle w:val="VerbatimChar"/>
+        </w:rPr>
+        <w:t xml:space="preserve">chutesaccount</w:t>
+      </w:r>
+      <w:r>
+        <w:t xml:space="preserve"> </w:t>
+      </w:r>
+      <w:r>
+        <w:t xml:space="preserve">— Chutes API model-list (TEE/price fields) and</w:t>
+      </w:r>
+      <w:r>
+        <w:t xml:space="preserve"> </w:t>
+      </w:r>
+      <w:r>
+        <w:rPr>
+          <w:rStyle w:val="VerbatimChar"/>
+        </w:rPr>
+        <w:t xml:space="preserve">/users/me</w:t>
+      </w:r>
+      <w:r>
+        <w:t xml:space="preserve"> </w:t>
+      </w:r>
+      <w:r>
+        <w:t xml:space="preserve">account-balance client over HTTP with</w:t>
+      </w:r>
+      <w:r>
+        <w:t xml:space="preserve"> </w:t>
+      </w:r>
+      <w:r>
+        <w:rPr>
+          <w:rStyle w:val="VerbatimChar"/>
+        </w:rPr>
+        <w:t xml:space="preserve">Authorization: Bearer</w:t>
+      </w:r>
+      <w:r>
+        <w:t xml:space="preserve"> </w:t>
+      </w:r>
+      <w:r>
+        <w:t xml:space="preserve">(HXC-1429).</w:t>
+      </w:r>
+    </w:p>
+    <w:p>
+      <w:pPr>
+        <w:pStyle w:val="Compact"/>
+        <w:numPr>
+          <w:ilvl w:val="2"/>
+          <w:numId w:val="1008"/>
+        </w:numPr>
+      </w:pPr>
+      <w:r>
+        <w:rPr>
+          <w:rStyle w:val="VerbatimChar"/>
+        </w:rPr>
+        <w:t xml:space="preserve">cmd/burst-controller</w:t>
+      </w:r>
+      <w:r>
+        <w:t xml:space="preserve"> </w:t>
+      </w:r>
+      <w:r>
+        <w:t xml:space="preserve">— utilization-driven binary driving</w:t>
+      </w:r>
+      <w:r>
+        <w:t xml:space="preserve"> </w:t>
+      </w:r>
+      <w:r>
+        <w:rPr>
+          <w:rStyle w:val="VerbatimChar"/>
+        </w:rPr>
+        <w:t xml:space="preserve">bursthysteresis</w:t>
+      </w:r>
+      <w:r>
+        <w:t xml:space="preserve">; emits a</w:t>
+      </w:r>
+      <w:r>
+        <w:t xml:space="preserve"> </w:t>
+      </w:r>
+      <w:r>
+        <w:t xml:space="preserve">“burst allocation request”</w:t>
+      </w:r>
+      <w:r>
+        <w:t xml:space="preserve"> </w:t>
+      </w:r>
+      <w:r>
+        <w:t xml:space="preserve">on SPILL and a RECOVER line, runID-stamped (HXC-1531).</w:t>
+      </w:r>
+    </w:p>
+    <w:p>
+      <w:pPr>
+        <w:pStyle w:val="Compact"/>
+        <w:numPr>
+          <w:ilvl w:val="2"/>
+          <w:numId w:val="1008"/>
+        </w:numPr>
+      </w:pPr>
+      <w:r>
+        <w:rPr>
+          <w:rStyle w:val="VerbatimChar"/>
+        </w:rPr>
+        <w:t xml:space="preserve">tieredcache</w:t>
+      </w:r>
+      <w:r>
+        <w:t xml:space="preserve"> </w:t>
+      </w:r>
+      <w:r>
+        <w:t xml:space="preserve">— hot(memory)/warm(NVMe)/cold(SSD) tiered cache with injected backends + injected clock, idle-demotion + promotion, and per-tier hit stats (HXC-1418).</w:t>
+      </w:r>
+    </w:p>
+    <w:p>
+      <w:pPr>
+        <w:pStyle w:val="Compact"/>
+        <w:numPr>
+          <w:ilvl w:val="2"/>
+          <w:numId w:val="1008"/>
+        </w:numPr>
+      </w:pPr>
+      <w:r>
+        <w:rPr>
+          <w:rStyle w:val="VerbatimChar"/>
+        </w:rPr>
+        <w:t xml:space="preserve">smartrouter</w:t>
+      </w:r>
+      <w:r>
+        <w:t xml:space="preserve"> </w:t>
+      </w:r>
+      <w:r>
+        <w:t xml:space="preserve">— intelligent ModelRouter (latency/throughput/cost/TEE/balanced) that always excludes unhealthy models, with a typed no-eligible-model error (HXC-1539).</w:t>
+      </w:r>
+    </w:p>
+    <w:p>
+      <w:pPr>
+        <w:pStyle w:val="Compact"/>
+        <w:numPr>
+          <w:ilvl w:val="2"/>
+          <w:numId w:val="1008"/>
+        </w:numPr>
+      </w:pPr>
+      <w:r>
+        <w:rPr>
+          <w:rStyle w:val="VerbatimChar"/>
+        </w:rPr>
+        <w:t xml:space="preserve">epochresolve</w:t>
+      </w:r>
+      <w:r>
+        <w:t xml:space="preserve"> </w:t>
+      </w:r>
+      <w:r>
+        <w:t xml:space="preserve">— config-epoch failover slot-ownership conflict resolution (highest-epoch wins, deterministic lexicographic equal-epoch tiebreak, order-independent convergence) (HXC-1397).</w:t>
+      </w:r>
+    </w:p>
+    <w:p>
+      <w:pPr>
+        <w:pStyle w:val="Compact"/>
+        <w:numPr>
+          <w:ilvl w:val="2"/>
+          <w:numId w:val="1008"/>
+        </w:numPr>
+      </w:pPr>
+      <w:r>
+        <w:rPr>
+          <w:rStyle w:val="VerbatimChar"/>
+        </w:rPr>
+        <w:t xml:space="preserve">balancemonitor</w:t>
+      </w:r>
+      <w:r>
+        <w:t xml:space="preserve"> </w:t>
+      </w:r>
+      <w:r>
+        <w:t xml:space="preserve">— USD account-balance monitor with a strict low-balance floor warning, over HTTP with</w:t>
+      </w:r>
+      <w:r>
+        <w:t xml:space="preserve"> </w:t>
+      </w:r>
+      <w:r>
+        <w:rPr>
+          <w:rStyle w:val="VerbatimChar"/>
+        </w:rPr>
+        <w:t xml:space="preserve">Authorization: Bearer</w:t>
+      </w:r>
+      <w:r>
+        <w:t xml:space="preserve"> </w:t>
+      </w:r>
+      <w:r>
+        <w:t xml:space="preserve">(HXC-1512).</w:t>
+      </w:r>
+    </w:p>
+    <w:p>
+      <w:pPr>
+        <w:pStyle w:val="Compact"/>
+        <w:numPr>
+          <w:ilvl w:val="2"/>
+          <w:numId w:val="1008"/>
+        </w:numPr>
+      </w:pPr>
+      <w:r>
+        <w:rPr>
+          <w:rStyle w:val="VerbatimChar"/>
+        </w:rPr>
+        <w:t xml:space="preserve">scan</w:t>
+      </w:r>
+      <w:r>
+        <w:t xml:space="preserve"> </w:t>
+      </w:r>
+      <w:r>
+        <w:t xml:space="preserve">— Oracle-SCAN-style stable virtual client endpoint: least-loaded healthy-backend routing with a membership-stable name and injected clock (HXC-1403).</w:t>
+      </w:r>
+    </w:p>
+    <w:p>
+      <w:pPr>
+        <w:pStyle w:val="Compact"/>
+        <w:numPr>
+          <w:ilvl w:val="2"/>
+          <w:numId w:val="1008"/>
+        </w:numPr>
+      </w:pPr>
+      <w:r>
+        <w:rPr>
+          <w:rStyle w:val="VerbatimChar"/>
+        </w:rPr>
+        <w:t xml:space="preserve">llmfailover</w:t>
+      </w:r>
+      <w:r>
+        <w:t xml:space="preserve"> </w:t>
+      </w:r>
+      <w:r>
+        <w:t xml:space="preserve">— error-classified LLM failover taxonomy (deterministic per-class fallback paths) plus a sandbox scheduling-hint contract (HXC-1600).</w:t>
+      </w:r>
+    </w:p>
+    <w:p>
+      <w:pPr>
+        <w:pStyle w:val="Compact"/>
+        <w:numPr>
+          <w:ilvl w:val="2"/>
+          <w:numId w:val="1008"/>
+        </w:numPr>
+      </w:pPr>
+      <w:r>
+        <w:rPr>
+          <w:rStyle w:val="VerbatimChar"/>
+        </w:rPr>
+        <w:t xml:space="preserve">llmadapter</w:t>
+      </w:r>
+      <w:r>
+        <w:t xml:space="preserve"> </w:t>
+      </w:r>
+      <w:r>
+        <w:t xml:space="preserve">— Claude Messages / OpenAI Responses-API request and response shape adapters to OpenAI chat-completions, preserving tool-call order (HXC-1599).</w:t>
+      </w:r>
+    </w:p>
+    <w:p>
+      <w:pPr>
+        <w:pStyle w:val="Compact"/>
+        <w:numPr>
+          <w:ilvl w:val="2"/>
+          <w:numId w:val="1008"/>
+        </w:numPr>
+      </w:pPr>
+      <w:r>
+        <w:rPr>
+          <w:rStyle w:val="VerbatimChar"/>
+        </w:rPr>
+        <w:t xml:space="preserve">deltacrdt</w:t>
+      </w:r>
+      <w:r>
+        <w:t xml:space="preserve"> </w:t>
+      </w:r>
+      <w:r>
+        <w:t xml:space="preserve">— standalone delta-state CRDTs (G-counter / PN-counter / observed-remove OR-set / LWW-map) with delta-mutators and a convergent (commutative/associative/idempotent) merge (HXC-1409).</w:t>
+      </w:r>
+    </w:p>
+    <w:p>
+      <w:pPr>
+        <w:pStyle w:val="Compact"/>
+        <w:numPr>
+          <w:ilvl w:val="2"/>
+          <w:numId w:val="1008"/>
+        </w:numPr>
+      </w:pPr>
+      <w:r>
+        <w:rPr>
+          <w:rStyle w:val="VerbatimChar"/>
+        </w:rPr>
+        <w:t xml:space="preserve">gputopo</w:t>
+      </w:r>
+      <w:r>
+        <w:t xml:space="preserve"> </w:t>
+      </w:r>
+      <w:r>
+        <w:t xml:space="preserve">— topology-aware NUMA/NVLink GPU placement scoring that prefers NVLink-connected GPU pairs and falls back to PCIe (HXC-1406).</w:t>
+      </w:r>
+    </w:p>
+    <w:p>
+      <w:pPr>
+        <w:pStyle w:val="Compact"/>
+        <w:numPr>
+          <w:ilvl w:val="2"/>
+          <w:numId w:val="1008"/>
+        </w:numPr>
+      </w:pPr>
+      <w:r>
+        <w:rPr>
+          <w:rStyle w:val="VerbatimChar"/>
+        </w:rPr>
+        <w:t xml:space="preserve">fsresidency</w:t>
+      </w:r>
+      <w:r>
+        <w:t xml:space="preserve"> </w:t>
+      </w:r>
+      <w:r>
+        <w:t xml:space="preserve">— filesystem residency challenge: per-byte-range</w:t>
+      </w:r>
+      <w:r>
+        <w:t xml:space="preserve"> </w:t>
+      </w:r>
+      <w:r>
+        <w:rPr>
+          <w:rStyle w:val="VerbatimChar"/>
+        </w:rPr>
+        <w:t xml:space="preserve">ReadAt</w:t>
+      </w:r>
+      <w:r>
+        <w:t xml:space="preserve"> </w:t>
+      </w:r>
+      <w:r>
+        <w:t xml:space="preserve">+ SHA-256 verification proving a model file is really present on disk; truncated/missing/mismatch all fail (HXC-1572).</w:t>
+      </w:r>
+    </w:p>
+    <w:p>
+      <w:pPr>
+        <w:pStyle w:val="Compact"/>
+        <w:numPr>
+          <w:ilvl w:val="2"/>
+          <w:numId w:val="1008"/>
+        </w:numPr>
+      </w:pPr>
+      <w:r>
+        <w:rPr>
+          <w:rStyle w:val="VerbatimChar"/>
+        </w:rPr>
+        <w:t xml:space="preserve">economics</w:t>
+      </w:r>
+      <w:r>
+        <w:t xml:space="preserve"> </w:t>
+      </w:r>
+      <w:r>
+        <w:t xml:space="preserve">—</w:t>
+      </w:r>
+      <w:r>
+        <w:t xml:space="preserve"> </w:t>
+      </w:r>
+      <w:r>
+        <w:rPr>
+          <w:rStyle w:val="VerbatimChar"/>
+        </w:rPr>
+        <w:t xml:space="preserve">RewardDistributor</w:t>
+      </w:r>
+      <w:r>
+        <w:t xml:space="preserve"> </w:t>
+      </w:r>
+      <w:r>
+        <w:t xml:space="preserve">multi-token distribution with treasury/reinvest splits and a conservation invariant (</w:t>
+      </w:r>
+      <w:r>
+        <w:rPr>
+          <w:rStyle w:val="VerbatimChar"/>
+        </w:rPr>
+        <w:t xml:space="preserve">sum(ledger)+treasury+reinvest == total</w:t>
+      </w:r>
+      <w:r>
+        <w:t xml:space="preserve">), plus</w:t>
+      </w:r>
+      <w:r>
+        <w:t xml:space="preserve"> </w:t>
+      </w:r>
+      <w:r>
+        <w:rPr>
+          <w:rStyle w:val="VerbatimChar"/>
+        </w:rPr>
+        <w:t xml:space="preserve">GetParticipantROI</w:t>
+      </w:r>
+      <w:r>
+        <w:t xml:space="preserve"> </w:t>
+      </w:r>
+      <w:r>
+        <w:t xml:space="preserve">(ROI% + break-even days, typed unknown-participant error) (HXC-1460, HXC-1461).</w:t>
+      </w:r>
+    </w:p>
+    <w:p>
+      <w:pPr>
+        <w:pStyle w:val="Compact"/>
+        <w:numPr>
+          <w:ilvl w:val="2"/>
+          <w:numId w:val="1008"/>
+        </w:numPr>
+      </w:pPr>
+      <w:r>
+        <w:rPr>
+          <w:rStyle w:val="VerbatimChar"/>
+        </w:rPr>
+        <w:t xml:space="preserve">revenueopt</w:t>
+      </w:r>
+      <w:r>
+        <w:t xml:space="preserve"> </w:t>
+      </w:r>
+      <w:r>
+        <w:t xml:space="preserve">—</w:t>
+      </w:r>
+      <w:r>
+        <w:t xml:space="preserve"> </w:t>
+      </w:r>
+      <w:r>
+        <w:rPr>
+          <w:rStyle w:val="VerbatimChar"/>
+        </w:rPr>
+        <w:t xml:space="preserve">RevenueOptimizer.OptimizeAllocation</w:t>
+      </w:r>
+      <w:r>
+        <w:t xml:space="preserve"> </w:t>
+      </w:r>
+      <w:r>
+        <w:t xml:space="preserve">greedy GPU→marketplace assignment maximising expected revenue, with a TEE→Chutes revenue bias; self-contained types (HXC-1456).</w:t>
+      </w:r>
+    </w:p>
+    <w:p>
+      <w:pPr>
+        <w:pStyle w:val="Compact"/>
+        <w:numPr>
+          <w:ilvl w:val="2"/>
+          <w:numId w:val="1008"/>
+        </w:numPr>
+      </w:pPr>
+      <w:r>
+        <w:rPr>
+          <w:rStyle w:val="VerbatimChar"/>
+        </w:rPr>
+        <w:t xml:space="preserve">exportcontrol</w:t>
+      </w:r>
+      <w:r>
+        <w:t xml:space="preserve"> </w:t>
+      </w:r>
+      <w:r>
+        <w:t xml:space="preserve">— export-control / country-code KYC gate: a controlled GPU (</w:t>
+      </w:r>
+      <w:r>
+        <w:rPr>
+          <w:rStyle w:val="VerbatimChar"/>
+        </w:rPr>
+        <w:t xml:space="preserve">H100</w:t>
+      </w:r>
+      <w:r>
+        <w:t xml:space="preserve">/</w:t>
+      </w:r>
+      <w:r>
+        <w:rPr>
+          <w:rStyle w:val="VerbatimChar"/>
+        </w:rPr>
+        <w:t xml:space="preserve">A100</w:t>
+      </w:r>
+      <w:r>
+        <w:t xml:space="preserve">) from a Tier-3 (embargoed) or unknown jurisdiction is rejected with</w:t>
+      </w:r>
+      <w:r>
+        <w:t xml:space="preserve"> </w:t>
+      </w:r>
+      <w:r>
+        <w:rPr>
+          <w:rStyle w:val="VerbatimChar"/>
+        </w:rPr>
+        <w:t xml:space="preserve">ErrExportDenied</w:t>
+      </w:r>
+      <w:r>
+        <w:t xml:space="preserve">; Tier-1 is allowed (HXC-1482).</w:t>
+      </w:r>
+    </w:p>
+    <w:p>
+      <w:pPr>
+        <w:pStyle w:val="Compact"/>
+        <w:numPr>
+          <w:ilvl w:val="2"/>
+          <w:numId w:val="1008"/>
+        </w:numPr>
+      </w:pPr>
+      <w:r>
+        <w:rPr>
+          <w:rStyle w:val="VerbatimChar"/>
+        </w:rPr>
+        <w:t xml:space="preserve">devicecatalog</w:t>
+      </w:r>
+      <w:r>
+        <w:t xml:space="preserve"> </w:t>
+      </w:r>
+      <w:r>
+        <w:t xml:space="preserve">— machine-readable 64-device taxonomy with case-insensitive substring</w:t>
+      </w:r>
+      <w:r>
+        <w:t xml:space="preserve"> </w:t>
+      </w:r>
+      <w:r>
+        <w:rPr>
+          <w:rStyle w:val="VerbatimChar"/>
+        </w:rPr>
+        <w:t xml:space="preserve">Lookup</w:t>
+      </w:r>
+      <w:r>
+        <w:t xml:space="preserve"> </w:t>
+      </w:r>
+      <w:r>
+        <w:t xml:space="preserve">resolving a discovered CPU model (e.g. </w:t>
+      </w:r>
+      <w:r>
+        <w:rPr>
+          <w:rStyle w:val="VerbatimChar"/>
+        </w:rPr>
+        <w:t xml:space="preserve">Rockchip RK3588</w:t>
+      </w:r>
+      <w:r>
+        <w:t xml:space="preserve">) to its tier / trust-level / compute-class (HXC-1331).</w:t>
+      </w:r>
+    </w:p>
+    <w:p>
+      <w:pPr>
+        <w:pStyle w:val="Compact"/>
+        <w:numPr>
+          <w:ilvl w:val="2"/>
+          <w:numId w:val="1008"/>
+        </w:numPr>
+      </w:pPr>
+      <w:r>
+        <w:rPr>
+          <w:rStyle w:val="VerbatimChar"/>
+        </w:rPr>
+        <w:t xml:space="preserve">compliancedoc</w:t>
+      </w:r>
+      <w:r>
+        <w:t xml:space="preserve"> </w:t>
+      </w:r>
+      <w:r>
+        <w:t xml:space="preserve">— EU AI Act compliance-documentation pipeline: generates a model card + technical-documentation artifact from attestation-log records, with a SHA-256 provenance hash bound to the actual record content (HXC-1481).</w:t>
+      </w:r>
+    </w:p>
+    <w:p>
+      <w:pPr>
+        <w:pStyle w:val="Compact"/>
+        <w:numPr>
+          <w:ilvl w:val="2"/>
+          <w:numId w:val="1008"/>
+        </w:numPr>
+      </w:pPr>
+      <w:r>
+        <w:rPr>
+          <w:rStyle w:val="VerbatimChar"/>
+        </w:rPr>
+        <w:t xml:space="preserve">hybridkex</w:t>
+      </w:r>
+      <w:r>
+        <w:t xml:space="preserve"> </w:t>
+      </w:r>
+      <w:r>
+        <w:t xml:space="preserve">— hybrid post-quantum key exchange combining X25519 (</w:t>
+      </w:r>
+      <w:r>
+        <w:rPr>
+          <w:rStyle w:val="VerbatimChar"/>
+        </w:rPr>
+        <w:t xml:space="preserve">crypto/ecdh</w:t>
+      </w:r>
+      <w:r>
+        <w:t xml:space="preserve">) and ML-KEM-768 (</w:t>
+      </w:r>
+      <w:r>
+        <w:rPr>
+          <w:rStyle w:val="VerbatimChar"/>
+        </w:rPr>
+        <w:t xml:space="preserve">crypto/mlkem</w:t>
+      </w:r>
+      <w:r>
+        <w:t xml:space="preserve">) shared secrets via HKDF-SHA256 (group</w:t>
+      </w:r>
+      <w:r>
+        <w:t xml:space="preserve"> </w:t>
+      </w:r>
+      <w:r>
+        <w:rPr>
+          <w:rStyle w:val="VerbatimChar"/>
+        </w:rPr>
+        <w:t xml:space="preserve">X25519MLKEM768</w:t>
+      </w:r>
+      <w:r>
+        <w:t xml:space="preserve">); a tampered ML-KEM ciphertext yields a non-matching key (HXC-1476).</w:t>
+      </w:r>
+    </w:p>
+    <w:p>
+      <w:pPr>
+        <w:pStyle w:val="Compact"/>
+        <w:numPr>
+          <w:ilvl w:val="2"/>
+          <w:numId w:val="1008"/>
+        </w:numPr>
+      </w:pPr>
+      <w:r>
+        <w:rPr>
+          <w:rStyle w:val="VerbatimChar"/>
+        </w:rPr>
+        <w:t xml:space="preserve">carbonsched</w:t>
+      </w:r>
+      <w:r>
+        <w:t xml:space="preserve"> </w:t>
+      </w:r>
+      <w:r>
+        <w:t xml:space="preserve">— carbon-aware job placement: chooses the lowest-carbon-intensity latency-eligible region (deterministic name tiebreak) with per-job kWh / gCO2 metering (HXC-1480).</w:t>
+      </w:r>
+    </w:p>
+    <w:p>
+      <w:pPr>
+        <w:pStyle w:val="Compact"/>
+        <w:numPr>
+          <w:ilvl w:val="2"/>
+          <w:numId w:val="1008"/>
+        </w:numPr>
+      </w:pPr>
+      <w:r>
+        <w:rPr>
+          <w:rStyle w:val="VerbatimChar"/>
+        </w:rPr>
+        <w:t xml:space="preserve">gpuattest</w:t>
       </w:r>
       <w:r>
         <w:t xml:space="preserve"> </w:t>
@@ -3887,7 +3315,73 @@
         <w:rPr>
           <w:rStyle w:val="VerbatimChar"/>
         </w:rPr>
-        <w:t xml:space="preserve">config.go</w:t>
+        <w:t xml:space="preserve">multigpu.go</w:t>
+      </w:r>
+      <w:r>
+        <w:t xml:space="preserve">) — multi-GPU node enumeration: an N-GPU node descriptor yields N distinct, independently-verifiable per-device attestation proofs keyed by GPU UUID; rejects duplicate/empty descriptors (HXC-1573).</w:t>
+      </w:r>
+    </w:p>
+    <w:p>
+      <w:pPr>
+        <w:pStyle w:val="Compact"/>
+        <w:numPr>
+          <w:ilvl w:val="2"/>
+          <w:numId w:val="1008"/>
+        </w:numPr>
+      </w:pPr>
+      <w:r>
+        <w:rPr>
+          <w:rStyle w:val="VerbatimChar"/>
+        </w:rPr>
+        <w:t xml:space="preserve">workloadrouter</w:t>
+      </w:r>
+      <w:r>
+        <w:t xml:space="preserve"> </w:t>
+      </w:r>
+      <w:r>
+        <w:t xml:space="preserve">—</w:t>
+      </w:r>
+      <w:r>
+        <w:t xml:space="preserve"> </w:t>
+      </w:r>
+      <w:r>
+        <w:rPr>
+          <w:rStyle w:val="VerbatimChar"/>
+        </w:rPr>
+        <w:t xml:space="preserve">UnifiedManager.RouteWorkload</w:t>
+      </w:r>
+      <w:r>
+        <w:t xml:space="preserve">: concurrent per-marketplace price probes + a weighted composite score (inverse price/latency, health) with a TEE multiplier that re-ranks confidential offers when the workload requires a TEE (HXC-1455).</w:t>
+      </w:r>
+    </w:p>
+    <w:p>
+      <w:pPr>
+        <w:pStyle w:val="Compact"/>
+        <w:numPr>
+          <w:ilvl w:val="2"/>
+          <w:numId w:val="1008"/>
+        </w:numPr>
+      </w:pPr>
+      <w:r>
+        <w:rPr>
+          <w:rStyle w:val="VerbatimChar"/>
+        </w:rPr>
+        <w:t xml:space="preserve">metrics</w:t>
+      </w:r>
+      <w:r>
+        <w:t xml:space="preserve"> </w:t>
+      </w:r>
+      <w:r>
+        <w:t xml:space="preserve">(additive</w:t>
+      </w:r>
+      <w:r>
+        <w:t xml:space="preserve"> </w:t>
+      </w:r>
+      <w:r>
+        <w:rPr>
+          <w:rStyle w:val="VerbatimChar"/>
+        </w:rPr>
+        <w:t xml:space="preserve">tiermetrics.go</w:t>
       </w:r>
       <w:r>
         <w:t xml:space="preserve">) —</w:t>
@@ -3899,55 +3393,391 @@
         <w:rPr>
           <w:rStyle w:val="VerbatimChar"/>
         </w:rPr>
-        <w:t xml:space="preserve">ChutesMinerConfig</w:t>
-      </w:r>
-      <w:r>
-        <w:t xml:space="preserve"> </w:t>
-      </w:r>
-      <w:r>
-        <w:t xml:space="preserve">and</w:t>
-      </w:r>
-      <w:r>
-        <w:t xml:space="preserve"> </w:t>
-      </w:r>
-      <w:r>
-        <w:rPr>
-          <w:rStyle w:val="VerbatimChar"/>
-        </w:rPr>
-        <w:t xml:space="preserve">ValidatorConfig</w:t>
-      </w:r>
-      <w:r>
-        <w:t xml:space="preserve"> </w:t>
-      </w:r>
-      <w:r>
-        <w:t xml:space="preserve">deployment descriptors with</w:t>
-      </w:r>
-      <w:r>
-        <w:t xml:space="preserve"> </w:t>
-      </w:r>
-      <w:r>
-        <w:rPr>
-          <w:rStyle w:val="VerbatimChar"/>
-        </w:rPr>
-        <w:t xml:space="preserve">Validate()</w:t>
-      </w:r>
-      <w:r>
-        <w:t xml:space="preserve"> </w:t>
-      </w:r>
-      <w:r>
-        <w:t xml:space="preserve">invariants (non-empty IDs/hotkeys,</w:t>
-      </w:r>
-      <w:r>
-        <w:t xml:space="preserve"> </w:t>
-      </w:r>
-      <w:r>
-        <w:rPr>
-          <w:rStyle w:val="VerbatimChar"/>
-        </w:rPr>
-        <w:t xml:space="preserve">GPUCount&gt;0</w:t>
-      </w:r>
-      <w:r>
-        <w:t xml:space="preserve">, non-negative cost, positive cache size, TEE consistency) (HXC-1439).</w:t>
+        <w:t xml:space="preserve">TierMetrics</w:t>
+      </w:r>
+      <w:r>
+        <w:t xml:space="preserve"> </w:t>
+      </w:r>
+      <w:r>
+        <w:t xml:space="preserve">exposes</w:t>
+      </w:r>
+      <w:r>
+        <w:t xml:space="preserve"> </w:t>
+      </w:r>
+      <w:r>
+        <w:rPr>
+          <w:rStyle w:val="VerbatimChar"/>
+        </w:rPr>
+        <w:t xml:space="preserve">gpu_tier_utilization</w:t>
+      </w:r>
+      <w:r>
+        <w:t xml:space="preserve">,</w:t>
+      </w:r>
+      <w:r>
+        <w:t xml:space="preserve"> </w:t>
+      </w:r>
+      <w:r>
+        <w:rPr>
+          <w:rStyle w:val="VerbatimChar"/>
+        </w:rPr>
+        <w:t xml:space="preserve">gpu_cost_per_hour</w:t>
+      </w:r>
+      <w:r>
+        <w:t xml:space="preserve">, and</w:t>
+      </w:r>
+      <w:r>
+        <w:t xml:space="preserve"> </w:t>
+      </w:r>
+      <w:r>
+        <w:rPr>
+          <w:rStyle w:val="VerbatimChar"/>
+        </w:rPr>
+        <w:t xml:space="preserve">provider_health</w:t>
+      </w:r>
+      <w:r>
+        <w:t xml:space="preserve"> </w:t>
+      </w:r>
+      <w:r>
+        <w:t xml:space="preserve">Prometheus-text series with deterministic ordering and concurrent-safe setters (HXC-1535).</w:t>
+      </w:r>
+    </w:p>
+    <w:p>
+      <w:pPr>
+        <w:pStyle w:val="Compact"/>
+        <w:numPr>
+          <w:ilvl w:val="2"/>
+          <w:numId w:val="1008"/>
+        </w:numPr>
+      </w:pPr>
+      <w:r>
+        <w:rPr>
+          <w:rStyle w:val="VerbatimChar"/>
+        </w:rPr>
+        <w:t xml:space="preserve">cmd/gpu-pool-manager</w:t>
+      </w:r>
+      <w:r>
+        <w:t xml:space="preserve"> </w:t>
+      </w:r>
+      <w:r>
+        <w:t xml:space="preserve">— GPU pool manager HTTP front-end:</w:t>
+      </w:r>
+      <w:r>
+        <w:t xml:space="preserve"> </w:t>
+      </w:r>
+      <w:r>
+        <w:rPr>
+          <w:rStyle w:val="VerbatimChar"/>
+        </w:rPr>
+        <w:t xml:space="preserve">POST /allocate</w:t>
+      </w:r>
+      <w:r>
+        <w:t xml:space="preserve"> </w:t>
+      </w:r>
+      <w:r>
+        <w:t xml:space="preserve">returns the tier-correct (lowest-tier healthy, name tiebreak) provider as JSON (</w:t>
+      </w:r>
+      <w:r>
+        <w:rPr>
+          <w:rStyle w:val="VerbatimChar"/>
+        </w:rPr>
+        <w:t xml:space="preserve">503</w:t>
+      </w:r>
+      <w:r>
+        <w:t xml:space="preserve"> </w:t>
+      </w:r>
+      <w:r>
+        <w:t xml:space="preserve">when none healthy) and</w:t>
+      </w:r>
+      <w:r>
+        <w:t xml:space="preserve"> </w:t>
+      </w:r>
+      <w:r>
+        <w:rPr>
+          <w:rStyle w:val="VerbatimChar"/>
+        </w:rPr>
+        <w:t xml:space="preserve">GET /providers</w:t>
+      </w:r>
+      <w:r>
+        <w:t xml:space="preserve"> </w:t>
+      </w:r>
+      <w:r>
+        <w:t xml:space="preserve">lists providers with health; httptest-gated, self-contained (HXC-1530).</w:t>
+      </w:r>
+    </w:p>
+    <w:p>
+      <w:pPr>
+        <w:pStyle w:val="Compact"/>
+        <w:numPr>
+          <w:ilvl w:val="2"/>
+          <w:numId w:val="1008"/>
+        </w:numPr>
+      </w:pPr>
+      <w:r>
+        <w:rPr>
+          <w:rStyle w:val="VerbatimChar"/>
+        </w:rPr>
+        <w:t xml:space="preserve">marketplaceadapter</w:t>
+      </w:r>
+      <w:r>
+        <w:t xml:space="preserve"> </w:t>
+      </w:r>
+      <w:r>
+        <w:t xml:space="preserve">—</w:t>
+      </w:r>
+      <w:r>
+        <w:t xml:space="preserve"> </w:t>
+      </w:r>
+      <w:r>
+        <w:rPr>
+          <w:rStyle w:val="VerbatimChar"/>
+        </w:rPr>
+        <w:t xml:space="preserve">MarketplaceAdapter</w:t>
+      </w:r>
+      <w:r>
+        <w:t xml:space="preserve"> </w:t>
+      </w:r>
+      <w:r>
+        <w:t xml:space="preserve">interface (</w:t>
+      </w:r>
+      <w:r>
+        <w:rPr>
+          <w:rStyle w:val="VerbatimChar"/>
+        </w:rPr>
+        <w:t xml:space="preserve">Name</w:t>
+      </w:r>
+      <w:r>
+        <w:t xml:space="preserve">/</w:t>
+      </w:r>
+      <w:r>
+        <w:rPr>
+          <w:rStyle w:val="VerbatimChar"/>
+        </w:rPr>
+        <w:t xml:space="preserve">GetCurrentPricing</w:t>
+      </w:r>
+      <w:r>
+        <w:t xml:space="preserve">/</w:t>
+      </w:r>
+      <w:r>
+        <w:rPr>
+          <w:rStyle w:val="VerbatimChar"/>
+        </w:rPr>
+        <w:t xml:space="preserve">SubmitWork</w:t>
+      </w:r>
+      <w:r>
+        <w:t xml:space="preserve">) with a</w:t>
+      </w:r>
+      <w:r>
+        <w:t xml:space="preserve"> </w:t>
+      </w:r>
+      <w:r>
+        <w:rPr>
+          <w:rStyle w:val="VerbatimChar"/>
+        </w:rPr>
+        <w:t xml:space="preserve">Name()</w:t>
+      </w:r>
+      <w:r>
+        <w:t xml:space="preserve">-keyed dispatch</w:t>
+      </w:r>
+      <w:r>
+        <w:t xml:space="preserve"> </w:t>
+      </w:r>
+      <w:r>
+        <w:rPr>
+          <w:rStyle w:val="VerbatimChar"/>
+        </w:rPr>
+        <w:t xml:space="preserve">Registry</w:t>
+      </w:r>
+      <w:r>
+        <w:t xml:space="preserve"> </w:t>
+      </w:r>
+      <w:r>
+        <w:t xml:space="preserve">and a</w:t>
+      </w:r>
+      <w:r>
+        <w:t xml:space="preserve"> </w:t>
+      </w:r>
+      <w:r>
+        <w:rPr>
+          <w:rStyle w:val="VerbatimChar"/>
+        </w:rPr>
+        <w:t xml:space="preserve">ChutesAdapter</w:t>
+      </w:r>
+      <w:r>
+        <w:t xml:space="preserve"> </w:t>
+      </w:r>
+      <w:r>
+        <w:t xml:space="preserve">over HTTP (httptest fixture, non-2xx rejected) (HXC-1454).</w:t>
+      </w:r>
+    </w:p>
+    <w:p>
+      <w:pPr>
+        <w:pStyle w:val="Compact"/>
+        <w:numPr>
+          <w:ilvl w:val="2"/>
+          <w:numId w:val="1008"/>
+        </w:numPr>
+      </w:pPr>
+      <w:r>
+        <w:rPr>
+          <w:rStyle w:val="VerbatimChar"/>
+        </w:rPr>
+        <w:t xml:space="preserve">cmd/e2ee-proxy</w:t>
+      </w:r>
+      <w:r>
+        <w:t xml:space="preserve"> </w:t>
+      </w:r>
+      <w:r>
+        <w:t xml:space="preserve">— transparent ML-KEM-768 (</w:t>
+      </w:r>
+      <w:r>
+        <w:rPr>
+          <w:rStyle w:val="VerbatimChar"/>
+        </w:rPr>
+        <w:t xml:space="preserve">crypto/mlkem</w:t>
+      </w:r>
+      <w:r>
+        <w:t xml:space="preserve">) + AES-256-GCM encrypting proxy:</w:t>
+      </w:r>
+      <w:r>
+        <w:t xml:space="preserve"> </w:t>
+      </w:r>
+      <w:r>
+        <w:rPr>
+          <w:rStyle w:val="VerbatimChar"/>
+        </w:rPr>
+        <w:t xml:space="preserve">EncryptingTransport</w:t>
+      </w:r>
+      <w:r>
+        <w:t xml:space="preserve"> </w:t>
+      </w:r>
+      <w:r>
+        <w:t xml:space="preserve">seals request bodies and</w:t>
+      </w:r>
+      <w:r>
+        <w:t xml:space="preserve"> </w:t>
+      </w:r>
+      <w:r>
+        <w:rPr>
+          <w:rStyle w:val="VerbatimChar"/>
+        </w:rPr>
+        <w:t xml:space="preserve">DecryptingHandler</w:t>
+      </w:r>
+      <w:r>
+        <w:t xml:space="preserve"> </w:t>
+      </w:r>
+      <w:r>
+        <w:t xml:space="preserve">opens them, so the on-wire payload between proxy and upstream is ciphertext-only while the client receives the correct plaintext; tampered ciphertext is rejected (HXC-1532).</w:t>
+      </w:r>
+    </w:p>
+    <w:p>
+      <w:pPr>
+        <w:pStyle w:val="Compact"/>
+        <w:numPr>
+          <w:ilvl w:val="2"/>
+          <w:numId w:val="1008"/>
+        </w:numPr>
+      </w:pPr>
+      <w:r>
+        <w:rPr>
+          <w:rStyle w:val="VerbatimChar"/>
+        </w:rPr>
+        <w:t xml:space="preserve">e2eebench</w:t>
+      </w:r>
+      <w:r>
+        <w:t xml:space="preserve"> </w:t>
+      </w:r>
+      <w:r>
+        <w:t xml:space="preserve">—</w:t>
+      </w:r>
+      <w:r>
+        <w:t xml:space="preserve"> </w:t>
+      </w:r>
+      <w:r>
+        <w:rPr>
+          <w:rStyle w:val="VerbatimChar"/>
+        </w:rPr>
+        <w:t xml:space="preserve">MeasureHandshakeLatency</w:t>
+      </w:r>
+      <w:r>
+        <w:t xml:space="preserve"> </w:t>
+      </w:r>
+      <w:r>
+        <w:t xml:space="preserve">benchmarks the</w:t>
+      </w:r>
+      <w:r>
+        <w:t xml:space="preserve"> </w:t>
+      </w:r>
+      <w:r>
+        <w:rPr>
+          <w:rStyle w:val="VerbatimChar"/>
+        </w:rPr>
+        <w:t xml:space="preserve">hybridkex</w:t>
+      </w:r>
+      <w:r>
+        <w:t xml:space="preserve"> </w:t>
+      </w:r>
+      <w:r>
+        <w:t xml:space="preserve">full handshake (median + P95), proving median &lt; 1ms on host and enforcing per-iteration key agreement (</w:t>
+      </w:r>
+      <w:r>
+        <w:rPr>
+          <w:rStyle w:val="VerbatimChar"/>
+        </w:rPr>
+        <w:t xml:space="preserve">ErrKeyDisagreement</w:t>
+      </w:r>
+      <w:r>
+        <w:t xml:space="preserve">) (HXC-1556).</w:t>
+      </w:r>
+    </w:p>
+    <w:p>
+      <w:pPr>
+        <w:pStyle w:val="Compact"/>
+        <w:numPr>
+          <w:ilvl w:val="2"/>
+          <w:numId w:val="1008"/>
+        </w:numPr>
+      </w:pPr>
+      <w:r>
+        <w:rPr>
+          <w:rStyle w:val="VerbatimChar"/>
+        </w:rPr>
+        <w:t xml:space="preserve">archlint</w:t>
+      </w:r>
+      <w:r>
+        <w:t xml:space="preserve"> </w:t>
+      </w:r>
+      <w:r>
+        <w:t xml:space="preserve">+</w:t>
+      </w:r>
+      <w:r>
+        <w:t xml:space="preserve"> </w:t>
+      </w:r>
+      <w:r>
+        <w:rPr>
+          <w:rStyle w:val="VerbatimChar"/>
+        </w:rPr>
+        <w:t xml:space="preserve">docs/ARCHITECTURE.md</w:t>
+      </w:r>
+      <w:r>
+        <w:t xml:space="preserve"> </w:t>
+      </w:r>
+      <w:r>
+        <w:t xml:space="preserve">— the hardened L0–L7 architecture diagram and component map, mechanically enforced:</w:t>
+      </w:r>
+      <w:r>
+        <w:t xml:space="preserve"> </w:t>
+      </w:r>
+      <w:r>
+        <w:rPr>
+          <w:rStyle w:val="VerbatimChar"/>
+        </w:rPr>
+        <w:t xml:space="preserve">archlint</w:t>
+      </w:r>
+      <w:r>
+        <w:t xml:space="preserve"> </w:t>
+      </w:r>
+      <w:r>
+        <w:t xml:space="preserve">parses the component-map table and fails the build if any documented component maps to a package path that does not exist on disk (HXC-1424).</w:t>
       </w:r>
     </w:p>
     <w:p>
@@ -3955,11 +3785,11 @@
         <w:pStyle w:val="Compact"/>
         <w:numPr>
           <w:ilvl w:val="1"/>
-          <w:numId w:val="1006"/>
-        </w:numPr>
-      </w:pPr>
-      <w:r>
-        <w:t xml:space="preserve">Wave 68 (5 units, subagent-driven, 5 parallel streams in disjoint packages, run concurrently with wave 69):</w:t>
+          <w:numId w:val="1007"/>
+        </w:numPr>
+      </w:pPr>
+      <w:r>
+        <w:t xml:space="preserve">Wave 67 (5 units, subagent-driven, 5 parallel streams in disjoint packages):</w:t>
       </w:r>
     </w:p>
     <w:p>
@@ -3974,13 +3804,70 @@
         <w:rPr>
           <w:rStyle w:val="VerbatimChar"/>
         </w:rPr>
-        <w:t xml:space="preserve">dst</w:t>
-      </w:r>
-      <w:r>
-        <w:t xml:space="preserve"> </w:t>
-      </w:r>
-      <w:r>
-        <w:t xml:space="preserve">— standalone FoundationDB-style deterministic simulation harness: single-threaded seeded-RNG event loop with injectable network/disk/logical-clock; same seed =&gt; byte-for-byte identical trace + exact failure replay; 1000+ seeded sims (HXC-1419).</w:t>
+        <w:t xml:space="preserve">multiraft</w:t>
+      </w:r>
+      <w:r>
+        <w:t xml:space="preserve"> </w:t>
+      </w:r>
+      <w:r>
+        <w:t xml:space="preserve">—</w:t>
+      </w:r>
+      <w:r>
+        <w:t xml:space="preserve"> </w:t>
+      </w:r>
+      <w:r>
+        <w:rPr>
+          <w:rStyle w:val="VerbatimChar"/>
+        </w:rPr>
+        <w:t xml:space="preserve">MultiRaftManager</w:t>
+      </w:r>
+      <w:r>
+        <w:t xml:space="preserve"> </w:t>
+      </w:r>
+      <w:r>
+        <w:t xml:space="preserve">partitioning cluster state into independent per-shard</w:t>
+      </w:r>
+      <w:r>
+        <w:t xml:space="preserve"> </w:t>
+      </w:r>
+      <w:r>
+        <w:rPr>
+          <w:rStyle w:val="VerbatimChar"/>
+        </w:rPr>
+        <w:t xml:space="preserve">go.etcd.io/raft/v3</w:t>
+      </w:r>
+      <w:r>
+        <w:t xml:space="preserve"> </w:t>
+      </w:r>
+      <w:r>
+        <w:t xml:space="preserve">groups, each electing its own leader and committing independently via per-shard</w:t>
+      </w:r>
+      <w:r>
+        <w:t xml:space="preserve"> </w:t>
+      </w:r>
+      <w:r>
+        <w:rPr>
+          <w:rStyle w:val="VerbatimChar"/>
+        </w:rPr>
+        <w:t xml:space="preserve">Propose</w:t>
+      </w:r>
+      <w:r>
+        <w:t xml:space="preserve"> </w:t>
+      </w:r>
+      <w:r>
+        <w:t xml:space="preserve">routing over an in-process</w:t>
+      </w:r>
+      <w:r>
+        <w:t xml:space="preserve"> </w:t>
+      </w:r>
+      <w:r>
+        <w:rPr>
+          <w:rStyle w:val="VerbatimChar"/>
+        </w:rPr>
+        <w:t xml:space="preserve">RaftTransport</w:t>
+      </w:r>
+      <w:r>
+        <w:t xml:space="preserve">; write throughput scales with shard count and a shard re-elects on leader loss while others keep committing (HXC-1387).</w:t>
       </w:r>
     </w:p>
     <w:p>
@@ -3995,13 +3882,58 @@
         <w:rPr>
           <w:rStyle w:val="VerbatimChar"/>
         </w:rPr>
-        <w:t xml:space="preserve">porcupine</w:t>
-      </w:r>
-      <w:r>
-        <w:t xml:space="preserve"> </w:t>
-      </w:r>
-      <w:r>
-        <w:t xml:space="preserve">— self-contained WGL linearizability checker + concurrent history recorder: PASS on linearizable, FAIL (with violating op) on a seeded non-linearizable history (HXC-1421).</w:t>
+        <w:t xml:space="preserve">stonith</w:t>
+      </w:r>
+      <w:r>
+        <w:t xml:space="preserve"> </w:t>
+      </w:r>
+      <w:r>
+        <w:t xml:space="preserve">— STONITH fencing: a</w:t>
+      </w:r>
+      <w:r>
+        <w:t xml:space="preserve"> </w:t>
+      </w:r>
+      <w:r>
+        <w:rPr>
+          <w:rStyle w:val="VerbatimChar"/>
+        </w:rPr>
+        <w:t xml:space="preserve">FencingAgent</w:t>
+      </w:r>
+      <w:r>
+        <w:t xml:space="preserve"> </w:t>
+      </w:r>
+      <w:r>
+        <w:t xml:space="preserve">interface with IPMI / AWS-EC2 / Azure-ARM / SBD-shared-disk / NoOp drivers and a</w:t>
+      </w:r>
+      <w:r>
+        <w:t xml:space="preserve"> </w:t>
+      </w:r>
+      <w:r>
+        <w:rPr>
+          <w:rStyle w:val="VerbatimChar"/>
+        </w:rPr>
+        <w:t xml:space="preserve">MultiLevelFencer</w:t>
+      </w:r>
+      <w:r>
+        <w:t xml:space="preserve"> </w:t>
+      </w:r>
+      <w:r>
+        <w:t xml:space="preserve">multi-level fallback, with sink-side fence confirmation; the IPMI real-binary path is an honest SKIP-with-reason when</w:t>
+      </w:r>
+      <w:r>
+        <w:t xml:space="preserve"> </w:t>
+      </w:r>
+      <w:r>
+        <w:rPr>
+          <w:rStyle w:val="VerbatimChar"/>
+        </w:rPr>
+        <w:t xml:space="preserve">ipmitool</w:t>
+      </w:r>
+      <w:r>
+        <w:t xml:space="preserve"> </w:t>
+      </w:r>
+      <w:r>
+        <w:t xml:space="preserve">is absent (HXC-1401).</w:t>
       </w:r>
     </w:p>
     <w:p>
@@ -4016,46 +3948,13 @@
         <w:rPr>
           <w:rStyle w:val="VerbatimChar"/>
         </w:rPr>
-        <w:t xml:space="preserve">kraft</w:t>
-      </w:r>
-      <w:r>
-        <w:t xml:space="preserve"> </w:t>
-      </w:r>
-      <w:r>
-        <w:t xml:space="preserve">— KRaft-style self-managed Raft metadata quorum (</w:t>
-      </w:r>
-      <w:r>
-        <w:rPr>
-          <w:rStyle w:val="VerbatimChar"/>
-        </w:rPr>
-        <w:t xml:space="preserve">go.etcd.io/raft/v3</w:t>
-      </w:r>
-      <w:r>
-        <w:t xml:space="preserve">, no ZooKeeper): replicated</w:t>
-      </w:r>
-      <w:r>
-        <w:t xml:space="preserve"> </w:t>
-      </w:r>
-      <w:r>
-        <w:rPr>
-          <w:rStyle w:val="VerbatimChar"/>
-        </w:rPr>
-        <w:t xml:space="preserve">CreateTopic</w:t>
-      </w:r>
-      <w:r>
-        <w:t xml:space="preserve">/</w:t>
-      </w:r>
-      <w:r>
-        <w:rPr>
-          <w:rStyle w:val="VerbatimChar"/>
-        </w:rPr>
-        <w:t xml:space="preserve">ListTopics</w:t>
-      </w:r>
-      <w:r>
-        <w:t xml:space="preserve"> </w:t>
-      </w:r>
-      <w:r>
-        <w:t xml:space="preserve">+ partition-leader assignment, controller election + controller-loss failover (HXC-1417).</w:t>
+        <w:t xml:space="preserve">deviceplugin</w:t>
+      </w:r>
+      <w:r>
+        <w:t xml:space="preserve"> </w:t>
+      </w:r>
+      <w:r>
+        <w:t xml:space="preserve">— Nomad/K8s-style gRPC device-plugin / GRES fingerprinting framework over real gRPC: plugins register full device fingerprints, the registry parses GRES descriptors, atomically applies fingerprints, allocates by request, and rejects oversubscription (HXC-1407).</w:t>
       </w:r>
     </w:p>
     <w:p>
@@ -4070,13 +3969,70 @@
         <w:rPr>
           <w:rStyle w:val="VerbatimChar"/>
         </w:rPr>
-        <w:t xml:space="preserve">internal/chaos</w:t>
-      </w:r>
-      <w:r>
-        <w:t xml:space="preserve"> </w:t>
-      </w:r>
-      <w:r>
-        <w:t xml:space="preserve">— fault-injection library (PodKill/NetworkPartition/DiskStall/ClockSkew) + canary-guarded runner with automatic rollback on health&lt;SLO; deterministic via injected clock + seeded selection (HXC-1422).</w:t>
+        <w:t xml:space="preserve">internal/gpu</w:t>
+      </w:r>
+      <w:r>
+        <w:t xml:space="preserve"> </w:t>
+      </w:r>
+      <w:r>
+        <w:t xml:space="preserve">(additive</w:t>
+      </w:r>
+      <w:r>
+        <w:t xml:space="preserve"> </w:t>
+      </w:r>
+      <w:r>
+        <w:rPr>
+          <w:rStyle w:val="VerbatimChar"/>
+        </w:rPr>
+        <w:t xml:space="preserve">manager_helixpow.go</w:t>
+      </w:r>
+      <w:r>
+        <w:t xml:space="preserve">) — dual-workload capacity reservation:</w:t>
+      </w:r>
+      <w:r>
+        <w:t xml:space="preserve"> </w:t>
+      </w:r>
+      <w:r>
+        <w:rPr>
+          <w:rStyle w:val="VerbatimChar"/>
+        </w:rPr>
+        <w:t xml:space="preserve">ReserveForHelixPoW(fraction)</w:t>
+      </w:r>
+      <w:r>
+        <w:t xml:space="preserve"> </w:t>
+      </w:r>
+      <w:r>
+        <w:t xml:space="preserve">+</w:t>
+      </w:r>
+      <w:r>
+        <w:t xml:space="preserve"> </w:t>
+      </w:r>
+      <w:r>
+        <w:rPr>
+          <w:rStyle w:val="VerbatimChar"/>
+        </w:rPr>
+        <w:t xml:space="preserve">ChutesCapacity()</w:t>
+      </w:r>
+      <w:r>
+        <w:t xml:space="preserve"> </w:t>
+      </w:r>
+      <w:r>
+        <w:t xml:space="preserve">reporting only the non-reserved remainder, with a strict</w:t>
+      </w:r>
+      <w:r>
+        <w:t xml:space="preserve"> </w:t>
+      </w:r>
+      <w:r>
+        <w:rPr>
+          <w:rStyle w:val="VerbatimChar"/>
+        </w:rPr>
+        <w:t xml:space="preserve">&gt;0.80</w:t>
+      </w:r>
+      <w:r>
+        <w:t xml:space="preserve"> </w:t>
+      </w:r>
+      <w:r>
+        <w:t xml:space="preserve">Helix-load Gepetto starvation guard that zeroes Chutes capacity (HXC-1447).</w:t>
       </w:r>
     </w:p>
     <w:p>
@@ -4091,7 +4047,7 @@
         <w:rPr>
           <w:rStyle w:val="VerbatimChar"/>
         </w:rPr>
-        <w:t xml:space="preserve">multiraft</w:t>
+        <w:t xml:space="preserve">chutes</w:t>
       </w:r>
       <w:r>
         <w:t xml:space="preserve"> </w:t>
@@ -4106,7 +4062,7 @@
         <w:rPr>
           <w:rStyle w:val="VerbatimChar"/>
         </w:rPr>
-        <w:t xml:space="preserve">lease.go</w:t>
+        <w:t xml:space="preserve">config.go</w:t>
       </w:r>
       <w:r>
         <w:t xml:space="preserve">) —</w:t>
@@ -4118,25 +4074,55 @@
         <w:rPr>
           <w:rStyle w:val="VerbatimChar"/>
         </w:rPr>
-        <w:t xml:space="preserve">LeaseTracker</w:t>
-      </w:r>
-      <w:r>
-        <w:t xml:space="preserve"> </w:t>
-      </w:r>
-      <w:r>
-        <w:t xml:space="preserve">CockroachDB-style leaseholder local reads (no Raft round-trip), follower routing via</w:t>
-      </w:r>
-      <w:r>
-        <w:t xml:space="preserve"> </w:t>
-      </w:r>
-      <w:r>
-        <w:rPr>
-          <w:rStyle w:val="VerbatimChar"/>
-        </w:rPr>
-        <w:t xml:space="preserve">RaftTransport.SendRead</w:t>
-      </w:r>
-      <w:r>
-        <w:t xml:space="preserve">, lease-expiry re-route against an injected clock (HXC-1389).</w:t>
+        <w:t xml:space="preserve">ChutesMinerConfig</w:t>
+      </w:r>
+      <w:r>
+        <w:t xml:space="preserve"> </w:t>
+      </w:r>
+      <w:r>
+        <w:t xml:space="preserve">and</w:t>
+      </w:r>
+      <w:r>
+        <w:t xml:space="preserve"> </w:t>
+      </w:r>
+      <w:r>
+        <w:rPr>
+          <w:rStyle w:val="VerbatimChar"/>
+        </w:rPr>
+        <w:t xml:space="preserve">ValidatorConfig</w:t>
+      </w:r>
+      <w:r>
+        <w:t xml:space="preserve"> </w:t>
+      </w:r>
+      <w:r>
+        <w:t xml:space="preserve">deployment descriptors with</w:t>
+      </w:r>
+      <w:r>
+        <w:t xml:space="preserve"> </w:t>
+      </w:r>
+      <w:r>
+        <w:rPr>
+          <w:rStyle w:val="VerbatimChar"/>
+        </w:rPr>
+        <w:t xml:space="preserve">Validate()</w:t>
+      </w:r>
+      <w:r>
+        <w:t xml:space="preserve"> </w:t>
+      </w:r>
+      <w:r>
+        <w:t xml:space="preserve">invariants (non-empty IDs/hotkeys,</w:t>
+      </w:r>
+      <w:r>
+        <w:t xml:space="preserve"> </w:t>
+      </w:r>
+      <w:r>
+        <w:rPr>
+          <w:rStyle w:val="VerbatimChar"/>
+        </w:rPr>
+        <w:t xml:space="preserve">GPUCount&gt;0</w:t>
+      </w:r>
+      <w:r>
+        <w:t xml:space="preserve">, non-negative cost, positive cache size, TEE consistency) (HXC-1439).</w:t>
       </w:r>
     </w:p>
     <w:p>
@@ -4144,11 +4130,11 @@
         <w:pStyle w:val="Compact"/>
         <w:numPr>
           <w:ilvl w:val="1"/>
-          <w:numId w:val="1006"/>
-        </w:numPr>
-      </w:pPr>
-      <w:r>
-        <w:t xml:space="preserve">Wave 69 (5 units, subagent-driven, 5 parallel streams in disjoint packages, run concurrently with wave 68):</w:t>
+          <w:numId w:val="1007"/>
+        </w:numPr>
+      </w:pPr>
+      <w:r>
+        <w:t xml:space="preserve">Wave 68 (5 units, subagent-driven, 5 parallel streams in disjoint packages, run concurrently with wave 69):</w:t>
       </w:r>
     </w:p>
     <w:p>
@@ -4163,43 +4149,13 @@
         <w:rPr>
           <w:rStyle w:val="VerbatimChar"/>
         </w:rPr>
-        <w:t xml:space="preserve">stonith</w:t>
-      </w:r>
-      <w:r>
-        <w:t xml:space="preserve"> </w:t>
-      </w:r>
-      <w:r>
-        <w:t xml:space="preserve">— IPMI credential hardening: BMC password delivered via the</w:t>
-      </w:r>
-      <w:r>
-        <w:t xml:space="preserve"> </w:t>
-      </w:r>
-      <w:r>
-        <w:rPr>
-          <w:rStyle w:val="VerbatimChar"/>
-        </w:rPr>
-        <w:t xml:space="preserve">IPMI_PASSWORD</w:t>
-      </w:r>
-      <w:r>
-        <w:t xml:space="preserve"> </w:t>
-      </w:r>
-      <w:r>
-        <w:t xml:space="preserve">env +</w:t>
-      </w:r>
-      <w:r>
-        <w:t xml:space="preserve"> </w:t>
-      </w:r>
-      <w:r>
-        <w:rPr>
-          <w:rStyle w:val="VerbatimChar"/>
-        </w:rPr>
-        <w:t xml:space="preserve">-E</w:t>
-      </w:r>
-      <w:r>
-        <w:t xml:space="preserve"> </w:t>
-      </w:r>
-      <w:r>
-        <w:t xml:space="preserve">(never on the argv / process table) with redacted argv in error strings; tests assert the password appears in neither argv nor errors (HXC-908, closing a wave-67 follow-up).</w:t>
+        <w:t xml:space="preserve">dst</w:t>
+      </w:r>
+      <w:r>
+        <w:t xml:space="preserve"> </w:t>
+      </w:r>
+      <w:r>
+        <w:t xml:space="preserve">— standalone FoundationDB-style deterministic simulation harness: single-threaded seeded-RNG event loop with injectable network/disk/logical-clock; same seed =&gt; byte-for-byte identical trace + exact failure replay; 1000+ seeded sims (HXC-1419).</w:t>
       </w:r>
     </w:p>
     <w:p>
@@ -4214,58 +4170,13 @@
         <w:rPr>
           <w:rStyle w:val="VerbatimChar"/>
         </w:rPr>
-        <w:t xml:space="preserve">deviceplugin</w:t>
-      </w:r>
-      <w:r>
-        <w:t xml:space="preserve"> </w:t>
-      </w:r>
-      <w:r>
-        <w:t xml:space="preserve">— concurrency test driving</w:t>
-      </w:r>
-      <w:r>
-        <w:t xml:space="preserve"> </w:t>
-      </w:r>
-      <w:r>
-        <w:rPr>
-          <w:rStyle w:val="VerbatimChar"/>
-        </w:rPr>
-        <w:t xml:space="preserve">ApplyFingerprint</w:t>
-      </w:r>
-      <w:r>
-        <w:t xml:space="preserve">/</w:t>
-      </w:r>
-      <w:r>
-        <w:rPr>
-          <w:rStyle w:val="VerbatimChar"/>
-        </w:rPr>
-        <w:t xml:space="preserve">Allocate</w:t>
-      </w:r>
-      <w:r>
-        <w:t xml:space="preserve">/</w:t>
-      </w:r>
-      <w:r>
-        <w:rPr>
-          <w:rStyle w:val="VerbatimChar"/>
-        </w:rPr>
-        <w:t xml:space="preserve">Release</w:t>
-      </w:r>
-      <w:r>
-        <w:t xml:space="preserve"> </w:t>
-      </w:r>
-      <w:r>
-        <w:t xml:space="preserve">from 50+ goroutines under</w:t>
-      </w:r>
-      <w:r>
-        <w:t xml:space="preserve"> </w:t>
-      </w:r>
-      <w:r>
-        <w:rPr>
-          <w:rStyle w:val="VerbatimChar"/>
-        </w:rPr>
-        <w:t xml:space="preserve">-race</w:t>
-      </w:r>
-      <w:r>
-        <w:t xml:space="preserve">, proving the Registry never oversubscribes (mutex removal trips the race detector) (HXC-910, closing a wave-67 follow-up).</w:t>
+        <w:t xml:space="preserve">porcupine</w:t>
+      </w:r>
+      <w:r>
+        <w:t xml:space="preserve"> </w:t>
+      </w:r>
+      <w:r>
+        <w:t xml:space="preserve">— self-contained WGL linearizability checker + concurrent history recorder: PASS on linearizable, FAIL (with violating op) on a seeded non-linearizable history (HXC-1421).</w:t>
       </w:r>
     </w:p>
     <w:p>
@@ -4280,43 +4191,46 @@
         <w:rPr>
           <w:rStyle w:val="VerbatimChar"/>
         </w:rPr>
-        <w:t xml:space="preserve">internal/llm</w:t>
-      </w:r>
-      <w:r>
-        <w:t xml:space="preserve"> </w:t>
-      </w:r>
-      <w:r>
-        <w:t xml:space="preserve">— replaced the stub</w:t>
-      </w:r>
-      <w:r>
-        <w:t xml:space="preserve"> </w:t>
-      </w:r>
-      <w:r>
-        <w:rPr>
-          <w:rStyle w:val="VerbatimChar"/>
-        </w:rPr>
-        <w:t xml:space="preserve">Inference</w:t>
-      </w:r>
-      <w:r>
-        <w:t xml:space="preserve"> </w:t>
-      </w:r>
-      <w:r>
-        <w:t xml:space="preserve">with a real strategy-based router (latency/throughput/quality/cost) over the live model registry, excluding unhealthy/unloaded models with a typed no-eligible-model error and a real injectable</w:t>
-      </w:r>
-      <w:r>
-        <w:t xml:space="preserve"> </w:t>
-      </w:r>
-      <w:r>
-        <w:rPr>
-          <w:rStyle w:val="VerbatimChar"/>
-        </w:rPr>
-        <w:t xml:space="preserve">Backend</w:t>
-      </w:r>
-      <w:r>
-        <w:t xml:space="preserve"> </w:t>
-      </w:r>
-      <w:r>
-        <w:t xml:space="preserve">seam (HXC-1470).</w:t>
+        <w:t xml:space="preserve">kraft</w:t>
+      </w:r>
+      <w:r>
+        <w:t xml:space="preserve"> </w:t>
+      </w:r>
+      <w:r>
+        <w:t xml:space="preserve">— KRaft-style self-managed Raft metadata quorum (</w:t>
+      </w:r>
+      <w:r>
+        <w:rPr>
+          <w:rStyle w:val="VerbatimChar"/>
+        </w:rPr>
+        <w:t xml:space="preserve">go.etcd.io/raft/v3</w:t>
+      </w:r>
+      <w:r>
+        <w:t xml:space="preserve">, no ZooKeeper): replicated</w:t>
+      </w:r>
+      <w:r>
+        <w:t xml:space="preserve"> </w:t>
+      </w:r>
+      <w:r>
+        <w:rPr>
+          <w:rStyle w:val="VerbatimChar"/>
+        </w:rPr>
+        <w:t xml:space="preserve">CreateTopic</w:t>
+      </w:r>
+      <w:r>
+        <w:t xml:space="preserve">/</w:t>
+      </w:r>
+      <w:r>
+        <w:rPr>
+          <w:rStyle w:val="VerbatimChar"/>
+        </w:rPr>
+        <w:t xml:space="preserve">ListTopics</w:t>
+      </w:r>
+      <w:r>
+        <w:t xml:space="preserve"> </w:t>
+      </w:r>
+      <w:r>
+        <w:t xml:space="preserve">+ partition-leader assignment, controller election + controller-loss failover (HXC-1417).</w:t>
       </w:r>
     </w:p>
     <w:p>
@@ -4331,100 +4245,13 @@
         <w:rPr>
           <w:rStyle w:val="VerbatimChar"/>
         </w:rPr>
-        <w:t xml:space="preserve">metrics</w:t>
-      </w:r>
-      <w:r>
-        <w:t xml:space="preserve"> </w:t>
-      </w:r>
-      <w:r>
-        <w:t xml:space="preserve">(additive</w:t>
-      </w:r>
-      <w:r>
-        <w:t xml:space="preserve"> </w:t>
-      </w:r>
-      <w:r>
-        <w:rPr>
-          <w:rStyle w:val="VerbatimChar"/>
-        </w:rPr>
-        <w:t xml:space="preserve">earningsmetrics.go</w:t>
-      </w:r>
-      <w:r>
-        <w:t xml:space="preserve">) —</w:t>
-      </w:r>
-      <w:r>
-        <w:t xml:space="preserve"> </w:t>
-      </w:r>
-      <w:r>
-        <w:rPr>
-          <w:rStyle w:val="VerbatimChar"/>
-        </w:rPr>
-        <w:t xml:space="preserve">EarningsMetrics</w:t>
-      </w:r>
-      <w:r>
-        <w:t xml:space="preserve"> </w:t>
-      </w:r>
-      <w:r>
-        <w:t xml:space="preserve">exposing</w:t>
-      </w:r>
-      <w:r>
-        <w:t xml:space="preserve"> </w:t>
-      </w:r>
-      <w:r>
-        <w:rPr>
-          <w:rStyle w:val="VerbatimChar"/>
-        </w:rPr>
-        <w:t xml:space="preserve">tao_earnings_total</w:t>
-      </w:r>
-      <w:r>
-        <w:t xml:space="preserve"> </w:t>
-      </w:r>
-      <w:r>
-        <w:t xml:space="preserve">/</w:t>
-      </w:r>
-      <w:r>
-        <w:t xml:space="preserve"> </w:t>
-      </w:r>
-      <w:r>
-        <w:rPr>
-          <w:rStyle w:val="VerbatimChar"/>
-        </w:rPr>
-        <w:t xml:space="preserve">graval_attestation_status</w:t>
-      </w:r>
-      <w:r>
-        <w:t xml:space="preserve"> </w:t>
-      </w:r>
-      <w:r>
-        <w:t xml:space="preserve">/</w:t>
-      </w:r>
-      <w:r>
-        <w:t xml:space="preserve"> </w:t>
-      </w:r>
-      <w:r>
-        <w:rPr>
-          <w:rStyle w:val="VerbatimChar"/>
-        </w:rPr>
-        <w:t xml:space="preserve">token_throughput</w:t>
-      </w:r>
-      <w:r>
-        <w:t xml:space="preserve"> </w:t>
-      </w:r>
-      <w:r>
-        <w:t xml:space="preserve">/</w:t>
-      </w:r>
-      <w:r>
-        <w:t xml:space="preserve"> </w:t>
-      </w:r>
-      <w:r>
-        <w:rPr>
-          <w:rStyle w:val="VerbatimChar"/>
-        </w:rPr>
-        <w:t xml:space="preserve">gpu_utilization</w:t>
-      </w:r>
-      <w:r>
-        <w:t xml:space="preserve"> </w:t>
-      </w:r>
-      <w:r>
-        <w:t xml:space="preserve">Prometheus-text series with deterministic (sorted) ordering + concurrent-safe setters (HXC-1483).</w:t>
+        <w:t xml:space="preserve">internal/chaos</w:t>
+      </w:r>
+      <w:r>
+        <w:t xml:space="preserve"> </w:t>
+      </w:r>
+      <w:r>
+        <w:t xml:space="preserve">— fault-injection library (PodKill/NetworkPartition/DiskStall/ClockSkew) + canary-guarded runner with automatic rollback on health&lt;SLO; deterministic via injected clock + seeded selection (HXC-1422).</w:t>
       </w:r>
     </w:p>
     <w:p>
@@ -4439,7 +4266,7 @@
         <w:rPr>
           <w:rStyle w:val="VerbatimChar"/>
         </w:rPr>
-        <w:t xml:space="preserve">internal/gpu</w:t>
+        <w:t xml:space="preserve">multiraft</w:t>
       </w:r>
       <w:r>
         <w:t xml:space="preserve"> </w:t>
@@ -4454,49 +4281,37 @@
         <w:rPr>
           <w:rStyle w:val="VerbatimChar"/>
         </w:rPr>
-        <w:t xml:space="preserve">attesthook.go</w:t>
-      </w:r>
-      <w:r>
-        <w:t xml:space="preserve">) — GraVal attestation hook:</w:t>
-      </w:r>
-      <w:r>
-        <w:t xml:space="preserve"> </w:t>
-      </w:r>
-      <w:r>
-        <w:rPr>
-          <w:rStyle w:val="VerbatimChar"/>
-        </w:rPr>
-        <w:t xml:space="preserve">AllocateForChutes</w:t>
-      </w:r>
-      <w:r>
-        <w:t xml:space="preserve"> </w:t>
-      </w:r>
-      <w:r>
-        <w:t xml:space="preserve">refuses a GPU that has not passed attestation (</w:t>
-      </w:r>
-      <w:r>
-        <w:rPr>
-          <w:rStyle w:val="VerbatimChar"/>
-        </w:rPr>
-        <w:t xml:space="preserve">ErrAttestationRequired</w:t>
-      </w:r>
-      <w:r>
-        <w:t xml:space="preserve">), even on the idempotent re-allocation path; injectable</w:t>
-      </w:r>
-      <w:r>
-        <w:t xml:space="preserve"> </w:t>
-      </w:r>
-      <w:r>
-        <w:rPr>
-          <w:rStyle w:val="VerbatimChar"/>
-        </w:rPr>
-        <w:t xml:space="preserve">ChutesAttestor</w:t>
-      </w:r>
-      <w:r>
-        <w:t xml:space="preserve"> </w:t>
-      </w:r>
-      <w:r>
-        <w:t xml:space="preserve">seam (HXC-1448).</w:t>
+        <w:t xml:space="preserve">lease.go</w:t>
+      </w:r>
+      <w:r>
+        <w:t xml:space="preserve">) —</w:t>
+      </w:r>
+      <w:r>
+        <w:t xml:space="preserve"> </w:t>
+      </w:r>
+      <w:r>
+        <w:rPr>
+          <w:rStyle w:val="VerbatimChar"/>
+        </w:rPr>
+        <w:t xml:space="preserve">LeaseTracker</w:t>
+      </w:r>
+      <w:r>
+        <w:t xml:space="preserve"> </w:t>
+      </w:r>
+      <w:r>
+        <w:t xml:space="preserve">CockroachDB-style leaseholder local reads (no Raft round-trip), follower routing via</w:t>
+      </w:r>
+      <w:r>
+        <w:t xml:space="preserve"> </w:t>
+      </w:r>
+      <w:r>
+        <w:rPr>
+          <w:rStyle w:val="VerbatimChar"/>
+        </w:rPr>
+        <w:t xml:space="preserve">RaftTransport.SendRead</w:t>
+      </w:r>
+      <w:r>
+        <w:t xml:space="preserve">, lease-expiry re-route against an injected clock (HXC-1389).</w:t>
       </w:r>
     </w:p>
     <w:p>
@@ -4504,11 +4319,11 @@
         <w:pStyle w:val="Compact"/>
         <w:numPr>
           <w:ilvl w:val="1"/>
-          <w:numId w:val="1006"/>
-        </w:numPr>
-      </w:pPr>
-      <w:r>
-        <w:t xml:space="preserve">Wave 70 (5 units, subagent-driven, 5 parallel streams in disjoint packages, run concurrently with wave 71):</w:t>
+          <w:numId w:val="1007"/>
+        </w:numPr>
+      </w:pPr>
+      <w:r>
+        <w:t xml:space="preserve">Wave 69 (5 units, subagent-driven, 5 parallel streams in disjoint packages, run concurrently with wave 68):</w:t>
       </w:r>
     </w:p>
     <w:p>
@@ -4523,40 +4338,43 @@
         <w:rPr>
           <w:rStyle w:val="VerbatimChar"/>
         </w:rPr>
-        <w:t xml:space="preserve">provider/chutes</w:t>
-      </w:r>
-      <w:r>
-        <w:t xml:space="preserve"> </w:t>
-      </w:r>
-      <w:r>
-        <w:t xml:space="preserve">— OpenAI-compatible</w:t>
-      </w:r>
-      <w:r>
-        <w:t xml:space="preserve"> </w:t>
-      </w:r>
-      <w:r>
-        <w:rPr>
-          <w:rStyle w:val="VerbatimChar"/>
-        </w:rPr>
-        <w:t xml:space="preserve">/v1/chat/completions</w:t>
-      </w:r>
-      <w:r>
-        <w:t xml:space="preserve"> </w:t>
-      </w:r>
-      <w:r>
-        <w:t xml:space="preserve">provider (</w:t>
-      </w:r>
-      <w:r>
-        <w:rPr>
-          <w:rStyle w:val="VerbatimChar"/>
-        </w:rPr>
-        <w:t xml:space="preserve">cpk_</w:t>
-      </w:r>
-      <w:r>
-        <w:t xml:space="preserve"> </w:t>
-      </w:r>
-      <w:r>
-        <w:t xml:space="preserve">Bearer) with HTTP-429 retry+backoff; httptest proves retry-then-success, Bearer header, and typed errors (HXC-1510).</w:t>
+        <w:t xml:space="preserve">stonith</w:t>
+      </w:r>
+      <w:r>
+        <w:t xml:space="preserve"> </w:t>
+      </w:r>
+      <w:r>
+        <w:t xml:space="preserve">— IPMI credential hardening: BMC password delivered via the</w:t>
+      </w:r>
+      <w:r>
+        <w:t xml:space="preserve"> </w:t>
+      </w:r>
+      <w:r>
+        <w:rPr>
+          <w:rStyle w:val="VerbatimChar"/>
+        </w:rPr>
+        <w:t xml:space="preserve">IPMI_PASSWORD</w:t>
+      </w:r>
+      <w:r>
+        <w:t xml:space="preserve"> </w:t>
+      </w:r>
+      <w:r>
+        <w:t xml:space="preserve">env +</w:t>
+      </w:r>
+      <w:r>
+        <w:t xml:space="preserve"> </w:t>
+      </w:r>
+      <w:r>
+        <w:rPr>
+          <w:rStyle w:val="VerbatimChar"/>
+        </w:rPr>
+        <w:t xml:space="preserve">-E</w:t>
+      </w:r>
+      <w:r>
+        <w:t xml:space="preserve"> </w:t>
+      </w:r>
+      <w:r>
+        <w:t xml:space="preserve">(never on the argv / process table) with redacted argv in error strings; tests assert the password appears in neither argv nor errors (HXC-908, closing a wave-67 follow-up).</w:t>
       </w:r>
     </w:p>
     <w:p>
@@ -4571,34 +4389,22 @@
         <w:rPr>
           <w:rStyle w:val="VerbatimChar"/>
         </w:rPr>
-        <w:t xml:space="preserve">pool</w:t>
-      </w:r>
-      <w:r>
-        <w:t xml:space="preserve"> </w:t>
-      </w:r>
-      <w:r>
-        <w:t xml:space="preserve">(additive</w:t>
-      </w:r>
-      <w:r>
-        <w:t xml:space="preserve"> </w:t>
-      </w:r>
-      <w:r>
-        <w:rPr>
-          <w:rStyle w:val="VerbatimChar"/>
-        </w:rPr>
-        <w:t xml:space="preserve">model.go</w:t>
-      </w:r>
-      <w:r>
-        <w:t xml:space="preserve">) —</w:t>
-      </w:r>
-      <w:r>
-        <w:t xml:space="preserve"> </w:t>
-      </w:r>
-      <w:r>
-        <w:rPr>
-          <w:rStyle w:val="VerbatimChar"/>
-        </w:rPr>
-        <w:t xml:space="preserve">GPUDevice</w:t>
+        <w:t xml:space="preserve">deviceplugin</w:t>
+      </w:r>
+      <w:r>
+        <w:t xml:space="preserve"> </w:t>
+      </w:r>
+      <w:r>
+        <w:t xml:space="preserve">— concurrency test driving</w:t>
+      </w:r>
+      <w:r>
+        <w:t xml:space="preserve"> </w:t>
+      </w:r>
+      <w:r>
+        <w:rPr>
+          <w:rStyle w:val="VerbatimChar"/>
+        </w:rPr>
+        <w:t xml:space="preserve">ApplyFingerprint</w:t>
       </w:r>
       <w:r>
         <w:t xml:space="preserve">/</w:t>
@@ -4607,7 +4413,7 @@
         <w:rPr>
           <w:rStyle w:val="VerbatimChar"/>
         </w:rPr>
-        <w:t xml:space="preserve">WorkloadSpec</w:t>
+        <w:t xml:space="preserve">Allocate</w:t>
       </w:r>
       <w:r>
         <w:t xml:space="preserve">/</w:t>
@@ -4616,22 +4422,25 @@
         <w:rPr>
           <w:rStyle w:val="VerbatimChar"/>
         </w:rPr>
-        <w:t xml:space="preserve">GPUAllocation</w:t>
-      </w:r>
-      <w:r>
-        <w:t xml:space="preserve">/</w:t>
-      </w:r>
-      <w:r>
-        <w:rPr>
-          <w:rStyle w:val="VerbatimChar"/>
-        </w:rPr>
-        <w:t xml:space="preserve">PoolStatus</w:t>
-      </w:r>
-      <w:r>
-        <w:t xml:space="preserve"> </w:t>
-      </w:r>
-      <w:r>
-        <w:t xml:space="preserve">data model with snake_case JSON tags + round-trip/concurrency tests (HXC-1495).</w:t>
+        <w:t xml:space="preserve">Release</w:t>
+      </w:r>
+      <w:r>
+        <w:t xml:space="preserve"> </w:t>
+      </w:r>
+      <w:r>
+        <w:t xml:space="preserve">from 50+ goroutines under</w:t>
+      </w:r>
+      <w:r>
+        <w:t xml:space="preserve"> </w:t>
+      </w:r>
+      <w:r>
+        <w:rPr>
+          <w:rStyle w:val="VerbatimChar"/>
+        </w:rPr>
+        <w:t xml:space="preserve">-race</w:t>
+      </w:r>
+      <w:r>
+        <w:t xml:space="preserve">, proving the Registry never oversubscribes (mutex removal trips the race detector) (HXC-910, closing a wave-67 follow-up).</w:t>
       </w:r>
     </w:p>
     <w:p>
@@ -4646,55 +4455,43 @@
         <w:rPr>
           <w:rStyle w:val="VerbatimChar"/>
         </w:rPr>
-        <w:t xml:space="preserve">quantization</w:t>
-      </w:r>
-      <w:r>
-        <w:t xml:space="preserve"> </w:t>
-      </w:r>
-      <w:r>
-        <w:t xml:space="preserve">(additive</w:t>
-      </w:r>
-      <w:r>
-        <w:t xml:space="preserve"> </w:t>
-      </w:r>
-      <w:r>
-        <w:rPr>
-          <w:rStyle w:val="VerbatimChar"/>
-        </w:rPr>
-        <w:t xml:space="preserve">awq.go</w:t>
-      </w:r>
-      <w:r>
-        <w:t xml:space="preserve">) — AWQ 4-bit default serving format +</w:t>
-      </w:r>
-      <w:r>
-        <w:t xml:space="preserve"> </w:t>
-      </w:r>
-      <w:r>
-        <w:rPr>
-          <w:rStyle w:val="VerbatimChar"/>
-        </w:rPr>
-        <w:t xml:space="preserve">EstimateVRAM</w:t>
-      </w:r>
-      <w:r>
-        <w:t xml:space="preserve"> </w:t>
-      </w:r>
-      <w:r>
-        <w:t xml:space="preserve">(~25% of fp16) + budget-aware</w:t>
-      </w:r>
-      <w:r>
-        <w:t xml:space="preserve"> </w:t>
-      </w:r>
-      <w:r>
-        <w:rPr>
-          <w:rStyle w:val="VerbatimChar"/>
-        </w:rPr>
-        <w:t xml:space="preserve">SelectFormat</w:t>
-      </w:r>
-      <w:r>
-        <w:t xml:space="preserve"> </w:t>
-      </w:r>
-      <w:r>
-        <w:t xml:space="preserve">preferring AWQ when fp16 won’t fit (HXC-1473).</w:t>
+        <w:t xml:space="preserve">internal/llm</w:t>
+      </w:r>
+      <w:r>
+        <w:t xml:space="preserve"> </w:t>
+      </w:r>
+      <w:r>
+        <w:t xml:space="preserve">— replaced the stub</w:t>
+      </w:r>
+      <w:r>
+        <w:t xml:space="preserve"> </w:t>
+      </w:r>
+      <w:r>
+        <w:rPr>
+          <w:rStyle w:val="VerbatimChar"/>
+        </w:rPr>
+        <w:t xml:space="preserve">Inference</w:t>
+      </w:r>
+      <w:r>
+        <w:t xml:space="preserve"> </w:t>
+      </w:r>
+      <w:r>
+        <w:t xml:space="preserve">with a real strategy-based router (latency/throughput/quality/cost) over the live model registry, excluding unhealthy/unloaded models with a typed no-eligible-model error and a real injectable</w:t>
+      </w:r>
+      <w:r>
+        <w:t xml:space="preserve"> </w:t>
+      </w:r>
+      <w:r>
+        <w:rPr>
+          <w:rStyle w:val="VerbatimChar"/>
+        </w:rPr>
+        <w:t xml:space="preserve">Backend</w:t>
+      </w:r>
+      <w:r>
+        <w:t xml:space="preserve"> </w:t>
+      </w:r>
+      <w:r>
+        <w:t xml:space="preserve">seam (HXC-1470).</w:t>
       </w:r>
     </w:p>
     <w:p>
@@ -4709,7 +4506,7 @@
         <w:rPr>
           <w:rStyle w:val="VerbatimChar"/>
         </w:rPr>
-        <w:t xml:space="preserve">internal/gateway</w:t>
+        <w:t xml:space="preserve">metrics</w:t>
       </w:r>
       <w:r>
         <w:t xml:space="preserve"> </w:t>
@@ -4724,40 +4521,85 @@
         <w:rPr>
           <w:rStyle w:val="VerbatimChar"/>
         </w:rPr>
-        <w:t xml:space="preserve">inference.go</w:t>
-      </w:r>
-      <w:r>
-        <w:t xml:space="preserve">) — inference route forwarding to an injectable Chutes client;</w:t>
-      </w:r>
-      <w:r>
-        <w:t xml:space="preserve"> </w:t>
-      </w:r>
-      <w:r>
-        <w:rPr>
-          <w:rStyle w:val="VerbatimChar"/>
-        </w:rPr>
-        <w:t xml:space="preserve">TEERequired</w:t>
-      </w:r>
-      <w:r>
-        <w:t xml:space="preserve"> </w:t>
-      </w:r>
-      <w:r>
-        <w:t xml:space="preserve">=&gt;</w:t>
-      </w:r>
-      <w:r>
-        <w:t xml:space="preserve"> </w:t>
-      </w:r>
-      <w:r>
-        <w:rPr>
-          <w:rStyle w:val="VerbatimChar"/>
-        </w:rPr>
-        <w:t xml:space="preserve">X-E2EE-Enabled</w:t>
-      </w:r>
-      <w:r>
-        <w:t xml:space="preserve"> </w:t>
-      </w:r>
-      <w:r>
-        <w:t xml:space="preserve">routing marker; client failure =&gt; 502 (HXC-1469).</w:t>
+        <w:t xml:space="preserve">earningsmetrics.go</w:t>
+      </w:r>
+      <w:r>
+        <w:t xml:space="preserve">) —</w:t>
+      </w:r>
+      <w:r>
+        <w:t xml:space="preserve"> </w:t>
+      </w:r>
+      <w:r>
+        <w:rPr>
+          <w:rStyle w:val="VerbatimChar"/>
+        </w:rPr>
+        <w:t xml:space="preserve">EarningsMetrics</w:t>
+      </w:r>
+      <w:r>
+        <w:t xml:space="preserve"> </w:t>
+      </w:r>
+      <w:r>
+        <w:t xml:space="preserve">exposing</w:t>
+      </w:r>
+      <w:r>
+        <w:t xml:space="preserve"> </w:t>
+      </w:r>
+      <w:r>
+        <w:rPr>
+          <w:rStyle w:val="VerbatimChar"/>
+        </w:rPr>
+        <w:t xml:space="preserve">tao_earnings_total</w:t>
+      </w:r>
+      <w:r>
+        <w:t xml:space="preserve"> </w:t>
+      </w:r>
+      <w:r>
+        <w:t xml:space="preserve">/</w:t>
+      </w:r>
+      <w:r>
+        <w:t xml:space="preserve"> </w:t>
+      </w:r>
+      <w:r>
+        <w:rPr>
+          <w:rStyle w:val="VerbatimChar"/>
+        </w:rPr>
+        <w:t xml:space="preserve">graval_attestation_status</w:t>
+      </w:r>
+      <w:r>
+        <w:t xml:space="preserve"> </w:t>
+      </w:r>
+      <w:r>
+        <w:t xml:space="preserve">/</w:t>
+      </w:r>
+      <w:r>
+        <w:t xml:space="preserve"> </w:t>
+      </w:r>
+      <w:r>
+        <w:rPr>
+          <w:rStyle w:val="VerbatimChar"/>
+        </w:rPr>
+        <w:t xml:space="preserve">token_throughput</w:t>
+      </w:r>
+      <w:r>
+        <w:t xml:space="preserve"> </w:t>
+      </w:r>
+      <w:r>
+        <w:t xml:space="preserve">/</w:t>
+      </w:r>
+      <w:r>
+        <w:t xml:space="preserve"> </w:t>
+      </w:r>
+      <w:r>
+        <w:rPr>
+          <w:rStyle w:val="VerbatimChar"/>
+        </w:rPr>
+        <w:t xml:space="preserve">gpu_utilization</w:t>
+      </w:r>
+      <w:r>
+        <w:t xml:space="preserve"> </w:t>
+      </w:r>
+      <w:r>
+        <w:t xml:space="preserve">Prometheus-text series with deterministic (sorted) ordering + concurrent-safe setters (HXC-1483).</w:t>
       </w:r>
     </w:p>
     <w:p>
@@ -4787,10 +4629,49 @@
         <w:rPr>
           <w:rStyle w:val="VerbatimChar"/>
         </w:rPr>
-        <w:t xml:space="preserve">mig.go</w:t>
-      </w:r>
-      <w:r>
-        <w:t xml:space="preserve">) — MIG profile management: standardized vGPU tiers (1g.10gb/2g.20gb/3g.40gb/7g.80gb), in-memory partitioning with oversubscription rejection + fixed-at-creation immutability (HXC-1449).</w:t>
+        <w:t xml:space="preserve">attesthook.go</w:t>
+      </w:r>
+      <w:r>
+        <w:t xml:space="preserve">) — GraVal attestation hook:</w:t>
+      </w:r>
+      <w:r>
+        <w:t xml:space="preserve"> </w:t>
+      </w:r>
+      <w:r>
+        <w:rPr>
+          <w:rStyle w:val="VerbatimChar"/>
+        </w:rPr>
+        <w:t xml:space="preserve">AllocateForChutes</w:t>
+      </w:r>
+      <w:r>
+        <w:t xml:space="preserve"> </w:t>
+      </w:r>
+      <w:r>
+        <w:t xml:space="preserve">refuses a GPU that has not passed attestation (</w:t>
+      </w:r>
+      <w:r>
+        <w:rPr>
+          <w:rStyle w:val="VerbatimChar"/>
+        </w:rPr>
+        <w:t xml:space="preserve">ErrAttestationRequired</w:t>
+      </w:r>
+      <w:r>
+        <w:t xml:space="preserve">), even on the idempotent re-allocation path; injectable</w:t>
+      </w:r>
+      <w:r>
+        <w:t xml:space="preserve"> </w:t>
+      </w:r>
+      <w:r>
+        <w:rPr>
+          <w:rStyle w:val="VerbatimChar"/>
+        </w:rPr>
+        <w:t xml:space="preserve">ChutesAttestor</w:t>
+      </w:r>
+      <w:r>
+        <w:t xml:space="preserve"> </w:t>
+      </w:r>
+      <w:r>
+        <w:t xml:space="preserve">seam (HXC-1448).</w:t>
       </w:r>
     </w:p>
     <w:p>
@@ -4798,11 +4679,11 @@
         <w:pStyle w:val="Compact"/>
         <w:numPr>
           <w:ilvl w:val="1"/>
-          <w:numId w:val="1006"/>
-        </w:numPr>
-      </w:pPr>
-      <w:r>
-        <w:t xml:space="preserve">Wave 71 (5 units, subagent-driven, 5 parallel streams in disjoint packages, run concurrently with wave 70; closes 4 prior follow-ups):</w:t>
+          <w:numId w:val="1007"/>
+        </w:numPr>
+      </w:pPr>
+      <w:r>
+        <w:t xml:space="preserve">Wave 70 (5 units, subagent-driven, 5 parallel streams in disjoint packages, run concurrently with wave 71):</w:t>
       </w:r>
     </w:p>
     <w:p>
@@ -4817,28 +4698,40 @@
         <w:rPr>
           <w:rStyle w:val="VerbatimChar"/>
         </w:rPr>
-        <w:t xml:space="preserve">multiraft</w:t>
-      </w:r>
-      <w:r>
-        <w:t xml:space="preserve"> </w:t>
-      </w:r>
-      <w:r>
-        <w:t xml:space="preserve">— RaftTransport async-delivery safety: inbox handler Steps under the shard mutex, outbound messages deferred + flushed after unlock; a new async-transport</w:t>
-      </w:r>
-      <w:r>
-        <w:t xml:space="preserve"> </w:t>
-      </w:r>
-      <w:r>
-        <w:rPr>
-          <w:rStyle w:val="VerbatimChar"/>
-        </w:rPr>
-        <w:t xml:space="preserve">-race</w:t>
-      </w:r>
-      <w:r>
-        <w:t xml:space="preserve"> </w:t>
-      </w:r>
-      <w:r>
-        <w:t xml:space="preserve">test proves a goroutine-delivering transport is race-free and still commits (HXC-909).</w:t>
+        <w:t xml:space="preserve">provider/chutes</w:t>
+      </w:r>
+      <w:r>
+        <w:t xml:space="preserve"> </w:t>
+      </w:r>
+      <w:r>
+        <w:t xml:space="preserve">— OpenAI-compatible</w:t>
+      </w:r>
+      <w:r>
+        <w:t xml:space="preserve"> </w:t>
+      </w:r>
+      <w:r>
+        <w:rPr>
+          <w:rStyle w:val="VerbatimChar"/>
+        </w:rPr>
+        <w:t xml:space="preserve">/v1/chat/completions</w:t>
+      </w:r>
+      <w:r>
+        <w:t xml:space="preserve"> </w:t>
+      </w:r>
+      <w:r>
+        <w:t xml:space="preserve">provider (</w:t>
+      </w:r>
+      <w:r>
+        <w:rPr>
+          <w:rStyle w:val="VerbatimChar"/>
+        </w:rPr>
+        <w:t xml:space="preserve">cpk_</w:t>
+      </w:r>
+      <w:r>
+        <w:t xml:space="preserve"> </w:t>
+      </w:r>
+      <w:r>
+        <w:t xml:space="preserve">Bearer) with HTTP-429 retry+backoff; httptest proves retry-then-success, Bearer header, and typed errors (HXC-1510).</w:t>
       </w:r>
     </w:p>
     <w:p>
@@ -4853,43 +4746,67 @@
         <w:rPr>
           <w:rStyle w:val="VerbatimChar"/>
         </w:rPr>
-        <w:t xml:space="preserve">kraft</w:t>
-      </w:r>
-      <w:r>
-        <w:t xml:space="preserve"> </w:t>
-      </w:r>
-      <w:r>
-        <w:t xml:space="preserve">—</w:t>
-      </w:r>
-      <w:r>
-        <w:t xml:space="preserve"> </w:t>
-      </w:r>
-      <w:r>
-        <w:rPr>
-          <w:rStyle w:val="VerbatimChar"/>
-        </w:rPr>
-        <w:t xml:space="preserve">CreateTopic</w:t>
-      </w:r>
-      <w:r>
-        <w:t xml:space="preserve"> </w:t>
-      </w:r>
-      <w:r>
-        <w:t xml:space="preserve">returns</w:t>
-      </w:r>
-      <w:r>
-        <w:t xml:space="preserve"> </w:t>
-      </w:r>
-      <w:r>
-        <w:rPr>
-          <w:rStyle w:val="VerbatimChar"/>
-        </w:rPr>
-        <w:t xml:space="preserve">ErrTopicExists</w:t>
-      </w:r>
-      <w:r>
-        <w:t xml:space="preserve"> </w:t>
-      </w:r>
-      <w:r>
-        <w:t xml:space="preserve">on a conflicting re-create (different partition count); identical re-create stays idempotent (HXC-912).</w:t>
+        <w:t xml:space="preserve">pool</w:t>
+      </w:r>
+      <w:r>
+        <w:t xml:space="preserve"> </w:t>
+      </w:r>
+      <w:r>
+        <w:t xml:space="preserve">(additive</w:t>
+      </w:r>
+      <w:r>
+        <w:t xml:space="preserve"> </w:t>
+      </w:r>
+      <w:r>
+        <w:rPr>
+          <w:rStyle w:val="VerbatimChar"/>
+        </w:rPr>
+        <w:t xml:space="preserve">model.go</w:t>
+      </w:r>
+      <w:r>
+        <w:t xml:space="preserve">) —</w:t>
+      </w:r>
+      <w:r>
+        <w:t xml:space="preserve"> </w:t>
+      </w:r>
+      <w:r>
+        <w:rPr>
+          <w:rStyle w:val="VerbatimChar"/>
+        </w:rPr>
+        <w:t xml:space="preserve">GPUDevice</w:t>
+      </w:r>
+      <w:r>
+        <w:t xml:space="preserve">/</w:t>
+      </w:r>
+      <w:r>
+        <w:rPr>
+          <w:rStyle w:val="VerbatimChar"/>
+        </w:rPr>
+        <w:t xml:space="preserve">WorkloadSpec</w:t>
+      </w:r>
+      <w:r>
+        <w:t xml:space="preserve">/</w:t>
+      </w:r>
+      <w:r>
+        <w:rPr>
+          <w:rStyle w:val="VerbatimChar"/>
+        </w:rPr>
+        <w:t xml:space="preserve">GPUAllocation</w:t>
+      </w:r>
+      <w:r>
+        <w:t xml:space="preserve">/</w:t>
+      </w:r>
+      <w:r>
+        <w:rPr>
+          <w:rStyle w:val="VerbatimChar"/>
+        </w:rPr>
+        <w:t xml:space="preserve">PoolStatus</w:t>
+      </w:r>
+      <w:r>
+        <w:t xml:space="preserve"> </w:t>
+      </w:r>
+      <w:r>
+        <w:t xml:space="preserve">data model with snake_case JSON tags + round-trip/concurrency tests (HXC-1495).</w:t>
       </w:r>
     </w:p>
     <w:p>
@@ -4904,37 +4821,55 @@
         <w:rPr>
           <w:rStyle w:val="VerbatimChar"/>
         </w:rPr>
-        <w:t xml:space="preserve">porcupine</w:t>
-      </w:r>
-      <w:r>
-        <w:t xml:space="preserve"> </w:t>
-      </w:r>
-      <w:r>
-        <w:t xml:space="preserve">— WGL state-dedup memoization via</w:t>
-      </w:r>
-      <w:r>
-        <w:t xml:space="preserve"> </w:t>
-      </w:r>
-      <w:r>
-        <w:rPr>
-          <w:rStyle w:val="VerbatimChar"/>
-        </w:rPr>
-        <w:t xml:space="preserve">Model.Equal</w:t>
-      </w:r>
-      <w:r>
-        <w:t xml:space="preserve">: verdict-preserving pruning (memo fires on backtracking histories; identical PASS/FAIL + witness vs</w:t>
-      </w:r>
-      <w:r>
-        <w:t xml:space="preserve"> </w:t>
-      </w:r>
-      <w:r>
-        <w:rPr>
-          <w:rStyle w:val="VerbatimChar"/>
-        </w:rPr>
-        <w:t xml:space="preserve">Equal==nil</w:t>
-      </w:r>
-      <w:r>
-        <w:t xml:space="preserve">) (HXC-913).</w:t>
+        <w:t xml:space="preserve">quantization</w:t>
+      </w:r>
+      <w:r>
+        <w:t xml:space="preserve"> </w:t>
+      </w:r>
+      <w:r>
+        <w:t xml:space="preserve">(additive</w:t>
+      </w:r>
+      <w:r>
+        <w:t xml:space="preserve"> </w:t>
+      </w:r>
+      <w:r>
+        <w:rPr>
+          <w:rStyle w:val="VerbatimChar"/>
+        </w:rPr>
+        <w:t xml:space="preserve">awq.go</w:t>
+      </w:r>
+      <w:r>
+        <w:t xml:space="preserve">) — AWQ 4-bit default serving format +</w:t>
+      </w:r>
+      <w:r>
+        <w:t xml:space="preserve"> </w:t>
+      </w:r>
+      <w:r>
+        <w:rPr>
+          <w:rStyle w:val="VerbatimChar"/>
+        </w:rPr>
+        <w:t xml:space="preserve">EstimateVRAM</w:t>
+      </w:r>
+      <w:r>
+        <w:t xml:space="preserve"> </w:t>
+      </w:r>
+      <w:r>
+        <w:t xml:space="preserve">(~25% of fp16) + budget-aware</w:t>
+      </w:r>
+      <w:r>
+        <w:t xml:space="preserve"> </w:t>
+      </w:r>
+      <w:r>
+        <w:rPr>
+          <w:rStyle w:val="VerbatimChar"/>
+        </w:rPr>
+        <w:t xml:space="preserve">SelectFormat</w:t>
+      </w:r>
+      <w:r>
+        <w:t xml:space="preserve"> </w:t>
+      </w:r>
+      <w:r>
+        <w:t xml:space="preserve">preferring AWQ when fp16 won’t fit (HXC-1473).</w:t>
       </w:r>
     </w:p>
     <w:p>
@@ -4949,28 +4884,55 @@
         <w:rPr>
           <w:rStyle w:val="VerbatimChar"/>
         </w:rPr>
-        <w:t xml:space="preserve">chutes</w:t>
-      </w:r>
-      <w:r>
-        <w:t xml:space="preserve"> </w:t>
-      </w:r>
-      <w:r>
-        <w:t xml:space="preserve">—</w:t>
-      </w:r>
-      <w:r>
-        <w:t xml:space="preserve"> </w:t>
-      </w:r>
-      <w:r>
-        <w:rPr>
-          <w:rStyle w:val="VerbatimChar"/>
-        </w:rPr>
-        <w:t xml:space="preserve">StreamChannel</w:t>
-      </w:r>
-      <w:r>
-        <w:t xml:space="preserve"> </w:t>
-      </w:r>
-      <w:r>
-        <w:t xml:space="preserve">honors ctx cancellation on a blocked read (prompt channel close, no goroutine leak) and closes the owned reader (HXC-911).</w:t>
+        <w:t xml:space="preserve">internal/gateway</w:t>
+      </w:r>
+      <w:r>
+        <w:t xml:space="preserve"> </w:t>
+      </w:r>
+      <w:r>
+        <w:t xml:space="preserve">(additive</w:t>
+      </w:r>
+      <w:r>
+        <w:t xml:space="preserve"> </w:t>
+      </w:r>
+      <w:r>
+        <w:rPr>
+          <w:rStyle w:val="VerbatimChar"/>
+        </w:rPr>
+        <w:t xml:space="preserve">inference.go</w:t>
+      </w:r>
+      <w:r>
+        <w:t xml:space="preserve">) — inference route forwarding to an injectable Chutes client;</w:t>
+      </w:r>
+      <w:r>
+        <w:t xml:space="preserve"> </w:t>
+      </w:r>
+      <w:r>
+        <w:rPr>
+          <w:rStyle w:val="VerbatimChar"/>
+        </w:rPr>
+        <w:t xml:space="preserve">TEERequired</w:t>
+      </w:r>
+      <w:r>
+        <w:t xml:space="preserve"> </w:t>
+      </w:r>
+      <w:r>
+        <w:t xml:space="preserve">=&gt;</w:t>
+      </w:r>
+      <w:r>
+        <w:t xml:space="preserve"> </w:t>
+      </w:r>
+      <w:r>
+        <w:rPr>
+          <w:rStyle w:val="VerbatimChar"/>
+        </w:rPr>
+        <w:t xml:space="preserve">X-E2EE-Enabled</w:t>
+      </w:r>
+      <w:r>
+        <w:t xml:space="preserve"> </w:t>
+      </w:r>
+      <w:r>
+        <w:t xml:space="preserve">routing marker; client failure =&gt; 502 (HXC-1469).</w:t>
       </w:r>
     </w:p>
     <w:p>
@@ -4985,7 +4947,7 @@
         <w:rPr>
           <w:rStyle w:val="VerbatimChar"/>
         </w:rPr>
-        <w:t xml:space="preserve">marketplaceadapter</w:t>
+        <w:t xml:space="preserve">internal/gpu</w:t>
       </w:r>
       <w:r>
         <w:t xml:space="preserve"> </w:t>
@@ -5000,22 +4962,10 @@
         <w:rPr>
           <w:rStyle w:val="VerbatimChar"/>
         </w:rPr>
-        <w:t xml:space="preserve">akash.go</w:t>
-      </w:r>
-      <w:r>
-        <w:t xml:space="preserve">) — Akash (Cosmos/AKT) adapter over an injectable client: reverse-auction pricing, SDL submission, provider-reputation gate, registered in the</w:t>
-      </w:r>
-      <w:r>
-        <w:t xml:space="preserve"> </w:t>
-      </w:r>
-      <w:r>
-        <w:rPr>
-          <w:rStyle w:val="VerbatimChar"/>
-        </w:rPr>
-        <w:t xml:space="preserve">Name()</w:t>
-      </w:r>
-      <w:r>
-        <w:t xml:space="preserve">-dispatch Registry (HXC-1458).</w:t>
+        <w:t xml:space="preserve">mig.go</w:t>
+      </w:r>
+      <w:r>
+        <w:t xml:space="preserve">) — MIG profile management: standardized vGPU tiers (1g.10gb/2g.20gb/3g.40gb/7g.80gb), in-memory partitioning with oversubscription rejection + fixed-at-creation immutability (HXC-1449).</w:t>
       </w:r>
     </w:p>
     <w:p>
@@ -5023,11 +4973,11 @@
         <w:pStyle w:val="Compact"/>
         <w:numPr>
           <w:ilvl w:val="1"/>
-          <w:numId w:val="1006"/>
-        </w:numPr>
-      </w:pPr>
-      <w:r>
-        <w:t xml:space="preserve">Wave 72 (5 units, subagent-driven, 5 parallel streams in disjoint packages):</w:t>
+          <w:numId w:val="1007"/>
+        </w:numPr>
+      </w:pPr>
+      <w:r>
+        <w:t xml:space="preserve">Wave 71 (5 units, subagent-driven, 5 parallel streams in disjoint packages, run concurrently with wave 70; closes 4 prior follow-ups):</w:t>
       </w:r>
     </w:p>
     <w:p>
@@ -5042,25 +4992,28 @@
         <w:rPr>
           <w:rStyle w:val="VerbatimChar"/>
         </w:rPr>
-        <w:t xml:space="preserve">provider/runpod</w:t>
-      </w:r>
-      <w:r>
-        <w:t xml:space="preserve"> </w:t>
-      </w:r>
-      <w:r>
-        <w:t xml:space="preserve">— RunPodProvider (implements</w:t>
-      </w:r>
-      <w:r>
-        <w:t xml:space="preserve"> </w:t>
-      </w:r>
-      <w:r>
-        <w:rPr>
-          <w:rStyle w:val="VerbatimChar"/>
-        </w:rPr>
-        <w:t xml:space="preserve">pool.GPUProvider</w:t>
-      </w:r>
-      <w:r>
-        <w:t xml:space="preserve">) with a warm-pool fast path over an injectable client (HXC-1515).</w:t>
+        <w:t xml:space="preserve">multiraft</w:t>
+      </w:r>
+      <w:r>
+        <w:t xml:space="preserve"> </w:t>
+      </w:r>
+      <w:r>
+        <w:t xml:space="preserve">— RaftTransport async-delivery safety: inbox handler Steps under the shard mutex, outbound messages deferred + flushed after unlock; a new async-transport</w:t>
+      </w:r>
+      <w:r>
+        <w:t xml:space="preserve"> </w:t>
+      </w:r>
+      <w:r>
+        <w:rPr>
+          <w:rStyle w:val="VerbatimChar"/>
+        </w:rPr>
+        <w:t xml:space="preserve">-race</w:t>
+      </w:r>
+      <w:r>
+        <w:t xml:space="preserve"> </w:t>
+      </w:r>
+      <w:r>
+        <w:t xml:space="preserve">test proves a goroutine-delivering transport is race-free and still commits (HXC-909).</w:t>
       </w:r>
     </w:p>
     <w:p>
@@ -5075,13 +5028,43 @@
         <w:rPr>
           <w:rStyle w:val="VerbatimChar"/>
         </w:rPr>
-        <w:t xml:space="preserve">provider/aws</w:t>
-      </w:r>
-      <w:r>
-        <w:t xml:space="preserve"> </w:t>
-      </w:r>
-      <w:r>
-        <w:t xml:space="preserve">— AWSProvider EC2 Spot adapter over an injectable EC2-client interface (no aws-sdk dep): GPU model→instance-type selection (p5/p4de/g5), Spot+tags, TOCTOU-safe capacity gate (HXC-1516).</w:t>
+        <w:t xml:space="preserve">kraft</w:t>
+      </w:r>
+      <w:r>
+        <w:t xml:space="preserve"> </w:t>
+      </w:r>
+      <w:r>
+        <w:t xml:space="preserve">—</w:t>
+      </w:r>
+      <w:r>
+        <w:t xml:space="preserve"> </w:t>
+      </w:r>
+      <w:r>
+        <w:rPr>
+          <w:rStyle w:val="VerbatimChar"/>
+        </w:rPr>
+        <w:t xml:space="preserve">CreateTopic</w:t>
+      </w:r>
+      <w:r>
+        <w:t xml:space="preserve"> </w:t>
+      </w:r>
+      <w:r>
+        <w:t xml:space="preserve">returns</w:t>
+      </w:r>
+      <w:r>
+        <w:t xml:space="preserve"> </w:t>
+      </w:r>
+      <w:r>
+        <w:rPr>
+          <w:rStyle w:val="VerbatimChar"/>
+        </w:rPr>
+        <w:t xml:space="preserve">ErrTopicExists</w:t>
+      </w:r>
+      <w:r>
+        <w:t xml:space="preserve"> </w:t>
+      </w:r>
+      <w:r>
+        <w:t xml:space="preserve">on a conflicting re-create (different partition count); identical re-create stays idempotent (HXC-912).</w:t>
       </w:r>
     </w:p>
     <w:p>
@@ -5096,25 +5079,37 @@
         <w:rPr>
           <w:rStyle w:val="VerbatimChar"/>
         </w:rPr>
-        <w:t xml:space="preserve">scheduler</w:t>
-      </w:r>
-      <w:r>
-        <w:t xml:space="preserve"> </w:t>
-      </w:r>
-      <w:r>
-        <w:t xml:space="preserve">(additive</w:t>
-      </w:r>
-      <w:r>
-        <w:t xml:space="preserve"> </w:t>
-      </w:r>
-      <w:r>
-        <w:rPr>
-          <w:rStyle w:val="VerbatimChar"/>
-        </w:rPr>
-        <w:t xml:space="preserve">tier_filter.go</w:t>
-      </w:r>
-      <w:r>
-        <w:t xml:space="preserve">) — GPUTier-aware filter predicate: hard-exclude disallowed tiers + preference scoring, composes with the existing count filter, fails closed on a nil predicate (HXC-1534).</w:t>
+        <w:t xml:space="preserve">porcupine</w:t>
+      </w:r>
+      <w:r>
+        <w:t xml:space="preserve"> </w:t>
+      </w:r>
+      <w:r>
+        <w:t xml:space="preserve">— WGL state-dedup memoization via</w:t>
+      </w:r>
+      <w:r>
+        <w:t xml:space="preserve"> </w:t>
+      </w:r>
+      <w:r>
+        <w:rPr>
+          <w:rStyle w:val="VerbatimChar"/>
+        </w:rPr>
+        <w:t xml:space="preserve">Model.Equal</w:t>
+      </w:r>
+      <w:r>
+        <w:t xml:space="preserve">: verdict-preserving pruning (memo fires on backtracking histories; identical PASS/FAIL + witness vs</w:t>
+      </w:r>
+      <w:r>
+        <w:t xml:space="preserve"> </w:t>
+      </w:r>
+      <w:r>
+        <w:rPr>
+          <w:rStyle w:val="VerbatimChar"/>
+        </w:rPr>
+        <w:t xml:space="preserve">Equal==nil</w:t>
+      </w:r>
+      <w:r>
+        <w:t xml:space="preserve">) (HXC-913).</w:t>
       </w:r>
     </w:p>
     <w:p>
@@ -5129,52 +5124,28 @@
         <w:rPr>
           <w:rStyle w:val="VerbatimChar"/>
         </w:rPr>
-        <w:t xml:space="preserve">provider/chutes</w:t>
-      </w:r>
-      <w:r>
-        <w:t xml:space="preserve"> </w:t>
-      </w:r>
-      <w:r>
-        <w:t xml:space="preserve">— ctx-interruptible 429 backoff (select vs</w:t>
-      </w:r>
-      <w:r>
-        <w:t xml:space="preserve"> </w:t>
-      </w:r>
-      <w:r>
-        <w:rPr>
-          <w:rStyle w:val="VerbatimChar"/>
-        </w:rPr>
-        <w:t xml:space="preserve">ctx.Done()</w:t>
-      </w:r>
-      <w:r>
-        <w:t xml:space="preserve">) + honors</w:t>
-      </w:r>
-      <w:r>
-        <w:t xml:space="preserve"> </w:t>
-      </w:r>
-      <w:r>
-        <w:rPr>
-          <w:rStyle w:val="VerbatimChar"/>
-        </w:rPr>
-        <w:t xml:space="preserve">Retry-After</w:t>
-      </w:r>
-      <w:r>
-        <w:t xml:space="preserve"> </w:t>
-      </w:r>
-      <w:r>
-        <w:t xml:space="preserve">(delta-seconds/HTTP-date,</w:t>
-      </w:r>
-      <w:r>
-        <w:t xml:space="preserve"> </w:t>
-      </w:r>
-      <w:r>
-        <w:rPr>
-          <w:rStyle w:val="VerbatimChar"/>
-        </w:rPr>
-        <w:t xml:space="preserve">max(hint,backoff)</w:t>
-      </w:r>
-      <w:r>
-        <w:t xml:space="preserve">) (HXC-916, closing a wave-70 follow-up).</w:t>
+        <w:t xml:space="preserve">chutes</w:t>
+      </w:r>
+      <w:r>
+        <w:t xml:space="preserve"> </w:t>
+      </w:r>
+      <w:r>
+        <w:t xml:space="preserve">—</w:t>
+      </w:r>
+      <w:r>
+        <w:t xml:space="preserve"> </w:t>
+      </w:r>
+      <w:r>
+        <w:rPr>
+          <w:rStyle w:val="VerbatimChar"/>
+        </w:rPr>
+        <w:t xml:space="preserve">StreamChannel</w:t>
+      </w:r>
+      <w:r>
+        <w:t xml:space="preserve"> </w:t>
+      </w:r>
+      <w:r>
+        <w:t xml:space="preserve">honors ctx cancellation on a blocked read (prompt channel close, no goroutine leak) and closes the owned reader (HXC-911).</w:t>
       </w:r>
     </w:p>
     <w:p>
@@ -5189,7 +5160,7 @@
         <w:rPr>
           <w:rStyle w:val="VerbatimChar"/>
         </w:rPr>
-        <w:t xml:space="preserve">grafanadash</w:t>
+        <w:t xml:space="preserve">marketplaceadapter</w:t>
       </w:r>
       <w:r>
         <w:t xml:space="preserve"> </w:t>
@@ -5204,31 +5175,22 @@
         <w:rPr>
           <w:rStyle w:val="VerbatimChar"/>
         </w:rPr>
-        <w:t xml:space="preserve">tiercost_dash.go</w:t>
-      </w:r>
-      <w:r>
-        <w:t xml:space="preserve">) — Phase-8B tier-utilization + cost dashboard generator (panels target</w:t>
-      </w:r>
-      <w:r>
-        <w:t xml:space="preserve"> </w:t>
-      </w:r>
-      <w:r>
-        <w:rPr>
-          <w:rStyle w:val="VerbatimChar"/>
-        </w:rPr>
-        <w:t xml:space="preserve">gpu_tier_utilization</w:t>
-      </w:r>
-      <w:r>
-        <w:t xml:space="preserve">/</w:t>
-      </w:r>
-      <w:r>
-        <w:rPr>
-          <w:rStyle w:val="VerbatimChar"/>
-        </w:rPr>
-        <w:t xml:space="preserve">gpu_cost_per_hour</w:t>
-      </w:r>
-      <w:r>
-        <w:t xml:space="preserve">), valid + deterministic (HXC-1551).</w:t>
+        <w:t xml:space="preserve">akash.go</w:t>
+      </w:r>
+      <w:r>
+        <w:t xml:space="preserve">) — Akash (Cosmos/AKT) adapter over an injectable client: reverse-auction pricing, SDL submission, provider-reputation gate, registered in the</w:t>
+      </w:r>
+      <w:r>
+        <w:t xml:space="preserve"> </w:t>
+      </w:r>
+      <w:r>
+        <w:rPr>
+          <w:rStyle w:val="VerbatimChar"/>
+        </w:rPr>
+        <w:t xml:space="preserve">Name()</w:t>
+      </w:r>
+      <w:r>
+        <w:t xml:space="preserve">-dispatch Registry (HXC-1458).</w:t>
       </w:r>
     </w:p>
     <w:p>
@@ -5236,11 +5198,11 @@
         <w:pStyle w:val="Compact"/>
         <w:numPr>
           <w:ilvl w:val="1"/>
-          <w:numId w:val="1006"/>
-        </w:numPr>
-      </w:pPr>
-      <w:r>
-        <w:t xml:space="preserve">Wave 73 (5 units, subagent-driven, 5 parallel streams in disjoint packages; impl→spec-review→quality-review + independent build/vet/-race/mutation gate):</w:t>
+          <w:numId w:val="1007"/>
+        </w:numPr>
+      </w:pPr>
+      <w:r>
+        <w:t xml:space="preserve">Wave 72 (5 units, subagent-driven, 5 parallel streams in disjoint packages):</w:t>
       </w:r>
     </w:p>
     <w:p>
@@ -5255,13 +5217,13 @@
         <w:rPr>
           <w:rStyle w:val="VerbatimChar"/>
         </w:rPr>
-        <w:t xml:space="preserve">provider/ionet</w:t>
-      </w:r>
-      <w:r>
-        <w:t xml:space="preserve"> </w:t>
-      </w:r>
-      <w:r>
-        <w:t xml:space="preserve">— IONetProvider over the io.net REST API (implements</w:t>
+        <w:t xml:space="preserve">provider/runpod</w:t>
+      </w:r>
+      <w:r>
+        <w:t xml:space="preserve"> </w:t>
+      </w:r>
+      <w:r>
+        <w:t xml:space="preserve">— RunPodProvider (implements</w:t>
       </w:r>
       <w:r>
         <w:t xml:space="preserve"> </w:t>
@@ -5273,67 +5235,7 @@
         <w:t xml:space="preserve">pool.GPUProvider</w:t>
       </w:r>
       <w:r>
-        <w:t xml:space="preserve">, injectable base URL +</w:t>
-      </w:r>
-      <w:r>
-        <w:t xml:space="preserve"> </w:t>
-      </w:r>
-      <w:r>
-        <w:rPr>
-          <w:rStyle w:val="VerbatimChar"/>
-        </w:rPr>
-        <w:t xml:space="preserve">*http.Client</w:t>
-      </w:r>
-      <w:r>
-        <w:t xml:space="preserve"> </w:t>
-      </w:r>
-      <w:r>
-        <w:t xml:space="preserve">+ bearer):</w:t>
-      </w:r>
-      <w:r>
-        <w:t xml:space="preserve"> </w:t>
-      </w:r>
-      <w:r>
-        <w:rPr>
-          <w:rStyle w:val="VerbatimChar"/>
-        </w:rPr>
-        <w:t xml:space="preserve">DeployCluster</w:t>
-      </w:r>
-      <w:r>
-        <w:t xml:space="preserve"> </w:t>
-      </w:r>
-      <w:r>
-        <w:t xml:space="preserve">returns the backend-minted cluster run-UUID (parsed, never fabricated),</w:t>
-      </w:r>
-      <w:r>
-        <w:t xml:space="preserve"> </w:t>
-      </w:r>
-      <w:r>
-        <w:rPr>
-          <w:rStyle w:val="VerbatimChar"/>
-        </w:rPr>
-        <w:t xml:space="preserve">HealthCheck</w:t>
-      </w:r>
-      <w:r>
-        <w:t xml:space="preserve"> </w:t>
-      </w:r>
-      <w:r>
-        <w:t xml:space="preserve">derives healthy state, concurrency-safe reserve-under-lock capacity gate; closure proven against a</w:t>
-      </w:r>
-      <w:r>
-        <w:t xml:space="preserve"> </w:t>
-      </w:r>
-      <w:r>
-        <w:rPr>
-          <w:rStyle w:val="VerbatimChar"/>
-        </w:rPr>
-        <w:t xml:space="preserve">net/http/httptest</w:t>
-      </w:r>
-      <w:r>
-        <w:t xml:space="preserve"> </w:t>
-      </w:r>
-      <w:r>
-        <w:t xml:space="preserve">io.net backend (HXC-1514).</w:t>
+        <w:t xml:space="preserve">) with a warm-pool fast path over an injectable client (HXC-1515).</w:t>
       </w:r>
     </w:p>
     <w:p>
@@ -5348,28 +5250,13 @@
         <w:rPr>
           <w:rStyle w:val="VerbatimChar"/>
         </w:rPr>
-        <w:t xml:space="preserve">gitops</w:t>
-      </w:r>
-      <w:r>
-        <w:t xml:space="preserve"> </w:t>
-      </w:r>
-      <w:r>
-        <w:t xml:space="preserve">— ArgoCD ApplicationSet federation client: matrix generator expands one Application per cell,</w:t>
-      </w:r>
-      <w:r>
-        <w:t xml:space="preserve"> </w:t>
-      </w:r>
-      <w:r>
-        <w:rPr>
-          <w:rStyle w:val="VerbatimChar"/>
-        </w:rPr>
-        <w:t xml:space="preserve">syncPolicy</w:t>
-      </w:r>
-      <w:r>
-        <w:t xml:space="preserve"> </w:t>
-      </w:r>
-      <w:r>
-        <w:t xml:space="preserve">prune+selfHeal, RollingSync canary→tier-2 (50%)→tier-1 (25%) ordering, drift/prune detection; logic proven vs an httptest ArgoCD, strictly-live UI capture honestly skipped (follow-up HXC-922) (HXC-1367).</w:t>
+        <w:t xml:space="preserve">provider/aws</w:t>
+      </w:r>
+      <w:r>
+        <w:t xml:space="preserve"> </w:t>
+      </w:r>
+      <w:r>
+        <w:t xml:space="preserve">— AWSProvider EC2 Spot adapter over an injectable EC2-client interface (no aws-sdk dep): GPU model→instance-type selection (p5/p4de/g5), Spot+tags, TOCTOU-safe capacity gate (HXC-1516).</w:t>
       </w:r>
     </w:p>
     <w:p>
@@ -5384,13 +5271,25 @@
         <w:rPr>
           <w:rStyle w:val="VerbatimChar"/>
         </w:rPr>
-        <w:t xml:space="preserve">internal/federation</w:t>
-      </w:r>
-      <w:r>
-        <w:t xml:space="preserve"> </w:t>
-      </w:r>
-      <w:r>
-        <w:t xml:space="preserve">— Karmada PropagationPolicy + OverridePolicy engine (CRs modeled as Go structs → YAML, no client-go dep) with constraint-aware (data-locality/latency/cost/compliance) two-level cell selection and failover reselect; deterministic failover proven via in-process FakeHub, live Karmada &lt;60s capture honestly skipped (follow-up HXC-924) (HXC-1364).</w:t>
+        <w:t xml:space="preserve">scheduler</w:t>
+      </w:r>
+      <w:r>
+        <w:t xml:space="preserve"> </w:t>
+      </w:r>
+      <w:r>
+        <w:t xml:space="preserve">(additive</w:t>
+      </w:r>
+      <w:r>
+        <w:t xml:space="preserve"> </w:t>
+      </w:r>
+      <w:r>
+        <w:rPr>
+          <w:rStyle w:val="VerbatimChar"/>
+        </w:rPr>
+        <w:t xml:space="preserve">tier_filter.go</w:t>
+      </w:r>
+      <w:r>
+        <w:t xml:space="preserve">) — GPUTier-aware filter predicate: hard-exclude disallowed tiers + preference scoring, composes with the existing count filter, fails closed on a nil predicate (HXC-1534).</w:t>
       </w:r>
     </w:p>
     <w:p>
@@ -5405,25 +5304,52 @@
         <w:rPr>
           <w:rStyle w:val="VerbatimChar"/>
         </w:rPr>
-        <w:t xml:space="preserve">health</w:t>
-      </w:r>
-      <w:r>
-        <w:t xml:space="preserve"> </w:t>
-      </w:r>
-      <w:r>
-        <w:t xml:space="preserve">(additive</w:t>
-      </w:r>
-      <w:r>
-        <w:t xml:space="preserve"> </w:t>
-      </w:r>
-      <w:r>
-        <w:rPr>
-          <w:rStyle w:val="VerbatimChar"/>
-        </w:rPr>
-        <w:t xml:space="preserve">miner.go</w:t>
-      </w:r>
-      <w:r>
-        <w:t xml:space="preserve">) — miner-api + GraVal bootstrap DaemonSet dependency checks wired into the health rollup, naming the specific failing check; healthy→unhealthy delta proven against an httptest miner-api (HXC-1484).</w:t>
+        <w:t xml:space="preserve">provider/chutes</w:t>
+      </w:r>
+      <w:r>
+        <w:t xml:space="preserve"> </w:t>
+      </w:r>
+      <w:r>
+        <w:t xml:space="preserve">— ctx-interruptible 429 backoff (select vs</w:t>
+      </w:r>
+      <w:r>
+        <w:t xml:space="preserve"> </w:t>
+      </w:r>
+      <w:r>
+        <w:rPr>
+          <w:rStyle w:val="VerbatimChar"/>
+        </w:rPr>
+        <w:t xml:space="preserve">ctx.Done()</w:t>
+      </w:r>
+      <w:r>
+        <w:t xml:space="preserve">) + honors</w:t>
+      </w:r>
+      <w:r>
+        <w:t xml:space="preserve"> </w:t>
+      </w:r>
+      <w:r>
+        <w:rPr>
+          <w:rStyle w:val="VerbatimChar"/>
+        </w:rPr>
+        <w:t xml:space="preserve">Retry-After</w:t>
+      </w:r>
+      <w:r>
+        <w:t xml:space="preserve"> </w:t>
+      </w:r>
+      <w:r>
+        <w:t xml:space="preserve">(delta-seconds/HTTP-date,</w:t>
+      </w:r>
+      <w:r>
+        <w:t xml:space="preserve"> </w:t>
+      </w:r>
+      <w:r>
+        <w:rPr>
+          <w:rStyle w:val="VerbatimChar"/>
+        </w:rPr>
+        <w:t xml:space="preserve">max(hint,backoff)</w:t>
+      </w:r>
+      <w:r>
+        <w:t xml:space="preserve">) (HXC-916, closing a wave-70 follow-up).</w:t>
       </w:r>
     </w:p>
     <w:p>
@@ -5438,6 +5364,255 @@
         <w:rPr>
           <w:rStyle w:val="VerbatimChar"/>
         </w:rPr>
+        <w:t xml:space="preserve">grafanadash</w:t>
+      </w:r>
+      <w:r>
+        <w:t xml:space="preserve"> </w:t>
+      </w:r>
+      <w:r>
+        <w:t xml:space="preserve">(additive</w:t>
+      </w:r>
+      <w:r>
+        <w:t xml:space="preserve"> </w:t>
+      </w:r>
+      <w:r>
+        <w:rPr>
+          <w:rStyle w:val="VerbatimChar"/>
+        </w:rPr>
+        <w:t xml:space="preserve">tiercost_dash.go</w:t>
+      </w:r>
+      <w:r>
+        <w:t xml:space="preserve">) — Phase-8B tier-utilization + cost dashboard generator (panels target</w:t>
+      </w:r>
+      <w:r>
+        <w:t xml:space="preserve"> </w:t>
+      </w:r>
+      <w:r>
+        <w:rPr>
+          <w:rStyle w:val="VerbatimChar"/>
+        </w:rPr>
+        <w:t xml:space="preserve">gpu_tier_utilization</w:t>
+      </w:r>
+      <w:r>
+        <w:t xml:space="preserve">/</w:t>
+      </w:r>
+      <w:r>
+        <w:rPr>
+          <w:rStyle w:val="VerbatimChar"/>
+        </w:rPr>
+        <w:t xml:space="preserve">gpu_cost_per_hour</w:t>
+      </w:r>
+      <w:r>
+        <w:t xml:space="preserve">), valid + deterministic (HXC-1551).</w:t>
+      </w:r>
+    </w:p>
+    <w:p>
+      <w:pPr>
+        <w:pStyle w:val="Compact"/>
+        <w:numPr>
+          <w:ilvl w:val="1"/>
+          <w:numId w:val="1007"/>
+        </w:numPr>
+      </w:pPr>
+      <w:r>
+        <w:t xml:space="preserve">Wave 73 (5 units, subagent-driven, 5 parallel streams in disjoint packages; impl→spec-review→quality-review + independent build/vet/-race/mutation gate):</w:t>
+      </w:r>
+    </w:p>
+    <w:p>
+      <w:pPr>
+        <w:pStyle w:val="Compact"/>
+        <w:numPr>
+          <w:ilvl w:val="2"/>
+          <w:numId w:val="1015"/>
+        </w:numPr>
+      </w:pPr>
+      <w:r>
+        <w:rPr>
+          <w:rStyle w:val="VerbatimChar"/>
+        </w:rPr>
+        <w:t xml:space="preserve">provider/ionet</w:t>
+      </w:r>
+      <w:r>
+        <w:t xml:space="preserve"> </w:t>
+      </w:r>
+      <w:r>
+        <w:t xml:space="preserve">— IONetProvider over the io.net REST API (implements</w:t>
+      </w:r>
+      <w:r>
+        <w:t xml:space="preserve"> </w:t>
+      </w:r>
+      <w:r>
+        <w:rPr>
+          <w:rStyle w:val="VerbatimChar"/>
+        </w:rPr>
+        <w:t xml:space="preserve">pool.GPUProvider</w:t>
+      </w:r>
+      <w:r>
+        <w:t xml:space="preserve">, injectable base URL +</w:t>
+      </w:r>
+      <w:r>
+        <w:t xml:space="preserve"> </w:t>
+      </w:r>
+      <w:r>
+        <w:rPr>
+          <w:rStyle w:val="VerbatimChar"/>
+        </w:rPr>
+        <w:t xml:space="preserve">*http.Client</w:t>
+      </w:r>
+      <w:r>
+        <w:t xml:space="preserve"> </w:t>
+      </w:r>
+      <w:r>
+        <w:t xml:space="preserve">+ bearer):</w:t>
+      </w:r>
+      <w:r>
+        <w:t xml:space="preserve"> </w:t>
+      </w:r>
+      <w:r>
+        <w:rPr>
+          <w:rStyle w:val="VerbatimChar"/>
+        </w:rPr>
+        <w:t xml:space="preserve">DeployCluster</w:t>
+      </w:r>
+      <w:r>
+        <w:t xml:space="preserve"> </w:t>
+      </w:r>
+      <w:r>
+        <w:t xml:space="preserve">returns the backend-minted cluster run-UUID (parsed, never fabricated),</w:t>
+      </w:r>
+      <w:r>
+        <w:t xml:space="preserve"> </w:t>
+      </w:r>
+      <w:r>
+        <w:rPr>
+          <w:rStyle w:val="VerbatimChar"/>
+        </w:rPr>
+        <w:t xml:space="preserve">HealthCheck</w:t>
+      </w:r>
+      <w:r>
+        <w:t xml:space="preserve"> </w:t>
+      </w:r>
+      <w:r>
+        <w:t xml:space="preserve">derives healthy state, concurrency-safe reserve-under-lock capacity gate; closure proven against a</w:t>
+      </w:r>
+      <w:r>
+        <w:t xml:space="preserve"> </w:t>
+      </w:r>
+      <w:r>
+        <w:rPr>
+          <w:rStyle w:val="VerbatimChar"/>
+        </w:rPr>
+        <w:t xml:space="preserve">net/http/httptest</w:t>
+      </w:r>
+      <w:r>
+        <w:t xml:space="preserve"> </w:t>
+      </w:r>
+      <w:r>
+        <w:t xml:space="preserve">io.net backend (HXC-1514).</w:t>
+      </w:r>
+    </w:p>
+    <w:p>
+      <w:pPr>
+        <w:pStyle w:val="Compact"/>
+        <w:numPr>
+          <w:ilvl w:val="2"/>
+          <w:numId w:val="1015"/>
+        </w:numPr>
+      </w:pPr>
+      <w:r>
+        <w:rPr>
+          <w:rStyle w:val="VerbatimChar"/>
+        </w:rPr>
+        <w:t xml:space="preserve">gitops</w:t>
+      </w:r>
+      <w:r>
+        <w:t xml:space="preserve"> </w:t>
+      </w:r>
+      <w:r>
+        <w:t xml:space="preserve">— ArgoCD ApplicationSet federation client: matrix generator expands one Application per cell,</w:t>
+      </w:r>
+      <w:r>
+        <w:t xml:space="preserve"> </w:t>
+      </w:r>
+      <w:r>
+        <w:rPr>
+          <w:rStyle w:val="VerbatimChar"/>
+        </w:rPr>
+        <w:t xml:space="preserve">syncPolicy</w:t>
+      </w:r>
+      <w:r>
+        <w:t xml:space="preserve"> </w:t>
+      </w:r>
+      <w:r>
+        <w:t xml:space="preserve">prune+selfHeal, RollingSync canary→tier-2 (50%)→tier-1 (25%) ordering, drift/prune detection; logic proven vs an httptest ArgoCD, strictly-live UI capture honestly skipped (follow-up HXC-922) (HXC-1367).</w:t>
+      </w:r>
+    </w:p>
+    <w:p>
+      <w:pPr>
+        <w:pStyle w:val="Compact"/>
+        <w:numPr>
+          <w:ilvl w:val="2"/>
+          <w:numId w:val="1015"/>
+        </w:numPr>
+      </w:pPr>
+      <w:r>
+        <w:rPr>
+          <w:rStyle w:val="VerbatimChar"/>
+        </w:rPr>
+        <w:t xml:space="preserve">internal/federation</w:t>
+      </w:r>
+      <w:r>
+        <w:t xml:space="preserve"> </w:t>
+      </w:r>
+      <w:r>
+        <w:t xml:space="preserve">— Karmada PropagationPolicy + OverridePolicy engine (CRs modeled as Go structs → YAML, no client-go dep) with constraint-aware (data-locality/latency/cost/compliance) two-level cell selection and failover reselect; deterministic failover proven via in-process FakeHub, live Karmada &lt;60s capture honestly skipped (follow-up HXC-924) (HXC-1364).</w:t>
+      </w:r>
+    </w:p>
+    <w:p>
+      <w:pPr>
+        <w:pStyle w:val="Compact"/>
+        <w:numPr>
+          <w:ilvl w:val="2"/>
+          <w:numId w:val="1015"/>
+        </w:numPr>
+      </w:pPr>
+      <w:r>
+        <w:rPr>
+          <w:rStyle w:val="VerbatimChar"/>
+        </w:rPr>
+        <w:t xml:space="preserve">health</w:t>
+      </w:r>
+      <w:r>
+        <w:t xml:space="preserve"> </w:t>
+      </w:r>
+      <w:r>
+        <w:t xml:space="preserve">(additive</w:t>
+      </w:r>
+      <w:r>
+        <w:t xml:space="preserve"> </w:t>
+      </w:r>
+      <w:r>
+        <w:rPr>
+          <w:rStyle w:val="VerbatimChar"/>
+        </w:rPr>
+        <w:t xml:space="preserve">miner.go</w:t>
+      </w:r>
+      <w:r>
+        <w:t xml:space="preserve">) — miner-api + GraVal bootstrap DaemonSet dependency checks wired into the health rollup, naming the specific failing check; healthy→unhealthy delta proven against an httptest miner-api (HXC-1484).</w:t>
+      </w:r>
+    </w:p>
+    <w:p>
+      <w:pPr>
+        <w:pStyle w:val="Compact"/>
+        <w:numPr>
+          <w:ilvl w:val="2"/>
+          <w:numId w:val="1015"/>
+        </w:numPr>
+      </w:pPr>
+      <w:r>
+        <w:rPr>
+          <w:rStyle w:val="VerbatimChar"/>
+        </w:rPr>
         <w:t xml:space="preserve">discovery</w:t>
       </w:r>
       <w:r>
@@ -5506,7 +5681,7 @@
         <w:pStyle w:val="Compact"/>
         <w:numPr>
           <w:ilvl w:val="2"/>
-          <w:numId w:val="1014"/>
+          <w:numId w:val="1015"/>
         </w:numPr>
       </w:pPr>
       <w:r>
@@ -5802,7 +5977,7 @@
         <w:pStyle w:val="Compact"/>
         <w:numPr>
           <w:ilvl w:val="0"/>
-          <w:numId w:val="1015"/>
+          <w:numId w:val="1016"/>
         </w:numPr>
       </w:pPr>
       <w:r>
@@ -5859,7 +6034,7 @@
         <w:pStyle w:val="Compact"/>
         <w:numPr>
           <w:ilvl w:val="0"/>
-          <w:numId w:val="1016"/>
+          <w:numId w:val="1017"/>
         </w:numPr>
       </w:pPr>
       <w:r>
@@ -6131,6 +6306,9 @@
     <w:abstractNumId w:val="991"/>
   </w:num>
   <w:num w:numId="1016">
+    <w:abstractNumId w:val="991"/>
+  </w:num>
+  <w:num w:numId="1017">
     <w:abstractNumId w:val="991"/>
   </w:num>
 </w:numbering>

--- a/docs/export/CHANGELOG.docx
+++ b/docs/export/CHANGELOG.docx
@@ -100,7 +100,7 @@
           <w:b/>
           <w:bCs/>
         </w:rPr>
-        <w:t xml:space="preserve">Wave 79 — 2 bounded host-closeable fixes (conductor-gated build/vet/-race + load-bearing mutation bite):</w:t>
+        <w:t xml:space="preserve">Wave 80 — Avro event schemas + schema-validated routing (HXC-1119; careful single-threaded TDD build, conductor-gated build/vet/-race + 2 load-bearing mutation bites):</w:t>
       </w:r>
     </w:p>
     <w:p>
@@ -115,151 +115,157 @@
         <w:rPr>
           <w:rStyle w:val="VerbatimChar"/>
         </w:rPr>
-        <w:t xml:space="preserve">pkg/multiraft</w:t>
-      </w:r>
-      <w:r>
-        <w:t xml:space="preserve"> </w:t>
-      </w:r>
-      <w:r>
-        <w:t xml:space="preserve">— the durability persist-error is now observable through a PUBLIC seam: a registerable</w:t>
-      </w:r>
-      <w:r>
-        <w:t xml:space="preserve"> </w:t>
-      </w:r>
-      <w:r>
-        <w:rPr>
-          <w:rStyle w:val="VerbatimChar"/>
-        </w:rPr>
-        <w:t xml:space="preserve">OnPersistError</w:t>
-      </w:r>
-      <w:r>
-        <w:t xml:space="preserve"> </w:t>
-      </w:r>
-      <w:r>
-        <w:t xml:space="preserve">hook (+</w:t>
-      </w:r>
-      <w:r>
-        <w:t xml:space="preserve"> </w:t>
-      </w:r>
-      <w:r>
-        <w:rPr>
-          <w:rStyle w:val="VerbatimChar"/>
-        </w:rPr>
-        <w:t xml:space="preserve">LastPersistError</w:t>
-      </w:r>
-      <w:r>
-        <w:t xml:space="preserve"> </w:t>
-      </w:r>
-      <w:r>
-        <w:t xml:space="preserve">accessor) fires with the shard id + error from the same Ready-loop path that parks the un-persisted</w:t>
-      </w:r>
-      <w:r>
-        <w:t xml:space="preserve"> </w:t>
-      </w:r>
-      <w:r>
-        <w:rPr>
-          <w:rStyle w:val="VerbatimChar"/>
-        </w:rPr>
-        <w:t xml:space="preserve">Ready</w:t>
-      </w:r>
-      <w:r>
-        <w:t xml:space="preserve"> </w:t>
-      </w:r>
-      <w:r>
-        <w:t xml:space="preserve">and skips</w:t>
-      </w:r>
-      <w:r>
-        <w:t xml:space="preserve"> </w:t>
-      </w:r>
-      <w:r>
-        <w:rPr>
-          <w:rStyle w:val="VerbatimChar"/>
-        </w:rPr>
-        <w:t xml:space="preserve">Advance</w:t>
-      </w:r>
-      <w:r>
-        <w:t xml:space="preserve"> </w:t>
-      </w:r>
-      <w:r>
-        <w:t xml:space="preserve">(HXC-917); previously the fault was only</w:t>
-      </w:r>
-      <w:r>
-        <w:t xml:space="preserve"> </w:t>
-      </w:r>
-      <w:r>
-        <w:rPr>
-          <w:rStyle w:val="VerbatimChar"/>
-        </w:rPr>
-        <w:t xml:space="preserve">log.Printf</w:t>
-      </w:r>
-      <w:r>
-        <w:t xml:space="preserve">’d. Nil hook = prior behavior (HXC-927).</w:t>
-      </w:r>
-    </w:p>
-    <w:p>
-      <w:pPr>
-        <w:pStyle w:val="Compact"/>
-        <w:numPr>
-          <w:ilvl w:val="1"/>
-          <w:numId w:val="1002"/>
-        </w:numPr>
-      </w:pPr>
-      <w:r>
-        <w:rPr>
-          <w:rStyle w:val="VerbatimChar"/>
-        </w:rPr>
-        <w:t xml:space="preserve">pkg/cloudspot</w:t>
-      </w:r>
-      <w:r>
-        <w:t xml:space="preserve"> </w:t>
-      </w:r>
-      <w:r>
-        <w:t xml:space="preserve">— the GCP and Azure preemption pollers now honor the injected</w:t>
-      </w:r>
-      <w:r>
-        <w:t xml:space="preserve"> </w:t>
-      </w:r>
-      <w:r>
-        <w:rPr>
-          <w:rStyle w:val="VerbatimChar"/>
-        </w:rPr>
-        <w:t xml:space="preserve">WithClock</w:t>
-      </w:r>
-      <w:r>
-        <w:t xml:space="preserve"> </w:t>
-      </w:r>
-      <w:r>
-        <w:t xml:space="preserve">when computing</w:t>
-      </w:r>
-      <w:r>
-        <w:t xml:space="preserve"> </w:t>
-      </w:r>
-      <w:r>
-        <w:rPr>
-          <w:rStyle w:val="VerbatimChar"/>
-        </w:rPr>
-        <w:t xml:space="preserve">PreemptionNotice.Deadline</w:t>
-      </w:r>
-      <w:r>
-        <w:t xml:space="preserve"> </w:t>
-      </w:r>
-      <w:r>
-        <w:t xml:space="preserve">(both used</w:t>
-      </w:r>
-      <w:r>
-        <w:t xml:space="preserve"> </w:t>
-      </w:r>
-      <w:r>
-        <w:rPr>
-          <w:rStyle w:val="VerbatimChar"/>
-        </w:rPr>
-        <w:t xml:space="preserve">time.Now()</w:t>
-      </w:r>
-      <w:r>
-        <w:t xml:space="preserve"> </w:t>
-      </w:r>
-      <w:r>
-        <w:t xml:space="preserve">directly, silently dropping the clock; only the AWS poller honored it), making all three providers deterministically testable with a fake clock (HXC-1616).</w:t>
+        <w:t xml:space="preserve">pkg/events</w:t>
+      </w:r>
+      <w:r>
+        <w:t xml:space="preserve"> </w:t>
+      </w:r>
+      <w:r>
+        <w:t xml:space="preserve">— a stdlib-only Avro-subset codec: flat primitive records, spec-faithful binary encoding (zig-zag varint int/long, length-prefixed string/bytes, LE-IEEE-754 double),</w:t>
+      </w:r>
+      <w:r>
+        <w:t xml:space="preserve"> </w:t>
+      </w:r>
+      <w:r>
+        <w:rPr>
+          <w:b/>
+          <w:bCs/>
+        </w:rPr>
+        <w:t xml:space="preserve">single-object encoding</w:t>
+      </w:r>
+      <w:r>
+        <w:t xml:space="preserve"> </w:t>
+      </w:r>
+      <w:r>
+        <w:t xml:space="preserve">framing (</w:t>
+      </w:r>
+      <w:r>
+        <w:rPr>
+          <w:rStyle w:val="VerbatimChar"/>
+        </w:rPr>
+        <w:t xml:space="preserve">0xC3 0x01</w:t>
+      </w:r>
+      <w:r>
+        <w:t xml:space="preserve"> </w:t>
+      </w:r>
+      <w:r>
+        <w:t xml:space="preserve">+ 8-byte CRC-64-AVRO fingerprint) so each payload is self-describing, a</w:t>
+      </w:r>
+      <w:r>
+        <w:t xml:space="preserve"> </w:t>
+      </w:r>
+      <w:r>
+        <w:rPr>
+          <w:rStyle w:val="VerbatimChar"/>
+        </w:rPr>
+        <w:t xml:space="preserve">SchemaRegistry</w:t>
+      </w:r>
+      <w:r>
+        <w:t xml:space="preserve"> </w:t>
+      </w:r>
+      <w:r>
+        <w:t xml:space="preserve">giving</w:t>
+      </w:r>
+      <w:r>
+        <w:t xml:space="preserve"> </w:t>
+      </w:r>
+      <w:r>
+        <w:rPr>
+          <w:b/>
+          <w:bCs/>
+        </w:rPr>
+        <w:t xml:space="preserve">schema-validated routing</w:t>
+      </w:r>
+      <w:r>
+        <w:t xml:space="preserve"> </w:t>
+      </w:r>
+      <w:r>
+        <w:t xml:space="preserve">(a payload whose writer fingerprint is unregistered is rejected, never mis-decoded), and</w:t>
+      </w:r>
+      <w:r>
+        <w:t xml:space="preserve"> </w:t>
+      </w:r>
+      <w:r>
+        <w:rPr>
+          <w:b/>
+          <w:bCs/>
+        </w:rPr>
+        <w:t xml:space="preserve">writer→reader schema resolution</w:t>
+      </w:r>
+      <w:r>
+        <w:t xml:space="preserve"> </w:t>
+      </w:r>
+      <w:r>
+        <w:t xml:space="preserve">for backward+forward-compatible evolution (reader-only fields fill from defaults; writer-only fields skip; a reader-only field without a default is an unresolvable-pair error).</w:t>
+      </w:r>
+      <w:r>
+        <w:t xml:space="preserve"> </w:t>
+      </w:r>
+      <w:r>
+        <w:rPr>
+          <w:rStyle w:val="VerbatimChar"/>
+        </w:rPr>
+        <w:t xml:space="preserve">NodeEventSchemaV1→V2</w:t>
+      </w:r>
+      <w:r>
+        <w:t xml:space="preserve"> </w:t>
+      </w:r>
+      <w:r>
+        <w:t xml:space="preserve">adds a defaulted</w:t>
+      </w:r>
+      <w:r>
+        <w:t xml:space="preserve"> </w:t>
+      </w:r>
+      <w:r>
+        <w:rPr>
+          <w:rStyle w:val="VerbatimChar"/>
+        </w:rPr>
+        <w:t xml:space="preserve">action</w:t>
+      </w:r>
+      <w:r>
+        <w:t xml:space="preserve"> </w:t>
+      </w:r>
+      <w:r>
+        <w:t xml:space="preserve">field; proven both directions — a V1 consumer reads a V2 payload (skips</w:t>
+      </w:r>
+      <w:r>
+        <w:t xml:space="preserve"> </w:t>
+      </w:r>
+      <w:r>
+        <w:rPr>
+          <w:rStyle w:val="VerbatimChar"/>
+        </w:rPr>
+        <w:t xml:space="preserve">action</w:t>
+      </w:r>
+      <w:r>
+        <w:t xml:space="preserve">) and a V2 consumer reads a V1 payload (synthesizes</w:t>
+      </w:r>
+      <w:r>
+        <w:t xml:space="preserve"> </w:t>
+      </w:r>
+      <w:r>
+        <w:rPr>
+          <w:rStyle w:val="VerbatimChar"/>
+        </w:rPr>
+        <w:t xml:space="preserve">action</w:t>
+      </w:r>
+      <w:r>
+        <w:t xml:space="preserve"> </w:t>
+      </w:r>
+      <w:r>
+        <w:t xml:space="preserve">from default) — plus concurrent round-trip under</w:t>
+      </w:r>
+      <w:r>
+        <w:t xml:space="preserve"> </w:t>
+      </w:r>
+      <w:r>
+        <w:rPr>
+          <w:rStyle w:val="VerbatimChar"/>
+        </w:rPr>
+        <w:t xml:space="preserve">-race</w:t>
+      </w:r>
+      <w:r>
+        <w:t xml:space="preserve">. Live NATS-backend wiring + the other event-type schemas tracked HXC-1626 (HXC-1119).</w:t>
       </w:r>
     </w:p>
     <w:p>
@@ -275,7 +281,7 @@
           <w:b/>
           <w:bCs/>
         </w:rPr>
-        <w:t xml:space="preserve">Wave 78 — 4 disjoint host-closeable streams + a cross-platform SELinux fix (all conductor-gated build/vet/-race + load-bearing mutation bite, not agent self-reports):</w:t>
+        <w:t xml:space="preserve">Wave 79 — 2 bounded host-closeable fixes (conductor-gated build/vet/-race + load-bearing mutation bite):</w:t>
       </w:r>
     </w:p>
     <w:p>
@@ -290,76 +296,85 @@
         <w:rPr>
           <w:rStyle w:val="VerbatimChar"/>
         </w:rPr>
-        <w:t xml:space="preserve">internal/console</w:t>
-      </w:r>
-      <w:r>
-        <w:t xml:space="preserve"> </w:t>
-      </w:r>
-      <w:r>
-        <w:t xml:space="preserve">— fixture-driven device-classification hardening:</w:t>
-      </w:r>
-      <w:r>
-        <w:t xml:space="preserve"> </w:t>
-      </w:r>
-      <w:r>
-        <w:rPr>
-          <w:rStyle w:val="VerbatimChar"/>
-        </w:rPr>
-        <w:t xml:space="preserve">testdata/</w:t>
-      </w:r>
-      <w:r>
-        <w:t xml:space="preserve"> </w:t>
-      </w:r>
-      <w:r>
-        <w:rPr>
-          <w:rStyle w:val="VerbatimChar"/>
-        </w:rPr>
-        <w:t xml:space="preserve">/proc</w:t>
-      </w:r>
-      <w:r>
-        <w:t xml:space="preserve">+</w:t>
-      </w:r>
-      <w:r>
-        <w:rPr>
-          <w:rStyle w:val="VerbatimChar"/>
-        </w:rPr>
-        <w:t xml:space="preserve">device-tree</w:t>
-      </w:r>
-      <w:r>
-        <w:t xml:space="preserve"> </w:t>
-      </w:r>
-      <w:r>
-        <w:t xml:space="preserve">trees for 6 device classes (PS4/PS5/x86-server/RK3588/Raspberry-Pi/generic) with exact-label table assertions; mutating the PS5 zen-2 SoC-match row flips</w:t>
-      </w:r>
-      <w:r>
-        <w:t xml:space="preserve"> </w:t>
-      </w:r>
-      <w:r>
-        <w:rPr>
-          <w:rStyle w:val="VerbatimChar"/>
-        </w:rPr>
-        <w:t xml:space="preserve">ps5_zen2</w:t>
-      </w:r>
-      <w:r>
-        <w:t xml:space="preserve"> </w:t>
-      </w:r>
-      <w:r>
-        <w:t xml:space="preserve">and fails the test. Non-console classes still classify</w:t>
-      </w:r>
-      <w:r>
-        <w:t xml:space="preserve"> </w:t>
-      </w:r>
-      <w:r>
-        <w:rPr>
-          <w:rStyle w:val="VerbatimChar"/>
-        </w:rPr>
-        <w:t xml:space="preserve">Unknown</w:t>
-      </w:r>
-      <w:r>
-        <w:t xml:space="preserve"> </w:t>
-      </w:r>
-      <w:r>
-        <w:t xml:space="preserve">today (positive labels tracked HXC-1624) (HXC-1158).</w:t>
+        <w:t xml:space="preserve">pkg/multiraft</w:t>
+      </w:r>
+      <w:r>
+        <w:t xml:space="preserve"> </w:t>
+      </w:r>
+      <w:r>
+        <w:t xml:space="preserve">— the durability persist-error is now observable through a PUBLIC seam: a registerable</w:t>
+      </w:r>
+      <w:r>
+        <w:t xml:space="preserve"> </w:t>
+      </w:r>
+      <w:r>
+        <w:rPr>
+          <w:rStyle w:val="VerbatimChar"/>
+        </w:rPr>
+        <w:t xml:space="preserve">OnPersistError</w:t>
+      </w:r>
+      <w:r>
+        <w:t xml:space="preserve"> </w:t>
+      </w:r>
+      <w:r>
+        <w:t xml:space="preserve">hook (+</w:t>
+      </w:r>
+      <w:r>
+        <w:t xml:space="preserve"> </w:t>
+      </w:r>
+      <w:r>
+        <w:rPr>
+          <w:rStyle w:val="VerbatimChar"/>
+        </w:rPr>
+        <w:t xml:space="preserve">LastPersistError</w:t>
+      </w:r>
+      <w:r>
+        <w:t xml:space="preserve"> </w:t>
+      </w:r>
+      <w:r>
+        <w:t xml:space="preserve">accessor) fires with the shard id + error from the same Ready-loop path that parks the un-persisted</w:t>
+      </w:r>
+      <w:r>
+        <w:t xml:space="preserve"> </w:t>
+      </w:r>
+      <w:r>
+        <w:rPr>
+          <w:rStyle w:val="VerbatimChar"/>
+        </w:rPr>
+        <w:t xml:space="preserve">Ready</w:t>
+      </w:r>
+      <w:r>
+        <w:t xml:space="preserve"> </w:t>
+      </w:r>
+      <w:r>
+        <w:t xml:space="preserve">and skips</w:t>
+      </w:r>
+      <w:r>
+        <w:t xml:space="preserve"> </w:t>
+      </w:r>
+      <w:r>
+        <w:rPr>
+          <w:rStyle w:val="VerbatimChar"/>
+        </w:rPr>
+        <w:t xml:space="preserve">Advance</w:t>
+      </w:r>
+      <w:r>
+        <w:t xml:space="preserve"> </w:t>
+      </w:r>
+      <w:r>
+        <w:t xml:space="preserve">(HXC-917); previously the fault was only</w:t>
+      </w:r>
+      <w:r>
+        <w:t xml:space="preserve"> </w:t>
+      </w:r>
+      <w:r>
+        <w:rPr>
+          <w:rStyle w:val="VerbatimChar"/>
+        </w:rPr>
+        <w:t xml:space="preserve">log.Printf</w:t>
+      </w:r>
+      <w:r>
+        <w:t xml:space="preserve">’d. Nil hook = prior behavior (HXC-927).</w:t>
       </w:r>
     </w:p>
     <w:p>
@@ -374,332 +389,498 @@
         <w:rPr>
           <w:rStyle w:val="VerbatimChar"/>
         </w:rPr>
-        <w:t xml:space="preserve">scripts/cross-compile-agent.sh</w:t>
-      </w:r>
-      <w:r>
-        <w:t xml:space="preserve"> </w:t>
-      </w:r>
-      <w:r>
-        <w:t xml:space="preserve">+</w:t>
-      </w:r>
-      <w:r>
-        <w:t xml:space="preserve"> </w:t>
-      </w:r>
-      <w:r>
-        <w:rPr>
-          <w:rStyle w:val="VerbatimChar"/>
-        </w:rPr>
-        <w:t xml:space="preserve">Makefile</w:t>
-      </w:r>
-      <w:r>
-        <w:t xml:space="preserve"> </w:t>
-      </w:r>
-      <w:r>
-        <w:rPr>
-          <w:rStyle w:val="VerbatimChar"/>
-        </w:rPr>
-        <w:t xml:space="preserve">cross-agent</w:t>
-      </w:r>
-      <w:r>
-        <w:t xml:space="preserve"> </w:t>
-      </w:r>
-      <w:r>
-        <w:t xml:space="preserve">target — reproducible ARM64 cross-compilation of</w:t>
-      </w:r>
-      <w:r>
-        <w:t xml:space="preserve"> </w:t>
-      </w:r>
-      <w:r>
-        <w:rPr>
-          <w:rStyle w:val="VerbatimChar"/>
-        </w:rPr>
-        <w:t xml:space="preserve">cmd/helix-agent</w:t>
-      </w:r>
-      <w:r>
-        <w:t xml:space="preserve">: emits linux/arm64 (ELF aarch64), linux/armv7 (ELF 32-bit ARM EABI5) and android/arm64 artifacts with a build-UUID via</w:t>
-      </w:r>
-      <w:r>
-        <w:t xml:space="preserve"> </w:t>
-      </w:r>
-      <w:r>
-        <w:rPr>
-          <w:rStyle w:val="VerbatimChar"/>
-        </w:rPr>
-        <w:t xml:space="preserve">-ldflags</w:t>
-      </w:r>
-      <w:r>
-        <w:t xml:space="preserve"> </w:t>
-      </w:r>
-      <w:r>
-        <w:t xml:space="preserve">and a</w:t>
-      </w:r>
-      <w:r>
-        <w:t xml:space="preserve"> </w:t>
-      </w:r>
-      <w:r>
-        <w:rPr>
-          <w:rStyle w:val="VerbatimChar"/>
-        </w:rPr>
-        <w:t xml:space="preserve">--version</w:t>
-      </w:r>
-      <w:r>
-        <w:t xml:space="preserve"> </w:t>
-      </w:r>
-      <w:r>
-        <w:t xml:space="preserve">print path;</w:t>
-      </w:r>
-      <w:r>
-        <w:t xml:space="preserve"> </w:t>
-      </w:r>
-      <w:r>
-        <w:rPr>
-          <w:rStyle w:val="VerbatimChar"/>
-        </w:rPr>
-        <w:t xml:space="preserve">crosscompile_test.go</w:t>
-      </w:r>
-      <w:r>
-        <w:t xml:space="preserve"> </w:t>
-      </w:r>
-      <w:r>
-        <w:t xml:space="preserve">asserts</w:t>
-      </w:r>
-      <w:r>
-        <w:t xml:space="preserve"> </w:t>
-      </w:r>
-      <w:r>
-        <w:rPr>
-          <w:rStyle w:val="VerbatimChar"/>
-        </w:rPr>
-        <w:t xml:space="preserve">elf.EM_AARCH64</w:t>
-      </w:r>
-      <w:r>
-        <w:t xml:space="preserve"> </w:t>
-      </w:r>
-      <w:r>
-        <w:t xml:space="preserve">via</w:t>
-      </w:r>
-      <w:r>
-        <w:t xml:space="preserve"> </w:t>
-      </w:r>
-      <w:r>
-        <w:rPr>
-          <w:rStyle w:val="VerbatimChar"/>
-        </w:rPr>
-        <w:t xml:space="preserve">debug/elf</w:t>
-      </w:r>
-      <w:r>
-        <w:t xml:space="preserve">. CGO-enabled cross (no</w:t>
-      </w:r>
-      <w:r>
-        <w:t xml:space="preserve"> </w:t>
-      </w:r>
-      <w:r>
-        <w:rPr>
-          <w:rStyle w:val="VerbatimChar"/>
-        </w:rPr>
-        <w:t xml:space="preserve">zig cc</w:t>
-      </w:r>
-      <w:r>
-        <w:t xml:space="preserve">/</w:t>
-      </w:r>
-      <w:r>
-        <w:rPr>
-          <w:rStyle w:val="VerbatimChar"/>
-        </w:rPr>
-        <w:t xml:space="preserve">aarch64-gnu-gcc</w:t>
-      </w:r>
-      <w:r>
-        <w:t xml:space="preserve"> </w:t>
-      </w:r>
-      <w:r>
-        <w:t xml:space="preserve">on host) and on-real-SBC execution are honest SKIPs (HXC-1622/HXC-1623) (HXC-1167).</w:t>
-      </w:r>
-    </w:p>
-    <w:p>
-      <w:pPr>
-        <w:pStyle w:val="Compact"/>
-        <w:numPr>
-          <w:ilvl w:val="1"/>
-          <w:numId w:val="1003"/>
-        </w:numPr>
-      </w:pPr>
-      <w:r>
-        <w:rPr>
-          <w:rStyle w:val="VerbatimChar"/>
-        </w:rPr>
-        <w:t xml:space="preserve">docs/architecture/PHASE_8C_INTEGRATION.md</w:t>
-      </w:r>
-      <w:r>
-        <w:t xml:space="preserve"> </w:t>
-      </w:r>
-      <w:r>
-        <w:t xml:space="preserve">— code-grounded Phase-8C integration map (attestation→scheduler, e2ee→orchestrator, marketplace) citing real</w:t>
-      </w:r>
-      <w:r>
-        <w:t xml:space="preserve"> </w:t>
-      </w:r>
-      <w:r>
-        <w:rPr>
-          <w:rStyle w:val="VerbatimChar"/>
-        </w:rPr>
-        <w:t xml:space="preserve">pkg/resources</w:t>
-      </w:r>
-      <w:r>
-        <w:t xml:space="preserve"> </w:t>
-      </w:r>
-      <w:r>
-        <w:t xml:space="preserve">symbols; scheduler attestation-wiring labeled PLANNED (verified: no</w:t>
-      </w:r>
-      <w:r>
-        <w:t xml:space="preserve"> </w:t>
-      </w:r>
-      <w:r>
-        <w:rPr>
-          <w:rStyle w:val="VerbatimChar"/>
-        </w:rPr>
-        <w:t xml:space="preserve">SetAttested</w:t>
-      </w:r>
-      <w:r>
-        <w:t xml:space="preserve"> </w:t>
-      </w:r>
-      <w:r>
-        <w:t xml:space="preserve">callers) (HXC-1614).</w:t>
-      </w:r>
-    </w:p>
-    <w:p>
-      <w:pPr>
-        <w:pStyle w:val="Compact"/>
-        <w:numPr>
-          <w:ilvl w:val="1"/>
-          <w:numId w:val="1003"/>
-        </w:numPr>
-      </w:pPr>
-      <w:r>
-        <w:rPr>
-          <w:rStyle w:val="VerbatimChar"/>
-        </w:rPr>
-        <w:t xml:space="preserve">docs/PHASE_8C_EXIT_GATE_EVIDENCE.md</w:t>
-      </w:r>
-      <w:r>
-        <w:t xml:space="preserve"> </w:t>
-      </w:r>
-      <w:r>
-        <w:t xml:space="preserve">— CLAUDE-1 exit-gate evidence matrix (PROVEN 9 / PARTIAL 6 / NOT-YET 7); PROVEN rows cite real</w:t>
-      </w:r>
-      <w:r>
-        <w:t xml:space="preserve"> </w:t>
-      </w:r>
-      <w:r>
-        <w:rPr>
-          <w:rStyle w:val="VerbatimChar"/>
-        </w:rPr>
-        <w:t xml:space="preserve">pkg/metering</w:t>
-      </w:r>
-      <w:r>
-        <w:t xml:space="preserve">+</w:t>
-      </w:r>
-      <w:r>
-        <w:rPr>
-          <w:rStyle w:val="VerbatimChar"/>
-        </w:rPr>
-        <w:t xml:space="preserve">pkg/auditproof</w:t>
-      </w:r>
-      <w:r>
-        <w:t xml:space="preserve"> </w:t>
-      </w:r>
-      <w:r>
-        <w:t xml:space="preserve">tests, NOT-YET rows cite Queued tickets (HXC-1613).</w:t>
-      </w:r>
-    </w:p>
-    <w:p>
-      <w:pPr>
-        <w:pStyle w:val="Compact"/>
-        <w:numPr>
-          <w:ilvl w:val="1"/>
-          <w:numId w:val="1003"/>
-        </w:numPr>
-      </w:pPr>
-      <w:r>
-        <w:rPr>
-          <w:rStyle w:val="VerbatimChar"/>
+        <w:t xml:space="preserve">pkg/cloudspot</w:t>
+      </w:r>
+      <w:r>
+        <w:t xml:space="preserve"> </w:t>
+      </w:r>
+      <w:r>
+        <w:t xml:space="preserve">— the GCP and Azure preemption pollers now honor the injected</w:t>
+      </w:r>
+      <w:r>
+        <w:t xml:space="preserve"> </w:t>
+      </w:r>
+      <w:r>
+        <w:rPr>
+          <w:rStyle w:val="VerbatimChar"/>
+        </w:rPr>
+        <w:t xml:space="preserve">WithClock</w:t>
+      </w:r>
+      <w:r>
+        <w:t xml:space="preserve"> </w:t>
+      </w:r>
+      <w:r>
+        <w:t xml:space="preserve">when computing</w:t>
+      </w:r>
+      <w:r>
+        <w:t xml:space="preserve"> </w:t>
+      </w:r>
+      <w:r>
+        <w:rPr>
+          <w:rStyle w:val="VerbatimChar"/>
+        </w:rPr>
+        <w:t xml:space="preserve">PreemptionNotice.Deadline</w:t>
+      </w:r>
+      <w:r>
+        <w:t xml:space="preserve"> </w:t>
+      </w:r>
+      <w:r>
+        <w:t xml:space="preserve">(both used</w:t>
+      </w:r>
+      <w:r>
+        <w:t xml:space="preserve"> </w:t>
+      </w:r>
+      <w:r>
+        <w:rPr>
+          <w:rStyle w:val="VerbatimChar"/>
+        </w:rPr>
+        <w:t xml:space="preserve">time.Now()</w:t>
+      </w:r>
+      <w:r>
+        <w:t xml:space="preserve"> </w:t>
+      </w:r>
+      <w:r>
+        <w:t xml:space="preserve">directly, silently dropping the clock; only the AWS poller honored it), making all three providers deterministically testable with a fake clock (HXC-1616).</w:t>
+      </w:r>
+    </w:p>
+    <w:p>
+      <w:pPr>
+        <w:pStyle w:val="Compact"/>
+        <w:numPr>
+          <w:ilvl w:val="0"/>
+          <w:numId w:val="1001"/>
+        </w:numPr>
+      </w:pPr>
+      <w:r>
+        <w:rPr>
           <w:b/>
           <w:bCs/>
         </w:rPr>
-        <w:t xml:space="preserve">containers</w:t>
-      </w:r>
-      <w:r>
-        <w:rPr>
+        <w:t xml:space="preserve">Wave 78 — 4 disjoint host-closeable streams + a cross-platform SELinux fix (all conductor-gated build/vet/-race + load-bearing mutation bite, not agent self-reports):</w:t>
+      </w:r>
+    </w:p>
+    <w:p>
+      <w:pPr>
+        <w:pStyle w:val="Compact"/>
+        <w:numPr>
+          <w:ilvl w:val="1"/>
+          <w:numId w:val="1004"/>
+        </w:numPr>
+      </w:pPr>
+      <w:r>
+        <w:rPr>
+          <w:rStyle w:val="VerbatimChar"/>
+        </w:rPr>
+        <w:t xml:space="preserve">internal/console</w:t>
+      </w:r>
+      <w:r>
+        <w:t xml:space="preserve"> </w:t>
+      </w:r>
+      <w:r>
+        <w:t xml:space="preserve">— fixture-driven device-classification hardening:</w:t>
+      </w:r>
+      <w:r>
+        <w:t xml:space="preserve"> </w:t>
+      </w:r>
+      <w:r>
+        <w:rPr>
+          <w:rStyle w:val="VerbatimChar"/>
+        </w:rPr>
+        <w:t xml:space="preserve">testdata/</w:t>
+      </w:r>
+      <w:r>
+        <w:t xml:space="preserve"> </w:t>
+      </w:r>
+      <w:r>
+        <w:rPr>
+          <w:rStyle w:val="VerbatimChar"/>
+        </w:rPr>
+        <w:t xml:space="preserve">/proc</w:t>
+      </w:r>
+      <w:r>
+        <w:t xml:space="preserve">+</w:t>
+      </w:r>
+      <w:r>
+        <w:rPr>
+          <w:rStyle w:val="VerbatimChar"/>
+        </w:rPr>
+        <w:t xml:space="preserve">device-tree</w:t>
+      </w:r>
+      <w:r>
+        <w:t xml:space="preserve"> </w:t>
+      </w:r>
+      <w:r>
+        <w:t xml:space="preserve">trees for 6 device classes (PS4/PS5/x86-server/RK3588/Raspberry-Pi/generic) with exact-label table assertions; mutating the PS5 zen-2 SoC-match row flips</w:t>
+      </w:r>
+      <w:r>
+        <w:t xml:space="preserve"> </w:t>
+      </w:r>
+      <w:r>
+        <w:rPr>
+          <w:rStyle w:val="VerbatimChar"/>
+        </w:rPr>
+        <w:t xml:space="preserve">ps5_zen2</w:t>
+      </w:r>
+      <w:r>
+        <w:t xml:space="preserve"> </w:t>
+      </w:r>
+      <w:r>
+        <w:t xml:space="preserve">and fails the test. Non-console classes still classify</w:t>
+      </w:r>
+      <w:r>
+        <w:t xml:space="preserve"> </w:t>
+      </w:r>
+      <w:r>
+        <w:rPr>
+          <w:rStyle w:val="VerbatimChar"/>
+        </w:rPr>
+        <w:t xml:space="preserve">Unknown</w:t>
+      </w:r>
+      <w:r>
+        <w:t xml:space="preserve"> </w:t>
+      </w:r>
+      <w:r>
+        <w:t xml:space="preserve">today (positive labels tracked HXC-1624) (HXC-1158).</w:t>
+      </w:r>
+    </w:p>
+    <w:p>
+      <w:pPr>
+        <w:pStyle w:val="Compact"/>
+        <w:numPr>
+          <w:ilvl w:val="1"/>
+          <w:numId w:val="1004"/>
+        </w:numPr>
+      </w:pPr>
+      <w:r>
+        <w:rPr>
+          <w:rStyle w:val="VerbatimChar"/>
+        </w:rPr>
+        <w:t xml:space="preserve">scripts/cross-compile-agent.sh</w:t>
+      </w:r>
+      <w:r>
+        <w:t xml:space="preserve"> </w:t>
+      </w:r>
+      <w:r>
+        <w:t xml:space="preserve">+</w:t>
+      </w:r>
+      <w:r>
+        <w:t xml:space="preserve"> </w:t>
+      </w:r>
+      <w:r>
+        <w:rPr>
+          <w:rStyle w:val="VerbatimChar"/>
+        </w:rPr>
+        <w:t xml:space="preserve">Makefile</w:t>
+      </w:r>
+      <w:r>
+        <w:t xml:space="preserve"> </w:t>
+      </w:r>
+      <w:r>
+        <w:rPr>
+          <w:rStyle w:val="VerbatimChar"/>
+        </w:rPr>
+        <w:t xml:space="preserve">cross-agent</w:t>
+      </w:r>
+      <w:r>
+        <w:t xml:space="preserve"> </w:t>
+      </w:r>
+      <w:r>
+        <w:t xml:space="preserve">target — reproducible ARM64 cross-compilation of</w:t>
+      </w:r>
+      <w:r>
+        <w:t xml:space="preserve"> </w:t>
+      </w:r>
+      <w:r>
+        <w:rPr>
+          <w:rStyle w:val="VerbatimChar"/>
+        </w:rPr>
+        <w:t xml:space="preserve">cmd/helix-agent</w:t>
+      </w:r>
+      <w:r>
+        <w:t xml:space="preserve">: emits linux/arm64 (ELF aarch64), linux/armv7 (ELF 32-bit ARM EABI5) and android/arm64 artifacts with a build-UUID via</w:t>
+      </w:r>
+      <w:r>
+        <w:t xml:space="preserve"> </w:t>
+      </w:r>
+      <w:r>
+        <w:rPr>
+          <w:rStyle w:val="VerbatimChar"/>
+        </w:rPr>
+        <w:t xml:space="preserve">-ldflags</w:t>
+      </w:r>
+      <w:r>
+        <w:t xml:space="preserve"> </w:t>
+      </w:r>
+      <w:r>
+        <w:t xml:space="preserve">and a</w:t>
+      </w:r>
+      <w:r>
+        <w:t xml:space="preserve"> </w:t>
+      </w:r>
+      <w:r>
+        <w:rPr>
+          <w:rStyle w:val="VerbatimChar"/>
+        </w:rPr>
+        <w:t xml:space="preserve">--version</w:t>
+      </w:r>
+      <w:r>
+        <w:t xml:space="preserve"> </w:t>
+      </w:r>
+      <w:r>
+        <w:t xml:space="preserve">print path;</w:t>
+      </w:r>
+      <w:r>
+        <w:t xml:space="preserve"> </w:t>
+      </w:r>
+      <w:r>
+        <w:rPr>
+          <w:rStyle w:val="VerbatimChar"/>
+        </w:rPr>
+        <w:t xml:space="preserve">crosscompile_test.go</w:t>
+      </w:r>
+      <w:r>
+        <w:t xml:space="preserve"> </w:t>
+      </w:r>
+      <w:r>
+        <w:t xml:space="preserve">asserts</w:t>
+      </w:r>
+      <w:r>
+        <w:t xml:space="preserve"> </w:t>
+      </w:r>
+      <w:r>
+        <w:rPr>
+          <w:rStyle w:val="VerbatimChar"/>
+        </w:rPr>
+        <w:t xml:space="preserve">elf.EM_AARCH64</w:t>
+      </w:r>
+      <w:r>
+        <w:t xml:space="preserve"> </w:t>
+      </w:r>
+      <w:r>
+        <w:t xml:space="preserve">via</w:t>
+      </w:r>
+      <w:r>
+        <w:t xml:space="preserve"> </w:t>
+      </w:r>
+      <w:r>
+        <w:rPr>
+          <w:rStyle w:val="VerbatimChar"/>
+        </w:rPr>
+        <w:t xml:space="preserve">debug/elf</w:t>
+      </w:r>
+      <w:r>
+        <w:t xml:space="preserve">. CGO-enabled cross (no</w:t>
+      </w:r>
+      <w:r>
+        <w:t xml:space="preserve"> </w:t>
+      </w:r>
+      <w:r>
+        <w:rPr>
+          <w:rStyle w:val="VerbatimChar"/>
+        </w:rPr>
+        <w:t xml:space="preserve">zig cc</w:t>
+      </w:r>
+      <w:r>
+        <w:t xml:space="preserve">/</w:t>
+      </w:r>
+      <w:r>
+        <w:rPr>
+          <w:rStyle w:val="VerbatimChar"/>
+        </w:rPr>
+        <w:t xml:space="preserve">aarch64-gnu-gcc</w:t>
+      </w:r>
+      <w:r>
+        <w:t xml:space="preserve"> </w:t>
+      </w:r>
+      <w:r>
+        <w:t xml:space="preserve">on host) and on-real-SBC execution are honest SKIPs (HXC-1622/HXC-1623) (HXC-1167).</w:t>
+      </w:r>
+    </w:p>
+    <w:p>
+      <w:pPr>
+        <w:pStyle w:val="Compact"/>
+        <w:numPr>
+          <w:ilvl w:val="1"/>
+          <w:numId w:val="1004"/>
+        </w:numPr>
+      </w:pPr>
+      <w:r>
+        <w:rPr>
+          <w:rStyle w:val="VerbatimChar"/>
+        </w:rPr>
+        <w:t xml:space="preserve">docs/architecture/PHASE_8C_INTEGRATION.md</w:t>
+      </w:r>
+      <w:r>
+        <w:t xml:space="preserve"> </w:t>
+      </w:r>
+      <w:r>
+        <w:t xml:space="preserve">— code-grounded Phase-8C integration map (attestation→scheduler, e2ee→orchestrator, marketplace) citing real</w:t>
+      </w:r>
+      <w:r>
+        <w:t xml:space="preserve"> </w:t>
+      </w:r>
+      <w:r>
+        <w:rPr>
+          <w:rStyle w:val="VerbatimChar"/>
+        </w:rPr>
+        <w:t xml:space="preserve">pkg/resources</w:t>
+      </w:r>
+      <w:r>
+        <w:t xml:space="preserve"> </w:t>
+      </w:r>
+      <w:r>
+        <w:t xml:space="preserve">symbols; scheduler attestation-wiring labeled PLANNED (verified: no</w:t>
+      </w:r>
+      <w:r>
+        <w:t xml:space="preserve"> </w:t>
+      </w:r>
+      <w:r>
+        <w:rPr>
+          <w:rStyle w:val="VerbatimChar"/>
+        </w:rPr>
+        <w:t xml:space="preserve">SetAttested</w:t>
+      </w:r>
+      <w:r>
+        <w:t xml:space="preserve"> </w:t>
+      </w:r>
+      <w:r>
+        <w:t xml:space="preserve">callers) (HXC-1614).</w:t>
+      </w:r>
+    </w:p>
+    <w:p>
+      <w:pPr>
+        <w:pStyle w:val="Compact"/>
+        <w:numPr>
+          <w:ilvl w:val="1"/>
+          <w:numId w:val="1004"/>
+        </w:numPr>
+      </w:pPr>
+      <w:r>
+        <w:rPr>
+          <w:rStyle w:val="VerbatimChar"/>
+        </w:rPr>
+        <w:t xml:space="preserve">docs/PHASE_8C_EXIT_GATE_EVIDENCE.md</w:t>
+      </w:r>
+      <w:r>
+        <w:t xml:space="preserve"> </w:t>
+      </w:r>
+      <w:r>
+        <w:t xml:space="preserve">— CLAUDE-1 exit-gate evidence matrix (PROVEN 9 / PARTIAL 6 / NOT-YET 7); PROVEN rows cite real</w:t>
+      </w:r>
+      <w:r>
+        <w:t xml:space="preserve"> </w:t>
+      </w:r>
+      <w:r>
+        <w:rPr>
+          <w:rStyle w:val="VerbatimChar"/>
+        </w:rPr>
+        <w:t xml:space="preserve">pkg/metering</w:t>
+      </w:r>
+      <w:r>
+        <w:t xml:space="preserve">+</w:t>
+      </w:r>
+      <w:r>
+        <w:rPr>
+          <w:rStyle w:val="VerbatimChar"/>
+        </w:rPr>
+        <w:t xml:space="preserve">pkg/auditproof</w:t>
+      </w:r>
+      <w:r>
+        <w:t xml:space="preserve"> </w:t>
+      </w:r>
+      <w:r>
+        <w:t xml:space="preserve">tests, NOT-YET rows cite Queued tickets (HXC-1613).</w:t>
+      </w:r>
+    </w:p>
+    <w:p>
+      <w:pPr>
+        <w:pStyle w:val="Compact"/>
+        <w:numPr>
+          <w:ilvl w:val="1"/>
+          <w:numId w:val="1004"/>
+        </w:numPr>
+      </w:pPr>
+      <w:r>
+        <w:rPr>
+          <w:rStyle w:val="VerbatimChar"/>
           <w:b/>
           <w:bCs/>
         </w:rPr>
-        <w:t xml:space="preserve"> </w:t>
+        <w:t xml:space="preserve">containers</w:t>
       </w:r>
       <w:r>
         <w:rPr>
           <w:b/>
           <w:bCs/>
         </w:rPr>
-        <w:t xml:space="preserve">submodule (</w:t>
-      </w:r>
-      <w:r>
-        <w:rPr>
-          <w:rStyle w:val="VerbatimChar"/>
+        <w:t xml:space="preserve"> </w:t>
+      </w:r>
+      <w:r>
+        <w:rPr>
           <w:b/>
           <w:bCs/>
         </w:rPr>
-        <w:t xml:space="preserve">pkg/crossbuild</w:t>
-      </w:r>
-      <w:r>
-        <w:rPr>
+        <w:t xml:space="preserve">submodule (</w:t>
+      </w:r>
+      <w:r>
+        <w:rPr>
+          <w:rStyle w:val="VerbatimChar"/>
           <w:b/>
           <w:bCs/>
         </w:rPr>
-        <w:t xml:space="preserve">)</w:t>
-      </w:r>
-      <w:r>
-        <w:t xml:space="preserve"> </w:t>
-      </w:r>
-      <w:r>
-        <w:t xml:space="preserve">— SELinux bind-mount relabel made conditional + cross-platform:</w:t>
-      </w:r>
-      <w:r>
-        <w:t xml:space="preserve"> </w:t>
-      </w:r>
-      <w:r>
-        <w:rPr>
-          <w:rStyle w:val="VerbatimChar"/>
-        </w:rPr>
-        <w:t xml:space="preserve">:Z</w:t>
-      </w:r>
-      <w:r>
-        <w:t xml:space="preserve"> </w:t>
-      </w:r>
-      <w:r>
-        <w:t xml:space="preserve">private /</w:t>
-      </w:r>
-      <w:r>
-        <w:t xml:space="preserve"> </w:t>
-      </w:r>
-      <w:r>
-        <w:rPr>
-          <w:rStyle w:val="VerbatimChar"/>
-        </w:rPr>
-        <w:t xml:space="preserve">:z</w:t>
-      </w:r>
-      <w:r>
-        <w:t xml:space="preserve"> </w:t>
-      </w:r>
-      <w:r>
-        <w:t xml:space="preserve">shared</w:t>
-      </w:r>
-      <w:r>
-        <w:t xml:space="preserve"> </w:t>
+        <w:t xml:space="preserve">pkg/crossbuild</w:t>
       </w:r>
       <w:r>
         <w:rPr>
           <w:b/>
           <w:bCs/>
         </w:rPr>
+        <w:t xml:space="preserve">)</w:t>
+      </w:r>
+      <w:r>
+        <w:t xml:space="preserve"> </w:t>
+      </w:r>
+      <w:r>
+        <w:t xml:space="preserve">— SELinux bind-mount relabel made conditional + cross-platform:</w:t>
+      </w:r>
+      <w:r>
+        <w:t xml:space="preserve"> </w:t>
+      </w:r>
+      <w:r>
+        <w:rPr>
+          <w:rStyle w:val="VerbatimChar"/>
+        </w:rPr>
+        <w:t xml:space="preserve">:Z</w:t>
+      </w:r>
+      <w:r>
+        <w:t xml:space="preserve"> </w:t>
+      </w:r>
+      <w:r>
+        <w:t xml:space="preserve">private /</w:t>
+      </w:r>
+      <w:r>
+        <w:t xml:space="preserve"> </w:t>
+      </w:r>
+      <w:r>
+        <w:rPr>
+          <w:rStyle w:val="VerbatimChar"/>
+        </w:rPr>
+        <w:t xml:space="preserve">:z</w:t>
+      </w:r>
+      <w:r>
+        <w:t xml:space="preserve"> </w:t>
+      </w:r>
+      <w:r>
+        <w:t xml:space="preserve">shared</w:t>
+      </w:r>
+      <w:r>
+        <w:t xml:space="preserve"> </w:t>
+      </w:r>
+      <w:r>
+        <w:rPr>
+          <w:b/>
+          <w:bCs/>
+        </w:rPr>
         <w:t xml:space="preserve">only when SELinux is active</w:t>
       </w:r>
       <w:r>
@@ -751,7 +932,7 @@
         <w:pStyle w:val="Compact"/>
         <w:numPr>
           <w:ilvl w:val="1"/>
-          <w:numId w:val="1004"/>
+          <w:numId w:val="1005"/>
         </w:numPr>
       </w:pPr>
       <w:r>
@@ -817,7 +998,7 @@
         <w:pStyle w:val="Compact"/>
         <w:numPr>
           <w:ilvl w:val="1"/>
-          <w:numId w:val="1004"/>
+          <w:numId w:val="1005"/>
         </w:numPr>
       </w:pPr>
       <w:r>
@@ -838,7 +1019,7 @@
         <w:pStyle w:val="Compact"/>
         <w:numPr>
           <w:ilvl w:val="1"/>
-          <w:numId w:val="1004"/>
+          <w:numId w:val="1005"/>
         </w:numPr>
       </w:pPr>
       <w:r>
@@ -869,7 +1050,7 @@
         <w:pStyle w:val="Compact"/>
         <w:numPr>
           <w:ilvl w:val="1"/>
-          <w:numId w:val="1004"/>
+          <w:numId w:val="1005"/>
         </w:numPr>
       </w:pPr>
       <w:r>
@@ -902,7 +1083,7 @@
         <w:pStyle w:val="Compact"/>
         <w:numPr>
           <w:ilvl w:val="1"/>
-          <w:numId w:val="1004"/>
+          <w:numId w:val="1005"/>
         </w:numPr>
       </w:pPr>
       <w:r>
@@ -923,7 +1104,7 @@
         <w:pStyle w:val="Compact"/>
         <w:numPr>
           <w:ilvl w:val="1"/>
-          <w:numId w:val="1004"/>
+          <w:numId w:val="1005"/>
         </w:numPr>
       </w:pPr>
       <w:r>
@@ -1010,7 +1191,7 @@
         <w:pStyle w:val="Compact"/>
         <w:numPr>
           <w:ilvl w:val="1"/>
-          <w:numId w:val="1004"/>
+          <w:numId w:val="1005"/>
         </w:numPr>
       </w:pPr>
       <w:r>
@@ -1103,7 +1284,7 @@
         <w:pStyle w:val="Compact"/>
         <w:numPr>
           <w:ilvl w:val="1"/>
-          <w:numId w:val="1004"/>
+          <w:numId w:val="1005"/>
         </w:numPr>
       </w:pPr>
       <w:r>
@@ -1200,7 +1381,7 @@
         <w:pStyle w:val="Compact"/>
         <w:numPr>
           <w:ilvl w:val="1"/>
-          <w:numId w:val="1005"/>
+          <w:numId w:val="1006"/>
         </w:numPr>
       </w:pPr>
       <w:r>
@@ -1281,7 +1462,7 @@
         <w:pStyle w:val="Compact"/>
         <w:numPr>
           <w:ilvl w:val="1"/>
-          <w:numId w:val="1005"/>
+          <w:numId w:val="1006"/>
         </w:numPr>
       </w:pPr>
       <w:r>
@@ -1327,7 +1508,7 @@
         <w:pStyle w:val="Compact"/>
         <w:numPr>
           <w:ilvl w:val="1"/>
-          <w:numId w:val="1005"/>
+          <w:numId w:val="1006"/>
         </w:numPr>
       </w:pPr>
       <w:r>
@@ -1363,7 +1544,7 @@
         <w:pStyle w:val="Compact"/>
         <w:numPr>
           <w:ilvl w:val="1"/>
-          <w:numId w:val="1005"/>
+          <w:numId w:val="1006"/>
         </w:numPr>
       </w:pPr>
       <w:r>
@@ -1429,7 +1610,7 @@
         <w:pStyle w:val="Compact"/>
         <w:numPr>
           <w:ilvl w:val="1"/>
-          <w:numId w:val="1005"/>
+          <w:numId w:val="1006"/>
         </w:numPr>
       </w:pPr>
       <w:r>
@@ -1466,7 +1647,7 @@
         <w:pStyle w:val="Compact"/>
         <w:numPr>
           <w:ilvl w:val="1"/>
-          <w:numId w:val="1006"/>
+          <w:numId w:val="1007"/>
         </w:numPr>
       </w:pPr>
       <w:r>
@@ -1526,7 +1707,7 @@
         <w:pStyle w:val="Compact"/>
         <w:numPr>
           <w:ilvl w:val="1"/>
-          <w:numId w:val="1006"/>
+          <w:numId w:val="1007"/>
         </w:numPr>
       </w:pPr>
       <w:r>
@@ -1592,7 +1773,7 @@
         <w:pStyle w:val="Compact"/>
         <w:numPr>
           <w:ilvl w:val="1"/>
-          <w:numId w:val="1006"/>
+          <w:numId w:val="1007"/>
         </w:numPr>
       </w:pPr>
       <w:r>
@@ -1628,7 +1809,7 @@
         <w:pStyle w:val="Compact"/>
         <w:numPr>
           <w:ilvl w:val="1"/>
-          <w:numId w:val="1006"/>
+          <w:numId w:val="1007"/>
         </w:numPr>
       </w:pPr>
       <w:r>
@@ -1726,7 +1907,7 @@
         <w:pStyle w:val="Compact"/>
         <w:numPr>
           <w:ilvl w:val="1"/>
-          <w:numId w:val="1006"/>
+          <w:numId w:val="1007"/>
         </w:numPr>
       </w:pPr>
       <w:r>
@@ -1784,7 +1965,7 @@
         <w:pStyle w:val="Compact"/>
         <w:numPr>
           <w:ilvl w:val="1"/>
-          <w:numId w:val="1007"/>
+          <w:numId w:val="1008"/>
         </w:numPr>
       </w:pPr>
       <w:r>
@@ -1844,7 +2025,7 @@
         <w:pStyle w:val="Compact"/>
         <w:numPr>
           <w:ilvl w:val="1"/>
-          <w:numId w:val="1007"/>
+          <w:numId w:val="1008"/>
         </w:numPr>
       </w:pPr>
       <w:r>
@@ -1922,7 +2103,7 @@
         <w:pStyle w:val="Compact"/>
         <w:numPr>
           <w:ilvl w:val="1"/>
-          <w:numId w:val="1007"/>
+          <w:numId w:val="1008"/>
         </w:numPr>
       </w:pPr>
       <w:r>
@@ -2069,7 +2250,7 @@
         <w:pStyle w:val="Compact"/>
         <w:numPr>
           <w:ilvl w:val="1"/>
-          <w:numId w:val="1007"/>
+          <w:numId w:val="1008"/>
         </w:numPr>
       </w:pPr>
       <w:r>
@@ -2195,7 +2376,7 @@
         <w:pStyle w:val="Compact"/>
         <w:numPr>
           <w:ilvl w:val="1"/>
-          <w:numId w:val="1007"/>
+          <w:numId w:val="1008"/>
         </w:numPr>
       </w:pPr>
       <w:r>
@@ -2342,7 +2523,7 @@
         <w:pStyle w:val="Compact"/>
         <w:numPr>
           <w:ilvl w:val="1"/>
-          <w:numId w:val="1007"/>
+          <w:numId w:val="1008"/>
         </w:numPr>
       </w:pPr>
       <w:r>
@@ -2396,1400 +2577,11 @@
         <w:pStyle w:val="Compact"/>
         <w:numPr>
           <w:ilvl w:val="1"/>
-          <w:numId w:val="1007"/>
+          <w:numId w:val="1008"/>
         </w:numPr>
       </w:pPr>
       <w:r>
         <w:t xml:space="preserve">This session (34 pure-Go units):</w:t>
-      </w:r>
-    </w:p>
-    <w:p>
-      <w:pPr>
-        <w:pStyle w:val="Compact"/>
-        <w:numPr>
-          <w:ilvl w:val="2"/>
-          <w:numId w:val="1008"/>
-        </w:numPr>
-      </w:pPr>
-      <w:r>
-        <w:rPr>
-          <w:rStyle w:val="VerbatimChar"/>
-        </w:rPr>
-        <w:t xml:space="preserve">bursthysteresis</w:t>
-      </w:r>
-      <w:r>
-        <w:t xml:space="preserve"> </w:t>
-      </w:r>
-      <w:r>
-        <w:t xml:space="preserve">—</w:t>
-      </w:r>
-      <w:r>
-        <w:t xml:space="preserve"> </w:t>
-      </w:r>
-      <w:r>
-        <w:rPr>
-          <w:rStyle w:val="VerbatimChar"/>
-        </w:rPr>
-        <w:t xml:space="preserve">BurstController</w:t>
-      </w:r>
-      <w:r>
-        <w:t xml:space="preserve"> </w:t>
-      </w:r>
-      <w:r>
-        <w:t xml:space="preserve">with a MONITOR→SPILL→RECOVER two-threshold hysteresis dead-band (HXC-1504).</w:t>
-      </w:r>
-    </w:p>
-    <w:p>
-      <w:pPr>
-        <w:pStyle w:val="Compact"/>
-        <w:numPr>
-          <w:ilvl w:val="2"/>
-          <w:numId w:val="1008"/>
-        </w:numPr>
-      </w:pPr>
-      <w:r>
-        <w:rPr>
-          <w:rStyle w:val="VerbatimChar"/>
-        </w:rPr>
-        <w:t xml:space="preserve">providerchain</w:t>
-      </w:r>
-      <w:r>
-        <w:t xml:space="preserve"> </w:t>
-      </w:r>
-      <w:r>
-        <w:t xml:space="preserve">— ordered multi-tier provider fallback cascade with retriable/terminal error classification and injected-clock failover SLA (HXC-1508).</w:t>
-      </w:r>
-    </w:p>
-    <w:p>
-      <w:pPr>
-        <w:pStyle w:val="Compact"/>
-        <w:numPr>
-          <w:ilvl w:val="2"/>
-          <w:numId w:val="1008"/>
-        </w:numPr>
-      </w:pPr>
-      <w:r>
-        <w:rPr>
-          <w:rStyle w:val="VerbatimChar"/>
-        </w:rPr>
-        <w:t xml:space="preserve">gpucatalog</w:t>
-      </w:r>
-      <w:r>
-        <w:t xml:space="preserve"> </w:t>
-      </w:r>
-      <w:r>
-        <w:t xml:space="preserve">—</w:t>
-      </w:r>
-      <w:r>
-        <w:t xml:space="preserve"> </w:t>
-      </w:r>
-      <w:r>
-        <w:rPr>
-          <w:rStyle w:val="VerbatimChar"/>
-        </w:rPr>
-        <w:t xml:space="preserve">SUPPORTED_GPUS</w:t>
-      </w:r>
-      <w:r>
-        <w:t xml:space="preserve"> </w:t>
-      </w:r>
-      <w:r>
-        <w:t xml:space="preserve">compute-multiplier catalog,</w:t>
-      </w:r>
-      <w:r>
-        <w:t xml:space="preserve"> </w:t>
-      </w:r>
-      <w:r>
-        <w:rPr>
-          <w:rStyle w:val="VerbatimChar"/>
-        </w:rPr>
-        <w:t xml:space="preserve">LookupMultiplier</w:t>
-      </w:r>
-      <w:r>
-        <w:t xml:space="preserve">, and attestation-aware</w:t>
-      </w:r>
-      <w:r>
-        <w:t xml:space="preserve"> </w:t>
-      </w:r>
-      <w:r>
-        <w:rPr>
-          <w:rStyle w:val="VerbatimChar"/>
-        </w:rPr>
-        <w:t xml:space="preserve">Score</w:t>
-      </w:r>
-      <w:r>
-        <w:t xml:space="preserve"> </w:t>
-      </w:r>
-      <w:r>
-        <w:t xml:space="preserve">(attested above un-attested) (HXC-1592).</w:t>
-      </w:r>
-    </w:p>
-    <w:p>
-      <w:pPr>
-        <w:pStyle w:val="Compact"/>
-        <w:numPr>
-          <w:ilvl w:val="2"/>
-          <w:numId w:val="1008"/>
-        </w:numPr>
-      </w:pPr>
-      <w:r>
-        <w:rPr>
-          <w:rStyle w:val="VerbatimChar"/>
-        </w:rPr>
-        <w:t xml:space="preserve">gravaladmit</w:t>
-      </w:r>
-      <w:r>
-        <w:t xml:space="preserve"> </w:t>
-      </w:r>
-      <w:r>
-        <w:t xml:space="preserve">— HMAC-SHA256 GraVal challenge-response provider admission gate with single-use nonce and</w:t>
-      </w:r>
-      <w:r>
-        <w:t xml:space="preserve"> </w:t>
-      </w:r>
-      <w:r>
-        <w:rPr>
-          <w:rStyle w:val="VerbatimChar"/>
-        </w:rPr>
-        <w:t xml:space="preserve">graval.verified</w:t>
-      </w:r>
-      <w:r>
-        <w:t xml:space="preserve"> </w:t>
-      </w:r>
-      <w:r>
-        <w:t xml:space="preserve">label (HXC-1523).</w:t>
-      </w:r>
-    </w:p>
-    <w:p>
-      <w:pPr>
-        <w:pStyle w:val="Compact"/>
-        <w:numPr>
-          <w:ilvl w:val="2"/>
-          <w:numId w:val="1008"/>
-        </w:numPr>
-      </w:pPr>
-      <w:r>
-        <w:rPr>
-          <w:rStyle w:val="VerbatimChar"/>
-        </w:rPr>
-        <w:t xml:space="preserve">modelrouter</w:t>
-      </w:r>
-      <w:r>
-        <w:t xml:space="preserve"> </w:t>
-      </w:r>
-      <w:r>
-        <w:t xml:space="preserve">— strategy-to-default-model resolution (latency/throughput/quality/cost) with a typed unknown-strategy error (HXC-1430).</w:t>
-      </w:r>
-    </w:p>
-    <w:p>
-      <w:pPr>
-        <w:pStyle w:val="Compact"/>
-        <w:numPr>
-          <w:ilvl w:val="2"/>
-          <w:numId w:val="1008"/>
-        </w:numPr>
-      </w:pPr>
-      <w:r>
-        <w:rPr>
-          <w:rStyle w:val="VerbatimChar"/>
-        </w:rPr>
-        <w:t xml:space="preserve">gravalverify</w:t>
-      </w:r>
-      <w:r>
-        <w:t xml:space="preserve"> </w:t>
-      </w:r>
-      <w:r>
-        <w:t xml:space="preserve">— GraVal GPU attestation with a VRAM-ratio</w:t>
-      </w:r>
-      <w:r>
-        <w:t xml:space="preserve"> </w:t>
-      </w:r>
-      <w:r>
-        <w:rPr>
-          <w:rStyle w:val="VerbatimChar"/>
-        </w:rPr>
-        <w:t xml:space="preserve">&gt;= 0.95</w:t>
-      </w:r>
-      <w:r>
-        <w:t xml:space="preserve"> </w:t>
-      </w:r>
-      <w:r>
-        <w:t xml:space="preserve">gate and a concurrent, race-clean</w:t>
-      </w:r>
-      <w:r>
-        <w:t xml:space="preserve"> </w:t>
-      </w:r>
-      <w:r>
-        <w:rPr>
-          <w:rStyle w:val="VerbatimChar"/>
-        </w:rPr>
-        <w:t xml:space="preserve">BatchVerify</w:t>
-      </w:r>
-      <w:r>
-        <w:t xml:space="preserve"> </w:t>
-      </w:r>
-      <w:r>
-        <w:t xml:space="preserve">pass-rate KPI (HXC-1435, HXC-1436).</w:t>
-      </w:r>
-    </w:p>
-    <w:p>
-      <w:pPr>
-        <w:pStyle w:val="Compact"/>
-        <w:numPr>
-          <w:ilvl w:val="2"/>
-          <w:numId w:val="1008"/>
-        </w:numPr>
-      </w:pPr>
-      <w:r>
-        <w:rPr>
-          <w:rStyle w:val="VerbatimChar"/>
-        </w:rPr>
-        <w:t xml:space="preserve">gepetto</w:t>
-      </w:r>
-      <w:r>
-        <w:t xml:space="preserve"> </w:t>
-      </w:r>
-      <w:r>
-        <w:t xml:space="preserve">— HelixGepetto dual-resource local-vs-Chutes arbitration with a monotonic reserve schedule and a strict</w:t>
-      </w:r>
-      <w:r>
-        <w:t xml:space="preserve"> </w:t>
-      </w:r>
-      <w:r>
-        <w:rPr>
-          <w:rStyle w:val="VerbatimChar"/>
-        </w:rPr>
-        <w:t xml:space="preserve">&gt;0.80</w:t>
-      </w:r>
-      <w:r>
-        <w:t xml:space="preserve"> </w:t>
-      </w:r>
-      <w:r>
-        <w:t xml:space="preserve">high-water anti-starvation zero-capacity cut-off (HXC-1446).</w:t>
-      </w:r>
-    </w:p>
-    <w:p>
-      <w:pPr>
-        <w:pStyle w:val="Compact"/>
-        <w:numPr>
-          <w:ilvl w:val="2"/>
-          <w:numId w:val="1008"/>
-        </w:numPr>
-      </w:pPr>
-      <w:r>
-        <w:rPr>
-          <w:rStyle w:val="VerbatimChar"/>
-        </w:rPr>
-        <w:t xml:space="preserve">chutesaccount</w:t>
-      </w:r>
-      <w:r>
-        <w:t xml:space="preserve"> </w:t>
-      </w:r>
-      <w:r>
-        <w:t xml:space="preserve">— Chutes API model-list (TEE/price fields) and</w:t>
-      </w:r>
-      <w:r>
-        <w:t xml:space="preserve"> </w:t>
-      </w:r>
-      <w:r>
-        <w:rPr>
-          <w:rStyle w:val="VerbatimChar"/>
-        </w:rPr>
-        <w:t xml:space="preserve">/users/me</w:t>
-      </w:r>
-      <w:r>
-        <w:t xml:space="preserve"> </w:t>
-      </w:r>
-      <w:r>
-        <w:t xml:space="preserve">account-balance client over HTTP with</w:t>
-      </w:r>
-      <w:r>
-        <w:t xml:space="preserve"> </w:t>
-      </w:r>
-      <w:r>
-        <w:rPr>
-          <w:rStyle w:val="VerbatimChar"/>
-        </w:rPr>
-        <w:t xml:space="preserve">Authorization: Bearer</w:t>
-      </w:r>
-      <w:r>
-        <w:t xml:space="preserve"> </w:t>
-      </w:r>
-      <w:r>
-        <w:t xml:space="preserve">(HXC-1429).</w:t>
-      </w:r>
-    </w:p>
-    <w:p>
-      <w:pPr>
-        <w:pStyle w:val="Compact"/>
-        <w:numPr>
-          <w:ilvl w:val="2"/>
-          <w:numId w:val="1008"/>
-        </w:numPr>
-      </w:pPr>
-      <w:r>
-        <w:rPr>
-          <w:rStyle w:val="VerbatimChar"/>
-        </w:rPr>
-        <w:t xml:space="preserve">cmd/burst-controller</w:t>
-      </w:r>
-      <w:r>
-        <w:t xml:space="preserve"> </w:t>
-      </w:r>
-      <w:r>
-        <w:t xml:space="preserve">— utilization-driven binary driving</w:t>
-      </w:r>
-      <w:r>
-        <w:t xml:space="preserve"> </w:t>
-      </w:r>
-      <w:r>
-        <w:rPr>
-          <w:rStyle w:val="VerbatimChar"/>
-        </w:rPr>
-        <w:t xml:space="preserve">bursthysteresis</w:t>
-      </w:r>
-      <w:r>
-        <w:t xml:space="preserve">; emits a</w:t>
-      </w:r>
-      <w:r>
-        <w:t xml:space="preserve"> </w:t>
-      </w:r>
-      <w:r>
-        <w:t xml:space="preserve">“burst allocation request”</w:t>
-      </w:r>
-      <w:r>
-        <w:t xml:space="preserve"> </w:t>
-      </w:r>
-      <w:r>
-        <w:t xml:space="preserve">on SPILL and a RECOVER line, runID-stamped (HXC-1531).</w:t>
-      </w:r>
-    </w:p>
-    <w:p>
-      <w:pPr>
-        <w:pStyle w:val="Compact"/>
-        <w:numPr>
-          <w:ilvl w:val="2"/>
-          <w:numId w:val="1008"/>
-        </w:numPr>
-      </w:pPr>
-      <w:r>
-        <w:rPr>
-          <w:rStyle w:val="VerbatimChar"/>
-        </w:rPr>
-        <w:t xml:space="preserve">tieredcache</w:t>
-      </w:r>
-      <w:r>
-        <w:t xml:space="preserve"> </w:t>
-      </w:r>
-      <w:r>
-        <w:t xml:space="preserve">— hot(memory)/warm(NVMe)/cold(SSD) tiered cache with injected backends + injected clock, idle-demotion + promotion, and per-tier hit stats (HXC-1418).</w:t>
-      </w:r>
-    </w:p>
-    <w:p>
-      <w:pPr>
-        <w:pStyle w:val="Compact"/>
-        <w:numPr>
-          <w:ilvl w:val="2"/>
-          <w:numId w:val="1008"/>
-        </w:numPr>
-      </w:pPr>
-      <w:r>
-        <w:rPr>
-          <w:rStyle w:val="VerbatimChar"/>
-        </w:rPr>
-        <w:t xml:space="preserve">smartrouter</w:t>
-      </w:r>
-      <w:r>
-        <w:t xml:space="preserve"> </w:t>
-      </w:r>
-      <w:r>
-        <w:t xml:space="preserve">— intelligent ModelRouter (latency/throughput/cost/TEE/balanced) that always excludes unhealthy models, with a typed no-eligible-model error (HXC-1539).</w:t>
-      </w:r>
-    </w:p>
-    <w:p>
-      <w:pPr>
-        <w:pStyle w:val="Compact"/>
-        <w:numPr>
-          <w:ilvl w:val="2"/>
-          <w:numId w:val="1008"/>
-        </w:numPr>
-      </w:pPr>
-      <w:r>
-        <w:rPr>
-          <w:rStyle w:val="VerbatimChar"/>
-        </w:rPr>
-        <w:t xml:space="preserve">epochresolve</w:t>
-      </w:r>
-      <w:r>
-        <w:t xml:space="preserve"> </w:t>
-      </w:r>
-      <w:r>
-        <w:t xml:space="preserve">— config-epoch failover slot-ownership conflict resolution (highest-epoch wins, deterministic lexicographic equal-epoch tiebreak, order-independent convergence) (HXC-1397).</w:t>
-      </w:r>
-    </w:p>
-    <w:p>
-      <w:pPr>
-        <w:pStyle w:val="Compact"/>
-        <w:numPr>
-          <w:ilvl w:val="2"/>
-          <w:numId w:val="1008"/>
-        </w:numPr>
-      </w:pPr>
-      <w:r>
-        <w:rPr>
-          <w:rStyle w:val="VerbatimChar"/>
-        </w:rPr>
-        <w:t xml:space="preserve">balancemonitor</w:t>
-      </w:r>
-      <w:r>
-        <w:t xml:space="preserve"> </w:t>
-      </w:r>
-      <w:r>
-        <w:t xml:space="preserve">— USD account-balance monitor with a strict low-balance floor warning, over HTTP with</w:t>
-      </w:r>
-      <w:r>
-        <w:t xml:space="preserve"> </w:t>
-      </w:r>
-      <w:r>
-        <w:rPr>
-          <w:rStyle w:val="VerbatimChar"/>
-        </w:rPr>
-        <w:t xml:space="preserve">Authorization: Bearer</w:t>
-      </w:r>
-      <w:r>
-        <w:t xml:space="preserve"> </w:t>
-      </w:r>
-      <w:r>
-        <w:t xml:space="preserve">(HXC-1512).</w:t>
-      </w:r>
-    </w:p>
-    <w:p>
-      <w:pPr>
-        <w:pStyle w:val="Compact"/>
-        <w:numPr>
-          <w:ilvl w:val="2"/>
-          <w:numId w:val="1008"/>
-        </w:numPr>
-      </w:pPr>
-      <w:r>
-        <w:rPr>
-          <w:rStyle w:val="VerbatimChar"/>
-        </w:rPr>
-        <w:t xml:space="preserve">scan</w:t>
-      </w:r>
-      <w:r>
-        <w:t xml:space="preserve"> </w:t>
-      </w:r>
-      <w:r>
-        <w:t xml:space="preserve">— Oracle-SCAN-style stable virtual client endpoint: least-loaded healthy-backend routing with a membership-stable name and injected clock (HXC-1403).</w:t>
-      </w:r>
-    </w:p>
-    <w:p>
-      <w:pPr>
-        <w:pStyle w:val="Compact"/>
-        <w:numPr>
-          <w:ilvl w:val="2"/>
-          <w:numId w:val="1008"/>
-        </w:numPr>
-      </w:pPr>
-      <w:r>
-        <w:rPr>
-          <w:rStyle w:val="VerbatimChar"/>
-        </w:rPr>
-        <w:t xml:space="preserve">llmfailover</w:t>
-      </w:r>
-      <w:r>
-        <w:t xml:space="preserve"> </w:t>
-      </w:r>
-      <w:r>
-        <w:t xml:space="preserve">— error-classified LLM failover taxonomy (deterministic per-class fallback paths) plus a sandbox scheduling-hint contract (HXC-1600).</w:t>
-      </w:r>
-    </w:p>
-    <w:p>
-      <w:pPr>
-        <w:pStyle w:val="Compact"/>
-        <w:numPr>
-          <w:ilvl w:val="2"/>
-          <w:numId w:val="1008"/>
-        </w:numPr>
-      </w:pPr>
-      <w:r>
-        <w:rPr>
-          <w:rStyle w:val="VerbatimChar"/>
-        </w:rPr>
-        <w:t xml:space="preserve">llmadapter</w:t>
-      </w:r>
-      <w:r>
-        <w:t xml:space="preserve"> </w:t>
-      </w:r>
-      <w:r>
-        <w:t xml:space="preserve">— Claude Messages / OpenAI Responses-API request and response shape adapters to OpenAI chat-completions, preserving tool-call order (HXC-1599).</w:t>
-      </w:r>
-    </w:p>
-    <w:p>
-      <w:pPr>
-        <w:pStyle w:val="Compact"/>
-        <w:numPr>
-          <w:ilvl w:val="2"/>
-          <w:numId w:val="1008"/>
-        </w:numPr>
-      </w:pPr>
-      <w:r>
-        <w:rPr>
-          <w:rStyle w:val="VerbatimChar"/>
-        </w:rPr>
-        <w:t xml:space="preserve">deltacrdt</w:t>
-      </w:r>
-      <w:r>
-        <w:t xml:space="preserve"> </w:t>
-      </w:r>
-      <w:r>
-        <w:t xml:space="preserve">— standalone delta-state CRDTs (G-counter / PN-counter / observed-remove OR-set / LWW-map) with delta-mutators and a convergent (commutative/associative/idempotent) merge (HXC-1409).</w:t>
-      </w:r>
-    </w:p>
-    <w:p>
-      <w:pPr>
-        <w:pStyle w:val="Compact"/>
-        <w:numPr>
-          <w:ilvl w:val="2"/>
-          <w:numId w:val="1008"/>
-        </w:numPr>
-      </w:pPr>
-      <w:r>
-        <w:rPr>
-          <w:rStyle w:val="VerbatimChar"/>
-        </w:rPr>
-        <w:t xml:space="preserve">gputopo</w:t>
-      </w:r>
-      <w:r>
-        <w:t xml:space="preserve"> </w:t>
-      </w:r>
-      <w:r>
-        <w:t xml:space="preserve">— topology-aware NUMA/NVLink GPU placement scoring that prefers NVLink-connected GPU pairs and falls back to PCIe (HXC-1406).</w:t>
-      </w:r>
-    </w:p>
-    <w:p>
-      <w:pPr>
-        <w:pStyle w:val="Compact"/>
-        <w:numPr>
-          <w:ilvl w:val="2"/>
-          <w:numId w:val="1008"/>
-        </w:numPr>
-      </w:pPr>
-      <w:r>
-        <w:rPr>
-          <w:rStyle w:val="VerbatimChar"/>
-        </w:rPr>
-        <w:t xml:space="preserve">fsresidency</w:t>
-      </w:r>
-      <w:r>
-        <w:t xml:space="preserve"> </w:t>
-      </w:r>
-      <w:r>
-        <w:t xml:space="preserve">— filesystem residency challenge: per-byte-range</w:t>
-      </w:r>
-      <w:r>
-        <w:t xml:space="preserve"> </w:t>
-      </w:r>
-      <w:r>
-        <w:rPr>
-          <w:rStyle w:val="VerbatimChar"/>
-        </w:rPr>
-        <w:t xml:space="preserve">ReadAt</w:t>
-      </w:r>
-      <w:r>
-        <w:t xml:space="preserve"> </w:t>
-      </w:r>
-      <w:r>
-        <w:t xml:space="preserve">+ SHA-256 verification proving a model file is really present on disk; truncated/missing/mismatch all fail (HXC-1572).</w:t>
-      </w:r>
-    </w:p>
-    <w:p>
-      <w:pPr>
-        <w:pStyle w:val="Compact"/>
-        <w:numPr>
-          <w:ilvl w:val="2"/>
-          <w:numId w:val="1008"/>
-        </w:numPr>
-      </w:pPr>
-      <w:r>
-        <w:rPr>
-          <w:rStyle w:val="VerbatimChar"/>
-        </w:rPr>
-        <w:t xml:space="preserve">economics</w:t>
-      </w:r>
-      <w:r>
-        <w:t xml:space="preserve"> </w:t>
-      </w:r>
-      <w:r>
-        <w:t xml:space="preserve">—</w:t>
-      </w:r>
-      <w:r>
-        <w:t xml:space="preserve"> </w:t>
-      </w:r>
-      <w:r>
-        <w:rPr>
-          <w:rStyle w:val="VerbatimChar"/>
-        </w:rPr>
-        <w:t xml:space="preserve">RewardDistributor</w:t>
-      </w:r>
-      <w:r>
-        <w:t xml:space="preserve"> </w:t>
-      </w:r>
-      <w:r>
-        <w:t xml:space="preserve">multi-token distribution with treasury/reinvest splits and a conservation invariant (</w:t>
-      </w:r>
-      <w:r>
-        <w:rPr>
-          <w:rStyle w:val="VerbatimChar"/>
-        </w:rPr>
-        <w:t xml:space="preserve">sum(ledger)+treasury+reinvest == total</w:t>
-      </w:r>
-      <w:r>
-        <w:t xml:space="preserve">), plus</w:t>
-      </w:r>
-      <w:r>
-        <w:t xml:space="preserve"> </w:t>
-      </w:r>
-      <w:r>
-        <w:rPr>
-          <w:rStyle w:val="VerbatimChar"/>
-        </w:rPr>
-        <w:t xml:space="preserve">GetParticipantROI</w:t>
-      </w:r>
-      <w:r>
-        <w:t xml:space="preserve"> </w:t>
-      </w:r>
-      <w:r>
-        <w:t xml:space="preserve">(ROI% + break-even days, typed unknown-participant error) (HXC-1460, HXC-1461).</w:t>
-      </w:r>
-    </w:p>
-    <w:p>
-      <w:pPr>
-        <w:pStyle w:val="Compact"/>
-        <w:numPr>
-          <w:ilvl w:val="2"/>
-          <w:numId w:val="1008"/>
-        </w:numPr>
-      </w:pPr>
-      <w:r>
-        <w:rPr>
-          <w:rStyle w:val="VerbatimChar"/>
-        </w:rPr>
-        <w:t xml:space="preserve">revenueopt</w:t>
-      </w:r>
-      <w:r>
-        <w:t xml:space="preserve"> </w:t>
-      </w:r>
-      <w:r>
-        <w:t xml:space="preserve">—</w:t>
-      </w:r>
-      <w:r>
-        <w:t xml:space="preserve"> </w:t>
-      </w:r>
-      <w:r>
-        <w:rPr>
-          <w:rStyle w:val="VerbatimChar"/>
-        </w:rPr>
-        <w:t xml:space="preserve">RevenueOptimizer.OptimizeAllocation</w:t>
-      </w:r>
-      <w:r>
-        <w:t xml:space="preserve"> </w:t>
-      </w:r>
-      <w:r>
-        <w:t xml:space="preserve">greedy GPU→marketplace assignment maximising expected revenue, with a TEE→Chutes revenue bias; self-contained types (HXC-1456).</w:t>
-      </w:r>
-    </w:p>
-    <w:p>
-      <w:pPr>
-        <w:pStyle w:val="Compact"/>
-        <w:numPr>
-          <w:ilvl w:val="2"/>
-          <w:numId w:val="1008"/>
-        </w:numPr>
-      </w:pPr>
-      <w:r>
-        <w:rPr>
-          <w:rStyle w:val="VerbatimChar"/>
-        </w:rPr>
-        <w:t xml:space="preserve">exportcontrol</w:t>
-      </w:r>
-      <w:r>
-        <w:t xml:space="preserve"> </w:t>
-      </w:r>
-      <w:r>
-        <w:t xml:space="preserve">— export-control / country-code KYC gate: a controlled GPU (</w:t>
-      </w:r>
-      <w:r>
-        <w:rPr>
-          <w:rStyle w:val="VerbatimChar"/>
-        </w:rPr>
-        <w:t xml:space="preserve">H100</w:t>
-      </w:r>
-      <w:r>
-        <w:t xml:space="preserve">/</w:t>
-      </w:r>
-      <w:r>
-        <w:rPr>
-          <w:rStyle w:val="VerbatimChar"/>
-        </w:rPr>
-        <w:t xml:space="preserve">A100</w:t>
-      </w:r>
-      <w:r>
-        <w:t xml:space="preserve">) from a Tier-3 (embargoed) or unknown jurisdiction is rejected with</w:t>
-      </w:r>
-      <w:r>
-        <w:t xml:space="preserve"> </w:t>
-      </w:r>
-      <w:r>
-        <w:rPr>
-          <w:rStyle w:val="VerbatimChar"/>
-        </w:rPr>
-        <w:t xml:space="preserve">ErrExportDenied</w:t>
-      </w:r>
-      <w:r>
-        <w:t xml:space="preserve">; Tier-1 is allowed (HXC-1482).</w:t>
-      </w:r>
-    </w:p>
-    <w:p>
-      <w:pPr>
-        <w:pStyle w:val="Compact"/>
-        <w:numPr>
-          <w:ilvl w:val="2"/>
-          <w:numId w:val="1008"/>
-        </w:numPr>
-      </w:pPr>
-      <w:r>
-        <w:rPr>
-          <w:rStyle w:val="VerbatimChar"/>
-        </w:rPr>
-        <w:t xml:space="preserve">devicecatalog</w:t>
-      </w:r>
-      <w:r>
-        <w:t xml:space="preserve"> </w:t>
-      </w:r>
-      <w:r>
-        <w:t xml:space="preserve">— machine-readable 64-device taxonomy with case-insensitive substring</w:t>
-      </w:r>
-      <w:r>
-        <w:t xml:space="preserve"> </w:t>
-      </w:r>
-      <w:r>
-        <w:rPr>
-          <w:rStyle w:val="VerbatimChar"/>
-        </w:rPr>
-        <w:t xml:space="preserve">Lookup</w:t>
-      </w:r>
-      <w:r>
-        <w:t xml:space="preserve"> </w:t>
-      </w:r>
-      <w:r>
-        <w:t xml:space="preserve">resolving a discovered CPU model (e.g. </w:t>
-      </w:r>
-      <w:r>
-        <w:rPr>
-          <w:rStyle w:val="VerbatimChar"/>
-        </w:rPr>
-        <w:t xml:space="preserve">Rockchip RK3588</w:t>
-      </w:r>
-      <w:r>
-        <w:t xml:space="preserve">) to its tier / trust-level / compute-class (HXC-1331).</w:t>
-      </w:r>
-    </w:p>
-    <w:p>
-      <w:pPr>
-        <w:pStyle w:val="Compact"/>
-        <w:numPr>
-          <w:ilvl w:val="2"/>
-          <w:numId w:val="1008"/>
-        </w:numPr>
-      </w:pPr>
-      <w:r>
-        <w:rPr>
-          <w:rStyle w:val="VerbatimChar"/>
-        </w:rPr>
-        <w:t xml:space="preserve">compliancedoc</w:t>
-      </w:r>
-      <w:r>
-        <w:t xml:space="preserve"> </w:t>
-      </w:r>
-      <w:r>
-        <w:t xml:space="preserve">— EU AI Act compliance-documentation pipeline: generates a model card + technical-documentation artifact from attestation-log records, with a SHA-256 provenance hash bound to the actual record content (HXC-1481).</w:t>
-      </w:r>
-    </w:p>
-    <w:p>
-      <w:pPr>
-        <w:pStyle w:val="Compact"/>
-        <w:numPr>
-          <w:ilvl w:val="2"/>
-          <w:numId w:val="1008"/>
-        </w:numPr>
-      </w:pPr>
-      <w:r>
-        <w:rPr>
-          <w:rStyle w:val="VerbatimChar"/>
-        </w:rPr>
-        <w:t xml:space="preserve">hybridkex</w:t>
-      </w:r>
-      <w:r>
-        <w:t xml:space="preserve"> </w:t>
-      </w:r>
-      <w:r>
-        <w:t xml:space="preserve">— hybrid post-quantum key exchange combining X25519 (</w:t>
-      </w:r>
-      <w:r>
-        <w:rPr>
-          <w:rStyle w:val="VerbatimChar"/>
-        </w:rPr>
-        <w:t xml:space="preserve">crypto/ecdh</w:t>
-      </w:r>
-      <w:r>
-        <w:t xml:space="preserve">) and ML-KEM-768 (</w:t>
-      </w:r>
-      <w:r>
-        <w:rPr>
-          <w:rStyle w:val="VerbatimChar"/>
-        </w:rPr>
-        <w:t xml:space="preserve">crypto/mlkem</w:t>
-      </w:r>
-      <w:r>
-        <w:t xml:space="preserve">) shared secrets via HKDF-SHA256 (group</w:t>
-      </w:r>
-      <w:r>
-        <w:t xml:space="preserve"> </w:t>
-      </w:r>
-      <w:r>
-        <w:rPr>
-          <w:rStyle w:val="VerbatimChar"/>
-        </w:rPr>
-        <w:t xml:space="preserve">X25519MLKEM768</w:t>
-      </w:r>
-      <w:r>
-        <w:t xml:space="preserve">); a tampered ML-KEM ciphertext yields a non-matching key (HXC-1476).</w:t>
-      </w:r>
-    </w:p>
-    <w:p>
-      <w:pPr>
-        <w:pStyle w:val="Compact"/>
-        <w:numPr>
-          <w:ilvl w:val="2"/>
-          <w:numId w:val="1008"/>
-        </w:numPr>
-      </w:pPr>
-      <w:r>
-        <w:rPr>
-          <w:rStyle w:val="VerbatimChar"/>
-        </w:rPr>
-        <w:t xml:space="preserve">carbonsched</w:t>
-      </w:r>
-      <w:r>
-        <w:t xml:space="preserve"> </w:t>
-      </w:r>
-      <w:r>
-        <w:t xml:space="preserve">— carbon-aware job placement: chooses the lowest-carbon-intensity latency-eligible region (deterministic name tiebreak) with per-job kWh / gCO2 metering (HXC-1480).</w:t>
-      </w:r>
-    </w:p>
-    <w:p>
-      <w:pPr>
-        <w:pStyle w:val="Compact"/>
-        <w:numPr>
-          <w:ilvl w:val="2"/>
-          <w:numId w:val="1008"/>
-        </w:numPr>
-      </w:pPr>
-      <w:r>
-        <w:rPr>
-          <w:rStyle w:val="VerbatimChar"/>
-        </w:rPr>
-        <w:t xml:space="preserve">gpuattest</w:t>
-      </w:r>
-      <w:r>
-        <w:t xml:space="preserve"> </w:t>
-      </w:r>
-      <w:r>
-        <w:t xml:space="preserve">(additive</w:t>
-      </w:r>
-      <w:r>
-        <w:t xml:space="preserve"> </w:t>
-      </w:r>
-      <w:r>
-        <w:rPr>
-          <w:rStyle w:val="VerbatimChar"/>
-        </w:rPr>
-        <w:t xml:space="preserve">multigpu.go</w:t>
-      </w:r>
-      <w:r>
-        <w:t xml:space="preserve">) — multi-GPU node enumeration: an N-GPU node descriptor yields N distinct, independently-verifiable per-device attestation proofs keyed by GPU UUID; rejects duplicate/empty descriptors (HXC-1573).</w:t>
-      </w:r>
-    </w:p>
-    <w:p>
-      <w:pPr>
-        <w:pStyle w:val="Compact"/>
-        <w:numPr>
-          <w:ilvl w:val="2"/>
-          <w:numId w:val="1008"/>
-        </w:numPr>
-      </w:pPr>
-      <w:r>
-        <w:rPr>
-          <w:rStyle w:val="VerbatimChar"/>
-        </w:rPr>
-        <w:t xml:space="preserve">workloadrouter</w:t>
-      </w:r>
-      <w:r>
-        <w:t xml:space="preserve"> </w:t>
-      </w:r>
-      <w:r>
-        <w:t xml:space="preserve">—</w:t>
-      </w:r>
-      <w:r>
-        <w:t xml:space="preserve"> </w:t>
-      </w:r>
-      <w:r>
-        <w:rPr>
-          <w:rStyle w:val="VerbatimChar"/>
-        </w:rPr>
-        <w:t xml:space="preserve">UnifiedManager.RouteWorkload</w:t>
-      </w:r>
-      <w:r>
-        <w:t xml:space="preserve">: concurrent per-marketplace price probes + a weighted composite score (inverse price/latency, health) with a TEE multiplier that re-ranks confidential offers when the workload requires a TEE (HXC-1455).</w:t>
-      </w:r>
-    </w:p>
-    <w:p>
-      <w:pPr>
-        <w:pStyle w:val="Compact"/>
-        <w:numPr>
-          <w:ilvl w:val="2"/>
-          <w:numId w:val="1008"/>
-        </w:numPr>
-      </w:pPr>
-      <w:r>
-        <w:rPr>
-          <w:rStyle w:val="VerbatimChar"/>
-        </w:rPr>
-        <w:t xml:space="preserve">metrics</w:t>
-      </w:r>
-      <w:r>
-        <w:t xml:space="preserve"> </w:t>
-      </w:r>
-      <w:r>
-        <w:t xml:space="preserve">(additive</w:t>
-      </w:r>
-      <w:r>
-        <w:t xml:space="preserve"> </w:t>
-      </w:r>
-      <w:r>
-        <w:rPr>
-          <w:rStyle w:val="VerbatimChar"/>
-        </w:rPr>
-        <w:t xml:space="preserve">tiermetrics.go</w:t>
-      </w:r>
-      <w:r>
-        <w:t xml:space="preserve">) —</w:t>
-      </w:r>
-      <w:r>
-        <w:t xml:space="preserve"> </w:t>
-      </w:r>
-      <w:r>
-        <w:rPr>
-          <w:rStyle w:val="VerbatimChar"/>
-        </w:rPr>
-        <w:t xml:space="preserve">TierMetrics</w:t>
-      </w:r>
-      <w:r>
-        <w:t xml:space="preserve"> </w:t>
-      </w:r>
-      <w:r>
-        <w:t xml:space="preserve">exposes</w:t>
-      </w:r>
-      <w:r>
-        <w:t xml:space="preserve"> </w:t>
-      </w:r>
-      <w:r>
-        <w:rPr>
-          <w:rStyle w:val="VerbatimChar"/>
-        </w:rPr>
-        <w:t xml:space="preserve">gpu_tier_utilization</w:t>
-      </w:r>
-      <w:r>
-        <w:t xml:space="preserve">,</w:t>
-      </w:r>
-      <w:r>
-        <w:t xml:space="preserve"> </w:t>
-      </w:r>
-      <w:r>
-        <w:rPr>
-          <w:rStyle w:val="VerbatimChar"/>
-        </w:rPr>
-        <w:t xml:space="preserve">gpu_cost_per_hour</w:t>
-      </w:r>
-      <w:r>
-        <w:t xml:space="preserve">, and</w:t>
-      </w:r>
-      <w:r>
-        <w:t xml:space="preserve"> </w:t>
-      </w:r>
-      <w:r>
-        <w:rPr>
-          <w:rStyle w:val="VerbatimChar"/>
-        </w:rPr>
-        <w:t xml:space="preserve">provider_health</w:t>
-      </w:r>
-      <w:r>
-        <w:t xml:space="preserve"> </w:t>
-      </w:r>
-      <w:r>
-        <w:t xml:space="preserve">Prometheus-text series with deterministic ordering and concurrent-safe setters (HXC-1535).</w:t>
-      </w:r>
-    </w:p>
-    <w:p>
-      <w:pPr>
-        <w:pStyle w:val="Compact"/>
-        <w:numPr>
-          <w:ilvl w:val="2"/>
-          <w:numId w:val="1008"/>
-        </w:numPr>
-      </w:pPr>
-      <w:r>
-        <w:rPr>
-          <w:rStyle w:val="VerbatimChar"/>
-        </w:rPr>
-        <w:t xml:space="preserve">cmd/gpu-pool-manager</w:t>
-      </w:r>
-      <w:r>
-        <w:t xml:space="preserve"> </w:t>
-      </w:r>
-      <w:r>
-        <w:t xml:space="preserve">— GPU pool manager HTTP front-end:</w:t>
-      </w:r>
-      <w:r>
-        <w:t xml:space="preserve"> </w:t>
-      </w:r>
-      <w:r>
-        <w:rPr>
-          <w:rStyle w:val="VerbatimChar"/>
-        </w:rPr>
-        <w:t xml:space="preserve">POST /allocate</w:t>
-      </w:r>
-      <w:r>
-        <w:t xml:space="preserve"> </w:t>
-      </w:r>
-      <w:r>
-        <w:t xml:space="preserve">returns the tier-correct (lowest-tier healthy, name tiebreak) provider as JSON (</w:t>
-      </w:r>
-      <w:r>
-        <w:rPr>
-          <w:rStyle w:val="VerbatimChar"/>
-        </w:rPr>
-        <w:t xml:space="preserve">503</w:t>
-      </w:r>
-      <w:r>
-        <w:t xml:space="preserve"> </w:t>
-      </w:r>
-      <w:r>
-        <w:t xml:space="preserve">when none healthy) and</w:t>
-      </w:r>
-      <w:r>
-        <w:t xml:space="preserve"> </w:t>
-      </w:r>
-      <w:r>
-        <w:rPr>
-          <w:rStyle w:val="VerbatimChar"/>
-        </w:rPr>
-        <w:t xml:space="preserve">GET /providers</w:t>
-      </w:r>
-      <w:r>
-        <w:t xml:space="preserve"> </w:t>
-      </w:r>
-      <w:r>
-        <w:t xml:space="preserve">lists providers with health; httptest-gated, self-contained (HXC-1530).</w:t>
-      </w:r>
-    </w:p>
-    <w:p>
-      <w:pPr>
-        <w:pStyle w:val="Compact"/>
-        <w:numPr>
-          <w:ilvl w:val="2"/>
-          <w:numId w:val="1008"/>
-        </w:numPr>
-      </w:pPr>
-      <w:r>
-        <w:rPr>
-          <w:rStyle w:val="VerbatimChar"/>
-        </w:rPr>
-        <w:t xml:space="preserve">marketplaceadapter</w:t>
-      </w:r>
-      <w:r>
-        <w:t xml:space="preserve"> </w:t>
-      </w:r>
-      <w:r>
-        <w:t xml:space="preserve">—</w:t>
-      </w:r>
-      <w:r>
-        <w:t xml:space="preserve"> </w:t>
-      </w:r>
-      <w:r>
-        <w:rPr>
-          <w:rStyle w:val="VerbatimChar"/>
-        </w:rPr>
-        <w:t xml:space="preserve">MarketplaceAdapter</w:t>
-      </w:r>
-      <w:r>
-        <w:t xml:space="preserve"> </w:t>
-      </w:r>
-      <w:r>
-        <w:t xml:space="preserve">interface (</w:t>
-      </w:r>
-      <w:r>
-        <w:rPr>
-          <w:rStyle w:val="VerbatimChar"/>
-        </w:rPr>
-        <w:t xml:space="preserve">Name</w:t>
-      </w:r>
-      <w:r>
-        <w:t xml:space="preserve">/</w:t>
-      </w:r>
-      <w:r>
-        <w:rPr>
-          <w:rStyle w:val="VerbatimChar"/>
-        </w:rPr>
-        <w:t xml:space="preserve">GetCurrentPricing</w:t>
-      </w:r>
-      <w:r>
-        <w:t xml:space="preserve">/</w:t>
-      </w:r>
-      <w:r>
-        <w:rPr>
-          <w:rStyle w:val="VerbatimChar"/>
-        </w:rPr>
-        <w:t xml:space="preserve">SubmitWork</w:t>
-      </w:r>
-      <w:r>
-        <w:t xml:space="preserve">) with a</w:t>
-      </w:r>
-      <w:r>
-        <w:t xml:space="preserve"> </w:t>
-      </w:r>
-      <w:r>
-        <w:rPr>
-          <w:rStyle w:val="VerbatimChar"/>
-        </w:rPr>
-        <w:t xml:space="preserve">Name()</w:t>
-      </w:r>
-      <w:r>
-        <w:t xml:space="preserve">-keyed dispatch</w:t>
-      </w:r>
-      <w:r>
-        <w:t xml:space="preserve"> </w:t>
-      </w:r>
-      <w:r>
-        <w:rPr>
-          <w:rStyle w:val="VerbatimChar"/>
-        </w:rPr>
-        <w:t xml:space="preserve">Registry</w:t>
-      </w:r>
-      <w:r>
-        <w:t xml:space="preserve"> </w:t>
-      </w:r>
-      <w:r>
-        <w:t xml:space="preserve">and a</w:t>
-      </w:r>
-      <w:r>
-        <w:t xml:space="preserve"> </w:t>
-      </w:r>
-      <w:r>
-        <w:rPr>
-          <w:rStyle w:val="VerbatimChar"/>
-        </w:rPr>
-        <w:t xml:space="preserve">ChutesAdapter</w:t>
-      </w:r>
-      <w:r>
-        <w:t xml:space="preserve"> </w:t>
-      </w:r>
-      <w:r>
-        <w:t xml:space="preserve">over HTTP (httptest fixture, non-2xx rejected) (HXC-1454).</w:t>
-      </w:r>
-    </w:p>
-    <w:p>
-      <w:pPr>
-        <w:pStyle w:val="Compact"/>
-        <w:numPr>
-          <w:ilvl w:val="2"/>
-          <w:numId w:val="1008"/>
-        </w:numPr>
-      </w:pPr>
-      <w:r>
-        <w:rPr>
-          <w:rStyle w:val="VerbatimChar"/>
-        </w:rPr>
-        <w:t xml:space="preserve">cmd/e2ee-proxy</w:t>
-      </w:r>
-      <w:r>
-        <w:t xml:space="preserve"> </w:t>
-      </w:r>
-      <w:r>
-        <w:t xml:space="preserve">— transparent ML-KEM-768 (</w:t>
-      </w:r>
-      <w:r>
-        <w:rPr>
-          <w:rStyle w:val="VerbatimChar"/>
-        </w:rPr>
-        <w:t xml:space="preserve">crypto/mlkem</w:t>
-      </w:r>
-      <w:r>
-        <w:t xml:space="preserve">) + AES-256-GCM encrypting proxy:</w:t>
-      </w:r>
-      <w:r>
-        <w:t xml:space="preserve"> </w:t>
-      </w:r>
-      <w:r>
-        <w:rPr>
-          <w:rStyle w:val="VerbatimChar"/>
-        </w:rPr>
-        <w:t xml:space="preserve">EncryptingTransport</w:t>
-      </w:r>
-      <w:r>
-        <w:t xml:space="preserve"> </w:t>
-      </w:r>
-      <w:r>
-        <w:t xml:space="preserve">seals request bodies and</w:t>
-      </w:r>
-      <w:r>
-        <w:t xml:space="preserve"> </w:t>
-      </w:r>
-      <w:r>
-        <w:rPr>
-          <w:rStyle w:val="VerbatimChar"/>
-        </w:rPr>
-        <w:t xml:space="preserve">DecryptingHandler</w:t>
-      </w:r>
-      <w:r>
-        <w:t xml:space="preserve"> </w:t>
-      </w:r>
-      <w:r>
-        <w:t xml:space="preserve">opens them, so the on-wire payload between proxy and upstream is ciphertext-only while the client receives the correct plaintext; tampered ciphertext is rejected (HXC-1532).</w:t>
-      </w:r>
-    </w:p>
-    <w:p>
-      <w:pPr>
-        <w:pStyle w:val="Compact"/>
-        <w:numPr>
-          <w:ilvl w:val="2"/>
-          <w:numId w:val="1008"/>
-        </w:numPr>
-      </w:pPr>
-      <w:r>
-        <w:rPr>
-          <w:rStyle w:val="VerbatimChar"/>
-        </w:rPr>
-        <w:t xml:space="preserve">e2eebench</w:t>
-      </w:r>
-      <w:r>
-        <w:t xml:space="preserve"> </w:t>
-      </w:r>
-      <w:r>
-        <w:t xml:space="preserve">—</w:t>
-      </w:r>
-      <w:r>
-        <w:t xml:space="preserve"> </w:t>
-      </w:r>
-      <w:r>
-        <w:rPr>
-          <w:rStyle w:val="VerbatimChar"/>
-        </w:rPr>
-        <w:t xml:space="preserve">MeasureHandshakeLatency</w:t>
-      </w:r>
-      <w:r>
-        <w:t xml:space="preserve"> </w:t>
-      </w:r>
-      <w:r>
-        <w:t xml:space="preserve">benchmarks the</w:t>
-      </w:r>
-      <w:r>
-        <w:t xml:space="preserve"> </w:t>
-      </w:r>
-      <w:r>
-        <w:rPr>
-          <w:rStyle w:val="VerbatimChar"/>
-        </w:rPr>
-        <w:t xml:space="preserve">hybridkex</w:t>
-      </w:r>
-      <w:r>
-        <w:t xml:space="preserve"> </w:t>
-      </w:r>
-      <w:r>
-        <w:t xml:space="preserve">full handshake (median + P95), proving median &lt; 1ms on host and enforcing per-iteration key agreement (</w:t>
-      </w:r>
-      <w:r>
-        <w:rPr>
-          <w:rStyle w:val="VerbatimChar"/>
-        </w:rPr>
-        <w:t xml:space="preserve">ErrKeyDisagreement</w:t>
-      </w:r>
-      <w:r>
-        <w:t xml:space="preserve">) (HXC-1556).</w:t>
-      </w:r>
-    </w:p>
-    <w:p>
-      <w:pPr>
-        <w:pStyle w:val="Compact"/>
-        <w:numPr>
-          <w:ilvl w:val="2"/>
-          <w:numId w:val="1008"/>
-        </w:numPr>
-      </w:pPr>
-      <w:r>
-        <w:rPr>
-          <w:rStyle w:val="VerbatimChar"/>
-        </w:rPr>
-        <w:t xml:space="preserve">archlint</w:t>
-      </w:r>
-      <w:r>
-        <w:t xml:space="preserve"> </w:t>
-      </w:r>
-      <w:r>
-        <w:t xml:space="preserve">+</w:t>
-      </w:r>
-      <w:r>
-        <w:t xml:space="preserve"> </w:t>
-      </w:r>
-      <w:r>
-        <w:rPr>
-          <w:rStyle w:val="VerbatimChar"/>
-        </w:rPr>
-        <w:t xml:space="preserve">docs/ARCHITECTURE.md</w:t>
-      </w:r>
-      <w:r>
-        <w:t xml:space="preserve"> </w:t>
-      </w:r>
-      <w:r>
-        <w:t xml:space="preserve">— the hardened L0–L7 architecture diagram and component map, mechanically enforced:</w:t>
-      </w:r>
-      <w:r>
-        <w:t xml:space="preserve"> </w:t>
-      </w:r>
-      <w:r>
-        <w:rPr>
-          <w:rStyle w:val="VerbatimChar"/>
-        </w:rPr>
-        <w:t xml:space="preserve">archlint</w:t>
-      </w:r>
-      <w:r>
-        <w:t xml:space="preserve"> </w:t>
-      </w:r>
-      <w:r>
-        <w:t xml:space="preserve">parses the component-map table and fails the build if any documented component maps to a package path that does not exist on disk (HXC-1424).</w:t>
-      </w:r>
-    </w:p>
-    <w:p>
-      <w:pPr>
-        <w:pStyle w:val="Compact"/>
-        <w:numPr>
-          <w:ilvl w:val="1"/>
-          <w:numId w:val="1007"/>
-        </w:numPr>
-      </w:pPr>
-      <w:r>
-        <w:t xml:space="preserve">Wave 67 (5 units, subagent-driven, 5 parallel streams in disjoint packages):</w:t>
       </w:r>
     </w:p>
     <w:p>
@@ -3804,7 +2596,7 @@
         <w:rPr>
           <w:rStyle w:val="VerbatimChar"/>
         </w:rPr>
-        <w:t xml:space="preserve">multiraft</w:t>
+        <w:t xml:space="preserve">bursthysteresis</w:t>
       </w:r>
       <w:r>
         <w:t xml:space="preserve"> </w:t>
@@ -3819,55 +2611,13 @@
         <w:rPr>
           <w:rStyle w:val="VerbatimChar"/>
         </w:rPr>
-        <w:t xml:space="preserve">MultiRaftManager</w:t>
-      </w:r>
-      <w:r>
-        <w:t xml:space="preserve"> </w:t>
-      </w:r>
-      <w:r>
-        <w:t xml:space="preserve">partitioning cluster state into independent per-shard</w:t>
-      </w:r>
-      <w:r>
-        <w:t xml:space="preserve"> </w:t>
-      </w:r>
-      <w:r>
-        <w:rPr>
-          <w:rStyle w:val="VerbatimChar"/>
-        </w:rPr>
-        <w:t xml:space="preserve">go.etcd.io/raft/v3</w:t>
-      </w:r>
-      <w:r>
-        <w:t xml:space="preserve"> </w:t>
-      </w:r>
-      <w:r>
-        <w:t xml:space="preserve">groups, each electing its own leader and committing independently via per-shard</w:t>
-      </w:r>
-      <w:r>
-        <w:t xml:space="preserve"> </w:t>
-      </w:r>
-      <w:r>
-        <w:rPr>
-          <w:rStyle w:val="VerbatimChar"/>
-        </w:rPr>
-        <w:t xml:space="preserve">Propose</w:t>
-      </w:r>
-      <w:r>
-        <w:t xml:space="preserve"> </w:t>
-      </w:r>
-      <w:r>
-        <w:t xml:space="preserve">routing over an in-process</w:t>
-      </w:r>
-      <w:r>
-        <w:t xml:space="preserve"> </w:t>
-      </w:r>
-      <w:r>
-        <w:rPr>
-          <w:rStyle w:val="VerbatimChar"/>
-        </w:rPr>
-        <w:t xml:space="preserve">RaftTransport</w:t>
-      </w:r>
-      <w:r>
-        <w:t xml:space="preserve">; write throughput scales with shard count and a shard re-elects on leader loss while others keep committing (HXC-1387).</w:t>
+        <w:t xml:space="preserve">BurstController</w:t>
+      </w:r>
+      <w:r>
+        <w:t xml:space="preserve"> </w:t>
+      </w:r>
+      <w:r>
+        <w:t xml:space="preserve">with a MONITOR→SPILL→RECOVER two-threshold hysteresis dead-band (HXC-1504).</w:t>
       </w:r>
     </w:p>
     <w:p>
@@ -3882,58 +2632,13 @@
         <w:rPr>
           <w:rStyle w:val="VerbatimChar"/>
         </w:rPr>
-        <w:t xml:space="preserve">stonith</w:t>
-      </w:r>
-      <w:r>
-        <w:t xml:space="preserve"> </w:t>
-      </w:r>
-      <w:r>
-        <w:t xml:space="preserve">— STONITH fencing: a</w:t>
-      </w:r>
-      <w:r>
-        <w:t xml:space="preserve"> </w:t>
-      </w:r>
-      <w:r>
-        <w:rPr>
-          <w:rStyle w:val="VerbatimChar"/>
-        </w:rPr>
-        <w:t xml:space="preserve">FencingAgent</w:t>
-      </w:r>
-      <w:r>
-        <w:t xml:space="preserve"> </w:t>
-      </w:r>
-      <w:r>
-        <w:t xml:space="preserve">interface with IPMI / AWS-EC2 / Azure-ARM / SBD-shared-disk / NoOp drivers and a</w:t>
-      </w:r>
-      <w:r>
-        <w:t xml:space="preserve"> </w:t>
-      </w:r>
-      <w:r>
-        <w:rPr>
-          <w:rStyle w:val="VerbatimChar"/>
-        </w:rPr>
-        <w:t xml:space="preserve">MultiLevelFencer</w:t>
-      </w:r>
-      <w:r>
-        <w:t xml:space="preserve"> </w:t>
-      </w:r>
-      <w:r>
-        <w:t xml:space="preserve">multi-level fallback, with sink-side fence confirmation; the IPMI real-binary path is an honest SKIP-with-reason when</w:t>
-      </w:r>
-      <w:r>
-        <w:t xml:space="preserve"> </w:t>
-      </w:r>
-      <w:r>
-        <w:rPr>
-          <w:rStyle w:val="VerbatimChar"/>
-        </w:rPr>
-        <w:t xml:space="preserve">ipmitool</w:t>
-      </w:r>
-      <w:r>
-        <w:t xml:space="preserve"> </w:t>
-      </w:r>
-      <w:r>
-        <w:t xml:space="preserve">is absent (HXC-1401).</w:t>
+        <w:t xml:space="preserve">providerchain</w:t>
+      </w:r>
+      <w:r>
+        <w:t xml:space="preserve"> </w:t>
+      </w:r>
+      <w:r>
+        <w:t xml:space="preserve">— ordered multi-tier provider fallback cascade with retriable/terminal error classification and injected-clock failover SLA (HXC-1508).</w:t>
       </w:r>
     </w:p>
     <w:p>
@@ -3948,13 +2653,55 @@
         <w:rPr>
           <w:rStyle w:val="VerbatimChar"/>
         </w:rPr>
-        <w:t xml:space="preserve">deviceplugin</w:t>
-      </w:r>
-      <w:r>
-        <w:t xml:space="preserve"> </w:t>
-      </w:r>
-      <w:r>
-        <w:t xml:space="preserve">— Nomad/K8s-style gRPC device-plugin / GRES fingerprinting framework over real gRPC: plugins register full device fingerprints, the registry parses GRES descriptors, atomically applies fingerprints, allocates by request, and rejects oversubscription (HXC-1407).</w:t>
+        <w:t xml:space="preserve">gpucatalog</w:t>
+      </w:r>
+      <w:r>
+        <w:t xml:space="preserve"> </w:t>
+      </w:r>
+      <w:r>
+        <w:t xml:space="preserve">—</w:t>
+      </w:r>
+      <w:r>
+        <w:t xml:space="preserve"> </w:t>
+      </w:r>
+      <w:r>
+        <w:rPr>
+          <w:rStyle w:val="VerbatimChar"/>
+        </w:rPr>
+        <w:t xml:space="preserve">SUPPORTED_GPUS</w:t>
+      </w:r>
+      <w:r>
+        <w:t xml:space="preserve"> </w:t>
+      </w:r>
+      <w:r>
+        <w:t xml:space="preserve">compute-multiplier catalog,</w:t>
+      </w:r>
+      <w:r>
+        <w:t xml:space="preserve"> </w:t>
+      </w:r>
+      <w:r>
+        <w:rPr>
+          <w:rStyle w:val="VerbatimChar"/>
+        </w:rPr>
+        <w:t xml:space="preserve">LookupMultiplier</w:t>
+      </w:r>
+      <w:r>
+        <w:t xml:space="preserve">, and attestation-aware</w:t>
+      </w:r>
+      <w:r>
+        <w:t xml:space="preserve"> </w:t>
+      </w:r>
+      <w:r>
+        <w:rPr>
+          <w:rStyle w:val="VerbatimChar"/>
+        </w:rPr>
+        <w:t xml:space="preserve">Score</w:t>
+      </w:r>
+      <w:r>
+        <w:t xml:space="preserve"> </w:t>
+      </w:r>
+      <w:r>
+        <w:t xml:space="preserve">(attested above un-attested) (HXC-1592).</w:t>
       </w:r>
     </w:p>
     <w:p>
@@ -3969,70 +2716,28 @@
         <w:rPr>
           <w:rStyle w:val="VerbatimChar"/>
         </w:rPr>
-        <w:t xml:space="preserve">internal/gpu</w:t>
-      </w:r>
-      <w:r>
-        <w:t xml:space="preserve"> </w:t>
-      </w:r>
-      <w:r>
-        <w:t xml:space="preserve">(additive</w:t>
-      </w:r>
-      <w:r>
-        <w:t xml:space="preserve"> </w:t>
-      </w:r>
-      <w:r>
-        <w:rPr>
-          <w:rStyle w:val="VerbatimChar"/>
-        </w:rPr>
-        <w:t xml:space="preserve">manager_helixpow.go</w:t>
-      </w:r>
-      <w:r>
-        <w:t xml:space="preserve">) — dual-workload capacity reservation:</w:t>
-      </w:r>
-      <w:r>
-        <w:t xml:space="preserve"> </w:t>
-      </w:r>
-      <w:r>
-        <w:rPr>
-          <w:rStyle w:val="VerbatimChar"/>
-        </w:rPr>
-        <w:t xml:space="preserve">ReserveForHelixPoW(fraction)</w:t>
-      </w:r>
-      <w:r>
-        <w:t xml:space="preserve"> </w:t>
-      </w:r>
-      <w:r>
-        <w:t xml:space="preserve">+</w:t>
-      </w:r>
-      <w:r>
-        <w:t xml:space="preserve"> </w:t>
-      </w:r>
-      <w:r>
-        <w:rPr>
-          <w:rStyle w:val="VerbatimChar"/>
-        </w:rPr>
-        <w:t xml:space="preserve">ChutesCapacity()</w:t>
-      </w:r>
-      <w:r>
-        <w:t xml:space="preserve"> </w:t>
-      </w:r>
-      <w:r>
-        <w:t xml:space="preserve">reporting only the non-reserved remainder, with a strict</w:t>
-      </w:r>
-      <w:r>
-        <w:t xml:space="preserve"> </w:t>
-      </w:r>
-      <w:r>
-        <w:rPr>
-          <w:rStyle w:val="VerbatimChar"/>
-        </w:rPr>
-        <w:t xml:space="preserve">&gt;0.80</w:t>
-      </w:r>
-      <w:r>
-        <w:t xml:space="preserve"> </w:t>
-      </w:r>
-      <w:r>
-        <w:t xml:space="preserve">Helix-load Gepetto starvation guard that zeroes Chutes capacity (HXC-1447).</w:t>
+        <w:t xml:space="preserve">gravaladmit</w:t>
+      </w:r>
+      <w:r>
+        <w:t xml:space="preserve"> </w:t>
+      </w:r>
+      <w:r>
+        <w:t xml:space="preserve">— HMAC-SHA256 GraVal challenge-response provider admission gate with single-use nonce and</w:t>
+      </w:r>
+      <w:r>
+        <w:t xml:space="preserve"> </w:t>
+      </w:r>
+      <w:r>
+        <w:rPr>
+          <w:rStyle w:val="VerbatimChar"/>
+        </w:rPr>
+        <w:t xml:space="preserve">graval.verified</w:t>
+      </w:r>
+      <w:r>
+        <w:t xml:space="preserve"> </w:t>
+      </w:r>
+      <w:r>
+        <w:t xml:space="preserve">label (HXC-1523).</w:t>
       </w:r>
     </w:p>
     <w:p>
@@ -4047,7 +2752,736 @@
         <w:rPr>
           <w:rStyle w:val="VerbatimChar"/>
         </w:rPr>
-        <w:t xml:space="preserve">chutes</w:t>
+        <w:t xml:space="preserve">modelrouter</w:t>
+      </w:r>
+      <w:r>
+        <w:t xml:space="preserve"> </w:t>
+      </w:r>
+      <w:r>
+        <w:t xml:space="preserve">— strategy-to-default-model resolution (latency/throughput/quality/cost) with a typed unknown-strategy error (HXC-1430).</w:t>
+      </w:r>
+    </w:p>
+    <w:p>
+      <w:pPr>
+        <w:pStyle w:val="Compact"/>
+        <w:numPr>
+          <w:ilvl w:val="2"/>
+          <w:numId w:val="1009"/>
+        </w:numPr>
+      </w:pPr>
+      <w:r>
+        <w:rPr>
+          <w:rStyle w:val="VerbatimChar"/>
+        </w:rPr>
+        <w:t xml:space="preserve">gravalverify</w:t>
+      </w:r>
+      <w:r>
+        <w:t xml:space="preserve"> </w:t>
+      </w:r>
+      <w:r>
+        <w:t xml:space="preserve">— GraVal GPU attestation with a VRAM-ratio</w:t>
+      </w:r>
+      <w:r>
+        <w:t xml:space="preserve"> </w:t>
+      </w:r>
+      <w:r>
+        <w:rPr>
+          <w:rStyle w:val="VerbatimChar"/>
+        </w:rPr>
+        <w:t xml:space="preserve">&gt;= 0.95</w:t>
+      </w:r>
+      <w:r>
+        <w:t xml:space="preserve"> </w:t>
+      </w:r>
+      <w:r>
+        <w:t xml:space="preserve">gate and a concurrent, race-clean</w:t>
+      </w:r>
+      <w:r>
+        <w:t xml:space="preserve"> </w:t>
+      </w:r>
+      <w:r>
+        <w:rPr>
+          <w:rStyle w:val="VerbatimChar"/>
+        </w:rPr>
+        <w:t xml:space="preserve">BatchVerify</w:t>
+      </w:r>
+      <w:r>
+        <w:t xml:space="preserve"> </w:t>
+      </w:r>
+      <w:r>
+        <w:t xml:space="preserve">pass-rate KPI (HXC-1435, HXC-1436).</w:t>
+      </w:r>
+    </w:p>
+    <w:p>
+      <w:pPr>
+        <w:pStyle w:val="Compact"/>
+        <w:numPr>
+          <w:ilvl w:val="2"/>
+          <w:numId w:val="1009"/>
+        </w:numPr>
+      </w:pPr>
+      <w:r>
+        <w:rPr>
+          <w:rStyle w:val="VerbatimChar"/>
+        </w:rPr>
+        <w:t xml:space="preserve">gepetto</w:t>
+      </w:r>
+      <w:r>
+        <w:t xml:space="preserve"> </w:t>
+      </w:r>
+      <w:r>
+        <w:t xml:space="preserve">— HelixGepetto dual-resource local-vs-Chutes arbitration with a monotonic reserve schedule and a strict</w:t>
+      </w:r>
+      <w:r>
+        <w:t xml:space="preserve"> </w:t>
+      </w:r>
+      <w:r>
+        <w:rPr>
+          <w:rStyle w:val="VerbatimChar"/>
+        </w:rPr>
+        <w:t xml:space="preserve">&gt;0.80</w:t>
+      </w:r>
+      <w:r>
+        <w:t xml:space="preserve"> </w:t>
+      </w:r>
+      <w:r>
+        <w:t xml:space="preserve">high-water anti-starvation zero-capacity cut-off (HXC-1446).</w:t>
+      </w:r>
+    </w:p>
+    <w:p>
+      <w:pPr>
+        <w:pStyle w:val="Compact"/>
+        <w:numPr>
+          <w:ilvl w:val="2"/>
+          <w:numId w:val="1009"/>
+        </w:numPr>
+      </w:pPr>
+      <w:r>
+        <w:rPr>
+          <w:rStyle w:val="VerbatimChar"/>
+        </w:rPr>
+        <w:t xml:space="preserve">chutesaccount</w:t>
+      </w:r>
+      <w:r>
+        <w:t xml:space="preserve"> </w:t>
+      </w:r>
+      <w:r>
+        <w:t xml:space="preserve">— Chutes API model-list (TEE/price fields) and</w:t>
+      </w:r>
+      <w:r>
+        <w:t xml:space="preserve"> </w:t>
+      </w:r>
+      <w:r>
+        <w:rPr>
+          <w:rStyle w:val="VerbatimChar"/>
+        </w:rPr>
+        <w:t xml:space="preserve">/users/me</w:t>
+      </w:r>
+      <w:r>
+        <w:t xml:space="preserve"> </w:t>
+      </w:r>
+      <w:r>
+        <w:t xml:space="preserve">account-balance client over HTTP with</w:t>
+      </w:r>
+      <w:r>
+        <w:t xml:space="preserve"> </w:t>
+      </w:r>
+      <w:r>
+        <w:rPr>
+          <w:rStyle w:val="VerbatimChar"/>
+        </w:rPr>
+        <w:t xml:space="preserve">Authorization: Bearer</w:t>
+      </w:r>
+      <w:r>
+        <w:t xml:space="preserve"> </w:t>
+      </w:r>
+      <w:r>
+        <w:t xml:space="preserve">(HXC-1429).</w:t>
+      </w:r>
+    </w:p>
+    <w:p>
+      <w:pPr>
+        <w:pStyle w:val="Compact"/>
+        <w:numPr>
+          <w:ilvl w:val="2"/>
+          <w:numId w:val="1009"/>
+        </w:numPr>
+      </w:pPr>
+      <w:r>
+        <w:rPr>
+          <w:rStyle w:val="VerbatimChar"/>
+        </w:rPr>
+        <w:t xml:space="preserve">cmd/burst-controller</w:t>
+      </w:r>
+      <w:r>
+        <w:t xml:space="preserve"> </w:t>
+      </w:r>
+      <w:r>
+        <w:t xml:space="preserve">— utilization-driven binary driving</w:t>
+      </w:r>
+      <w:r>
+        <w:t xml:space="preserve"> </w:t>
+      </w:r>
+      <w:r>
+        <w:rPr>
+          <w:rStyle w:val="VerbatimChar"/>
+        </w:rPr>
+        <w:t xml:space="preserve">bursthysteresis</w:t>
+      </w:r>
+      <w:r>
+        <w:t xml:space="preserve">; emits a</w:t>
+      </w:r>
+      <w:r>
+        <w:t xml:space="preserve"> </w:t>
+      </w:r>
+      <w:r>
+        <w:t xml:space="preserve">“burst allocation request”</w:t>
+      </w:r>
+      <w:r>
+        <w:t xml:space="preserve"> </w:t>
+      </w:r>
+      <w:r>
+        <w:t xml:space="preserve">on SPILL and a RECOVER line, runID-stamped (HXC-1531).</w:t>
+      </w:r>
+    </w:p>
+    <w:p>
+      <w:pPr>
+        <w:pStyle w:val="Compact"/>
+        <w:numPr>
+          <w:ilvl w:val="2"/>
+          <w:numId w:val="1009"/>
+        </w:numPr>
+      </w:pPr>
+      <w:r>
+        <w:rPr>
+          <w:rStyle w:val="VerbatimChar"/>
+        </w:rPr>
+        <w:t xml:space="preserve">tieredcache</w:t>
+      </w:r>
+      <w:r>
+        <w:t xml:space="preserve"> </w:t>
+      </w:r>
+      <w:r>
+        <w:t xml:space="preserve">— hot(memory)/warm(NVMe)/cold(SSD) tiered cache with injected backends + injected clock, idle-demotion + promotion, and per-tier hit stats (HXC-1418).</w:t>
+      </w:r>
+    </w:p>
+    <w:p>
+      <w:pPr>
+        <w:pStyle w:val="Compact"/>
+        <w:numPr>
+          <w:ilvl w:val="2"/>
+          <w:numId w:val="1009"/>
+        </w:numPr>
+      </w:pPr>
+      <w:r>
+        <w:rPr>
+          <w:rStyle w:val="VerbatimChar"/>
+        </w:rPr>
+        <w:t xml:space="preserve">smartrouter</w:t>
+      </w:r>
+      <w:r>
+        <w:t xml:space="preserve"> </w:t>
+      </w:r>
+      <w:r>
+        <w:t xml:space="preserve">— intelligent ModelRouter (latency/throughput/cost/TEE/balanced) that always excludes unhealthy models, with a typed no-eligible-model error (HXC-1539).</w:t>
+      </w:r>
+    </w:p>
+    <w:p>
+      <w:pPr>
+        <w:pStyle w:val="Compact"/>
+        <w:numPr>
+          <w:ilvl w:val="2"/>
+          <w:numId w:val="1009"/>
+        </w:numPr>
+      </w:pPr>
+      <w:r>
+        <w:rPr>
+          <w:rStyle w:val="VerbatimChar"/>
+        </w:rPr>
+        <w:t xml:space="preserve">epochresolve</w:t>
+      </w:r>
+      <w:r>
+        <w:t xml:space="preserve"> </w:t>
+      </w:r>
+      <w:r>
+        <w:t xml:space="preserve">— config-epoch failover slot-ownership conflict resolution (highest-epoch wins, deterministic lexicographic equal-epoch tiebreak, order-independent convergence) (HXC-1397).</w:t>
+      </w:r>
+    </w:p>
+    <w:p>
+      <w:pPr>
+        <w:pStyle w:val="Compact"/>
+        <w:numPr>
+          <w:ilvl w:val="2"/>
+          <w:numId w:val="1009"/>
+        </w:numPr>
+      </w:pPr>
+      <w:r>
+        <w:rPr>
+          <w:rStyle w:val="VerbatimChar"/>
+        </w:rPr>
+        <w:t xml:space="preserve">balancemonitor</w:t>
+      </w:r>
+      <w:r>
+        <w:t xml:space="preserve"> </w:t>
+      </w:r>
+      <w:r>
+        <w:t xml:space="preserve">— USD account-balance monitor with a strict low-balance floor warning, over HTTP with</w:t>
+      </w:r>
+      <w:r>
+        <w:t xml:space="preserve"> </w:t>
+      </w:r>
+      <w:r>
+        <w:rPr>
+          <w:rStyle w:val="VerbatimChar"/>
+        </w:rPr>
+        <w:t xml:space="preserve">Authorization: Bearer</w:t>
+      </w:r>
+      <w:r>
+        <w:t xml:space="preserve"> </w:t>
+      </w:r>
+      <w:r>
+        <w:t xml:space="preserve">(HXC-1512).</w:t>
+      </w:r>
+    </w:p>
+    <w:p>
+      <w:pPr>
+        <w:pStyle w:val="Compact"/>
+        <w:numPr>
+          <w:ilvl w:val="2"/>
+          <w:numId w:val="1009"/>
+        </w:numPr>
+      </w:pPr>
+      <w:r>
+        <w:rPr>
+          <w:rStyle w:val="VerbatimChar"/>
+        </w:rPr>
+        <w:t xml:space="preserve">scan</w:t>
+      </w:r>
+      <w:r>
+        <w:t xml:space="preserve"> </w:t>
+      </w:r>
+      <w:r>
+        <w:t xml:space="preserve">— Oracle-SCAN-style stable virtual client endpoint: least-loaded healthy-backend routing with a membership-stable name and injected clock (HXC-1403).</w:t>
+      </w:r>
+    </w:p>
+    <w:p>
+      <w:pPr>
+        <w:pStyle w:val="Compact"/>
+        <w:numPr>
+          <w:ilvl w:val="2"/>
+          <w:numId w:val="1009"/>
+        </w:numPr>
+      </w:pPr>
+      <w:r>
+        <w:rPr>
+          <w:rStyle w:val="VerbatimChar"/>
+        </w:rPr>
+        <w:t xml:space="preserve">llmfailover</w:t>
+      </w:r>
+      <w:r>
+        <w:t xml:space="preserve"> </w:t>
+      </w:r>
+      <w:r>
+        <w:t xml:space="preserve">— error-classified LLM failover taxonomy (deterministic per-class fallback paths) plus a sandbox scheduling-hint contract (HXC-1600).</w:t>
+      </w:r>
+    </w:p>
+    <w:p>
+      <w:pPr>
+        <w:pStyle w:val="Compact"/>
+        <w:numPr>
+          <w:ilvl w:val="2"/>
+          <w:numId w:val="1009"/>
+        </w:numPr>
+      </w:pPr>
+      <w:r>
+        <w:rPr>
+          <w:rStyle w:val="VerbatimChar"/>
+        </w:rPr>
+        <w:t xml:space="preserve">llmadapter</w:t>
+      </w:r>
+      <w:r>
+        <w:t xml:space="preserve"> </w:t>
+      </w:r>
+      <w:r>
+        <w:t xml:space="preserve">— Claude Messages / OpenAI Responses-API request and response shape adapters to OpenAI chat-completions, preserving tool-call order (HXC-1599).</w:t>
+      </w:r>
+    </w:p>
+    <w:p>
+      <w:pPr>
+        <w:pStyle w:val="Compact"/>
+        <w:numPr>
+          <w:ilvl w:val="2"/>
+          <w:numId w:val="1009"/>
+        </w:numPr>
+      </w:pPr>
+      <w:r>
+        <w:rPr>
+          <w:rStyle w:val="VerbatimChar"/>
+        </w:rPr>
+        <w:t xml:space="preserve">deltacrdt</w:t>
+      </w:r>
+      <w:r>
+        <w:t xml:space="preserve"> </w:t>
+      </w:r>
+      <w:r>
+        <w:t xml:space="preserve">— standalone delta-state CRDTs (G-counter / PN-counter / observed-remove OR-set / LWW-map) with delta-mutators and a convergent (commutative/associative/idempotent) merge (HXC-1409).</w:t>
+      </w:r>
+    </w:p>
+    <w:p>
+      <w:pPr>
+        <w:pStyle w:val="Compact"/>
+        <w:numPr>
+          <w:ilvl w:val="2"/>
+          <w:numId w:val="1009"/>
+        </w:numPr>
+      </w:pPr>
+      <w:r>
+        <w:rPr>
+          <w:rStyle w:val="VerbatimChar"/>
+        </w:rPr>
+        <w:t xml:space="preserve">gputopo</w:t>
+      </w:r>
+      <w:r>
+        <w:t xml:space="preserve"> </w:t>
+      </w:r>
+      <w:r>
+        <w:t xml:space="preserve">— topology-aware NUMA/NVLink GPU placement scoring that prefers NVLink-connected GPU pairs and falls back to PCIe (HXC-1406).</w:t>
+      </w:r>
+    </w:p>
+    <w:p>
+      <w:pPr>
+        <w:pStyle w:val="Compact"/>
+        <w:numPr>
+          <w:ilvl w:val="2"/>
+          <w:numId w:val="1009"/>
+        </w:numPr>
+      </w:pPr>
+      <w:r>
+        <w:rPr>
+          <w:rStyle w:val="VerbatimChar"/>
+        </w:rPr>
+        <w:t xml:space="preserve">fsresidency</w:t>
+      </w:r>
+      <w:r>
+        <w:t xml:space="preserve"> </w:t>
+      </w:r>
+      <w:r>
+        <w:t xml:space="preserve">— filesystem residency challenge: per-byte-range</w:t>
+      </w:r>
+      <w:r>
+        <w:t xml:space="preserve"> </w:t>
+      </w:r>
+      <w:r>
+        <w:rPr>
+          <w:rStyle w:val="VerbatimChar"/>
+        </w:rPr>
+        <w:t xml:space="preserve">ReadAt</w:t>
+      </w:r>
+      <w:r>
+        <w:t xml:space="preserve"> </w:t>
+      </w:r>
+      <w:r>
+        <w:t xml:space="preserve">+ SHA-256 verification proving a model file is really present on disk; truncated/missing/mismatch all fail (HXC-1572).</w:t>
+      </w:r>
+    </w:p>
+    <w:p>
+      <w:pPr>
+        <w:pStyle w:val="Compact"/>
+        <w:numPr>
+          <w:ilvl w:val="2"/>
+          <w:numId w:val="1009"/>
+        </w:numPr>
+      </w:pPr>
+      <w:r>
+        <w:rPr>
+          <w:rStyle w:val="VerbatimChar"/>
+        </w:rPr>
+        <w:t xml:space="preserve">economics</w:t>
+      </w:r>
+      <w:r>
+        <w:t xml:space="preserve"> </w:t>
+      </w:r>
+      <w:r>
+        <w:t xml:space="preserve">—</w:t>
+      </w:r>
+      <w:r>
+        <w:t xml:space="preserve"> </w:t>
+      </w:r>
+      <w:r>
+        <w:rPr>
+          <w:rStyle w:val="VerbatimChar"/>
+        </w:rPr>
+        <w:t xml:space="preserve">RewardDistributor</w:t>
+      </w:r>
+      <w:r>
+        <w:t xml:space="preserve"> </w:t>
+      </w:r>
+      <w:r>
+        <w:t xml:space="preserve">multi-token distribution with treasury/reinvest splits and a conservation invariant (</w:t>
+      </w:r>
+      <w:r>
+        <w:rPr>
+          <w:rStyle w:val="VerbatimChar"/>
+        </w:rPr>
+        <w:t xml:space="preserve">sum(ledger)+treasury+reinvest == total</w:t>
+      </w:r>
+      <w:r>
+        <w:t xml:space="preserve">), plus</w:t>
+      </w:r>
+      <w:r>
+        <w:t xml:space="preserve"> </w:t>
+      </w:r>
+      <w:r>
+        <w:rPr>
+          <w:rStyle w:val="VerbatimChar"/>
+        </w:rPr>
+        <w:t xml:space="preserve">GetParticipantROI</w:t>
+      </w:r>
+      <w:r>
+        <w:t xml:space="preserve"> </w:t>
+      </w:r>
+      <w:r>
+        <w:t xml:space="preserve">(ROI% + break-even days, typed unknown-participant error) (HXC-1460, HXC-1461).</w:t>
+      </w:r>
+    </w:p>
+    <w:p>
+      <w:pPr>
+        <w:pStyle w:val="Compact"/>
+        <w:numPr>
+          <w:ilvl w:val="2"/>
+          <w:numId w:val="1009"/>
+        </w:numPr>
+      </w:pPr>
+      <w:r>
+        <w:rPr>
+          <w:rStyle w:val="VerbatimChar"/>
+        </w:rPr>
+        <w:t xml:space="preserve">revenueopt</w:t>
+      </w:r>
+      <w:r>
+        <w:t xml:space="preserve"> </w:t>
+      </w:r>
+      <w:r>
+        <w:t xml:space="preserve">—</w:t>
+      </w:r>
+      <w:r>
+        <w:t xml:space="preserve"> </w:t>
+      </w:r>
+      <w:r>
+        <w:rPr>
+          <w:rStyle w:val="VerbatimChar"/>
+        </w:rPr>
+        <w:t xml:space="preserve">RevenueOptimizer.OptimizeAllocation</w:t>
+      </w:r>
+      <w:r>
+        <w:t xml:space="preserve"> </w:t>
+      </w:r>
+      <w:r>
+        <w:t xml:space="preserve">greedy GPU→marketplace assignment maximising expected revenue, with a TEE→Chutes revenue bias; self-contained types (HXC-1456).</w:t>
+      </w:r>
+    </w:p>
+    <w:p>
+      <w:pPr>
+        <w:pStyle w:val="Compact"/>
+        <w:numPr>
+          <w:ilvl w:val="2"/>
+          <w:numId w:val="1009"/>
+        </w:numPr>
+      </w:pPr>
+      <w:r>
+        <w:rPr>
+          <w:rStyle w:val="VerbatimChar"/>
+        </w:rPr>
+        <w:t xml:space="preserve">exportcontrol</w:t>
+      </w:r>
+      <w:r>
+        <w:t xml:space="preserve"> </w:t>
+      </w:r>
+      <w:r>
+        <w:t xml:space="preserve">— export-control / country-code KYC gate: a controlled GPU (</w:t>
+      </w:r>
+      <w:r>
+        <w:rPr>
+          <w:rStyle w:val="VerbatimChar"/>
+        </w:rPr>
+        <w:t xml:space="preserve">H100</w:t>
+      </w:r>
+      <w:r>
+        <w:t xml:space="preserve">/</w:t>
+      </w:r>
+      <w:r>
+        <w:rPr>
+          <w:rStyle w:val="VerbatimChar"/>
+        </w:rPr>
+        <w:t xml:space="preserve">A100</w:t>
+      </w:r>
+      <w:r>
+        <w:t xml:space="preserve">) from a Tier-3 (embargoed) or unknown jurisdiction is rejected with</w:t>
+      </w:r>
+      <w:r>
+        <w:t xml:space="preserve"> </w:t>
+      </w:r>
+      <w:r>
+        <w:rPr>
+          <w:rStyle w:val="VerbatimChar"/>
+        </w:rPr>
+        <w:t xml:space="preserve">ErrExportDenied</w:t>
+      </w:r>
+      <w:r>
+        <w:t xml:space="preserve">; Tier-1 is allowed (HXC-1482).</w:t>
+      </w:r>
+    </w:p>
+    <w:p>
+      <w:pPr>
+        <w:pStyle w:val="Compact"/>
+        <w:numPr>
+          <w:ilvl w:val="2"/>
+          <w:numId w:val="1009"/>
+        </w:numPr>
+      </w:pPr>
+      <w:r>
+        <w:rPr>
+          <w:rStyle w:val="VerbatimChar"/>
+        </w:rPr>
+        <w:t xml:space="preserve">devicecatalog</w:t>
+      </w:r>
+      <w:r>
+        <w:t xml:space="preserve"> </w:t>
+      </w:r>
+      <w:r>
+        <w:t xml:space="preserve">— machine-readable 64-device taxonomy with case-insensitive substring</w:t>
+      </w:r>
+      <w:r>
+        <w:t xml:space="preserve"> </w:t>
+      </w:r>
+      <w:r>
+        <w:rPr>
+          <w:rStyle w:val="VerbatimChar"/>
+        </w:rPr>
+        <w:t xml:space="preserve">Lookup</w:t>
+      </w:r>
+      <w:r>
+        <w:t xml:space="preserve"> </w:t>
+      </w:r>
+      <w:r>
+        <w:t xml:space="preserve">resolving a discovered CPU model (e.g. </w:t>
+      </w:r>
+      <w:r>
+        <w:rPr>
+          <w:rStyle w:val="VerbatimChar"/>
+        </w:rPr>
+        <w:t xml:space="preserve">Rockchip RK3588</w:t>
+      </w:r>
+      <w:r>
+        <w:t xml:space="preserve">) to its tier / trust-level / compute-class (HXC-1331).</w:t>
+      </w:r>
+    </w:p>
+    <w:p>
+      <w:pPr>
+        <w:pStyle w:val="Compact"/>
+        <w:numPr>
+          <w:ilvl w:val="2"/>
+          <w:numId w:val="1009"/>
+        </w:numPr>
+      </w:pPr>
+      <w:r>
+        <w:rPr>
+          <w:rStyle w:val="VerbatimChar"/>
+        </w:rPr>
+        <w:t xml:space="preserve">compliancedoc</w:t>
+      </w:r>
+      <w:r>
+        <w:t xml:space="preserve"> </w:t>
+      </w:r>
+      <w:r>
+        <w:t xml:space="preserve">— EU AI Act compliance-documentation pipeline: generates a model card + technical-documentation artifact from attestation-log records, with a SHA-256 provenance hash bound to the actual record content (HXC-1481).</w:t>
+      </w:r>
+    </w:p>
+    <w:p>
+      <w:pPr>
+        <w:pStyle w:val="Compact"/>
+        <w:numPr>
+          <w:ilvl w:val="2"/>
+          <w:numId w:val="1009"/>
+        </w:numPr>
+      </w:pPr>
+      <w:r>
+        <w:rPr>
+          <w:rStyle w:val="VerbatimChar"/>
+        </w:rPr>
+        <w:t xml:space="preserve">hybridkex</w:t>
+      </w:r>
+      <w:r>
+        <w:t xml:space="preserve"> </w:t>
+      </w:r>
+      <w:r>
+        <w:t xml:space="preserve">— hybrid post-quantum key exchange combining X25519 (</w:t>
+      </w:r>
+      <w:r>
+        <w:rPr>
+          <w:rStyle w:val="VerbatimChar"/>
+        </w:rPr>
+        <w:t xml:space="preserve">crypto/ecdh</w:t>
+      </w:r>
+      <w:r>
+        <w:t xml:space="preserve">) and ML-KEM-768 (</w:t>
+      </w:r>
+      <w:r>
+        <w:rPr>
+          <w:rStyle w:val="VerbatimChar"/>
+        </w:rPr>
+        <w:t xml:space="preserve">crypto/mlkem</w:t>
+      </w:r>
+      <w:r>
+        <w:t xml:space="preserve">) shared secrets via HKDF-SHA256 (group</w:t>
+      </w:r>
+      <w:r>
+        <w:t xml:space="preserve"> </w:t>
+      </w:r>
+      <w:r>
+        <w:rPr>
+          <w:rStyle w:val="VerbatimChar"/>
+        </w:rPr>
+        <w:t xml:space="preserve">X25519MLKEM768</w:t>
+      </w:r>
+      <w:r>
+        <w:t xml:space="preserve">); a tampered ML-KEM ciphertext yields a non-matching key (HXC-1476).</w:t>
+      </w:r>
+    </w:p>
+    <w:p>
+      <w:pPr>
+        <w:pStyle w:val="Compact"/>
+        <w:numPr>
+          <w:ilvl w:val="2"/>
+          <w:numId w:val="1009"/>
+        </w:numPr>
+      </w:pPr>
+      <w:r>
+        <w:rPr>
+          <w:rStyle w:val="VerbatimChar"/>
+        </w:rPr>
+        <w:t xml:space="preserve">carbonsched</w:t>
+      </w:r>
+      <w:r>
+        <w:t xml:space="preserve"> </w:t>
+      </w:r>
+      <w:r>
+        <w:t xml:space="preserve">— carbon-aware job placement: chooses the lowest-carbon-intensity latency-eligible region (deterministic name tiebreak) with per-job kWh / gCO2 metering (HXC-1480).</w:t>
+      </w:r>
+    </w:p>
+    <w:p>
+      <w:pPr>
+        <w:pStyle w:val="Compact"/>
+        <w:numPr>
+          <w:ilvl w:val="2"/>
+          <w:numId w:val="1009"/>
+        </w:numPr>
+      </w:pPr>
+      <w:r>
+        <w:rPr>
+          <w:rStyle w:val="VerbatimChar"/>
+        </w:rPr>
+        <w:t xml:space="preserve">gpuattest</w:t>
       </w:r>
       <w:r>
         <w:t xml:space="preserve"> </w:t>
@@ -4062,7 +3496,73 @@
         <w:rPr>
           <w:rStyle w:val="VerbatimChar"/>
         </w:rPr>
-        <w:t xml:space="preserve">config.go</w:t>
+        <w:t xml:space="preserve">multigpu.go</w:t>
+      </w:r>
+      <w:r>
+        <w:t xml:space="preserve">) — multi-GPU node enumeration: an N-GPU node descriptor yields N distinct, independently-verifiable per-device attestation proofs keyed by GPU UUID; rejects duplicate/empty descriptors (HXC-1573).</w:t>
+      </w:r>
+    </w:p>
+    <w:p>
+      <w:pPr>
+        <w:pStyle w:val="Compact"/>
+        <w:numPr>
+          <w:ilvl w:val="2"/>
+          <w:numId w:val="1009"/>
+        </w:numPr>
+      </w:pPr>
+      <w:r>
+        <w:rPr>
+          <w:rStyle w:val="VerbatimChar"/>
+        </w:rPr>
+        <w:t xml:space="preserve">workloadrouter</w:t>
+      </w:r>
+      <w:r>
+        <w:t xml:space="preserve"> </w:t>
+      </w:r>
+      <w:r>
+        <w:t xml:space="preserve">—</w:t>
+      </w:r>
+      <w:r>
+        <w:t xml:space="preserve"> </w:t>
+      </w:r>
+      <w:r>
+        <w:rPr>
+          <w:rStyle w:val="VerbatimChar"/>
+        </w:rPr>
+        <w:t xml:space="preserve">UnifiedManager.RouteWorkload</w:t>
+      </w:r>
+      <w:r>
+        <w:t xml:space="preserve">: concurrent per-marketplace price probes + a weighted composite score (inverse price/latency, health) with a TEE multiplier that re-ranks confidential offers when the workload requires a TEE (HXC-1455).</w:t>
+      </w:r>
+    </w:p>
+    <w:p>
+      <w:pPr>
+        <w:pStyle w:val="Compact"/>
+        <w:numPr>
+          <w:ilvl w:val="2"/>
+          <w:numId w:val="1009"/>
+        </w:numPr>
+      </w:pPr>
+      <w:r>
+        <w:rPr>
+          <w:rStyle w:val="VerbatimChar"/>
+        </w:rPr>
+        <w:t xml:space="preserve">metrics</w:t>
+      </w:r>
+      <w:r>
+        <w:t xml:space="preserve"> </w:t>
+      </w:r>
+      <w:r>
+        <w:t xml:space="preserve">(additive</w:t>
+      </w:r>
+      <w:r>
+        <w:t xml:space="preserve"> </w:t>
+      </w:r>
+      <w:r>
+        <w:rPr>
+          <w:rStyle w:val="VerbatimChar"/>
+        </w:rPr>
+        <w:t xml:space="preserve">tiermetrics.go</w:t>
       </w:r>
       <w:r>
         <w:t xml:space="preserve">) —</w:t>
@@ -4074,55 +3574,391 @@
         <w:rPr>
           <w:rStyle w:val="VerbatimChar"/>
         </w:rPr>
-        <w:t xml:space="preserve">ChutesMinerConfig</w:t>
-      </w:r>
-      <w:r>
-        <w:t xml:space="preserve"> </w:t>
-      </w:r>
-      <w:r>
-        <w:t xml:space="preserve">and</w:t>
-      </w:r>
-      <w:r>
-        <w:t xml:space="preserve"> </w:t>
-      </w:r>
-      <w:r>
-        <w:rPr>
-          <w:rStyle w:val="VerbatimChar"/>
-        </w:rPr>
-        <w:t xml:space="preserve">ValidatorConfig</w:t>
-      </w:r>
-      <w:r>
-        <w:t xml:space="preserve"> </w:t>
-      </w:r>
-      <w:r>
-        <w:t xml:space="preserve">deployment descriptors with</w:t>
-      </w:r>
-      <w:r>
-        <w:t xml:space="preserve"> </w:t>
-      </w:r>
-      <w:r>
-        <w:rPr>
-          <w:rStyle w:val="VerbatimChar"/>
-        </w:rPr>
-        <w:t xml:space="preserve">Validate()</w:t>
-      </w:r>
-      <w:r>
-        <w:t xml:space="preserve"> </w:t>
-      </w:r>
-      <w:r>
-        <w:t xml:space="preserve">invariants (non-empty IDs/hotkeys,</w:t>
-      </w:r>
-      <w:r>
-        <w:t xml:space="preserve"> </w:t>
-      </w:r>
-      <w:r>
-        <w:rPr>
-          <w:rStyle w:val="VerbatimChar"/>
-        </w:rPr>
-        <w:t xml:space="preserve">GPUCount&gt;0</w:t>
-      </w:r>
-      <w:r>
-        <w:t xml:space="preserve">, non-negative cost, positive cache size, TEE consistency) (HXC-1439).</w:t>
+        <w:t xml:space="preserve">TierMetrics</w:t>
+      </w:r>
+      <w:r>
+        <w:t xml:space="preserve"> </w:t>
+      </w:r>
+      <w:r>
+        <w:t xml:space="preserve">exposes</w:t>
+      </w:r>
+      <w:r>
+        <w:t xml:space="preserve"> </w:t>
+      </w:r>
+      <w:r>
+        <w:rPr>
+          <w:rStyle w:val="VerbatimChar"/>
+        </w:rPr>
+        <w:t xml:space="preserve">gpu_tier_utilization</w:t>
+      </w:r>
+      <w:r>
+        <w:t xml:space="preserve">,</w:t>
+      </w:r>
+      <w:r>
+        <w:t xml:space="preserve"> </w:t>
+      </w:r>
+      <w:r>
+        <w:rPr>
+          <w:rStyle w:val="VerbatimChar"/>
+        </w:rPr>
+        <w:t xml:space="preserve">gpu_cost_per_hour</w:t>
+      </w:r>
+      <w:r>
+        <w:t xml:space="preserve">, and</w:t>
+      </w:r>
+      <w:r>
+        <w:t xml:space="preserve"> </w:t>
+      </w:r>
+      <w:r>
+        <w:rPr>
+          <w:rStyle w:val="VerbatimChar"/>
+        </w:rPr>
+        <w:t xml:space="preserve">provider_health</w:t>
+      </w:r>
+      <w:r>
+        <w:t xml:space="preserve"> </w:t>
+      </w:r>
+      <w:r>
+        <w:t xml:space="preserve">Prometheus-text series with deterministic ordering and concurrent-safe setters (HXC-1535).</w:t>
+      </w:r>
+    </w:p>
+    <w:p>
+      <w:pPr>
+        <w:pStyle w:val="Compact"/>
+        <w:numPr>
+          <w:ilvl w:val="2"/>
+          <w:numId w:val="1009"/>
+        </w:numPr>
+      </w:pPr>
+      <w:r>
+        <w:rPr>
+          <w:rStyle w:val="VerbatimChar"/>
+        </w:rPr>
+        <w:t xml:space="preserve">cmd/gpu-pool-manager</w:t>
+      </w:r>
+      <w:r>
+        <w:t xml:space="preserve"> </w:t>
+      </w:r>
+      <w:r>
+        <w:t xml:space="preserve">— GPU pool manager HTTP front-end:</w:t>
+      </w:r>
+      <w:r>
+        <w:t xml:space="preserve"> </w:t>
+      </w:r>
+      <w:r>
+        <w:rPr>
+          <w:rStyle w:val="VerbatimChar"/>
+        </w:rPr>
+        <w:t xml:space="preserve">POST /allocate</w:t>
+      </w:r>
+      <w:r>
+        <w:t xml:space="preserve"> </w:t>
+      </w:r>
+      <w:r>
+        <w:t xml:space="preserve">returns the tier-correct (lowest-tier healthy, name tiebreak) provider as JSON (</w:t>
+      </w:r>
+      <w:r>
+        <w:rPr>
+          <w:rStyle w:val="VerbatimChar"/>
+        </w:rPr>
+        <w:t xml:space="preserve">503</w:t>
+      </w:r>
+      <w:r>
+        <w:t xml:space="preserve"> </w:t>
+      </w:r>
+      <w:r>
+        <w:t xml:space="preserve">when none healthy) and</w:t>
+      </w:r>
+      <w:r>
+        <w:t xml:space="preserve"> </w:t>
+      </w:r>
+      <w:r>
+        <w:rPr>
+          <w:rStyle w:val="VerbatimChar"/>
+        </w:rPr>
+        <w:t xml:space="preserve">GET /providers</w:t>
+      </w:r>
+      <w:r>
+        <w:t xml:space="preserve"> </w:t>
+      </w:r>
+      <w:r>
+        <w:t xml:space="preserve">lists providers with health; httptest-gated, self-contained (HXC-1530).</w:t>
+      </w:r>
+    </w:p>
+    <w:p>
+      <w:pPr>
+        <w:pStyle w:val="Compact"/>
+        <w:numPr>
+          <w:ilvl w:val="2"/>
+          <w:numId w:val="1009"/>
+        </w:numPr>
+      </w:pPr>
+      <w:r>
+        <w:rPr>
+          <w:rStyle w:val="VerbatimChar"/>
+        </w:rPr>
+        <w:t xml:space="preserve">marketplaceadapter</w:t>
+      </w:r>
+      <w:r>
+        <w:t xml:space="preserve"> </w:t>
+      </w:r>
+      <w:r>
+        <w:t xml:space="preserve">—</w:t>
+      </w:r>
+      <w:r>
+        <w:t xml:space="preserve"> </w:t>
+      </w:r>
+      <w:r>
+        <w:rPr>
+          <w:rStyle w:val="VerbatimChar"/>
+        </w:rPr>
+        <w:t xml:space="preserve">MarketplaceAdapter</w:t>
+      </w:r>
+      <w:r>
+        <w:t xml:space="preserve"> </w:t>
+      </w:r>
+      <w:r>
+        <w:t xml:space="preserve">interface (</w:t>
+      </w:r>
+      <w:r>
+        <w:rPr>
+          <w:rStyle w:val="VerbatimChar"/>
+        </w:rPr>
+        <w:t xml:space="preserve">Name</w:t>
+      </w:r>
+      <w:r>
+        <w:t xml:space="preserve">/</w:t>
+      </w:r>
+      <w:r>
+        <w:rPr>
+          <w:rStyle w:val="VerbatimChar"/>
+        </w:rPr>
+        <w:t xml:space="preserve">GetCurrentPricing</w:t>
+      </w:r>
+      <w:r>
+        <w:t xml:space="preserve">/</w:t>
+      </w:r>
+      <w:r>
+        <w:rPr>
+          <w:rStyle w:val="VerbatimChar"/>
+        </w:rPr>
+        <w:t xml:space="preserve">SubmitWork</w:t>
+      </w:r>
+      <w:r>
+        <w:t xml:space="preserve">) with a</w:t>
+      </w:r>
+      <w:r>
+        <w:t xml:space="preserve"> </w:t>
+      </w:r>
+      <w:r>
+        <w:rPr>
+          <w:rStyle w:val="VerbatimChar"/>
+        </w:rPr>
+        <w:t xml:space="preserve">Name()</w:t>
+      </w:r>
+      <w:r>
+        <w:t xml:space="preserve">-keyed dispatch</w:t>
+      </w:r>
+      <w:r>
+        <w:t xml:space="preserve"> </w:t>
+      </w:r>
+      <w:r>
+        <w:rPr>
+          <w:rStyle w:val="VerbatimChar"/>
+        </w:rPr>
+        <w:t xml:space="preserve">Registry</w:t>
+      </w:r>
+      <w:r>
+        <w:t xml:space="preserve"> </w:t>
+      </w:r>
+      <w:r>
+        <w:t xml:space="preserve">and a</w:t>
+      </w:r>
+      <w:r>
+        <w:t xml:space="preserve"> </w:t>
+      </w:r>
+      <w:r>
+        <w:rPr>
+          <w:rStyle w:val="VerbatimChar"/>
+        </w:rPr>
+        <w:t xml:space="preserve">ChutesAdapter</w:t>
+      </w:r>
+      <w:r>
+        <w:t xml:space="preserve"> </w:t>
+      </w:r>
+      <w:r>
+        <w:t xml:space="preserve">over HTTP (httptest fixture, non-2xx rejected) (HXC-1454).</w:t>
+      </w:r>
+    </w:p>
+    <w:p>
+      <w:pPr>
+        <w:pStyle w:val="Compact"/>
+        <w:numPr>
+          <w:ilvl w:val="2"/>
+          <w:numId w:val="1009"/>
+        </w:numPr>
+      </w:pPr>
+      <w:r>
+        <w:rPr>
+          <w:rStyle w:val="VerbatimChar"/>
+        </w:rPr>
+        <w:t xml:space="preserve">cmd/e2ee-proxy</w:t>
+      </w:r>
+      <w:r>
+        <w:t xml:space="preserve"> </w:t>
+      </w:r>
+      <w:r>
+        <w:t xml:space="preserve">— transparent ML-KEM-768 (</w:t>
+      </w:r>
+      <w:r>
+        <w:rPr>
+          <w:rStyle w:val="VerbatimChar"/>
+        </w:rPr>
+        <w:t xml:space="preserve">crypto/mlkem</w:t>
+      </w:r>
+      <w:r>
+        <w:t xml:space="preserve">) + AES-256-GCM encrypting proxy:</w:t>
+      </w:r>
+      <w:r>
+        <w:t xml:space="preserve"> </w:t>
+      </w:r>
+      <w:r>
+        <w:rPr>
+          <w:rStyle w:val="VerbatimChar"/>
+        </w:rPr>
+        <w:t xml:space="preserve">EncryptingTransport</w:t>
+      </w:r>
+      <w:r>
+        <w:t xml:space="preserve"> </w:t>
+      </w:r>
+      <w:r>
+        <w:t xml:space="preserve">seals request bodies and</w:t>
+      </w:r>
+      <w:r>
+        <w:t xml:space="preserve"> </w:t>
+      </w:r>
+      <w:r>
+        <w:rPr>
+          <w:rStyle w:val="VerbatimChar"/>
+        </w:rPr>
+        <w:t xml:space="preserve">DecryptingHandler</w:t>
+      </w:r>
+      <w:r>
+        <w:t xml:space="preserve"> </w:t>
+      </w:r>
+      <w:r>
+        <w:t xml:space="preserve">opens them, so the on-wire payload between proxy and upstream is ciphertext-only while the client receives the correct plaintext; tampered ciphertext is rejected (HXC-1532).</w:t>
+      </w:r>
+    </w:p>
+    <w:p>
+      <w:pPr>
+        <w:pStyle w:val="Compact"/>
+        <w:numPr>
+          <w:ilvl w:val="2"/>
+          <w:numId w:val="1009"/>
+        </w:numPr>
+      </w:pPr>
+      <w:r>
+        <w:rPr>
+          <w:rStyle w:val="VerbatimChar"/>
+        </w:rPr>
+        <w:t xml:space="preserve">e2eebench</w:t>
+      </w:r>
+      <w:r>
+        <w:t xml:space="preserve"> </w:t>
+      </w:r>
+      <w:r>
+        <w:t xml:space="preserve">—</w:t>
+      </w:r>
+      <w:r>
+        <w:t xml:space="preserve"> </w:t>
+      </w:r>
+      <w:r>
+        <w:rPr>
+          <w:rStyle w:val="VerbatimChar"/>
+        </w:rPr>
+        <w:t xml:space="preserve">MeasureHandshakeLatency</w:t>
+      </w:r>
+      <w:r>
+        <w:t xml:space="preserve"> </w:t>
+      </w:r>
+      <w:r>
+        <w:t xml:space="preserve">benchmarks the</w:t>
+      </w:r>
+      <w:r>
+        <w:t xml:space="preserve"> </w:t>
+      </w:r>
+      <w:r>
+        <w:rPr>
+          <w:rStyle w:val="VerbatimChar"/>
+        </w:rPr>
+        <w:t xml:space="preserve">hybridkex</w:t>
+      </w:r>
+      <w:r>
+        <w:t xml:space="preserve"> </w:t>
+      </w:r>
+      <w:r>
+        <w:t xml:space="preserve">full handshake (median + P95), proving median &lt; 1ms on host and enforcing per-iteration key agreement (</w:t>
+      </w:r>
+      <w:r>
+        <w:rPr>
+          <w:rStyle w:val="VerbatimChar"/>
+        </w:rPr>
+        <w:t xml:space="preserve">ErrKeyDisagreement</w:t>
+      </w:r>
+      <w:r>
+        <w:t xml:space="preserve">) (HXC-1556).</w:t>
+      </w:r>
+    </w:p>
+    <w:p>
+      <w:pPr>
+        <w:pStyle w:val="Compact"/>
+        <w:numPr>
+          <w:ilvl w:val="2"/>
+          <w:numId w:val="1009"/>
+        </w:numPr>
+      </w:pPr>
+      <w:r>
+        <w:rPr>
+          <w:rStyle w:val="VerbatimChar"/>
+        </w:rPr>
+        <w:t xml:space="preserve">archlint</w:t>
+      </w:r>
+      <w:r>
+        <w:t xml:space="preserve"> </w:t>
+      </w:r>
+      <w:r>
+        <w:t xml:space="preserve">+</w:t>
+      </w:r>
+      <w:r>
+        <w:t xml:space="preserve"> </w:t>
+      </w:r>
+      <w:r>
+        <w:rPr>
+          <w:rStyle w:val="VerbatimChar"/>
+        </w:rPr>
+        <w:t xml:space="preserve">docs/ARCHITECTURE.md</w:t>
+      </w:r>
+      <w:r>
+        <w:t xml:space="preserve"> </w:t>
+      </w:r>
+      <w:r>
+        <w:t xml:space="preserve">— the hardened L0–L7 architecture diagram and component map, mechanically enforced:</w:t>
+      </w:r>
+      <w:r>
+        <w:t xml:space="preserve"> </w:t>
+      </w:r>
+      <w:r>
+        <w:rPr>
+          <w:rStyle w:val="VerbatimChar"/>
+        </w:rPr>
+        <w:t xml:space="preserve">archlint</w:t>
+      </w:r>
+      <w:r>
+        <w:t xml:space="preserve"> </w:t>
+      </w:r>
+      <w:r>
+        <w:t xml:space="preserve">parses the component-map table and fails the build if any documented component maps to a package path that does not exist on disk (HXC-1424).</w:t>
       </w:r>
     </w:p>
     <w:p>
@@ -4130,11 +3966,11 @@
         <w:pStyle w:val="Compact"/>
         <w:numPr>
           <w:ilvl w:val="1"/>
-          <w:numId w:val="1007"/>
-        </w:numPr>
-      </w:pPr>
-      <w:r>
-        <w:t xml:space="preserve">Wave 68 (5 units, subagent-driven, 5 parallel streams in disjoint packages, run concurrently with wave 69):</w:t>
+          <w:numId w:val="1008"/>
+        </w:numPr>
+      </w:pPr>
+      <w:r>
+        <w:t xml:space="preserve">Wave 67 (5 units, subagent-driven, 5 parallel streams in disjoint packages):</w:t>
       </w:r>
     </w:p>
     <w:p>
@@ -4149,13 +3985,70 @@
         <w:rPr>
           <w:rStyle w:val="VerbatimChar"/>
         </w:rPr>
-        <w:t xml:space="preserve">dst</w:t>
-      </w:r>
-      <w:r>
-        <w:t xml:space="preserve"> </w:t>
-      </w:r>
-      <w:r>
-        <w:t xml:space="preserve">— standalone FoundationDB-style deterministic simulation harness: single-threaded seeded-RNG event loop with injectable network/disk/logical-clock; same seed =&gt; byte-for-byte identical trace + exact failure replay; 1000+ seeded sims (HXC-1419).</w:t>
+        <w:t xml:space="preserve">multiraft</w:t>
+      </w:r>
+      <w:r>
+        <w:t xml:space="preserve"> </w:t>
+      </w:r>
+      <w:r>
+        <w:t xml:space="preserve">—</w:t>
+      </w:r>
+      <w:r>
+        <w:t xml:space="preserve"> </w:t>
+      </w:r>
+      <w:r>
+        <w:rPr>
+          <w:rStyle w:val="VerbatimChar"/>
+        </w:rPr>
+        <w:t xml:space="preserve">MultiRaftManager</w:t>
+      </w:r>
+      <w:r>
+        <w:t xml:space="preserve"> </w:t>
+      </w:r>
+      <w:r>
+        <w:t xml:space="preserve">partitioning cluster state into independent per-shard</w:t>
+      </w:r>
+      <w:r>
+        <w:t xml:space="preserve"> </w:t>
+      </w:r>
+      <w:r>
+        <w:rPr>
+          <w:rStyle w:val="VerbatimChar"/>
+        </w:rPr>
+        <w:t xml:space="preserve">go.etcd.io/raft/v3</w:t>
+      </w:r>
+      <w:r>
+        <w:t xml:space="preserve"> </w:t>
+      </w:r>
+      <w:r>
+        <w:t xml:space="preserve">groups, each electing its own leader and committing independently via per-shard</w:t>
+      </w:r>
+      <w:r>
+        <w:t xml:space="preserve"> </w:t>
+      </w:r>
+      <w:r>
+        <w:rPr>
+          <w:rStyle w:val="VerbatimChar"/>
+        </w:rPr>
+        <w:t xml:space="preserve">Propose</w:t>
+      </w:r>
+      <w:r>
+        <w:t xml:space="preserve"> </w:t>
+      </w:r>
+      <w:r>
+        <w:t xml:space="preserve">routing over an in-process</w:t>
+      </w:r>
+      <w:r>
+        <w:t xml:space="preserve"> </w:t>
+      </w:r>
+      <w:r>
+        <w:rPr>
+          <w:rStyle w:val="VerbatimChar"/>
+        </w:rPr>
+        <w:t xml:space="preserve">RaftTransport</w:t>
+      </w:r>
+      <w:r>
+        <w:t xml:space="preserve">; write throughput scales with shard count and a shard re-elects on leader loss while others keep committing (HXC-1387).</w:t>
       </w:r>
     </w:p>
     <w:p>
@@ -4170,13 +4063,58 @@
         <w:rPr>
           <w:rStyle w:val="VerbatimChar"/>
         </w:rPr>
-        <w:t xml:space="preserve">porcupine</w:t>
-      </w:r>
-      <w:r>
-        <w:t xml:space="preserve"> </w:t>
-      </w:r>
-      <w:r>
-        <w:t xml:space="preserve">— self-contained WGL linearizability checker + concurrent history recorder: PASS on linearizable, FAIL (with violating op) on a seeded non-linearizable history (HXC-1421).</w:t>
+        <w:t xml:space="preserve">stonith</w:t>
+      </w:r>
+      <w:r>
+        <w:t xml:space="preserve"> </w:t>
+      </w:r>
+      <w:r>
+        <w:t xml:space="preserve">— STONITH fencing: a</w:t>
+      </w:r>
+      <w:r>
+        <w:t xml:space="preserve"> </w:t>
+      </w:r>
+      <w:r>
+        <w:rPr>
+          <w:rStyle w:val="VerbatimChar"/>
+        </w:rPr>
+        <w:t xml:space="preserve">FencingAgent</w:t>
+      </w:r>
+      <w:r>
+        <w:t xml:space="preserve"> </w:t>
+      </w:r>
+      <w:r>
+        <w:t xml:space="preserve">interface with IPMI / AWS-EC2 / Azure-ARM / SBD-shared-disk / NoOp drivers and a</w:t>
+      </w:r>
+      <w:r>
+        <w:t xml:space="preserve"> </w:t>
+      </w:r>
+      <w:r>
+        <w:rPr>
+          <w:rStyle w:val="VerbatimChar"/>
+        </w:rPr>
+        <w:t xml:space="preserve">MultiLevelFencer</w:t>
+      </w:r>
+      <w:r>
+        <w:t xml:space="preserve"> </w:t>
+      </w:r>
+      <w:r>
+        <w:t xml:space="preserve">multi-level fallback, with sink-side fence confirmation; the IPMI real-binary path is an honest SKIP-with-reason when</w:t>
+      </w:r>
+      <w:r>
+        <w:t xml:space="preserve"> </w:t>
+      </w:r>
+      <w:r>
+        <w:rPr>
+          <w:rStyle w:val="VerbatimChar"/>
+        </w:rPr>
+        <w:t xml:space="preserve">ipmitool</w:t>
+      </w:r>
+      <w:r>
+        <w:t xml:space="preserve"> </w:t>
+      </w:r>
+      <w:r>
+        <w:t xml:space="preserve">is absent (HXC-1401).</w:t>
       </w:r>
     </w:p>
     <w:p>
@@ -4191,46 +4129,13 @@
         <w:rPr>
           <w:rStyle w:val="VerbatimChar"/>
         </w:rPr>
-        <w:t xml:space="preserve">kraft</w:t>
-      </w:r>
-      <w:r>
-        <w:t xml:space="preserve"> </w:t>
-      </w:r>
-      <w:r>
-        <w:t xml:space="preserve">— KRaft-style self-managed Raft metadata quorum (</w:t>
-      </w:r>
-      <w:r>
-        <w:rPr>
-          <w:rStyle w:val="VerbatimChar"/>
-        </w:rPr>
-        <w:t xml:space="preserve">go.etcd.io/raft/v3</w:t>
-      </w:r>
-      <w:r>
-        <w:t xml:space="preserve">, no ZooKeeper): replicated</w:t>
-      </w:r>
-      <w:r>
-        <w:t xml:space="preserve"> </w:t>
-      </w:r>
-      <w:r>
-        <w:rPr>
-          <w:rStyle w:val="VerbatimChar"/>
-        </w:rPr>
-        <w:t xml:space="preserve">CreateTopic</w:t>
-      </w:r>
-      <w:r>
-        <w:t xml:space="preserve">/</w:t>
-      </w:r>
-      <w:r>
-        <w:rPr>
-          <w:rStyle w:val="VerbatimChar"/>
-        </w:rPr>
-        <w:t xml:space="preserve">ListTopics</w:t>
-      </w:r>
-      <w:r>
-        <w:t xml:space="preserve"> </w:t>
-      </w:r>
-      <w:r>
-        <w:t xml:space="preserve">+ partition-leader assignment, controller election + controller-loss failover (HXC-1417).</w:t>
+        <w:t xml:space="preserve">deviceplugin</w:t>
+      </w:r>
+      <w:r>
+        <w:t xml:space="preserve"> </w:t>
+      </w:r>
+      <w:r>
+        <w:t xml:space="preserve">— Nomad/K8s-style gRPC device-plugin / GRES fingerprinting framework over real gRPC: plugins register full device fingerprints, the registry parses GRES descriptors, atomically applies fingerprints, allocates by request, and rejects oversubscription (HXC-1407).</w:t>
       </w:r>
     </w:p>
     <w:p>
@@ -4245,13 +4150,70 @@
         <w:rPr>
           <w:rStyle w:val="VerbatimChar"/>
         </w:rPr>
-        <w:t xml:space="preserve">internal/chaos</w:t>
-      </w:r>
-      <w:r>
-        <w:t xml:space="preserve"> </w:t>
-      </w:r>
-      <w:r>
-        <w:t xml:space="preserve">— fault-injection library (PodKill/NetworkPartition/DiskStall/ClockSkew) + canary-guarded runner with automatic rollback on health&lt;SLO; deterministic via injected clock + seeded selection (HXC-1422).</w:t>
+        <w:t xml:space="preserve">internal/gpu</w:t>
+      </w:r>
+      <w:r>
+        <w:t xml:space="preserve"> </w:t>
+      </w:r>
+      <w:r>
+        <w:t xml:space="preserve">(additive</w:t>
+      </w:r>
+      <w:r>
+        <w:t xml:space="preserve"> </w:t>
+      </w:r>
+      <w:r>
+        <w:rPr>
+          <w:rStyle w:val="VerbatimChar"/>
+        </w:rPr>
+        <w:t xml:space="preserve">manager_helixpow.go</w:t>
+      </w:r>
+      <w:r>
+        <w:t xml:space="preserve">) — dual-workload capacity reservation:</w:t>
+      </w:r>
+      <w:r>
+        <w:t xml:space="preserve"> </w:t>
+      </w:r>
+      <w:r>
+        <w:rPr>
+          <w:rStyle w:val="VerbatimChar"/>
+        </w:rPr>
+        <w:t xml:space="preserve">ReserveForHelixPoW(fraction)</w:t>
+      </w:r>
+      <w:r>
+        <w:t xml:space="preserve"> </w:t>
+      </w:r>
+      <w:r>
+        <w:t xml:space="preserve">+</w:t>
+      </w:r>
+      <w:r>
+        <w:t xml:space="preserve"> </w:t>
+      </w:r>
+      <w:r>
+        <w:rPr>
+          <w:rStyle w:val="VerbatimChar"/>
+        </w:rPr>
+        <w:t xml:space="preserve">ChutesCapacity()</w:t>
+      </w:r>
+      <w:r>
+        <w:t xml:space="preserve"> </w:t>
+      </w:r>
+      <w:r>
+        <w:t xml:space="preserve">reporting only the non-reserved remainder, with a strict</w:t>
+      </w:r>
+      <w:r>
+        <w:t xml:space="preserve"> </w:t>
+      </w:r>
+      <w:r>
+        <w:rPr>
+          <w:rStyle w:val="VerbatimChar"/>
+        </w:rPr>
+        <w:t xml:space="preserve">&gt;0.80</w:t>
+      </w:r>
+      <w:r>
+        <w:t xml:space="preserve"> </w:t>
+      </w:r>
+      <w:r>
+        <w:t xml:space="preserve">Helix-load Gepetto starvation guard that zeroes Chutes capacity (HXC-1447).</w:t>
       </w:r>
     </w:p>
     <w:p>
@@ -4266,7 +4228,7 @@
         <w:rPr>
           <w:rStyle w:val="VerbatimChar"/>
         </w:rPr>
-        <w:t xml:space="preserve">multiraft</w:t>
+        <w:t xml:space="preserve">chutes</w:t>
       </w:r>
       <w:r>
         <w:t xml:space="preserve"> </w:t>
@@ -4281,7 +4243,7 @@
         <w:rPr>
           <w:rStyle w:val="VerbatimChar"/>
         </w:rPr>
-        <w:t xml:space="preserve">lease.go</w:t>
+        <w:t xml:space="preserve">config.go</w:t>
       </w:r>
       <w:r>
         <w:t xml:space="preserve">) —</w:t>
@@ -4293,25 +4255,55 @@
         <w:rPr>
           <w:rStyle w:val="VerbatimChar"/>
         </w:rPr>
-        <w:t xml:space="preserve">LeaseTracker</w:t>
-      </w:r>
-      <w:r>
-        <w:t xml:space="preserve"> </w:t>
-      </w:r>
-      <w:r>
-        <w:t xml:space="preserve">CockroachDB-style leaseholder local reads (no Raft round-trip), follower routing via</w:t>
-      </w:r>
-      <w:r>
-        <w:t xml:space="preserve"> </w:t>
-      </w:r>
-      <w:r>
-        <w:rPr>
-          <w:rStyle w:val="VerbatimChar"/>
-        </w:rPr>
-        <w:t xml:space="preserve">RaftTransport.SendRead</w:t>
-      </w:r>
-      <w:r>
-        <w:t xml:space="preserve">, lease-expiry re-route against an injected clock (HXC-1389).</w:t>
+        <w:t xml:space="preserve">ChutesMinerConfig</w:t>
+      </w:r>
+      <w:r>
+        <w:t xml:space="preserve"> </w:t>
+      </w:r>
+      <w:r>
+        <w:t xml:space="preserve">and</w:t>
+      </w:r>
+      <w:r>
+        <w:t xml:space="preserve"> </w:t>
+      </w:r>
+      <w:r>
+        <w:rPr>
+          <w:rStyle w:val="VerbatimChar"/>
+        </w:rPr>
+        <w:t xml:space="preserve">ValidatorConfig</w:t>
+      </w:r>
+      <w:r>
+        <w:t xml:space="preserve"> </w:t>
+      </w:r>
+      <w:r>
+        <w:t xml:space="preserve">deployment descriptors with</w:t>
+      </w:r>
+      <w:r>
+        <w:t xml:space="preserve"> </w:t>
+      </w:r>
+      <w:r>
+        <w:rPr>
+          <w:rStyle w:val="VerbatimChar"/>
+        </w:rPr>
+        <w:t xml:space="preserve">Validate()</w:t>
+      </w:r>
+      <w:r>
+        <w:t xml:space="preserve"> </w:t>
+      </w:r>
+      <w:r>
+        <w:t xml:space="preserve">invariants (non-empty IDs/hotkeys,</w:t>
+      </w:r>
+      <w:r>
+        <w:t xml:space="preserve"> </w:t>
+      </w:r>
+      <w:r>
+        <w:rPr>
+          <w:rStyle w:val="VerbatimChar"/>
+        </w:rPr>
+        <w:t xml:space="preserve">GPUCount&gt;0</w:t>
+      </w:r>
+      <w:r>
+        <w:t xml:space="preserve">, non-negative cost, positive cache size, TEE consistency) (HXC-1439).</w:t>
       </w:r>
     </w:p>
     <w:p>
@@ -4319,11 +4311,11 @@
         <w:pStyle w:val="Compact"/>
         <w:numPr>
           <w:ilvl w:val="1"/>
-          <w:numId w:val="1007"/>
-        </w:numPr>
-      </w:pPr>
-      <w:r>
-        <w:t xml:space="preserve">Wave 69 (5 units, subagent-driven, 5 parallel streams in disjoint packages, run concurrently with wave 68):</w:t>
+          <w:numId w:val="1008"/>
+        </w:numPr>
+      </w:pPr>
+      <w:r>
+        <w:t xml:space="preserve">Wave 68 (5 units, subagent-driven, 5 parallel streams in disjoint packages, run concurrently with wave 69):</w:t>
       </w:r>
     </w:p>
     <w:p>
@@ -4338,43 +4330,13 @@
         <w:rPr>
           <w:rStyle w:val="VerbatimChar"/>
         </w:rPr>
-        <w:t xml:space="preserve">stonith</w:t>
-      </w:r>
-      <w:r>
-        <w:t xml:space="preserve"> </w:t>
-      </w:r>
-      <w:r>
-        <w:t xml:space="preserve">— IPMI credential hardening: BMC password delivered via the</w:t>
-      </w:r>
-      <w:r>
-        <w:t xml:space="preserve"> </w:t>
-      </w:r>
-      <w:r>
-        <w:rPr>
-          <w:rStyle w:val="VerbatimChar"/>
-        </w:rPr>
-        <w:t xml:space="preserve">IPMI_PASSWORD</w:t>
-      </w:r>
-      <w:r>
-        <w:t xml:space="preserve"> </w:t>
-      </w:r>
-      <w:r>
-        <w:t xml:space="preserve">env +</w:t>
-      </w:r>
-      <w:r>
-        <w:t xml:space="preserve"> </w:t>
-      </w:r>
-      <w:r>
-        <w:rPr>
-          <w:rStyle w:val="VerbatimChar"/>
-        </w:rPr>
-        <w:t xml:space="preserve">-E</w:t>
-      </w:r>
-      <w:r>
-        <w:t xml:space="preserve"> </w:t>
-      </w:r>
-      <w:r>
-        <w:t xml:space="preserve">(never on the argv / process table) with redacted argv in error strings; tests assert the password appears in neither argv nor errors (HXC-908, closing a wave-67 follow-up).</w:t>
+        <w:t xml:space="preserve">dst</w:t>
+      </w:r>
+      <w:r>
+        <w:t xml:space="preserve"> </w:t>
+      </w:r>
+      <w:r>
+        <w:t xml:space="preserve">— standalone FoundationDB-style deterministic simulation harness: single-threaded seeded-RNG event loop with injectable network/disk/logical-clock; same seed =&gt; byte-for-byte identical trace + exact failure replay; 1000+ seeded sims (HXC-1419).</w:t>
       </w:r>
     </w:p>
     <w:p>
@@ -4389,58 +4351,13 @@
         <w:rPr>
           <w:rStyle w:val="VerbatimChar"/>
         </w:rPr>
-        <w:t xml:space="preserve">deviceplugin</w:t>
-      </w:r>
-      <w:r>
-        <w:t xml:space="preserve"> </w:t>
-      </w:r>
-      <w:r>
-        <w:t xml:space="preserve">— concurrency test driving</w:t>
-      </w:r>
-      <w:r>
-        <w:t xml:space="preserve"> </w:t>
-      </w:r>
-      <w:r>
-        <w:rPr>
-          <w:rStyle w:val="VerbatimChar"/>
-        </w:rPr>
-        <w:t xml:space="preserve">ApplyFingerprint</w:t>
-      </w:r>
-      <w:r>
-        <w:t xml:space="preserve">/</w:t>
-      </w:r>
-      <w:r>
-        <w:rPr>
-          <w:rStyle w:val="VerbatimChar"/>
-        </w:rPr>
-        <w:t xml:space="preserve">Allocate</w:t>
-      </w:r>
-      <w:r>
-        <w:t xml:space="preserve">/</w:t>
-      </w:r>
-      <w:r>
-        <w:rPr>
-          <w:rStyle w:val="VerbatimChar"/>
-        </w:rPr>
-        <w:t xml:space="preserve">Release</w:t>
-      </w:r>
-      <w:r>
-        <w:t xml:space="preserve"> </w:t>
-      </w:r>
-      <w:r>
-        <w:t xml:space="preserve">from 50+ goroutines under</w:t>
-      </w:r>
-      <w:r>
-        <w:t xml:space="preserve"> </w:t>
-      </w:r>
-      <w:r>
-        <w:rPr>
-          <w:rStyle w:val="VerbatimChar"/>
-        </w:rPr>
-        <w:t xml:space="preserve">-race</w:t>
-      </w:r>
-      <w:r>
-        <w:t xml:space="preserve">, proving the Registry never oversubscribes (mutex removal trips the race detector) (HXC-910, closing a wave-67 follow-up).</w:t>
+        <w:t xml:space="preserve">porcupine</w:t>
+      </w:r>
+      <w:r>
+        <w:t xml:space="preserve"> </w:t>
+      </w:r>
+      <w:r>
+        <w:t xml:space="preserve">— self-contained WGL linearizability checker + concurrent history recorder: PASS on linearizable, FAIL (with violating op) on a seeded non-linearizable history (HXC-1421).</w:t>
       </w:r>
     </w:p>
     <w:p>
@@ -4455,43 +4372,46 @@
         <w:rPr>
           <w:rStyle w:val="VerbatimChar"/>
         </w:rPr>
-        <w:t xml:space="preserve">internal/llm</w:t>
-      </w:r>
-      <w:r>
-        <w:t xml:space="preserve"> </w:t>
-      </w:r>
-      <w:r>
-        <w:t xml:space="preserve">— replaced the stub</w:t>
-      </w:r>
-      <w:r>
-        <w:t xml:space="preserve"> </w:t>
-      </w:r>
-      <w:r>
-        <w:rPr>
-          <w:rStyle w:val="VerbatimChar"/>
-        </w:rPr>
-        <w:t xml:space="preserve">Inference</w:t>
-      </w:r>
-      <w:r>
-        <w:t xml:space="preserve"> </w:t>
-      </w:r>
-      <w:r>
-        <w:t xml:space="preserve">with a real strategy-based router (latency/throughput/quality/cost) over the live model registry, excluding unhealthy/unloaded models with a typed no-eligible-model error and a real injectable</w:t>
-      </w:r>
-      <w:r>
-        <w:t xml:space="preserve"> </w:t>
-      </w:r>
-      <w:r>
-        <w:rPr>
-          <w:rStyle w:val="VerbatimChar"/>
-        </w:rPr>
-        <w:t xml:space="preserve">Backend</w:t>
-      </w:r>
-      <w:r>
-        <w:t xml:space="preserve"> </w:t>
-      </w:r>
-      <w:r>
-        <w:t xml:space="preserve">seam (HXC-1470).</w:t>
+        <w:t xml:space="preserve">kraft</w:t>
+      </w:r>
+      <w:r>
+        <w:t xml:space="preserve"> </w:t>
+      </w:r>
+      <w:r>
+        <w:t xml:space="preserve">— KRaft-style self-managed Raft metadata quorum (</w:t>
+      </w:r>
+      <w:r>
+        <w:rPr>
+          <w:rStyle w:val="VerbatimChar"/>
+        </w:rPr>
+        <w:t xml:space="preserve">go.etcd.io/raft/v3</w:t>
+      </w:r>
+      <w:r>
+        <w:t xml:space="preserve">, no ZooKeeper): replicated</w:t>
+      </w:r>
+      <w:r>
+        <w:t xml:space="preserve"> </w:t>
+      </w:r>
+      <w:r>
+        <w:rPr>
+          <w:rStyle w:val="VerbatimChar"/>
+        </w:rPr>
+        <w:t xml:space="preserve">CreateTopic</w:t>
+      </w:r>
+      <w:r>
+        <w:t xml:space="preserve">/</w:t>
+      </w:r>
+      <w:r>
+        <w:rPr>
+          <w:rStyle w:val="VerbatimChar"/>
+        </w:rPr>
+        <w:t xml:space="preserve">ListTopics</w:t>
+      </w:r>
+      <w:r>
+        <w:t xml:space="preserve"> </w:t>
+      </w:r>
+      <w:r>
+        <w:t xml:space="preserve">+ partition-leader assignment, controller election + controller-loss failover (HXC-1417).</w:t>
       </w:r>
     </w:p>
     <w:p>
@@ -4506,100 +4426,13 @@
         <w:rPr>
           <w:rStyle w:val="VerbatimChar"/>
         </w:rPr>
-        <w:t xml:space="preserve">metrics</w:t>
-      </w:r>
-      <w:r>
-        <w:t xml:space="preserve"> </w:t>
-      </w:r>
-      <w:r>
-        <w:t xml:space="preserve">(additive</w:t>
-      </w:r>
-      <w:r>
-        <w:t xml:space="preserve"> </w:t>
-      </w:r>
-      <w:r>
-        <w:rPr>
-          <w:rStyle w:val="VerbatimChar"/>
-        </w:rPr>
-        <w:t xml:space="preserve">earningsmetrics.go</w:t>
-      </w:r>
-      <w:r>
-        <w:t xml:space="preserve">) —</w:t>
-      </w:r>
-      <w:r>
-        <w:t xml:space="preserve"> </w:t>
-      </w:r>
-      <w:r>
-        <w:rPr>
-          <w:rStyle w:val="VerbatimChar"/>
-        </w:rPr>
-        <w:t xml:space="preserve">EarningsMetrics</w:t>
-      </w:r>
-      <w:r>
-        <w:t xml:space="preserve"> </w:t>
-      </w:r>
-      <w:r>
-        <w:t xml:space="preserve">exposing</w:t>
-      </w:r>
-      <w:r>
-        <w:t xml:space="preserve"> </w:t>
-      </w:r>
-      <w:r>
-        <w:rPr>
-          <w:rStyle w:val="VerbatimChar"/>
-        </w:rPr>
-        <w:t xml:space="preserve">tao_earnings_total</w:t>
-      </w:r>
-      <w:r>
-        <w:t xml:space="preserve"> </w:t>
-      </w:r>
-      <w:r>
-        <w:t xml:space="preserve">/</w:t>
-      </w:r>
-      <w:r>
-        <w:t xml:space="preserve"> </w:t>
-      </w:r>
-      <w:r>
-        <w:rPr>
-          <w:rStyle w:val="VerbatimChar"/>
-        </w:rPr>
-        <w:t xml:space="preserve">graval_attestation_status</w:t>
-      </w:r>
-      <w:r>
-        <w:t xml:space="preserve"> </w:t>
-      </w:r>
-      <w:r>
-        <w:t xml:space="preserve">/</w:t>
-      </w:r>
-      <w:r>
-        <w:t xml:space="preserve"> </w:t>
-      </w:r>
-      <w:r>
-        <w:rPr>
-          <w:rStyle w:val="VerbatimChar"/>
-        </w:rPr>
-        <w:t xml:space="preserve">token_throughput</w:t>
-      </w:r>
-      <w:r>
-        <w:t xml:space="preserve"> </w:t>
-      </w:r>
-      <w:r>
-        <w:t xml:space="preserve">/</w:t>
-      </w:r>
-      <w:r>
-        <w:t xml:space="preserve"> </w:t>
-      </w:r>
-      <w:r>
-        <w:rPr>
-          <w:rStyle w:val="VerbatimChar"/>
-        </w:rPr>
-        <w:t xml:space="preserve">gpu_utilization</w:t>
-      </w:r>
-      <w:r>
-        <w:t xml:space="preserve"> </w:t>
-      </w:r>
-      <w:r>
-        <w:t xml:space="preserve">Prometheus-text series with deterministic (sorted) ordering + concurrent-safe setters (HXC-1483).</w:t>
+        <w:t xml:space="preserve">internal/chaos</w:t>
+      </w:r>
+      <w:r>
+        <w:t xml:space="preserve"> </w:t>
+      </w:r>
+      <w:r>
+        <w:t xml:space="preserve">— fault-injection library (PodKill/NetworkPartition/DiskStall/ClockSkew) + canary-guarded runner with automatic rollback on health&lt;SLO; deterministic via injected clock + seeded selection (HXC-1422).</w:t>
       </w:r>
     </w:p>
     <w:p>
@@ -4614,7 +4447,7 @@
         <w:rPr>
           <w:rStyle w:val="VerbatimChar"/>
         </w:rPr>
-        <w:t xml:space="preserve">internal/gpu</w:t>
+        <w:t xml:space="preserve">multiraft</w:t>
       </w:r>
       <w:r>
         <w:t xml:space="preserve"> </w:t>
@@ -4629,49 +4462,37 @@
         <w:rPr>
           <w:rStyle w:val="VerbatimChar"/>
         </w:rPr>
-        <w:t xml:space="preserve">attesthook.go</w:t>
-      </w:r>
-      <w:r>
-        <w:t xml:space="preserve">) — GraVal attestation hook:</w:t>
-      </w:r>
-      <w:r>
-        <w:t xml:space="preserve"> </w:t>
-      </w:r>
-      <w:r>
-        <w:rPr>
-          <w:rStyle w:val="VerbatimChar"/>
-        </w:rPr>
-        <w:t xml:space="preserve">AllocateForChutes</w:t>
-      </w:r>
-      <w:r>
-        <w:t xml:space="preserve"> </w:t>
-      </w:r>
-      <w:r>
-        <w:t xml:space="preserve">refuses a GPU that has not passed attestation (</w:t>
-      </w:r>
-      <w:r>
-        <w:rPr>
-          <w:rStyle w:val="VerbatimChar"/>
-        </w:rPr>
-        <w:t xml:space="preserve">ErrAttestationRequired</w:t>
-      </w:r>
-      <w:r>
-        <w:t xml:space="preserve">), even on the idempotent re-allocation path; injectable</w:t>
-      </w:r>
-      <w:r>
-        <w:t xml:space="preserve"> </w:t>
-      </w:r>
-      <w:r>
-        <w:rPr>
-          <w:rStyle w:val="VerbatimChar"/>
-        </w:rPr>
-        <w:t xml:space="preserve">ChutesAttestor</w:t>
-      </w:r>
-      <w:r>
-        <w:t xml:space="preserve"> </w:t>
-      </w:r>
-      <w:r>
-        <w:t xml:space="preserve">seam (HXC-1448).</w:t>
+        <w:t xml:space="preserve">lease.go</w:t>
+      </w:r>
+      <w:r>
+        <w:t xml:space="preserve">) —</w:t>
+      </w:r>
+      <w:r>
+        <w:t xml:space="preserve"> </w:t>
+      </w:r>
+      <w:r>
+        <w:rPr>
+          <w:rStyle w:val="VerbatimChar"/>
+        </w:rPr>
+        <w:t xml:space="preserve">LeaseTracker</w:t>
+      </w:r>
+      <w:r>
+        <w:t xml:space="preserve"> </w:t>
+      </w:r>
+      <w:r>
+        <w:t xml:space="preserve">CockroachDB-style leaseholder local reads (no Raft round-trip), follower routing via</w:t>
+      </w:r>
+      <w:r>
+        <w:t xml:space="preserve"> </w:t>
+      </w:r>
+      <w:r>
+        <w:rPr>
+          <w:rStyle w:val="VerbatimChar"/>
+        </w:rPr>
+        <w:t xml:space="preserve">RaftTransport.SendRead</w:t>
+      </w:r>
+      <w:r>
+        <w:t xml:space="preserve">, lease-expiry re-route against an injected clock (HXC-1389).</w:t>
       </w:r>
     </w:p>
     <w:p>
@@ -4679,11 +4500,11 @@
         <w:pStyle w:val="Compact"/>
         <w:numPr>
           <w:ilvl w:val="1"/>
-          <w:numId w:val="1007"/>
-        </w:numPr>
-      </w:pPr>
-      <w:r>
-        <w:t xml:space="preserve">Wave 70 (5 units, subagent-driven, 5 parallel streams in disjoint packages, run concurrently with wave 71):</w:t>
+          <w:numId w:val="1008"/>
+        </w:numPr>
+      </w:pPr>
+      <w:r>
+        <w:t xml:space="preserve">Wave 69 (5 units, subagent-driven, 5 parallel streams in disjoint packages, run concurrently with wave 68):</w:t>
       </w:r>
     </w:p>
     <w:p>
@@ -4698,40 +4519,43 @@
         <w:rPr>
           <w:rStyle w:val="VerbatimChar"/>
         </w:rPr>
-        <w:t xml:space="preserve">provider/chutes</w:t>
-      </w:r>
-      <w:r>
-        <w:t xml:space="preserve"> </w:t>
-      </w:r>
-      <w:r>
-        <w:t xml:space="preserve">— OpenAI-compatible</w:t>
-      </w:r>
-      <w:r>
-        <w:t xml:space="preserve"> </w:t>
-      </w:r>
-      <w:r>
-        <w:rPr>
-          <w:rStyle w:val="VerbatimChar"/>
-        </w:rPr>
-        <w:t xml:space="preserve">/v1/chat/completions</w:t>
-      </w:r>
-      <w:r>
-        <w:t xml:space="preserve"> </w:t>
-      </w:r>
-      <w:r>
-        <w:t xml:space="preserve">provider (</w:t>
-      </w:r>
-      <w:r>
-        <w:rPr>
-          <w:rStyle w:val="VerbatimChar"/>
-        </w:rPr>
-        <w:t xml:space="preserve">cpk_</w:t>
-      </w:r>
-      <w:r>
-        <w:t xml:space="preserve"> </w:t>
-      </w:r>
-      <w:r>
-        <w:t xml:space="preserve">Bearer) with HTTP-429 retry+backoff; httptest proves retry-then-success, Bearer header, and typed errors (HXC-1510).</w:t>
+        <w:t xml:space="preserve">stonith</w:t>
+      </w:r>
+      <w:r>
+        <w:t xml:space="preserve"> </w:t>
+      </w:r>
+      <w:r>
+        <w:t xml:space="preserve">— IPMI credential hardening: BMC password delivered via the</w:t>
+      </w:r>
+      <w:r>
+        <w:t xml:space="preserve"> </w:t>
+      </w:r>
+      <w:r>
+        <w:rPr>
+          <w:rStyle w:val="VerbatimChar"/>
+        </w:rPr>
+        <w:t xml:space="preserve">IPMI_PASSWORD</w:t>
+      </w:r>
+      <w:r>
+        <w:t xml:space="preserve"> </w:t>
+      </w:r>
+      <w:r>
+        <w:t xml:space="preserve">env +</w:t>
+      </w:r>
+      <w:r>
+        <w:t xml:space="preserve"> </w:t>
+      </w:r>
+      <w:r>
+        <w:rPr>
+          <w:rStyle w:val="VerbatimChar"/>
+        </w:rPr>
+        <w:t xml:space="preserve">-E</w:t>
+      </w:r>
+      <w:r>
+        <w:t xml:space="preserve"> </w:t>
+      </w:r>
+      <w:r>
+        <w:t xml:space="preserve">(never on the argv / process table) with redacted argv in error strings; tests assert the password appears in neither argv nor errors (HXC-908, closing a wave-67 follow-up).</w:t>
       </w:r>
     </w:p>
     <w:p>
@@ -4746,34 +4570,22 @@
         <w:rPr>
           <w:rStyle w:val="VerbatimChar"/>
         </w:rPr>
-        <w:t xml:space="preserve">pool</w:t>
-      </w:r>
-      <w:r>
-        <w:t xml:space="preserve"> </w:t>
-      </w:r>
-      <w:r>
-        <w:t xml:space="preserve">(additive</w:t>
-      </w:r>
-      <w:r>
-        <w:t xml:space="preserve"> </w:t>
-      </w:r>
-      <w:r>
-        <w:rPr>
-          <w:rStyle w:val="VerbatimChar"/>
-        </w:rPr>
-        <w:t xml:space="preserve">model.go</w:t>
-      </w:r>
-      <w:r>
-        <w:t xml:space="preserve">) —</w:t>
-      </w:r>
-      <w:r>
-        <w:t xml:space="preserve"> </w:t>
-      </w:r>
-      <w:r>
-        <w:rPr>
-          <w:rStyle w:val="VerbatimChar"/>
-        </w:rPr>
-        <w:t xml:space="preserve">GPUDevice</w:t>
+        <w:t xml:space="preserve">deviceplugin</w:t>
+      </w:r>
+      <w:r>
+        <w:t xml:space="preserve"> </w:t>
+      </w:r>
+      <w:r>
+        <w:t xml:space="preserve">— concurrency test driving</w:t>
+      </w:r>
+      <w:r>
+        <w:t xml:space="preserve"> </w:t>
+      </w:r>
+      <w:r>
+        <w:rPr>
+          <w:rStyle w:val="VerbatimChar"/>
+        </w:rPr>
+        <w:t xml:space="preserve">ApplyFingerprint</w:t>
       </w:r>
       <w:r>
         <w:t xml:space="preserve">/</w:t>
@@ -4782,7 +4594,7 @@
         <w:rPr>
           <w:rStyle w:val="VerbatimChar"/>
         </w:rPr>
-        <w:t xml:space="preserve">WorkloadSpec</w:t>
+        <w:t xml:space="preserve">Allocate</w:t>
       </w:r>
       <w:r>
         <w:t xml:space="preserve">/</w:t>
@@ -4791,22 +4603,25 @@
         <w:rPr>
           <w:rStyle w:val="VerbatimChar"/>
         </w:rPr>
-        <w:t xml:space="preserve">GPUAllocation</w:t>
-      </w:r>
-      <w:r>
-        <w:t xml:space="preserve">/</w:t>
-      </w:r>
-      <w:r>
-        <w:rPr>
-          <w:rStyle w:val="VerbatimChar"/>
-        </w:rPr>
-        <w:t xml:space="preserve">PoolStatus</w:t>
-      </w:r>
-      <w:r>
-        <w:t xml:space="preserve"> </w:t>
-      </w:r>
-      <w:r>
-        <w:t xml:space="preserve">data model with snake_case JSON tags + round-trip/concurrency tests (HXC-1495).</w:t>
+        <w:t xml:space="preserve">Release</w:t>
+      </w:r>
+      <w:r>
+        <w:t xml:space="preserve"> </w:t>
+      </w:r>
+      <w:r>
+        <w:t xml:space="preserve">from 50+ goroutines under</w:t>
+      </w:r>
+      <w:r>
+        <w:t xml:space="preserve"> </w:t>
+      </w:r>
+      <w:r>
+        <w:rPr>
+          <w:rStyle w:val="VerbatimChar"/>
+        </w:rPr>
+        <w:t xml:space="preserve">-race</w:t>
+      </w:r>
+      <w:r>
+        <w:t xml:space="preserve">, proving the Registry never oversubscribes (mutex removal trips the race detector) (HXC-910, closing a wave-67 follow-up).</w:t>
       </w:r>
     </w:p>
     <w:p>
@@ -4821,55 +4636,43 @@
         <w:rPr>
           <w:rStyle w:val="VerbatimChar"/>
         </w:rPr>
-        <w:t xml:space="preserve">quantization</w:t>
-      </w:r>
-      <w:r>
-        <w:t xml:space="preserve"> </w:t>
-      </w:r>
-      <w:r>
-        <w:t xml:space="preserve">(additive</w:t>
-      </w:r>
-      <w:r>
-        <w:t xml:space="preserve"> </w:t>
-      </w:r>
-      <w:r>
-        <w:rPr>
-          <w:rStyle w:val="VerbatimChar"/>
-        </w:rPr>
-        <w:t xml:space="preserve">awq.go</w:t>
-      </w:r>
-      <w:r>
-        <w:t xml:space="preserve">) — AWQ 4-bit default serving format +</w:t>
-      </w:r>
-      <w:r>
-        <w:t xml:space="preserve"> </w:t>
-      </w:r>
-      <w:r>
-        <w:rPr>
-          <w:rStyle w:val="VerbatimChar"/>
-        </w:rPr>
-        <w:t xml:space="preserve">EstimateVRAM</w:t>
-      </w:r>
-      <w:r>
-        <w:t xml:space="preserve"> </w:t>
-      </w:r>
-      <w:r>
-        <w:t xml:space="preserve">(~25% of fp16) + budget-aware</w:t>
-      </w:r>
-      <w:r>
-        <w:t xml:space="preserve"> </w:t>
-      </w:r>
-      <w:r>
-        <w:rPr>
-          <w:rStyle w:val="VerbatimChar"/>
-        </w:rPr>
-        <w:t xml:space="preserve">SelectFormat</w:t>
-      </w:r>
-      <w:r>
-        <w:t xml:space="preserve"> </w:t>
-      </w:r>
-      <w:r>
-        <w:t xml:space="preserve">preferring AWQ when fp16 won’t fit (HXC-1473).</w:t>
+        <w:t xml:space="preserve">internal/llm</w:t>
+      </w:r>
+      <w:r>
+        <w:t xml:space="preserve"> </w:t>
+      </w:r>
+      <w:r>
+        <w:t xml:space="preserve">— replaced the stub</w:t>
+      </w:r>
+      <w:r>
+        <w:t xml:space="preserve"> </w:t>
+      </w:r>
+      <w:r>
+        <w:rPr>
+          <w:rStyle w:val="VerbatimChar"/>
+        </w:rPr>
+        <w:t xml:space="preserve">Inference</w:t>
+      </w:r>
+      <w:r>
+        <w:t xml:space="preserve"> </w:t>
+      </w:r>
+      <w:r>
+        <w:t xml:space="preserve">with a real strategy-based router (latency/throughput/quality/cost) over the live model registry, excluding unhealthy/unloaded models with a typed no-eligible-model error and a real injectable</w:t>
+      </w:r>
+      <w:r>
+        <w:t xml:space="preserve"> </w:t>
+      </w:r>
+      <w:r>
+        <w:rPr>
+          <w:rStyle w:val="VerbatimChar"/>
+        </w:rPr>
+        <w:t xml:space="preserve">Backend</w:t>
+      </w:r>
+      <w:r>
+        <w:t xml:space="preserve"> </w:t>
+      </w:r>
+      <w:r>
+        <w:t xml:space="preserve">seam (HXC-1470).</w:t>
       </w:r>
     </w:p>
     <w:p>
@@ -4884,7 +4687,7 @@
         <w:rPr>
           <w:rStyle w:val="VerbatimChar"/>
         </w:rPr>
-        <w:t xml:space="preserve">internal/gateway</w:t>
+        <w:t xml:space="preserve">metrics</w:t>
       </w:r>
       <w:r>
         <w:t xml:space="preserve"> </w:t>
@@ -4899,40 +4702,85 @@
         <w:rPr>
           <w:rStyle w:val="VerbatimChar"/>
         </w:rPr>
-        <w:t xml:space="preserve">inference.go</w:t>
-      </w:r>
-      <w:r>
-        <w:t xml:space="preserve">) — inference route forwarding to an injectable Chutes client;</w:t>
-      </w:r>
-      <w:r>
-        <w:t xml:space="preserve"> </w:t>
-      </w:r>
-      <w:r>
-        <w:rPr>
-          <w:rStyle w:val="VerbatimChar"/>
-        </w:rPr>
-        <w:t xml:space="preserve">TEERequired</w:t>
-      </w:r>
-      <w:r>
-        <w:t xml:space="preserve"> </w:t>
-      </w:r>
-      <w:r>
-        <w:t xml:space="preserve">=&gt;</w:t>
-      </w:r>
-      <w:r>
-        <w:t xml:space="preserve"> </w:t>
-      </w:r>
-      <w:r>
-        <w:rPr>
-          <w:rStyle w:val="VerbatimChar"/>
-        </w:rPr>
-        <w:t xml:space="preserve">X-E2EE-Enabled</w:t>
-      </w:r>
-      <w:r>
-        <w:t xml:space="preserve"> </w:t>
-      </w:r>
-      <w:r>
-        <w:t xml:space="preserve">routing marker; client failure =&gt; 502 (HXC-1469).</w:t>
+        <w:t xml:space="preserve">earningsmetrics.go</w:t>
+      </w:r>
+      <w:r>
+        <w:t xml:space="preserve">) —</w:t>
+      </w:r>
+      <w:r>
+        <w:t xml:space="preserve"> </w:t>
+      </w:r>
+      <w:r>
+        <w:rPr>
+          <w:rStyle w:val="VerbatimChar"/>
+        </w:rPr>
+        <w:t xml:space="preserve">EarningsMetrics</w:t>
+      </w:r>
+      <w:r>
+        <w:t xml:space="preserve"> </w:t>
+      </w:r>
+      <w:r>
+        <w:t xml:space="preserve">exposing</w:t>
+      </w:r>
+      <w:r>
+        <w:t xml:space="preserve"> </w:t>
+      </w:r>
+      <w:r>
+        <w:rPr>
+          <w:rStyle w:val="VerbatimChar"/>
+        </w:rPr>
+        <w:t xml:space="preserve">tao_earnings_total</w:t>
+      </w:r>
+      <w:r>
+        <w:t xml:space="preserve"> </w:t>
+      </w:r>
+      <w:r>
+        <w:t xml:space="preserve">/</w:t>
+      </w:r>
+      <w:r>
+        <w:t xml:space="preserve"> </w:t>
+      </w:r>
+      <w:r>
+        <w:rPr>
+          <w:rStyle w:val="VerbatimChar"/>
+        </w:rPr>
+        <w:t xml:space="preserve">graval_attestation_status</w:t>
+      </w:r>
+      <w:r>
+        <w:t xml:space="preserve"> </w:t>
+      </w:r>
+      <w:r>
+        <w:t xml:space="preserve">/</w:t>
+      </w:r>
+      <w:r>
+        <w:t xml:space="preserve"> </w:t>
+      </w:r>
+      <w:r>
+        <w:rPr>
+          <w:rStyle w:val="VerbatimChar"/>
+        </w:rPr>
+        <w:t xml:space="preserve">token_throughput</w:t>
+      </w:r>
+      <w:r>
+        <w:t xml:space="preserve"> </w:t>
+      </w:r>
+      <w:r>
+        <w:t xml:space="preserve">/</w:t>
+      </w:r>
+      <w:r>
+        <w:t xml:space="preserve"> </w:t>
+      </w:r>
+      <w:r>
+        <w:rPr>
+          <w:rStyle w:val="VerbatimChar"/>
+        </w:rPr>
+        <w:t xml:space="preserve">gpu_utilization</w:t>
+      </w:r>
+      <w:r>
+        <w:t xml:space="preserve"> </w:t>
+      </w:r>
+      <w:r>
+        <w:t xml:space="preserve">Prometheus-text series with deterministic (sorted) ordering + concurrent-safe setters (HXC-1483).</w:t>
       </w:r>
     </w:p>
     <w:p>
@@ -4962,10 +4810,49 @@
         <w:rPr>
           <w:rStyle w:val="VerbatimChar"/>
         </w:rPr>
-        <w:t xml:space="preserve">mig.go</w:t>
-      </w:r>
-      <w:r>
-        <w:t xml:space="preserve">) — MIG profile management: standardized vGPU tiers (1g.10gb/2g.20gb/3g.40gb/7g.80gb), in-memory partitioning with oversubscription rejection + fixed-at-creation immutability (HXC-1449).</w:t>
+        <w:t xml:space="preserve">attesthook.go</w:t>
+      </w:r>
+      <w:r>
+        <w:t xml:space="preserve">) — GraVal attestation hook:</w:t>
+      </w:r>
+      <w:r>
+        <w:t xml:space="preserve"> </w:t>
+      </w:r>
+      <w:r>
+        <w:rPr>
+          <w:rStyle w:val="VerbatimChar"/>
+        </w:rPr>
+        <w:t xml:space="preserve">AllocateForChutes</w:t>
+      </w:r>
+      <w:r>
+        <w:t xml:space="preserve"> </w:t>
+      </w:r>
+      <w:r>
+        <w:t xml:space="preserve">refuses a GPU that has not passed attestation (</w:t>
+      </w:r>
+      <w:r>
+        <w:rPr>
+          <w:rStyle w:val="VerbatimChar"/>
+        </w:rPr>
+        <w:t xml:space="preserve">ErrAttestationRequired</w:t>
+      </w:r>
+      <w:r>
+        <w:t xml:space="preserve">), even on the idempotent re-allocation path; injectable</w:t>
+      </w:r>
+      <w:r>
+        <w:t xml:space="preserve"> </w:t>
+      </w:r>
+      <w:r>
+        <w:rPr>
+          <w:rStyle w:val="VerbatimChar"/>
+        </w:rPr>
+        <w:t xml:space="preserve">ChutesAttestor</w:t>
+      </w:r>
+      <w:r>
+        <w:t xml:space="preserve"> </w:t>
+      </w:r>
+      <w:r>
+        <w:t xml:space="preserve">seam (HXC-1448).</w:t>
       </w:r>
     </w:p>
     <w:p>
@@ -4973,11 +4860,11 @@
         <w:pStyle w:val="Compact"/>
         <w:numPr>
           <w:ilvl w:val="1"/>
-          <w:numId w:val="1007"/>
-        </w:numPr>
-      </w:pPr>
-      <w:r>
-        <w:t xml:space="preserve">Wave 71 (5 units, subagent-driven, 5 parallel streams in disjoint packages, run concurrently with wave 70; closes 4 prior follow-ups):</w:t>
+          <w:numId w:val="1008"/>
+        </w:numPr>
+      </w:pPr>
+      <w:r>
+        <w:t xml:space="preserve">Wave 70 (5 units, subagent-driven, 5 parallel streams in disjoint packages, run concurrently with wave 71):</w:t>
       </w:r>
     </w:p>
     <w:p>
@@ -4992,28 +4879,40 @@
         <w:rPr>
           <w:rStyle w:val="VerbatimChar"/>
         </w:rPr>
-        <w:t xml:space="preserve">multiraft</w:t>
-      </w:r>
-      <w:r>
-        <w:t xml:space="preserve"> </w:t>
-      </w:r>
-      <w:r>
-        <w:t xml:space="preserve">— RaftTransport async-delivery safety: inbox handler Steps under the shard mutex, outbound messages deferred + flushed after unlock; a new async-transport</w:t>
-      </w:r>
-      <w:r>
-        <w:t xml:space="preserve"> </w:t>
-      </w:r>
-      <w:r>
-        <w:rPr>
-          <w:rStyle w:val="VerbatimChar"/>
-        </w:rPr>
-        <w:t xml:space="preserve">-race</w:t>
-      </w:r>
-      <w:r>
-        <w:t xml:space="preserve"> </w:t>
-      </w:r>
-      <w:r>
-        <w:t xml:space="preserve">test proves a goroutine-delivering transport is race-free and still commits (HXC-909).</w:t>
+        <w:t xml:space="preserve">provider/chutes</w:t>
+      </w:r>
+      <w:r>
+        <w:t xml:space="preserve"> </w:t>
+      </w:r>
+      <w:r>
+        <w:t xml:space="preserve">— OpenAI-compatible</w:t>
+      </w:r>
+      <w:r>
+        <w:t xml:space="preserve"> </w:t>
+      </w:r>
+      <w:r>
+        <w:rPr>
+          <w:rStyle w:val="VerbatimChar"/>
+        </w:rPr>
+        <w:t xml:space="preserve">/v1/chat/completions</w:t>
+      </w:r>
+      <w:r>
+        <w:t xml:space="preserve"> </w:t>
+      </w:r>
+      <w:r>
+        <w:t xml:space="preserve">provider (</w:t>
+      </w:r>
+      <w:r>
+        <w:rPr>
+          <w:rStyle w:val="VerbatimChar"/>
+        </w:rPr>
+        <w:t xml:space="preserve">cpk_</w:t>
+      </w:r>
+      <w:r>
+        <w:t xml:space="preserve"> </w:t>
+      </w:r>
+      <w:r>
+        <w:t xml:space="preserve">Bearer) with HTTP-429 retry+backoff; httptest proves retry-then-success, Bearer header, and typed errors (HXC-1510).</w:t>
       </w:r>
     </w:p>
     <w:p>
@@ -5028,43 +4927,67 @@
         <w:rPr>
           <w:rStyle w:val="VerbatimChar"/>
         </w:rPr>
-        <w:t xml:space="preserve">kraft</w:t>
-      </w:r>
-      <w:r>
-        <w:t xml:space="preserve"> </w:t>
-      </w:r>
-      <w:r>
-        <w:t xml:space="preserve">—</w:t>
-      </w:r>
-      <w:r>
-        <w:t xml:space="preserve"> </w:t>
-      </w:r>
-      <w:r>
-        <w:rPr>
-          <w:rStyle w:val="VerbatimChar"/>
-        </w:rPr>
-        <w:t xml:space="preserve">CreateTopic</w:t>
-      </w:r>
-      <w:r>
-        <w:t xml:space="preserve"> </w:t>
-      </w:r>
-      <w:r>
-        <w:t xml:space="preserve">returns</w:t>
-      </w:r>
-      <w:r>
-        <w:t xml:space="preserve"> </w:t>
-      </w:r>
-      <w:r>
-        <w:rPr>
-          <w:rStyle w:val="VerbatimChar"/>
-        </w:rPr>
-        <w:t xml:space="preserve">ErrTopicExists</w:t>
-      </w:r>
-      <w:r>
-        <w:t xml:space="preserve"> </w:t>
-      </w:r>
-      <w:r>
-        <w:t xml:space="preserve">on a conflicting re-create (different partition count); identical re-create stays idempotent (HXC-912).</w:t>
+        <w:t xml:space="preserve">pool</w:t>
+      </w:r>
+      <w:r>
+        <w:t xml:space="preserve"> </w:t>
+      </w:r>
+      <w:r>
+        <w:t xml:space="preserve">(additive</w:t>
+      </w:r>
+      <w:r>
+        <w:t xml:space="preserve"> </w:t>
+      </w:r>
+      <w:r>
+        <w:rPr>
+          <w:rStyle w:val="VerbatimChar"/>
+        </w:rPr>
+        <w:t xml:space="preserve">model.go</w:t>
+      </w:r>
+      <w:r>
+        <w:t xml:space="preserve">) —</w:t>
+      </w:r>
+      <w:r>
+        <w:t xml:space="preserve"> </w:t>
+      </w:r>
+      <w:r>
+        <w:rPr>
+          <w:rStyle w:val="VerbatimChar"/>
+        </w:rPr>
+        <w:t xml:space="preserve">GPUDevice</w:t>
+      </w:r>
+      <w:r>
+        <w:t xml:space="preserve">/</w:t>
+      </w:r>
+      <w:r>
+        <w:rPr>
+          <w:rStyle w:val="VerbatimChar"/>
+        </w:rPr>
+        <w:t xml:space="preserve">WorkloadSpec</w:t>
+      </w:r>
+      <w:r>
+        <w:t xml:space="preserve">/</w:t>
+      </w:r>
+      <w:r>
+        <w:rPr>
+          <w:rStyle w:val="VerbatimChar"/>
+        </w:rPr>
+        <w:t xml:space="preserve">GPUAllocation</w:t>
+      </w:r>
+      <w:r>
+        <w:t xml:space="preserve">/</w:t>
+      </w:r>
+      <w:r>
+        <w:rPr>
+          <w:rStyle w:val="VerbatimChar"/>
+        </w:rPr>
+        <w:t xml:space="preserve">PoolStatus</w:t>
+      </w:r>
+      <w:r>
+        <w:t xml:space="preserve"> </w:t>
+      </w:r>
+      <w:r>
+        <w:t xml:space="preserve">data model with snake_case JSON tags + round-trip/concurrency tests (HXC-1495).</w:t>
       </w:r>
     </w:p>
     <w:p>
@@ -5079,37 +5002,55 @@
         <w:rPr>
           <w:rStyle w:val="VerbatimChar"/>
         </w:rPr>
-        <w:t xml:space="preserve">porcupine</w:t>
-      </w:r>
-      <w:r>
-        <w:t xml:space="preserve"> </w:t>
-      </w:r>
-      <w:r>
-        <w:t xml:space="preserve">— WGL state-dedup memoization via</w:t>
-      </w:r>
-      <w:r>
-        <w:t xml:space="preserve"> </w:t>
-      </w:r>
-      <w:r>
-        <w:rPr>
-          <w:rStyle w:val="VerbatimChar"/>
-        </w:rPr>
-        <w:t xml:space="preserve">Model.Equal</w:t>
-      </w:r>
-      <w:r>
-        <w:t xml:space="preserve">: verdict-preserving pruning (memo fires on backtracking histories; identical PASS/FAIL + witness vs</w:t>
-      </w:r>
-      <w:r>
-        <w:t xml:space="preserve"> </w:t>
-      </w:r>
-      <w:r>
-        <w:rPr>
-          <w:rStyle w:val="VerbatimChar"/>
-        </w:rPr>
-        <w:t xml:space="preserve">Equal==nil</w:t>
-      </w:r>
-      <w:r>
-        <w:t xml:space="preserve">) (HXC-913).</w:t>
+        <w:t xml:space="preserve">quantization</w:t>
+      </w:r>
+      <w:r>
+        <w:t xml:space="preserve"> </w:t>
+      </w:r>
+      <w:r>
+        <w:t xml:space="preserve">(additive</w:t>
+      </w:r>
+      <w:r>
+        <w:t xml:space="preserve"> </w:t>
+      </w:r>
+      <w:r>
+        <w:rPr>
+          <w:rStyle w:val="VerbatimChar"/>
+        </w:rPr>
+        <w:t xml:space="preserve">awq.go</w:t>
+      </w:r>
+      <w:r>
+        <w:t xml:space="preserve">) — AWQ 4-bit default serving format +</w:t>
+      </w:r>
+      <w:r>
+        <w:t xml:space="preserve"> </w:t>
+      </w:r>
+      <w:r>
+        <w:rPr>
+          <w:rStyle w:val="VerbatimChar"/>
+        </w:rPr>
+        <w:t xml:space="preserve">EstimateVRAM</w:t>
+      </w:r>
+      <w:r>
+        <w:t xml:space="preserve"> </w:t>
+      </w:r>
+      <w:r>
+        <w:t xml:space="preserve">(~25% of fp16) + budget-aware</w:t>
+      </w:r>
+      <w:r>
+        <w:t xml:space="preserve"> </w:t>
+      </w:r>
+      <w:r>
+        <w:rPr>
+          <w:rStyle w:val="VerbatimChar"/>
+        </w:rPr>
+        <w:t xml:space="preserve">SelectFormat</w:t>
+      </w:r>
+      <w:r>
+        <w:t xml:space="preserve"> </w:t>
+      </w:r>
+      <w:r>
+        <w:t xml:space="preserve">preferring AWQ when fp16 won’t fit (HXC-1473).</w:t>
       </w:r>
     </w:p>
     <w:p>
@@ -5124,28 +5065,55 @@
         <w:rPr>
           <w:rStyle w:val="VerbatimChar"/>
         </w:rPr>
-        <w:t xml:space="preserve">chutes</w:t>
-      </w:r>
-      <w:r>
-        <w:t xml:space="preserve"> </w:t>
-      </w:r>
-      <w:r>
-        <w:t xml:space="preserve">—</w:t>
-      </w:r>
-      <w:r>
-        <w:t xml:space="preserve"> </w:t>
-      </w:r>
-      <w:r>
-        <w:rPr>
-          <w:rStyle w:val="VerbatimChar"/>
-        </w:rPr>
-        <w:t xml:space="preserve">StreamChannel</w:t>
-      </w:r>
-      <w:r>
-        <w:t xml:space="preserve"> </w:t>
-      </w:r>
-      <w:r>
-        <w:t xml:space="preserve">honors ctx cancellation on a blocked read (prompt channel close, no goroutine leak) and closes the owned reader (HXC-911).</w:t>
+        <w:t xml:space="preserve">internal/gateway</w:t>
+      </w:r>
+      <w:r>
+        <w:t xml:space="preserve"> </w:t>
+      </w:r>
+      <w:r>
+        <w:t xml:space="preserve">(additive</w:t>
+      </w:r>
+      <w:r>
+        <w:t xml:space="preserve"> </w:t>
+      </w:r>
+      <w:r>
+        <w:rPr>
+          <w:rStyle w:val="VerbatimChar"/>
+        </w:rPr>
+        <w:t xml:space="preserve">inference.go</w:t>
+      </w:r>
+      <w:r>
+        <w:t xml:space="preserve">) — inference route forwarding to an injectable Chutes client;</w:t>
+      </w:r>
+      <w:r>
+        <w:t xml:space="preserve"> </w:t>
+      </w:r>
+      <w:r>
+        <w:rPr>
+          <w:rStyle w:val="VerbatimChar"/>
+        </w:rPr>
+        <w:t xml:space="preserve">TEERequired</w:t>
+      </w:r>
+      <w:r>
+        <w:t xml:space="preserve"> </w:t>
+      </w:r>
+      <w:r>
+        <w:t xml:space="preserve">=&gt;</w:t>
+      </w:r>
+      <w:r>
+        <w:t xml:space="preserve"> </w:t>
+      </w:r>
+      <w:r>
+        <w:rPr>
+          <w:rStyle w:val="VerbatimChar"/>
+        </w:rPr>
+        <w:t xml:space="preserve">X-E2EE-Enabled</w:t>
+      </w:r>
+      <w:r>
+        <w:t xml:space="preserve"> </w:t>
+      </w:r>
+      <w:r>
+        <w:t xml:space="preserve">routing marker; client failure =&gt; 502 (HXC-1469).</w:t>
       </w:r>
     </w:p>
     <w:p>
@@ -5160,7 +5128,7 @@
         <w:rPr>
           <w:rStyle w:val="VerbatimChar"/>
         </w:rPr>
-        <w:t xml:space="preserve">marketplaceadapter</w:t>
+        <w:t xml:space="preserve">internal/gpu</w:t>
       </w:r>
       <w:r>
         <w:t xml:space="preserve"> </w:t>
@@ -5175,22 +5143,10 @@
         <w:rPr>
           <w:rStyle w:val="VerbatimChar"/>
         </w:rPr>
-        <w:t xml:space="preserve">akash.go</w:t>
-      </w:r>
-      <w:r>
-        <w:t xml:space="preserve">) — Akash (Cosmos/AKT) adapter over an injectable client: reverse-auction pricing, SDL submission, provider-reputation gate, registered in the</w:t>
-      </w:r>
-      <w:r>
-        <w:t xml:space="preserve"> </w:t>
-      </w:r>
-      <w:r>
-        <w:rPr>
-          <w:rStyle w:val="VerbatimChar"/>
-        </w:rPr>
-        <w:t xml:space="preserve">Name()</w:t>
-      </w:r>
-      <w:r>
-        <w:t xml:space="preserve">-dispatch Registry (HXC-1458).</w:t>
+        <w:t xml:space="preserve">mig.go</w:t>
+      </w:r>
+      <w:r>
+        <w:t xml:space="preserve">) — MIG profile management: standardized vGPU tiers (1g.10gb/2g.20gb/3g.40gb/7g.80gb), in-memory partitioning with oversubscription rejection + fixed-at-creation immutability (HXC-1449).</w:t>
       </w:r>
     </w:p>
     <w:p>
@@ -5198,11 +5154,11 @@
         <w:pStyle w:val="Compact"/>
         <w:numPr>
           <w:ilvl w:val="1"/>
-          <w:numId w:val="1007"/>
-        </w:numPr>
-      </w:pPr>
-      <w:r>
-        <w:t xml:space="preserve">Wave 72 (5 units, subagent-driven, 5 parallel streams in disjoint packages):</w:t>
+          <w:numId w:val="1008"/>
+        </w:numPr>
+      </w:pPr>
+      <w:r>
+        <w:t xml:space="preserve">Wave 71 (5 units, subagent-driven, 5 parallel streams in disjoint packages, run concurrently with wave 70; closes 4 prior follow-ups):</w:t>
       </w:r>
     </w:p>
     <w:p>
@@ -5217,25 +5173,28 @@
         <w:rPr>
           <w:rStyle w:val="VerbatimChar"/>
         </w:rPr>
-        <w:t xml:space="preserve">provider/runpod</w:t>
-      </w:r>
-      <w:r>
-        <w:t xml:space="preserve"> </w:t>
-      </w:r>
-      <w:r>
-        <w:t xml:space="preserve">— RunPodProvider (implements</w:t>
-      </w:r>
-      <w:r>
-        <w:t xml:space="preserve"> </w:t>
-      </w:r>
-      <w:r>
-        <w:rPr>
-          <w:rStyle w:val="VerbatimChar"/>
-        </w:rPr>
-        <w:t xml:space="preserve">pool.GPUProvider</w:t>
-      </w:r>
-      <w:r>
-        <w:t xml:space="preserve">) with a warm-pool fast path over an injectable client (HXC-1515).</w:t>
+        <w:t xml:space="preserve">multiraft</w:t>
+      </w:r>
+      <w:r>
+        <w:t xml:space="preserve"> </w:t>
+      </w:r>
+      <w:r>
+        <w:t xml:space="preserve">— RaftTransport async-delivery safety: inbox handler Steps under the shard mutex, outbound messages deferred + flushed after unlock; a new async-transport</w:t>
+      </w:r>
+      <w:r>
+        <w:t xml:space="preserve"> </w:t>
+      </w:r>
+      <w:r>
+        <w:rPr>
+          <w:rStyle w:val="VerbatimChar"/>
+        </w:rPr>
+        <w:t xml:space="preserve">-race</w:t>
+      </w:r>
+      <w:r>
+        <w:t xml:space="preserve"> </w:t>
+      </w:r>
+      <w:r>
+        <w:t xml:space="preserve">test proves a goroutine-delivering transport is race-free and still commits (HXC-909).</w:t>
       </w:r>
     </w:p>
     <w:p>
@@ -5250,13 +5209,43 @@
         <w:rPr>
           <w:rStyle w:val="VerbatimChar"/>
         </w:rPr>
-        <w:t xml:space="preserve">provider/aws</w:t>
-      </w:r>
-      <w:r>
-        <w:t xml:space="preserve"> </w:t>
-      </w:r>
-      <w:r>
-        <w:t xml:space="preserve">— AWSProvider EC2 Spot adapter over an injectable EC2-client interface (no aws-sdk dep): GPU model→instance-type selection (p5/p4de/g5), Spot+tags, TOCTOU-safe capacity gate (HXC-1516).</w:t>
+        <w:t xml:space="preserve">kraft</w:t>
+      </w:r>
+      <w:r>
+        <w:t xml:space="preserve"> </w:t>
+      </w:r>
+      <w:r>
+        <w:t xml:space="preserve">—</w:t>
+      </w:r>
+      <w:r>
+        <w:t xml:space="preserve"> </w:t>
+      </w:r>
+      <w:r>
+        <w:rPr>
+          <w:rStyle w:val="VerbatimChar"/>
+        </w:rPr>
+        <w:t xml:space="preserve">CreateTopic</w:t>
+      </w:r>
+      <w:r>
+        <w:t xml:space="preserve"> </w:t>
+      </w:r>
+      <w:r>
+        <w:t xml:space="preserve">returns</w:t>
+      </w:r>
+      <w:r>
+        <w:t xml:space="preserve"> </w:t>
+      </w:r>
+      <w:r>
+        <w:rPr>
+          <w:rStyle w:val="VerbatimChar"/>
+        </w:rPr>
+        <w:t xml:space="preserve">ErrTopicExists</w:t>
+      </w:r>
+      <w:r>
+        <w:t xml:space="preserve"> </w:t>
+      </w:r>
+      <w:r>
+        <w:t xml:space="preserve">on a conflicting re-create (different partition count); identical re-create stays idempotent (HXC-912).</w:t>
       </w:r>
     </w:p>
     <w:p>
@@ -5271,25 +5260,37 @@
         <w:rPr>
           <w:rStyle w:val="VerbatimChar"/>
         </w:rPr>
-        <w:t xml:space="preserve">scheduler</w:t>
-      </w:r>
-      <w:r>
-        <w:t xml:space="preserve"> </w:t>
-      </w:r>
-      <w:r>
-        <w:t xml:space="preserve">(additive</w:t>
-      </w:r>
-      <w:r>
-        <w:t xml:space="preserve"> </w:t>
-      </w:r>
-      <w:r>
-        <w:rPr>
-          <w:rStyle w:val="VerbatimChar"/>
-        </w:rPr>
-        <w:t xml:space="preserve">tier_filter.go</w:t>
-      </w:r>
-      <w:r>
-        <w:t xml:space="preserve">) — GPUTier-aware filter predicate: hard-exclude disallowed tiers + preference scoring, composes with the existing count filter, fails closed on a nil predicate (HXC-1534).</w:t>
+        <w:t xml:space="preserve">porcupine</w:t>
+      </w:r>
+      <w:r>
+        <w:t xml:space="preserve"> </w:t>
+      </w:r>
+      <w:r>
+        <w:t xml:space="preserve">— WGL state-dedup memoization via</w:t>
+      </w:r>
+      <w:r>
+        <w:t xml:space="preserve"> </w:t>
+      </w:r>
+      <w:r>
+        <w:rPr>
+          <w:rStyle w:val="VerbatimChar"/>
+        </w:rPr>
+        <w:t xml:space="preserve">Model.Equal</w:t>
+      </w:r>
+      <w:r>
+        <w:t xml:space="preserve">: verdict-preserving pruning (memo fires on backtracking histories; identical PASS/FAIL + witness vs</w:t>
+      </w:r>
+      <w:r>
+        <w:t xml:space="preserve"> </w:t>
+      </w:r>
+      <w:r>
+        <w:rPr>
+          <w:rStyle w:val="VerbatimChar"/>
+        </w:rPr>
+        <w:t xml:space="preserve">Equal==nil</w:t>
+      </w:r>
+      <w:r>
+        <w:t xml:space="preserve">) (HXC-913).</w:t>
       </w:r>
     </w:p>
     <w:p>
@@ -5304,52 +5305,28 @@
         <w:rPr>
           <w:rStyle w:val="VerbatimChar"/>
         </w:rPr>
-        <w:t xml:space="preserve">provider/chutes</w:t>
-      </w:r>
-      <w:r>
-        <w:t xml:space="preserve"> </w:t>
-      </w:r>
-      <w:r>
-        <w:t xml:space="preserve">— ctx-interruptible 429 backoff (select vs</w:t>
-      </w:r>
-      <w:r>
-        <w:t xml:space="preserve"> </w:t>
-      </w:r>
-      <w:r>
-        <w:rPr>
-          <w:rStyle w:val="VerbatimChar"/>
-        </w:rPr>
-        <w:t xml:space="preserve">ctx.Done()</w:t>
-      </w:r>
-      <w:r>
-        <w:t xml:space="preserve">) + honors</w:t>
-      </w:r>
-      <w:r>
-        <w:t xml:space="preserve"> </w:t>
-      </w:r>
-      <w:r>
-        <w:rPr>
-          <w:rStyle w:val="VerbatimChar"/>
-        </w:rPr>
-        <w:t xml:space="preserve">Retry-After</w:t>
-      </w:r>
-      <w:r>
-        <w:t xml:space="preserve"> </w:t>
-      </w:r>
-      <w:r>
-        <w:t xml:space="preserve">(delta-seconds/HTTP-date,</w:t>
-      </w:r>
-      <w:r>
-        <w:t xml:space="preserve"> </w:t>
-      </w:r>
-      <w:r>
-        <w:rPr>
-          <w:rStyle w:val="VerbatimChar"/>
-        </w:rPr>
-        <w:t xml:space="preserve">max(hint,backoff)</w:t>
-      </w:r>
-      <w:r>
-        <w:t xml:space="preserve">) (HXC-916, closing a wave-70 follow-up).</w:t>
+        <w:t xml:space="preserve">chutes</w:t>
+      </w:r>
+      <w:r>
+        <w:t xml:space="preserve"> </w:t>
+      </w:r>
+      <w:r>
+        <w:t xml:space="preserve">—</w:t>
+      </w:r>
+      <w:r>
+        <w:t xml:space="preserve"> </w:t>
+      </w:r>
+      <w:r>
+        <w:rPr>
+          <w:rStyle w:val="VerbatimChar"/>
+        </w:rPr>
+        <w:t xml:space="preserve">StreamChannel</w:t>
+      </w:r>
+      <w:r>
+        <w:t xml:space="preserve"> </w:t>
+      </w:r>
+      <w:r>
+        <w:t xml:space="preserve">honors ctx cancellation on a blocked read (prompt channel close, no goroutine leak) and closes the owned reader (HXC-911).</w:t>
       </w:r>
     </w:p>
     <w:p>
@@ -5364,7 +5341,7 @@
         <w:rPr>
           <w:rStyle w:val="VerbatimChar"/>
         </w:rPr>
-        <w:t xml:space="preserve">grafanadash</w:t>
+        <w:t xml:space="preserve">marketplaceadapter</w:t>
       </w:r>
       <w:r>
         <w:t xml:space="preserve"> </w:t>
@@ -5379,31 +5356,22 @@
         <w:rPr>
           <w:rStyle w:val="VerbatimChar"/>
         </w:rPr>
-        <w:t xml:space="preserve">tiercost_dash.go</w:t>
-      </w:r>
-      <w:r>
-        <w:t xml:space="preserve">) — Phase-8B tier-utilization + cost dashboard generator (panels target</w:t>
-      </w:r>
-      <w:r>
-        <w:t xml:space="preserve"> </w:t>
-      </w:r>
-      <w:r>
-        <w:rPr>
-          <w:rStyle w:val="VerbatimChar"/>
-        </w:rPr>
-        <w:t xml:space="preserve">gpu_tier_utilization</w:t>
-      </w:r>
-      <w:r>
-        <w:t xml:space="preserve">/</w:t>
-      </w:r>
-      <w:r>
-        <w:rPr>
-          <w:rStyle w:val="VerbatimChar"/>
-        </w:rPr>
-        <w:t xml:space="preserve">gpu_cost_per_hour</w:t>
-      </w:r>
-      <w:r>
-        <w:t xml:space="preserve">), valid + deterministic (HXC-1551).</w:t>
+        <w:t xml:space="preserve">akash.go</w:t>
+      </w:r>
+      <w:r>
+        <w:t xml:space="preserve">) — Akash (Cosmos/AKT) adapter over an injectable client: reverse-auction pricing, SDL submission, provider-reputation gate, registered in the</w:t>
+      </w:r>
+      <w:r>
+        <w:t xml:space="preserve"> </w:t>
+      </w:r>
+      <w:r>
+        <w:rPr>
+          <w:rStyle w:val="VerbatimChar"/>
+        </w:rPr>
+        <w:t xml:space="preserve">Name()</w:t>
+      </w:r>
+      <w:r>
+        <w:t xml:space="preserve">-dispatch Registry (HXC-1458).</w:t>
       </w:r>
     </w:p>
     <w:p>
@@ -5411,11 +5379,11 @@
         <w:pStyle w:val="Compact"/>
         <w:numPr>
           <w:ilvl w:val="1"/>
-          <w:numId w:val="1007"/>
-        </w:numPr>
-      </w:pPr>
-      <w:r>
-        <w:t xml:space="preserve">Wave 73 (5 units, subagent-driven, 5 parallel streams in disjoint packages; impl→spec-review→quality-review + independent build/vet/-race/mutation gate):</w:t>
+          <w:numId w:val="1008"/>
+        </w:numPr>
+      </w:pPr>
+      <w:r>
+        <w:t xml:space="preserve">Wave 72 (5 units, subagent-driven, 5 parallel streams in disjoint packages):</w:t>
       </w:r>
     </w:p>
     <w:p>
@@ -5430,13 +5398,13 @@
         <w:rPr>
           <w:rStyle w:val="VerbatimChar"/>
         </w:rPr>
-        <w:t xml:space="preserve">provider/ionet</w:t>
-      </w:r>
-      <w:r>
-        <w:t xml:space="preserve"> </w:t>
-      </w:r>
-      <w:r>
-        <w:t xml:space="preserve">— IONetProvider over the io.net REST API (implements</w:t>
+        <w:t xml:space="preserve">provider/runpod</w:t>
+      </w:r>
+      <w:r>
+        <w:t xml:space="preserve"> </w:t>
+      </w:r>
+      <w:r>
+        <w:t xml:space="preserve">— RunPodProvider (implements</w:t>
       </w:r>
       <w:r>
         <w:t xml:space="preserve"> </w:t>
@@ -5448,67 +5416,7 @@
         <w:t xml:space="preserve">pool.GPUProvider</w:t>
       </w:r>
       <w:r>
-        <w:t xml:space="preserve">, injectable base URL +</w:t>
-      </w:r>
-      <w:r>
-        <w:t xml:space="preserve"> </w:t>
-      </w:r>
-      <w:r>
-        <w:rPr>
-          <w:rStyle w:val="VerbatimChar"/>
-        </w:rPr>
-        <w:t xml:space="preserve">*http.Client</w:t>
-      </w:r>
-      <w:r>
-        <w:t xml:space="preserve"> </w:t>
-      </w:r>
-      <w:r>
-        <w:t xml:space="preserve">+ bearer):</w:t>
-      </w:r>
-      <w:r>
-        <w:t xml:space="preserve"> </w:t>
-      </w:r>
-      <w:r>
-        <w:rPr>
-          <w:rStyle w:val="VerbatimChar"/>
-        </w:rPr>
-        <w:t xml:space="preserve">DeployCluster</w:t>
-      </w:r>
-      <w:r>
-        <w:t xml:space="preserve"> </w:t>
-      </w:r>
-      <w:r>
-        <w:t xml:space="preserve">returns the backend-minted cluster run-UUID (parsed, never fabricated),</w:t>
-      </w:r>
-      <w:r>
-        <w:t xml:space="preserve"> </w:t>
-      </w:r>
-      <w:r>
-        <w:rPr>
-          <w:rStyle w:val="VerbatimChar"/>
-        </w:rPr>
-        <w:t xml:space="preserve">HealthCheck</w:t>
-      </w:r>
-      <w:r>
-        <w:t xml:space="preserve"> </w:t>
-      </w:r>
-      <w:r>
-        <w:t xml:space="preserve">derives healthy state, concurrency-safe reserve-under-lock capacity gate; closure proven against a</w:t>
-      </w:r>
-      <w:r>
-        <w:t xml:space="preserve"> </w:t>
-      </w:r>
-      <w:r>
-        <w:rPr>
-          <w:rStyle w:val="VerbatimChar"/>
-        </w:rPr>
-        <w:t xml:space="preserve">net/http/httptest</w:t>
-      </w:r>
-      <w:r>
-        <w:t xml:space="preserve"> </w:t>
-      </w:r>
-      <w:r>
-        <w:t xml:space="preserve">io.net backend (HXC-1514).</w:t>
+        <w:t xml:space="preserve">) with a warm-pool fast path over an injectable client (HXC-1515).</w:t>
       </w:r>
     </w:p>
     <w:p>
@@ -5523,28 +5431,13 @@
         <w:rPr>
           <w:rStyle w:val="VerbatimChar"/>
         </w:rPr>
-        <w:t xml:space="preserve">gitops</w:t>
-      </w:r>
-      <w:r>
-        <w:t xml:space="preserve"> </w:t>
-      </w:r>
-      <w:r>
-        <w:t xml:space="preserve">— ArgoCD ApplicationSet federation client: matrix generator expands one Application per cell,</w:t>
-      </w:r>
-      <w:r>
-        <w:t xml:space="preserve"> </w:t>
-      </w:r>
-      <w:r>
-        <w:rPr>
-          <w:rStyle w:val="VerbatimChar"/>
-        </w:rPr>
-        <w:t xml:space="preserve">syncPolicy</w:t>
-      </w:r>
-      <w:r>
-        <w:t xml:space="preserve"> </w:t>
-      </w:r>
-      <w:r>
-        <w:t xml:space="preserve">prune+selfHeal, RollingSync canary→tier-2 (50%)→tier-1 (25%) ordering, drift/prune detection; logic proven vs an httptest ArgoCD, strictly-live UI capture honestly skipped (follow-up HXC-922) (HXC-1367).</w:t>
+        <w:t xml:space="preserve">provider/aws</w:t>
+      </w:r>
+      <w:r>
+        <w:t xml:space="preserve"> </w:t>
+      </w:r>
+      <w:r>
+        <w:t xml:space="preserve">— AWSProvider EC2 Spot adapter over an injectable EC2-client interface (no aws-sdk dep): GPU model→instance-type selection (p5/p4de/g5), Spot+tags, TOCTOU-safe capacity gate (HXC-1516).</w:t>
       </w:r>
     </w:p>
     <w:p>
@@ -5559,13 +5452,25 @@
         <w:rPr>
           <w:rStyle w:val="VerbatimChar"/>
         </w:rPr>
-        <w:t xml:space="preserve">internal/federation</w:t>
-      </w:r>
-      <w:r>
-        <w:t xml:space="preserve"> </w:t>
-      </w:r>
-      <w:r>
-        <w:t xml:space="preserve">— Karmada PropagationPolicy + OverridePolicy engine (CRs modeled as Go structs → YAML, no client-go dep) with constraint-aware (data-locality/latency/cost/compliance) two-level cell selection and failover reselect; deterministic failover proven via in-process FakeHub, live Karmada &lt;60s capture honestly skipped (follow-up HXC-924) (HXC-1364).</w:t>
+        <w:t xml:space="preserve">scheduler</w:t>
+      </w:r>
+      <w:r>
+        <w:t xml:space="preserve"> </w:t>
+      </w:r>
+      <w:r>
+        <w:t xml:space="preserve">(additive</w:t>
+      </w:r>
+      <w:r>
+        <w:t xml:space="preserve"> </w:t>
+      </w:r>
+      <w:r>
+        <w:rPr>
+          <w:rStyle w:val="VerbatimChar"/>
+        </w:rPr>
+        <w:t xml:space="preserve">tier_filter.go</w:t>
+      </w:r>
+      <w:r>
+        <w:t xml:space="preserve">) — GPUTier-aware filter predicate: hard-exclude disallowed tiers + preference scoring, composes with the existing count filter, fails closed on a nil predicate (HXC-1534).</w:t>
       </w:r>
     </w:p>
     <w:p>
@@ -5580,25 +5485,52 @@
         <w:rPr>
           <w:rStyle w:val="VerbatimChar"/>
         </w:rPr>
-        <w:t xml:space="preserve">health</w:t>
-      </w:r>
-      <w:r>
-        <w:t xml:space="preserve"> </w:t>
-      </w:r>
-      <w:r>
-        <w:t xml:space="preserve">(additive</w:t>
-      </w:r>
-      <w:r>
-        <w:t xml:space="preserve"> </w:t>
-      </w:r>
-      <w:r>
-        <w:rPr>
-          <w:rStyle w:val="VerbatimChar"/>
-        </w:rPr>
-        <w:t xml:space="preserve">miner.go</w:t>
-      </w:r>
-      <w:r>
-        <w:t xml:space="preserve">) — miner-api + GraVal bootstrap DaemonSet dependency checks wired into the health rollup, naming the specific failing check; healthy→unhealthy delta proven against an httptest miner-api (HXC-1484).</w:t>
+        <w:t xml:space="preserve">provider/chutes</w:t>
+      </w:r>
+      <w:r>
+        <w:t xml:space="preserve"> </w:t>
+      </w:r>
+      <w:r>
+        <w:t xml:space="preserve">— ctx-interruptible 429 backoff (select vs</w:t>
+      </w:r>
+      <w:r>
+        <w:t xml:space="preserve"> </w:t>
+      </w:r>
+      <w:r>
+        <w:rPr>
+          <w:rStyle w:val="VerbatimChar"/>
+        </w:rPr>
+        <w:t xml:space="preserve">ctx.Done()</w:t>
+      </w:r>
+      <w:r>
+        <w:t xml:space="preserve">) + honors</w:t>
+      </w:r>
+      <w:r>
+        <w:t xml:space="preserve"> </w:t>
+      </w:r>
+      <w:r>
+        <w:rPr>
+          <w:rStyle w:val="VerbatimChar"/>
+        </w:rPr>
+        <w:t xml:space="preserve">Retry-After</w:t>
+      </w:r>
+      <w:r>
+        <w:t xml:space="preserve"> </w:t>
+      </w:r>
+      <w:r>
+        <w:t xml:space="preserve">(delta-seconds/HTTP-date,</w:t>
+      </w:r>
+      <w:r>
+        <w:t xml:space="preserve"> </w:t>
+      </w:r>
+      <w:r>
+        <w:rPr>
+          <w:rStyle w:val="VerbatimChar"/>
+        </w:rPr>
+        <w:t xml:space="preserve">max(hint,backoff)</w:t>
+      </w:r>
+      <w:r>
+        <w:t xml:space="preserve">) (HXC-916, closing a wave-70 follow-up).</w:t>
       </w:r>
     </w:p>
     <w:p>
@@ -5613,6 +5545,255 @@
         <w:rPr>
           <w:rStyle w:val="VerbatimChar"/>
         </w:rPr>
+        <w:t xml:space="preserve">grafanadash</w:t>
+      </w:r>
+      <w:r>
+        <w:t xml:space="preserve"> </w:t>
+      </w:r>
+      <w:r>
+        <w:t xml:space="preserve">(additive</w:t>
+      </w:r>
+      <w:r>
+        <w:t xml:space="preserve"> </w:t>
+      </w:r>
+      <w:r>
+        <w:rPr>
+          <w:rStyle w:val="VerbatimChar"/>
+        </w:rPr>
+        <w:t xml:space="preserve">tiercost_dash.go</w:t>
+      </w:r>
+      <w:r>
+        <w:t xml:space="preserve">) — Phase-8B tier-utilization + cost dashboard generator (panels target</w:t>
+      </w:r>
+      <w:r>
+        <w:t xml:space="preserve"> </w:t>
+      </w:r>
+      <w:r>
+        <w:rPr>
+          <w:rStyle w:val="VerbatimChar"/>
+        </w:rPr>
+        <w:t xml:space="preserve">gpu_tier_utilization</w:t>
+      </w:r>
+      <w:r>
+        <w:t xml:space="preserve">/</w:t>
+      </w:r>
+      <w:r>
+        <w:rPr>
+          <w:rStyle w:val="VerbatimChar"/>
+        </w:rPr>
+        <w:t xml:space="preserve">gpu_cost_per_hour</w:t>
+      </w:r>
+      <w:r>
+        <w:t xml:space="preserve">), valid + deterministic (HXC-1551).</w:t>
+      </w:r>
+    </w:p>
+    <w:p>
+      <w:pPr>
+        <w:pStyle w:val="Compact"/>
+        <w:numPr>
+          <w:ilvl w:val="1"/>
+          <w:numId w:val="1008"/>
+        </w:numPr>
+      </w:pPr>
+      <w:r>
+        <w:t xml:space="preserve">Wave 73 (5 units, subagent-driven, 5 parallel streams in disjoint packages; impl→spec-review→quality-review + independent build/vet/-race/mutation gate):</w:t>
+      </w:r>
+    </w:p>
+    <w:p>
+      <w:pPr>
+        <w:pStyle w:val="Compact"/>
+        <w:numPr>
+          <w:ilvl w:val="2"/>
+          <w:numId w:val="1016"/>
+        </w:numPr>
+      </w:pPr>
+      <w:r>
+        <w:rPr>
+          <w:rStyle w:val="VerbatimChar"/>
+        </w:rPr>
+        <w:t xml:space="preserve">provider/ionet</w:t>
+      </w:r>
+      <w:r>
+        <w:t xml:space="preserve"> </w:t>
+      </w:r>
+      <w:r>
+        <w:t xml:space="preserve">— IONetProvider over the io.net REST API (implements</w:t>
+      </w:r>
+      <w:r>
+        <w:t xml:space="preserve"> </w:t>
+      </w:r>
+      <w:r>
+        <w:rPr>
+          <w:rStyle w:val="VerbatimChar"/>
+        </w:rPr>
+        <w:t xml:space="preserve">pool.GPUProvider</w:t>
+      </w:r>
+      <w:r>
+        <w:t xml:space="preserve">, injectable base URL +</w:t>
+      </w:r>
+      <w:r>
+        <w:t xml:space="preserve"> </w:t>
+      </w:r>
+      <w:r>
+        <w:rPr>
+          <w:rStyle w:val="VerbatimChar"/>
+        </w:rPr>
+        <w:t xml:space="preserve">*http.Client</w:t>
+      </w:r>
+      <w:r>
+        <w:t xml:space="preserve"> </w:t>
+      </w:r>
+      <w:r>
+        <w:t xml:space="preserve">+ bearer):</w:t>
+      </w:r>
+      <w:r>
+        <w:t xml:space="preserve"> </w:t>
+      </w:r>
+      <w:r>
+        <w:rPr>
+          <w:rStyle w:val="VerbatimChar"/>
+        </w:rPr>
+        <w:t xml:space="preserve">DeployCluster</w:t>
+      </w:r>
+      <w:r>
+        <w:t xml:space="preserve"> </w:t>
+      </w:r>
+      <w:r>
+        <w:t xml:space="preserve">returns the backend-minted cluster run-UUID (parsed, never fabricated),</w:t>
+      </w:r>
+      <w:r>
+        <w:t xml:space="preserve"> </w:t>
+      </w:r>
+      <w:r>
+        <w:rPr>
+          <w:rStyle w:val="VerbatimChar"/>
+        </w:rPr>
+        <w:t xml:space="preserve">HealthCheck</w:t>
+      </w:r>
+      <w:r>
+        <w:t xml:space="preserve"> </w:t>
+      </w:r>
+      <w:r>
+        <w:t xml:space="preserve">derives healthy state, concurrency-safe reserve-under-lock capacity gate; closure proven against a</w:t>
+      </w:r>
+      <w:r>
+        <w:t xml:space="preserve"> </w:t>
+      </w:r>
+      <w:r>
+        <w:rPr>
+          <w:rStyle w:val="VerbatimChar"/>
+        </w:rPr>
+        <w:t xml:space="preserve">net/http/httptest</w:t>
+      </w:r>
+      <w:r>
+        <w:t xml:space="preserve"> </w:t>
+      </w:r>
+      <w:r>
+        <w:t xml:space="preserve">io.net backend (HXC-1514).</w:t>
+      </w:r>
+    </w:p>
+    <w:p>
+      <w:pPr>
+        <w:pStyle w:val="Compact"/>
+        <w:numPr>
+          <w:ilvl w:val="2"/>
+          <w:numId w:val="1016"/>
+        </w:numPr>
+      </w:pPr>
+      <w:r>
+        <w:rPr>
+          <w:rStyle w:val="VerbatimChar"/>
+        </w:rPr>
+        <w:t xml:space="preserve">gitops</w:t>
+      </w:r>
+      <w:r>
+        <w:t xml:space="preserve"> </w:t>
+      </w:r>
+      <w:r>
+        <w:t xml:space="preserve">— ArgoCD ApplicationSet federation client: matrix generator expands one Application per cell,</w:t>
+      </w:r>
+      <w:r>
+        <w:t xml:space="preserve"> </w:t>
+      </w:r>
+      <w:r>
+        <w:rPr>
+          <w:rStyle w:val="VerbatimChar"/>
+        </w:rPr>
+        <w:t xml:space="preserve">syncPolicy</w:t>
+      </w:r>
+      <w:r>
+        <w:t xml:space="preserve"> </w:t>
+      </w:r>
+      <w:r>
+        <w:t xml:space="preserve">prune+selfHeal, RollingSync canary→tier-2 (50%)→tier-1 (25%) ordering, drift/prune detection; logic proven vs an httptest ArgoCD, strictly-live UI capture honestly skipped (follow-up HXC-922) (HXC-1367).</w:t>
+      </w:r>
+    </w:p>
+    <w:p>
+      <w:pPr>
+        <w:pStyle w:val="Compact"/>
+        <w:numPr>
+          <w:ilvl w:val="2"/>
+          <w:numId w:val="1016"/>
+        </w:numPr>
+      </w:pPr>
+      <w:r>
+        <w:rPr>
+          <w:rStyle w:val="VerbatimChar"/>
+        </w:rPr>
+        <w:t xml:space="preserve">internal/federation</w:t>
+      </w:r>
+      <w:r>
+        <w:t xml:space="preserve"> </w:t>
+      </w:r>
+      <w:r>
+        <w:t xml:space="preserve">— Karmada PropagationPolicy + OverridePolicy engine (CRs modeled as Go structs → YAML, no client-go dep) with constraint-aware (data-locality/latency/cost/compliance) two-level cell selection and failover reselect; deterministic failover proven via in-process FakeHub, live Karmada &lt;60s capture honestly skipped (follow-up HXC-924) (HXC-1364).</w:t>
+      </w:r>
+    </w:p>
+    <w:p>
+      <w:pPr>
+        <w:pStyle w:val="Compact"/>
+        <w:numPr>
+          <w:ilvl w:val="2"/>
+          <w:numId w:val="1016"/>
+        </w:numPr>
+      </w:pPr>
+      <w:r>
+        <w:rPr>
+          <w:rStyle w:val="VerbatimChar"/>
+        </w:rPr>
+        <w:t xml:space="preserve">health</w:t>
+      </w:r>
+      <w:r>
+        <w:t xml:space="preserve"> </w:t>
+      </w:r>
+      <w:r>
+        <w:t xml:space="preserve">(additive</w:t>
+      </w:r>
+      <w:r>
+        <w:t xml:space="preserve"> </w:t>
+      </w:r>
+      <w:r>
+        <w:rPr>
+          <w:rStyle w:val="VerbatimChar"/>
+        </w:rPr>
+        <w:t xml:space="preserve">miner.go</w:t>
+      </w:r>
+      <w:r>
+        <w:t xml:space="preserve">) — miner-api + GraVal bootstrap DaemonSet dependency checks wired into the health rollup, naming the specific failing check; healthy→unhealthy delta proven against an httptest miner-api (HXC-1484).</w:t>
+      </w:r>
+    </w:p>
+    <w:p>
+      <w:pPr>
+        <w:pStyle w:val="Compact"/>
+        <w:numPr>
+          <w:ilvl w:val="2"/>
+          <w:numId w:val="1016"/>
+        </w:numPr>
+      </w:pPr>
+      <w:r>
+        <w:rPr>
+          <w:rStyle w:val="VerbatimChar"/>
+        </w:rPr>
         <w:t xml:space="preserve">discovery</w:t>
       </w:r>
       <w:r>
@@ -5681,7 +5862,7 @@
         <w:pStyle w:val="Compact"/>
         <w:numPr>
           <w:ilvl w:val="2"/>
-          <w:numId w:val="1015"/>
+          <w:numId w:val="1016"/>
         </w:numPr>
       </w:pPr>
       <w:r>
@@ -5977,7 +6158,7 @@
         <w:pStyle w:val="Compact"/>
         <w:numPr>
           <w:ilvl w:val="0"/>
-          <w:numId w:val="1016"/>
+          <w:numId w:val="1017"/>
         </w:numPr>
       </w:pPr>
       <w:r>
@@ -6034,7 +6215,7 @@
         <w:pStyle w:val="Compact"/>
         <w:numPr>
           <w:ilvl w:val="0"/>
-          <w:numId w:val="1017"/>
+          <w:numId w:val="1018"/>
         </w:numPr>
       </w:pPr>
       <w:r>
@@ -6309,6 +6490,9 @@
     <w:abstractNumId w:val="991"/>
   </w:num>
   <w:num w:numId="1017">
+    <w:abstractNumId w:val="991"/>
+  </w:num>
+  <w:num w:numId="1018">
     <w:abstractNumId w:val="991"/>
   </w:num>
 </w:numbering>

--- a/docs/export/CHANGELOG.docx
+++ b/docs/export/CHANGELOG.docx
@@ -100,7 +100,7 @@
           <w:b/>
           <w:bCs/>
         </w:rPr>
-        <w:t xml:space="preserve">Wave 80 — Avro event schemas + schema-validated routing (HXC-1119; careful single-threaded TDD build, conductor-gated build/vet/-race + 2 load-bearing mutation bites):</w:t>
+        <w:t xml:space="preserve">Wave 81 — E2EE framed-transport concurrency + oversize hardening (HXC-1567; conductor-gated -race + load-bearing mutation):</w:t>
       </w:r>
     </w:p>
     <w:p>
@@ -114,75 +114,16 @@
       <w:r>
         <w:rPr>
           <w:rStyle w:val="VerbatimChar"/>
-        </w:rPr>
-        <w:t xml:space="preserve">pkg/events</w:t>
-      </w:r>
-      <w:r>
-        <w:t xml:space="preserve"> </w:t>
-      </w:r>
-      <w:r>
-        <w:t xml:space="preserve">— a stdlib-only Avro-subset codec: flat primitive records, spec-faithful binary encoding (zig-zag varint int/long, length-prefixed string/bytes, LE-IEEE-754 double),</w:t>
-      </w:r>
-      <w:r>
-        <w:t xml:space="preserve"> </w:t>
-      </w:r>
-      <w:r>
-        <w:rPr>
           <w:b/>
           <w:bCs/>
         </w:rPr>
-        <w:t xml:space="preserve">single-object encoding</w:t>
-      </w:r>
-      <w:r>
-        <w:t xml:space="preserve"> </w:t>
-      </w:r>
-      <w:r>
-        <w:t xml:space="preserve">framing (</w:t>
-      </w:r>
-      <w:r>
-        <w:rPr>
-          <w:rStyle w:val="VerbatimChar"/>
-        </w:rPr>
-        <w:t xml:space="preserve">0xC3 0x01</w:t>
-      </w:r>
-      <w:r>
-        <w:t xml:space="preserve"> </w:t>
-      </w:r>
-      <w:r>
-        <w:t xml:space="preserve">+ 8-byte CRC-64-AVRO fingerprint) so each payload is self-describing, a</w:t>
-      </w:r>
-      <w:r>
-        <w:t xml:space="preserve"> </w:t>
-      </w:r>
-      <w:r>
-        <w:rPr>
-          <w:rStyle w:val="VerbatimChar"/>
-        </w:rPr>
-        <w:t xml:space="preserve">SchemaRegistry</w:t>
-      </w:r>
-      <w:r>
-        <w:t xml:space="preserve"> </w:t>
-      </w:r>
-      <w:r>
-        <w:t xml:space="preserve">giving</w:t>
-      </w:r>
-      <w:r>
-        <w:t xml:space="preserve"> </w:t>
+        <w:t xml:space="preserve">security</w:t>
       </w:r>
       <w:r>
         <w:rPr>
           <w:b/>
           <w:bCs/>
         </w:rPr>
-        <w:t xml:space="preserve">schema-validated routing</w:t>
-      </w:r>
-      <w:r>
-        <w:t xml:space="preserve"> </w:t>
-      </w:r>
-      <w:r>
-        <w:t xml:space="preserve">(a payload whose writer fingerprint is unregistered is rejected, never mis-decoded), and</w:t>
-      </w:r>
-      <w:r>
         <w:t xml:space="preserve"> </w:t>
       </w:r>
       <w:r>
@@ -190,70 +131,140 @@
           <w:b/>
           <w:bCs/>
         </w:rPr>
-        <w:t xml:space="preserve">writer→reader schema resolution</w:t>
-      </w:r>
-      <w:r>
-        <w:t xml:space="preserve"> </w:t>
-      </w:r>
-      <w:r>
-        <w:t xml:space="preserve">for backward+forward-compatible evolution (reader-only fields fill from defaults; writer-only fields skip; a reader-only field without a default is an unresolvable-pair error).</w:t>
-      </w:r>
-      <w:r>
-        <w:t xml:space="preserve"> </w:t>
-      </w:r>
-      <w:r>
-        <w:rPr>
-          <w:rStyle w:val="VerbatimChar"/>
-        </w:rPr>
-        <w:t xml:space="preserve">NodeEventSchemaV1→V2</w:t>
-      </w:r>
-      <w:r>
-        <w:t xml:space="preserve"> </w:t>
-      </w:r>
-      <w:r>
-        <w:t xml:space="preserve">adds a defaulted</w:t>
-      </w:r>
-      <w:r>
-        <w:t xml:space="preserve"> </w:t>
-      </w:r>
-      <w:r>
-        <w:rPr>
-          <w:rStyle w:val="VerbatimChar"/>
-        </w:rPr>
-        <w:t xml:space="preserve">action</w:t>
-      </w:r>
-      <w:r>
-        <w:t xml:space="preserve"> </w:t>
-      </w:r>
-      <w:r>
-        <w:t xml:space="preserve">field; proven both directions — a V1 consumer reads a V2 payload (skips</w:t>
-      </w:r>
-      <w:r>
-        <w:t xml:space="preserve"> </w:t>
-      </w:r>
-      <w:r>
-        <w:rPr>
-          <w:rStyle w:val="VerbatimChar"/>
-        </w:rPr>
-        <w:t xml:space="preserve">action</w:t>
-      </w:r>
-      <w:r>
-        <w:t xml:space="preserve">) and a V2 consumer reads a V1 payload (synthesizes</w:t>
-      </w:r>
-      <w:r>
-        <w:t xml:space="preserve"> </w:t>
-      </w:r>
-      <w:r>
-        <w:rPr>
-          <w:rStyle w:val="VerbatimChar"/>
-        </w:rPr>
-        <w:t xml:space="preserve">action</w:t>
-      </w:r>
-      <w:r>
-        <w:t xml:space="preserve"> </w:t>
-      </w:r>
-      <w:r>
-        <w:t xml:space="preserve">from default) — plus concurrent round-trip under</w:t>
+        <w:t xml:space="preserve">submodule (</w:t>
+      </w:r>
+      <w:r>
+        <w:rPr>
+          <w:rStyle w:val="VerbatimChar"/>
+          <w:b/>
+          <w:bCs/>
+        </w:rPr>
+        <w:t xml:space="preserve">pkg/e2ee</w:t>
+      </w:r>
+      <w:r>
+        <w:rPr>
+          <w:b/>
+          <w:bCs/>
+        </w:rPr>
+        <w:t xml:space="preserve">,</w:t>
+      </w:r>
+      <w:r>
+        <w:rPr>
+          <w:b/>
+          <w:bCs/>
+        </w:rPr>
+        <w:t xml:space="preserve"> </w:t>
+      </w:r>
+      <w:r>
+        <w:rPr>
+          <w:rStyle w:val="VerbatimChar"/>
+          <w:b/>
+          <w:bCs/>
+        </w:rPr>
+        <w:t xml:space="preserve">29a6193</w:t>
+      </w:r>
+      <w:r>
+        <w:rPr>
+          <w:b/>
+          <w:bCs/>
+        </w:rPr>
+        <w:t xml:space="preserve">)</w:t>
+      </w:r>
+      <w:r>
+        <w:t xml:space="preserve"> </w:t>
+      </w:r>
+      <w:r>
+        <w:t xml:space="preserve">— the length-prefixed framed</w:t>
+      </w:r>
+      <w:r>
+        <w:t xml:space="preserve"> </w:t>
+      </w:r>
+      <w:r>
+        <w:rPr>
+          <w:rStyle w:val="VerbatimChar"/>
+        </w:rPr>
+        <w:t xml:space="preserve">Transport</w:t>
+      </w:r>
+      <w:r>
+        <w:t xml:space="preserve"> </w:t>
+      </w:r>
+      <w:r>
+        <w:t xml:space="preserve">(</w:t>
+      </w:r>
+      <w:r>
+        <w:rPr>
+          <w:rStyle w:val="VerbatimChar"/>
+        </w:rPr>
+        <w:t xml:space="preserve">WriteRecord</w:t>
+      </w:r>
+      <w:r>
+        <w:t xml:space="preserve">/</w:t>
+      </w:r>
+      <w:r>
+        <w:rPr>
+          <w:rStyle w:val="VerbatimChar"/>
+        </w:rPr>
+        <w:t xml:space="preserve">ReadRecord</w:t>
+      </w:r>
+      <w:r>
+        <w:t xml:space="preserve"> </w:t>
+      </w:r>
+      <w:r>
+        <w:t xml:space="preserve">over</w:t>
+      </w:r>
+      <w:r>
+        <w:t xml:space="preserve"> </w:t>
+      </w:r>
+      <w:r>
+        <w:rPr>
+          <w:rStyle w:val="VerbatimChar"/>
+        </w:rPr>
+        <w:t xml:space="preserve">io.ReadWriter</w:t>
+      </w:r>
+      <w:r>
+        <w:t xml:space="preserve">) and its</w:t>
+      </w:r>
+      <w:r>
+        <w:t xml:space="preserve"> </w:t>
+      </w:r>
+      <w:r>
+        <w:rPr>
+          <w:rStyle w:val="VerbatimChar"/>
+        </w:rPr>
+        <w:t xml:space="preserve">DefaultMaxRecordSize</w:t>
+      </w:r>
+      <w:r>
+        <w:t xml:space="preserve"> </w:t>
+      </w:r>
+      <w:r>
+        <w:t xml:space="preserve">guard already existed; added</w:t>
+      </w:r>
+      <w:r>
+        <w:t xml:space="preserve"> </w:t>
+      </w:r>
+      <w:r>
+        <w:rPr>
+          <w:rStyle w:val="VerbatimChar"/>
+        </w:rPr>
+        <w:t xml:space="preserve">TestTransportConcurrentRoundTripWithOversizeInjection</w:t>
+      </w:r>
+      <w:r>
+        <w:t xml:space="preserve"> </w:t>
+      </w:r>
+      <w:r>
+        <w:t xml:space="preserve">closing the closure’s composite gap — 16 concurrent independent framed round-trips stay intact while an injected 5 MiB length prefix (cap 1 KiB) is rejected with</w:t>
+      </w:r>
+      <w:r>
+        <w:t xml:space="preserve"> </w:t>
+      </w:r>
+      <w:r>
+        <w:rPr>
+          <w:rStyle w:val="VerbatimChar"/>
+        </w:rPr>
+        <w:t xml:space="preserve">ErrRecordTooLarge</w:t>
+      </w:r>
+      <w:r>
+        <w:t xml:space="preserve">, all under</w:t>
       </w:r>
       <w:r>
         <w:t xml:space="preserve"> </w:t>
@@ -265,7 +276,22 @@
         <w:t xml:space="preserve">-race</w:t>
       </w:r>
       <w:r>
-        <w:t xml:space="preserve">. Live NATS-backend wiring + the other event-type schemas tracked HXC-1626 (HXC-1119).</w:t>
+        <w:t xml:space="preserve">. Mutation dropping the</w:t>
+      </w:r>
+      <w:r>
+        <w:t xml:space="preserve"> </w:t>
+      </w:r>
+      <w:r>
+        <w:rPr>
+          <w:rStyle w:val="VerbatimChar"/>
+        </w:rPr>
+        <w:t xml:space="preserve">ReadRecord</w:t>
+      </w:r>
+      <w:r>
+        <w:t xml:space="preserve"> </w:t>
+      </w:r>
+      <w:r>
+        <w:t xml:space="preserve">oversize guard fails the test (HXC-1567).</w:t>
       </w:r>
     </w:p>
     <w:p>
@@ -281,7 +307,7 @@
           <w:b/>
           <w:bCs/>
         </w:rPr>
-        <w:t xml:space="preserve">Wave 79 — 2 bounded host-closeable fixes (conductor-gated build/vet/-race + load-bearing mutation bite):</w:t>
+        <w:t xml:space="preserve">Wave 80 — Avro event schemas + schema-validated routing (HXC-1119; careful single-threaded TDD build, conductor-gated build/vet/-race + 2 load-bearing mutation bites):</w:t>
       </w:r>
     </w:p>
     <w:p>
@@ -296,151 +322,157 @@
         <w:rPr>
           <w:rStyle w:val="VerbatimChar"/>
         </w:rPr>
-        <w:t xml:space="preserve">pkg/multiraft</w:t>
-      </w:r>
-      <w:r>
-        <w:t xml:space="preserve"> </w:t>
-      </w:r>
-      <w:r>
-        <w:t xml:space="preserve">— the durability persist-error is now observable through a PUBLIC seam: a registerable</w:t>
-      </w:r>
-      <w:r>
-        <w:t xml:space="preserve"> </w:t>
-      </w:r>
-      <w:r>
-        <w:rPr>
-          <w:rStyle w:val="VerbatimChar"/>
-        </w:rPr>
-        <w:t xml:space="preserve">OnPersistError</w:t>
-      </w:r>
-      <w:r>
-        <w:t xml:space="preserve"> </w:t>
-      </w:r>
-      <w:r>
-        <w:t xml:space="preserve">hook (+</w:t>
-      </w:r>
-      <w:r>
-        <w:t xml:space="preserve"> </w:t>
-      </w:r>
-      <w:r>
-        <w:rPr>
-          <w:rStyle w:val="VerbatimChar"/>
-        </w:rPr>
-        <w:t xml:space="preserve">LastPersistError</w:t>
-      </w:r>
-      <w:r>
-        <w:t xml:space="preserve"> </w:t>
-      </w:r>
-      <w:r>
-        <w:t xml:space="preserve">accessor) fires with the shard id + error from the same Ready-loop path that parks the un-persisted</w:t>
-      </w:r>
-      <w:r>
-        <w:t xml:space="preserve"> </w:t>
-      </w:r>
-      <w:r>
-        <w:rPr>
-          <w:rStyle w:val="VerbatimChar"/>
-        </w:rPr>
-        <w:t xml:space="preserve">Ready</w:t>
-      </w:r>
-      <w:r>
-        <w:t xml:space="preserve"> </w:t>
-      </w:r>
-      <w:r>
-        <w:t xml:space="preserve">and skips</w:t>
-      </w:r>
-      <w:r>
-        <w:t xml:space="preserve"> </w:t>
-      </w:r>
-      <w:r>
-        <w:rPr>
-          <w:rStyle w:val="VerbatimChar"/>
-        </w:rPr>
-        <w:t xml:space="preserve">Advance</w:t>
-      </w:r>
-      <w:r>
-        <w:t xml:space="preserve"> </w:t>
-      </w:r>
-      <w:r>
-        <w:t xml:space="preserve">(HXC-917); previously the fault was only</w:t>
-      </w:r>
-      <w:r>
-        <w:t xml:space="preserve"> </w:t>
-      </w:r>
-      <w:r>
-        <w:rPr>
-          <w:rStyle w:val="VerbatimChar"/>
-        </w:rPr>
-        <w:t xml:space="preserve">log.Printf</w:t>
-      </w:r>
-      <w:r>
-        <w:t xml:space="preserve">’d. Nil hook = prior behavior (HXC-927).</w:t>
-      </w:r>
-    </w:p>
-    <w:p>
-      <w:pPr>
-        <w:pStyle w:val="Compact"/>
-        <w:numPr>
-          <w:ilvl w:val="1"/>
-          <w:numId w:val="1003"/>
-        </w:numPr>
-      </w:pPr>
-      <w:r>
-        <w:rPr>
-          <w:rStyle w:val="VerbatimChar"/>
-        </w:rPr>
-        <w:t xml:space="preserve">pkg/cloudspot</w:t>
-      </w:r>
-      <w:r>
-        <w:t xml:space="preserve"> </w:t>
-      </w:r>
-      <w:r>
-        <w:t xml:space="preserve">— the GCP and Azure preemption pollers now honor the injected</w:t>
-      </w:r>
-      <w:r>
-        <w:t xml:space="preserve"> </w:t>
-      </w:r>
-      <w:r>
-        <w:rPr>
-          <w:rStyle w:val="VerbatimChar"/>
-        </w:rPr>
-        <w:t xml:space="preserve">WithClock</w:t>
-      </w:r>
-      <w:r>
-        <w:t xml:space="preserve"> </w:t>
-      </w:r>
-      <w:r>
-        <w:t xml:space="preserve">when computing</w:t>
-      </w:r>
-      <w:r>
-        <w:t xml:space="preserve"> </w:t>
-      </w:r>
-      <w:r>
-        <w:rPr>
-          <w:rStyle w:val="VerbatimChar"/>
-        </w:rPr>
-        <w:t xml:space="preserve">PreemptionNotice.Deadline</w:t>
-      </w:r>
-      <w:r>
-        <w:t xml:space="preserve"> </w:t>
-      </w:r>
-      <w:r>
-        <w:t xml:space="preserve">(both used</w:t>
-      </w:r>
-      <w:r>
-        <w:t xml:space="preserve"> </w:t>
-      </w:r>
-      <w:r>
-        <w:rPr>
-          <w:rStyle w:val="VerbatimChar"/>
-        </w:rPr>
-        <w:t xml:space="preserve">time.Now()</w:t>
-      </w:r>
-      <w:r>
-        <w:t xml:space="preserve"> </w:t>
-      </w:r>
-      <w:r>
-        <w:t xml:space="preserve">directly, silently dropping the clock; only the AWS poller honored it), making all three providers deterministically testable with a fake clock (HXC-1616).</w:t>
+        <w:t xml:space="preserve">pkg/events</w:t>
+      </w:r>
+      <w:r>
+        <w:t xml:space="preserve"> </w:t>
+      </w:r>
+      <w:r>
+        <w:t xml:space="preserve">— a stdlib-only Avro-subset codec: flat primitive records, spec-faithful binary encoding (zig-zag varint int/long, length-prefixed string/bytes, LE-IEEE-754 double),</w:t>
+      </w:r>
+      <w:r>
+        <w:t xml:space="preserve"> </w:t>
+      </w:r>
+      <w:r>
+        <w:rPr>
+          <w:b/>
+          <w:bCs/>
+        </w:rPr>
+        <w:t xml:space="preserve">single-object encoding</w:t>
+      </w:r>
+      <w:r>
+        <w:t xml:space="preserve"> </w:t>
+      </w:r>
+      <w:r>
+        <w:t xml:space="preserve">framing (</w:t>
+      </w:r>
+      <w:r>
+        <w:rPr>
+          <w:rStyle w:val="VerbatimChar"/>
+        </w:rPr>
+        <w:t xml:space="preserve">0xC3 0x01</w:t>
+      </w:r>
+      <w:r>
+        <w:t xml:space="preserve"> </w:t>
+      </w:r>
+      <w:r>
+        <w:t xml:space="preserve">+ 8-byte CRC-64-AVRO fingerprint) so each payload is self-describing, a</w:t>
+      </w:r>
+      <w:r>
+        <w:t xml:space="preserve"> </w:t>
+      </w:r>
+      <w:r>
+        <w:rPr>
+          <w:rStyle w:val="VerbatimChar"/>
+        </w:rPr>
+        <w:t xml:space="preserve">SchemaRegistry</w:t>
+      </w:r>
+      <w:r>
+        <w:t xml:space="preserve"> </w:t>
+      </w:r>
+      <w:r>
+        <w:t xml:space="preserve">giving</w:t>
+      </w:r>
+      <w:r>
+        <w:t xml:space="preserve"> </w:t>
+      </w:r>
+      <w:r>
+        <w:rPr>
+          <w:b/>
+          <w:bCs/>
+        </w:rPr>
+        <w:t xml:space="preserve">schema-validated routing</w:t>
+      </w:r>
+      <w:r>
+        <w:t xml:space="preserve"> </w:t>
+      </w:r>
+      <w:r>
+        <w:t xml:space="preserve">(a payload whose writer fingerprint is unregistered is rejected, never mis-decoded), and</w:t>
+      </w:r>
+      <w:r>
+        <w:t xml:space="preserve"> </w:t>
+      </w:r>
+      <w:r>
+        <w:rPr>
+          <w:b/>
+          <w:bCs/>
+        </w:rPr>
+        <w:t xml:space="preserve">writer→reader schema resolution</w:t>
+      </w:r>
+      <w:r>
+        <w:t xml:space="preserve"> </w:t>
+      </w:r>
+      <w:r>
+        <w:t xml:space="preserve">for backward+forward-compatible evolution (reader-only fields fill from defaults; writer-only fields skip; a reader-only field without a default is an unresolvable-pair error).</w:t>
+      </w:r>
+      <w:r>
+        <w:t xml:space="preserve"> </w:t>
+      </w:r>
+      <w:r>
+        <w:rPr>
+          <w:rStyle w:val="VerbatimChar"/>
+        </w:rPr>
+        <w:t xml:space="preserve">NodeEventSchemaV1→V2</w:t>
+      </w:r>
+      <w:r>
+        <w:t xml:space="preserve"> </w:t>
+      </w:r>
+      <w:r>
+        <w:t xml:space="preserve">adds a defaulted</w:t>
+      </w:r>
+      <w:r>
+        <w:t xml:space="preserve"> </w:t>
+      </w:r>
+      <w:r>
+        <w:rPr>
+          <w:rStyle w:val="VerbatimChar"/>
+        </w:rPr>
+        <w:t xml:space="preserve">action</w:t>
+      </w:r>
+      <w:r>
+        <w:t xml:space="preserve"> </w:t>
+      </w:r>
+      <w:r>
+        <w:t xml:space="preserve">field; proven both directions — a V1 consumer reads a V2 payload (skips</w:t>
+      </w:r>
+      <w:r>
+        <w:t xml:space="preserve"> </w:t>
+      </w:r>
+      <w:r>
+        <w:rPr>
+          <w:rStyle w:val="VerbatimChar"/>
+        </w:rPr>
+        <w:t xml:space="preserve">action</w:t>
+      </w:r>
+      <w:r>
+        <w:t xml:space="preserve">) and a V2 consumer reads a V1 payload (synthesizes</w:t>
+      </w:r>
+      <w:r>
+        <w:t xml:space="preserve"> </w:t>
+      </w:r>
+      <w:r>
+        <w:rPr>
+          <w:rStyle w:val="VerbatimChar"/>
+        </w:rPr>
+        <w:t xml:space="preserve">action</w:t>
+      </w:r>
+      <w:r>
+        <w:t xml:space="preserve"> </w:t>
+      </w:r>
+      <w:r>
+        <w:t xml:space="preserve">from default) — plus concurrent round-trip under</w:t>
+      </w:r>
+      <w:r>
+        <w:t xml:space="preserve"> </w:t>
+      </w:r>
+      <w:r>
+        <w:rPr>
+          <w:rStyle w:val="VerbatimChar"/>
+        </w:rPr>
+        <w:t xml:space="preserve">-race</w:t>
+      </w:r>
+      <w:r>
+        <w:t xml:space="preserve">. Live NATS-backend wiring + the other event-type schemas tracked HXC-1626 (HXC-1119).</w:t>
       </w:r>
     </w:p>
     <w:p>
@@ -456,7 +488,7 @@
           <w:b/>
           <w:bCs/>
         </w:rPr>
-        <w:t xml:space="preserve">Wave 78 — 4 disjoint host-closeable streams + a cross-platform SELinux fix (all conductor-gated build/vet/-race + load-bearing mutation bite, not agent self-reports):</w:t>
+        <w:t xml:space="preserve">Wave 79 — 2 bounded host-closeable fixes (conductor-gated build/vet/-race + load-bearing mutation bite):</w:t>
       </w:r>
     </w:p>
     <w:p>
@@ -471,76 +503,85 @@
         <w:rPr>
           <w:rStyle w:val="VerbatimChar"/>
         </w:rPr>
-        <w:t xml:space="preserve">internal/console</w:t>
-      </w:r>
-      <w:r>
-        <w:t xml:space="preserve"> </w:t>
-      </w:r>
-      <w:r>
-        <w:t xml:space="preserve">— fixture-driven device-classification hardening:</w:t>
-      </w:r>
-      <w:r>
-        <w:t xml:space="preserve"> </w:t>
-      </w:r>
-      <w:r>
-        <w:rPr>
-          <w:rStyle w:val="VerbatimChar"/>
-        </w:rPr>
-        <w:t xml:space="preserve">testdata/</w:t>
-      </w:r>
-      <w:r>
-        <w:t xml:space="preserve"> </w:t>
-      </w:r>
-      <w:r>
-        <w:rPr>
-          <w:rStyle w:val="VerbatimChar"/>
-        </w:rPr>
-        <w:t xml:space="preserve">/proc</w:t>
-      </w:r>
-      <w:r>
-        <w:t xml:space="preserve">+</w:t>
-      </w:r>
-      <w:r>
-        <w:rPr>
-          <w:rStyle w:val="VerbatimChar"/>
-        </w:rPr>
-        <w:t xml:space="preserve">device-tree</w:t>
-      </w:r>
-      <w:r>
-        <w:t xml:space="preserve"> </w:t>
-      </w:r>
-      <w:r>
-        <w:t xml:space="preserve">trees for 6 device classes (PS4/PS5/x86-server/RK3588/Raspberry-Pi/generic) with exact-label table assertions; mutating the PS5 zen-2 SoC-match row flips</w:t>
-      </w:r>
-      <w:r>
-        <w:t xml:space="preserve"> </w:t>
-      </w:r>
-      <w:r>
-        <w:rPr>
-          <w:rStyle w:val="VerbatimChar"/>
-        </w:rPr>
-        <w:t xml:space="preserve">ps5_zen2</w:t>
-      </w:r>
-      <w:r>
-        <w:t xml:space="preserve"> </w:t>
-      </w:r>
-      <w:r>
-        <w:t xml:space="preserve">and fails the test. Non-console classes still classify</w:t>
-      </w:r>
-      <w:r>
-        <w:t xml:space="preserve"> </w:t>
-      </w:r>
-      <w:r>
-        <w:rPr>
-          <w:rStyle w:val="VerbatimChar"/>
-        </w:rPr>
-        <w:t xml:space="preserve">Unknown</w:t>
-      </w:r>
-      <w:r>
-        <w:t xml:space="preserve"> </w:t>
-      </w:r>
-      <w:r>
-        <w:t xml:space="preserve">today (positive labels tracked HXC-1624) (HXC-1158).</w:t>
+        <w:t xml:space="preserve">pkg/multiraft</w:t>
+      </w:r>
+      <w:r>
+        <w:t xml:space="preserve"> </w:t>
+      </w:r>
+      <w:r>
+        <w:t xml:space="preserve">— the durability persist-error is now observable through a PUBLIC seam: a registerable</w:t>
+      </w:r>
+      <w:r>
+        <w:t xml:space="preserve"> </w:t>
+      </w:r>
+      <w:r>
+        <w:rPr>
+          <w:rStyle w:val="VerbatimChar"/>
+        </w:rPr>
+        <w:t xml:space="preserve">OnPersistError</w:t>
+      </w:r>
+      <w:r>
+        <w:t xml:space="preserve"> </w:t>
+      </w:r>
+      <w:r>
+        <w:t xml:space="preserve">hook (+</w:t>
+      </w:r>
+      <w:r>
+        <w:t xml:space="preserve"> </w:t>
+      </w:r>
+      <w:r>
+        <w:rPr>
+          <w:rStyle w:val="VerbatimChar"/>
+        </w:rPr>
+        <w:t xml:space="preserve">LastPersistError</w:t>
+      </w:r>
+      <w:r>
+        <w:t xml:space="preserve"> </w:t>
+      </w:r>
+      <w:r>
+        <w:t xml:space="preserve">accessor) fires with the shard id + error from the same Ready-loop path that parks the un-persisted</w:t>
+      </w:r>
+      <w:r>
+        <w:t xml:space="preserve"> </w:t>
+      </w:r>
+      <w:r>
+        <w:rPr>
+          <w:rStyle w:val="VerbatimChar"/>
+        </w:rPr>
+        <w:t xml:space="preserve">Ready</w:t>
+      </w:r>
+      <w:r>
+        <w:t xml:space="preserve"> </w:t>
+      </w:r>
+      <w:r>
+        <w:t xml:space="preserve">and skips</w:t>
+      </w:r>
+      <w:r>
+        <w:t xml:space="preserve"> </w:t>
+      </w:r>
+      <w:r>
+        <w:rPr>
+          <w:rStyle w:val="VerbatimChar"/>
+        </w:rPr>
+        <w:t xml:space="preserve">Advance</w:t>
+      </w:r>
+      <w:r>
+        <w:t xml:space="preserve"> </w:t>
+      </w:r>
+      <w:r>
+        <w:t xml:space="preserve">(HXC-917); previously the fault was only</w:t>
+      </w:r>
+      <w:r>
+        <w:t xml:space="preserve"> </w:t>
+      </w:r>
+      <w:r>
+        <w:rPr>
+          <w:rStyle w:val="VerbatimChar"/>
+        </w:rPr>
+        <w:t xml:space="preserve">log.Printf</w:t>
+      </w:r>
+      <w:r>
+        <w:t xml:space="preserve">’d. Nil hook = prior behavior (HXC-927).</w:t>
       </w:r>
     </w:p>
     <w:p>
@@ -555,332 +596,498 @@
         <w:rPr>
           <w:rStyle w:val="VerbatimChar"/>
         </w:rPr>
-        <w:t xml:space="preserve">scripts/cross-compile-agent.sh</w:t>
-      </w:r>
-      <w:r>
-        <w:t xml:space="preserve"> </w:t>
-      </w:r>
-      <w:r>
-        <w:t xml:space="preserve">+</w:t>
-      </w:r>
-      <w:r>
-        <w:t xml:space="preserve"> </w:t>
-      </w:r>
-      <w:r>
-        <w:rPr>
-          <w:rStyle w:val="VerbatimChar"/>
-        </w:rPr>
-        <w:t xml:space="preserve">Makefile</w:t>
-      </w:r>
-      <w:r>
-        <w:t xml:space="preserve"> </w:t>
-      </w:r>
-      <w:r>
-        <w:rPr>
-          <w:rStyle w:val="VerbatimChar"/>
-        </w:rPr>
-        <w:t xml:space="preserve">cross-agent</w:t>
-      </w:r>
-      <w:r>
-        <w:t xml:space="preserve"> </w:t>
-      </w:r>
-      <w:r>
-        <w:t xml:space="preserve">target — reproducible ARM64 cross-compilation of</w:t>
-      </w:r>
-      <w:r>
-        <w:t xml:space="preserve"> </w:t>
-      </w:r>
-      <w:r>
-        <w:rPr>
-          <w:rStyle w:val="VerbatimChar"/>
-        </w:rPr>
-        <w:t xml:space="preserve">cmd/helix-agent</w:t>
-      </w:r>
-      <w:r>
-        <w:t xml:space="preserve">: emits linux/arm64 (ELF aarch64), linux/armv7 (ELF 32-bit ARM EABI5) and android/arm64 artifacts with a build-UUID via</w:t>
-      </w:r>
-      <w:r>
-        <w:t xml:space="preserve"> </w:t>
-      </w:r>
-      <w:r>
-        <w:rPr>
-          <w:rStyle w:val="VerbatimChar"/>
-        </w:rPr>
-        <w:t xml:space="preserve">-ldflags</w:t>
-      </w:r>
-      <w:r>
-        <w:t xml:space="preserve"> </w:t>
-      </w:r>
-      <w:r>
-        <w:t xml:space="preserve">and a</w:t>
-      </w:r>
-      <w:r>
-        <w:t xml:space="preserve"> </w:t>
-      </w:r>
-      <w:r>
-        <w:rPr>
-          <w:rStyle w:val="VerbatimChar"/>
-        </w:rPr>
-        <w:t xml:space="preserve">--version</w:t>
-      </w:r>
-      <w:r>
-        <w:t xml:space="preserve"> </w:t>
-      </w:r>
-      <w:r>
-        <w:t xml:space="preserve">print path;</w:t>
-      </w:r>
-      <w:r>
-        <w:t xml:space="preserve"> </w:t>
-      </w:r>
-      <w:r>
-        <w:rPr>
-          <w:rStyle w:val="VerbatimChar"/>
-        </w:rPr>
-        <w:t xml:space="preserve">crosscompile_test.go</w:t>
-      </w:r>
-      <w:r>
-        <w:t xml:space="preserve"> </w:t>
-      </w:r>
-      <w:r>
-        <w:t xml:space="preserve">asserts</w:t>
-      </w:r>
-      <w:r>
-        <w:t xml:space="preserve"> </w:t>
-      </w:r>
-      <w:r>
-        <w:rPr>
-          <w:rStyle w:val="VerbatimChar"/>
-        </w:rPr>
-        <w:t xml:space="preserve">elf.EM_AARCH64</w:t>
-      </w:r>
-      <w:r>
-        <w:t xml:space="preserve"> </w:t>
-      </w:r>
-      <w:r>
-        <w:t xml:space="preserve">via</w:t>
-      </w:r>
-      <w:r>
-        <w:t xml:space="preserve"> </w:t>
-      </w:r>
-      <w:r>
-        <w:rPr>
-          <w:rStyle w:val="VerbatimChar"/>
-        </w:rPr>
-        <w:t xml:space="preserve">debug/elf</w:t>
-      </w:r>
-      <w:r>
-        <w:t xml:space="preserve">. CGO-enabled cross (no</w:t>
-      </w:r>
-      <w:r>
-        <w:t xml:space="preserve"> </w:t>
-      </w:r>
-      <w:r>
-        <w:rPr>
-          <w:rStyle w:val="VerbatimChar"/>
-        </w:rPr>
-        <w:t xml:space="preserve">zig cc</w:t>
-      </w:r>
-      <w:r>
-        <w:t xml:space="preserve">/</w:t>
-      </w:r>
-      <w:r>
-        <w:rPr>
-          <w:rStyle w:val="VerbatimChar"/>
-        </w:rPr>
-        <w:t xml:space="preserve">aarch64-gnu-gcc</w:t>
-      </w:r>
-      <w:r>
-        <w:t xml:space="preserve"> </w:t>
-      </w:r>
-      <w:r>
-        <w:t xml:space="preserve">on host) and on-real-SBC execution are honest SKIPs (HXC-1622/HXC-1623) (HXC-1167).</w:t>
-      </w:r>
-    </w:p>
-    <w:p>
-      <w:pPr>
-        <w:pStyle w:val="Compact"/>
-        <w:numPr>
-          <w:ilvl w:val="1"/>
-          <w:numId w:val="1004"/>
-        </w:numPr>
-      </w:pPr>
-      <w:r>
-        <w:rPr>
-          <w:rStyle w:val="VerbatimChar"/>
-        </w:rPr>
-        <w:t xml:space="preserve">docs/architecture/PHASE_8C_INTEGRATION.md</w:t>
-      </w:r>
-      <w:r>
-        <w:t xml:space="preserve"> </w:t>
-      </w:r>
-      <w:r>
-        <w:t xml:space="preserve">— code-grounded Phase-8C integration map (attestation→scheduler, e2ee→orchestrator, marketplace) citing real</w:t>
-      </w:r>
-      <w:r>
-        <w:t xml:space="preserve"> </w:t>
-      </w:r>
-      <w:r>
-        <w:rPr>
-          <w:rStyle w:val="VerbatimChar"/>
-        </w:rPr>
-        <w:t xml:space="preserve">pkg/resources</w:t>
-      </w:r>
-      <w:r>
-        <w:t xml:space="preserve"> </w:t>
-      </w:r>
-      <w:r>
-        <w:t xml:space="preserve">symbols; scheduler attestation-wiring labeled PLANNED (verified: no</w:t>
-      </w:r>
-      <w:r>
-        <w:t xml:space="preserve"> </w:t>
-      </w:r>
-      <w:r>
-        <w:rPr>
-          <w:rStyle w:val="VerbatimChar"/>
-        </w:rPr>
-        <w:t xml:space="preserve">SetAttested</w:t>
-      </w:r>
-      <w:r>
-        <w:t xml:space="preserve"> </w:t>
-      </w:r>
-      <w:r>
-        <w:t xml:space="preserve">callers) (HXC-1614).</w:t>
-      </w:r>
-    </w:p>
-    <w:p>
-      <w:pPr>
-        <w:pStyle w:val="Compact"/>
-        <w:numPr>
-          <w:ilvl w:val="1"/>
-          <w:numId w:val="1004"/>
-        </w:numPr>
-      </w:pPr>
-      <w:r>
-        <w:rPr>
-          <w:rStyle w:val="VerbatimChar"/>
-        </w:rPr>
-        <w:t xml:space="preserve">docs/PHASE_8C_EXIT_GATE_EVIDENCE.md</w:t>
-      </w:r>
-      <w:r>
-        <w:t xml:space="preserve"> </w:t>
-      </w:r>
-      <w:r>
-        <w:t xml:space="preserve">— CLAUDE-1 exit-gate evidence matrix (PROVEN 9 / PARTIAL 6 / NOT-YET 7); PROVEN rows cite real</w:t>
-      </w:r>
-      <w:r>
-        <w:t xml:space="preserve"> </w:t>
-      </w:r>
-      <w:r>
-        <w:rPr>
-          <w:rStyle w:val="VerbatimChar"/>
-        </w:rPr>
-        <w:t xml:space="preserve">pkg/metering</w:t>
-      </w:r>
-      <w:r>
-        <w:t xml:space="preserve">+</w:t>
-      </w:r>
-      <w:r>
-        <w:rPr>
-          <w:rStyle w:val="VerbatimChar"/>
-        </w:rPr>
-        <w:t xml:space="preserve">pkg/auditproof</w:t>
-      </w:r>
-      <w:r>
-        <w:t xml:space="preserve"> </w:t>
-      </w:r>
-      <w:r>
-        <w:t xml:space="preserve">tests, NOT-YET rows cite Queued tickets (HXC-1613).</w:t>
-      </w:r>
-    </w:p>
-    <w:p>
-      <w:pPr>
-        <w:pStyle w:val="Compact"/>
-        <w:numPr>
-          <w:ilvl w:val="1"/>
-          <w:numId w:val="1004"/>
-        </w:numPr>
-      </w:pPr>
-      <w:r>
-        <w:rPr>
-          <w:rStyle w:val="VerbatimChar"/>
+        <w:t xml:space="preserve">pkg/cloudspot</w:t>
+      </w:r>
+      <w:r>
+        <w:t xml:space="preserve"> </w:t>
+      </w:r>
+      <w:r>
+        <w:t xml:space="preserve">— the GCP and Azure preemption pollers now honor the injected</w:t>
+      </w:r>
+      <w:r>
+        <w:t xml:space="preserve"> </w:t>
+      </w:r>
+      <w:r>
+        <w:rPr>
+          <w:rStyle w:val="VerbatimChar"/>
+        </w:rPr>
+        <w:t xml:space="preserve">WithClock</w:t>
+      </w:r>
+      <w:r>
+        <w:t xml:space="preserve"> </w:t>
+      </w:r>
+      <w:r>
+        <w:t xml:space="preserve">when computing</w:t>
+      </w:r>
+      <w:r>
+        <w:t xml:space="preserve"> </w:t>
+      </w:r>
+      <w:r>
+        <w:rPr>
+          <w:rStyle w:val="VerbatimChar"/>
+        </w:rPr>
+        <w:t xml:space="preserve">PreemptionNotice.Deadline</w:t>
+      </w:r>
+      <w:r>
+        <w:t xml:space="preserve"> </w:t>
+      </w:r>
+      <w:r>
+        <w:t xml:space="preserve">(both used</w:t>
+      </w:r>
+      <w:r>
+        <w:t xml:space="preserve"> </w:t>
+      </w:r>
+      <w:r>
+        <w:rPr>
+          <w:rStyle w:val="VerbatimChar"/>
+        </w:rPr>
+        <w:t xml:space="preserve">time.Now()</w:t>
+      </w:r>
+      <w:r>
+        <w:t xml:space="preserve"> </w:t>
+      </w:r>
+      <w:r>
+        <w:t xml:space="preserve">directly, silently dropping the clock; only the AWS poller honored it), making all three providers deterministically testable with a fake clock (HXC-1616).</w:t>
+      </w:r>
+    </w:p>
+    <w:p>
+      <w:pPr>
+        <w:pStyle w:val="Compact"/>
+        <w:numPr>
+          <w:ilvl w:val="0"/>
+          <w:numId w:val="1001"/>
+        </w:numPr>
+      </w:pPr>
+      <w:r>
+        <w:rPr>
           <w:b/>
           <w:bCs/>
         </w:rPr>
-        <w:t xml:space="preserve">containers</w:t>
-      </w:r>
-      <w:r>
-        <w:rPr>
+        <w:t xml:space="preserve">Wave 78 — 4 disjoint host-closeable streams + a cross-platform SELinux fix (all conductor-gated build/vet/-race + load-bearing mutation bite, not agent self-reports):</w:t>
+      </w:r>
+    </w:p>
+    <w:p>
+      <w:pPr>
+        <w:pStyle w:val="Compact"/>
+        <w:numPr>
+          <w:ilvl w:val="1"/>
+          <w:numId w:val="1005"/>
+        </w:numPr>
+      </w:pPr>
+      <w:r>
+        <w:rPr>
+          <w:rStyle w:val="VerbatimChar"/>
+        </w:rPr>
+        <w:t xml:space="preserve">internal/console</w:t>
+      </w:r>
+      <w:r>
+        <w:t xml:space="preserve"> </w:t>
+      </w:r>
+      <w:r>
+        <w:t xml:space="preserve">— fixture-driven device-classification hardening:</w:t>
+      </w:r>
+      <w:r>
+        <w:t xml:space="preserve"> </w:t>
+      </w:r>
+      <w:r>
+        <w:rPr>
+          <w:rStyle w:val="VerbatimChar"/>
+        </w:rPr>
+        <w:t xml:space="preserve">testdata/</w:t>
+      </w:r>
+      <w:r>
+        <w:t xml:space="preserve"> </w:t>
+      </w:r>
+      <w:r>
+        <w:rPr>
+          <w:rStyle w:val="VerbatimChar"/>
+        </w:rPr>
+        <w:t xml:space="preserve">/proc</w:t>
+      </w:r>
+      <w:r>
+        <w:t xml:space="preserve">+</w:t>
+      </w:r>
+      <w:r>
+        <w:rPr>
+          <w:rStyle w:val="VerbatimChar"/>
+        </w:rPr>
+        <w:t xml:space="preserve">device-tree</w:t>
+      </w:r>
+      <w:r>
+        <w:t xml:space="preserve"> </w:t>
+      </w:r>
+      <w:r>
+        <w:t xml:space="preserve">trees for 6 device classes (PS4/PS5/x86-server/RK3588/Raspberry-Pi/generic) with exact-label table assertions; mutating the PS5 zen-2 SoC-match row flips</w:t>
+      </w:r>
+      <w:r>
+        <w:t xml:space="preserve"> </w:t>
+      </w:r>
+      <w:r>
+        <w:rPr>
+          <w:rStyle w:val="VerbatimChar"/>
+        </w:rPr>
+        <w:t xml:space="preserve">ps5_zen2</w:t>
+      </w:r>
+      <w:r>
+        <w:t xml:space="preserve"> </w:t>
+      </w:r>
+      <w:r>
+        <w:t xml:space="preserve">and fails the test. Non-console classes still classify</w:t>
+      </w:r>
+      <w:r>
+        <w:t xml:space="preserve"> </w:t>
+      </w:r>
+      <w:r>
+        <w:rPr>
+          <w:rStyle w:val="VerbatimChar"/>
+        </w:rPr>
+        <w:t xml:space="preserve">Unknown</w:t>
+      </w:r>
+      <w:r>
+        <w:t xml:space="preserve"> </w:t>
+      </w:r>
+      <w:r>
+        <w:t xml:space="preserve">today (positive labels tracked HXC-1624) (HXC-1158).</w:t>
+      </w:r>
+    </w:p>
+    <w:p>
+      <w:pPr>
+        <w:pStyle w:val="Compact"/>
+        <w:numPr>
+          <w:ilvl w:val="1"/>
+          <w:numId w:val="1005"/>
+        </w:numPr>
+      </w:pPr>
+      <w:r>
+        <w:rPr>
+          <w:rStyle w:val="VerbatimChar"/>
+        </w:rPr>
+        <w:t xml:space="preserve">scripts/cross-compile-agent.sh</w:t>
+      </w:r>
+      <w:r>
+        <w:t xml:space="preserve"> </w:t>
+      </w:r>
+      <w:r>
+        <w:t xml:space="preserve">+</w:t>
+      </w:r>
+      <w:r>
+        <w:t xml:space="preserve"> </w:t>
+      </w:r>
+      <w:r>
+        <w:rPr>
+          <w:rStyle w:val="VerbatimChar"/>
+        </w:rPr>
+        <w:t xml:space="preserve">Makefile</w:t>
+      </w:r>
+      <w:r>
+        <w:t xml:space="preserve"> </w:t>
+      </w:r>
+      <w:r>
+        <w:rPr>
+          <w:rStyle w:val="VerbatimChar"/>
+        </w:rPr>
+        <w:t xml:space="preserve">cross-agent</w:t>
+      </w:r>
+      <w:r>
+        <w:t xml:space="preserve"> </w:t>
+      </w:r>
+      <w:r>
+        <w:t xml:space="preserve">target — reproducible ARM64 cross-compilation of</w:t>
+      </w:r>
+      <w:r>
+        <w:t xml:space="preserve"> </w:t>
+      </w:r>
+      <w:r>
+        <w:rPr>
+          <w:rStyle w:val="VerbatimChar"/>
+        </w:rPr>
+        <w:t xml:space="preserve">cmd/helix-agent</w:t>
+      </w:r>
+      <w:r>
+        <w:t xml:space="preserve">: emits linux/arm64 (ELF aarch64), linux/armv7 (ELF 32-bit ARM EABI5) and android/arm64 artifacts with a build-UUID via</w:t>
+      </w:r>
+      <w:r>
+        <w:t xml:space="preserve"> </w:t>
+      </w:r>
+      <w:r>
+        <w:rPr>
+          <w:rStyle w:val="VerbatimChar"/>
+        </w:rPr>
+        <w:t xml:space="preserve">-ldflags</w:t>
+      </w:r>
+      <w:r>
+        <w:t xml:space="preserve"> </w:t>
+      </w:r>
+      <w:r>
+        <w:t xml:space="preserve">and a</w:t>
+      </w:r>
+      <w:r>
+        <w:t xml:space="preserve"> </w:t>
+      </w:r>
+      <w:r>
+        <w:rPr>
+          <w:rStyle w:val="VerbatimChar"/>
+        </w:rPr>
+        <w:t xml:space="preserve">--version</w:t>
+      </w:r>
+      <w:r>
+        <w:t xml:space="preserve"> </w:t>
+      </w:r>
+      <w:r>
+        <w:t xml:space="preserve">print path;</w:t>
+      </w:r>
+      <w:r>
+        <w:t xml:space="preserve"> </w:t>
+      </w:r>
+      <w:r>
+        <w:rPr>
+          <w:rStyle w:val="VerbatimChar"/>
+        </w:rPr>
+        <w:t xml:space="preserve">crosscompile_test.go</w:t>
+      </w:r>
+      <w:r>
+        <w:t xml:space="preserve"> </w:t>
+      </w:r>
+      <w:r>
+        <w:t xml:space="preserve">asserts</w:t>
+      </w:r>
+      <w:r>
+        <w:t xml:space="preserve"> </w:t>
+      </w:r>
+      <w:r>
+        <w:rPr>
+          <w:rStyle w:val="VerbatimChar"/>
+        </w:rPr>
+        <w:t xml:space="preserve">elf.EM_AARCH64</w:t>
+      </w:r>
+      <w:r>
+        <w:t xml:space="preserve"> </w:t>
+      </w:r>
+      <w:r>
+        <w:t xml:space="preserve">via</w:t>
+      </w:r>
+      <w:r>
+        <w:t xml:space="preserve"> </w:t>
+      </w:r>
+      <w:r>
+        <w:rPr>
+          <w:rStyle w:val="VerbatimChar"/>
+        </w:rPr>
+        <w:t xml:space="preserve">debug/elf</w:t>
+      </w:r>
+      <w:r>
+        <w:t xml:space="preserve">. CGO-enabled cross (no</w:t>
+      </w:r>
+      <w:r>
+        <w:t xml:space="preserve"> </w:t>
+      </w:r>
+      <w:r>
+        <w:rPr>
+          <w:rStyle w:val="VerbatimChar"/>
+        </w:rPr>
+        <w:t xml:space="preserve">zig cc</w:t>
+      </w:r>
+      <w:r>
+        <w:t xml:space="preserve">/</w:t>
+      </w:r>
+      <w:r>
+        <w:rPr>
+          <w:rStyle w:val="VerbatimChar"/>
+        </w:rPr>
+        <w:t xml:space="preserve">aarch64-gnu-gcc</w:t>
+      </w:r>
+      <w:r>
+        <w:t xml:space="preserve"> </w:t>
+      </w:r>
+      <w:r>
+        <w:t xml:space="preserve">on host) and on-real-SBC execution are honest SKIPs (HXC-1622/HXC-1623) (HXC-1167).</w:t>
+      </w:r>
+    </w:p>
+    <w:p>
+      <w:pPr>
+        <w:pStyle w:val="Compact"/>
+        <w:numPr>
+          <w:ilvl w:val="1"/>
+          <w:numId w:val="1005"/>
+        </w:numPr>
+      </w:pPr>
+      <w:r>
+        <w:rPr>
+          <w:rStyle w:val="VerbatimChar"/>
+        </w:rPr>
+        <w:t xml:space="preserve">docs/architecture/PHASE_8C_INTEGRATION.md</w:t>
+      </w:r>
+      <w:r>
+        <w:t xml:space="preserve"> </w:t>
+      </w:r>
+      <w:r>
+        <w:t xml:space="preserve">— code-grounded Phase-8C integration map (attestation→scheduler, e2ee→orchestrator, marketplace) citing real</w:t>
+      </w:r>
+      <w:r>
+        <w:t xml:space="preserve"> </w:t>
+      </w:r>
+      <w:r>
+        <w:rPr>
+          <w:rStyle w:val="VerbatimChar"/>
+        </w:rPr>
+        <w:t xml:space="preserve">pkg/resources</w:t>
+      </w:r>
+      <w:r>
+        <w:t xml:space="preserve"> </w:t>
+      </w:r>
+      <w:r>
+        <w:t xml:space="preserve">symbols; scheduler attestation-wiring labeled PLANNED (verified: no</w:t>
+      </w:r>
+      <w:r>
+        <w:t xml:space="preserve"> </w:t>
+      </w:r>
+      <w:r>
+        <w:rPr>
+          <w:rStyle w:val="VerbatimChar"/>
+        </w:rPr>
+        <w:t xml:space="preserve">SetAttested</w:t>
+      </w:r>
+      <w:r>
+        <w:t xml:space="preserve"> </w:t>
+      </w:r>
+      <w:r>
+        <w:t xml:space="preserve">callers) (HXC-1614).</w:t>
+      </w:r>
+    </w:p>
+    <w:p>
+      <w:pPr>
+        <w:pStyle w:val="Compact"/>
+        <w:numPr>
+          <w:ilvl w:val="1"/>
+          <w:numId w:val="1005"/>
+        </w:numPr>
+      </w:pPr>
+      <w:r>
+        <w:rPr>
+          <w:rStyle w:val="VerbatimChar"/>
+        </w:rPr>
+        <w:t xml:space="preserve">docs/PHASE_8C_EXIT_GATE_EVIDENCE.md</w:t>
+      </w:r>
+      <w:r>
+        <w:t xml:space="preserve"> </w:t>
+      </w:r>
+      <w:r>
+        <w:t xml:space="preserve">— CLAUDE-1 exit-gate evidence matrix (PROVEN 9 / PARTIAL 6 / NOT-YET 7); PROVEN rows cite real</w:t>
+      </w:r>
+      <w:r>
+        <w:t xml:space="preserve"> </w:t>
+      </w:r>
+      <w:r>
+        <w:rPr>
+          <w:rStyle w:val="VerbatimChar"/>
+        </w:rPr>
+        <w:t xml:space="preserve">pkg/metering</w:t>
+      </w:r>
+      <w:r>
+        <w:t xml:space="preserve">+</w:t>
+      </w:r>
+      <w:r>
+        <w:rPr>
+          <w:rStyle w:val="VerbatimChar"/>
+        </w:rPr>
+        <w:t xml:space="preserve">pkg/auditproof</w:t>
+      </w:r>
+      <w:r>
+        <w:t xml:space="preserve"> </w:t>
+      </w:r>
+      <w:r>
+        <w:t xml:space="preserve">tests, NOT-YET rows cite Queued tickets (HXC-1613).</w:t>
+      </w:r>
+    </w:p>
+    <w:p>
+      <w:pPr>
+        <w:pStyle w:val="Compact"/>
+        <w:numPr>
+          <w:ilvl w:val="1"/>
+          <w:numId w:val="1005"/>
+        </w:numPr>
+      </w:pPr>
+      <w:r>
+        <w:rPr>
+          <w:rStyle w:val="VerbatimChar"/>
           <w:b/>
           <w:bCs/>
         </w:rPr>
-        <w:t xml:space="preserve"> </w:t>
+        <w:t xml:space="preserve">containers</w:t>
       </w:r>
       <w:r>
         <w:rPr>
           <w:b/>
           <w:bCs/>
         </w:rPr>
-        <w:t xml:space="preserve">submodule (</w:t>
-      </w:r>
-      <w:r>
-        <w:rPr>
-          <w:rStyle w:val="VerbatimChar"/>
+        <w:t xml:space="preserve"> </w:t>
+      </w:r>
+      <w:r>
+        <w:rPr>
           <w:b/>
           <w:bCs/>
         </w:rPr>
-        <w:t xml:space="preserve">pkg/crossbuild</w:t>
-      </w:r>
-      <w:r>
-        <w:rPr>
+        <w:t xml:space="preserve">submodule (</w:t>
+      </w:r>
+      <w:r>
+        <w:rPr>
+          <w:rStyle w:val="VerbatimChar"/>
           <w:b/>
           <w:bCs/>
         </w:rPr>
-        <w:t xml:space="preserve">)</w:t>
-      </w:r>
-      <w:r>
-        <w:t xml:space="preserve"> </w:t>
-      </w:r>
-      <w:r>
-        <w:t xml:space="preserve">— SELinux bind-mount relabel made conditional + cross-platform:</w:t>
-      </w:r>
-      <w:r>
-        <w:t xml:space="preserve"> </w:t>
-      </w:r>
-      <w:r>
-        <w:rPr>
-          <w:rStyle w:val="VerbatimChar"/>
-        </w:rPr>
-        <w:t xml:space="preserve">:Z</w:t>
-      </w:r>
-      <w:r>
-        <w:t xml:space="preserve"> </w:t>
-      </w:r>
-      <w:r>
-        <w:t xml:space="preserve">private /</w:t>
-      </w:r>
-      <w:r>
-        <w:t xml:space="preserve"> </w:t>
-      </w:r>
-      <w:r>
-        <w:rPr>
-          <w:rStyle w:val="VerbatimChar"/>
-        </w:rPr>
-        <w:t xml:space="preserve">:z</w:t>
-      </w:r>
-      <w:r>
-        <w:t xml:space="preserve"> </w:t>
-      </w:r>
-      <w:r>
-        <w:t xml:space="preserve">shared</w:t>
-      </w:r>
-      <w:r>
-        <w:t xml:space="preserve"> </w:t>
+        <w:t xml:space="preserve">pkg/crossbuild</w:t>
       </w:r>
       <w:r>
         <w:rPr>
           <w:b/>
           <w:bCs/>
         </w:rPr>
+        <w:t xml:space="preserve">)</w:t>
+      </w:r>
+      <w:r>
+        <w:t xml:space="preserve"> </w:t>
+      </w:r>
+      <w:r>
+        <w:t xml:space="preserve">— SELinux bind-mount relabel made conditional + cross-platform:</w:t>
+      </w:r>
+      <w:r>
+        <w:t xml:space="preserve"> </w:t>
+      </w:r>
+      <w:r>
+        <w:rPr>
+          <w:rStyle w:val="VerbatimChar"/>
+        </w:rPr>
+        <w:t xml:space="preserve">:Z</w:t>
+      </w:r>
+      <w:r>
+        <w:t xml:space="preserve"> </w:t>
+      </w:r>
+      <w:r>
+        <w:t xml:space="preserve">private /</w:t>
+      </w:r>
+      <w:r>
+        <w:t xml:space="preserve"> </w:t>
+      </w:r>
+      <w:r>
+        <w:rPr>
+          <w:rStyle w:val="VerbatimChar"/>
+        </w:rPr>
+        <w:t xml:space="preserve">:z</w:t>
+      </w:r>
+      <w:r>
+        <w:t xml:space="preserve"> </w:t>
+      </w:r>
+      <w:r>
+        <w:t xml:space="preserve">shared</w:t>
+      </w:r>
+      <w:r>
+        <w:t xml:space="preserve"> </w:t>
+      </w:r>
+      <w:r>
+        <w:rPr>
+          <w:b/>
+          <w:bCs/>
+        </w:rPr>
         <w:t xml:space="preserve">only when SELinux is active</w:t>
       </w:r>
       <w:r>
@@ -932,7 +1139,7 @@
         <w:pStyle w:val="Compact"/>
         <w:numPr>
           <w:ilvl w:val="1"/>
-          <w:numId w:val="1005"/>
+          <w:numId w:val="1006"/>
         </w:numPr>
       </w:pPr>
       <w:r>
@@ -998,7 +1205,7 @@
         <w:pStyle w:val="Compact"/>
         <w:numPr>
           <w:ilvl w:val="1"/>
-          <w:numId w:val="1005"/>
+          <w:numId w:val="1006"/>
         </w:numPr>
       </w:pPr>
       <w:r>
@@ -1019,7 +1226,7 @@
         <w:pStyle w:val="Compact"/>
         <w:numPr>
           <w:ilvl w:val="1"/>
-          <w:numId w:val="1005"/>
+          <w:numId w:val="1006"/>
         </w:numPr>
       </w:pPr>
       <w:r>
@@ -1050,7 +1257,7 @@
         <w:pStyle w:val="Compact"/>
         <w:numPr>
           <w:ilvl w:val="1"/>
-          <w:numId w:val="1005"/>
+          <w:numId w:val="1006"/>
         </w:numPr>
       </w:pPr>
       <w:r>
@@ -1083,7 +1290,7 @@
         <w:pStyle w:val="Compact"/>
         <w:numPr>
           <w:ilvl w:val="1"/>
-          <w:numId w:val="1005"/>
+          <w:numId w:val="1006"/>
         </w:numPr>
       </w:pPr>
       <w:r>
@@ -1104,7 +1311,7 @@
         <w:pStyle w:val="Compact"/>
         <w:numPr>
           <w:ilvl w:val="1"/>
-          <w:numId w:val="1005"/>
+          <w:numId w:val="1006"/>
         </w:numPr>
       </w:pPr>
       <w:r>
@@ -1191,7 +1398,7 @@
         <w:pStyle w:val="Compact"/>
         <w:numPr>
           <w:ilvl w:val="1"/>
-          <w:numId w:val="1005"/>
+          <w:numId w:val="1006"/>
         </w:numPr>
       </w:pPr>
       <w:r>
@@ -1284,7 +1491,7 @@
         <w:pStyle w:val="Compact"/>
         <w:numPr>
           <w:ilvl w:val="1"/>
-          <w:numId w:val="1005"/>
+          <w:numId w:val="1006"/>
         </w:numPr>
       </w:pPr>
       <w:r>
@@ -1381,7 +1588,7 @@
         <w:pStyle w:val="Compact"/>
         <w:numPr>
           <w:ilvl w:val="1"/>
-          <w:numId w:val="1006"/>
+          <w:numId w:val="1007"/>
         </w:numPr>
       </w:pPr>
       <w:r>
@@ -1462,7 +1669,7 @@
         <w:pStyle w:val="Compact"/>
         <w:numPr>
           <w:ilvl w:val="1"/>
-          <w:numId w:val="1006"/>
+          <w:numId w:val="1007"/>
         </w:numPr>
       </w:pPr>
       <w:r>
@@ -1508,7 +1715,7 @@
         <w:pStyle w:val="Compact"/>
         <w:numPr>
           <w:ilvl w:val="1"/>
-          <w:numId w:val="1006"/>
+          <w:numId w:val="1007"/>
         </w:numPr>
       </w:pPr>
       <w:r>
@@ -1544,7 +1751,7 @@
         <w:pStyle w:val="Compact"/>
         <w:numPr>
           <w:ilvl w:val="1"/>
-          <w:numId w:val="1006"/>
+          <w:numId w:val="1007"/>
         </w:numPr>
       </w:pPr>
       <w:r>
@@ -1610,7 +1817,7 @@
         <w:pStyle w:val="Compact"/>
         <w:numPr>
           <w:ilvl w:val="1"/>
-          <w:numId w:val="1006"/>
+          <w:numId w:val="1007"/>
         </w:numPr>
       </w:pPr>
       <w:r>
@@ -1647,7 +1854,7 @@
         <w:pStyle w:val="Compact"/>
         <w:numPr>
           <w:ilvl w:val="1"/>
-          <w:numId w:val="1007"/>
+          <w:numId w:val="1008"/>
         </w:numPr>
       </w:pPr>
       <w:r>
@@ -1707,7 +1914,7 @@
         <w:pStyle w:val="Compact"/>
         <w:numPr>
           <w:ilvl w:val="1"/>
-          <w:numId w:val="1007"/>
+          <w:numId w:val="1008"/>
         </w:numPr>
       </w:pPr>
       <w:r>
@@ -1773,7 +1980,7 @@
         <w:pStyle w:val="Compact"/>
         <w:numPr>
           <w:ilvl w:val="1"/>
-          <w:numId w:val="1007"/>
+          <w:numId w:val="1008"/>
         </w:numPr>
       </w:pPr>
       <w:r>
@@ -1809,7 +2016,7 @@
         <w:pStyle w:val="Compact"/>
         <w:numPr>
           <w:ilvl w:val="1"/>
-          <w:numId w:val="1007"/>
+          <w:numId w:val="1008"/>
         </w:numPr>
       </w:pPr>
       <w:r>
@@ -1907,7 +2114,7 @@
         <w:pStyle w:val="Compact"/>
         <w:numPr>
           <w:ilvl w:val="1"/>
-          <w:numId w:val="1007"/>
+          <w:numId w:val="1008"/>
         </w:numPr>
       </w:pPr>
       <w:r>
@@ -1965,7 +2172,7 @@
         <w:pStyle w:val="Compact"/>
         <w:numPr>
           <w:ilvl w:val="1"/>
-          <w:numId w:val="1008"/>
+          <w:numId w:val="1009"/>
         </w:numPr>
       </w:pPr>
       <w:r>
@@ -2025,7 +2232,7 @@
         <w:pStyle w:val="Compact"/>
         <w:numPr>
           <w:ilvl w:val="1"/>
-          <w:numId w:val="1008"/>
+          <w:numId w:val="1009"/>
         </w:numPr>
       </w:pPr>
       <w:r>
@@ -2103,7 +2310,7 @@
         <w:pStyle w:val="Compact"/>
         <w:numPr>
           <w:ilvl w:val="1"/>
-          <w:numId w:val="1008"/>
+          <w:numId w:val="1009"/>
         </w:numPr>
       </w:pPr>
       <w:r>
@@ -2250,7 +2457,7 @@
         <w:pStyle w:val="Compact"/>
         <w:numPr>
           <w:ilvl w:val="1"/>
-          <w:numId w:val="1008"/>
+          <w:numId w:val="1009"/>
         </w:numPr>
       </w:pPr>
       <w:r>
@@ -2376,7 +2583,7 @@
         <w:pStyle w:val="Compact"/>
         <w:numPr>
           <w:ilvl w:val="1"/>
-          <w:numId w:val="1008"/>
+          <w:numId w:val="1009"/>
         </w:numPr>
       </w:pPr>
       <w:r>
@@ -2523,7 +2730,7 @@
         <w:pStyle w:val="Compact"/>
         <w:numPr>
           <w:ilvl w:val="1"/>
-          <w:numId w:val="1008"/>
+          <w:numId w:val="1009"/>
         </w:numPr>
       </w:pPr>
       <w:r>
@@ -2577,1400 +2784,11 @@
         <w:pStyle w:val="Compact"/>
         <w:numPr>
           <w:ilvl w:val="1"/>
-          <w:numId w:val="1008"/>
+          <w:numId w:val="1009"/>
         </w:numPr>
       </w:pPr>
       <w:r>
         <w:t xml:space="preserve">This session (34 pure-Go units):</w:t>
-      </w:r>
-    </w:p>
-    <w:p>
-      <w:pPr>
-        <w:pStyle w:val="Compact"/>
-        <w:numPr>
-          <w:ilvl w:val="2"/>
-          <w:numId w:val="1009"/>
-        </w:numPr>
-      </w:pPr>
-      <w:r>
-        <w:rPr>
-          <w:rStyle w:val="VerbatimChar"/>
-        </w:rPr>
-        <w:t xml:space="preserve">bursthysteresis</w:t>
-      </w:r>
-      <w:r>
-        <w:t xml:space="preserve"> </w:t>
-      </w:r>
-      <w:r>
-        <w:t xml:space="preserve">—</w:t>
-      </w:r>
-      <w:r>
-        <w:t xml:space="preserve"> </w:t>
-      </w:r>
-      <w:r>
-        <w:rPr>
-          <w:rStyle w:val="VerbatimChar"/>
-        </w:rPr>
-        <w:t xml:space="preserve">BurstController</w:t>
-      </w:r>
-      <w:r>
-        <w:t xml:space="preserve"> </w:t>
-      </w:r>
-      <w:r>
-        <w:t xml:space="preserve">with a MONITOR→SPILL→RECOVER two-threshold hysteresis dead-band (HXC-1504).</w:t>
-      </w:r>
-    </w:p>
-    <w:p>
-      <w:pPr>
-        <w:pStyle w:val="Compact"/>
-        <w:numPr>
-          <w:ilvl w:val="2"/>
-          <w:numId w:val="1009"/>
-        </w:numPr>
-      </w:pPr>
-      <w:r>
-        <w:rPr>
-          <w:rStyle w:val="VerbatimChar"/>
-        </w:rPr>
-        <w:t xml:space="preserve">providerchain</w:t>
-      </w:r>
-      <w:r>
-        <w:t xml:space="preserve"> </w:t>
-      </w:r>
-      <w:r>
-        <w:t xml:space="preserve">— ordered multi-tier provider fallback cascade with retriable/terminal error classification and injected-clock failover SLA (HXC-1508).</w:t>
-      </w:r>
-    </w:p>
-    <w:p>
-      <w:pPr>
-        <w:pStyle w:val="Compact"/>
-        <w:numPr>
-          <w:ilvl w:val="2"/>
-          <w:numId w:val="1009"/>
-        </w:numPr>
-      </w:pPr>
-      <w:r>
-        <w:rPr>
-          <w:rStyle w:val="VerbatimChar"/>
-        </w:rPr>
-        <w:t xml:space="preserve">gpucatalog</w:t>
-      </w:r>
-      <w:r>
-        <w:t xml:space="preserve"> </w:t>
-      </w:r>
-      <w:r>
-        <w:t xml:space="preserve">—</w:t>
-      </w:r>
-      <w:r>
-        <w:t xml:space="preserve"> </w:t>
-      </w:r>
-      <w:r>
-        <w:rPr>
-          <w:rStyle w:val="VerbatimChar"/>
-        </w:rPr>
-        <w:t xml:space="preserve">SUPPORTED_GPUS</w:t>
-      </w:r>
-      <w:r>
-        <w:t xml:space="preserve"> </w:t>
-      </w:r>
-      <w:r>
-        <w:t xml:space="preserve">compute-multiplier catalog,</w:t>
-      </w:r>
-      <w:r>
-        <w:t xml:space="preserve"> </w:t>
-      </w:r>
-      <w:r>
-        <w:rPr>
-          <w:rStyle w:val="VerbatimChar"/>
-        </w:rPr>
-        <w:t xml:space="preserve">LookupMultiplier</w:t>
-      </w:r>
-      <w:r>
-        <w:t xml:space="preserve">, and attestation-aware</w:t>
-      </w:r>
-      <w:r>
-        <w:t xml:space="preserve"> </w:t>
-      </w:r>
-      <w:r>
-        <w:rPr>
-          <w:rStyle w:val="VerbatimChar"/>
-        </w:rPr>
-        <w:t xml:space="preserve">Score</w:t>
-      </w:r>
-      <w:r>
-        <w:t xml:space="preserve"> </w:t>
-      </w:r>
-      <w:r>
-        <w:t xml:space="preserve">(attested above un-attested) (HXC-1592).</w:t>
-      </w:r>
-    </w:p>
-    <w:p>
-      <w:pPr>
-        <w:pStyle w:val="Compact"/>
-        <w:numPr>
-          <w:ilvl w:val="2"/>
-          <w:numId w:val="1009"/>
-        </w:numPr>
-      </w:pPr>
-      <w:r>
-        <w:rPr>
-          <w:rStyle w:val="VerbatimChar"/>
-        </w:rPr>
-        <w:t xml:space="preserve">gravaladmit</w:t>
-      </w:r>
-      <w:r>
-        <w:t xml:space="preserve"> </w:t>
-      </w:r>
-      <w:r>
-        <w:t xml:space="preserve">— HMAC-SHA256 GraVal challenge-response provider admission gate with single-use nonce and</w:t>
-      </w:r>
-      <w:r>
-        <w:t xml:space="preserve"> </w:t>
-      </w:r>
-      <w:r>
-        <w:rPr>
-          <w:rStyle w:val="VerbatimChar"/>
-        </w:rPr>
-        <w:t xml:space="preserve">graval.verified</w:t>
-      </w:r>
-      <w:r>
-        <w:t xml:space="preserve"> </w:t>
-      </w:r>
-      <w:r>
-        <w:t xml:space="preserve">label (HXC-1523).</w:t>
-      </w:r>
-    </w:p>
-    <w:p>
-      <w:pPr>
-        <w:pStyle w:val="Compact"/>
-        <w:numPr>
-          <w:ilvl w:val="2"/>
-          <w:numId w:val="1009"/>
-        </w:numPr>
-      </w:pPr>
-      <w:r>
-        <w:rPr>
-          <w:rStyle w:val="VerbatimChar"/>
-        </w:rPr>
-        <w:t xml:space="preserve">modelrouter</w:t>
-      </w:r>
-      <w:r>
-        <w:t xml:space="preserve"> </w:t>
-      </w:r>
-      <w:r>
-        <w:t xml:space="preserve">— strategy-to-default-model resolution (latency/throughput/quality/cost) with a typed unknown-strategy error (HXC-1430).</w:t>
-      </w:r>
-    </w:p>
-    <w:p>
-      <w:pPr>
-        <w:pStyle w:val="Compact"/>
-        <w:numPr>
-          <w:ilvl w:val="2"/>
-          <w:numId w:val="1009"/>
-        </w:numPr>
-      </w:pPr>
-      <w:r>
-        <w:rPr>
-          <w:rStyle w:val="VerbatimChar"/>
-        </w:rPr>
-        <w:t xml:space="preserve">gravalverify</w:t>
-      </w:r>
-      <w:r>
-        <w:t xml:space="preserve"> </w:t>
-      </w:r>
-      <w:r>
-        <w:t xml:space="preserve">— GraVal GPU attestation with a VRAM-ratio</w:t>
-      </w:r>
-      <w:r>
-        <w:t xml:space="preserve"> </w:t>
-      </w:r>
-      <w:r>
-        <w:rPr>
-          <w:rStyle w:val="VerbatimChar"/>
-        </w:rPr>
-        <w:t xml:space="preserve">&gt;= 0.95</w:t>
-      </w:r>
-      <w:r>
-        <w:t xml:space="preserve"> </w:t>
-      </w:r>
-      <w:r>
-        <w:t xml:space="preserve">gate and a concurrent, race-clean</w:t>
-      </w:r>
-      <w:r>
-        <w:t xml:space="preserve"> </w:t>
-      </w:r>
-      <w:r>
-        <w:rPr>
-          <w:rStyle w:val="VerbatimChar"/>
-        </w:rPr>
-        <w:t xml:space="preserve">BatchVerify</w:t>
-      </w:r>
-      <w:r>
-        <w:t xml:space="preserve"> </w:t>
-      </w:r>
-      <w:r>
-        <w:t xml:space="preserve">pass-rate KPI (HXC-1435, HXC-1436).</w:t>
-      </w:r>
-    </w:p>
-    <w:p>
-      <w:pPr>
-        <w:pStyle w:val="Compact"/>
-        <w:numPr>
-          <w:ilvl w:val="2"/>
-          <w:numId w:val="1009"/>
-        </w:numPr>
-      </w:pPr>
-      <w:r>
-        <w:rPr>
-          <w:rStyle w:val="VerbatimChar"/>
-        </w:rPr>
-        <w:t xml:space="preserve">gepetto</w:t>
-      </w:r>
-      <w:r>
-        <w:t xml:space="preserve"> </w:t>
-      </w:r>
-      <w:r>
-        <w:t xml:space="preserve">— HelixGepetto dual-resource local-vs-Chutes arbitration with a monotonic reserve schedule and a strict</w:t>
-      </w:r>
-      <w:r>
-        <w:t xml:space="preserve"> </w:t>
-      </w:r>
-      <w:r>
-        <w:rPr>
-          <w:rStyle w:val="VerbatimChar"/>
-        </w:rPr>
-        <w:t xml:space="preserve">&gt;0.80</w:t>
-      </w:r>
-      <w:r>
-        <w:t xml:space="preserve"> </w:t>
-      </w:r>
-      <w:r>
-        <w:t xml:space="preserve">high-water anti-starvation zero-capacity cut-off (HXC-1446).</w:t>
-      </w:r>
-    </w:p>
-    <w:p>
-      <w:pPr>
-        <w:pStyle w:val="Compact"/>
-        <w:numPr>
-          <w:ilvl w:val="2"/>
-          <w:numId w:val="1009"/>
-        </w:numPr>
-      </w:pPr>
-      <w:r>
-        <w:rPr>
-          <w:rStyle w:val="VerbatimChar"/>
-        </w:rPr>
-        <w:t xml:space="preserve">chutesaccount</w:t>
-      </w:r>
-      <w:r>
-        <w:t xml:space="preserve"> </w:t>
-      </w:r>
-      <w:r>
-        <w:t xml:space="preserve">— Chutes API model-list (TEE/price fields) and</w:t>
-      </w:r>
-      <w:r>
-        <w:t xml:space="preserve"> </w:t>
-      </w:r>
-      <w:r>
-        <w:rPr>
-          <w:rStyle w:val="VerbatimChar"/>
-        </w:rPr>
-        <w:t xml:space="preserve">/users/me</w:t>
-      </w:r>
-      <w:r>
-        <w:t xml:space="preserve"> </w:t>
-      </w:r>
-      <w:r>
-        <w:t xml:space="preserve">account-balance client over HTTP with</w:t>
-      </w:r>
-      <w:r>
-        <w:t xml:space="preserve"> </w:t>
-      </w:r>
-      <w:r>
-        <w:rPr>
-          <w:rStyle w:val="VerbatimChar"/>
-        </w:rPr>
-        <w:t xml:space="preserve">Authorization: Bearer</w:t>
-      </w:r>
-      <w:r>
-        <w:t xml:space="preserve"> </w:t>
-      </w:r>
-      <w:r>
-        <w:t xml:space="preserve">(HXC-1429).</w:t>
-      </w:r>
-    </w:p>
-    <w:p>
-      <w:pPr>
-        <w:pStyle w:val="Compact"/>
-        <w:numPr>
-          <w:ilvl w:val="2"/>
-          <w:numId w:val="1009"/>
-        </w:numPr>
-      </w:pPr>
-      <w:r>
-        <w:rPr>
-          <w:rStyle w:val="VerbatimChar"/>
-        </w:rPr>
-        <w:t xml:space="preserve">cmd/burst-controller</w:t>
-      </w:r>
-      <w:r>
-        <w:t xml:space="preserve"> </w:t>
-      </w:r>
-      <w:r>
-        <w:t xml:space="preserve">— utilization-driven binary driving</w:t>
-      </w:r>
-      <w:r>
-        <w:t xml:space="preserve"> </w:t>
-      </w:r>
-      <w:r>
-        <w:rPr>
-          <w:rStyle w:val="VerbatimChar"/>
-        </w:rPr>
-        <w:t xml:space="preserve">bursthysteresis</w:t>
-      </w:r>
-      <w:r>
-        <w:t xml:space="preserve">; emits a</w:t>
-      </w:r>
-      <w:r>
-        <w:t xml:space="preserve"> </w:t>
-      </w:r>
-      <w:r>
-        <w:t xml:space="preserve">“burst allocation request”</w:t>
-      </w:r>
-      <w:r>
-        <w:t xml:space="preserve"> </w:t>
-      </w:r>
-      <w:r>
-        <w:t xml:space="preserve">on SPILL and a RECOVER line, runID-stamped (HXC-1531).</w:t>
-      </w:r>
-    </w:p>
-    <w:p>
-      <w:pPr>
-        <w:pStyle w:val="Compact"/>
-        <w:numPr>
-          <w:ilvl w:val="2"/>
-          <w:numId w:val="1009"/>
-        </w:numPr>
-      </w:pPr>
-      <w:r>
-        <w:rPr>
-          <w:rStyle w:val="VerbatimChar"/>
-        </w:rPr>
-        <w:t xml:space="preserve">tieredcache</w:t>
-      </w:r>
-      <w:r>
-        <w:t xml:space="preserve"> </w:t>
-      </w:r>
-      <w:r>
-        <w:t xml:space="preserve">— hot(memory)/warm(NVMe)/cold(SSD) tiered cache with injected backends + injected clock, idle-demotion + promotion, and per-tier hit stats (HXC-1418).</w:t>
-      </w:r>
-    </w:p>
-    <w:p>
-      <w:pPr>
-        <w:pStyle w:val="Compact"/>
-        <w:numPr>
-          <w:ilvl w:val="2"/>
-          <w:numId w:val="1009"/>
-        </w:numPr>
-      </w:pPr>
-      <w:r>
-        <w:rPr>
-          <w:rStyle w:val="VerbatimChar"/>
-        </w:rPr>
-        <w:t xml:space="preserve">smartrouter</w:t>
-      </w:r>
-      <w:r>
-        <w:t xml:space="preserve"> </w:t>
-      </w:r>
-      <w:r>
-        <w:t xml:space="preserve">— intelligent ModelRouter (latency/throughput/cost/TEE/balanced) that always excludes unhealthy models, with a typed no-eligible-model error (HXC-1539).</w:t>
-      </w:r>
-    </w:p>
-    <w:p>
-      <w:pPr>
-        <w:pStyle w:val="Compact"/>
-        <w:numPr>
-          <w:ilvl w:val="2"/>
-          <w:numId w:val="1009"/>
-        </w:numPr>
-      </w:pPr>
-      <w:r>
-        <w:rPr>
-          <w:rStyle w:val="VerbatimChar"/>
-        </w:rPr>
-        <w:t xml:space="preserve">epochresolve</w:t>
-      </w:r>
-      <w:r>
-        <w:t xml:space="preserve"> </w:t>
-      </w:r>
-      <w:r>
-        <w:t xml:space="preserve">— config-epoch failover slot-ownership conflict resolution (highest-epoch wins, deterministic lexicographic equal-epoch tiebreak, order-independent convergence) (HXC-1397).</w:t>
-      </w:r>
-    </w:p>
-    <w:p>
-      <w:pPr>
-        <w:pStyle w:val="Compact"/>
-        <w:numPr>
-          <w:ilvl w:val="2"/>
-          <w:numId w:val="1009"/>
-        </w:numPr>
-      </w:pPr>
-      <w:r>
-        <w:rPr>
-          <w:rStyle w:val="VerbatimChar"/>
-        </w:rPr>
-        <w:t xml:space="preserve">balancemonitor</w:t>
-      </w:r>
-      <w:r>
-        <w:t xml:space="preserve"> </w:t>
-      </w:r>
-      <w:r>
-        <w:t xml:space="preserve">— USD account-balance monitor with a strict low-balance floor warning, over HTTP with</w:t>
-      </w:r>
-      <w:r>
-        <w:t xml:space="preserve"> </w:t>
-      </w:r>
-      <w:r>
-        <w:rPr>
-          <w:rStyle w:val="VerbatimChar"/>
-        </w:rPr>
-        <w:t xml:space="preserve">Authorization: Bearer</w:t>
-      </w:r>
-      <w:r>
-        <w:t xml:space="preserve"> </w:t>
-      </w:r>
-      <w:r>
-        <w:t xml:space="preserve">(HXC-1512).</w:t>
-      </w:r>
-    </w:p>
-    <w:p>
-      <w:pPr>
-        <w:pStyle w:val="Compact"/>
-        <w:numPr>
-          <w:ilvl w:val="2"/>
-          <w:numId w:val="1009"/>
-        </w:numPr>
-      </w:pPr>
-      <w:r>
-        <w:rPr>
-          <w:rStyle w:val="VerbatimChar"/>
-        </w:rPr>
-        <w:t xml:space="preserve">scan</w:t>
-      </w:r>
-      <w:r>
-        <w:t xml:space="preserve"> </w:t>
-      </w:r>
-      <w:r>
-        <w:t xml:space="preserve">— Oracle-SCAN-style stable virtual client endpoint: least-loaded healthy-backend routing with a membership-stable name and injected clock (HXC-1403).</w:t>
-      </w:r>
-    </w:p>
-    <w:p>
-      <w:pPr>
-        <w:pStyle w:val="Compact"/>
-        <w:numPr>
-          <w:ilvl w:val="2"/>
-          <w:numId w:val="1009"/>
-        </w:numPr>
-      </w:pPr>
-      <w:r>
-        <w:rPr>
-          <w:rStyle w:val="VerbatimChar"/>
-        </w:rPr>
-        <w:t xml:space="preserve">llmfailover</w:t>
-      </w:r>
-      <w:r>
-        <w:t xml:space="preserve"> </w:t>
-      </w:r>
-      <w:r>
-        <w:t xml:space="preserve">— error-classified LLM failover taxonomy (deterministic per-class fallback paths) plus a sandbox scheduling-hint contract (HXC-1600).</w:t>
-      </w:r>
-    </w:p>
-    <w:p>
-      <w:pPr>
-        <w:pStyle w:val="Compact"/>
-        <w:numPr>
-          <w:ilvl w:val="2"/>
-          <w:numId w:val="1009"/>
-        </w:numPr>
-      </w:pPr>
-      <w:r>
-        <w:rPr>
-          <w:rStyle w:val="VerbatimChar"/>
-        </w:rPr>
-        <w:t xml:space="preserve">llmadapter</w:t>
-      </w:r>
-      <w:r>
-        <w:t xml:space="preserve"> </w:t>
-      </w:r>
-      <w:r>
-        <w:t xml:space="preserve">— Claude Messages / OpenAI Responses-API request and response shape adapters to OpenAI chat-completions, preserving tool-call order (HXC-1599).</w:t>
-      </w:r>
-    </w:p>
-    <w:p>
-      <w:pPr>
-        <w:pStyle w:val="Compact"/>
-        <w:numPr>
-          <w:ilvl w:val="2"/>
-          <w:numId w:val="1009"/>
-        </w:numPr>
-      </w:pPr>
-      <w:r>
-        <w:rPr>
-          <w:rStyle w:val="VerbatimChar"/>
-        </w:rPr>
-        <w:t xml:space="preserve">deltacrdt</w:t>
-      </w:r>
-      <w:r>
-        <w:t xml:space="preserve"> </w:t>
-      </w:r>
-      <w:r>
-        <w:t xml:space="preserve">— standalone delta-state CRDTs (G-counter / PN-counter / observed-remove OR-set / LWW-map) with delta-mutators and a convergent (commutative/associative/idempotent) merge (HXC-1409).</w:t>
-      </w:r>
-    </w:p>
-    <w:p>
-      <w:pPr>
-        <w:pStyle w:val="Compact"/>
-        <w:numPr>
-          <w:ilvl w:val="2"/>
-          <w:numId w:val="1009"/>
-        </w:numPr>
-      </w:pPr>
-      <w:r>
-        <w:rPr>
-          <w:rStyle w:val="VerbatimChar"/>
-        </w:rPr>
-        <w:t xml:space="preserve">gputopo</w:t>
-      </w:r>
-      <w:r>
-        <w:t xml:space="preserve"> </w:t>
-      </w:r>
-      <w:r>
-        <w:t xml:space="preserve">— topology-aware NUMA/NVLink GPU placement scoring that prefers NVLink-connected GPU pairs and falls back to PCIe (HXC-1406).</w:t>
-      </w:r>
-    </w:p>
-    <w:p>
-      <w:pPr>
-        <w:pStyle w:val="Compact"/>
-        <w:numPr>
-          <w:ilvl w:val="2"/>
-          <w:numId w:val="1009"/>
-        </w:numPr>
-      </w:pPr>
-      <w:r>
-        <w:rPr>
-          <w:rStyle w:val="VerbatimChar"/>
-        </w:rPr>
-        <w:t xml:space="preserve">fsresidency</w:t>
-      </w:r>
-      <w:r>
-        <w:t xml:space="preserve"> </w:t>
-      </w:r>
-      <w:r>
-        <w:t xml:space="preserve">— filesystem residency challenge: per-byte-range</w:t>
-      </w:r>
-      <w:r>
-        <w:t xml:space="preserve"> </w:t>
-      </w:r>
-      <w:r>
-        <w:rPr>
-          <w:rStyle w:val="VerbatimChar"/>
-        </w:rPr>
-        <w:t xml:space="preserve">ReadAt</w:t>
-      </w:r>
-      <w:r>
-        <w:t xml:space="preserve"> </w:t>
-      </w:r>
-      <w:r>
-        <w:t xml:space="preserve">+ SHA-256 verification proving a model file is really present on disk; truncated/missing/mismatch all fail (HXC-1572).</w:t>
-      </w:r>
-    </w:p>
-    <w:p>
-      <w:pPr>
-        <w:pStyle w:val="Compact"/>
-        <w:numPr>
-          <w:ilvl w:val="2"/>
-          <w:numId w:val="1009"/>
-        </w:numPr>
-      </w:pPr>
-      <w:r>
-        <w:rPr>
-          <w:rStyle w:val="VerbatimChar"/>
-        </w:rPr>
-        <w:t xml:space="preserve">economics</w:t>
-      </w:r>
-      <w:r>
-        <w:t xml:space="preserve"> </w:t>
-      </w:r>
-      <w:r>
-        <w:t xml:space="preserve">—</w:t>
-      </w:r>
-      <w:r>
-        <w:t xml:space="preserve"> </w:t>
-      </w:r>
-      <w:r>
-        <w:rPr>
-          <w:rStyle w:val="VerbatimChar"/>
-        </w:rPr>
-        <w:t xml:space="preserve">RewardDistributor</w:t>
-      </w:r>
-      <w:r>
-        <w:t xml:space="preserve"> </w:t>
-      </w:r>
-      <w:r>
-        <w:t xml:space="preserve">multi-token distribution with treasury/reinvest splits and a conservation invariant (</w:t>
-      </w:r>
-      <w:r>
-        <w:rPr>
-          <w:rStyle w:val="VerbatimChar"/>
-        </w:rPr>
-        <w:t xml:space="preserve">sum(ledger)+treasury+reinvest == total</w:t>
-      </w:r>
-      <w:r>
-        <w:t xml:space="preserve">), plus</w:t>
-      </w:r>
-      <w:r>
-        <w:t xml:space="preserve"> </w:t>
-      </w:r>
-      <w:r>
-        <w:rPr>
-          <w:rStyle w:val="VerbatimChar"/>
-        </w:rPr>
-        <w:t xml:space="preserve">GetParticipantROI</w:t>
-      </w:r>
-      <w:r>
-        <w:t xml:space="preserve"> </w:t>
-      </w:r>
-      <w:r>
-        <w:t xml:space="preserve">(ROI% + break-even days, typed unknown-participant error) (HXC-1460, HXC-1461).</w:t>
-      </w:r>
-    </w:p>
-    <w:p>
-      <w:pPr>
-        <w:pStyle w:val="Compact"/>
-        <w:numPr>
-          <w:ilvl w:val="2"/>
-          <w:numId w:val="1009"/>
-        </w:numPr>
-      </w:pPr>
-      <w:r>
-        <w:rPr>
-          <w:rStyle w:val="VerbatimChar"/>
-        </w:rPr>
-        <w:t xml:space="preserve">revenueopt</w:t>
-      </w:r>
-      <w:r>
-        <w:t xml:space="preserve"> </w:t>
-      </w:r>
-      <w:r>
-        <w:t xml:space="preserve">—</w:t>
-      </w:r>
-      <w:r>
-        <w:t xml:space="preserve"> </w:t>
-      </w:r>
-      <w:r>
-        <w:rPr>
-          <w:rStyle w:val="VerbatimChar"/>
-        </w:rPr>
-        <w:t xml:space="preserve">RevenueOptimizer.OptimizeAllocation</w:t>
-      </w:r>
-      <w:r>
-        <w:t xml:space="preserve"> </w:t>
-      </w:r>
-      <w:r>
-        <w:t xml:space="preserve">greedy GPU→marketplace assignment maximising expected revenue, with a TEE→Chutes revenue bias; self-contained types (HXC-1456).</w:t>
-      </w:r>
-    </w:p>
-    <w:p>
-      <w:pPr>
-        <w:pStyle w:val="Compact"/>
-        <w:numPr>
-          <w:ilvl w:val="2"/>
-          <w:numId w:val="1009"/>
-        </w:numPr>
-      </w:pPr>
-      <w:r>
-        <w:rPr>
-          <w:rStyle w:val="VerbatimChar"/>
-        </w:rPr>
-        <w:t xml:space="preserve">exportcontrol</w:t>
-      </w:r>
-      <w:r>
-        <w:t xml:space="preserve"> </w:t>
-      </w:r>
-      <w:r>
-        <w:t xml:space="preserve">— export-control / country-code KYC gate: a controlled GPU (</w:t>
-      </w:r>
-      <w:r>
-        <w:rPr>
-          <w:rStyle w:val="VerbatimChar"/>
-        </w:rPr>
-        <w:t xml:space="preserve">H100</w:t>
-      </w:r>
-      <w:r>
-        <w:t xml:space="preserve">/</w:t>
-      </w:r>
-      <w:r>
-        <w:rPr>
-          <w:rStyle w:val="VerbatimChar"/>
-        </w:rPr>
-        <w:t xml:space="preserve">A100</w:t>
-      </w:r>
-      <w:r>
-        <w:t xml:space="preserve">) from a Tier-3 (embargoed) or unknown jurisdiction is rejected with</w:t>
-      </w:r>
-      <w:r>
-        <w:t xml:space="preserve"> </w:t>
-      </w:r>
-      <w:r>
-        <w:rPr>
-          <w:rStyle w:val="VerbatimChar"/>
-        </w:rPr>
-        <w:t xml:space="preserve">ErrExportDenied</w:t>
-      </w:r>
-      <w:r>
-        <w:t xml:space="preserve">; Tier-1 is allowed (HXC-1482).</w:t>
-      </w:r>
-    </w:p>
-    <w:p>
-      <w:pPr>
-        <w:pStyle w:val="Compact"/>
-        <w:numPr>
-          <w:ilvl w:val="2"/>
-          <w:numId w:val="1009"/>
-        </w:numPr>
-      </w:pPr>
-      <w:r>
-        <w:rPr>
-          <w:rStyle w:val="VerbatimChar"/>
-        </w:rPr>
-        <w:t xml:space="preserve">devicecatalog</w:t>
-      </w:r>
-      <w:r>
-        <w:t xml:space="preserve"> </w:t>
-      </w:r>
-      <w:r>
-        <w:t xml:space="preserve">— machine-readable 64-device taxonomy with case-insensitive substring</w:t>
-      </w:r>
-      <w:r>
-        <w:t xml:space="preserve"> </w:t>
-      </w:r>
-      <w:r>
-        <w:rPr>
-          <w:rStyle w:val="VerbatimChar"/>
-        </w:rPr>
-        <w:t xml:space="preserve">Lookup</w:t>
-      </w:r>
-      <w:r>
-        <w:t xml:space="preserve"> </w:t>
-      </w:r>
-      <w:r>
-        <w:t xml:space="preserve">resolving a discovered CPU model (e.g. </w:t>
-      </w:r>
-      <w:r>
-        <w:rPr>
-          <w:rStyle w:val="VerbatimChar"/>
-        </w:rPr>
-        <w:t xml:space="preserve">Rockchip RK3588</w:t>
-      </w:r>
-      <w:r>
-        <w:t xml:space="preserve">) to its tier / trust-level / compute-class (HXC-1331).</w:t>
-      </w:r>
-    </w:p>
-    <w:p>
-      <w:pPr>
-        <w:pStyle w:val="Compact"/>
-        <w:numPr>
-          <w:ilvl w:val="2"/>
-          <w:numId w:val="1009"/>
-        </w:numPr>
-      </w:pPr>
-      <w:r>
-        <w:rPr>
-          <w:rStyle w:val="VerbatimChar"/>
-        </w:rPr>
-        <w:t xml:space="preserve">compliancedoc</w:t>
-      </w:r>
-      <w:r>
-        <w:t xml:space="preserve"> </w:t>
-      </w:r>
-      <w:r>
-        <w:t xml:space="preserve">— EU AI Act compliance-documentation pipeline: generates a model card + technical-documentation artifact from attestation-log records, with a SHA-256 provenance hash bound to the actual record content (HXC-1481).</w:t>
-      </w:r>
-    </w:p>
-    <w:p>
-      <w:pPr>
-        <w:pStyle w:val="Compact"/>
-        <w:numPr>
-          <w:ilvl w:val="2"/>
-          <w:numId w:val="1009"/>
-        </w:numPr>
-      </w:pPr>
-      <w:r>
-        <w:rPr>
-          <w:rStyle w:val="VerbatimChar"/>
-        </w:rPr>
-        <w:t xml:space="preserve">hybridkex</w:t>
-      </w:r>
-      <w:r>
-        <w:t xml:space="preserve"> </w:t>
-      </w:r>
-      <w:r>
-        <w:t xml:space="preserve">— hybrid post-quantum key exchange combining X25519 (</w:t>
-      </w:r>
-      <w:r>
-        <w:rPr>
-          <w:rStyle w:val="VerbatimChar"/>
-        </w:rPr>
-        <w:t xml:space="preserve">crypto/ecdh</w:t>
-      </w:r>
-      <w:r>
-        <w:t xml:space="preserve">) and ML-KEM-768 (</w:t>
-      </w:r>
-      <w:r>
-        <w:rPr>
-          <w:rStyle w:val="VerbatimChar"/>
-        </w:rPr>
-        <w:t xml:space="preserve">crypto/mlkem</w:t>
-      </w:r>
-      <w:r>
-        <w:t xml:space="preserve">) shared secrets via HKDF-SHA256 (group</w:t>
-      </w:r>
-      <w:r>
-        <w:t xml:space="preserve"> </w:t>
-      </w:r>
-      <w:r>
-        <w:rPr>
-          <w:rStyle w:val="VerbatimChar"/>
-        </w:rPr>
-        <w:t xml:space="preserve">X25519MLKEM768</w:t>
-      </w:r>
-      <w:r>
-        <w:t xml:space="preserve">); a tampered ML-KEM ciphertext yields a non-matching key (HXC-1476).</w:t>
-      </w:r>
-    </w:p>
-    <w:p>
-      <w:pPr>
-        <w:pStyle w:val="Compact"/>
-        <w:numPr>
-          <w:ilvl w:val="2"/>
-          <w:numId w:val="1009"/>
-        </w:numPr>
-      </w:pPr>
-      <w:r>
-        <w:rPr>
-          <w:rStyle w:val="VerbatimChar"/>
-        </w:rPr>
-        <w:t xml:space="preserve">carbonsched</w:t>
-      </w:r>
-      <w:r>
-        <w:t xml:space="preserve"> </w:t>
-      </w:r>
-      <w:r>
-        <w:t xml:space="preserve">— carbon-aware job placement: chooses the lowest-carbon-intensity latency-eligible region (deterministic name tiebreak) with per-job kWh / gCO2 metering (HXC-1480).</w:t>
-      </w:r>
-    </w:p>
-    <w:p>
-      <w:pPr>
-        <w:pStyle w:val="Compact"/>
-        <w:numPr>
-          <w:ilvl w:val="2"/>
-          <w:numId w:val="1009"/>
-        </w:numPr>
-      </w:pPr>
-      <w:r>
-        <w:rPr>
-          <w:rStyle w:val="VerbatimChar"/>
-        </w:rPr>
-        <w:t xml:space="preserve">gpuattest</w:t>
-      </w:r>
-      <w:r>
-        <w:t xml:space="preserve"> </w:t>
-      </w:r>
-      <w:r>
-        <w:t xml:space="preserve">(additive</w:t>
-      </w:r>
-      <w:r>
-        <w:t xml:space="preserve"> </w:t>
-      </w:r>
-      <w:r>
-        <w:rPr>
-          <w:rStyle w:val="VerbatimChar"/>
-        </w:rPr>
-        <w:t xml:space="preserve">multigpu.go</w:t>
-      </w:r>
-      <w:r>
-        <w:t xml:space="preserve">) — multi-GPU node enumeration: an N-GPU node descriptor yields N distinct, independently-verifiable per-device attestation proofs keyed by GPU UUID; rejects duplicate/empty descriptors (HXC-1573).</w:t>
-      </w:r>
-    </w:p>
-    <w:p>
-      <w:pPr>
-        <w:pStyle w:val="Compact"/>
-        <w:numPr>
-          <w:ilvl w:val="2"/>
-          <w:numId w:val="1009"/>
-        </w:numPr>
-      </w:pPr>
-      <w:r>
-        <w:rPr>
-          <w:rStyle w:val="VerbatimChar"/>
-        </w:rPr>
-        <w:t xml:space="preserve">workloadrouter</w:t>
-      </w:r>
-      <w:r>
-        <w:t xml:space="preserve"> </w:t>
-      </w:r>
-      <w:r>
-        <w:t xml:space="preserve">—</w:t>
-      </w:r>
-      <w:r>
-        <w:t xml:space="preserve"> </w:t>
-      </w:r>
-      <w:r>
-        <w:rPr>
-          <w:rStyle w:val="VerbatimChar"/>
-        </w:rPr>
-        <w:t xml:space="preserve">UnifiedManager.RouteWorkload</w:t>
-      </w:r>
-      <w:r>
-        <w:t xml:space="preserve">: concurrent per-marketplace price probes + a weighted composite score (inverse price/latency, health) with a TEE multiplier that re-ranks confidential offers when the workload requires a TEE (HXC-1455).</w:t>
-      </w:r>
-    </w:p>
-    <w:p>
-      <w:pPr>
-        <w:pStyle w:val="Compact"/>
-        <w:numPr>
-          <w:ilvl w:val="2"/>
-          <w:numId w:val="1009"/>
-        </w:numPr>
-      </w:pPr>
-      <w:r>
-        <w:rPr>
-          <w:rStyle w:val="VerbatimChar"/>
-        </w:rPr>
-        <w:t xml:space="preserve">metrics</w:t>
-      </w:r>
-      <w:r>
-        <w:t xml:space="preserve"> </w:t>
-      </w:r>
-      <w:r>
-        <w:t xml:space="preserve">(additive</w:t>
-      </w:r>
-      <w:r>
-        <w:t xml:space="preserve"> </w:t>
-      </w:r>
-      <w:r>
-        <w:rPr>
-          <w:rStyle w:val="VerbatimChar"/>
-        </w:rPr>
-        <w:t xml:space="preserve">tiermetrics.go</w:t>
-      </w:r>
-      <w:r>
-        <w:t xml:space="preserve">) —</w:t>
-      </w:r>
-      <w:r>
-        <w:t xml:space="preserve"> </w:t>
-      </w:r>
-      <w:r>
-        <w:rPr>
-          <w:rStyle w:val="VerbatimChar"/>
-        </w:rPr>
-        <w:t xml:space="preserve">TierMetrics</w:t>
-      </w:r>
-      <w:r>
-        <w:t xml:space="preserve"> </w:t>
-      </w:r>
-      <w:r>
-        <w:t xml:space="preserve">exposes</w:t>
-      </w:r>
-      <w:r>
-        <w:t xml:space="preserve"> </w:t>
-      </w:r>
-      <w:r>
-        <w:rPr>
-          <w:rStyle w:val="VerbatimChar"/>
-        </w:rPr>
-        <w:t xml:space="preserve">gpu_tier_utilization</w:t>
-      </w:r>
-      <w:r>
-        <w:t xml:space="preserve">,</w:t>
-      </w:r>
-      <w:r>
-        <w:t xml:space="preserve"> </w:t>
-      </w:r>
-      <w:r>
-        <w:rPr>
-          <w:rStyle w:val="VerbatimChar"/>
-        </w:rPr>
-        <w:t xml:space="preserve">gpu_cost_per_hour</w:t>
-      </w:r>
-      <w:r>
-        <w:t xml:space="preserve">, and</w:t>
-      </w:r>
-      <w:r>
-        <w:t xml:space="preserve"> </w:t>
-      </w:r>
-      <w:r>
-        <w:rPr>
-          <w:rStyle w:val="VerbatimChar"/>
-        </w:rPr>
-        <w:t xml:space="preserve">provider_health</w:t>
-      </w:r>
-      <w:r>
-        <w:t xml:space="preserve"> </w:t>
-      </w:r>
-      <w:r>
-        <w:t xml:space="preserve">Prometheus-text series with deterministic ordering and concurrent-safe setters (HXC-1535).</w:t>
-      </w:r>
-    </w:p>
-    <w:p>
-      <w:pPr>
-        <w:pStyle w:val="Compact"/>
-        <w:numPr>
-          <w:ilvl w:val="2"/>
-          <w:numId w:val="1009"/>
-        </w:numPr>
-      </w:pPr>
-      <w:r>
-        <w:rPr>
-          <w:rStyle w:val="VerbatimChar"/>
-        </w:rPr>
-        <w:t xml:space="preserve">cmd/gpu-pool-manager</w:t>
-      </w:r>
-      <w:r>
-        <w:t xml:space="preserve"> </w:t>
-      </w:r>
-      <w:r>
-        <w:t xml:space="preserve">— GPU pool manager HTTP front-end:</w:t>
-      </w:r>
-      <w:r>
-        <w:t xml:space="preserve"> </w:t>
-      </w:r>
-      <w:r>
-        <w:rPr>
-          <w:rStyle w:val="VerbatimChar"/>
-        </w:rPr>
-        <w:t xml:space="preserve">POST /allocate</w:t>
-      </w:r>
-      <w:r>
-        <w:t xml:space="preserve"> </w:t>
-      </w:r>
-      <w:r>
-        <w:t xml:space="preserve">returns the tier-correct (lowest-tier healthy, name tiebreak) provider as JSON (</w:t>
-      </w:r>
-      <w:r>
-        <w:rPr>
-          <w:rStyle w:val="VerbatimChar"/>
-        </w:rPr>
-        <w:t xml:space="preserve">503</w:t>
-      </w:r>
-      <w:r>
-        <w:t xml:space="preserve"> </w:t>
-      </w:r>
-      <w:r>
-        <w:t xml:space="preserve">when none healthy) and</w:t>
-      </w:r>
-      <w:r>
-        <w:t xml:space="preserve"> </w:t>
-      </w:r>
-      <w:r>
-        <w:rPr>
-          <w:rStyle w:val="VerbatimChar"/>
-        </w:rPr>
-        <w:t xml:space="preserve">GET /providers</w:t>
-      </w:r>
-      <w:r>
-        <w:t xml:space="preserve"> </w:t>
-      </w:r>
-      <w:r>
-        <w:t xml:space="preserve">lists providers with health; httptest-gated, self-contained (HXC-1530).</w:t>
-      </w:r>
-    </w:p>
-    <w:p>
-      <w:pPr>
-        <w:pStyle w:val="Compact"/>
-        <w:numPr>
-          <w:ilvl w:val="2"/>
-          <w:numId w:val="1009"/>
-        </w:numPr>
-      </w:pPr>
-      <w:r>
-        <w:rPr>
-          <w:rStyle w:val="VerbatimChar"/>
-        </w:rPr>
-        <w:t xml:space="preserve">marketplaceadapter</w:t>
-      </w:r>
-      <w:r>
-        <w:t xml:space="preserve"> </w:t>
-      </w:r>
-      <w:r>
-        <w:t xml:space="preserve">—</w:t>
-      </w:r>
-      <w:r>
-        <w:t xml:space="preserve"> </w:t>
-      </w:r>
-      <w:r>
-        <w:rPr>
-          <w:rStyle w:val="VerbatimChar"/>
-        </w:rPr>
-        <w:t xml:space="preserve">MarketplaceAdapter</w:t>
-      </w:r>
-      <w:r>
-        <w:t xml:space="preserve"> </w:t>
-      </w:r>
-      <w:r>
-        <w:t xml:space="preserve">interface (</w:t>
-      </w:r>
-      <w:r>
-        <w:rPr>
-          <w:rStyle w:val="VerbatimChar"/>
-        </w:rPr>
-        <w:t xml:space="preserve">Name</w:t>
-      </w:r>
-      <w:r>
-        <w:t xml:space="preserve">/</w:t>
-      </w:r>
-      <w:r>
-        <w:rPr>
-          <w:rStyle w:val="VerbatimChar"/>
-        </w:rPr>
-        <w:t xml:space="preserve">GetCurrentPricing</w:t>
-      </w:r>
-      <w:r>
-        <w:t xml:space="preserve">/</w:t>
-      </w:r>
-      <w:r>
-        <w:rPr>
-          <w:rStyle w:val="VerbatimChar"/>
-        </w:rPr>
-        <w:t xml:space="preserve">SubmitWork</w:t>
-      </w:r>
-      <w:r>
-        <w:t xml:space="preserve">) with a</w:t>
-      </w:r>
-      <w:r>
-        <w:t xml:space="preserve"> </w:t>
-      </w:r>
-      <w:r>
-        <w:rPr>
-          <w:rStyle w:val="VerbatimChar"/>
-        </w:rPr>
-        <w:t xml:space="preserve">Name()</w:t>
-      </w:r>
-      <w:r>
-        <w:t xml:space="preserve">-keyed dispatch</w:t>
-      </w:r>
-      <w:r>
-        <w:t xml:space="preserve"> </w:t>
-      </w:r>
-      <w:r>
-        <w:rPr>
-          <w:rStyle w:val="VerbatimChar"/>
-        </w:rPr>
-        <w:t xml:space="preserve">Registry</w:t>
-      </w:r>
-      <w:r>
-        <w:t xml:space="preserve"> </w:t>
-      </w:r>
-      <w:r>
-        <w:t xml:space="preserve">and a</w:t>
-      </w:r>
-      <w:r>
-        <w:t xml:space="preserve"> </w:t>
-      </w:r>
-      <w:r>
-        <w:rPr>
-          <w:rStyle w:val="VerbatimChar"/>
-        </w:rPr>
-        <w:t xml:space="preserve">ChutesAdapter</w:t>
-      </w:r>
-      <w:r>
-        <w:t xml:space="preserve"> </w:t>
-      </w:r>
-      <w:r>
-        <w:t xml:space="preserve">over HTTP (httptest fixture, non-2xx rejected) (HXC-1454).</w:t>
-      </w:r>
-    </w:p>
-    <w:p>
-      <w:pPr>
-        <w:pStyle w:val="Compact"/>
-        <w:numPr>
-          <w:ilvl w:val="2"/>
-          <w:numId w:val="1009"/>
-        </w:numPr>
-      </w:pPr>
-      <w:r>
-        <w:rPr>
-          <w:rStyle w:val="VerbatimChar"/>
-        </w:rPr>
-        <w:t xml:space="preserve">cmd/e2ee-proxy</w:t>
-      </w:r>
-      <w:r>
-        <w:t xml:space="preserve"> </w:t>
-      </w:r>
-      <w:r>
-        <w:t xml:space="preserve">— transparent ML-KEM-768 (</w:t>
-      </w:r>
-      <w:r>
-        <w:rPr>
-          <w:rStyle w:val="VerbatimChar"/>
-        </w:rPr>
-        <w:t xml:space="preserve">crypto/mlkem</w:t>
-      </w:r>
-      <w:r>
-        <w:t xml:space="preserve">) + AES-256-GCM encrypting proxy:</w:t>
-      </w:r>
-      <w:r>
-        <w:t xml:space="preserve"> </w:t>
-      </w:r>
-      <w:r>
-        <w:rPr>
-          <w:rStyle w:val="VerbatimChar"/>
-        </w:rPr>
-        <w:t xml:space="preserve">EncryptingTransport</w:t>
-      </w:r>
-      <w:r>
-        <w:t xml:space="preserve"> </w:t>
-      </w:r>
-      <w:r>
-        <w:t xml:space="preserve">seals request bodies and</w:t>
-      </w:r>
-      <w:r>
-        <w:t xml:space="preserve"> </w:t>
-      </w:r>
-      <w:r>
-        <w:rPr>
-          <w:rStyle w:val="VerbatimChar"/>
-        </w:rPr>
-        <w:t xml:space="preserve">DecryptingHandler</w:t>
-      </w:r>
-      <w:r>
-        <w:t xml:space="preserve"> </w:t>
-      </w:r>
-      <w:r>
-        <w:t xml:space="preserve">opens them, so the on-wire payload between proxy and upstream is ciphertext-only while the client receives the correct plaintext; tampered ciphertext is rejected (HXC-1532).</w:t>
-      </w:r>
-    </w:p>
-    <w:p>
-      <w:pPr>
-        <w:pStyle w:val="Compact"/>
-        <w:numPr>
-          <w:ilvl w:val="2"/>
-          <w:numId w:val="1009"/>
-        </w:numPr>
-      </w:pPr>
-      <w:r>
-        <w:rPr>
-          <w:rStyle w:val="VerbatimChar"/>
-        </w:rPr>
-        <w:t xml:space="preserve">e2eebench</w:t>
-      </w:r>
-      <w:r>
-        <w:t xml:space="preserve"> </w:t>
-      </w:r>
-      <w:r>
-        <w:t xml:space="preserve">—</w:t>
-      </w:r>
-      <w:r>
-        <w:t xml:space="preserve"> </w:t>
-      </w:r>
-      <w:r>
-        <w:rPr>
-          <w:rStyle w:val="VerbatimChar"/>
-        </w:rPr>
-        <w:t xml:space="preserve">MeasureHandshakeLatency</w:t>
-      </w:r>
-      <w:r>
-        <w:t xml:space="preserve"> </w:t>
-      </w:r>
-      <w:r>
-        <w:t xml:space="preserve">benchmarks the</w:t>
-      </w:r>
-      <w:r>
-        <w:t xml:space="preserve"> </w:t>
-      </w:r>
-      <w:r>
-        <w:rPr>
-          <w:rStyle w:val="VerbatimChar"/>
-        </w:rPr>
-        <w:t xml:space="preserve">hybridkex</w:t>
-      </w:r>
-      <w:r>
-        <w:t xml:space="preserve"> </w:t>
-      </w:r>
-      <w:r>
-        <w:t xml:space="preserve">full handshake (median + P95), proving median &lt; 1ms on host and enforcing per-iteration key agreement (</w:t>
-      </w:r>
-      <w:r>
-        <w:rPr>
-          <w:rStyle w:val="VerbatimChar"/>
-        </w:rPr>
-        <w:t xml:space="preserve">ErrKeyDisagreement</w:t>
-      </w:r>
-      <w:r>
-        <w:t xml:space="preserve">) (HXC-1556).</w:t>
-      </w:r>
-    </w:p>
-    <w:p>
-      <w:pPr>
-        <w:pStyle w:val="Compact"/>
-        <w:numPr>
-          <w:ilvl w:val="2"/>
-          <w:numId w:val="1009"/>
-        </w:numPr>
-      </w:pPr>
-      <w:r>
-        <w:rPr>
-          <w:rStyle w:val="VerbatimChar"/>
-        </w:rPr>
-        <w:t xml:space="preserve">archlint</w:t>
-      </w:r>
-      <w:r>
-        <w:t xml:space="preserve"> </w:t>
-      </w:r>
-      <w:r>
-        <w:t xml:space="preserve">+</w:t>
-      </w:r>
-      <w:r>
-        <w:t xml:space="preserve"> </w:t>
-      </w:r>
-      <w:r>
-        <w:rPr>
-          <w:rStyle w:val="VerbatimChar"/>
-        </w:rPr>
-        <w:t xml:space="preserve">docs/ARCHITECTURE.md</w:t>
-      </w:r>
-      <w:r>
-        <w:t xml:space="preserve"> </w:t>
-      </w:r>
-      <w:r>
-        <w:t xml:space="preserve">— the hardened L0–L7 architecture diagram and component map, mechanically enforced:</w:t>
-      </w:r>
-      <w:r>
-        <w:t xml:space="preserve"> </w:t>
-      </w:r>
-      <w:r>
-        <w:rPr>
-          <w:rStyle w:val="VerbatimChar"/>
-        </w:rPr>
-        <w:t xml:space="preserve">archlint</w:t>
-      </w:r>
-      <w:r>
-        <w:t xml:space="preserve"> </w:t>
-      </w:r>
-      <w:r>
-        <w:t xml:space="preserve">parses the component-map table and fails the build if any documented component maps to a package path that does not exist on disk (HXC-1424).</w:t>
-      </w:r>
-    </w:p>
-    <w:p>
-      <w:pPr>
-        <w:pStyle w:val="Compact"/>
-        <w:numPr>
-          <w:ilvl w:val="1"/>
-          <w:numId w:val="1008"/>
-        </w:numPr>
-      </w:pPr>
-      <w:r>
-        <w:t xml:space="preserve">Wave 67 (5 units, subagent-driven, 5 parallel streams in disjoint packages):</w:t>
       </w:r>
     </w:p>
     <w:p>
@@ -3985,7 +2803,7 @@
         <w:rPr>
           <w:rStyle w:val="VerbatimChar"/>
         </w:rPr>
-        <w:t xml:space="preserve">multiraft</w:t>
+        <w:t xml:space="preserve">bursthysteresis</w:t>
       </w:r>
       <w:r>
         <w:t xml:space="preserve"> </w:t>
@@ -4000,55 +2818,13 @@
         <w:rPr>
           <w:rStyle w:val="VerbatimChar"/>
         </w:rPr>
-        <w:t xml:space="preserve">MultiRaftManager</w:t>
-      </w:r>
-      <w:r>
-        <w:t xml:space="preserve"> </w:t>
-      </w:r>
-      <w:r>
-        <w:t xml:space="preserve">partitioning cluster state into independent per-shard</w:t>
-      </w:r>
-      <w:r>
-        <w:t xml:space="preserve"> </w:t>
-      </w:r>
-      <w:r>
-        <w:rPr>
-          <w:rStyle w:val="VerbatimChar"/>
-        </w:rPr>
-        <w:t xml:space="preserve">go.etcd.io/raft/v3</w:t>
-      </w:r>
-      <w:r>
-        <w:t xml:space="preserve"> </w:t>
-      </w:r>
-      <w:r>
-        <w:t xml:space="preserve">groups, each electing its own leader and committing independently via per-shard</w:t>
-      </w:r>
-      <w:r>
-        <w:t xml:space="preserve"> </w:t>
-      </w:r>
-      <w:r>
-        <w:rPr>
-          <w:rStyle w:val="VerbatimChar"/>
-        </w:rPr>
-        <w:t xml:space="preserve">Propose</w:t>
-      </w:r>
-      <w:r>
-        <w:t xml:space="preserve"> </w:t>
-      </w:r>
-      <w:r>
-        <w:t xml:space="preserve">routing over an in-process</w:t>
-      </w:r>
-      <w:r>
-        <w:t xml:space="preserve"> </w:t>
-      </w:r>
-      <w:r>
-        <w:rPr>
-          <w:rStyle w:val="VerbatimChar"/>
-        </w:rPr>
-        <w:t xml:space="preserve">RaftTransport</w:t>
-      </w:r>
-      <w:r>
-        <w:t xml:space="preserve">; write throughput scales with shard count and a shard re-elects on leader loss while others keep committing (HXC-1387).</w:t>
+        <w:t xml:space="preserve">BurstController</w:t>
+      </w:r>
+      <w:r>
+        <w:t xml:space="preserve"> </w:t>
+      </w:r>
+      <w:r>
+        <w:t xml:space="preserve">with a MONITOR→SPILL→RECOVER two-threshold hysteresis dead-band (HXC-1504).</w:t>
       </w:r>
     </w:p>
     <w:p>
@@ -4063,58 +2839,13 @@
         <w:rPr>
           <w:rStyle w:val="VerbatimChar"/>
         </w:rPr>
-        <w:t xml:space="preserve">stonith</w:t>
-      </w:r>
-      <w:r>
-        <w:t xml:space="preserve"> </w:t>
-      </w:r>
-      <w:r>
-        <w:t xml:space="preserve">— STONITH fencing: a</w:t>
-      </w:r>
-      <w:r>
-        <w:t xml:space="preserve"> </w:t>
-      </w:r>
-      <w:r>
-        <w:rPr>
-          <w:rStyle w:val="VerbatimChar"/>
-        </w:rPr>
-        <w:t xml:space="preserve">FencingAgent</w:t>
-      </w:r>
-      <w:r>
-        <w:t xml:space="preserve"> </w:t>
-      </w:r>
-      <w:r>
-        <w:t xml:space="preserve">interface with IPMI / AWS-EC2 / Azure-ARM / SBD-shared-disk / NoOp drivers and a</w:t>
-      </w:r>
-      <w:r>
-        <w:t xml:space="preserve"> </w:t>
-      </w:r>
-      <w:r>
-        <w:rPr>
-          <w:rStyle w:val="VerbatimChar"/>
-        </w:rPr>
-        <w:t xml:space="preserve">MultiLevelFencer</w:t>
-      </w:r>
-      <w:r>
-        <w:t xml:space="preserve"> </w:t>
-      </w:r>
-      <w:r>
-        <w:t xml:space="preserve">multi-level fallback, with sink-side fence confirmation; the IPMI real-binary path is an honest SKIP-with-reason when</w:t>
-      </w:r>
-      <w:r>
-        <w:t xml:space="preserve"> </w:t>
-      </w:r>
-      <w:r>
-        <w:rPr>
-          <w:rStyle w:val="VerbatimChar"/>
-        </w:rPr>
-        <w:t xml:space="preserve">ipmitool</w:t>
-      </w:r>
-      <w:r>
-        <w:t xml:space="preserve"> </w:t>
-      </w:r>
-      <w:r>
-        <w:t xml:space="preserve">is absent (HXC-1401).</w:t>
+        <w:t xml:space="preserve">providerchain</w:t>
+      </w:r>
+      <w:r>
+        <w:t xml:space="preserve"> </w:t>
+      </w:r>
+      <w:r>
+        <w:t xml:space="preserve">— ordered multi-tier provider fallback cascade with retriable/terminal error classification and injected-clock failover SLA (HXC-1508).</w:t>
       </w:r>
     </w:p>
     <w:p>
@@ -4129,13 +2860,55 @@
         <w:rPr>
           <w:rStyle w:val="VerbatimChar"/>
         </w:rPr>
-        <w:t xml:space="preserve">deviceplugin</w:t>
-      </w:r>
-      <w:r>
-        <w:t xml:space="preserve"> </w:t>
-      </w:r>
-      <w:r>
-        <w:t xml:space="preserve">— Nomad/K8s-style gRPC device-plugin / GRES fingerprinting framework over real gRPC: plugins register full device fingerprints, the registry parses GRES descriptors, atomically applies fingerprints, allocates by request, and rejects oversubscription (HXC-1407).</w:t>
+        <w:t xml:space="preserve">gpucatalog</w:t>
+      </w:r>
+      <w:r>
+        <w:t xml:space="preserve"> </w:t>
+      </w:r>
+      <w:r>
+        <w:t xml:space="preserve">—</w:t>
+      </w:r>
+      <w:r>
+        <w:t xml:space="preserve"> </w:t>
+      </w:r>
+      <w:r>
+        <w:rPr>
+          <w:rStyle w:val="VerbatimChar"/>
+        </w:rPr>
+        <w:t xml:space="preserve">SUPPORTED_GPUS</w:t>
+      </w:r>
+      <w:r>
+        <w:t xml:space="preserve"> </w:t>
+      </w:r>
+      <w:r>
+        <w:t xml:space="preserve">compute-multiplier catalog,</w:t>
+      </w:r>
+      <w:r>
+        <w:t xml:space="preserve"> </w:t>
+      </w:r>
+      <w:r>
+        <w:rPr>
+          <w:rStyle w:val="VerbatimChar"/>
+        </w:rPr>
+        <w:t xml:space="preserve">LookupMultiplier</w:t>
+      </w:r>
+      <w:r>
+        <w:t xml:space="preserve">, and attestation-aware</w:t>
+      </w:r>
+      <w:r>
+        <w:t xml:space="preserve"> </w:t>
+      </w:r>
+      <w:r>
+        <w:rPr>
+          <w:rStyle w:val="VerbatimChar"/>
+        </w:rPr>
+        <w:t xml:space="preserve">Score</w:t>
+      </w:r>
+      <w:r>
+        <w:t xml:space="preserve"> </w:t>
+      </w:r>
+      <w:r>
+        <w:t xml:space="preserve">(attested above un-attested) (HXC-1592).</w:t>
       </w:r>
     </w:p>
     <w:p>
@@ -4150,70 +2923,28 @@
         <w:rPr>
           <w:rStyle w:val="VerbatimChar"/>
         </w:rPr>
-        <w:t xml:space="preserve">internal/gpu</w:t>
-      </w:r>
-      <w:r>
-        <w:t xml:space="preserve"> </w:t>
-      </w:r>
-      <w:r>
-        <w:t xml:space="preserve">(additive</w:t>
-      </w:r>
-      <w:r>
-        <w:t xml:space="preserve"> </w:t>
-      </w:r>
-      <w:r>
-        <w:rPr>
-          <w:rStyle w:val="VerbatimChar"/>
-        </w:rPr>
-        <w:t xml:space="preserve">manager_helixpow.go</w:t>
-      </w:r>
-      <w:r>
-        <w:t xml:space="preserve">) — dual-workload capacity reservation:</w:t>
-      </w:r>
-      <w:r>
-        <w:t xml:space="preserve"> </w:t>
-      </w:r>
-      <w:r>
-        <w:rPr>
-          <w:rStyle w:val="VerbatimChar"/>
-        </w:rPr>
-        <w:t xml:space="preserve">ReserveForHelixPoW(fraction)</w:t>
-      </w:r>
-      <w:r>
-        <w:t xml:space="preserve"> </w:t>
-      </w:r>
-      <w:r>
-        <w:t xml:space="preserve">+</w:t>
-      </w:r>
-      <w:r>
-        <w:t xml:space="preserve"> </w:t>
-      </w:r>
-      <w:r>
-        <w:rPr>
-          <w:rStyle w:val="VerbatimChar"/>
-        </w:rPr>
-        <w:t xml:space="preserve">ChutesCapacity()</w:t>
-      </w:r>
-      <w:r>
-        <w:t xml:space="preserve"> </w:t>
-      </w:r>
-      <w:r>
-        <w:t xml:space="preserve">reporting only the non-reserved remainder, with a strict</w:t>
-      </w:r>
-      <w:r>
-        <w:t xml:space="preserve"> </w:t>
-      </w:r>
-      <w:r>
-        <w:rPr>
-          <w:rStyle w:val="VerbatimChar"/>
-        </w:rPr>
-        <w:t xml:space="preserve">&gt;0.80</w:t>
-      </w:r>
-      <w:r>
-        <w:t xml:space="preserve"> </w:t>
-      </w:r>
-      <w:r>
-        <w:t xml:space="preserve">Helix-load Gepetto starvation guard that zeroes Chutes capacity (HXC-1447).</w:t>
+        <w:t xml:space="preserve">gravaladmit</w:t>
+      </w:r>
+      <w:r>
+        <w:t xml:space="preserve"> </w:t>
+      </w:r>
+      <w:r>
+        <w:t xml:space="preserve">— HMAC-SHA256 GraVal challenge-response provider admission gate with single-use nonce and</w:t>
+      </w:r>
+      <w:r>
+        <w:t xml:space="preserve"> </w:t>
+      </w:r>
+      <w:r>
+        <w:rPr>
+          <w:rStyle w:val="VerbatimChar"/>
+        </w:rPr>
+        <w:t xml:space="preserve">graval.verified</w:t>
+      </w:r>
+      <w:r>
+        <w:t xml:space="preserve"> </w:t>
+      </w:r>
+      <w:r>
+        <w:t xml:space="preserve">label (HXC-1523).</w:t>
       </w:r>
     </w:p>
     <w:p>
@@ -4228,7 +2959,736 @@
         <w:rPr>
           <w:rStyle w:val="VerbatimChar"/>
         </w:rPr>
-        <w:t xml:space="preserve">chutes</w:t>
+        <w:t xml:space="preserve">modelrouter</w:t>
+      </w:r>
+      <w:r>
+        <w:t xml:space="preserve"> </w:t>
+      </w:r>
+      <w:r>
+        <w:t xml:space="preserve">— strategy-to-default-model resolution (latency/throughput/quality/cost) with a typed unknown-strategy error (HXC-1430).</w:t>
+      </w:r>
+    </w:p>
+    <w:p>
+      <w:pPr>
+        <w:pStyle w:val="Compact"/>
+        <w:numPr>
+          <w:ilvl w:val="2"/>
+          <w:numId w:val="1010"/>
+        </w:numPr>
+      </w:pPr>
+      <w:r>
+        <w:rPr>
+          <w:rStyle w:val="VerbatimChar"/>
+        </w:rPr>
+        <w:t xml:space="preserve">gravalverify</w:t>
+      </w:r>
+      <w:r>
+        <w:t xml:space="preserve"> </w:t>
+      </w:r>
+      <w:r>
+        <w:t xml:space="preserve">— GraVal GPU attestation with a VRAM-ratio</w:t>
+      </w:r>
+      <w:r>
+        <w:t xml:space="preserve"> </w:t>
+      </w:r>
+      <w:r>
+        <w:rPr>
+          <w:rStyle w:val="VerbatimChar"/>
+        </w:rPr>
+        <w:t xml:space="preserve">&gt;= 0.95</w:t>
+      </w:r>
+      <w:r>
+        <w:t xml:space="preserve"> </w:t>
+      </w:r>
+      <w:r>
+        <w:t xml:space="preserve">gate and a concurrent, race-clean</w:t>
+      </w:r>
+      <w:r>
+        <w:t xml:space="preserve"> </w:t>
+      </w:r>
+      <w:r>
+        <w:rPr>
+          <w:rStyle w:val="VerbatimChar"/>
+        </w:rPr>
+        <w:t xml:space="preserve">BatchVerify</w:t>
+      </w:r>
+      <w:r>
+        <w:t xml:space="preserve"> </w:t>
+      </w:r>
+      <w:r>
+        <w:t xml:space="preserve">pass-rate KPI (HXC-1435, HXC-1436).</w:t>
+      </w:r>
+    </w:p>
+    <w:p>
+      <w:pPr>
+        <w:pStyle w:val="Compact"/>
+        <w:numPr>
+          <w:ilvl w:val="2"/>
+          <w:numId w:val="1010"/>
+        </w:numPr>
+      </w:pPr>
+      <w:r>
+        <w:rPr>
+          <w:rStyle w:val="VerbatimChar"/>
+        </w:rPr>
+        <w:t xml:space="preserve">gepetto</w:t>
+      </w:r>
+      <w:r>
+        <w:t xml:space="preserve"> </w:t>
+      </w:r>
+      <w:r>
+        <w:t xml:space="preserve">— HelixGepetto dual-resource local-vs-Chutes arbitration with a monotonic reserve schedule and a strict</w:t>
+      </w:r>
+      <w:r>
+        <w:t xml:space="preserve"> </w:t>
+      </w:r>
+      <w:r>
+        <w:rPr>
+          <w:rStyle w:val="VerbatimChar"/>
+        </w:rPr>
+        <w:t xml:space="preserve">&gt;0.80</w:t>
+      </w:r>
+      <w:r>
+        <w:t xml:space="preserve"> </w:t>
+      </w:r>
+      <w:r>
+        <w:t xml:space="preserve">high-water anti-starvation zero-capacity cut-off (HXC-1446).</w:t>
+      </w:r>
+    </w:p>
+    <w:p>
+      <w:pPr>
+        <w:pStyle w:val="Compact"/>
+        <w:numPr>
+          <w:ilvl w:val="2"/>
+          <w:numId w:val="1010"/>
+        </w:numPr>
+      </w:pPr>
+      <w:r>
+        <w:rPr>
+          <w:rStyle w:val="VerbatimChar"/>
+        </w:rPr>
+        <w:t xml:space="preserve">chutesaccount</w:t>
+      </w:r>
+      <w:r>
+        <w:t xml:space="preserve"> </w:t>
+      </w:r>
+      <w:r>
+        <w:t xml:space="preserve">— Chutes API model-list (TEE/price fields) and</w:t>
+      </w:r>
+      <w:r>
+        <w:t xml:space="preserve"> </w:t>
+      </w:r>
+      <w:r>
+        <w:rPr>
+          <w:rStyle w:val="VerbatimChar"/>
+        </w:rPr>
+        <w:t xml:space="preserve">/users/me</w:t>
+      </w:r>
+      <w:r>
+        <w:t xml:space="preserve"> </w:t>
+      </w:r>
+      <w:r>
+        <w:t xml:space="preserve">account-balance client over HTTP with</w:t>
+      </w:r>
+      <w:r>
+        <w:t xml:space="preserve"> </w:t>
+      </w:r>
+      <w:r>
+        <w:rPr>
+          <w:rStyle w:val="VerbatimChar"/>
+        </w:rPr>
+        <w:t xml:space="preserve">Authorization: Bearer</w:t>
+      </w:r>
+      <w:r>
+        <w:t xml:space="preserve"> </w:t>
+      </w:r>
+      <w:r>
+        <w:t xml:space="preserve">(HXC-1429).</w:t>
+      </w:r>
+    </w:p>
+    <w:p>
+      <w:pPr>
+        <w:pStyle w:val="Compact"/>
+        <w:numPr>
+          <w:ilvl w:val="2"/>
+          <w:numId w:val="1010"/>
+        </w:numPr>
+      </w:pPr>
+      <w:r>
+        <w:rPr>
+          <w:rStyle w:val="VerbatimChar"/>
+        </w:rPr>
+        <w:t xml:space="preserve">cmd/burst-controller</w:t>
+      </w:r>
+      <w:r>
+        <w:t xml:space="preserve"> </w:t>
+      </w:r>
+      <w:r>
+        <w:t xml:space="preserve">— utilization-driven binary driving</w:t>
+      </w:r>
+      <w:r>
+        <w:t xml:space="preserve"> </w:t>
+      </w:r>
+      <w:r>
+        <w:rPr>
+          <w:rStyle w:val="VerbatimChar"/>
+        </w:rPr>
+        <w:t xml:space="preserve">bursthysteresis</w:t>
+      </w:r>
+      <w:r>
+        <w:t xml:space="preserve">; emits a</w:t>
+      </w:r>
+      <w:r>
+        <w:t xml:space="preserve"> </w:t>
+      </w:r>
+      <w:r>
+        <w:t xml:space="preserve">“burst allocation request”</w:t>
+      </w:r>
+      <w:r>
+        <w:t xml:space="preserve"> </w:t>
+      </w:r>
+      <w:r>
+        <w:t xml:space="preserve">on SPILL and a RECOVER line, runID-stamped (HXC-1531).</w:t>
+      </w:r>
+    </w:p>
+    <w:p>
+      <w:pPr>
+        <w:pStyle w:val="Compact"/>
+        <w:numPr>
+          <w:ilvl w:val="2"/>
+          <w:numId w:val="1010"/>
+        </w:numPr>
+      </w:pPr>
+      <w:r>
+        <w:rPr>
+          <w:rStyle w:val="VerbatimChar"/>
+        </w:rPr>
+        <w:t xml:space="preserve">tieredcache</w:t>
+      </w:r>
+      <w:r>
+        <w:t xml:space="preserve"> </w:t>
+      </w:r>
+      <w:r>
+        <w:t xml:space="preserve">— hot(memory)/warm(NVMe)/cold(SSD) tiered cache with injected backends + injected clock, idle-demotion + promotion, and per-tier hit stats (HXC-1418).</w:t>
+      </w:r>
+    </w:p>
+    <w:p>
+      <w:pPr>
+        <w:pStyle w:val="Compact"/>
+        <w:numPr>
+          <w:ilvl w:val="2"/>
+          <w:numId w:val="1010"/>
+        </w:numPr>
+      </w:pPr>
+      <w:r>
+        <w:rPr>
+          <w:rStyle w:val="VerbatimChar"/>
+        </w:rPr>
+        <w:t xml:space="preserve">smartrouter</w:t>
+      </w:r>
+      <w:r>
+        <w:t xml:space="preserve"> </w:t>
+      </w:r>
+      <w:r>
+        <w:t xml:space="preserve">— intelligent ModelRouter (latency/throughput/cost/TEE/balanced) that always excludes unhealthy models, with a typed no-eligible-model error (HXC-1539).</w:t>
+      </w:r>
+    </w:p>
+    <w:p>
+      <w:pPr>
+        <w:pStyle w:val="Compact"/>
+        <w:numPr>
+          <w:ilvl w:val="2"/>
+          <w:numId w:val="1010"/>
+        </w:numPr>
+      </w:pPr>
+      <w:r>
+        <w:rPr>
+          <w:rStyle w:val="VerbatimChar"/>
+        </w:rPr>
+        <w:t xml:space="preserve">epochresolve</w:t>
+      </w:r>
+      <w:r>
+        <w:t xml:space="preserve"> </w:t>
+      </w:r>
+      <w:r>
+        <w:t xml:space="preserve">— config-epoch failover slot-ownership conflict resolution (highest-epoch wins, deterministic lexicographic equal-epoch tiebreak, order-independent convergence) (HXC-1397).</w:t>
+      </w:r>
+    </w:p>
+    <w:p>
+      <w:pPr>
+        <w:pStyle w:val="Compact"/>
+        <w:numPr>
+          <w:ilvl w:val="2"/>
+          <w:numId w:val="1010"/>
+        </w:numPr>
+      </w:pPr>
+      <w:r>
+        <w:rPr>
+          <w:rStyle w:val="VerbatimChar"/>
+        </w:rPr>
+        <w:t xml:space="preserve">balancemonitor</w:t>
+      </w:r>
+      <w:r>
+        <w:t xml:space="preserve"> </w:t>
+      </w:r>
+      <w:r>
+        <w:t xml:space="preserve">— USD account-balance monitor with a strict low-balance floor warning, over HTTP with</w:t>
+      </w:r>
+      <w:r>
+        <w:t xml:space="preserve"> </w:t>
+      </w:r>
+      <w:r>
+        <w:rPr>
+          <w:rStyle w:val="VerbatimChar"/>
+        </w:rPr>
+        <w:t xml:space="preserve">Authorization: Bearer</w:t>
+      </w:r>
+      <w:r>
+        <w:t xml:space="preserve"> </w:t>
+      </w:r>
+      <w:r>
+        <w:t xml:space="preserve">(HXC-1512).</w:t>
+      </w:r>
+    </w:p>
+    <w:p>
+      <w:pPr>
+        <w:pStyle w:val="Compact"/>
+        <w:numPr>
+          <w:ilvl w:val="2"/>
+          <w:numId w:val="1010"/>
+        </w:numPr>
+      </w:pPr>
+      <w:r>
+        <w:rPr>
+          <w:rStyle w:val="VerbatimChar"/>
+        </w:rPr>
+        <w:t xml:space="preserve">scan</w:t>
+      </w:r>
+      <w:r>
+        <w:t xml:space="preserve"> </w:t>
+      </w:r>
+      <w:r>
+        <w:t xml:space="preserve">— Oracle-SCAN-style stable virtual client endpoint: least-loaded healthy-backend routing with a membership-stable name and injected clock (HXC-1403).</w:t>
+      </w:r>
+    </w:p>
+    <w:p>
+      <w:pPr>
+        <w:pStyle w:val="Compact"/>
+        <w:numPr>
+          <w:ilvl w:val="2"/>
+          <w:numId w:val="1010"/>
+        </w:numPr>
+      </w:pPr>
+      <w:r>
+        <w:rPr>
+          <w:rStyle w:val="VerbatimChar"/>
+        </w:rPr>
+        <w:t xml:space="preserve">llmfailover</w:t>
+      </w:r>
+      <w:r>
+        <w:t xml:space="preserve"> </w:t>
+      </w:r>
+      <w:r>
+        <w:t xml:space="preserve">— error-classified LLM failover taxonomy (deterministic per-class fallback paths) plus a sandbox scheduling-hint contract (HXC-1600).</w:t>
+      </w:r>
+    </w:p>
+    <w:p>
+      <w:pPr>
+        <w:pStyle w:val="Compact"/>
+        <w:numPr>
+          <w:ilvl w:val="2"/>
+          <w:numId w:val="1010"/>
+        </w:numPr>
+      </w:pPr>
+      <w:r>
+        <w:rPr>
+          <w:rStyle w:val="VerbatimChar"/>
+        </w:rPr>
+        <w:t xml:space="preserve">llmadapter</w:t>
+      </w:r>
+      <w:r>
+        <w:t xml:space="preserve"> </w:t>
+      </w:r>
+      <w:r>
+        <w:t xml:space="preserve">— Claude Messages / OpenAI Responses-API request and response shape adapters to OpenAI chat-completions, preserving tool-call order (HXC-1599).</w:t>
+      </w:r>
+    </w:p>
+    <w:p>
+      <w:pPr>
+        <w:pStyle w:val="Compact"/>
+        <w:numPr>
+          <w:ilvl w:val="2"/>
+          <w:numId w:val="1010"/>
+        </w:numPr>
+      </w:pPr>
+      <w:r>
+        <w:rPr>
+          <w:rStyle w:val="VerbatimChar"/>
+        </w:rPr>
+        <w:t xml:space="preserve">deltacrdt</w:t>
+      </w:r>
+      <w:r>
+        <w:t xml:space="preserve"> </w:t>
+      </w:r>
+      <w:r>
+        <w:t xml:space="preserve">— standalone delta-state CRDTs (G-counter / PN-counter / observed-remove OR-set / LWW-map) with delta-mutators and a convergent (commutative/associative/idempotent) merge (HXC-1409).</w:t>
+      </w:r>
+    </w:p>
+    <w:p>
+      <w:pPr>
+        <w:pStyle w:val="Compact"/>
+        <w:numPr>
+          <w:ilvl w:val="2"/>
+          <w:numId w:val="1010"/>
+        </w:numPr>
+      </w:pPr>
+      <w:r>
+        <w:rPr>
+          <w:rStyle w:val="VerbatimChar"/>
+        </w:rPr>
+        <w:t xml:space="preserve">gputopo</w:t>
+      </w:r>
+      <w:r>
+        <w:t xml:space="preserve"> </w:t>
+      </w:r>
+      <w:r>
+        <w:t xml:space="preserve">— topology-aware NUMA/NVLink GPU placement scoring that prefers NVLink-connected GPU pairs and falls back to PCIe (HXC-1406).</w:t>
+      </w:r>
+    </w:p>
+    <w:p>
+      <w:pPr>
+        <w:pStyle w:val="Compact"/>
+        <w:numPr>
+          <w:ilvl w:val="2"/>
+          <w:numId w:val="1010"/>
+        </w:numPr>
+      </w:pPr>
+      <w:r>
+        <w:rPr>
+          <w:rStyle w:val="VerbatimChar"/>
+        </w:rPr>
+        <w:t xml:space="preserve">fsresidency</w:t>
+      </w:r>
+      <w:r>
+        <w:t xml:space="preserve"> </w:t>
+      </w:r>
+      <w:r>
+        <w:t xml:space="preserve">— filesystem residency challenge: per-byte-range</w:t>
+      </w:r>
+      <w:r>
+        <w:t xml:space="preserve"> </w:t>
+      </w:r>
+      <w:r>
+        <w:rPr>
+          <w:rStyle w:val="VerbatimChar"/>
+        </w:rPr>
+        <w:t xml:space="preserve">ReadAt</w:t>
+      </w:r>
+      <w:r>
+        <w:t xml:space="preserve"> </w:t>
+      </w:r>
+      <w:r>
+        <w:t xml:space="preserve">+ SHA-256 verification proving a model file is really present on disk; truncated/missing/mismatch all fail (HXC-1572).</w:t>
+      </w:r>
+    </w:p>
+    <w:p>
+      <w:pPr>
+        <w:pStyle w:val="Compact"/>
+        <w:numPr>
+          <w:ilvl w:val="2"/>
+          <w:numId w:val="1010"/>
+        </w:numPr>
+      </w:pPr>
+      <w:r>
+        <w:rPr>
+          <w:rStyle w:val="VerbatimChar"/>
+        </w:rPr>
+        <w:t xml:space="preserve">economics</w:t>
+      </w:r>
+      <w:r>
+        <w:t xml:space="preserve"> </w:t>
+      </w:r>
+      <w:r>
+        <w:t xml:space="preserve">—</w:t>
+      </w:r>
+      <w:r>
+        <w:t xml:space="preserve"> </w:t>
+      </w:r>
+      <w:r>
+        <w:rPr>
+          <w:rStyle w:val="VerbatimChar"/>
+        </w:rPr>
+        <w:t xml:space="preserve">RewardDistributor</w:t>
+      </w:r>
+      <w:r>
+        <w:t xml:space="preserve"> </w:t>
+      </w:r>
+      <w:r>
+        <w:t xml:space="preserve">multi-token distribution with treasury/reinvest splits and a conservation invariant (</w:t>
+      </w:r>
+      <w:r>
+        <w:rPr>
+          <w:rStyle w:val="VerbatimChar"/>
+        </w:rPr>
+        <w:t xml:space="preserve">sum(ledger)+treasury+reinvest == total</w:t>
+      </w:r>
+      <w:r>
+        <w:t xml:space="preserve">), plus</w:t>
+      </w:r>
+      <w:r>
+        <w:t xml:space="preserve"> </w:t>
+      </w:r>
+      <w:r>
+        <w:rPr>
+          <w:rStyle w:val="VerbatimChar"/>
+        </w:rPr>
+        <w:t xml:space="preserve">GetParticipantROI</w:t>
+      </w:r>
+      <w:r>
+        <w:t xml:space="preserve"> </w:t>
+      </w:r>
+      <w:r>
+        <w:t xml:space="preserve">(ROI% + break-even days, typed unknown-participant error) (HXC-1460, HXC-1461).</w:t>
+      </w:r>
+    </w:p>
+    <w:p>
+      <w:pPr>
+        <w:pStyle w:val="Compact"/>
+        <w:numPr>
+          <w:ilvl w:val="2"/>
+          <w:numId w:val="1010"/>
+        </w:numPr>
+      </w:pPr>
+      <w:r>
+        <w:rPr>
+          <w:rStyle w:val="VerbatimChar"/>
+        </w:rPr>
+        <w:t xml:space="preserve">revenueopt</w:t>
+      </w:r>
+      <w:r>
+        <w:t xml:space="preserve"> </w:t>
+      </w:r>
+      <w:r>
+        <w:t xml:space="preserve">—</w:t>
+      </w:r>
+      <w:r>
+        <w:t xml:space="preserve"> </w:t>
+      </w:r>
+      <w:r>
+        <w:rPr>
+          <w:rStyle w:val="VerbatimChar"/>
+        </w:rPr>
+        <w:t xml:space="preserve">RevenueOptimizer.OptimizeAllocation</w:t>
+      </w:r>
+      <w:r>
+        <w:t xml:space="preserve"> </w:t>
+      </w:r>
+      <w:r>
+        <w:t xml:space="preserve">greedy GPU→marketplace assignment maximising expected revenue, with a TEE→Chutes revenue bias; self-contained types (HXC-1456).</w:t>
+      </w:r>
+    </w:p>
+    <w:p>
+      <w:pPr>
+        <w:pStyle w:val="Compact"/>
+        <w:numPr>
+          <w:ilvl w:val="2"/>
+          <w:numId w:val="1010"/>
+        </w:numPr>
+      </w:pPr>
+      <w:r>
+        <w:rPr>
+          <w:rStyle w:val="VerbatimChar"/>
+        </w:rPr>
+        <w:t xml:space="preserve">exportcontrol</w:t>
+      </w:r>
+      <w:r>
+        <w:t xml:space="preserve"> </w:t>
+      </w:r>
+      <w:r>
+        <w:t xml:space="preserve">— export-control / country-code KYC gate: a controlled GPU (</w:t>
+      </w:r>
+      <w:r>
+        <w:rPr>
+          <w:rStyle w:val="VerbatimChar"/>
+        </w:rPr>
+        <w:t xml:space="preserve">H100</w:t>
+      </w:r>
+      <w:r>
+        <w:t xml:space="preserve">/</w:t>
+      </w:r>
+      <w:r>
+        <w:rPr>
+          <w:rStyle w:val="VerbatimChar"/>
+        </w:rPr>
+        <w:t xml:space="preserve">A100</w:t>
+      </w:r>
+      <w:r>
+        <w:t xml:space="preserve">) from a Tier-3 (embargoed) or unknown jurisdiction is rejected with</w:t>
+      </w:r>
+      <w:r>
+        <w:t xml:space="preserve"> </w:t>
+      </w:r>
+      <w:r>
+        <w:rPr>
+          <w:rStyle w:val="VerbatimChar"/>
+        </w:rPr>
+        <w:t xml:space="preserve">ErrExportDenied</w:t>
+      </w:r>
+      <w:r>
+        <w:t xml:space="preserve">; Tier-1 is allowed (HXC-1482).</w:t>
+      </w:r>
+    </w:p>
+    <w:p>
+      <w:pPr>
+        <w:pStyle w:val="Compact"/>
+        <w:numPr>
+          <w:ilvl w:val="2"/>
+          <w:numId w:val="1010"/>
+        </w:numPr>
+      </w:pPr>
+      <w:r>
+        <w:rPr>
+          <w:rStyle w:val="VerbatimChar"/>
+        </w:rPr>
+        <w:t xml:space="preserve">devicecatalog</w:t>
+      </w:r>
+      <w:r>
+        <w:t xml:space="preserve"> </w:t>
+      </w:r>
+      <w:r>
+        <w:t xml:space="preserve">— machine-readable 64-device taxonomy with case-insensitive substring</w:t>
+      </w:r>
+      <w:r>
+        <w:t xml:space="preserve"> </w:t>
+      </w:r>
+      <w:r>
+        <w:rPr>
+          <w:rStyle w:val="VerbatimChar"/>
+        </w:rPr>
+        <w:t xml:space="preserve">Lookup</w:t>
+      </w:r>
+      <w:r>
+        <w:t xml:space="preserve"> </w:t>
+      </w:r>
+      <w:r>
+        <w:t xml:space="preserve">resolving a discovered CPU model (e.g. </w:t>
+      </w:r>
+      <w:r>
+        <w:rPr>
+          <w:rStyle w:val="VerbatimChar"/>
+        </w:rPr>
+        <w:t xml:space="preserve">Rockchip RK3588</w:t>
+      </w:r>
+      <w:r>
+        <w:t xml:space="preserve">) to its tier / trust-level / compute-class (HXC-1331).</w:t>
+      </w:r>
+    </w:p>
+    <w:p>
+      <w:pPr>
+        <w:pStyle w:val="Compact"/>
+        <w:numPr>
+          <w:ilvl w:val="2"/>
+          <w:numId w:val="1010"/>
+        </w:numPr>
+      </w:pPr>
+      <w:r>
+        <w:rPr>
+          <w:rStyle w:val="VerbatimChar"/>
+        </w:rPr>
+        <w:t xml:space="preserve">compliancedoc</w:t>
+      </w:r>
+      <w:r>
+        <w:t xml:space="preserve"> </w:t>
+      </w:r>
+      <w:r>
+        <w:t xml:space="preserve">— EU AI Act compliance-documentation pipeline: generates a model card + technical-documentation artifact from attestation-log records, with a SHA-256 provenance hash bound to the actual record content (HXC-1481).</w:t>
+      </w:r>
+    </w:p>
+    <w:p>
+      <w:pPr>
+        <w:pStyle w:val="Compact"/>
+        <w:numPr>
+          <w:ilvl w:val="2"/>
+          <w:numId w:val="1010"/>
+        </w:numPr>
+      </w:pPr>
+      <w:r>
+        <w:rPr>
+          <w:rStyle w:val="VerbatimChar"/>
+        </w:rPr>
+        <w:t xml:space="preserve">hybridkex</w:t>
+      </w:r>
+      <w:r>
+        <w:t xml:space="preserve"> </w:t>
+      </w:r>
+      <w:r>
+        <w:t xml:space="preserve">— hybrid post-quantum key exchange combining X25519 (</w:t>
+      </w:r>
+      <w:r>
+        <w:rPr>
+          <w:rStyle w:val="VerbatimChar"/>
+        </w:rPr>
+        <w:t xml:space="preserve">crypto/ecdh</w:t>
+      </w:r>
+      <w:r>
+        <w:t xml:space="preserve">) and ML-KEM-768 (</w:t>
+      </w:r>
+      <w:r>
+        <w:rPr>
+          <w:rStyle w:val="VerbatimChar"/>
+        </w:rPr>
+        <w:t xml:space="preserve">crypto/mlkem</w:t>
+      </w:r>
+      <w:r>
+        <w:t xml:space="preserve">) shared secrets via HKDF-SHA256 (group</w:t>
+      </w:r>
+      <w:r>
+        <w:t xml:space="preserve"> </w:t>
+      </w:r>
+      <w:r>
+        <w:rPr>
+          <w:rStyle w:val="VerbatimChar"/>
+        </w:rPr>
+        <w:t xml:space="preserve">X25519MLKEM768</w:t>
+      </w:r>
+      <w:r>
+        <w:t xml:space="preserve">); a tampered ML-KEM ciphertext yields a non-matching key (HXC-1476).</w:t>
+      </w:r>
+    </w:p>
+    <w:p>
+      <w:pPr>
+        <w:pStyle w:val="Compact"/>
+        <w:numPr>
+          <w:ilvl w:val="2"/>
+          <w:numId w:val="1010"/>
+        </w:numPr>
+      </w:pPr>
+      <w:r>
+        <w:rPr>
+          <w:rStyle w:val="VerbatimChar"/>
+        </w:rPr>
+        <w:t xml:space="preserve">carbonsched</w:t>
+      </w:r>
+      <w:r>
+        <w:t xml:space="preserve"> </w:t>
+      </w:r>
+      <w:r>
+        <w:t xml:space="preserve">— carbon-aware job placement: chooses the lowest-carbon-intensity latency-eligible region (deterministic name tiebreak) with per-job kWh / gCO2 metering (HXC-1480).</w:t>
+      </w:r>
+    </w:p>
+    <w:p>
+      <w:pPr>
+        <w:pStyle w:val="Compact"/>
+        <w:numPr>
+          <w:ilvl w:val="2"/>
+          <w:numId w:val="1010"/>
+        </w:numPr>
+      </w:pPr>
+      <w:r>
+        <w:rPr>
+          <w:rStyle w:val="VerbatimChar"/>
+        </w:rPr>
+        <w:t xml:space="preserve">gpuattest</w:t>
       </w:r>
       <w:r>
         <w:t xml:space="preserve"> </w:t>
@@ -4243,7 +3703,73 @@
         <w:rPr>
           <w:rStyle w:val="VerbatimChar"/>
         </w:rPr>
-        <w:t xml:space="preserve">config.go</w:t>
+        <w:t xml:space="preserve">multigpu.go</w:t>
+      </w:r>
+      <w:r>
+        <w:t xml:space="preserve">) — multi-GPU node enumeration: an N-GPU node descriptor yields N distinct, independently-verifiable per-device attestation proofs keyed by GPU UUID; rejects duplicate/empty descriptors (HXC-1573).</w:t>
+      </w:r>
+    </w:p>
+    <w:p>
+      <w:pPr>
+        <w:pStyle w:val="Compact"/>
+        <w:numPr>
+          <w:ilvl w:val="2"/>
+          <w:numId w:val="1010"/>
+        </w:numPr>
+      </w:pPr>
+      <w:r>
+        <w:rPr>
+          <w:rStyle w:val="VerbatimChar"/>
+        </w:rPr>
+        <w:t xml:space="preserve">workloadrouter</w:t>
+      </w:r>
+      <w:r>
+        <w:t xml:space="preserve"> </w:t>
+      </w:r>
+      <w:r>
+        <w:t xml:space="preserve">—</w:t>
+      </w:r>
+      <w:r>
+        <w:t xml:space="preserve"> </w:t>
+      </w:r>
+      <w:r>
+        <w:rPr>
+          <w:rStyle w:val="VerbatimChar"/>
+        </w:rPr>
+        <w:t xml:space="preserve">UnifiedManager.RouteWorkload</w:t>
+      </w:r>
+      <w:r>
+        <w:t xml:space="preserve">: concurrent per-marketplace price probes + a weighted composite score (inverse price/latency, health) with a TEE multiplier that re-ranks confidential offers when the workload requires a TEE (HXC-1455).</w:t>
+      </w:r>
+    </w:p>
+    <w:p>
+      <w:pPr>
+        <w:pStyle w:val="Compact"/>
+        <w:numPr>
+          <w:ilvl w:val="2"/>
+          <w:numId w:val="1010"/>
+        </w:numPr>
+      </w:pPr>
+      <w:r>
+        <w:rPr>
+          <w:rStyle w:val="VerbatimChar"/>
+        </w:rPr>
+        <w:t xml:space="preserve">metrics</w:t>
+      </w:r>
+      <w:r>
+        <w:t xml:space="preserve"> </w:t>
+      </w:r>
+      <w:r>
+        <w:t xml:space="preserve">(additive</w:t>
+      </w:r>
+      <w:r>
+        <w:t xml:space="preserve"> </w:t>
+      </w:r>
+      <w:r>
+        <w:rPr>
+          <w:rStyle w:val="VerbatimChar"/>
+        </w:rPr>
+        <w:t xml:space="preserve">tiermetrics.go</w:t>
       </w:r>
       <w:r>
         <w:t xml:space="preserve">) —</w:t>
@@ -4255,55 +3781,391 @@
         <w:rPr>
           <w:rStyle w:val="VerbatimChar"/>
         </w:rPr>
-        <w:t xml:space="preserve">ChutesMinerConfig</w:t>
-      </w:r>
-      <w:r>
-        <w:t xml:space="preserve"> </w:t>
-      </w:r>
-      <w:r>
-        <w:t xml:space="preserve">and</w:t>
-      </w:r>
-      <w:r>
-        <w:t xml:space="preserve"> </w:t>
-      </w:r>
-      <w:r>
-        <w:rPr>
-          <w:rStyle w:val="VerbatimChar"/>
-        </w:rPr>
-        <w:t xml:space="preserve">ValidatorConfig</w:t>
-      </w:r>
-      <w:r>
-        <w:t xml:space="preserve"> </w:t>
-      </w:r>
-      <w:r>
-        <w:t xml:space="preserve">deployment descriptors with</w:t>
-      </w:r>
-      <w:r>
-        <w:t xml:space="preserve"> </w:t>
-      </w:r>
-      <w:r>
-        <w:rPr>
-          <w:rStyle w:val="VerbatimChar"/>
-        </w:rPr>
-        <w:t xml:space="preserve">Validate()</w:t>
-      </w:r>
-      <w:r>
-        <w:t xml:space="preserve"> </w:t>
-      </w:r>
-      <w:r>
-        <w:t xml:space="preserve">invariants (non-empty IDs/hotkeys,</w:t>
-      </w:r>
-      <w:r>
-        <w:t xml:space="preserve"> </w:t>
-      </w:r>
-      <w:r>
-        <w:rPr>
-          <w:rStyle w:val="VerbatimChar"/>
-        </w:rPr>
-        <w:t xml:space="preserve">GPUCount&gt;0</w:t>
-      </w:r>
-      <w:r>
-        <w:t xml:space="preserve">, non-negative cost, positive cache size, TEE consistency) (HXC-1439).</w:t>
+        <w:t xml:space="preserve">TierMetrics</w:t>
+      </w:r>
+      <w:r>
+        <w:t xml:space="preserve"> </w:t>
+      </w:r>
+      <w:r>
+        <w:t xml:space="preserve">exposes</w:t>
+      </w:r>
+      <w:r>
+        <w:t xml:space="preserve"> </w:t>
+      </w:r>
+      <w:r>
+        <w:rPr>
+          <w:rStyle w:val="VerbatimChar"/>
+        </w:rPr>
+        <w:t xml:space="preserve">gpu_tier_utilization</w:t>
+      </w:r>
+      <w:r>
+        <w:t xml:space="preserve">,</w:t>
+      </w:r>
+      <w:r>
+        <w:t xml:space="preserve"> </w:t>
+      </w:r>
+      <w:r>
+        <w:rPr>
+          <w:rStyle w:val="VerbatimChar"/>
+        </w:rPr>
+        <w:t xml:space="preserve">gpu_cost_per_hour</w:t>
+      </w:r>
+      <w:r>
+        <w:t xml:space="preserve">, and</w:t>
+      </w:r>
+      <w:r>
+        <w:t xml:space="preserve"> </w:t>
+      </w:r>
+      <w:r>
+        <w:rPr>
+          <w:rStyle w:val="VerbatimChar"/>
+        </w:rPr>
+        <w:t xml:space="preserve">provider_health</w:t>
+      </w:r>
+      <w:r>
+        <w:t xml:space="preserve"> </w:t>
+      </w:r>
+      <w:r>
+        <w:t xml:space="preserve">Prometheus-text series with deterministic ordering and concurrent-safe setters (HXC-1535).</w:t>
+      </w:r>
+    </w:p>
+    <w:p>
+      <w:pPr>
+        <w:pStyle w:val="Compact"/>
+        <w:numPr>
+          <w:ilvl w:val="2"/>
+          <w:numId w:val="1010"/>
+        </w:numPr>
+      </w:pPr>
+      <w:r>
+        <w:rPr>
+          <w:rStyle w:val="VerbatimChar"/>
+        </w:rPr>
+        <w:t xml:space="preserve">cmd/gpu-pool-manager</w:t>
+      </w:r>
+      <w:r>
+        <w:t xml:space="preserve"> </w:t>
+      </w:r>
+      <w:r>
+        <w:t xml:space="preserve">— GPU pool manager HTTP front-end:</w:t>
+      </w:r>
+      <w:r>
+        <w:t xml:space="preserve"> </w:t>
+      </w:r>
+      <w:r>
+        <w:rPr>
+          <w:rStyle w:val="VerbatimChar"/>
+        </w:rPr>
+        <w:t xml:space="preserve">POST /allocate</w:t>
+      </w:r>
+      <w:r>
+        <w:t xml:space="preserve"> </w:t>
+      </w:r>
+      <w:r>
+        <w:t xml:space="preserve">returns the tier-correct (lowest-tier healthy, name tiebreak) provider as JSON (</w:t>
+      </w:r>
+      <w:r>
+        <w:rPr>
+          <w:rStyle w:val="VerbatimChar"/>
+        </w:rPr>
+        <w:t xml:space="preserve">503</w:t>
+      </w:r>
+      <w:r>
+        <w:t xml:space="preserve"> </w:t>
+      </w:r>
+      <w:r>
+        <w:t xml:space="preserve">when none healthy) and</w:t>
+      </w:r>
+      <w:r>
+        <w:t xml:space="preserve"> </w:t>
+      </w:r>
+      <w:r>
+        <w:rPr>
+          <w:rStyle w:val="VerbatimChar"/>
+        </w:rPr>
+        <w:t xml:space="preserve">GET /providers</w:t>
+      </w:r>
+      <w:r>
+        <w:t xml:space="preserve"> </w:t>
+      </w:r>
+      <w:r>
+        <w:t xml:space="preserve">lists providers with health; httptest-gated, self-contained (HXC-1530).</w:t>
+      </w:r>
+    </w:p>
+    <w:p>
+      <w:pPr>
+        <w:pStyle w:val="Compact"/>
+        <w:numPr>
+          <w:ilvl w:val="2"/>
+          <w:numId w:val="1010"/>
+        </w:numPr>
+      </w:pPr>
+      <w:r>
+        <w:rPr>
+          <w:rStyle w:val="VerbatimChar"/>
+        </w:rPr>
+        <w:t xml:space="preserve">marketplaceadapter</w:t>
+      </w:r>
+      <w:r>
+        <w:t xml:space="preserve"> </w:t>
+      </w:r>
+      <w:r>
+        <w:t xml:space="preserve">—</w:t>
+      </w:r>
+      <w:r>
+        <w:t xml:space="preserve"> </w:t>
+      </w:r>
+      <w:r>
+        <w:rPr>
+          <w:rStyle w:val="VerbatimChar"/>
+        </w:rPr>
+        <w:t xml:space="preserve">MarketplaceAdapter</w:t>
+      </w:r>
+      <w:r>
+        <w:t xml:space="preserve"> </w:t>
+      </w:r>
+      <w:r>
+        <w:t xml:space="preserve">interface (</w:t>
+      </w:r>
+      <w:r>
+        <w:rPr>
+          <w:rStyle w:val="VerbatimChar"/>
+        </w:rPr>
+        <w:t xml:space="preserve">Name</w:t>
+      </w:r>
+      <w:r>
+        <w:t xml:space="preserve">/</w:t>
+      </w:r>
+      <w:r>
+        <w:rPr>
+          <w:rStyle w:val="VerbatimChar"/>
+        </w:rPr>
+        <w:t xml:space="preserve">GetCurrentPricing</w:t>
+      </w:r>
+      <w:r>
+        <w:t xml:space="preserve">/</w:t>
+      </w:r>
+      <w:r>
+        <w:rPr>
+          <w:rStyle w:val="VerbatimChar"/>
+        </w:rPr>
+        <w:t xml:space="preserve">SubmitWork</w:t>
+      </w:r>
+      <w:r>
+        <w:t xml:space="preserve">) with a</w:t>
+      </w:r>
+      <w:r>
+        <w:t xml:space="preserve"> </w:t>
+      </w:r>
+      <w:r>
+        <w:rPr>
+          <w:rStyle w:val="VerbatimChar"/>
+        </w:rPr>
+        <w:t xml:space="preserve">Name()</w:t>
+      </w:r>
+      <w:r>
+        <w:t xml:space="preserve">-keyed dispatch</w:t>
+      </w:r>
+      <w:r>
+        <w:t xml:space="preserve"> </w:t>
+      </w:r>
+      <w:r>
+        <w:rPr>
+          <w:rStyle w:val="VerbatimChar"/>
+        </w:rPr>
+        <w:t xml:space="preserve">Registry</w:t>
+      </w:r>
+      <w:r>
+        <w:t xml:space="preserve"> </w:t>
+      </w:r>
+      <w:r>
+        <w:t xml:space="preserve">and a</w:t>
+      </w:r>
+      <w:r>
+        <w:t xml:space="preserve"> </w:t>
+      </w:r>
+      <w:r>
+        <w:rPr>
+          <w:rStyle w:val="VerbatimChar"/>
+        </w:rPr>
+        <w:t xml:space="preserve">ChutesAdapter</w:t>
+      </w:r>
+      <w:r>
+        <w:t xml:space="preserve"> </w:t>
+      </w:r>
+      <w:r>
+        <w:t xml:space="preserve">over HTTP (httptest fixture, non-2xx rejected) (HXC-1454).</w:t>
+      </w:r>
+    </w:p>
+    <w:p>
+      <w:pPr>
+        <w:pStyle w:val="Compact"/>
+        <w:numPr>
+          <w:ilvl w:val="2"/>
+          <w:numId w:val="1010"/>
+        </w:numPr>
+      </w:pPr>
+      <w:r>
+        <w:rPr>
+          <w:rStyle w:val="VerbatimChar"/>
+        </w:rPr>
+        <w:t xml:space="preserve">cmd/e2ee-proxy</w:t>
+      </w:r>
+      <w:r>
+        <w:t xml:space="preserve"> </w:t>
+      </w:r>
+      <w:r>
+        <w:t xml:space="preserve">— transparent ML-KEM-768 (</w:t>
+      </w:r>
+      <w:r>
+        <w:rPr>
+          <w:rStyle w:val="VerbatimChar"/>
+        </w:rPr>
+        <w:t xml:space="preserve">crypto/mlkem</w:t>
+      </w:r>
+      <w:r>
+        <w:t xml:space="preserve">) + AES-256-GCM encrypting proxy:</w:t>
+      </w:r>
+      <w:r>
+        <w:t xml:space="preserve"> </w:t>
+      </w:r>
+      <w:r>
+        <w:rPr>
+          <w:rStyle w:val="VerbatimChar"/>
+        </w:rPr>
+        <w:t xml:space="preserve">EncryptingTransport</w:t>
+      </w:r>
+      <w:r>
+        <w:t xml:space="preserve"> </w:t>
+      </w:r>
+      <w:r>
+        <w:t xml:space="preserve">seals request bodies and</w:t>
+      </w:r>
+      <w:r>
+        <w:t xml:space="preserve"> </w:t>
+      </w:r>
+      <w:r>
+        <w:rPr>
+          <w:rStyle w:val="VerbatimChar"/>
+        </w:rPr>
+        <w:t xml:space="preserve">DecryptingHandler</w:t>
+      </w:r>
+      <w:r>
+        <w:t xml:space="preserve"> </w:t>
+      </w:r>
+      <w:r>
+        <w:t xml:space="preserve">opens them, so the on-wire payload between proxy and upstream is ciphertext-only while the client receives the correct plaintext; tampered ciphertext is rejected (HXC-1532).</w:t>
+      </w:r>
+    </w:p>
+    <w:p>
+      <w:pPr>
+        <w:pStyle w:val="Compact"/>
+        <w:numPr>
+          <w:ilvl w:val="2"/>
+          <w:numId w:val="1010"/>
+        </w:numPr>
+      </w:pPr>
+      <w:r>
+        <w:rPr>
+          <w:rStyle w:val="VerbatimChar"/>
+        </w:rPr>
+        <w:t xml:space="preserve">e2eebench</w:t>
+      </w:r>
+      <w:r>
+        <w:t xml:space="preserve"> </w:t>
+      </w:r>
+      <w:r>
+        <w:t xml:space="preserve">—</w:t>
+      </w:r>
+      <w:r>
+        <w:t xml:space="preserve"> </w:t>
+      </w:r>
+      <w:r>
+        <w:rPr>
+          <w:rStyle w:val="VerbatimChar"/>
+        </w:rPr>
+        <w:t xml:space="preserve">MeasureHandshakeLatency</w:t>
+      </w:r>
+      <w:r>
+        <w:t xml:space="preserve"> </w:t>
+      </w:r>
+      <w:r>
+        <w:t xml:space="preserve">benchmarks the</w:t>
+      </w:r>
+      <w:r>
+        <w:t xml:space="preserve"> </w:t>
+      </w:r>
+      <w:r>
+        <w:rPr>
+          <w:rStyle w:val="VerbatimChar"/>
+        </w:rPr>
+        <w:t xml:space="preserve">hybridkex</w:t>
+      </w:r>
+      <w:r>
+        <w:t xml:space="preserve"> </w:t>
+      </w:r>
+      <w:r>
+        <w:t xml:space="preserve">full handshake (median + P95), proving median &lt; 1ms on host and enforcing per-iteration key agreement (</w:t>
+      </w:r>
+      <w:r>
+        <w:rPr>
+          <w:rStyle w:val="VerbatimChar"/>
+        </w:rPr>
+        <w:t xml:space="preserve">ErrKeyDisagreement</w:t>
+      </w:r>
+      <w:r>
+        <w:t xml:space="preserve">) (HXC-1556).</w:t>
+      </w:r>
+    </w:p>
+    <w:p>
+      <w:pPr>
+        <w:pStyle w:val="Compact"/>
+        <w:numPr>
+          <w:ilvl w:val="2"/>
+          <w:numId w:val="1010"/>
+        </w:numPr>
+      </w:pPr>
+      <w:r>
+        <w:rPr>
+          <w:rStyle w:val="VerbatimChar"/>
+        </w:rPr>
+        <w:t xml:space="preserve">archlint</w:t>
+      </w:r>
+      <w:r>
+        <w:t xml:space="preserve"> </w:t>
+      </w:r>
+      <w:r>
+        <w:t xml:space="preserve">+</w:t>
+      </w:r>
+      <w:r>
+        <w:t xml:space="preserve"> </w:t>
+      </w:r>
+      <w:r>
+        <w:rPr>
+          <w:rStyle w:val="VerbatimChar"/>
+        </w:rPr>
+        <w:t xml:space="preserve">docs/ARCHITECTURE.md</w:t>
+      </w:r>
+      <w:r>
+        <w:t xml:space="preserve"> </w:t>
+      </w:r>
+      <w:r>
+        <w:t xml:space="preserve">— the hardened L0–L7 architecture diagram and component map, mechanically enforced:</w:t>
+      </w:r>
+      <w:r>
+        <w:t xml:space="preserve"> </w:t>
+      </w:r>
+      <w:r>
+        <w:rPr>
+          <w:rStyle w:val="VerbatimChar"/>
+        </w:rPr>
+        <w:t xml:space="preserve">archlint</w:t>
+      </w:r>
+      <w:r>
+        <w:t xml:space="preserve"> </w:t>
+      </w:r>
+      <w:r>
+        <w:t xml:space="preserve">parses the component-map table and fails the build if any documented component maps to a package path that does not exist on disk (HXC-1424).</w:t>
       </w:r>
     </w:p>
     <w:p>
@@ -4311,11 +4173,11 @@
         <w:pStyle w:val="Compact"/>
         <w:numPr>
           <w:ilvl w:val="1"/>
-          <w:numId w:val="1008"/>
-        </w:numPr>
-      </w:pPr>
-      <w:r>
-        <w:t xml:space="preserve">Wave 68 (5 units, subagent-driven, 5 parallel streams in disjoint packages, run concurrently with wave 69):</w:t>
+          <w:numId w:val="1009"/>
+        </w:numPr>
+      </w:pPr>
+      <w:r>
+        <w:t xml:space="preserve">Wave 67 (5 units, subagent-driven, 5 parallel streams in disjoint packages):</w:t>
       </w:r>
     </w:p>
     <w:p>
@@ -4330,13 +4192,70 @@
         <w:rPr>
           <w:rStyle w:val="VerbatimChar"/>
         </w:rPr>
-        <w:t xml:space="preserve">dst</w:t>
-      </w:r>
-      <w:r>
-        <w:t xml:space="preserve"> </w:t>
-      </w:r>
-      <w:r>
-        <w:t xml:space="preserve">— standalone FoundationDB-style deterministic simulation harness: single-threaded seeded-RNG event loop with injectable network/disk/logical-clock; same seed =&gt; byte-for-byte identical trace + exact failure replay; 1000+ seeded sims (HXC-1419).</w:t>
+        <w:t xml:space="preserve">multiraft</w:t>
+      </w:r>
+      <w:r>
+        <w:t xml:space="preserve"> </w:t>
+      </w:r>
+      <w:r>
+        <w:t xml:space="preserve">—</w:t>
+      </w:r>
+      <w:r>
+        <w:t xml:space="preserve"> </w:t>
+      </w:r>
+      <w:r>
+        <w:rPr>
+          <w:rStyle w:val="VerbatimChar"/>
+        </w:rPr>
+        <w:t xml:space="preserve">MultiRaftManager</w:t>
+      </w:r>
+      <w:r>
+        <w:t xml:space="preserve"> </w:t>
+      </w:r>
+      <w:r>
+        <w:t xml:space="preserve">partitioning cluster state into independent per-shard</w:t>
+      </w:r>
+      <w:r>
+        <w:t xml:space="preserve"> </w:t>
+      </w:r>
+      <w:r>
+        <w:rPr>
+          <w:rStyle w:val="VerbatimChar"/>
+        </w:rPr>
+        <w:t xml:space="preserve">go.etcd.io/raft/v3</w:t>
+      </w:r>
+      <w:r>
+        <w:t xml:space="preserve"> </w:t>
+      </w:r>
+      <w:r>
+        <w:t xml:space="preserve">groups, each electing its own leader and committing independently via per-shard</w:t>
+      </w:r>
+      <w:r>
+        <w:t xml:space="preserve"> </w:t>
+      </w:r>
+      <w:r>
+        <w:rPr>
+          <w:rStyle w:val="VerbatimChar"/>
+        </w:rPr>
+        <w:t xml:space="preserve">Propose</w:t>
+      </w:r>
+      <w:r>
+        <w:t xml:space="preserve"> </w:t>
+      </w:r>
+      <w:r>
+        <w:t xml:space="preserve">routing over an in-process</w:t>
+      </w:r>
+      <w:r>
+        <w:t xml:space="preserve"> </w:t>
+      </w:r>
+      <w:r>
+        <w:rPr>
+          <w:rStyle w:val="VerbatimChar"/>
+        </w:rPr>
+        <w:t xml:space="preserve">RaftTransport</w:t>
+      </w:r>
+      <w:r>
+        <w:t xml:space="preserve">; write throughput scales with shard count and a shard re-elects on leader loss while others keep committing (HXC-1387).</w:t>
       </w:r>
     </w:p>
     <w:p>
@@ -4351,13 +4270,58 @@
         <w:rPr>
           <w:rStyle w:val="VerbatimChar"/>
         </w:rPr>
-        <w:t xml:space="preserve">porcupine</w:t>
-      </w:r>
-      <w:r>
-        <w:t xml:space="preserve"> </w:t>
-      </w:r>
-      <w:r>
-        <w:t xml:space="preserve">— self-contained WGL linearizability checker + concurrent history recorder: PASS on linearizable, FAIL (with violating op) on a seeded non-linearizable history (HXC-1421).</w:t>
+        <w:t xml:space="preserve">stonith</w:t>
+      </w:r>
+      <w:r>
+        <w:t xml:space="preserve"> </w:t>
+      </w:r>
+      <w:r>
+        <w:t xml:space="preserve">— STONITH fencing: a</w:t>
+      </w:r>
+      <w:r>
+        <w:t xml:space="preserve"> </w:t>
+      </w:r>
+      <w:r>
+        <w:rPr>
+          <w:rStyle w:val="VerbatimChar"/>
+        </w:rPr>
+        <w:t xml:space="preserve">FencingAgent</w:t>
+      </w:r>
+      <w:r>
+        <w:t xml:space="preserve"> </w:t>
+      </w:r>
+      <w:r>
+        <w:t xml:space="preserve">interface with IPMI / AWS-EC2 / Azure-ARM / SBD-shared-disk / NoOp drivers and a</w:t>
+      </w:r>
+      <w:r>
+        <w:t xml:space="preserve"> </w:t>
+      </w:r>
+      <w:r>
+        <w:rPr>
+          <w:rStyle w:val="VerbatimChar"/>
+        </w:rPr>
+        <w:t xml:space="preserve">MultiLevelFencer</w:t>
+      </w:r>
+      <w:r>
+        <w:t xml:space="preserve"> </w:t>
+      </w:r>
+      <w:r>
+        <w:t xml:space="preserve">multi-level fallback, with sink-side fence confirmation; the IPMI real-binary path is an honest SKIP-with-reason when</w:t>
+      </w:r>
+      <w:r>
+        <w:t xml:space="preserve"> </w:t>
+      </w:r>
+      <w:r>
+        <w:rPr>
+          <w:rStyle w:val="VerbatimChar"/>
+        </w:rPr>
+        <w:t xml:space="preserve">ipmitool</w:t>
+      </w:r>
+      <w:r>
+        <w:t xml:space="preserve"> </w:t>
+      </w:r>
+      <w:r>
+        <w:t xml:space="preserve">is absent (HXC-1401).</w:t>
       </w:r>
     </w:p>
     <w:p>
@@ -4372,46 +4336,13 @@
         <w:rPr>
           <w:rStyle w:val="VerbatimChar"/>
         </w:rPr>
-        <w:t xml:space="preserve">kraft</w:t>
-      </w:r>
-      <w:r>
-        <w:t xml:space="preserve"> </w:t>
-      </w:r>
-      <w:r>
-        <w:t xml:space="preserve">— KRaft-style self-managed Raft metadata quorum (</w:t>
-      </w:r>
-      <w:r>
-        <w:rPr>
-          <w:rStyle w:val="VerbatimChar"/>
-        </w:rPr>
-        <w:t xml:space="preserve">go.etcd.io/raft/v3</w:t>
-      </w:r>
-      <w:r>
-        <w:t xml:space="preserve">, no ZooKeeper): replicated</w:t>
-      </w:r>
-      <w:r>
-        <w:t xml:space="preserve"> </w:t>
-      </w:r>
-      <w:r>
-        <w:rPr>
-          <w:rStyle w:val="VerbatimChar"/>
-        </w:rPr>
-        <w:t xml:space="preserve">CreateTopic</w:t>
-      </w:r>
-      <w:r>
-        <w:t xml:space="preserve">/</w:t>
-      </w:r>
-      <w:r>
-        <w:rPr>
-          <w:rStyle w:val="VerbatimChar"/>
-        </w:rPr>
-        <w:t xml:space="preserve">ListTopics</w:t>
-      </w:r>
-      <w:r>
-        <w:t xml:space="preserve"> </w:t>
-      </w:r>
-      <w:r>
-        <w:t xml:space="preserve">+ partition-leader assignment, controller election + controller-loss failover (HXC-1417).</w:t>
+        <w:t xml:space="preserve">deviceplugin</w:t>
+      </w:r>
+      <w:r>
+        <w:t xml:space="preserve"> </w:t>
+      </w:r>
+      <w:r>
+        <w:t xml:space="preserve">— Nomad/K8s-style gRPC device-plugin / GRES fingerprinting framework over real gRPC: plugins register full device fingerprints, the registry parses GRES descriptors, atomically applies fingerprints, allocates by request, and rejects oversubscription (HXC-1407).</w:t>
       </w:r>
     </w:p>
     <w:p>
@@ -4426,13 +4357,70 @@
         <w:rPr>
           <w:rStyle w:val="VerbatimChar"/>
         </w:rPr>
-        <w:t xml:space="preserve">internal/chaos</w:t>
-      </w:r>
-      <w:r>
-        <w:t xml:space="preserve"> </w:t>
-      </w:r>
-      <w:r>
-        <w:t xml:space="preserve">— fault-injection library (PodKill/NetworkPartition/DiskStall/ClockSkew) + canary-guarded runner with automatic rollback on health&lt;SLO; deterministic via injected clock + seeded selection (HXC-1422).</w:t>
+        <w:t xml:space="preserve">internal/gpu</w:t>
+      </w:r>
+      <w:r>
+        <w:t xml:space="preserve"> </w:t>
+      </w:r>
+      <w:r>
+        <w:t xml:space="preserve">(additive</w:t>
+      </w:r>
+      <w:r>
+        <w:t xml:space="preserve"> </w:t>
+      </w:r>
+      <w:r>
+        <w:rPr>
+          <w:rStyle w:val="VerbatimChar"/>
+        </w:rPr>
+        <w:t xml:space="preserve">manager_helixpow.go</w:t>
+      </w:r>
+      <w:r>
+        <w:t xml:space="preserve">) — dual-workload capacity reservation:</w:t>
+      </w:r>
+      <w:r>
+        <w:t xml:space="preserve"> </w:t>
+      </w:r>
+      <w:r>
+        <w:rPr>
+          <w:rStyle w:val="VerbatimChar"/>
+        </w:rPr>
+        <w:t xml:space="preserve">ReserveForHelixPoW(fraction)</w:t>
+      </w:r>
+      <w:r>
+        <w:t xml:space="preserve"> </w:t>
+      </w:r>
+      <w:r>
+        <w:t xml:space="preserve">+</w:t>
+      </w:r>
+      <w:r>
+        <w:t xml:space="preserve"> </w:t>
+      </w:r>
+      <w:r>
+        <w:rPr>
+          <w:rStyle w:val="VerbatimChar"/>
+        </w:rPr>
+        <w:t xml:space="preserve">ChutesCapacity()</w:t>
+      </w:r>
+      <w:r>
+        <w:t xml:space="preserve"> </w:t>
+      </w:r>
+      <w:r>
+        <w:t xml:space="preserve">reporting only the non-reserved remainder, with a strict</w:t>
+      </w:r>
+      <w:r>
+        <w:t xml:space="preserve"> </w:t>
+      </w:r>
+      <w:r>
+        <w:rPr>
+          <w:rStyle w:val="VerbatimChar"/>
+        </w:rPr>
+        <w:t xml:space="preserve">&gt;0.80</w:t>
+      </w:r>
+      <w:r>
+        <w:t xml:space="preserve"> </w:t>
+      </w:r>
+      <w:r>
+        <w:t xml:space="preserve">Helix-load Gepetto starvation guard that zeroes Chutes capacity (HXC-1447).</w:t>
       </w:r>
     </w:p>
     <w:p>
@@ -4447,7 +4435,7 @@
         <w:rPr>
           <w:rStyle w:val="VerbatimChar"/>
         </w:rPr>
-        <w:t xml:space="preserve">multiraft</w:t>
+        <w:t xml:space="preserve">chutes</w:t>
       </w:r>
       <w:r>
         <w:t xml:space="preserve"> </w:t>
@@ -4462,7 +4450,7 @@
         <w:rPr>
           <w:rStyle w:val="VerbatimChar"/>
         </w:rPr>
-        <w:t xml:space="preserve">lease.go</w:t>
+        <w:t xml:space="preserve">config.go</w:t>
       </w:r>
       <w:r>
         <w:t xml:space="preserve">) —</w:t>
@@ -4474,25 +4462,55 @@
         <w:rPr>
           <w:rStyle w:val="VerbatimChar"/>
         </w:rPr>
-        <w:t xml:space="preserve">LeaseTracker</w:t>
-      </w:r>
-      <w:r>
-        <w:t xml:space="preserve"> </w:t>
-      </w:r>
-      <w:r>
-        <w:t xml:space="preserve">CockroachDB-style leaseholder local reads (no Raft round-trip), follower routing via</w:t>
-      </w:r>
-      <w:r>
-        <w:t xml:space="preserve"> </w:t>
-      </w:r>
-      <w:r>
-        <w:rPr>
-          <w:rStyle w:val="VerbatimChar"/>
-        </w:rPr>
-        <w:t xml:space="preserve">RaftTransport.SendRead</w:t>
-      </w:r>
-      <w:r>
-        <w:t xml:space="preserve">, lease-expiry re-route against an injected clock (HXC-1389).</w:t>
+        <w:t xml:space="preserve">ChutesMinerConfig</w:t>
+      </w:r>
+      <w:r>
+        <w:t xml:space="preserve"> </w:t>
+      </w:r>
+      <w:r>
+        <w:t xml:space="preserve">and</w:t>
+      </w:r>
+      <w:r>
+        <w:t xml:space="preserve"> </w:t>
+      </w:r>
+      <w:r>
+        <w:rPr>
+          <w:rStyle w:val="VerbatimChar"/>
+        </w:rPr>
+        <w:t xml:space="preserve">ValidatorConfig</w:t>
+      </w:r>
+      <w:r>
+        <w:t xml:space="preserve"> </w:t>
+      </w:r>
+      <w:r>
+        <w:t xml:space="preserve">deployment descriptors with</w:t>
+      </w:r>
+      <w:r>
+        <w:t xml:space="preserve"> </w:t>
+      </w:r>
+      <w:r>
+        <w:rPr>
+          <w:rStyle w:val="VerbatimChar"/>
+        </w:rPr>
+        <w:t xml:space="preserve">Validate()</w:t>
+      </w:r>
+      <w:r>
+        <w:t xml:space="preserve"> </w:t>
+      </w:r>
+      <w:r>
+        <w:t xml:space="preserve">invariants (non-empty IDs/hotkeys,</w:t>
+      </w:r>
+      <w:r>
+        <w:t xml:space="preserve"> </w:t>
+      </w:r>
+      <w:r>
+        <w:rPr>
+          <w:rStyle w:val="VerbatimChar"/>
+        </w:rPr>
+        <w:t xml:space="preserve">GPUCount&gt;0</w:t>
+      </w:r>
+      <w:r>
+        <w:t xml:space="preserve">, non-negative cost, positive cache size, TEE consistency) (HXC-1439).</w:t>
       </w:r>
     </w:p>
     <w:p>
@@ -4500,11 +4518,11 @@
         <w:pStyle w:val="Compact"/>
         <w:numPr>
           <w:ilvl w:val="1"/>
-          <w:numId w:val="1008"/>
-        </w:numPr>
-      </w:pPr>
-      <w:r>
-        <w:t xml:space="preserve">Wave 69 (5 units, subagent-driven, 5 parallel streams in disjoint packages, run concurrently with wave 68):</w:t>
+          <w:numId w:val="1009"/>
+        </w:numPr>
+      </w:pPr>
+      <w:r>
+        <w:t xml:space="preserve">Wave 68 (5 units, subagent-driven, 5 parallel streams in disjoint packages, run concurrently with wave 69):</w:t>
       </w:r>
     </w:p>
     <w:p>
@@ -4519,43 +4537,13 @@
         <w:rPr>
           <w:rStyle w:val="VerbatimChar"/>
         </w:rPr>
-        <w:t xml:space="preserve">stonith</w:t>
-      </w:r>
-      <w:r>
-        <w:t xml:space="preserve"> </w:t>
-      </w:r>
-      <w:r>
-        <w:t xml:space="preserve">— IPMI credential hardening: BMC password delivered via the</w:t>
-      </w:r>
-      <w:r>
-        <w:t xml:space="preserve"> </w:t>
-      </w:r>
-      <w:r>
-        <w:rPr>
-          <w:rStyle w:val="VerbatimChar"/>
-        </w:rPr>
-        <w:t xml:space="preserve">IPMI_PASSWORD</w:t>
-      </w:r>
-      <w:r>
-        <w:t xml:space="preserve"> </w:t>
-      </w:r>
-      <w:r>
-        <w:t xml:space="preserve">env +</w:t>
-      </w:r>
-      <w:r>
-        <w:t xml:space="preserve"> </w:t>
-      </w:r>
-      <w:r>
-        <w:rPr>
-          <w:rStyle w:val="VerbatimChar"/>
-        </w:rPr>
-        <w:t xml:space="preserve">-E</w:t>
-      </w:r>
-      <w:r>
-        <w:t xml:space="preserve"> </w:t>
-      </w:r>
-      <w:r>
-        <w:t xml:space="preserve">(never on the argv / process table) with redacted argv in error strings; tests assert the password appears in neither argv nor errors (HXC-908, closing a wave-67 follow-up).</w:t>
+        <w:t xml:space="preserve">dst</w:t>
+      </w:r>
+      <w:r>
+        <w:t xml:space="preserve"> </w:t>
+      </w:r>
+      <w:r>
+        <w:t xml:space="preserve">— standalone FoundationDB-style deterministic simulation harness: single-threaded seeded-RNG event loop with injectable network/disk/logical-clock; same seed =&gt; byte-for-byte identical trace + exact failure replay; 1000+ seeded sims (HXC-1419).</w:t>
       </w:r>
     </w:p>
     <w:p>
@@ -4570,58 +4558,13 @@
         <w:rPr>
           <w:rStyle w:val="VerbatimChar"/>
         </w:rPr>
-        <w:t xml:space="preserve">deviceplugin</w:t>
-      </w:r>
-      <w:r>
-        <w:t xml:space="preserve"> </w:t>
-      </w:r>
-      <w:r>
-        <w:t xml:space="preserve">— concurrency test driving</w:t>
-      </w:r>
-      <w:r>
-        <w:t xml:space="preserve"> </w:t>
-      </w:r>
-      <w:r>
-        <w:rPr>
-          <w:rStyle w:val="VerbatimChar"/>
-        </w:rPr>
-        <w:t xml:space="preserve">ApplyFingerprint</w:t>
-      </w:r>
-      <w:r>
-        <w:t xml:space="preserve">/</w:t>
-      </w:r>
-      <w:r>
-        <w:rPr>
-          <w:rStyle w:val="VerbatimChar"/>
-        </w:rPr>
-        <w:t xml:space="preserve">Allocate</w:t>
-      </w:r>
-      <w:r>
-        <w:t xml:space="preserve">/</w:t>
-      </w:r>
-      <w:r>
-        <w:rPr>
-          <w:rStyle w:val="VerbatimChar"/>
-        </w:rPr>
-        <w:t xml:space="preserve">Release</w:t>
-      </w:r>
-      <w:r>
-        <w:t xml:space="preserve"> </w:t>
-      </w:r>
-      <w:r>
-        <w:t xml:space="preserve">from 50+ goroutines under</w:t>
-      </w:r>
-      <w:r>
-        <w:t xml:space="preserve"> </w:t>
-      </w:r>
-      <w:r>
-        <w:rPr>
-          <w:rStyle w:val="VerbatimChar"/>
-        </w:rPr>
-        <w:t xml:space="preserve">-race</w:t>
-      </w:r>
-      <w:r>
-        <w:t xml:space="preserve">, proving the Registry never oversubscribes (mutex removal trips the race detector) (HXC-910, closing a wave-67 follow-up).</w:t>
+        <w:t xml:space="preserve">porcupine</w:t>
+      </w:r>
+      <w:r>
+        <w:t xml:space="preserve"> </w:t>
+      </w:r>
+      <w:r>
+        <w:t xml:space="preserve">— self-contained WGL linearizability checker + concurrent history recorder: PASS on linearizable, FAIL (with violating op) on a seeded non-linearizable history (HXC-1421).</w:t>
       </w:r>
     </w:p>
     <w:p>
@@ -4636,43 +4579,46 @@
         <w:rPr>
           <w:rStyle w:val="VerbatimChar"/>
         </w:rPr>
-        <w:t xml:space="preserve">internal/llm</w:t>
-      </w:r>
-      <w:r>
-        <w:t xml:space="preserve"> </w:t>
-      </w:r>
-      <w:r>
-        <w:t xml:space="preserve">— replaced the stub</w:t>
-      </w:r>
-      <w:r>
-        <w:t xml:space="preserve"> </w:t>
-      </w:r>
-      <w:r>
-        <w:rPr>
-          <w:rStyle w:val="VerbatimChar"/>
-        </w:rPr>
-        <w:t xml:space="preserve">Inference</w:t>
-      </w:r>
-      <w:r>
-        <w:t xml:space="preserve"> </w:t>
-      </w:r>
-      <w:r>
-        <w:t xml:space="preserve">with a real strategy-based router (latency/throughput/quality/cost) over the live model registry, excluding unhealthy/unloaded models with a typed no-eligible-model error and a real injectable</w:t>
-      </w:r>
-      <w:r>
-        <w:t xml:space="preserve"> </w:t>
-      </w:r>
-      <w:r>
-        <w:rPr>
-          <w:rStyle w:val="VerbatimChar"/>
-        </w:rPr>
-        <w:t xml:space="preserve">Backend</w:t>
-      </w:r>
-      <w:r>
-        <w:t xml:space="preserve"> </w:t>
-      </w:r>
-      <w:r>
-        <w:t xml:space="preserve">seam (HXC-1470).</w:t>
+        <w:t xml:space="preserve">kraft</w:t>
+      </w:r>
+      <w:r>
+        <w:t xml:space="preserve"> </w:t>
+      </w:r>
+      <w:r>
+        <w:t xml:space="preserve">— KRaft-style self-managed Raft metadata quorum (</w:t>
+      </w:r>
+      <w:r>
+        <w:rPr>
+          <w:rStyle w:val="VerbatimChar"/>
+        </w:rPr>
+        <w:t xml:space="preserve">go.etcd.io/raft/v3</w:t>
+      </w:r>
+      <w:r>
+        <w:t xml:space="preserve">, no ZooKeeper): replicated</w:t>
+      </w:r>
+      <w:r>
+        <w:t xml:space="preserve"> </w:t>
+      </w:r>
+      <w:r>
+        <w:rPr>
+          <w:rStyle w:val="VerbatimChar"/>
+        </w:rPr>
+        <w:t xml:space="preserve">CreateTopic</w:t>
+      </w:r>
+      <w:r>
+        <w:t xml:space="preserve">/</w:t>
+      </w:r>
+      <w:r>
+        <w:rPr>
+          <w:rStyle w:val="VerbatimChar"/>
+        </w:rPr>
+        <w:t xml:space="preserve">ListTopics</w:t>
+      </w:r>
+      <w:r>
+        <w:t xml:space="preserve"> </w:t>
+      </w:r>
+      <w:r>
+        <w:t xml:space="preserve">+ partition-leader assignment, controller election + controller-loss failover (HXC-1417).</w:t>
       </w:r>
     </w:p>
     <w:p>
@@ -4687,100 +4633,13 @@
         <w:rPr>
           <w:rStyle w:val="VerbatimChar"/>
         </w:rPr>
-        <w:t xml:space="preserve">metrics</w:t>
-      </w:r>
-      <w:r>
-        <w:t xml:space="preserve"> </w:t>
-      </w:r>
-      <w:r>
-        <w:t xml:space="preserve">(additive</w:t>
-      </w:r>
-      <w:r>
-        <w:t xml:space="preserve"> </w:t>
-      </w:r>
-      <w:r>
-        <w:rPr>
-          <w:rStyle w:val="VerbatimChar"/>
-        </w:rPr>
-        <w:t xml:space="preserve">earningsmetrics.go</w:t>
-      </w:r>
-      <w:r>
-        <w:t xml:space="preserve">) —</w:t>
-      </w:r>
-      <w:r>
-        <w:t xml:space="preserve"> </w:t>
-      </w:r>
-      <w:r>
-        <w:rPr>
-          <w:rStyle w:val="VerbatimChar"/>
-        </w:rPr>
-        <w:t xml:space="preserve">EarningsMetrics</w:t>
-      </w:r>
-      <w:r>
-        <w:t xml:space="preserve"> </w:t>
-      </w:r>
-      <w:r>
-        <w:t xml:space="preserve">exposing</w:t>
-      </w:r>
-      <w:r>
-        <w:t xml:space="preserve"> </w:t>
-      </w:r>
-      <w:r>
-        <w:rPr>
-          <w:rStyle w:val="VerbatimChar"/>
-        </w:rPr>
-        <w:t xml:space="preserve">tao_earnings_total</w:t>
-      </w:r>
-      <w:r>
-        <w:t xml:space="preserve"> </w:t>
-      </w:r>
-      <w:r>
-        <w:t xml:space="preserve">/</w:t>
-      </w:r>
-      <w:r>
-        <w:t xml:space="preserve"> </w:t>
-      </w:r>
-      <w:r>
-        <w:rPr>
-          <w:rStyle w:val="VerbatimChar"/>
-        </w:rPr>
-        <w:t xml:space="preserve">graval_attestation_status</w:t>
-      </w:r>
-      <w:r>
-        <w:t xml:space="preserve"> </w:t>
-      </w:r>
-      <w:r>
-        <w:t xml:space="preserve">/</w:t>
-      </w:r>
-      <w:r>
-        <w:t xml:space="preserve"> </w:t>
-      </w:r>
-      <w:r>
-        <w:rPr>
-          <w:rStyle w:val="VerbatimChar"/>
-        </w:rPr>
-        <w:t xml:space="preserve">token_throughput</w:t>
-      </w:r>
-      <w:r>
-        <w:t xml:space="preserve"> </w:t>
-      </w:r>
-      <w:r>
-        <w:t xml:space="preserve">/</w:t>
-      </w:r>
-      <w:r>
-        <w:t xml:space="preserve"> </w:t>
-      </w:r>
-      <w:r>
-        <w:rPr>
-          <w:rStyle w:val="VerbatimChar"/>
-        </w:rPr>
-        <w:t xml:space="preserve">gpu_utilization</w:t>
-      </w:r>
-      <w:r>
-        <w:t xml:space="preserve"> </w:t>
-      </w:r>
-      <w:r>
-        <w:t xml:space="preserve">Prometheus-text series with deterministic (sorted) ordering + concurrent-safe setters (HXC-1483).</w:t>
+        <w:t xml:space="preserve">internal/chaos</w:t>
+      </w:r>
+      <w:r>
+        <w:t xml:space="preserve"> </w:t>
+      </w:r>
+      <w:r>
+        <w:t xml:space="preserve">— fault-injection library (PodKill/NetworkPartition/DiskStall/ClockSkew) + canary-guarded runner with automatic rollback on health&lt;SLO; deterministic via injected clock + seeded selection (HXC-1422).</w:t>
       </w:r>
     </w:p>
     <w:p>
@@ -4795,7 +4654,7 @@
         <w:rPr>
           <w:rStyle w:val="VerbatimChar"/>
         </w:rPr>
-        <w:t xml:space="preserve">internal/gpu</w:t>
+        <w:t xml:space="preserve">multiraft</w:t>
       </w:r>
       <w:r>
         <w:t xml:space="preserve"> </w:t>
@@ -4810,49 +4669,37 @@
         <w:rPr>
           <w:rStyle w:val="VerbatimChar"/>
         </w:rPr>
-        <w:t xml:space="preserve">attesthook.go</w:t>
-      </w:r>
-      <w:r>
-        <w:t xml:space="preserve">) — GraVal attestation hook:</w:t>
-      </w:r>
-      <w:r>
-        <w:t xml:space="preserve"> </w:t>
-      </w:r>
-      <w:r>
-        <w:rPr>
-          <w:rStyle w:val="VerbatimChar"/>
-        </w:rPr>
-        <w:t xml:space="preserve">AllocateForChutes</w:t>
-      </w:r>
-      <w:r>
-        <w:t xml:space="preserve"> </w:t>
-      </w:r>
-      <w:r>
-        <w:t xml:space="preserve">refuses a GPU that has not passed attestation (</w:t>
-      </w:r>
-      <w:r>
-        <w:rPr>
-          <w:rStyle w:val="VerbatimChar"/>
-        </w:rPr>
-        <w:t xml:space="preserve">ErrAttestationRequired</w:t>
-      </w:r>
-      <w:r>
-        <w:t xml:space="preserve">), even on the idempotent re-allocation path; injectable</w:t>
-      </w:r>
-      <w:r>
-        <w:t xml:space="preserve"> </w:t>
-      </w:r>
-      <w:r>
-        <w:rPr>
-          <w:rStyle w:val="VerbatimChar"/>
-        </w:rPr>
-        <w:t xml:space="preserve">ChutesAttestor</w:t>
-      </w:r>
-      <w:r>
-        <w:t xml:space="preserve"> </w:t>
-      </w:r>
-      <w:r>
-        <w:t xml:space="preserve">seam (HXC-1448).</w:t>
+        <w:t xml:space="preserve">lease.go</w:t>
+      </w:r>
+      <w:r>
+        <w:t xml:space="preserve">) —</w:t>
+      </w:r>
+      <w:r>
+        <w:t xml:space="preserve"> </w:t>
+      </w:r>
+      <w:r>
+        <w:rPr>
+          <w:rStyle w:val="VerbatimChar"/>
+        </w:rPr>
+        <w:t xml:space="preserve">LeaseTracker</w:t>
+      </w:r>
+      <w:r>
+        <w:t xml:space="preserve"> </w:t>
+      </w:r>
+      <w:r>
+        <w:t xml:space="preserve">CockroachDB-style leaseholder local reads (no Raft round-trip), follower routing via</w:t>
+      </w:r>
+      <w:r>
+        <w:t xml:space="preserve"> </w:t>
+      </w:r>
+      <w:r>
+        <w:rPr>
+          <w:rStyle w:val="VerbatimChar"/>
+        </w:rPr>
+        <w:t xml:space="preserve">RaftTransport.SendRead</w:t>
+      </w:r>
+      <w:r>
+        <w:t xml:space="preserve">, lease-expiry re-route against an injected clock (HXC-1389).</w:t>
       </w:r>
     </w:p>
     <w:p>
@@ -4860,11 +4707,11 @@
         <w:pStyle w:val="Compact"/>
         <w:numPr>
           <w:ilvl w:val="1"/>
-          <w:numId w:val="1008"/>
-        </w:numPr>
-      </w:pPr>
-      <w:r>
-        <w:t xml:space="preserve">Wave 70 (5 units, subagent-driven, 5 parallel streams in disjoint packages, run concurrently with wave 71):</w:t>
+          <w:numId w:val="1009"/>
+        </w:numPr>
+      </w:pPr>
+      <w:r>
+        <w:t xml:space="preserve">Wave 69 (5 units, subagent-driven, 5 parallel streams in disjoint packages, run concurrently with wave 68):</w:t>
       </w:r>
     </w:p>
     <w:p>
@@ -4879,40 +4726,43 @@
         <w:rPr>
           <w:rStyle w:val="VerbatimChar"/>
         </w:rPr>
-        <w:t xml:space="preserve">provider/chutes</w:t>
-      </w:r>
-      <w:r>
-        <w:t xml:space="preserve"> </w:t>
-      </w:r>
-      <w:r>
-        <w:t xml:space="preserve">— OpenAI-compatible</w:t>
-      </w:r>
-      <w:r>
-        <w:t xml:space="preserve"> </w:t>
-      </w:r>
-      <w:r>
-        <w:rPr>
-          <w:rStyle w:val="VerbatimChar"/>
-        </w:rPr>
-        <w:t xml:space="preserve">/v1/chat/completions</w:t>
-      </w:r>
-      <w:r>
-        <w:t xml:space="preserve"> </w:t>
-      </w:r>
-      <w:r>
-        <w:t xml:space="preserve">provider (</w:t>
-      </w:r>
-      <w:r>
-        <w:rPr>
-          <w:rStyle w:val="VerbatimChar"/>
-        </w:rPr>
-        <w:t xml:space="preserve">cpk_</w:t>
-      </w:r>
-      <w:r>
-        <w:t xml:space="preserve"> </w:t>
-      </w:r>
-      <w:r>
-        <w:t xml:space="preserve">Bearer) with HTTP-429 retry+backoff; httptest proves retry-then-success, Bearer header, and typed errors (HXC-1510).</w:t>
+        <w:t xml:space="preserve">stonith</w:t>
+      </w:r>
+      <w:r>
+        <w:t xml:space="preserve"> </w:t>
+      </w:r>
+      <w:r>
+        <w:t xml:space="preserve">— IPMI credential hardening: BMC password delivered via the</w:t>
+      </w:r>
+      <w:r>
+        <w:t xml:space="preserve"> </w:t>
+      </w:r>
+      <w:r>
+        <w:rPr>
+          <w:rStyle w:val="VerbatimChar"/>
+        </w:rPr>
+        <w:t xml:space="preserve">IPMI_PASSWORD</w:t>
+      </w:r>
+      <w:r>
+        <w:t xml:space="preserve"> </w:t>
+      </w:r>
+      <w:r>
+        <w:t xml:space="preserve">env +</w:t>
+      </w:r>
+      <w:r>
+        <w:t xml:space="preserve"> </w:t>
+      </w:r>
+      <w:r>
+        <w:rPr>
+          <w:rStyle w:val="VerbatimChar"/>
+        </w:rPr>
+        <w:t xml:space="preserve">-E</w:t>
+      </w:r>
+      <w:r>
+        <w:t xml:space="preserve"> </w:t>
+      </w:r>
+      <w:r>
+        <w:t xml:space="preserve">(never on the argv / process table) with redacted argv in error strings; tests assert the password appears in neither argv nor errors (HXC-908, closing a wave-67 follow-up).</w:t>
       </w:r>
     </w:p>
     <w:p>
@@ -4927,34 +4777,22 @@
         <w:rPr>
           <w:rStyle w:val="VerbatimChar"/>
         </w:rPr>
-        <w:t xml:space="preserve">pool</w:t>
-      </w:r>
-      <w:r>
-        <w:t xml:space="preserve"> </w:t>
-      </w:r>
-      <w:r>
-        <w:t xml:space="preserve">(additive</w:t>
-      </w:r>
-      <w:r>
-        <w:t xml:space="preserve"> </w:t>
-      </w:r>
-      <w:r>
-        <w:rPr>
-          <w:rStyle w:val="VerbatimChar"/>
-        </w:rPr>
-        <w:t xml:space="preserve">model.go</w:t>
-      </w:r>
-      <w:r>
-        <w:t xml:space="preserve">) —</w:t>
-      </w:r>
-      <w:r>
-        <w:t xml:space="preserve"> </w:t>
-      </w:r>
-      <w:r>
-        <w:rPr>
-          <w:rStyle w:val="VerbatimChar"/>
-        </w:rPr>
-        <w:t xml:space="preserve">GPUDevice</w:t>
+        <w:t xml:space="preserve">deviceplugin</w:t>
+      </w:r>
+      <w:r>
+        <w:t xml:space="preserve"> </w:t>
+      </w:r>
+      <w:r>
+        <w:t xml:space="preserve">— concurrency test driving</w:t>
+      </w:r>
+      <w:r>
+        <w:t xml:space="preserve"> </w:t>
+      </w:r>
+      <w:r>
+        <w:rPr>
+          <w:rStyle w:val="VerbatimChar"/>
+        </w:rPr>
+        <w:t xml:space="preserve">ApplyFingerprint</w:t>
       </w:r>
       <w:r>
         <w:t xml:space="preserve">/</w:t>
@@ -4963,7 +4801,7 @@
         <w:rPr>
           <w:rStyle w:val="VerbatimChar"/>
         </w:rPr>
-        <w:t xml:space="preserve">WorkloadSpec</w:t>
+        <w:t xml:space="preserve">Allocate</w:t>
       </w:r>
       <w:r>
         <w:t xml:space="preserve">/</w:t>
@@ -4972,22 +4810,25 @@
         <w:rPr>
           <w:rStyle w:val="VerbatimChar"/>
         </w:rPr>
-        <w:t xml:space="preserve">GPUAllocation</w:t>
-      </w:r>
-      <w:r>
-        <w:t xml:space="preserve">/</w:t>
-      </w:r>
-      <w:r>
-        <w:rPr>
-          <w:rStyle w:val="VerbatimChar"/>
-        </w:rPr>
-        <w:t xml:space="preserve">PoolStatus</w:t>
-      </w:r>
-      <w:r>
-        <w:t xml:space="preserve"> </w:t>
-      </w:r>
-      <w:r>
-        <w:t xml:space="preserve">data model with snake_case JSON tags + round-trip/concurrency tests (HXC-1495).</w:t>
+        <w:t xml:space="preserve">Release</w:t>
+      </w:r>
+      <w:r>
+        <w:t xml:space="preserve"> </w:t>
+      </w:r>
+      <w:r>
+        <w:t xml:space="preserve">from 50+ goroutines under</w:t>
+      </w:r>
+      <w:r>
+        <w:t xml:space="preserve"> </w:t>
+      </w:r>
+      <w:r>
+        <w:rPr>
+          <w:rStyle w:val="VerbatimChar"/>
+        </w:rPr>
+        <w:t xml:space="preserve">-race</w:t>
+      </w:r>
+      <w:r>
+        <w:t xml:space="preserve">, proving the Registry never oversubscribes (mutex removal trips the race detector) (HXC-910, closing a wave-67 follow-up).</w:t>
       </w:r>
     </w:p>
     <w:p>
@@ -5002,55 +4843,43 @@
         <w:rPr>
           <w:rStyle w:val="VerbatimChar"/>
         </w:rPr>
-        <w:t xml:space="preserve">quantization</w:t>
-      </w:r>
-      <w:r>
-        <w:t xml:space="preserve"> </w:t>
-      </w:r>
-      <w:r>
-        <w:t xml:space="preserve">(additive</w:t>
-      </w:r>
-      <w:r>
-        <w:t xml:space="preserve"> </w:t>
-      </w:r>
-      <w:r>
-        <w:rPr>
-          <w:rStyle w:val="VerbatimChar"/>
-        </w:rPr>
-        <w:t xml:space="preserve">awq.go</w:t>
-      </w:r>
-      <w:r>
-        <w:t xml:space="preserve">) — AWQ 4-bit default serving format +</w:t>
-      </w:r>
-      <w:r>
-        <w:t xml:space="preserve"> </w:t>
-      </w:r>
-      <w:r>
-        <w:rPr>
-          <w:rStyle w:val="VerbatimChar"/>
-        </w:rPr>
-        <w:t xml:space="preserve">EstimateVRAM</w:t>
-      </w:r>
-      <w:r>
-        <w:t xml:space="preserve"> </w:t>
-      </w:r>
-      <w:r>
-        <w:t xml:space="preserve">(~25% of fp16) + budget-aware</w:t>
-      </w:r>
-      <w:r>
-        <w:t xml:space="preserve"> </w:t>
-      </w:r>
-      <w:r>
-        <w:rPr>
-          <w:rStyle w:val="VerbatimChar"/>
-        </w:rPr>
-        <w:t xml:space="preserve">SelectFormat</w:t>
-      </w:r>
-      <w:r>
-        <w:t xml:space="preserve"> </w:t>
-      </w:r>
-      <w:r>
-        <w:t xml:space="preserve">preferring AWQ when fp16 won’t fit (HXC-1473).</w:t>
+        <w:t xml:space="preserve">internal/llm</w:t>
+      </w:r>
+      <w:r>
+        <w:t xml:space="preserve"> </w:t>
+      </w:r>
+      <w:r>
+        <w:t xml:space="preserve">— replaced the stub</w:t>
+      </w:r>
+      <w:r>
+        <w:t xml:space="preserve"> </w:t>
+      </w:r>
+      <w:r>
+        <w:rPr>
+          <w:rStyle w:val="VerbatimChar"/>
+        </w:rPr>
+        <w:t xml:space="preserve">Inference</w:t>
+      </w:r>
+      <w:r>
+        <w:t xml:space="preserve"> </w:t>
+      </w:r>
+      <w:r>
+        <w:t xml:space="preserve">with a real strategy-based router (latency/throughput/quality/cost) over the live model registry, excluding unhealthy/unloaded models with a typed no-eligible-model error and a real injectable</w:t>
+      </w:r>
+      <w:r>
+        <w:t xml:space="preserve"> </w:t>
+      </w:r>
+      <w:r>
+        <w:rPr>
+          <w:rStyle w:val="VerbatimChar"/>
+        </w:rPr>
+        <w:t xml:space="preserve">Backend</w:t>
+      </w:r>
+      <w:r>
+        <w:t xml:space="preserve"> </w:t>
+      </w:r>
+      <w:r>
+        <w:t xml:space="preserve">seam (HXC-1470).</w:t>
       </w:r>
     </w:p>
     <w:p>
@@ -5065,7 +4894,7 @@
         <w:rPr>
           <w:rStyle w:val="VerbatimChar"/>
         </w:rPr>
-        <w:t xml:space="preserve">internal/gateway</w:t>
+        <w:t xml:space="preserve">metrics</w:t>
       </w:r>
       <w:r>
         <w:t xml:space="preserve"> </w:t>
@@ -5080,40 +4909,85 @@
         <w:rPr>
           <w:rStyle w:val="VerbatimChar"/>
         </w:rPr>
-        <w:t xml:space="preserve">inference.go</w:t>
-      </w:r>
-      <w:r>
-        <w:t xml:space="preserve">) — inference route forwarding to an injectable Chutes client;</w:t>
-      </w:r>
-      <w:r>
-        <w:t xml:space="preserve"> </w:t>
-      </w:r>
-      <w:r>
-        <w:rPr>
-          <w:rStyle w:val="VerbatimChar"/>
-        </w:rPr>
-        <w:t xml:space="preserve">TEERequired</w:t>
-      </w:r>
-      <w:r>
-        <w:t xml:space="preserve"> </w:t>
-      </w:r>
-      <w:r>
-        <w:t xml:space="preserve">=&gt;</w:t>
-      </w:r>
-      <w:r>
-        <w:t xml:space="preserve"> </w:t>
-      </w:r>
-      <w:r>
-        <w:rPr>
-          <w:rStyle w:val="VerbatimChar"/>
-        </w:rPr>
-        <w:t xml:space="preserve">X-E2EE-Enabled</w:t>
-      </w:r>
-      <w:r>
-        <w:t xml:space="preserve"> </w:t>
-      </w:r>
-      <w:r>
-        <w:t xml:space="preserve">routing marker; client failure =&gt; 502 (HXC-1469).</w:t>
+        <w:t xml:space="preserve">earningsmetrics.go</w:t>
+      </w:r>
+      <w:r>
+        <w:t xml:space="preserve">) —</w:t>
+      </w:r>
+      <w:r>
+        <w:t xml:space="preserve"> </w:t>
+      </w:r>
+      <w:r>
+        <w:rPr>
+          <w:rStyle w:val="VerbatimChar"/>
+        </w:rPr>
+        <w:t xml:space="preserve">EarningsMetrics</w:t>
+      </w:r>
+      <w:r>
+        <w:t xml:space="preserve"> </w:t>
+      </w:r>
+      <w:r>
+        <w:t xml:space="preserve">exposing</w:t>
+      </w:r>
+      <w:r>
+        <w:t xml:space="preserve"> </w:t>
+      </w:r>
+      <w:r>
+        <w:rPr>
+          <w:rStyle w:val="VerbatimChar"/>
+        </w:rPr>
+        <w:t xml:space="preserve">tao_earnings_total</w:t>
+      </w:r>
+      <w:r>
+        <w:t xml:space="preserve"> </w:t>
+      </w:r>
+      <w:r>
+        <w:t xml:space="preserve">/</w:t>
+      </w:r>
+      <w:r>
+        <w:t xml:space="preserve"> </w:t>
+      </w:r>
+      <w:r>
+        <w:rPr>
+          <w:rStyle w:val="VerbatimChar"/>
+        </w:rPr>
+        <w:t xml:space="preserve">graval_attestation_status</w:t>
+      </w:r>
+      <w:r>
+        <w:t xml:space="preserve"> </w:t>
+      </w:r>
+      <w:r>
+        <w:t xml:space="preserve">/</w:t>
+      </w:r>
+      <w:r>
+        <w:t xml:space="preserve"> </w:t>
+      </w:r>
+      <w:r>
+        <w:rPr>
+          <w:rStyle w:val="VerbatimChar"/>
+        </w:rPr>
+        <w:t xml:space="preserve">token_throughput</w:t>
+      </w:r>
+      <w:r>
+        <w:t xml:space="preserve"> </w:t>
+      </w:r>
+      <w:r>
+        <w:t xml:space="preserve">/</w:t>
+      </w:r>
+      <w:r>
+        <w:t xml:space="preserve"> </w:t>
+      </w:r>
+      <w:r>
+        <w:rPr>
+          <w:rStyle w:val="VerbatimChar"/>
+        </w:rPr>
+        <w:t xml:space="preserve">gpu_utilization</w:t>
+      </w:r>
+      <w:r>
+        <w:t xml:space="preserve"> </w:t>
+      </w:r>
+      <w:r>
+        <w:t xml:space="preserve">Prometheus-text series with deterministic (sorted) ordering + concurrent-safe setters (HXC-1483).</w:t>
       </w:r>
     </w:p>
     <w:p>
@@ -5143,10 +5017,49 @@
         <w:rPr>
           <w:rStyle w:val="VerbatimChar"/>
         </w:rPr>
-        <w:t xml:space="preserve">mig.go</w:t>
-      </w:r>
-      <w:r>
-        <w:t xml:space="preserve">) — MIG profile management: standardized vGPU tiers (1g.10gb/2g.20gb/3g.40gb/7g.80gb), in-memory partitioning with oversubscription rejection + fixed-at-creation immutability (HXC-1449).</w:t>
+        <w:t xml:space="preserve">attesthook.go</w:t>
+      </w:r>
+      <w:r>
+        <w:t xml:space="preserve">) — GraVal attestation hook:</w:t>
+      </w:r>
+      <w:r>
+        <w:t xml:space="preserve"> </w:t>
+      </w:r>
+      <w:r>
+        <w:rPr>
+          <w:rStyle w:val="VerbatimChar"/>
+        </w:rPr>
+        <w:t xml:space="preserve">AllocateForChutes</w:t>
+      </w:r>
+      <w:r>
+        <w:t xml:space="preserve"> </w:t>
+      </w:r>
+      <w:r>
+        <w:t xml:space="preserve">refuses a GPU that has not passed attestation (</w:t>
+      </w:r>
+      <w:r>
+        <w:rPr>
+          <w:rStyle w:val="VerbatimChar"/>
+        </w:rPr>
+        <w:t xml:space="preserve">ErrAttestationRequired</w:t>
+      </w:r>
+      <w:r>
+        <w:t xml:space="preserve">), even on the idempotent re-allocation path; injectable</w:t>
+      </w:r>
+      <w:r>
+        <w:t xml:space="preserve"> </w:t>
+      </w:r>
+      <w:r>
+        <w:rPr>
+          <w:rStyle w:val="VerbatimChar"/>
+        </w:rPr>
+        <w:t xml:space="preserve">ChutesAttestor</w:t>
+      </w:r>
+      <w:r>
+        <w:t xml:space="preserve"> </w:t>
+      </w:r>
+      <w:r>
+        <w:t xml:space="preserve">seam (HXC-1448).</w:t>
       </w:r>
     </w:p>
     <w:p>
@@ -5154,11 +5067,11 @@
         <w:pStyle w:val="Compact"/>
         <w:numPr>
           <w:ilvl w:val="1"/>
-          <w:numId w:val="1008"/>
-        </w:numPr>
-      </w:pPr>
-      <w:r>
-        <w:t xml:space="preserve">Wave 71 (5 units, subagent-driven, 5 parallel streams in disjoint packages, run concurrently with wave 70; closes 4 prior follow-ups):</w:t>
+          <w:numId w:val="1009"/>
+        </w:numPr>
+      </w:pPr>
+      <w:r>
+        <w:t xml:space="preserve">Wave 70 (5 units, subagent-driven, 5 parallel streams in disjoint packages, run concurrently with wave 71):</w:t>
       </w:r>
     </w:p>
     <w:p>
@@ -5173,28 +5086,40 @@
         <w:rPr>
           <w:rStyle w:val="VerbatimChar"/>
         </w:rPr>
-        <w:t xml:space="preserve">multiraft</w:t>
-      </w:r>
-      <w:r>
-        <w:t xml:space="preserve"> </w:t>
-      </w:r>
-      <w:r>
-        <w:t xml:space="preserve">— RaftTransport async-delivery safety: inbox handler Steps under the shard mutex, outbound messages deferred + flushed after unlock; a new async-transport</w:t>
-      </w:r>
-      <w:r>
-        <w:t xml:space="preserve"> </w:t>
-      </w:r>
-      <w:r>
-        <w:rPr>
-          <w:rStyle w:val="VerbatimChar"/>
-        </w:rPr>
-        <w:t xml:space="preserve">-race</w:t>
-      </w:r>
-      <w:r>
-        <w:t xml:space="preserve"> </w:t>
-      </w:r>
-      <w:r>
-        <w:t xml:space="preserve">test proves a goroutine-delivering transport is race-free and still commits (HXC-909).</w:t>
+        <w:t xml:space="preserve">provider/chutes</w:t>
+      </w:r>
+      <w:r>
+        <w:t xml:space="preserve"> </w:t>
+      </w:r>
+      <w:r>
+        <w:t xml:space="preserve">— OpenAI-compatible</w:t>
+      </w:r>
+      <w:r>
+        <w:t xml:space="preserve"> </w:t>
+      </w:r>
+      <w:r>
+        <w:rPr>
+          <w:rStyle w:val="VerbatimChar"/>
+        </w:rPr>
+        <w:t xml:space="preserve">/v1/chat/completions</w:t>
+      </w:r>
+      <w:r>
+        <w:t xml:space="preserve"> </w:t>
+      </w:r>
+      <w:r>
+        <w:t xml:space="preserve">provider (</w:t>
+      </w:r>
+      <w:r>
+        <w:rPr>
+          <w:rStyle w:val="VerbatimChar"/>
+        </w:rPr>
+        <w:t xml:space="preserve">cpk_</w:t>
+      </w:r>
+      <w:r>
+        <w:t xml:space="preserve"> </w:t>
+      </w:r>
+      <w:r>
+        <w:t xml:space="preserve">Bearer) with HTTP-429 retry+backoff; httptest proves retry-then-success, Bearer header, and typed errors (HXC-1510).</w:t>
       </w:r>
     </w:p>
     <w:p>
@@ -5209,43 +5134,67 @@
         <w:rPr>
           <w:rStyle w:val="VerbatimChar"/>
         </w:rPr>
-        <w:t xml:space="preserve">kraft</w:t>
-      </w:r>
-      <w:r>
-        <w:t xml:space="preserve"> </w:t>
-      </w:r>
-      <w:r>
-        <w:t xml:space="preserve">—</w:t>
-      </w:r>
-      <w:r>
-        <w:t xml:space="preserve"> </w:t>
-      </w:r>
-      <w:r>
-        <w:rPr>
-          <w:rStyle w:val="VerbatimChar"/>
-        </w:rPr>
-        <w:t xml:space="preserve">CreateTopic</w:t>
-      </w:r>
-      <w:r>
-        <w:t xml:space="preserve"> </w:t>
-      </w:r>
-      <w:r>
-        <w:t xml:space="preserve">returns</w:t>
-      </w:r>
-      <w:r>
-        <w:t xml:space="preserve"> </w:t>
-      </w:r>
-      <w:r>
-        <w:rPr>
-          <w:rStyle w:val="VerbatimChar"/>
-        </w:rPr>
-        <w:t xml:space="preserve">ErrTopicExists</w:t>
-      </w:r>
-      <w:r>
-        <w:t xml:space="preserve"> </w:t>
-      </w:r>
-      <w:r>
-        <w:t xml:space="preserve">on a conflicting re-create (different partition count); identical re-create stays idempotent (HXC-912).</w:t>
+        <w:t xml:space="preserve">pool</w:t>
+      </w:r>
+      <w:r>
+        <w:t xml:space="preserve"> </w:t>
+      </w:r>
+      <w:r>
+        <w:t xml:space="preserve">(additive</w:t>
+      </w:r>
+      <w:r>
+        <w:t xml:space="preserve"> </w:t>
+      </w:r>
+      <w:r>
+        <w:rPr>
+          <w:rStyle w:val="VerbatimChar"/>
+        </w:rPr>
+        <w:t xml:space="preserve">model.go</w:t>
+      </w:r>
+      <w:r>
+        <w:t xml:space="preserve">) —</w:t>
+      </w:r>
+      <w:r>
+        <w:t xml:space="preserve"> </w:t>
+      </w:r>
+      <w:r>
+        <w:rPr>
+          <w:rStyle w:val="VerbatimChar"/>
+        </w:rPr>
+        <w:t xml:space="preserve">GPUDevice</w:t>
+      </w:r>
+      <w:r>
+        <w:t xml:space="preserve">/</w:t>
+      </w:r>
+      <w:r>
+        <w:rPr>
+          <w:rStyle w:val="VerbatimChar"/>
+        </w:rPr>
+        <w:t xml:space="preserve">WorkloadSpec</w:t>
+      </w:r>
+      <w:r>
+        <w:t xml:space="preserve">/</w:t>
+      </w:r>
+      <w:r>
+        <w:rPr>
+          <w:rStyle w:val="VerbatimChar"/>
+        </w:rPr>
+        <w:t xml:space="preserve">GPUAllocation</w:t>
+      </w:r>
+      <w:r>
+        <w:t xml:space="preserve">/</w:t>
+      </w:r>
+      <w:r>
+        <w:rPr>
+          <w:rStyle w:val="VerbatimChar"/>
+        </w:rPr>
+        <w:t xml:space="preserve">PoolStatus</w:t>
+      </w:r>
+      <w:r>
+        <w:t xml:space="preserve"> </w:t>
+      </w:r>
+      <w:r>
+        <w:t xml:space="preserve">data model with snake_case JSON tags + round-trip/concurrency tests (HXC-1495).</w:t>
       </w:r>
     </w:p>
     <w:p>
@@ -5260,37 +5209,55 @@
         <w:rPr>
           <w:rStyle w:val="VerbatimChar"/>
         </w:rPr>
-        <w:t xml:space="preserve">porcupine</w:t>
-      </w:r>
-      <w:r>
-        <w:t xml:space="preserve"> </w:t>
-      </w:r>
-      <w:r>
-        <w:t xml:space="preserve">— WGL state-dedup memoization via</w:t>
-      </w:r>
-      <w:r>
-        <w:t xml:space="preserve"> </w:t>
-      </w:r>
-      <w:r>
-        <w:rPr>
-          <w:rStyle w:val="VerbatimChar"/>
-        </w:rPr>
-        <w:t xml:space="preserve">Model.Equal</w:t>
-      </w:r>
-      <w:r>
-        <w:t xml:space="preserve">: verdict-preserving pruning (memo fires on backtracking histories; identical PASS/FAIL + witness vs</w:t>
-      </w:r>
-      <w:r>
-        <w:t xml:space="preserve"> </w:t>
-      </w:r>
-      <w:r>
-        <w:rPr>
-          <w:rStyle w:val="VerbatimChar"/>
-        </w:rPr>
-        <w:t xml:space="preserve">Equal==nil</w:t>
-      </w:r>
-      <w:r>
-        <w:t xml:space="preserve">) (HXC-913).</w:t>
+        <w:t xml:space="preserve">quantization</w:t>
+      </w:r>
+      <w:r>
+        <w:t xml:space="preserve"> </w:t>
+      </w:r>
+      <w:r>
+        <w:t xml:space="preserve">(additive</w:t>
+      </w:r>
+      <w:r>
+        <w:t xml:space="preserve"> </w:t>
+      </w:r>
+      <w:r>
+        <w:rPr>
+          <w:rStyle w:val="VerbatimChar"/>
+        </w:rPr>
+        <w:t xml:space="preserve">awq.go</w:t>
+      </w:r>
+      <w:r>
+        <w:t xml:space="preserve">) — AWQ 4-bit default serving format +</w:t>
+      </w:r>
+      <w:r>
+        <w:t xml:space="preserve"> </w:t>
+      </w:r>
+      <w:r>
+        <w:rPr>
+          <w:rStyle w:val="VerbatimChar"/>
+        </w:rPr>
+        <w:t xml:space="preserve">EstimateVRAM</w:t>
+      </w:r>
+      <w:r>
+        <w:t xml:space="preserve"> </w:t>
+      </w:r>
+      <w:r>
+        <w:t xml:space="preserve">(~25% of fp16) + budget-aware</w:t>
+      </w:r>
+      <w:r>
+        <w:t xml:space="preserve"> </w:t>
+      </w:r>
+      <w:r>
+        <w:rPr>
+          <w:rStyle w:val="VerbatimChar"/>
+        </w:rPr>
+        <w:t xml:space="preserve">SelectFormat</w:t>
+      </w:r>
+      <w:r>
+        <w:t xml:space="preserve"> </w:t>
+      </w:r>
+      <w:r>
+        <w:t xml:space="preserve">preferring AWQ when fp16 won’t fit (HXC-1473).</w:t>
       </w:r>
     </w:p>
     <w:p>
@@ -5305,28 +5272,55 @@
         <w:rPr>
           <w:rStyle w:val="VerbatimChar"/>
         </w:rPr>
-        <w:t xml:space="preserve">chutes</w:t>
-      </w:r>
-      <w:r>
-        <w:t xml:space="preserve"> </w:t>
-      </w:r>
-      <w:r>
-        <w:t xml:space="preserve">—</w:t>
-      </w:r>
-      <w:r>
-        <w:t xml:space="preserve"> </w:t>
-      </w:r>
-      <w:r>
-        <w:rPr>
-          <w:rStyle w:val="VerbatimChar"/>
-        </w:rPr>
-        <w:t xml:space="preserve">StreamChannel</w:t>
-      </w:r>
-      <w:r>
-        <w:t xml:space="preserve"> </w:t>
-      </w:r>
-      <w:r>
-        <w:t xml:space="preserve">honors ctx cancellation on a blocked read (prompt channel close, no goroutine leak) and closes the owned reader (HXC-911).</w:t>
+        <w:t xml:space="preserve">internal/gateway</w:t>
+      </w:r>
+      <w:r>
+        <w:t xml:space="preserve"> </w:t>
+      </w:r>
+      <w:r>
+        <w:t xml:space="preserve">(additive</w:t>
+      </w:r>
+      <w:r>
+        <w:t xml:space="preserve"> </w:t>
+      </w:r>
+      <w:r>
+        <w:rPr>
+          <w:rStyle w:val="VerbatimChar"/>
+        </w:rPr>
+        <w:t xml:space="preserve">inference.go</w:t>
+      </w:r>
+      <w:r>
+        <w:t xml:space="preserve">) — inference route forwarding to an injectable Chutes client;</w:t>
+      </w:r>
+      <w:r>
+        <w:t xml:space="preserve"> </w:t>
+      </w:r>
+      <w:r>
+        <w:rPr>
+          <w:rStyle w:val="VerbatimChar"/>
+        </w:rPr>
+        <w:t xml:space="preserve">TEERequired</w:t>
+      </w:r>
+      <w:r>
+        <w:t xml:space="preserve"> </w:t>
+      </w:r>
+      <w:r>
+        <w:t xml:space="preserve">=&gt;</w:t>
+      </w:r>
+      <w:r>
+        <w:t xml:space="preserve"> </w:t>
+      </w:r>
+      <w:r>
+        <w:rPr>
+          <w:rStyle w:val="VerbatimChar"/>
+        </w:rPr>
+        <w:t xml:space="preserve">X-E2EE-Enabled</w:t>
+      </w:r>
+      <w:r>
+        <w:t xml:space="preserve"> </w:t>
+      </w:r>
+      <w:r>
+        <w:t xml:space="preserve">routing marker; client failure =&gt; 502 (HXC-1469).</w:t>
       </w:r>
     </w:p>
     <w:p>
@@ -5341,7 +5335,7 @@
         <w:rPr>
           <w:rStyle w:val="VerbatimChar"/>
         </w:rPr>
-        <w:t xml:space="preserve">marketplaceadapter</w:t>
+        <w:t xml:space="preserve">internal/gpu</w:t>
       </w:r>
       <w:r>
         <w:t xml:space="preserve"> </w:t>
@@ -5356,22 +5350,10 @@
         <w:rPr>
           <w:rStyle w:val="VerbatimChar"/>
         </w:rPr>
-        <w:t xml:space="preserve">akash.go</w:t>
-      </w:r>
-      <w:r>
-        <w:t xml:space="preserve">) — Akash (Cosmos/AKT) adapter over an injectable client: reverse-auction pricing, SDL submission, provider-reputation gate, registered in the</w:t>
-      </w:r>
-      <w:r>
-        <w:t xml:space="preserve"> </w:t>
-      </w:r>
-      <w:r>
-        <w:rPr>
-          <w:rStyle w:val="VerbatimChar"/>
-        </w:rPr>
-        <w:t xml:space="preserve">Name()</w:t>
-      </w:r>
-      <w:r>
-        <w:t xml:space="preserve">-dispatch Registry (HXC-1458).</w:t>
+        <w:t xml:space="preserve">mig.go</w:t>
+      </w:r>
+      <w:r>
+        <w:t xml:space="preserve">) — MIG profile management: standardized vGPU tiers (1g.10gb/2g.20gb/3g.40gb/7g.80gb), in-memory partitioning with oversubscription rejection + fixed-at-creation immutability (HXC-1449).</w:t>
       </w:r>
     </w:p>
     <w:p>
@@ -5379,11 +5361,11 @@
         <w:pStyle w:val="Compact"/>
         <w:numPr>
           <w:ilvl w:val="1"/>
-          <w:numId w:val="1008"/>
-        </w:numPr>
-      </w:pPr>
-      <w:r>
-        <w:t xml:space="preserve">Wave 72 (5 units, subagent-driven, 5 parallel streams in disjoint packages):</w:t>
+          <w:numId w:val="1009"/>
+        </w:numPr>
+      </w:pPr>
+      <w:r>
+        <w:t xml:space="preserve">Wave 71 (5 units, subagent-driven, 5 parallel streams in disjoint packages, run concurrently with wave 70; closes 4 prior follow-ups):</w:t>
       </w:r>
     </w:p>
     <w:p>
@@ -5398,25 +5380,28 @@
         <w:rPr>
           <w:rStyle w:val="VerbatimChar"/>
         </w:rPr>
-        <w:t xml:space="preserve">provider/runpod</w:t>
-      </w:r>
-      <w:r>
-        <w:t xml:space="preserve"> </w:t>
-      </w:r>
-      <w:r>
-        <w:t xml:space="preserve">— RunPodProvider (implements</w:t>
-      </w:r>
-      <w:r>
-        <w:t xml:space="preserve"> </w:t>
-      </w:r>
-      <w:r>
-        <w:rPr>
-          <w:rStyle w:val="VerbatimChar"/>
-        </w:rPr>
-        <w:t xml:space="preserve">pool.GPUProvider</w:t>
-      </w:r>
-      <w:r>
-        <w:t xml:space="preserve">) with a warm-pool fast path over an injectable client (HXC-1515).</w:t>
+        <w:t xml:space="preserve">multiraft</w:t>
+      </w:r>
+      <w:r>
+        <w:t xml:space="preserve"> </w:t>
+      </w:r>
+      <w:r>
+        <w:t xml:space="preserve">— RaftTransport async-delivery safety: inbox handler Steps under the shard mutex, outbound messages deferred + flushed after unlock; a new async-transport</w:t>
+      </w:r>
+      <w:r>
+        <w:t xml:space="preserve"> </w:t>
+      </w:r>
+      <w:r>
+        <w:rPr>
+          <w:rStyle w:val="VerbatimChar"/>
+        </w:rPr>
+        <w:t xml:space="preserve">-race</w:t>
+      </w:r>
+      <w:r>
+        <w:t xml:space="preserve"> </w:t>
+      </w:r>
+      <w:r>
+        <w:t xml:space="preserve">test proves a goroutine-delivering transport is race-free and still commits (HXC-909).</w:t>
       </w:r>
     </w:p>
     <w:p>
@@ -5431,13 +5416,43 @@
         <w:rPr>
           <w:rStyle w:val="VerbatimChar"/>
         </w:rPr>
-        <w:t xml:space="preserve">provider/aws</w:t>
-      </w:r>
-      <w:r>
-        <w:t xml:space="preserve"> </w:t>
-      </w:r>
-      <w:r>
-        <w:t xml:space="preserve">— AWSProvider EC2 Spot adapter over an injectable EC2-client interface (no aws-sdk dep): GPU model→instance-type selection (p5/p4de/g5), Spot+tags, TOCTOU-safe capacity gate (HXC-1516).</w:t>
+        <w:t xml:space="preserve">kraft</w:t>
+      </w:r>
+      <w:r>
+        <w:t xml:space="preserve"> </w:t>
+      </w:r>
+      <w:r>
+        <w:t xml:space="preserve">—</w:t>
+      </w:r>
+      <w:r>
+        <w:t xml:space="preserve"> </w:t>
+      </w:r>
+      <w:r>
+        <w:rPr>
+          <w:rStyle w:val="VerbatimChar"/>
+        </w:rPr>
+        <w:t xml:space="preserve">CreateTopic</w:t>
+      </w:r>
+      <w:r>
+        <w:t xml:space="preserve"> </w:t>
+      </w:r>
+      <w:r>
+        <w:t xml:space="preserve">returns</w:t>
+      </w:r>
+      <w:r>
+        <w:t xml:space="preserve"> </w:t>
+      </w:r>
+      <w:r>
+        <w:rPr>
+          <w:rStyle w:val="VerbatimChar"/>
+        </w:rPr>
+        <w:t xml:space="preserve">ErrTopicExists</w:t>
+      </w:r>
+      <w:r>
+        <w:t xml:space="preserve"> </w:t>
+      </w:r>
+      <w:r>
+        <w:t xml:space="preserve">on a conflicting re-create (different partition count); identical re-create stays idempotent (HXC-912).</w:t>
       </w:r>
     </w:p>
     <w:p>
@@ -5452,25 +5467,37 @@
         <w:rPr>
           <w:rStyle w:val="VerbatimChar"/>
         </w:rPr>
-        <w:t xml:space="preserve">scheduler</w:t>
-      </w:r>
-      <w:r>
-        <w:t xml:space="preserve"> </w:t>
-      </w:r>
-      <w:r>
-        <w:t xml:space="preserve">(additive</w:t>
-      </w:r>
-      <w:r>
-        <w:t xml:space="preserve"> </w:t>
-      </w:r>
-      <w:r>
-        <w:rPr>
-          <w:rStyle w:val="VerbatimChar"/>
-        </w:rPr>
-        <w:t xml:space="preserve">tier_filter.go</w:t>
-      </w:r>
-      <w:r>
-        <w:t xml:space="preserve">) — GPUTier-aware filter predicate: hard-exclude disallowed tiers + preference scoring, composes with the existing count filter, fails closed on a nil predicate (HXC-1534).</w:t>
+        <w:t xml:space="preserve">porcupine</w:t>
+      </w:r>
+      <w:r>
+        <w:t xml:space="preserve"> </w:t>
+      </w:r>
+      <w:r>
+        <w:t xml:space="preserve">— WGL state-dedup memoization via</w:t>
+      </w:r>
+      <w:r>
+        <w:t xml:space="preserve"> </w:t>
+      </w:r>
+      <w:r>
+        <w:rPr>
+          <w:rStyle w:val="VerbatimChar"/>
+        </w:rPr>
+        <w:t xml:space="preserve">Model.Equal</w:t>
+      </w:r>
+      <w:r>
+        <w:t xml:space="preserve">: verdict-preserving pruning (memo fires on backtracking histories; identical PASS/FAIL + witness vs</w:t>
+      </w:r>
+      <w:r>
+        <w:t xml:space="preserve"> </w:t>
+      </w:r>
+      <w:r>
+        <w:rPr>
+          <w:rStyle w:val="VerbatimChar"/>
+        </w:rPr>
+        <w:t xml:space="preserve">Equal==nil</w:t>
+      </w:r>
+      <w:r>
+        <w:t xml:space="preserve">) (HXC-913).</w:t>
       </w:r>
     </w:p>
     <w:p>
@@ -5485,52 +5512,28 @@
         <w:rPr>
           <w:rStyle w:val="VerbatimChar"/>
         </w:rPr>
-        <w:t xml:space="preserve">provider/chutes</w:t>
-      </w:r>
-      <w:r>
-        <w:t xml:space="preserve"> </w:t>
-      </w:r>
-      <w:r>
-        <w:t xml:space="preserve">— ctx-interruptible 429 backoff (select vs</w:t>
-      </w:r>
-      <w:r>
-        <w:t xml:space="preserve"> </w:t>
-      </w:r>
-      <w:r>
-        <w:rPr>
-          <w:rStyle w:val="VerbatimChar"/>
-        </w:rPr>
-        <w:t xml:space="preserve">ctx.Done()</w:t>
-      </w:r>
-      <w:r>
-        <w:t xml:space="preserve">) + honors</w:t>
-      </w:r>
-      <w:r>
-        <w:t xml:space="preserve"> </w:t>
-      </w:r>
-      <w:r>
-        <w:rPr>
-          <w:rStyle w:val="VerbatimChar"/>
-        </w:rPr>
-        <w:t xml:space="preserve">Retry-After</w:t>
-      </w:r>
-      <w:r>
-        <w:t xml:space="preserve"> </w:t>
-      </w:r>
-      <w:r>
-        <w:t xml:space="preserve">(delta-seconds/HTTP-date,</w:t>
-      </w:r>
-      <w:r>
-        <w:t xml:space="preserve"> </w:t>
-      </w:r>
-      <w:r>
-        <w:rPr>
-          <w:rStyle w:val="VerbatimChar"/>
-        </w:rPr>
-        <w:t xml:space="preserve">max(hint,backoff)</w:t>
-      </w:r>
-      <w:r>
-        <w:t xml:space="preserve">) (HXC-916, closing a wave-70 follow-up).</w:t>
+        <w:t xml:space="preserve">chutes</w:t>
+      </w:r>
+      <w:r>
+        <w:t xml:space="preserve"> </w:t>
+      </w:r>
+      <w:r>
+        <w:t xml:space="preserve">—</w:t>
+      </w:r>
+      <w:r>
+        <w:t xml:space="preserve"> </w:t>
+      </w:r>
+      <w:r>
+        <w:rPr>
+          <w:rStyle w:val="VerbatimChar"/>
+        </w:rPr>
+        <w:t xml:space="preserve">StreamChannel</w:t>
+      </w:r>
+      <w:r>
+        <w:t xml:space="preserve"> </w:t>
+      </w:r>
+      <w:r>
+        <w:t xml:space="preserve">honors ctx cancellation on a blocked read (prompt channel close, no goroutine leak) and closes the owned reader (HXC-911).</w:t>
       </w:r>
     </w:p>
     <w:p>
@@ -5545,7 +5548,7 @@
         <w:rPr>
           <w:rStyle w:val="VerbatimChar"/>
         </w:rPr>
-        <w:t xml:space="preserve">grafanadash</w:t>
+        <w:t xml:space="preserve">marketplaceadapter</w:t>
       </w:r>
       <w:r>
         <w:t xml:space="preserve"> </w:t>
@@ -5560,31 +5563,22 @@
         <w:rPr>
           <w:rStyle w:val="VerbatimChar"/>
         </w:rPr>
-        <w:t xml:space="preserve">tiercost_dash.go</w:t>
-      </w:r>
-      <w:r>
-        <w:t xml:space="preserve">) — Phase-8B tier-utilization + cost dashboard generator (panels target</w:t>
-      </w:r>
-      <w:r>
-        <w:t xml:space="preserve"> </w:t>
-      </w:r>
-      <w:r>
-        <w:rPr>
-          <w:rStyle w:val="VerbatimChar"/>
-        </w:rPr>
-        <w:t xml:space="preserve">gpu_tier_utilization</w:t>
-      </w:r>
-      <w:r>
-        <w:t xml:space="preserve">/</w:t>
-      </w:r>
-      <w:r>
-        <w:rPr>
-          <w:rStyle w:val="VerbatimChar"/>
-        </w:rPr>
-        <w:t xml:space="preserve">gpu_cost_per_hour</w:t>
-      </w:r>
-      <w:r>
-        <w:t xml:space="preserve">), valid + deterministic (HXC-1551).</w:t>
+        <w:t xml:space="preserve">akash.go</w:t>
+      </w:r>
+      <w:r>
+        <w:t xml:space="preserve">) — Akash (Cosmos/AKT) adapter over an injectable client: reverse-auction pricing, SDL submission, provider-reputation gate, registered in the</w:t>
+      </w:r>
+      <w:r>
+        <w:t xml:space="preserve"> </w:t>
+      </w:r>
+      <w:r>
+        <w:rPr>
+          <w:rStyle w:val="VerbatimChar"/>
+        </w:rPr>
+        <w:t xml:space="preserve">Name()</w:t>
+      </w:r>
+      <w:r>
+        <w:t xml:space="preserve">-dispatch Registry (HXC-1458).</w:t>
       </w:r>
     </w:p>
     <w:p>
@@ -5592,11 +5586,11 @@
         <w:pStyle w:val="Compact"/>
         <w:numPr>
           <w:ilvl w:val="1"/>
-          <w:numId w:val="1008"/>
-        </w:numPr>
-      </w:pPr>
-      <w:r>
-        <w:t xml:space="preserve">Wave 73 (5 units, subagent-driven, 5 parallel streams in disjoint packages; impl→spec-review→quality-review + independent build/vet/-race/mutation gate):</w:t>
+          <w:numId w:val="1009"/>
+        </w:numPr>
+      </w:pPr>
+      <w:r>
+        <w:t xml:space="preserve">Wave 72 (5 units, subagent-driven, 5 parallel streams in disjoint packages):</w:t>
       </w:r>
     </w:p>
     <w:p>
@@ -5611,13 +5605,13 @@
         <w:rPr>
           <w:rStyle w:val="VerbatimChar"/>
         </w:rPr>
-        <w:t xml:space="preserve">provider/ionet</w:t>
-      </w:r>
-      <w:r>
-        <w:t xml:space="preserve"> </w:t>
-      </w:r>
-      <w:r>
-        <w:t xml:space="preserve">— IONetProvider over the io.net REST API (implements</w:t>
+        <w:t xml:space="preserve">provider/runpod</w:t>
+      </w:r>
+      <w:r>
+        <w:t xml:space="preserve"> </w:t>
+      </w:r>
+      <w:r>
+        <w:t xml:space="preserve">— RunPodProvider (implements</w:t>
       </w:r>
       <w:r>
         <w:t xml:space="preserve"> </w:t>
@@ -5629,67 +5623,7 @@
         <w:t xml:space="preserve">pool.GPUProvider</w:t>
       </w:r>
       <w:r>
-        <w:t xml:space="preserve">, injectable base URL +</w:t>
-      </w:r>
-      <w:r>
-        <w:t xml:space="preserve"> </w:t>
-      </w:r>
-      <w:r>
-        <w:rPr>
-          <w:rStyle w:val="VerbatimChar"/>
-        </w:rPr>
-        <w:t xml:space="preserve">*http.Client</w:t>
-      </w:r>
-      <w:r>
-        <w:t xml:space="preserve"> </w:t>
-      </w:r>
-      <w:r>
-        <w:t xml:space="preserve">+ bearer):</w:t>
-      </w:r>
-      <w:r>
-        <w:t xml:space="preserve"> </w:t>
-      </w:r>
-      <w:r>
-        <w:rPr>
-          <w:rStyle w:val="VerbatimChar"/>
-        </w:rPr>
-        <w:t xml:space="preserve">DeployCluster</w:t>
-      </w:r>
-      <w:r>
-        <w:t xml:space="preserve"> </w:t>
-      </w:r>
-      <w:r>
-        <w:t xml:space="preserve">returns the backend-minted cluster run-UUID (parsed, never fabricated),</w:t>
-      </w:r>
-      <w:r>
-        <w:t xml:space="preserve"> </w:t>
-      </w:r>
-      <w:r>
-        <w:rPr>
-          <w:rStyle w:val="VerbatimChar"/>
-        </w:rPr>
-        <w:t xml:space="preserve">HealthCheck</w:t>
-      </w:r>
-      <w:r>
-        <w:t xml:space="preserve"> </w:t>
-      </w:r>
-      <w:r>
-        <w:t xml:space="preserve">derives healthy state, concurrency-safe reserve-under-lock capacity gate; closure proven against a</w:t>
-      </w:r>
-      <w:r>
-        <w:t xml:space="preserve"> </w:t>
-      </w:r>
-      <w:r>
-        <w:rPr>
-          <w:rStyle w:val="VerbatimChar"/>
-        </w:rPr>
-        <w:t xml:space="preserve">net/http/httptest</w:t>
-      </w:r>
-      <w:r>
-        <w:t xml:space="preserve"> </w:t>
-      </w:r>
-      <w:r>
-        <w:t xml:space="preserve">io.net backend (HXC-1514).</w:t>
+        <w:t xml:space="preserve">) with a warm-pool fast path over an injectable client (HXC-1515).</w:t>
       </w:r>
     </w:p>
     <w:p>
@@ -5704,28 +5638,13 @@
         <w:rPr>
           <w:rStyle w:val="VerbatimChar"/>
         </w:rPr>
-        <w:t xml:space="preserve">gitops</w:t>
-      </w:r>
-      <w:r>
-        <w:t xml:space="preserve"> </w:t>
-      </w:r>
-      <w:r>
-        <w:t xml:space="preserve">— ArgoCD ApplicationSet federation client: matrix generator expands one Application per cell,</w:t>
-      </w:r>
-      <w:r>
-        <w:t xml:space="preserve"> </w:t>
-      </w:r>
-      <w:r>
-        <w:rPr>
-          <w:rStyle w:val="VerbatimChar"/>
-        </w:rPr>
-        <w:t xml:space="preserve">syncPolicy</w:t>
-      </w:r>
-      <w:r>
-        <w:t xml:space="preserve"> </w:t>
-      </w:r>
-      <w:r>
-        <w:t xml:space="preserve">prune+selfHeal, RollingSync canary→tier-2 (50%)→tier-1 (25%) ordering, drift/prune detection; logic proven vs an httptest ArgoCD, strictly-live UI capture honestly skipped (follow-up HXC-922) (HXC-1367).</w:t>
+        <w:t xml:space="preserve">provider/aws</w:t>
+      </w:r>
+      <w:r>
+        <w:t xml:space="preserve"> </w:t>
+      </w:r>
+      <w:r>
+        <w:t xml:space="preserve">— AWSProvider EC2 Spot adapter over an injectable EC2-client interface (no aws-sdk dep): GPU model→instance-type selection (p5/p4de/g5), Spot+tags, TOCTOU-safe capacity gate (HXC-1516).</w:t>
       </w:r>
     </w:p>
     <w:p>
@@ -5740,13 +5659,25 @@
         <w:rPr>
           <w:rStyle w:val="VerbatimChar"/>
         </w:rPr>
-        <w:t xml:space="preserve">internal/federation</w:t>
-      </w:r>
-      <w:r>
-        <w:t xml:space="preserve"> </w:t>
-      </w:r>
-      <w:r>
-        <w:t xml:space="preserve">— Karmada PropagationPolicy + OverridePolicy engine (CRs modeled as Go structs → YAML, no client-go dep) with constraint-aware (data-locality/latency/cost/compliance) two-level cell selection and failover reselect; deterministic failover proven via in-process FakeHub, live Karmada &lt;60s capture honestly skipped (follow-up HXC-924) (HXC-1364).</w:t>
+        <w:t xml:space="preserve">scheduler</w:t>
+      </w:r>
+      <w:r>
+        <w:t xml:space="preserve"> </w:t>
+      </w:r>
+      <w:r>
+        <w:t xml:space="preserve">(additive</w:t>
+      </w:r>
+      <w:r>
+        <w:t xml:space="preserve"> </w:t>
+      </w:r>
+      <w:r>
+        <w:rPr>
+          <w:rStyle w:val="VerbatimChar"/>
+        </w:rPr>
+        <w:t xml:space="preserve">tier_filter.go</w:t>
+      </w:r>
+      <w:r>
+        <w:t xml:space="preserve">) — GPUTier-aware filter predicate: hard-exclude disallowed tiers + preference scoring, composes with the existing count filter, fails closed on a nil predicate (HXC-1534).</w:t>
       </w:r>
     </w:p>
     <w:p>
@@ -5761,25 +5692,52 @@
         <w:rPr>
           <w:rStyle w:val="VerbatimChar"/>
         </w:rPr>
-        <w:t xml:space="preserve">health</w:t>
-      </w:r>
-      <w:r>
-        <w:t xml:space="preserve"> </w:t>
-      </w:r>
-      <w:r>
-        <w:t xml:space="preserve">(additive</w:t>
-      </w:r>
-      <w:r>
-        <w:t xml:space="preserve"> </w:t>
-      </w:r>
-      <w:r>
-        <w:rPr>
-          <w:rStyle w:val="VerbatimChar"/>
-        </w:rPr>
-        <w:t xml:space="preserve">miner.go</w:t>
-      </w:r>
-      <w:r>
-        <w:t xml:space="preserve">) — miner-api + GraVal bootstrap DaemonSet dependency checks wired into the health rollup, naming the specific failing check; healthy→unhealthy delta proven against an httptest miner-api (HXC-1484).</w:t>
+        <w:t xml:space="preserve">provider/chutes</w:t>
+      </w:r>
+      <w:r>
+        <w:t xml:space="preserve"> </w:t>
+      </w:r>
+      <w:r>
+        <w:t xml:space="preserve">— ctx-interruptible 429 backoff (select vs</w:t>
+      </w:r>
+      <w:r>
+        <w:t xml:space="preserve"> </w:t>
+      </w:r>
+      <w:r>
+        <w:rPr>
+          <w:rStyle w:val="VerbatimChar"/>
+        </w:rPr>
+        <w:t xml:space="preserve">ctx.Done()</w:t>
+      </w:r>
+      <w:r>
+        <w:t xml:space="preserve">) + honors</w:t>
+      </w:r>
+      <w:r>
+        <w:t xml:space="preserve"> </w:t>
+      </w:r>
+      <w:r>
+        <w:rPr>
+          <w:rStyle w:val="VerbatimChar"/>
+        </w:rPr>
+        <w:t xml:space="preserve">Retry-After</w:t>
+      </w:r>
+      <w:r>
+        <w:t xml:space="preserve"> </w:t>
+      </w:r>
+      <w:r>
+        <w:t xml:space="preserve">(delta-seconds/HTTP-date,</w:t>
+      </w:r>
+      <w:r>
+        <w:t xml:space="preserve"> </w:t>
+      </w:r>
+      <w:r>
+        <w:rPr>
+          <w:rStyle w:val="VerbatimChar"/>
+        </w:rPr>
+        <w:t xml:space="preserve">max(hint,backoff)</w:t>
+      </w:r>
+      <w:r>
+        <w:t xml:space="preserve">) (HXC-916, closing a wave-70 follow-up).</w:t>
       </w:r>
     </w:p>
     <w:p>
@@ -5794,6 +5752,255 @@
         <w:rPr>
           <w:rStyle w:val="VerbatimChar"/>
         </w:rPr>
+        <w:t xml:space="preserve">grafanadash</w:t>
+      </w:r>
+      <w:r>
+        <w:t xml:space="preserve"> </w:t>
+      </w:r>
+      <w:r>
+        <w:t xml:space="preserve">(additive</w:t>
+      </w:r>
+      <w:r>
+        <w:t xml:space="preserve"> </w:t>
+      </w:r>
+      <w:r>
+        <w:rPr>
+          <w:rStyle w:val="VerbatimChar"/>
+        </w:rPr>
+        <w:t xml:space="preserve">tiercost_dash.go</w:t>
+      </w:r>
+      <w:r>
+        <w:t xml:space="preserve">) — Phase-8B tier-utilization + cost dashboard generator (panels target</w:t>
+      </w:r>
+      <w:r>
+        <w:t xml:space="preserve"> </w:t>
+      </w:r>
+      <w:r>
+        <w:rPr>
+          <w:rStyle w:val="VerbatimChar"/>
+        </w:rPr>
+        <w:t xml:space="preserve">gpu_tier_utilization</w:t>
+      </w:r>
+      <w:r>
+        <w:t xml:space="preserve">/</w:t>
+      </w:r>
+      <w:r>
+        <w:rPr>
+          <w:rStyle w:val="VerbatimChar"/>
+        </w:rPr>
+        <w:t xml:space="preserve">gpu_cost_per_hour</w:t>
+      </w:r>
+      <w:r>
+        <w:t xml:space="preserve">), valid + deterministic (HXC-1551).</w:t>
+      </w:r>
+    </w:p>
+    <w:p>
+      <w:pPr>
+        <w:pStyle w:val="Compact"/>
+        <w:numPr>
+          <w:ilvl w:val="1"/>
+          <w:numId w:val="1009"/>
+        </w:numPr>
+      </w:pPr>
+      <w:r>
+        <w:t xml:space="preserve">Wave 73 (5 units, subagent-driven, 5 parallel streams in disjoint packages; impl→spec-review→quality-review + independent build/vet/-race/mutation gate):</w:t>
+      </w:r>
+    </w:p>
+    <w:p>
+      <w:pPr>
+        <w:pStyle w:val="Compact"/>
+        <w:numPr>
+          <w:ilvl w:val="2"/>
+          <w:numId w:val="1017"/>
+        </w:numPr>
+      </w:pPr>
+      <w:r>
+        <w:rPr>
+          <w:rStyle w:val="VerbatimChar"/>
+        </w:rPr>
+        <w:t xml:space="preserve">provider/ionet</w:t>
+      </w:r>
+      <w:r>
+        <w:t xml:space="preserve"> </w:t>
+      </w:r>
+      <w:r>
+        <w:t xml:space="preserve">— IONetProvider over the io.net REST API (implements</w:t>
+      </w:r>
+      <w:r>
+        <w:t xml:space="preserve"> </w:t>
+      </w:r>
+      <w:r>
+        <w:rPr>
+          <w:rStyle w:val="VerbatimChar"/>
+        </w:rPr>
+        <w:t xml:space="preserve">pool.GPUProvider</w:t>
+      </w:r>
+      <w:r>
+        <w:t xml:space="preserve">, injectable base URL +</w:t>
+      </w:r>
+      <w:r>
+        <w:t xml:space="preserve"> </w:t>
+      </w:r>
+      <w:r>
+        <w:rPr>
+          <w:rStyle w:val="VerbatimChar"/>
+        </w:rPr>
+        <w:t xml:space="preserve">*http.Client</w:t>
+      </w:r>
+      <w:r>
+        <w:t xml:space="preserve"> </w:t>
+      </w:r>
+      <w:r>
+        <w:t xml:space="preserve">+ bearer):</w:t>
+      </w:r>
+      <w:r>
+        <w:t xml:space="preserve"> </w:t>
+      </w:r>
+      <w:r>
+        <w:rPr>
+          <w:rStyle w:val="VerbatimChar"/>
+        </w:rPr>
+        <w:t xml:space="preserve">DeployCluster</w:t>
+      </w:r>
+      <w:r>
+        <w:t xml:space="preserve"> </w:t>
+      </w:r>
+      <w:r>
+        <w:t xml:space="preserve">returns the backend-minted cluster run-UUID (parsed, never fabricated),</w:t>
+      </w:r>
+      <w:r>
+        <w:t xml:space="preserve"> </w:t>
+      </w:r>
+      <w:r>
+        <w:rPr>
+          <w:rStyle w:val="VerbatimChar"/>
+        </w:rPr>
+        <w:t xml:space="preserve">HealthCheck</w:t>
+      </w:r>
+      <w:r>
+        <w:t xml:space="preserve"> </w:t>
+      </w:r>
+      <w:r>
+        <w:t xml:space="preserve">derives healthy state, concurrency-safe reserve-under-lock capacity gate; closure proven against a</w:t>
+      </w:r>
+      <w:r>
+        <w:t xml:space="preserve"> </w:t>
+      </w:r>
+      <w:r>
+        <w:rPr>
+          <w:rStyle w:val="VerbatimChar"/>
+        </w:rPr>
+        <w:t xml:space="preserve">net/http/httptest</w:t>
+      </w:r>
+      <w:r>
+        <w:t xml:space="preserve"> </w:t>
+      </w:r>
+      <w:r>
+        <w:t xml:space="preserve">io.net backend (HXC-1514).</w:t>
+      </w:r>
+    </w:p>
+    <w:p>
+      <w:pPr>
+        <w:pStyle w:val="Compact"/>
+        <w:numPr>
+          <w:ilvl w:val="2"/>
+          <w:numId w:val="1017"/>
+        </w:numPr>
+      </w:pPr>
+      <w:r>
+        <w:rPr>
+          <w:rStyle w:val="VerbatimChar"/>
+        </w:rPr>
+        <w:t xml:space="preserve">gitops</w:t>
+      </w:r>
+      <w:r>
+        <w:t xml:space="preserve"> </w:t>
+      </w:r>
+      <w:r>
+        <w:t xml:space="preserve">— ArgoCD ApplicationSet federation client: matrix generator expands one Application per cell,</w:t>
+      </w:r>
+      <w:r>
+        <w:t xml:space="preserve"> </w:t>
+      </w:r>
+      <w:r>
+        <w:rPr>
+          <w:rStyle w:val="VerbatimChar"/>
+        </w:rPr>
+        <w:t xml:space="preserve">syncPolicy</w:t>
+      </w:r>
+      <w:r>
+        <w:t xml:space="preserve"> </w:t>
+      </w:r>
+      <w:r>
+        <w:t xml:space="preserve">prune+selfHeal, RollingSync canary→tier-2 (50%)→tier-1 (25%) ordering, drift/prune detection; logic proven vs an httptest ArgoCD, strictly-live UI capture honestly skipped (follow-up HXC-922) (HXC-1367).</w:t>
+      </w:r>
+    </w:p>
+    <w:p>
+      <w:pPr>
+        <w:pStyle w:val="Compact"/>
+        <w:numPr>
+          <w:ilvl w:val="2"/>
+          <w:numId w:val="1017"/>
+        </w:numPr>
+      </w:pPr>
+      <w:r>
+        <w:rPr>
+          <w:rStyle w:val="VerbatimChar"/>
+        </w:rPr>
+        <w:t xml:space="preserve">internal/federation</w:t>
+      </w:r>
+      <w:r>
+        <w:t xml:space="preserve"> </w:t>
+      </w:r>
+      <w:r>
+        <w:t xml:space="preserve">— Karmada PropagationPolicy + OverridePolicy engine (CRs modeled as Go structs → YAML, no client-go dep) with constraint-aware (data-locality/latency/cost/compliance) two-level cell selection and failover reselect; deterministic failover proven via in-process FakeHub, live Karmada &lt;60s capture honestly skipped (follow-up HXC-924) (HXC-1364).</w:t>
+      </w:r>
+    </w:p>
+    <w:p>
+      <w:pPr>
+        <w:pStyle w:val="Compact"/>
+        <w:numPr>
+          <w:ilvl w:val="2"/>
+          <w:numId w:val="1017"/>
+        </w:numPr>
+      </w:pPr>
+      <w:r>
+        <w:rPr>
+          <w:rStyle w:val="VerbatimChar"/>
+        </w:rPr>
+        <w:t xml:space="preserve">health</w:t>
+      </w:r>
+      <w:r>
+        <w:t xml:space="preserve"> </w:t>
+      </w:r>
+      <w:r>
+        <w:t xml:space="preserve">(additive</w:t>
+      </w:r>
+      <w:r>
+        <w:t xml:space="preserve"> </w:t>
+      </w:r>
+      <w:r>
+        <w:rPr>
+          <w:rStyle w:val="VerbatimChar"/>
+        </w:rPr>
+        <w:t xml:space="preserve">miner.go</w:t>
+      </w:r>
+      <w:r>
+        <w:t xml:space="preserve">) — miner-api + GraVal bootstrap DaemonSet dependency checks wired into the health rollup, naming the specific failing check; healthy→unhealthy delta proven against an httptest miner-api (HXC-1484).</w:t>
+      </w:r>
+    </w:p>
+    <w:p>
+      <w:pPr>
+        <w:pStyle w:val="Compact"/>
+        <w:numPr>
+          <w:ilvl w:val="2"/>
+          <w:numId w:val="1017"/>
+        </w:numPr>
+      </w:pPr>
+      <w:r>
+        <w:rPr>
+          <w:rStyle w:val="VerbatimChar"/>
+        </w:rPr>
         <w:t xml:space="preserve">discovery</w:t>
       </w:r>
       <w:r>
@@ -5862,7 +6069,7 @@
         <w:pStyle w:val="Compact"/>
         <w:numPr>
           <w:ilvl w:val="2"/>
-          <w:numId w:val="1016"/>
+          <w:numId w:val="1017"/>
         </w:numPr>
       </w:pPr>
       <w:r>
@@ -6158,7 +6365,7 @@
         <w:pStyle w:val="Compact"/>
         <w:numPr>
           <w:ilvl w:val="0"/>
-          <w:numId w:val="1017"/>
+          <w:numId w:val="1018"/>
         </w:numPr>
       </w:pPr>
       <w:r>
@@ -6215,7 +6422,7 @@
         <w:pStyle w:val="Compact"/>
         <w:numPr>
           <w:ilvl w:val="0"/>
-          <w:numId w:val="1018"/>
+          <w:numId w:val="1019"/>
         </w:numPr>
       </w:pPr>
       <w:r>
@@ -6493,6 +6700,9 @@
     <w:abstractNumId w:val="991"/>
   </w:num>
   <w:num w:numId="1018">
+    <w:abstractNumId w:val="991"/>
+  </w:num>
+  <w:num w:numId="1019">
     <w:abstractNumId w:val="991"/>
   </w:num>
 </w:numbering>

--- a/docs/export/CHANGELOG.docx
+++ b/docs/export/CHANGELOG.docx
@@ -100,7 +100,7 @@
           <w:b/>
           <w:bCs/>
         </w:rPr>
-        <w:t xml:space="preserve">Wave 81 — E2EE framed-transport concurrency + oversize hardening (HXC-1567; conductor-gated -race + load-bearing mutation):</w:t>
+        <w:t xml:space="preserve">Wave 82 — Avro codec wired into the live NATS event bus (HXC-1626; conductor-gated build/vet/-race + REAL-broker integration + load-bearing mutation):</w:t>
       </w:r>
     </w:p>
     <w:p>
@@ -114,60 +114,305 @@
       <w:r>
         <w:rPr>
           <w:rStyle w:val="VerbatimChar"/>
+        </w:rPr>
+        <w:t xml:space="preserve">pkg/events</w:t>
+      </w:r>
+      <w:r>
+        <w:t xml:space="preserve"> </w:t>
+      </w:r>
+      <w:r>
+        <w:t xml:space="preserve">—</w:t>
+      </w:r>
+      <w:r>
+        <w:t xml:space="preserve"> </w:t>
+      </w:r>
+      <w:r>
+        <w:rPr>
+          <w:rStyle w:val="VerbatimChar"/>
+        </w:rPr>
+        <w:t xml:space="preserve">NATSBackend</w:t>
+      </w:r>
+      <w:r>
+        <w:t xml:space="preserve"> </w:t>
+      </w:r>
+      <w:r>
+        <w:t xml:space="preserve">gains an Avro wire mode:</w:t>
+      </w:r>
+      <w:r>
+        <w:t xml:space="preserve"> </w:t>
+      </w:r>
+      <w:r>
+        <w:rPr>
+          <w:rStyle w:val="VerbatimChar"/>
+        </w:rPr>
+        <w:t xml:space="preserve">PublishNodeEvent</w:t>
+      </w:r>
+      <w:r>
+        <w:t xml:space="preserve"> </w:t>
+      </w:r>
+      <w:r>
+        <w:t xml:space="preserve">emits an Avro single-object payload (</w:t>
+      </w:r>
+      <w:r>
+        <w:rPr>
+          <w:rStyle w:val="VerbatimChar"/>
+        </w:rPr>
+        <w:t xml:space="preserve">0xC3 0x01</w:t>
+      </w:r>
+      <w:r>
+        <w:t xml:space="preserve"> </w:t>
+      </w:r>
+      <w:r>
+        <w:t xml:space="preserve">+ CRC-64-AVRO fingerprint) when</w:t>
+      </w:r>
+      <w:r>
+        <w:t xml:space="preserve"> </w:t>
+      </w:r>
+      <w:r>
+        <w:rPr>
+          <w:rStyle w:val="VerbatimChar"/>
+        </w:rPr>
+        <w:t xml:space="preserve">WireAvro</w:t>
+      </w:r>
+      <w:r>
+        <w:t xml:space="preserve"> </w:t>
+      </w:r>
+      <w:r>
+        <w:t xml:space="preserve">is selected and</w:t>
+      </w:r>
+      <w:r>
+        <w:t xml:space="preserve"> </w:t>
+      </w:r>
+      <w:r>
+        <w:rPr>
+          <w:rStyle w:val="VerbatimChar"/>
+        </w:rPr>
+        <w:t xml:space="preserve">SubscribeNodeEvents</w:t>
+      </w:r>
+      <w:r>
+        <w:t xml:space="preserve"> </w:t>
+      </w:r>
+      <w:r>
+        <w:t xml:space="preserve">decodes via a</w:t>
+      </w:r>
+      <w:r>
+        <w:t xml:space="preserve"> </w:t>
+      </w:r>
+      <w:r>
+        <w:rPr>
+          <w:rStyle w:val="VerbatimChar"/>
+        </w:rPr>
+        <w:t xml:space="preserve">SchemaRegistry</w:t>
+      </w:r>
+      <w:r>
+        <w:t xml:space="preserve"> </w:t>
+      </w:r>
+      <w:r>
+        <w:t xml:space="preserve">(validated routing); JSON stays the default (back-compat). Concrete Avro schemas +</w:t>
+      </w:r>
+      <w:r>
+        <w:t xml:space="preserve"> </w:t>
+      </w:r>
+      <w:r>
+        <w:rPr>
+          <w:rStyle w:val="VerbatimChar"/>
+        </w:rPr>
+        <w:t xml:space="preserve">Encode*</w:t>
+      </w:r>
+      <w:r>
+        <w:t xml:space="preserve">/</w:t>
+      </w:r>
+      <w:r>
+        <w:rPr>
+          <w:rStyle w:val="VerbatimChar"/>
+        </w:rPr>
+        <w:t xml:space="preserve">Decode*</w:t>
+      </w:r>
+      <w:r>
+        <w:t xml:space="preserve"> </w:t>
+      </w:r>
+      <w:r>
+        <w:t xml:space="preserve">helpers added for</w:t>
+      </w:r>
+      <w:r>
+        <w:t xml:space="preserve"> </w:t>
+      </w:r>
+      <w:r>
+        <w:rPr>
+          <w:rStyle w:val="VerbatimChar"/>
+        </w:rPr>
+        <w:t xml:space="preserve">SessionEvent</w:t>
+      </w:r>
+      <w:r>
+        <w:t xml:space="preserve">/</w:t>
+      </w:r>
+      <w:r>
+        <w:rPr>
+          <w:rStyle w:val="VerbatimChar"/>
+        </w:rPr>
+        <w:t xml:space="preserve">SchedulerEvent</w:t>
+      </w:r>
+      <w:r>
+        <w:t xml:space="preserve">/</w:t>
+      </w:r>
+      <w:r>
+        <w:rPr>
+          <w:rStyle w:val="VerbatimChar"/>
+        </w:rPr>
+        <w:t xml:space="preserve">AuditEvent</w:t>
+      </w:r>
+      <w:r>
+        <w:t xml:space="preserve"> </w:t>
+      </w:r>
+      <w:r>
+        <w:t xml:space="preserve">(backend typed pub/sub for those three tracked HXC-1627). Proven by</w:t>
+      </w:r>
+      <w:r>
+        <w:t xml:space="preserve"> </w:t>
+      </w:r>
+      <w:r>
+        <w:rPr>
+          <w:rStyle w:val="VerbatimChar"/>
+        </w:rPr>
+        <w:t xml:space="preserve">TestNATSBackend_AvroWire_RealRoundTrip</w:t>
+      </w:r>
+      <w:r>
+        <w:t xml:space="preserve"> </w:t>
+      </w:r>
+      <w:r>
+        <w:t xml:space="preserve">(</w:t>
+      </w:r>
+      <w:r>
+        <w:rPr>
+          <w:rStyle w:val="VerbatimChar"/>
+        </w:rPr>
+        <w:t xml:space="preserve">//go:build integration</w:t>
+      </w:r>
+      <w:r>
+        <w:t xml:space="preserve">) which boots a</w:t>
+      </w:r>
+      <w:r>
+        <w:t xml:space="preserve"> </w:t>
+      </w:r>
+      <w:r>
+        <w:rPr>
           <w:b/>
           <w:bCs/>
         </w:rPr>
-        <w:t xml:space="preserve">security</w:t>
-      </w:r>
+        <w:t xml:space="preserve">real NATS+JetStream broker</w:t>
+      </w:r>
+      <w:r>
+        <w:t xml:space="preserve"> </w:t>
+      </w:r>
+      <w:r>
+        <w:t xml:space="preserve">via</w:t>
+      </w:r>
+      <w:r>
+        <w:t xml:space="preserve"> </w:t>
+      </w:r>
+      <w:r>
+        <w:rPr>
+          <w:rStyle w:val="VerbatimChar"/>
+        </w:rPr>
+        <w:t xml:space="preserve">brokertest.StartNATS</w:t>
+      </w:r>
+      <w:r>
+        <w:t xml:space="preserve">, captures the on-wire bytes and asserts the Avro marker (JSON would start with</w:t>
+      </w:r>
+      <w:r>
+        <w:t xml:space="preserve"> </w:t>
+      </w:r>
+      <w:r>
+        <w:rPr>
+          <w:rStyle w:val="VerbatimChar"/>
+        </w:rPr>
+        <w:t xml:space="preserve">{</w:t>
+      </w:r>
+      <w:r>
+        <w:t xml:space="preserve">), and round-trips schema evolution both directions across the live bus. Mutation forcing JSON on the publish path fails the on-wire assertion (HXC-1626).</w:t>
+      </w:r>
+    </w:p>
+    <w:p>
+      <w:pPr>
+        <w:pStyle w:val="Compact"/>
+        <w:numPr>
+          <w:ilvl w:val="0"/>
+          <w:numId w:val="1001"/>
+        </w:numPr>
+      </w:pPr>
       <w:r>
         <w:rPr>
           <w:b/>
           <w:bCs/>
         </w:rPr>
-        <w:t xml:space="preserve"> </w:t>
-      </w:r>
-      <w:r>
-        <w:rPr>
+        <w:t xml:space="preserve">Wave 81 — E2EE framed-transport concurrency + oversize hardening (HXC-1567; conductor-gated -race + load-bearing mutation):</w:t>
+      </w:r>
+    </w:p>
+    <w:p>
+      <w:pPr>
+        <w:pStyle w:val="Compact"/>
+        <w:numPr>
+          <w:ilvl w:val="1"/>
+          <w:numId w:val="1003"/>
+        </w:numPr>
+      </w:pPr>
+      <w:r>
+        <w:rPr>
+          <w:rStyle w:val="VerbatimChar"/>
           <w:b/>
           <w:bCs/>
         </w:rPr>
-        <w:t xml:space="preserve">submodule (</w:t>
-      </w:r>
-      <w:r>
-        <w:rPr>
-          <w:rStyle w:val="VerbatimChar"/>
+        <w:t xml:space="preserve">security</w:t>
+      </w:r>
+      <w:r>
+        <w:rPr>
           <w:b/>
           <w:bCs/>
         </w:rPr>
-        <w:t xml:space="preserve">pkg/e2ee</w:t>
+        <w:t xml:space="preserve"> </w:t>
       </w:r>
       <w:r>
         <w:rPr>
           <w:b/>
           <w:bCs/>
         </w:rPr>
-        <w:t xml:space="preserve">,</w:t>
-      </w:r>
-      <w:r>
-        <w:rPr>
+        <w:t xml:space="preserve">submodule (</w:t>
+      </w:r>
+      <w:r>
+        <w:rPr>
+          <w:rStyle w:val="VerbatimChar"/>
           <w:b/>
           <w:bCs/>
         </w:rPr>
-        <w:t xml:space="preserve"> </w:t>
-      </w:r>
-      <w:r>
-        <w:rPr>
-          <w:rStyle w:val="VerbatimChar"/>
+        <w:t xml:space="preserve">pkg/e2ee</w:t>
+      </w:r>
+      <w:r>
+        <w:rPr>
           <w:b/>
           <w:bCs/>
         </w:rPr>
-        <w:t xml:space="preserve">29a6193</w:t>
+        <w:t xml:space="preserve">,</w:t>
       </w:r>
       <w:r>
         <w:rPr>
           <w:b/>
           <w:bCs/>
         </w:rPr>
+        <w:t xml:space="preserve"> </w:t>
+      </w:r>
+      <w:r>
+        <w:rPr>
+          <w:rStyle w:val="VerbatimChar"/>
+          <w:b/>
+          <w:bCs/>
+        </w:rPr>
+        <w:t xml:space="preserve">29a6193</w:t>
+      </w:r>
+      <w:r>
+        <w:rPr>
+          <w:b/>
+          <w:bCs/>
+        </w:rPr>
         <w:t xml:space="preserve">)</w:t>
       </w:r>
       <w:r>
@@ -315,7 +560,7 @@
         <w:pStyle w:val="Compact"/>
         <w:numPr>
           <w:ilvl w:val="1"/>
-          <w:numId w:val="1003"/>
+          <w:numId w:val="1004"/>
         </w:numPr>
       </w:pPr>
       <w:r>
@@ -496,7 +741,7 @@
         <w:pStyle w:val="Compact"/>
         <w:numPr>
           <w:ilvl w:val="1"/>
-          <w:numId w:val="1004"/>
+          <w:numId w:val="1005"/>
         </w:numPr>
       </w:pPr>
       <w:r>
@@ -589,7 +834,7 @@
         <w:pStyle w:val="Compact"/>
         <w:numPr>
           <w:ilvl w:val="1"/>
-          <w:numId w:val="1004"/>
+          <w:numId w:val="1005"/>
         </w:numPr>
       </w:pPr>
       <w:r>
@@ -671,7 +916,7 @@
         <w:pStyle w:val="Compact"/>
         <w:numPr>
           <w:ilvl w:val="1"/>
-          <w:numId w:val="1005"/>
+          <w:numId w:val="1006"/>
         </w:numPr>
       </w:pPr>
       <w:r>
@@ -755,7 +1000,7 @@
         <w:pStyle w:val="Compact"/>
         <w:numPr>
           <w:ilvl w:val="1"/>
-          <w:numId w:val="1005"/>
+          <w:numId w:val="1006"/>
         </w:numPr>
       </w:pPr>
       <w:r>
@@ -908,7 +1153,7 @@
         <w:pStyle w:val="Compact"/>
         <w:numPr>
           <w:ilvl w:val="1"/>
-          <w:numId w:val="1005"/>
+          <w:numId w:val="1006"/>
         </w:numPr>
       </w:pPr>
       <w:r>
@@ -959,7 +1204,7 @@
         <w:pStyle w:val="Compact"/>
         <w:numPr>
           <w:ilvl w:val="1"/>
-          <w:numId w:val="1005"/>
+          <w:numId w:val="1006"/>
         </w:numPr>
       </w:pPr>
       <w:r>
@@ -1004,7 +1249,7 @@
         <w:pStyle w:val="Compact"/>
         <w:numPr>
           <w:ilvl w:val="1"/>
-          <w:numId w:val="1005"/>
+          <w:numId w:val="1006"/>
         </w:numPr>
       </w:pPr>
       <w:r>
@@ -1139,7 +1384,7 @@
         <w:pStyle w:val="Compact"/>
         <w:numPr>
           <w:ilvl w:val="1"/>
-          <w:numId w:val="1006"/>
+          <w:numId w:val="1007"/>
         </w:numPr>
       </w:pPr>
       <w:r>
@@ -1205,7 +1450,7 @@
         <w:pStyle w:val="Compact"/>
         <w:numPr>
           <w:ilvl w:val="1"/>
-          <w:numId w:val="1006"/>
+          <w:numId w:val="1007"/>
         </w:numPr>
       </w:pPr>
       <w:r>
@@ -1226,7 +1471,7 @@
         <w:pStyle w:val="Compact"/>
         <w:numPr>
           <w:ilvl w:val="1"/>
-          <w:numId w:val="1006"/>
+          <w:numId w:val="1007"/>
         </w:numPr>
       </w:pPr>
       <w:r>
@@ -1257,7 +1502,7 @@
         <w:pStyle w:val="Compact"/>
         <w:numPr>
           <w:ilvl w:val="1"/>
-          <w:numId w:val="1006"/>
+          <w:numId w:val="1007"/>
         </w:numPr>
       </w:pPr>
       <w:r>
@@ -1290,7 +1535,7 @@
         <w:pStyle w:val="Compact"/>
         <w:numPr>
           <w:ilvl w:val="1"/>
-          <w:numId w:val="1006"/>
+          <w:numId w:val="1007"/>
         </w:numPr>
       </w:pPr>
       <w:r>
@@ -1311,7 +1556,7 @@
         <w:pStyle w:val="Compact"/>
         <w:numPr>
           <w:ilvl w:val="1"/>
-          <w:numId w:val="1006"/>
+          <w:numId w:val="1007"/>
         </w:numPr>
       </w:pPr>
       <w:r>
@@ -1398,7 +1643,7 @@
         <w:pStyle w:val="Compact"/>
         <w:numPr>
           <w:ilvl w:val="1"/>
-          <w:numId w:val="1006"/>
+          <w:numId w:val="1007"/>
         </w:numPr>
       </w:pPr>
       <w:r>
@@ -1491,7 +1736,7 @@
         <w:pStyle w:val="Compact"/>
         <w:numPr>
           <w:ilvl w:val="1"/>
-          <w:numId w:val="1006"/>
+          <w:numId w:val="1007"/>
         </w:numPr>
       </w:pPr>
       <w:r>
@@ -1588,7 +1833,7 @@
         <w:pStyle w:val="Compact"/>
         <w:numPr>
           <w:ilvl w:val="1"/>
-          <w:numId w:val="1007"/>
+          <w:numId w:val="1008"/>
         </w:numPr>
       </w:pPr>
       <w:r>
@@ -1669,7 +1914,7 @@
         <w:pStyle w:val="Compact"/>
         <w:numPr>
           <w:ilvl w:val="1"/>
-          <w:numId w:val="1007"/>
+          <w:numId w:val="1008"/>
         </w:numPr>
       </w:pPr>
       <w:r>
@@ -1715,7 +1960,7 @@
         <w:pStyle w:val="Compact"/>
         <w:numPr>
           <w:ilvl w:val="1"/>
-          <w:numId w:val="1007"/>
+          <w:numId w:val="1008"/>
         </w:numPr>
       </w:pPr>
       <w:r>
@@ -1751,7 +1996,7 @@
         <w:pStyle w:val="Compact"/>
         <w:numPr>
           <w:ilvl w:val="1"/>
-          <w:numId w:val="1007"/>
+          <w:numId w:val="1008"/>
         </w:numPr>
       </w:pPr>
       <w:r>
@@ -1817,7 +2062,7 @@
         <w:pStyle w:val="Compact"/>
         <w:numPr>
           <w:ilvl w:val="1"/>
-          <w:numId w:val="1007"/>
+          <w:numId w:val="1008"/>
         </w:numPr>
       </w:pPr>
       <w:r>
@@ -1854,7 +2099,7 @@
         <w:pStyle w:val="Compact"/>
         <w:numPr>
           <w:ilvl w:val="1"/>
-          <w:numId w:val="1008"/>
+          <w:numId w:val="1009"/>
         </w:numPr>
       </w:pPr>
       <w:r>
@@ -1914,7 +2159,7 @@
         <w:pStyle w:val="Compact"/>
         <w:numPr>
           <w:ilvl w:val="1"/>
-          <w:numId w:val="1008"/>
+          <w:numId w:val="1009"/>
         </w:numPr>
       </w:pPr>
       <w:r>
@@ -1980,7 +2225,7 @@
         <w:pStyle w:val="Compact"/>
         <w:numPr>
           <w:ilvl w:val="1"/>
-          <w:numId w:val="1008"/>
+          <w:numId w:val="1009"/>
         </w:numPr>
       </w:pPr>
       <w:r>
@@ -2016,7 +2261,7 @@
         <w:pStyle w:val="Compact"/>
         <w:numPr>
           <w:ilvl w:val="1"/>
-          <w:numId w:val="1008"/>
+          <w:numId w:val="1009"/>
         </w:numPr>
       </w:pPr>
       <w:r>
@@ -2114,7 +2359,7 @@
         <w:pStyle w:val="Compact"/>
         <w:numPr>
           <w:ilvl w:val="1"/>
-          <w:numId w:val="1008"/>
+          <w:numId w:val="1009"/>
         </w:numPr>
       </w:pPr>
       <w:r>
@@ -2172,7 +2417,7 @@
         <w:pStyle w:val="Compact"/>
         <w:numPr>
           <w:ilvl w:val="1"/>
-          <w:numId w:val="1009"/>
+          <w:numId w:val="1010"/>
         </w:numPr>
       </w:pPr>
       <w:r>
@@ -2232,7 +2477,7 @@
         <w:pStyle w:val="Compact"/>
         <w:numPr>
           <w:ilvl w:val="1"/>
-          <w:numId w:val="1009"/>
+          <w:numId w:val="1010"/>
         </w:numPr>
       </w:pPr>
       <w:r>
@@ -2310,7 +2555,7 @@
         <w:pStyle w:val="Compact"/>
         <w:numPr>
           <w:ilvl w:val="1"/>
-          <w:numId w:val="1009"/>
+          <w:numId w:val="1010"/>
         </w:numPr>
       </w:pPr>
       <w:r>
@@ -2457,7 +2702,7 @@
         <w:pStyle w:val="Compact"/>
         <w:numPr>
           <w:ilvl w:val="1"/>
-          <w:numId w:val="1009"/>
+          <w:numId w:val="1010"/>
         </w:numPr>
       </w:pPr>
       <w:r>
@@ -2583,7 +2828,7 @@
         <w:pStyle w:val="Compact"/>
         <w:numPr>
           <w:ilvl w:val="1"/>
-          <w:numId w:val="1009"/>
+          <w:numId w:val="1010"/>
         </w:numPr>
       </w:pPr>
       <w:r>
@@ -2730,7 +2975,7 @@
         <w:pStyle w:val="Compact"/>
         <w:numPr>
           <w:ilvl w:val="1"/>
-          <w:numId w:val="1009"/>
+          <w:numId w:val="1010"/>
         </w:numPr>
       </w:pPr>
       <w:r>
@@ -2784,1400 +3029,11 @@
         <w:pStyle w:val="Compact"/>
         <w:numPr>
           <w:ilvl w:val="1"/>
-          <w:numId w:val="1009"/>
+          <w:numId w:val="1010"/>
         </w:numPr>
       </w:pPr>
       <w:r>
         <w:t xml:space="preserve">This session (34 pure-Go units):</w:t>
-      </w:r>
-    </w:p>
-    <w:p>
-      <w:pPr>
-        <w:pStyle w:val="Compact"/>
-        <w:numPr>
-          <w:ilvl w:val="2"/>
-          <w:numId w:val="1010"/>
-        </w:numPr>
-      </w:pPr>
-      <w:r>
-        <w:rPr>
-          <w:rStyle w:val="VerbatimChar"/>
-        </w:rPr>
-        <w:t xml:space="preserve">bursthysteresis</w:t>
-      </w:r>
-      <w:r>
-        <w:t xml:space="preserve"> </w:t>
-      </w:r>
-      <w:r>
-        <w:t xml:space="preserve">—</w:t>
-      </w:r>
-      <w:r>
-        <w:t xml:space="preserve"> </w:t>
-      </w:r>
-      <w:r>
-        <w:rPr>
-          <w:rStyle w:val="VerbatimChar"/>
-        </w:rPr>
-        <w:t xml:space="preserve">BurstController</w:t>
-      </w:r>
-      <w:r>
-        <w:t xml:space="preserve"> </w:t>
-      </w:r>
-      <w:r>
-        <w:t xml:space="preserve">with a MONITOR→SPILL→RECOVER two-threshold hysteresis dead-band (HXC-1504).</w:t>
-      </w:r>
-    </w:p>
-    <w:p>
-      <w:pPr>
-        <w:pStyle w:val="Compact"/>
-        <w:numPr>
-          <w:ilvl w:val="2"/>
-          <w:numId w:val="1010"/>
-        </w:numPr>
-      </w:pPr>
-      <w:r>
-        <w:rPr>
-          <w:rStyle w:val="VerbatimChar"/>
-        </w:rPr>
-        <w:t xml:space="preserve">providerchain</w:t>
-      </w:r>
-      <w:r>
-        <w:t xml:space="preserve"> </w:t>
-      </w:r>
-      <w:r>
-        <w:t xml:space="preserve">— ordered multi-tier provider fallback cascade with retriable/terminal error classification and injected-clock failover SLA (HXC-1508).</w:t>
-      </w:r>
-    </w:p>
-    <w:p>
-      <w:pPr>
-        <w:pStyle w:val="Compact"/>
-        <w:numPr>
-          <w:ilvl w:val="2"/>
-          <w:numId w:val="1010"/>
-        </w:numPr>
-      </w:pPr>
-      <w:r>
-        <w:rPr>
-          <w:rStyle w:val="VerbatimChar"/>
-        </w:rPr>
-        <w:t xml:space="preserve">gpucatalog</w:t>
-      </w:r>
-      <w:r>
-        <w:t xml:space="preserve"> </w:t>
-      </w:r>
-      <w:r>
-        <w:t xml:space="preserve">—</w:t>
-      </w:r>
-      <w:r>
-        <w:t xml:space="preserve"> </w:t>
-      </w:r>
-      <w:r>
-        <w:rPr>
-          <w:rStyle w:val="VerbatimChar"/>
-        </w:rPr>
-        <w:t xml:space="preserve">SUPPORTED_GPUS</w:t>
-      </w:r>
-      <w:r>
-        <w:t xml:space="preserve"> </w:t>
-      </w:r>
-      <w:r>
-        <w:t xml:space="preserve">compute-multiplier catalog,</w:t>
-      </w:r>
-      <w:r>
-        <w:t xml:space="preserve"> </w:t>
-      </w:r>
-      <w:r>
-        <w:rPr>
-          <w:rStyle w:val="VerbatimChar"/>
-        </w:rPr>
-        <w:t xml:space="preserve">LookupMultiplier</w:t>
-      </w:r>
-      <w:r>
-        <w:t xml:space="preserve">, and attestation-aware</w:t>
-      </w:r>
-      <w:r>
-        <w:t xml:space="preserve"> </w:t>
-      </w:r>
-      <w:r>
-        <w:rPr>
-          <w:rStyle w:val="VerbatimChar"/>
-        </w:rPr>
-        <w:t xml:space="preserve">Score</w:t>
-      </w:r>
-      <w:r>
-        <w:t xml:space="preserve"> </w:t>
-      </w:r>
-      <w:r>
-        <w:t xml:space="preserve">(attested above un-attested) (HXC-1592).</w:t>
-      </w:r>
-    </w:p>
-    <w:p>
-      <w:pPr>
-        <w:pStyle w:val="Compact"/>
-        <w:numPr>
-          <w:ilvl w:val="2"/>
-          <w:numId w:val="1010"/>
-        </w:numPr>
-      </w:pPr>
-      <w:r>
-        <w:rPr>
-          <w:rStyle w:val="VerbatimChar"/>
-        </w:rPr>
-        <w:t xml:space="preserve">gravaladmit</w:t>
-      </w:r>
-      <w:r>
-        <w:t xml:space="preserve"> </w:t>
-      </w:r>
-      <w:r>
-        <w:t xml:space="preserve">— HMAC-SHA256 GraVal challenge-response provider admission gate with single-use nonce and</w:t>
-      </w:r>
-      <w:r>
-        <w:t xml:space="preserve"> </w:t>
-      </w:r>
-      <w:r>
-        <w:rPr>
-          <w:rStyle w:val="VerbatimChar"/>
-        </w:rPr>
-        <w:t xml:space="preserve">graval.verified</w:t>
-      </w:r>
-      <w:r>
-        <w:t xml:space="preserve"> </w:t>
-      </w:r>
-      <w:r>
-        <w:t xml:space="preserve">label (HXC-1523).</w:t>
-      </w:r>
-    </w:p>
-    <w:p>
-      <w:pPr>
-        <w:pStyle w:val="Compact"/>
-        <w:numPr>
-          <w:ilvl w:val="2"/>
-          <w:numId w:val="1010"/>
-        </w:numPr>
-      </w:pPr>
-      <w:r>
-        <w:rPr>
-          <w:rStyle w:val="VerbatimChar"/>
-        </w:rPr>
-        <w:t xml:space="preserve">modelrouter</w:t>
-      </w:r>
-      <w:r>
-        <w:t xml:space="preserve"> </w:t>
-      </w:r>
-      <w:r>
-        <w:t xml:space="preserve">— strategy-to-default-model resolution (latency/throughput/quality/cost) with a typed unknown-strategy error (HXC-1430).</w:t>
-      </w:r>
-    </w:p>
-    <w:p>
-      <w:pPr>
-        <w:pStyle w:val="Compact"/>
-        <w:numPr>
-          <w:ilvl w:val="2"/>
-          <w:numId w:val="1010"/>
-        </w:numPr>
-      </w:pPr>
-      <w:r>
-        <w:rPr>
-          <w:rStyle w:val="VerbatimChar"/>
-        </w:rPr>
-        <w:t xml:space="preserve">gravalverify</w:t>
-      </w:r>
-      <w:r>
-        <w:t xml:space="preserve"> </w:t>
-      </w:r>
-      <w:r>
-        <w:t xml:space="preserve">— GraVal GPU attestation with a VRAM-ratio</w:t>
-      </w:r>
-      <w:r>
-        <w:t xml:space="preserve"> </w:t>
-      </w:r>
-      <w:r>
-        <w:rPr>
-          <w:rStyle w:val="VerbatimChar"/>
-        </w:rPr>
-        <w:t xml:space="preserve">&gt;= 0.95</w:t>
-      </w:r>
-      <w:r>
-        <w:t xml:space="preserve"> </w:t>
-      </w:r>
-      <w:r>
-        <w:t xml:space="preserve">gate and a concurrent, race-clean</w:t>
-      </w:r>
-      <w:r>
-        <w:t xml:space="preserve"> </w:t>
-      </w:r>
-      <w:r>
-        <w:rPr>
-          <w:rStyle w:val="VerbatimChar"/>
-        </w:rPr>
-        <w:t xml:space="preserve">BatchVerify</w:t>
-      </w:r>
-      <w:r>
-        <w:t xml:space="preserve"> </w:t>
-      </w:r>
-      <w:r>
-        <w:t xml:space="preserve">pass-rate KPI (HXC-1435, HXC-1436).</w:t>
-      </w:r>
-    </w:p>
-    <w:p>
-      <w:pPr>
-        <w:pStyle w:val="Compact"/>
-        <w:numPr>
-          <w:ilvl w:val="2"/>
-          <w:numId w:val="1010"/>
-        </w:numPr>
-      </w:pPr>
-      <w:r>
-        <w:rPr>
-          <w:rStyle w:val="VerbatimChar"/>
-        </w:rPr>
-        <w:t xml:space="preserve">gepetto</w:t>
-      </w:r>
-      <w:r>
-        <w:t xml:space="preserve"> </w:t>
-      </w:r>
-      <w:r>
-        <w:t xml:space="preserve">— HelixGepetto dual-resource local-vs-Chutes arbitration with a monotonic reserve schedule and a strict</w:t>
-      </w:r>
-      <w:r>
-        <w:t xml:space="preserve"> </w:t>
-      </w:r>
-      <w:r>
-        <w:rPr>
-          <w:rStyle w:val="VerbatimChar"/>
-        </w:rPr>
-        <w:t xml:space="preserve">&gt;0.80</w:t>
-      </w:r>
-      <w:r>
-        <w:t xml:space="preserve"> </w:t>
-      </w:r>
-      <w:r>
-        <w:t xml:space="preserve">high-water anti-starvation zero-capacity cut-off (HXC-1446).</w:t>
-      </w:r>
-    </w:p>
-    <w:p>
-      <w:pPr>
-        <w:pStyle w:val="Compact"/>
-        <w:numPr>
-          <w:ilvl w:val="2"/>
-          <w:numId w:val="1010"/>
-        </w:numPr>
-      </w:pPr>
-      <w:r>
-        <w:rPr>
-          <w:rStyle w:val="VerbatimChar"/>
-        </w:rPr>
-        <w:t xml:space="preserve">chutesaccount</w:t>
-      </w:r>
-      <w:r>
-        <w:t xml:space="preserve"> </w:t>
-      </w:r>
-      <w:r>
-        <w:t xml:space="preserve">— Chutes API model-list (TEE/price fields) and</w:t>
-      </w:r>
-      <w:r>
-        <w:t xml:space="preserve"> </w:t>
-      </w:r>
-      <w:r>
-        <w:rPr>
-          <w:rStyle w:val="VerbatimChar"/>
-        </w:rPr>
-        <w:t xml:space="preserve">/users/me</w:t>
-      </w:r>
-      <w:r>
-        <w:t xml:space="preserve"> </w:t>
-      </w:r>
-      <w:r>
-        <w:t xml:space="preserve">account-balance client over HTTP with</w:t>
-      </w:r>
-      <w:r>
-        <w:t xml:space="preserve"> </w:t>
-      </w:r>
-      <w:r>
-        <w:rPr>
-          <w:rStyle w:val="VerbatimChar"/>
-        </w:rPr>
-        <w:t xml:space="preserve">Authorization: Bearer</w:t>
-      </w:r>
-      <w:r>
-        <w:t xml:space="preserve"> </w:t>
-      </w:r>
-      <w:r>
-        <w:t xml:space="preserve">(HXC-1429).</w:t>
-      </w:r>
-    </w:p>
-    <w:p>
-      <w:pPr>
-        <w:pStyle w:val="Compact"/>
-        <w:numPr>
-          <w:ilvl w:val="2"/>
-          <w:numId w:val="1010"/>
-        </w:numPr>
-      </w:pPr>
-      <w:r>
-        <w:rPr>
-          <w:rStyle w:val="VerbatimChar"/>
-        </w:rPr>
-        <w:t xml:space="preserve">cmd/burst-controller</w:t>
-      </w:r>
-      <w:r>
-        <w:t xml:space="preserve"> </w:t>
-      </w:r>
-      <w:r>
-        <w:t xml:space="preserve">— utilization-driven binary driving</w:t>
-      </w:r>
-      <w:r>
-        <w:t xml:space="preserve"> </w:t>
-      </w:r>
-      <w:r>
-        <w:rPr>
-          <w:rStyle w:val="VerbatimChar"/>
-        </w:rPr>
-        <w:t xml:space="preserve">bursthysteresis</w:t>
-      </w:r>
-      <w:r>
-        <w:t xml:space="preserve">; emits a</w:t>
-      </w:r>
-      <w:r>
-        <w:t xml:space="preserve"> </w:t>
-      </w:r>
-      <w:r>
-        <w:t xml:space="preserve">“burst allocation request”</w:t>
-      </w:r>
-      <w:r>
-        <w:t xml:space="preserve"> </w:t>
-      </w:r>
-      <w:r>
-        <w:t xml:space="preserve">on SPILL and a RECOVER line, runID-stamped (HXC-1531).</w:t>
-      </w:r>
-    </w:p>
-    <w:p>
-      <w:pPr>
-        <w:pStyle w:val="Compact"/>
-        <w:numPr>
-          <w:ilvl w:val="2"/>
-          <w:numId w:val="1010"/>
-        </w:numPr>
-      </w:pPr>
-      <w:r>
-        <w:rPr>
-          <w:rStyle w:val="VerbatimChar"/>
-        </w:rPr>
-        <w:t xml:space="preserve">tieredcache</w:t>
-      </w:r>
-      <w:r>
-        <w:t xml:space="preserve"> </w:t>
-      </w:r>
-      <w:r>
-        <w:t xml:space="preserve">— hot(memory)/warm(NVMe)/cold(SSD) tiered cache with injected backends + injected clock, idle-demotion + promotion, and per-tier hit stats (HXC-1418).</w:t>
-      </w:r>
-    </w:p>
-    <w:p>
-      <w:pPr>
-        <w:pStyle w:val="Compact"/>
-        <w:numPr>
-          <w:ilvl w:val="2"/>
-          <w:numId w:val="1010"/>
-        </w:numPr>
-      </w:pPr>
-      <w:r>
-        <w:rPr>
-          <w:rStyle w:val="VerbatimChar"/>
-        </w:rPr>
-        <w:t xml:space="preserve">smartrouter</w:t>
-      </w:r>
-      <w:r>
-        <w:t xml:space="preserve"> </w:t>
-      </w:r>
-      <w:r>
-        <w:t xml:space="preserve">— intelligent ModelRouter (latency/throughput/cost/TEE/balanced) that always excludes unhealthy models, with a typed no-eligible-model error (HXC-1539).</w:t>
-      </w:r>
-    </w:p>
-    <w:p>
-      <w:pPr>
-        <w:pStyle w:val="Compact"/>
-        <w:numPr>
-          <w:ilvl w:val="2"/>
-          <w:numId w:val="1010"/>
-        </w:numPr>
-      </w:pPr>
-      <w:r>
-        <w:rPr>
-          <w:rStyle w:val="VerbatimChar"/>
-        </w:rPr>
-        <w:t xml:space="preserve">epochresolve</w:t>
-      </w:r>
-      <w:r>
-        <w:t xml:space="preserve"> </w:t>
-      </w:r>
-      <w:r>
-        <w:t xml:space="preserve">— config-epoch failover slot-ownership conflict resolution (highest-epoch wins, deterministic lexicographic equal-epoch tiebreak, order-independent convergence) (HXC-1397).</w:t>
-      </w:r>
-    </w:p>
-    <w:p>
-      <w:pPr>
-        <w:pStyle w:val="Compact"/>
-        <w:numPr>
-          <w:ilvl w:val="2"/>
-          <w:numId w:val="1010"/>
-        </w:numPr>
-      </w:pPr>
-      <w:r>
-        <w:rPr>
-          <w:rStyle w:val="VerbatimChar"/>
-        </w:rPr>
-        <w:t xml:space="preserve">balancemonitor</w:t>
-      </w:r>
-      <w:r>
-        <w:t xml:space="preserve"> </w:t>
-      </w:r>
-      <w:r>
-        <w:t xml:space="preserve">— USD account-balance monitor with a strict low-balance floor warning, over HTTP with</w:t>
-      </w:r>
-      <w:r>
-        <w:t xml:space="preserve"> </w:t>
-      </w:r>
-      <w:r>
-        <w:rPr>
-          <w:rStyle w:val="VerbatimChar"/>
-        </w:rPr>
-        <w:t xml:space="preserve">Authorization: Bearer</w:t>
-      </w:r>
-      <w:r>
-        <w:t xml:space="preserve"> </w:t>
-      </w:r>
-      <w:r>
-        <w:t xml:space="preserve">(HXC-1512).</w:t>
-      </w:r>
-    </w:p>
-    <w:p>
-      <w:pPr>
-        <w:pStyle w:val="Compact"/>
-        <w:numPr>
-          <w:ilvl w:val="2"/>
-          <w:numId w:val="1010"/>
-        </w:numPr>
-      </w:pPr>
-      <w:r>
-        <w:rPr>
-          <w:rStyle w:val="VerbatimChar"/>
-        </w:rPr>
-        <w:t xml:space="preserve">scan</w:t>
-      </w:r>
-      <w:r>
-        <w:t xml:space="preserve"> </w:t>
-      </w:r>
-      <w:r>
-        <w:t xml:space="preserve">— Oracle-SCAN-style stable virtual client endpoint: least-loaded healthy-backend routing with a membership-stable name and injected clock (HXC-1403).</w:t>
-      </w:r>
-    </w:p>
-    <w:p>
-      <w:pPr>
-        <w:pStyle w:val="Compact"/>
-        <w:numPr>
-          <w:ilvl w:val="2"/>
-          <w:numId w:val="1010"/>
-        </w:numPr>
-      </w:pPr>
-      <w:r>
-        <w:rPr>
-          <w:rStyle w:val="VerbatimChar"/>
-        </w:rPr>
-        <w:t xml:space="preserve">llmfailover</w:t>
-      </w:r>
-      <w:r>
-        <w:t xml:space="preserve"> </w:t>
-      </w:r>
-      <w:r>
-        <w:t xml:space="preserve">— error-classified LLM failover taxonomy (deterministic per-class fallback paths) plus a sandbox scheduling-hint contract (HXC-1600).</w:t>
-      </w:r>
-    </w:p>
-    <w:p>
-      <w:pPr>
-        <w:pStyle w:val="Compact"/>
-        <w:numPr>
-          <w:ilvl w:val="2"/>
-          <w:numId w:val="1010"/>
-        </w:numPr>
-      </w:pPr>
-      <w:r>
-        <w:rPr>
-          <w:rStyle w:val="VerbatimChar"/>
-        </w:rPr>
-        <w:t xml:space="preserve">llmadapter</w:t>
-      </w:r>
-      <w:r>
-        <w:t xml:space="preserve"> </w:t>
-      </w:r>
-      <w:r>
-        <w:t xml:space="preserve">— Claude Messages / OpenAI Responses-API request and response shape adapters to OpenAI chat-completions, preserving tool-call order (HXC-1599).</w:t>
-      </w:r>
-    </w:p>
-    <w:p>
-      <w:pPr>
-        <w:pStyle w:val="Compact"/>
-        <w:numPr>
-          <w:ilvl w:val="2"/>
-          <w:numId w:val="1010"/>
-        </w:numPr>
-      </w:pPr>
-      <w:r>
-        <w:rPr>
-          <w:rStyle w:val="VerbatimChar"/>
-        </w:rPr>
-        <w:t xml:space="preserve">deltacrdt</w:t>
-      </w:r>
-      <w:r>
-        <w:t xml:space="preserve"> </w:t>
-      </w:r>
-      <w:r>
-        <w:t xml:space="preserve">— standalone delta-state CRDTs (G-counter / PN-counter / observed-remove OR-set / LWW-map) with delta-mutators and a convergent (commutative/associative/idempotent) merge (HXC-1409).</w:t>
-      </w:r>
-    </w:p>
-    <w:p>
-      <w:pPr>
-        <w:pStyle w:val="Compact"/>
-        <w:numPr>
-          <w:ilvl w:val="2"/>
-          <w:numId w:val="1010"/>
-        </w:numPr>
-      </w:pPr>
-      <w:r>
-        <w:rPr>
-          <w:rStyle w:val="VerbatimChar"/>
-        </w:rPr>
-        <w:t xml:space="preserve">gputopo</w:t>
-      </w:r>
-      <w:r>
-        <w:t xml:space="preserve"> </w:t>
-      </w:r>
-      <w:r>
-        <w:t xml:space="preserve">— topology-aware NUMA/NVLink GPU placement scoring that prefers NVLink-connected GPU pairs and falls back to PCIe (HXC-1406).</w:t>
-      </w:r>
-    </w:p>
-    <w:p>
-      <w:pPr>
-        <w:pStyle w:val="Compact"/>
-        <w:numPr>
-          <w:ilvl w:val="2"/>
-          <w:numId w:val="1010"/>
-        </w:numPr>
-      </w:pPr>
-      <w:r>
-        <w:rPr>
-          <w:rStyle w:val="VerbatimChar"/>
-        </w:rPr>
-        <w:t xml:space="preserve">fsresidency</w:t>
-      </w:r>
-      <w:r>
-        <w:t xml:space="preserve"> </w:t>
-      </w:r>
-      <w:r>
-        <w:t xml:space="preserve">— filesystem residency challenge: per-byte-range</w:t>
-      </w:r>
-      <w:r>
-        <w:t xml:space="preserve"> </w:t>
-      </w:r>
-      <w:r>
-        <w:rPr>
-          <w:rStyle w:val="VerbatimChar"/>
-        </w:rPr>
-        <w:t xml:space="preserve">ReadAt</w:t>
-      </w:r>
-      <w:r>
-        <w:t xml:space="preserve"> </w:t>
-      </w:r>
-      <w:r>
-        <w:t xml:space="preserve">+ SHA-256 verification proving a model file is really present on disk; truncated/missing/mismatch all fail (HXC-1572).</w:t>
-      </w:r>
-    </w:p>
-    <w:p>
-      <w:pPr>
-        <w:pStyle w:val="Compact"/>
-        <w:numPr>
-          <w:ilvl w:val="2"/>
-          <w:numId w:val="1010"/>
-        </w:numPr>
-      </w:pPr>
-      <w:r>
-        <w:rPr>
-          <w:rStyle w:val="VerbatimChar"/>
-        </w:rPr>
-        <w:t xml:space="preserve">economics</w:t>
-      </w:r>
-      <w:r>
-        <w:t xml:space="preserve"> </w:t>
-      </w:r>
-      <w:r>
-        <w:t xml:space="preserve">—</w:t>
-      </w:r>
-      <w:r>
-        <w:t xml:space="preserve"> </w:t>
-      </w:r>
-      <w:r>
-        <w:rPr>
-          <w:rStyle w:val="VerbatimChar"/>
-        </w:rPr>
-        <w:t xml:space="preserve">RewardDistributor</w:t>
-      </w:r>
-      <w:r>
-        <w:t xml:space="preserve"> </w:t>
-      </w:r>
-      <w:r>
-        <w:t xml:space="preserve">multi-token distribution with treasury/reinvest splits and a conservation invariant (</w:t>
-      </w:r>
-      <w:r>
-        <w:rPr>
-          <w:rStyle w:val="VerbatimChar"/>
-        </w:rPr>
-        <w:t xml:space="preserve">sum(ledger)+treasury+reinvest == total</w:t>
-      </w:r>
-      <w:r>
-        <w:t xml:space="preserve">), plus</w:t>
-      </w:r>
-      <w:r>
-        <w:t xml:space="preserve"> </w:t>
-      </w:r>
-      <w:r>
-        <w:rPr>
-          <w:rStyle w:val="VerbatimChar"/>
-        </w:rPr>
-        <w:t xml:space="preserve">GetParticipantROI</w:t>
-      </w:r>
-      <w:r>
-        <w:t xml:space="preserve"> </w:t>
-      </w:r>
-      <w:r>
-        <w:t xml:space="preserve">(ROI% + break-even days, typed unknown-participant error) (HXC-1460, HXC-1461).</w:t>
-      </w:r>
-    </w:p>
-    <w:p>
-      <w:pPr>
-        <w:pStyle w:val="Compact"/>
-        <w:numPr>
-          <w:ilvl w:val="2"/>
-          <w:numId w:val="1010"/>
-        </w:numPr>
-      </w:pPr>
-      <w:r>
-        <w:rPr>
-          <w:rStyle w:val="VerbatimChar"/>
-        </w:rPr>
-        <w:t xml:space="preserve">revenueopt</w:t>
-      </w:r>
-      <w:r>
-        <w:t xml:space="preserve"> </w:t>
-      </w:r>
-      <w:r>
-        <w:t xml:space="preserve">—</w:t>
-      </w:r>
-      <w:r>
-        <w:t xml:space="preserve"> </w:t>
-      </w:r>
-      <w:r>
-        <w:rPr>
-          <w:rStyle w:val="VerbatimChar"/>
-        </w:rPr>
-        <w:t xml:space="preserve">RevenueOptimizer.OptimizeAllocation</w:t>
-      </w:r>
-      <w:r>
-        <w:t xml:space="preserve"> </w:t>
-      </w:r>
-      <w:r>
-        <w:t xml:space="preserve">greedy GPU→marketplace assignment maximising expected revenue, with a TEE→Chutes revenue bias; self-contained types (HXC-1456).</w:t>
-      </w:r>
-    </w:p>
-    <w:p>
-      <w:pPr>
-        <w:pStyle w:val="Compact"/>
-        <w:numPr>
-          <w:ilvl w:val="2"/>
-          <w:numId w:val="1010"/>
-        </w:numPr>
-      </w:pPr>
-      <w:r>
-        <w:rPr>
-          <w:rStyle w:val="VerbatimChar"/>
-        </w:rPr>
-        <w:t xml:space="preserve">exportcontrol</w:t>
-      </w:r>
-      <w:r>
-        <w:t xml:space="preserve"> </w:t>
-      </w:r>
-      <w:r>
-        <w:t xml:space="preserve">— export-control / country-code KYC gate: a controlled GPU (</w:t>
-      </w:r>
-      <w:r>
-        <w:rPr>
-          <w:rStyle w:val="VerbatimChar"/>
-        </w:rPr>
-        <w:t xml:space="preserve">H100</w:t>
-      </w:r>
-      <w:r>
-        <w:t xml:space="preserve">/</w:t>
-      </w:r>
-      <w:r>
-        <w:rPr>
-          <w:rStyle w:val="VerbatimChar"/>
-        </w:rPr>
-        <w:t xml:space="preserve">A100</w:t>
-      </w:r>
-      <w:r>
-        <w:t xml:space="preserve">) from a Tier-3 (embargoed) or unknown jurisdiction is rejected with</w:t>
-      </w:r>
-      <w:r>
-        <w:t xml:space="preserve"> </w:t>
-      </w:r>
-      <w:r>
-        <w:rPr>
-          <w:rStyle w:val="VerbatimChar"/>
-        </w:rPr>
-        <w:t xml:space="preserve">ErrExportDenied</w:t>
-      </w:r>
-      <w:r>
-        <w:t xml:space="preserve">; Tier-1 is allowed (HXC-1482).</w:t>
-      </w:r>
-    </w:p>
-    <w:p>
-      <w:pPr>
-        <w:pStyle w:val="Compact"/>
-        <w:numPr>
-          <w:ilvl w:val="2"/>
-          <w:numId w:val="1010"/>
-        </w:numPr>
-      </w:pPr>
-      <w:r>
-        <w:rPr>
-          <w:rStyle w:val="VerbatimChar"/>
-        </w:rPr>
-        <w:t xml:space="preserve">devicecatalog</w:t>
-      </w:r>
-      <w:r>
-        <w:t xml:space="preserve"> </w:t>
-      </w:r>
-      <w:r>
-        <w:t xml:space="preserve">— machine-readable 64-device taxonomy with case-insensitive substring</w:t>
-      </w:r>
-      <w:r>
-        <w:t xml:space="preserve"> </w:t>
-      </w:r>
-      <w:r>
-        <w:rPr>
-          <w:rStyle w:val="VerbatimChar"/>
-        </w:rPr>
-        <w:t xml:space="preserve">Lookup</w:t>
-      </w:r>
-      <w:r>
-        <w:t xml:space="preserve"> </w:t>
-      </w:r>
-      <w:r>
-        <w:t xml:space="preserve">resolving a discovered CPU model (e.g. </w:t>
-      </w:r>
-      <w:r>
-        <w:rPr>
-          <w:rStyle w:val="VerbatimChar"/>
-        </w:rPr>
-        <w:t xml:space="preserve">Rockchip RK3588</w:t>
-      </w:r>
-      <w:r>
-        <w:t xml:space="preserve">) to its tier / trust-level / compute-class (HXC-1331).</w:t>
-      </w:r>
-    </w:p>
-    <w:p>
-      <w:pPr>
-        <w:pStyle w:val="Compact"/>
-        <w:numPr>
-          <w:ilvl w:val="2"/>
-          <w:numId w:val="1010"/>
-        </w:numPr>
-      </w:pPr>
-      <w:r>
-        <w:rPr>
-          <w:rStyle w:val="VerbatimChar"/>
-        </w:rPr>
-        <w:t xml:space="preserve">compliancedoc</w:t>
-      </w:r>
-      <w:r>
-        <w:t xml:space="preserve"> </w:t>
-      </w:r>
-      <w:r>
-        <w:t xml:space="preserve">— EU AI Act compliance-documentation pipeline: generates a model card + technical-documentation artifact from attestation-log records, with a SHA-256 provenance hash bound to the actual record content (HXC-1481).</w:t>
-      </w:r>
-    </w:p>
-    <w:p>
-      <w:pPr>
-        <w:pStyle w:val="Compact"/>
-        <w:numPr>
-          <w:ilvl w:val="2"/>
-          <w:numId w:val="1010"/>
-        </w:numPr>
-      </w:pPr>
-      <w:r>
-        <w:rPr>
-          <w:rStyle w:val="VerbatimChar"/>
-        </w:rPr>
-        <w:t xml:space="preserve">hybridkex</w:t>
-      </w:r>
-      <w:r>
-        <w:t xml:space="preserve"> </w:t>
-      </w:r>
-      <w:r>
-        <w:t xml:space="preserve">— hybrid post-quantum key exchange combining X25519 (</w:t>
-      </w:r>
-      <w:r>
-        <w:rPr>
-          <w:rStyle w:val="VerbatimChar"/>
-        </w:rPr>
-        <w:t xml:space="preserve">crypto/ecdh</w:t>
-      </w:r>
-      <w:r>
-        <w:t xml:space="preserve">) and ML-KEM-768 (</w:t>
-      </w:r>
-      <w:r>
-        <w:rPr>
-          <w:rStyle w:val="VerbatimChar"/>
-        </w:rPr>
-        <w:t xml:space="preserve">crypto/mlkem</w:t>
-      </w:r>
-      <w:r>
-        <w:t xml:space="preserve">) shared secrets via HKDF-SHA256 (group</w:t>
-      </w:r>
-      <w:r>
-        <w:t xml:space="preserve"> </w:t>
-      </w:r>
-      <w:r>
-        <w:rPr>
-          <w:rStyle w:val="VerbatimChar"/>
-        </w:rPr>
-        <w:t xml:space="preserve">X25519MLKEM768</w:t>
-      </w:r>
-      <w:r>
-        <w:t xml:space="preserve">); a tampered ML-KEM ciphertext yields a non-matching key (HXC-1476).</w:t>
-      </w:r>
-    </w:p>
-    <w:p>
-      <w:pPr>
-        <w:pStyle w:val="Compact"/>
-        <w:numPr>
-          <w:ilvl w:val="2"/>
-          <w:numId w:val="1010"/>
-        </w:numPr>
-      </w:pPr>
-      <w:r>
-        <w:rPr>
-          <w:rStyle w:val="VerbatimChar"/>
-        </w:rPr>
-        <w:t xml:space="preserve">carbonsched</w:t>
-      </w:r>
-      <w:r>
-        <w:t xml:space="preserve"> </w:t>
-      </w:r>
-      <w:r>
-        <w:t xml:space="preserve">— carbon-aware job placement: chooses the lowest-carbon-intensity latency-eligible region (deterministic name tiebreak) with per-job kWh / gCO2 metering (HXC-1480).</w:t>
-      </w:r>
-    </w:p>
-    <w:p>
-      <w:pPr>
-        <w:pStyle w:val="Compact"/>
-        <w:numPr>
-          <w:ilvl w:val="2"/>
-          <w:numId w:val="1010"/>
-        </w:numPr>
-      </w:pPr>
-      <w:r>
-        <w:rPr>
-          <w:rStyle w:val="VerbatimChar"/>
-        </w:rPr>
-        <w:t xml:space="preserve">gpuattest</w:t>
-      </w:r>
-      <w:r>
-        <w:t xml:space="preserve"> </w:t>
-      </w:r>
-      <w:r>
-        <w:t xml:space="preserve">(additive</w:t>
-      </w:r>
-      <w:r>
-        <w:t xml:space="preserve"> </w:t>
-      </w:r>
-      <w:r>
-        <w:rPr>
-          <w:rStyle w:val="VerbatimChar"/>
-        </w:rPr>
-        <w:t xml:space="preserve">multigpu.go</w:t>
-      </w:r>
-      <w:r>
-        <w:t xml:space="preserve">) — multi-GPU node enumeration: an N-GPU node descriptor yields N distinct, independently-verifiable per-device attestation proofs keyed by GPU UUID; rejects duplicate/empty descriptors (HXC-1573).</w:t>
-      </w:r>
-    </w:p>
-    <w:p>
-      <w:pPr>
-        <w:pStyle w:val="Compact"/>
-        <w:numPr>
-          <w:ilvl w:val="2"/>
-          <w:numId w:val="1010"/>
-        </w:numPr>
-      </w:pPr>
-      <w:r>
-        <w:rPr>
-          <w:rStyle w:val="VerbatimChar"/>
-        </w:rPr>
-        <w:t xml:space="preserve">workloadrouter</w:t>
-      </w:r>
-      <w:r>
-        <w:t xml:space="preserve"> </w:t>
-      </w:r>
-      <w:r>
-        <w:t xml:space="preserve">—</w:t>
-      </w:r>
-      <w:r>
-        <w:t xml:space="preserve"> </w:t>
-      </w:r>
-      <w:r>
-        <w:rPr>
-          <w:rStyle w:val="VerbatimChar"/>
-        </w:rPr>
-        <w:t xml:space="preserve">UnifiedManager.RouteWorkload</w:t>
-      </w:r>
-      <w:r>
-        <w:t xml:space="preserve">: concurrent per-marketplace price probes + a weighted composite score (inverse price/latency, health) with a TEE multiplier that re-ranks confidential offers when the workload requires a TEE (HXC-1455).</w:t>
-      </w:r>
-    </w:p>
-    <w:p>
-      <w:pPr>
-        <w:pStyle w:val="Compact"/>
-        <w:numPr>
-          <w:ilvl w:val="2"/>
-          <w:numId w:val="1010"/>
-        </w:numPr>
-      </w:pPr>
-      <w:r>
-        <w:rPr>
-          <w:rStyle w:val="VerbatimChar"/>
-        </w:rPr>
-        <w:t xml:space="preserve">metrics</w:t>
-      </w:r>
-      <w:r>
-        <w:t xml:space="preserve"> </w:t>
-      </w:r>
-      <w:r>
-        <w:t xml:space="preserve">(additive</w:t>
-      </w:r>
-      <w:r>
-        <w:t xml:space="preserve"> </w:t>
-      </w:r>
-      <w:r>
-        <w:rPr>
-          <w:rStyle w:val="VerbatimChar"/>
-        </w:rPr>
-        <w:t xml:space="preserve">tiermetrics.go</w:t>
-      </w:r>
-      <w:r>
-        <w:t xml:space="preserve">) —</w:t>
-      </w:r>
-      <w:r>
-        <w:t xml:space="preserve"> </w:t>
-      </w:r>
-      <w:r>
-        <w:rPr>
-          <w:rStyle w:val="VerbatimChar"/>
-        </w:rPr>
-        <w:t xml:space="preserve">TierMetrics</w:t>
-      </w:r>
-      <w:r>
-        <w:t xml:space="preserve"> </w:t>
-      </w:r>
-      <w:r>
-        <w:t xml:space="preserve">exposes</w:t>
-      </w:r>
-      <w:r>
-        <w:t xml:space="preserve"> </w:t>
-      </w:r>
-      <w:r>
-        <w:rPr>
-          <w:rStyle w:val="VerbatimChar"/>
-        </w:rPr>
-        <w:t xml:space="preserve">gpu_tier_utilization</w:t>
-      </w:r>
-      <w:r>
-        <w:t xml:space="preserve">,</w:t>
-      </w:r>
-      <w:r>
-        <w:t xml:space="preserve"> </w:t>
-      </w:r>
-      <w:r>
-        <w:rPr>
-          <w:rStyle w:val="VerbatimChar"/>
-        </w:rPr>
-        <w:t xml:space="preserve">gpu_cost_per_hour</w:t>
-      </w:r>
-      <w:r>
-        <w:t xml:space="preserve">, and</w:t>
-      </w:r>
-      <w:r>
-        <w:t xml:space="preserve"> </w:t>
-      </w:r>
-      <w:r>
-        <w:rPr>
-          <w:rStyle w:val="VerbatimChar"/>
-        </w:rPr>
-        <w:t xml:space="preserve">provider_health</w:t>
-      </w:r>
-      <w:r>
-        <w:t xml:space="preserve"> </w:t>
-      </w:r>
-      <w:r>
-        <w:t xml:space="preserve">Prometheus-text series with deterministic ordering and concurrent-safe setters (HXC-1535).</w:t>
-      </w:r>
-    </w:p>
-    <w:p>
-      <w:pPr>
-        <w:pStyle w:val="Compact"/>
-        <w:numPr>
-          <w:ilvl w:val="2"/>
-          <w:numId w:val="1010"/>
-        </w:numPr>
-      </w:pPr>
-      <w:r>
-        <w:rPr>
-          <w:rStyle w:val="VerbatimChar"/>
-        </w:rPr>
-        <w:t xml:space="preserve">cmd/gpu-pool-manager</w:t>
-      </w:r>
-      <w:r>
-        <w:t xml:space="preserve"> </w:t>
-      </w:r>
-      <w:r>
-        <w:t xml:space="preserve">— GPU pool manager HTTP front-end:</w:t>
-      </w:r>
-      <w:r>
-        <w:t xml:space="preserve"> </w:t>
-      </w:r>
-      <w:r>
-        <w:rPr>
-          <w:rStyle w:val="VerbatimChar"/>
-        </w:rPr>
-        <w:t xml:space="preserve">POST /allocate</w:t>
-      </w:r>
-      <w:r>
-        <w:t xml:space="preserve"> </w:t>
-      </w:r>
-      <w:r>
-        <w:t xml:space="preserve">returns the tier-correct (lowest-tier healthy, name tiebreak) provider as JSON (</w:t>
-      </w:r>
-      <w:r>
-        <w:rPr>
-          <w:rStyle w:val="VerbatimChar"/>
-        </w:rPr>
-        <w:t xml:space="preserve">503</w:t>
-      </w:r>
-      <w:r>
-        <w:t xml:space="preserve"> </w:t>
-      </w:r>
-      <w:r>
-        <w:t xml:space="preserve">when none healthy) and</w:t>
-      </w:r>
-      <w:r>
-        <w:t xml:space="preserve"> </w:t>
-      </w:r>
-      <w:r>
-        <w:rPr>
-          <w:rStyle w:val="VerbatimChar"/>
-        </w:rPr>
-        <w:t xml:space="preserve">GET /providers</w:t>
-      </w:r>
-      <w:r>
-        <w:t xml:space="preserve"> </w:t>
-      </w:r>
-      <w:r>
-        <w:t xml:space="preserve">lists providers with health; httptest-gated, self-contained (HXC-1530).</w:t>
-      </w:r>
-    </w:p>
-    <w:p>
-      <w:pPr>
-        <w:pStyle w:val="Compact"/>
-        <w:numPr>
-          <w:ilvl w:val="2"/>
-          <w:numId w:val="1010"/>
-        </w:numPr>
-      </w:pPr>
-      <w:r>
-        <w:rPr>
-          <w:rStyle w:val="VerbatimChar"/>
-        </w:rPr>
-        <w:t xml:space="preserve">marketplaceadapter</w:t>
-      </w:r>
-      <w:r>
-        <w:t xml:space="preserve"> </w:t>
-      </w:r>
-      <w:r>
-        <w:t xml:space="preserve">—</w:t>
-      </w:r>
-      <w:r>
-        <w:t xml:space="preserve"> </w:t>
-      </w:r>
-      <w:r>
-        <w:rPr>
-          <w:rStyle w:val="VerbatimChar"/>
-        </w:rPr>
-        <w:t xml:space="preserve">MarketplaceAdapter</w:t>
-      </w:r>
-      <w:r>
-        <w:t xml:space="preserve"> </w:t>
-      </w:r>
-      <w:r>
-        <w:t xml:space="preserve">interface (</w:t>
-      </w:r>
-      <w:r>
-        <w:rPr>
-          <w:rStyle w:val="VerbatimChar"/>
-        </w:rPr>
-        <w:t xml:space="preserve">Name</w:t>
-      </w:r>
-      <w:r>
-        <w:t xml:space="preserve">/</w:t>
-      </w:r>
-      <w:r>
-        <w:rPr>
-          <w:rStyle w:val="VerbatimChar"/>
-        </w:rPr>
-        <w:t xml:space="preserve">GetCurrentPricing</w:t>
-      </w:r>
-      <w:r>
-        <w:t xml:space="preserve">/</w:t>
-      </w:r>
-      <w:r>
-        <w:rPr>
-          <w:rStyle w:val="VerbatimChar"/>
-        </w:rPr>
-        <w:t xml:space="preserve">SubmitWork</w:t>
-      </w:r>
-      <w:r>
-        <w:t xml:space="preserve">) with a</w:t>
-      </w:r>
-      <w:r>
-        <w:t xml:space="preserve"> </w:t>
-      </w:r>
-      <w:r>
-        <w:rPr>
-          <w:rStyle w:val="VerbatimChar"/>
-        </w:rPr>
-        <w:t xml:space="preserve">Name()</w:t>
-      </w:r>
-      <w:r>
-        <w:t xml:space="preserve">-keyed dispatch</w:t>
-      </w:r>
-      <w:r>
-        <w:t xml:space="preserve"> </w:t>
-      </w:r>
-      <w:r>
-        <w:rPr>
-          <w:rStyle w:val="VerbatimChar"/>
-        </w:rPr>
-        <w:t xml:space="preserve">Registry</w:t>
-      </w:r>
-      <w:r>
-        <w:t xml:space="preserve"> </w:t>
-      </w:r>
-      <w:r>
-        <w:t xml:space="preserve">and a</w:t>
-      </w:r>
-      <w:r>
-        <w:t xml:space="preserve"> </w:t>
-      </w:r>
-      <w:r>
-        <w:rPr>
-          <w:rStyle w:val="VerbatimChar"/>
-        </w:rPr>
-        <w:t xml:space="preserve">ChutesAdapter</w:t>
-      </w:r>
-      <w:r>
-        <w:t xml:space="preserve"> </w:t>
-      </w:r>
-      <w:r>
-        <w:t xml:space="preserve">over HTTP (httptest fixture, non-2xx rejected) (HXC-1454).</w:t>
-      </w:r>
-    </w:p>
-    <w:p>
-      <w:pPr>
-        <w:pStyle w:val="Compact"/>
-        <w:numPr>
-          <w:ilvl w:val="2"/>
-          <w:numId w:val="1010"/>
-        </w:numPr>
-      </w:pPr>
-      <w:r>
-        <w:rPr>
-          <w:rStyle w:val="VerbatimChar"/>
-        </w:rPr>
-        <w:t xml:space="preserve">cmd/e2ee-proxy</w:t>
-      </w:r>
-      <w:r>
-        <w:t xml:space="preserve"> </w:t>
-      </w:r>
-      <w:r>
-        <w:t xml:space="preserve">— transparent ML-KEM-768 (</w:t>
-      </w:r>
-      <w:r>
-        <w:rPr>
-          <w:rStyle w:val="VerbatimChar"/>
-        </w:rPr>
-        <w:t xml:space="preserve">crypto/mlkem</w:t>
-      </w:r>
-      <w:r>
-        <w:t xml:space="preserve">) + AES-256-GCM encrypting proxy:</w:t>
-      </w:r>
-      <w:r>
-        <w:t xml:space="preserve"> </w:t>
-      </w:r>
-      <w:r>
-        <w:rPr>
-          <w:rStyle w:val="VerbatimChar"/>
-        </w:rPr>
-        <w:t xml:space="preserve">EncryptingTransport</w:t>
-      </w:r>
-      <w:r>
-        <w:t xml:space="preserve"> </w:t>
-      </w:r>
-      <w:r>
-        <w:t xml:space="preserve">seals request bodies and</w:t>
-      </w:r>
-      <w:r>
-        <w:t xml:space="preserve"> </w:t>
-      </w:r>
-      <w:r>
-        <w:rPr>
-          <w:rStyle w:val="VerbatimChar"/>
-        </w:rPr>
-        <w:t xml:space="preserve">DecryptingHandler</w:t>
-      </w:r>
-      <w:r>
-        <w:t xml:space="preserve"> </w:t>
-      </w:r>
-      <w:r>
-        <w:t xml:space="preserve">opens them, so the on-wire payload between proxy and upstream is ciphertext-only while the client receives the correct plaintext; tampered ciphertext is rejected (HXC-1532).</w:t>
-      </w:r>
-    </w:p>
-    <w:p>
-      <w:pPr>
-        <w:pStyle w:val="Compact"/>
-        <w:numPr>
-          <w:ilvl w:val="2"/>
-          <w:numId w:val="1010"/>
-        </w:numPr>
-      </w:pPr>
-      <w:r>
-        <w:rPr>
-          <w:rStyle w:val="VerbatimChar"/>
-        </w:rPr>
-        <w:t xml:space="preserve">e2eebench</w:t>
-      </w:r>
-      <w:r>
-        <w:t xml:space="preserve"> </w:t>
-      </w:r>
-      <w:r>
-        <w:t xml:space="preserve">—</w:t>
-      </w:r>
-      <w:r>
-        <w:t xml:space="preserve"> </w:t>
-      </w:r>
-      <w:r>
-        <w:rPr>
-          <w:rStyle w:val="VerbatimChar"/>
-        </w:rPr>
-        <w:t xml:space="preserve">MeasureHandshakeLatency</w:t>
-      </w:r>
-      <w:r>
-        <w:t xml:space="preserve"> </w:t>
-      </w:r>
-      <w:r>
-        <w:t xml:space="preserve">benchmarks the</w:t>
-      </w:r>
-      <w:r>
-        <w:t xml:space="preserve"> </w:t>
-      </w:r>
-      <w:r>
-        <w:rPr>
-          <w:rStyle w:val="VerbatimChar"/>
-        </w:rPr>
-        <w:t xml:space="preserve">hybridkex</w:t>
-      </w:r>
-      <w:r>
-        <w:t xml:space="preserve"> </w:t>
-      </w:r>
-      <w:r>
-        <w:t xml:space="preserve">full handshake (median + P95), proving median &lt; 1ms on host and enforcing per-iteration key agreement (</w:t>
-      </w:r>
-      <w:r>
-        <w:rPr>
-          <w:rStyle w:val="VerbatimChar"/>
-        </w:rPr>
-        <w:t xml:space="preserve">ErrKeyDisagreement</w:t>
-      </w:r>
-      <w:r>
-        <w:t xml:space="preserve">) (HXC-1556).</w:t>
-      </w:r>
-    </w:p>
-    <w:p>
-      <w:pPr>
-        <w:pStyle w:val="Compact"/>
-        <w:numPr>
-          <w:ilvl w:val="2"/>
-          <w:numId w:val="1010"/>
-        </w:numPr>
-      </w:pPr>
-      <w:r>
-        <w:rPr>
-          <w:rStyle w:val="VerbatimChar"/>
-        </w:rPr>
-        <w:t xml:space="preserve">archlint</w:t>
-      </w:r>
-      <w:r>
-        <w:t xml:space="preserve"> </w:t>
-      </w:r>
-      <w:r>
-        <w:t xml:space="preserve">+</w:t>
-      </w:r>
-      <w:r>
-        <w:t xml:space="preserve"> </w:t>
-      </w:r>
-      <w:r>
-        <w:rPr>
-          <w:rStyle w:val="VerbatimChar"/>
-        </w:rPr>
-        <w:t xml:space="preserve">docs/ARCHITECTURE.md</w:t>
-      </w:r>
-      <w:r>
-        <w:t xml:space="preserve"> </w:t>
-      </w:r>
-      <w:r>
-        <w:t xml:space="preserve">— the hardened L0–L7 architecture diagram and component map, mechanically enforced:</w:t>
-      </w:r>
-      <w:r>
-        <w:t xml:space="preserve"> </w:t>
-      </w:r>
-      <w:r>
-        <w:rPr>
-          <w:rStyle w:val="VerbatimChar"/>
-        </w:rPr>
-        <w:t xml:space="preserve">archlint</w:t>
-      </w:r>
-      <w:r>
-        <w:t xml:space="preserve"> </w:t>
-      </w:r>
-      <w:r>
-        <w:t xml:space="preserve">parses the component-map table and fails the build if any documented component maps to a package path that does not exist on disk (HXC-1424).</w:t>
-      </w:r>
-    </w:p>
-    <w:p>
-      <w:pPr>
-        <w:pStyle w:val="Compact"/>
-        <w:numPr>
-          <w:ilvl w:val="1"/>
-          <w:numId w:val="1009"/>
-        </w:numPr>
-      </w:pPr>
-      <w:r>
-        <w:t xml:space="preserve">Wave 67 (5 units, subagent-driven, 5 parallel streams in disjoint packages):</w:t>
       </w:r>
     </w:p>
     <w:p>
@@ -4192,7 +3048,7 @@
         <w:rPr>
           <w:rStyle w:val="VerbatimChar"/>
         </w:rPr>
-        <w:t xml:space="preserve">multiraft</w:t>
+        <w:t xml:space="preserve">bursthysteresis</w:t>
       </w:r>
       <w:r>
         <w:t xml:space="preserve"> </w:t>
@@ -4207,55 +3063,13 @@
         <w:rPr>
           <w:rStyle w:val="VerbatimChar"/>
         </w:rPr>
-        <w:t xml:space="preserve">MultiRaftManager</w:t>
-      </w:r>
-      <w:r>
-        <w:t xml:space="preserve"> </w:t>
-      </w:r>
-      <w:r>
-        <w:t xml:space="preserve">partitioning cluster state into independent per-shard</w:t>
-      </w:r>
-      <w:r>
-        <w:t xml:space="preserve"> </w:t>
-      </w:r>
-      <w:r>
-        <w:rPr>
-          <w:rStyle w:val="VerbatimChar"/>
-        </w:rPr>
-        <w:t xml:space="preserve">go.etcd.io/raft/v3</w:t>
-      </w:r>
-      <w:r>
-        <w:t xml:space="preserve"> </w:t>
-      </w:r>
-      <w:r>
-        <w:t xml:space="preserve">groups, each electing its own leader and committing independently via per-shard</w:t>
-      </w:r>
-      <w:r>
-        <w:t xml:space="preserve"> </w:t>
-      </w:r>
-      <w:r>
-        <w:rPr>
-          <w:rStyle w:val="VerbatimChar"/>
-        </w:rPr>
-        <w:t xml:space="preserve">Propose</w:t>
-      </w:r>
-      <w:r>
-        <w:t xml:space="preserve"> </w:t>
-      </w:r>
-      <w:r>
-        <w:t xml:space="preserve">routing over an in-process</w:t>
-      </w:r>
-      <w:r>
-        <w:t xml:space="preserve"> </w:t>
-      </w:r>
-      <w:r>
-        <w:rPr>
-          <w:rStyle w:val="VerbatimChar"/>
-        </w:rPr>
-        <w:t xml:space="preserve">RaftTransport</w:t>
-      </w:r>
-      <w:r>
-        <w:t xml:space="preserve">; write throughput scales with shard count and a shard re-elects on leader loss while others keep committing (HXC-1387).</w:t>
+        <w:t xml:space="preserve">BurstController</w:t>
+      </w:r>
+      <w:r>
+        <w:t xml:space="preserve"> </w:t>
+      </w:r>
+      <w:r>
+        <w:t xml:space="preserve">with a MONITOR→SPILL→RECOVER two-threshold hysteresis dead-band (HXC-1504).</w:t>
       </w:r>
     </w:p>
     <w:p>
@@ -4270,58 +3084,13 @@
         <w:rPr>
           <w:rStyle w:val="VerbatimChar"/>
         </w:rPr>
-        <w:t xml:space="preserve">stonith</w:t>
-      </w:r>
-      <w:r>
-        <w:t xml:space="preserve"> </w:t>
-      </w:r>
-      <w:r>
-        <w:t xml:space="preserve">— STONITH fencing: a</w:t>
-      </w:r>
-      <w:r>
-        <w:t xml:space="preserve"> </w:t>
-      </w:r>
-      <w:r>
-        <w:rPr>
-          <w:rStyle w:val="VerbatimChar"/>
-        </w:rPr>
-        <w:t xml:space="preserve">FencingAgent</w:t>
-      </w:r>
-      <w:r>
-        <w:t xml:space="preserve"> </w:t>
-      </w:r>
-      <w:r>
-        <w:t xml:space="preserve">interface with IPMI / AWS-EC2 / Azure-ARM / SBD-shared-disk / NoOp drivers and a</w:t>
-      </w:r>
-      <w:r>
-        <w:t xml:space="preserve"> </w:t>
-      </w:r>
-      <w:r>
-        <w:rPr>
-          <w:rStyle w:val="VerbatimChar"/>
-        </w:rPr>
-        <w:t xml:space="preserve">MultiLevelFencer</w:t>
-      </w:r>
-      <w:r>
-        <w:t xml:space="preserve"> </w:t>
-      </w:r>
-      <w:r>
-        <w:t xml:space="preserve">multi-level fallback, with sink-side fence confirmation; the IPMI real-binary path is an honest SKIP-with-reason when</w:t>
-      </w:r>
-      <w:r>
-        <w:t xml:space="preserve"> </w:t>
-      </w:r>
-      <w:r>
-        <w:rPr>
-          <w:rStyle w:val="VerbatimChar"/>
-        </w:rPr>
-        <w:t xml:space="preserve">ipmitool</w:t>
-      </w:r>
-      <w:r>
-        <w:t xml:space="preserve"> </w:t>
-      </w:r>
-      <w:r>
-        <w:t xml:space="preserve">is absent (HXC-1401).</w:t>
+        <w:t xml:space="preserve">providerchain</w:t>
+      </w:r>
+      <w:r>
+        <w:t xml:space="preserve"> </w:t>
+      </w:r>
+      <w:r>
+        <w:t xml:space="preserve">— ordered multi-tier provider fallback cascade with retriable/terminal error classification and injected-clock failover SLA (HXC-1508).</w:t>
       </w:r>
     </w:p>
     <w:p>
@@ -4336,13 +3105,55 @@
         <w:rPr>
           <w:rStyle w:val="VerbatimChar"/>
         </w:rPr>
-        <w:t xml:space="preserve">deviceplugin</w:t>
-      </w:r>
-      <w:r>
-        <w:t xml:space="preserve"> </w:t>
-      </w:r>
-      <w:r>
-        <w:t xml:space="preserve">— Nomad/K8s-style gRPC device-plugin / GRES fingerprinting framework over real gRPC: plugins register full device fingerprints, the registry parses GRES descriptors, atomically applies fingerprints, allocates by request, and rejects oversubscription (HXC-1407).</w:t>
+        <w:t xml:space="preserve">gpucatalog</w:t>
+      </w:r>
+      <w:r>
+        <w:t xml:space="preserve"> </w:t>
+      </w:r>
+      <w:r>
+        <w:t xml:space="preserve">—</w:t>
+      </w:r>
+      <w:r>
+        <w:t xml:space="preserve"> </w:t>
+      </w:r>
+      <w:r>
+        <w:rPr>
+          <w:rStyle w:val="VerbatimChar"/>
+        </w:rPr>
+        <w:t xml:space="preserve">SUPPORTED_GPUS</w:t>
+      </w:r>
+      <w:r>
+        <w:t xml:space="preserve"> </w:t>
+      </w:r>
+      <w:r>
+        <w:t xml:space="preserve">compute-multiplier catalog,</w:t>
+      </w:r>
+      <w:r>
+        <w:t xml:space="preserve"> </w:t>
+      </w:r>
+      <w:r>
+        <w:rPr>
+          <w:rStyle w:val="VerbatimChar"/>
+        </w:rPr>
+        <w:t xml:space="preserve">LookupMultiplier</w:t>
+      </w:r>
+      <w:r>
+        <w:t xml:space="preserve">, and attestation-aware</w:t>
+      </w:r>
+      <w:r>
+        <w:t xml:space="preserve"> </w:t>
+      </w:r>
+      <w:r>
+        <w:rPr>
+          <w:rStyle w:val="VerbatimChar"/>
+        </w:rPr>
+        <w:t xml:space="preserve">Score</w:t>
+      </w:r>
+      <w:r>
+        <w:t xml:space="preserve"> </w:t>
+      </w:r>
+      <w:r>
+        <w:t xml:space="preserve">(attested above un-attested) (HXC-1592).</w:t>
       </w:r>
     </w:p>
     <w:p>
@@ -4357,70 +3168,28 @@
         <w:rPr>
           <w:rStyle w:val="VerbatimChar"/>
         </w:rPr>
-        <w:t xml:space="preserve">internal/gpu</w:t>
-      </w:r>
-      <w:r>
-        <w:t xml:space="preserve"> </w:t>
-      </w:r>
-      <w:r>
-        <w:t xml:space="preserve">(additive</w:t>
-      </w:r>
-      <w:r>
-        <w:t xml:space="preserve"> </w:t>
-      </w:r>
-      <w:r>
-        <w:rPr>
-          <w:rStyle w:val="VerbatimChar"/>
-        </w:rPr>
-        <w:t xml:space="preserve">manager_helixpow.go</w:t>
-      </w:r>
-      <w:r>
-        <w:t xml:space="preserve">) — dual-workload capacity reservation:</w:t>
-      </w:r>
-      <w:r>
-        <w:t xml:space="preserve"> </w:t>
-      </w:r>
-      <w:r>
-        <w:rPr>
-          <w:rStyle w:val="VerbatimChar"/>
-        </w:rPr>
-        <w:t xml:space="preserve">ReserveForHelixPoW(fraction)</w:t>
-      </w:r>
-      <w:r>
-        <w:t xml:space="preserve"> </w:t>
-      </w:r>
-      <w:r>
-        <w:t xml:space="preserve">+</w:t>
-      </w:r>
-      <w:r>
-        <w:t xml:space="preserve"> </w:t>
-      </w:r>
-      <w:r>
-        <w:rPr>
-          <w:rStyle w:val="VerbatimChar"/>
-        </w:rPr>
-        <w:t xml:space="preserve">ChutesCapacity()</w:t>
-      </w:r>
-      <w:r>
-        <w:t xml:space="preserve"> </w:t>
-      </w:r>
-      <w:r>
-        <w:t xml:space="preserve">reporting only the non-reserved remainder, with a strict</w:t>
-      </w:r>
-      <w:r>
-        <w:t xml:space="preserve"> </w:t>
-      </w:r>
-      <w:r>
-        <w:rPr>
-          <w:rStyle w:val="VerbatimChar"/>
-        </w:rPr>
-        <w:t xml:space="preserve">&gt;0.80</w:t>
-      </w:r>
-      <w:r>
-        <w:t xml:space="preserve"> </w:t>
-      </w:r>
-      <w:r>
-        <w:t xml:space="preserve">Helix-load Gepetto starvation guard that zeroes Chutes capacity (HXC-1447).</w:t>
+        <w:t xml:space="preserve">gravaladmit</w:t>
+      </w:r>
+      <w:r>
+        <w:t xml:space="preserve"> </w:t>
+      </w:r>
+      <w:r>
+        <w:t xml:space="preserve">— HMAC-SHA256 GraVal challenge-response provider admission gate with single-use nonce and</w:t>
+      </w:r>
+      <w:r>
+        <w:t xml:space="preserve"> </w:t>
+      </w:r>
+      <w:r>
+        <w:rPr>
+          <w:rStyle w:val="VerbatimChar"/>
+        </w:rPr>
+        <w:t xml:space="preserve">graval.verified</w:t>
+      </w:r>
+      <w:r>
+        <w:t xml:space="preserve"> </w:t>
+      </w:r>
+      <w:r>
+        <w:t xml:space="preserve">label (HXC-1523).</w:t>
       </w:r>
     </w:p>
     <w:p>
@@ -4435,7 +3204,736 @@
         <w:rPr>
           <w:rStyle w:val="VerbatimChar"/>
         </w:rPr>
-        <w:t xml:space="preserve">chutes</w:t>
+        <w:t xml:space="preserve">modelrouter</w:t>
+      </w:r>
+      <w:r>
+        <w:t xml:space="preserve"> </w:t>
+      </w:r>
+      <w:r>
+        <w:t xml:space="preserve">— strategy-to-default-model resolution (latency/throughput/quality/cost) with a typed unknown-strategy error (HXC-1430).</w:t>
+      </w:r>
+    </w:p>
+    <w:p>
+      <w:pPr>
+        <w:pStyle w:val="Compact"/>
+        <w:numPr>
+          <w:ilvl w:val="2"/>
+          <w:numId w:val="1011"/>
+        </w:numPr>
+      </w:pPr>
+      <w:r>
+        <w:rPr>
+          <w:rStyle w:val="VerbatimChar"/>
+        </w:rPr>
+        <w:t xml:space="preserve">gravalverify</w:t>
+      </w:r>
+      <w:r>
+        <w:t xml:space="preserve"> </w:t>
+      </w:r>
+      <w:r>
+        <w:t xml:space="preserve">— GraVal GPU attestation with a VRAM-ratio</w:t>
+      </w:r>
+      <w:r>
+        <w:t xml:space="preserve"> </w:t>
+      </w:r>
+      <w:r>
+        <w:rPr>
+          <w:rStyle w:val="VerbatimChar"/>
+        </w:rPr>
+        <w:t xml:space="preserve">&gt;= 0.95</w:t>
+      </w:r>
+      <w:r>
+        <w:t xml:space="preserve"> </w:t>
+      </w:r>
+      <w:r>
+        <w:t xml:space="preserve">gate and a concurrent, race-clean</w:t>
+      </w:r>
+      <w:r>
+        <w:t xml:space="preserve"> </w:t>
+      </w:r>
+      <w:r>
+        <w:rPr>
+          <w:rStyle w:val="VerbatimChar"/>
+        </w:rPr>
+        <w:t xml:space="preserve">BatchVerify</w:t>
+      </w:r>
+      <w:r>
+        <w:t xml:space="preserve"> </w:t>
+      </w:r>
+      <w:r>
+        <w:t xml:space="preserve">pass-rate KPI (HXC-1435, HXC-1436).</w:t>
+      </w:r>
+    </w:p>
+    <w:p>
+      <w:pPr>
+        <w:pStyle w:val="Compact"/>
+        <w:numPr>
+          <w:ilvl w:val="2"/>
+          <w:numId w:val="1011"/>
+        </w:numPr>
+      </w:pPr>
+      <w:r>
+        <w:rPr>
+          <w:rStyle w:val="VerbatimChar"/>
+        </w:rPr>
+        <w:t xml:space="preserve">gepetto</w:t>
+      </w:r>
+      <w:r>
+        <w:t xml:space="preserve"> </w:t>
+      </w:r>
+      <w:r>
+        <w:t xml:space="preserve">— HelixGepetto dual-resource local-vs-Chutes arbitration with a monotonic reserve schedule and a strict</w:t>
+      </w:r>
+      <w:r>
+        <w:t xml:space="preserve"> </w:t>
+      </w:r>
+      <w:r>
+        <w:rPr>
+          <w:rStyle w:val="VerbatimChar"/>
+        </w:rPr>
+        <w:t xml:space="preserve">&gt;0.80</w:t>
+      </w:r>
+      <w:r>
+        <w:t xml:space="preserve"> </w:t>
+      </w:r>
+      <w:r>
+        <w:t xml:space="preserve">high-water anti-starvation zero-capacity cut-off (HXC-1446).</w:t>
+      </w:r>
+    </w:p>
+    <w:p>
+      <w:pPr>
+        <w:pStyle w:val="Compact"/>
+        <w:numPr>
+          <w:ilvl w:val="2"/>
+          <w:numId w:val="1011"/>
+        </w:numPr>
+      </w:pPr>
+      <w:r>
+        <w:rPr>
+          <w:rStyle w:val="VerbatimChar"/>
+        </w:rPr>
+        <w:t xml:space="preserve">chutesaccount</w:t>
+      </w:r>
+      <w:r>
+        <w:t xml:space="preserve"> </w:t>
+      </w:r>
+      <w:r>
+        <w:t xml:space="preserve">— Chutes API model-list (TEE/price fields) and</w:t>
+      </w:r>
+      <w:r>
+        <w:t xml:space="preserve"> </w:t>
+      </w:r>
+      <w:r>
+        <w:rPr>
+          <w:rStyle w:val="VerbatimChar"/>
+        </w:rPr>
+        <w:t xml:space="preserve">/users/me</w:t>
+      </w:r>
+      <w:r>
+        <w:t xml:space="preserve"> </w:t>
+      </w:r>
+      <w:r>
+        <w:t xml:space="preserve">account-balance client over HTTP with</w:t>
+      </w:r>
+      <w:r>
+        <w:t xml:space="preserve"> </w:t>
+      </w:r>
+      <w:r>
+        <w:rPr>
+          <w:rStyle w:val="VerbatimChar"/>
+        </w:rPr>
+        <w:t xml:space="preserve">Authorization: Bearer</w:t>
+      </w:r>
+      <w:r>
+        <w:t xml:space="preserve"> </w:t>
+      </w:r>
+      <w:r>
+        <w:t xml:space="preserve">(HXC-1429).</w:t>
+      </w:r>
+    </w:p>
+    <w:p>
+      <w:pPr>
+        <w:pStyle w:val="Compact"/>
+        <w:numPr>
+          <w:ilvl w:val="2"/>
+          <w:numId w:val="1011"/>
+        </w:numPr>
+      </w:pPr>
+      <w:r>
+        <w:rPr>
+          <w:rStyle w:val="VerbatimChar"/>
+        </w:rPr>
+        <w:t xml:space="preserve">cmd/burst-controller</w:t>
+      </w:r>
+      <w:r>
+        <w:t xml:space="preserve"> </w:t>
+      </w:r>
+      <w:r>
+        <w:t xml:space="preserve">— utilization-driven binary driving</w:t>
+      </w:r>
+      <w:r>
+        <w:t xml:space="preserve"> </w:t>
+      </w:r>
+      <w:r>
+        <w:rPr>
+          <w:rStyle w:val="VerbatimChar"/>
+        </w:rPr>
+        <w:t xml:space="preserve">bursthysteresis</w:t>
+      </w:r>
+      <w:r>
+        <w:t xml:space="preserve">; emits a</w:t>
+      </w:r>
+      <w:r>
+        <w:t xml:space="preserve"> </w:t>
+      </w:r>
+      <w:r>
+        <w:t xml:space="preserve">“burst allocation request”</w:t>
+      </w:r>
+      <w:r>
+        <w:t xml:space="preserve"> </w:t>
+      </w:r>
+      <w:r>
+        <w:t xml:space="preserve">on SPILL and a RECOVER line, runID-stamped (HXC-1531).</w:t>
+      </w:r>
+    </w:p>
+    <w:p>
+      <w:pPr>
+        <w:pStyle w:val="Compact"/>
+        <w:numPr>
+          <w:ilvl w:val="2"/>
+          <w:numId w:val="1011"/>
+        </w:numPr>
+      </w:pPr>
+      <w:r>
+        <w:rPr>
+          <w:rStyle w:val="VerbatimChar"/>
+        </w:rPr>
+        <w:t xml:space="preserve">tieredcache</w:t>
+      </w:r>
+      <w:r>
+        <w:t xml:space="preserve"> </w:t>
+      </w:r>
+      <w:r>
+        <w:t xml:space="preserve">— hot(memory)/warm(NVMe)/cold(SSD) tiered cache with injected backends + injected clock, idle-demotion + promotion, and per-tier hit stats (HXC-1418).</w:t>
+      </w:r>
+    </w:p>
+    <w:p>
+      <w:pPr>
+        <w:pStyle w:val="Compact"/>
+        <w:numPr>
+          <w:ilvl w:val="2"/>
+          <w:numId w:val="1011"/>
+        </w:numPr>
+      </w:pPr>
+      <w:r>
+        <w:rPr>
+          <w:rStyle w:val="VerbatimChar"/>
+        </w:rPr>
+        <w:t xml:space="preserve">smartrouter</w:t>
+      </w:r>
+      <w:r>
+        <w:t xml:space="preserve"> </w:t>
+      </w:r>
+      <w:r>
+        <w:t xml:space="preserve">— intelligent ModelRouter (latency/throughput/cost/TEE/balanced) that always excludes unhealthy models, with a typed no-eligible-model error (HXC-1539).</w:t>
+      </w:r>
+    </w:p>
+    <w:p>
+      <w:pPr>
+        <w:pStyle w:val="Compact"/>
+        <w:numPr>
+          <w:ilvl w:val="2"/>
+          <w:numId w:val="1011"/>
+        </w:numPr>
+      </w:pPr>
+      <w:r>
+        <w:rPr>
+          <w:rStyle w:val="VerbatimChar"/>
+        </w:rPr>
+        <w:t xml:space="preserve">epochresolve</w:t>
+      </w:r>
+      <w:r>
+        <w:t xml:space="preserve"> </w:t>
+      </w:r>
+      <w:r>
+        <w:t xml:space="preserve">— config-epoch failover slot-ownership conflict resolution (highest-epoch wins, deterministic lexicographic equal-epoch tiebreak, order-independent convergence) (HXC-1397).</w:t>
+      </w:r>
+    </w:p>
+    <w:p>
+      <w:pPr>
+        <w:pStyle w:val="Compact"/>
+        <w:numPr>
+          <w:ilvl w:val="2"/>
+          <w:numId w:val="1011"/>
+        </w:numPr>
+      </w:pPr>
+      <w:r>
+        <w:rPr>
+          <w:rStyle w:val="VerbatimChar"/>
+        </w:rPr>
+        <w:t xml:space="preserve">balancemonitor</w:t>
+      </w:r>
+      <w:r>
+        <w:t xml:space="preserve"> </w:t>
+      </w:r>
+      <w:r>
+        <w:t xml:space="preserve">— USD account-balance monitor with a strict low-balance floor warning, over HTTP with</w:t>
+      </w:r>
+      <w:r>
+        <w:t xml:space="preserve"> </w:t>
+      </w:r>
+      <w:r>
+        <w:rPr>
+          <w:rStyle w:val="VerbatimChar"/>
+        </w:rPr>
+        <w:t xml:space="preserve">Authorization: Bearer</w:t>
+      </w:r>
+      <w:r>
+        <w:t xml:space="preserve"> </w:t>
+      </w:r>
+      <w:r>
+        <w:t xml:space="preserve">(HXC-1512).</w:t>
+      </w:r>
+    </w:p>
+    <w:p>
+      <w:pPr>
+        <w:pStyle w:val="Compact"/>
+        <w:numPr>
+          <w:ilvl w:val="2"/>
+          <w:numId w:val="1011"/>
+        </w:numPr>
+      </w:pPr>
+      <w:r>
+        <w:rPr>
+          <w:rStyle w:val="VerbatimChar"/>
+        </w:rPr>
+        <w:t xml:space="preserve">scan</w:t>
+      </w:r>
+      <w:r>
+        <w:t xml:space="preserve"> </w:t>
+      </w:r>
+      <w:r>
+        <w:t xml:space="preserve">— Oracle-SCAN-style stable virtual client endpoint: least-loaded healthy-backend routing with a membership-stable name and injected clock (HXC-1403).</w:t>
+      </w:r>
+    </w:p>
+    <w:p>
+      <w:pPr>
+        <w:pStyle w:val="Compact"/>
+        <w:numPr>
+          <w:ilvl w:val="2"/>
+          <w:numId w:val="1011"/>
+        </w:numPr>
+      </w:pPr>
+      <w:r>
+        <w:rPr>
+          <w:rStyle w:val="VerbatimChar"/>
+        </w:rPr>
+        <w:t xml:space="preserve">llmfailover</w:t>
+      </w:r>
+      <w:r>
+        <w:t xml:space="preserve"> </w:t>
+      </w:r>
+      <w:r>
+        <w:t xml:space="preserve">— error-classified LLM failover taxonomy (deterministic per-class fallback paths) plus a sandbox scheduling-hint contract (HXC-1600).</w:t>
+      </w:r>
+    </w:p>
+    <w:p>
+      <w:pPr>
+        <w:pStyle w:val="Compact"/>
+        <w:numPr>
+          <w:ilvl w:val="2"/>
+          <w:numId w:val="1011"/>
+        </w:numPr>
+      </w:pPr>
+      <w:r>
+        <w:rPr>
+          <w:rStyle w:val="VerbatimChar"/>
+        </w:rPr>
+        <w:t xml:space="preserve">llmadapter</w:t>
+      </w:r>
+      <w:r>
+        <w:t xml:space="preserve"> </w:t>
+      </w:r>
+      <w:r>
+        <w:t xml:space="preserve">— Claude Messages / OpenAI Responses-API request and response shape adapters to OpenAI chat-completions, preserving tool-call order (HXC-1599).</w:t>
+      </w:r>
+    </w:p>
+    <w:p>
+      <w:pPr>
+        <w:pStyle w:val="Compact"/>
+        <w:numPr>
+          <w:ilvl w:val="2"/>
+          <w:numId w:val="1011"/>
+        </w:numPr>
+      </w:pPr>
+      <w:r>
+        <w:rPr>
+          <w:rStyle w:val="VerbatimChar"/>
+        </w:rPr>
+        <w:t xml:space="preserve">deltacrdt</w:t>
+      </w:r>
+      <w:r>
+        <w:t xml:space="preserve"> </w:t>
+      </w:r>
+      <w:r>
+        <w:t xml:space="preserve">— standalone delta-state CRDTs (G-counter / PN-counter / observed-remove OR-set / LWW-map) with delta-mutators and a convergent (commutative/associative/idempotent) merge (HXC-1409).</w:t>
+      </w:r>
+    </w:p>
+    <w:p>
+      <w:pPr>
+        <w:pStyle w:val="Compact"/>
+        <w:numPr>
+          <w:ilvl w:val="2"/>
+          <w:numId w:val="1011"/>
+        </w:numPr>
+      </w:pPr>
+      <w:r>
+        <w:rPr>
+          <w:rStyle w:val="VerbatimChar"/>
+        </w:rPr>
+        <w:t xml:space="preserve">gputopo</w:t>
+      </w:r>
+      <w:r>
+        <w:t xml:space="preserve"> </w:t>
+      </w:r>
+      <w:r>
+        <w:t xml:space="preserve">— topology-aware NUMA/NVLink GPU placement scoring that prefers NVLink-connected GPU pairs and falls back to PCIe (HXC-1406).</w:t>
+      </w:r>
+    </w:p>
+    <w:p>
+      <w:pPr>
+        <w:pStyle w:val="Compact"/>
+        <w:numPr>
+          <w:ilvl w:val="2"/>
+          <w:numId w:val="1011"/>
+        </w:numPr>
+      </w:pPr>
+      <w:r>
+        <w:rPr>
+          <w:rStyle w:val="VerbatimChar"/>
+        </w:rPr>
+        <w:t xml:space="preserve">fsresidency</w:t>
+      </w:r>
+      <w:r>
+        <w:t xml:space="preserve"> </w:t>
+      </w:r>
+      <w:r>
+        <w:t xml:space="preserve">— filesystem residency challenge: per-byte-range</w:t>
+      </w:r>
+      <w:r>
+        <w:t xml:space="preserve"> </w:t>
+      </w:r>
+      <w:r>
+        <w:rPr>
+          <w:rStyle w:val="VerbatimChar"/>
+        </w:rPr>
+        <w:t xml:space="preserve">ReadAt</w:t>
+      </w:r>
+      <w:r>
+        <w:t xml:space="preserve"> </w:t>
+      </w:r>
+      <w:r>
+        <w:t xml:space="preserve">+ SHA-256 verification proving a model file is really present on disk; truncated/missing/mismatch all fail (HXC-1572).</w:t>
+      </w:r>
+    </w:p>
+    <w:p>
+      <w:pPr>
+        <w:pStyle w:val="Compact"/>
+        <w:numPr>
+          <w:ilvl w:val="2"/>
+          <w:numId w:val="1011"/>
+        </w:numPr>
+      </w:pPr>
+      <w:r>
+        <w:rPr>
+          <w:rStyle w:val="VerbatimChar"/>
+        </w:rPr>
+        <w:t xml:space="preserve">economics</w:t>
+      </w:r>
+      <w:r>
+        <w:t xml:space="preserve"> </w:t>
+      </w:r>
+      <w:r>
+        <w:t xml:space="preserve">—</w:t>
+      </w:r>
+      <w:r>
+        <w:t xml:space="preserve"> </w:t>
+      </w:r>
+      <w:r>
+        <w:rPr>
+          <w:rStyle w:val="VerbatimChar"/>
+        </w:rPr>
+        <w:t xml:space="preserve">RewardDistributor</w:t>
+      </w:r>
+      <w:r>
+        <w:t xml:space="preserve"> </w:t>
+      </w:r>
+      <w:r>
+        <w:t xml:space="preserve">multi-token distribution with treasury/reinvest splits and a conservation invariant (</w:t>
+      </w:r>
+      <w:r>
+        <w:rPr>
+          <w:rStyle w:val="VerbatimChar"/>
+        </w:rPr>
+        <w:t xml:space="preserve">sum(ledger)+treasury+reinvest == total</w:t>
+      </w:r>
+      <w:r>
+        <w:t xml:space="preserve">), plus</w:t>
+      </w:r>
+      <w:r>
+        <w:t xml:space="preserve"> </w:t>
+      </w:r>
+      <w:r>
+        <w:rPr>
+          <w:rStyle w:val="VerbatimChar"/>
+        </w:rPr>
+        <w:t xml:space="preserve">GetParticipantROI</w:t>
+      </w:r>
+      <w:r>
+        <w:t xml:space="preserve"> </w:t>
+      </w:r>
+      <w:r>
+        <w:t xml:space="preserve">(ROI% + break-even days, typed unknown-participant error) (HXC-1460, HXC-1461).</w:t>
+      </w:r>
+    </w:p>
+    <w:p>
+      <w:pPr>
+        <w:pStyle w:val="Compact"/>
+        <w:numPr>
+          <w:ilvl w:val="2"/>
+          <w:numId w:val="1011"/>
+        </w:numPr>
+      </w:pPr>
+      <w:r>
+        <w:rPr>
+          <w:rStyle w:val="VerbatimChar"/>
+        </w:rPr>
+        <w:t xml:space="preserve">revenueopt</w:t>
+      </w:r>
+      <w:r>
+        <w:t xml:space="preserve"> </w:t>
+      </w:r>
+      <w:r>
+        <w:t xml:space="preserve">—</w:t>
+      </w:r>
+      <w:r>
+        <w:t xml:space="preserve"> </w:t>
+      </w:r>
+      <w:r>
+        <w:rPr>
+          <w:rStyle w:val="VerbatimChar"/>
+        </w:rPr>
+        <w:t xml:space="preserve">RevenueOptimizer.OptimizeAllocation</w:t>
+      </w:r>
+      <w:r>
+        <w:t xml:space="preserve"> </w:t>
+      </w:r>
+      <w:r>
+        <w:t xml:space="preserve">greedy GPU→marketplace assignment maximising expected revenue, with a TEE→Chutes revenue bias; self-contained types (HXC-1456).</w:t>
+      </w:r>
+    </w:p>
+    <w:p>
+      <w:pPr>
+        <w:pStyle w:val="Compact"/>
+        <w:numPr>
+          <w:ilvl w:val="2"/>
+          <w:numId w:val="1011"/>
+        </w:numPr>
+      </w:pPr>
+      <w:r>
+        <w:rPr>
+          <w:rStyle w:val="VerbatimChar"/>
+        </w:rPr>
+        <w:t xml:space="preserve">exportcontrol</w:t>
+      </w:r>
+      <w:r>
+        <w:t xml:space="preserve"> </w:t>
+      </w:r>
+      <w:r>
+        <w:t xml:space="preserve">— export-control / country-code KYC gate: a controlled GPU (</w:t>
+      </w:r>
+      <w:r>
+        <w:rPr>
+          <w:rStyle w:val="VerbatimChar"/>
+        </w:rPr>
+        <w:t xml:space="preserve">H100</w:t>
+      </w:r>
+      <w:r>
+        <w:t xml:space="preserve">/</w:t>
+      </w:r>
+      <w:r>
+        <w:rPr>
+          <w:rStyle w:val="VerbatimChar"/>
+        </w:rPr>
+        <w:t xml:space="preserve">A100</w:t>
+      </w:r>
+      <w:r>
+        <w:t xml:space="preserve">) from a Tier-3 (embargoed) or unknown jurisdiction is rejected with</w:t>
+      </w:r>
+      <w:r>
+        <w:t xml:space="preserve"> </w:t>
+      </w:r>
+      <w:r>
+        <w:rPr>
+          <w:rStyle w:val="VerbatimChar"/>
+        </w:rPr>
+        <w:t xml:space="preserve">ErrExportDenied</w:t>
+      </w:r>
+      <w:r>
+        <w:t xml:space="preserve">; Tier-1 is allowed (HXC-1482).</w:t>
+      </w:r>
+    </w:p>
+    <w:p>
+      <w:pPr>
+        <w:pStyle w:val="Compact"/>
+        <w:numPr>
+          <w:ilvl w:val="2"/>
+          <w:numId w:val="1011"/>
+        </w:numPr>
+      </w:pPr>
+      <w:r>
+        <w:rPr>
+          <w:rStyle w:val="VerbatimChar"/>
+        </w:rPr>
+        <w:t xml:space="preserve">devicecatalog</w:t>
+      </w:r>
+      <w:r>
+        <w:t xml:space="preserve"> </w:t>
+      </w:r>
+      <w:r>
+        <w:t xml:space="preserve">— machine-readable 64-device taxonomy with case-insensitive substring</w:t>
+      </w:r>
+      <w:r>
+        <w:t xml:space="preserve"> </w:t>
+      </w:r>
+      <w:r>
+        <w:rPr>
+          <w:rStyle w:val="VerbatimChar"/>
+        </w:rPr>
+        <w:t xml:space="preserve">Lookup</w:t>
+      </w:r>
+      <w:r>
+        <w:t xml:space="preserve"> </w:t>
+      </w:r>
+      <w:r>
+        <w:t xml:space="preserve">resolving a discovered CPU model (e.g. </w:t>
+      </w:r>
+      <w:r>
+        <w:rPr>
+          <w:rStyle w:val="VerbatimChar"/>
+        </w:rPr>
+        <w:t xml:space="preserve">Rockchip RK3588</w:t>
+      </w:r>
+      <w:r>
+        <w:t xml:space="preserve">) to its tier / trust-level / compute-class (HXC-1331).</w:t>
+      </w:r>
+    </w:p>
+    <w:p>
+      <w:pPr>
+        <w:pStyle w:val="Compact"/>
+        <w:numPr>
+          <w:ilvl w:val="2"/>
+          <w:numId w:val="1011"/>
+        </w:numPr>
+      </w:pPr>
+      <w:r>
+        <w:rPr>
+          <w:rStyle w:val="VerbatimChar"/>
+        </w:rPr>
+        <w:t xml:space="preserve">compliancedoc</w:t>
+      </w:r>
+      <w:r>
+        <w:t xml:space="preserve"> </w:t>
+      </w:r>
+      <w:r>
+        <w:t xml:space="preserve">— EU AI Act compliance-documentation pipeline: generates a model card + technical-documentation artifact from attestation-log records, with a SHA-256 provenance hash bound to the actual record content (HXC-1481).</w:t>
+      </w:r>
+    </w:p>
+    <w:p>
+      <w:pPr>
+        <w:pStyle w:val="Compact"/>
+        <w:numPr>
+          <w:ilvl w:val="2"/>
+          <w:numId w:val="1011"/>
+        </w:numPr>
+      </w:pPr>
+      <w:r>
+        <w:rPr>
+          <w:rStyle w:val="VerbatimChar"/>
+        </w:rPr>
+        <w:t xml:space="preserve">hybridkex</w:t>
+      </w:r>
+      <w:r>
+        <w:t xml:space="preserve"> </w:t>
+      </w:r>
+      <w:r>
+        <w:t xml:space="preserve">— hybrid post-quantum key exchange combining X25519 (</w:t>
+      </w:r>
+      <w:r>
+        <w:rPr>
+          <w:rStyle w:val="VerbatimChar"/>
+        </w:rPr>
+        <w:t xml:space="preserve">crypto/ecdh</w:t>
+      </w:r>
+      <w:r>
+        <w:t xml:space="preserve">) and ML-KEM-768 (</w:t>
+      </w:r>
+      <w:r>
+        <w:rPr>
+          <w:rStyle w:val="VerbatimChar"/>
+        </w:rPr>
+        <w:t xml:space="preserve">crypto/mlkem</w:t>
+      </w:r>
+      <w:r>
+        <w:t xml:space="preserve">) shared secrets via HKDF-SHA256 (group</w:t>
+      </w:r>
+      <w:r>
+        <w:t xml:space="preserve"> </w:t>
+      </w:r>
+      <w:r>
+        <w:rPr>
+          <w:rStyle w:val="VerbatimChar"/>
+        </w:rPr>
+        <w:t xml:space="preserve">X25519MLKEM768</w:t>
+      </w:r>
+      <w:r>
+        <w:t xml:space="preserve">); a tampered ML-KEM ciphertext yields a non-matching key (HXC-1476).</w:t>
+      </w:r>
+    </w:p>
+    <w:p>
+      <w:pPr>
+        <w:pStyle w:val="Compact"/>
+        <w:numPr>
+          <w:ilvl w:val="2"/>
+          <w:numId w:val="1011"/>
+        </w:numPr>
+      </w:pPr>
+      <w:r>
+        <w:rPr>
+          <w:rStyle w:val="VerbatimChar"/>
+        </w:rPr>
+        <w:t xml:space="preserve">carbonsched</w:t>
+      </w:r>
+      <w:r>
+        <w:t xml:space="preserve"> </w:t>
+      </w:r>
+      <w:r>
+        <w:t xml:space="preserve">— carbon-aware job placement: chooses the lowest-carbon-intensity latency-eligible region (deterministic name tiebreak) with per-job kWh / gCO2 metering (HXC-1480).</w:t>
+      </w:r>
+    </w:p>
+    <w:p>
+      <w:pPr>
+        <w:pStyle w:val="Compact"/>
+        <w:numPr>
+          <w:ilvl w:val="2"/>
+          <w:numId w:val="1011"/>
+        </w:numPr>
+      </w:pPr>
+      <w:r>
+        <w:rPr>
+          <w:rStyle w:val="VerbatimChar"/>
+        </w:rPr>
+        <w:t xml:space="preserve">gpuattest</w:t>
       </w:r>
       <w:r>
         <w:t xml:space="preserve"> </w:t>
@@ -4450,7 +3948,73 @@
         <w:rPr>
           <w:rStyle w:val="VerbatimChar"/>
         </w:rPr>
-        <w:t xml:space="preserve">config.go</w:t>
+        <w:t xml:space="preserve">multigpu.go</w:t>
+      </w:r>
+      <w:r>
+        <w:t xml:space="preserve">) — multi-GPU node enumeration: an N-GPU node descriptor yields N distinct, independently-verifiable per-device attestation proofs keyed by GPU UUID; rejects duplicate/empty descriptors (HXC-1573).</w:t>
+      </w:r>
+    </w:p>
+    <w:p>
+      <w:pPr>
+        <w:pStyle w:val="Compact"/>
+        <w:numPr>
+          <w:ilvl w:val="2"/>
+          <w:numId w:val="1011"/>
+        </w:numPr>
+      </w:pPr>
+      <w:r>
+        <w:rPr>
+          <w:rStyle w:val="VerbatimChar"/>
+        </w:rPr>
+        <w:t xml:space="preserve">workloadrouter</w:t>
+      </w:r>
+      <w:r>
+        <w:t xml:space="preserve"> </w:t>
+      </w:r>
+      <w:r>
+        <w:t xml:space="preserve">—</w:t>
+      </w:r>
+      <w:r>
+        <w:t xml:space="preserve"> </w:t>
+      </w:r>
+      <w:r>
+        <w:rPr>
+          <w:rStyle w:val="VerbatimChar"/>
+        </w:rPr>
+        <w:t xml:space="preserve">UnifiedManager.RouteWorkload</w:t>
+      </w:r>
+      <w:r>
+        <w:t xml:space="preserve">: concurrent per-marketplace price probes + a weighted composite score (inverse price/latency, health) with a TEE multiplier that re-ranks confidential offers when the workload requires a TEE (HXC-1455).</w:t>
+      </w:r>
+    </w:p>
+    <w:p>
+      <w:pPr>
+        <w:pStyle w:val="Compact"/>
+        <w:numPr>
+          <w:ilvl w:val="2"/>
+          <w:numId w:val="1011"/>
+        </w:numPr>
+      </w:pPr>
+      <w:r>
+        <w:rPr>
+          <w:rStyle w:val="VerbatimChar"/>
+        </w:rPr>
+        <w:t xml:space="preserve">metrics</w:t>
+      </w:r>
+      <w:r>
+        <w:t xml:space="preserve"> </w:t>
+      </w:r>
+      <w:r>
+        <w:t xml:space="preserve">(additive</w:t>
+      </w:r>
+      <w:r>
+        <w:t xml:space="preserve"> </w:t>
+      </w:r>
+      <w:r>
+        <w:rPr>
+          <w:rStyle w:val="VerbatimChar"/>
+        </w:rPr>
+        <w:t xml:space="preserve">tiermetrics.go</w:t>
       </w:r>
       <w:r>
         <w:t xml:space="preserve">) —</w:t>
@@ -4462,55 +4026,391 @@
         <w:rPr>
           <w:rStyle w:val="VerbatimChar"/>
         </w:rPr>
-        <w:t xml:space="preserve">ChutesMinerConfig</w:t>
-      </w:r>
-      <w:r>
-        <w:t xml:space="preserve"> </w:t>
-      </w:r>
-      <w:r>
-        <w:t xml:space="preserve">and</w:t>
-      </w:r>
-      <w:r>
-        <w:t xml:space="preserve"> </w:t>
-      </w:r>
-      <w:r>
-        <w:rPr>
-          <w:rStyle w:val="VerbatimChar"/>
-        </w:rPr>
-        <w:t xml:space="preserve">ValidatorConfig</w:t>
-      </w:r>
-      <w:r>
-        <w:t xml:space="preserve"> </w:t>
-      </w:r>
-      <w:r>
-        <w:t xml:space="preserve">deployment descriptors with</w:t>
-      </w:r>
-      <w:r>
-        <w:t xml:space="preserve"> </w:t>
-      </w:r>
-      <w:r>
-        <w:rPr>
-          <w:rStyle w:val="VerbatimChar"/>
-        </w:rPr>
-        <w:t xml:space="preserve">Validate()</w:t>
-      </w:r>
-      <w:r>
-        <w:t xml:space="preserve"> </w:t>
-      </w:r>
-      <w:r>
-        <w:t xml:space="preserve">invariants (non-empty IDs/hotkeys,</w:t>
-      </w:r>
-      <w:r>
-        <w:t xml:space="preserve"> </w:t>
-      </w:r>
-      <w:r>
-        <w:rPr>
-          <w:rStyle w:val="VerbatimChar"/>
-        </w:rPr>
-        <w:t xml:space="preserve">GPUCount&gt;0</w:t>
-      </w:r>
-      <w:r>
-        <w:t xml:space="preserve">, non-negative cost, positive cache size, TEE consistency) (HXC-1439).</w:t>
+        <w:t xml:space="preserve">TierMetrics</w:t>
+      </w:r>
+      <w:r>
+        <w:t xml:space="preserve"> </w:t>
+      </w:r>
+      <w:r>
+        <w:t xml:space="preserve">exposes</w:t>
+      </w:r>
+      <w:r>
+        <w:t xml:space="preserve"> </w:t>
+      </w:r>
+      <w:r>
+        <w:rPr>
+          <w:rStyle w:val="VerbatimChar"/>
+        </w:rPr>
+        <w:t xml:space="preserve">gpu_tier_utilization</w:t>
+      </w:r>
+      <w:r>
+        <w:t xml:space="preserve">,</w:t>
+      </w:r>
+      <w:r>
+        <w:t xml:space="preserve"> </w:t>
+      </w:r>
+      <w:r>
+        <w:rPr>
+          <w:rStyle w:val="VerbatimChar"/>
+        </w:rPr>
+        <w:t xml:space="preserve">gpu_cost_per_hour</w:t>
+      </w:r>
+      <w:r>
+        <w:t xml:space="preserve">, and</w:t>
+      </w:r>
+      <w:r>
+        <w:t xml:space="preserve"> </w:t>
+      </w:r>
+      <w:r>
+        <w:rPr>
+          <w:rStyle w:val="VerbatimChar"/>
+        </w:rPr>
+        <w:t xml:space="preserve">provider_health</w:t>
+      </w:r>
+      <w:r>
+        <w:t xml:space="preserve"> </w:t>
+      </w:r>
+      <w:r>
+        <w:t xml:space="preserve">Prometheus-text series with deterministic ordering and concurrent-safe setters (HXC-1535).</w:t>
+      </w:r>
+    </w:p>
+    <w:p>
+      <w:pPr>
+        <w:pStyle w:val="Compact"/>
+        <w:numPr>
+          <w:ilvl w:val="2"/>
+          <w:numId w:val="1011"/>
+        </w:numPr>
+      </w:pPr>
+      <w:r>
+        <w:rPr>
+          <w:rStyle w:val="VerbatimChar"/>
+        </w:rPr>
+        <w:t xml:space="preserve">cmd/gpu-pool-manager</w:t>
+      </w:r>
+      <w:r>
+        <w:t xml:space="preserve"> </w:t>
+      </w:r>
+      <w:r>
+        <w:t xml:space="preserve">— GPU pool manager HTTP front-end:</w:t>
+      </w:r>
+      <w:r>
+        <w:t xml:space="preserve"> </w:t>
+      </w:r>
+      <w:r>
+        <w:rPr>
+          <w:rStyle w:val="VerbatimChar"/>
+        </w:rPr>
+        <w:t xml:space="preserve">POST /allocate</w:t>
+      </w:r>
+      <w:r>
+        <w:t xml:space="preserve"> </w:t>
+      </w:r>
+      <w:r>
+        <w:t xml:space="preserve">returns the tier-correct (lowest-tier healthy, name tiebreak) provider as JSON (</w:t>
+      </w:r>
+      <w:r>
+        <w:rPr>
+          <w:rStyle w:val="VerbatimChar"/>
+        </w:rPr>
+        <w:t xml:space="preserve">503</w:t>
+      </w:r>
+      <w:r>
+        <w:t xml:space="preserve"> </w:t>
+      </w:r>
+      <w:r>
+        <w:t xml:space="preserve">when none healthy) and</w:t>
+      </w:r>
+      <w:r>
+        <w:t xml:space="preserve"> </w:t>
+      </w:r>
+      <w:r>
+        <w:rPr>
+          <w:rStyle w:val="VerbatimChar"/>
+        </w:rPr>
+        <w:t xml:space="preserve">GET /providers</w:t>
+      </w:r>
+      <w:r>
+        <w:t xml:space="preserve"> </w:t>
+      </w:r>
+      <w:r>
+        <w:t xml:space="preserve">lists providers with health; httptest-gated, self-contained (HXC-1530).</w:t>
+      </w:r>
+    </w:p>
+    <w:p>
+      <w:pPr>
+        <w:pStyle w:val="Compact"/>
+        <w:numPr>
+          <w:ilvl w:val="2"/>
+          <w:numId w:val="1011"/>
+        </w:numPr>
+      </w:pPr>
+      <w:r>
+        <w:rPr>
+          <w:rStyle w:val="VerbatimChar"/>
+        </w:rPr>
+        <w:t xml:space="preserve">marketplaceadapter</w:t>
+      </w:r>
+      <w:r>
+        <w:t xml:space="preserve"> </w:t>
+      </w:r>
+      <w:r>
+        <w:t xml:space="preserve">—</w:t>
+      </w:r>
+      <w:r>
+        <w:t xml:space="preserve"> </w:t>
+      </w:r>
+      <w:r>
+        <w:rPr>
+          <w:rStyle w:val="VerbatimChar"/>
+        </w:rPr>
+        <w:t xml:space="preserve">MarketplaceAdapter</w:t>
+      </w:r>
+      <w:r>
+        <w:t xml:space="preserve"> </w:t>
+      </w:r>
+      <w:r>
+        <w:t xml:space="preserve">interface (</w:t>
+      </w:r>
+      <w:r>
+        <w:rPr>
+          <w:rStyle w:val="VerbatimChar"/>
+        </w:rPr>
+        <w:t xml:space="preserve">Name</w:t>
+      </w:r>
+      <w:r>
+        <w:t xml:space="preserve">/</w:t>
+      </w:r>
+      <w:r>
+        <w:rPr>
+          <w:rStyle w:val="VerbatimChar"/>
+        </w:rPr>
+        <w:t xml:space="preserve">GetCurrentPricing</w:t>
+      </w:r>
+      <w:r>
+        <w:t xml:space="preserve">/</w:t>
+      </w:r>
+      <w:r>
+        <w:rPr>
+          <w:rStyle w:val="VerbatimChar"/>
+        </w:rPr>
+        <w:t xml:space="preserve">SubmitWork</w:t>
+      </w:r>
+      <w:r>
+        <w:t xml:space="preserve">) with a</w:t>
+      </w:r>
+      <w:r>
+        <w:t xml:space="preserve"> </w:t>
+      </w:r>
+      <w:r>
+        <w:rPr>
+          <w:rStyle w:val="VerbatimChar"/>
+        </w:rPr>
+        <w:t xml:space="preserve">Name()</w:t>
+      </w:r>
+      <w:r>
+        <w:t xml:space="preserve">-keyed dispatch</w:t>
+      </w:r>
+      <w:r>
+        <w:t xml:space="preserve"> </w:t>
+      </w:r>
+      <w:r>
+        <w:rPr>
+          <w:rStyle w:val="VerbatimChar"/>
+        </w:rPr>
+        <w:t xml:space="preserve">Registry</w:t>
+      </w:r>
+      <w:r>
+        <w:t xml:space="preserve"> </w:t>
+      </w:r>
+      <w:r>
+        <w:t xml:space="preserve">and a</w:t>
+      </w:r>
+      <w:r>
+        <w:t xml:space="preserve"> </w:t>
+      </w:r>
+      <w:r>
+        <w:rPr>
+          <w:rStyle w:val="VerbatimChar"/>
+        </w:rPr>
+        <w:t xml:space="preserve">ChutesAdapter</w:t>
+      </w:r>
+      <w:r>
+        <w:t xml:space="preserve"> </w:t>
+      </w:r>
+      <w:r>
+        <w:t xml:space="preserve">over HTTP (httptest fixture, non-2xx rejected) (HXC-1454).</w:t>
+      </w:r>
+    </w:p>
+    <w:p>
+      <w:pPr>
+        <w:pStyle w:val="Compact"/>
+        <w:numPr>
+          <w:ilvl w:val="2"/>
+          <w:numId w:val="1011"/>
+        </w:numPr>
+      </w:pPr>
+      <w:r>
+        <w:rPr>
+          <w:rStyle w:val="VerbatimChar"/>
+        </w:rPr>
+        <w:t xml:space="preserve">cmd/e2ee-proxy</w:t>
+      </w:r>
+      <w:r>
+        <w:t xml:space="preserve"> </w:t>
+      </w:r>
+      <w:r>
+        <w:t xml:space="preserve">— transparent ML-KEM-768 (</w:t>
+      </w:r>
+      <w:r>
+        <w:rPr>
+          <w:rStyle w:val="VerbatimChar"/>
+        </w:rPr>
+        <w:t xml:space="preserve">crypto/mlkem</w:t>
+      </w:r>
+      <w:r>
+        <w:t xml:space="preserve">) + AES-256-GCM encrypting proxy:</w:t>
+      </w:r>
+      <w:r>
+        <w:t xml:space="preserve"> </w:t>
+      </w:r>
+      <w:r>
+        <w:rPr>
+          <w:rStyle w:val="VerbatimChar"/>
+        </w:rPr>
+        <w:t xml:space="preserve">EncryptingTransport</w:t>
+      </w:r>
+      <w:r>
+        <w:t xml:space="preserve"> </w:t>
+      </w:r>
+      <w:r>
+        <w:t xml:space="preserve">seals request bodies and</w:t>
+      </w:r>
+      <w:r>
+        <w:t xml:space="preserve"> </w:t>
+      </w:r>
+      <w:r>
+        <w:rPr>
+          <w:rStyle w:val="VerbatimChar"/>
+        </w:rPr>
+        <w:t xml:space="preserve">DecryptingHandler</w:t>
+      </w:r>
+      <w:r>
+        <w:t xml:space="preserve"> </w:t>
+      </w:r>
+      <w:r>
+        <w:t xml:space="preserve">opens them, so the on-wire payload between proxy and upstream is ciphertext-only while the client receives the correct plaintext; tampered ciphertext is rejected (HXC-1532).</w:t>
+      </w:r>
+    </w:p>
+    <w:p>
+      <w:pPr>
+        <w:pStyle w:val="Compact"/>
+        <w:numPr>
+          <w:ilvl w:val="2"/>
+          <w:numId w:val="1011"/>
+        </w:numPr>
+      </w:pPr>
+      <w:r>
+        <w:rPr>
+          <w:rStyle w:val="VerbatimChar"/>
+        </w:rPr>
+        <w:t xml:space="preserve">e2eebench</w:t>
+      </w:r>
+      <w:r>
+        <w:t xml:space="preserve"> </w:t>
+      </w:r>
+      <w:r>
+        <w:t xml:space="preserve">—</w:t>
+      </w:r>
+      <w:r>
+        <w:t xml:space="preserve"> </w:t>
+      </w:r>
+      <w:r>
+        <w:rPr>
+          <w:rStyle w:val="VerbatimChar"/>
+        </w:rPr>
+        <w:t xml:space="preserve">MeasureHandshakeLatency</w:t>
+      </w:r>
+      <w:r>
+        <w:t xml:space="preserve"> </w:t>
+      </w:r>
+      <w:r>
+        <w:t xml:space="preserve">benchmarks the</w:t>
+      </w:r>
+      <w:r>
+        <w:t xml:space="preserve"> </w:t>
+      </w:r>
+      <w:r>
+        <w:rPr>
+          <w:rStyle w:val="VerbatimChar"/>
+        </w:rPr>
+        <w:t xml:space="preserve">hybridkex</w:t>
+      </w:r>
+      <w:r>
+        <w:t xml:space="preserve"> </w:t>
+      </w:r>
+      <w:r>
+        <w:t xml:space="preserve">full handshake (median + P95), proving median &lt; 1ms on host and enforcing per-iteration key agreement (</w:t>
+      </w:r>
+      <w:r>
+        <w:rPr>
+          <w:rStyle w:val="VerbatimChar"/>
+        </w:rPr>
+        <w:t xml:space="preserve">ErrKeyDisagreement</w:t>
+      </w:r>
+      <w:r>
+        <w:t xml:space="preserve">) (HXC-1556).</w:t>
+      </w:r>
+    </w:p>
+    <w:p>
+      <w:pPr>
+        <w:pStyle w:val="Compact"/>
+        <w:numPr>
+          <w:ilvl w:val="2"/>
+          <w:numId w:val="1011"/>
+        </w:numPr>
+      </w:pPr>
+      <w:r>
+        <w:rPr>
+          <w:rStyle w:val="VerbatimChar"/>
+        </w:rPr>
+        <w:t xml:space="preserve">archlint</w:t>
+      </w:r>
+      <w:r>
+        <w:t xml:space="preserve"> </w:t>
+      </w:r>
+      <w:r>
+        <w:t xml:space="preserve">+</w:t>
+      </w:r>
+      <w:r>
+        <w:t xml:space="preserve"> </w:t>
+      </w:r>
+      <w:r>
+        <w:rPr>
+          <w:rStyle w:val="VerbatimChar"/>
+        </w:rPr>
+        <w:t xml:space="preserve">docs/ARCHITECTURE.md</w:t>
+      </w:r>
+      <w:r>
+        <w:t xml:space="preserve"> </w:t>
+      </w:r>
+      <w:r>
+        <w:t xml:space="preserve">— the hardened L0–L7 architecture diagram and component map, mechanically enforced:</w:t>
+      </w:r>
+      <w:r>
+        <w:t xml:space="preserve"> </w:t>
+      </w:r>
+      <w:r>
+        <w:rPr>
+          <w:rStyle w:val="VerbatimChar"/>
+        </w:rPr>
+        <w:t xml:space="preserve">archlint</w:t>
+      </w:r>
+      <w:r>
+        <w:t xml:space="preserve"> </w:t>
+      </w:r>
+      <w:r>
+        <w:t xml:space="preserve">parses the component-map table and fails the build if any documented component maps to a package path that does not exist on disk (HXC-1424).</w:t>
       </w:r>
     </w:p>
     <w:p>
@@ -4518,11 +4418,11 @@
         <w:pStyle w:val="Compact"/>
         <w:numPr>
           <w:ilvl w:val="1"/>
-          <w:numId w:val="1009"/>
-        </w:numPr>
-      </w:pPr>
-      <w:r>
-        <w:t xml:space="preserve">Wave 68 (5 units, subagent-driven, 5 parallel streams in disjoint packages, run concurrently with wave 69):</w:t>
+          <w:numId w:val="1010"/>
+        </w:numPr>
+      </w:pPr>
+      <w:r>
+        <w:t xml:space="preserve">Wave 67 (5 units, subagent-driven, 5 parallel streams in disjoint packages):</w:t>
       </w:r>
     </w:p>
     <w:p>
@@ -4537,13 +4437,70 @@
         <w:rPr>
           <w:rStyle w:val="VerbatimChar"/>
         </w:rPr>
-        <w:t xml:space="preserve">dst</w:t>
-      </w:r>
-      <w:r>
-        <w:t xml:space="preserve"> </w:t>
-      </w:r>
-      <w:r>
-        <w:t xml:space="preserve">— standalone FoundationDB-style deterministic simulation harness: single-threaded seeded-RNG event loop with injectable network/disk/logical-clock; same seed =&gt; byte-for-byte identical trace + exact failure replay; 1000+ seeded sims (HXC-1419).</w:t>
+        <w:t xml:space="preserve">multiraft</w:t>
+      </w:r>
+      <w:r>
+        <w:t xml:space="preserve"> </w:t>
+      </w:r>
+      <w:r>
+        <w:t xml:space="preserve">—</w:t>
+      </w:r>
+      <w:r>
+        <w:t xml:space="preserve"> </w:t>
+      </w:r>
+      <w:r>
+        <w:rPr>
+          <w:rStyle w:val="VerbatimChar"/>
+        </w:rPr>
+        <w:t xml:space="preserve">MultiRaftManager</w:t>
+      </w:r>
+      <w:r>
+        <w:t xml:space="preserve"> </w:t>
+      </w:r>
+      <w:r>
+        <w:t xml:space="preserve">partitioning cluster state into independent per-shard</w:t>
+      </w:r>
+      <w:r>
+        <w:t xml:space="preserve"> </w:t>
+      </w:r>
+      <w:r>
+        <w:rPr>
+          <w:rStyle w:val="VerbatimChar"/>
+        </w:rPr>
+        <w:t xml:space="preserve">go.etcd.io/raft/v3</w:t>
+      </w:r>
+      <w:r>
+        <w:t xml:space="preserve"> </w:t>
+      </w:r>
+      <w:r>
+        <w:t xml:space="preserve">groups, each electing its own leader and committing independently via per-shard</w:t>
+      </w:r>
+      <w:r>
+        <w:t xml:space="preserve"> </w:t>
+      </w:r>
+      <w:r>
+        <w:rPr>
+          <w:rStyle w:val="VerbatimChar"/>
+        </w:rPr>
+        <w:t xml:space="preserve">Propose</w:t>
+      </w:r>
+      <w:r>
+        <w:t xml:space="preserve"> </w:t>
+      </w:r>
+      <w:r>
+        <w:t xml:space="preserve">routing over an in-process</w:t>
+      </w:r>
+      <w:r>
+        <w:t xml:space="preserve"> </w:t>
+      </w:r>
+      <w:r>
+        <w:rPr>
+          <w:rStyle w:val="VerbatimChar"/>
+        </w:rPr>
+        <w:t xml:space="preserve">RaftTransport</w:t>
+      </w:r>
+      <w:r>
+        <w:t xml:space="preserve">; write throughput scales with shard count and a shard re-elects on leader loss while others keep committing (HXC-1387).</w:t>
       </w:r>
     </w:p>
     <w:p>
@@ -4558,13 +4515,58 @@
         <w:rPr>
           <w:rStyle w:val="VerbatimChar"/>
         </w:rPr>
-        <w:t xml:space="preserve">porcupine</w:t>
-      </w:r>
-      <w:r>
-        <w:t xml:space="preserve"> </w:t>
-      </w:r>
-      <w:r>
-        <w:t xml:space="preserve">— self-contained WGL linearizability checker + concurrent history recorder: PASS on linearizable, FAIL (with violating op) on a seeded non-linearizable history (HXC-1421).</w:t>
+        <w:t xml:space="preserve">stonith</w:t>
+      </w:r>
+      <w:r>
+        <w:t xml:space="preserve"> </w:t>
+      </w:r>
+      <w:r>
+        <w:t xml:space="preserve">— STONITH fencing: a</w:t>
+      </w:r>
+      <w:r>
+        <w:t xml:space="preserve"> </w:t>
+      </w:r>
+      <w:r>
+        <w:rPr>
+          <w:rStyle w:val="VerbatimChar"/>
+        </w:rPr>
+        <w:t xml:space="preserve">FencingAgent</w:t>
+      </w:r>
+      <w:r>
+        <w:t xml:space="preserve"> </w:t>
+      </w:r>
+      <w:r>
+        <w:t xml:space="preserve">interface with IPMI / AWS-EC2 / Azure-ARM / SBD-shared-disk / NoOp drivers and a</w:t>
+      </w:r>
+      <w:r>
+        <w:t xml:space="preserve"> </w:t>
+      </w:r>
+      <w:r>
+        <w:rPr>
+          <w:rStyle w:val="VerbatimChar"/>
+        </w:rPr>
+        <w:t xml:space="preserve">MultiLevelFencer</w:t>
+      </w:r>
+      <w:r>
+        <w:t xml:space="preserve"> </w:t>
+      </w:r>
+      <w:r>
+        <w:t xml:space="preserve">multi-level fallback, with sink-side fence confirmation; the IPMI real-binary path is an honest SKIP-with-reason when</w:t>
+      </w:r>
+      <w:r>
+        <w:t xml:space="preserve"> </w:t>
+      </w:r>
+      <w:r>
+        <w:rPr>
+          <w:rStyle w:val="VerbatimChar"/>
+        </w:rPr>
+        <w:t xml:space="preserve">ipmitool</w:t>
+      </w:r>
+      <w:r>
+        <w:t xml:space="preserve"> </w:t>
+      </w:r>
+      <w:r>
+        <w:t xml:space="preserve">is absent (HXC-1401).</w:t>
       </w:r>
     </w:p>
     <w:p>
@@ -4579,46 +4581,13 @@
         <w:rPr>
           <w:rStyle w:val="VerbatimChar"/>
         </w:rPr>
-        <w:t xml:space="preserve">kraft</w:t>
-      </w:r>
-      <w:r>
-        <w:t xml:space="preserve"> </w:t>
-      </w:r>
-      <w:r>
-        <w:t xml:space="preserve">— KRaft-style self-managed Raft metadata quorum (</w:t>
-      </w:r>
-      <w:r>
-        <w:rPr>
-          <w:rStyle w:val="VerbatimChar"/>
-        </w:rPr>
-        <w:t xml:space="preserve">go.etcd.io/raft/v3</w:t>
-      </w:r>
-      <w:r>
-        <w:t xml:space="preserve">, no ZooKeeper): replicated</w:t>
-      </w:r>
-      <w:r>
-        <w:t xml:space="preserve"> </w:t>
-      </w:r>
-      <w:r>
-        <w:rPr>
-          <w:rStyle w:val="VerbatimChar"/>
-        </w:rPr>
-        <w:t xml:space="preserve">CreateTopic</w:t>
-      </w:r>
-      <w:r>
-        <w:t xml:space="preserve">/</w:t>
-      </w:r>
-      <w:r>
-        <w:rPr>
-          <w:rStyle w:val="VerbatimChar"/>
-        </w:rPr>
-        <w:t xml:space="preserve">ListTopics</w:t>
-      </w:r>
-      <w:r>
-        <w:t xml:space="preserve"> </w:t>
-      </w:r>
-      <w:r>
-        <w:t xml:space="preserve">+ partition-leader assignment, controller election + controller-loss failover (HXC-1417).</w:t>
+        <w:t xml:space="preserve">deviceplugin</w:t>
+      </w:r>
+      <w:r>
+        <w:t xml:space="preserve"> </w:t>
+      </w:r>
+      <w:r>
+        <w:t xml:space="preserve">— Nomad/K8s-style gRPC device-plugin / GRES fingerprinting framework over real gRPC: plugins register full device fingerprints, the registry parses GRES descriptors, atomically applies fingerprints, allocates by request, and rejects oversubscription (HXC-1407).</w:t>
       </w:r>
     </w:p>
     <w:p>
@@ -4633,13 +4602,70 @@
         <w:rPr>
           <w:rStyle w:val="VerbatimChar"/>
         </w:rPr>
-        <w:t xml:space="preserve">internal/chaos</w:t>
-      </w:r>
-      <w:r>
-        <w:t xml:space="preserve"> </w:t>
-      </w:r>
-      <w:r>
-        <w:t xml:space="preserve">— fault-injection library (PodKill/NetworkPartition/DiskStall/ClockSkew) + canary-guarded runner with automatic rollback on health&lt;SLO; deterministic via injected clock + seeded selection (HXC-1422).</w:t>
+        <w:t xml:space="preserve">internal/gpu</w:t>
+      </w:r>
+      <w:r>
+        <w:t xml:space="preserve"> </w:t>
+      </w:r>
+      <w:r>
+        <w:t xml:space="preserve">(additive</w:t>
+      </w:r>
+      <w:r>
+        <w:t xml:space="preserve"> </w:t>
+      </w:r>
+      <w:r>
+        <w:rPr>
+          <w:rStyle w:val="VerbatimChar"/>
+        </w:rPr>
+        <w:t xml:space="preserve">manager_helixpow.go</w:t>
+      </w:r>
+      <w:r>
+        <w:t xml:space="preserve">) — dual-workload capacity reservation:</w:t>
+      </w:r>
+      <w:r>
+        <w:t xml:space="preserve"> </w:t>
+      </w:r>
+      <w:r>
+        <w:rPr>
+          <w:rStyle w:val="VerbatimChar"/>
+        </w:rPr>
+        <w:t xml:space="preserve">ReserveForHelixPoW(fraction)</w:t>
+      </w:r>
+      <w:r>
+        <w:t xml:space="preserve"> </w:t>
+      </w:r>
+      <w:r>
+        <w:t xml:space="preserve">+</w:t>
+      </w:r>
+      <w:r>
+        <w:t xml:space="preserve"> </w:t>
+      </w:r>
+      <w:r>
+        <w:rPr>
+          <w:rStyle w:val="VerbatimChar"/>
+        </w:rPr>
+        <w:t xml:space="preserve">ChutesCapacity()</w:t>
+      </w:r>
+      <w:r>
+        <w:t xml:space="preserve"> </w:t>
+      </w:r>
+      <w:r>
+        <w:t xml:space="preserve">reporting only the non-reserved remainder, with a strict</w:t>
+      </w:r>
+      <w:r>
+        <w:t xml:space="preserve"> </w:t>
+      </w:r>
+      <w:r>
+        <w:rPr>
+          <w:rStyle w:val="VerbatimChar"/>
+        </w:rPr>
+        <w:t xml:space="preserve">&gt;0.80</w:t>
+      </w:r>
+      <w:r>
+        <w:t xml:space="preserve"> </w:t>
+      </w:r>
+      <w:r>
+        <w:t xml:space="preserve">Helix-load Gepetto starvation guard that zeroes Chutes capacity (HXC-1447).</w:t>
       </w:r>
     </w:p>
     <w:p>
@@ -4654,7 +4680,7 @@
         <w:rPr>
           <w:rStyle w:val="VerbatimChar"/>
         </w:rPr>
-        <w:t xml:space="preserve">multiraft</w:t>
+        <w:t xml:space="preserve">chutes</w:t>
       </w:r>
       <w:r>
         <w:t xml:space="preserve"> </w:t>
@@ -4669,7 +4695,7 @@
         <w:rPr>
           <w:rStyle w:val="VerbatimChar"/>
         </w:rPr>
-        <w:t xml:space="preserve">lease.go</w:t>
+        <w:t xml:space="preserve">config.go</w:t>
       </w:r>
       <w:r>
         <w:t xml:space="preserve">) —</w:t>
@@ -4681,25 +4707,55 @@
         <w:rPr>
           <w:rStyle w:val="VerbatimChar"/>
         </w:rPr>
-        <w:t xml:space="preserve">LeaseTracker</w:t>
-      </w:r>
-      <w:r>
-        <w:t xml:space="preserve"> </w:t>
-      </w:r>
-      <w:r>
-        <w:t xml:space="preserve">CockroachDB-style leaseholder local reads (no Raft round-trip), follower routing via</w:t>
-      </w:r>
-      <w:r>
-        <w:t xml:space="preserve"> </w:t>
-      </w:r>
-      <w:r>
-        <w:rPr>
-          <w:rStyle w:val="VerbatimChar"/>
-        </w:rPr>
-        <w:t xml:space="preserve">RaftTransport.SendRead</w:t>
-      </w:r>
-      <w:r>
-        <w:t xml:space="preserve">, lease-expiry re-route against an injected clock (HXC-1389).</w:t>
+        <w:t xml:space="preserve">ChutesMinerConfig</w:t>
+      </w:r>
+      <w:r>
+        <w:t xml:space="preserve"> </w:t>
+      </w:r>
+      <w:r>
+        <w:t xml:space="preserve">and</w:t>
+      </w:r>
+      <w:r>
+        <w:t xml:space="preserve"> </w:t>
+      </w:r>
+      <w:r>
+        <w:rPr>
+          <w:rStyle w:val="VerbatimChar"/>
+        </w:rPr>
+        <w:t xml:space="preserve">ValidatorConfig</w:t>
+      </w:r>
+      <w:r>
+        <w:t xml:space="preserve"> </w:t>
+      </w:r>
+      <w:r>
+        <w:t xml:space="preserve">deployment descriptors with</w:t>
+      </w:r>
+      <w:r>
+        <w:t xml:space="preserve"> </w:t>
+      </w:r>
+      <w:r>
+        <w:rPr>
+          <w:rStyle w:val="VerbatimChar"/>
+        </w:rPr>
+        <w:t xml:space="preserve">Validate()</w:t>
+      </w:r>
+      <w:r>
+        <w:t xml:space="preserve"> </w:t>
+      </w:r>
+      <w:r>
+        <w:t xml:space="preserve">invariants (non-empty IDs/hotkeys,</w:t>
+      </w:r>
+      <w:r>
+        <w:t xml:space="preserve"> </w:t>
+      </w:r>
+      <w:r>
+        <w:rPr>
+          <w:rStyle w:val="VerbatimChar"/>
+        </w:rPr>
+        <w:t xml:space="preserve">GPUCount&gt;0</w:t>
+      </w:r>
+      <w:r>
+        <w:t xml:space="preserve">, non-negative cost, positive cache size, TEE consistency) (HXC-1439).</w:t>
       </w:r>
     </w:p>
     <w:p>
@@ -4707,11 +4763,11 @@
         <w:pStyle w:val="Compact"/>
         <w:numPr>
           <w:ilvl w:val="1"/>
-          <w:numId w:val="1009"/>
-        </w:numPr>
-      </w:pPr>
-      <w:r>
-        <w:t xml:space="preserve">Wave 69 (5 units, subagent-driven, 5 parallel streams in disjoint packages, run concurrently with wave 68):</w:t>
+          <w:numId w:val="1010"/>
+        </w:numPr>
+      </w:pPr>
+      <w:r>
+        <w:t xml:space="preserve">Wave 68 (5 units, subagent-driven, 5 parallel streams in disjoint packages, run concurrently with wave 69):</w:t>
       </w:r>
     </w:p>
     <w:p>
@@ -4726,43 +4782,13 @@
         <w:rPr>
           <w:rStyle w:val="VerbatimChar"/>
         </w:rPr>
-        <w:t xml:space="preserve">stonith</w:t>
-      </w:r>
-      <w:r>
-        <w:t xml:space="preserve"> </w:t>
-      </w:r>
-      <w:r>
-        <w:t xml:space="preserve">— IPMI credential hardening: BMC password delivered via the</w:t>
-      </w:r>
-      <w:r>
-        <w:t xml:space="preserve"> </w:t>
-      </w:r>
-      <w:r>
-        <w:rPr>
-          <w:rStyle w:val="VerbatimChar"/>
-        </w:rPr>
-        <w:t xml:space="preserve">IPMI_PASSWORD</w:t>
-      </w:r>
-      <w:r>
-        <w:t xml:space="preserve"> </w:t>
-      </w:r>
-      <w:r>
-        <w:t xml:space="preserve">env +</w:t>
-      </w:r>
-      <w:r>
-        <w:t xml:space="preserve"> </w:t>
-      </w:r>
-      <w:r>
-        <w:rPr>
-          <w:rStyle w:val="VerbatimChar"/>
-        </w:rPr>
-        <w:t xml:space="preserve">-E</w:t>
-      </w:r>
-      <w:r>
-        <w:t xml:space="preserve"> </w:t>
-      </w:r>
-      <w:r>
-        <w:t xml:space="preserve">(never on the argv / process table) with redacted argv in error strings; tests assert the password appears in neither argv nor errors (HXC-908, closing a wave-67 follow-up).</w:t>
+        <w:t xml:space="preserve">dst</w:t>
+      </w:r>
+      <w:r>
+        <w:t xml:space="preserve"> </w:t>
+      </w:r>
+      <w:r>
+        <w:t xml:space="preserve">— standalone FoundationDB-style deterministic simulation harness: single-threaded seeded-RNG event loop with injectable network/disk/logical-clock; same seed =&gt; byte-for-byte identical trace + exact failure replay; 1000+ seeded sims (HXC-1419).</w:t>
       </w:r>
     </w:p>
     <w:p>
@@ -4777,58 +4803,13 @@
         <w:rPr>
           <w:rStyle w:val="VerbatimChar"/>
         </w:rPr>
-        <w:t xml:space="preserve">deviceplugin</w:t>
-      </w:r>
-      <w:r>
-        <w:t xml:space="preserve"> </w:t>
-      </w:r>
-      <w:r>
-        <w:t xml:space="preserve">— concurrency test driving</w:t>
-      </w:r>
-      <w:r>
-        <w:t xml:space="preserve"> </w:t>
-      </w:r>
-      <w:r>
-        <w:rPr>
-          <w:rStyle w:val="VerbatimChar"/>
-        </w:rPr>
-        <w:t xml:space="preserve">ApplyFingerprint</w:t>
-      </w:r>
-      <w:r>
-        <w:t xml:space="preserve">/</w:t>
-      </w:r>
-      <w:r>
-        <w:rPr>
-          <w:rStyle w:val="VerbatimChar"/>
-        </w:rPr>
-        <w:t xml:space="preserve">Allocate</w:t>
-      </w:r>
-      <w:r>
-        <w:t xml:space="preserve">/</w:t>
-      </w:r>
-      <w:r>
-        <w:rPr>
-          <w:rStyle w:val="VerbatimChar"/>
-        </w:rPr>
-        <w:t xml:space="preserve">Release</w:t>
-      </w:r>
-      <w:r>
-        <w:t xml:space="preserve"> </w:t>
-      </w:r>
-      <w:r>
-        <w:t xml:space="preserve">from 50+ goroutines under</w:t>
-      </w:r>
-      <w:r>
-        <w:t xml:space="preserve"> </w:t>
-      </w:r>
-      <w:r>
-        <w:rPr>
-          <w:rStyle w:val="VerbatimChar"/>
-        </w:rPr>
-        <w:t xml:space="preserve">-race</w:t>
-      </w:r>
-      <w:r>
-        <w:t xml:space="preserve">, proving the Registry never oversubscribes (mutex removal trips the race detector) (HXC-910, closing a wave-67 follow-up).</w:t>
+        <w:t xml:space="preserve">porcupine</w:t>
+      </w:r>
+      <w:r>
+        <w:t xml:space="preserve"> </w:t>
+      </w:r>
+      <w:r>
+        <w:t xml:space="preserve">— self-contained WGL linearizability checker + concurrent history recorder: PASS on linearizable, FAIL (with violating op) on a seeded non-linearizable history (HXC-1421).</w:t>
       </w:r>
     </w:p>
     <w:p>
@@ -4843,43 +4824,46 @@
         <w:rPr>
           <w:rStyle w:val="VerbatimChar"/>
         </w:rPr>
-        <w:t xml:space="preserve">internal/llm</w:t>
-      </w:r>
-      <w:r>
-        <w:t xml:space="preserve"> </w:t>
-      </w:r>
-      <w:r>
-        <w:t xml:space="preserve">— replaced the stub</w:t>
-      </w:r>
-      <w:r>
-        <w:t xml:space="preserve"> </w:t>
-      </w:r>
-      <w:r>
-        <w:rPr>
-          <w:rStyle w:val="VerbatimChar"/>
-        </w:rPr>
-        <w:t xml:space="preserve">Inference</w:t>
-      </w:r>
-      <w:r>
-        <w:t xml:space="preserve"> </w:t>
-      </w:r>
-      <w:r>
-        <w:t xml:space="preserve">with a real strategy-based router (latency/throughput/quality/cost) over the live model registry, excluding unhealthy/unloaded models with a typed no-eligible-model error and a real injectable</w:t>
-      </w:r>
-      <w:r>
-        <w:t xml:space="preserve"> </w:t>
-      </w:r>
-      <w:r>
-        <w:rPr>
-          <w:rStyle w:val="VerbatimChar"/>
-        </w:rPr>
-        <w:t xml:space="preserve">Backend</w:t>
-      </w:r>
-      <w:r>
-        <w:t xml:space="preserve"> </w:t>
-      </w:r>
-      <w:r>
-        <w:t xml:space="preserve">seam (HXC-1470).</w:t>
+        <w:t xml:space="preserve">kraft</w:t>
+      </w:r>
+      <w:r>
+        <w:t xml:space="preserve"> </w:t>
+      </w:r>
+      <w:r>
+        <w:t xml:space="preserve">— KRaft-style self-managed Raft metadata quorum (</w:t>
+      </w:r>
+      <w:r>
+        <w:rPr>
+          <w:rStyle w:val="VerbatimChar"/>
+        </w:rPr>
+        <w:t xml:space="preserve">go.etcd.io/raft/v3</w:t>
+      </w:r>
+      <w:r>
+        <w:t xml:space="preserve">, no ZooKeeper): replicated</w:t>
+      </w:r>
+      <w:r>
+        <w:t xml:space="preserve"> </w:t>
+      </w:r>
+      <w:r>
+        <w:rPr>
+          <w:rStyle w:val="VerbatimChar"/>
+        </w:rPr>
+        <w:t xml:space="preserve">CreateTopic</w:t>
+      </w:r>
+      <w:r>
+        <w:t xml:space="preserve">/</w:t>
+      </w:r>
+      <w:r>
+        <w:rPr>
+          <w:rStyle w:val="VerbatimChar"/>
+        </w:rPr>
+        <w:t xml:space="preserve">ListTopics</w:t>
+      </w:r>
+      <w:r>
+        <w:t xml:space="preserve"> </w:t>
+      </w:r>
+      <w:r>
+        <w:t xml:space="preserve">+ partition-leader assignment, controller election + controller-loss failover (HXC-1417).</w:t>
       </w:r>
     </w:p>
     <w:p>
@@ -4894,100 +4878,13 @@
         <w:rPr>
           <w:rStyle w:val="VerbatimChar"/>
         </w:rPr>
-        <w:t xml:space="preserve">metrics</w:t>
-      </w:r>
-      <w:r>
-        <w:t xml:space="preserve"> </w:t>
-      </w:r>
-      <w:r>
-        <w:t xml:space="preserve">(additive</w:t>
-      </w:r>
-      <w:r>
-        <w:t xml:space="preserve"> </w:t>
-      </w:r>
-      <w:r>
-        <w:rPr>
-          <w:rStyle w:val="VerbatimChar"/>
-        </w:rPr>
-        <w:t xml:space="preserve">earningsmetrics.go</w:t>
-      </w:r>
-      <w:r>
-        <w:t xml:space="preserve">) —</w:t>
-      </w:r>
-      <w:r>
-        <w:t xml:space="preserve"> </w:t>
-      </w:r>
-      <w:r>
-        <w:rPr>
-          <w:rStyle w:val="VerbatimChar"/>
-        </w:rPr>
-        <w:t xml:space="preserve">EarningsMetrics</w:t>
-      </w:r>
-      <w:r>
-        <w:t xml:space="preserve"> </w:t>
-      </w:r>
-      <w:r>
-        <w:t xml:space="preserve">exposing</w:t>
-      </w:r>
-      <w:r>
-        <w:t xml:space="preserve"> </w:t>
-      </w:r>
-      <w:r>
-        <w:rPr>
-          <w:rStyle w:val="VerbatimChar"/>
-        </w:rPr>
-        <w:t xml:space="preserve">tao_earnings_total</w:t>
-      </w:r>
-      <w:r>
-        <w:t xml:space="preserve"> </w:t>
-      </w:r>
-      <w:r>
-        <w:t xml:space="preserve">/</w:t>
-      </w:r>
-      <w:r>
-        <w:t xml:space="preserve"> </w:t>
-      </w:r>
-      <w:r>
-        <w:rPr>
-          <w:rStyle w:val="VerbatimChar"/>
-        </w:rPr>
-        <w:t xml:space="preserve">graval_attestation_status</w:t>
-      </w:r>
-      <w:r>
-        <w:t xml:space="preserve"> </w:t>
-      </w:r>
-      <w:r>
-        <w:t xml:space="preserve">/</w:t>
-      </w:r>
-      <w:r>
-        <w:t xml:space="preserve"> </w:t>
-      </w:r>
-      <w:r>
-        <w:rPr>
-          <w:rStyle w:val="VerbatimChar"/>
-        </w:rPr>
-        <w:t xml:space="preserve">token_throughput</w:t>
-      </w:r>
-      <w:r>
-        <w:t xml:space="preserve"> </w:t>
-      </w:r>
-      <w:r>
-        <w:t xml:space="preserve">/</w:t>
-      </w:r>
-      <w:r>
-        <w:t xml:space="preserve"> </w:t>
-      </w:r>
-      <w:r>
-        <w:rPr>
-          <w:rStyle w:val="VerbatimChar"/>
-        </w:rPr>
-        <w:t xml:space="preserve">gpu_utilization</w:t>
-      </w:r>
-      <w:r>
-        <w:t xml:space="preserve"> </w:t>
-      </w:r>
-      <w:r>
-        <w:t xml:space="preserve">Prometheus-text series with deterministic (sorted) ordering + concurrent-safe setters (HXC-1483).</w:t>
+        <w:t xml:space="preserve">internal/chaos</w:t>
+      </w:r>
+      <w:r>
+        <w:t xml:space="preserve"> </w:t>
+      </w:r>
+      <w:r>
+        <w:t xml:space="preserve">— fault-injection library (PodKill/NetworkPartition/DiskStall/ClockSkew) + canary-guarded runner with automatic rollback on health&lt;SLO; deterministic via injected clock + seeded selection (HXC-1422).</w:t>
       </w:r>
     </w:p>
     <w:p>
@@ -5002,7 +4899,7 @@
         <w:rPr>
           <w:rStyle w:val="VerbatimChar"/>
         </w:rPr>
-        <w:t xml:space="preserve">internal/gpu</w:t>
+        <w:t xml:space="preserve">multiraft</w:t>
       </w:r>
       <w:r>
         <w:t xml:space="preserve"> </w:t>
@@ -5017,49 +4914,37 @@
         <w:rPr>
           <w:rStyle w:val="VerbatimChar"/>
         </w:rPr>
-        <w:t xml:space="preserve">attesthook.go</w:t>
-      </w:r>
-      <w:r>
-        <w:t xml:space="preserve">) — GraVal attestation hook:</w:t>
-      </w:r>
-      <w:r>
-        <w:t xml:space="preserve"> </w:t>
-      </w:r>
-      <w:r>
-        <w:rPr>
-          <w:rStyle w:val="VerbatimChar"/>
-        </w:rPr>
-        <w:t xml:space="preserve">AllocateForChutes</w:t>
-      </w:r>
-      <w:r>
-        <w:t xml:space="preserve"> </w:t>
-      </w:r>
-      <w:r>
-        <w:t xml:space="preserve">refuses a GPU that has not passed attestation (</w:t>
-      </w:r>
-      <w:r>
-        <w:rPr>
-          <w:rStyle w:val="VerbatimChar"/>
-        </w:rPr>
-        <w:t xml:space="preserve">ErrAttestationRequired</w:t>
-      </w:r>
-      <w:r>
-        <w:t xml:space="preserve">), even on the idempotent re-allocation path; injectable</w:t>
-      </w:r>
-      <w:r>
-        <w:t xml:space="preserve"> </w:t>
-      </w:r>
-      <w:r>
-        <w:rPr>
-          <w:rStyle w:val="VerbatimChar"/>
-        </w:rPr>
-        <w:t xml:space="preserve">ChutesAttestor</w:t>
-      </w:r>
-      <w:r>
-        <w:t xml:space="preserve"> </w:t>
-      </w:r>
-      <w:r>
-        <w:t xml:space="preserve">seam (HXC-1448).</w:t>
+        <w:t xml:space="preserve">lease.go</w:t>
+      </w:r>
+      <w:r>
+        <w:t xml:space="preserve">) —</w:t>
+      </w:r>
+      <w:r>
+        <w:t xml:space="preserve"> </w:t>
+      </w:r>
+      <w:r>
+        <w:rPr>
+          <w:rStyle w:val="VerbatimChar"/>
+        </w:rPr>
+        <w:t xml:space="preserve">LeaseTracker</w:t>
+      </w:r>
+      <w:r>
+        <w:t xml:space="preserve"> </w:t>
+      </w:r>
+      <w:r>
+        <w:t xml:space="preserve">CockroachDB-style leaseholder local reads (no Raft round-trip), follower routing via</w:t>
+      </w:r>
+      <w:r>
+        <w:t xml:space="preserve"> </w:t>
+      </w:r>
+      <w:r>
+        <w:rPr>
+          <w:rStyle w:val="VerbatimChar"/>
+        </w:rPr>
+        <w:t xml:space="preserve">RaftTransport.SendRead</w:t>
+      </w:r>
+      <w:r>
+        <w:t xml:space="preserve">, lease-expiry re-route against an injected clock (HXC-1389).</w:t>
       </w:r>
     </w:p>
     <w:p>
@@ -5067,11 +4952,11 @@
         <w:pStyle w:val="Compact"/>
         <w:numPr>
           <w:ilvl w:val="1"/>
-          <w:numId w:val="1009"/>
-        </w:numPr>
-      </w:pPr>
-      <w:r>
-        <w:t xml:space="preserve">Wave 70 (5 units, subagent-driven, 5 parallel streams in disjoint packages, run concurrently with wave 71):</w:t>
+          <w:numId w:val="1010"/>
+        </w:numPr>
+      </w:pPr>
+      <w:r>
+        <w:t xml:space="preserve">Wave 69 (5 units, subagent-driven, 5 parallel streams in disjoint packages, run concurrently with wave 68):</w:t>
       </w:r>
     </w:p>
     <w:p>
@@ -5086,40 +4971,43 @@
         <w:rPr>
           <w:rStyle w:val="VerbatimChar"/>
         </w:rPr>
-        <w:t xml:space="preserve">provider/chutes</w:t>
-      </w:r>
-      <w:r>
-        <w:t xml:space="preserve"> </w:t>
-      </w:r>
-      <w:r>
-        <w:t xml:space="preserve">— OpenAI-compatible</w:t>
-      </w:r>
-      <w:r>
-        <w:t xml:space="preserve"> </w:t>
-      </w:r>
-      <w:r>
-        <w:rPr>
-          <w:rStyle w:val="VerbatimChar"/>
-        </w:rPr>
-        <w:t xml:space="preserve">/v1/chat/completions</w:t>
-      </w:r>
-      <w:r>
-        <w:t xml:space="preserve"> </w:t>
-      </w:r>
-      <w:r>
-        <w:t xml:space="preserve">provider (</w:t>
-      </w:r>
-      <w:r>
-        <w:rPr>
-          <w:rStyle w:val="VerbatimChar"/>
-        </w:rPr>
-        <w:t xml:space="preserve">cpk_</w:t>
-      </w:r>
-      <w:r>
-        <w:t xml:space="preserve"> </w:t>
-      </w:r>
-      <w:r>
-        <w:t xml:space="preserve">Bearer) with HTTP-429 retry+backoff; httptest proves retry-then-success, Bearer header, and typed errors (HXC-1510).</w:t>
+        <w:t xml:space="preserve">stonith</w:t>
+      </w:r>
+      <w:r>
+        <w:t xml:space="preserve"> </w:t>
+      </w:r>
+      <w:r>
+        <w:t xml:space="preserve">— IPMI credential hardening: BMC password delivered via the</w:t>
+      </w:r>
+      <w:r>
+        <w:t xml:space="preserve"> </w:t>
+      </w:r>
+      <w:r>
+        <w:rPr>
+          <w:rStyle w:val="VerbatimChar"/>
+        </w:rPr>
+        <w:t xml:space="preserve">IPMI_PASSWORD</w:t>
+      </w:r>
+      <w:r>
+        <w:t xml:space="preserve"> </w:t>
+      </w:r>
+      <w:r>
+        <w:t xml:space="preserve">env +</w:t>
+      </w:r>
+      <w:r>
+        <w:t xml:space="preserve"> </w:t>
+      </w:r>
+      <w:r>
+        <w:rPr>
+          <w:rStyle w:val="VerbatimChar"/>
+        </w:rPr>
+        <w:t xml:space="preserve">-E</w:t>
+      </w:r>
+      <w:r>
+        <w:t xml:space="preserve"> </w:t>
+      </w:r>
+      <w:r>
+        <w:t xml:space="preserve">(never on the argv / process table) with redacted argv in error strings; tests assert the password appears in neither argv nor errors (HXC-908, closing a wave-67 follow-up).</w:t>
       </w:r>
     </w:p>
     <w:p>
@@ -5134,34 +5022,22 @@
         <w:rPr>
           <w:rStyle w:val="VerbatimChar"/>
         </w:rPr>
-        <w:t xml:space="preserve">pool</w:t>
-      </w:r>
-      <w:r>
-        <w:t xml:space="preserve"> </w:t>
-      </w:r>
-      <w:r>
-        <w:t xml:space="preserve">(additive</w:t>
-      </w:r>
-      <w:r>
-        <w:t xml:space="preserve"> </w:t>
-      </w:r>
-      <w:r>
-        <w:rPr>
-          <w:rStyle w:val="VerbatimChar"/>
-        </w:rPr>
-        <w:t xml:space="preserve">model.go</w:t>
-      </w:r>
-      <w:r>
-        <w:t xml:space="preserve">) —</w:t>
-      </w:r>
-      <w:r>
-        <w:t xml:space="preserve"> </w:t>
-      </w:r>
-      <w:r>
-        <w:rPr>
-          <w:rStyle w:val="VerbatimChar"/>
-        </w:rPr>
-        <w:t xml:space="preserve">GPUDevice</w:t>
+        <w:t xml:space="preserve">deviceplugin</w:t>
+      </w:r>
+      <w:r>
+        <w:t xml:space="preserve"> </w:t>
+      </w:r>
+      <w:r>
+        <w:t xml:space="preserve">— concurrency test driving</w:t>
+      </w:r>
+      <w:r>
+        <w:t xml:space="preserve"> </w:t>
+      </w:r>
+      <w:r>
+        <w:rPr>
+          <w:rStyle w:val="VerbatimChar"/>
+        </w:rPr>
+        <w:t xml:space="preserve">ApplyFingerprint</w:t>
       </w:r>
       <w:r>
         <w:t xml:space="preserve">/</w:t>
@@ -5170,7 +5046,7 @@
         <w:rPr>
           <w:rStyle w:val="VerbatimChar"/>
         </w:rPr>
-        <w:t xml:space="preserve">WorkloadSpec</w:t>
+        <w:t xml:space="preserve">Allocate</w:t>
       </w:r>
       <w:r>
         <w:t xml:space="preserve">/</w:t>
@@ -5179,22 +5055,25 @@
         <w:rPr>
           <w:rStyle w:val="VerbatimChar"/>
         </w:rPr>
-        <w:t xml:space="preserve">GPUAllocation</w:t>
-      </w:r>
-      <w:r>
-        <w:t xml:space="preserve">/</w:t>
-      </w:r>
-      <w:r>
-        <w:rPr>
-          <w:rStyle w:val="VerbatimChar"/>
-        </w:rPr>
-        <w:t xml:space="preserve">PoolStatus</w:t>
-      </w:r>
-      <w:r>
-        <w:t xml:space="preserve"> </w:t>
-      </w:r>
-      <w:r>
-        <w:t xml:space="preserve">data model with snake_case JSON tags + round-trip/concurrency tests (HXC-1495).</w:t>
+        <w:t xml:space="preserve">Release</w:t>
+      </w:r>
+      <w:r>
+        <w:t xml:space="preserve"> </w:t>
+      </w:r>
+      <w:r>
+        <w:t xml:space="preserve">from 50+ goroutines under</w:t>
+      </w:r>
+      <w:r>
+        <w:t xml:space="preserve"> </w:t>
+      </w:r>
+      <w:r>
+        <w:rPr>
+          <w:rStyle w:val="VerbatimChar"/>
+        </w:rPr>
+        <w:t xml:space="preserve">-race</w:t>
+      </w:r>
+      <w:r>
+        <w:t xml:space="preserve">, proving the Registry never oversubscribes (mutex removal trips the race detector) (HXC-910, closing a wave-67 follow-up).</w:t>
       </w:r>
     </w:p>
     <w:p>
@@ -5209,55 +5088,43 @@
         <w:rPr>
           <w:rStyle w:val="VerbatimChar"/>
         </w:rPr>
-        <w:t xml:space="preserve">quantization</w:t>
-      </w:r>
-      <w:r>
-        <w:t xml:space="preserve"> </w:t>
-      </w:r>
-      <w:r>
-        <w:t xml:space="preserve">(additive</w:t>
-      </w:r>
-      <w:r>
-        <w:t xml:space="preserve"> </w:t>
-      </w:r>
-      <w:r>
-        <w:rPr>
-          <w:rStyle w:val="VerbatimChar"/>
-        </w:rPr>
-        <w:t xml:space="preserve">awq.go</w:t>
-      </w:r>
-      <w:r>
-        <w:t xml:space="preserve">) — AWQ 4-bit default serving format +</w:t>
-      </w:r>
-      <w:r>
-        <w:t xml:space="preserve"> </w:t>
-      </w:r>
-      <w:r>
-        <w:rPr>
-          <w:rStyle w:val="VerbatimChar"/>
-        </w:rPr>
-        <w:t xml:space="preserve">EstimateVRAM</w:t>
-      </w:r>
-      <w:r>
-        <w:t xml:space="preserve"> </w:t>
-      </w:r>
-      <w:r>
-        <w:t xml:space="preserve">(~25% of fp16) + budget-aware</w:t>
-      </w:r>
-      <w:r>
-        <w:t xml:space="preserve"> </w:t>
-      </w:r>
-      <w:r>
-        <w:rPr>
-          <w:rStyle w:val="VerbatimChar"/>
-        </w:rPr>
-        <w:t xml:space="preserve">SelectFormat</w:t>
-      </w:r>
-      <w:r>
-        <w:t xml:space="preserve"> </w:t>
-      </w:r>
-      <w:r>
-        <w:t xml:space="preserve">preferring AWQ when fp16 won’t fit (HXC-1473).</w:t>
+        <w:t xml:space="preserve">internal/llm</w:t>
+      </w:r>
+      <w:r>
+        <w:t xml:space="preserve"> </w:t>
+      </w:r>
+      <w:r>
+        <w:t xml:space="preserve">— replaced the stub</w:t>
+      </w:r>
+      <w:r>
+        <w:t xml:space="preserve"> </w:t>
+      </w:r>
+      <w:r>
+        <w:rPr>
+          <w:rStyle w:val="VerbatimChar"/>
+        </w:rPr>
+        <w:t xml:space="preserve">Inference</w:t>
+      </w:r>
+      <w:r>
+        <w:t xml:space="preserve"> </w:t>
+      </w:r>
+      <w:r>
+        <w:t xml:space="preserve">with a real strategy-based router (latency/throughput/quality/cost) over the live model registry, excluding unhealthy/unloaded models with a typed no-eligible-model error and a real injectable</w:t>
+      </w:r>
+      <w:r>
+        <w:t xml:space="preserve"> </w:t>
+      </w:r>
+      <w:r>
+        <w:rPr>
+          <w:rStyle w:val="VerbatimChar"/>
+        </w:rPr>
+        <w:t xml:space="preserve">Backend</w:t>
+      </w:r>
+      <w:r>
+        <w:t xml:space="preserve"> </w:t>
+      </w:r>
+      <w:r>
+        <w:t xml:space="preserve">seam (HXC-1470).</w:t>
       </w:r>
     </w:p>
     <w:p>
@@ -5272,7 +5139,7 @@
         <w:rPr>
           <w:rStyle w:val="VerbatimChar"/>
         </w:rPr>
-        <w:t xml:space="preserve">internal/gateway</w:t>
+        <w:t xml:space="preserve">metrics</w:t>
       </w:r>
       <w:r>
         <w:t xml:space="preserve"> </w:t>
@@ -5287,40 +5154,85 @@
         <w:rPr>
           <w:rStyle w:val="VerbatimChar"/>
         </w:rPr>
-        <w:t xml:space="preserve">inference.go</w:t>
-      </w:r>
-      <w:r>
-        <w:t xml:space="preserve">) — inference route forwarding to an injectable Chutes client;</w:t>
-      </w:r>
-      <w:r>
-        <w:t xml:space="preserve"> </w:t>
-      </w:r>
-      <w:r>
-        <w:rPr>
-          <w:rStyle w:val="VerbatimChar"/>
-        </w:rPr>
-        <w:t xml:space="preserve">TEERequired</w:t>
-      </w:r>
-      <w:r>
-        <w:t xml:space="preserve"> </w:t>
-      </w:r>
-      <w:r>
-        <w:t xml:space="preserve">=&gt;</w:t>
-      </w:r>
-      <w:r>
-        <w:t xml:space="preserve"> </w:t>
-      </w:r>
-      <w:r>
-        <w:rPr>
-          <w:rStyle w:val="VerbatimChar"/>
-        </w:rPr>
-        <w:t xml:space="preserve">X-E2EE-Enabled</w:t>
-      </w:r>
-      <w:r>
-        <w:t xml:space="preserve"> </w:t>
-      </w:r>
-      <w:r>
-        <w:t xml:space="preserve">routing marker; client failure =&gt; 502 (HXC-1469).</w:t>
+        <w:t xml:space="preserve">earningsmetrics.go</w:t>
+      </w:r>
+      <w:r>
+        <w:t xml:space="preserve">) —</w:t>
+      </w:r>
+      <w:r>
+        <w:t xml:space="preserve"> </w:t>
+      </w:r>
+      <w:r>
+        <w:rPr>
+          <w:rStyle w:val="VerbatimChar"/>
+        </w:rPr>
+        <w:t xml:space="preserve">EarningsMetrics</w:t>
+      </w:r>
+      <w:r>
+        <w:t xml:space="preserve"> </w:t>
+      </w:r>
+      <w:r>
+        <w:t xml:space="preserve">exposing</w:t>
+      </w:r>
+      <w:r>
+        <w:t xml:space="preserve"> </w:t>
+      </w:r>
+      <w:r>
+        <w:rPr>
+          <w:rStyle w:val="VerbatimChar"/>
+        </w:rPr>
+        <w:t xml:space="preserve">tao_earnings_total</w:t>
+      </w:r>
+      <w:r>
+        <w:t xml:space="preserve"> </w:t>
+      </w:r>
+      <w:r>
+        <w:t xml:space="preserve">/</w:t>
+      </w:r>
+      <w:r>
+        <w:t xml:space="preserve"> </w:t>
+      </w:r>
+      <w:r>
+        <w:rPr>
+          <w:rStyle w:val="VerbatimChar"/>
+        </w:rPr>
+        <w:t xml:space="preserve">graval_attestation_status</w:t>
+      </w:r>
+      <w:r>
+        <w:t xml:space="preserve"> </w:t>
+      </w:r>
+      <w:r>
+        <w:t xml:space="preserve">/</w:t>
+      </w:r>
+      <w:r>
+        <w:t xml:space="preserve"> </w:t>
+      </w:r>
+      <w:r>
+        <w:rPr>
+          <w:rStyle w:val="VerbatimChar"/>
+        </w:rPr>
+        <w:t xml:space="preserve">token_throughput</w:t>
+      </w:r>
+      <w:r>
+        <w:t xml:space="preserve"> </w:t>
+      </w:r>
+      <w:r>
+        <w:t xml:space="preserve">/</w:t>
+      </w:r>
+      <w:r>
+        <w:t xml:space="preserve"> </w:t>
+      </w:r>
+      <w:r>
+        <w:rPr>
+          <w:rStyle w:val="VerbatimChar"/>
+        </w:rPr>
+        <w:t xml:space="preserve">gpu_utilization</w:t>
+      </w:r>
+      <w:r>
+        <w:t xml:space="preserve"> </w:t>
+      </w:r>
+      <w:r>
+        <w:t xml:space="preserve">Prometheus-text series with deterministic (sorted) ordering + concurrent-safe setters (HXC-1483).</w:t>
       </w:r>
     </w:p>
     <w:p>
@@ -5350,10 +5262,49 @@
         <w:rPr>
           <w:rStyle w:val="VerbatimChar"/>
         </w:rPr>
-        <w:t xml:space="preserve">mig.go</w:t>
-      </w:r>
-      <w:r>
-        <w:t xml:space="preserve">) — MIG profile management: standardized vGPU tiers (1g.10gb/2g.20gb/3g.40gb/7g.80gb), in-memory partitioning with oversubscription rejection + fixed-at-creation immutability (HXC-1449).</w:t>
+        <w:t xml:space="preserve">attesthook.go</w:t>
+      </w:r>
+      <w:r>
+        <w:t xml:space="preserve">) — GraVal attestation hook:</w:t>
+      </w:r>
+      <w:r>
+        <w:t xml:space="preserve"> </w:t>
+      </w:r>
+      <w:r>
+        <w:rPr>
+          <w:rStyle w:val="VerbatimChar"/>
+        </w:rPr>
+        <w:t xml:space="preserve">AllocateForChutes</w:t>
+      </w:r>
+      <w:r>
+        <w:t xml:space="preserve"> </w:t>
+      </w:r>
+      <w:r>
+        <w:t xml:space="preserve">refuses a GPU that has not passed attestation (</w:t>
+      </w:r>
+      <w:r>
+        <w:rPr>
+          <w:rStyle w:val="VerbatimChar"/>
+        </w:rPr>
+        <w:t xml:space="preserve">ErrAttestationRequired</w:t>
+      </w:r>
+      <w:r>
+        <w:t xml:space="preserve">), even on the idempotent re-allocation path; injectable</w:t>
+      </w:r>
+      <w:r>
+        <w:t xml:space="preserve"> </w:t>
+      </w:r>
+      <w:r>
+        <w:rPr>
+          <w:rStyle w:val="VerbatimChar"/>
+        </w:rPr>
+        <w:t xml:space="preserve">ChutesAttestor</w:t>
+      </w:r>
+      <w:r>
+        <w:t xml:space="preserve"> </w:t>
+      </w:r>
+      <w:r>
+        <w:t xml:space="preserve">seam (HXC-1448).</w:t>
       </w:r>
     </w:p>
     <w:p>
@@ -5361,11 +5312,11 @@
         <w:pStyle w:val="Compact"/>
         <w:numPr>
           <w:ilvl w:val="1"/>
-          <w:numId w:val="1009"/>
-        </w:numPr>
-      </w:pPr>
-      <w:r>
-        <w:t xml:space="preserve">Wave 71 (5 units, subagent-driven, 5 parallel streams in disjoint packages, run concurrently with wave 70; closes 4 prior follow-ups):</w:t>
+          <w:numId w:val="1010"/>
+        </w:numPr>
+      </w:pPr>
+      <w:r>
+        <w:t xml:space="preserve">Wave 70 (5 units, subagent-driven, 5 parallel streams in disjoint packages, run concurrently with wave 71):</w:t>
       </w:r>
     </w:p>
     <w:p>
@@ -5380,28 +5331,40 @@
         <w:rPr>
           <w:rStyle w:val="VerbatimChar"/>
         </w:rPr>
-        <w:t xml:space="preserve">multiraft</w:t>
-      </w:r>
-      <w:r>
-        <w:t xml:space="preserve"> </w:t>
-      </w:r>
-      <w:r>
-        <w:t xml:space="preserve">— RaftTransport async-delivery safety: inbox handler Steps under the shard mutex, outbound messages deferred + flushed after unlock; a new async-transport</w:t>
-      </w:r>
-      <w:r>
-        <w:t xml:space="preserve"> </w:t>
-      </w:r>
-      <w:r>
-        <w:rPr>
-          <w:rStyle w:val="VerbatimChar"/>
-        </w:rPr>
-        <w:t xml:space="preserve">-race</w:t>
-      </w:r>
-      <w:r>
-        <w:t xml:space="preserve"> </w:t>
-      </w:r>
-      <w:r>
-        <w:t xml:space="preserve">test proves a goroutine-delivering transport is race-free and still commits (HXC-909).</w:t>
+        <w:t xml:space="preserve">provider/chutes</w:t>
+      </w:r>
+      <w:r>
+        <w:t xml:space="preserve"> </w:t>
+      </w:r>
+      <w:r>
+        <w:t xml:space="preserve">— OpenAI-compatible</w:t>
+      </w:r>
+      <w:r>
+        <w:t xml:space="preserve"> </w:t>
+      </w:r>
+      <w:r>
+        <w:rPr>
+          <w:rStyle w:val="VerbatimChar"/>
+        </w:rPr>
+        <w:t xml:space="preserve">/v1/chat/completions</w:t>
+      </w:r>
+      <w:r>
+        <w:t xml:space="preserve"> </w:t>
+      </w:r>
+      <w:r>
+        <w:t xml:space="preserve">provider (</w:t>
+      </w:r>
+      <w:r>
+        <w:rPr>
+          <w:rStyle w:val="VerbatimChar"/>
+        </w:rPr>
+        <w:t xml:space="preserve">cpk_</w:t>
+      </w:r>
+      <w:r>
+        <w:t xml:space="preserve"> </w:t>
+      </w:r>
+      <w:r>
+        <w:t xml:space="preserve">Bearer) with HTTP-429 retry+backoff; httptest proves retry-then-success, Bearer header, and typed errors (HXC-1510).</w:t>
       </w:r>
     </w:p>
     <w:p>
@@ -5416,43 +5379,67 @@
         <w:rPr>
           <w:rStyle w:val="VerbatimChar"/>
         </w:rPr>
-        <w:t xml:space="preserve">kraft</w:t>
-      </w:r>
-      <w:r>
-        <w:t xml:space="preserve"> </w:t>
-      </w:r>
-      <w:r>
-        <w:t xml:space="preserve">—</w:t>
-      </w:r>
-      <w:r>
-        <w:t xml:space="preserve"> </w:t>
-      </w:r>
-      <w:r>
-        <w:rPr>
-          <w:rStyle w:val="VerbatimChar"/>
-        </w:rPr>
-        <w:t xml:space="preserve">CreateTopic</w:t>
-      </w:r>
-      <w:r>
-        <w:t xml:space="preserve"> </w:t>
-      </w:r>
-      <w:r>
-        <w:t xml:space="preserve">returns</w:t>
-      </w:r>
-      <w:r>
-        <w:t xml:space="preserve"> </w:t>
-      </w:r>
-      <w:r>
-        <w:rPr>
-          <w:rStyle w:val="VerbatimChar"/>
-        </w:rPr>
-        <w:t xml:space="preserve">ErrTopicExists</w:t>
-      </w:r>
-      <w:r>
-        <w:t xml:space="preserve"> </w:t>
-      </w:r>
-      <w:r>
-        <w:t xml:space="preserve">on a conflicting re-create (different partition count); identical re-create stays idempotent (HXC-912).</w:t>
+        <w:t xml:space="preserve">pool</w:t>
+      </w:r>
+      <w:r>
+        <w:t xml:space="preserve"> </w:t>
+      </w:r>
+      <w:r>
+        <w:t xml:space="preserve">(additive</w:t>
+      </w:r>
+      <w:r>
+        <w:t xml:space="preserve"> </w:t>
+      </w:r>
+      <w:r>
+        <w:rPr>
+          <w:rStyle w:val="VerbatimChar"/>
+        </w:rPr>
+        <w:t xml:space="preserve">model.go</w:t>
+      </w:r>
+      <w:r>
+        <w:t xml:space="preserve">) —</w:t>
+      </w:r>
+      <w:r>
+        <w:t xml:space="preserve"> </w:t>
+      </w:r>
+      <w:r>
+        <w:rPr>
+          <w:rStyle w:val="VerbatimChar"/>
+        </w:rPr>
+        <w:t xml:space="preserve">GPUDevice</w:t>
+      </w:r>
+      <w:r>
+        <w:t xml:space="preserve">/</w:t>
+      </w:r>
+      <w:r>
+        <w:rPr>
+          <w:rStyle w:val="VerbatimChar"/>
+        </w:rPr>
+        <w:t xml:space="preserve">WorkloadSpec</w:t>
+      </w:r>
+      <w:r>
+        <w:t xml:space="preserve">/</w:t>
+      </w:r>
+      <w:r>
+        <w:rPr>
+          <w:rStyle w:val="VerbatimChar"/>
+        </w:rPr>
+        <w:t xml:space="preserve">GPUAllocation</w:t>
+      </w:r>
+      <w:r>
+        <w:t xml:space="preserve">/</w:t>
+      </w:r>
+      <w:r>
+        <w:rPr>
+          <w:rStyle w:val="VerbatimChar"/>
+        </w:rPr>
+        <w:t xml:space="preserve">PoolStatus</w:t>
+      </w:r>
+      <w:r>
+        <w:t xml:space="preserve"> </w:t>
+      </w:r>
+      <w:r>
+        <w:t xml:space="preserve">data model with snake_case JSON tags + round-trip/concurrency tests (HXC-1495).</w:t>
       </w:r>
     </w:p>
     <w:p>
@@ -5467,37 +5454,55 @@
         <w:rPr>
           <w:rStyle w:val="VerbatimChar"/>
         </w:rPr>
-        <w:t xml:space="preserve">porcupine</w:t>
-      </w:r>
-      <w:r>
-        <w:t xml:space="preserve"> </w:t>
-      </w:r>
-      <w:r>
-        <w:t xml:space="preserve">— WGL state-dedup memoization via</w:t>
-      </w:r>
-      <w:r>
-        <w:t xml:space="preserve"> </w:t>
-      </w:r>
-      <w:r>
-        <w:rPr>
-          <w:rStyle w:val="VerbatimChar"/>
-        </w:rPr>
-        <w:t xml:space="preserve">Model.Equal</w:t>
-      </w:r>
-      <w:r>
-        <w:t xml:space="preserve">: verdict-preserving pruning (memo fires on backtracking histories; identical PASS/FAIL + witness vs</w:t>
-      </w:r>
-      <w:r>
-        <w:t xml:space="preserve"> </w:t>
-      </w:r>
-      <w:r>
-        <w:rPr>
-          <w:rStyle w:val="VerbatimChar"/>
-        </w:rPr>
-        <w:t xml:space="preserve">Equal==nil</w:t>
-      </w:r>
-      <w:r>
-        <w:t xml:space="preserve">) (HXC-913).</w:t>
+        <w:t xml:space="preserve">quantization</w:t>
+      </w:r>
+      <w:r>
+        <w:t xml:space="preserve"> </w:t>
+      </w:r>
+      <w:r>
+        <w:t xml:space="preserve">(additive</w:t>
+      </w:r>
+      <w:r>
+        <w:t xml:space="preserve"> </w:t>
+      </w:r>
+      <w:r>
+        <w:rPr>
+          <w:rStyle w:val="VerbatimChar"/>
+        </w:rPr>
+        <w:t xml:space="preserve">awq.go</w:t>
+      </w:r>
+      <w:r>
+        <w:t xml:space="preserve">) — AWQ 4-bit default serving format +</w:t>
+      </w:r>
+      <w:r>
+        <w:t xml:space="preserve"> </w:t>
+      </w:r>
+      <w:r>
+        <w:rPr>
+          <w:rStyle w:val="VerbatimChar"/>
+        </w:rPr>
+        <w:t xml:space="preserve">EstimateVRAM</w:t>
+      </w:r>
+      <w:r>
+        <w:t xml:space="preserve"> </w:t>
+      </w:r>
+      <w:r>
+        <w:t xml:space="preserve">(~25% of fp16) + budget-aware</w:t>
+      </w:r>
+      <w:r>
+        <w:t xml:space="preserve"> </w:t>
+      </w:r>
+      <w:r>
+        <w:rPr>
+          <w:rStyle w:val="VerbatimChar"/>
+        </w:rPr>
+        <w:t xml:space="preserve">SelectFormat</w:t>
+      </w:r>
+      <w:r>
+        <w:t xml:space="preserve"> </w:t>
+      </w:r>
+      <w:r>
+        <w:t xml:space="preserve">preferring AWQ when fp16 won’t fit (HXC-1473).</w:t>
       </w:r>
     </w:p>
     <w:p>
@@ -5512,28 +5517,55 @@
         <w:rPr>
           <w:rStyle w:val="VerbatimChar"/>
         </w:rPr>
-        <w:t xml:space="preserve">chutes</w:t>
-      </w:r>
-      <w:r>
-        <w:t xml:space="preserve"> </w:t>
-      </w:r>
-      <w:r>
-        <w:t xml:space="preserve">—</w:t>
-      </w:r>
-      <w:r>
-        <w:t xml:space="preserve"> </w:t>
-      </w:r>
-      <w:r>
-        <w:rPr>
-          <w:rStyle w:val="VerbatimChar"/>
-        </w:rPr>
-        <w:t xml:space="preserve">StreamChannel</w:t>
-      </w:r>
-      <w:r>
-        <w:t xml:space="preserve"> </w:t>
-      </w:r>
-      <w:r>
-        <w:t xml:space="preserve">honors ctx cancellation on a blocked read (prompt channel close, no goroutine leak) and closes the owned reader (HXC-911).</w:t>
+        <w:t xml:space="preserve">internal/gateway</w:t>
+      </w:r>
+      <w:r>
+        <w:t xml:space="preserve"> </w:t>
+      </w:r>
+      <w:r>
+        <w:t xml:space="preserve">(additive</w:t>
+      </w:r>
+      <w:r>
+        <w:t xml:space="preserve"> </w:t>
+      </w:r>
+      <w:r>
+        <w:rPr>
+          <w:rStyle w:val="VerbatimChar"/>
+        </w:rPr>
+        <w:t xml:space="preserve">inference.go</w:t>
+      </w:r>
+      <w:r>
+        <w:t xml:space="preserve">) — inference route forwarding to an injectable Chutes client;</w:t>
+      </w:r>
+      <w:r>
+        <w:t xml:space="preserve"> </w:t>
+      </w:r>
+      <w:r>
+        <w:rPr>
+          <w:rStyle w:val="VerbatimChar"/>
+        </w:rPr>
+        <w:t xml:space="preserve">TEERequired</w:t>
+      </w:r>
+      <w:r>
+        <w:t xml:space="preserve"> </w:t>
+      </w:r>
+      <w:r>
+        <w:t xml:space="preserve">=&gt;</w:t>
+      </w:r>
+      <w:r>
+        <w:t xml:space="preserve"> </w:t>
+      </w:r>
+      <w:r>
+        <w:rPr>
+          <w:rStyle w:val="VerbatimChar"/>
+        </w:rPr>
+        <w:t xml:space="preserve">X-E2EE-Enabled</w:t>
+      </w:r>
+      <w:r>
+        <w:t xml:space="preserve"> </w:t>
+      </w:r>
+      <w:r>
+        <w:t xml:space="preserve">routing marker; client failure =&gt; 502 (HXC-1469).</w:t>
       </w:r>
     </w:p>
     <w:p>
@@ -5548,7 +5580,7 @@
         <w:rPr>
           <w:rStyle w:val="VerbatimChar"/>
         </w:rPr>
-        <w:t xml:space="preserve">marketplaceadapter</w:t>
+        <w:t xml:space="preserve">internal/gpu</w:t>
       </w:r>
       <w:r>
         <w:t xml:space="preserve"> </w:t>
@@ -5563,22 +5595,10 @@
         <w:rPr>
           <w:rStyle w:val="VerbatimChar"/>
         </w:rPr>
-        <w:t xml:space="preserve">akash.go</w:t>
-      </w:r>
-      <w:r>
-        <w:t xml:space="preserve">) — Akash (Cosmos/AKT) adapter over an injectable client: reverse-auction pricing, SDL submission, provider-reputation gate, registered in the</w:t>
-      </w:r>
-      <w:r>
-        <w:t xml:space="preserve"> </w:t>
-      </w:r>
-      <w:r>
-        <w:rPr>
-          <w:rStyle w:val="VerbatimChar"/>
-        </w:rPr>
-        <w:t xml:space="preserve">Name()</w:t>
-      </w:r>
-      <w:r>
-        <w:t xml:space="preserve">-dispatch Registry (HXC-1458).</w:t>
+        <w:t xml:space="preserve">mig.go</w:t>
+      </w:r>
+      <w:r>
+        <w:t xml:space="preserve">) — MIG profile management: standardized vGPU tiers (1g.10gb/2g.20gb/3g.40gb/7g.80gb), in-memory partitioning with oversubscription rejection + fixed-at-creation immutability (HXC-1449).</w:t>
       </w:r>
     </w:p>
     <w:p>
@@ -5586,11 +5606,11 @@
         <w:pStyle w:val="Compact"/>
         <w:numPr>
           <w:ilvl w:val="1"/>
-          <w:numId w:val="1009"/>
-        </w:numPr>
-      </w:pPr>
-      <w:r>
-        <w:t xml:space="preserve">Wave 72 (5 units, subagent-driven, 5 parallel streams in disjoint packages):</w:t>
+          <w:numId w:val="1010"/>
+        </w:numPr>
+      </w:pPr>
+      <w:r>
+        <w:t xml:space="preserve">Wave 71 (5 units, subagent-driven, 5 parallel streams in disjoint packages, run concurrently with wave 70; closes 4 prior follow-ups):</w:t>
       </w:r>
     </w:p>
     <w:p>
@@ -5605,25 +5625,28 @@
         <w:rPr>
           <w:rStyle w:val="VerbatimChar"/>
         </w:rPr>
-        <w:t xml:space="preserve">provider/runpod</w:t>
-      </w:r>
-      <w:r>
-        <w:t xml:space="preserve"> </w:t>
-      </w:r>
-      <w:r>
-        <w:t xml:space="preserve">— RunPodProvider (implements</w:t>
-      </w:r>
-      <w:r>
-        <w:t xml:space="preserve"> </w:t>
-      </w:r>
-      <w:r>
-        <w:rPr>
-          <w:rStyle w:val="VerbatimChar"/>
-        </w:rPr>
-        <w:t xml:space="preserve">pool.GPUProvider</w:t>
-      </w:r>
-      <w:r>
-        <w:t xml:space="preserve">) with a warm-pool fast path over an injectable client (HXC-1515).</w:t>
+        <w:t xml:space="preserve">multiraft</w:t>
+      </w:r>
+      <w:r>
+        <w:t xml:space="preserve"> </w:t>
+      </w:r>
+      <w:r>
+        <w:t xml:space="preserve">— RaftTransport async-delivery safety: inbox handler Steps under the shard mutex, outbound messages deferred + flushed after unlock; a new async-transport</w:t>
+      </w:r>
+      <w:r>
+        <w:t xml:space="preserve"> </w:t>
+      </w:r>
+      <w:r>
+        <w:rPr>
+          <w:rStyle w:val="VerbatimChar"/>
+        </w:rPr>
+        <w:t xml:space="preserve">-race</w:t>
+      </w:r>
+      <w:r>
+        <w:t xml:space="preserve"> </w:t>
+      </w:r>
+      <w:r>
+        <w:t xml:space="preserve">test proves a goroutine-delivering transport is race-free and still commits (HXC-909).</w:t>
       </w:r>
     </w:p>
     <w:p>
@@ -5638,13 +5661,43 @@
         <w:rPr>
           <w:rStyle w:val="VerbatimChar"/>
         </w:rPr>
-        <w:t xml:space="preserve">provider/aws</w:t>
-      </w:r>
-      <w:r>
-        <w:t xml:space="preserve"> </w:t>
-      </w:r>
-      <w:r>
-        <w:t xml:space="preserve">— AWSProvider EC2 Spot adapter over an injectable EC2-client interface (no aws-sdk dep): GPU model→instance-type selection (p5/p4de/g5), Spot+tags, TOCTOU-safe capacity gate (HXC-1516).</w:t>
+        <w:t xml:space="preserve">kraft</w:t>
+      </w:r>
+      <w:r>
+        <w:t xml:space="preserve"> </w:t>
+      </w:r>
+      <w:r>
+        <w:t xml:space="preserve">—</w:t>
+      </w:r>
+      <w:r>
+        <w:t xml:space="preserve"> </w:t>
+      </w:r>
+      <w:r>
+        <w:rPr>
+          <w:rStyle w:val="VerbatimChar"/>
+        </w:rPr>
+        <w:t xml:space="preserve">CreateTopic</w:t>
+      </w:r>
+      <w:r>
+        <w:t xml:space="preserve"> </w:t>
+      </w:r>
+      <w:r>
+        <w:t xml:space="preserve">returns</w:t>
+      </w:r>
+      <w:r>
+        <w:t xml:space="preserve"> </w:t>
+      </w:r>
+      <w:r>
+        <w:rPr>
+          <w:rStyle w:val="VerbatimChar"/>
+        </w:rPr>
+        <w:t xml:space="preserve">ErrTopicExists</w:t>
+      </w:r>
+      <w:r>
+        <w:t xml:space="preserve"> </w:t>
+      </w:r>
+      <w:r>
+        <w:t xml:space="preserve">on a conflicting re-create (different partition count); identical re-create stays idempotent (HXC-912).</w:t>
       </w:r>
     </w:p>
     <w:p>
@@ -5659,25 +5712,37 @@
         <w:rPr>
           <w:rStyle w:val="VerbatimChar"/>
         </w:rPr>
-        <w:t xml:space="preserve">scheduler</w:t>
-      </w:r>
-      <w:r>
-        <w:t xml:space="preserve"> </w:t>
-      </w:r>
-      <w:r>
-        <w:t xml:space="preserve">(additive</w:t>
-      </w:r>
-      <w:r>
-        <w:t xml:space="preserve"> </w:t>
-      </w:r>
-      <w:r>
-        <w:rPr>
-          <w:rStyle w:val="VerbatimChar"/>
-        </w:rPr>
-        <w:t xml:space="preserve">tier_filter.go</w:t>
-      </w:r>
-      <w:r>
-        <w:t xml:space="preserve">) — GPUTier-aware filter predicate: hard-exclude disallowed tiers + preference scoring, composes with the existing count filter, fails closed on a nil predicate (HXC-1534).</w:t>
+        <w:t xml:space="preserve">porcupine</w:t>
+      </w:r>
+      <w:r>
+        <w:t xml:space="preserve"> </w:t>
+      </w:r>
+      <w:r>
+        <w:t xml:space="preserve">— WGL state-dedup memoization via</w:t>
+      </w:r>
+      <w:r>
+        <w:t xml:space="preserve"> </w:t>
+      </w:r>
+      <w:r>
+        <w:rPr>
+          <w:rStyle w:val="VerbatimChar"/>
+        </w:rPr>
+        <w:t xml:space="preserve">Model.Equal</w:t>
+      </w:r>
+      <w:r>
+        <w:t xml:space="preserve">: verdict-preserving pruning (memo fires on backtracking histories; identical PASS/FAIL + witness vs</w:t>
+      </w:r>
+      <w:r>
+        <w:t xml:space="preserve"> </w:t>
+      </w:r>
+      <w:r>
+        <w:rPr>
+          <w:rStyle w:val="VerbatimChar"/>
+        </w:rPr>
+        <w:t xml:space="preserve">Equal==nil</w:t>
+      </w:r>
+      <w:r>
+        <w:t xml:space="preserve">) (HXC-913).</w:t>
       </w:r>
     </w:p>
     <w:p>
@@ -5692,52 +5757,28 @@
         <w:rPr>
           <w:rStyle w:val="VerbatimChar"/>
         </w:rPr>
-        <w:t xml:space="preserve">provider/chutes</w:t>
-      </w:r>
-      <w:r>
-        <w:t xml:space="preserve"> </w:t>
-      </w:r>
-      <w:r>
-        <w:t xml:space="preserve">— ctx-interruptible 429 backoff (select vs</w:t>
-      </w:r>
-      <w:r>
-        <w:t xml:space="preserve"> </w:t>
-      </w:r>
-      <w:r>
-        <w:rPr>
-          <w:rStyle w:val="VerbatimChar"/>
-        </w:rPr>
-        <w:t xml:space="preserve">ctx.Done()</w:t>
-      </w:r>
-      <w:r>
-        <w:t xml:space="preserve">) + honors</w:t>
-      </w:r>
-      <w:r>
-        <w:t xml:space="preserve"> </w:t>
-      </w:r>
-      <w:r>
-        <w:rPr>
-          <w:rStyle w:val="VerbatimChar"/>
-        </w:rPr>
-        <w:t xml:space="preserve">Retry-After</w:t>
-      </w:r>
-      <w:r>
-        <w:t xml:space="preserve"> </w:t>
-      </w:r>
-      <w:r>
-        <w:t xml:space="preserve">(delta-seconds/HTTP-date,</w:t>
-      </w:r>
-      <w:r>
-        <w:t xml:space="preserve"> </w:t>
-      </w:r>
-      <w:r>
-        <w:rPr>
-          <w:rStyle w:val="VerbatimChar"/>
-        </w:rPr>
-        <w:t xml:space="preserve">max(hint,backoff)</w:t>
-      </w:r>
-      <w:r>
-        <w:t xml:space="preserve">) (HXC-916, closing a wave-70 follow-up).</w:t>
+        <w:t xml:space="preserve">chutes</w:t>
+      </w:r>
+      <w:r>
+        <w:t xml:space="preserve"> </w:t>
+      </w:r>
+      <w:r>
+        <w:t xml:space="preserve">—</w:t>
+      </w:r>
+      <w:r>
+        <w:t xml:space="preserve"> </w:t>
+      </w:r>
+      <w:r>
+        <w:rPr>
+          <w:rStyle w:val="VerbatimChar"/>
+        </w:rPr>
+        <w:t xml:space="preserve">StreamChannel</w:t>
+      </w:r>
+      <w:r>
+        <w:t xml:space="preserve"> </w:t>
+      </w:r>
+      <w:r>
+        <w:t xml:space="preserve">honors ctx cancellation on a blocked read (prompt channel close, no goroutine leak) and closes the owned reader (HXC-911).</w:t>
       </w:r>
     </w:p>
     <w:p>
@@ -5752,7 +5793,7 @@
         <w:rPr>
           <w:rStyle w:val="VerbatimChar"/>
         </w:rPr>
-        <w:t xml:space="preserve">grafanadash</w:t>
+        <w:t xml:space="preserve">marketplaceadapter</w:t>
       </w:r>
       <w:r>
         <w:t xml:space="preserve"> </w:t>
@@ -5767,31 +5808,22 @@
         <w:rPr>
           <w:rStyle w:val="VerbatimChar"/>
         </w:rPr>
-        <w:t xml:space="preserve">tiercost_dash.go</w:t>
-      </w:r>
-      <w:r>
-        <w:t xml:space="preserve">) — Phase-8B tier-utilization + cost dashboard generator (panels target</w:t>
-      </w:r>
-      <w:r>
-        <w:t xml:space="preserve"> </w:t>
-      </w:r>
-      <w:r>
-        <w:rPr>
-          <w:rStyle w:val="VerbatimChar"/>
-        </w:rPr>
-        <w:t xml:space="preserve">gpu_tier_utilization</w:t>
-      </w:r>
-      <w:r>
-        <w:t xml:space="preserve">/</w:t>
-      </w:r>
-      <w:r>
-        <w:rPr>
-          <w:rStyle w:val="VerbatimChar"/>
-        </w:rPr>
-        <w:t xml:space="preserve">gpu_cost_per_hour</w:t>
-      </w:r>
-      <w:r>
-        <w:t xml:space="preserve">), valid + deterministic (HXC-1551).</w:t>
+        <w:t xml:space="preserve">akash.go</w:t>
+      </w:r>
+      <w:r>
+        <w:t xml:space="preserve">) — Akash (Cosmos/AKT) adapter over an injectable client: reverse-auction pricing, SDL submission, provider-reputation gate, registered in the</w:t>
+      </w:r>
+      <w:r>
+        <w:t xml:space="preserve"> </w:t>
+      </w:r>
+      <w:r>
+        <w:rPr>
+          <w:rStyle w:val="VerbatimChar"/>
+        </w:rPr>
+        <w:t xml:space="preserve">Name()</w:t>
+      </w:r>
+      <w:r>
+        <w:t xml:space="preserve">-dispatch Registry (HXC-1458).</w:t>
       </w:r>
     </w:p>
     <w:p>
@@ -5799,11 +5831,11 @@
         <w:pStyle w:val="Compact"/>
         <w:numPr>
           <w:ilvl w:val="1"/>
-          <w:numId w:val="1009"/>
-        </w:numPr>
-      </w:pPr>
-      <w:r>
-        <w:t xml:space="preserve">Wave 73 (5 units, subagent-driven, 5 parallel streams in disjoint packages; impl→spec-review→quality-review + independent build/vet/-race/mutation gate):</w:t>
+          <w:numId w:val="1010"/>
+        </w:numPr>
+      </w:pPr>
+      <w:r>
+        <w:t xml:space="preserve">Wave 72 (5 units, subagent-driven, 5 parallel streams in disjoint packages):</w:t>
       </w:r>
     </w:p>
     <w:p>
@@ -5818,13 +5850,13 @@
         <w:rPr>
           <w:rStyle w:val="VerbatimChar"/>
         </w:rPr>
-        <w:t xml:space="preserve">provider/ionet</w:t>
-      </w:r>
-      <w:r>
-        <w:t xml:space="preserve"> </w:t>
-      </w:r>
-      <w:r>
-        <w:t xml:space="preserve">— IONetProvider over the io.net REST API (implements</w:t>
+        <w:t xml:space="preserve">provider/runpod</w:t>
+      </w:r>
+      <w:r>
+        <w:t xml:space="preserve"> </w:t>
+      </w:r>
+      <w:r>
+        <w:t xml:space="preserve">— RunPodProvider (implements</w:t>
       </w:r>
       <w:r>
         <w:t xml:space="preserve"> </w:t>
@@ -5836,67 +5868,7 @@
         <w:t xml:space="preserve">pool.GPUProvider</w:t>
       </w:r>
       <w:r>
-        <w:t xml:space="preserve">, injectable base URL +</w:t>
-      </w:r>
-      <w:r>
-        <w:t xml:space="preserve"> </w:t>
-      </w:r>
-      <w:r>
-        <w:rPr>
-          <w:rStyle w:val="VerbatimChar"/>
-        </w:rPr>
-        <w:t xml:space="preserve">*http.Client</w:t>
-      </w:r>
-      <w:r>
-        <w:t xml:space="preserve"> </w:t>
-      </w:r>
-      <w:r>
-        <w:t xml:space="preserve">+ bearer):</w:t>
-      </w:r>
-      <w:r>
-        <w:t xml:space="preserve"> </w:t>
-      </w:r>
-      <w:r>
-        <w:rPr>
-          <w:rStyle w:val="VerbatimChar"/>
-        </w:rPr>
-        <w:t xml:space="preserve">DeployCluster</w:t>
-      </w:r>
-      <w:r>
-        <w:t xml:space="preserve"> </w:t>
-      </w:r>
-      <w:r>
-        <w:t xml:space="preserve">returns the backend-minted cluster run-UUID (parsed, never fabricated),</w:t>
-      </w:r>
-      <w:r>
-        <w:t xml:space="preserve"> </w:t>
-      </w:r>
-      <w:r>
-        <w:rPr>
-          <w:rStyle w:val="VerbatimChar"/>
-        </w:rPr>
-        <w:t xml:space="preserve">HealthCheck</w:t>
-      </w:r>
-      <w:r>
-        <w:t xml:space="preserve"> </w:t>
-      </w:r>
-      <w:r>
-        <w:t xml:space="preserve">derives healthy state, concurrency-safe reserve-under-lock capacity gate; closure proven against a</w:t>
-      </w:r>
-      <w:r>
-        <w:t xml:space="preserve"> </w:t>
-      </w:r>
-      <w:r>
-        <w:rPr>
-          <w:rStyle w:val="VerbatimChar"/>
-        </w:rPr>
-        <w:t xml:space="preserve">net/http/httptest</w:t>
-      </w:r>
-      <w:r>
-        <w:t xml:space="preserve"> </w:t>
-      </w:r>
-      <w:r>
-        <w:t xml:space="preserve">io.net backend (HXC-1514).</w:t>
+        <w:t xml:space="preserve">) with a warm-pool fast path over an injectable client (HXC-1515).</w:t>
       </w:r>
     </w:p>
     <w:p>
@@ -5911,28 +5883,13 @@
         <w:rPr>
           <w:rStyle w:val="VerbatimChar"/>
         </w:rPr>
-        <w:t xml:space="preserve">gitops</w:t>
-      </w:r>
-      <w:r>
-        <w:t xml:space="preserve"> </w:t>
-      </w:r>
-      <w:r>
-        <w:t xml:space="preserve">— ArgoCD ApplicationSet federation client: matrix generator expands one Application per cell,</w:t>
-      </w:r>
-      <w:r>
-        <w:t xml:space="preserve"> </w:t>
-      </w:r>
-      <w:r>
-        <w:rPr>
-          <w:rStyle w:val="VerbatimChar"/>
-        </w:rPr>
-        <w:t xml:space="preserve">syncPolicy</w:t>
-      </w:r>
-      <w:r>
-        <w:t xml:space="preserve"> </w:t>
-      </w:r>
-      <w:r>
-        <w:t xml:space="preserve">prune+selfHeal, RollingSync canary→tier-2 (50%)→tier-1 (25%) ordering, drift/prune detection; logic proven vs an httptest ArgoCD, strictly-live UI capture honestly skipped (follow-up HXC-922) (HXC-1367).</w:t>
+        <w:t xml:space="preserve">provider/aws</w:t>
+      </w:r>
+      <w:r>
+        <w:t xml:space="preserve"> </w:t>
+      </w:r>
+      <w:r>
+        <w:t xml:space="preserve">— AWSProvider EC2 Spot adapter over an injectable EC2-client interface (no aws-sdk dep): GPU model→instance-type selection (p5/p4de/g5), Spot+tags, TOCTOU-safe capacity gate (HXC-1516).</w:t>
       </w:r>
     </w:p>
     <w:p>
@@ -5947,13 +5904,25 @@
         <w:rPr>
           <w:rStyle w:val="VerbatimChar"/>
         </w:rPr>
-        <w:t xml:space="preserve">internal/federation</w:t>
-      </w:r>
-      <w:r>
-        <w:t xml:space="preserve"> </w:t>
-      </w:r>
-      <w:r>
-        <w:t xml:space="preserve">— Karmada PropagationPolicy + OverridePolicy engine (CRs modeled as Go structs → YAML, no client-go dep) with constraint-aware (data-locality/latency/cost/compliance) two-level cell selection and failover reselect; deterministic failover proven via in-process FakeHub, live Karmada &lt;60s capture honestly skipped (follow-up HXC-924) (HXC-1364).</w:t>
+        <w:t xml:space="preserve">scheduler</w:t>
+      </w:r>
+      <w:r>
+        <w:t xml:space="preserve"> </w:t>
+      </w:r>
+      <w:r>
+        <w:t xml:space="preserve">(additive</w:t>
+      </w:r>
+      <w:r>
+        <w:t xml:space="preserve"> </w:t>
+      </w:r>
+      <w:r>
+        <w:rPr>
+          <w:rStyle w:val="VerbatimChar"/>
+        </w:rPr>
+        <w:t xml:space="preserve">tier_filter.go</w:t>
+      </w:r>
+      <w:r>
+        <w:t xml:space="preserve">) — GPUTier-aware filter predicate: hard-exclude disallowed tiers + preference scoring, composes with the existing count filter, fails closed on a nil predicate (HXC-1534).</w:t>
       </w:r>
     </w:p>
     <w:p>
@@ -5968,25 +5937,52 @@
         <w:rPr>
           <w:rStyle w:val="VerbatimChar"/>
         </w:rPr>
-        <w:t xml:space="preserve">health</w:t>
-      </w:r>
-      <w:r>
-        <w:t xml:space="preserve"> </w:t>
-      </w:r>
-      <w:r>
-        <w:t xml:space="preserve">(additive</w:t>
-      </w:r>
-      <w:r>
-        <w:t xml:space="preserve"> </w:t>
-      </w:r>
-      <w:r>
-        <w:rPr>
-          <w:rStyle w:val="VerbatimChar"/>
-        </w:rPr>
-        <w:t xml:space="preserve">miner.go</w:t>
-      </w:r>
-      <w:r>
-        <w:t xml:space="preserve">) — miner-api + GraVal bootstrap DaemonSet dependency checks wired into the health rollup, naming the specific failing check; healthy→unhealthy delta proven against an httptest miner-api (HXC-1484).</w:t>
+        <w:t xml:space="preserve">provider/chutes</w:t>
+      </w:r>
+      <w:r>
+        <w:t xml:space="preserve"> </w:t>
+      </w:r>
+      <w:r>
+        <w:t xml:space="preserve">— ctx-interruptible 429 backoff (select vs</w:t>
+      </w:r>
+      <w:r>
+        <w:t xml:space="preserve"> </w:t>
+      </w:r>
+      <w:r>
+        <w:rPr>
+          <w:rStyle w:val="VerbatimChar"/>
+        </w:rPr>
+        <w:t xml:space="preserve">ctx.Done()</w:t>
+      </w:r>
+      <w:r>
+        <w:t xml:space="preserve">) + honors</w:t>
+      </w:r>
+      <w:r>
+        <w:t xml:space="preserve"> </w:t>
+      </w:r>
+      <w:r>
+        <w:rPr>
+          <w:rStyle w:val="VerbatimChar"/>
+        </w:rPr>
+        <w:t xml:space="preserve">Retry-After</w:t>
+      </w:r>
+      <w:r>
+        <w:t xml:space="preserve"> </w:t>
+      </w:r>
+      <w:r>
+        <w:t xml:space="preserve">(delta-seconds/HTTP-date,</w:t>
+      </w:r>
+      <w:r>
+        <w:t xml:space="preserve"> </w:t>
+      </w:r>
+      <w:r>
+        <w:rPr>
+          <w:rStyle w:val="VerbatimChar"/>
+        </w:rPr>
+        <w:t xml:space="preserve">max(hint,backoff)</w:t>
+      </w:r>
+      <w:r>
+        <w:t xml:space="preserve">) (HXC-916, closing a wave-70 follow-up).</w:t>
       </w:r>
     </w:p>
     <w:p>
@@ -6001,6 +5997,255 @@
         <w:rPr>
           <w:rStyle w:val="VerbatimChar"/>
         </w:rPr>
+        <w:t xml:space="preserve">grafanadash</w:t>
+      </w:r>
+      <w:r>
+        <w:t xml:space="preserve"> </w:t>
+      </w:r>
+      <w:r>
+        <w:t xml:space="preserve">(additive</w:t>
+      </w:r>
+      <w:r>
+        <w:t xml:space="preserve"> </w:t>
+      </w:r>
+      <w:r>
+        <w:rPr>
+          <w:rStyle w:val="VerbatimChar"/>
+        </w:rPr>
+        <w:t xml:space="preserve">tiercost_dash.go</w:t>
+      </w:r>
+      <w:r>
+        <w:t xml:space="preserve">) — Phase-8B tier-utilization + cost dashboard generator (panels target</w:t>
+      </w:r>
+      <w:r>
+        <w:t xml:space="preserve"> </w:t>
+      </w:r>
+      <w:r>
+        <w:rPr>
+          <w:rStyle w:val="VerbatimChar"/>
+        </w:rPr>
+        <w:t xml:space="preserve">gpu_tier_utilization</w:t>
+      </w:r>
+      <w:r>
+        <w:t xml:space="preserve">/</w:t>
+      </w:r>
+      <w:r>
+        <w:rPr>
+          <w:rStyle w:val="VerbatimChar"/>
+        </w:rPr>
+        <w:t xml:space="preserve">gpu_cost_per_hour</w:t>
+      </w:r>
+      <w:r>
+        <w:t xml:space="preserve">), valid + deterministic (HXC-1551).</w:t>
+      </w:r>
+    </w:p>
+    <w:p>
+      <w:pPr>
+        <w:pStyle w:val="Compact"/>
+        <w:numPr>
+          <w:ilvl w:val="1"/>
+          <w:numId w:val="1010"/>
+        </w:numPr>
+      </w:pPr>
+      <w:r>
+        <w:t xml:space="preserve">Wave 73 (5 units, subagent-driven, 5 parallel streams in disjoint packages; impl→spec-review→quality-review + independent build/vet/-race/mutation gate):</w:t>
+      </w:r>
+    </w:p>
+    <w:p>
+      <w:pPr>
+        <w:pStyle w:val="Compact"/>
+        <w:numPr>
+          <w:ilvl w:val="2"/>
+          <w:numId w:val="1018"/>
+        </w:numPr>
+      </w:pPr>
+      <w:r>
+        <w:rPr>
+          <w:rStyle w:val="VerbatimChar"/>
+        </w:rPr>
+        <w:t xml:space="preserve">provider/ionet</w:t>
+      </w:r>
+      <w:r>
+        <w:t xml:space="preserve"> </w:t>
+      </w:r>
+      <w:r>
+        <w:t xml:space="preserve">— IONetProvider over the io.net REST API (implements</w:t>
+      </w:r>
+      <w:r>
+        <w:t xml:space="preserve"> </w:t>
+      </w:r>
+      <w:r>
+        <w:rPr>
+          <w:rStyle w:val="VerbatimChar"/>
+        </w:rPr>
+        <w:t xml:space="preserve">pool.GPUProvider</w:t>
+      </w:r>
+      <w:r>
+        <w:t xml:space="preserve">, injectable base URL +</w:t>
+      </w:r>
+      <w:r>
+        <w:t xml:space="preserve"> </w:t>
+      </w:r>
+      <w:r>
+        <w:rPr>
+          <w:rStyle w:val="VerbatimChar"/>
+        </w:rPr>
+        <w:t xml:space="preserve">*http.Client</w:t>
+      </w:r>
+      <w:r>
+        <w:t xml:space="preserve"> </w:t>
+      </w:r>
+      <w:r>
+        <w:t xml:space="preserve">+ bearer):</w:t>
+      </w:r>
+      <w:r>
+        <w:t xml:space="preserve"> </w:t>
+      </w:r>
+      <w:r>
+        <w:rPr>
+          <w:rStyle w:val="VerbatimChar"/>
+        </w:rPr>
+        <w:t xml:space="preserve">DeployCluster</w:t>
+      </w:r>
+      <w:r>
+        <w:t xml:space="preserve"> </w:t>
+      </w:r>
+      <w:r>
+        <w:t xml:space="preserve">returns the backend-minted cluster run-UUID (parsed, never fabricated),</w:t>
+      </w:r>
+      <w:r>
+        <w:t xml:space="preserve"> </w:t>
+      </w:r>
+      <w:r>
+        <w:rPr>
+          <w:rStyle w:val="VerbatimChar"/>
+        </w:rPr>
+        <w:t xml:space="preserve">HealthCheck</w:t>
+      </w:r>
+      <w:r>
+        <w:t xml:space="preserve"> </w:t>
+      </w:r>
+      <w:r>
+        <w:t xml:space="preserve">derives healthy state, concurrency-safe reserve-under-lock capacity gate; closure proven against a</w:t>
+      </w:r>
+      <w:r>
+        <w:t xml:space="preserve"> </w:t>
+      </w:r>
+      <w:r>
+        <w:rPr>
+          <w:rStyle w:val="VerbatimChar"/>
+        </w:rPr>
+        <w:t xml:space="preserve">net/http/httptest</w:t>
+      </w:r>
+      <w:r>
+        <w:t xml:space="preserve"> </w:t>
+      </w:r>
+      <w:r>
+        <w:t xml:space="preserve">io.net backend (HXC-1514).</w:t>
+      </w:r>
+    </w:p>
+    <w:p>
+      <w:pPr>
+        <w:pStyle w:val="Compact"/>
+        <w:numPr>
+          <w:ilvl w:val="2"/>
+          <w:numId w:val="1018"/>
+        </w:numPr>
+      </w:pPr>
+      <w:r>
+        <w:rPr>
+          <w:rStyle w:val="VerbatimChar"/>
+        </w:rPr>
+        <w:t xml:space="preserve">gitops</w:t>
+      </w:r>
+      <w:r>
+        <w:t xml:space="preserve"> </w:t>
+      </w:r>
+      <w:r>
+        <w:t xml:space="preserve">— ArgoCD ApplicationSet federation client: matrix generator expands one Application per cell,</w:t>
+      </w:r>
+      <w:r>
+        <w:t xml:space="preserve"> </w:t>
+      </w:r>
+      <w:r>
+        <w:rPr>
+          <w:rStyle w:val="VerbatimChar"/>
+        </w:rPr>
+        <w:t xml:space="preserve">syncPolicy</w:t>
+      </w:r>
+      <w:r>
+        <w:t xml:space="preserve"> </w:t>
+      </w:r>
+      <w:r>
+        <w:t xml:space="preserve">prune+selfHeal, RollingSync canary→tier-2 (50%)→tier-1 (25%) ordering, drift/prune detection; logic proven vs an httptest ArgoCD, strictly-live UI capture honestly skipped (follow-up HXC-922) (HXC-1367).</w:t>
+      </w:r>
+    </w:p>
+    <w:p>
+      <w:pPr>
+        <w:pStyle w:val="Compact"/>
+        <w:numPr>
+          <w:ilvl w:val="2"/>
+          <w:numId w:val="1018"/>
+        </w:numPr>
+      </w:pPr>
+      <w:r>
+        <w:rPr>
+          <w:rStyle w:val="VerbatimChar"/>
+        </w:rPr>
+        <w:t xml:space="preserve">internal/federation</w:t>
+      </w:r>
+      <w:r>
+        <w:t xml:space="preserve"> </w:t>
+      </w:r>
+      <w:r>
+        <w:t xml:space="preserve">— Karmada PropagationPolicy + OverridePolicy engine (CRs modeled as Go structs → YAML, no client-go dep) with constraint-aware (data-locality/latency/cost/compliance) two-level cell selection and failover reselect; deterministic failover proven via in-process FakeHub, live Karmada &lt;60s capture honestly skipped (follow-up HXC-924) (HXC-1364).</w:t>
+      </w:r>
+    </w:p>
+    <w:p>
+      <w:pPr>
+        <w:pStyle w:val="Compact"/>
+        <w:numPr>
+          <w:ilvl w:val="2"/>
+          <w:numId w:val="1018"/>
+        </w:numPr>
+      </w:pPr>
+      <w:r>
+        <w:rPr>
+          <w:rStyle w:val="VerbatimChar"/>
+        </w:rPr>
+        <w:t xml:space="preserve">health</w:t>
+      </w:r>
+      <w:r>
+        <w:t xml:space="preserve"> </w:t>
+      </w:r>
+      <w:r>
+        <w:t xml:space="preserve">(additive</w:t>
+      </w:r>
+      <w:r>
+        <w:t xml:space="preserve"> </w:t>
+      </w:r>
+      <w:r>
+        <w:rPr>
+          <w:rStyle w:val="VerbatimChar"/>
+        </w:rPr>
+        <w:t xml:space="preserve">miner.go</w:t>
+      </w:r>
+      <w:r>
+        <w:t xml:space="preserve">) — miner-api + GraVal bootstrap DaemonSet dependency checks wired into the health rollup, naming the specific failing check; healthy→unhealthy delta proven against an httptest miner-api (HXC-1484).</w:t>
+      </w:r>
+    </w:p>
+    <w:p>
+      <w:pPr>
+        <w:pStyle w:val="Compact"/>
+        <w:numPr>
+          <w:ilvl w:val="2"/>
+          <w:numId w:val="1018"/>
+        </w:numPr>
+      </w:pPr>
+      <w:r>
+        <w:rPr>
+          <w:rStyle w:val="VerbatimChar"/>
+        </w:rPr>
         <w:t xml:space="preserve">discovery</w:t>
       </w:r>
       <w:r>
@@ -6069,7 +6314,7 @@
         <w:pStyle w:val="Compact"/>
         <w:numPr>
           <w:ilvl w:val="2"/>
-          <w:numId w:val="1017"/>
+          <w:numId w:val="1018"/>
         </w:numPr>
       </w:pPr>
       <w:r>
@@ -6365,7 +6610,7 @@
         <w:pStyle w:val="Compact"/>
         <w:numPr>
           <w:ilvl w:val="0"/>
-          <w:numId w:val="1018"/>
+          <w:numId w:val="1019"/>
         </w:numPr>
       </w:pPr>
       <w:r>
@@ -6422,7 +6667,7 @@
         <w:pStyle w:val="Compact"/>
         <w:numPr>
           <w:ilvl w:val="0"/>
-          <w:numId w:val="1019"/>
+          <w:numId w:val="1020"/>
         </w:numPr>
       </w:pPr>
       <w:r>
@@ -6703,6 +6948,9 @@
     <w:abstractNumId w:val="991"/>
   </w:num>
   <w:num w:numId="1019">
+    <w:abstractNumId w:val="991"/>
+  </w:num>
+  <w:num w:numId="1020">
     <w:abstractNumId w:val="991"/>
   </w:num>
 </w:numbering>

--- a/docs/export/CHANGELOG.docx
+++ b/docs/export/CHANGELOG.docx
@@ -100,7 +100,7 @@
           <w:b/>
           <w:bCs/>
         </w:rPr>
-        <w:t xml:space="preserve">Wave 82 — Avro codec wired into the live NATS event bus (HXC-1626; conductor-gated build/vet/-race + REAL-broker integration + load-bearing mutation):</w:t>
+        <w:t xml:space="preserve">Wave 83 — typed Avro pub/sub for the remaining domain events (HXC-1627; conductor-gated build/vet/-race + REAL-broker integration + load-bearing mutation):</w:t>
       </w:r>
     </w:p>
     <w:p>
@@ -136,22 +136,91 @@
         <w:t xml:space="preserve"> </w:t>
       </w:r>
       <w:r>
-        <w:t xml:space="preserve">gains an Avro wire mode:</w:t>
-      </w:r>
-      <w:r>
-        <w:t xml:space="preserve"> </w:t>
-      </w:r>
-      <w:r>
-        <w:rPr>
-          <w:rStyle w:val="VerbatimChar"/>
-        </w:rPr>
-        <w:t xml:space="preserve">PublishNodeEvent</w:t>
-      </w:r>
-      <w:r>
-        <w:t xml:space="preserve"> </w:t>
-      </w:r>
-      <w:r>
-        <w:t xml:space="preserve">emits an Avro single-object payload (</w:t>
+        <w:t xml:space="preserve">gains typed</w:t>
+      </w:r>
+      <w:r>
+        <w:t xml:space="preserve"> </w:t>
+      </w:r>
+      <w:r>
+        <w:rPr>
+          <w:rStyle w:val="VerbatimChar"/>
+        </w:rPr>
+        <w:t xml:space="preserve">Publish*</w:t>
+      </w:r>
+      <w:r>
+        <w:t xml:space="preserve">/</w:t>
+      </w:r>
+      <w:r>
+        <w:rPr>
+          <w:rStyle w:val="VerbatimChar"/>
+        </w:rPr>
+        <w:t xml:space="preserve">Subscribe*</w:t>
+      </w:r>
+      <w:r>
+        <w:t xml:space="preserve"> </w:t>
+      </w:r>
+      <w:r>
+        <w:t xml:space="preserve">methods for</w:t>
+      </w:r>
+      <w:r>
+        <w:t xml:space="preserve"> </w:t>
+      </w:r>
+      <w:r>
+        <w:rPr>
+          <w:rStyle w:val="VerbatimChar"/>
+        </w:rPr>
+        <w:t xml:space="preserve">SessionEvent</w:t>
+      </w:r>
+      <w:r>
+        <w:t xml:space="preserve">/</w:t>
+      </w:r>
+      <w:r>
+        <w:rPr>
+          <w:rStyle w:val="VerbatimChar"/>
+        </w:rPr>
+        <w:t xml:space="preserve">SchedulerEvent</w:t>
+      </w:r>
+      <w:r>
+        <w:t xml:space="preserve">/</w:t>
+      </w:r>
+      <w:r>
+        <w:rPr>
+          <w:rStyle w:val="VerbatimChar"/>
+        </w:rPr>
+        <w:t xml:space="preserve">AuditEvent</w:t>
+      </w:r>
+      <w:r>
+        <w:t xml:space="preserve"> </w:t>
+      </w:r>
+      <w:r>
+        <w:t xml:space="preserve">at parity with</w:t>
+      </w:r>
+      <w:r>
+        <w:t xml:space="preserve"> </w:t>
+      </w:r>
+      <w:r>
+        <w:rPr>
+          <w:rStyle w:val="VerbatimChar"/>
+        </w:rPr>
+        <w:t xml:space="preserve">NodeEvent</w:t>
+      </w:r>
+      <w:r>
+        <w:t xml:space="preserve">: in</w:t>
+      </w:r>
+      <w:r>
+        <w:t xml:space="preserve"> </w:t>
+      </w:r>
+      <w:r>
+        <w:rPr>
+          <w:rStyle w:val="VerbatimChar"/>
+        </w:rPr>
+        <w:t xml:space="preserve">WireAvro</w:t>
+      </w:r>
+      <w:r>
+        <w:t xml:space="preserve"> </w:t>
+      </w:r>
+      <w:r>
+        <w:t xml:space="preserve">mode each carries an Avro single-object payload (</w:t>
       </w:r>
       <w:r>
         <w:rPr>
@@ -163,37 +232,7 @@
         <w:t xml:space="preserve"> </w:t>
       </w:r>
       <w:r>
-        <w:t xml:space="preserve">+ CRC-64-AVRO fingerprint) when</w:t>
-      </w:r>
-      <w:r>
-        <w:t xml:space="preserve"> </w:t>
-      </w:r>
-      <w:r>
-        <w:rPr>
-          <w:rStyle w:val="VerbatimChar"/>
-        </w:rPr>
-        <w:t xml:space="preserve">WireAvro</w:t>
-      </w:r>
-      <w:r>
-        <w:t xml:space="preserve"> </w:t>
-      </w:r>
-      <w:r>
-        <w:t xml:space="preserve">is selected and</w:t>
-      </w:r>
-      <w:r>
-        <w:t xml:space="preserve"> </w:t>
-      </w:r>
-      <w:r>
-        <w:rPr>
-          <w:rStyle w:val="VerbatimChar"/>
-        </w:rPr>
-        <w:t xml:space="preserve">SubscribeNodeEvents</w:t>
-      </w:r>
-      <w:r>
-        <w:t xml:space="preserve"> </w:t>
-      </w:r>
-      <w:r>
-        <w:t xml:space="preserve">decodes via a</w:t>
+        <w:t xml:space="preserve">+ fingerprint) decoded via the</w:t>
       </w:r>
       <w:r>
         <w:t xml:space="preserve"> </w:t>
@@ -205,76 +244,16 @@
         <w:t xml:space="preserve">SchemaRegistry</w:t>
       </w:r>
       <w:r>
-        <w:t xml:space="preserve"> </w:t>
-      </w:r>
-      <w:r>
-        <w:t xml:space="preserve">(validated routing); JSON stays the default (back-compat). Concrete Avro schemas +</w:t>
-      </w:r>
-      <w:r>
-        <w:t xml:space="preserve"> </w:t>
-      </w:r>
-      <w:r>
-        <w:rPr>
-          <w:rStyle w:val="VerbatimChar"/>
-        </w:rPr>
-        <w:t xml:space="preserve">Encode*</w:t>
-      </w:r>
-      <w:r>
-        <w:t xml:space="preserve">/</w:t>
-      </w:r>
-      <w:r>
-        <w:rPr>
-          <w:rStyle w:val="VerbatimChar"/>
-        </w:rPr>
-        <w:t xml:space="preserve">Decode*</w:t>
-      </w:r>
-      <w:r>
-        <w:t xml:space="preserve"> </w:t>
-      </w:r>
-      <w:r>
-        <w:t xml:space="preserve">helpers added for</w:t>
-      </w:r>
-      <w:r>
-        <w:t xml:space="preserve"> </w:t>
-      </w:r>
-      <w:r>
-        <w:rPr>
-          <w:rStyle w:val="VerbatimChar"/>
-        </w:rPr>
-        <w:t xml:space="preserve">SessionEvent</w:t>
-      </w:r>
-      <w:r>
-        <w:t xml:space="preserve">/</w:t>
-      </w:r>
-      <w:r>
-        <w:rPr>
-          <w:rStyle w:val="VerbatimChar"/>
-        </w:rPr>
-        <w:t xml:space="preserve">SchedulerEvent</w:t>
-      </w:r>
-      <w:r>
-        <w:t xml:space="preserve">/</w:t>
-      </w:r>
-      <w:r>
-        <w:rPr>
-          <w:rStyle w:val="VerbatimChar"/>
-        </w:rPr>
-        <w:t xml:space="preserve">AuditEvent</w:t>
-      </w:r>
-      <w:r>
-        <w:t xml:space="preserve"> </w:t>
-      </w:r>
-      <w:r>
-        <w:t xml:space="preserve">(backend typed pub/sub for those three tracked HXC-1627). Proven by</w:t>
-      </w:r>
-      <w:r>
-        <w:t xml:space="preserve"> </w:t>
-      </w:r>
-      <w:r>
-        <w:rPr>
-          <w:rStyle w:val="VerbatimChar"/>
-        </w:rPr>
-        <w:t xml:space="preserve">TestNATSBackend_AvroWire_RealRoundTrip</w:t>
+        <w:t xml:space="preserve">; JSON stays default.</w:t>
+      </w:r>
+      <w:r>
+        <w:t xml:space="preserve"> </w:t>
+      </w:r>
+      <w:r>
+        <w:rPr>
+          <w:rStyle w:val="VerbatimChar"/>
+        </w:rPr>
+        <w:t xml:space="preserve">TestNATSBackend_TypedAvroWire_RealRoundTrip</w:t>
       </w:r>
       <w:r>
         <w:t xml:space="preserve"> </w:t>
@@ -289,16 +268,251 @@
         <w:t xml:space="preserve">//go:build integration</w:t>
       </w:r>
       <w:r>
-        <w:t xml:space="preserve">) which boots a</w:t>
-      </w:r>
-      <w:r>
-        <w:t xml:space="preserve"> </w:t>
-      </w:r>
+        <w:t xml:space="preserve">) boots a real NATS broker via</w:t>
+      </w:r>
+      <w:r>
+        <w:t xml:space="preserve"> </w:t>
+      </w:r>
+      <w:r>
+        <w:rPr>
+          <w:rStyle w:val="VerbatimChar"/>
+        </w:rPr>
+        <w:t xml:space="preserve">brokertest.StartNATS</w:t>
+      </w:r>
+      <w:r>
+        <w:t xml:space="preserve"> </w:t>
+      </w:r>
+      <w:r>
+        <w:t xml:space="preserve">and asserts the on-wire Avro marker + exact round-trip for all three types. Mutation forcing JSON on</w:t>
+      </w:r>
+      <w:r>
+        <w:t xml:space="preserve"> </w:t>
+      </w:r>
+      <w:r>
+        <w:rPr>
+          <w:rStyle w:val="VerbatimChar"/>
+        </w:rPr>
+        <w:t xml:space="preserve">PublishSessionEvent</w:t>
+      </w:r>
+      <w:r>
+        <w:t xml:space="preserve"> </w:t>
+      </w:r>
+      <w:r>
+        <w:t xml:space="preserve">fails the on-wire assertion. All four domain events now route over the live bus in Avro mode (HXC-1627).</w:t>
+      </w:r>
+    </w:p>
+    <w:p>
+      <w:pPr>
+        <w:pStyle w:val="Compact"/>
+        <w:numPr>
+          <w:ilvl w:val="0"/>
+          <w:numId w:val="1001"/>
+        </w:numPr>
+      </w:pPr>
       <w:r>
         <w:rPr>
           <w:b/>
           <w:bCs/>
         </w:rPr>
+        <w:t xml:space="preserve">Wave 82 — Avro codec wired into the live NATS event bus (HXC-1626; conductor-gated build/vet/-race + REAL-broker integration + load-bearing mutation):</w:t>
+      </w:r>
+    </w:p>
+    <w:p>
+      <w:pPr>
+        <w:pStyle w:val="Compact"/>
+        <w:numPr>
+          <w:ilvl w:val="1"/>
+          <w:numId w:val="1003"/>
+        </w:numPr>
+      </w:pPr>
+      <w:r>
+        <w:rPr>
+          <w:rStyle w:val="VerbatimChar"/>
+        </w:rPr>
+        <w:t xml:space="preserve">pkg/events</w:t>
+      </w:r>
+      <w:r>
+        <w:t xml:space="preserve"> </w:t>
+      </w:r>
+      <w:r>
+        <w:t xml:space="preserve">—</w:t>
+      </w:r>
+      <w:r>
+        <w:t xml:space="preserve"> </w:t>
+      </w:r>
+      <w:r>
+        <w:rPr>
+          <w:rStyle w:val="VerbatimChar"/>
+        </w:rPr>
+        <w:t xml:space="preserve">NATSBackend</w:t>
+      </w:r>
+      <w:r>
+        <w:t xml:space="preserve"> </w:t>
+      </w:r>
+      <w:r>
+        <w:t xml:space="preserve">gains an Avro wire mode:</w:t>
+      </w:r>
+      <w:r>
+        <w:t xml:space="preserve"> </w:t>
+      </w:r>
+      <w:r>
+        <w:rPr>
+          <w:rStyle w:val="VerbatimChar"/>
+        </w:rPr>
+        <w:t xml:space="preserve">PublishNodeEvent</w:t>
+      </w:r>
+      <w:r>
+        <w:t xml:space="preserve"> </w:t>
+      </w:r>
+      <w:r>
+        <w:t xml:space="preserve">emits an Avro single-object payload (</w:t>
+      </w:r>
+      <w:r>
+        <w:rPr>
+          <w:rStyle w:val="VerbatimChar"/>
+        </w:rPr>
+        <w:t xml:space="preserve">0xC3 0x01</w:t>
+      </w:r>
+      <w:r>
+        <w:t xml:space="preserve"> </w:t>
+      </w:r>
+      <w:r>
+        <w:t xml:space="preserve">+ CRC-64-AVRO fingerprint) when</w:t>
+      </w:r>
+      <w:r>
+        <w:t xml:space="preserve"> </w:t>
+      </w:r>
+      <w:r>
+        <w:rPr>
+          <w:rStyle w:val="VerbatimChar"/>
+        </w:rPr>
+        <w:t xml:space="preserve">WireAvro</w:t>
+      </w:r>
+      <w:r>
+        <w:t xml:space="preserve"> </w:t>
+      </w:r>
+      <w:r>
+        <w:t xml:space="preserve">is selected and</w:t>
+      </w:r>
+      <w:r>
+        <w:t xml:space="preserve"> </w:t>
+      </w:r>
+      <w:r>
+        <w:rPr>
+          <w:rStyle w:val="VerbatimChar"/>
+        </w:rPr>
+        <w:t xml:space="preserve">SubscribeNodeEvents</w:t>
+      </w:r>
+      <w:r>
+        <w:t xml:space="preserve"> </w:t>
+      </w:r>
+      <w:r>
+        <w:t xml:space="preserve">decodes via a</w:t>
+      </w:r>
+      <w:r>
+        <w:t xml:space="preserve"> </w:t>
+      </w:r>
+      <w:r>
+        <w:rPr>
+          <w:rStyle w:val="VerbatimChar"/>
+        </w:rPr>
+        <w:t xml:space="preserve">SchemaRegistry</w:t>
+      </w:r>
+      <w:r>
+        <w:t xml:space="preserve"> </w:t>
+      </w:r>
+      <w:r>
+        <w:t xml:space="preserve">(validated routing); JSON stays the default (back-compat). Concrete Avro schemas +</w:t>
+      </w:r>
+      <w:r>
+        <w:t xml:space="preserve"> </w:t>
+      </w:r>
+      <w:r>
+        <w:rPr>
+          <w:rStyle w:val="VerbatimChar"/>
+        </w:rPr>
+        <w:t xml:space="preserve">Encode*</w:t>
+      </w:r>
+      <w:r>
+        <w:t xml:space="preserve">/</w:t>
+      </w:r>
+      <w:r>
+        <w:rPr>
+          <w:rStyle w:val="VerbatimChar"/>
+        </w:rPr>
+        <w:t xml:space="preserve">Decode*</w:t>
+      </w:r>
+      <w:r>
+        <w:t xml:space="preserve"> </w:t>
+      </w:r>
+      <w:r>
+        <w:t xml:space="preserve">helpers added for</w:t>
+      </w:r>
+      <w:r>
+        <w:t xml:space="preserve"> </w:t>
+      </w:r>
+      <w:r>
+        <w:rPr>
+          <w:rStyle w:val="VerbatimChar"/>
+        </w:rPr>
+        <w:t xml:space="preserve">SessionEvent</w:t>
+      </w:r>
+      <w:r>
+        <w:t xml:space="preserve">/</w:t>
+      </w:r>
+      <w:r>
+        <w:rPr>
+          <w:rStyle w:val="VerbatimChar"/>
+        </w:rPr>
+        <w:t xml:space="preserve">SchedulerEvent</w:t>
+      </w:r>
+      <w:r>
+        <w:t xml:space="preserve">/</w:t>
+      </w:r>
+      <w:r>
+        <w:rPr>
+          <w:rStyle w:val="VerbatimChar"/>
+        </w:rPr>
+        <w:t xml:space="preserve">AuditEvent</w:t>
+      </w:r>
+      <w:r>
+        <w:t xml:space="preserve"> </w:t>
+      </w:r>
+      <w:r>
+        <w:t xml:space="preserve">(backend typed pub/sub for those three tracked HXC-1627). Proven by</w:t>
+      </w:r>
+      <w:r>
+        <w:t xml:space="preserve"> </w:t>
+      </w:r>
+      <w:r>
+        <w:rPr>
+          <w:rStyle w:val="VerbatimChar"/>
+        </w:rPr>
+        <w:t xml:space="preserve">TestNATSBackend_AvroWire_RealRoundTrip</w:t>
+      </w:r>
+      <w:r>
+        <w:t xml:space="preserve"> </w:t>
+      </w:r>
+      <w:r>
+        <w:t xml:space="preserve">(</w:t>
+      </w:r>
+      <w:r>
+        <w:rPr>
+          <w:rStyle w:val="VerbatimChar"/>
+        </w:rPr>
+        <w:t xml:space="preserve">//go:build integration</w:t>
+      </w:r>
+      <w:r>
+        <w:t xml:space="preserve">) which boots a</w:t>
+      </w:r>
+      <w:r>
+        <w:t xml:space="preserve"> </w:t>
+      </w:r>
+      <w:r>
+        <w:rPr>
+          <w:b/>
+          <w:bCs/>
+        </w:rPr>
         <w:t xml:space="preserve">real NATS+JetStream broker</w:t>
       </w:r>
       <w:r>
@@ -353,7 +567,7 @@
         <w:pStyle w:val="Compact"/>
         <w:numPr>
           <w:ilvl w:val="1"/>
-          <w:numId w:val="1003"/>
+          <w:numId w:val="1004"/>
         </w:numPr>
       </w:pPr>
       <w:r>
@@ -560,7 +774,7 @@
         <w:pStyle w:val="Compact"/>
         <w:numPr>
           <w:ilvl w:val="1"/>
-          <w:numId w:val="1004"/>
+          <w:numId w:val="1005"/>
         </w:numPr>
       </w:pPr>
       <w:r>
@@ -741,7 +955,7 @@
         <w:pStyle w:val="Compact"/>
         <w:numPr>
           <w:ilvl w:val="1"/>
-          <w:numId w:val="1005"/>
+          <w:numId w:val="1006"/>
         </w:numPr>
       </w:pPr>
       <w:r>
@@ -834,7 +1048,7 @@
         <w:pStyle w:val="Compact"/>
         <w:numPr>
           <w:ilvl w:val="1"/>
-          <w:numId w:val="1005"/>
+          <w:numId w:val="1006"/>
         </w:numPr>
       </w:pPr>
       <w:r>
@@ -916,7 +1130,7 @@
         <w:pStyle w:val="Compact"/>
         <w:numPr>
           <w:ilvl w:val="1"/>
-          <w:numId w:val="1006"/>
+          <w:numId w:val="1007"/>
         </w:numPr>
       </w:pPr>
       <w:r>
@@ -1000,7 +1214,7 @@
         <w:pStyle w:val="Compact"/>
         <w:numPr>
           <w:ilvl w:val="1"/>
-          <w:numId w:val="1006"/>
+          <w:numId w:val="1007"/>
         </w:numPr>
       </w:pPr>
       <w:r>
@@ -1153,7 +1367,7 @@
         <w:pStyle w:val="Compact"/>
         <w:numPr>
           <w:ilvl w:val="1"/>
-          <w:numId w:val="1006"/>
+          <w:numId w:val="1007"/>
         </w:numPr>
       </w:pPr>
       <w:r>
@@ -1204,7 +1418,7 @@
         <w:pStyle w:val="Compact"/>
         <w:numPr>
           <w:ilvl w:val="1"/>
-          <w:numId w:val="1006"/>
+          <w:numId w:val="1007"/>
         </w:numPr>
       </w:pPr>
       <w:r>
@@ -1249,7 +1463,7 @@
         <w:pStyle w:val="Compact"/>
         <w:numPr>
           <w:ilvl w:val="1"/>
-          <w:numId w:val="1006"/>
+          <w:numId w:val="1007"/>
         </w:numPr>
       </w:pPr>
       <w:r>
@@ -1384,7 +1598,7 @@
         <w:pStyle w:val="Compact"/>
         <w:numPr>
           <w:ilvl w:val="1"/>
-          <w:numId w:val="1007"/>
+          <w:numId w:val="1008"/>
         </w:numPr>
       </w:pPr>
       <w:r>
@@ -1450,7 +1664,7 @@
         <w:pStyle w:val="Compact"/>
         <w:numPr>
           <w:ilvl w:val="1"/>
-          <w:numId w:val="1007"/>
+          <w:numId w:val="1008"/>
         </w:numPr>
       </w:pPr>
       <w:r>
@@ -1471,7 +1685,7 @@
         <w:pStyle w:val="Compact"/>
         <w:numPr>
           <w:ilvl w:val="1"/>
-          <w:numId w:val="1007"/>
+          <w:numId w:val="1008"/>
         </w:numPr>
       </w:pPr>
       <w:r>
@@ -1502,7 +1716,7 @@
         <w:pStyle w:val="Compact"/>
         <w:numPr>
           <w:ilvl w:val="1"/>
-          <w:numId w:val="1007"/>
+          <w:numId w:val="1008"/>
         </w:numPr>
       </w:pPr>
       <w:r>
@@ -1535,7 +1749,7 @@
         <w:pStyle w:val="Compact"/>
         <w:numPr>
           <w:ilvl w:val="1"/>
-          <w:numId w:val="1007"/>
+          <w:numId w:val="1008"/>
         </w:numPr>
       </w:pPr>
       <w:r>
@@ -1556,7 +1770,7 @@
         <w:pStyle w:val="Compact"/>
         <w:numPr>
           <w:ilvl w:val="1"/>
-          <w:numId w:val="1007"/>
+          <w:numId w:val="1008"/>
         </w:numPr>
       </w:pPr>
       <w:r>
@@ -1643,7 +1857,7 @@
         <w:pStyle w:val="Compact"/>
         <w:numPr>
           <w:ilvl w:val="1"/>
-          <w:numId w:val="1007"/>
+          <w:numId w:val="1008"/>
         </w:numPr>
       </w:pPr>
       <w:r>
@@ -1736,7 +1950,7 @@
         <w:pStyle w:val="Compact"/>
         <w:numPr>
           <w:ilvl w:val="1"/>
-          <w:numId w:val="1007"/>
+          <w:numId w:val="1008"/>
         </w:numPr>
       </w:pPr>
       <w:r>
@@ -1833,7 +2047,7 @@
         <w:pStyle w:val="Compact"/>
         <w:numPr>
           <w:ilvl w:val="1"/>
-          <w:numId w:val="1008"/>
+          <w:numId w:val="1009"/>
         </w:numPr>
       </w:pPr>
       <w:r>
@@ -1914,7 +2128,7 @@
         <w:pStyle w:val="Compact"/>
         <w:numPr>
           <w:ilvl w:val="1"/>
-          <w:numId w:val="1008"/>
+          <w:numId w:val="1009"/>
         </w:numPr>
       </w:pPr>
       <w:r>
@@ -1960,7 +2174,7 @@
         <w:pStyle w:val="Compact"/>
         <w:numPr>
           <w:ilvl w:val="1"/>
-          <w:numId w:val="1008"/>
+          <w:numId w:val="1009"/>
         </w:numPr>
       </w:pPr>
       <w:r>
@@ -1996,7 +2210,7 @@
         <w:pStyle w:val="Compact"/>
         <w:numPr>
           <w:ilvl w:val="1"/>
-          <w:numId w:val="1008"/>
+          <w:numId w:val="1009"/>
         </w:numPr>
       </w:pPr>
       <w:r>
@@ -2062,7 +2276,7 @@
         <w:pStyle w:val="Compact"/>
         <w:numPr>
           <w:ilvl w:val="1"/>
-          <w:numId w:val="1008"/>
+          <w:numId w:val="1009"/>
         </w:numPr>
       </w:pPr>
       <w:r>
@@ -2099,7 +2313,7 @@
         <w:pStyle w:val="Compact"/>
         <w:numPr>
           <w:ilvl w:val="1"/>
-          <w:numId w:val="1009"/>
+          <w:numId w:val="1010"/>
         </w:numPr>
       </w:pPr>
       <w:r>
@@ -2159,7 +2373,7 @@
         <w:pStyle w:val="Compact"/>
         <w:numPr>
           <w:ilvl w:val="1"/>
-          <w:numId w:val="1009"/>
+          <w:numId w:val="1010"/>
         </w:numPr>
       </w:pPr>
       <w:r>
@@ -2225,7 +2439,7 @@
         <w:pStyle w:val="Compact"/>
         <w:numPr>
           <w:ilvl w:val="1"/>
-          <w:numId w:val="1009"/>
+          <w:numId w:val="1010"/>
         </w:numPr>
       </w:pPr>
       <w:r>
@@ -2261,7 +2475,7 @@
         <w:pStyle w:val="Compact"/>
         <w:numPr>
           <w:ilvl w:val="1"/>
-          <w:numId w:val="1009"/>
+          <w:numId w:val="1010"/>
         </w:numPr>
       </w:pPr>
       <w:r>
@@ -2359,7 +2573,7 @@
         <w:pStyle w:val="Compact"/>
         <w:numPr>
           <w:ilvl w:val="1"/>
-          <w:numId w:val="1009"/>
+          <w:numId w:val="1010"/>
         </w:numPr>
       </w:pPr>
       <w:r>
@@ -2417,7 +2631,7 @@
         <w:pStyle w:val="Compact"/>
         <w:numPr>
           <w:ilvl w:val="1"/>
-          <w:numId w:val="1010"/>
+          <w:numId w:val="1011"/>
         </w:numPr>
       </w:pPr>
       <w:r>
@@ -2477,7 +2691,7 @@
         <w:pStyle w:val="Compact"/>
         <w:numPr>
           <w:ilvl w:val="1"/>
-          <w:numId w:val="1010"/>
+          <w:numId w:val="1011"/>
         </w:numPr>
       </w:pPr>
       <w:r>
@@ -2555,7 +2769,7 @@
         <w:pStyle w:val="Compact"/>
         <w:numPr>
           <w:ilvl w:val="1"/>
-          <w:numId w:val="1010"/>
+          <w:numId w:val="1011"/>
         </w:numPr>
       </w:pPr>
       <w:r>
@@ -2702,7 +2916,7 @@
         <w:pStyle w:val="Compact"/>
         <w:numPr>
           <w:ilvl w:val="1"/>
-          <w:numId w:val="1010"/>
+          <w:numId w:val="1011"/>
         </w:numPr>
       </w:pPr>
       <w:r>
@@ -2828,7 +3042,7 @@
         <w:pStyle w:val="Compact"/>
         <w:numPr>
           <w:ilvl w:val="1"/>
-          <w:numId w:val="1010"/>
+          <w:numId w:val="1011"/>
         </w:numPr>
       </w:pPr>
       <w:r>
@@ -2975,7 +3189,7 @@
         <w:pStyle w:val="Compact"/>
         <w:numPr>
           <w:ilvl w:val="1"/>
-          <w:numId w:val="1010"/>
+          <w:numId w:val="1011"/>
         </w:numPr>
       </w:pPr>
       <w:r>
@@ -3029,1400 +3243,11 @@
         <w:pStyle w:val="Compact"/>
         <w:numPr>
           <w:ilvl w:val="1"/>
-          <w:numId w:val="1010"/>
+          <w:numId w:val="1011"/>
         </w:numPr>
       </w:pPr>
       <w:r>
         <w:t xml:space="preserve">This session (34 pure-Go units):</w:t>
-      </w:r>
-    </w:p>
-    <w:p>
-      <w:pPr>
-        <w:pStyle w:val="Compact"/>
-        <w:numPr>
-          <w:ilvl w:val="2"/>
-          <w:numId w:val="1011"/>
-        </w:numPr>
-      </w:pPr>
-      <w:r>
-        <w:rPr>
-          <w:rStyle w:val="VerbatimChar"/>
-        </w:rPr>
-        <w:t xml:space="preserve">bursthysteresis</w:t>
-      </w:r>
-      <w:r>
-        <w:t xml:space="preserve"> </w:t>
-      </w:r>
-      <w:r>
-        <w:t xml:space="preserve">—</w:t>
-      </w:r>
-      <w:r>
-        <w:t xml:space="preserve"> </w:t>
-      </w:r>
-      <w:r>
-        <w:rPr>
-          <w:rStyle w:val="VerbatimChar"/>
-        </w:rPr>
-        <w:t xml:space="preserve">BurstController</w:t>
-      </w:r>
-      <w:r>
-        <w:t xml:space="preserve"> </w:t>
-      </w:r>
-      <w:r>
-        <w:t xml:space="preserve">with a MONITOR→SPILL→RECOVER two-threshold hysteresis dead-band (HXC-1504).</w:t>
-      </w:r>
-    </w:p>
-    <w:p>
-      <w:pPr>
-        <w:pStyle w:val="Compact"/>
-        <w:numPr>
-          <w:ilvl w:val="2"/>
-          <w:numId w:val="1011"/>
-        </w:numPr>
-      </w:pPr>
-      <w:r>
-        <w:rPr>
-          <w:rStyle w:val="VerbatimChar"/>
-        </w:rPr>
-        <w:t xml:space="preserve">providerchain</w:t>
-      </w:r>
-      <w:r>
-        <w:t xml:space="preserve"> </w:t>
-      </w:r>
-      <w:r>
-        <w:t xml:space="preserve">— ordered multi-tier provider fallback cascade with retriable/terminal error classification and injected-clock failover SLA (HXC-1508).</w:t>
-      </w:r>
-    </w:p>
-    <w:p>
-      <w:pPr>
-        <w:pStyle w:val="Compact"/>
-        <w:numPr>
-          <w:ilvl w:val="2"/>
-          <w:numId w:val="1011"/>
-        </w:numPr>
-      </w:pPr>
-      <w:r>
-        <w:rPr>
-          <w:rStyle w:val="VerbatimChar"/>
-        </w:rPr>
-        <w:t xml:space="preserve">gpucatalog</w:t>
-      </w:r>
-      <w:r>
-        <w:t xml:space="preserve"> </w:t>
-      </w:r>
-      <w:r>
-        <w:t xml:space="preserve">—</w:t>
-      </w:r>
-      <w:r>
-        <w:t xml:space="preserve"> </w:t>
-      </w:r>
-      <w:r>
-        <w:rPr>
-          <w:rStyle w:val="VerbatimChar"/>
-        </w:rPr>
-        <w:t xml:space="preserve">SUPPORTED_GPUS</w:t>
-      </w:r>
-      <w:r>
-        <w:t xml:space="preserve"> </w:t>
-      </w:r>
-      <w:r>
-        <w:t xml:space="preserve">compute-multiplier catalog,</w:t>
-      </w:r>
-      <w:r>
-        <w:t xml:space="preserve"> </w:t>
-      </w:r>
-      <w:r>
-        <w:rPr>
-          <w:rStyle w:val="VerbatimChar"/>
-        </w:rPr>
-        <w:t xml:space="preserve">LookupMultiplier</w:t>
-      </w:r>
-      <w:r>
-        <w:t xml:space="preserve">, and attestation-aware</w:t>
-      </w:r>
-      <w:r>
-        <w:t xml:space="preserve"> </w:t>
-      </w:r>
-      <w:r>
-        <w:rPr>
-          <w:rStyle w:val="VerbatimChar"/>
-        </w:rPr>
-        <w:t xml:space="preserve">Score</w:t>
-      </w:r>
-      <w:r>
-        <w:t xml:space="preserve"> </w:t>
-      </w:r>
-      <w:r>
-        <w:t xml:space="preserve">(attested above un-attested) (HXC-1592).</w:t>
-      </w:r>
-    </w:p>
-    <w:p>
-      <w:pPr>
-        <w:pStyle w:val="Compact"/>
-        <w:numPr>
-          <w:ilvl w:val="2"/>
-          <w:numId w:val="1011"/>
-        </w:numPr>
-      </w:pPr>
-      <w:r>
-        <w:rPr>
-          <w:rStyle w:val="VerbatimChar"/>
-        </w:rPr>
-        <w:t xml:space="preserve">gravaladmit</w:t>
-      </w:r>
-      <w:r>
-        <w:t xml:space="preserve"> </w:t>
-      </w:r>
-      <w:r>
-        <w:t xml:space="preserve">— HMAC-SHA256 GraVal challenge-response provider admission gate with single-use nonce and</w:t>
-      </w:r>
-      <w:r>
-        <w:t xml:space="preserve"> </w:t>
-      </w:r>
-      <w:r>
-        <w:rPr>
-          <w:rStyle w:val="VerbatimChar"/>
-        </w:rPr>
-        <w:t xml:space="preserve">graval.verified</w:t>
-      </w:r>
-      <w:r>
-        <w:t xml:space="preserve"> </w:t>
-      </w:r>
-      <w:r>
-        <w:t xml:space="preserve">label (HXC-1523).</w:t>
-      </w:r>
-    </w:p>
-    <w:p>
-      <w:pPr>
-        <w:pStyle w:val="Compact"/>
-        <w:numPr>
-          <w:ilvl w:val="2"/>
-          <w:numId w:val="1011"/>
-        </w:numPr>
-      </w:pPr>
-      <w:r>
-        <w:rPr>
-          <w:rStyle w:val="VerbatimChar"/>
-        </w:rPr>
-        <w:t xml:space="preserve">modelrouter</w:t>
-      </w:r>
-      <w:r>
-        <w:t xml:space="preserve"> </w:t>
-      </w:r>
-      <w:r>
-        <w:t xml:space="preserve">— strategy-to-default-model resolution (latency/throughput/quality/cost) with a typed unknown-strategy error (HXC-1430).</w:t>
-      </w:r>
-    </w:p>
-    <w:p>
-      <w:pPr>
-        <w:pStyle w:val="Compact"/>
-        <w:numPr>
-          <w:ilvl w:val="2"/>
-          <w:numId w:val="1011"/>
-        </w:numPr>
-      </w:pPr>
-      <w:r>
-        <w:rPr>
-          <w:rStyle w:val="VerbatimChar"/>
-        </w:rPr>
-        <w:t xml:space="preserve">gravalverify</w:t>
-      </w:r>
-      <w:r>
-        <w:t xml:space="preserve"> </w:t>
-      </w:r>
-      <w:r>
-        <w:t xml:space="preserve">— GraVal GPU attestation with a VRAM-ratio</w:t>
-      </w:r>
-      <w:r>
-        <w:t xml:space="preserve"> </w:t>
-      </w:r>
-      <w:r>
-        <w:rPr>
-          <w:rStyle w:val="VerbatimChar"/>
-        </w:rPr>
-        <w:t xml:space="preserve">&gt;= 0.95</w:t>
-      </w:r>
-      <w:r>
-        <w:t xml:space="preserve"> </w:t>
-      </w:r>
-      <w:r>
-        <w:t xml:space="preserve">gate and a concurrent, race-clean</w:t>
-      </w:r>
-      <w:r>
-        <w:t xml:space="preserve"> </w:t>
-      </w:r>
-      <w:r>
-        <w:rPr>
-          <w:rStyle w:val="VerbatimChar"/>
-        </w:rPr>
-        <w:t xml:space="preserve">BatchVerify</w:t>
-      </w:r>
-      <w:r>
-        <w:t xml:space="preserve"> </w:t>
-      </w:r>
-      <w:r>
-        <w:t xml:space="preserve">pass-rate KPI (HXC-1435, HXC-1436).</w:t>
-      </w:r>
-    </w:p>
-    <w:p>
-      <w:pPr>
-        <w:pStyle w:val="Compact"/>
-        <w:numPr>
-          <w:ilvl w:val="2"/>
-          <w:numId w:val="1011"/>
-        </w:numPr>
-      </w:pPr>
-      <w:r>
-        <w:rPr>
-          <w:rStyle w:val="VerbatimChar"/>
-        </w:rPr>
-        <w:t xml:space="preserve">gepetto</w:t>
-      </w:r>
-      <w:r>
-        <w:t xml:space="preserve"> </w:t>
-      </w:r>
-      <w:r>
-        <w:t xml:space="preserve">— HelixGepetto dual-resource local-vs-Chutes arbitration with a monotonic reserve schedule and a strict</w:t>
-      </w:r>
-      <w:r>
-        <w:t xml:space="preserve"> </w:t>
-      </w:r>
-      <w:r>
-        <w:rPr>
-          <w:rStyle w:val="VerbatimChar"/>
-        </w:rPr>
-        <w:t xml:space="preserve">&gt;0.80</w:t>
-      </w:r>
-      <w:r>
-        <w:t xml:space="preserve"> </w:t>
-      </w:r>
-      <w:r>
-        <w:t xml:space="preserve">high-water anti-starvation zero-capacity cut-off (HXC-1446).</w:t>
-      </w:r>
-    </w:p>
-    <w:p>
-      <w:pPr>
-        <w:pStyle w:val="Compact"/>
-        <w:numPr>
-          <w:ilvl w:val="2"/>
-          <w:numId w:val="1011"/>
-        </w:numPr>
-      </w:pPr>
-      <w:r>
-        <w:rPr>
-          <w:rStyle w:val="VerbatimChar"/>
-        </w:rPr>
-        <w:t xml:space="preserve">chutesaccount</w:t>
-      </w:r>
-      <w:r>
-        <w:t xml:space="preserve"> </w:t>
-      </w:r>
-      <w:r>
-        <w:t xml:space="preserve">— Chutes API model-list (TEE/price fields) and</w:t>
-      </w:r>
-      <w:r>
-        <w:t xml:space="preserve"> </w:t>
-      </w:r>
-      <w:r>
-        <w:rPr>
-          <w:rStyle w:val="VerbatimChar"/>
-        </w:rPr>
-        <w:t xml:space="preserve">/users/me</w:t>
-      </w:r>
-      <w:r>
-        <w:t xml:space="preserve"> </w:t>
-      </w:r>
-      <w:r>
-        <w:t xml:space="preserve">account-balance client over HTTP with</w:t>
-      </w:r>
-      <w:r>
-        <w:t xml:space="preserve"> </w:t>
-      </w:r>
-      <w:r>
-        <w:rPr>
-          <w:rStyle w:val="VerbatimChar"/>
-        </w:rPr>
-        <w:t xml:space="preserve">Authorization: Bearer</w:t>
-      </w:r>
-      <w:r>
-        <w:t xml:space="preserve"> </w:t>
-      </w:r>
-      <w:r>
-        <w:t xml:space="preserve">(HXC-1429).</w:t>
-      </w:r>
-    </w:p>
-    <w:p>
-      <w:pPr>
-        <w:pStyle w:val="Compact"/>
-        <w:numPr>
-          <w:ilvl w:val="2"/>
-          <w:numId w:val="1011"/>
-        </w:numPr>
-      </w:pPr>
-      <w:r>
-        <w:rPr>
-          <w:rStyle w:val="VerbatimChar"/>
-        </w:rPr>
-        <w:t xml:space="preserve">cmd/burst-controller</w:t>
-      </w:r>
-      <w:r>
-        <w:t xml:space="preserve"> </w:t>
-      </w:r>
-      <w:r>
-        <w:t xml:space="preserve">— utilization-driven binary driving</w:t>
-      </w:r>
-      <w:r>
-        <w:t xml:space="preserve"> </w:t>
-      </w:r>
-      <w:r>
-        <w:rPr>
-          <w:rStyle w:val="VerbatimChar"/>
-        </w:rPr>
-        <w:t xml:space="preserve">bursthysteresis</w:t>
-      </w:r>
-      <w:r>
-        <w:t xml:space="preserve">; emits a</w:t>
-      </w:r>
-      <w:r>
-        <w:t xml:space="preserve"> </w:t>
-      </w:r>
-      <w:r>
-        <w:t xml:space="preserve">“burst allocation request”</w:t>
-      </w:r>
-      <w:r>
-        <w:t xml:space="preserve"> </w:t>
-      </w:r>
-      <w:r>
-        <w:t xml:space="preserve">on SPILL and a RECOVER line, runID-stamped (HXC-1531).</w:t>
-      </w:r>
-    </w:p>
-    <w:p>
-      <w:pPr>
-        <w:pStyle w:val="Compact"/>
-        <w:numPr>
-          <w:ilvl w:val="2"/>
-          <w:numId w:val="1011"/>
-        </w:numPr>
-      </w:pPr>
-      <w:r>
-        <w:rPr>
-          <w:rStyle w:val="VerbatimChar"/>
-        </w:rPr>
-        <w:t xml:space="preserve">tieredcache</w:t>
-      </w:r>
-      <w:r>
-        <w:t xml:space="preserve"> </w:t>
-      </w:r>
-      <w:r>
-        <w:t xml:space="preserve">— hot(memory)/warm(NVMe)/cold(SSD) tiered cache with injected backends + injected clock, idle-demotion + promotion, and per-tier hit stats (HXC-1418).</w:t>
-      </w:r>
-    </w:p>
-    <w:p>
-      <w:pPr>
-        <w:pStyle w:val="Compact"/>
-        <w:numPr>
-          <w:ilvl w:val="2"/>
-          <w:numId w:val="1011"/>
-        </w:numPr>
-      </w:pPr>
-      <w:r>
-        <w:rPr>
-          <w:rStyle w:val="VerbatimChar"/>
-        </w:rPr>
-        <w:t xml:space="preserve">smartrouter</w:t>
-      </w:r>
-      <w:r>
-        <w:t xml:space="preserve"> </w:t>
-      </w:r>
-      <w:r>
-        <w:t xml:space="preserve">— intelligent ModelRouter (latency/throughput/cost/TEE/balanced) that always excludes unhealthy models, with a typed no-eligible-model error (HXC-1539).</w:t>
-      </w:r>
-    </w:p>
-    <w:p>
-      <w:pPr>
-        <w:pStyle w:val="Compact"/>
-        <w:numPr>
-          <w:ilvl w:val="2"/>
-          <w:numId w:val="1011"/>
-        </w:numPr>
-      </w:pPr>
-      <w:r>
-        <w:rPr>
-          <w:rStyle w:val="VerbatimChar"/>
-        </w:rPr>
-        <w:t xml:space="preserve">epochresolve</w:t>
-      </w:r>
-      <w:r>
-        <w:t xml:space="preserve"> </w:t>
-      </w:r>
-      <w:r>
-        <w:t xml:space="preserve">— config-epoch failover slot-ownership conflict resolution (highest-epoch wins, deterministic lexicographic equal-epoch tiebreak, order-independent convergence) (HXC-1397).</w:t>
-      </w:r>
-    </w:p>
-    <w:p>
-      <w:pPr>
-        <w:pStyle w:val="Compact"/>
-        <w:numPr>
-          <w:ilvl w:val="2"/>
-          <w:numId w:val="1011"/>
-        </w:numPr>
-      </w:pPr>
-      <w:r>
-        <w:rPr>
-          <w:rStyle w:val="VerbatimChar"/>
-        </w:rPr>
-        <w:t xml:space="preserve">balancemonitor</w:t>
-      </w:r>
-      <w:r>
-        <w:t xml:space="preserve"> </w:t>
-      </w:r>
-      <w:r>
-        <w:t xml:space="preserve">— USD account-balance monitor with a strict low-balance floor warning, over HTTP with</w:t>
-      </w:r>
-      <w:r>
-        <w:t xml:space="preserve"> </w:t>
-      </w:r>
-      <w:r>
-        <w:rPr>
-          <w:rStyle w:val="VerbatimChar"/>
-        </w:rPr>
-        <w:t xml:space="preserve">Authorization: Bearer</w:t>
-      </w:r>
-      <w:r>
-        <w:t xml:space="preserve"> </w:t>
-      </w:r>
-      <w:r>
-        <w:t xml:space="preserve">(HXC-1512).</w:t>
-      </w:r>
-    </w:p>
-    <w:p>
-      <w:pPr>
-        <w:pStyle w:val="Compact"/>
-        <w:numPr>
-          <w:ilvl w:val="2"/>
-          <w:numId w:val="1011"/>
-        </w:numPr>
-      </w:pPr>
-      <w:r>
-        <w:rPr>
-          <w:rStyle w:val="VerbatimChar"/>
-        </w:rPr>
-        <w:t xml:space="preserve">scan</w:t>
-      </w:r>
-      <w:r>
-        <w:t xml:space="preserve"> </w:t>
-      </w:r>
-      <w:r>
-        <w:t xml:space="preserve">— Oracle-SCAN-style stable virtual client endpoint: least-loaded healthy-backend routing with a membership-stable name and injected clock (HXC-1403).</w:t>
-      </w:r>
-    </w:p>
-    <w:p>
-      <w:pPr>
-        <w:pStyle w:val="Compact"/>
-        <w:numPr>
-          <w:ilvl w:val="2"/>
-          <w:numId w:val="1011"/>
-        </w:numPr>
-      </w:pPr>
-      <w:r>
-        <w:rPr>
-          <w:rStyle w:val="VerbatimChar"/>
-        </w:rPr>
-        <w:t xml:space="preserve">llmfailover</w:t>
-      </w:r>
-      <w:r>
-        <w:t xml:space="preserve"> </w:t>
-      </w:r>
-      <w:r>
-        <w:t xml:space="preserve">— error-classified LLM failover taxonomy (deterministic per-class fallback paths) plus a sandbox scheduling-hint contract (HXC-1600).</w:t>
-      </w:r>
-    </w:p>
-    <w:p>
-      <w:pPr>
-        <w:pStyle w:val="Compact"/>
-        <w:numPr>
-          <w:ilvl w:val="2"/>
-          <w:numId w:val="1011"/>
-        </w:numPr>
-      </w:pPr>
-      <w:r>
-        <w:rPr>
-          <w:rStyle w:val="VerbatimChar"/>
-        </w:rPr>
-        <w:t xml:space="preserve">llmadapter</w:t>
-      </w:r>
-      <w:r>
-        <w:t xml:space="preserve"> </w:t>
-      </w:r>
-      <w:r>
-        <w:t xml:space="preserve">— Claude Messages / OpenAI Responses-API request and response shape adapters to OpenAI chat-completions, preserving tool-call order (HXC-1599).</w:t>
-      </w:r>
-    </w:p>
-    <w:p>
-      <w:pPr>
-        <w:pStyle w:val="Compact"/>
-        <w:numPr>
-          <w:ilvl w:val="2"/>
-          <w:numId w:val="1011"/>
-        </w:numPr>
-      </w:pPr>
-      <w:r>
-        <w:rPr>
-          <w:rStyle w:val="VerbatimChar"/>
-        </w:rPr>
-        <w:t xml:space="preserve">deltacrdt</w:t>
-      </w:r>
-      <w:r>
-        <w:t xml:space="preserve"> </w:t>
-      </w:r>
-      <w:r>
-        <w:t xml:space="preserve">— standalone delta-state CRDTs (G-counter / PN-counter / observed-remove OR-set / LWW-map) with delta-mutators and a convergent (commutative/associative/idempotent) merge (HXC-1409).</w:t>
-      </w:r>
-    </w:p>
-    <w:p>
-      <w:pPr>
-        <w:pStyle w:val="Compact"/>
-        <w:numPr>
-          <w:ilvl w:val="2"/>
-          <w:numId w:val="1011"/>
-        </w:numPr>
-      </w:pPr>
-      <w:r>
-        <w:rPr>
-          <w:rStyle w:val="VerbatimChar"/>
-        </w:rPr>
-        <w:t xml:space="preserve">gputopo</w:t>
-      </w:r>
-      <w:r>
-        <w:t xml:space="preserve"> </w:t>
-      </w:r>
-      <w:r>
-        <w:t xml:space="preserve">— topology-aware NUMA/NVLink GPU placement scoring that prefers NVLink-connected GPU pairs and falls back to PCIe (HXC-1406).</w:t>
-      </w:r>
-    </w:p>
-    <w:p>
-      <w:pPr>
-        <w:pStyle w:val="Compact"/>
-        <w:numPr>
-          <w:ilvl w:val="2"/>
-          <w:numId w:val="1011"/>
-        </w:numPr>
-      </w:pPr>
-      <w:r>
-        <w:rPr>
-          <w:rStyle w:val="VerbatimChar"/>
-        </w:rPr>
-        <w:t xml:space="preserve">fsresidency</w:t>
-      </w:r>
-      <w:r>
-        <w:t xml:space="preserve"> </w:t>
-      </w:r>
-      <w:r>
-        <w:t xml:space="preserve">— filesystem residency challenge: per-byte-range</w:t>
-      </w:r>
-      <w:r>
-        <w:t xml:space="preserve"> </w:t>
-      </w:r>
-      <w:r>
-        <w:rPr>
-          <w:rStyle w:val="VerbatimChar"/>
-        </w:rPr>
-        <w:t xml:space="preserve">ReadAt</w:t>
-      </w:r>
-      <w:r>
-        <w:t xml:space="preserve"> </w:t>
-      </w:r>
-      <w:r>
-        <w:t xml:space="preserve">+ SHA-256 verification proving a model file is really present on disk; truncated/missing/mismatch all fail (HXC-1572).</w:t>
-      </w:r>
-    </w:p>
-    <w:p>
-      <w:pPr>
-        <w:pStyle w:val="Compact"/>
-        <w:numPr>
-          <w:ilvl w:val="2"/>
-          <w:numId w:val="1011"/>
-        </w:numPr>
-      </w:pPr>
-      <w:r>
-        <w:rPr>
-          <w:rStyle w:val="VerbatimChar"/>
-        </w:rPr>
-        <w:t xml:space="preserve">economics</w:t>
-      </w:r>
-      <w:r>
-        <w:t xml:space="preserve"> </w:t>
-      </w:r>
-      <w:r>
-        <w:t xml:space="preserve">—</w:t>
-      </w:r>
-      <w:r>
-        <w:t xml:space="preserve"> </w:t>
-      </w:r>
-      <w:r>
-        <w:rPr>
-          <w:rStyle w:val="VerbatimChar"/>
-        </w:rPr>
-        <w:t xml:space="preserve">RewardDistributor</w:t>
-      </w:r>
-      <w:r>
-        <w:t xml:space="preserve"> </w:t>
-      </w:r>
-      <w:r>
-        <w:t xml:space="preserve">multi-token distribution with treasury/reinvest splits and a conservation invariant (</w:t>
-      </w:r>
-      <w:r>
-        <w:rPr>
-          <w:rStyle w:val="VerbatimChar"/>
-        </w:rPr>
-        <w:t xml:space="preserve">sum(ledger)+treasury+reinvest == total</w:t>
-      </w:r>
-      <w:r>
-        <w:t xml:space="preserve">), plus</w:t>
-      </w:r>
-      <w:r>
-        <w:t xml:space="preserve"> </w:t>
-      </w:r>
-      <w:r>
-        <w:rPr>
-          <w:rStyle w:val="VerbatimChar"/>
-        </w:rPr>
-        <w:t xml:space="preserve">GetParticipantROI</w:t>
-      </w:r>
-      <w:r>
-        <w:t xml:space="preserve"> </w:t>
-      </w:r>
-      <w:r>
-        <w:t xml:space="preserve">(ROI% + break-even days, typed unknown-participant error) (HXC-1460, HXC-1461).</w:t>
-      </w:r>
-    </w:p>
-    <w:p>
-      <w:pPr>
-        <w:pStyle w:val="Compact"/>
-        <w:numPr>
-          <w:ilvl w:val="2"/>
-          <w:numId w:val="1011"/>
-        </w:numPr>
-      </w:pPr>
-      <w:r>
-        <w:rPr>
-          <w:rStyle w:val="VerbatimChar"/>
-        </w:rPr>
-        <w:t xml:space="preserve">revenueopt</w:t>
-      </w:r>
-      <w:r>
-        <w:t xml:space="preserve"> </w:t>
-      </w:r>
-      <w:r>
-        <w:t xml:space="preserve">—</w:t>
-      </w:r>
-      <w:r>
-        <w:t xml:space="preserve"> </w:t>
-      </w:r>
-      <w:r>
-        <w:rPr>
-          <w:rStyle w:val="VerbatimChar"/>
-        </w:rPr>
-        <w:t xml:space="preserve">RevenueOptimizer.OptimizeAllocation</w:t>
-      </w:r>
-      <w:r>
-        <w:t xml:space="preserve"> </w:t>
-      </w:r>
-      <w:r>
-        <w:t xml:space="preserve">greedy GPU→marketplace assignment maximising expected revenue, with a TEE→Chutes revenue bias; self-contained types (HXC-1456).</w:t>
-      </w:r>
-    </w:p>
-    <w:p>
-      <w:pPr>
-        <w:pStyle w:val="Compact"/>
-        <w:numPr>
-          <w:ilvl w:val="2"/>
-          <w:numId w:val="1011"/>
-        </w:numPr>
-      </w:pPr>
-      <w:r>
-        <w:rPr>
-          <w:rStyle w:val="VerbatimChar"/>
-        </w:rPr>
-        <w:t xml:space="preserve">exportcontrol</w:t>
-      </w:r>
-      <w:r>
-        <w:t xml:space="preserve"> </w:t>
-      </w:r>
-      <w:r>
-        <w:t xml:space="preserve">— export-control / country-code KYC gate: a controlled GPU (</w:t>
-      </w:r>
-      <w:r>
-        <w:rPr>
-          <w:rStyle w:val="VerbatimChar"/>
-        </w:rPr>
-        <w:t xml:space="preserve">H100</w:t>
-      </w:r>
-      <w:r>
-        <w:t xml:space="preserve">/</w:t>
-      </w:r>
-      <w:r>
-        <w:rPr>
-          <w:rStyle w:val="VerbatimChar"/>
-        </w:rPr>
-        <w:t xml:space="preserve">A100</w:t>
-      </w:r>
-      <w:r>
-        <w:t xml:space="preserve">) from a Tier-3 (embargoed) or unknown jurisdiction is rejected with</w:t>
-      </w:r>
-      <w:r>
-        <w:t xml:space="preserve"> </w:t>
-      </w:r>
-      <w:r>
-        <w:rPr>
-          <w:rStyle w:val="VerbatimChar"/>
-        </w:rPr>
-        <w:t xml:space="preserve">ErrExportDenied</w:t>
-      </w:r>
-      <w:r>
-        <w:t xml:space="preserve">; Tier-1 is allowed (HXC-1482).</w:t>
-      </w:r>
-    </w:p>
-    <w:p>
-      <w:pPr>
-        <w:pStyle w:val="Compact"/>
-        <w:numPr>
-          <w:ilvl w:val="2"/>
-          <w:numId w:val="1011"/>
-        </w:numPr>
-      </w:pPr>
-      <w:r>
-        <w:rPr>
-          <w:rStyle w:val="VerbatimChar"/>
-        </w:rPr>
-        <w:t xml:space="preserve">devicecatalog</w:t>
-      </w:r>
-      <w:r>
-        <w:t xml:space="preserve"> </w:t>
-      </w:r>
-      <w:r>
-        <w:t xml:space="preserve">— machine-readable 64-device taxonomy with case-insensitive substring</w:t>
-      </w:r>
-      <w:r>
-        <w:t xml:space="preserve"> </w:t>
-      </w:r>
-      <w:r>
-        <w:rPr>
-          <w:rStyle w:val="VerbatimChar"/>
-        </w:rPr>
-        <w:t xml:space="preserve">Lookup</w:t>
-      </w:r>
-      <w:r>
-        <w:t xml:space="preserve"> </w:t>
-      </w:r>
-      <w:r>
-        <w:t xml:space="preserve">resolving a discovered CPU model (e.g. </w:t>
-      </w:r>
-      <w:r>
-        <w:rPr>
-          <w:rStyle w:val="VerbatimChar"/>
-        </w:rPr>
-        <w:t xml:space="preserve">Rockchip RK3588</w:t>
-      </w:r>
-      <w:r>
-        <w:t xml:space="preserve">) to its tier / trust-level / compute-class (HXC-1331).</w:t>
-      </w:r>
-    </w:p>
-    <w:p>
-      <w:pPr>
-        <w:pStyle w:val="Compact"/>
-        <w:numPr>
-          <w:ilvl w:val="2"/>
-          <w:numId w:val="1011"/>
-        </w:numPr>
-      </w:pPr>
-      <w:r>
-        <w:rPr>
-          <w:rStyle w:val="VerbatimChar"/>
-        </w:rPr>
-        <w:t xml:space="preserve">compliancedoc</w:t>
-      </w:r>
-      <w:r>
-        <w:t xml:space="preserve"> </w:t>
-      </w:r>
-      <w:r>
-        <w:t xml:space="preserve">— EU AI Act compliance-documentation pipeline: generates a model card + technical-documentation artifact from attestation-log records, with a SHA-256 provenance hash bound to the actual record content (HXC-1481).</w:t>
-      </w:r>
-    </w:p>
-    <w:p>
-      <w:pPr>
-        <w:pStyle w:val="Compact"/>
-        <w:numPr>
-          <w:ilvl w:val="2"/>
-          <w:numId w:val="1011"/>
-        </w:numPr>
-      </w:pPr>
-      <w:r>
-        <w:rPr>
-          <w:rStyle w:val="VerbatimChar"/>
-        </w:rPr>
-        <w:t xml:space="preserve">hybridkex</w:t>
-      </w:r>
-      <w:r>
-        <w:t xml:space="preserve"> </w:t>
-      </w:r>
-      <w:r>
-        <w:t xml:space="preserve">— hybrid post-quantum key exchange combining X25519 (</w:t>
-      </w:r>
-      <w:r>
-        <w:rPr>
-          <w:rStyle w:val="VerbatimChar"/>
-        </w:rPr>
-        <w:t xml:space="preserve">crypto/ecdh</w:t>
-      </w:r>
-      <w:r>
-        <w:t xml:space="preserve">) and ML-KEM-768 (</w:t>
-      </w:r>
-      <w:r>
-        <w:rPr>
-          <w:rStyle w:val="VerbatimChar"/>
-        </w:rPr>
-        <w:t xml:space="preserve">crypto/mlkem</w:t>
-      </w:r>
-      <w:r>
-        <w:t xml:space="preserve">) shared secrets via HKDF-SHA256 (group</w:t>
-      </w:r>
-      <w:r>
-        <w:t xml:space="preserve"> </w:t>
-      </w:r>
-      <w:r>
-        <w:rPr>
-          <w:rStyle w:val="VerbatimChar"/>
-        </w:rPr>
-        <w:t xml:space="preserve">X25519MLKEM768</w:t>
-      </w:r>
-      <w:r>
-        <w:t xml:space="preserve">); a tampered ML-KEM ciphertext yields a non-matching key (HXC-1476).</w:t>
-      </w:r>
-    </w:p>
-    <w:p>
-      <w:pPr>
-        <w:pStyle w:val="Compact"/>
-        <w:numPr>
-          <w:ilvl w:val="2"/>
-          <w:numId w:val="1011"/>
-        </w:numPr>
-      </w:pPr>
-      <w:r>
-        <w:rPr>
-          <w:rStyle w:val="VerbatimChar"/>
-        </w:rPr>
-        <w:t xml:space="preserve">carbonsched</w:t>
-      </w:r>
-      <w:r>
-        <w:t xml:space="preserve"> </w:t>
-      </w:r>
-      <w:r>
-        <w:t xml:space="preserve">— carbon-aware job placement: chooses the lowest-carbon-intensity latency-eligible region (deterministic name tiebreak) with per-job kWh / gCO2 metering (HXC-1480).</w:t>
-      </w:r>
-    </w:p>
-    <w:p>
-      <w:pPr>
-        <w:pStyle w:val="Compact"/>
-        <w:numPr>
-          <w:ilvl w:val="2"/>
-          <w:numId w:val="1011"/>
-        </w:numPr>
-      </w:pPr>
-      <w:r>
-        <w:rPr>
-          <w:rStyle w:val="VerbatimChar"/>
-        </w:rPr>
-        <w:t xml:space="preserve">gpuattest</w:t>
-      </w:r>
-      <w:r>
-        <w:t xml:space="preserve"> </w:t>
-      </w:r>
-      <w:r>
-        <w:t xml:space="preserve">(additive</w:t>
-      </w:r>
-      <w:r>
-        <w:t xml:space="preserve"> </w:t>
-      </w:r>
-      <w:r>
-        <w:rPr>
-          <w:rStyle w:val="VerbatimChar"/>
-        </w:rPr>
-        <w:t xml:space="preserve">multigpu.go</w:t>
-      </w:r>
-      <w:r>
-        <w:t xml:space="preserve">) — multi-GPU node enumeration: an N-GPU node descriptor yields N distinct, independently-verifiable per-device attestation proofs keyed by GPU UUID; rejects duplicate/empty descriptors (HXC-1573).</w:t>
-      </w:r>
-    </w:p>
-    <w:p>
-      <w:pPr>
-        <w:pStyle w:val="Compact"/>
-        <w:numPr>
-          <w:ilvl w:val="2"/>
-          <w:numId w:val="1011"/>
-        </w:numPr>
-      </w:pPr>
-      <w:r>
-        <w:rPr>
-          <w:rStyle w:val="VerbatimChar"/>
-        </w:rPr>
-        <w:t xml:space="preserve">workloadrouter</w:t>
-      </w:r>
-      <w:r>
-        <w:t xml:space="preserve"> </w:t>
-      </w:r>
-      <w:r>
-        <w:t xml:space="preserve">—</w:t>
-      </w:r>
-      <w:r>
-        <w:t xml:space="preserve"> </w:t>
-      </w:r>
-      <w:r>
-        <w:rPr>
-          <w:rStyle w:val="VerbatimChar"/>
-        </w:rPr>
-        <w:t xml:space="preserve">UnifiedManager.RouteWorkload</w:t>
-      </w:r>
-      <w:r>
-        <w:t xml:space="preserve">: concurrent per-marketplace price probes + a weighted composite score (inverse price/latency, health) with a TEE multiplier that re-ranks confidential offers when the workload requires a TEE (HXC-1455).</w:t>
-      </w:r>
-    </w:p>
-    <w:p>
-      <w:pPr>
-        <w:pStyle w:val="Compact"/>
-        <w:numPr>
-          <w:ilvl w:val="2"/>
-          <w:numId w:val="1011"/>
-        </w:numPr>
-      </w:pPr>
-      <w:r>
-        <w:rPr>
-          <w:rStyle w:val="VerbatimChar"/>
-        </w:rPr>
-        <w:t xml:space="preserve">metrics</w:t>
-      </w:r>
-      <w:r>
-        <w:t xml:space="preserve"> </w:t>
-      </w:r>
-      <w:r>
-        <w:t xml:space="preserve">(additive</w:t>
-      </w:r>
-      <w:r>
-        <w:t xml:space="preserve"> </w:t>
-      </w:r>
-      <w:r>
-        <w:rPr>
-          <w:rStyle w:val="VerbatimChar"/>
-        </w:rPr>
-        <w:t xml:space="preserve">tiermetrics.go</w:t>
-      </w:r>
-      <w:r>
-        <w:t xml:space="preserve">) —</w:t>
-      </w:r>
-      <w:r>
-        <w:t xml:space="preserve"> </w:t>
-      </w:r>
-      <w:r>
-        <w:rPr>
-          <w:rStyle w:val="VerbatimChar"/>
-        </w:rPr>
-        <w:t xml:space="preserve">TierMetrics</w:t>
-      </w:r>
-      <w:r>
-        <w:t xml:space="preserve"> </w:t>
-      </w:r>
-      <w:r>
-        <w:t xml:space="preserve">exposes</w:t>
-      </w:r>
-      <w:r>
-        <w:t xml:space="preserve"> </w:t>
-      </w:r>
-      <w:r>
-        <w:rPr>
-          <w:rStyle w:val="VerbatimChar"/>
-        </w:rPr>
-        <w:t xml:space="preserve">gpu_tier_utilization</w:t>
-      </w:r>
-      <w:r>
-        <w:t xml:space="preserve">,</w:t>
-      </w:r>
-      <w:r>
-        <w:t xml:space="preserve"> </w:t>
-      </w:r>
-      <w:r>
-        <w:rPr>
-          <w:rStyle w:val="VerbatimChar"/>
-        </w:rPr>
-        <w:t xml:space="preserve">gpu_cost_per_hour</w:t>
-      </w:r>
-      <w:r>
-        <w:t xml:space="preserve">, and</w:t>
-      </w:r>
-      <w:r>
-        <w:t xml:space="preserve"> </w:t>
-      </w:r>
-      <w:r>
-        <w:rPr>
-          <w:rStyle w:val="VerbatimChar"/>
-        </w:rPr>
-        <w:t xml:space="preserve">provider_health</w:t>
-      </w:r>
-      <w:r>
-        <w:t xml:space="preserve"> </w:t>
-      </w:r>
-      <w:r>
-        <w:t xml:space="preserve">Prometheus-text series with deterministic ordering and concurrent-safe setters (HXC-1535).</w:t>
-      </w:r>
-    </w:p>
-    <w:p>
-      <w:pPr>
-        <w:pStyle w:val="Compact"/>
-        <w:numPr>
-          <w:ilvl w:val="2"/>
-          <w:numId w:val="1011"/>
-        </w:numPr>
-      </w:pPr>
-      <w:r>
-        <w:rPr>
-          <w:rStyle w:val="VerbatimChar"/>
-        </w:rPr>
-        <w:t xml:space="preserve">cmd/gpu-pool-manager</w:t>
-      </w:r>
-      <w:r>
-        <w:t xml:space="preserve"> </w:t>
-      </w:r>
-      <w:r>
-        <w:t xml:space="preserve">— GPU pool manager HTTP front-end:</w:t>
-      </w:r>
-      <w:r>
-        <w:t xml:space="preserve"> </w:t>
-      </w:r>
-      <w:r>
-        <w:rPr>
-          <w:rStyle w:val="VerbatimChar"/>
-        </w:rPr>
-        <w:t xml:space="preserve">POST /allocate</w:t>
-      </w:r>
-      <w:r>
-        <w:t xml:space="preserve"> </w:t>
-      </w:r>
-      <w:r>
-        <w:t xml:space="preserve">returns the tier-correct (lowest-tier healthy, name tiebreak) provider as JSON (</w:t>
-      </w:r>
-      <w:r>
-        <w:rPr>
-          <w:rStyle w:val="VerbatimChar"/>
-        </w:rPr>
-        <w:t xml:space="preserve">503</w:t>
-      </w:r>
-      <w:r>
-        <w:t xml:space="preserve"> </w:t>
-      </w:r>
-      <w:r>
-        <w:t xml:space="preserve">when none healthy) and</w:t>
-      </w:r>
-      <w:r>
-        <w:t xml:space="preserve"> </w:t>
-      </w:r>
-      <w:r>
-        <w:rPr>
-          <w:rStyle w:val="VerbatimChar"/>
-        </w:rPr>
-        <w:t xml:space="preserve">GET /providers</w:t>
-      </w:r>
-      <w:r>
-        <w:t xml:space="preserve"> </w:t>
-      </w:r>
-      <w:r>
-        <w:t xml:space="preserve">lists providers with health; httptest-gated, self-contained (HXC-1530).</w:t>
-      </w:r>
-    </w:p>
-    <w:p>
-      <w:pPr>
-        <w:pStyle w:val="Compact"/>
-        <w:numPr>
-          <w:ilvl w:val="2"/>
-          <w:numId w:val="1011"/>
-        </w:numPr>
-      </w:pPr>
-      <w:r>
-        <w:rPr>
-          <w:rStyle w:val="VerbatimChar"/>
-        </w:rPr>
-        <w:t xml:space="preserve">marketplaceadapter</w:t>
-      </w:r>
-      <w:r>
-        <w:t xml:space="preserve"> </w:t>
-      </w:r>
-      <w:r>
-        <w:t xml:space="preserve">—</w:t>
-      </w:r>
-      <w:r>
-        <w:t xml:space="preserve"> </w:t>
-      </w:r>
-      <w:r>
-        <w:rPr>
-          <w:rStyle w:val="VerbatimChar"/>
-        </w:rPr>
-        <w:t xml:space="preserve">MarketplaceAdapter</w:t>
-      </w:r>
-      <w:r>
-        <w:t xml:space="preserve"> </w:t>
-      </w:r>
-      <w:r>
-        <w:t xml:space="preserve">interface (</w:t>
-      </w:r>
-      <w:r>
-        <w:rPr>
-          <w:rStyle w:val="VerbatimChar"/>
-        </w:rPr>
-        <w:t xml:space="preserve">Name</w:t>
-      </w:r>
-      <w:r>
-        <w:t xml:space="preserve">/</w:t>
-      </w:r>
-      <w:r>
-        <w:rPr>
-          <w:rStyle w:val="VerbatimChar"/>
-        </w:rPr>
-        <w:t xml:space="preserve">GetCurrentPricing</w:t>
-      </w:r>
-      <w:r>
-        <w:t xml:space="preserve">/</w:t>
-      </w:r>
-      <w:r>
-        <w:rPr>
-          <w:rStyle w:val="VerbatimChar"/>
-        </w:rPr>
-        <w:t xml:space="preserve">SubmitWork</w:t>
-      </w:r>
-      <w:r>
-        <w:t xml:space="preserve">) with a</w:t>
-      </w:r>
-      <w:r>
-        <w:t xml:space="preserve"> </w:t>
-      </w:r>
-      <w:r>
-        <w:rPr>
-          <w:rStyle w:val="VerbatimChar"/>
-        </w:rPr>
-        <w:t xml:space="preserve">Name()</w:t>
-      </w:r>
-      <w:r>
-        <w:t xml:space="preserve">-keyed dispatch</w:t>
-      </w:r>
-      <w:r>
-        <w:t xml:space="preserve"> </w:t>
-      </w:r>
-      <w:r>
-        <w:rPr>
-          <w:rStyle w:val="VerbatimChar"/>
-        </w:rPr>
-        <w:t xml:space="preserve">Registry</w:t>
-      </w:r>
-      <w:r>
-        <w:t xml:space="preserve"> </w:t>
-      </w:r>
-      <w:r>
-        <w:t xml:space="preserve">and a</w:t>
-      </w:r>
-      <w:r>
-        <w:t xml:space="preserve"> </w:t>
-      </w:r>
-      <w:r>
-        <w:rPr>
-          <w:rStyle w:val="VerbatimChar"/>
-        </w:rPr>
-        <w:t xml:space="preserve">ChutesAdapter</w:t>
-      </w:r>
-      <w:r>
-        <w:t xml:space="preserve"> </w:t>
-      </w:r>
-      <w:r>
-        <w:t xml:space="preserve">over HTTP (httptest fixture, non-2xx rejected) (HXC-1454).</w:t>
-      </w:r>
-    </w:p>
-    <w:p>
-      <w:pPr>
-        <w:pStyle w:val="Compact"/>
-        <w:numPr>
-          <w:ilvl w:val="2"/>
-          <w:numId w:val="1011"/>
-        </w:numPr>
-      </w:pPr>
-      <w:r>
-        <w:rPr>
-          <w:rStyle w:val="VerbatimChar"/>
-        </w:rPr>
-        <w:t xml:space="preserve">cmd/e2ee-proxy</w:t>
-      </w:r>
-      <w:r>
-        <w:t xml:space="preserve"> </w:t>
-      </w:r>
-      <w:r>
-        <w:t xml:space="preserve">— transparent ML-KEM-768 (</w:t>
-      </w:r>
-      <w:r>
-        <w:rPr>
-          <w:rStyle w:val="VerbatimChar"/>
-        </w:rPr>
-        <w:t xml:space="preserve">crypto/mlkem</w:t>
-      </w:r>
-      <w:r>
-        <w:t xml:space="preserve">) + AES-256-GCM encrypting proxy:</w:t>
-      </w:r>
-      <w:r>
-        <w:t xml:space="preserve"> </w:t>
-      </w:r>
-      <w:r>
-        <w:rPr>
-          <w:rStyle w:val="VerbatimChar"/>
-        </w:rPr>
-        <w:t xml:space="preserve">EncryptingTransport</w:t>
-      </w:r>
-      <w:r>
-        <w:t xml:space="preserve"> </w:t>
-      </w:r>
-      <w:r>
-        <w:t xml:space="preserve">seals request bodies and</w:t>
-      </w:r>
-      <w:r>
-        <w:t xml:space="preserve"> </w:t>
-      </w:r>
-      <w:r>
-        <w:rPr>
-          <w:rStyle w:val="VerbatimChar"/>
-        </w:rPr>
-        <w:t xml:space="preserve">DecryptingHandler</w:t>
-      </w:r>
-      <w:r>
-        <w:t xml:space="preserve"> </w:t>
-      </w:r>
-      <w:r>
-        <w:t xml:space="preserve">opens them, so the on-wire payload between proxy and upstream is ciphertext-only while the client receives the correct plaintext; tampered ciphertext is rejected (HXC-1532).</w:t>
-      </w:r>
-    </w:p>
-    <w:p>
-      <w:pPr>
-        <w:pStyle w:val="Compact"/>
-        <w:numPr>
-          <w:ilvl w:val="2"/>
-          <w:numId w:val="1011"/>
-        </w:numPr>
-      </w:pPr>
-      <w:r>
-        <w:rPr>
-          <w:rStyle w:val="VerbatimChar"/>
-        </w:rPr>
-        <w:t xml:space="preserve">e2eebench</w:t>
-      </w:r>
-      <w:r>
-        <w:t xml:space="preserve"> </w:t>
-      </w:r>
-      <w:r>
-        <w:t xml:space="preserve">—</w:t>
-      </w:r>
-      <w:r>
-        <w:t xml:space="preserve"> </w:t>
-      </w:r>
-      <w:r>
-        <w:rPr>
-          <w:rStyle w:val="VerbatimChar"/>
-        </w:rPr>
-        <w:t xml:space="preserve">MeasureHandshakeLatency</w:t>
-      </w:r>
-      <w:r>
-        <w:t xml:space="preserve"> </w:t>
-      </w:r>
-      <w:r>
-        <w:t xml:space="preserve">benchmarks the</w:t>
-      </w:r>
-      <w:r>
-        <w:t xml:space="preserve"> </w:t>
-      </w:r>
-      <w:r>
-        <w:rPr>
-          <w:rStyle w:val="VerbatimChar"/>
-        </w:rPr>
-        <w:t xml:space="preserve">hybridkex</w:t>
-      </w:r>
-      <w:r>
-        <w:t xml:space="preserve"> </w:t>
-      </w:r>
-      <w:r>
-        <w:t xml:space="preserve">full handshake (median + P95), proving median &lt; 1ms on host and enforcing per-iteration key agreement (</w:t>
-      </w:r>
-      <w:r>
-        <w:rPr>
-          <w:rStyle w:val="VerbatimChar"/>
-        </w:rPr>
-        <w:t xml:space="preserve">ErrKeyDisagreement</w:t>
-      </w:r>
-      <w:r>
-        <w:t xml:space="preserve">) (HXC-1556).</w:t>
-      </w:r>
-    </w:p>
-    <w:p>
-      <w:pPr>
-        <w:pStyle w:val="Compact"/>
-        <w:numPr>
-          <w:ilvl w:val="2"/>
-          <w:numId w:val="1011"/>
-        </w:numPr>
-      </w:pPr>
-      <w:r>
-        <w:rPr>
-          <w:rStyle w:val="VerbatimChar"/>
-        </w:rPr>
-        <w:t xml:space="preserve">archlint</w:t>
-      </w:r>
-      <w:r>
-        <w:t xml:space="preserve"> </w:t>
-      </w:r>
-      <w:r>
-        <w:t xml:space="preserve">+</w:t>
-      </w:r>
-      <w:r>
-        <w:t xml:space="preserve"> </w:t>
-      </w:r>
-      <w:r>
-        <w:rPr>
-          <w:rStyle w:val="VerbatimChar"/>
-        </w:rPr>
-        <w:t xml:space="preserve">docs/ARCHITECTURE.md</w:t>
-      </w:r>
-      <w:r>
-        <w:t xml:space="preserve"> </w:t>
-      </w:r>
-      <w:r>
-        <w:t xml:space="preserve">— the hardened L0–L7 architecture diagram and component map, mechanically enforced:</w:t>
-      </w:r>
-      <w:r>
-        <w:t xml:space="preserve"> </w:t>
-      </w:r>
-      <w:r>
-        <w:rPr>
-          <w:rStyle w:val="VerbatimChar"/>
-        </w:rPr>
-        <w:t xml:space="preserve">archlint</w:t>
-      </w:r>
-      <w:r>
-        <w:t xml:space="preserve"> </w:t>
-      </w:r>
-      <w:r>
-        <w:t xml:space="preserve">parses the component-map table and fails the build if any documented component maps to a package path that does not exist on disk (HXC-1424).</w:t>
-      </w:r>
-    </w:p>
-    <w:p>
-      <w:pPr>
-        <w:pStyle w:val="Compact"/>
-        <w:numPr>
-          <w:ilvl w:val="1"/>
-          <w:numId w:val="1010"/>
-        </w:numPr>
-      </w:pPr>
-      <w:r>
-        <w:t xml:space="preserve">Wave 67 (5 units, subagent-driven, 5 parallel streams in disjoint packages):</w:t>
       </w:r>
     </w:p>
     <w:p>
@@ -4437,7 +3262,7 @@
         <w:rPr>
           <w:rStyle w:val="VerbatimChar"/>
         </w:rPr>
-        <w:t xml:space="preserve">multiraft</w:t>
+        <w:t xml:space="preserve">bursthysteresis</w:t>
       </w:r>
       <w:r>
         <w:t xml:space="preserve"> </w:t>
@@ -4452,55 +3277,13 @@
         <w:rPr>
           <w:rStyle w:val="VerbatimChar"/>
         </w:rPr>
-        <w:t xml:space="preserve">MultiRaftManager</w:t>
-      </w:r>
-      <w:r>
-        <w:t xml:space="preserve"> </w:t>
-      </w:r>
-      <w:r>
-        <w:t xml:space="preserve">partitioning cluster state into independent per-shard</w:t>
-      </w:r>
-      <w:r>
-        <w:t xml:space="preserve"> </w:t>
-      </w:r>
-      <w:r>
-        <w:rPr>
-          <w:rStyle w:val="VerbatimChar"/>
-        </w:rPr>
-        <w:t xml:space="preserve">go.etcd.io/raft/v3</w:t>
-      </w:r>
-      <w:r>
-        <w:t xml:space="preserve"> </w:t>
-      </w:r>
-      <w:r>
-        <w:t xml:space="preserve">groups, each electing its own leader and committing independently via per-shard</w:t>
-      </w:r>
-      <w:r>
-        <w:t xml:space="preserve"> </w:t>
-      </w:r>
-      <w:r>
-        <w:rPr>
-          <w:rStyle w:val="VerbatimChar"/>
-        </w:rPr>
-        <w:t xml:space="preserve">Propose</w:t>
-      </w:r>
-      <w:r>
-        <w:t xml:space="preserve"> </w:t>
-      </w:r>
-      <w:r>
-        <w:t xml:space="preserve">routing over an in-process</w:t>
-      </w:r>
-      <w:r>
-        <w:t xml:space="preserve"> </w:t>
-      </w:r>
-      <w:r>
-        <w:rPr>
-          <w:rStyle w:val="VerbatimChar"/>
-        </w:rPr>
-        <w:t xml:space="preserve">RaftTransport</w:t>
-      </w:r>
-      <w:r>
-        <w:t xml:space="preserve">; write throughput scales with shard count and a shard re-elects on leader loss while others keep committing (HXC-1387).</w:t>
+        <w:t xml:space="preserve">BurstController</w:t>
+      </w:r>
+      <w:r>
+        <w:t xml:space="preserve"> </w:t>
+      </w:r>
+      <w:r>
+        <w:t xml:space="preserve">with a MONITOR→SPILL→RECOVER two-threshold hysteresis dead-band (HXC-1504).</w:t>
       </w:r>
     </w:p>
     <w:p>
@@ -4515,58 +3298,13 @@
         <w:rPr>
           <w:rStyle w:val="VerbatimChar"/>
         </w:rPr>
-        <w:t xml:space="preserve">stonith</w:t>
-      </w:r>
-      <w:r>
-        <w:t xml:space="preserve"> </w:t>
-      </w:r>
-      <w:r>
-        <w:t xml:space="preserve">— STONITH fencing: a</w:t>
-      </w:r>
-      <w:r>
-        <w:t xml:space="preserve"> </w:t>
-      </w:r>
-      <w:r>
-        <w:rPr>
-          <w:rStyle w:val="VerbatimChar"/>
-        </w:rPr>
-        <w:t xml:space="preserve">FencingAgent</w:t>
-      </w:r>
-      <w:r>
-        <w:t xml:space="preserve"> </w:t>
-      </w:r>
-      <w:r>
-        <w:t xml:space="preserve">interface with IPMI / AWS-EC2 / Azure-ARM / SBD-shared-disk / NoOp drivers and a</w:t>
-      </w:r>
-      <w:r>
-        <w:t xml:space="preserve"> </w:t>
-      </w:r>
-      <w:r>
-        <w:rPr>
-          <w:rStyle w:val="VerbatimChar"/>
-        </w:rPr>
-        <w:t xml:space="preserve">MultiLevelFencer</w:t>
-      </w:r>
-      <w:r>
-        <w:t xml:space="preserve"> </w:t>
-      </w:r>
-      <w:r>
-        <w:t xml:space="preserve">multi-level fallback, with sink-side fence confirmation; the IPMI real-binary path is an honest SKIP-with-reason when</w:t>
-      </w:r>
-      <w:r>
-        <w:t xml:space="preserve"> </w:t>
-      </w:r>
-      <w:r>
-        <w:rPr>
-          <w:rStyle w:val="VerbatimChar"/>
-        </w:rPr>
-        <w:t xml:space="preserve">ipmitool</w:t>
-      </w:r>
-      <w:r>
-        <w:t xml:space="preserve"> </w:t>
-      </w:r>
-      <w:r>
-        <w:t xml:space="preserve">is absent (HXC-1401).</w:t>
+        <w:t xml:space="preserve">providerchain</w:t>
+      </w:r>
+      <w:r>
+        <w:t xml:space="preserve"> </w:t>
+      </w:r>
+      <w:r>
+        <w:t xml:space="preserve">— ordered multi-tier provider fallback cascade with retriable/terminal error classification and injected-clock failover SLA (HXC-1508).</w:t>
       </w:r>
     </w:p>
     <w:p>
@@ -4581,13 +3319,55 @@
         <w:rPr>
           <w:rStyle w:val="VerbatimChar"/>
         </w:rPr>
-        <w:t xml:space="preserve">deviceplugin</w:t>
-      </w:r>
-      <w:r>
-        <w:t xml:space="preserve"> </w:t>
-      </w:r>
-      <w:r>
-        <w:t xml:space="preserve">— Nomad/K8s-style gRPC device-plugin / GRES fingerprinting framework over real gRPC: plugins register full device fingerprints, the registry parses GRES descriptors, atomically applies fingerprints, allocates by request, and rejects oversubscription (HXC-1407).</w:t>
+        <w:t xml:space="preserve">gpucatalog</w:t>
+      </w:r>
+      <w:r>
+        <w:t xml:space="preserve"> </w:t>
+      </w:r>
+      <w:r>
+        <w:t xml:space="preserve">—</w:t>
+      </w:r>
+      <w:r>
+        <w:t xml:space="preserve"> </w:t>
+      </w:r>
+      <w:r>
+        <w:rPr>
+          <w:rStyle w:val="VerbatimChar"/>
+        </w:rPr>
+        <w:t xml:space="preserve">SUPPORTED_GPUS</w:t>
+      </w:r>
+      <w:r>
+        <w:t xml:space="preserve"> </w:t>
+      </w:r>
+      <w:r>
+        <w:t xml:space="preserve">compute-multiplier catalog,</w:t>
+      </w:r>
+      <w:r>
+        <w:t xml:space="preserve"> </w:t>
+      </w:r>
+      <w:r>
+        <w:rPr>
+          <w:rStyle w:val="VerbatimChar"/>
+        </w:rPr>
+        <w:t xml:space="preserve">LookupMultiplier</w:t>
+      </w:r>
+      <w:r>
+        <w:t xml:space="preserve">, and attestation-aware</w:t>
+      </w:r>
+      <w:r>
+        <w:t xml:space="preserve"> </w:t>
+      </w:r>
+      <w:r>
+        <w:rPr>
+          <w:rStyle w:val="VerbatimChar"/>
+        </w:rPr>
+        <w:t xml:space="preserve">Score</w:t>
+      </w:r>
+      <w:r>
+        <w:t xml:space="preserve"> </w:t>
+      </w:r>
+      <w:r>
+        <w:t xml:space="preserve">(attested above un-attested) (HXC-1592).</w:t>
       </w:r>
     </w:p>
     <w:p>
@@ -4602,70 +3382,28 @@
         <w:rPr>
           <w:rStyle w:val="VerbatimChar"/>
         </w:rPr>
-        <w:t xml:space="preserve">internal/gpu</w:t>
-      </w:r>
-      <w:r>
-        <w:t xml:space="preserve"> </w:t>
-      </w:r>
-      <w:r>
-        <w:t xml:space="preserve">(additive</w:t>
-      </w:r>
-      <w:r>
-        <w:t xml:space="preserve"> </w:t>
-      </w:r>
-      <w:r>
-        <w:rPr>
-          <w:rStyle w:val="VerbatimChar"/>
-        </w:rPr>
-        <w:t xml:space="preserve">manager_helixpow.go</w:t>
-      </w:r>
-      <w:r>
-        <w:t xml:space="preserve">) — dual-workload capacity reservation:</w:t>
-      </w:r>
-      <w:r>
-        <w:t xml:space="preserve"> </w:t>
-      </w:r>
-      <w:r>
-        <w:rPr>
-          <w:rStyle w:val="VerbatimChar"/>
-        </w:rPr>
-        <w:t xml:space="preserve">ReserveForHelixPoW(fraction)</w:t>
-      </w:r>
-      <w:r>
-        <w:t xml:space="preserve"> </w:t>
-      </w:r>
-      <w:r>
-        <w:t xml:space="preserve">+</w:t>
-      </w:r>
-      <w:r>
-        <w:t xml:space="preserve"> </w:t>
-      </w:r>
-      <w:r>
-        <w:rPr>
-          <w:rStyle w:val="VerbatimChar"/>
-        </w:rPr>
-        <w:t xml:space="preserve">ChutesCapacity()</w:t>
-      </w:r>
-      <w:r>
-        <w:t xml:space="preserve"> </w:t>
-      </w:r>
-      <w:r>
-        <w:t xml:space="preserve">reporting only the non-reserved remainder, with a strict</w:t>
-      </w:r>
-      <w:r>
-        <w:t xml:space="preserve"> </w:t>
-      </w:r>
-      <w:r>
-        <w:rPr>
-          <w:rStyle w:val="VerbatimChar"/>
-        </w:rPr>
-        <w:t xml:space="preserve">&gt;0.80</w:t>
-      </w:r>
-      <w:r>
-        <w:t xml:space="preserve"> </w:t>
-      </w:r>
-      <w:r>
-        <w:t xml:space="preserve">Helix-load Gepetto starvation guard that zeroes Chutes capacity (HXC-1447).</w:t>
+        <w:t xml:space="preserve">gravaladmit</w:t>
+      </w:r>
+      <w:r>
+        <w:t xml:space="preserve"> </w:t>
+      </w:r>
+      <w:r>
+        <w:t xml:space="preserve">— HMAC-SHA256 GraVal challenge-response provider admission gate with single-use nonce and</w:t>
+      </w:r>
+      <w:r>
+        <w:t xml:space="preserve"> </w:t>
+      </w:r>
+      <w:r>
+        <w:rPr>
+          <w:rStyle w:val="VerbatimChar"/>
+        </w:rPr>
+        <w:t xml:space="preserve">graval.verified</w:t>
+      </w:r>
+      <w:r>
+        <w:t xml:space="preserve"> </w:t>
+      </w:r>
+      <w:r>
+        <w:t xml:space="preserve">label (HXC-1523).</w:t>
       </w:r>
     </w:p>
     <w:p>
@@ -4680,7 +3418,736 @@
         <w:rPr>
           <w:rStyle w:val="VerbatimChar"/>
         </w:rPr>
-        <w:t xml:space="preserve">chutes</w:t>
+        <w:t xml:space="preserve">modelrouter</w:t>
+      </w:r>
+      <w:r>
+        <w:t xml:space="preserve"> </w:t>
+      </w:r>
+      <w:r>
+        <w:t xml:space="preserve">— strategy-to-default-model resolution (latency/throughput/quality/cost) with a typed unknown-strategy error (HXC-1430).</w:t>
+      </w:r>
+    </w:p>
+    <w:p>
+      <w:pPr>
+        <w:pStyle w:val="Compact"/>
+        <w:numPr>
+          <w:ilvl w:val="2"/>
+          <w:numId w:val="1012"/>
+        </w:numPr>
+      </w:pPr>
+      <w:r>
+        <w:rPr>
+          <w:rStyle w:val="VerbatimChar"/>
+        </w:rPr>
+        <w:t xml:space="preserve">gravalverify</w:t>
+      </w:r>
+      <w:r>
+        <w:t xml:space="preserve"> </w:t>
+      </w:r>
+      <w:r>
+        <w:t xml:space="preserve">— GraVal GPU attestation with a VRAM-ratio</w:t>
+      </w:r>
+      <w:r>
+        <w:t xml:space="preserve"> </w:t>
+      </w:r>
+      <w:r>
+        <w:rPr>
+          <w:rStyle w:val="VerbatimChar"/>
+        </w:rPr>
+        <w:t xml:space="preserve">&gt;= 0.95</w:t>
+      </w:r>
+      <w:r>
+        <w:t xml:space="preserve"> </w:t>
+      </w:r>
+      <w:r>
+        <w:t xml:space="preserve">gate and a concurrent, race-clean</w:t>
+      </w:r>
+      <w:r>
+        <w:t xml:space="preserve"> </w:t>
+      </w:r>
+      <w:r>
+        <w:rPr>
+          <w:rStyle w:val="VerbatimChar"/>
+        </w:rPr>
+        <w:t xml:space="preserve">BatchVerify</w:t>
+      </w:r>
+      <w:r>
+        <w:t xml:space="preserve"> </w:t>
+      </w:r>
+      <w:r>
+        <w:t xml:space="preserve">pass-rate KPI (HXC-1435, HXC-1436).</w:t>
+      </w:r>
+    </w:p>
+    <w:p>
+      <w:pPr>
+        <w:pStyle w:val="Compact"/>
+        <w:numPr>
+          <w:ilvl w:val="2"/>
+          <w:numId w:val="1012"/>
+        </w:numPr>
+      </w:pPr>
+      <w:r>
+        <w:rPr>
+          <w:rStyle w:val="VerbatimChar"/>
+        </w:rPr>
+        <w:t xml:space="preserve">gepetto</w:t>
+      </w:r>
+      <w:r>
+        <w:t xml:space="preserve"> </w:t>
+      </w:r>
+      <w:r>
+        <w:t xml:space="preserve">— HelixGepetto dual-resource local-vs-Chutes arbitration with a monotonic reserve schedule and a strict</w:t>
+      </w:r>
+      <w:r>
+        <w:t xml:space="preserve"> </w:t>
+      </w:r>
+      <w:r>
+        <w:rPr>
+          <w:rStyle w:val="VerbatimChar"/>
+        </w:rPr>
+        <w:t xml:space="preserve">&gt;0.80</w:t>
+      </w:r>
+      <w:r>
+        <w:t xml:space="preserve"> </w:t>
+      </w:r>
+      <w:r>
+        <w:t xml:space="preserve">high-water anti-starvation zero-capacity cut-off (HXC-1446).</w:t>
+      </w:r>
+    </w:p>
+    <w:p>
+      <w:pPr>
+        <w:pStyle w:val="Compact"/>
+        <w:numPr>
+          <w:ilvl w:val="2"/>
+          <w:numId w:val="1012"/>
+        </w:numPr>
+      </w:pPr>
+      <w:r>
+        <w:rPr>
+          <w:rStyle w:val="VerbatimChar"/>
+        </w:rPr>
+        <w:t xml:space="preserve">chutesaccount</w:t>
+      </w:r>
+      <w:r>
+        <w:t xml:space="preserve"> </w:t>
+      </w:r>
+      <w:r>
+        <w:t xml:space="preserve">— Chutes API model-list (TEE/price fields) and</w:t>
+      </w:r>
+      <w:r>
+        <w:t xml:space="preserve"> </w:t>
+      </w:r>
+      <w:r>
+        <w:rPr>
+          <w:rStyle w:val="VerbatimChar"/>
+        </w:rPr>
+        <w:t xml:space="preserve">/users/me</w:t>
+      </w:r>
+      <w:r>
+        <w:t xml:space="preserve"> </w:t>
+      </w:r>
+      <w:r>
+        <w:t xml:space="preserve">account-balance client over HTTP with</w:t>
+      </w:r>
+      <w:r>
+        <w:t xml:space="preserve"> </w:t>
+      </w:r>
+      <w:r>
+        <w:rPr>
+          <w:rStyle w:val="VerbatimChar"/>
+        </w:rPr>
+        <w:t xml:space="preserve">Authorization: Bearer</w:t>
+      </w:r>
+      <w:r>
+        <w:t xml:space="preserve"> </w:t>
+      </w:r>
+      <w:r>
+        <w:t xml:space="preserve">(HXC-1429).</w:t>
+      </w:r>
+    </w:p>
+    <w:p>
+      <w:pPr>
+        <w:pStyle w:val="Compact"/>
+        <w:numPr>
+          <w:ilvl w:val="2"/>
+          <w:numId w:val="1012"/>
+        </w:numPr>
+      </w:pPr>
+      <w:r>
+        <w:rPr>
+          <w:rStyle w:val="VerbatimChar"/>
+        </w:rPr>
+        <w:t xml:space="preserve">cmd/burst-controller</w:t>
+      </w:r>
+      <w:r>
+        <w:t xml:space="preserve"> </w:t>
+      </w:r>
+      <w:r>
+        <w:t xml:space="preserve">— utilization-driven binary driving</w:t>
+      </w:r>
+      <w:r>
+        <w:t xml:space="preserve"> </w:t>
+      </w:r>
+      <w:r>
+        <w:rPr>
+          <w:rStyle w:val="VerbatimChar"/>
+        </w:rPr>
+        <w:t xml:space="preserve">bursthysteresis</w:t>
+      </w:r>
+      <w:r>
+        <w:t xml:space="preserve">; emits a</w:t>
+      </w:r>
+      <w:r>
+        <w:t xml:space="preserve"> </w:t>
+      </w:r>
+      <w:r>
+        <w:t xml:space="preserve">“burst allocation request”</w:t>
+      </w:r>
+      <w:r>
+        <w:t xml:space="preserve"> </w:t>
+      </w:r>
+      <w:r>
+        <w:t xml:space="preserve">on SPILL and a RECOVER line, runID-stamped (HXC-1531).</w:t>
+      </w:r>
+    </w:p>
+    <w:p>
+      <w:pPr>
+        <w:pStyle w:val="Compact"/>
+        <w:numPr>
+          <w:ilvl w:val="2"/>
+          <w:numId w:val="1012"/>
+        </w:numPr>
+      </w:pPr>
+      <w:r>
+        <w:rPr>
+          <w:rStyle w:val="VerbatimChar"/>
+        </w:rPr>
+        <w:t xml:space="preserve">tieredcache</w:t>
+      </w:r>
+      <w:r>
+        <w:t xml:space="preserve"> </w:t>
+      </w:r>
+      <w:r>
+        <w:t xml:space="preserve">— hot(memory)/warm(NVMe)/cold(SSD) tiered cache with injected backends + injected clock, idle-demotion + promotion, and per-tier hit stats (HXC-1418).</w:t>
+      </w:r>
+    </w:p>
+    <w:p>
+      <w:pPr>
+        <w:pStyle w:val="Compact"/>
+        <w:numPr>
+          <w:ilvl w:val="2"/>
+          <w:numId w:val="1012"/>
+        </w:numPr>
+      </w:pPr>
+      <w:r>
+        <w:rPr>
+          <w:rStyle w:val="VerbatimChar"/>
+        </w:rPr>
+        <w:t xml:space="preserve">smartrouter</w:t>
+      </w:r>
+      <w:r>
+        <w:t xml:space="preserve"> </w:t>
+      </w:r>
+      <w:r>
+        <w:t xml:space="preserve">— intelligent ModelRouter (latency/throughput/cost/TEE/balanced) that always excludes unhealthy models, with a typed no-eligible-model error (HXC-1539).</w:t>
+      </w:r>
+    </w:p>
+    <w:p>
+      <w:pPr>
+        <w:pStyle w:val="Compact"/>
+        <w:numPr>
+          <w:ilvl w:val="2"/>
+          <w:numId w:val="1012"/>
+        </w:numPr>
+      </w:pPr>
+      <w:r>
+        <w:rPr>
+          <w:rStyle w:val="VerbatimChar"/>
+        </w:rPr>
+        <w:t xml:space="preserve">epochresolve</w:t>
+      </w:r>
+      <w:r>
+        <w:t xml:space="preserve"> </w:t>
+      </w:r>
+      <w:r>
+        <w:t xml:space="preserve">— config-epoch failover slot-ownership conflict resolution (highest-epoch wins, deterministic lexicographic equal-epoch tiebreak, order-independent convergence) (HXC-1397).</w:t>
+      </w:r>
+    </w:p>
+    <w:p>
+      <w:pPr>
+        <w:pStyle w:val="Compact"/>
+        <w:numPr>
+          <w:ilvl w:val="2"/>
+          <w:numId w:val="1012"/>
+        </w:numPr>
+      </w:pPr>
+      <w:r>
+        <w:rPr>
+          <w:rStyle w:val="VerbatimChar"/>
+        </w:rPr>
+        <w:t xml:space="preserve">balancemonitor</w:t>
+      </w:r>
+      <w:r>
+        <w:t xml:space="preserve"> </w:t>
+      </w:r>
+      <w:r>
+        <w:t xml:space="preserve">— USD account-balance monitor with a strict low-balance floor warning, over HTTP with</w:t>
+      </w:r>
+      <w:r>
+        <w:t xml:space="preserve"> </w:t>
+      </w:r>
+      <w:r>
+        <w:rPr>
+          <w:rStyle w:val="VerbatimChar"/>
+        </w:rPr>
+        <w:t xml:space="preserve">Authorization: Bearer</w:t>
+      </w:r>
+      <w:r>
+        <w:t xml:space="preserve"> </w:t>
+      </w:r>
+      <w:r>
+        <w:t xml:space="preserve">(HXC-1512).</w:t>
+      </w:r>
+    </w:p>
+    <w:p>
+      <w:pPr>
+        <w:pStyle w:val="Compact"/>
+        <w:numPr>
+          <w:ilvl w:val="2"/>
+          <w:numId w:val="1012"/>
+        </w:numPr>
+      </w:pPr>
+      <w:r>
+        <w:rPr>
+          <w:rStyle w:val="VerbatimChar"/>
+        </w:rPr>
+        <w:t xml:space="preserve">scan</w:t>
+      </w:r>
+      <w:r>
+        <w:t xml:space="preserve"> </w:t>
+      </w:r>
+      <w:r>
+        <w:t xml:space="preserve">— Oracle-SCAN-style stable virtual client endpoint: least-loaded healthy-backend routing with a membership-stable name and injected clock (HXC-1403).</w:t>
+      </w:r>
+    </w:p>
+    <w:p>
+      <w:pPr>
+        <w:pStyle w:val="Compact"/>
+        <w:numPr>
+          <w:ilvl w:val="2"/>
+          <w:numId w:val="1012"/>
+        </w:numPr>
+      </w:pPr>
+      <w:r>
+        <w:rPr>
+          <w:rStyle w:val="VerbatimChar"/>
+        </w:rPr>
+        <w:t xml:space="preserve">llmfailover</w:t>
+      </w:r>
+      <w:r>
+        <w:t xml:space="preserve"> </w:t>
+      </w:r>
+      <w:r>
+        <w:t xml:space="preserve">— error-classified LLM failover taxonomy (deterministic per-class fallback paths) plus a sandbox scheduling-hint contract (HXC-1600).</w:t>
+      </w:r>
+    </w:p>
+    <w:p>
+      <w:pPr>
+        <w:pStyle w:val="Compact"/>
+        <w:numPr>
+          <w:ilvl w:val="2"/>
+          <w:numId w:val="1012"/>
+        </w:numPr>
+      </w:pPr>
+      <w:r>
+        <w:rPr>
+          <w:rStyle w:val="VerbatimChar"/>
+        </w:rPr>
+        <w:t xml:space="preserve">llmadapter</w:t>
+      </w:r>
+      <w:r>
+        <w:t xml:space="preserve"> </w:t>
+      </w:r>
+      <w:r>
+        <w:t xml:space="preserve">— Claude Messages / OpenAI Responses-API request and response shape adapters to OpenAI chat-completions, preserving tool-call order (HXC-1599).</w:t>
+      </w:r>
+    </w:p>
+    <w:p>
+      <w:pPr>
+        <w:pStyle w:val="Compact"/>
+        <w:numPr>
+          <w:ilvl w:val="2"/>
+          <w:numId w:val="1012"/>
+        </w:numPr>
+      </w:pPr>
+      <w:r>
+        <w:rPr>
+          <w:rStyle w:val="VerbatimChar"/>
+        </w:rPr>
+        <w:t xml:space="preserve">deltacrdt</w:t>
+      </w:r>
+      <w:r>
+        <w:t xml:space="preserve"> </w:t>
+      </w:r>
+      <w:r>
+        <w:t xml:space="preserve">— standalone delta-state CRDTs (G-counter / PN-counter / observed-remove OR-set / LWW-map) with delta-mutators and a convergent (commutative/associative/idempotent) merge (HXC-1409).</w:t>
+      </w:r>
+    </w:p>
+    <w:p>
+      <w:pPr>
+        <w:pStyle w:val="Compact"/>
+        <w:numPr>
+          <w:ilvl w:val="2"/>
+          <w:numId w:val="1012"/>
+        </w:numPr>
+      </w:pPr>
+      <w:r>
+        <w:rPr>
+          <w:rStyle w:val="VerbatimChar"/>
+        </w:rPr>
+        <w:t xml:space="preserve">gputopo</w:t>
+      </w:r>
+      <w:r>
+        <w:t xml:space="preserve"> </w:t>
+      </w:r>
+      <w:r>
+        <w:t xml:space="preserve">— topology-aware NUMA/NVLink GPU placement scoring that prefers NVLink-connected GPU pairs and falls back to PCIe (HXC-1406).</w:t>
+      </w:r>
+    </w:p>
+    <w:p>
+      <w:pPr>
+        <w:pStyle w:val="Compact"/>
+        <w:numPr>
+          <w:ilvl w:val="2"/>
+          <w:numId w:val="1012"/>
+        </w:numPr>
+      </w:pPr>
+      <w:r>
+        <w:rPr>
+          <w:rStyle w:val="VerbatimChar"/>
+        </w:rPr>
+        <w:t xml:space="preserve">fsresidency</w:t>
+      </w:r>
+      <w:r>
+        <w:t xml:space="preserve"> </w:t>
+      </w:r>
+      <w:r>
+        <w:t xml:space="preserve">— filesystem residency challenge: per-byte-range</w:t>
+      </w:r>
+      <w:r>
+        <w:t xml:space="preserve"> </w:t>
+      </w:r>
+      <w:r>
+        <w:rPr>
+          <w:rStyle w:val="VerbatimChar"/>
+        </w:rPr>
+        <w:t xml:space="preserve">ReadAt</w:t>
+      </w:r>
+      <w:r>
+        <w:t xml:space="preserve"> </w:t>
+      </w:r>
+      <w:r>
+        <w:t xml:space="preserve">+ SHA-256 verification proving a model file is really present on disk; truncated/missing/mismatch all fail (HXC-1572).</w:t>
+      </w:r>
+    </w:p>
+    <w:p>
+      <w:pPr>
+        <w:pStyle w:val="Compact"/>
+        <w:numPr>
+          <w:ilvl w:val="2"/>
+          <w:numId w:val="1012"/>
+        </w:numPr>
+      </w:pPr>
+      <w:r>
+        <w:rPr>
+          <w:rStyle w:val="VerbatimChar"/>
+        </w:rPr>
+        <w:t xml:space="preserve">economics</w:t>
+      </w:r>
+      <w:r>
+        <w:t xml:space="preserve"> </w:t>
+      </w:r>
+      <w:r>
+        <w:t xml:space="preserve">—</w:t>
+      </w:r>
+      <w:r>
+        <w:t xml:space="preserve"> </w:t>
+      </w:r>
+      <w:r>
+        <w:rPr>
+          <w:rStyle w:val="VerbatimChar"/>
+        </w:rPr>
+        <w:t xml:space="preserve">RewardDistributor</w:t>
+      </w:r>
+      <w:r>
+        <w:t xml:space="preserve"> </w:t>
+      </w:r>
+      <w:r>
+        <w:t xml:space="preserve">multi-token distribution with treasury/reinvest splits and a conservation invariant (</w:t>
+      </w:r>
+      <w:r>
+        <w:rPr>
+          <w:rStyle w:val="VerbatimChar"/>
+        </w:rPr>
+        <w:t xml:space="preserve">sum(ledger)+treasury+reinvest == total</w:t>
+      </w:r>
+      <w:r>
+        <w:t xml:space="preserve">), plus</w:t>
+      </w:r>
+      <w:r>
+        <w:t xml:space="preserve"> </w:t>
+      </w:r>
+      <w:r>
+        <w:rPr>
+          <w:rStyle w:val="VerbatimChar"/>
+        </w:rPr>
+        <w:t xml:space="preserve">GetParticipantROI</w:t>
+      </w:r>
+      <w:r>
+        <w:t xml:space="preserve"> </w:t>
+      </w:r>
+      <w:r>
+        <w:t xml:space="preserve">(ROI% + break-even days, typed unknown-participant error) (HXC-1460, HXC-1461).</w:t>
+      </w:r>
+    </w:p>
+    <w:p>
+      <w:pPr>
+        <w:pStyle w:val="Compact"/>
+        <w:numPr>
+          <w:ilvl w:val="2"/>
+          <w:numId w:val="1012"/>
+        </w:numPr>
+      </w:pPr>
+      <w:r>
+        <w:rPr>
+          <w:rStyle w:val="VerbatimChar"/>
+        </w:rPr>
+        <w:t xml:space="preserve">revenueopt</w:t>
+      </w:r>
+      <w:r>
+        <w:t xml:space="preserve"> </w:t>
+      </w:r>
+      <w:r>
+        <w:t xml:space="preserve">—</w:t>
+      </w:r>
+      <w:r>
+        <w:t xml:space="preserve"> </w:t>
+      </w:r>
+      <w:r>
+        <w:rPr>
+          <w:rStyle w:val="VerbatimChar"/>
+        </w:rPr>
+        <w:t xml:space="preserve">RevenueOptimizer.OptimizeAllocation</w:t>
+      </w:r>
+      <w:r>
+        <w:t xml:space="preserve"> </w:t>
+      </w:r>
+      <w:r>
+        <w:t xml:space="preserve">greedy GPU→marketplace assignment maximising expected revenue, with a TEE→Chutes revenue bias; self-contained types (HXC-1456).</w:t>
+      </w:r>
+    </w:p>
+    <w:p>
+      <w:pPr>
+        <w:pStyle w:val="Compact"/>
+        <w:numPr>
+          <w:ilvl w:val="2"/>
+          <w:numId w:val="1012"/>
+        </w:numPr>
+      </w:pPr>
+      <w:r>
+        <w:rPr>
+          <w:rStyle w:val="VerbatimChar"/>
+        </w:rPr>
+        <w:t xml:space="preserve">exportcontrol</w:t>
+      </w:r>
+      <w:r>
+        <w:t xml:space="preserve"> </w:t>
+      </w:r>
+      <w:r>
+        <w:t xml:space="preserve">— export-control / country-code KYC gate: a controlled GPU (</w:t>
+      </w:r>
+      <w:r>
+        <w:rPr>
+          <w:rStyle w:val="VerbatimChar"/>
+        </w:rPr>
+        <w:t xml:space="preserve">H100</w:t>
+      </w:r>
+      <w:r>
+        <w:t xml:space="preserve">/</w:t>
+      </w:r>
+      <w:r>
+        <w:rPr>
+          <w:rStyle w:val="VerbatimChar"/>
+        </w:rPr>
+        <w:t xml:space="preserve">A100</w:t>
+      </w:r>
+      <w:r>
+        <w:t xml:space="preserve">) from a Tier-3 (embargoed) or unknown jurisdiction is rejected with</w:t>
+      </w:r>
+      <w:r>
+        <w:t xml:space="preserve"> </w:t>
+      </w:r>
+      <w:r>
+        <w:rPr>
+          <w:rStyle w:val="VerbatimChar"/>
+        </w:rPr>
+        <w:t xml:space="preserve">ErrExportDenied</w:t>
+      </w:r>
+      <w:r>
+        <w:t xml:space="preserve">; Tier-1 is allowed (HXC-1482).</w:t>
+      </w:r>
+    </w:p>
+    <w:p>
+      <w:pPr>
+        <w:pStyle w:val="Compact"/>
+        <w:numPr>
+          <w:ilvl w:val="2"/>
+          <w:numId w:val="1012"/>
+        </w:numPr>
+      </w:pPr>
+      <w:r>
+        <w:rPr>
+          <w:rStyle w:val="VerbatimChar"/>
+        </w:rPr>
+        <w:t xml:space="preserve">devicecatalog</w:t>
+      </w:r>
+      <w:r>
+        <w:t xml:space="preserve"> </w:t>
+      </w:r>
+      <w:r>
+        <w:t xml:space="preserve">— machine-readable 64-device taxonomy with case-insensitive substring</w:t>
+      </w:r>
+      <w:r>
+        <w:t xml:space="preserve"> </w:t>
+      </w:r>
+      <w:r>
+        <w:rPr>
+          <w:rStyle w:val="VerbatimChar"/>
+        </w:rPr>
+        <w:t xml:space="preserve">Lookup</w:t>
+      </w:r>
+      <w:r>
+        <w:t xml:space="preserve"> </w:t>
+      </w:r>
+      <w:r>
+        <w:t xml:space="preserve">resolving a discovered CPU model (e.g. </w:t>
+      </w:r>
+      <w:r>
+        <w:rPr>
+          <w:rStyle w:val="VerbatimChar"/>
+        </w:rPr>
+        <w:t xml:space="preserve">Rockchip RK3588</w:t>
+      </w:r>
+      <w:r>
+        <w:t xml:space="preserve">) to its tier / trust-level / compute-class (HXC-1331).</w:t>
+      </w:r>
+    </w:p>
+    <w:p>
+      <w:pPr>
+        <w:pStyle w:val="Compact"/>
+        <w:numPr>
+          <w:ilvl w:val="2"/>
+          <w:numId w:val="1012"/>
+        </w:numPr>
+      </w:pPr>
+      <w:r>
+        <w:rPr>
+          <w:rStyle w:val="VerbatimChar"/>
+        </w:rPr>
+        <w:t xml:space="preserve">compliancedoc</w:t>
+      </w:r>
+      <w:r>
+        <w:t xml:space="preserve"> </w:t>
+      </w:r>
+      <w:r>
+        <w:t xml:space="preserve">— EU AI Act compliance-documentation pipeline: generates a model card + technical-documentation artifact from attestation-log records, with a SHA-256 provenance hash bound to the actual record content (HXC-1481).</w:t>
+      </w:r>
+    </w:p>
+    <w:p>
+      <w:pPr>
+        <w:pStyle w:val="Compact"/>
+        <w:numPr>
+          <w:ilvl w:val="2"/>
+          <w:numId w:val="1012"/>
+        </w:numPr>
+      </w:pPr>
+      <w:r>
+        <w:rPr>
+          <w:rStyle w:val="VerbatimChar"/>
+        </w:rPr>
+        <w:t xml:space="preserve">hybridkex</w:t>
+      </w:r>
+      <w:r>
+        <w:t xml:space="preserve"> </w:t>
+      </w:r>
+      <w:r>
+        <w:t xml:space="preserve">— hybrid post-quantum key exchange combining X25519 (</w:t>
+      </w:r>
+      <w:r>
+        <w:rPr>
+          <w:rStyle w:val="VerbatimChar"/>
+        </w:rPr>
+        <w:t xml:space="preserve">crypto/ecdh</w:t>
+      </w:r>
+      <w:r>
+        <w:t xml:space="preserve">) and ML-KEM-768 (</w:t>
+      </w:r>
+      <w:r>
+        <w:rPr>
+          <w:rStyle w:val="VerbatimChar"/>
+        </w:rPr>
+        <w:t xml:space="preserve">crypto/mlkem</w:t>
+      </w:r>
+      <w:r>
+        <w:t xml:space="preserve">) shared secrets via HKDF-SHA256 (group</w:t>
+      </w:r>
+      <w:r>
+        <w:t xml:space="preserve"> </w:t>
+      </w:r>
+      <w:r>
+        <w:rPr>
+          <w:rStyle w:val="VerbatimChar"/>
+        </w:rPr>
+        <w:t xml:space="preserve">X25519MLKEM768</w:t>
+      </w:r>
+      <w:r>
+        <w:t xml:space="preserve">); a tampered ML-KEM ciphertext yields a non-matching key (HXC-1476).</w:t>
+      </w:r>
+    </w:p>
+    <w:p>
+      <w:pPr>
+        <w:pStyle w:val="Compact"/>
+        <w:numPr>
+          <w:ilvl w:val="2"/>
+          <w:numId w:val="1012"/>
+        </w:numPr>
+      </w:pPr>
+      <w:r>
+        <w:rPr>
+          <w:rStyle w:val="VerbatimChar"/>
+        </w:rPr>
+        <w:t xml:space="preserve">carbonsched</w:t>
+      </w:r>
+      <w:r>
+        <w:t xml:space="preserve"> </w:t>
+      </w:r>
+      <w:r>
+        <w:t xml:space="preserve">— carbon-aware job placement: chooses the lowest-carbon-intensity latency-eligible region (deterministic name tiebreak) with per-job kWh / gCO2 metering (HXC-1480).</w:t>
+      </w:r>
+    </w:p>
+    <w:p>
+      <w:pPr>
+        <w:pStyle w:val="Compact"/>
+        <w:numPr>
+          <w:ilvl w:val="2"/>
+          <w:numId w:val="1012"/>
+        </w:numPr>
+      </w:pPr>
+      <w:r>
+        <w:rPr>
+          <w:rStyle w:val="VerbatimChar"/>
+        </w:rPr>
+        <w:t xml:space="preserve">gpuattest</w:t>
       </w:r>
       <w:r>
         <w:t xml:space="preserve"> </w:t>
@@ -4695,7 +4162,73 @@
         <w:rPr>
           <w:rStyle w:val="VerbatimChar"/>
         </w:rPr>
-        <w:t xml:space="preserve">config.go</w:t>
+        <w:t xml:space="preserve">multigpu.go</w:t>
+      </w:r>
+      <w:r>
+        <w:t xml:space="preserve">) — multi-GPU node enumeration: an N-GPU node descriptor yields N distinct, independently-verifiable per-device attestation proofs keyed by GPU UUID; rejects duplicate/empty descriptors (HXC-1573).</w:t>
+      </w:r>
+    </w:p>
+    <w:p>
+      <w:pPr>
+        <w:pStyle w:val="Compact"/>
+        <w:numPr>
+          <w:ilvl w:val="2"/>
+          <w:numId w:val="1012"/>
+        </w:numPr>
+      </w:pPr>
+      <w:r>
+        <w:rPr>
+          <w:rStyle w:val="VerbatimChar"/>
+        </w:rPr>
+        <w:t xml:space="preserve">workloadrouter</w:t>
+      </w:r>
+      <w:r>
+        <w:t xml:space="preserve"> </w:t>
+      </w:r>
+      <w:r>
+        <w:t xml:space="preserve">—</w:t>
+      </w:r>
+      <w:r>
+        <w:t xml:space="preserve"> </w:t>
+      </w:r>
+      <w:r>
+        <w:rPr>
+          <w:rStyle w:val="VerbatimChar"/>
+        </w:rPr>
+        <w:t xml:space="preserve">UnifiedManager.RouteWorkload</w:t>
+      </w:r>
+      <w:r>
+        <w:t xml:space="preserve">: concurrent per-marketplace price probes + a weighted composite score (inverse price/latency, health) with a TEE multiplier that re-ranks confidential offers when the workload requires a TEE (HXC-1455).</w:t>
+      </w:r>
+    </w:p>
+    <w:p>
+      <w:pPr>
+        <w:pStyle w:val="Compact"/>
+        <w:numPr>
+          <w:ilvl w:val="2"/>
+          <w:numId w:val="1012"/>
+        </w:numPr>
+      </w:pPr>
+      <w:r>
+        <w:rPr>
+          <w:rStyle w:val="VerbatimChar"/>
+        </w:rPr>
+        <w:t xml:space="preserve">metrics</w:t>
+      </w:r>
+      <w:r>
+        <w:t xml:space="preserve"> </w:t>
+      </w:r>
+      <w:r>
+        <w:t xml:space="preserve">(additive</w:t>
+      </w:r>
+      <w:r>
+        <w:t xml:space="preserve"> </w:t>
+      </w:r>
+      <w:r>
+        <w:rPr>
+          <w:rStyle w:val="VerbatimChar"/>
+        </w:rPr>
+        <w:t xml:space="preserve">tiermetrics.go</w:t>
       </w:r>
       <w:r>
         <w:t xml:space="preserve">) —</w:t>
@@ -4707,55 +4240,391 @@
         <w:rPr>
           <w:rStyle w:val="VerbatimChar"/>
         </w:rPr>
-        <w:t xml:space="preserve">ChutesMinerConfig</w:t>
-      </w:r>
-      <w:r>
-        <w:t xml:space="preserve"> </w:t>
-      </w:r>
-      <w:r>
-        <w:t xml:space="preserve">and</w:t>
-      </w:r>
-      <w:r>
-        <w:t xml:space="preserve"> </w:t>
-      </w:r>
-      <w:r>
-        <w:rPr>
-          <w:rStyle w:val="VerbatimChar"/>
-        </w:rPr>
-        <w:t xml:space="preserve">ValidatorConfig</w:t>
-      </w:r>
-      <w:r>
-        <w:t xml:space="preserve"> </w:t>
-      </w:r>
-      <w:r>
-        <w:t xml:space="preserve">deployment descriptors with</w:t>
-      </w:r>
-      <w:r>
-        <w:t xml:space="preserve"> </w:t>
-      </w:r>
-      <w:r>
-        <w:rPr>
-          <w:rStyle w:val="VerbatimChar"/>
-        </w:rPr>
-        <w:t xml:space="preserve">Validate()</w:t>
-      </w:r>
-      <w:r>
-        <w:t xml:space="preserve"> </w:t>
-      </w:r>
-      <w:r>
-        <w:t xml:space="preserve">invariants (non-empty IDs/hotkeys,</w:t>
-      </w:r>
-      <w:r>
-        <w:t xml:space="preserve"> </w:t>
-      </w:r>
-      <w:r>
-        <w:rPr>
-          <w:rStyle w:val="VerbatimChar"/>
-        </w:rPr>
-        <w:t xml:space="preserve">GPUCount&gt;0</w:t>
-      </w:r>
-      <w:r>
-        <w:t xml:space="preserve">, non-negative cost, positive cache size, TEE consistency) (HXC-1439).</w:t>
+        <w:t xml:space="preserve">TierMetrics</w:t>
+      </w:r>
+      <w:r>
+        <w:t xml:space="preserve"> </w:t>
+      </w:r>
+      <w:r>
+        <w:t xml:space="preserve">exposes</w:t>
+      </w:r>
+      <w:r>
+        <w:t xml:space="preserve"> </w:t>
+      </w:r>
+      <w:r>
+        <w:rPr>
+          <w:rStyle w:val="VerbatimChar"/>
+        </w:rPr>
+        <w:t xml:space="preserve">gpu_tier_utilization</w:t>
+      </w:r>
+      <w:r>
+        <w:t xml:space="preserve">,</w:t>
+      </w:r>
+      <w:r>
+        <w:t xml:space="preserve"> </w:t>
+      </w:r>
+      <w:r>
+        <w:rPr>
+          <w:rStyle w:val="VerbatimChar"/>
+        </w:rPr>
+        <w:t xml:space="preserve">gpu_cost_per_hour</w:t>
+      </w:r>
+      <w:r>
+        <w:t xml:space="preserve">, and</w:t>
+      </w:r>
+      <w:r>
+        <w:t xml:space="preserve"> </w:t>
+      </w:r>
+      <w:r>
+        <w:rPr>
+          <w:rStyle w:val="VerbatimChar"/>
+        </w:rPr>
+        <w:t xml:space="preserve">provider_health</w:t>
+      </w:r>
+      <w:r>
+        <w:t xml:space="preserve"> </w:t>
+      </w:r>
+      <w:r>
+        <w:t xml:space="preserve">Prometheus-text series with deterministic ordering and concurrent-safe setters (HXC-1535).</w:t>
+      </w:r>
+    </w:p>
+    <w:p>
+      <w:pPr>
+        <w:pStyle w:val="Compact"/>
+        <w:numPr>
+          <w:ilvl w:val="2"/>
+          <w:numId w:val="1012"/>
+        </w:numPr>
+      </w:pPr>
+      <w:r>
+        <w:rPr>
+          <w:rStyle w:val="VerbatimChar"/>
+        </w:rPr>
+        <w:t xml:space="preserve">cmd/gpu-pool-manager</w:t>
+      </w:r>
+      <w:r>
+        <w:t xml:space="preserve"> </w:t>
+      </w:r>
+      <w:r>
+        <w:t xml:space="preserve">— GPU pool manager HTTP front-end:</w:t>
+      </w:r>
+      <w:r>
+        <w:t xml:space="preserve"> </w:t>
+      </w:r>
+      <w:r>
+        <w:rPr>
+          <w:rStyle w:val="VerbatimChar"/>
+        </w:rPr>
+        <w:t xml:space="preserve">POST /allocate</w:t>
+      </w:r>
+      <w:r>
+        <w:t xml:space="preserve"> </w:t>
+      </w:r>
+      <w:r>
+        <w:t xml:space="preserve">returns the tier-correct (lowest-tier healthy, name tiebreak) provider as JSON (</w:t>
+      </w:r>
+      <w:r>
+        <w:rPr>
+          <w:rStyle w:val="VerbatimChar"/>
+        </w:rPr>
+        <w:t xml:space="preserve">503</w:t>
+      </w:r>
+      <w:r>
+        <w:t xml:space="preserve"> </w:t>
+      </w:r>
+      <w:r>
+        <w:t xml:space="preserve">when none healthy) and</w:t>
+      </w:r>
+      <w:r>
+        <w:t xml:space="preserve"> </w:t>
+      </w:r>
+      <w:r>
+        <w:rPr>
+          <w:rStyle w:val="VerbatimChar"/>
+        </w:rPr>
+        <w:t xml:space="preserve">GET /providers</w:t>
+      </w:r>
+      <w:r>
+        <w:t xml:space="preserve"> </w:t>
+      </w:r>
+      <w:r>
+        <w:t xml:space="preserve">lists providers with health; httptest-gated, self-contained (HXC-1530).</w:t>
+      </w:r>
+    </w:p>
+    <w:p>
+      <w:pPr>
+        <w:pStyle w:val="Compact"/>
+        <w:numPr>
+          <w:ilvl w:val="2"/>
+          <w:numId w:val="1012"/>
+        </w:numPr>
+      </w:pPr>
+      <w:r>
+        <w:rPr>
+          <w:rStyle w:val="VerbatimChar"/>
+        </w:rPr>
+        <w:t xml:space="preserve">marketplaceadapter</w:t>
+      </w:r>
+      <w:r>
+        <w:t xml:space="preserve"> </w:t>
+      </w:r>
+      <w:r>
+        <w:t xml:space="preserve">—</w:t>
+      </w:r>
+      <w:r>
+        <w:t xml:space="preserve"> </w:t>
+      </w:r>
+      <w:r>
+        <w:rPr>
+          <w:rStyle w:val="VerbatimChar"/>
+        </w:rPr>
+        <w:t xml:space="preserve">MarketplaceAdapter</w:t>
+      </w:r>
+      <w:r>
+        <w:t xml:space="preserve"> </w:t>
+      </w:r>
+      <w:r>
+        <w:t xml:space="preserve">interface (</w:t>
+      </w:r>
+      <w:r>
+        <w:rPr>
+          <w:rStyle w:val="VerbatimChar"/>
+        </w:rPr>
+        <w:t xml:space="preserve">Name</w:t>
+      </w:r>
+      <w:r>
+        <w:t xml:space="preserve">/</w:t>
+      </w:r>
+      <w:r>
+        <w:rPr>
+          <w:rStyle w:val="VerbatimChar"/>
+        </w:rPr>
+        <w:t xml:space="preserve">GetCurrentPricing</w:t>
+      </w:r>
+      <w:r>
+        <w:t xml:space="preserve">/</w:t>
+      </w:r>
+      <w:r>
+        <w:rPr>
+          <w:rStyle w:val="VerbatimChar"/>
+        </w:rPr>
+        <w:t xml:space="preserve">SubmitWork</w:t>
+      </w:r>
+      <w:r>
+        <w:t xml:space="preserve">) with a</w:t>
+      </w:r>
+      <w:r>
+        <w:t xml:space="preserve"> </w:t>
+      </w:r>
+      <w:r>
+        <w:rPr>
+          <w:rStyle w:val="VerbatimChar"/>
+        </w:rPr>
+        <w:t xml:space="preserve">Name()</w:t>
+      </w:r>
+      <w:r>
+        <w:t xml:space="preserve">-keyed dispatch</w:t>
+      </w:r>
+      <w:r>
+        <w:t xml:space="preserve"> </w:t>
+      </w:r>
+      <w:r>
+        <w:rPr>
+          <w:rStyle w:val="VerbatimChar"/>
+        </w:rPr>
+        <w:t xml:space="preserve">Registry</w:t>
+      </w:r>
+      <w:r>
+        <w:t xml:space="preserve"> </w:t>
+      </w:r>
+      <w:r>
+        <w:t xml:space="preserve">and a</w:t>
+      </w:r>
+      <w:r>
+        <w:t xml:space="preserve"> </w:t>
+      </w:r>
+      <w:r>
+        <w:rPr>
+          <w:rStyle w:val="VerbatimChar"/>
+        </w:rPr>
+        <w:t xml:space="preserve">ChutesAdapter</w:t>
+      </w:r>
+      <w:r>
+        <w:t xml:space="preserve"> </w:t>
+      </w:r>
+      <w:r>
+        <w:t xml:space="preserve">over HTTP (httptest fixture, non-2xx rejected) (HXC-1454).</w:t>
+      </w:r>
+    </w:p>
+    <w:p>
+      <w:pPr>
+        <w:pStyle w:val="Compact"/>
+        <w:numPr>
+          <w:ilvl w:val="2"/>
+          <w:numId w:val="1012"/>
+        </w:numPr>
+      </w:pPr>
+      <w:r>
+        <w:rPr>
+          <w:rStyle w:val="VerbatimChar"/>
+        </w:rPr>
+        <w:t xml:space="preserve">cmd/e2ee-proxy</w:t>
+      </w:r>
+      <w:r>
+        <w:t xml:space="preserve"> </w:t>
+      </w:r>
+      <w:r>
+        <w:t xml:space="preserve">— transparent ML-KEM-768 (</w:t>
+      </w:r>
+      <w:r>
+        <w:rPr>
+          <w:rStyle w:val="VerbatimChar"/>
+        </w:rPr>
+        <w:t xml:space="preserve">crypto/mlkem</w:t>
+      </w:r>
+      <w:r>
+        <w:t xml:space="preserve">) + AES-256-GCM encrypting proxy:</w:t>
+      </w:r>
+      <w:r>
+        <w:t xml:space="preserve"> </w:t>
+      </w:r>
+      <w:r>
+        <w:rPr>
+          <w:rStyle w:val="VerbatimChar"/>
+        </w:rPr>
+        <w:t xml:space="preserve">EncryptingTransport</w:t>
+      </w:r>
+      <w:r>
+        <w:t xml:space="preserve"> </w:t>
+      </w:r>
+      <w:r>
+        <w:t xml:space="preserve">seals request bodies and</w:t>
+      </w:r>
+      <w:r>
+        <w:t xml:space="preserve"> </w:t>
+      </w:r>
+      <w:r>
+        <w:rPr>
+          <w:rStyle w:val="VerbatimChar"/>
+        </w:rPr>
+        <w:t xml:space="preserve">DecryptingHandler</w:t>
+      </w:r>
+      <w:r>
+        <w:t xml:space="preserve"> </w:t>
+      </w:r>
+      <w:r>
+        <w:t xml:space="preserve">opens them, so the on-wire payload between proxy and upstream is ciphertext-only while the client receives the correct plaintext; tampered ciphertext is rejected (HXC-1532).</w:t>
+      </w:r>
+    </w:p>
+    <w:p>
+      <w:pPr>
+        <w:pStyle w:val="Compact"/>
+        <w:numPr>
+          <w:ilvl w:val="2"/>
+          <w:numId w:val="1012"/>
+        </w:numPr>
+      </w:pPr>
+      <w:r>
+        <w:rPr>
+          <w:rStyle w:val="VerbatimChar"/>
+        </w:rPr>
+        <w:t xml:space="preserve">e2eebench</w:t>
+      </w:r>
+      <w:r>
+        <w:t xml:space="preserve"> </w:t>
+      </w:r>
+      <w:r>
+        <w:t xml:space="preserve">—</w:t>
+      </w:r>
+      <w:r>
+        <w:t xml:space="preserve"> </w:t>
+      </w:r>
+      <w:r>
+        <w:rPr>
+          <w:rStyle w:val="VerbatimChar"/>
+        </w:rPr>
+        <w:t xml:space="preserve">MeasureHandshakeLatency</w:t>
+      </w:r>
+      <w:r>
+        <w:t xml:space="preserve"> </w:t>
+      </w:r>
+      <w:r>
+        <w:t xml:space="preserve">benchmarks the</w:t>
+      </w:r>
+      <w:r>
+        <w:t xml:space="preserve"> </w:t>
+      </w:r>
+      <w:r>
+        <w:rPr>
+          <w:rStyle w:val="VerbatimChar"/>
+        </w:rPr>
+        <w:t xml:space="preserve">hybridkex</w:t>
+      </w:r>
+      <w:r>
+        <w:t xml:space="preserve"> </w:t>
+      </w:r>
+      <w:r>
+        <w:t xml:space="preserve">full handshake (median + P95), proving median &lt; 1ms on host and enforcing per-iteration key agreement (</w:t>
+      </w:r>
+      <w:r>
+        <w:rPr>
+          <w:rStyle w:val="VerbatimChar"/>
+        </w:rPr>
+        <w:t xml:space="preserve">ErrKeyDisagreement</w:t>
+      </w:r>
+      <w:r>
+        <w:t xml:space="preserve">) (HXC-1556).</w:t>
+      </w:r>
+    </w:p>
+    <w:p>
+      <w:pPr>
+        <w:pStyle w:val="Compact"/>
+        <w:numPr>
+          <w:ilvl w:val="2"/>
+          <w:numId w:val="1012"/>
+        </w:numPr>
+      </w:pPr>
+      <w:r>
+        <w:rPr>
+          <w:rStyle w:val="VerbatimChar"/>
+        </w:rPr>
+        <w:t xml:space="preserve">archlint</w:t>
+      </w:r>
+      <w:r>
+        <w:t xml:space="preserve"> </w:t>
+      </w:r>
+      <w:r>
+        <w:t xml:space="preserve">+</w:t>
+      </w:r>
+      <w:r>
+        <w:t xml:space="preserve"> </w:t>
+      </w:r>
+      <w:r>
+        <w:rPr>
+          <w:rStyle w:val="VerbatimChar"/>
+        </w:rPr>
+        <w:t xml:space="preserve">docs/ARCHITECTURE.md</w:t>
+      </w:r>
+      <w:r>
+        <w:t xml:space="preserve"> </w:t>
+      </w:r>
+      <w:r>
+        <w:t xml:space="preserve">— the hardened L0–L7 architecture diagram and component map, mechanically enforced:</w:t>
+      </w:r>
+      <w:r>
+        <w:t xml:space="preserve"> </w:t>
+      </w:r>
+      <w:r>
+        <w:rPr>
+          <w:rStyle w:val="VerbatimChar"/>
+        </w:rPr>
+        <w:t xml:space="preserve">archlint</w:t>
+      </w:r>
+      <w:r>
+        <w:t xml:space="preserve"> </w:t>
+      </w:r>
+      <w:r>
+        <w:t xml:space="preserve">parses the component-map table and fails the build if any documented component maps to a package path that does not exist on disk (HXC-1424).</w:t>
       </w:r>
     </w:p>
     <w:p>
@@ -4763,11 +4632,11 @@
         <w:pStyle w:val="Compact"/>
         <w:numPr>
           <w:ilvl w:val="1"/>
-          <w:numId w:val="1010"/>
-        </w:numPr>
-      </w:pPr>
-      <w:r>
-        <w:t xml:space="preserve">Wave 68 (5 units, subagent-driven, 5 parallel streams in disjoint packages, run concurrently with wave 69):</w:t>
+          <w:numId w:val="1011"/>
+        </w:numPr>
+      </w:pPr>
+      <w:r>
+        <w:t xml:space="preserve">Wave 67 (5 units, subagent-driven, 5 parallel streams in disjoint packages):</w:t>
       </w:r>
     </w:p>
     <w:p>
@@ -4782,13 +4651,70 @@
         <w:rPr>
           <w:rStyle w:val="VerbatimChar"/>
         </w:rPr>
-        <w:t xml:space="preserve">dst</w:t>
-      </w:r>
-      <w:r>
-        <w:t xml:space="preserve"> </w:t>
-      </w:r>
-      <w:r>
-        <w:t xml:space="preserve">— standalone FoundationDB-style deterministic simulation harness: single-threaded seeded-RNG event loop with injectable network/disk/logical-clock; same seed =&gt; byte-for-byte identical trace + exact failure replay; 1000+ seeded sims (HXC-1419).</w:t>
+        <w:t xml:space="preserve">multiraft</w:t>
+      </w:r>
+      <w:r>
+        <w:t xml:space="preserve"> </w:t>
+      </w:r>
+      <w:r>
+        <w:t xml:space="preserve">—</w:t>
+      </w:r>
+      <w:r>
+        <w:t xml:space="preserve"> </w:t>
+      </w:r>
+      <w:r>
+        <w:rPr>
+          <w:rStyle w:val="VerbatimChar"/>
+        </w:rPr>
+        <w:t xml:space="preserve">MultiRaftManager</w:t>
+      </w:r>
+      <w:r>
+        <w:t xml:space="preserve"> </w:t>
+      </w:r>
+      <w:r>
+        <w:t xml:space="preserve">partitioning cluster state into independent per-shard</w:t>
+      </w:r>
+      <w:r>
+        <w:t xml:space="preserve"> </w:t>
+      </w:r>
+      <w:r>
+        <w:rPr>
+          <w:rStyle w:val="VerbatimChar"/>
+        </w:rPr>
+        <w:t xml:space="preserve">go.etcd.io/raft/v3</w:t>
+      </w:r>
+      <w:r>
+        <w:t xml:space="preserve"> </w:t>
+      </w:r>
+      <w:r>
+        <w:t xml:space="preserve">groups, each electing its own leader and committing independently via per-shard</w:t>
+      </w:r>
+      <w:r>
+        <w:t xml:space="preserve"> </w:t>
+      </w:r>
+      <w:r>
+        <w:rPr>
+          <w:rStyle w:val="VerbatimChar"/>
+        </w:rPr>
+        <w:t xml:space="preserve">Propose</w:t>
+      </w:r>
+      <w:r>
+        <w:t xml:space="preserve"> </w:t>
+      </w:r>
+      <w:r>
+        <w:t xml:space="preserve">routing over an in-process</w:t>
+      </w:r>
+      <w:r>
+        <w:t xml:space="preserve"> </w:t>
+      </w:r>
+      <w:r>
+        <w:rPr>
+          <w:rStyle w:val="VerbatimChar"/>
+        </w:rPr>
+        <w:t xml:space="preserve">RaftTransport</w:t>
+      </w:r>
+      <w:r>
+        <w:t xml:space="preserve">; write throughput scales with shard count and a shard re-elects on leader loss while others keep committing (HXC-1387).</w:t>
       </w:r>
     </w:p>
     <w:p>
@@ -4803,13 +4729,58 @@
         <w:rPr>
           <w:rStyle w:val="VerbatimChar"/>
         </w:rPr>
-        <w:t xml:space="preserve">porcupine</w:t>
-      </w:r>
-      <w:r>
-        <w:t xml:space="preserve"> </w:t>
-      </w:r>
-      <w:r>
-        <w:t xml:space="preserve">— self-contained WGL linearizability checker + concurrent history recorder: PASS on linearizable, FAIL (with violating op) on a seeded non-linearizable history (HXC-1421).</w:t>
+        <w:t xml:space="preserve">stonith</w:t>
+      </w:r>
+      <w:r>
+        <w:t xml:space="preserve"> </w:t>
+      </w:r>
+      <w:r>
+        <w:t xml:space="preserve">— STONITH fencing: a</w:t>
+      </w:r>
+      <w:r>
+        <w:t xml:space="preserve"> </w:t>
+      </w:r>
+      <w:r>
+        <w:rPr>
+          <w:rStyle w:val="VerbatimChar"/>
+        </w:rPr>
+        <w:t xml:space="preserve">FencingAgent</w:t>
+      </w:r>
+      <w:r>
+        <w:t xml:space="preserve"> </w:t>
+      </w:r>
+      <w:r>
+        <w:t xml:space="preserve">interface with IPMI / AWS-EC2 / Azure-ARM / SBD-shared-disk / NoOp drivers and a</w:t>
+      </w:r>
+      <w:r>
+        <w:t xml:space="preserve"> </w:t>
+      </w:r>
+      <w:r>
+        <w:rPr>
+          <w:rStyle w:val="VerbatimChar"/>
+        </w:rPr>
+        <w:t xml:space="preserve">MultiLevelFencer</w:t>
+      </w:r>
+      <w:r>
+        <w:t xml:space="preserve"> </w:t>
+      </w:r>
+      <w:r>
+        <w:t xml:space="preserve">multi-level fallback, with sink-side fence confirmation; the IPMI real-binary path is an honest SKIP-with-reason when</w:t>
+      </w:r>
+      <w:r>
+        <w:t xml:space="preserve"> </w:t>
+      </w:r>
+      <w:r>
+        <w:rPr>
+          <w:rStyle w:val="VerbatimChar"/>
+        </w:rPr>
+        <w:t xml:space="preserve">ipmitool</w:t>
+      </w:r>
+      <w:r>
+        <w:t xml:space="preserve"> </w:t>
+      </w:r>
+      <w:r>
+        <w:t xml:space="preserve">is absent (HXC-1401).</w:t>
       </w:r>
     </w:p>
     <w:p>
@@ -4824,46 +4795,13 @@
         <w:rPr>
           <w:rStyle w:val="VerbatimChar"/>
         </w:rPr>
-        <w:t xml:space="preserve">kraft</w:t>
-      </w:r>
-      <w:r>
-        <w:t xml:space="preserve"> </w:t>
-      </w:r>
-      <w:r>
-        <w:t xml:space="preserve">— KRaft-style self-managed Raft metadata quorum (</w:t>
-      </w:r>
-      <w:r>
-        <w:rPr>
-          <w:rStyle w:val="VerbatimChar"/>
-        </w:rPr>
-        <w:t xml:space="preserve">go.etcd.io/raft/v3</w:t>
-      </w:r>
-      <w:r>
-        <w:t xml:space="preserve">, no ZooKeeper): replicated</w:t>
-      </w:r>
-      <w:r>
-        <w:t xml:space="preserve"> </w:t>
-      </w:r>
-      <w:r>
-        <w:rPr>
-          <w:rStyle w:val="VerbatimChar"/>
-        </w:rPr>
-        <w:t xml:space="preserve">CreateTopic</w:t>
-      </w:r>
-      <w:r>
-        <w:t xml:space="preserve">/</w:t>
-      </w:r>
-      <w:r>
-        <w:rPr>
-          <w:rStyle w:val="VerbatimChar"/>
-        </w:rPr>
-        <w:t xml:space="preserve">ListTopics</w:t>
-      </w:r>
-      <w:r>
-        <w:t xml:space="preserve"> </w:t>
-      </w:r>
-      <w:r>
-        <w:t xml:space="preserve">+ partition-leader assignment, controller election + controller-loss failover (HXC-1417).</w:t>
+        <w:t xml:space="preserve">deviceplugin</w:t>
+      </w:r>
+      <w:r>
+        <w:t xml:space="preserve"> </w:t>
+      </w:r>
+      <w:r>
+        <w:t xml:space="preserve">— Nomad/K8s-style gRPC device-plugin / GRES fingerprinting framework over real gRPC: plugins register full device fingerprints, the registry parses GRES descriptors, atomically applies fingerprints, allocates by request, and rejects oversubscription (HXC-1407).</w:t>
       </w:r>
     </w:p>
     <w:p>
@@ -4878,13 +4816,70 @@
         <w:rPr>
           <w:rStyle w:val="VerbatimChar"/>
         </w:rPr>
-        <w:t xml:space="preserve">internal/chaos</w:t>
-      </w:r>
-      <w:r>
-        <w:t xml:space="preserve"> </w:t>
-      </w:r>
-      <w:r>
-        <w:t xml:space="preserve">— fault-injection library (PodKill/NetworkPartition/DiskStall/ClockSkew) + canary-guarded runner with automatic rollback on health&lt;SLO; deterministic via injected clock + seeded selection (HXC-1422).</w:t>
+        <w:t xml:space="preserve">internal/gpu</w:t>
+      </w:r>
+      <w:r>
+        <w:t xml:space="preserve"> </w:t>
+      </w:r>
+      <w:r>
+        <w:t xml:space="preserve">(additive</w:t>
+      </w:r>
+      <w:r>
+        <w:t xml:space="preserve"> </w:t>
+      </w:r>
+      <w:r>
+        <w:rPr>
+          <w:rStyle w:val="VerbatimChar"/>
+        </w:rPr>
+        <w:t xml:space="preserve">manager_helixpow.go</w:t>
+      </w:r>
+      <w:r>
+        <w:t xml:space="preserve">) — dual-workload capacity reservation:</w:t>
+      </w:r>
+      <w:r>
+        <w:t xml:space="preserve"> </w:t>
+      </w:r>
+      <w:r>
+        <w:rPr>
+          <w:rStyle w:val="VerbatimChar"/>
+        </w:rPr>
+        <w:t xml:space="preserve">ReserveForHelixPoW(fraction)</w:t>
+      </w:r>
+      <w:r>
+        <w:t xml:space="preserve"> </w:t>
+      </w:r>
+      <w:r>
+        <w:t xml:space="preserve">+</w:t>
+      </w:r>
+      <w:r>
+        <w:t xml:space="preserve"> </w:t>
+      </w:r>
+      <w:r>
+        <w:rPr>
+          <w:rStyle w:val="VerbatimChar"/>
+        </w:rPr>
+        <w:t xml:space="preserve">ChutesCapacity()</w:t>
+      </w:r>
+      <w:r>
+        <w:t xml:space="preserve"> </w:t>
+      </w:r>
+      <w:r>
+        <w:t xml:space="preserve">reporting only the non-reserved remainder, with a strict</w:t>
+      </w:r>
+      <w:r>
+        <w:t xml:space="preserve"> </w:t>
+      </w:r>
+      <w:r>
+        <w:rPr>
+          <w:rStyle w:val="VerbatimChar"/>
+        </w:rPr>
+        <w:t xml:space="preserve">&gt;0.80</w:t>
+      </w:r>
+      <w:r>
+        <w:t xml:space="preserve"> </w:t>
+      </w:r>
+      <w:r>
+        <w:t xml:space="preserve">Helix-load Gepetto starvation guard that zeroes Chutes capacity (HXC-1447).</w:t>
       </w:r>
     </w:p>
     <w:p>
@@ -4899,7 +4894,7 @@
         <w:rPr>
           <w:rStyle w:val="VerbatimChar"/>
         </w:rPr>
-        <w:t xml:space="preserve">multiraft</w:t>
+        <w:t xml:space="preserve">chutes</w:t>
       </w:r>
       <w:r>
         <w:t xml:space="preserve"> </w:t>
@@ -4914,7 +4909,7 @@
         <w:rPr>
           <w:rStyle w:val="VerbatimChar"/>
         </w:rPr>
-        <w:t xml:space="preserve">lease.go</w:t>
+        <w:t xml:space="preserve">config.go</w:t>
       </w:r>
       <w:r>
         <w:t xml:space="preserve">) —</w:t>
@@ -4926,25 +4921,55 @@
         <w:rPr>
           <w:rStyle w:val="VerbatimChar"/>
         </w:rPr>
-        <w:t xml:space="preserve">LeaseTracker</w:t>
-      </w:r>
-      <w:r>
-        <w:t xml:space="preserve"> </w:t>
-      </w:r>
-      <w:r>
-        <w:t xml:space="preserve">CockroachDB-style leaseholder local reads (no Raft round-trip), follower routing via</w:t>
-      </w:r>
-      <w:r>
-        <w:t xml:space="preserve"> </w:t>
-      </w:r>
-      <w:r>
-        <w:rPr>
-          <w:rStyle w:val="VerbatimChar"/>
-        </w:rPr>
-        <w:t xml:space="preserve">RaftTransport.SendRead</w:t>
-      </w:r>
-      <w:r>
-        <w:t xml:space="preserve">, lease-expiry re-route against an injected clock (HXC-1389).</w:t>
+        <w:t xml:space="preserve">ChutesMinerConfig</w:t>
+      </w:r>
+      <w:r>
+        <w:t xml:space="preserve"> </w:t>
+      </w:r>
+      <w:r>
+        <w:t xml:space="preserve">and</w:t>
+      </w:r>
+      <w:r>
+        <w:t xml:space="preserve"> </w:t>
+      </w:r>
+      <w:r>
+        <w:rPr>
+          <w:rStyle w:val="VerbatimChar"/>
+        </w:rPr>
+        <w:t xml:space="preserve">ValidatorConfig</w:t>
+      </w:r>
+      <w:r>
+        <w:t xml:space="preserve"> </w:t>
+      </w:r>
+      <w:r>
+        <w:t xml:space="preserve">deployment descriptors with</w:t>
+      </w:r>
+      <w:r>
+        <w:t xml:space="preserve"> </w:t>
+      </w:r>
+      <w:r>
+        <w:rPr>
+          <w:rStyle w:val="VerbatimChar"/>
+        </w:rPr>
+        <w:t xml:space="preserve">Validate()</w:t>
+      </w:r>
+      <w:r>
+        <w:t xml:space="preserve"> </w:t>
+      </w:r>
+      <w:r>
+        <w:t xml:space="preserve">invariants (non-empty IDs/hotkeys,</w:t>
+      </w:r>
+      <w:r>
+        <w:t xml:space="preserve"> </w:t>
+      </w:r>
+      <w:r>
+        <w:rPr>
+          <w:rStyle w:val="VerbatimChar"/>
+        </w:rPr>
+        <w:t xml:space="preserve">GPUCount&gt;0</w:t>
+      </w:r>
+      <w:r>
+        <w:t xml:space="preserve">, non-negative cost, positive cache size, TEE consistency) (HXC-1439).</w:t>
       </w:r>
     </w:p>
     <w:p>
@@ -4952,11 +4977,11 @@
         <w:pStyle w:val="Compact"/>
         <w:numPr>
           <w:ilvl w:val="1"/>
-          <w:numId w:val="1010"/>
-        </w:numPr>
-      </w:pPr>
-      <w:r>
-        <w:t xml:space="preserve">Wave 69 (5 units, subagent-driven, 5 parallel streams in disjoint packages, run concurrently with wave 68):</w:t>
+          <w:numId w:val="1011"/>
+        </w:numPr>
+      </w:pPr>
+      <w:r>
+        <w:t xml:space="preserve">Wave 68 (5 units, subagent-driven, 5 parallel streams in disjoint packages, run concurrently with wave 69):</w:t>
       </w:r>
     </w:p>
     <w:p>
@@ -4971,43 +4996,13 @@
         <w:rPr>
           <w:rStyle w:val="VerbatimChar"/>
         </w:rPr>
-        <w:t xml:space="preserve">stonith</w:t>
-      </w:r>
-      <w:r>
-        <w:t xml:space="preserve"> </w:t>
-      </w:r>
-      <w:r>
-        <w:t xml:space="preserve">— IPMI credential hardening: BMC password delivered via the</w:t>
-      </w:r>
-      <w:r>
-        <w:t xml:space="preserve"> </w:t>
-      </w:r>
-      <w:r>
-        <w:rPr>
-          <w:rStyle w:val="VerbatimChar"/>
-        </w:rPr>
-        <w:t xml:space="preserve">IPMI_PASSWORD</w:t>
-      </w:r>
-      <w:r>
-        <w:t xml:space="preserve"> </w:t>
-      </w:r>
-      <w:r>
-        <w:t xml:space="preserve">env +</w:t>
-      </w:r>
-      <w:r>
-        <w:t xml:space="preserve"> </w:t>
-      </w:r>
-      <w:r>
-        <w:rPr>
-          <w:rStyle w:val="VerbatimChar"/>
-        </w:rPr>
-        <w:t xml:space="preserve">-E</w:t>
-      </w:r>
-      <w:r>
-        <w:t xml:space="preserve"> </w:t>
-      </w:r>
-      <w:r>
-        <w:t xml:space="preserve">(never on the argv / process table) with redacted argv in error strings; tests assert the password appears in neither argv nor errors (HXC-908, closing a wave-67 follow-up).</w:t>
+        <w:t xml:space="preserve">dst</w:t>
+      </w:r>
+      <w:r>
+        <w:t xml:space="preserve"> </w:t>
+      </w:r>
+      <w:r>
+        <w:t xml:space="preserve">— standalone FoundationDB-style deterministic simulation harness: single-threaded seeded-RNG event loop with injectable network/disk/logical-clock; same seed =&gt; byte-for-byte identical trace + exact failure replay; 1000+ seeded sims (HXC-1419).</w:t>
       </w:r>
     </w:p>
     <w:p>
@@ -5022,58 +5017,13 @@
         <w:rPr>
           <w:rStyle w:val="VerbatimChar"/>
         </w:rPr>
-        <w:t xml:space="preserve">deviceplugin</w:t>
-      </w:r>
-      <w:r>
-        <w:t xml:space="preserve"> </w:t>
-      </w:r>
-      <w:r>
-        <w:t xml:space="preserve">— concurrency test driving</w:t>
-      </w:r>
-      <w:r>
-        <w:t xml:space="preserve"> </w:t>
-      </w:r>
-      <w:r>
-        <w:rPr>
-          <w:rStyle w:val="VerbatimChar"/>
-        </w:rPr>
-        <w:t xml:space="preserve">ApplyFingerprint</w:t>
-      </w:r>
-      <w:r>
-        <w:t xml:space="preserve">/</w:t>
-      </w:r>
-      <w:r>
-        <w:rPr>
-          <w:rStyle w:val="VerbatimChar"/>
-        </w:rPr>
-        <w:t xml:space="preserve">Allocate</w:t>
-      </w:r>
-      <w:r>
-        <w:t xml:space="preserve">/</w:t>
-      </w:r>
-      <w:r>
-        <w:rPr>
-          <w:rStyle w:val="VerbatimChar"/>
-        </w:rPr>
-        <w:t xml:space="preserve">Release</w:t>
-      </w:r>
-      <w:r>
-        <w:t xml:space="preserve"> </w:t>
-      </w:r>
-      <w:r>
-        <w:t xml:space="preserve">from 50+ goroutines under</w:t>
-      </w:r>
-      <w:r>
-        <w:t xml:space="preserve"> </w:t>
-      </w:r>
-      <w:r>
-        <w:rPr>
-          <w:rStyle w:val="VerbatimChar"/>
-        </w:rPr>
-        <w:t xml:space="preserve">-race</w:t>
-      </w:r>
-      <w:r>
-        <w:t xml:space="preserve">, proving the Registry never oversubscribes (mutex removal trips the race detector) (HXC-910, closing a wave-67 follow-up).</w:t>
+        <w:t xml:space="preserve">porcupine</w:t>
+      </w:r>
+      <w:r>
+        <w:t xml:space="preserve"> </w:t>
+      </w:r>
+      <w:r>
+        <w:t xml:space="preserve">— self-contained WGL linearizability checker + concurrent history recorder: PASS on linearizable, FAIL (with violating op) on a seeded non-linearizable history (HXC-1421).</w:t>
       </w:r>
     </w:p>
     <w:p>
@@ -5088,43 +5038,46 @@
         <w:rPr>
           <w:rStyle w:val="VerbatimChar"/>
         </w:rPr>
-        <w:t xml:space="preserve">internal/llm</w:t>
-      </w:r>
-      <w:r>
-        <w:t xml:space="preserve"> </w:t>
-      </w:r>
-      <w:r>
-        <w:t xml:space="preserve">— replaced the stub</w:t>
-      </w:r>
-      <w:r>
-        <w:t xml:space="preserve"> </w:t>
-      </w:r>
-      <w:r>
-        <w:rPr>
-          <w:rStyle w:val="VerbatimChar"/>
-        </w:rPr>
-        <w:t xml:space="preserve">Inference</w:t>
-      </w:r>
-      <w:r>
-        <w:t xml:space="preserve"> </w:t>
-      </w:r>
-      <w:r>
-        <w:t xml:space="preserve">with a real strategy-based router (latency/throughput/quality/cost) over the live model registry, excluding unhealthy/unloaded models with a typed no-eligible-model error and a real injectable</w:t>
-      </w:r>
-      <w:r>
-        <w:t xml:space="preserve"> </w:t>
-      </w:r>
-      <w:r>
-        <w:rPr>
-          <w:rStyle w:val="VerbatimChar"/>
-        </w:rPr>
-        <w:t xml:space="preserve">Backend</w:t>
-      </w:r>
-      <w:r>
-        <w:t xml:space="preserve"> </w:t>
-      </w:r>
-      <w:r>
-        <w:t xml:space="preserve">seam (HXC-1470).</w:t>
+        <w:t xml:space="preserve">kraft</w:t>
+      </w:r>
+      <w:r>
+        <w:t xml:space="preserve"> </w:t>
+      </w:r>
+      <w:r>
+        <w:t xml:space="preserve">— KRaft-style self-managed Raft metadata quorum (</w:t>
+      </w:r>
+      <w:r>
+        <w:rPr>
+          <w:rStyle w:val="VerbatimChar"/>
+        </w:rPr>
+        <w:t xml:space="preserve">go.etcd.io/raft/v3</w:t>
+      </w:r>
+      <w:r>
+        <w:t xml:space="preserve">, no ZooKeeper): replicated</w:t>
+      </w:r>
+      <w:r>
+        <w:t xml:space="preserve"> </w:t>
+      </w:r>
+      <w:r>
+        <w:rPr>
+          <w:rStyle w:val="VerbatimChar"/>
+        </w:rPr>
+        <w:t xml:space="preserve">CreateTopic</w:t>
+      </w:r>
+      <w:r>
+        <w:t xml:space="preserve">/</w:t>
+      </w:r>
+      <w:r>
+        <w:rPr>
+          <w:rStyle w:val="VerbatimChar"/>
+        </w:rPr>
+        <w:t xml:space="preserve">ListTopics</w:t>
+      </w:r>
+      <w:r>
+        <w:t xml:space="preserve"> </w:t>
+      </w:r>
+      <w:r>
+        <w:t xml:space="preserve">+ partition-leader assignment, controller election + controller-loss failover (HXC-1417).</w:t>
       </w:r>
     </w:p>
     <w:p>
@@ -5139,100 +5092,13 @@
         <w:rPr>
           <w:rStyle w:val="VerbatimChar"/>
         </w:rPr>
-        <w:t xml:space="preserve">metrics</w:t>
-      </w:r>
-      <w:r>
-        <w:t xml:space="preserve"> </w:t>
-      </w:r>
-      <w:r>
-        <w:t xml:space="preserve">(additive</w:t>
-      </w:r>
-      <w:r>
-        <w:t xml:space="preserve"> </w:t>
-      </w:r>
-      <w:r>
-        <w:rPr>
-          <w:rStyle w:val="VerbatimChar"/>
-        </w:rPr>
-        <w:t xml:space="preserve">earningsmetrics.go</w:t>
-      </w:r>
-      <w:r>
-        <w:t xml:space="preserve">) —</w:t>
-      </w:r>
-      <w:r>
-        <w:t xml:space="preserve"> </w:t>
-      </w:r>
-      <w:r>
-        <w:rPr>
-          <w:rStyle w:val="VerbatimChar"/>
-        </w:rPr>
-        <w:t xml:space="preserve">EarningsMetrics</w:t>
-      </w:r>
-      <w:r>
-        <w:t xml:space="preserve"> </w:t>
-      </w:r>
-      <w:r>
-        <w:t xml:space="preserve">exposing</w:t>
-      </w:r>
-      <w:r>
-        <w:t xml:space="preserve"> </w:t>
-      </w:r>
-      <w:r>
-        <w:rPr>
-          <w:rStyle w:val="VerbatimChar"/>
-        </w:rPr>
-        <w:t xml:space="preserve">tao_earnings_total</w:t>
-      </w:r>
-      <w:r>
-        <w:t xml:space="preserve"> </w:t>
-      </w:r>
-      <w:r>
-        <w:t xml:space="preserve">/</w:t>
-      </w:r>
-      <w:r>
-        <w:t xml:space="preserve"> </w:t>
-      </w:r>
-      <w:r>
-        <w:rPr>
-          <w:rStyle w:val="VerbatimChar"/>
-        </w:rPr>
-        <w:t xml:space="preserve">graval_attestation_status</w:t>
-      </w:r>
-      <w:r>
-        <w:t xml:space="preserve"> </w:t>
-      </w:r>
-      <w:r>
-        <w:t xml:space="preserve">/</w:t>
-      </w:r>
-      <w:r>
-        <w:t xml:space="preserve"> </w:t>
-      </w:r>
-      <w:r>
-        <w:rPr>
-          <w:rStyle w:val="VerbatimChar"/>
-        </w:rPr>
-        <w:t xml:space="preserve">token_throughput</w:t>
-      </w:r>
-      <w:r>
-        <w:t xml:space="preserve"> </w:t>
-      </w:r>
-      <w:r>
-        <w:t xml:space="preserve">/</w:t>
-      </w:r>
-      <w:r>
-        <w:t xml:space="preserve"> </w:t>
-      </w:r>
-      <w:r>
-        <w:rPr>
-          <w:rStyle w:val="VerbatimChar"/>
-        </w:rPr>
-        <w:t xml:space="preserve">gpu_utilization</w:t>
-      </w:r>
-      <w:r>
-        <w:t xml:space="preserve"> </w:t>
-      </w:r>
-      <w:r>
-        <w:t xml:space="preserve">Prometheus-text series with deterministic (sorted) ordering + concurrent-safe setters (HXC-1483).</w:t>
+        <w:t xml:space="preserve">internal/chaos</w:t>
+      </w:r>
+      <w:r>
+        <w:t xml:space="preserve"> </w:t>
+      </w:r>
+      <w:r>
+        <w:t xml:space="preserve">— fault-injection library (PodKill/NetworkPartition/DiskStall/ClockSkew) + canary-guarded runner with automatic rollback on health&lt;SLO; deterministic via injected clock + seeded selection (HXC-1422).</w:t>
       </w:r>
     </w:p>
     <w:p>
@@ -5247,7 +5113,7 @@
         <w:rPr>
           <w:rStyle w:val="VerbatimChar"/>
         </w:rPr>
-        <w:t xml:space="preserve">internal/gpu</w:t>
+        <w:t xml:space="preserve">multiraft</w:t>
       </w:r>
       <w:r>
         <w:t xml:space="preserve"> </w:t>
@@ -5262,49 +5128,37 @@
         <w:rPr>
           <w:rStyle w:val="VerbatimChar"/>
         </w:rPr>
-        <w:t xml:space="preserve">attesthook.go</w:t>
-      </w:r>
-      <w:r>
-        <w:t xml:space="preserve">) — GraVal attestation hook:</w:t>
-      </w:r>
-      <w:r>
-        <w:t xml:space="preserve"> </w:t>
-      </w:r>
-      <w:r>
-        <w:rPr>
-          <w:rStyle w:val="VerbatimChar"/>
-        </w:rPr>
-        <w:t xml:space="preserve">AllocateForChutes</w:t>
-      </w:r>
-      <w:r>
-        <w:t xml:space="preserve"> </w:t>
-      </w:r>
-      <w:r>
-        <w:t xml:space="preserve">refuses a GPU that has not passed attestation (</w:t>
-      </w:r>
-      <w:r>
-        <w:rPr>
-          <w:rStyle w:val="VerbatimChar"/>
-        </w:rPr>
-        <w:t xml:space="preserve">ErrAttestationRequired</w:t>
-      </w:r>
-      <w:r>
-        <w:t xml:space="preserve">), even on the idempotent re-allocation path; injectable</w:t>
-      </w:r>
-      <w:r>
-        <w:t xml:space="preserve"> </w:t>
-      </w:r>
-      <w:r>
-        <w:rPr>
-          <w:rStyle w:val="VerbatimChar"/>
-        </w:rPr>
-        <w:t xml:space="preserve">ChutesAttestor</w:t>
-      </w:r>
-      <w:r>
-        <w:t xml:space="preserve"> </w:t>
-      </w:r>
-      <w:r>
-        <w:t xml:space="preserve">seam (HXC-1448).</w:t>
+        <w:t xml:space="preserve">lease.go</w:t>
+      </w:r>
+      <w:r>
+        <w:t xml:space="preserve">) —</w:t>
+      </w:r>
+      <w:r>
+        <w:t xml:space="preserve"> </w:t>
+      </w:r>
+      <w:r>
+        <w:rPr>
+          <w:rStyle w:val="VerbatimChar"/>
+        </w:rPr>
+        <w:t xml:space="preserve">LeaseTracker</w:t>
+      </w:r>
+      <w:r>
+        <w:t xml:space="preserve"> </w:t>
+      </w:r>
+      <w:r>
+        <w:t xml:space="preserve">CockroachDB-style leaseholder local reads (no Raft round-trip), follower routing via</w:t>
+      </w:r>
+      <w:r>
+        <w:t xml:space="preserve"> </w:t>
+      </w:r>
+      <w:r>
+        <w:rPr>
+          <w:rStyle w:val="VerbatimChar"/>
+        </w:rPr>
+        <w:t xml:space="preserve">RaftTransport.SendRead</w:t>
+      </w:r>
+      <w:r>
+        <w:t xml:space="preserve">, lease-expiry re-route against an injected clock (HXC-1389).</w:t>
       </w:r>
     </w:p>
     <w:p>
@@ -5312,11 +5166,11 @@
         <w:pStyle w:val="Compact"/>
         <w:numPr>
           <w:ilvl w:val="1"/>
-          <w:numId w:val="1010"/>
-        </w:numPr>
-      </w:pPr>
-      <w:r>
-        <w:t xml:space="preserve">Wave 70 (5 units, subagent-driven, 5 parallel streams in disjoint packages, run concurrently with wave 71):</w:t>
+          <w:numId w:val="1011"/>
+        </w:numPr>
+      </w:pPr>
+      <w:r>
+        <w:t xml:space="preserve">Wave 69 (5 units, subagent-driven, 5 parallel streams in disjoint packages, run concurrently with wave 68):</w:t>
       </w:r>
     </w:p>
     <w:p>
@@ -5331,40 +5185,43 @@
         <w:rPr>
           <w:rStyle w:val="VerbatimChar"/>
         </w:rPr>
-        <w:t xml:space="preserve">provider/chutes</w:t>
-      </w:r>
-      <w:r>
-        <w:t xml:space="preserve"> </w:t>
-      </w:r>
-      <w:r>
-        <w:t xml:space="preserve">— OpenAI-compatible</w:t>
-      </w:r>
-      <w:r>
-        <w:t xml:space="preserve"> </w:t>
-      </w:r>
-      <w:r>
-        <w:rPr>
-          <w:rStyle w:val="VerbatimChar"/>
-        </w:rPr>
-        <w:t xml:space="preserve">/v1/chat/completions</w:t>
-      </w:r>
-      <w:r>
-        <w:t xml:space="preserve"> </w:t>
-      </w:r>
-      <w:r>
-        <w:t xml:space="preserve">provider (</w:t>
-      </w:r>
-      <w:r>
-        <w:rPr>
-          <w:rStyle w:val="VerbatimChar"/>
-        </w:rPr>
-        <w:t xml:space="preserve">cpk_</w:t>
-      </w:r>
-      <w:r>
-        <w:t xml:space="preserve"> </w:t>
-      </w:r>
-      <w:r>
-        <w:t xml:space="preserve">Bearer) with HTTP-429 retry+backoff; httptest proves retry-then-success, Bearer header, and typed errors (HXC-1510).</w:t>
+        <w:t xml:space="preserve">stonith</w:t>
+      </w:r>
+      <w:r>
+        <w:t xml:space="preserve"> </w:t>
+      </w:r>
+      <w:r>
+        <w:t xml:space="preserve">— IPMI credential hardening: BMC password delivered via the</w:t>
+      </w:r>
+      <w:r>
+        <w:t xml:space="preserve"> </w:t>
+      </w:r>
+      <w:r>
+        <w:rPr>
+          <w:rStyle w:val="VerbatimChar"/>
+        </w:rPr>
+        <w:t xml:space="preserve">IPMI_PASSWORD</w:t>
+      </w:r>
+      <w:r>
+        <w:t xml:space="preserve"> </w:t>
+      </w:r>
+      <w:r>
+        <w:t xml:space="preserve">env +</w:t>
+      </w:r>
+      <w:r>
+        <w:t xml:space="preserve"> </w:t>
+      </w:r>
+      <w:r>
+        <w:rPr>
+          <w:rStyle w:val="VerbatimChar"/>
+        </w:rPr>
+        <w:t xml:space="preserve">-E</w:t>
+      </w:r>
+      <w:r>
+        <w:t xml:space="preserve"> </w:t>
+      </w:r>
+      <w:r>
+        <w:t xml:space="preserve">(never on the argv / process table) with redacted argv in error strings; tests assert the password appears in neither argv nor errors (HXC-908, closing a wave-67 follow-up).</w:t>
       </w:r>
     </w:p>
     <w:p>
@@ -5379,34 +5236,22 @@
         <w:rPr>
           <w:rStyle w:val="VerbatimChar"/>
         </w:rPr>
-        <w:t xml:space="preserve">pool</w:t>
-      </w:r>
-      <w:r>
-        <w:t xml:space="preserve"> </w:t>
-      </w:r>
-      <w:r>
-        <w:t xml:space="preserve">(additive</w:t>
-      </w:r>
-      <w:r>
-        <w:t xml:space="preserve"> </w:t>
-      </w:r>
-      <w:r>
-        <w:rPr>
-          <w:rStyle w:val="VerbatimChar"/>
-        </w:rPr>
-        <w:t xml:space="preserve">model.go</w:t>
-      </w:r>
-      <w:r>
-        <w:t xml:space="preserve">) —</w:t>
-      </w:r>
-      <w:r>
-        <w:t xml:space="preserve"> </w:t>
-      </w:r>
-      <w:r>
-        <w:rPr>
-          <w:rStyle w:val="VerbatimChar"/>
-        </w:rPr>
-        <w:t xml:space="preserve">GPUDevice</w:t>
+        <w:t xml:space="preserve">deviceplugin</w:t>
+      </w:r>
+      <w:r>
+        <w:t xml:space="preserve"> </w:t>
+      </w:r>
+      <w:r>
+        <w:t xml:space="preserve">— concurrency test driving</w:t>
+      </w:r>
+      <w:r>
+        <w:t xml:space="preserve"> </w:t>
+      </w:r>
+      <w:r>
+        <w:rPr>
+          <w:rStyle w:val="VerbatimChar"/>
+        </w:rPr>
+        <w:t xml:space="preserve">ApplyFingerprint</w:t>
       </w:r>
       <w:r>
         <w:t xml:space="preserve">/</w:t>
@@ -5415,7 +5260,7 @@
         <w:rPr>
           <w:rStyle w:val="VerbatimChar"/>
         </w:rPr>
-        <w:t xml:space="preserve">WorkloadSpec</w:t>
+        <w:t xml:space="preserve">Allocate</w:t>
       </w:r>
       <w:r>
         <w:t xml:space="preserve">/</w:t>
@@ -5424,22 +5269,25 @@
         <w:rPr>
           <w:rStyle w:val="VerbatimChar"/>
         </w:rPr>
-        <w:t xml:space="preserve">GPUAllocation</w:t>
-      </w:r>
-      <w:r>
-        <w:t xml:space="preserve">/</w:t>
-      </w:r>
-      <w:r>
-        <w:rPr>
-          <w:rStyle w:val="VerbatimChar"/>
-        </w:rPr>
-        <w:t xml:space="preserve">PoolStatus</w:t>
-      </w:r>
-      <w:r>
-        <w:t xml:space="preserve"> </w:t>
-      </w:r>
-      <w:r>
-        <w:t xml:space="preserve">data model with snake_case JSON tags + round-trip/concurrency tests (HXC-1495).</w:t>
+        <w:t xml:space="preserve">Release</w:t>
+      </w:r>
+      <w:r>
+        <w:t xml:space="preserve"> </w:t>
+      </w:r>
+      <w:r>
+        <w:t xml:space="preserve">from 50+ goroutines under</w:t>
+      </w:r>
+      <w:r>
+        <w:t xml:space="preserve"> </w:t>
+      </w:r>
+      <w:r>
+        <w:rPr>
+          <w:rStyle w:val="VerbatimChar"/>
+        </w:rPr>
+        <w:t xml:space="preserve">-race</w:t>
+      </w:r>
+      <w:r>
+        <w:t xml:space="preserve">, proving the Registry never oversubscribes (mutex removal trips the race detector) (HXC-910, closing a wave-67 follow-up).</w:t>
       </w:r>
     </w:p>
     <w:p>
@@ -5454,55 +5302,43 @@
         <w:rPr>
           <w:rStyle w:val="VerbatimChar"/>
         </w:rPr>
-        <w:t xml:space="preserve">quantization</w:t>
-      </w:r>
-      <w:r>
-        <w:t xml:space="preserve"> </w:t>
-      </w:r>
-      <w:r>
-        <w:t xml:space="preserve">(additive</w:t>
-      </w:r>
-      <w:r>
-        <w:t xml:space="preserve"> </w:t>
-      </w:r>
-      <w:r>
-        <w:rPr>
-          <w:rStyle w:val="VerbatimChar"/>
-        </w:rPr>
-        <w:t xml:space="preserve">awq.go</w:t>
-      </w:r>
-      <w:r>
-        <w:t xml:space="preserve">) — AWQ 4-bit default serving format +</w:t>
-      </w:r>
-      <w:r>
-        <w:t xml:space="preserve"> </w:t>
-      </w:r>
-      <w:r>
-        <w:rPr>
-          <w:rStyle w:val="VerbatimChar"/>
-        </w:rPr>
-        <w:t xml:space="preserve">EstimateVRAM</w:t>
-      </w:r>
-      <w:r>
-        <w:t xml:space="preserve"> </w:t>
-      </w:r>
-      <w:r>
-        <w:t xml:space="preserve">(~25% of fp16) + budget-aware</w:t>
-      </w:r>
-      <w:r>
-        <w:t xml:space="preserve"> </w:t>
-      </w:r>
-      <w:r>
-        <w:rPr>
-          <w:rStyle w:val="VerbatimChar"/>
-        </w:rPr>
-        <w:t xml:space="preserve">SelectFormat</w:t>
-      </w:r>
-      <w:r>
-        <w:t xml:space="preserve"> </w:t>
-      </w:r>
-      <w:r>
-        <w:t xml:space="preserve">preferring AWQ when fp16 won’t fit (HXC-1473).</w:t>
+        <w:t xml:space="preserve">internal/llm</w:t>
+      </w:r>
+      <w:r>
+        <w:t xml:space="preserve"> </w:t>
+      </w:r>
+      <w:r>
+        <w:t xml:space="preserve">— replaced the stub</w:t>
+      </w:r>
+      <w:r>
+        <w:t xml:space="preserve"> </w:t>
+      </w:r>
+      <w:r>
+        <w:rPr>
+          <w:rStyle w:val="VerbatimChar"/>
+        </w:rPr>
+        <w:t xml:space="preserve">Inference</w:t>
+      </w:r>
+      <w:r>
+        <w:t xml:space="preserve"> </w:t>
+      </w:r>
+      <w:r>
+        <w:t xml:space="preserve">with a real strategy-based router (latency/throughput/quality/cost) over the live model registry, excluding unhealthy/unloaded models with a typed no-eligible-model error and a real injectable</w:t>
+      </w:r>
+      <w:r>
+        <w:t xml:space="preserve"> </w:t>
+      </w:r>
+      <w:r>
+        <w:rPr>
+          <w:rStyle w:val="VerbatimChar"/>
+        </w:rPr>
+        <w:t xml:space="preserve">Backend</w:t>
+      </w:r>
+      <w:r>
+        <w:t xml:space="preserve"> </w:t>
+      </w:r>
+      <w:r>
+        <w:t xml:space="preserve">seam (HXC-1470).</w:t>
       </w:r>
     </w:p>
     <w:p>
@@ -5517,7 +5353,7 @@
         <w:rPr>
           <w:rStyle w:val="VerbatimChar"/>
         </w:rPr>
-        <w:t xml:space="preserve">internal/gateway</w:t>
+        <w:t xml:space="preserve">metrics</w:t>
       </w:r>
       <w:r>
         <w:t xml:space="preserve"> </w:t>
@@ -5532,40 +5368,85 @@
         <w:rPr>
           <w:rStyle w:val="VerbatimChar"/>
         </w:rPr>
-        <w:t xml:space="preserve">inference.go</w:t>
-      </w:r>
-      <w:r>
-        <w:t xml:space="preserve">) — inference route forwarding to an injectable Chutes client;</w:t>
-      </w:r>
-      <w:r>
-        <w:t xml:space="preserve"> </w:t>
-      </w:r>
-      <w:r>
-        <w:rPr>
-          <w:rStyle w:val="VerbatimChar"/>
-        </w:rPr>
-        <w:t xml:space="preserve">TEERequired</w:t>
-      </w:r>
-      <w:r>
-        <w:t xml:space="preserve"> </w:t>
-      </w:r>
-      <w:r>
-        <w:t xml:space="preserve">=&gt;</w:t>
-      </w:r>
-      <w:r>
-        <w:t xml:space="preserve"> </w:t>
-      </w:r>
-      <w:r>
-        <w:rPr>
-          <w:rStyle w:val="VerbatimChar"/>
-        </w:rPr>
-        <w:t xml:space="preserve">X-E2EE-Enabled</w:t>
-      </w:r>
-      <w:r>
-        <w:t xml:space="preserve"> </w:t>
-      </w:r>
-      <w:r>
-        <w:t xml:space="preserve">routing marker; client failure =&gt; 502 (HXC-1469).</w:t>
+        <w:t xml:space="preserve">earningsmetrics.go</w:t>
+      </w:r>
+      <w:r>
+        <w:t xml:space="preserve">) —</w:t>
+      </w:r>
+      <w:r>
+        <w:t xml:space="preserve"> </w:t>
+      </w:r>
+      <w:r>
+        <w:rPr>
+          <w:rStyle w:val="VerbatimChar"/>
+        </w:rPr>
+        <w:t xml:space="preserve">EarningsMetrics</w:t>
+      </w:r>
+      <w:r>
+        <w:t xml:space="preserve"> </w:t>
+      </w:r>
+      <w:r>
+        <w:t xml:space="preserve">exposing</w:t>
+      </w:r>
+      <w:r>
+        <w:t xml:space="preserve"> </w:t>
+      </w:r>
+      <w:r>
+        <w:rPr>
+          <w:rStyle w:val="VerbatimChar"/>
+        </w:rPr>
+        <w:t xml:space="preserve">tao_earnings_total</w:t>
+      </w:r>
+      <w:r>
+        <w:t xml:space="preserve"> </w:t>
+      </w:r>
+      <w:r>
+        <w:t xml:space="preserve">/</w:t>
+      </w:r>
+      <w:r>
+        <w:t xml:space="preserve"> </w:t>
+      </w:r>
+      <w:r>
+        <w:rPr>
+          <w:rStyle w:val="VerbatimChar"/>
+        </w:rPr>
+        <w:t xml:space="preserve">graval_attestation_status</w:t>
+      </w:r>
+      <w:r>
+        <w:t xml:space="preserve"> </w:t>
+      </w:r>
+      <w:r>
+        <w:t xml:space="preserve">/</w:t>
+      </w:r>
+      <w:r>
+        <w:t xml:space="preserve"> </w:t>
+      </w:r>
+      <w:r>
+        <w:rPr>
+          <w:rStyle w:val="VerbatimChar"/>
+        </w:rPr>
+        <w:t xml:space="preserve">token_throughput</w:t>
+      </w:r>
+      <w:r>
+        <w:t xml:space="preserve"> </w:t>
+      </w:r>
+      <w:r>
+        <w:t xml:space="preserve">/</w:t>
+      </w:r>
+      <w:r>
+        <w:t xml:space="preserve"> </w:t>
+      </w:r>
+      <w:r>
+        <w:rPr>
+          <w:rStyle w:val="VerbatimChar"/>
+        </w:rPr>
+        <w:t xml:space="preserve">gpu_utilization</w:t>
+      </w:r>
+      <w:r>
+        <w:t xml:space="preserve"> </w:t>
+      </w:r>
+      <w:r>
+        <w:t xml:space="preserve">Prometheus-text series with deterministic (sorted) ordering + concurrent-safe setters (HXC-1483).</w:t>
       </w:r>
     </w:p>
     <w:p>
@@ -5595,10 +5476,49 @@
         <w:rPr>
           <w:rStyle w:val="VerbatimChar"/>
         </w:rPr>
-        <w:t xml:space="preserve">mig.go</w:t>
-      </w:r>
-      <w:r>
-        <w:t xml:space="preserve">) — MIG profile management: standardized vGPU tiers (1g.10gb/2g.20gb/3g.40gb/7g.80gb), in-memory partitioning with oversubscription rejection + fixed-at-creation immutability (HXC-1449).</w:t>
+        <w:t xml:space="preserve">attesthook.go</w:t>
+      </w:r>
+      <w:r>
+        <w:t xml:space="preserve">) — GraVal attestation hook:</w:t>
+      </w:r>
+      <w:r>
+        <w:t xml:space="preserve"> </w:t>
+      </w:r>
+      <w:r>
+        <w:rPr>
+          <w:rStyle w:val="VerbatimChar"/>
+        </w:rPr>
+        <w:t xml:space="preserve">AllocateForChutes</w:t>
+      </w:r>
+      <w:r>
+        <w:t xml:space="preserve"> </w:t>
+      </w:r>
+      <w:r>
+        <w:t xml:space="preserve">refuses a GPU that has not passed attestation (</w:t>
+      </w:r>
+      <w:r>
+        <w:rPr>
+          <w:rStyle w:val="VerbatimChar"/>
+        </w:rPr>
+        <w:t xml:space="preserve">ErrAttestationRequired</w:t>
+      </w:r>
+      <w:r>
+        <w:t xml:space="preserve">), even on the idempotent re-allocation path; injectable</w:t>
+      </w:r>
+      <w:r>
+        <w:t xml:space="preserve"> </w:t>
+      </w:r>
+      <w:r>
+        <w:rPr>
+          <w:rStyle w:val="VerbatimChar"/>
+        </w:rPr>
+        <w:t xml:space="preserve">ChutesAttestor</w:t>
+      </w:r>
+      <w:r>
+        <w:t xml:space="preserve"> </w:t>
+      </w:r>
+      <w:r>
+        <w:t xml:space="preserve">seam (HXC-1448).</w:t>
       </w:r>
     </w:p>
     <w:p>
@@ -5606,11 +5526,11 @@
         <w:pStyle w:val="Compact"/>
         <w:numPr>
           <w:ilvl w:val="1"/>
-          <w:numId w:val="1010"/>
-        </w:numPr>
-      </w:pPr>
-      <w:r>
-        <w:t xml:space="preserve">Wave 71 (5 units, subagent-driven, 5 parallel streams in disjoint packages, run concurrently with wave 70; closes 4 prior follow-ups):</w:t>
+          <w:numId w:val="1011"/>
+        </w:numPr>
+      </w:pPr>
+      <w:r>
+        <w:t xml:space="preserve">Wave 70 (5 units, subagent-driven, 5 parallel streams in disjoint packages, run concurrently with wave 71):</w:t>
       </w:r>
     </w:p>
     <w:p>
@@ -5625,28 +5545,40 @@
         <w:rPr>
           <w:rStyle w:val="VerbatimChar"/>
         </w:rPr>
-        <w:t xml:space="preserve">multiraft</w:t>
-      </w:r>
-      <w:r>
-        <w:t xml:space="preserve"> </w:t>
-      </w:r>
-      <w:r>
-        <w:t xml:space="preserve">— RaftTransport async-delivery safety: inbox handler Steps under the shard mutex, outbound messages deferred + flushed after unlock; a new async-transport</w:t>
-      </w:r>
-      <w:r>
-        <w:t xml:space="preserve"> </w:t>
-      </w:r>
-      <w:r>
-        <w:rPr>
-          <w:rStyle w:val="VerbatimChar"/>
-        </w:rPr>
-        <w:t xml:space="preserve">-race</w:t>
-      </w:r>
-      <w:r>
-        <w:t xml:space="preserve"> </w:t>
-      </w:r>
-      <w:r>
-        <w:t xml:space="preserve">test proves a goroutine-delivering transport is race-free and still commits (HXC-909).</w:t>
+        <w:t xml:space="preserve">provider/chutes</w:t>
+      </w:r>
+      <w:r>
+        <w:t xml:space="preserve"> </w:t>
+      </w:r>
+      <w:r>
+        <w:t xml:space="preserve">— OpenAI-compatible</w:t>
+      </w:r>
+      <w:r>
+        <w:t xml:space="preserve"> </w:t>
+      </w:r>
+      <w:r>
+        <w:rPr>
+          <w:rStyle w:val="VerbatimChar"/>
+        </w:rPr>
+        <w:t xml:space="preserve">/v1/chat/completions</w:t>
+      </w:r>
+      <w:r>
+        <w:t xml:space="preserve"> </w:t>
+      </w:r>
+      <w:r>
+        <w:t xml:space="preserve">provider (</w:t>
+      </w:r>
+      <w:r>
+        <w:rPr>
+          <w:rStyle w:val="VerbatimChar"/>
+        </w:rPr>
+        <w:t xml:space="preserve">cpk_</w:t>
+      </w:r>
+      <w:r>
+        <w:t xml:space="preserve"> </w:t>
+      </w:r>
+      <w:r>
+        <w:t xml:space="preserve">Bearer) with HTTP-429 retry+backoff; httptest proves retry-then-success, Bearer header, and typed errors (HXC-1510).</w:t>
       </w:r>
     </w:p>
     <w:p>
@@ -5661,43 +5593,67 @@
         <w:rPr>
           <w:rStyle w:val="VerbatimChar"/>
         </w:rPr>
-        <w:t xml:space="preserve">kraft</w:t>
-      </w:r>
-      <w:r>
-        <w:t xml:space="preserve"> </w:t>
-      </w:r>
-      <w:r>
-        <w:t xml:space="preserve">—</w:t>
-      </w:r>
-      <w:r>
-        <w:t xml:space="preserve"> </w:t>
-      </w:r>
-      <w:r>
-        <w:rPr>
-          <w:rStyle w:val="VerbatimChar"/>
-        </w:rPr>
-        <w:t xml:space="preserve">CreateTopic</w:t>
-      </w:r>
-      <w:r>
-        <w:t xml:space="preserve"> </w:t>
-      </w:r>
-      <w:r>
-        <w:t xml:space="preserve">returns</w:t>
-      </w:r>
-      <w:r>
-        <w:t xml:space="preserve"> </w:t>
-      </w:r>
-      <w:r>
-        <w:rPr>
-          <w:rStyle w:val="VerbatimChar"/>
-        </w:rPr>
-        <w:t xml:space="preserve">ErrTopicExists</w:t>
-      </w:r>
-      <w:r>
-        <w:t xml:space="preserve"> </w:t>
-      </w:r>
-      <w:r>
-        <w:t xml:space="preserve">on a conflicting re-create (different partition count); identical re-create stays idempotent (HXC-912).</w:t>
+        <w:t xml:space="preserve">pool</w:t>
+      </w:r>
+      <w:r>
+        <w:t xml:space="preserve"> </w:t>
+      </w:r>
+      <w:r>
+        <w:t xml:space="preserve">(additive</w:t>
+      </w:r>
+      <w:r>
+        <w:t xml:space="preserve"> </w:t>
+      </w:r>
+      <w:r>
+        <w:rPr>
+          <w:rStyle w:val="VerbatimChar"/>
+        </w:rPr>
+        <w:t xml:space="preserve">model.go</w:t>
+      </w:r>
+      <w:r>
+        <w:t xml:space="preserve">) —</w:t>
+      </w:r>
+      <w:r>
+        <w:t xml:space="preserve"> </w:t>
+      </w:r>
+      <w:r>
+        <w:rPr>
+          <w:rStyle w:val="VerbatimChar"/>
+        </w:rPr>
+        <w:t xml:space="preserve">GPUDevice</w:t>
+      </w:r>
+      <w:r>
+        <w:t xml:space="preserve">/</w:t>
+      </w:r>
+      <w:r>
+        <w:rPr>
+          <w:rStyle w:val="VerbatimChar"/>
+        </w:rPr>
+        <w:t xml:space="preserve">WorkloadSpec</w:t>
+      </w:r>
+      <w:r>
+        <w:t xml:space="preserve">/</w:t>
+      </w:r>
+      <w:r>
+        <w:rPr>
+          <w:rStyle w:val="VerbatimChar"/>
+        </w:rPr>
+        <w:t xml:space="preserve">GPUAllocation</w:t>
+      </w:r>
+      <w:r>
+        <w:t xml:space="preserve">/</w:t>
+      </w:r>
+      <w:r>
+        <w:rPr>
+          <w:rStyle w:val="VerbatimChar"/>
+        </w:rPr>
+        <w:t xml:space="preserve">PoolStatus</w:t>
+      </w:r>
+      <w:r>
+        <w:t xml:space="preserve"> </w:t>
+      </w:r>
+      <w:r>
+        <w:t xml:space="preserve">data model with snake_case JSON tags + round-trip/concurrency tests (HXC-1495).</w:t>
       </w:r>
     </w:p>
     <w:p>
@@ -5712,37 +5668,55 @@
         <w:rPr>
           <w:rStyle w:val="VerbatimChar"/>
         </w:rPr>
-        <w:t xml:space="preserve">porcupine</w:t>
-      </w:r>
-      <w:r>
-        <w:t xml:space="preserve"> </w:t>
-      </w:r>
-      <w:r>
-        <w:t xml:space="preserve">— WGL state-dedup memoization via</w:t>
-      </w:r>
-      <w:r>
-        <w:t xml:space="preserve"> </w:t>
-      </w:r>
-      <w:r>
-        <w:rPr>
-          <w:rStyle w:val="VerbatimChar"/>
-        </w:rPr>
-        <w:t xml:space="preserve">Model.Equal</w:t>
-      </w:r>
-      <w:r>
-        <w:t xml:space="preserve">: verdict-preserving pruning (memo fires on backtracking histories; identical PASS/FAIL + witness vs</w:t>
-      </w:r>
-      <w:r>
-        <w:t xml:space="preserve"> </w:t>
-      </w:r>
-      <w:r>
-        <w:rPr>
-          <w:rStyle w:val="VerbatimChar"/>
-        </w:rPr>
-        <w:t xml:space="preserve">Equal==nil</w:t>
-      </w:r>
-      <w:r>
-        <w:t xml:space="preserve">) (HXC-913).</w:t>
+        <w:t xml:space="preserve">quantization</w:t>
+      </w:r>
+      <w:r>
+        <w:t xml:space="preserve"> </w:t>
+      </w:r>
+      <w:r>
+        <w:t xml:space="preserve">(additive</w:t>
+      </w:r>
+      <w:r>
+        <w:t xml:space="preserve"> </w:t>
+      </w:r>
+      <w:r>
+        <w:rPr>
+          <w:rStyle w:val="VerbatimChar"/>
+        </w:rPr>
+        <w:t xml:space="preserve">awq.go</w:t>
+      </w:r>
+      <w:r>
+        <w:t xml:space="preserve">) — AWQ 4-bit default serving format +</w:t>
+      </w:r>
+      <w:r>
+        <w:t xml:space="preserve"> </w:t>
+      </w:r>
+      <w:r>
+        <w:rPr>
+          <w:rStyle w:val="VerbatimChar"/>
+        </w:rPr>
+        <w:t xml:space="preserve">EstimateVRAM</w:t>
+      </w:r>
+      <w:r>
+        <w:t xml:space="preserve"> </w:t>
+      </w:r>
+      <w:r>
+        <w:t xml:space="preserve">(~25% of fp16) + budget-aware</w:t>
+      </w:r>
+      <w:r>
+        <w:t xml:space="preserve"> </w:t>
+      </w:r>
+      <w:r>
+        <w:rPr>
+          <w:rStyle w:val="VerbatimChar"/>
+        </w:rPr>
+        <w:t xml:space="preserve">SelectFormat</w:t>
+      </w:r>
+      <w:r>
+        <w:t xml:space="preserve"> </w:t>
+      </w:r>
+      <w:r>
+        <w:t xml:space="preserve">preferring AWQ when fp16 won’t fit (HXC-1473).</w:t>
       </w:r>
     </w:p>
     <w:p>
@@ -5757,28 +5731,55 @@
         <w:rPr>
           <w:rStyle w:val="VerbatimChar"/>
         </w:rPr>
-        <w:t xml:space="preserve">chutes</w:t>
-      </w:r>
-      <w:r>
-        <w:t xml:space="preserve"> </w:t>
-      </w:r>
-      <w:r>
-        <w:t xml:space="preserve">—</w:t>
-      </w:r>
-      <w:r>
-        <w:t xml:space="preserve"> </w:t>
-      </w:r>
-      <w:r>
-        <w:rPr>
-          <w:rStyle w:val="VerbatimChar"/>
-        </w:rPr>
-        <w:t xml:space="preserve">StreamChannel</w:t>
-      </w:r>
-      <w:r>
-        <w:t xml:space="preserve"> </w:t>
-      </w:r>
-      <w:r>
-        <w:t xml:space="preserve">honors ctx cancellation on a blocked read (prompt channel close, no goroutine leak) and closes the owned reader (HXC-911).</w:t>
+        <w:t xml:space="preserve">internal/gateway</w:t>
+      </w:r>
+      <w:r>
+        <w:t xml:space="preserve"> </w:t>
+      </w:r>
+      <w:r>
+        <w:t xml:space="preserve">(additive</w:t>
+      </w:r>
+      <w:r>
+        <w:t xml:space="preserve"> </w:t>
+      </w:r>
+      <w:r>
+        <w:rPr>
+          <w:rStyle w:val="VerbatimChar"/>
+        </w:rPr>
+        <w:t xml:space="preserve">inference.go</w:t>
+      </w:r>
+      <w:r>
+        <w:t xml:space="preserve">) — inference route forwarding to an injectable Chutes client;</w:t>
+      </w:r>
+      <w:r>
+        <w:t xml:space="preserve"> </w:t>
+      </w:r>
+      <w:r>
+        <w:rPr>
+          <w:rStyle w:val="VerbatimChar"/>
+        </w:rPr>
+        <w:t xml:space="preserve">TEERequired</w:t>
+      </w:r>
+      <w:r>
+        <w:t xml:space="preserve"> </w:t>
+      </w:r>
+      <w:r>
+        <w:t xml:space="preserve">=&gt;</w:t>
+      </w:r>
+      <w:r>
+        <w:t xml:space="preserve"> </w:t>
+      </w:r>
+      <w:r>
+        <w:rPr>
+          <w:rStyle w:val="VerbatimChar"/>
+        </w:rPr>
+        <w:t xml:space="preserve">X-E2EE-Enabled</w:t>
+      </w:r>
+      <w:r>
+        <w:t xml:space="preserve"> </w:t>
+      </w:r>
+      <w:r>
+        <w:t xml:space="preserve">routing marker; client failure =&gt; 502 (HXC-1469).</w:t>
       </w:r>
     </w:p>
     <w:p>
@@ -5793,7 +5794,7 @@
         <w:rPr>
           <w:rStyle w:val="VerbatimChar"/>
         </w:rPr>
-        <w:t xml:space="preserve">marketplaceadapter</w:t>
+        <w:t xml:space="preserve">internal/gpu</w:t>
       </w:r>
       <w:r>
         <w:t xml:space="preserve"> </w:t>
@@ -5808,22 +5809,10 @@
         <w:rPr>
           <w:rStyle w:val="VerbatimChar"/>
         </w:rPr>
-        <w:t xml:space="preserve">akash.go</w:t>
-      </w:r>
-      <w:r>
-        <w:t xml:space="preserve">) — Akash (Cosmos/AKT) adapter over an injectable client: reverse-auction pricing, SDL submission, provider-reputation gate, registered in the</w:t>
-      </w:r>
-      <w:r>
-        <w:t xml:space="preserve"> </w:t>
-      </w:r>
-      <w:r>
-        <w:rPr>
-          <w:rStyle w:val="VerbatimChar"/>
-        </w:rPr>
-        <w:t xml:space="preserve">Name()</w:t>
-      </w:r>
-      <w:r>
-        <w:t xml:space="preserve">-dispatch Registry (HXC-1458).</w:t>
+        <w:t xml:space="preserve">mig.go</w:t>
+      </w:r>
+      <w:r>
+        <w:t xml:space="preserve">) — MIG profile management: standardized vGPU tiers (1g.10gb/2g.20gb/3g.40gb/7g.80gb), in-memory partitioning with oversubscription rejection + fixed-at-creation immutability (HXC-1449).</w:t>
       </w:r>
     </w:p>
     <w:p>
@@ -5831,11 +5820,11 @@
         <w:pStyle w:val="Compact"/>
         <w:numPr>
           <w:ilvl w:val="1"/>
-          <w:numId w:val="1010"/>
-        </w:numPr>
-      </w:pPr>
-      <w:r>
-        <w:t xml:space="preserve">Wave 72 (5 units, subagent-driven, 5 parallel streams in disjoint packages):</w:t>
+          <w:numId w:val="1011"/>
+        </w:numPr>
+      </w:pPr>
+      <w:r>
+        <w:t xml:space="preserve">Wave 71 (5 units, subagent-driven, 5 parallel streams in disjoint packages, run concurrently with wave 70; closes 4 prior follow-ups):</w:t>
       </w:r>
     </w:p>
     <w:p>
@@ -5850,25 +5839,28 @@
         <w:rPr>
           <w:rStyle w:val="VerbatimChar"/>
         </w:rPr>
-        <w:t xml:space="preserve">provider/runpod</w:t>
-      </w:r>
-      <w:r>
-        <w:t xml:space="preserve"> </w:t>
-      </w:r>
-      <w:r>
-        <w:t xml:space="preserve">— RunPodProvider (implements</w:t>
-      </w:r>
-      <w:r>
-        <w:t xml:space="preserve"> </w:t>
-      </w:r>
-      <w:r>
-        <w:rPr>
-          <w:rStyle w:val="VerbatimChar"/>
-        </w:rPr>
-        <w:t xml:space="preserve">pool.GPUProvider</w:t>
-      </w:r>
-      <w:r>
-        <w:t xml:space="preserve">) with a warm-pool fast path over an injectable client (HXC-1515).</w:t>
+        <w:t xml:space="preserve">multiraft</w:t>
+      </w:r>
+      <w:r>
+        <w:t xml:space="preserve"> </w:t>
+      </w:r>
+      <w:r>
+        <w:t xml:space="preserve">— RaftTransport async-delivery safety: inbox handler Steps under the shard mutex, outbound messages deferred + flushed after unlock; a new async-transport</w:t>
+      </w:r>
+      <w:r>
+        <w:t xml:space="preserve"> </w:t>
+      </w:r>
+      <w:r>
+        <w:rPr>
+          <w:rStyle w:val="VerbatimChar"/>
+        </w:rPr>
+        <w:t xml:space="preserve">-race</w:t>
+      </w:r>
+      <w:r>
+        <w:t xml:space="preserve"> </w:t>
+      </w:r>
+      <w:r>
+        <w:t xml:space="preserve">test proves a goroutine-delivering transport is race-free and still commits (HXC-909).</w:t>
       </w:r>
     </w:p>
     <w:p>
@@ -5883,13 +5875,43 @@
         <w:rPr>
           <w:rStyle w:val="VerbatimChar"/>
         </w:rPr>
-        <w:t xml:space="preserve">provider/aws</w:t>
-      </w:r>
-      <w:r>
-        <w:t xml:space="preserve"> </w:t>
-      </w:r>
-      <w:r>
-        <w:t xml:space="preserve">— AWSProvider EC2 Spot adapter over an injectable EC2-client interface (no aws-sdk dep): GPU model→instance-type selection (p5/p4de/g5), Spot+tags, TOCTOU-safe capacity gate (HXC-1516).</w:t>
+        <w:t xml:space="preserve">kraft</w:t>
+      </w:r>
+      <w:r>
+        <w:t xml:space="preserve"> </w:t>
+      </w:r>
+      <w:r>
+        <w:t xml:space="preserve">—</w:t>
+      </w:r>
+      <w:r>
+        <w:t xml:space="preserve"> </w:t>
+      </w:r>
+      <w:r>
+        <w:rPr>
+          <w:rStyle w:val="VerbatimChar"/>
+        </w:rPr>
+        <w:t xml:space="preserve">CreateTopic</w:t>
+      </w:r>
+      <w:r>
+        <w:t xml:space="preserve"> </w:t>
+      </w:r>
+      <w:r>
+        <w:t xml:space="preserve">returns</w:t>
+      </w:r>
+      <w:r>
+        <w:t xml:space="preserve"> </w:t>
+      </w:r>
+      <w:r>
+        <w:rPr>
+          <w:rStyle w:val="VerbatimChar"/>
+        </w:rPr>
+        <w:t xml:space="preserve">ErrTopicExists</w:t>
+      </w:r>
+      <w:r>
+        <w:t xml:space="preserve"> </w:t>
+      </w:r>
+      <w:r>
+        <w:t xml:space="preserve">on a conflicting re-create (different partition count); identical re-create stays idempotent (HXC-912).</w:t>
       </w:r>
     </w:p>
     <w:p>
@@ -5904,25 +5926,37 @@
         <w:rPr>
           <w:rStyle w:val="VerbatimChar"/>
         </w:rPr>
-        <w:t xml:space="preserve">scheduler</w:t>
-      </w:r>
-      <w:r>
-        <w:t xml:space="preserve"> </w:t>
-      </w:r>
-      <w:r>
-        <w:t xml:space="preserve">(additive</w:t>
-      </w:r>
-      <w:r>
-        <w:t xml:space="preserve"> </w:t>
-      </w:r>
-      <w:r>
-        <w:rPr>
-          <w:rStyle w:val="VerbatimChar"/>
-        </w:rPr>
-        <w:t xml:space="preserve">tier_filter.go</w:t>
-      </w:r>
-      <w:r>
-        <w:t xml:space="preserve">) — GPUTier-aware filter predicate: hard-exclude disallowed tiers + preference scoring, composes with the existing count filter, fails closed on a nil predicate (HXC-1534).</w:t>
+        <w:t xml:space="preserve">porcupine</w:t>
+      </w:r>
+      <w:r>
+        <w:t xml:space="preserve"> </w:t>
+      </w:r>
+      <w:r>
+        <w:t xml:space="preserve">— WGL state-dedup memoization via</w:t>
+      </w:r>
+      <w:r>
+        <w:t xml:space="preserve"> </w:t>
+      </w:r>
+      <w:r>
+        <w:rPr>
+          <w:rStyle w:val="VerbatimChar"/>
+        </w:rPr>
+        <w:t xml:space="preserve">Model.Equal</w:t>
+      </w:r>
+      <w:r>
+        <w:t xml:space="preserve">: verdict-preserving pruning (memo fires on backtracking histories; identical PASS/FAIL + witness vs</w:t>
+      </w:r>
+      <w:r>
+        <w:t xml:space="preserve"> </w:t>
+      </w:r>
+      <w:r>
+        <w:rPr>
+          <w:rStyle w:val="VerbatimChar"/>
+        </w:rPr>
+        <w:t xml:space="preserve">Equal==nil</w:t>
+      </w:r>
+      <w:r>
+        <w:t xml:space="preserve">) (HXC-913).</w:t>
       </w:r>
     </w:p>
     <w:p>
@@ -5937,52 +5971,28 @@
         <w:rPr>
           <w:rStyle w:val="VerbatimChar"/>
         </w:rPr>
-        <w:t xml:space="preserve">provider/chutes</w:t>
-      </w:r>
-      <w:r>
-        <w:t xml:space="preserve"> </w:t>
-      </w:r>
-      <w:r>
-        <w:t xml:space="preserve">— ctx-interruptible 429 backoff (select vs</w:t>
-      </w:r>
-      <w:r>
-        <w:t xml:space="preserve"> </w:t>
-      </w:r>
-      <w:r>
-        <w:rPr>
-          <w:rStyle w:val="VerbatimChar"/>
-        </w:rPr>
-        <w:t xml:space="preserve">ctx.Done()</w:t>
-      </w:r>
-      <w:r>
-        <w:t xml:space="preserve">) + honors</w:t>
-      </w:r>
-      <w:r>
-        <w:t xml:space="preserve"> </w:t>
-      </w:r>
-      <w:r>
-        <w:rPr>
-          <w:rStyle w:val="VerbatimChar"/>
-        </w:rPr>
-        <w:t xml:space="preserve">Retry-After</w:t>
-      </w:r>
-      <w:r>
-        <w:t xml:space="preserve"> </w:t>
-      </w:r>
-      <w:r>
-        <w:t xml:space="preserve">(delta-seconds/HTTP-date,</w:t>
-      </w:r>
-      <w:r>
-        <w:t xml:space="preserve"> </w:t>
-      </w:r>
-      <w:r>
-        <w:rPr>
-          <w:rStyle w:val="VerbatimChar"/>
-        </w:rPr>
-        <w:t xml:space="preserve">max(hint,backoff)</w:t>
-      </w:r>
-      <w:r>
-        <w:t xml:space="preserve">) (HXC-916, closing a wave-70 follow-up).</w:t>
+        <w:t xml:space="preserve">chutes</w:t>
+      </w:r>
+      <w:r>
+        <w:t xml:space="preserve"> </w:t>
+      </w:r>
+      <w:r>
+        <w:t xml:space="preserve">—</w:t>
+      </w:r>
+      <w:r>
+        <w:t xml:space="preserve"> </w:t>
+      </w:r>
+      <w:r>
+        <w:rPr>
+          <w:rStyle w:val="VerbatimChar"/>
+        </w:rPr>
+        <w:t xml:space="preserve">StreamChannel</w:t>
+      </w:r>
+      <w:r>
+        <w:t xml:space="preserve"> </w:t>
+      </w:r>
+      <w:r>
+        <w:t xml:space="preserve">honors ctx cancellation on a blocked read (prompt channel close, no goroutine leak) and closes the owned reader (HXC-911).</w:t>
       </w:r>
     </w:p>
     <w:p>
@@ -5997,7 +6007,7 @@
         <w:rPr>
           <w:rStyle w:val="VerbatimChar"/>
         </w:rPr>
-        <w:t xml:space="preserve">grafanadash</w:t>
+        <w:t xml:space="preserve">marketplaceadapter</w:t>
       </w:r>
       <w:r>
         <w:t xml:space="preserve"> </w:t>
@@ -6012,31 +6022,22 @@
         <w:rPr>
           <w:rStyle w:val="VerbatimChar"/>
         </w:rPr>
-        <w:t xml:space="preserve">tiercost_dash.go</w:t>
-      </w:r>
-      <w:r>
-        <w:t xml:space="preserve">) — Phase-8B tier-utilization + cost dashboard generator (panels target</w:t>
-      </w:r>
-      <w:r>
-        <w:t xml:space="preserve"> </w:t>
-      </w:r>
-      <w:r>
-        <w:rPr>
-          <w:rStyle w:val="VerbatimChar"/>
-        </w:rPr>
-        <w:t xml:space="preserve">gpu_tier_utilization</w:t>
-      </w:r>
-      <w:r>
-        <w:t xml:space="preserve">/</w:t>
-      </w:r>
-      <w:r>
-        <w:rPr>
-          <w:rStyle w:val="VerbatimChar"/>
-        </w:rPr>
-        <w:t xml:space="preserve">gpu_cost_per_hour</w:t>
-      </w:r>
-      <w:r>
-        <w:t xml:space="preserve">), valid + deterministic (HXC-1551).</w:t>
+        <w:t xml:space="preserve">akash.go</w:t>
+      </w:r>
+      <w:r>
+        <w:t xml:space="preserve">) — Akash (Cosmos/AKT) adapter over an injectable client: reverse-auction pricing, SDL submission, provider-reputation gate, registered in the</w:t>
+      </w:r>
+      <w:r>
+        <w:t xml:space="preserve"> </w:t>
+      </w:r>
+      <w:r>
+        <w:rPr>
+          <w:rStyle w:val="VerbatimChar"/>
+        </w:rPr>
+        <w:t xml:space="preserve">Name()</w:t>
+      </w:r>
+      <w:r>
+        <w:t xml:space="preserve">-dispatch Registry (HXC-1458).</w:t>
       </w:r>
     </w:p>
     <w:p>
@@ -6044,11 +6045,11 @@
         <w:pStyle w:val="Compact"/>
         <w:numPr>
           <w:ilvl w:val="1"/>
-          <w:numId w:val="1010"/>
-        </w:numPr>
-      </w:pPr>
-      <w:r>
-        <w:t xml:space="preserve">Wave 73 (5 units, subagent-driven, 5 parallel streams in disjoint packages; impl→spec-review→quality-review + independent build/vet/-race/mutation gate):</w:t>
+          <w:numId w:val="1011"/>
+        </w:numPr>
+      </w:pPr>
+      <w:r>
+        <w:t xml:space="preserve">Wave 72 (5 units, subagent-driven, 5 parallel streams in disjoint packages):</w:t>
       </w:r>
     </w:p>
     <w:p>
@@ -6063,13 +6064,13 @@
         <w:rPr>
           <w:rStyle w:val="VerbatimChar"/>
         </w:rPr>
-        <w:t xml:space="preserve">provider/ionet</w:t>
-      </w:r>
-      <w:r>
-        <w:t xml:space="preserve"> </w:t>
-      </w:r>
-      <w:r>
-        <w:t xml:space="preserve">— IONetProvider over the io.net REST API (implements</w:t>
+        <w:t xml:space="preserve">provider/runpod</w:t>
+      </w:r>
+      <w:r>
+        <w:t xml:space="preserve"> </w:t>
+      </w:r>
+      <w:r>
+        <w:t xml:space="preserve">— RunPodProvider (implements</w:t>
       </w:r>
       <w:r>
         <w:t xml:space="preserve"> </w:t>
@@ -6081,67 +6082,7 @@
         <w:t xml:space="preserve">pool.GPUProvider</w:t>
       </w:r>
       <w:r>
-        <w:t xml:space="preserve">, injectable base URL +</w:t>
-      </w:r>
-      <w:r>
-        <w:t xml:space="preserve"> </w:t>
-      </w:r>
-      <w:r>
-        <w:rPr>
-          <w:rStyle w:val="VerbatimChar"/>
-        </w:rPr>
-        <w:t xml:space="preserve">*http.Client</w:t>
-      </w:r>
-      <w:r>
-        <w:t xml:space="preserve"> </w:t>
-      </w:r>
-      <w:r>
-        <w:t xml:space="preserve">+ bearer):</w:t>
-      </w:r>
-      <w:r>
-        <w:t xml:space="preserve"> </w:t>
-      </w:r>
-      <w:r>
-        <w:rPr>
-          <w:rStyle w:val="VerbatimChar"/>
-        </w:rPr>
-        <w:t xml:space="preserve">DeployCluster</w:t>
-      </w:r>
-      <w:r>
-        <w:t xml:space="preserve"> </w:t>
-      </w:r>
-      <w:r>
-        <w:t xml:space="preserve">returns the backend-minted cluster run-UUID (parsed, never fabricated),</w:t>
-      </w:r>
-      <w:r>
-        <w:t xml:space="preserve"> </w:t>
-      </w:r>
-      <w:r>
-        <w:rPr>
-          <w:rStyle w:val="VerbatimChar"/>
-        </w:rPr>
-        <w:t xml:space="preserve">HealthCheck</w:t>
-      </w:r>
-      <w:r>
-        <w:t xml:space="preserve"> </w:t>
-      </w:r>
-      <w:r>
-        <w:t xml:space="preserve">derives healthy state, concurrency-safe reserve-under-lock capacity gate; closure proven against a</w:t>
-      </w:r>
-      <w:r>
-        <w:t xml:space="preserve"> </w:t>
-      </w:r>
-      <w:r>
-        <w:rPr>
-          <w:rStyle w:val="VerbatimChar"/>
-        </w:rPr>
-        <w:t xml:space="preserve">net/http/httptest</w:t>
-      </w:r>
-      <w:r>
-        <w:t xml:space="preserve"> </w:t>
-      </w:r>
-      <w:r>
-        <w:t xml:space="preserve">io.net backend (HXC-1514).</w:t>
+        <w:t xml:space="preserve">) with a warm-pool fast path over an injectable client (HXC-1515).</w:t>
       </w:r>
     </w:p>
     <w:p>
@@ -6156,28 +6097,13 @@
         <w:rPr>
           <w:rStyle w:val="VerbatimChar"/>
         </w:rPr>
-        <w:t xml:space="preserve">gitops</w:t>
-      </w:r>
-      <w:r>
-        <w:t xml:space="preserve"> </w:t>
-      </w:r>
-      <w:r>
-        <w:t xml:space="preserve">— ArgoCD ApplicationSet federation client: matrix generator expands one Application per cell,</w:t>
-      </w:r>
-      <w:r>
-        <w:t xml:space="preserve"> </w:t>
-      </w:r>
-      <w:r>
-        <w:rPr>
-          <w:rStyle w:val="VerbatimChar"/>
-        </w:rPr>
-        <w:t xml:space="preserve">syncPolicy</w:t>
-      </w:r>
-      <w:r>
-        <w:t xml:space="preserve"> </w:t>
-      </w:r>
-      <w:r>
-        <w:t xml:space="preserve">prune+selfHeal, RollingSync canary→tier-2 (50%)→tier-1 (25%) ordering, drift/prune detection; logic proven vs an httptest ArgoCD, strictly-live UI capture honestly skipped (follow-up HXC-922) (HXC-1367).</w:t>
+        <w:t xml:space="preserve">provider/aws</w:t>
+      </w:r>
+      <w:r>
+        <w:t xml:space="preserve"> </w:t>
+      </w:r>
+      <w:r>
+        <w:t xml:space="preserve">— AWSProvider EC2 Spot adapter over an injectable EC2-client interface (no aws-sdk dep): GPU model→instance-type selection (p5/p4de/g5), Spot+tags, TOCTOU-safe capacity gate (HXC-1516).</w:t>
       </w:r>
     </w:p>
     <w:p>
@@ -6192,13 +6118,25 @@
         <w:rPr>
           <w:rStyle w:val="VerbatimChar"/>
         </w:rPr>
-        <w:t xml:space="preserve">internal/federation</w:t>
-      </w:r>
-      <w:r>
-        <w:t xml:space="preserve"> </w:t>
-      </w:r>
-      <w:r>
-        <w:t xml:space="preserve">— Karmada PropagationPolicy + OverridePolicy engine (CRs modeled as Go structs → YAML, no client-go dep) with constraint-aware (data-locality/latency/cost/compliance) two-level cell selection and failover reselect; deterministic failover proven via in-process FakeHub, live Karmada &lt;60s capture honestly skipped (follow-up HXC-924) (HXC-1364).</w:t>
+        <w:t xml:space="preserve">scheduler</w:t>
+      </w:r>
+      <w:r>
+        <w:t xml:space="preserve"> </w:t>
+      </w:r>
+      <w:r>
+        <w:t xml:space="preserve">(additive</w:t>
+      </w:r>
+      <w:r>
+        <w:t xml:space="preserve"> </w:t>
+      </w:r>
+      <w:r>
+        <w:rPr>
+          <w:rStyle w:val="VerbatimChar"/>
+        </w:rPr>
+        <w:t xml:space="preserve">tier_filter.go</w:t>
+      </w:r>
+      <w:r>
+        <w:t xml:space="preserve">) — GPUTier-aware filter predicate: hard-exclude disallowed tiers + preference scoring, composes with the existing count filter, fails closed on a nil predicate (HXC-1534).</w:t>
       </w:r>
     </w:p>
     <w:p>
@@ -6213,25 +6151,52 @@
         <w:rPr>
           <w:rStyle w:val="VerbatimChar"/>
         </w:rPr>
-        <w:t xml:space="preserve">health</w:t>
-      </w:r>
-      <w:r>
-        <w:t xml:space="preserve"> </w:t>
-      </w:r>
-      <w:r>
-        <w:t xml:space="preserve">(additive</w:t>
-      </w:r>
-      <w:r>
-        <w:t xml:space="preserve"> </w:t>
-      </w:r>
-      <w:r>
-        <w:rPr>
-          <w:rStyle w:val="VerbatimChar"/>
-        </w:rPr>
-        <w:t xml:space="preserve">miner.go</w:t>
-      </w:r>
-      <w:r>
-        <w:t xml:space="preserve">) — miner-api + GraVal bootstrap DaemonSet dependency checks wired into the health rollup, naming the specific failing check; healthy→unhealthy delta proven against an httptest miner-api (HXC-1484).</w:t>
+        <w:t xml:space="preserve">provider/chutes</w:t>
+      </w:r>
+      <w:r>
+        <w:t xml:space="preserve"> </w:t>
+      </w:r>
+      <w:r>
+        <w:t xml:space="preserve">— ctx-interruptible 429 backoff (select vs</w:t>
+      </w:r>
+      <w:r>
+        <w:t xml:space="preserve"> </w:t>
+      </w:r>
+      <w:r>
+        <w:rPr>
+          <w:rStyle w:val="VerbatimChar"/>
+        </w:rPr>
+        <w:t xml:space="preserve">ctx.Done()</w:t>
+      </w:r>
+      <w:r>
+        <w:t xml:space="preserve">) + honors</w:t>
+      </w:r>
+      <w:r>
+        <w:t xml:space="preserve"> </w:t>
+      </w:r>
+      <w:r>
+        <w:rPr>
+          <w:rStyle w:val="VerbatimChar"/>
+        </w:rPr>
+        <w:t xml:space="preserve">Retry-After</w:t>
+      </w:r>
+      <w:r>
+        <w:t xml:space="preserve"> </w:t>
+      </w:r>
+      <w:r>
+        <w:t xml:space="preserve">(delta-seconds/HTTP-date,</w:t>
+      </w:r>
+      <w:r>
+        <w:t xml:space="preserve"> </w:t>
+      </w:r>
+      <w:r>
+        <w:rPr>
+          <w:rStyle w:val="VerbatimChar"/>
+        </w:rPr>
+        <w:t xml:space="preserve">max(hint,backoff)</w:t>
+      </w:r>
+      <w:r>
+        <w:t xml:space="preserve">) (HXC-916, closing a wave-70 follow-up).</w:t>
       </w:r>
     </w:p>
     <w:p>
@@ -6246,6 +6211,255 @@
         <w:rPr>
           <w:rStyle w:val="VerbatimChar"/>
         </w:rPr>
+        <w:t xml:space="preserve">grafanadash</w:t>
+      </w:r>
+      <w:r>
+        <w:t xml:space="preserve"> </w:t>
+      </w:r>
+      <w:r>
+        <w:t xml:space="preserve">(additive</w:t>
+      </w:r>
+      <w:r>
+        <w:t xml:space="preserve"> </w:t>
+      </w:r>
+      <w:r>
+        <w:rPr>
+          <w:rStyle w:val="VerbatimChar"/>
+        </w:rPr>
+        <w:t xml:space="preserve">tiercost_dash.go</w:t>
+      </w:r>
+      <w:r>
+        <w:t xml:space="preserve">) — Phase-8B tier-utilization + cost dashboard generator (panels target</w:t>
+      </w:r>
+      <w:r>
+        <w:t xml:space="preserve"> </w:t>
+      </w:r>
+      <w:r>
+        <w:rPr>
+          <w:rStyle w:val="VerbatimChar"/>
+        </w:rPr>
+        <w:t xml:space="preserve">gpu_tier_utilization</w:t>
+      </w:r>
+      <w:r>
+        <w:t xml:space="preserve">/</w:t>
+      </w:r>
+      <w:r>
+        <w:rPr>
+          <w:rStyle w:val="VerbatimChar"/>
+        </w:rPr>
+        <w:t xml:space="preserve">gpu_cost_per_hour</w:t>
+      </w:r>
+      <w:r>
+        <w:t xml:space="preserve">), valid + deterministic (HXC-1551).</w:t>
+      </w:r>
+    </w:p>
+    <w:p>
+      <w:pPr>
+        <w:pStyle w:val="Compact"/>
+        <w:numPr>
+          <w:ilvl w:val="1"/>
+          <w:numId w:val="1011"/>
+        </w:numPr>
+      </w:pPr>
+      <w:r>
+        <w:t xml:space="preserve">Wave 73 (5 units, subagent-driven, 5 parallel streams in disjoint packages; impl→spec-review→quality-review + independent build/vet/-race/mutation gate):</w:t>
+      </w:r>
+    </w:p>
+    <w:p>
+      <w:pPr>
+        <w:pStyle w:val="Compact"/>
+        <w:numPr>
+          <w:ilvl w:val="2"/>
+          <w:numId w:val="1019"/>
+        </w:numPr>
+      </w:pPr>
+      <w:r>
+        <w:rPr>
+          <w:rStyle w:val="VerbatimChar"/>
+        </w:rPr>
+        <w:t xml:space="preserve">provider/ionet</w:t>
+      </w:r>
+      <w:r>
+        <w:t xml:space="preserve"> </w:t>
+      </w:r>
+      <w:r>
+        <w:t xml:space="preserve">— IONetProvider over the io.net REST API (implements</w:t>
+      </w:r>
+      <w:r>
+        <w:t xml:space="preserve"> </w:t>
+      </w:r>
+      <w:r>
+        <w:rPr>
+          <w:rStyle w:val="VerbatimChar"/>
+        </w:rPr>
+        <w:t xml:space="preserve">pool.GPUProvider</w:t>
+      </w:r>
+      <w:r>
+        <w:t xml:space="preserve">, injectable base URL +</w:t>
+      </w:r>
+      <w:r>
+        <w:t xml:space="preserve"> </w:t>
+      </w:r>
+      <w:r>
+        <w:rPr>
+          <w:rStyle w:val="VerbatimChar"/>
+        </w:rPr>
+        <w:t xml:space="preserve">*http.Client</w:t>
+      </w:r>
+      <w:r>
+        <w:t xml:space="preserve"> </w:t>
+      </w:r>
+      <w:r>
+        <w:t xml:space="preserve">+ bearer):</w:t>
+      </w:r>
+      <w:r>
+        <w:t xml:space="preserve"> </w:t>
+      </w:r>
+      <w:r>
+        <w:rPr>
+          <w:rStyle w:val="VerbatimChar"/>
+        </w:rPr>
+        <w:t xml:space="preserve">DeployCluster</w:t>
+      </w:r>
+      <w:r>
+        <w:t xml:space="preserve"> </w:t>
+      </w:r>
+      <w:r>
+        <w:t xml:space="preserve">returns the backend-minted cluster run-UUID (parsed, never fabricated),</w:t>
+      </w:r>
+      <w:r>
+        <w:t xml:space="preserve"> </w:t>
+      </w:r>
+      <w:r>
+        <w:rPr>
+          <w:rStyle w:val="VerbatimChar"/>
+        </w:rPr>
+        <w:t xml:space="preserve">HealthCheck</w:t>
+      </w:r>
+      <w:r>
+        <w:t xml:space="preserve"> </w:t>
+      </w:r>
+      <w:r>
+        <w:t xml:space="preserve">derives healthy state, concurrency-safe reserve-under-lock capacity gate; closure proven against a</w:t>
+      </w:r>
+      <w:r>
+        <w:t xml:space="preserve"> </w:t>
+      </w:r>
+      <w:r>
+        <w:rPr>
+          <w:rStyle w:val="VerbatimChar"/>
+        </w:rPr>
+        <w:t xml:space="preserve">net/http/httptest</w:t>
+      </w:r>
+      <w:r>
+        <w:t xml:space="preserve"> </w:t>
+      </w:r>
+      <w:r>
+        <w:t xml:space="preserve">io.net backend (HXC-1514).</w:t>
+      </w:r>
+    </w:p>
+    <w:p>
+      <w:pPr>
+        <w:pStyle w:val="Compact"/>
+        <w:numPr>
+          <w:ilvl w:val="2"/>
+          <w:numId w:val="1019"/>
+        </w:numPr>
+      </w:pPr>
+      <w:r>
+        <w:rPr>
+          <w:rStyle w:val="VerbatimChar"/>
+        </w:rPr>
+        <w:t xml:space="preserve">gitops</w:t>
+      </w:r>
+      <w:r>
+        <w:t xml:space="preserve"> </w:t>
+      </w:r>
+      <w:r>
+        <w:t xml:space="preserve">— ArgoCD ApplicationSet federation client: matrix generator expands one Application per cell,</w:t>
+      </w:r>
+      <w:r>
+        <w:t xml:space="preserve"> </w:t>
+      </w:r>
+      <w:r>
+        <w:rPr>
+          <w:rStyle w:val="VerbatimChar"/>
+        </w:rPr>
+        <w:t xml:space="preserve">syncPolicy</w:t>
+      </w:r>
+      <w:r>
+        <w:t xml:space="preserve"> </w:t>
+      </w:r>
+      <w:r>
+        <w:t xml:space="preserve">prune+selfHeal, RollingSync canary→tier-2 (50%)→tier-1 (25%) ordering, drift/prune detection; logic proven vs an httptest ArgoCD, strictly-live UI capture honestly skipped (follow-up HXC-922) (HXC-1367).</w:t>
+      </w:r>
+    </w:p>
+    <w:p>
+      <w:pPr>
+        <w:pStyle w:val="Compact"/>
+        <w:numPr>
+          <w:ilvl w:val="2"/>
+          <w:numId w:val="1019"/>
+        </w:numPr>
+      </w:pPr>
+      <w:r>
+        <w:rPr>
+          <w:rStyle w:val="VerbatimChar"/>
+        </w:rPr>
+        <w:t xml:space="preserve">internal/federation</w:t>
+      </w:r>
+      <w:r>
+        <w:t xml:space="preserve"> </w:t>
+      </w:r>
+      <w:r>
+        <w:t xml:space="preserve">— Karmada PropagationPolicy + OverridePolicy engine (CRs modeled as Go structs → YAML, no client-go dep) with constraint-aware (data-locality/latency/cost/compliance) two-level cell selection and failover reselect; deterministic failover proven via in-process FakeHub, live Karmada &lt;60s capture honestly skipped (follow-up HXC-924) (HXC-1364).</w:t>
+      </w:r>
+    </w:p>
+    <w:p>
+      <w:pPr>
+        <w:pStyle w:val="Compact"/>
+        <w:numPr>
+          <w:ilvl w:val="2"/>
+          <w:numId w:val="1019"/>
+        </w:numPr>
+      </w:pPr>
+      <w:r>
+        <w:rPr>
+          <w:rStyle w:val="VerbatimChar"/>
+        </w:rPr>
+        <w:t xml:space="preserve">health</w:t>
+      </w:r>
+      <w:r>
+        <w:t xml:space="preserve"> </w:t>
+      </w:r>
+      <w:r>
+        <w:t xml:space="preserve">(additive</w:t>
+      </w:r>
+      <w:r>
+        <w:t xml:space="preserve"> </w:t>
+      </w:r>
+      <w:r>
+        <w:rPr>
+          <w:rStyle w:val="VerbatimChar"/>
+        </w:rPr>
+        <w:t xml:space="preserve">miner.go</w:t>
+      </w:r>
+      <w:r>
+        <w:t xml:space="preserve">) — miner-api + GraVal bootstrap DaemonSet dependency checks wired into the health rollup, naming the specific failing check; healthy→unhealthy delta proven against an httptest miner-api (HXC-1484).</w:t>
+      </w:r>
+    </w:p>
+    <w:p>
+      <w:pPr>
+        <w:pStyle w:val="Compact"/>
+        <w:numPr>
+          <w:ilvl w:val="2"/>
+          <w:numId w:val="1019"/>
+        </w:numPr>
+      </w:pPr>
+      <w:r>
+        <w:rPr>
+          <w:rStyle w:val="VerbatimChar"/>
+        </w:rPr>
         <w:t xml:space="preserve">discovery</w:t>
       </w:r>
       <w:r>
@@ -6314,7 +6528,7 @@
         <w:pStyle w:val="Compact"/>
         <w:numPr>
           <w:ilvl w:val="2"/>
-          <w:numId w:val="1018"/>
+          <w:numId w:val="1019"/>
         </w:numPr>
       </w:pPr>
       <w:r>
@@ -6610,7 +6824,7 @@
         <w:pStyle w:val="Compact"/>
         <w:numPr>
           <w:ilvl w:val="0"/>
-          <w:numId w:val="1019"/>
+          <w:numId w:val="1020"/>
         </w:numPr>
       </w:pPr>
       <w:r>
@@ -6667,7 +6881,7 @@
         <w:pStyle w:val="Compact"/>
         <w:numPr>
           <w:ilvl w:val="0"/>
-          <w:numId w:val="1020"/>
+          <w:numId w:val="1021"/>
         </w:numPr>
       </w:pPr>
       <w:r>
@@ -6951,6 +7165,9 @@
     <w:abstractNumId w:val="991"/>
   </w:num>
   <w:num w:numId="1020">
+    <w:abstractNumId w:val="991"/>
+  </w:num>
+  <w:num w:numId="1021">
     <w:abstractNumId w:val="991"/>
   </w:num>
 </w:numbering>

--- a/docs/export/CHANGELOG.docx
+++ b/docs/export/CHANGELOG.docx
@@ -100,7 +100,29 @@
           <w:b/>
           <w:bCs/>
         </w:rPr>
-        <w:t xml:space="preserve">Wave 83 — typed Avro pub/sub for the remaining domain events (HXC-1627; conductor-gated build/vet/-race + REAL-broker integration + load-bearing mutation):</w:t>
+        <w:t xml:space="preserve">Wave 84 — per-request response keypair (HXC-1563; security submodule</w:t>
+      </w:r>
+      <w:r>
+        <w:rPr>
+          <w:b/>
+          <w:bCs/>
+        </w:rPr>
+        <w:t xml:space="preserve"> </w:t>
+      </w:r>
+      <w:r>
+        <w:rPr>
+          <w:rStyle w:val="VerbatimChar"/>
+          <w:b/>
+          <w:bCs/>
+        </w:rPr>
+        <w:t xml:space="preserve">f09227f</w:t>
+      </w:r>
+      <w:r>
+        <w:rPr>
+          <w:b/>
+          <w:bCs/>
+        </w:rPr>
+        <w:t xml:space="preserve">; conductor-gated -race + isolation mutation):</w:t>
       </w:r>
     </w:p>
     <w:p>
@@ -115,7 +137,7 @@
         <w:rPr>
           <w:rStyle w:val="VerbatimChar"/>
         </w:rPr>
-        <w:t xml:space="preserve">pkg/events</w:t>
+        <w:t xml:space="preserve">security/pkg/e2ee</w:t>
       </w:r>
       <w:r>
         <w:t xml:space="preserve"> </w:t>
@@ -130,175 +152,55 @@
         <w:rPr>
           <w:rStyle w:val="VerbatimChar"/>
         </w:rPr>
-        <w:t xml:space="preserve">NATSBackend</w:t>
-      </w:r>
-      <w:r>
-        <w:t xml:space="preserve"> </w:t>
-      </w:r>
-      <w:r>
-        <w:t xml:space="preserve">gains typed</w:t>
-      </w:r>
-      <w:r>
-        <w:t xml:space="preserve"> </w:t>
-      </w:r>
-      <w:r>
-        <w:rPr>
-          <w:rStyle w:val="VerbatimChar"/>
-        </w:rPr>
-        <w:t xml:space="preserve">Publish*</w:t>
-      </w:r>
-      <w:r>
-        <w:t xml:space="preserve">/</w:t>
-      </w:r>
-      <w:r>
-        <w:rPr>
-          <w:rStyle w:val="VerbatimChar"/>
-        </w:rPr>
-        <w:t xml:space="preserve">Subscribe*</w:t>
-      </w:r>
-      <w:r>
-        <w:t xml:space="preserve"> </w:t>
-      </w:r>
-      <w:r>
-        <w:t xml:space="preserve">methods for</w:t>
-      </w:r>
-      <w:r>
-        <w:t xml:space="preserve"> </w:t>
-      </w:r>
-      <w:r>
-        <w:rPr>
-          <w:rStyle w:val="VerbatimChar"/>
-        </w:rPr>
-        <w:t xml:space="preserve">SessionEvent</w:t>
-      </w:r>
-      <w:r>
-        <w:t xml:space="preserve">/</w:t>
-      </w:r>
-      <w:r>
-        <w:rPr>
-          <w:rStyle w:val="VerbatimChar"/>
-        </w:rPr>
-        <w:t xml:space="preserve">SchedulerEvent</w:t>
-      </w:r>
-      <w:r>
-        <w:t xml:space="preserve">/</w:t>
-      </w:r>
-      <w:r>
-        <w:rPr>
-          <w:rStyle w:val="VerbatimChar"/>
-        </w:rPr>
-        <w:t xml:space="preserve">AuditEvent</w:t>
-      </w:r>
-      <w:r>
-        <w:t xml:space="preserve"> </w:t>
-      </w:r>
-      <w:r>
-        <w:t xml:space="preserve">at parity with</w:t>
-      </w:r>
-      <w:r>
-        <w:t xml:space="preserve"> </w:t>
-      </w:r>
-      <w:r>
-        <w:rPr>
-          <w:rStyle w:val="VerbatimChar"/>
-        </w:rPr>
-        <w:t xml:space="preserve">NodeEvent</w:t>
-      </w:r>
-      <w:r>
-        <w:t xml:space="preserve">: in</w:t>
-      </w:r>
-      <w:r>
-        <w:t xml:space="preserve"> </w:t>
-      </w:r>
-      <w:r>
-        <w:rPr>
-          <w:rStyle w:val="VerbatimChar"/>
-        </w:rPr>
-        <w:t xml:space="preserve">WireAvro</w:t>
-      </w:r>
-      <w:r>
-        <w:t xml:space="preserve"> </w:t>
-      </w:r>
-      <w:r>
-        <w:t xml:space="preserve">mode each carries an Avro single-object payload (</w:t>
-      </w:r>
-      <w:r>
-        <w:rPr>
-          <w:rStyle w:val="VerbatimChar"/>
-        </w:rPr>
-        <w:t xml:space="preserve">0xC3 0x01</w:t>
-      </w:r>
-      <w:r>
-        <w:t xml:space="preserve"> </w:t>
-      </w:r>
-      <w:r>
-        <w:t xml:space="preserve">+ fingerprint) decoded via the</w:t>
-      </w:r>
-      <w:r>
-        <w:t xml:space="preserve"> </w:t>
-      </w:r>
-      <w:r>
-        <w:rPr>
-          <w:rStyle w:val="VerbatimChar"/>
-        </w:rPr>
-        <w:t xml:space="preserve">SchemaRegistry</w:t>
-      </w:r>
-      <w:r>
-        <w:t xml:space="preserve">; JSON stays default.</w:t>
-      </w:r>
-      <w:r>
-        <w:t xml:space="preserve"> </w:t>
-      </w:r>
-      <w:r>
-        <w:rPr>
-          <w:rStyle w:val="VerbatimChar"/>
-        </w:rPr>
-        <w:t xml:space="preserve">TestNATSBackend_TypedAvroWire_RealRoundTrip</w:t>
-      </w:r>
-      <w:r>
-        <w:t xml:space="preserve"> </w:t>
-      </w:r>
-      <w:r>
-        <w:t xml:space="preserve">(</w:t>
-      </w:r>
-      <w:r>
-        <w:rPr>
-          <w:rStyle w:val="VerbatimChar"/>
-        </w:rPr>
-        <w:t xml:space="preserve">//go:build integration</w:t>
-      </w:r>
-      <w:r>
-        <w:t xml:space="preserve">) boots a real NATS broker via</w:t>
-      </w:r>
-      <w:r>
-        <w:t xml:space="preserve"> </w:t>
-      </w:r>
-      <w:r>
-        <w:rPr>
-          <w:rStyle w:val="VerbatimChar"/>
-        </w:rPr>
-        <w:t xml:space="preserve">brokertest.StartNATS</w:t>
-      </w:r>
-      <w:r>
-        <w:t xml:space="preserve"> </w:t>
-      </w:r>
-      <w:r>
-        <w:t xml:space="preserve">and asserts the on-wire Avro marker + exact round-trip for all three types. Mutation forcing JSON on</w:t>
-      </w:r>
-      <w:r>
-        <w:t xml:space="preserve"> </w:t>
-      </w:r>
-      <w:r>
-        <w:rPr>
-          <w:rStyle w:val="VerbatimChar"/>
-        </w:rPr>
-        <w:t xml:space="preserve">PublishSessionEvent</w:t>
-      </w:r>
-      <w:r>
-        <w:t xml:space="preserve"> </w:t>
-      </w:r>
-      <w:r>
-        <w:t xml:space="preserve">fails the on-wire assertion. All four domain events now route over the live bus in Avro mode (HXC-1627).</w:t>
+        <w:t xml:space="preserve">ResponseKeypair</w:t>
+      </w:r>
+      <w:r>
+        <w:t xml:space="preserve"> </w:t>
+      </w:r>
+      <w:r>
+        <w:t xml:space="preserve">(fresh ephemeral ML-KEM-768 Initiator per request) + worker</w:t>
+      </w:r>
+      <w:r>
+        <w:t xml:space="preserve"> </w:t>
+      </w:r>
+      <w:r>
+        <w:rPr>
+          <w:rStyle w:val="VerbatimChar"/>
+        </w:rPr>
+        <w:t xml:space="preserve">SealResponse</w:t>
+      </w:r>
+      <w:r>
+        <w:t xml:space="preserve"> </w:t>
+      </w:r>
+      <w:r>
+        <w:t xml:space="preserve">+ client</w:t>
+      </w:r>
+      <w:r>
+        <w:t xml:space="preserve"> </w:t>
+      </w:r>
+      <w:r>
+        <w:rPr>
+          <w:rStyle w:val="VerbatimChar"/>
+        </w:rPr>
+        <w:t xml:space="preserve">OpenResponse</w:t>
+      </w:r>
+      <w:r>
+        <w:t xml:space="preserve"> </w:t>
+      </w:r>
+      <w:r>
+        <w:t xml:space="preserve">+</w:t>
+      </w:r>
+      <w:r>
+        <w:t xml:space="preserve"> </w:t>
+      </w:r>
+      <w:r>
+        <w:rPr>
+          <w:rStyle w:val="VerbatimChar"/>
+        </w:rPr>
+        <w:t xml:space="preserve">Fingerprint</w:t>
+      </w:r>
+      <w:r>
+        <w:t xml:space="preserve">, composed from existing handshake primitives (no hand-rolled crypto). A response sealed for request-1 is cryptographically unopenable with request-2’s key; per-request rotation proven via distinct fingerprints. Mutation reusing one keypair fails the isolation test (HXC-1563).</w:t>
       </w:r>
     </w:p>
     <w:p>
@@ -314,7 +216,7 @@
           <w:b/>
           <w:bCs/>
         </w:rPr>
-        <w:t xml:space="preserve">Wave 82 — Avro codec wired into the live NATS event bus (HXC-1626; conductor-gated build/vet/-race + REAL-broker integration + load-bearing mutation):</w:t>
+        <w:t xml:space="preserve">Wave 83 — typed Avro pub/sub for the remaining domain events (HXC-1627; conductor-gated build/vet/-race + REAL-broker integration + load-bearing mutation):</w:t>
       </w:r>
     </w:p>
     <w:p>
@@ -350,22 +252,91 @@
         <w:t xml:space="preserve"> </w:t>
       </w:r>
       <w:r>
-        <w:t xml:space="preserve">gains an Avro wire mode:</w:t>
-      </w:r>
-      <w:r>
-        <w:t xml:space="preserve"> </w:t>
-      </w:r>
-      <w:r>
-        <w:rPr>
-          <w:rStyle w:val="VerbatimChar"/>
-        </w:rPr>
-        <w:t xml:space="preserve">PublishNodeEvent</w:t>
-      </w:r>
-      <w:r>
-        <w:t xml:space="preserve"> </w:t>
-      </w:r>
-      <w:r>
-        <w:t xml:space="preserve">emits an Avro single-object payload (</w:t>
+        <w:t xml:space="preserve">gains typed</w:t>
+      </w:r>
+      <w:r>
+        <w:t xml:space="preserve"> </w:t>
+      </w:r>
+      <w:r>
+        <w:rPr>
+          <w:rStyle w:val="VerbatimChar"/>
+        </w:rPr>
+        <w:t xml:space="preserve">Publish*</w:t>
+      </w:r>
+      <w:r>
+        <w:t xml:space="preserve">/</w:t>
+      </w:r>
+      <w:r>
+        <w:rPr>
+          <w:rStyle w:val="VerbatimChar"/>
+        </w:rPr>
+        <w:t xml:space="preserve">Subscribe*</w:t>
+      </w:r>
+      <w:r>
+        <w:t xml:space="preserve"> </w:t>
+      </w:r>
+      <w:r>
+        <w:t xml:space="preserve">methods for</w:t>
+      </w:r>
+      <w:r>
+        <w:t xml:space="preserve"> </w:t>
+      </w:r>
+      <w:r>
+        <w:rPr>
+          <w:rStyle w:val="VerbatimChar"/>
+        </w:rPr>
+        <w:t xml:space="preserve">SessionEvent</w:t>
+      </w:r>
+      <w:r>
+        <w:t xml:space="preserve">/</w:t>
+      </w:r>
+      <w:r>
+        <w:rPr>
+          <w:rStyle w:val="VerbatimChar"/>
+        </w:rPr>
+        <w:t xml:space="preserve">SchedulerEvent</w:t>
+      </w:r>
+      <w:r>
+        <w:t xml:space="preserve">/</w:t>
+      </w:r>
+      <w:r>
+        <w:rPr>
+          <w:rStyle w:val="VerbatimChar"/>
+        </w:rPr>
+        <w:t xml:space="preserve">AuditEvent</w:t>
+      </w:r>
+      <w:r>
+        <w:t xml:space="preserve"> </w:t>
+      </w:r>
+      <w:r>
+        <w:t xml:space="preserve">at parity with</w:t>
+      </w:r>
+      <w:r>
+        <w:t xml:space="preserve"> </w:t>
+      </w:r>
+      <w:r>
+        <w:rPr>
+          <w:rStyle w:val="VerbatimChar"/>
+        </w:rPr>
+        <w:t xml:space="preserve">NodeEvent</w:t>
+      </w:r>
+      <w:r>
+        <w:t xml:space="preserve">: in</w:t>
+      </w:r>
+      <w:r>
+        <w:t xml:space="preserve"> </w:t>
+      </w:r>
+      <w:r>
+        <w:rPr>
+          <w:rStyle w:val="VerbatimChar"/>
+        </w:rPr>
+        <w:t xml:space="preserve">WireAvro</w:t>
+      </w:r>
+      <w:r>
+        <w:t xml:space="preserve"> </w:t>
+      </w:r>
+      <w:r>
+        <w:t xml:space="preserve">mode each carries an Avro single-object payload (</w:t>
       </w:r>
       <w:r>
         <w:rPr>
@@ -377,37 +348,7 @@
         <w:t xml:space="preserve"> </w:t>
       </w:r>
       <w:r>
-        <w:t xml:space="preserve">+ CRC-64-AVRO fingerprint) when</w:t>
-      </w:r>
-      <w:r>
-        <w:t xml:space="preserve"> </w:t>
-      </w:r>
-      <w:r>
-        <w:rPr>
-          <w:rStyle w:val="VerbatimChar"/>
-        </w:rPr>
-        <w:t xml:space="preserve">WireAvro</w:t>
-      </w:r>
-      <w:r>
-        <w:t xml:space="preserve"> </w:t>
-      </w:r>
-      <w:r>
-        <w:t xml:space="preserve">is selected and</w:t>
-      </w:r>
-      <w:r>
-        <w:t xml:space="preserve"> </w:t>
-      </w:r>
-      <w:r>
-        <w:rPr>
-          <w:rStyle w:val="VerbatimChar"/>
-        </w:rPr>
-        <w:t xml:space="preserve">SubscribeNodeEvents</w:t>
-      </w:r>
-      <w:r>
-        <w:t xml:space="preserve"> </w:t>
-      </w:r>
-      <w:r>
-        <w:t xml:space="preserve">decodes via a</w:t>
+        <w:t xml:space="preserve">+ fingerprint) decoded via the</w:t>
       </w:r>
       <w:r>
         <w:t xml:space="preserve"> </w:t>
@@ -419,76 +360,16 @@
         <w:t xml:space="preserve">SchemaRegistry</w:t>
       </w:r>
       <w:r>
-        <w:t xml:space="preserve"> </w:t>
-      </w:r>
-      <w:r>
-        <w:t xml:space="preserve">(validated routing); JSON stays the default (back-compat). Concrete Avro schemas +</w:t>
-      </w:r>
-      <w:r>
-        <w:t xml:space="preserve"> </w:t>
-      </w:r>
-      <w:r>
-        <w:rPr>
-          <w:rStyle w:val="VerbatimChar"/>
-        </w:rPr>
-        <w:t xml:space="preserve">Encode*</w:t>
-      </w:r>
-      <w:r>
-        <w:t xml:space="preserve">/</w:t>
-      </w:r>
-      <w:r>
-        <w:rPr>
-          <w:rStyle w:val="VerbatimChar"/>
-        </w:rPr>
-        <w:t xml:space="preserve">Decode*</w:t>
-      </w:r>
-      <w:r>
-        <w:t xml:space="preserve"> </w:t>
-      </w:r>
-      <w:r>
-        <w:t xml:space="preserve">helpers added for</w:t>
-      </w:r>
-      <w:r>
-        <w:t xml:space="preserve"> </w:t>
-      </w:r>
-      <w:r>
-        <w:rPr>
-          <w:rStyle w:val="VerbatimChar"/>
-        </w:rPr>
-        <w:t xml:space="preserve">SessionEvent</w:t>
-      </w:r>
-      <w:r>
-        <w:t xml:space="preserve">/</w:t>
-      </w:r>
-      <w:r>
-        <w:rPr>
-          <w:rStyle w:val="VerbatimChar"/>
-        </w:rPr>
-        <w:t xml:space="preserve">SchedulerEvent</w:t>
-      </w:r>
-      <w:r>
-        <w:t xml:space="preserve">/</w:t>
-      </w:r>
-      <w:r>
-        <w:rPr>
-          <w:rStyle w:val="VerbatimChar"/>
-        </w:rPr>
-        <w:t xml:space="preserve">AuditEvent</w:t>
-      </w:r>
-      <w:r>
-        <w:t xml:space="preserve"> </w:t>
-      </w:r>
-      <w:r>
-        <w:t xml:space="preserve">(backend typed pub/sub for those three tracked HXC-1627). Proven by</w:t>
-      </w:r>
-      <w:r>
-        <w:t xml:space="preserve"> </w:t>
-      </w:r>
-      <w:r>
-        <w:rPr>
-          <w:rStyle w:val="VerbatimChar"/>
-        </w:rPr>
-        <w:t xml:space="preserve">TestNATSBackend_AvroWire_RealRoundTrip</w:t>
+        <w:t xml:space="preserve">; JSON stays default.</w:t>
+      </w:r>
+      <w:r>
+        <w:t xml:space="preserve"> </w:t>
+      </w:r>
+      <w:r>
+        <w:rPr>
+          <w:rStyle w:val="VerbatimChar"/>
+        </w:rPr>
+        <w:t xml:space="preserve">TestNATSBackend_TypedAvroWire_RealRoundTrip</w:t>
       </w:r>
       <w:r>
         <w:t xml:space="preserve"> </w:t>
@@ -503,16 +384,251 @@
         <w:t xml:space="preserve">//go:build integration</w:t>
       </w:r>
       <w:r>
-        <w:t xml:space="preserve">) which boots a</w:t>
-      </w:r>
-      <w:r>
-        <w:t xml:space="preserve"> </w:t>
-      </w:r>
+        <w:t xml:space="preserve">) boots a real NATS broker via</w:t>
+      </w:r>
+      <w:r>
+        <w:t xml:space="preserve"> </w:t>
+      </w:r>
+      <w:r>
+        <w:rPr>
+          <w:rStyle w:val="VerbatimChar"/>
+        </w:rPr>
+        <w:t xml:space="preserve">brokertest.StartNATS</w:t>
+      </w:r>
+      <w:r>
+        <w:t xml:space="preserve"> </w:t>
+      </w:r>
+      <w:r>
+        <w:t xml:space="preserve">and asserts the on-wire Avro marker + exact round-trip for all three types. Mutation forcing JSON on</w:t>
+      </w:r>
+      <w:r>
+        <w:t xml:space="preserve"> </w:t>
+      </w:r>
+      <w:r>
+        <w:rPr>
+          <w:rStyle w:val="VerbatimChar"/>
+        </w:rPr>
+        <w:t xml:space="preserve">PublishSessionEvent</w:t>
+      </w:r>
+      <w:r>
+        <w:t xml:space="preserve"> </w:t>
+      </w:r>
+      <w:r>
+        <w:t xml:space="preserve">fails the on-wire assertion. All four domain events now route over the live bus in Avro mode (HXC-1627).</w:t>
+      </w:r>
+    </w:p>
+    <w:p>
+      <w:pPr>
+        <w:pStyle w:val="Compact"/>
+        <w:numPr>
+          <w:ilvl w:val="0"/>
+          <w:numId w:val="1001"/>
+        </w:numPr>
+      </w:pPr>
       <w:r>
         <w:rPr>
           <w:b/>
           <w:bCs/>
         </w:rPr>
+        <w:t xml:space="preserve">Wave 82 — Avro codec wired into the live NATS event bus (HXC-1626; conductor-gated build/vet/-race + REAL-broker integration + load-bearing mutation):</w:t>
+      </w:r>
+    </w:p>
+    <w:p>
+      <w:pPr>
+        <w:pStyle w:val="Compact"/>
+        <w:numPr>
+          <w:ilvl w:val="1"/>
+          <w:numId w:val="1004"/>
+        </w:numPr>
+      </w:pPr>
+      <w:r>
+        <w:rPr>
+          <w:rStyle w:val="VerbatimChar"/>
+        </w:rPr>
+        <w:t xml:space="preserve">pkg/events</w:t>
+      </w:r>
+      <w:r>
+        <w:t xml:space="preserve"> </w:t>
+      </w:r>
+      <w:r>
+        <w:t xml:space="preserve">—</w:t>
+      </w:r>
+      <w:r>
+        <w:t xml:space="preserve"> </w:t>
+      </w:r>
+      <w:r>
+        <w:rPr>
+          <w:rStyle w:val="VerbatimChar"/>
+        </w:rPr>
+        <w:t xml:space="preserve">NATSBackend</w:t>
+      </w:r>
+      <w:r>
+        <w:t xml:space="preserve"> </w:t>
+      </w:r>
+      <w:r>
+        <w:t xml:space="preserve">gains an Avro wire mode:</w:t>
+      </w:r>
+      <w:r>
+        <w:t xml:space="preserve"> </w:t>
+      </w:r>
+      <w:r>
+        <w:rPr>
+          <w:rStyle w:val="VerbatimChar"/>
+        </w:rPr>
+        <w:t xml:space="preserve">PublishNodeEvent</w:t>
+      </w:r>
+      <w:r>
+        <w:t xml:space="preserve"> </w:t>
+      </w:r>
+      <w:r>
+        <w:t xml:space="preserve">emits an Avro single-object payload (</w:t>
+      </w:r>
+      <w:r>
+        <w:rPr>
+          <w:rStyle w:val="VerbatimChar"/>
+        </w:rPr>
+        <w:t xml:space="preserve">0xC3 0x01</w:t>
+      </w:r>
+      <w:r>
+        <w:t xml:space="preserve"> </w:t>
+      </w:r>
+      <w:r>
+        <w:t xml:space="preserve">+ CRC-64-AVRO fingerprint) when</w:t>
+      </w:r>
+      <w:r>
+        <w:t xml:space="preserve"> </w:t>
+      </w:r>
+      <w:r>
+        <w:rPr>
+          <w:rStyle w:val="VerbatimChar"/>
+        </w:rPr>
+        <w:t xml:space="preserve">WireAvro</w:t>
+      </w:r>
+      <w:r>
+        <w:t xml:space="preserve"> </w:t>
+      </w:r>
+      <w:r>
+        <w:t xml:space="preserve">is selected and</w:t>
+      </w:r>
+      <w:r>
+        <w:t xml:space="preserve"> </w:t>
+      </w:r>
+      <w:r>
+        <w:rPr>
+          <w:rStyle w:val="VerbatimChar"/>
+        </w:rPr>
+        <w:t xml:space="preserve">SubscribeNodeEvents</w:t>
+      </w:r>
+      <w:r>
+        <w:t xml:space="preserve"> </w:t>
+      </w:r>
+      <w:r>
+        <w:t xml:space="preserve">decodes via a</w:t>
+      </w:r>
+      <w:r>
+        <w:t xml:space="preserve"> </w:t>
+      </w:r>
+      <w:r>
+        <w:rPr>
+          <w:rStyle w:val="VerbatimChar"/>
+        </w:rPr>
+        <w:t xml:space="preserve">SchemaRegistry</w:t>
+      </w:r>
+      <w:r>
+        <w:t xml:space="preserve"> </w:t>
+      </w:r>
+      <w:r>
+        <w:t xml:space="preserve">(validated routing); JSON stays the default (back-compat). Concrete Avro schemas +</w:t>
+      </w:r>
+      <w:r>
+        <w:t xml:space="preserve"> </w:t>
+      </w:r>
+      <w:r>
+        <w:rPr>
+          <w:rStyle w:val="VerbatimChar"/>
+        </w:rPr>
+        <w:t xml:space="preserve">Encode*</w:t>
+      </w:r>
+      <w:r>
+        <w:t xml:space="preserve">/</w:t>
+      </w:r>
+      <w:r>
+        <w:rPr>
+          <w:rStyle w:val="VerbatimChar"/>
+        </w:rPr>
+        <w:t xml:space="preserve">Decode*</w:t>
+      </w:r>
+      <w:r>
+        <w:t xml:space="preserve"> </w:t>
+      </w:r>
+      <w:r>
+        <w:t xml:space="preserve">helpers added for</w:t>
+      </w:r>
+      <w:r>
+        <w:t xml:space="preserve"> </w:t>
+      </w:r>
+      <w:r>
+        <w:rPr>
+          <w:rStyle w:val="VerbatimChar"/>
+        </w:rPr>
+        <w:t xml:space="preserve">SessionEvent</w:t>
+      </w:r>
+      <w:r>
+        <w:t xml:space="preserve">/</w:t>
+      </w:r>
+      <w:r>
+        <w:rPr>
+          <w:rStyle w:val="VerbatimChar"/>
+        </w:rPr>
+        <w:t xml:space="preserve">SchedulerEvent</w:t>
+      </w:r>
+      <w:r>
+        <w:t xml:space="preserve">/</w:t>
+      </w:r>
+      <w:r>
+        <w:rPr>
+          <w:rStyle w:val="VerbatimChar"/>
+        </w:rPr>
+        <w:t xml:space="preserve">AuditEvent</w:t>
+      </w:r>
+      <w:r>
+        <w:t xml:space="preserve"> </w:t>
+      </w:r>
+      <w:r>
+        <w:t xml:space="preserve">(backend typed pub/sub for those three tracked HXC-1627). Proven by</w:t>
+      </w:r>
+      <w:r>
+        <w:t xml:space="preserve"> </w:t>
+      </w:r>
+      <w:r>
+        <w:rPr>
+          <w:rStyle w:val="VerbatimChar"/>
+        </w:rPr>
+        <w:t xml:space="preserve">TestNATSBackend_AvroWire_RealRoundTrip</w:t>
+      </w:r>
+      <w:r>
+        <w:t xml:space="preserve"> </w:t>
+      </w:r>
+      <w:r>
+        <w:t xml:space="preserve">(</w:t>
+      </w:r>
+      <w:r>
+        <w:rPr>
+          <w:rStyle w:val="VerbatimChar"/>
+        </w:rPr>
+        <w:t xml:space="preserve">//go:build integration</w:t>
+      </w:r>
+      <w:r>
+        <w:t xml:space="preserve">) which boots a</w:t>
+      </w:r>
+      <w:r>
+        <w:t xml:space="preserve"> </w:t>
+      </w:r>
+      <w:r>
+        <w:rPr>
+          <w:b/>
+          <w:bCs/>
+        </w:rPr>
         <w:t xml:space="preserve">real NATS+JetStream broker</w:t>
       </w:r>
       <w:r>
@@ -567,7 +683,7 @@
         <w:pStyle w:val="Compact"/>
         <w:numPr>
           <w:ilvl w:val="1"/>
-          <w:numId w:val="1004"/>
+          <w:numId w:val="1005"/>
         </w:numPr>
       </w:pPr>
       <w:r>
@@ -774,7 +890,7 @@
         <w:pStyle w:val="Compact"/>
         <w:numPr>
           <w:ilvl w:val="1"/>
-          <w:numId w:val="1005"/>
+          <w:numId w:val="1006"/>
         </w:numPr>
       </w:pPr>
       <w:r>
@@ -955,7 +1071,7 @@
         <w:pStyle w:val="Compact"/>
         <w:numPr>
           <w:ilvl w:val="1"/>
-          <w:numId w:val="1006"/>
+          <w:numId w:val="1007"/>
         </w:numPr>
       </w:pPr>
       <w:r>
@@ -1048,7 +1164,7 @@
         <w:pStyle w:val="Compact"/>
         <w:numPr>
           <w:ilvl w:val="1"/>
-          <w:numId w:val="1006"/>
+          <w:numId w:val="1007"/>
         </w:numPr>
       </w:pPr>
       <w:r>
@@ -1130,7 +1246,7 @@
         <w:pStyle w:val="Compact"/>
         <w:numPr>
           <w:ilvl w:val="1"/>
-          <w:numId w:val="1007"/>
+          <w:numId w:val="1008"/>
         </w:numPr>
       </w:pPr>
       <w:r>
@@ -1214,7 +1330,7 @@
         <w:pStyle w:val="Compact"/>
         <w:numPr>
           <w:ilvl w:val="1"/>
-          <w:numId w:val="1007"/>
+          <w:numId w:val="1008"/>
         </w:numPr>
       </w:pPr>
       <w:r>
@@ -1367,7 +1483,7 @@
         <w:pStyle w:val="Compact"/>
         <w:numPr>
           <w:ilvl w:val="1"/>
-          <w:numId w:val="1007"/>
+          <w:numId w:val="1008"/>
         </w:numPr>
       </w:pPr>
       <w:r>
@@ -1418,7 +1534,7 @@
         <w:pStyle w:val="Compact"/>
         <w:numPr>
           <w:ilvl w:val="1"/>
-          <w:numId w:val="1007"/>
+          <w:numId w:val="1008"/>
         </w:numPr>
       </w:pPr>
       <w:r>
@@ -1463,7 +1579,7 @@
         <w:pStyle w:val="Compact"/>
         <w:numPr>
           <w:ilvl w:val="1"/>
-          <w:numId w:val="1007"/>
+          <w:numId w:val="1008"/>
         </w:numPr>
       </w:pPr>
       <w:r>
@@ -1598,7 +1714,7 @@
         <w:pStyle w:val="Compact"/>
         <w:numPr>
           <w:ilvl w:val="1"/>
-          <w:numId w:val="1008"/>
+          <w:numId w:val="1009"/>
         </w:numPr>
       </w:pPr>
       <w:r>
@@ -1664,7 +1780,7 @@
         <w:pStyle w:val="Compact"/>
         <w:numPr>
           <w:ilvl w:val="1"/>
-          <w:numId w:val="1008"/>
+          <w:numId w:val="1009"/>
         </w:numPr>
       </w:pPr>
       <w:r>
@@ -1685,7 +1801,7 @@
         <w:pStyle w:val="Compact"/>
         <w:numPr>
           <w:ilvl w:val="1"/>
-          <w:numId w:val="1008"/>
+          <w:numId w:val="1009"/>
         </w:numPr>
       </w:pPr>
       <w:r>
@@ -1716,7 +1832,7 @@
         <w:pStyle w:val="Compact"/>
         <w:numPr>
           <w:ilvl w:val="1"/>
-          <w:numId w:val="1008"/>
+          <w:numId w:val="1009"/>
         </w:numPr>
       </w:pPr>
       <w:r>
@@ -1749,7 +1865,7 @@
         <w:pStyle w:val="Compact"/>
         <w:numPr>
           <w:ilvl w:val="1"/>
-          <w:numId w:val="1008"/>
+          <w:numId w:val="1009"/>
         </w:numPr>
       </w:pPr>
       <w:r>
@@ -1770,7 +1886,7 @@
         <w:pStyle w:val="Compact"/>
         <w:numPr>
           <w:ilvl w:val="1"/>
-          <w:numId w:val="1008"/>
+          <w:numId w:val="1009"/>
         </w:numPr>
       </w:pPr>
       <w:r>
@@ -1857,7 +1973,7 @@
         <w:pStyle w:val="Compact"/>
         <w:numPr>
           <w:ilvl w:val="1"/>
-          <w:numId w:val="1008"/>
+          <w:numId w:val="1009"/>
         </w:numPr>
       </w:pPr>
       <w:r>
@@ -1950,7 +2066,7 @@
         <w:pStyle w:val="Compact"/>
         <w:numPr>
           <w:ilvl w:val="1"/>
-          <w:numId w:val="1008"/>
+          <w:numId w:val="1009"/>
         </w:numPr>
       </w:pPr>
       <w:r>
@@ -2047,7 +2163,7 @@
         <w:pStyle w:val="Compact"/>
         <w:numPr>
           <w:ilvl w:val="1"/>
-          <w:numId w:val="1009"/>
+          <w:numId w:val="1010"/>
         </w:numPr>
       </w:pPr>
       <w:r>
@@ -2128,7 +2244,7 @@
         <w:pStyle w:val="Compact"/>
         <w:numPr>
           <w:ilvl w:val="1"/>
-          <w:numId w:val="1009"/>
+          <w:numId w:val="1010"/>
         </w:numPr>
       </w:pPr>
       <w:r>
@@ -2174,7 +2290,7 @@
         <w:pStyle w:val="Compact"/>
         <w:numPr>
           <w:ilvl w:val="1"/>
-          <w:numId w:val="1009"/>
+          <w:numId w:val="1010"/>
         </w:numPr>
       </w:pPr>
       <w:r>
@@ -2210,7 +2326,7 @@
         <w:pStyle w:val="Compact"/>
         <w:numPr>
           <w:ilvl w:val="1"/>
-          <w:numId w:val="1009"/>
+          <w:numId w:val="1010"/>
         </w:numPr>
       </w:pPr>
       <w:r>
@@ -2276,7 +2392,7 @@
         <w:pStyle w:val="Compact"/>
         <w:numPr>
           <w:ilvl w:val="1"/>
-          <w:numId w:val="1009"/>
+          <w:numId w:val="1010"/>
         </w:numPr>
       </w:pPr>
       <w:r>
@@ -2313,7 +2429,7 @@
         <w:pStyle w:val="Compact"/>
         <w:numPr>
           <w:ilvl w:val="1"/>
-          <w:numId w:val="1010"/>
+          <w:numId w:val="1011"/>
         </w:numPr>
       </w:pPr>
       <w:r>
@@ -2373,7 +2489,7 @@
         <w:pStyle w:val="Compact"/>
         <w:numPr>
           <w:ilvl w:val="1"/>
-          <w:numId w:val="1010"/>
+          <w:numId w:val="1011"/>
         </w:numPr>
       </w:pPr>
       <w:r>
@@ -2439,7 +2555,7 @@
         <w:pStyle w:val="Compact"/>
         <w:numPr>
           <w:ilvl w:val="1"/>
-          <w:numId w:val="1010"/>
+          <w:numId w:val="1011"/>
         </w:numPr>
       </w:pPr>
       <w:r>
@@ -2475,7 +2591,7 @@
         <w:pStyle w:val="Compact"/>
         <w:numPr>
           <w:ilvl w:val="1"/>
-          <w:numId w:val="1010"/>
+          <w:numId w:val="1011"/>
         </w:numPr>
       </w:pPr>
       <w:r>
@@ -2573,7 +2689,7 @@
         <w:pStyle w:val="Compact"/>
         <w:numPr>
           <w:ilvl w:val="1"/>
-          <w:numId w:val="1010"/>
+          <w:numId w:val="1011"/>
         </w:numPr>
       </w:pPr>
       <w:r>
@@ -2631,7 +2747,7 @@
         <w:pStyle w:val="Compact"/>
         <w:numPr>
           <w:ilvl w:val="1"/>
-          <w:numId w:val="1011"/>
+          <w:numId w:val="1012"/>
         </w:numPr>
       </w:pPr>
       <w:r>
@@ -2691,7 +2807,7 @@
         <w:pStyle w:val="Compact"/>
         <w:numPr>
           <w:ilvl w:val="1"/>
-          <w:numId w:val="1011"/>
+          <w:numId w:val="1012"/>
         </w:numPr>
       </w:pPr>
       <w:r>
@@ -2769,7 +2885,7 @@
         <w:pStyle w:val="Compact"/>
         <w:numPr>
           <w:ilvl w:val="1"/>
-          <w:numId w:val="1011"/>
+          <w:numId w:val="1012"/>
         </w:numPr>
       </w:pPr>
       <w:r>
@@ -2916,7 +3032,7 @@
         <w:pStyle w:val="Compact"/>
         <w:numPr>
           <w:ilvl w:val="1"/>
-          <w:numId w:val="1011"/>
+          <w:numId w:val="1012"/>
         </w:numPr>
       </w:pPr>
       <w:r>
@@ -3042,7 +3158,7 @@
         <w:pStyle w:val="Compact"/>
         <w:numPr>
           <w:ilvl w:val="1"/>
-          <w:numId w:val="1011"/>
+          <w:numId w:val="1012"/>
         </w:numPr>
       </w:pPr>
       <w:r>
@@ -3189,7 +3305,7 @@
         <w:pStyle w:val="Compact"/>
         <w:numPr>
           <w:ilvl w:val="1"/>
-          <w:numId w:val="1011"/>
+          <w:numId w:val="1012"/>
         </w:numPr>
       </w:pPr>
       <w:r>
@@ -3243,1400 +3359,11 @@
         <w:pStyle w:val="Compact"/>
         <w:numPr>
           <w:ilvl w:val="1"/>
-          <w:numId w:val="1011"/>
+          <w:numId w:val="1012"/>
         </w:numPr>
       </w:pPr>
       <w:r>
         <w:t xml:space="preserve">This session (34 pure-Go units):</w:t>
-      </w:r>
-    </w:p>
-    <w:p>
-      <w:pPr>
-        <w:pStyle w:val="Compact"/>
-        <w:numPr>
-          <w:ilvl w:val="2"/>
-          <w:numId w:val="1012"/>
-        </w:numPr>
-      </w:pPr>
-      <w:r>
-        <w:rPr>
-          <w:rStyle w:val="VerbatimChar"/>
-        </w:rPr>
-        <w:t xml:space="preserve">bursthysteresis</w:t>
-      </w:r>
-      <w:r>
-        <w:t xml:space="preserve"> </w:t>
-      </w:r>
-      <w:r>
-        <w:t xml:space="preserve">—</w:t>
-      </w:r>
-      <w:r>
-        <w:t xml:space="preserve"> </w:t>
-      </w:r>
-      <w:r>
-        <w:rPr>
-          <w:rStyle w:val="VerbatimChar"/>
-        </w:rPr>
-        <w:t xml:space="preserve">BurstController</w:t>
-      </w:r>
-      <w:r>
-        <w:t xml:space="preserve"> </w:t>
-      </w:r>
-      <w:r>
-        <w:t xml:space="preserve">with a MONITOR→SPILL→RECOVER two-threshold hysteresis dead-band (HXC-1504).</w:t>
-      </w:r>
-    </w:p>
-    <w:p>
-      <w:pPr>
-        <w:pStyle w:val="Compact"/>
-        <w:numPr>
-          <w:ilvl w:val="2"/>
-          <w:numId w:val="1012"/>
-        </w:numPr>
-      </w:pPr>
-      <w:r>
-        <w:rPr>
-          <w:rStyle w:val="VerbatimChar"/>
-        </w:rPr>
-        <w:t xml:space="preserve">providerchain</w:t>
-      </w:r>
-      <w:r>
-        <w:t xml:space="preserve"> </w:t>
-      </w:r>
-      <w:r>
-        <w:t xml:space="preserve">— ordered multi-tier provider fallback cascade with retriable/terminal error classification and injected-clock failover SLA (HXC-1508).</w:t>
-      </w:r>
-    </w:p>
-    <w:p>
-      <w:pPr>
-        <w:pStyle w:val="Compact"/>
-        <w:numPr>
-          <w:ilvl w:val="2"/>
-          <w:numId w:val="1012"/>
-        </w:numPr>
-      </w:pPr>
-      <w:r>
-        <w:rPr>
-          <w:rStyle w:val="VerbatimChar"/>
-        </w:rPr>
-        <w:t xml:space="preserve">gpucatalog</w:t>
-      </w:r>
-      <w:r>
-        <w:t xml:space="preserve"> </w:t>
-      </w:r>
-      <w:r>
-        <w:t xml:space="preserve">—</w:t>
-      </w:r>
-      <w:r>
-        <w:t xml:space="preserve"> </w:t>
-      </w:r>
-      <w:r>
-        <w:rPr>
-          <w:rStyle w:val="VerbatimChar"/>
-        </w:rPr>
-        <w:t xml:space="preserve">SUPPORTED_GPUS</w:t>
-      </w:r>
-      <w:r>
-        <w:t xml:space="preserve"> </w:t>
-      </w:r>
-      <w:r>
-        <w:t xml:space="preserve">compute-multiplier catalog,</w:t>
-      </w:r>
-      <w:r>
-        <w:t xml:space="preserve"> </w:t>
-      </w:r>
-      <w:r>
-        <w:rPr>
-          <w:rStyle w:val="VerbatimChar"/>
-        </w:rPr>
-        <w:t xml:space="preserve">LookupMultiplier</w:t>
-      </w:r>
-      <w:r>
-        <w:t xml:space="preserve">, and attestation-aware</w:t>
-      </w:r>
-      <w:r>
-        <w:t xml:space="preserve"> </w:t>
-      </w:r>
-      <w:r>
-        <w:rPr>
-          <w:rStyle w:val="VerbatimChar"/>
-        </w:rPr>
-        <w:t xml:space="preserve">Score</w:t>
-      </w:r>
-      <w:r>
-        <w:t xml:space="preserve"> </w:t>
-      </w:r>
-      <w:r>
-        <w:t xml:space="preserve">(attested above un-attested) (HXC-1592).</w:t>
-      </w:r>
-    </w:p>
-    <w:p>
-      <w:pPr>
-        <w:pStyle w:val="Compact"/>
-        <w:numPr>
-          <w:ilvl w:val="2"/>
-          <w:numId w:val="1012"/>
-        </w:numPr>
-      </w:pPr>
-      <w:r>
-        <w:rPr>
-          <w:rStyle w:val="VerbatimChar"/>
-        </w:rPr>
-        <w:t xml:space="preserve">gravaladmit</w:t>
-      </w:r>
-      <w:r>
-        <w:t xml:space="preserve"> </w:t>
-      </w:r>
-      <w:r>
-        <w:t xml:space="preserve">— HMAC-SHA256 GraVal challenge-response provider admission gate with single-use nonce and</w:t>
-      </w:r>
-      <w:r>
-        <w:t xml:space="preserve"> </w:t>
-      </w:r>
-      <w:r>
-        <w:rPr>
-          <w:rStyle w:val="VerbatimChar"/>
-        </w:rPr>
-        <w:t xml:space="preserve">graval.verified</w:t>
-      </w:r>
-      <w:r>
-        <w:t xml:space="preserve"> </w:t>
-      </w:r>
-      <w:r>
-        <w:t xml:space="preserve">label (HXC-1523).</w:t>
-      </w:r>
-    </w:p>
-    <w:p>
-      <w:pPr>
-        <w:pStyle w:val="Compact"/>
-        <w:numPr>
-          <w:ilvl w:val="2"/>
-          <w:numId w:val="1012"/>
-        </w:numPr>
-      </w:pPr>
-      <w:r>
-        <w:rPr>
-          <w:rStyle w:val="VerbatimChar"/>
-        </w:rPr>
-        <w:t xml:space="preserve">modelrouter</w:t>
-      </w:r>
-      <w:r>
-        <w:t xml:space="preserve"> </w:t>
-      </w:r>
-      <w:r>
-        <w:t xml:space="preserve">— strategy-to-default-model resolution (latency/throughput/quality/cost) with a typed unknown-strategy error (HXC-1430).</w:t>
-      </w:r>
-    </w:p>
-    <w:p>
-      <w:pPr>
-        <w:pStyle w:val="Compact"/>
-        <w:numPr>
-          <w:ilvl w:val="2"/>
-          <w:numId w:val="1012"/>
-        </w:numPr>
-      </w:pPr>
-      <w:r>
-        <w:rPr>
-          <w:rStyle w:val="VerbatimChar"/>
-        </w:rPr>
-        <w:t xml:space="preserve">gravalverify</w:t>
-      </w:r>
-      <w:r>
-        <w:t xml:space="preserve"> </w:t>
-      </w:r>
-      <w:r>
-        <w:t xml:space="preserve">— GraVal GPU attestation with a VRAM-ratio</w:t>
-      </w:r>
-      <w:r>
-        <w:t xml:space="preserve"> </w:t>
-      </w:r>
-      <w:r>
-        <w:rPr>
-          <w:rStyle w:val="VerbatimChar"/>
-        </w:rPr>
-        <w:t xml:space="preserve">&gt;= 0.95</w:t>
-      </w:r>
-      <w:r>
-        <w:t xml:space="preserve"> </w:t>
-      </w:r>
-      <w:r>
-        <w:t xml:space="preserve">gate and a concurrent, race-clean</w:t>
-      </w:r>
-      <w:r>
-        <w:t xml:space="preserve"> </w:t>
-      </w:r>
-      <w:r>
-        <w:rPr>
-          <w:rStyle w:val="VerbatimChar"/>
-        </w:rPr>
-        <w:t xml:space="preserve">BatchVerify</w:t>
-      </w:r>
-      <w:r>
-        <w:t xml:space="preserve"> </w:t>
-      </w:r>
-      <w:r>
-        <w:t xml:space="preserve">pass-rate KPI (HXC-1435, HXC-1436).</w:t>
-      </w:r>
-    </w:p>
-    <w:p>
-      <w:pPr>
-        <w:pStyle w:val="Compact"/>
-        <w:numPr>
-          <w:ilvl w:val="2"/>
-          <w:numId w:val="1012"/>
-        </w:numPr>
-      </w:pPr>
-      <w:r>
-        <w:rPr>
-          <w:rStyle w:val="VerbatimChar"/>
-        </w:rPr>
-        <w:t xml:space="preserve">gepetto</w:t>
-      </w:r>
-      <w:r>
-        <w:t xml:space="preserve"> </w:t>
-      </w:r>
-      <w:r>
-        <w:t xml:space="preserve">— HelixGepetto dual-resource local-vs-Chutes arbitration with a monotonic reserve schedule and a strict</w:t>
-      </w:r>
-      <w:r>
-        <w:t xml:space="preserve"> </w:t>
-      </w:r>
-      <w:r>
-        <w:rPr>
-          <w:rStyle w:val="VerbatimChar"/>
-        </w:rPr>
-        <w:t xml:space="preserve">&gt;0.80</w:t>
-      </w:r>
-      <w:r>
-        <w:t xml:space="preserve"> </w:t>
-      </w:r>
-      <w:r>
-        <w:t xml:space="preserve">high-water anti-starvation zero-capacity cut-off (HXC-1446).</w:t>
-      </w:r>
-    </w:p>
-    <w:p>
-      <w:pPr>
-        <w:pStyle w:val="Compact"/>
-        <w:numPr>
-          <w:ilvl w:val="2"/>
-          <w:numId w:val="1012"/>
-        </w:numPr>
-      </w:pPr>
-      <w:r>
-        <w:rPr>
-          <w:rStyle w:val="VerbatimChar"/>
-        </w:rPr>
-        <w:t xml:space="preserve">chutesaccount</w:t>
-      </w:r>
-      <w:r>
-        <w:t xml:space="preserve"> </w:t>
-      </w:r>
-      <w:r>
-        <w:t xml:space="preserve">— Chutes API model-list (TEE/price fields) and</w:t>
-      </w:r>
-      <w:r>
-        <w:t xml:space="preserve"> </w:t>
-      </w:r>
-      <w:r>
-        <w:rPr>
-          <w:rStyle w:val="VerbatimChar"/>
-        </w:rPr>
-        <w:t xml:space="preserve">/users/me</w:t>
-      </w:r>
-      <w:r>
-        <w:t xml:space="preserve"> </w:t>
-      </w:r>
-      <w:r>
-        <w:t xml:space="preserve">account-balance client over HTTP with</w:t>
-      </w:r>
-      <w:r>
-        <w:t xml:space="preserve"> </w:t>
-      </w:r>
-      <w:r>
-        <w:rPr>
-          <w:rStyle w:val="VerbatimChar"/>
-        </w:rPr>
-        <w:t xml:space="preserve">Authorization: Bearer</w:t>
-      </w:r>
-      <w:r>
-        <w:t xml:space="preserve"> </w:t>
-      </w:r>
-      <w:r>
-        <w:t xml:space="preserve">(HXC-1429).</w:t>
-      </w:r>
-    </w:p>
-    <w:p>
-      <w:pPr>
-        <w:pStyle w:val="Compact"/>
-        <w:numPr>
-          <w:ilvl w:val="2"/>
-          <w:numId w:val="1012"/>
-        </w:numPr>
-      </w:pPr>
-      <w:r>
-        <w:rPr>
-          <w:rStyle w:val="VerbatimChar"/>
-        </w:rPr>
-        <w:t xml:space="preserve">cmd/burst-controller</w:t>
-      </w:r>
-      <w:r>
-        <w:t xml:space="preserve"> </w:t>
-      </w:r>
-      <w:r>
-        <w:t xml:space="preserve">— utilization-driven binary driving</w:t>
-      </w:r>
-      <w:r>
-        <w:t xml:space="preserve"> </w:t>
-      </w:r>
-      <w:r>
-        <w:rPr>
-          <w:rStyle w:val="VerbatimChar"/>
-        </w:rPr>
-        <w:t xml:space="preserve">bursthysteresis</w:t>
-      </w:r>
-      <w:r>
-        <w:t xml:space="preserve">; emits a</w:t>
-      </w:r>
-      <w:r>
-        <w:t xml:space="preserve"> </w:t>
-      </w:r>
-      <w:r>
-        <w:t xml:space="preserve">“burst allocation request”</w:t>
-      </w:r>
-      <w:r>
-        <w:t xml:space="preserve"> </w:t>
-      </w:r>
-      <w:r>
-        <w:t xml:space="preserve">on SPILL and a RECOVER line, runID-stamped (HXC-1531).</w:t>
-      </w:r>
-    </w:p>
-    <w:p>
-      <w:pPr>
-        <w:pStyle w:val="Compact"/>
-        <w:numPr>
-          <w:ilvl w:val="2"/>
-          <w:numId w:val="1012"/>
-        </w:numPr>
-      </w:pPr>
-      <w:r>
-        <w:rPr>
-          <w:rStyle w:val="VerbatimChar"/>
-        </w:rPr>
-        <w:t xml:space="preserve">tieredcache</w:t>
-      </w:r>
-      <w:r>
-        <w:t xml:space="preserve"> </w:t>
-      </w:r>
-      <w:r>
-        <w:t xml:space="preserve">— hot(memory)/warm(NVMe)/cold(SSD) tiered cache with injected backends + injected clock, idle-demotion + promotion, and per-tier hit stats (HXC-1418).</w:t>
-      </w:r>
-    </w:p>
-    <w:p>
-      <w:pPr>
-        <w:pStyle w:val="Compact"/>
-        <w:numPr>
-          <w:ilvl w:val="2"/>
-          <w:numId w:val="1012"/>
-        </w:numPr>
-      </w:pPr>
-      <w:r>
-        <w:rPr>
-          <w:rStyle w:val="VerbatimChar"/>
-        </w:rPr>
-        <w:t xml:space="preserve">smartrouter</w:t>
-      </w:r>
-      <w:r>
-        <w:t xml:space="preserve"> </w:t>
-      </w:r>
-      <w:r>
-        <w:t xml:space="preserve">— intelligent ModelRouter (latency/throughput/cost/TEE/balanced) that always excludes unhealthy models, with a typed no-eligible-model error (HXC-1539).</w:t>
-      </w:r>
-    </w:p>
-    <w:p>
-      <w:pPr>
-        <w:pStyle w:val="Compact"/>
-        <w:numPr>
-          <w:ilvl w:val="2"/>
-          <w:numId w:val="1012"/>
-        </w:numPr>
-      </w:pPr>
-      <w:r>
-        <w:rPr>
-          <w:rStyle w:val="VerbatimChar"/>
-        </w:rPr>
-        <w:t xml:space="preserve">epochresolve</w:t>
-      </w:r>
-      <w:r>
-        <w:t xml:space="preserve"> </w:t>
-      </w:r>
-      <w:r>
-        <w:t xml:space="preserve">— config-epoch failover slot-ownership conflict resolution (highest-epoch wins, deterministic lexicographic equal-epoch tiebreak, order-independent convergence) (HXC-1397).</w:t>
-      </w:r>
-    </w:p>
-    <w:p>
-      <w:pPr>
-        <w:pStyle w:val="Compact"/>
-        <w:numPr>
-          <w:ilvl w:val="2"/>
-          <w:numId w:val="1012"/>
-        </w:numPr>
-      </w:pPr>
-      <w:r>
-        <w:rPr>
-          <w:rStyle w:val="VerbatimChar"/>
-        </w:rPr>
-        <w:t xml:space="preserve">balancemonitor</w:t>
-      </w:r>
-      <w:r>
-        <w:t xml:space="preserve"> </w:t>
-      </w:r>
-      <w:r>
-        <w:t xml:space="preserve">— USD account-balance monitor with a strict low-balance floor warning, over HTTP with</w:t>
-      </w:r>
-      <w:r>
-        <w:t xml:space="preserve"> </w:t>
-      </w:r>
-      <w:r>
-        <w:rPr>
-          <w:rStyle w:val="VerbatimChar"/>
-        </w:rPr>
-        <w:t xml:space="preserve">Authorization: Bearer</w:t>
-      </w:r>
-      <w:r>
-        <w:t xml:space="preserve"> </w:t>
-      </w:r>
-      <w:r>
-        <w:t xml:space="preserve">(HXC-1512).</w:t>
-      </w:r>
-    </w:p>
-    <w:p>
-      <w:pPr>
-        <w:pStyle w:val="Compact"/>
-        <w:numPr>
-          <w:ilvl w:val="2"/>
-          <w:numId w:val="1012"/>
-        </w:numPr>
-      </w:pPr>
-      <w:r>
-        <w:rPr>
-          <w:rStyle w:val="VerbatimChar"/>
-        </w:rPr>
-        <w:t xml:space="preserve">scan</w:t>
-      </w:r>
-      <w:r>
-        <w:t xml:space="preserve"> </w:t>
-      </w:r>
-      <w:r>
-        <w:t xml:space="preserve">— Oracle-SCAN-style stable virtual client endpoint: least-loaded healthy-backend routing with a membership-stable name and injected clock (HXC-1403).</w:t>
-      </w:r>
-    </w:p>
-    <w:p>
-      <w:pPr>
-        <w:pStyle w:val="Compact"/>
-        <w:numPr>
-          <w:ilvl w:val="2"/>
-          <w:numId w:val="1012"/>
-        </w:numPr>
-      </w:pPr>
-      <w:r>
-        <w:rPr>
-          <w:rStyle w:val="VerbatimChar"/>
-        </w:rPr>
-        <w:t xml:space="preserve">llmfailover</w:t>
-      </w:r>
-      <w:r>
-        <w:t xml:space="preserve"> </w:t>
-      </w:r>
-      <w:r>
-        <w:t xml:space="preserve">— error-classified LLM failover taxonomy (deterministic per-class fallback paths) plus a sandbox scheduling-hint contract (HXC-1600).</w:t>
-      </w:r>
-    </w:p>
-    <w:p>
-      <w:pPr>
-        <w:pStyle w:val="Compact"/>
-        <w:numPr>
-          <w:ilvl w:val="2"/>
-          <w:numId w:val="1012"/>
-        </w:numPr>
-      </w:pPr>
-      <w:r>
-        <w:rPr>
-          <w:rStyle w:val="VerbatimChar"/>
-        </w:rPr>
-        <w:t xml:space="preserve">llmadapter</w:t>
-      </w:r>
-      <w:r>
-        <w:t xml:space="preserve"> </w:t>
-      </w:r>
-      <w:r>
-        <w:t xml:space="preserve">— Claude Messages / OpenAI Responses-API request and response shape adapters to OpenAI chat-completions, preserving tool-call order (HXC-1599).</w:t>
-      </w:r>
-    </w:p>
-    <w:p>
-      <w:pPr>
-        <w:pStyle w:val="Compact"/>
-        <w:numPr>
-          <w:ilvl w:val="2"/>
-          <w:numId w:val="1012"/>
-        </w:numPr>
-      </w:pPr>
-      <w:r>
-        <w:rPr>
-          <w:rStyle w:val="VerbatimChar"/>
-        </w:rPr>
-        <w:t xml:space="preserve">deltacrdt</w:t>
-      </w:r>
-      <w:r>
-        <w:t xml:space="preserve"> </w:t>
-      </w:r>
-      <w:r>
-        <w:t xml:space="preserve">— standalone delta-state CRDTs (G-counter / PN-counter / observed-remove OR-set / LWW-map) with delta-mutators and a convergent (commutative/associative/idempotent) merge (HXC-1409).</w:t>
-      </w:r>
-    </w:p>
-    <w:p>
-      <w:pPr>
-        <w:pStyle w:val="Compact"/>
-        <w:numPr>
-          <w:ilvl w:val="2"/>
-          <w:numId w:val="1012"/>
-        </w:numPr>
-      </w:pPr>
-      <w:r>
-        <w:rPr>
-          <w:rStyle w:val="VerbatimChar"/>
-        </w:rPr>
-        <w:t xml:space="preserve">gputopo</w:t>
-      </w:r>
-      <w:r>
-        <w:t xml:space="preserve"> </w:t>
-      </w:r>
-      <w:r>
-        <w:t xml:space="preserve">— topology-aware NUMA/NVLink GPU placement scoring that prefers NVLink-connected GPU pairs and falls back to PCIe (HXC-1406).</w:t>
-      </w:r>
-    </w:p>
-    <w:p>
-      <w:pPr>
-        <w:pStyle w:val="Compact"/>
-        <w:numPr>
-          <w:ilvl w:val="2"/>
-          <w:numId w:val="1012"/>
-        </w:numPr>
-      </w:pPr>
-      <w:r>
-        <w:rPr>
-          <w:rStyle w:val="VerbatimChar"/>
-        </w:rPr>
-        <w:t xml:space="preserve">fsresidency</w:t>
-      </w:r>
-      <w:r>
-        <w:t xml:space="preserve"> </w:t>
-      </w:r>
-      <w:r>
-        <w:t xml:space="preserve">— filesystem residency challenge: per-byte-range</w:t>
-      </w:r>
-      <w:r>
-        <w:t xml:space="preserve"> </w:t>
-      </w:r>
-      <w:r>
-        <w:rPr>
-          <w:rStyle w:val="VerbatimChar"/>
-        </w:rPr>
-        <w:t xml:space="preserve">ReadAt</w:t>
-      </w:r>
-      <w:r>
-        <w:t xml:space="preserve"> </w:t>
-      </w:r>
-      <w:r>
-        <w:t xml:space="preserve">+ SHA-256 verification proving a model file is really present on disk; truncated/missing/mismatch all fail (HXC-1572).</w:t>
-      </w:r>
-    </w:p>
-    <w:p>
-      <w:pPr>
-        <w:pStyle w:val="Compact"/>
-        <w:numPr>
-          <w:ilvl w:val="2"/>
-          <w:numId w:val="1012"/>
-        </w:numPr>
-      </w:pPr>
-      <w:r>
-        <w:rPr>
-          <w:rStyle w:val="VerbatimChar"/>
-        </w:rPr>
-        <w:t xml:space="preserve">economics</w:t>
-      </w:r>
-      <w:r>
-        <w:t xml:space="preserve"> </w:t>
-      </w:r>
-      <w:r>
-        <w:t xml:space="preserve">—</w:t>
-      </w:r>
-      <w:r>
-        <w:t xml:space="preserve"> </w:t>
-      </w:r>
-      <w:r>
-        <w:rPr>
-          <w:rStyle w:val="VerbatimChar"/>
-        </w:rPr>
-        <w:t xml:space="preserve">RewardDistributor</w:t>
-      </w:r>
-      <w:r>
-        <w:t xml:space="preserve"> </w:t>
-      </w:r>
-      <w:r>
-        <w:t xml:space="preserve">multi-token distribution with treasury/reinvest splits and a conservation invariant (</w:t>
-      </w:r>
-      <w:r>
-        <w:rPr>
-          <w:rStyle w:val="VerbatimChar"/>
-        </w:rPr>
-        <w:t xml:space="preserve">sum(ledger)+treasury+reinvest == total</w:t>
-      </w:r>
-      <w:r>
-        <w:t xml:space="preserve">), plus</w:t>
-      </w:r>
-      <w:r>
-        <w:t xml:space="preserve"> </w:t>
-      </w:r>
-      <w:r>
-        <w:rPr>
-          <w:rStyle w:val="VerbatimChar"/>
-        </w:rPr>
-        <w:t xml:space="preserve">GetParticipantROI</w:t>
-      </w:r>
-      <w:r>
-        <w:t xml:space="preserve"> </w:t>
-      </w:r>
-      <w:r>
-        <w:t xml:space="preserve">(ROI% + break-even days, typed unknown-participant error) (HXC-1460, HXC-1461).</w:t>
-      </w:r>
-    </w:p>
-    <w:p>
-      <w:pPr>
-        <w:pStyle w:val="Compact"/>
-        <w:numPr>
-          <w:ilvl w:val="2"/>
-          <w:numId w:val="1012"/>
-        </w:numPr>
-      </w:pPr>
-      <w:r>
-        <w:rPr>
-          <w:rStyle w:val="VerbatimChar"/>
-        </w:rPr>
-        <w:t xml:space="preserve">revenueopt</w:t>
-      </w:r>
-      <w:r>
-        <w:t xml:space="preserve"> </w:t>
-      </w:r>
-      <w:r>
-        <w:t xml:space="preserve">—</w:t>
-      </w:r>
-      <w:r>
-        <w:t xml:space="preserve"> </w:t>
-      </w:r>
-      <w:r>
-        <w:rPr>
-          <w:rStyle w:val="VerbatimChar"/>
-        </w:rPr>
-        <w:t xml:space="preserve">RevenueOptimizer.OptimizeAllocation</w:t>
-      </w:r>
-      <w:r>
-        <w:t xml:space="preserve"> </w:t>
-      </w:r>
-      <w:r>
-        <w:t xml:space="preserve">greedy GPU→marketplace assignment maximising expected revenue, with a TEE→Chutes revenue bias; self-contained types (HXC-1456).</w:t>
-      </w:r>
-    </w:p>
-    <w:p>
-      <w:pPr>
-        <w:pStyle w:val="Compact"/>
-        <w:numPr>
-          <w:ilvl w:val="2"/>
-          <w:numId w:val="1012"/>
-        </w:numPr>
-      </w:pPr>
-      <w:r>
-        <w:rPr>
-          <w:rStyle w:val="VerbatimChar"/>
-        </w:rPr>
-        <w:t xml:space="preserve">exportcontrol</w:t>
-      </w:r>
-      <w:r>
-        <w:t xml:space="preserve"> </w:t>
-      </w:r>
-      <w:r>
-        <w:t xml:space="preserve">— export-control / country-code KYC gate: a controlled GPU (</w:t>
-      </w:r>
-      <w:r>
-        <w:rPr>
-          <w:rStyle w:val="VerbatimChar"/>
-        </w:rPr>
-        <w:t xml:space="preserve">H100</w:t>
-      </w:r>
-      <w:r>
-        <w:t xml:space="preserve">/</w:t>
-      </w:r>
-      <w:r>
-        <w:rPr>
-          <w:rStyle w:val="VerbatimChar"/>
-        </w:rPr>
-        <w:t xml:space="preserve">A100</w:t>
-      </w:r>
-      <w:r>
-        <w:t xml:space="preserve">) from a Tier-3 (embargoed) or unknown jurisdiction is rejected with</w:t>
-      </w:r>
-      <w:r>
-        <w:t xml:space="preserve"> </w:t>
-      </w:r>
-      <w:r>
-        <w:rPr>
-          <w:rStyle w:val="VerbatimChar"/>
-        </w:rPr>
-        <w:t xml:space="preserve">ErrExportDenied</w:t>
-      </w:r>
-      <w:r>
-        <w:t xml:space="preserve">; Tier-1 is allowed (HXC-1482).</w:t>
-      </w:r>
-    </w:p>
-    <w:p>
-      <w:pPr>
-        <w:pStyle w:val="Compact"/>
-        <w:numPr>
-          <w:ilvl w:val="2"/>
-          <w:numId w:val="1012"/>
-        </w:numPr>
-      </w:pPr>
-      <w:r>
-        <w:rPr>
-          <w:rStyle w:val="VerbatimChar"/>
-        </w:rPr>
-        <w:t xml:space="preserve">devicecatalog</w:t>
-      </w:r>
-      <w:r>
-        <w:t xml:space="preserve"> </w:t>
-      </w:r>
-      <w:r>
-        <w:t xml:space="preserve">— machine-readable 64-device taxonomy with case-insensitive substring</w:t>
-      </w:r>
-      <w:r>
-        <w:t xml:space="preserve"> </w:t>
-      </w:r>
-      <w:r>
-        <w:rPr>
-          <w:rStyle w:val="VerbatimChar"/>
-        </w:rPr>
-        <w:t xml:space="preserve">Lookup</w:t>
-      </w:r>
-      <w:r>
-        <w:t xml:space="preserve"> </w:t>
-      </w:r>
-      <w:r>
-        <w:t xml:space="preserve">resolving a discovered CPU model (e.g. </w:t>
-      </w:r>
-      <w:r>
-        <w:rPr>
-          <w:rStyle w:val="VerbatimChar"/>
-        </w:rPr>
-        <w:t xml:space="preserve">Rockchip RK3588</w:t>
-      </w:r>
-      <w:r>
-        <w:t xml:space="preserve">) to its tier / trust-level / compute-class (HXC-1331).</w:t>
-      </w:r>
-    </w:p>
-    <w:p>
-      <w:pPr>
-        <w:pStyle w:val="Compact"/>
-        <w:numPr>
-          <w:ilvl w:val="2"/>
-          <w:numId w:val="1012"/>
-        </w:numPr>
-      </w:pPr>
-      <w:r>
-        <w:rPr>
-          <w:rStyle w:val="VerbatimChar"/>
-        </w:rPr>
-        <w:t xml:space="preserve">compliancedoc</w:t>
-      </w:r>
-      <w:r>
-        <w:t xml:space="preserve"> </w:t>
-      </w:r>
-      <w:r>
-        <w:t xml:space="preserve">— EU AI Act compliance-documentation pipeline: generates a model card + technical-documentation artifact from attestation-log records, with a SHA-256 provenance hash bound to the actual record content (HXC-1481).</w:t>
-      </w:r>
-    </w:p>
-    <w:p>
-      <w:pPr>
-        <w:pStyle w:val="Compact"/>
-        <w:numPr>
-          <w:ilvl w:val="2"/>
-          <w:numId w:val="1012"/>
-        </w:numPr>
-      </w:pPr>
-      <w:r>
-        <w:rPr>
-          <w:rStyle w:val="VerbatimChar"/>
-        </w:rPr>
-        <w:t xml:space="preserve">hybridkex</w:t>
-      </w:r>
-      <w:r>
-        <w:t xml:space="preserve"> </w:t>
-      </w:r>
-      <w:r>
-        <w:t xml:space="preserve">— hybrid post-quantum key exchange combining X25519 (</w:t>
-      </w:r>
-      <w:r>
-        <w:rPr>
-          <w:rStyle w:val="VerbatimChar"/>
-        </w:rPr>
-        <w:t xml:space="preserve">crypto/ecdh</w:t>
-      </w:r>
-      <w:r>
-        <w:t xml:space="preserve">) and ML-KEM-768 (</w:t>
-      </w:r>
-      <w:r>
-        <w:rPr>
-          <w:rStyle w:val="VerbatimChar"/>
-        </w:rPr>
-        <w:t xml:space="preserve">crypto/mlkem</w:t>
-      </w:r>
-      <w:r>
-        <w:t xml:space="preserve">) shared secrets via HKDF-SHA256 (group</w:t>
-      </w:r>
-      <w:r>
-        <w:t xml:space="preserve"> </w:t>
-      </w:r>
-      <w:r>
-        <w:rPr>
-          <w:rStyle w:val="VerbatimChar"/>
-        </w:rPr>
-        <w:t xml:space="preserve">X25519MLKEM768</w:t>
-      </w:r>
-      <w:r>
-        <w:t xml:space="preserve">); a tampered ML-KEM ciphertext yields a non-matching key (HXC-1476).</w:t>
-      </w:r>
-    </w:p>
-    <w:p>
-      <w:pPr>
-        <w:pStyle w:val="Compact"/>
-        <w:numPr>
-          <w:ilvl w:val="2"/>
-          <w:numId w:val="1012"/>
-        </w:numPr>
-      </w:pPr>
-      <w:r>
-        <w:rPr>
-          <w:rStyle w:val="VerbatimChar"/>
-        </w:rPr>
-        <w:t xml:space="preserve">carbonsched</w:t>
-      </w:r>
-      <w:r>
-        <w:t xml:space="preserve"> </w:t>
-      </w:r>
-      <w:r>
-        <w:t xml:space="preserve">— carbon-aware job placement: chooses the lowest-carbon-intensity latency-eligible region (deterministic name tiebreak) with per-job kWh / gCO2 metering (HXC-1480).</w:t>
-      </w:r>
-    </w:p>
-    <w:p>
-      <w:pPr>
-        <w:pStyle w:val="Compact"/>
-        <w:numPr>
-          <w:ilvl w:val="2"/>
-          <w:numId w:val="1012"/>
-        </w:numPr>
-      </w:pPr>
-      <w:r>
-        <w:rPr>
-          <w:rStyle w:val="VerbatimChar"/>
-        </w:rPr>
-        <w:t xml:space="preserve">gpuattest</w:t>
-      </w:r>
-      <w:r>
-        <w:t xml:space="preserve"> </w:t>
-      </w:r>
-      <w:r>
-        <w:t xml:space="preserve">(additive</w:t>
-      </w:r>
-      <w:r>
-        <w:t xml:space="preserve"> </w:t>
-      </w:r>
-      <w:r>
-        <w:rPr>
-          <w:rStyle w:val="VerbatimChar"/>
-        </w:rPr>
-        <w:t xml:space="preserve">multigpu.go</w:t>
-      </w:r>
-      <w:r>
-        <w:t xml:space="preserve">) — multi-GPU node enumeration: an N-GPU node descriptor yields N distinct, independently-verifiable per-device attestation proofs keyed by GPU UUID; rejects duplicate/empty descriptors (HXC-1573).</w:t>
-      </w:r>
-    </w:p>
-    <w:p>
-      <w:pPr>
-        <w:pStyle w:val="Compact"/>
-        <w:numPr>
-          <w:ilvl w:val="2"/>
-          <w:numId w:val="1012"/>
-        </w:numPr>
-      </w:pPr>
-      <w:r>
-        <w:rPr>
-          <w:rStyle w:val="VerbatimChar"/>
-        </w:rPr>
-        <w:t xml:space="preserve">workloadrouter</w:t>
-      </w:r>
-      <w:r>
-        <w:t xml:space="preserve"> </w:t>
-      </w:r>
-      <w:r>
-        <w:t xml:space="preserve">—</w:t>
-      </w:r>
-      <w:r>
-        <w:t xml:space="preserve"> </w:t>
-      </w:r>
-      <w:r>
-        <w:rPr>
-          <w:rStyle w:val="VerbatimChar"/>
-        </w:rPr>
-        <w:t xml:space="preserve">UnifiedManager.RouteWorkload</w:t>
-      </w:r>
-      <w:r>
-        <w:t xml:space="preserve">: concurrent per-marketplace price probes + a weighted composite score (inverse price/latency, health) with a TEE multiplier that re-ranks confidential offers when the workload requires a TEE (HXC-1455).</w:t>
-      </w:r>
-    </w:p>
-    <w:p>
-      <w:pPr>
-        <w:pStyle w:val="Compact"/>
-        <w:numPr>
-          <w:ilvl w:val="2"/>
-          <w:numId w:val="1012"/>
-        </w:numPr>
-      </w:pPr>
-      <w:r>
-        <w:rPr>
-          <w:rStyle w:val="VerbatimChar"/>
-        </w:rPr>
-        <w:t xml:space="preserve">metrics</w:t>
-      </w:r>
-      <w:r>
-        <w:t xml:space="preserve"> </w:t>
-      </w:r>
-      <w:r>
-        <w:t xml:space="preserve">(additive</w:t>
-      </w:r>
-      <w:r>
-        <w:t xml:space="preserve"> </w:t>
-      </w:r>
-      <w:r>
-        <w:rPr>
-          <w:rStyle w:val="VerbatimChar"/>
-        </w:rPr>
-        <w:t xml:space="preserve">tiermetrics.go</w:t>
-      </w:r>
-      <w:r>
-        <w:t xml:space="preserve">) —</w:t>
-      </w:r>
-      <w:r>
-        <w:t xml:space="preserve"> </w:t>
-      </w:r>
-      <w:r>
-        <w:rPr>
-          <w:rStyle w:val="VerbatimChar"/>
-        </w:rPr>
-        <w:t xml:space="preserve">TierMetrics</w:t>
-      </w:r>
-      <w:r>
-        <w:t xml:space="preserve"> </w:t>
-      </w:r>
-      <w:r>
-        <w:t xml:space="preserve">exposes</w:t>
-      </w:r>
-      <w:r>
-        <w:t xml:space="preserve"> </w:t>
-      </w:r>
-      <w:r>
-        <w:rPr>
-          <w:rStyle w:val="VerbatimChar"/>
-        </w:rPr>
-        <w:t xml:space="preserve">gpu_tier_utilization</w:t>
-      </w:r>
-      <w:r>
-        <w:t xml:space="preserve">,</w:t>
-      </w:r>
-      <w:r>
-        <w:t xml:space="preserve"> </w:t>
-      </w:r>
-      <w:r>
-        <w:rPr>
-          <w:rStyle w:val="VerbatimChar"/>
-        </w:rPr>
-        <w:t xml:space="preserve">gpu_cost_per_hour</w:t>
-      </w:r>
-      <w:r>
-        <w:t xml:space="preserve">, and</w:t>
-      </w:r>
-      <w:r>
-        <w:t xml:space="preserve"> </w:t>
-      </w:r>
-      <w:r>
-        <w:rPr>
-          <w:rStyle w:val="VerbatimChar"/>
-        </w:rPr>
-        <w:t xml:space="preserve">provider_health</w:t>
-      </w:r>
-      <w:r>
-        <w:t xml:space="preserve"> </w:t>
-      </w:r>
-      <w:r>
-        <w:t xml:space="preserve">Prometheus-text series with deterministic ordering and concurrent-safe setters (HXC-1535).</w:t>
-      </w:r>
-    </w:p>
-    <w:p>
-      <w:pPr>
-        <w:pStyle w:val="Compact"/>
-        <w:numPr>
-          <w:ilvl w:val="2"/>
-          <w:numId w:val="1012"/>
-        </w:numPr>
-      </w:pPr>
-      <w:r>
-        <w:rPr>
-          <w:rStyle w:val="VerbatimChar"/>
-        </w:rPr>
-        <w:t xml:space="preserve">cmd/gpu-pool-manager</w:t>
-      </w:r>
-      <w:r>
-        <w:t xml:space="preserve"> </w:t>
-      </w:r>
-      <w:r>
-        <w:t xml:space="preserve">— GPU pool manager HTTP front-end:</w:t>
-      </w:r>
-      <w:r>
-        <w:t xml:space="preserve"> </w:t>
-      </w:r>
-      <w:r>
-        <w:rPr>
-          <w:rStyle w:val="VerbatimChar"/>
-        </w:rPr>
-        <w:t xml:space="preserve">POST /allocate</w:t>
-      </w:r>
-      <w:r>
-        <w:t xml:space="preserve"> </w:t>
-      </w:r>
-      <w:r>
-        <w:t xml:space="preserve">returns the tier-correct (lowest-tier healthy, name tiebreak) provider as JSON (</w:t>
-      </w:r>
-      <w:r>
-        <w:rPr>
-          <w:rStyle w:val="VerbatimChar"/>
-        </w:rPr>
-        <w:t xml:space="preserve">503</w:t>
-      </w:r>
-      <w:r>
-        <w:t xml:space="preserve"> </w:t>
-      </w:r>
-      <w:r>
-        <w:t xml:space="preserve">when none healthy) and</w:t>
-      </w:r>
-      <w:r>
-        <w:t xml:space="preserve"> </w:t>
-      </w:r>
-      <w:r>
-        <w:rPr>
-          <w:rStyle w:val="VerbatimChar"/>
-        </w:rPr>
-        <w:t xml:space="preserve">GET /providers</w:t>
-      </w:r>
-      <w:r>
-        <w:t xml:space="preserve"> </w:t>
-      </w:r>
-      <w:r>
-        <w:t xml:space="preserve">lists providers with health; httptest-gated, self-contained (HXC-1530).</w:t>
-      </w:r>
-    </w:p>
-    <w:p>
-      <w:pPr>
-        <w:pStyle w:val="Compact"/>
-        <w:numPr>
-          <w:ilvl w:val="2"/>
-          <w:numId w:val="1012"/>
-        </w:numPr>
-      </w:pPr>
-      <w:r>
-        <w:rPr>
-          <w:rStyle w:val="VerbatimChar"/>
-        </w:rPr>
-        <w:t xml:space="preserve">marketplaceadapter</w:t>
-      </w:r>
-      <w:r>
-        <w:t xml:space="preserve"> </w:t>
-      </w:r>
-      <w:r>
-        <w:t xml:space="preserve">—</w:t>
-      </w:r>
-      <w:r>
-        <w:t xml:space="preserve"> </w:t>
-      </w:r>
-      <w:r>
-        <w:rPr>
-          <w:rStyle w:val="VerbatimChar"/>
-        </w:rPr>
-        <w:t xml:space="preserve">MarketplaceAdapter</w:t>
-      </w:r>
-      <w:r>
-        <w:t xml:space="preserve"> </w:t>
-      </w:r>
-      <w:r>
-        <w:t xml:space="preserve">interface (</w:t>
-      </w:r>
-      <w:r>
-        <w:rPr>
-          <w:rStyle w:val="VerbatimChar"/>
-        </w:rPr>
-        <w:t xml:space="preserve">Name</w:t>
-      </w:r>
-      <w:r>
-        <w:t xml:space="preserve">/</w:t>
-      </w:r>
-      <w:r>
-        <w:rPr>
-          <w:rStyle w:val="VerbatimChar"/>
-        </w:rPr>
-        <w:t xml:space="preserve">GetCurrentPricing</w:t>
-      </w:r>
-      <w:r>
-        <w:t xml:space="preserve">/</w:t>
-      </w:r>
-      <w:r>
-        <w:rPr>
-          <w:rStyle w:val="VerbatimChar"/>
-        </w:rPr>
-        <w:t xml:space="preserve">SubmitWork</w:t>
-      </w:r>
-      <w:r>
-        <w:t xml:space="preserve">) with a</w:t>
-      </w:r>
-      <w:r>
-        <w:t xml:space="preserve"> </w:t>
-      </w:r>
-      <w:r>
-        <w:rPr>
-          <w:rStyle w:val="VerbatimChar"/>
-        </w:rPr>
-        <w:t xml:space="preserve">Name()</w:t>
-      </w:r>
-      <w:r>
-        <w:t xml:space="preserve">-keyed dispatch</w:t>
-      </w:r>
-      <w:r>
-        <w:t xml:space="preserve"> </w:t>
-      </w:r>
-      <w:r>
-        <w:rPr>
-          <w:rStyle w:val="VerbatimChar"/>
-        </w:rPr>
-        <w:t xml:space="preserve">Registry</w:t>
-      </w:r>
-      <w:r>
-        <w:t xml:space="preserve"> </w:t>
-      </w:r>
-      <w:r>
-        <w:t xml:space="preserve">and a</w:t>
-      </w:r>
-      <w:r>
-        <w:t xml:space="preserve"> </w:t>
-      </w:r>
-      <w:r>
-        <w:rPr>
-          <w:rStyle w:val="VerbatimChar"/>
-        </w:rPr>
-        <w:t xml:space="preserve">ChutesAdapter</w:t>
-      </w:r>
-      <w:r>
-        <w:t xml:space="preserve"> </w:t>
-      </w:r>
-      <w:r>
-        <w:t xml:space="preserve">over HTTP (httptest fixture, non-2xx rejected) (HXC-1454).</w:t>
-      </w:r>
-    </w:p>
-    <w:p>
-      <w:pPr>
-        <w:pStyle w:val="Compact"/>
-        <w:numPr>
-          <w:ilvl w:val="2"/>
-          <w:numId w:val="1012"/>
-        </w:numPr>
-      </w:pPr>
-      <w:r>
-        <w:rPr>
-          <w:rStyle w:val="VerbatimChar"/>
-        </w:rPr>
-        <w:t xml:space="preserve">cmd/e2ee-proxy</w:t>
-      </w:r>
-      <w:r>
-        <w:t xml:space="preserve"> </w:t>
-      </w:r>
-      <w:r>
-        <w:t xml:space="preserve">— transparent ML-KEM-768 (</w:t>
-      </w:r>
-      <w:r>
-        <w:rPr>
-          <w:rStyle w:val="VerbatimChar"/>
-        </w:rPr>
-        <w:t xml:space="preserve">crypto/mlkem</w:t>
-      </w:r>
-      <w:r>
-        <w:t xml:space="preserve">) + AES-256-GCM encrypting proxy:</w:t>
-      </w:r>
-      <w:r>
-        <w:t xml:space="preserve"> </w:t>
-      </w:r>
-      <w:r>
-        <w:rPr>
-          <w:rStyle w:val="VerbatimChar"/>
-        </w:rPr>
-        <w:t xml:space="preserve">EncryptingTransport</w:t>
-      </w:r>
-      <w:r>
-        <w:t xml:space="preserve"> </w:t>
-      </w:r>
-      <w:r>
-        <w:t xml:space="preserve">seals request bodies and</w:t>
-      </w:r>
-      <w:r>
-        <w:t xml:space="preserve"> </w:t>
-      </w:r>
-      <w:r>
-        <w:rPr>
-          <w:rStyle w:val="VerbatimChar"/>
-        </w:rPr>
-        <w:t xml:space="preserve">DecryptingHandler</w:t>
-      </w:r>
-      <w:r>
-        <w:t xml:space="preserve"> </w:t>
-      </w:r>
-      <w:r>
-        <w:t xml:space="preserve">opens them, so the on-wire payload between proxy and upstream is ciphertext-only while the client receives the correct plaintext; tampered ciphertext is rejected (HXC-1532).</w:t>
-      </w:r>
-    </w:p>
-    <w:p>
-      <w:pPr>
-        <w:pStyle w:val="Compact"/>
-        <w:numPr>
-          <w:ilvl w:val="2"/>
-          <w:numId w:val="1012"/>
-        </w:numPr>
-      </w:pPr>
-      <w:r>
-        <w:rPr>
-          <w:rStyle w:val="VerbatimChar"/>
-        </w:rPr>
-        <w:t xml:space="preserve">e2eebench</w:t>
-      </w:r>
-      <w:r>
-        <w:t xml:space="preserve"> </w:t>
-      </w:r>
-      <w:r>
-        <w:t xml:space="preserve">—</w:t>
-      </w:r>
-      <w:r>
-        <w:t xml:space="preserve"> </w:t>
-      </w:r>
-      <w:r>
-        <w:rPr>
-          <w:rStyle w:val="VerbatimChar"/>
-        </w:rPr>
-        <w:t xml:space="preserve">MeasureHandshakeLatency</w:t>
-      </w:r>
-      <w:r>
-        <w:t xml:space="preserve"> </w:t>
-      </w:r>
-      <w:r>
-        <w:t xml:space="preserve">benchmarks the</w:t>
-      </w:r>
-      <w:r>
-        <w:t xml:space="preserve"> </w:t>
-      </w:r>
-      <w:r>
-        <w:rPr>
-          <w:rStyle w:val="VerbatimChar"/>
-        </w:rPr>
-        <w:t xml:space="preserve">hybridkex</w:t>
-      </w:r>
-      <w:r>
-        <w:t xml:space="preserve"> </w:t>
-      </w:r>
-      <w:r>
-        <w:t xml:space="preserve">full handshake (median + P95), proving median &lt; 1ms on host and enforcing per-iteration key agreement (</w:t>
-      </w:r>
-      <w:r>
-        <w:rPr>
-          <w:rStyle w:val="VerbatimChar"/>
-        </w:rPr>
-        <w:t xml:space="preserve">ErrKeyDisagreement</w:t>
-      </w:r>
-      <w:r>
-        <w:t xml:space="preserve">) (HXC-1556).</w:t>
-      </w:r>
-    </w:p>
-    <w:p>
-      <w:pPr>
-        <w:pStyle w:val="Compact"/>
-        <w:numPr>
-          <w:ilvl w:val="2"/>
-          <w:numId w:val="1012"/>
-        </w:numPr>
-      </w:pPr>
-      <w:r>
-        <w:rPr>
-          <w:rStyle w:val="VerbatimChar"/>
-        </w:rPr>
-        <w:t xml:space="preserve">archlint</w:t>
-      </w:r>
-      <w:r>
-        <w:t xml:space="preserve"> </w:t>
-      </w:r>
-      <w:r>
-        <w:t xml:space="preserve">+</w:t>
-      </w:r>
-      <w:r>
-        <w:t xml:space="preserve"> </w:t>
-      </w:r>
-      <w:r>
-        <w:rPr>
-          <w:rStyle w:val="VerbatimChar"/>
-        </w:rPr>
-        <w:t xml:space="preserve">docs/ARCHITECTURE.md</w:t>
-      </w:r>
-      <w:r>
-        <w:t xml:space="preserve"> </w:t>
-      </w:r>
-      <w:r>
-        <w:t xml:space="preserve">— the hardened L0–L7 architecture diagram and component map, mechanically enforced:</w:t>
-      </w:r>
-      <w:r>
-        <w:t xml:space="preserve"> </w:t>
-      </w:r>
-      <w:r>
-        <w:rPr>
-          <w:rStyle w:val="VerbatimChar"/>
-        </w:rPr>
-        <w:t xml:space="preserve">archlint</w:t>
-      </w:r>
-      <w:r>
-        <w:t xml:space="preserve"> </w:t>
-      </w:r>
-      <w:r>
-        <w:t xml:space="preserve">parses the component-map table and fails the build if any documented component maps to a package path that does not exist on disk (HXC-1424).</w:t>
-      </w:r>
-    </w:p>
-    <w:p>
-      <w:pPr>
-        <w:pStyle w:val="Compact"/>
-        <w:numPr>
-          <w:ilvl w:val="1"/>
-          <w:numId w:val="1011"/>
-        </w:numPr>
-      </w:pPr>
-      <w:r>
-        <w:t xml:space="preserve">Wave 67 (5 units, subagent-driven, 5 parallel streams in disjoint packages):</w:t>
       </w:r>
     </w:p>
     <w:p>
@@ -4651,7 +3378,7 @@
         <w:rPr>
           <w:rStyle w:val="VerbatimChar"/>
         </w:rPr>
-        <w:t xml:space="preserve">multiraft</w:t>
+        <w:t xml:space="preserve">bursthysteresis</w:t>
       </w:r>
       <w:r>
         <w:t xml:space="preserve"> </w:t>
@@ -4666,55 +3393,13 @@
         <w:rPr>
           <w:rStyle w:val="VerbatimChar"/>
         </w:rPr>
-        <w:t xml:space="preserve">MultiRaftManager</w:t>
-      </w:r>
-      <w:r>
-        <w:t xml:space="preserve"> </w:t>
-      </w:r>
-      <w:r>
-        <w:t xml:space="preserve">partitioning cluster state into independent per-shard</w:t>
-      </w:r>
-      <w:r>
-        <w:t xml:space="preserve"> </w:t>
-      </w:r>
-      <w:r>
-        <w:rPr>
-          <w:rStyle w:val="VerbatimChar"/>
-        </w:rPr>
-        <w:t xml:space="preserve">go.etcd.io/raft/v3</w:t>
-      </w:r>
-      <w:r>
-        <w:t xml:space="preserve"> </w:t>
-      </w:r>
-      <w:r>
-        <w:t xml:space="preserve">groups, each electing its own leader and committing independently via per-shard</w:t>
-      </w:r>
-      <w:r>
-        <w:t xml:space="preserve"> </w:t>
-      </w:r>
-      <w:r>
-        <w:rPr>
-          <w:rStyle w:val="VerbatimChar"/>
-        </w:rPr>
-        <w:t xml:space="preserve">Propose</w:t>
-      </w:r>
-      <w:r>
-        <w:t xml:space="preserve"> </w:t>
-      </w:r>
-      <w:r>
-        <w:t xml:space="preserve">routing over an in-process</w:t>
-      </w:r>
-      <w:r>
-        <w:t xml:space="preserve"> </w:t>
-      </w:r>
-      <w:r>
-        <w:rPr>
-          <w:rStyle w:val="VerbatimChar"/>
-        </w:rPr>
-        <w:t xml:space="preserve">RaftTransport</w:t>
-      </w:r>
-      <w:r>
-        <w:t xml:space="preserve">; write throughput scales with shard count and a shard re-elects on leader loss while others keep committing (HXC-1387).</w:t>
+        <w:t xml:space="preserve">BurstController</w:t>
+      </w:r>
+      <w:r>
+        <w:t xml:space="preserve"> </w:t>
+      </w:r>
+      <w:r>
+        <w:t xml:space="preserve">with a MONITOR→SPILL→RECOVER two-threshold hysteresis dead-band (HXC-1504).</w:t>
       </w:r>
     </w:p>
     <w:p>
@@ -4729,58 +3414,13 @@
         <w:rPr>
           <w:rStyle w:val="VerbatimChar"/>
         </w:rPr>
-        <w:t xml:space="preserve">stonith</w:t>
-      </w:r>
-      <w:r>
-        <w:t xml:space="preserve"> </w:t>
-      </w:r>
-      <w:r>
-        <w:t xml:space="preserve">— STONITH fencing: a</w:t>
-      </w:r>
-      <w:r>
-        <w:t xml:space="preserve"> </w:t>
-      </w:r>
-      <w:r>
-        <w:rPr>
-          <w:rStyle w:val="VerbatimChar"/>
-        </w:rPr>
-        <w:t xml:space="preserve">FencingAgent</w:t>
-      </w:r>
-      <w:r>
-        <w:t xml:space="preserve"> </w:t>
-      </w:r>
-      <w:r>
-        <w:t xml:space="preserve">interface with IPMI / AWS-EC2 / Azure-ARM / SBD-shared-disk / NoOp drivers and a</w:t>
-      </w:r>
-      <w:r>
-        <w:t xml:space="preserve"> </w:t>
-      </w:r>
-      <w:r>
-        <w:rPr>
-          <w:rStyle w:val="VerbatimChar"/>
-        </w:rPr>
-        <w:t xml:space="preserve">MultiLevelFencer</w:t>
-      </w:r>
-      <w:r>
-        <w:t xml:space="preserve"> </w:t>
-      </w:r>
-      <w:r>
-        <w:t xml:space="preserve">multi-level fallback, with sink-side fence confirmation; the IPMI real-binary path is an honest SKIP-with-reason when</w:t>
-      </w:r>
-      <w:r>
-        <w:t xml:space="preserve"> </w:t>
-      </w:r>
-      <w:r>
-        <w:rPr>
-          <w:rStyle w:val="VerbatimChar"/>
-        </w:rPr>
-        <w:t xml:space="preserve">ipmitool</w:t>
-      </w:r>
-      <w:r>
-        <w:t xml:space="preserve"> </w:t>
-      </w:r>
-      <w:r>
-        <w:t xml:space="preserve">is absent (HXC-1401).</w:t>
+        <w:t xml:space="preserve">providerchain</w:t>
+      </w:r>
+      <w:r>
+        <w:t xml:space="preserve"> </w:t>
+      </w:r>
+      <w:r>
+        <w:t xml:space="preserve">— ordered multi-tier provider fallback cascade with retriable/terminal error classification and injected-clock failover SLA (HXC-1508).</w:t>
       </w:r>
     </w:p>
     <w:p>
@@ -4795,13 +3435,55 @@
         <w:rPr>
           <w:rStyle w:val="VerbatimChar"/>
         </w:rPr>
-        <w:t xml:space="preserve">deviceplugin</w:t>
-      </w:r>
-      <w:r>
-        <w:t xml:space="preserve"> </w:t>
-      </w:r>
-      <w:r>
-        <w:t xml:space="preserve">— Nomad/K8s-style gRPC device-plugin / GRES fingerprinting framework over real gRPC: plugins register full device fingerprints, the registry parses GRES descriptors, atomically applies fingerprints, allocates by request, and rejects oversubscription (HXC-1407).</w:t>
+        <w:t xml:space="preserve">gpucatalog</w:t>
+      </w:r>
+      <w:r>
+        <w:t xml:space="preserve"> </w:t>
+      </w:r>
+      <w:r>
+        <w:t xml:space="preserve">—</w:t>
+      </w:r>
+      <w:r>
+        <w:t xml:space="preserve"> </w:t>
+      </w:r>
+      <w:r>
+        <w:rPr>
+          <w:rStyle w:val="VerbatimChar"/>
+        </w:rPr>
+        <w:t xml:space="preserve">SUPPORTED_GPUS</w:t>
+      </w:r>
+      <w:r>
+        <w:t xml:space="preserve"> </w:t>
+      </w:r>
+      <w:r>
+        <w:t xml:space="preserve">compute-multiplier catalog,</w:t>
+      </w:r>
+      <w:r>
+        <w:t xml:space="preserve"> </w:t>
+      </w:r>
+      <w:r>
+        <w:rPr>
+          <w:rStyle w:val="VerbatimChar"/>
+        </w:rPr>
+        <w:t xml:space="preserve">LookupMultiplier</w:t>
+      </w:r>
+      <w:r>
+        <w:t xml:space="preserve">, and attestation-aware</w:t>
+      </w:r>
+      <w:r>
+        <w:t xml:space="preserve"> </w:t>
+      </w:r>
+      <w:r>
+        <w:rPr>
+          <w:rStyle w:val="VerbatimChar"/>
+        </w:rPr>
+        <w:t xml:space="preserve">Score</w:t>
+      </w:r>
+      <w:r>
+        <w:t xml:space="preserve"> </w:t>
+      </w:r>
+      <w:r>
+        <w:t xml:space="preserve">(attested above un-attested) (HXC-1592).</w:t>
       </w:r>
     </w:p>
     <w:p>
@@ -4816,70 +3498,28 @@
         <w:rPr>
           <w:rStyle w:val="VerbatimChar"/>
         </w:rPr>
-        <w:t xml:space="preserve">internal/gpu</w:t>
-      </w:r>
-      <w:r>
-        <w:t xml:space="preserve"> </w:t>
-      </w:r>
-      <w:r>
-        <w:t xml:space="preserve">(additive</w:t>
-      </w:r>
-      <w:r>
-        <w:t xml:space="preserve"> </w:t>
-      </w:r>
-      <w:r>
-        <w:rPr>
-          <w:rStyle w:val="VerbatimChar"/>
-        </w:rPr>
-        <w:t xml:space="preserve">manager_helixpow.go</w:t>
-      </w:r>
-      <w:r>
-        <w:t xml:space="preserve">) — dual-workload capacity reservation:</w:t>
-      </w:r>
-      <w:r>
-        <w:t xml:space="preserve"> </w:t>
-      </w:r>
-      <w:r>
-        <w:rPr>
-          <w:rStyle w:val="VerbatimChar"/>
-        </w:rPr>
-        <w:t xml:space="preserve">ReserveForHelixPoW(fraction)</w:t>
-      </w:r>
-      <w:r>
-        <w:t xml:space="preserve"> </w:t>
-      </w:r>
-      <w:r>
-        <w:t xml:space="preserve">+</w:t>
-      </w:r>
-      <w:r>
-        <w:t xml:space="preserve"> </w:t>
-      </w:r>
-      <w:r>
-        <w:rPr>
-          <w:rStyle w:val="VerbatimChar"/>
-        </w:rPr>
-        <w:t xml:space="preserve">ChutesCapacity()</w:t>
-      </w:r>
-      <w:r>
-        <w:t xml:space="preserve"> </w:t>
-      </w:r>
-      <w:r>
-        <w:t xml:space="preserve">reporting only the non-reserved remainder, with a strict</w:t>
-      </w:r>
-      <w:r>
-        <w:t xml:space="preserve"> </w:t>
-      </w:r>
-      <w:r>
-        <w:rPr>
-          <w:rStyle w:val="VerbatimChar"/>
-        </w:rPr>
-        <w:t xml:space="preserve">&gt;0.80</w:t>
-      </w:r>
-      <w:r>
-        <w:t xml:space="preserve"> </w:t>
-      </w:r>
-      <w:r>
-        <w:t xml:space="preserve">Helix-load Gepetto starvation guard that zeroes Chutes capacity (HXC-1447).</w:t>
+        <w:t xml:space="preserve">gravaladmit</w:t>
+      </w:r>
+      <w:r>
+        <w:t xml:space="preserve"> </w:t>
+      </w:r>
+      <w:r>
+        <w:t xml:space="preserve">— HMAC-SHA256 GraVal challenge-response provider admission gate with single-use nonce and</w:t>
+      </w:r>
+      <w:r>
+        <w:t xml:space="preserve"> </w:t>
+      </w:r>
+      <w:r>
+        <w:rPr>
+          <w:rStyle w:val="VerbatimChar"/>
+        </w:rPr>
+        <w:t xml:space="preserve">graval.verified</w:t>
+      </w:r>
+      <w:r>
+        <w:t xml:space="preserve"> </w:t>
+      </w:r>
+      <w:r>
+        <w:t xml:space="preserve">label (HXC-1523).</w:t>
       </w:r>
     </w:p>
     <w:p>
@@ -4894,7 +3534,736 @@
         <w:rPr>
           <w:rStyle w:val="VerbatimChar"/>
         </w:rPr>
-        <w:t xml:space="preserve">chutes</w:t>
+        <w:t xml:space="preserve">modelrouter</w:t>
+      </w:r>
+      <w:r>
+        <w:t xml:space="preserve"> </w:t>
+      </w:r>
+      <w:r>
+        <w:t xml:space="preserve">— strategy-to-default-model resolution (latency/throughput/quality/cost) with a typed unknown-strategy error (HXC-1430).</w:t>
+      </w:r>
+    </w:p>
+    <w:p>
+      <w:pPr>
+        <w:pStyle w:val="Compact"/>
+        <w:numPr>
+          <w:ilvl w:val="2"/>
+          <w:numId w:val="1013"/>
+        </w:numPr>
+      </w:pPr>
+      <w:r>
+        <w:rPr>
+          <w:rStyle w:val="VerbatimChar"/>
+        </w:rPr>
+        <w:t xml:space="preserve">gravalverify</w:t>
+      </w:r>
+      <w:r>
+        <w:t xml:space="preserve"> </w:t>
+      </w:r>
+      <w:r>
+        <w:t xml:space="preserve">— GraVal GPU attestation with a VRAM-ratio</w:t>
+      </w:r>
+      <w:r>
+        <w:t xml:space="preserve"> </w:t>
+      </w:r>
+      <w:r>
+        <w:rPr>
+          <w:rStyle w:val="VerbatimChar"/>
+        </w:rPr>
+        <w:t xml:space="preserve">&gt;= 0.95</w:t>
+      </w:r>
+      <w:r>
+        <w:t xml:space="preserve"> </w:t>
+      </w:r>
+      <w:r>
+        <w:t xml:space="preserve">gate and a concurrent, race-clean</w:t>
+      </w:r>
+      <w:r>
+        <w:t xml:space="preserve"> </w:t>
+      </w:r>
+      <w:r>
+        <w:rPr>
+          <w:rStyle w:val="VerbatimChar"/>
+        </w:rPr>
+        <w:t xml:space="preserve">BatchVerify</w:t>
+      </w:r>
+      <w:r>
+        <w:t xml:space="preserve"> </w:t>
+      </w:r>
+      <w:r>
+        <w:t xml:space="preserve">pass-rate KPI (HXC-1435, HXC-1436).</w:t>
+      </w:r>
+    </w:p>
+    <w:p>
+      <w:pPr>
+        <w:pStyle w:val="Compact"/>
+        <w:numPr>
+          <w:ilvl w:val="2"/>
+          <w:numId w:val="1013"/>
+        </w:numPr>
+      </w:pPr>
+      <w:r>
+        <w:rPr>
+          <w:rStyle w:val="VerbatimChar"/>
+        </w:rPr>
+        <w:t xml:space="preserve">gepetto</w:t>
+      </w:r>
+      <w:r>
+        <w:t xml:space="preserve"> </w:t>
+      </w:r>
+      <w:r>
+        <w:t xml:space="preserve">— HelixGepetto dual-resource local-vs-Chutes arbitration with a monotonic reserve schedule and a strict</w:t>
+      </w:r>
+      <w:r>
+        <w:t xml:space="preserve"> </w:t>
+      </w:r>
+      <w:r>
+        <w:rPr>
+          <w:rStyle w:val="VerbatimChar"/>
+        </w:rPr>
+        <w:t xml:space="preserve">&gt;0.80</w:t>
+      </w:r>
+      <w:r>
+        <w:t xml:space="preserve"> </w:t>
+      </w:r>
+      <w:r>
+        <w:t xml:space="preserve">high-water anti-starvation zero-capacity cut-off (HXC-1446).</w:t>
+      </w:r>
+    </w:p>
+    <w:p>
+      <w:pPr>
+        <w:pStyle w:val="Compact"/>
+        <w:numPr>
+          <w:ilvl w:val="2"/>
+          <w:numId w:val="1013"/>
+        </w:numPr>
+      </w:pPr>
+      <w:r>
+        <w:rPr>
+          <w:rStyle w:val="VerbatimChar"/>
+        </w:rPr>
+        <w:t xml:space="preserve">chutesaccount</w:t>
+      </w:r>
+      <w:r>
+        <w:t xml:space="preserve"> </w:t>
+      </w:r>
+      <w:r>
+        <w:t xml:space="preserve">— Chutes API model-list (TEE/price fields) and</w:t>
+      </w:r>
+      <w:r>
+        <w:t xml:space="preserve"> </w:t>
+      </w:r>
+      <w:r>
+        <w:rPr>
+          <w:rStyle w:val="VerbatimChar"/>
+        </w:rPr>
+        <w:t xml:space="preserve">/users/me</w:t>
+      </w:r>
+      <w:r>
+        <w:t xml:space="preserve"> </w:t>
+      </w:r>
+      <w:r>
+        <w:t xml:space="preserve">account-balance client over HTTP with</w:t>
+      </w:r>
+      <w:r>
+        <w:t xml:space="preserve"> </w:t>
+      </w:r>
+      <w:r>
+        <w:rPr>
+          <w:rStyle w:val="VerbatimChar"/>
+        </w:rPr>
+        <w:t xml:space="preserve">Authorization: Bearer</w:t>
+      </w:r>
+      <w:r>
+        <w:t xml:space="preserve"> </w:t>
+      </w:r>
+      <w:r>
+        <w:t xml:space="preserve">(HXC-1429).</w:t>
+      </w:r>
+    </w:p>
+    <w:p>
+      <w:pPr>
+        <w:pStyle w:val="Compact"/>
+        <w:numPr>
+          <w:ilvl w:val="2"/>
+          <w:numId w:val="1013"/>
+        </w:numPr>
+      </w:pPr>
+      <w:r>
+        <w:rPr>
+          <w:rStyle w:val="VerbatimChar"/>
+        </w:rPr>
+        <w:t xml:space="preserve">cmd/burst-controller</w:t>
+      </w:r>
+      <w:r>
+        <w:t xml:space="preserve"> </w:t>
+      </w:r>
+      <w:r>
+        <w:t xml:space="preserve">— utilization-driven binary driving</w:t>
+      </w:r>
+      <w:r>
+        <w:t xml:space="preserve"> </w:t>
+      </w:r>
+      <w:r>
+        <w:rPr>
+          <w:rStyle w:val="VerbatimChar"/>
+        </w:rPr>
+        <w:t xml:space="preserve">bursthysteresis</w:t>
+      </w:r>
+      <w:r>
+        <w:t xml:space="preserve">; emits a</w:t>
+      </w:r>
+      <w:r>
+        <w:t xml:space="preserve"> </w:t>
+      </w:r>
+      <w:r>
+        <w:t xml:space="preserve">“burst allocation request”</w:t>
+      </w:r>
+      <w:r>
+        <w:t xml:space="preserve"> </w:t>
+      </w:r>
+      <w:r>
+        <w:t xml:space="preserve">on SPILL and a RECOVER line, runID-stamped (HXC-1531).</w:t>
+      </w:r>
+    </w:p>
+    <w:p>
+      <w:pPr>
+        <w:pStyle w:val="Compact"/>
+        <w:numPr>
+          <w:ilvl w:val="2"/>
+          <w:numId w:val="1013"/>
+        </w:numPr>
+      </w:pPr>
+      <w:r>
+        <w:rPr>
+          <w:rStyle w:val="VerbatimChar"/>
+        </w:rPr>
+        <w:t xml:space="preserve">tieredcache</w:t>
+      </w:r>
+      <w:r>
+        <w:t xml:space="preserve"> </w:t>
+      </w:r>
+      <w:r>
+        <w:t xml:space="preserve">— hot(memory)/warm(NVMe)/cold(SSD) tiered cache with injected backends + injected clock, idle-demotion + promotion, and per-tier hit stats (HXC-1418).</w:t>
+      </w:r>
+    </w:p>
+    <w:p>
+      <w:pPr>
+        <w:pStyle w:val="Compact"/>
+        <w:numPr>
+          <w:ilvl w:val="2"/>
+          <w:numId w:val="1013"/>
+        </w:numPr>
+      </w:pPr>
+      <w:r>
+        <w:rPr>
+          <w:rStyle w:val="VerbatimChar"/>
+        </w:rPr>
+        <w:t xml:space="preserve">smartrouter</w:t>
+      </w:r>
+      <w:r>
+        <w:t xml:space="preserve"> </w:t>
+      </w:r>
+      <w:r>
+        <w:t xml:space="preserve">— intelligent ModelRouter (latency/throughput/cost/TEE/balanced) that always excludes unhealthy models, with a typed no-eligible-model error (HXC-1539).</w:t>
+      </w:r>
+    </w:p>
+    <w:p>
+      <w:pPr>
+        <w:pStyle w:val="Compact"/>
+        <w:numPr>
+          <w:ilvl w:val="2"/>
+          <w:numId w:val="1013"/>
+        </w:numPr>
+      </w:pPr>
+      <w:r>
+        <w:rPr>
+          <w:rStyle w:val="VerbatimChar"/>
+        </w:rPr>
+        <w:t xml:space="preserve">epochresolve</w:t>
+      </w:r>
+      <w:r>
+        <w:t xml:space="preserve"> </w:t>
+      </w:r>
+      <w:r>
+        <w:t xml:space="preserve">— config-epoch failover slot-ownership conflict resolution (highest-epoch wins, deterministic lexicographic equal-epoch tiebreak, order-independent convergence) (HXC-1397).</w:t>
+      </w:r>
+    </w:p>
+    <w:p>
+      <w:pPr>
+        <w:pStyle w:val="Compact"/>
+        <w:numPr>
+          <w:ilvl w:val="2"/>
+          <w:numId w:val="1013"/>
+        </w:numPr>
+      </w:pPr>
+      <w:r>
+        <w:rPr>
+          <w:rStyle w:val="VerbatimChar"/>
+        </w:rPr>
+        <w:t xml:space="preserve">balancemonitor</w:t>
+      </w:r>
+      <w:r>
+        <w:t xml:space="preserve"> </w:t>
+      </w:r>
+      <w:r>
+        <w:t xml:space="preserve">— USD account-balance monitor with a strict low-balance floor warning, over HTTP with</w:t>
+      </w:r>
+      <w:r>
+        <w:t xml:space="preserve"> </w:t>
+      </w:r>
+      <w:r>
+        <w:rPr>
+          <w:rStyle w:val="VerbatimChar"/>
+        </w:rPr>
+        <w:t xml:space="preserve">Authorization: Bearer</w:t>
+      </w:r>
+      <w:r>
+        <w:t xml:space="preserve"> </w:t>
+      </w:r>
+      <w:r>
+        <w:t xml:space="preserve">(HXC-1512).</w:t>
+      </w:r>
+    </w:p>
+    <w:p>
+      <w:pPr>
+        <w:pStyle w:val="Compact"/>
+        <w:numPr>
+          <w:ilvl w:val="2"/>
+          <w:numId w:val="1013"/>
+        </w:numPr>
+      </w:pPr>
+      <w:r>
+        <w:rPr>
+          <w:rStyle w:val="VerbatimChar"/>
+        </w:rPr>
+        <w:t xml:space="preserve">scan</w:t>
+      </w:r>
+      <w:r>
+        <w:t xml:space="preserve"> </w:t>
+      </w:r>
+      <w:r>
+        <w:t xml:space="preserve">— Oracle-SCAN-style stable virtual client endpoint: least-loaded healthy-backend routing with a membership-stable name and injected clock (HXC-1403).</w:t>
+      </w:r>
+    </w:p>
+    <w:p>
+      <w:pPr>
+        <w:pStyle w:val="Compact"/>
+        <w:numPr>
+          <w:ilvl w:val="2"/>
+          <w:numId w:val="1013"/>
+        </w:numPr>
+      </w:pPr>
+      <w:r>
+        <w:rPr>
+          <w:rStyle w:val="VerbatimChar"/>
+        </w:rPr>
+        <w:t xml:space="preserve">llmfailover</w:t>
+      </w:r>
+      <w:r>
+        <w:t xml:space="preserve"> </w:t>
+      </w:r>
+      <w:r>
+        <w:t xml:space="preserve">— error-classified LLM failover taxonomy (deterministic per-class fallback paths) plus a sandbox scheduling-hint contract (HXC-1600).</w:t>
+      </w:r>
+    </w:p>
+    <w:p>
+      <w:pPr>
+        <w:pStyle w:val="Compact"/>
+        <w:numPr>
+          <w:ilvl w:val="2"/>
+          <w:numId w:val="1013"/>
+        </w:numPr>
+      </w:pPr>
+      <w:r>
+        <w:rPr>
+          <w:rStyle w:val="VerbatimChar"/>
+        </w:rPr>
+        <w:t xml:space="preserve">llmadapter</w:t>
+      </w:r>
+      <w:r>
+        <w:t xml:space="preserve"> </w:t>
+      </w:r>
+      <w:r>
+        <w:t xml:space="preserve">— Claude Messages / OpenAI Responses-API request and response shape adapters to OpenAI chat-completions, preserving tool-call order (HXC-1599).</w:t>
+      </w:r>
+    </w:p>
+    <w:p>
+      <w:pPr>
+        <w:pStyle w:val="Compact"/>
+        <w:numPr>
+          <w:ilvl w:val="2"/>
+          <w:numId w:val="1013"/>
+        </w:numPr>
+      </w:pPr>
+      <w:r>
+        <w:rPr>
+          <w:rStyle w:val="VerbatimChar"/>
+        </w:rPr>
+        <w:t xml:space="preserve">deltacrdt</w:t>
+      </w:r>
+      <w:r>
+        <w:t xml:space="preserve"> </w:t>
+      </w:r>
+      <w:r>
+        <w:t xml:space="preserve">— standalone delta-state CRDTs (G-counter / PN-counter / observed-remove OR-set / LWW-map) with delta-mutators and a convergent (commutative/associative/idempotent) merge (HXC-1409).</w:t>
+      </w:r>
+    </w:p>
+    <w:p>
+      <w:pPr>
+        <w:pStyle w:val="Compact"/>
+        <w:numPr>
+          <w:ilvl w:val="2"/>
+          <w:numId w:val="1013"/>
+        </w:numPr>
+      </w:pPr>
+      <w:r>
+        <w:rPr>
+          <w:rStyle w:val="VerbatimChar"/>
+        </w:rPr>
+        <w:t xml:space="preserve">gputopo</w:t>
+      </w:r>
+      <w:r>
+        <w:t xml:space="preserve"> </w:t>
+      </w:r>
+      <w:r>
+        <w:t xml:space="preserve">— topology-aware NUMA/NVLink GPU placement scoring that prefers NVLink-connected GPU pairs and falls back to PCIe (HXC-1406).</w:t>
+      </w:r>
+    </w:p>
+    <w:p>
+      <w:pPr>
+        <w:pStyle w:val="Compact"/>
+        <w:numPr>
+          <w:ilvl w:val="2"/>
+          <w:numId w:val="1013"/>
+        </w:numPr>
+      </w:pPr>
+      <w:r>
+        <w:rPr>
+          <w:rStyle w:val="VerbatimChar"/>
+        </w:rPr>
+        <w:t xml:space="preserve">fsresidency</w:t>
+      </w:r>
+      <w:r>
+        <w:t xml:space="preserve"> </w:t>
+      </w:r>
+      <w:r>
+        <w:t xml:space="preserve">— filesystem residency challenge: per-byte-range</w:t>
+      </w:r>
+      <w:r>
+        <w:t xml:space="preserve"> </w:t>
+      </w:r>
+      <w:r>
+        <w:rPr>
+          <w:rStyle w:val="VerbatimChar"/>
+        </w:rPr>
+        <w:t xml:space="preserve">ReadAt</w:t>
+      </w:r>
+      <w:r>
+        <w:t xml:space="preserve"> </w:t>
+      </w:r>
+      <w:r>
+        <w:t xml:space="preserve">+ SHA-256 verification proving a model file is really present on disk; truncated/missing/mismatch all fail (HXC-1572).</w:t>
+      </w:r>
+    </w:p>
+    <w:p>
+      <w:pPr>
+        <w:pStyle w:val="Compact"/>
+        <w:numPr>
+          <w:ilvl w:val="2"/>
+          <w:numId w:val="1013"/>
+        </w:numPr>
+      </w:pPr>
+      <w:r>
+        <w:rPr>
+          <w:rStyle w:val="VerbatimChar"/>
+        </w:rPr>
+        <w:t xml:space="preserve">economics</w:t>
+      </w:r>
+      <w:r>
+        <w:t xml:space="preserve"> </w:t>
+      </w:r>
+      <w:r>
+        <w:t xml:space="preserve">—</w:t>
+      </w:r>
+      <w:r>
+        <w:t xml:space="preserve"> </w:t>
+      </w:r>
+      <w:r>
+        <w:rPr>
+          <w:rStyle w:val="VerbatimChar"/>
+        </w:rPr>
+        <w:t xml:space="preserve">RewardDistributor</w:t>
+      </w:r>
+      <w:r>
+        <w:t xml:space="preserve"> </w:t>
+      </w:r>
+      <w:r>
+        <w:t xml:space="preserve">multi-token distribution with treasury/reinvest splits and a conservation invariant (</w:t>
+      </w:r>
+      <w:r>
+        <w:rPr>
+          <w:rStyle w:val="VerbatimChar"/>
+        </w:rPr>
+        <w:t xml:space="preserve">sum(ledger)+treasury+reinvest == total</w:t>
+      </w:r>
+      <w:r>
+        <w:t xml:space="preserve">), plus</w:t>
+      </w:r>
+      <w:r>
+        <w:t xml:space="preserve"> </w:t>
+      </w:r>
+      <w:r>
+        <w:rPr>
+          <w:rStyle w:val="VerbatimChar"/>
+        </w:rPr>
+        <w:t xml:space="preserve">GetParticipantROI</w:t>
+      </w:r>
+      <w:r>
+        <w:t xml:space="preserve"> </w:t>
+      </w:r>
+      <w:r>
+        <w:t xml:space="preserve">(ROI% + break-even days, typed unknown-participant error) (HXC-1460, HXC-1461).</w:t>
+      </w:r>
+    </w:p>
+    <w:p>
+      <w:pPr>
+        <w:pStyle w:val="Compact"/>
+        <w:numPr>
+          <w:ilvl w:val="2"/>
+          <w:numId w:val="1013"/>
+        </w:numPr>
+      </w:pPr>
+      <w:r>
+        <w:rPr>
+          <w:rStyle w:val="VerbatimChar"/>
+        </w:rPr>
+        <w:t xml:space="preserve">revenueopt</w:t>
+      </w:r>
+      <w:r>
+        <w:t xml:space="preserve"> </w:t>
+      </w:r>
+      <w:r>
+        <w:t xml:space="preserve">—</w:t>
+      </w:r>
+      <w:r>
+        <w:t xml:space="preserve"> </w:t>
+      </w:r>
+      <w:r>
+        <w:rPr>
+          <w:rStyle w:val="VerbatimChar"/>
+        </w:rPr>
+        <w:t xml:space="preserve">RevenueOptimizer.OptimizeAllocation</w:t>
+      </w:r>
+      <w:r>
+        <w:t xml:space="preserve"> </w:t>
+      </w:r>
+      <w:r>
+        <w:t xml:space="preserve">greedy GPU→marketplace assignment maximising expected revenue, with a TEE→Chutes revenue bias; self-contained types (HXC-1456).</w:t>
+      </w:r>
+    </w:p>
+    <w:p>
+      <w:pPr>
+        <w:pStyle w:val="Compact"/>
+        <w:numPr>
+          <w:ilvl w:val="2"/>
+          <w:numId w:val="1013"/>
+        </w:numPr>
+      </w:pPr>
+      <w:r>
+        <w:rPr>
+          <w:rStyle w:val="VerbatimChar"/>
+        </w:rPr>
+        <w:t xml:space="preserve">exportcontrol</w:t>
+      </w:r>
+      <w:r>
+        <w:t xml:space="preserve"> </w:t>
+      </w:r>
+      <w:r>
+        <w:t xml:space="preserve">— export-control / country-code KYC gate: a controlled GPU (</w:t>
+      </w:r>
+      <w:r>
+        <w:rPr>
+          <w:rStyle w:val="VerbatimChar"/>
+        </w:rPr>
+        <w:t xml:space="preserve">H100</w:t>
+      </w:r>
+      <w:r>
+        <w:t xml:space="preserve">/</w:t>
+      </w:r>
+      <w:r>
+        <w:rPr>
+          <w:rStyle w:val="VerbatimChar"/>
+        </w:rPr>
+        <w:t xml:space="preserve">A100</w:t>
+      </w:r>
+      <w:r>
+        <w:t xml:space="preserve">) from a Tier-3 (embargoed) or unknown jurisdiction is rejected with</w:t>
+      </w:r>
+      <w:r>
+        <w:t xml:space="preserve"> </w:t>
+      </w:r>
+      <w:r>
+        <w:rPr>
+          <w:rStyle w:val="VerbatimChar"/>
+        </w:rPr>
+        <w:t xml:space="preserve">ErrExportDenied</w:t>
+      </w:r>
+      <w:r>
+        <w:t xml:space="preserve">; Tier-1 is allowed (HXC-1482).</w:t>
+      </w:r>
+    </w:p>
+    <w:p>
+      <w:pPr>
+        <w:pStyle w:val="Compact"/>
+        <w:numPr>
+          <w:ilvl w:val="2"/>
+          <w:numId w:val="1013"/>
+        </w:numPr>
+      </w:pPr>
+      <w:r>
+        <w:rPr>
+          <w:rStyle w:val="VerbatimChar"/>
+        </w:rPr>
+        <w:t xml:space="preserve">devicecatalog</w:t>
+      </w:r>
+      <w:r>
+        <w:t xml:space="preserve"> </w:t>
+      </w:r>
+      <w:r>
+        <w:t xml:space="preserve">— machine-readable 64-device taxonomy with case-insensitive substring</w:t>
+      </w:r>
+      <w:r>
+        <w:t xml:space="preserve"> </w:t>
+      </w:r>
+      <w:r>
+        <w:rPr>
+          <w:rStyle w:val="VerbatimChar"/>
+        </w:rPr>
+        <w:t xml:space="preserve">Lookup</w:t>
+      </w:r>
+      <w:r>
+        <w:t xml:space="preserve"> </w:t>
+      </w:r>
+      <w:r>
+        <w:t xml:space="preserve">resolving a discovered CPU model (e.g. </w:t>
+      </w:r>
+      <w:r>
+        <w:rPr>
+          <w:rStyle w:val="VerbatimChar"/>
+        </w:rPr>
+        <w:t xml:space="preserve">Rockchip RK3588</w:t>
+      </w:r>
+      <w:r>
+        <w:t xml:space="preserve">) to its tier / trust-level / compute-class (HXC-1331).</w:t>
+      </w:r>
+    </w:p>
+    <w:p>
+      <w:pPr>
+        <w:pStyle w:val="Compact"/>
+        <w:numPr>
+          <w:ilvl w:val="2"/>
+          <w:numId w:val="1013"/>
+        </w:numPr>
+      </w:pPr>
+      <w:r>
+        <w:rPr>
+          <w:rStyle w:val="VerbatimChar"/>
+        </w:rPr>
+        <w:t xml:space="preserve">compliancedoc</w:t>
+      </w:r>
+      <w:r>
+        <w:t xml:space="preserve"> </w:t>
+      </w:r>
+      <w:r>
+        <w:t xml:space="preserve">— EU AI Act compliance-documentation pipeline: generates a model card + technical-documentation artifact from attestation-log records, with a SHA-256 provenance hash bound to the actual record content (HXC-1481).</w:t>
+      </w:r>
+    </w:p>
+    <w:p>
+      <w:pPr>
+        <w:pStyle w:val="Compact"/>
+        <w:numPr>
+          <w:ilvl w:val="2"/>
+          <w:numId w:val="1013"/>
+        </w:numPr>
+      </w:pPr>
+      <w:r>
+        <w:rPr>
+          <w:rStyle w:val="VerbatimChar"/>
+        </w:rPr>
+        <w:t xml:space="preserve">hybridkex</w:t>
+      </w:r>
+      <w:r>
+        <w:t xml:space="preserve"> </w:t>
+      </w:r>
+      <w:r>
+        <w:t xml:space="preserve">— hybrid post-quantum key exchange combining X25519 (</w:t>
+      </w:r>
+      <w:r>
+        <w:rPr>
+          <w:rStyle w:val="VerbatimChar"/>
+        </w:rPr>
+        <w:t xml:space="preserve">crypto/ecdh</w:t>
+      </w:r>
+      <w:r>
+        <w:t xml:space="preserve">) and ML-KEM-768 (</w:t>
+      </w:r>
+      <w:r>
+        <w:rPr>
+          <w:rStyle w:val="VerbatimChar"/>
+        </w:rPr>
+        <w:t xml:space="preserve">crypto/mlkem</w:t>
+      </w:r>
+      <w:r>
+        <w:t xml:space="preserve">) shared secrets via HKDF-SHA256 (group</w:t>
+      </w:r>
+      <w:r>
+        <w:t xml:space="preserve"> </w:t>
+      </w:r>
+      <w:r>
+        <w:rPr>
+          <w:rStyle w:val="VerbatimChar"/>
+        </w:rPr>
+        <w:t xml:space="preserve">X25519MLKEM768</w:t>
+      </w:r>
+      <w:r>
+        <w:t xml:space="preserve">); a tampered ML-KEM ciphertext yields a non-matching key (HXC-1476).</w:t>
+      </w:r>
+    </w:p>
+    <w:p>
+      <w:pPr>
+        <w:pStyle w:val="Compact"/>
+        <w:numPr>
+          <w:ilvl w:val="2"/>
+          <w:numId w:val="1013"/>
+        </w:numPr>
+      </w:pPr>
+      <w:r>
+        <w:rPr>
+          <w:rStyle w:val="VerbatimChar"/>
+        </w:rPr>
+        <w:t xml:space="preserve">carbonsched</w:t>
+      </w:r>
+      <w:r>
+        <w:t xml:space="preserve"> </w:t>
+      </w:r>
+      <w:r>
+        <w:t xml:space="preserve">— carbon-aware job placement: chooses the lowest-carbon-intensity latency-eligible region (deterministic name tiebreak) with per-job kWh / gCO2 metering (HXC-1480).</w:t>
+      </w:r>
+    </w:p>
+    <w:p>
+      <w:pPr>
+        <w:pStyle w:val="Compact"/>
+        <w:numPr>
+          <w:ilvl w:val="2"/>
+          <w:numId w:val="1013"/>
+        </w:numPr>
+      </w:pPr>
+      <w:r>
+        <w:rPr>
+          <w:rStyle w:val="VerbatimChar"/>
+        </w:rPr>
+        <w:t xml:space="preserve">gpuattest</w:t>
       </w:r>
       <w:r>
         <w:t xml:space="preserve"> </w:t>
@@ -4909,7 +4278,73 @@
         <w:rPr>
           <w:rStyle w:val="VerbatimChar"/>
         </w:rPr>
-        <w:t xml:space="preserve">config.go</w:t>
+        <w:t xml:space="preserve">multigpu.go</w:t>
+      </w:r>
+      <w:r>
+        <w:t xml:space="preserve">) — multi-GPU node enumeration: an N-GPU node descriptor yields N distinct, independently-verifiable per-device attestation proofs keyed by GPU UUID; rejects duplicate/empty descriptors (HXC-1573).</w:t>
+      </w:r>
+    </w:p>
+    <w:p>
+      <w:pPr>
+        <w:pStyle w:val="Compact"/>
+        <w:numPr>
+          <w:ilvl w:val="2"/>
+          <w:numId w:val="1013"/>
+        </w:numPr>
+      </w:pPr>
+      <w:r>
+        <w:rPr>
+          <w:rStyle w:val="VerbatimChar"/>
+        </w:rPr>
+        <w:t xml:space="preserve">workloadrouter</w:t>
+      </w:r>
+      <w:r>
+        <w:t xml:space="preserve"> </w:t>
+      </w:r>
+      <w:r>
+        <w:t xml:space="preserve">—</w:t>
+      </w:r>
+      <w:r>
+        <w:t xml:space="preserve"> </w:t>
+      </w:r>
+      <w:r>
+        <w:rPr>
+          <w:rStyle w:val="VerbatimChar"/>
+        </w:rPr>
+        <w:t xml:space="preserve">UnifiedManager.RouteWorkload</w:t>
+      </w:r>
+      <w:r>
+        <w:t xml:space="preserve">: concurrent per-marketplace price probes + a weighted composite score (inverse price/latency, health) with a TEE multiplier that re-ranks confidential offers when the workload requires a TEE (HXC-1455).</w:t>
+      </w:r>
+    </w:p>
+    <w:p>
+      <w:pPr>
+        <w:pStyle w:val="Compact"/>
+        <w:numPr>
+          <w:ilvl w:val="2"/>
+          <w:numId w:val="1013"/>
+        </w:numPr>
+      </w:pPr>
+      <w:r>
+        <w:rPr>
+          <w:rStyle w:val="VerbatimChar"/>
+        </w:rPr>
+        <w:t xml:space="preserve">metrics</w:t>
+      </w:r>
+      <w:r>
+        <w:t xml:space="preserve"> </w:t>
+      </w:r>
+      <w:r>
+        <w:t xml:space="preserve">(additive</w:t>
+      </w:r>
+      <w:r>
+        <w:t xml:space="preserve"> </w:t>
+      </w:r>
+      <w:r>
+        <w:rPr>
+          <w:rStyle w:val="VerbatimChar"/>
+        </w:rPr>
+        <w:t xml:space="preserve">tiermetrics.go</w:t>
       </w:r>
       <w:r>
         <w:t xml:space="preserve">) —</w:t>
@@ -4921,55 +4356,391 @@
         <w:rPr>
           <w:rStyle w:val="VerbatimChar"/>
         </w:rPr>
-        <w:t xml:space="preserve">ChutesMinerConfig</w:t>
-      </w:r>
-      <w:r>
-        <w:t xml:space="preserve"> </w:t>
-      </w:r>
-      <w:r>
-        <w:t xml:space="preserve">and</w:t>
-      </w:r>
-      <w:r>
-        <w:t xml:space="preserve"> </w:t>
-      </w:r>
-      <w:r>
-        <w:rPr>
-          <w:rStyle w:val="VerbatimChar"/>
-        </w:rPr>
-        <w:t xml:space="preserve">ValidatorConfig</w:t>
-      </w:r>
-      <w:r>
-        <w:t xml:space="preserve"> </w:t>
-      </w:r>
-      <w:r>
-        <w:t xml:space="preserve">deployment descriptors with</w:t>
-      </w:r>
-      <w:r>
-        <w:t xml:space="preserve"> </w:t>
-      </w:r>
-      <w:r>
-        <w:rPr>
-          <w:rStyle w:val="VerbatimChar"/>
-        </w:rPr>
-        <w:t xml:space="preserve">Validate()</w:t>
-      </w:r>
-      <w:r>
-        <w:t xml:space="preserve"> </w:t>
-      </w:r>
-      <w:r>
-        <w:t xml:space="preserve">invariants (non-empty IDs/hotkeys,</w:t>
-      </w:r>
-      <w:r>
-        <w:t xml:space="preserve"> </w:t>
-      </w:r>
-      <w:r>
-        <w:rPr>
-          <w:rStyle w:val="VerbatimChar"/>
-        </w:rPr>
-        <w:t xml:space="preserve">GPUCount&gt;0</w:t>
-      </w:r>
-      <w:r>
-        <w:t xml:space="preserve">, non-negative cost, positive cache size, TEE consistency) (HXC-1439).</w:t>
+        <w:t xml:space="preserve">TierMetrics</w:t>
+      </w:r>
+      <w:r>
+        <w:t xml:space="preserve"> </w:t>
+      </w:r>
+      <w:r>
+        <w:t xml:space="preserve">exposes</w:t>
+      </w:r>
+      <w:r>
+        <w:t xml:space="preserve"> </w:t>
+      </w:r>
+      <w:r>
+        <w:rPr>
+          <w:rStyle w:val="VerbatimChar"/>
+        </w:rPr>
+        <w:t xml:space="preserve">gpu_tier_utilization</w:t>
+      </w:r>
+      <w:r>
+        <w:t xml:space="preserve">,</w:t>
+      </w:r>
+      <w:r>
+        <w:t xml:space="preserve"> </w:t>
+      </w:r>
+      <w:r>
+        <w:rPr>
+          <w:rStyle w:val="VerbatimChar"/>
+        </w:rPr>
+        <w:t xml:space="preserve">gpu_cost_per_hour</w:t>
+      </w:r>
+      <w:r>
+        <w:t xml:space="preserve">, and</w:t>
+      </w:r>
+      <w:r>
+        <w:t xml:space="preserve"> </w:t>
+      </w:r>
+      <w:r>
+        <w:rPr>
+          <w:rStyle w:val="VerbatimChar"/>
+        </w:rPr>
+        <w:t xml:space="preserve">provider_health</w:t>
+      </w:r>
+      <w:r>
+        <w:t xml:space="preserve"> </w:t>
+      </w:r>
+      <w:r>
+        <w:t xml:space="preserve">Prometheus-text series with deterministic ordering and concurrent-safe setters (HXC-1535).</w:t>
+      </w:r>
+    </w:p>
+    <w:p>
+      <w:pPr>
+        <w:pStyle w:val="Compact"/>
+        <w:numPr>
+          <w:ilvl w:val="2"/>
+          <w:numId w:val="1013"/>
+        </w:numPr>
+      </w:pPr>
+      <w:r>
+        <w:rPr>
+          <w:rStyle w:val="VerbatimChar"/>
+        </w:rPr>
+        <w:t xml:space="preserve">cmd/gpu-pool-manager</w:t>
+      </w:r>
+      <w:r>
+        <w:t xml:space="preserve"> </w:t>
+      </w:r>
+      <w:r>
+        <w:t xml:space="preserve">— GPU pool manager HTTP front-end:</w:t>
+      </w:r>
+      <w:r>
+        <w:t xml:space="preserve"> </w:t>
+      </w:r>
+      <w:r>
+        <w:rPr>
+          <w:rStyle w:val="VerbatimChar"/>
+        </w:rPr>
+        <w:t xml:space="preserve">POST /allocate</w:t>
+      </w:r>
+      <w:r>
+        <w:t xml:space="preserve"> </w:t>
+      </w:r>
+      <w:r>
+        <w:t xml:space="preserve">returns the tier-correct (lowest-tier healthy, name tiebreak) provider as JSON (</w:t>
+      </w:r>
+      <w:r>
+        <w:rPr>
+          <w:rStyle w:val="VerbatimChar"/>
+        </w:rPr>
+        <w:t xml:space="preserve">503</w:t>
+      </w:r>
+      <w:r>
+        <w:t xml:space="preserve"> </w:t>
+      </w:r>
+      <w:r>
+        <w:t xml:space="preserve">when none healthy) and</w:t>
+      </w:r>
+      <w:r>
+        <w:t xml:space="preserve"> </w:t>
+      </w:r>
+      <w:r>
+        <w:rPr>
+          <w:rStyle w:val="VerbatimChar"/>
+        </w:rPr>
+        <w:t xml:space="preserve">GET /providers</w:t>
+      </w:r>
+      <w:r>
+        <w:t xml:space="preserve"> </w:t>
+      </w:r>
+      <w:r>
+        <w:t xml:space="preserve">lists providers with health; httptest-gated, self-contained (HXC-1530).</w:t>
+      </w:r>
+    </w:p>
+    <w:p>
+      <w:pPr>
+        <w:pStyle w:val="Compact"/>
+        <w:numPr>
+          <w:ilvl w:val="2"/>
+          <w:numId w:val="1013"/>
+        </w:numPr>
+      </w:pPr>
+      <w:r>
+        <w:rPr>
+          <w:rStyle w:val="VerbatimChar"/>
+        </w:rPr>
+        <w:t xml:space="preserve">marketplaceadapter</w:t>
+      </w:r>
+      <w:r>
+        <w:t xml:space="preserve"> </w:t>
+      </w:r>
+      <w:r>
+        <w:t xml:space="preserve">—</w:t>
+      </w:r>
+      <w:r>
+        <w:t xml:space="preserve"> </w:t>
+      </w:r>
+      <w:r>
+        <w:rPr>
+          <w:rStyle w:val="VerbatimChar"/>
+        </w:rPr>
+        <w:t xml:space="preserve">MarketplaceAdapter</w:t>
+      </w:r>
+      <w:r>
+        <w:t xml:space="preserve"> </w:t>
+      </w:r>
+      <w:r>
+        <w:t xml:space="preserve">interface (</w:t>
+      </w:r>
+      <w:r>
+        <w:rPr>
+          <w:rStyle w:val="VerbatimChar"/>
+        </w:rPr>
+        <w:t xml:space="preserve">Name</w:t>
+      </w:r>
+      <w:r>
+        <w:t xml:space="preserve">/</w:t>
+      </w:r>
+      <w:r>
+        <w:rPr>
+          <w:rStyle w:val="VerbatimChar"/>
+        </w:rPr>
+        <w:t xml:space="preserve">GetCurrentPricing</w:t>
+      </w:r>
+      <w:r>
+        <w:t xml:space="preserve">/</w:t>
+      </w:r>
+      <w:r>
+        <w:rPr>
+          <w:rStyle w:val="VerbatimChar"/>
+        </w:rPr>
+        <w:t xml:space="preserve">SubmitWork</w:t>
+      </w:r>
+      <w:r>
+        <w:t xml:space="preserve">) with a</w:t>
+      </w:r>
+      <w:r>
+        <w:t xml:space="preserve"> </w:t>
+      </w:r>
+      <w:r>
+        <w:rPr>
+          <w:rStyle w:val="VerbatimChar"/>
+        </w:rPr>
+        <w:t xml:space="preserve">Name()</w:t>
+      </w:r>
+      <w:r>
+        <w:t xml:space="preserve">-keyed dispatch</w:t>
+      </w:r>
+      <w:r>
+        <w:t xml:space="preserve"> </w:t>
+      </w:r>
+      <w:r>
+        <w:rPr>
+          <w:rStyle w:val="VerbatimChar"/>
+        </w:rPr>
+        <w:t xml:space="preserve">Registry</w:t>
+      </w:r>
+      <w:r>
+        <w:t xml:space="preserve"> </w:t>
+      </w:r>
+      <w:r>
+        <w:t xml:space="preserve">and a</w:t>
+      </w:r>
+      <w:r>
+        <w:t xml:space="preserve"> </w:t>
+      </w:r>
+      <w:r>
+        <w:rPr>
+          <w:rStyle w:val="VerbatimChar"/>
+        </w:rPr>
+        <w:t xml:space="preserve">ChutesAdapter</w:t>
+      </w:r>
+      <w:r>
+        <w:t xml:space="preserve"> </w:t>
+      </w:r>
+      <w:r>
+        <w:t xml:space="preserve">over HTTP (httptest fixture, non-2xx rejected) (HXC-1454).</w:t>
+      </w:r>
+    </w:p>
+    <w:p>
+      <w:pPr>
+        <w:pStyle w:val="Compact"/>
+        <w:numPr>
+          <w:ilvl w:val="2"/>
+          <w:numId w:val="1013"/>
+        </w:numPr>
+      </w:pPr>
+      <w:r>
+        <w:rPr>
+          <w:rStyle w:val="VerbatimChar"/>
+        </w:rPr>
+        <w:t xml:space="preserve">cmd/e2ee-proxy</w:t>
+      </w:r>
+      <w:r>
+        <w:t xml:space="preserve"> </w:t>
+      </w:r>
+      <w:r>
+        <w:t xml:space="preserve">— transparent ML-KEM-768 (</w:t>
+      </w:r>
+      <w:r>
+        <w:rPr>
+          <w:rStyle w:val="VerbatimChar"/>
+        </w:rPr>
+        <w:t xml:space="preserve">crypto/mlkem</w:t>
+      </w:r>
+      <w:r>
+        <w:t xml:space="preserve">) + AES-256-GCM encrypting proxy:</w:t>
+      </w:r>
+      <w:r>
+        <w:t xml:space="preserve"> </w:t>
+      </w:r>
+      <w:r>
+        <w:rPr>
+          <w:rStyle w:val="VerbatimChar"/>
+        </w:rPr>
+        <w:t xml:space="preserve">EncryptingTransport</w:t>
+      </w:r>
+      <w:r>
+        <w:t xml:space="preserve"> </w:t>
+      </w:r>
+      <w:r>
+        <w:t xml:space="preserve">seals request bodies and</w:t>
+      </w:r>
+      <w:r>
+        <w:t xml:space="preserve"> </w:t>
+      </w:r>
+      <w:r>
+        <w:rPr>
+          <w:rStyle w:val="VerbatimChar"/>
+        </w:rPr>
+        <w:t xml:space="preserve">DecryptingHandler</w:t>
+      </w:r>
+      <w:r>
+        <w:t xml:space="preserve"> </w:t>
+      </w:r>
+      <w:r>
+        <w:t xml:space="preserve">opens them, so the on-wire payload between proxy and upstream is ciphertext-only while the client receives the correct plaintext; tampered ciphertext is rejected (HXC-1532).</w:t>
+      </w:r>
+    </w:p>
+    <w:p>
+      <w:pPr>
+        <w:pStyle w:val="Compact"/>
+        <w:numPr>
+          <w:ilvl w:val="2"/>
+          <w:numId w:val="1013"/>
+        </w:numPr>
+      </w:pPr>
+      <w:r>
+        <w:rPr>
+          <w:rStyle w:val="VerbatimChar"/>
+        </w:rPr>
+        <w:t xml:space="preserve">e2eebench</w:t>
+      </w:r>
+      <w:r>
+        <w:t xml:space="preserve"> </w:t>
+      </w:r>
+      <w:r>
+        <w:t xml:space="preserve">—</w:t>
+      </w:r>
+      <w:r>
+        <w:t xml:space="preserve"> </w:t>
+      </w:r>
+      <w:r>
+        <w:rPr>
+          <w:rStyle w:val="VerbatimChar"/>
+        </w:rPr>
+        <w:t xml:space="preserve">MeasureHandshakeLatency</w:t>
+      </w:r>
+      <w:r>
+        <w:t xml:space="preserve"> </w:t>
+      </w:r>
+      <w:r>
+        <w:t xml:space="preserve">benchmarks the</w:t>
+      </w:r>
+      <w:r>
+        <w:t xml:space="preserve"> </w:t>
+      </w:r>
+      <w:r>
+        <w:rPr>
+          <w:rStyle w:val="VerbatimChar"/>
+        </w:rPr>
+        <w:t xml:space="preserve">hybridkex</w:t>
+      </w:r>
+      <w:r>
+        <w:t xml:space="preserve"> </w:t>
+      </w:r>
+      <w:r>
+        <w:t xml:space="preserve">full handshake (median + P95), proving median &lt; 1ms on host and enforcing per-iteration key agreement (</w:t>
+      </w:r>
+      <w:r>
+        <w:rPr>
+          <w:rStyle w:val="VerbatimChar"/>
+        </w:rPr>
+        <w:t xml:space="preserve">ErrKeyDisagreement</w:t>
+      </w:r>
+      <w:r>
+        <w:t xml:space="preserve">) (HXC-1556).</w:t>
+      </w:r>
+    </w:p>
+    <w:p>
+      <w:pPr>
+        <w:pStyle w:val="Compact"/>
+        <w:numPr>
+          <w:ilvl w:val="2"/>
+          <w:numId w:val="1013"/>
+        </w:numPr>
+      </w:pPr>
+      <w:r>
+        <w:rPr>
+          <w:rStyle w:val="VerbatimChar"/>
+        </w:rPr>
+        <w:t xml:space="preserve">archlint</w:t>
+      </w:r>
+      <w:r>
+        <w:t xml:space="preserve"> </w:t>
+      </w:r>
+      <w:r>
+        <w:t xml:space="preserve">+</w:t>
+      </w:r>
+      <w:r>
+        <w:t xml:space="preserve"> </w:t>
+      </w:r>
+      <w:r>
+        <w:rPr>
+          <w:rStyle w:val="VerbatimChar"/>
+        </w:rPr>
+        <w:t xml:space="preserve">docs/ARCHITECTURE.md</w:t>
+      </w:r>
+      <w:r>
+        <w:t xml:space="preserve"> </w:t>
+      </w:r>
+      <w:r>
+        <w:t xml:space="preserve">— the hardened L0–L7 architecture diagram and component map, mechanically enforced:</w:t>
+      </w:r>
+      <w:r>
+        <w:t xml:space="preserve"> </w:t>
+      </w:r>
+      <w:r>
+        <w:rPr>
+          <w:rStyle w:val="VerbatimChar"/>
+        </w:rPr>
+        <w:t xml:space="preserve">archlint</w:t>
+      </w:r>
+      <w:r>
+        <w:t xml:space="preserve"> </w:t>
+      </w:r>
+      <w:r>
+        <w:t xml:space="preserve">parses the component-map table and fails the build if any documented component maps to a package path that does not exist on disk (HXC-1424).</w:t>
       </w:r>
     </w:p>
     <w:p>
@@ -4977,11 +4748,11 @@
         <w:pStyle w:val="Compact"/>
         <w:numPr>
           <w:ilvl w:val="1"/>
-          <w:numId w:val="1011"/>
-        </w:numPr>
-      </w:pPr>
-      <w:r>
-        <w:t xml:space="preserve">Wave 68 (5 units, subagent-driven, 5 parallel streams in disjoint packages, run concurrently with wave 69):</w:t>
+          <w:numId w:val="1012"/>
+        </w:numPr>
+      </w:pPr>
+      <w:r>
+        <w:t xml:space="preserve">Wave 67 (5 units, subagent-driven, 5 parallel streams in disjoint packages):</w:t>
       </w:r>
     </w:p>
     <w:p>
@@ -4996,13 +4767,70 @@
         <w:rPr>
           <w:rStyle w:val="VerbatimChar"/>
         </w:rPr>
-        <w:t xml:space="preserve">dst</w:t>
-      </w:r>
-      <w:r>
-        <w:t xml:space="preserve"> </w:t>
-      </w:r>
-      <w:r>
-        <w:t xml:space="preserve">— standalone FoundationDB-style deterministic simulation harness: single-threaded seeded-RNG event loop with injectable network/disk/logical-clock; same seed =&gt; byte-for-byte identical trace + exact failure replay; 1000+ seeded sims (HXC-1419).</w:t>
+        <w:t xml:space="preserve">multiraft</w:t>
+      </w:r>
+      <w:r>
+        <w:t xml:space="preserve"> </w:t>
+      </w:r>
+      <w:r>
+        <w:t xml:space="preserve">—</w:t>
+      </w:r>
+      <w:r>
+        <w:t xml:space="preserve"> </w:t>
+      </w:r>
+      <w:r>
+        <w:rPr>
+          <w:rStyle w:val="VerbatimChar"/>
+        </w:rPr>
+        <w:t xml:space="preserve">MultiRaftManager</w:t>
+      </w:r>
+      <w:r>
+        <w:t xml:space="preserve"> </w:t>
+      </w:r>
+      <w:r>
+        <w:t xml:space="preserve">partitioning cluster state into independent per-shard</w:t>
+      </w:r>
+      <w:r>
+        <w:t xml:space="preserve"> </w:t>
+      </w:r>
+      <w:r>
+        <w:rPr>
+          <w:rStyle w:val="VerbatimChar"/>
+        </w:rPr>
+        <w:t xml:space="preserve">go.etcd.io/raft/v3</w:t>
+      </w:r>
+      <w:r>
+        <w:t xml:space="preserve"> </w:t>
+      </w:r>
+      <w:r>
+        <w:t xml:space="preserve">groups, each electing its own leader and committing independently via per-shard</w:t>
+      </w:r>
+      <w:r>
+        <w:t xml:space="preserve"> </w:t>
+      </w:r>
+      <w:r>
+        <w:rPr>
+          <w:rStyle w:val="VerbatimChar"/>
+        </w:rPr>
+        <w:t xml:space="preserve">Propose</w:t>
+      </w:r>
+      <w:r>
+        <w:t xml:space="preserve"> </w:t>
+      </w:r>
+      <w:r>
+        <w:t xml:space="preserve">routing over an in-process</w:t>
+      </w:r>
+      <w:r>
+        <w:t xml:space="preserve"> </w:t>
+      </w:r>
+      <w:r>
+        <w:rPr>
+          <w:rStyle w:val="VerbatimChar"/>
+        </w:rPr>
+        <w:t xml:space="preserve">RaftTransport</w:t>
+      </w:r>
+      <w:r>
+        <w:t xml:space="preserve">; write throughput scales with shard count and a shard re-elects on leader loss while others keep committing (HXC-1387).</w:t>
       </w:r>
     </w:p>
     <w:p>
@@ -5017,13 +4845,58 @@
         <w:rPr>
           <w:rStyle w:val="VerbatimChar"/>
         </w:rPr>
-        <w:t xml:space="preserve">porcupine</w:t>
-      </w:r>
-      <w:r>
-        <w:t xml:space="preserve"> </w:t>
-      </w:r>
-      <w:r>
-        <w:t xml:space="preserve">— self-contained WGL linearizability checker + concurrent history recorder: PASS on linearizable, FAIL (with violating op) on a seeded non-linearizable history (HXC-1421).</w:t>
+        <w:t xml:space="preserve">stonith</w:t>
+      </w:r>
+      <w:r>
+        <w:t xml:space="preserve"> </w:t>
+      </w:r>
+      <w:r>
+        <w:t xml:space="preserve">— STONITH fencing: a</w:t>
+      </w:r>
+      <w:r>
+        <w:t xml:space="preserve"> </w:t>
+      </w:r>
+      <w:r>
+        <w:rPr>
+          <w:rStyle w:val="VerbatimChar"/>
+        </w:rPr>
+        <w:t xml:space="preserve">FencingAgent</w:t>
+      </w:r>
+      <w:r>
+        <w:t xml:space="preserve"> </w:t>
+      </w:r>
+      <w:r>
+        <w:t xml:space="preserve">interface with IPMI / AWS-EC2 / Azure-ARM / SBD-shared-disk / NoOp drivers and a</w:t>
+      </w:r>
+      <w:r>
+        <w:t xml:space="preserve"> </w:t>
+      </w:r>
+      <w:r>
+        <w:rPr>
+          <w:rStyle w:val="VerbatimChar"/>
+        </w:rPr>
+        <w:t xml:space="preserve">MultiLevelFencer</w:t>
+      </w:r>
+      <w:r>
+        <w:t xml:space="preserve"> </w:t>
+      </w:r>
+      <w:r>
+        <w:t xml:space="preserve">multi-level fallback, with sink-side fence confirmation; the IPMI real-binary path is an honest SKIP-with-reason when</w:t>
+      </w:r>
+      <w:r>
+        <w:t xml:space="preserve"> </w:t>
+      </w:r>
+      <w:r>
+        <w:rPr>
+          <w:rStyle w:val="VerbatimChar"/>
+        </w:rPr>
+        <w:t xml:space="preserve">ipmitool</w:t>
+      </w:r>
+      <w:r>
+        <w:t xml:space="preserve"> </w:t>
+      </w:r>
+      <w:r>
+        <w:t xml:space="preserve">is absent (HXC-1401).</w:t>
       </w:r>
     </w:p>
     <w:p>
@@ -5038,46 +4911,13 @@
         <w:rPr>
           <w:rStyle w:val="VerbatimChar"/>
         </w:rPr>
-        <w:t xml:space="preserve">kraft</w:t>
-      </w:r>
-      <w:r>
-        <w:t xml:space="preserve"> </w:t>
-      </w:r>
-      <w:r>
-        <w:t xml:space="preserve">— KRaft-style self-managed Raft metadata quorum (</w:t>
-      </w:r>
-      <w:r>
-        <w:rPr>
-          <w:rStyle w:val="VerbatimChar"/>
-        </w:rPr>
-        <w:t xml:space="preserve">go.etcd.io/raft/v3</w:t>
-      </w:r>
-      <w:r>
-        <w:t xml:space="preserve">, no ZooKeeper): replicated</w:t>
-      </w:r>
-      <w:r>
-        <w:t xml:space="preserve"> </w:t>
-      </w:r>
-      <w:r>
-        <w:rPr>
-          <w:rStyle w:val="VerbatimChar"/>
-        </w:rPr>
-        <w:t xml:space="preserve">CreateTopic</w:t>
-      </w:r>
-      <w:r>
-        <w:t xml:space="preserve">/</w:t>
-      </w:r>
-      <w:r>
-        <w:rPr>
-          <w:rStyle w:val="VerbatimChar"/>
-        </w:rPr>
-        <w:t xml:space="preserve">ListTopics</w:t>
-      </w:r>
-      <w:r>
-        <w:t xml:space="preserve"> </w:t>
-      </w:r>
-      <w:r>
-        <w:t xml:space="preserve">+ partition-leader assignment, controller election + controller-loss failover (HXC-1417).</w:t>
+        <w:t xml:space="preserve">deviceplugin</w:t>
+      </w:r>
+      <w:r>
+        <w:t xml:space="preserve"> </w:t>
+      </w:r>
+      <w:r>
+        <w:t xml:space="preserve">— Nomad/K8s-style gRPC device-plugin / GRES fingerprinting framework over real gRPC: plugins register full device fingerprints, the registry parses GRES descriptors, atomically applies fingerprints, allocates by request, and rejects oversubscription (HXC-1407).</w:t>
       </w:r>
     </w:p>
     <w:p>
@@ -5092,13 +4932,70 @@
         <w:rPr>
           <w:rStyle w:val="VerbatimChar"/>
         </w:rPr>
-        <w:t xml:space="preserve">internal/chaos</w:t>
-      </w:r>
-      <w:r>
-        <w:t xml:space="preserve"> </w:t>
-      </w:r>
-      <w:r>
-        <w:t xml:space="preserve">— fault-injection library (PodKill/NetworkPartition/DiskStall/ClockSkew) + canary-guarded runner with automatic rollback on health&lt;SLO; deterministic via injected clock + seeded selection (HXC-1422).</w:t>
+        <w:t xml:space="preserve">internal/gpu</w:t>
+      </w:r>
+      <w:r>
+        <w:t xml:space="preserve"> </w:t>
+      </w:r>
+      <w:r>
+        <w:t xml:space="preserve">(additive</w:t>
+      </w:r>
+      <w:r>
+        <w:t xml:space="preserve"> </w:t>
+      </w:r>
+      <w:r>
+        <w:rPr>
+          <w:rStyle w:val="VerbatimChar"/>
+        </w:rPr>
+        <w:t xml:space="preserve">manager_helixpow.go</w:t>
+      </w:r>
+      <w:r>
+        <w:t xml:space="preserve">) — dual-workload capacity reservation:</w:t>
+      </w:r>
+      <w:r>
+        <w:t xml:space="preserve"> </w:t>
+      </w:r>
+      <w:r>
+        <w:rPr>
+          <w:rStyle w:val="VerbatimChar"/>
+        </w:rPr>
+        <w:t xml:space="preserve">ReserveForHelixPoW(fraction)</w:t>
+      </w:r>
+      <w:r>
+        <w:t xml:space="preserve"> </w:t>
+      </w:r>
+      <w:r>
+        <w:t xml:space="preserve">+</w:t>
+      </w:r>
+      <w:r>
+        <w:t xml:space="preserve"> </w:t>
+      </w:r>
+      <w:r>
+        <w:rPr>
+          <w:rStyle w:val="VerbatimChar"/>
+        </w:rPr>
+        <w:t xml:space="preserve">ChutesCapacity()</w:t>
+      </w:r>
+      <w:r>
+        <w:t xml:space="preserve"> </w:t>
+      </w:r>
+      <w:r>
+        <w:t xml:space="preserve">reporting only the non-reserved remainder, with a strict</w:t>
+      </w:r>
+      <w:r>
+        <w:t xml:space="preserve"> </w:t>
+      </w:r>
+      <w:r>
+        <w:rPr>
+          <w:rStyle w:val="VerbatimChar"/>
+        </w:rPr>
+        <w:t xml:space="preserve">&gt;0.80</w:t>
+      </w:r>
+      <w:r>
+        <w:t xml:space="preserve"> </w:t>
+      </w:r>
+      <w:r>
+        <w:t xml:space="preserve">Helix-load Gepetto starvation guard that zeroes Chutes capacity (HXC-1447).</w:t>
       </w:r>
     </w:p>
     <w:p>
@@ -5113,7 +5010,7 @@
         <w:rPr>
           <w:rStyle w:val="VerbatimChar"/>
         </w:rPr>
-        <w:t xml:space="preserve">multiraft</w:t>
+        <w:t xml:space="preserve">chutes</w:t>
       </w:r>
       <w:r>
         <w:t xml:space="preserve"> </w:t>
@@ -5128,7 +5025,7 @@
         <w:rPr>
           <w:rStyle w:val="VerbatimChar"/>
         </w:rPr>
-        <w:t xml:space="preserve">lease.go</w:t>
+        <w:t xml:space="preserve">config.go</w:t>
       </w:r>
       <w:r>
         <w:t xml:space="preserve">) —</w:t>
@@ -5140,25 +5037,55 @@
         <w:rPr>
           <w:rStyle w:val="VerbatimChar"/>
         </w:rPr>
-        <w:t xml:space="preserve">LeaseTracker</w:t>
-      </w:r>
-      <w:r>
-        <w:t xml:space="preserve"> </w:t>
-      </w:r>
-      <w:r>
-        <w:t xml:space="preserve">CockroachDB-style leaseholder local reads (no Raft round-trip), follower routing via</w:t>
-      </w:r>
-      <w:r>
-        <w:t xml:space="preserve"> </w:t>
-      </w:r>
-      <w:r>
-        <w:rPr>
-          <w:rStyle w:val="VerbatimChar"/>
-        </w:rPr>
-        <w:t xml:space="preserve">RaftTransport.SendRead</w:t>
-      </w:r>
-      <w:r>
-        <w:t xml:space="preserve">, lease-expiry re-route against an injected clock (HXC-1389).</w:t>
+        <w:t xml:space="preserve">ChutesMinerConfig</w:t>
+      </w:r>
+      <w:r>
+        <w:t xml:space="preserve"> </w:t>
+      </w:r>
+      <w:r>
+        <w:t xml:space="preserve">and</w:t>
+      </w:r>
+      <w:r>
+        <w:t xml:space="preserve"> </w:t>
+      </w:r>
+      <w:r>
+        <w:rPr>
+          <w:rStyle w:val="VerbatimChar"/>
+        </w:rPr>
+        <w:t xml:space="preserve">ValidatorConfig</w:t>
+      </w:r>
+      <w:r>
+        <w:t xml:space="preserve"> </w:t>
+      </w:r>
+      <w:r>
+        <w:t xml:space="preserve">deployment descriptors with</w:t>
+      </w:r>
+      <w:r>
+        <w:t xml:space="preserve"> </w:t>
+      </w:r>
+      <w:r>
+        <w:rPr>
+          <w:rStyle w:val="VerbatimChar"/>
+        </w:rPr>
+        <w:t xml:space="preserve">Validate()</w:t>
+      </w:r>
+      <w:r>
+        <w:t xml:space="preserve"> </w:t>
+      </w:r>
+      <w:r>
+        <w:t xml:space="preserve">invariants (non-empty IDs/hotkeys,</w:t>
+      </w:r>
+      <w:r>
+        <w:t xml:space="preserve"> </w:t>
+      </w:r>
+      <w:r>
+        <w:rPr>
+          <w:rStyle w:val="VerbatimChar"/>
+        </w:rPr>
+        <w:t xml:space="preserve">GPUCount&gt;0</w:t>
+      </w:r>
+      <w:r>
+        <w:t xml:space="preserve">, non-negative cost, positive cache size, TEE consistency) (HXC-1439).</w:t>
       </w:r>
     </w:p>
     <w:p>
@@ -5166,11 +5093,11 @@
         <w:pStyle w:val="Compact"/>
         <w:numPr>
           <w:ilvl w:val="1"/>
-          <w:numId w:val="1011"/>
-        </w:numPr>
-      </w:pPr>
-      <w:r>
-        <w:t xml:space="preserve">Wave 69 (5 units, subagent-driven, 5 parallel streams in disjoint packages, run concurrently with wave 68):</w:t>
+          <w:numId w:val="1012"/>
+        </w:numPr>
+      </w:pPr>
+      <w:r>
+        <w:t xml:space="preserve">Wave 68 (5 units, subagent-driven, 5 parallel streams in disjoint packages, run concurrently with wave 69):</w:t>
       </w:r>
     </w:p>
     <w:p>
@@ -5185,43 +5112,13 @@
         <w:rPr>
           <w:rStyle w:val="VerbatimChar"/>
         </w:rPr>
-        <w:t xml:space="preserve">stonith</w:t>
-      </w:r>
-      <w:r>
-        <w:t xml:space="preserve"> </w:t>
-      </w:r>
-      <w:r>
-        <w:t xml:space="preserve">— IPMI credential hardening: BMC password delivered via the</w:t>
-      </w:r>
-      <w:r>
-        <w:t xml:space="preserve"> </w:t>
-      </w:r>
-      <w:r>
-        <w:rPr>
-          <w:rStyle w:val="VerbatimChar"/>
-        </w:rPr>
-        <w:t xml:space="preserve">IPMI_PASSWORD</w:t>
-      </w:r>
-      <w:r>
-        <w:t xml:space="preserve"> </w:t>
-      </w:r>
-      <w:r>
-        <w:t xml:space="preserve">env +</w:t>
-      </w:r>
-      <w:r>
-        <w:t xml:space="preserve"> </w:t>
-      </w:r>
-      <w:r>
-        <w:rPr>
-          <w:rStyle w:val="VerbatimChar"/>
-        </w:rPr>
-        <w:t xml:space="preserve">-E</w:t>
-      </w:r>
-      <w:r>
-        <w:t xml:space="preserve"> </w:t>
-      </w:r>
-      <w:r>
-        <w:t xml:space="preserve">(never on the argv / process table) with redacted argv in error strings; tests assert the password appears in neither argv nor errors (HXC-908, closing a wave-67 follow-up).</w:t>
+        <w:t xml:space="preserve">dst</w:t>
+      </w:r>
+      <w:r>
+        <w:t xml:space="preserve"> </w:t>
+      </w:r>
+      <w:r>
+        <w:t xml:space="preserve">— standalone FoundationDB-style deterministic simulation harness: single-threaded seeded-RNG event loop with injectable network/disk/logical-clock; same seed =&gt; byte-for-byte identical trace + exact failure replay; 1000+ seeded sims (HXC-1419).</w:t>
       </w:r>
     </w:p>
     <w:p>
@@ -5236,58 +5133,13 @@
         <w:rPr>
           <w:rStyle w:val="VerbatimChar"/>
         </w:rPr>
-        <w:t xml:space="preserve">deviceplugin</w:t>
-      </w:r>
-      <w:r>
-        <w:t xml:space="preserve"> </w:t>
-      </w:r>
-      <w:r>
-        <w:t xml:space="preserve">— concurrency test driving</w:t>
-      </w:r>
-      <w:r>
-        <w:t xml:space="preserve"> </w:t>
-      </w:r>
-      <w:r>
-        <w:rPr>
-          <w:rStyle w:val="VerbatimChar"/>
-        </w:rPr>
-        <w:t xml:space="preserve">ApplyFingerprint</w:t>
-      </w:r>
-      <w:r>
-        <w:t xml:space="preserve">/</w:t>
-      </w:r>
-      <w:r>
-        <w:rPr>
-          <w:rStyle w:val="VerbatimChar"/>
-        </w:rPr>
-        <w:t xml:space="preserve">Allocate</w:t>
-      </w:r>
-      <w:r>
-        <w:t xml:space="preserve">/</w:t>
-      </w:r>
-      <w:r>
-        <w:rPr>
-          <w:rStyle w:val="VerbatimChar"/>
-        </w:rPr>
-        <w:t xml:space="preserve">Release</w:t>
-      </w:r>
-      <w:r>
-        <w:t xml:space="preserve"> </w:t>
-      </w:r>
-      <w:r>
-        <w:t xml:space="preserve">from 50+ goroutines under</w:t>
-      </w:r>
-      <w:r>
-        <w:t xml:space="preserve"> </w:t>
-      </w:r>
-      <w:r>
-        <w:rPr>
-          <w:rStyle w:val="VerbatimChar"/>
-        </w:rPr>
-        <w:t xml:space="preserve">-race</w:t>
-      </w:r>
-      <w:r>
-        <w:t xml:space="preserve">, proving the Registry never oversubscribes (mutex removal trips the race detector) (HXC-910, closing a wave-67 follow-up).</w:t>
+        <w:t xml:space="preserve">porcupine</w:t>
+      </w:r>
+      <w:r>
+        <w:t xml:space="preserve"> </w:t>
+      </w:r>
+      <w:r>
+        <w:t xml:space="preserve">— self-contained WGL linearizability checker + concurrent history recorder: PASS on linearizable, FAIL (with violating op) on a seeded non-linearizable history (HXC-1421).</w:t>
       </w:r>
     </w:p>
     <w:p>
@@ -5302,43 +5154,46 @@
         <w:rPr>
           <w:rStyle w:val="VerbatimChar"/>
         </w:rPr>
-        <w:t xml:space="preserve">internal/llm</w:t>
-      </w:r>
-      <w:r>
-        <w:t xml:space="preserve"> </w:t>
-      </w:r>
-      <w:r>
-        <w:t xml:space="preserve">— replaced the stub</w:t>
-      </w:r>
-      <w:r>
-        <w:t xml:space="preserve"> </w:t>
-      </w:r>
-      <w:r>
-        <w:rPr>
-          <w:rStyle w:val="VerbatimChar"/>
-        </w:rPr>
-        <w:t xml:space="preserve">Inference</w:t>
-      </w:r>
-      <w:r>
-        <w:t xml:space="preserve"> </w:t>
-      </w:r>
-      <w:r>
-        <w:t xml:space="preserve">with a real strategy-based router (latency/throughput/quality/cost) over the live model registry, excluding unhealthy/unloaded models with a typed no-eligible-model error and a real injectable</w:t>
-      </w:r>
-      <w:r>
-        <w:t xml:space="preserve"> </w:t>
-      </w:r>
-      <w:r>
-        <w:rPr>
-          <w:rStyle w:val="VerbatimChar"/>
-        </w:rPr>
-        <w:t xml:space="preserve">Backend</w:t>
-      </w:r>
-      <w:r>
-        <w:t xml:space="preserve"> </w:t>
-      </w:r>
-      <w:r>
-        <w:t xml:space="preserve">seam (HXC-1470).</w:t>
+        <w:t xml:space="preserve">kraft</w:t>
+      </w:r>
+      <w:r>
+        <w:t xml:space="preserve"> </w:t>
+      </w:r>
+      <w:r>
+        <w:t xml:space="preserve">— KRaft-style self-managed Raft metadata quorum (</w:t>
+      </w:r>
+      <w:r>
+        <w:rPr>
+          <w:rStyle w:val="VerbatimChar"/>
+        </w:rPr>
+        <w:t xml:space="preserve">go.etcd.io/raft/v3</w:t>
+      </w:r>
+      <w:r>
+        <w:t xml:space="preserve">, no ZooKeeper): replicated</w:t>
+      </w:r>
+      <w:r>
+        <w:t xml:space="preserve"> </w:t>
+      </w:r>
+      <w:r>
+        <w:rPr>
+          <w:rStyle w:val="VerbatimChar"/>
+        </w:rPr>
+        <w:t xml:space="preserve">CreateTopic</w:t>
+      </w:r>
+      <w:r>
+        <w:t xml:space="preserve">/</w:t>
+      </w:r>
+      <w:r>
+        <w:rPr>
+          <w:rStyle w:val="VerbatimChar"/>
+        </w:rPr>
+        <w:t xml:space="preserve">ListTopics</w:t>
+      </w:r>
+      <w:r>
+        <w:t xml:space="preserve"> </w:t>
+      </w:r>
+      <w:r>
+        <w:t xml:space="preserve">+ partition-leader assignment, controller election + controller-loss failover (HXC-1417).</w:t>
       </w:r>
     </w:p>
     <w:p>
@@ -5353,100 +5208,13 @@
         <w:rPr>
           <w:rStyle w:val="VerbatimChar"/>
         </w:rPr>
-        <w:t xml:space="preserve">metrics</w:t>
-      </w:r>
-      <w:r>
-        <w:t xml:space="preserve"> </w:t>
-      </w:r>
-      <w:r>
-        <w:t xml:space="preserve">(additive</w:t>
-      </w:r>
-      <w:r>
-        <w:t xml:space="preserve"> </w:t>
-      </w:r>
-      <w:r>
-        <w:rPr>
-          <w:rStyle w:val="VerbatimChar"/>
-        </w:rPr>
-        <w:t xml:space="preserve">earningsmetrics.go</w:t>
-      </w:r>
-      <w:r>
-        <w:t xml:space="preserve">) —</w:t>
-      </w:r>
-      <w:r>
-        <w:t xml:space="preserve"> </w:t>
-      </w:r>
-      <w:r>
-        <w:rPr>
-          <w:rStyle w:val="VerbatimChar"/>
-        </w:rPr>
-        <w:t xml:space="preserve">EarningsMetrics</w:t>
-      </w:r>
-      <w:r>
-        <w:t xml:space="preserve"> </w:t>
-      </w:r>
-      <w:r>
-        <w:t xml:space="preserve">exposing</w:t>
-      </w:r>
-      <w:r>
-        <w:t xml:space="preserve"> </w:t>
-      </w:r>
-      <w:r>
-        <w:rPr>
-          <w:rStyle w:val="VerbatimChar"/>
-        </w:rPr>
-        <w:t xml:space="preserve">tao_earnings_total</w:t>
-      </w:r>
-      <w:r>
-        <w:t xml:space="preserve"> </w:t>
-      </w:r>
-      <w:r>
-        <w:t xml:space="preserve">/</w:t>
-      </w:r>
-      <w:r>
-        <w:t xml:space="preserve"> </w:t>
-      </w:r>
-      <w:r>
-        <w:rPr>
-          <w:rStyle w:val="VerbatimChar"/>
-        </w:rPr>
-        <w:t xml:space="preserve">graval_attestation_status</w:t>
-      </w:r>
-      <w:r>
-        <w:t xml:space="preserve"> </w:t>
-      </w:r>
-      <w:r>
-        <w:t xml:space="preserve">/</w:t>
-      </w:r>
-      <w:r>
-        <w:t xml:space="preserve"> </w:t>
-      </w:r>
-      <w:r>
-        <w:rPr>
-          <w:rStyle w:val="VerbatimChar"/>
-        </w:rPr>
-        <w:t xml:space="preserve">token_throughput</w:t>
-      </w:r>
-      <w:r>
-        <w:t xml:space="preserve"> </w:t>
-      </w:r>
-      <w:r>
-        <w:t xml:space="preserve">/</w:t>
-      </w:r>
-      <w:r>
-        <w:t xml:space="preserve"> </w:t>
-      </w:r>
-      <w:r>
-        <w:rPr>
-          <w:rStyle w:val="VerbatimChar"/>
-        </w:rPr>
-        <w:t xml:space="preserve">gpu_utilization</w:t>
-      </w:r>
-      <w:r>
-        <w:t xml:space="preserve"> </w:t>
-      </w:r>
-      <w:r>
-        <w:t xml:space="preserve">Prometheus-text series with deterministic (sorted) ordering + concurrent-safe setters (HXC-1483).</w:t>
+        <w:t xml:space="preserve">internal/chaos</w:t>
+      </w:r>
+      <w:r>
+        <w:t xml:space="preserve"> </w:t>
+      </w:r>
+      <w:r>
+        <w:t xml:space="preserve">— fault-injection library (PodKill/NetworkPartition/DiskStall/ClockSkew) + canary-guarded runner with automatic rollback on health&lt;SLO; deterministic via injected clock + seeded selection (HXC-1422).</w:t>
       </w:r>
     </w:p>
     <w:p>
@@ -5461,7 +5229,7 @@
         <w:rPr>
           <w:rStyle w:val="VerbatimChar"/>
         </w:rPr>
-        <w:t xml:space="preserve">internal/gpu</w:t>
+        <w:t xml:space="preserve">multiraft</w:t>
       </w:r>
       <w:r>
         <w:t xml:space="preserve"> </w:t>
@@ -5476,49 +5244,37 @@
         <w:rPr>
           <w:rStyle w:val="VerbatimChar"/>
         </w:rPr>
-        <w:t xml:space="preserve">attesthook.go</w:t>
-      </w:r>
-      <w:r>
-        <w:t xml:space="preserve">) — GraVal attestation hook:</w:t>
-      </w:r>
-      <w:r>
-        <w:t xml:space="preserve"> </w:t>
-      </w:r>
-      <w:r>
-        <w:rPr>
-          <w:rStyle w:val="VerbatimChar"/>
-        </w:rPr>
-        <w:t xml:space="preserve">AllocateForChutes</w:t>
-      </w:r>
-      <w:r>
-        <w:t xml:space="preserve"> </w:t>
-      </w:r>
-      <w:r>
-        <w:t xml:space="preserve">refuses a GPU that has not passed attestation (</w:t>
-      </w:r>
-      <w:r>
-        <w:rPr>
-          <w:rStyle w:val="VerbatimChar"/>
-        </w:rPr>
-        <w:t xml:space="preserve">ErrAttestationRequired</w:t>
-      </w:r>
-      <w:r>
-        <w:t xml:space="preserve">), even on the idempotent re-allocation path; injectable</w:t>
-      </w:r>
-      <w:r>
-        <w:t xml:space="preserve"> </w:t>
-      </w:r>
-      <w:r>
-        <w:rPr>
-          <w:rStyle w:val="VerbatimChar"/>
-        </w:rPr>
-        <w:t xml:space="preserve">ChutesAttestor</w:t>
-      </w:r>
-      <w:r>
-        <w:t xml:space="preserve"> </w:t>
-      </w:r>
-      <w:r>
-        <w:t xml:space="preserve">seam (HXC-1448).</w:t>
+        <w:t xml:space="preserve">lease.go</w:t>
+      </w:r>
+      <w:r>
+        <w:t xml:space="preserve">) —</w:t>
+      </w:r>
+      <w:r>
+        <w:t xml:space="preserve"> </w:t>
+      </w:r>
+      <w:r>
+        <w:rPr>
+          <w:rStyle w:val="VerbatimChar"/>
+        </w:rPr>
+        <w:t xml:space="preserve">LeaseTracker</w:t>
+      </w:r>
+      <w:r>
+        <w:t xml:space="preserve"> </w:t>
+      </w:r>
+      <w:r>
+        <w:t xml:space="preserve">CockroachDB-style leaseholder local reads (no Raft round-trip), follower routing via</w:t>
+      </w:r>
+      <w:r>
+        <w:t xml:space="preserve"> </w:t>
+      </w:r>
+      <w:r>
+        <w:rPr>
+          <w:rStyle w:val="VerbatimChar"/>
+        </w:rPr>
+        <w:t xml:space="preserve">RaftTransport.SendRead</w:t>
+      </w:r>
+      <w:r>
+        <w:t xml:space="preserve">, lease-expiry re-route against an injected clock (HXC-1389).</w:t>
       </w:r>
     </w:p>
     <w:p>
@@ -5526,11 +5282,11 @@
         <w:pStyle w:val="Compact"/>
         <w:numPr>
           <w:ilvl w:val="1"/>
-          <w:numId w:val="1011"/>
-        </w:numPr>
-      </w:pPr>
-      <w:r>
-        <w:t xml:space="preserve">Wave 70 (5 units, subagent-driven, 5 parallel streams in disjoint packages, run concurrently with wave 71):</w:t>
+          <w:numId w:val="1012"/>
+        </w:numPr>
+      </w:pPr>
+      <w:r>
+        <w:t xml:space="preserve">Wave 69 (5 units, subagent-driven, 5 parallel streams in disjoint packages, run concurrently with wave 68):</w:t>
       </w:r>
     </w:p>
     <w:p>
@@ -5545,40 +5301,43 @@
         <w:rPr>
           <w:rStyle w:val="VerbatimChar"/>
         </w:rPr>
-        <w:t xml:space="preserve">provider/chutes</w:t>
-      </w:r>
-      <w:r>
-        <w:t xml:space="preserve"> </w:t>
-      </w:r>
-      <w:r>
-        <w:t xml:space="preserve">— OpenAI-compatible</w:t>
-      </w:r>
-      <w:r>
-        <w:t xml:space="preserve"> </w:t>
-      </w:r>
-      <w:r>
-        <w:rPr>
-          <w:rStyle w:val="VerbatimChar"/>
-        </w:rPr>
-        <w:t xml:space="preserve">/v1/chat/completions</w:t>
-      </w:r>
-      <w:r>
-        <w:t xml:space="preserve"> </w:t>
-      </w:r>
-      <w:r>
-        <w:t xml:space="preserve">provider (</w:t>
-      </w:r>
-      <w:r>
-        <w:rPr>
-          <w:rStyle w:val="VerbatimChar"/>
-        </w:rPr>
-        <w:t xml:space="preserve">cpk_</w:t>
-      </w:r>
-      <w:r>
-        <w:t xml:space="preserve"> </w:t>
-      </w:r>
-      <w:r>
-        <w:t xml:space="preserve">Bearer) with HTTP-429 retry+backoff; httptest proves retry-then-success, Bearer header, and typed errors (HXC-1510).</w:t>
+        <w:t xml:space="preserve">stonith</w:t>
+      </w:r>
+      <w:r>
+        <w:t xml:space="preserve"> </w:t>
+      </w:r>
+      <w:r>
+        <w:t xml:space="preserve">— IPMI credential hardening: BMC password delivered via the</w:t>
+      </w:r>
+      <w:r>
+        <w:t xml:space="preserve"> </w:t>
+      </w:r>
+      <w:r>
+        <w:rPr>
+          <w:rStyle w:val="VerbatimChar"/>
+        </w:rPr>
+        <w:t xml:space="preserve">IPMI_PASSWORD</w:t>
+      </w:r>
+      <w:r>
+        <w:t xml:space="preserve"> </w:t>
+      </w:r>
+      <w:r>
+        <w:t xml:space="preserve">env +</w:t>
+      </w:r>
+      <w:r>
+        <w:t xml:space="preserve"> </w:t>
+      </w:r>
+      <w:r>
+        <w:rPr>
+          <w:rStyle w:val="VerbatimChar"/>
+        </w:rPr>
+        <w:t xml:space="preserve">-E</w:t>
+      </w:r>
+      <w:r>
+        <w:t xml:space="preserve"> </w:t>
+      </w:r>
+      <w:r>
+        <w:t xml:space="preserve">(never on the argv / process table) with redacted argv in error strings; tests assert the password appears in neither argv nor errors (HXC-908, closing a wave-67 follow-up).</w:t>
       </w:r>
     </w:p>
     <w:p>
@@ -5593,34 +5352,22 @@
         <w:rPr>
           <w:rStyle w:val="VerbatimChar"/>
         </w:rPr>
-        <w:t xml:space="preserve">pool</w:t>
-      </w:r>
-      <w:r>
-        <w:t xml:space="preserve"> </w:t>
-      </w:r>
-      <w:r>
-        <w:t xml:space="preserve">(additive</w:t>
-      </w:r>
-      <w:r>
-        <w:t xml:space="preserve"> </w:t>
-      </w:r>
-      <w:r>
-        <w:rPr>
-          <w:rStyle w:val="VerbatimChar"/>
-        </w:rPr>
-        <w:t xml:space="preserve">model.go</w:t>
-      </w:r>
-      <w:r>
-        <w:t xml:space="preserve">) —</w:t>
-      </w:r>
-      <w:r>
-        <w:t xml:space="preserve"> </w:t>
-      </w:r>
-      <w:r>
-        <w:rPr>
-          <w:rStyle w:val="VerbatimChar"/>
-        </w:rPr>
-        <w:t xml:space="preserve">GPUDevice</w:t>
+        <w:t xml:space="preserve">deviceplugin</w:t>
+      </w:r>
+      <w:r>
+        <w:t xml:space="preserve"> </w:t>
+      </w:r>
+      <w:r>
+        <w:t xml:space="preserve">— concurrency test driving</w:t>
+      </w:r>
+      <w:r>
+        <w:t xml:space="preserve"> </w:t>
+      </w:r>
+      <w:r>
+        <w:rPr>
+          <w:rStyle w:val="VerbatimChar"/>
+        </w:rPr>
+        <w:t xml:space="preserve">ApplyFingerprint</w:t>
       </w:r>
       <w:r>
         <w:t xml:space="preserve">/</w:t>
@@ -5629,7 +5376,7 @@
         <w:rPr>
           <w:rStyle w:val="VerbatimChar"/>
         </w:rPr>
-        <w:t xml:space="preserve">WorkloadSpec</w:t>
+        <w:t xml:space="preserve">Allocate</w:t>
       </w:r>
       <w:r>
         <w:t xml:space="preserve">/</w:t>
@@ -5638,22 +5385,25 @@
         <w:rPr>
           <w:rStyle w:val="VerbatimChar"/>
         </w:rPr>
-        <w:t xml:space="preserve">GPUAllocation</w:t>
-      </w:r>
-      <w:r>
-        <w:t xml:space="preserve">/</w:t>
-      </w:r>
-      <w:r>
-        <w:rPr>
-          <w:rStyle w:val="VerbatimChar"/>
-        </w:rPr>
-        <w:t xml:space="preserve">PoolStatus</w:t>
-      </w:r>
-      <w:r>
-        <w:t xml:space="preserve"> </w:t>
-      </w:r>
-      <w:r>
-        <w:t xml:space="preserve">data model with snake_case JSON tags + round-trip/concurrency tests (HXC-1495).</w:t>
+        <w:t xml:space="preserve">Release</w:t>
+      </w:r>
+      <w:r>
+        <w:t xml:space="preserve"> </w:t>
+      </w:r>
+      <w:r>
+        <w:t xml:space="preserve">from 50+ goroutines under</w:t>
+      </w:r>
+      <w:r>
+        <w:t xml:space="preserve"> </w:t>
+      </w:r>
+      <w:r>
+        <w:rPr>
+          <w:rStyle w:val="VerbatimChar"/>
+        </w:rPr>
+        <w:t xml:space="preserve">-race</w:t>
+      </w:r>
+      <w:r>
+        <w:t xml:space="preserve">, proving the Registry never oversubscribes (mutex removal trips the race detector) (HXC-910, closing a wave-67 follow-up).</w:t>
       </w:r>
     </w:p>
     <w:p>
@@ -5668,55 +5418,43 @@
         <w:rPr>
           <w:rStyle w:val="VerbatimChar"/>
         </w:rPr>
-        <w:t xml:space="preserve">quantization</w:t>
-      </w:r>
-      <w:r>
-        <w:t xml:space="preserve"> </w:t>
-      </w:r>
-      <w:r>
-        <w:t xml:space="preserve">(additive</w:t>
-      </w:r>
-      <w:r>
-        <w:t xml:space="preserve"> </w:t>
-      </w:r>
-      <w:r>
-        <w:rPr>
-          <w:rStyle w:val="VerbatimChar"/>
-        </w:rPr>
-        <w:t xml:space="preserve">awq.go</w:t>
-      </w:r>
-      <w:r>
-        <w:t xml:space="preserve">) — AWQ 4-bit default serving format +</w:t>
-      </w:r>
-      <w:r>
-        <w:t xml:space="preserve"> </w:t>
-      </w:r>
-      <w:r>
-        <w:rPr>
-          <w:rStyle w:val="VerbatimChar"/>
-        </w:rPr>
-        <w:t xml:space="preserve">EstimateVRAM</w:t>
-      </w:r>
-      <w:r>
-        <w:t xml:space="preserve"> </w:t>
-      </w:r>
-      <w:r>
-        <w:t xml:space="preserve">(~25% of fp16) + budget-aware</w:t>
-      </w:r>
-      <w:r>
-        <w:t xml:space="preserve"> </w:t>
-      </w:r>
-      <w:r>
-        <w:rPr>
-          <w:rStyle w:val="VerbatimChar"/>
-        </w:rPr>
-        <w:t xml:space="preserve">SelectFormat</w:t>
-      </w:r>
-      <w:r>
-        <w:t xml:space="preserve"> </w:t>
-      </w:r>
-      <w:r>
-        <w:t xml:space="preserve">preferring AWQ when fp16 won’t fit (HXC-1473).</w:t>
+        <w:t xml:space="preserve">internal/llm</w:t>
+      </w:r>
+      <w:r>
+        <w:t xml:space="preserve"> </w:t>
+      </w:r>
+      <w:r>
+        <w:t xml:space="preserve">— replaced the stub</w:t>
+      </w:r>
+      <w:r>
+        <w:t xml:space="preserve"> </w:t>
+      </w:r>
+      <w:r>
+        <w:rPr>
+          <w:rStyle w:val="VerbatimChar"/>
+        </w:rPr>
+        <w:t xml:space="preserve">Inference</w:t>
+      </w:r>
+      <w:r>
+        <w:t xml:space="preserve"> </w:t>
+      </w:r>
+      <w:r>
+        <w:t xml:space="preserve">with a real strategy-based router (latency/throughput/quality/cost) over the live model registry, excluding unhealthy/unloaded models with a typed no-eligible-model error and a real injectable</w:t>
+      </w:r>
+      <w:r>
+        <w:t xml:space="preserve"> </w:t>
+      </w:r>
+      <w:r>
+        <w:rPr>
+          <w:rStyle w:val="VerbatimChar"/>
+        </w:rPr>
+        <w:t xml:space="preserve">Backend</w:t>
+      </w:r>
+      <w:r>
+        <w:t xml:space="preserve"> </w:t>
+      </w:r>
+      <w:r>
+        <w:t xml:space="preserve">seam (HXC-1470).</w:t>
       </w:r>
     </w:p>
     <w:p>
@@ -5731,7 +5469,7 @@
         <w:rPr>
           <w:rStyle w:val="VerbatimChar"/>
         </w:rPr>
-        <w:t xml:space="preserve">internal/gateway</w:t>
+        <w:t xml:space="preserve">metrics</w:t>
       </w:r>
       <w:r>
         <w:t xml:space="preserve"> </w:t>
@@ -5746,40 +5484,85 @@
         <w:rPr>
           <w:rStyle w:val="VerbatimChar"/>
         </w:rPr>
-        <w:t xml:space="preserve">inference.go</w:t>
-      </w:r>
-      <w:r>
-        <w:t xml:space="preserve">) — inference route forwarding to an injectable Chutes client;</w:t>
-      </w:r>
-      <w:r>
-        <w:t xml:space="preserve"> </w:t>
-      </w:r>
-      <w:r>
-        <w:rPr>
-          <w:rStyle w:val="VerbatimChar"/>
-        </w:rPr>
-        <w:t xml:space="preserve">TEERequired</w:t>
-      </w:r>
-      <w:r>
-        <w:t xml:space="preserve"> </w:t>
-      </w:r>
-      <w:r>
-        <w:t xml:space="preserve">=&gt;</w:t>
-      </w:r>
-      <w:r>
-        <w:t xml:space="preserve"> </w:t>
-      </w:r>
-      <w:r>
-        <w:rPr>
-          <w:rStyle w:val="VerbatimChar"/>
-        </w:rPr>
-        <w:t xml:space="preserve">X-E2EE-Enabled</w:t>
-      </w:r>
-      <w:r>
-        <w:t xml:space="preserve"> </w:t>
-      </w:r>
-      <w:r>
-        <w:t xml:space="preserve">routing marker; client failure =&gt; 502 (HXC-1469).</w:t>
+        <w:t xml:space="preserve">earningsmetrics.go</w:t>
+      </w:r>
+      <w:r>
+        <w:t xml:space="preserve">) —</w:t>
+      </w:r>
+      <w:r>
+        <w:t xml:space="preserve"> </w:t>
+      </w:r>
+      <w:r>
+        <w:rPr>
+          <w:rStyle w:val="VerbatimChar"/>
+        </w:rPr>
+        <w:t xml:space="preserve">EarningsMetrics</w:t>
+      </w:r>
+      <w:r>
+        <w:t xml:space="preserve"> </w:t>
+      </w:r>
+      <w:r>
+        <w:t xml:space="preserve">exposing</w:t>
+      </w:r>
+      <w:r>
+        <w:t xml:space="preserve"> </w:t>
+      </w:r>
+      <w:r>
+        <w:rPr>
+          <w:rStyle w:val="VerbatimChar"/>
+        </w:rPr>
+        <w:t xml:space="preserve">tao_earnings_total</w:t>
+      </w:r>
+      <w:r>
+        <w:t xml:space="preserve"> </w:t>
+      </w:r>
+      <w:r>
+        <w:t xml:space="preserve">/</w:t>
+      </w:r>
+      <w:r>
+        <w:t xml:space="preserve"> </w:t>
+      </w:r>
+      <w:r>
+        <w:rPr>
+          <w:rStyle w:val="VerbatimChar"/>
+        </w:rPr>
+        <w:t xml:space="preserve">graval_attestation_status</w:t>
+      </w:r>
+      <w:r>
+        <w:t xml:space="preserve"> </w:t>
+      </w:r>
+      <w:r>
+        <w:t xml:space="preserve">/</w:t>
+      </w:r>
+      <w:r>
+        <w:t xml:space="preserve"> </w:t>
+      </w:r>
+      <w:r>
+        <w:rPr>
+          <w:rStyle w:val="VerbatimChar"/>
+        </w:rPr>
+        <w:t xml:space="preserve">token_throughput</w:t>
+      </w:r>
+      <w:r>
+        <w:t xml:space="preserve"> </w:t>
+      </w:r>
+      <w:r>
+        <w:t xml:space="preserve">/</w:t>
+      </w:r>
+      <w:r>
+        <w:t xml:space="preserve"> </w:t>
+      </w:r>
+      <w:r>
+        <w:rPr>
+          <w:rStyle w:val="VerbatimChar"/>
+        </w:rPr>
+        <w:t xml:space="preserve">gpu_utilization</w:t>
+      </w:r>
+      <w:r>
+        <w:t xml:space="preserve"> </w:t>
+      </w:r>
+      <w:r>
+        <w:t xml:space="preserve">Prometheus-text series with deterministic (sorted) ordering + concurrent-safe setters (HXC-1483).</w:t>
       </w:r>
     </w:p>
     <w:p>
@@ -5809,10 +5592,49 @@
         <w:rPr>
           <w:rStyle w:val="VerbatimChar"/>
         </w:rPr>
-        <w:t xml:space="preserve">mig.go</w:t>
-      </w:r>
-      <w:r>
-        <w:t xml:space="preserve">) — MIG profile management: standardized vGPU tiers (1g.10gb/2g.20gb/3g.40gb/7g.80gb), in-memory partitioning with oversubscription rejection + fixed-at-creation immutability (HXC-1449).</w:t>
+        <w:t xml:space="preserve">attesthook.go</w:t>
+      </w:r>
+      <w:r>
+        <w:t xml:space="preserve">) — GraVal attestation hook:</w:t>
+      </w:r>
+      <w:r>
+        <w:t xml:space="preserve"> </w:t>
+      </w:r>
+      <w:r>
+        <w:rPr>
+          <w:rStyle w:val="VerbatimChar"/>
+        </w:rPr>
+        <w:t xml:space="preserve">AllocateForChutes</w:t>
+      </w:r>
+      <w:r>
+        <w:t xml:space="preserve"> </w:t>
+      </w:r>
+      <w:r>
+        <w:t xml:space="preserve">refuses a GPU that has not passed attestation (</w:t>
+      </w:r>
+      <w:r>
+        <w:rPr>
+          <w:rStyle w:val="VerbatimChar"/>
+        </w:rPr>
+        <w:t xml:space="preserve">ErrAttestationRequired</w:t>
+      </w:r>
+      <w:r>
+        <w:t xml:space="preserve">), even on the idempotent re-allocation path; injectable</w:t>
+      </w:r>
+      <w:r>
+        <w:t xml:space="preserve"> </w:t>
+      </w:r>
+      <w:r>
+        <w:rPr>
+          <w:rStyle w:val="VerbatimChar"/>
+        </w:rPr>
+        <w:t xml:space="preserve">ChutesAttestor</w:t>
+      </w:r>
+      <w:r>
+        <w:t xml:space="preserve"> </w:t>
+      </w:r>
+      <w:r>
+        <w:t xml:space="preserve">seam (HXC-1448).</w:t>
       </w:r>
     </w:p>
     <w:p>
@@ -5820,11 +5642,11 @@
         <w:pStyle w:val="Compact"/>
         <w:numPr>
           <w:ilvl w:val="1"/>
-          <w:numId w:val="1011"/>
-        </w:numPr>
-      </w:pPr>
-      <w:r>
-        <w:t xml:space="preserve">Wave 71 (5 units, subagent-driven, 5 parallel streams in disjoint packages, run concurrently with wave 70; closes 4 prior follow-ups):</w:t>
+          <w:numId w:val="1012"/>
+        </w:numPr>
+      </w:pPr>
+      <w:r>
+        <w:t xml:space="preserve">Wave 70 (5 units, subagent-driven, 5 parallel streams in disjoint packages, run concurrently with wave 71):</w:t>
       </w:r>
     </w:p>
     <w:p>
@@ -5839,28 +5661,40 @@
         <w:rPr>
           <w:rStyle w:val="VerbatimChar"/>
         </w:rPr>
-        <w:t xml:space="preserve">multiraft</w:t>
-      </w:r>
-      <w:r>
-        <w:t xml:space="preserve"> </w:t>
-      </w:r>
-      <w:r>
-        <w:t xml:space="preserve">— RaftTransport async-delivery safety: inbox handler Steps under the shard mutex, outbound messages deferred + flushed after unlock; a new async-transport</w:t>
-      </w:r>
-      <w:r>
-        <w:t xml:space="preserve"> </w:t>
-      </w:r>
-      <w:r>
-        <w:rPr>
-          <w:rStyle w:val="VerbatimChar"/>
-        </w:rPr>
-        <w:t xml:space="preserve">-race</w:t>
-      </w:r>
-      <w:r>
-        <w:t xml:space="preserve"> </w:t>
-      </w:r>
-      <w:r>
-        <w:t xml:space="preserve">test proves a goroutine-delivering transport is race-free and still commits (HXC-909).</w:t>
+        <w:t xml:space="preserve">provider/chutes</w:t>
+      </w:r>
+      <w:r>
+        <w:t xml:space="preserve"> </w:t>
+      </w:r>
+      <w:r>
+        <w:t xml:space="preserve">— OpenAI-compatible</w:t>
+      </w:r>
+      <w:r>
+        <w:t xml:space="preserve"> </w:t>
+      </w:r>
+      <w:r>
+        <w:rPr>
+          <w:rStyle w:val="VerbatimChar"/>
+        </w:rPr>
+        <w:t xml:space="preserve">/v1/chat/completions</w:t>
+      </w:r>
+      <w:r>
+        <w:t xml:space="preserve"> </w:t>
+      </w:r>
+      <w:r>
+        <w:t xml:space="preserve">provider (</w:t>
+      </w:r>
+      <w:r>
+        <w:rPr>
+          <w:rStyle w:val="VerbatimChar"/>
+        </w:rPr>
+        <w:t xml:space="preserve">cpk_</w:t>
+      </w:r>
+      <w:r>
+        <w:t xml:space="preserve"> </w:t>
+      </w:r>
+      <w:r>
+        <w:t xml:space="preserve">Bearer) with HTTP-429 retry+backoff; httptest proves retry-then-success, Bearer header, and typed errors (HXC-1510).</w:t>
       </w:r>
     </w:p>
     <w:p>
@@ -5875,43 +5709,67 @@
         <w:rPr>
           <w:rStyle w:val="VerbatimChar"/>
         </w:rPr>
-        <w:t xml:space="preserve">kraft</w:t>
-      </w:r>
-      <w:r>
-        <w:t xml:space="preserve"> </w:t>
-      </w:r>
-      <w:r>
-        <w:t xml:space="preserve">—</w:t>
-      </w:r>
-      <w:r>
-        <w:t xml:space="preserve"> </w:t>
-      </w:r>
-      <w:r>
-        <w:rPr>
-          <w:rStyle w:val="VerbatimChar"/>
-        </w:rPr>
-        <w:t xml:space="preserve">CreateTopic</w:t>
-      </w:r>
-      <w:r>
-        <w:t xml:space="preserve"> </w:t>
-      </w:r>
-      <w:r>
-        <w:t xml:space="preserve">returns</w:t>
-      </w:r>
-      <w:r>
-        <w:t xml:space="preserve"> </w:t>
-      </w:r>
-      <w:r>
-        <w:rPr>
-          <w:rStyle w:val="VerbatimChar"/>
-        </w:rPr>
-        <w:t xml:space="preserve">ErrTopicExists</w:t>
-      </w:r>
-      <w:r>
-        <w:t xml:space="preserve"> </w:t>
-      </w:r>
-      <w:r>
-        <w:t xml:space="preserve">on a conflicting re-create (different partition count); identical re-create stays idempotent (HXC-912).</w:t>
+        <w:t xml:space="preserve">pool</w:t>
+      </w:r>
+      <w:r>
+        <w:t xml:space="preserve"> </w:t>
+      </w:r>
+      <w:r>
+        <w:t xml:space="preserve">(additive</w:t>
+      </w:r>
+      <w:r>
+        <w:t xml:space="preserve"> </w:t>
+      </w:r>
+      <w:r>
+        <w:rPr>
+          <w:rStyle w:val="VerbatimChar"/>
+        </w:rPr>
+        <w:t xml:space="preserve">model.go</w:t>
+      </w:r>
+      <w:r>
+        <w:t xml:space="preserve">) —</w:t>
+      </w:r>
+      <w:r>
+        <w:t xml:space="preserve"> </w:t>
+      </w:r>
+      <w:r>
+        <w:rPr>
+          <w:rStyle w:val="VerbatimChar"/>
+        </w:rPr>
+        <w:t xml:space="preserve">GPUDevice</w:t>
+      </w:r>
+      <w:r>
+        <w:t xml:space="preserve">/</w:t>
+      </w:r>
+      <w:r>
+        <w:rPr>
+          <w:rStyle w:val="VerbatimChar"/>
+        </w:rPr>
+        <w:t xml:space="preserve">WorkloadSpec</w:t>
+      </w:r>
+      <w:r>
+        <w:t xml:space="preserve">/</w:t>
+      </w:r>
+      <w:r>
+        <w:rPr>
+          <w:rStyle w:val="VerbatimChar"/>
+        </w:rPr>
+        <w:t xml:space="preserve">GPUAllocation</w:t>
+      </w:r>
+      <w:r>
+        <w:t xml:space="preserve">/</w:t>
+      </w:r>
+      <w:r>
+        <w:rPr>
+          <w:rStyle w:val="VerbatimChar"/>
+        </w:rPr>
+        <w:t xml:space="preserve">PoolStatus</w:t>
+      </w:r>
+      <w:r>
+        <w:t xml:space="preserve"> </w:t>
+      </w:r>
+      <w:r>
+        <w:t xml:space="preserve">data model with snake_case JSON tags + round-trip/concurrency tests (HXC-1495).</w:t>
       </w:r>
     </w:p>
     <w:p>
@@ -5926,37 +5784,55 @@
         <w:rPr>
           <w:rStyle w:val="VerbatimChar"/>
         </w:rPr>
-        <w:t xml:space="preserve">porcupine</w:t>
-      </w:r>
-      <w:r>
-        <w:t xml:space="preserve"> </w:t>
-      </w:r>
-      <w:r>
-        <w:t xml:space="preserve">— WGL state-dedup memoization via</w:t>
-      </w:r>
-      <w:r>
-        <w:t xml:space="preserve"> </w:t>
-      </w:r>
-      <w:r>
-        <w:rPr>
-          <w:rStyle w:val="VerbatimChar"/>
-        </w:rPr>
-        <w:t xml:space="preserve">Model.Equal</w:t>
-      </w:r>
-      <w:r>
-        <w:t xml:space="preserve">: verdict-preserving pruning (memo fires on backtracking histories; identical PASS/FAIL + witness vs</w:t>
-      </w:r>
-      <w:r>
-        <w:t xml:space="preserve"> </w:t>
-      </w:r>
-      <w:r>
-        <w:rPr>
-          <w:rStyle w:val="VerbatimChar"/>
-        </w:rPr>
-        <w:t xml:space="preserve">Equal==nil</w:t>
-      </w:r>
-      <w:r>
-        <w:t xml:space="preserve">) (HXC-913).</w:t>
+        <w:t xml:space="preserve">quantization</w:t>
+      </w:r>
+      <w:r>
+        <w:t xml:space="preserve"> </w:t>
+      </w:r>
+      <w:r>
+        <w:t xml:space="preserve">(additive</w:t>
+      </w:r>
+      <w:r>
+        <w:t xml:space="preserve"> </w:t>
+      </w:r>
+      <w:r>
+        <w:rPr>
+          <w:rStyle w:val="VerbatimChar"/>
+        </w:rPr>
+        <w:t xml:space="preserve">awq.go</w:t>
+      </w:r>
+      <w:r>
+        <w:t xml:space="preserve">) — AWQ 4-bit default serving format +</w:t>
+      </w:r>
+      <w:r>
+        <w:t xml:space="preserve"> </w:t>
+      </w:r>
+      <w:r>
+        <w:rPr>
+          <w:rStyle w:val="VerbatimChar"/>
+        </w:rPr>
+        <w:t xml:space="preserve">EstimateVRAM</w:t>
+      </w:r>
+      <w:r>
+        <w:t xml:space="preserve"> </w:t>
+      </w:r>
+      <w:r>
+        <w:t xml:space="preserve">(~25% of fp16) + budget-aware</w:t>
+      </w:r>
+      <w:r>
+        <w:t xml:space="preserve"> </w:t>
+      </w:r>
+      <w:r>
+        <w:rPr>
+          <w:rStyle w:val="VerbatimChar"/>
+        </w:rPr>
+        <w:t xml:space="preserve">SelectFormat</w:t>
+      </w:r>
+      <w:r>
+        <w:t xml:space="preserve"> </w:t>
+      </w:r>
+      <w:r>
+        <w:t xml:space="preserve">preferring AWQ when fp16 won’t fit (HXC-1473).</w:t>
       </w:r>
     </w:p>
     <w:p>
@@ -5971,28 +5847,55 @@
         <w:rPr>
           <w:rStyle w:val="VerbatimChar"/>
         </w:rPr>
-        <w:t xml:space="preserve">chutes</w:t>
-      </w:r>
-      <w:r>
-        <w:t xml:space="preserve"> </w:t>
-      </w:r>
-      <w:r>
-        <w:t xml:space="preserve">—</w:t>
-      </w:r>
-      <w:r>
-        <w:t xml:space="preserve"> </w:t>
-      </w:r>
-      <w:r>
-        <w:rPr>
-          <w:rStyle w:val="VerbatimChar"/>
-        </w:rPr>
-        <w:t xml:space="preserve">StreamChannel</w:t>
-      </w:r>
-      <w:r>
-        <w:t xml:space="preserve"> </w:t>
-      </w:r>
-      <w:r>
-        <w:t xml:space="preserve">honors ctx cancellation on a blocked read (prompt channel close, no goroutine leak) and closes the owned reader (HXC-911).</w:t>
+        <w:t xml:space="preserve">internal/gateway</w:t>
+      </w:r>
+      <w:r>
+        <w:t xml:space="preserve"> </w:t>
+      </w:r>
+      <w:r>
+        <w:t xml:space="preserve">(additive</w:t>
+      </w:r>
+      <w:r>
+        <w:t xml:space="preserve"> </w:t>
+      </w:r>
+      <w:r>
+        <w:rPr>
+          <w:rStyle w:val="VerbatimChar"/>
+        </w:rPr>
+        <w:t xml:space="preserve">inference.go</w:t>
+      </w:r>
+      <w:r>
+        <w:t xml:space="preserve">) — inference route forwarding to an injectable Chutes client;</w:t>
+      </w:r>
+      <w:r>
+        <w:t xml:space="preserve"> </w:t>
+      </w:r>
+      <w:r>
+        <w:rPr>
+          <w:rStyle w:val="VerbatimChar"/>
+        </w:rPr>
+        <w:t xml:space="preserve">TEERequired</w:t>
+      </w:r>
+      <w:r>
+        <w:t xml:space="preserve"> </w:t>
+      </w:r>
+      <w:r>
+        <w:t xml:space="preserve">=&gt;</w:t>
+      </w:r>
+      <w:r>
+        <w:t xml:space="preserve"> </w:t>
+      </w:r>
+      <w:r>
+        <w:rPr>
+          <w:rStyle w:val="VerbatimChar"/>
+        </w:rPr>
+        <w:t xml:space="preserve">X-E2EE-Enabled</w:t>
+      </w:r>
+      <w:r>
+        <w:t xml:space="preserve"> </w:t>
+      </w:r>
+      <w:r>
+        <w:t xml:space="preserve">routing marker; client failure =&gt; 502 (HXC-1469).</w:t>
       </w:r>
     </w:p>
     <w:p>
@@ -6007,7 +5910,7 @@
         <w:rPr>
           <w:rStyle w:val="VerbatimChar"/>
         </w:rPr>
-        <w:t xml:space="preserve">marketplaceadapter</w:t>
+        <w:t xml:space="preserve">internal/gpu</w:t>
       </w:r>
       <w:r>
         <w:t xml:space="preserve"> </w:t>
@@ -6022,22 +5925,10 @@
         <w:rPr>
           <w:rStyle w:val="VerbatimChar"/>
         </w:rPr>
-        <w:t xml:space="preserve">akash.go</w:t>
-      </w:r>
-      <w:r>
-        <w:t xml:space="preserve">) — Akash (Cosmos/AKT) adapter over an injectable client: reverse-auction pricing, SDL submission, provider-reputation gate, registered in the</w:t>
-      </w:r>
-      <w:r>
-        <w:t xml:space="preserve"> </w:t>
-      </w:r>
-      <w:r>
-        <w:rPr>
-          <w:rStyle w:val="VerbatimChar"/>
-        </w:rPr>
-        <w:t xml:space="preserve">Name()</w:t>
-      </w:r>
-      <w:r>
-        <w:t xml:space="preserve">-dispatch Registry (HXC-1458).</w:t>
+        <w:t xml:space="preserve">mig.go</w:t>
+      </w:r>
+      <w:r>
+        <w:t xml:space="preserve">) — MIG profile management: standardized vGPU tiers (1g.10gb/2g.20gb/3g.40gb/7g.80gb), in-memory partitioning with oversubscription rejection + fixed-at-creation immutability (HXC-1449).</w:t>
       </w:r>
     </w:p>
     <w:p>
@@ -6045,11 +5936,11 @@
         <w:pStyle w:val="Compact"/>
         <w:numPr>
           <w:ilvl w:val="1"/>
-          <w:numId w:val="1011"/>
-        </w:numPr>
-      </w:pPr>
-      <w:r>
-        <w:t xml:space="preserve">Wave 72 (5 units, subagent-driven, 5 parallel streams in disjoint packages):</w:t>
+          <w:numId w:val="1012"/>
+        </w:numPr>
+      </w:pPr>
+      <w:r>
+        <w:t xml:space="preserve">Wave 71 (5 units, subagent-driven, 5 parallel streams in disjoint packages, run concurrently with wave 70; closes 4 prior follow-ups):</w:t>
       </w:r>
     </w:p>
     <w:p>
@@ -6064,25 +5955,28 @@
         <w:rPr>
           <w:rStyle w:val="VerbatimChar"/>
         </w:rPr>
-        <w:t xml:space="preserve">provider/runpod</w:t>
-      </w:r>
-      <w:r>
-        <w:t xml:space="preserve"> </w:t>
-      </w:r>
-      <w:r>
-        <w:t xml:space="preserve">— RunPodProvider (implements</w:t>
-      </w:r>
-      <w:r>
-        <w:t xml:space="preserve"> </w:t>
-      </w:r>
-      <w:r>
-        <w:rPr>
-          <w:rStyle w:val="VerbatimChar"/>
-        </w:rPr>
-        <w:t xml:space="preserve">pool.GPUProvider</w:t>
-      </w:r>
-      <w:r>
-        <w:t xml:space="preserve">) with a warm-pool fast path over an injectable client (HXC-1515).</w:t>
+        <w:t xml:space="preserve">multiraft</w:t>
+      </w:r>
+      <w:r>
+        <w:t xml:space="preserve"> </w:t>
+      </w:r>
+      <w:r>
+        <w:t xml:space="preserve">— RaftTransport async-delivery safety: inbox handler Steps under the shard mutex, outbound messages deferred + flushed after unlock; a new async-transport</w:t>
+      </w:r>
+      <w:r>
+        <w:t xml:space="preserve"> </w:t>
+      </w:r>
+      <w:r>
+        <w:rPr>
+          <w:rStyle w:val="VerbatimChar"/>
+        </w:rPr>
+        <w:t xml:space="preserve">-race</w:t>
+      </w:r>
+      <w:r>
+        <w:t xml:space="preserve"> </w:t>
+      </w:r>
+      <w:r>
+        <w:t xml:space="preserve">test proves a goroutine-delivering transport is race-free and still commits (HXC-909).</w:t>
       </w:r>
     </w:p>
     <w:p>
@@ -6097,13 +5991,43 @@
         <w:rPr>
           <w:rStyle w:val="VerbatimChar"/>
         </w:rPr>
-        <w:t xml:space="preserve">provider/aws</w:t>
-      </w:r>
-      <w:r>
-        <w:t xml:space="preserve"> </w:t>
-      </w:r>
-      <w:r>
-        <w:t xml:space="preserve">— AWSProvider EC2 Spot adapter over an injectable EC2-client interface (no aws-sdk dep): GPU model→instance-type selection (p5/p4de/g5), Spot+tags, TOCTOU-safe capacity gate (HXC-1516).</w:t>
+        <w:t xml:space="preserve">kraft</w:t>
+      </w:r>
+      <w:r>
+        <w:t xml:space="preserve"> </w:t>
+      </w:r>
+      <w:r>
+        <w:t xml:space="preserve">—</w:t>
+      </w:r>
+      <w:r>
+        <w:t xml:space="preserve"> </w:t>
+      </w:r>
+      <w:r>
+        <w:rPr>
+          <w:rStyle w:val="VerbatimChar"/>
+        </w:rPr>
+        <w:t xml:space="preserve">CreateTopic</w:t>
+      </w:r>
+      <w:r>
+        <w:t xml:space="preserve"> </w:t>
+      </w:r>
+      <w:r>
+        <w:t xml:space="preserve">returns</w:t>
+      </w:r>
+      <w:r>
+        <w:t xml:space="preserve"> </w:t>
+      </w:r>
+      <w:r>
+        <w:rPr>
+          <w:rStyle w:val="VerbatimChar"/>
+        </w:rPr>
+        <w:t xml:space="preserve">ErrTopicExists</w:t>
+      </w:r>
+      <w:r>
+        <w:t xml:space="preserve"> </w:t>
+      </w:r>
+      <w:r>
+        <w:t xml:space="preserve">on a conflicting re-create (different partition count); identical re-create stays idempotent (HXC-912).</w:t>
       </w:r>
     </w:p>
     <w:p>
@@ -6118,25 +6042,37 @@
         <w:rPr>
           <w:rStyle w:val="VerbatimChar"/>
         </w:rPr>
-        <w:t xml:space="preserve">scheduler</w:t>
-      </w:r>
-      <w:r>
-        <w:t xml:space="preserve"> </w:t>
-      </w:r>
-      <w:r>
-        <w:t xml:space="preserve">(additive</w:t>
-      </w:r>
-      <w:r>
-        <w:t xml:space="preserve"> </w:t>
-      </w:r>
-      <w:r>
-        <w:rPr>
-          <w:rStyle w:val="VerbatimChar"/>
-        </w:rPr>
-        <w:t xml:space="preserve">tier_filter.go</w:t>
-      </w:r>
-      <w:r>
-        <w:t xml:space="preserve">) — GPUTier-aware filter predicate: hard-exclude disallowed tiers + preference scoring, composes with the existing count filter, fails closed on a nil predicate (HXC-1534).</w:t>
+        <w:t xml:space="preserve">porcupine</w:t>
+      </w:r>
+      <w:r>
+        <w:t xml:space="preserve"> </w:t>
+      </w:r>
+      <w:r>
+        <w:t xml:space="preserve">— WGL state-dedup memoization via</w:t>
+      </w:r>
+      <w:r>
+        <w:t xml:space="preserve"> </w:t>
+      </w:r>
+      <w:r>
+        <w:rPr>
+          <w:rStyle w:val="VerbatimChar"/>
+        </w:rPr>
+        <w:t xml:space="preserve">Model.Equal</w:t>
+      </w:r>
+      <w:r>
+        <w:t xml:space="preserve">: verdict-preserving pruning (memo fires on backtracking histories; identical PASS/FAIL + witness vs</w:t>
+      </w:r>
+      <w:r>
+        <w:t xml:space="preserve"> </w:t>
+      </w:r>
+      <w:r>
+        <w:rPr>
+          <w:rStyle w:val="VerbatimChar"/>
+        </w:rPr>
+        <w:t xml:space="preserve">Equal==nil</w:t>
+      </w:r>
+      <w:r>
+        <w:t xml:space="preserve">) (HXC-913).</w:t>
       </w:r>
     </w:p>
     <w:p>
@@ -6151,52 +6087,28 @@
         <w:rPr>
           <w:rStyle w:val="VerbatimChar"/>
         </w:rPr>
-        <w:t xml:space="preserve">provider/chutes</w:t>
-      </w:r>
-      <w:r>
-        <w:t xml:space="preserve"> </w:t>
-      </w:r>
-      <w:r>
-        <w:t xml:space="preserve">— ctx-interruptible 429 backoff (select vs</w:t>
-      </w:r>
-      <w:r>
-        <w:t xml:space="preserve"> </w:t>
-      </w:r>
-      <w:r>
-        <w:rPr>
-          <w:rStyle w:val="VerbatimChar"/>
-        </w:rPr>
-        <w:t xml:space="preserve">ctx.Done()</w:t>
-      </w:r>
-      <w:r>
-        <w:t xml:space="preserve">) + honors</w:t>
-      </w:r>
-      <w:r>
-        <w:t xml:space="preserve"> </w:t>
-      </w:r>
-      <w:r>
-        <w:rPr>
-          <w:rStyle w:val="VerbatimChar"/>
-        </w:rPr>
-        <w:t xml:space="preserve">Retry-After</w:t>
-      </w:r>
-      <w:r>
-        <w:t xml:space="preserve"> </w:t>
-      </w:r>
-      <w:r>
-        <w:t xml:space="preserve">(delta-seconds/HTTP-date,</w:t>
-      </w:r>
-      <w:r>
-        <w:t xml:space="preserve"> </w:t>
-      </w:r>
-      <w:r>
-        <w:rPr>
-          <w:rStyle w:val="VerbatimChar"/>
-        </w:rPr>
-        <w:t xml:space="preserve">max(hint,backoff)</w:t>
-      </w:r>
-      <w:r>
-        <w:t xml:space="preserve">) (HXC-916, closing a wave-70 follow-up).</w:t>
+        <w:t xml:space="preserve">chutes</w:t>
+      </w:r>
+      <w:r>
+        <w:t xml:space="preserve"> </w:t>
+      </w:r>
+      <w:r>
+        <w:t xml:space="preserve">—</w:t>
+      </w:r>
+      <w:r>
+        <w:t xml:space="preserve"> </w:t>
+      </w:r>
+      <w:r>
+        <w:rPr>
+          <w:rStyle w:val="VerbatimChar"/>
+        </w:rPr>
+        <w:t xml:space="preserve">StreamChannel</w:t>
+      </w:r>
+      <w:r>
+        <w:t xml:space="preserve"> </w:t>
+      </w:r>
+      <w:r>
+        <w:t xml:space="preserve">honors ctx cancellation on a blocked read (prompt channel close, no goroutine leak) and closes the owned reader (HXC-911).</w:t>
       </w:r>
     </w:p>
     <w:p>
@@ -6211,7 +6123,7 @@
         <w:rPr>
           <w:rStyle w:val="VerbatimChar"/>
         </w:rPr>
-        <w:t xml:space="preserve">grafanadash</w:t>
+        <w:t xml:space="preserve">marketplaceadapter</w:t>
       </w:r>
       <w:r>
         <w:t xml:space="preserve"> </w:t>
@@ -6226,31 +6138,22 @@
         <w:rPr>
           <w:rStyle w:val="VerbatimChar"/>
         </w:rPr>
-        <w:t xml:space="preserve">tiercost_dash.go</w:t>
-      </w:r>
-      <w:r>
-        <w:t xml:space="preserve">) — Phase-8B tier-utilization + cost dashboard generator (panels target</w:t>
-      </w:r>
-      <w:r>
-        <w:t xml:space="preserve"> </w:t>
-      </w:r>
-      <w:r>
-        <w:rPr>
-          <w:rStyle w:val="VerbatimChar"/>
-        </w:rPr>
-        <w:t xml:space="preserve">gpu_tier_utilization</w:t>
-      </w:r>
-      <w:r>
-        <w:t xml:space="preserve">/</w:t>
-      </w:r>
-      <w:r>
-        <w:rPr>
-          <w:rStyle w:val="VerbatimChar"/>
-        </w:rPr>
-        <w:t xml:space="preserve">gpu_cost_per_hour</w:t>
-      </w:r>
-      <w:r>
-        <w:t xml:space="preserve">), valid + deterministic (HXC-1551).</w:t>
+        <w:t xml:space="preserve">akash.go</w:t>
+      </w:r>
+      <w:r>
+        <w:t xml:space="preserve">) — Akash (Cosmos/AKT) adapter over an injectable client: reverse-auction pricing, SDL submission, provider-reputation gate, registered in the</w:t>
+      </w:r>
+      <w:r>
+        <w:t xml:space="preserve"> </w:t>
+      </w:r>
+      <w:r>
+        <w:rPr>
+          <w:rStyle w:val="VerbatimChar"/>
+        </w:rPr>
+        <w:t xml:space="preserve">Name()</w:t>
+      </w:r>
+      <w:r>
+        <w:t xml:space="preserve">-dispatch Registry (HXC-1458).</w:t>
       </w:r>
     </w:p>
     <w:p>
@@ -6258,11 +6161,11 @@
         <w:pStyle w:val="Compact"/>
         <w:numPr>
           <w:ilvl w:val="1"/>
-          <w:numId w:val="1011"/>
-        </w:numPr>
-      </w:pPr>
-      <w:r>
-        <w:t xml:space="preserve">Wave 73 (5 units, subagent-driven, 5 parallel streams in disjoint packages; impl→spec-review→quality-review + independent build/vet/-race/mutation gate):</w:t>
+          <w:numId w:val="1012"/>
+        </w:numPr>
+      </w:pPr>
+      <w:r>
+        <w:t xml:space="preserve">Wave 72 (5 units, subagent-driven, 5 parallel streams in disjoint packages):</w:t>
       </w:r>
     </w:p>
     <w:p>
@@ -6277,13 +6180,13 @@
         <w:rPr>
           <w:rStyle w:val="VerbatimChar"/>
         </w:rPr>
-        <w:t xml:space="preserve">provider/ionet</w:t>
-      </w:r>
-      <w:r>
-        <w:t xml:space="preserve"> </w:t>
-      </w:r>
-      <w:r>
-        <w:t xml:space="preserve">— IONetProvider over the io.net REST API (implements</w:t>
+        <w:t xml:space="preserve">provider/runpod</w:t>
+      </w:r>
+      <w:r>
+        <w:t xml:space="preserve"> </w:t>
+      </w:r>
+      <w:r>
+        <w:t xml:space="preserve">— RunPodProvider (implements</w:t>
       </w:r>
       <w:r>
         <w:t xml:space="preserve"> </w:t>
@@ -6295,67 +6198,7 @@
         <w:t xml:space="preserve">pool.GPUProvider</w:t>
       </w:r>
       <w:r>
-        <w:t xml:space="preserve">, injectable base URL +</w:t>
-      </w:r>
-      <w:r>
-        <w:t xml:space="preserve"> </w:t>
-      </w:r>
-      <w:r>
-        <w:rPr>
-          <w:rStyle w:val="VerbatimChar"/>
-        </w:rPr>
-        <w:t xml:space="preserve">*http.Client</w:t>
-      </w:r>
-      <w:r>
-        <w:t xml:space="preserve"> </w:t>
-      </w:r>
-      <w:r>
-        <w:t xml:space="preserve">+ bearer):</w:t>
-      </w:r>
-      <w:r>
-        <w:t xml:space="preserve"> </w:t>
-      </w:r>
-      <w:r>
-        <w:rPr>
-          <w:rStyle w:val="VerbatimChar"/>
-        </w:rPr>
-        <w:t xml:space="preserve">DeployCluster</w:t>
-      </w:r>
-      <w:r>
-        <w:t xml:space="preserve"> </w:t>
-      </w:r>
-      <w:r>
-        <w:t xml:space="preserve">returns the backend-minted cluster run-UUID (parsed, never fabricated),</w:t>
-      </w:r>
-      <w:r>
-        <w:t xml:space="preserve"> </w:t>
-      </w:r>
-      <w:r>
-        <w:rPr>
-          <w:rStyle w:val="VerbatimChar"/>
-        </w:rPr>
-        <w:t xml:space="preserve">HealthCheck</w:t>
-      </w:r>
-      <w:r>
-        <w:t xml:space="preserve"> </w:t>
-      </w:r>
-      <w:r>
-        <w:t xml:space="preserve">derives healthy state, concurrency-safe reserve-under-lock capacity gate; closure proven against a</w:t>
-      </w:r>
-      <w:r>
-        <w:t xml:space="preserve"> </w:t>
-      </w:r>
-      <w:r>
-        <w:rPr>
-          <w:rStyle w:val="VerbatimChar"/>
-        </w:rPr>
-        <w:t xml:space="preserve">net/http/httptest</w:t>
-      </w:r>
-      <w:r>
-        <w:t xml:space="preserve"> </w:t>
-      </w:r>
-      <w:r>
-        <w:t xml:space="preserve">io.net backend (HXC-1514).</w:t>
+        <w:t xml:space="preserve">) with a warm-pool fast path over an injectable client (HXC-1515).</w:t>
       </w:r>
     </w:p>
     <w:p>
@@ -6370,28 +6213,13 @@
         <w:rPr>
           <w:rStyle w:val="VerbatimChar"/>
         </w:rPr>
-        <w:t xml:space="preserve">gitops</w:t>
-      </w:r>
-      <w:r>
-        <w:t xml:space="preserve"> </w:t>
-      </w:r>
-      <w:r>
-        <w:t xml:space="preserve">— ArgoCD ApplicationSet federation client: matrix generator expands one Application per cell,</w:t>
-      </w:r>
-      <w:r>
-        <w:t xml:space="preserve"> </w:t>
-      </w:r>
-      <w:r>
-        <w:rPr>
-          <w:rStyle w:val="VerbatimChar"/>
-        </w:rPr>
-        <w:t xml:space="preserve">syncPolicy</w:t>
-      </w:r>
-      <w:r>
-        <w:t xml:space="preserve"> </w:t>
-      </w:r>
-      <w:r>
-        <w:t xml:space="preserve">prune+selfHeal, RollingSync canary→tier-2 (50%)→tier-1 (25%) ordering, drift/prune detection; logic proven vs an httptest ArgoCD, strictly-live UI capture honestly skipped (follow-up HXC-922) (HXC-1367).</w:t>
+        <w:t xml:space="preserve">provider/aws</w:t>
+      </w:r>
+      <w:r>
+        <w:t xml:space="preserve"> </w:t>
+      </w:r>
+      <w:r>
+        <w:t xml:space="preserve">— AWSProvider EC2 Spot adapter over an injectable EC2-client interface (no aws-sdk dep): GPU model→instance-type selection (p5/p4de/g5), Spot+tags, TOCTOU-safe capacity gate (HXC-1516).</w:t>
       </w:r>
     </w:p>
     <w:p>
@@ -6406,13 +6234,25 @@
         <w:rPr>
           <w:rStyle w:val="VerbatimChar"/>
         </w:rPr>
-        <w:t xml:space="preserve">internal/federation</w:t>
-      </w:r>
-      <w:r>
-        <w:t xml:space="preserve"> </w:t>
-      </w:r>
-      <w:r>
-        <w:t xml:space="preserve">— Karmada PropagationPolicy + OverridePolicy engine (CRs modeled as Go structs → YAML, no client-go dep) with constraint-aware (data-locality/latency/cost/compliance) two-level cell selection and failover reselect; deterministic failover proven via in-process FakeHub, live Karmada &lt;60s capture honestly skipped (follow-up HXC-924) (HXC-1364).</w:t>
+        <w:t xml:space="preserve">scheduler</w:t>
+      </w:r>
+      <w:r>
+        <w:t xml:space="preserve"> </w:t>
+      </w:r>
+      <w:r>
+        <w:t xml:space="preserve">(additive</w:t>
+      </w:r>
+      <w:r>
+        <w:t xml:space="preserve"> </w:t>
+      </w:r>
+      <w:r>
+        <w:rPr>
+          <w:rStyle w:val="VerbatimChar"/>
+        </w:rPr>
+        <w:t xml:space="preserve">tier_filter.go</w:t>
+      </w:r>
+      <w:r>
+        <w:t xml:space="preserve">) — GPUTier-aware filter predicate: hard-exclude disallowed tiers + preference scoring, composes with the existing count filter, fails closed on a nil predicate (HXC-1534).</w:t>
       </w:r>
     </w:p>
     <w:p>
@@ -6427,25 +6267,52 @@
         <w:rPr>
           <w:rStyle w:val="VerbatimChar"/>
         </w:rPr>
-        <w:t xml:space="preserve">health</w:t>
-      </w:r>
-      <w:r>
-        <w:t xml:space="preserve"> </w:t>
-      </w:r>
-      <w:r>
-        <w:t xml:space="preserve">(additive</w:t>
-      </w:r>
-      <w:r>
-        <w:t xml:space="preserve"> </w:t>
-      </w:r>
-      <w:r>
-        <w:rPr>
-          <w:rStyle w:val="VerbatimChar"/>
-        </w:rPr>
-        <w:t xml:space="preserve">miner.go</w:t>
-      </w:r>
-      <w:r>
-        <w:t xml:space="preserve">) — miner-api + GraVal bootstrap DaemonSet dependency checks wired into the health rollup, naming the specific failing check; healthy→unhealthy delta proven against an httptest miner-api (HXC-1484).</w:t>
+        <w:t xml:space="preserve">provider/chutes</w:t>
+      </w:r>
+      <w:r>
+        <w:t xml:space="preserve"> </w:t>
+      </w:r>
+      <w:r>
+        <w:t xml:space="preserve">— ctx-interruptible 429 backoff (select vs</w:t>
+      </w:r>
+      <w:r>
+        <w:t xml:space="preserve"> </w:t>
+      </w:r>
+      <w:r>
+        <w:rPr>
+          <w:rStyle w:val="VerbatimChar"/>
+        </w:rPr>
+        <w:t xml:space="preserve">ctx.Done()</w:t>
+      </w:r>
+      <w:r>
+        <w:t xml:space="preserve">) + honors</w:t>
+      </w:r>
+      <w:r>
+        <w:t xml:space="preserve"> </w:t>
+      </w:r>
+      <w:r>
+        <w:rPr>
+          <w:rStyle w:val="VerbatimChar"/>
+        </w:rPr>
+        <w:t xml:space="preserve">Retry-After</w:t>
+      </w:r>
+      <w:r>
+        <w:t xml:space="preserve"> </w:t>
+      </w:r>
+      <w:r>
+        <w:t xml:space="preserve">(delta-seconds/HTTP-date,</w:t>
+      </w:r>
+      <w:r>
+        <w:t xml:space="preserve"> </w:t>
+      </w:r>
+      <w:r>
+        <w:rPr>
+          <w:rStyle w:val="VerbatimChar"/>
+        </w:rPr>
+        <w:t xml:space="preserve">max(hint,backoff)</w:t>
+      </w:r>
+      <w:r>
+        <w:t xml:space="preserve">) (HXC-916, closing a wave-70 follow-up).</w:t>
       </w:r>
     </w:p>
     <w:p>
@@ -6460,6 +6327,255 @@
         <w:rPr>
           <w:rStyle w:val="VerbatimChar"/>
         </w:rPr>
+        <w:t xml:space="preserve">grafanadash</w:t>
+      </w:r>
+      <w:r>
+        <w:t xml:space="preserve"> </w:t>
+      </w:r>
+      <w:r>
+        <w:t xml:space="preserve">(additive</w:t>
+      </w:r>
+      <w:r>
+        <w:t xml:space="preserve"> </w:t>
+      </w:r>
+      <w:r>
+        <w:rPr>
+          <w:rStyle w:val="VerbatimChar"/>
+        </w:rPr>
+        <w:t xml:space="preserve">tiercost_dash.go</w:t>
+      </w:r>
+      <w:r>
+        <w:t xml:space="preserve">) — Phase-8B tier-utilization + cost dashboard generator (panels target</w:t>
+      </w:r>
+      <w:r>
+        <w:t xml:space="preserve"> </w:t>
+      </w:r>
+      <w:r>
+        <w:rPr>
+          <w:rStyle w:val="VerbatimChar"/>
+        </w:rPr>
+        <w:t xml:space="preserve">gpu_tier_utilization</w:t>
+      </w:r>
+      <w:r>
+        <w:t xml:space="preserve">/</w:t>
+      </w:r>
+      <w:r>
+        <w:rPr>
+          <w:rStyle w:val="VerbatimChar"/>
+        </w:rPr>
+        <w:t xml:space="preserve">gpu_cost_per_hour</w:t>
+      </w:r>
+      <w:r>
+        <w:t xml:space="preserve">), valid + deterministic (HXC-1551).</w:t>
+      </w:r>
+    </w:p>
+    <w:p>
+      <w:pPr>
+        <w:pStyle w:val="Compact"/>
+        <w:numPr>
+          <w:ilvl w:val="1"/>
+          <w:numId w:val="1012"/>
+        </w:numPr>
+      </w:pPr>
+      <w:r>
+        <w:t xml:space="preserve">Wave 73 (5 units, subagent-driven, 5 parallel streams in disjoint packages; impl→spec-review→quality-review + independent build/vet/-race/mutation gate):</w:t>
+      </w:r>
+    </w:p>
+    <w:p>
+      <w:pPr>
+        <w:pStyle w:val="Compact"/>
+        <w:numPr>
+          <w:ilvl w:val="2"/>
+          <w:numId w:val="1020"/>
+        </w:numPr>
+      </w:pPr>
+      <w:r>
+        <w:rPr>
+          <w:rStyle w:val="VerbatimChar"/>
+        </w:rPr>
+        <w:t xml:space="preserve">provider/ionet</w:t>
+      </w:r>
+      <w:r>
+        <w:t xml:space="preserve"> </w:t>
+      </w:r>
+      <w:r>
+        <w:t xml:space="preserve">— IONetProvider over the io.net REST API (implements</w:t>
+      </w:r>
+      <w:r>
+        <w:t xml:space="preserve"> </w:t>
+      </w:r>
+      <w:r>
+        <w:rPr>
+          <w:rStyle w:val="VerbatimChar"/>
+        </w:rPr>
+        <w:t xml:space="preserve">pool.GPUProvider</w:t>
+      </w:r>
+      <w:r>
+        <w:t xml:space="preserve">, injectable base URL +</w:t>
+      </w:r>
+      <w:r>
+        <w:t xml:space="preserve"> </w:t>
+      </w:r>
+      <w:r>
+        <w:rPr>
+          <w:rStyle w:val="VerbatimChar"/>
+        </w:rPr>
+        <w:t xml:space="preserve">*http.Client</w:t>
+      </w:r>
+      <w:r>
+        <w:t xml:space="preserve"> </w:t>
+      </w:r>
+      <w:r>
+        <w:t xml:space="preserve">+ bearer):</w:t>
+      </w:r>
+      <w:r>
+        <w:t xml:space="preserve"> </w:t>
+      </w:r>
+      <w:r>
+        <w:rPr>
+          <w:rStyle w:val="VerbatimChar"/>
+        </w:rPr>
+        <w:t xml:space="preserve">DeployCluster</w:t>
+      </w:r>
+      <w:r>
+        <w:t xml:space="preserve"> </w:t>
+      </w:r>
+      <w:r>
+        <w:t xml:space="preserve">returns the backend-minted cluster run-UUID (parsed, never fabricated),</w:t>
+      </w:r>
+      <w:r>
+        <w:t xml:space="preserve"> </w:t>
+      </w:r>
+      <w:r>
+        <w:rPr>
+          <w:rStyle w:val="VerbatimChar"/>
+        </w:rPr>
+        <w:t xml:space="preserve">HealthCheck</w:t>
+      </w:r>
+      <w:r>
+        <w:t xml:space="preserve"> </w:t>
+      </w:r>
+      <w:r>
+        <w:t xml:space="preserve">derives healthy state, concurrency-safe reserve-under-lock capacity gate; closure proven against a</w:t>
+      </w:r>
+      <w:r>
+        <w:t xml:space="preserve"> </w:t>
+      </w:r>
+      <w:r>
+        <w:rPr>
+          <w:rStyle w:val="VerbatimChar"/>
+        </w:rPr>
+        <w:t xml:space="preserve">net/http/httptest</w:t>
+      </w:r>
+      <w:r>
+        <w:t xml:space="preserve"> </w:t>
+      </w:r>
+      <w:r>
+        <w:t xml:space="preserve">io.net backend (HXC-1514).</w:t>
+      </w:r>
+    </w:p>
+    <w:p>
+      <w:pPr>
+        <w:pStyle w:val="Compact"/>
+        <w:numPr>
+          <w:ilvl w:val="2"/>
+          <w:numId w:val="1020"/>
+        </w:numPr>
+      </w:pPr>
+      <w:r>
+        <w:rPr>
+          <w:rStyle w:val="VerbatimChar"/>
+        </w:rPr>
+        <w:t xml:space="preserve">gitops</w:t>
+      </w:r>
+      <w:r>
+        <w:t xml:space="preserve"> </w:t>
+      </w:r>
+      <w:r>
+        <w:t xml:space="preserve">— ArgoCD ApplicationSet federation client: matrix generator expands one Application per cell,</w:t>
+      </w:r>
+      <w:r>
+        <w:t xml:space="preserve"> </w:t>
+      </w:r>
+      <w:r>
+        <w:rPr>
+          <w:rStyle w:val="VerbatimChar"/>
+        </w:rPr>
+        <w:t xml:space="preserve">syncPolicy</w:t>
+      </w:r>
+      <w:r>
+        <w:t xml:space="preserve"> </w:t>
+      </w:r>
+      <w:r>
+        <w:t xml:space="preserve">prune+selfHeal, RollingSync canary→tier-2 (50%)→tier-1 (25%) ordering, drift/prune detection; logic proven vs an httptest ArgoCD, strictly-live UI capture honestly skipped (follow-up HXC-922) (HXC-1367).</w:t>
+      </w:r>
+    </w:p>
+    <w:p>
+      <w:pPr>
+        <w:pStyle w:val="Compact"/>
+        <w:numPr>
+          <w:ilvl w:val="2"/>
+          <w:numId w:val="1020"/>
+        </w:numPr>
+      </w:pPr>
+      <w:r>
+        <w:rPr>
+          <w:rStyle w:val="VerbatimChar"/>
+        </w:rPr>
+        <w:t xml:space="preserve">internal/federation</w:t>
+      </w:r>
+      <w:r>
+        <w:t xml:space="preserve"> </w:t>
+      </w:r>
+      <w:r>
+        <w:t xml:space="preserve">— Karmada PropagationPolicy + OverridePolicy engine (CRs modeled as Go structs → YAML, no client-go dep) with constraint-aware (data-locality/latency/cost/compliance) two-level cell selection and failover reselect; deterministic failover proven via in-process FakeHub, live Karmada &lt;60s capture honestly skipped (follow-up HXC-924) (HXC-1364).</w:t>
+      </w:r>
+    </w:p>
+    <w:p>
+      <w:pPr>
+        <w:pStyle w:val="Compact"/>
+        <w:numPr>
+          <w:ilvl w:val="2"/>
+          <w:numId w:val="1020"/>
+        </w:numPr>
+      </w:pPr>
+      <w:r>
+        <w:rPr>
+          <w:rStyle w:val="VerbatimChar"/>
+        </w:rPr>
+        <w:t xml:space="preserve">health</w:t>
+      </w:r>
+      <w:r>
+        <w:t xml:space="preserve"> </w:t>
+      </w:r>
+      <w:r>
+        <w:t xml:space="preserve">(additive</w:t>
+      </w:r>
+      <w:r>
+        <w:t xml:space="preserve"> </w:t>
+      </w:r>
+      <w:r>
+        <w:rPr>
+          <w:rStyle w:val="VerbatimChar"/>
+        </w:rPr>
+        <w:t xml:space="preserve">miner.go</w:t>
+      </w:r>
+      <w:r>
+        <w:t xml:space="preserve">) — miner-api + GraVal bootstrap DaemonSet dependency checks wired into the health rollup, naming the specific failing check; healthy→unhealthy delta proven against an httptest miner-api (HXC-1484).</w:t>
+      </w:r>
+    </w:p>
+    <w:p>
+      <w:pPr>
+        <w:pStyle w:val="Compact"/>
+        <w:numPr>
+          <w:ilvl w:val="2"/>
+          <w:numId w:val="1020"/>
+        </w:numPr>
+      </w:pPr>
+      <w:r>
+        <w:rPr>
+          <w:rStyle w:val="VerbatimChar"/>
+        </w:rPr>
         <w:t xml:space="preserve">discovery</w:t>
       </w:r>
       <w:r>
@@ -6528,7 +6644,7 @@
         <w:pStyle w:val="Compact"/>
         <w:numPr>
           <w:ilvl w:val="2"/>
-          <w:numId w:val="1019"/>
+          <w:numId w:val="1020"/>
         </w:numPr>
       </w:pPr>
       <w:r>
@@ -6824,7 +6940,7 @@
         <w:pStyle w:val="Compact"/>
         <w:numPr>
           <w:ilvl w:val="0"/>
-          <w:numId w:val="1020"/>
+          <w:numId w:val="1021"/>
         </w:numPr>
       </w:pPr>
       <w:r>
@@ -6881,7 +6997,7 @@
         <w:pStyle w:val="Compact"/>
         <w:numPr>
           <w:ilvl w:val="0"/>
-          <w:numId w:val="1021"/>
+          <w:numId w:val="1022"/>
         </w:numPr>
       </w:pPr>
       <w:r>
@@ -7168,6 +7284,9 @@
     <w:abstractNumId w:val="991"/>
   </w:num>
   <w:num w:numId="1021">
+    <w:abstractNumId w:val="991"/>
+  </w:num>
+  <w:num w:numId="1022">
     <w:abstractNumId w:val="991"/>
   </w:num>
 </w:numbering>

--- a/docs/export/CHANGELOG.docx
+++ b/docs/export/CHANGELOG.docx
@@ -100,7 +100,7 @@
           <w:b/>
           <w:bCs/>
         </w:rPr>
-        <w:t xml:space="preserve">Wave 84 — per-request response keypair (HXC-1563; security submodule</w:t>
+        <w:t xml:space="preserve">Wave 85 — streaming SSE E2EE decryption (HXC-1565; security submodule</w:t>
       </w:r>
       <w:r>
         <w:rPr>
@@ -115,14 +115,14 @@
           <w:b/>
           <w:bCs/>
         </w:rPr>
-        <w:t xml:space="preserve">f09227f</w:t>
+        <w:t xml:space="preserve">16ae574</w:t>
       </w:r>
       <w:r>
         <w:rPr>
           <w:b/>
           <w:bCs/>
         </w:rPr>
-        <w:t xml:space="preserve">; conductor-gated -race + isolation mutation):</w:t>
+        <w:t xml:space="preserve">; conductor-gated -race + tamper/order/wrong-session mutation):</w:t>
       </w:r>
     </w:p>
     <w:p>
@@ -152,55 +152,52 @@
         <w:rPr>
           <w:rStyle w:val="VerbatimChar"/>
         </w:rPr>
-        <w:t xml:space="preserve">ResponseKeypair</w:t>
-      </w:r>
-      <w:r>
-        <w:t xml:space="preserve"> </w:t>
-      </w:r>
-      <w:r>
-        <w:t xml:space="preserve">(fresh ephemeral ML-KEM-768 Initiator per request) + worker</w:t>
-      </w:r>
-      <w:r>
-        <w:t xml:space="preserve"> </w:t>
-      </w:r>
-      <w:r>
-        <w:rPr>
-          <w:rStyle w:val="VerbatimChar"/>
-        </w:rPr>
-        <w:t xml:space="preserve">SealResponse</w:t>
-      </w:r>
-      <w:r>
-        <w:t xml:space="preserve"> </w:t>
-      </w:r>
-      <w:r>
-        <w:t xml:space="preserve">+ client</w:t>
-      </w:r>
-      <w:r>
-        <w:t xml:space="preserve"> </w:t>
-      </w:r>
-      <w:r>
-        <w:rPr>
-          <w:rStyle w:val="VerbatimChar"/>
-        </w:rPr>
-        <w:t xml:space="preserve">OpenResponse</w:t>
-      </w:r>
-      <w:r>
-        <w:t xml:space="preserve"> </w:t>
-      </w:r>
-      <w:r>
-        <w:t xml:space="preserve">+</w:t>
-      </w:r>
-      <w:r>
-        <w:t xml:space="preserve"> </w:t>
-      </w:r>
-      <w:r>
-        <w:rPr>
-          <w:rStyle w:val="VerbatimChar"/>
-        </w:rPr>
-        <w:t xml:space="preserve">Fingerprint</w:t>
-      </w:r>
-      <w:r>
-        <w:t xml:space="preserve">, composed from existing handshake primitives (no hand-rolled crypto). A response sealed for request-1 is cryptographically unopenable with request-2’s key; per-request rotation proven via distinct fingerprints. Mutation reusing one keypair fails the isolation test (HXC-1563).</w:t>
+        <w:t xml:space="preserve">StreamDecryptor</w:t>
+      </w:r>
+      <w:r>
+        <w:t xml:space="preserve"> </w:t>
+      </w:r>
+      <w:r>
+        <w:t xml:space="preserve">(e2e_init + per-chunk) reassembles an ordered sequence of independently-sealed SSE chunk records against the per-request handshake-derived</w:t>
+      </w:r>
+      <w:r>
+        <w:t xml:space="preserve"> </w:t>
+      </w:r>
+      <w:r>
+        <w:rPr>
+          <w:rStyle w:val="VerbatimChar"/>
+        </w:rPr>
+        <w:t xml:space="preserve">Session</w:t>
+      </w:r>
+      <w:r>
+        <w:t xml:space="preserve">; any tampered, out-of-order/replayed, or wrong-session chunk POISONS the stream (AEAD tag + counter-nonce ordering), so a broken chunk cannot silently corrupt the reassembled completion. Composed from</w:t>
+      </w:r>
+      <w:r>
+        <w:t xml:space="preserve"> </w:t>
+      </w:r>
+      <w:r>
+        <w:rPr>
+          <w:rStyle w:val="VerbatimChar"/>
+        </w:rPr>
+        <w:t xml:space="preserve">Session.Open</w:t>
+      </w:r>
+      <w:r>
+        <w:t xml:space="preserve">; no hand-rolled crypto. Live-relay capture deferred. Sibling HXC-1561 (ChaCha20-Poly1305) is BLOCKED pending authorization to add</w:t>
+      </w:r>
+      <w:r>
+        <w:t xml:space="preserve"> </w:t>
+      </w:r>
+      <w:r>
+        <w:rPr>
+          <w:rStyle w:val="VerbatimChar"/>
+        </w:rPr>
+        <w:t xml:space="preserve">golang.org/x/crypto</w:t>
+      </w:r>
+      <w:r>
+        <w:t xml:space="preserve"> </w:t>
+      </w:r>
+      <w:r>
+        <w:t xml:space="preserve">to the security module (HXC-1565).</w:t>
       </w:r>
     </w:p>
     <w:p>
@@ -216,7 +213,29 @@
           <w:b/>
           <w:bCs/>
         </w:rPr>
-        <w:t xml:space="preserve">Wave 83 — typed Avro pub/sub for the remaining domain events (HXC-1627; conductor-gated build/vet/-race + REAL-broker integration + load-bearing mutation):</w:t>
+        <w:t xml:space="preserve">Wave 84 — per-request response keypair (HXC-1563; security submodule</w:t>
+      </w:r>
+      <w:r>
+        <w:rPr>
+          <w:b/>
+          <w:bCs/>
+        </w:rPr>
+        <w:t xml:space="preserve"> </w:t>
+      </w:r>
+      <w:r>
+        <w:rPr>
+          <w:rStyle w:val="VerbatimChar"/>
+          <w:b/>
+          <w:bCs/>
+        </w:rPr>
+        <w:t xml:space="preserve">f09227f</w:t>
+      </w:r>
+      <w:r>
+        <w:rPr>
+          <w:b/>
+          <w:bCs/>
+        </w:rPr>
+        <w:t xml:space="preserve">; conductor-gated -race + isolation mutation):</w:t>
       </w:r>
     </w:p>
     <w:p>
@@ -231,7 +250,7 @@
         <w:rPr>
           <w:rStyle w:val="VerbatimChar"/>
         </w:rPr>
-        <w:t xml:space="preserve">pkg/events</w:t>
+        <w:t xml:space="preserve">security/pkg/e2ee</w:t>
       </w:r>
       <w:r>
         <w:t xml:space="preserve"> </w:t>
@@ -246,175 +265,55 @@
         <w:rPr>
           <w:rStyle w:val="VerbatimChar"/>
         </w:rPr>
-        <w:t xml:space="preserve">NATSBackend</w:t>
-      </w:r>
-      <w:r>
-        <w:t xml:space="preserve"> </w:t>
-      </w:r>
-      <w:r>
-        <w:t xml:space="preserve">gains typed</w:t>
-      </w:r>
-      <w:r>
-        <w:t xml:space="preserve"> </w:t>
-      </w:r>
-      <w:r>
-        <w:rPr>
-          <w:rStyle w:val="VerbatimChar"/>
-        </w:rPr>
-        <w:t xml:space="preserve">Publish*</w:t>
-      </w:r>
-      <w:r>
-        <w:t xml:space="preserve">/</w:t>
-      </w:r>
-      <w:r>
-        <w:rPr>
-          <w:rStyle w:val="VerbatimChar"/>
-        </w:rPr>
-        <w:t xml:space="preserve">Subscribe*</w:t>
-      </w:r>
-      <w:r>
-        <w:t xml:space="preserve"> </w:t>
-      </w:r>
-      <w:r>
-        <w:t xml:space="preserve">methods for</w:t>
-      </w:r>
-      <w:r>
-        <w:t xml:space="preserve"> </w:t>
-      </w:r>
-      <w:r>
-        <w:rPr>
-          <w:rStyle w:val="VerbatimChar"/>
-        </w:rPr>
-        <w:t xml:space="preserve">SessionEvent</w:t>
-      </w:r>
-      <w:r>
-        <w:t xml:space="preserve">/</w:t>
-      </w:r>
-      <w:r>
-        <w:rPr>
-          <w:rStyle w:val="VerbatimChar"/>
-        </w:rPr>
-        <w:t xml:space="preserve">SchedulerEvent</w:t>
-      </w:r>
-      <w:r>
-        <w:t xml:space="preserve">/</w:t>
-      </w:r>
-      <w:r>
-        <w:rPr>
-          <w:rStyle w:val="VerbatimChar"/>
-        </w:rPr>
-        <w:t xml:space="preserve">AuditEvent</w:t>
-      </w:r>
-      <w:r>
-        <w:t xml:space="preserve"> </w:t>
-      </w:r>
-      <w:r>
-        <w:t xml:space="preserve">at parity with</w:t>
-      </w:r>
-      <w:r>
-        <w:t xml:space="preserve"> </w:t>
-      </w:r>
-      <w:r>
-        <w:rPr>
-          <w:rStyle w:val="VerbatimChar"/>
-        </w:rPr>
-        <w:t xml:space="preserve">NodeEvent</w:t>
-      </w:r>
-      <w:r>
-        <w:t xml:space="preserve">: in</w:t>
-      </w:r>
-      <w:r>
-        <w:t xml:space="preserve"> </w:t>
-      </w:r>
-      <w:r>
-        <w:rPr>
-          <w:rStyle w:val="VerbatimChar"/>
-        </w:rPr>
-        <w:t xml:space="preserve">WireAvro</w:t>
-      </w:r>
-      <w:r>
-        <w:t xml:space="preserve"> </w:t>
-      </w:r>
-      <w:r>
-        <w:t xml:space="preserve">mode each carries an Avro single-object payload (</w:t>
-      </w:r>
-      <w:r>
-        <w:rPr>
-          <w:rStyle w:val="VerbatimChar"/>
-        </w:rPr>
-        <w:t xml:space="preserve">0xC3 0x01</w:t>
-      </w:r>
-      <w:r>
-        <w:t xml:space="preserve"> </w:t>
-      </w:r>
-      <w:r>
-        <w:t xml:space="preserve">+ fingerprint) decoded via the</w:t>
-      </w:r>
-      <w:r>
-        <w:t xml:space="preserve"> </w:t>
-      </w:r>
-      <w:r>
-        <w:rPr>
-          <w:rStyle w:val="VerbatimChar"/>
-        </w:rPr>
-        <w:t xml:space="preserve">SchemaRegistry</w:t>
-      </w:r>
-      <w:r>
-        <w:t xml:space="preserve">; JSON stays default.</w:t>
-      </w:r>
-      <w:r>
-        <w:t xml:space="preserve"> </w:t>
-      </w:r>
-      <w:r>
-        <w:rPr>
-          <w:rStyle w:val="VerbatimChar"/>
-        </w:rPr>
-        <w:t xml:space="preserve">TestNATSBackend_TypedAvroWire_RealRoundTrip</w:t>
-      </w:r>
-      <w:r>
-        <w:t xml:space="preserve"> </w:t>
-      </w:r>
-      <w:r>
-        <w:t xml:space="preserve">(</w:t>
-      </w:r>
-      <w:r>
-        <w:rPr>
-          <w:rStyle w:val="VerbatimChar"/>
-        </w:rPr>
-        <w:t xml:space="preserve">//go:build integration</w:t>
-      </w:r>
-      <w:r>
-        <w:t xml:space="preserve">) boots a real NATS broker via</w:t>
-      </w:r>
-      <w:r>
-        <w:t xml:space="preserve"> </w:t>
-      </w:r>
-      <w:r>
-        <w:rPr>
-          <w:rStyle w:val="VerbatimChar"/>
-        </w:rPr>
-        <w:t xml:space="preserve">brokertest.StartNATS</w:t>
-      </w:r>
-      <w:r>
-        <w:t xml:space="preserve"> </w:t>
-      </w:r>
-      <w:r>
-        <w:t xml:space="preserve">and asserts the on-wire Avro marker + exact round-trip for all three types. Mutation forcing JSON on</w:t>
-      </w:r>
-      <w:r>
-        <w:t xml:space="preserve"> </w:t>
-      </w:r>
-      <w:r>
-        <w:rPr>
-          <w:rStyle w:val="VerbatimChar"/>
-        </w:rPr>
-        <w:t xml:space="preserve">PublishSessionEvent</w:t>
-      </w:r>
-      <w:r>
-        <w:t xml:space="preserve"> </w:t>
-      </w:r>
-      <w:r>
-        <w:t xml:space="preserve">fails the on-wire assertion. All four domain events now route over the live bus in Avro mode (HXC-1627).</w:t>
+        <w:t xml:space="preserve">ResponseKeypair</w:t>
+      </w:r>
+      <w:r>
+        <w:t xml:space="preserve"> </w:t>
+      </w:r>
+      <w:r>
+        <w:t xml:space="preserve">(fresh ephemeral ML-KEM-768 Initiator per request) + worker</w:t>
+      </w:r>
+      <w:r>
+        <w:t xml:space="preserve"> </w:t>
+      </w:r>
+      <w:r>
+        <w:rPr>
+          <w:rStyle w:val="VerbatimChar"/>
+        </w:rPr>
+        <w:t xml:space="preserve">SealResponse</w:t>
+      </w:r>
+      <w:r>
+        <w:t xml:space="preserve"> </w:t>
+      </w:r>
+      <w:r>
+        <w:t xml:space="preserve">+ client</w:t>
+      </w:r>
+      <w:r>
+        <w:t xml:space="preserve"> </w:t>
+      </w:r>
+      <w:r>
+        <w:rPr>
+          <w:rStyle w:val="VerbatimChar"/>
+        </w:rPr>
+        <w:t xml:space="preserve">OpenResponse</w:t>
+      </w:r>
+      <w:r>
+        <w:t xml:space="preserve"> </w:t>
+      </w:r>
+      <w:r>
+        <w:t xml:space="preserve">+</w:t>
+      </w:r>
+      <w:r>
+        <w:t xml:space="preserve"> </w:t>
+      </w:r>
+      <w:r>
+        <w:rPr>
+          <w:rStyle w:val="VerbatimChar"/>
+        </w:rPr>
+        <w:t xml:space="preserve">Fingerprint</w:t>
+      </w:r>
+      <w:r>
+        <w:t xml:space="preserve">, composed from existing handshake primitives (no hand-rolled crypto). A response sealed for request-1 is cryptographically unopenable with request-2’s key; per-request rotation proven via distinct fingerprints. Mutation reusing one keypair fails the isolation test (HXC-1563).</w:t>
       </w:r>
     </w:p>
     <w:p>
@@ -430,7 +329,7 @@
           <w:b/>
           <w:bCs/>
         </w:rPr>
-        <w:t xml:space="preserve">Wave 82 — Avro codec wired into the live NATS event bus (HXC-1626; conductor-gated build/vet/-race + REAL-broker integration + load-bearing mutation):</w:t>
+        <w:t xml:space="preserve">Wave 83 — typed Avro pub/sub for the remaining domain events (HXC-1627; conductor-gated build/vet/-race + REAL-broker integration + load-bearing mutation):</w:t>
       </w:r>
     </w:p>
     <w:p>
@@ -466,22 +365,91 @@
         <w:t xml:space="preserve"> </w:t>
       </w:r>
       <w:r>
-        <w:t xml:space="preserve">gains an Avro wire mode:</w:t>
-      </w:r>
-      <w:r>
-        <w:t xml:space="preserve"> </w:t>
-      </w:r>
-      <w:r>
-        <w:rPr>
-          <w:rStyle w:val="VerbatimChar"/>
-        </w:rPr>
-        <w:t xml:space="preserve">PublishNodeEvent</w:t>
-      </w:r>
-      <w:r>
-        <w:t xml:space="preserve"> </w:t>
-      </w:r>
-      <w:r>
-        <w:t xml:space="preserve">emits an Avro single-object payload (</w:t>
+        <w:t xml:space="preserve">gains typed</w:t>
+      </w:r>
+      <w:r>
+        <w:t xml:space="preserve"> </w:t>
+      </w:r>
+      <w:r>
+        <w:rPr>
+          <w:rStyle w:val="VerbatimChar"/>
+        </w:rPr>
+        <w:t xml:space="preserve">Publish*</w:t>
+      </w:r>
+      <w:r>
+        <w:t xml:space="preserve">/</w:t>
+      </w:r>
+      <w:r>
+        <w:rPr>
+          <w:rStyle w:val="VerbatimChar"/>
+        </w:rPr>
+        <w:t xml:space="preserve">Subscribe*</w:t>
+      </w:r>
+      <w:r>
+        <w:t xml:space="preserve"> </w:t>
+      </w:r>
+      <w:r>
+        <w:t xml:space="preserve">methods for</w:t>
+      </w:r>
+      <w:r>
+        <w:t xml:space="preserve"> </w:t>
+      </w:r>
+      <w:r>
+        <w:rPr>
+          <w:rStyle w:val="VerbatimChar"/>
+        </w:rPr>
+        <w:t xml:space="preserve">SessionEvent</w:t>
+      </w:r>
+      <w:r>
+        <w:t xml:space="preserve">/</w:t>
+      </w:r>
+      <w:r>
+        <w:rPr>
+          <w:rStyle w:val="VerbatimChar"/>
+        </w:rPr>
+        <w:t xml:space="preserve">SchedulerEvent</w:t>
+      </w:r>
+      <w:r>
+        <w:t xml:space="preserve">/</w:t>
+      </w:r>
+      <w:r>
+        <w:rPr>
+          <w:rStyle w:val="VerbatimChar"/>
+        </w:rPr>
+        <w:t xml:space="preserve">AuditEvent</w:t>
+      </w:r>
+      <w:r>
+        <w:t xml:space="preserve"> </w:t>
+      </w:r>
+      <w:r>
+        <w:t xml:space="preserve">at parity with</w:t>
+      </w:r>
+      <w:r>
+        <w:t xml:space="preserve"> </w:t>
+      </w:r>
+      <w:r>
+        <w:rPr>
+          <w:rStyle w:val="VerbatimChar"/>
+        </w:rPr>
+        <w:t xml:space="preserve">NodeEvent</w:t>
+      </w:r>
+      <w:r>
+        <w:t xml:space="preserve">: in</w:t>
+      </w:r>
+      <w:r>
+        <w:t xml:space="preserve"> </w:t>
+      </w:r>
+      <w:r>
+        <w:rPr>
+          <w:rStyle w:val="VerbatimChar"/>
+        </w:rPr>
+        <w:t xml:space="preserve">WireAvro</w:t>
+      </w:r>
+      <w:r>
+        <w:t xml:space="preserve"> </w:t>
+      </w:r>
+      <w:r>
+        <w:t xml:space="preserve">mode each carries an Avro single-object payload (</w:t>
       </w:r>
       <w:r>
         <w:rPr>
@@ -493,37 +461,7 @@
         <w:t xml:space="preserve"> </w:t>
       </w:r>
       <w:r>
-        <w:t xml:space="preserve">+ CRC-64-AVRO fingerprint) when</w:t>
-      </w:r>
-      <w:r>
-        <w:t xml:space="preserve"> </w:t>
-      </w:r>
-      <w:r>
-        <w:rPr>
-          <w:rStyle w:val="VerbatimChar"/>
-        </w:rPr>
-        <w:t xml:space="preserve">WireAvro</w:t>
-      </w:r>
-      <w:r>
-        <w:t xml:space="preserve"> </w:t>
-      </w:r>
-      <w:r>
-        <w:t xml:space="preserve">is selected and</w:t>
-      </w:r>
-      <w:r>
-        <w:t xml:space="preserve"> </w:t>
-      </w:r>
-      <w:r>
-        <w:rPr>
-          <w:rStyle w:val="VerbatimChar"/>
-        </w:rPr>
-        <w:t xml:space="preserve">SubscribeNodeEvents</w:t>
-      </w:r>
-      <w:r>
-        <w:t xml:space="preserve"> </w:t>
-      </w:r>
-      <w:r>
-        <w:t xml:space="preserve">decodes via a</w:t>
+        <w:t xml:space="preserve">+ fingerprint) decoded via the</w:t>
       </w:r>
       <w:r>
         <w:t xml:space="preserve"> </w:t>
@@ -535,76 +473,16 @@
         <w:t xml:space="preserve">SchemaRegistry</w:t>
       </w:r>
       <w:r>
-        <w:t xml:space="preserve"> </w:t>
-      </w:r>
-      <w:r>
-        <w:t xml:space="preserve">(validated routing); JSON stays the default (back-compat). Concrete Avro schemas +</w:t>
-      </w:r>
-      <w:r>
-        <w:t xml:space="preserve"> </w:t>
-      </w:r>
-      <w:r>
-        <w:rPr>
-          <w:rStyle w:val="VerbatimChar"/>
-        </w:rPr>
-        <w:t xml:space="preserve">Encode*</w:t>
-      </w:r>
-      <w:r>
-        <w:t xml:space="preserve">/</w:t>
-      </w:r>
-      <w:r>
-        <w:rPr>
-          <w:rStyle w:val="VerbatimChar"/>
-        </w:rPr>
-        <w:t xml:space="preserve">Decode*</w:t>
-      </w:r>
-      <w:r>
-        <w:t xml:space="preserve"> </w:t>
-      </w:r>
-      <w:r>
-        <w:t xml:space="preserve">helpers added for</w:t>
-      </w:r>
-      <w:r>
-        <w:t xml:space="preserve"> </w:t>
-      </w:r>
-      <w:r>
-        <w:rPr>
-          <w:rStyle w:val="VerbatimChar"/>
-        </w:rPr>
-        <w:t xml:space="preserve">SessionEvent</w:t>
-      </w:r>
-      <w:r>
-        <w:t xml:space="preserve">/</w:t>
-      </w:r>
-      <w:r>
-        <w:rPr>
-          <w:rStyle w:val="VerbatimChar"/>
-        </w:rPr>
-        <w:t xml:space="preserve">SchedulerEvent</w:t>
-      </w:r>
-      <w:r>
-        <w:t xml:space="preserve">/</w:t>
-      </w:r>
-      <w:r>
-        <w:rPr>
-          <w:rStyle w:val="VerbatimChar"/>
-        </w:rPr>
-        <w:t xml:space="preserve">AuditEvent</w:t>
-      </w:r>
-      <w:r>
-        <w:t xml:space="preserve"> </w:t>
-      </w:r>
-      <w:r>
-        <w:t xml:space="preserve">(backend typed pub/sub for those three tracked HXC-1627). Proven by</w:t>
-      </w:r>
-      <w:r>
-        <w:t xml:space="preserve"> </w:t>
-      </w:r>
-      <w:r>
-        <w:rPr>
-          <w:rStyle w:val="VerbatimChar"/>
-        </w:rPr>
-        <w:t xml:space="preserve">TestNATSBackend_AvroWire_RealRoundTrip</w:t>
+        <w:t xml:space="preserve">; JSON stays default.</w:t>
+      </w:r>
+      <w:r>
+        <w:t xml:space="preserve"> </w:t>
+      </w:r>
+      <w:r>
+        <w:rPr>
+          <w:rStyle w:val="VerbatimChar"/>
+        </w:rPr>
+        <w:t xml:space="preserve">TestNATSBackend_TypedAvroWire_RealRoundTrip</w:t>
       </w:r>
       <w:r>
         <w:t xml:space="preserve"> </w:t>
@@ -619,16 +497,251 @@
         <w:t xml:space="preserve">//go:build integration</w:t>
       </w:r>
       <w:r>
-        <w:t xml:space="preserve">) which boots a</w:t>
-      </w:r>
-      <w:r>
-        <w:t xml:space="preserve"> </w:t>
-      </w:r>
+        <w:t xml:space="preserve">) boots a real NATS broker via</w:t>
+      </w:r>
+      <w:r>
+        <w:t xml:space="preserve"> </w:t>
+      </w:r>
+      <w:r>
+        <w:rPr>
+          <w:rStyle w:val="VerbatimChar"/>
+        </w:rPr>
+        <w:t xml:space="preserve">brokertest.StartNATS</w:t>
+      </w:r>
+      <w:r>
+        <w:t xml:space="preserve"> </w:t>
+      </w:r>
+      <w:r>
+        <w:t xml:space="preserve">and asserts the on-wire Avro marker + exact round-trip for all three types. Mutation forcing JSON on</w:t>
+      </w:r>
+      <w:r>
+        <w:t xml:space="preserve"> </w:t>
+      </w:r>
+      <w:r>
+        <w:rPr>
+          <w:rStyle w:val="VerbatimChar"/>
+        </w:rPr>
+        <w:t xml:space="preserve">PublishSessionEvent</w:t>
+      </w:r>
+      <w:r>
+        <w:t xml:space="preserve"> </w:t>
+      </w:r>
+      <w:r>
+        <w:t xml:space="preserve">fails the on-wire assertion. All four domain events now route over the live bus in Avro mode (HXC-1627).</w:t>
+      </w:r>
+    </w:p>
+    <w:p>
+      <w:pPr>
+        <w:pStyle w:val="Compact"/>
+        <w:numPr>
+          <w:ilvl w:val="0"/>
+          <w:numId w:val="1001"/>
+        </w:numPr>
+      </w:pPr>
       <w:r>
         <w:rPr>
           <w:b/>
           <w:bCs/>
         </w:rPr>
+        <w:t xml:space="preserve">Wave 82 — Avro codec wired into the live NATS event bus (HXC-1626; conductor-gated build/vet/-race + REAL-broker integration + load-bearing mutation):</w:t>
+      </w:r>
+    </w:p>
+    <w:p>
+      <w:pPr>
+        <w:pStyle w:val="Compact"/>
+        <w:numPr>
+          <w:ilvl w:val="1"/>
+          <w:numId w:val="1005"/>
+        </w:numPr>
+      </w:pPr>
+      <w:r>
+        <w:rPr>
+          <w:rStyle w:val="VerbatimChar"/>
+        </w:rPr>
+        <w:t xml:space="preserve">pkg/events</w:t>
+      </w:r>
+      <w:r>
+        <w:t xml:space="preserve"> </w:t>
+      </w:r>
+      <w:r>
+        <w:t xml:space="preserve">—</w:t>
+      </w:r>
+      <w:r>
+        <w:t xml:space="preserve"> </w:t>
+      </w:r>
+      <w:r>
+        <w:rPr>
+          <w:rStyle w:val="VerbatimChar"/>
+        </w:rPr>
+        <w:t xml:space="preserve">NATSBackend</w:t>
+      </w:r>
+      <w:r>
+        <w:t xml:space="preserve"> </w:t>
+      </w:r>
+      <w:r>
+        <w:t xml:space="preserve">gains an Avro wire mode:</w:t>
+      </w:r>
+      <w:r>
+        <w:t xml:space="preserve"> </w:t>
+      </w:r>
+      <w:r>
+        <w:rPr>
+          <w:rStyle w:val="VerbatimChar"/>
+        </w:rPr>
+        <w:t xml:space="preserve">PublishNodeEvent</w:t>
+      </w:r>
+      <w:r>
+        <w:t xml:space="preserve"> </w:t>
+      </w:r>
+      <w:r>
+        <w:t xml:space="preserve">emits an Avro single-object payload (</w:t>
+      </w:r>
+      <w:r>
+        <w:rPr>
+          <w:rStyle w:val="VerbatimChar"/>
+        </w:rPr>
+        <w:t xml:space="preserve">0xC3 0x01</w:t>
+      </w:r>
+      <w:r>
+        <w:t xml:space="preserve"> </w:t>
+      </w:r>
+      <w:r>
+        <w:t xml:space="preserve">+ CRC-64-AVRO fingerprint) when</w:t>
+      </w:r>
+      <w:r>
+        <w:t xml:space="preserve"> </w:t>
+      </w:r>
+      <w:r>
+        <w:rPr>
+          <w:rStyle w:val="VerbatimChar"/>
+        </w:rPr>
+        <w:t xml:space="preserve">WireAvro</w:t>
+      </w:r>
+      <w:r>
+        <w:t xml:space="preserve"> </w:t>
+      </w:r>
+      <w:r>
+        <w:t xml:space="preserve">is selected and</w:t>
+      </w:r>
+      <w:r>
+        <w:t xml:space="preserve"> </w:t>
+      </w:r>
+      <w:r>
+        <w:rPr>
+          <w:rStyle w:val="VerbatimChar"/>
+        </w:rPr>
+        <w:t xml:space="preserve">SubscribeNodeEvents</w:t>
+      </w:r>
+      <w:r>
+        <w:t xml:space="preserve"> </w:t>
+      </w:r>
+      <w:r>
+        <w:t xml:space="preserve">decodes via a</w:t>
+      </w:r>
+      <w:r>
+        <w:t xml:space="preserve"> </w:t>
+      </w:r>
+      <w:r>
+        <w:rPr>
+          <w:rStyle w:val="VerbatimChar"/>
+        </w:rPr>
+        <w:t xml:space="preserve">SchemaRegistry</w:t>
+      </w:r>
+      <w:r>
+        <w:t xml:space="preserve"> </w:t>
+      </w:r>
+      <w:r>
+        <w:t xml:space="preserve">(validated routing); JSON stays the default (back-compat). Concrete Avro schemas +</w:t>
+      </w:r>
+      <w:r>
+        <w:t xml:space="preserve"> </w:t>
+      </w:r>
+      <w:r>
+        <w:rPr>
+          <w:rStyle w:val="VerbatimChar"/>
+        </w:rPr>
+        <w:t xml:space="preserve">Encode*</w:t>
+      </w:r>
+      <w:r>
+        <w:t xml:space="preserve">/</w:t>
+      </w:r>
+      <w:r>
+        <w:rPr>
+          <w:rStyle w:val="VerbatimChar"/>
+        </w:rPr>
+        <w:t xml:space="preserve">Decode*</w:t>
+      </w:r>
+      <w:r>
+        <w:t xml:space="preserve"> </w:t>
+      </w:r>
+      <w:r>
+        <w:t xml:space="preserve">helpers added for</w:t>
+      </w:r>
+      <w:r>
+        <w:t xml:space="preserve"> </w:t>
+      </w:r>
+      <w:r>
+        <w:rPr>
+          <w:rStyle w:val="VerbatimChar"/>
+        </w:rPr>
+        <w:t xml:space="preserve">SessionEvent</w:t>
+      </w:r>
+      <w:r>
+        <w:t xml:space="preserve">/</w:t>
+      </w:r>
+      <w:r>
+        <w:rPr>
+          <w:rStyle w:val="VerbatimChar"/>
+        </w:rPr>
+        <w:t xml:space="preserve">SchedulerEvent</w:t>
+      </w:r>
+      <w:r>
+        <w:t xml:space="preserve">/</w:t>
+      </w:r>
+      <w:r>
+        <w:rPr>
+          <w:rStyle w:val="VerbatimChar"/>
+        </w:rPr>
+        <w:t xml:space="preserve">AuditEvent</w:t>
+      </w:r>
+      <w:r>
+        <w:t xml:space="preserve"> </w:t>
+      </w:r>
+      <w:r>
+        <w:t xml:space="preserve">(backend typed pub/sub for those three tracked HXC-1627). Proven by</w:t>
+      </w:r>
+      <w:r>
+        <w:t xml:space="preserve"> </w:t>
+      </w:r>
+      <w:r>
+        <w:rPr>
+          <w:rStyle w:val="VerbatimChar"/>
+        </w:rPr>
+        <w:t xml:space="preserve">TestNATSBackend_AvroWire_RealRoundTrip</w:t>
+      </w:r>
+      <w:r>
+        <w:t xml:space="preserve"> </w:t>
+      </w:r>
+      <w:r>
+        <w:t xml:space="preserve">(</w:t>
+      </w:r>
+      <w:r>
+        <w:rPr>
+          <w:rStyle w:val="VerbatimChar"/>
+        </w:rPr>
+        <w:t xml:space="preserve">//go:build integration</w:t>
+      </w:r>
+      <w:r>
+        <w:t xml:space="preserve">) which boots a</w:t>
+      </w:r>
+      <w:r>
+        <w:t xml:space="preserve"> </w:t>
+      </w:r>
+      <w:r>
+        <w:rPr>
+          <w:b/>
+          <w:bCs/>
+        </w:rPr>
         <w:t xml:space="preserve">real NATS+JetStream broker</w:t>
       </w:r>
       <w:r>
@@ -683,7 +796,7 @@
         <w:pStyle w:val="Compact"/>
         <w:numPr>
           <w:ilvl w:val="1"/>
-          <w:numId w:val="1005"/>
+          <w:numId w:val="1006"/>
         </w:numPr>
       </w:pPr>
       <w:r>
@@ -890,7 +1003,7 @@
         <w:pStyle w:val="Compact"/>
         <w:numPr>
           <w:ilvl w:val="1"/>
-          <w:numId w:val="1006"/>
+          <w:numId w:val="1007"/>
         </w:numPr>
       </w:pPr>
       <w:r>
@@ -1071,7 +1184,7 @@
         <w:pStyle w:val="Compact"/>
         <w:numPr>
           <w:ilvl w:val="1"/>
-          <w:numId w:val="1007"/>
+          <w:numId w:val="1008"/>
         </w:numPr>
       </w:pPr>
       <w:r>
@@ -1164,7 +1277,7 @@
         <w:pStyle w:val="Compact"/>
         <w:numPr>
           <w:ilvl w:val="1"/>
-          <w:numId w:val="1007"/>
+          <w:numId w:val="1008"/>
         </w:numPr>
       </w:pPr>
       <w:r>
@@ -1246,7 +1359,7 @@
         <w:pStyle w:val="Compact"/>
         <w:numPr>
           <w:ilvl w:val="1"/>
-          <w:numId w:val="1008"/>
+          <w:numId w:val="1009"/>
         </w:numPr>
       </w:pPr>
       <w:r>
@@ -1330,7 +1443,7 @@
         <w:pStyle w:val="Compact"/>
         <w:numPr>
           <w:ilvl w:val="1"/>
-          <w:numId w:val="1008"/>
+          <w:numId w:val="1009"/>
         </w:numPr>
       </w:pPr>
       <w:r>
@@ -1483,7 +1596,7 @@
         <w:pStyle w:val="Compact"/>
         <w:numPr>
           <w:ilvl w:val="1"/>
-          <w:numId w:val="1008"/>
+          <w:numId w:val="1009"/>
         </w:numPr>
       </w:pPr>
       <w:r>
@@ -1534,7 +1647,7 @@
         <w:pStyle w:val="Compact"/>
         <w:numPr>
           <w:ilvl w:val="1"/>
-          <w:numId w:val="1008"/>
+          <w:numId w:val="1009"/>
         </w:numPr>
       </w:pPr>
       <w:r>
@@ -1579,7 +1692,7 @@
         <w:pStyle w:val="Compact"/>
         <w:numPr>
           <w:ilvl w:val="1"/>
-          <w:numId w:val="1008"/>
+          <w:numId w:val="1009"/>
         </w:numPr>
       </w:pPr>
       <w:r>
@@ -1714,7 +1827,7 @@
         <w:pStyle w:val="Compact"/>
         <w:numPr>
           <w:ilvl w:val="1"/>
-          <w:numId w:val="1009"/>
+          <w:numId w:val="1010"/>
         </w:numPr>
       </w:pPr>
       <w:r>
@@ -1780,7 +1893,7 @@
         <w:pStyle w:val="Compact"/>
         <w:numPr>
           <w:ilvl w:val="1"/>
-          <w:numId w:val="1009"/>
+          <w:numId w:val="1010"/>
         </w:numPr>
       </w:pPr>
       <w:r>
@@ -1801,7 +1914,7 @@
         <w:pStyle w:val="Compact"/>
         <w:numPr>
           <w:ilvl w:val="1"/>
-          <w:numId w:val="1009"/>
+          <w:numId w:val="1010"/>
         </w:numPr>
       </w:pPr>
       <w:r>
@@ -1832,7 +1945,7 @@
         <w:pStyle w:val="Compact"/>
         <w:numPr>
           <w:ilvl w:val="1"/>
-          <w:numId w:val="1009"/>
+          <w:numId w:val="1010"/>
         </w:numPr>
       </w:pPr>
       <w:r>
@@ -1865,7 +1978,7 @@
         <w:pStyle w:val="Compact"/>
         <w:numPr>
           <w:ilvl w:val="1"/>
-          <w:numId w:val="1009"/>
+          <w:numId w:val="1010"/>
         </w:numPr>
       </w:pPr>
       <w:r>
@@ -1886,7 +1999,7 @@
         <w:pStyle w:val="Compact"/>
         <w:numPr>
           <w:ilvl w:val="1"/>
-          <w:numId w:val="1009"/>
+          <w:numId w:val="1010"/>
         </w:numPr>
       </w:pPr>
       <w:r>
@@ -1973,7 +2086,7 @@
         <w:pStyle w:val="Compact"/>
         <w:numPr>
           <w:ilvl w:val="1"/>
-          <w:numId w:val="1009"/>
+          <w:numId w:val="1010"/>
         </w:numPr>
       </w:pPr>
       <w:r>
@@ -2066,7 +2179,7 @@
         <w:pStyle w:val="Compact"/>
         <w:numPr>
           <w:ilvl w:val="1"/>
-          <w:numId w:val="1009"/>
+          <w:numId w:val="1010"/>
         </w:numPr>
       </w:pPr>
       <w:r>
@@ -2163,7 +2276,7 @@
         <w:pStyle w:val="Compact"/>
         <w:numPr>
           <w:ilvl w:val="1"/>
-          <w:numId w:val="1010"/>
+          <w:numId w:val="1011"/>
         </w:numPr>
       </w:pPr>
       <w:r>
@@ -2244,7 +2357,7 @@
         <w:pStyle w:val="Compact"/>
         <w:numPr>
           <w:ilvl w:val="1"/>
-          <w:numId w:val="1010"/>
+          <w:numId w:val="1011"/>
         </w:numPr>
       </w:pPr>
       <w:r>
@@ -2290,7 +2403,7 @@
         <w:pStyle w:val="Compact"/>
         <w:numPr>
           <w:ilvl w:val="1"/>
-          <w:numId w:val="1010"/>
+          <w:numId w:val="1011"/>
         </w:numPr>
       </w:pPr>
       <w:r>
@@ -2326,7 +2439,7 @@
         <w:pStyle w:val="Compact"/>
         <w:numPr>
           <w:ilvl w:val="1"/>
-          <w:numId w:val="1010"/>
+          <w:numId w:val="1011"/>
         </w:numPr>
       </w:pPr>
       <w:r>
@@ -2392,7 +2505,7 @@
         <w:pStyle w:val="Compact"/>
         <w:numPr>
           <w:ilvl w:val="1"/>
-          <w:numId w:val="1010"/>
+          <w:numId w:val="1011"/>
         </w:numPr>
       </w:pPr>
       <w:r>
@@ -2429,7 +2542,7 @@
         <w:pStyle w:val="Compact"/>
         <w:numPr>
           <w:ilvl w:val="1"/>
-          <w:numId w:val="1011"/>
+          <w:numId w:val="1012"/>
         </w:numPr>
       </w:pPr>
       <w:r>
@@ -2489,7 +2602,7 @@
         <w:pStyle w:val="Compact"/>
         <w:numPr>
           <w:ilvl w:val="1"/>
-          <w:numId w:val="1011"/>
+          <w:numId w:val="1012"/>
         </w:numPr>
       </w:pPr>
       <w:r>
@@ -2555,7 +2668,7 @@
         <w:pStyle w:val="Compact"/>
         <w:numPr>
           <w:ilvl w:val="1"/>
-          <w:numId w:val="1011"/>
+          <w:numId w:val="1012"/>
         </w:numPr>
       </w:pPr>
       <w:r>
@@ -2591,7 +2704,7 @@
         <w:pStyle w:val="Compact"/>
         <w:numPr>
           <w:ilvl w:val="1"/>
-          <w:numId w:val="1011"/>
+          <w:numId w:val="1012"/>
         </w:numPr>
       </w:pPr>
       <w:r>
@@ -2689,7 +2802,7 @@
         <w:pStyle w:val="Compact"/>
         <w:numPr>
           <w:ilvl w:val="1"/>
-          <w:numId w:val="1011"/>
+          <w:numId w:val="1012"/>
         </w:numPr>
       </w:pPr>
       <w:r>
@@ -2747,7 +2860,7 @@
         <w:pStyle w:val="Compact"/>
         <w:numPr>
           <w:ilvl w:val="1"/>
-          <w:numId w:val="1012"/>
+          <w:numId w:val="1013"/>
         </w:numPr>
       </w:pPr>
       <w:r>
@@ -2807,7 +2920,7 @@
         <w:pStyle w:val="Compact"/>
         <w:numPr>
           <w:ilvl w:val="1"/>
-          <w:numId w:val="1012"/>
+          <w:numId w:val="1013"/>
         </w:numPr>
       </w:pPr>
       <w:r>
@@ -2885,7 +2998,7 @@
         <w:pStyle w:val="Compact"/>
         <w:numPr>
           <w:ilvl w:val="1"/>
-          <w:numId w:val="1012"/>
+          <w:numId w:val="1013"/>
         </w:numPr>
       </w:pPr>
       <w:r>
@@ -3032,7 +3145,7 @@
         <w:pStyle w:val="Compact"/>
         <w:numPr>
           <w:ilvl w:val="1"/>
-          <w:numId w:val="1012"/>
+          <w:numId w:val="1013"/>
         </w:numPr>
       </w:pPr>
       <w:r>
@@ -3158,7 +3271,7 @@
         <w:pStyle w:val="Compact"/>
         <w:numPr>
           <w:ilvl w:val="1"/>
-          <w:numId w:val="1012"/>
+          <w:numId w:val="1013"/>
         </w:numPr>
       </w:pPr>
       <w:r>
@@ -3305,7 +3418,7 @@
         <w:pStyle w:val="Compact"/>
         <w:numPr>
           <w:ilvl w:val="1"/>
-          <w:numId w:val="1012"/>
+          <w:numId w:val="1013"/>
         </w:numPr>
       </w:pPr>
       <w:r>
@@ -3359,1400 +3472,11 @@
         <w:pStyle w:val="Compact"/>
         <w:numPr>
           <w:ilvl w:val="1"/>
-          <w:numId w:val="1012"/>
+          <w:numId w:val="1013"/>
         </w:numPr>
       </w:pPr>
       <w:r>
         <w:t xml:space="preserve">This session (34 pure-Go units):</w:t>
-      </w:r>
-    </w:p>
-    <w:p>
-      <w:pPr>
-        <w:pStyle w:val="Compact"/>
-        <w:numPr>
-          <w:ilvl w:val="2"/>
-          <w:numId w:val="1013"/>
-        </w:numPr>
-      </w:pPr>
-      <w:r>
-        <w:rPr>
-          <w:rStyle w:val="VerbatimChar"/>
-        </w:rPr>
-        <w:t xml:space="preserve">bursthysteresis</w:t>
-      </w:r>
-      <w:r>
-        <w:t xml:space="preserve"> </w:t>
-      </w:r>
-      <w:r>
-        <w:t xml:space="preserve">—</w:t>
-      </w:r>
-      <w:r>
-        <w:t xml:space="preserve"> </w:t>
-      </w:r>
-      <w:r>
-        <w:rPr>
-          <w:rStyle w:val="VerbatimChar"/>
-        </w:rPr>
-        <w:t xml:space="preserve">BurstController</w:t>
-      </w:r>
-      <w:r>
-        <w:t xml:space="preserve"> </w:t>
-      </w:r>
-      <w:r>
-        <w:t xml:space="preserve">with a MONITOR→SPILL→RECOVER two-threshold hysteresis dead-band (HXC-1504).</w:t>
-      </w:r>
-    </w:p>
-    <w:p>
-      <w:pPr>
-        <w:pStyle w:val="Compact"/>
-        <w:numPr>
-          <w:ilvl w:val="2"/>
-          <w:numId w:val="1013"/>
-        </w:numPr>
-      </w:pPr>
-      <w:r>
-        <w:rPr>
-          <w:rStyle w:val="VerbatimChar"/>
-        </w:rPr>
-        <w:t xml:space="preserve">providerchain</w:t>
-      </w:r>
-      <w:r>
-        <w:t xml:space="preserve"> </w:t>
-      </w:r>
-      <w:r>
-        <w:t xml:space="preserve">— ordered multi-tier provider fallback cascade with retriable/terminal error classification and injected-clock failover SLA (HXC-1508).</w:t>
-      </w:r>
-    </w:p>
-    <w:p>
-      <w:pPr>
-        <w:pStyle w:val="Compact"/>
-        <w:numPr>
-          <w:ilvl w:val="2"/>
-          <w:numId w:val="1013"/>
-        </w:numPr>
-      </w:pPr>
-      <w:r>
-        <w:rPr>
-          <w:rStyle w:val="VerbatimChar"/>
-        </w:rPr>
-        <w:t xml:space="preserve">gpucatalog</w:t>
-      </w:r>
-      <w:r>
-        <w:t xml:space="preserve"> </w:t>
-      </w:r>
-      <w:r>
-        <w:t xml:space="preserve">—</w:t>
-      </w:r>
-      <w:r>
-        <w:t xml:space="preserve"> </w:t>
-      </w:r>
-      <w:r>
-        <w:rPr>
-          <w:rStyle w:val="VerbatimChar"/>
-        </w:rPr>
-        <w:t xml:space="preserve">SUPPORTED_GPUS</w:t>
-      </w:r>
-      <w:r>
-        <w:t xml:space="preserve"> </w:t>
-      </w:r>
-      <w:r>
-        <w:t xml:space="preserve">compute-multiplier catalog,</w:t>
-      </w:r>
-      <w:r>
-        <w:t xml:space="preserve"> </w:t>
-      </w:r>
-      <w:r>
-        <w:rPr>
-          <w:rStyle w:val="VerbatimChar"/>
-        </w:rPr>
-        <w:t xml:space="preserve">LookupMultiplier</w:t>
-      </w:r>
-      <w:r>
-        <w:t xml:space="preserve">, and attestation-aware</w:t>
-      </w:r>
-      <w:r>
-        <w:t xml:space="preserve"> </w:t>
-      </w:r>
-      <w:r>
-        <w:rPr>
-          <w:rStyle w:val="VerbatimChar"/>
-        </w:rPr>
-        <w:t xml:space="preserve">Score</w:t>
-      </w:r>
-      <w:r>
-        <w:t xml:space="preserve"> </w:t>
-      </w:r>
-      <w:r>
-        <w:t xml:space="preserve">(attested above un-attested) (HXC-1592).</w:t>
-      </w:r>
-    </w:p>
-    <w:p>
-      <w:pPr>
-        <w:pStyle w:val="Compact"/>
-        <w:numPr>
-          <w:ilvl w:val="2"/>
-          <w:numId w:val="1013"/>
-        </w:numPr>
-      </w:pPr>
-      <w:r>
-        <w:rPr>
-          <w:rStyle w:val="VerbatimChar"/>
-        </w:rPr>
-        <w:t xml:space="preserve">gravaladmit</w:t>
-      </w:r>
-      <w:r>
-        <w:t xml:space="preserve"> </w:t>
-      </w:r>
-      <w:r>
-        <w:t xml:space="preserve">— HMAC-SHA256 GraVal challenge-response provider admission gate with single-use nonce and</w:t>
-      </w:r>
-      <w:r>
-        <w:t xml:space="preserve"> </w:t>
-      </w:r>
-      <w:r>
-        <w:rPr>
-          <w:rStyle w:val="VerbatimChar"/>
-        </w:rPr>
-        <w:t xml:space="preserve">graval.verified</w:t>
-      </w:r>
-      <w:r>
-        <w:t xml:space="preserve"> </w:t>
-      </w:r>
-      <w:r>
-        <w:t xml:space="preserve">label (HXC-1523).</w:t>
-      </w:r>
-    </w:p>
-    <w:p>
-      <w:pPr>
-        <w:pStyle w:val="Compact"/>
-        <w:numPr>
-          <w:ilvl w:val="2"/>
-          <w:numId w:val="1013"/>
-        </w:numPr>
-      </w:pPr>
-      <w:r>
-        <w:rPr>
-          <w:rStyle w:val="VerbatimChar"/>
-        </w:rPr>
-        <w:t xml:space="preserve">modelrouter</w:t>
-      </w:r>
-      <w:r>
-        <w:t xml:space="preserve"> </w:t>
-      </w:r>
-      <w:r>
-        <w:t xml:space="preserve">— strategy-to-default-model resolution (latency/throughput/quality/cost) with a typed unknown-strategy error (HXC-1430).</w:t>
-      </w:r>
-    </w:p>
-    <w:p>
-      <w:pPr>
-        <w:pStyle w:val="Compact"/>
-        <w:numPr>
-          <w:ilvl w:val="2"/>
-          <w:numId w:val="1013"/>
-        </w:numPr>
-      </w:pPr>
-      <w:r>
-        <w:rPr>
-          <w:rStyle w:val="VerbatimChar"/>
-        </w:rPr>
-        <w:t xml:space="preserve">gravalverify</w:t>
-      </w:r>
-      <w:r>
-        <w:t xml:space="preserve"> </w:t>
-      </w:r>
-      <w:r>
-        <w:t xml:space="preserve">— GraVal GPU attestation with a VRAM-ratio</w:t>
-      </w:r>
-      <w:r>
-        <w:t xml:space="preserve"> </w:t>
-      </w:r>
-      <w:r>
-        <w:rPr>
-          <w:rStyle w:val="VerbatimChar"/>
-        </w:rPr>
-        <w:t xml:space="preserve">&gt;= 0.95</w:t>
-      </w:r>
-      <w:r>
-        <w:t xml:space="preserve"> </w:t>
-      </w:r>
-      <w:r>
-        <w:t xml:space="preserve">gate and a concurrent, race-clean</w:t>
-      </w:r>
-      <w:r>
-        <w:t xml:space="preserve"> </w:t>
-      </w:r>
-      <w:r>
-        <w:rPr>
-          <w:rStyle w:val="VerbatimChar"/>
-        </w:rPr>
-        <w:t xml:space="preserve">BatchVerify</w:t>
-      </w:r>
-      <w:r>
-        <w:t xml:space="preserve"> </w:t>
-      </w:r>
-      <w:r>
-        <w:t xml:space="preserve">pass-rate KPI (HXC-1435, HXC-1436).</w:t>
-      </w:r>
-    </w:p>
-    <w:p>
-      <w:pPr>
-        <w:pStyle w:val="Compact"/>
-        <w:numPr>
-          <w:ilvl w:val="2"/>
-          <w:numId w:val="1013"/>
-        </w:numPr>
-      </w:pPr>
-      <w:r>
-        <w:rPr>
-          <w:rStyle w:val="VerbatimChar"/>
-        </w:rPr>
-        <w:t xml:space="preserve">gepetto</w:t>
-      </w:r>
-      <w:r>
-        <w:t xml:space="preserve"> </w:t>
-      </w:r>
-      <w:r>
-        <w:t xml:space="preserve">— HelixGepetto dual-resource local-vs-Chutes arbitration with a monotonic reserve schedule and a strict</w:t>
-      </w:r>
-      <w:r>
-        <w:t xml:space="preserve"> </w:t>
-      </w:r>
-      <w:r>
-        <w:rPr>
-          <w:rStyle w:val="VerbatimChar"/>
-        </w:rPr>
-        <w:t xml:space="preserve">&gt;0.80</w:t>
-      </w:r>
-      <w:r>
-        <w:t xml:space="preserve"> </w:t>
-      </w:r>
-      <w:r>
-        <w:t xml:space="preserve">high-water anti-starvation zero-capacity cut-off (HXC-1446).</w:t>
-      </w:r>
-    </w:p>
-    <w:p>
-      <w:pPr>
-        <w:pStyle w:val="Compact"/>
-        <w:numPr>
-          <w:ilvl w:val="2"/>
-          <w:numId w:val="1013"/>
-        </w:numPr>
-      </w:pPr>
-      <w:r>
-        <w:rPr>
-          <w:rStyle w:val="VerbatimChar"/>
-        </w:rPr>
-        <w:t xml:space="preserve">chutesaccount</w:t>
-      </w:r>
-      <w:r>
-        <w:t xml:space="preserve"> </w:t>
-      </w:r>
-      <w:r>
-        <w:t xml:space="preserve">— Chutes API model-list (TEE/price fields) and</w:t>
-      </w:r>
-      <w:r>
-        <w:t xml:space="preserve"> </w:t>
-      </w:r>
-      <w:r>
-        <w:rPr>
-          <w:rStyle w:val="VerbatimChar"/>
-        </w:rPr>
-        <w:t xml:space="preserve">/users/me</w:t>
-      </w:r>
-      <w:r>
-        <w:t xml:space="preserve"> </w:t>
-      </w:r>
-      <w:r>
-        <w:t xml:space="preserve">account-balance client over HTTP with</w:t>
-      </w:r>
-      <w:r>
-        <w:t xml:space="preserve"> </w:t>
-      </w:r>
-      <w:r>
-        <w:rPr>
-          <w:rStyle w:val="VerbatimChar"/>
-        </w:rPr>
-        <w:t xml:space="preserve">Authorization: Bearer</w:t>
-      </w:r>
-      <w:r>
-        <w:t xml:space="preserve"> </w:t>
-      </w:r>
-      <w:r>
-        <w:t xml:space="preserve">(HXC-1429).</w:t>
-      </w:r>
-    </w:p>
-    <w:p>
-      <w:pPr>
-        <w:pStyle w:val="Compact"/>
-        <w:numPr>
-          <w:ilvl w:val="2"/>
-          <w:numId w:val="1013"/>
-        </w:numPr>
-      </w:pPr>
-      <w:r>
-        <w:rPr>
-          <w:rStyle w:val="VerbatimChar"/>
-        </w:rPr>
-        <w:t xml:space="preserve">cmd/burst-controller</w:t>
-      </w:r>
-      <w:r>
-        <w:t xml:space="preserve"> </w:t>
-      </w:r>
-      <w:r>
-        <w:t xml:space="preserve">— utilization-driven binary driving</w:t>
-      </w:r>
-      <w:r>
-        <w:t xml:space="preserve"> </w:t>
-      </w:r>
-      <w:r>
-        <w:rPr>
-          <w:rStyle w:val="VerbatimChar"/>
-        </w:rPr>
-        <w:t xml:space="preserve">bursthysteresis</w:t>
-      </w:r>
-      <w:r>
-        <w:t xml:space="preserve">; emits a</w:t>
-      </w:r>
-      <w:r>
-        <w:t xml:space="preserve"> </w:t>
-      </w:r>
-      <w:r>
-        <w:t xml:space="preserve">“burst allocation request”</w:t>
-      </w:r>
-      <w:r>
-        <w:t xml:space="preserve"> </w:t>
-      </w:r>
-      <w:r>
-        <w:t xml:space="preserve">on SPILL and a RECOVER line, runID-stamped (HXC-1531).</w:t>
-      </w:r>
-    </w:p>
-    <w:p>
-      <w:pPr>
-        <w:pStyle w:val="Compact"/>
-        <w:numPr>
-          <w:ilvl w:val="2"/>
-          <w:numId w:val="1013"/>
-        </w:numPr>
-      </w:pPr>
-      <w:r>
-        <w:rPr>
-          <w:rStyle w:val="VerbatimChar"/>
-        </w:rPr>
-        <w:t xml:space="preserve">tieredcache</w:t>
-      </w:r>
-      <w:r>
-        <w:t xml:space="preserve"> </w:t>
-      </w:r>
-      <w:r>
-        <w:t xml:space="preserve">— hot(memory)/warm(NVMe)/cold(SSD) tiered cache with injected backends + injected clock, idle-demotion + promotion, and per-tier hit stats (HXC-1418).</w:t>
-      </w:r>
-    </w:p>
-    <w:p>
-      <w:pPr>
-        <w:pStyle w:val="Compact"/>
-        <w:numPr>
-          <w:ilvl w:val="2"/>
-          <w:numId w:val="1013"/>
-        </w:numPr>
-      </w:pPr>
-      <w:r>
-        <w:rPr>
-          <w:rStyle w:val="VerbatimChar"/>
-        </w:rPr>
-        <w:t xml:space="preserve">smartrouter</w:t>
-      </w:r>
-      <w:r>
-        <w:t xml:space="preserve"> </w:t>
-      </w:r>
-      <w:r>
-        <w:t xml:space="preserve">— intelligent ModelRouter (latency/throughput/cost/TEE/balanced) that always excludes unhealthy models, with a typed no-eligible-model error (HXC-1539).</w:t>
-      </w:r>
-    </w:p>
-    <w:p>
-      <w:pPr>
-        <w:pStyle w:val="Compact"/>
-        <w:numPr>
-          <w:ilvl w:val="2"/>
-          <w:numId w:val="1013"/>
-        </w:numPr>
-      </w:pPr>
-      <w:r>
-        <w:rPr>
-          <w:rStyle w:val="VerbatimChar"/>
-        </w:rPr>
-        <w:t xml:space="preserve">epochresolve</w:t>
-      </w:r>
-      <w:r>
-        <w:t xml:space="preserve"> </w:t>
-      </w:r>
-      <w:r>
-        <w:t xml:space="preserve">— config-epoch failover slot-ownership conflict resolution (highest-epoch wins, deterministic lexicographic equal-epoch tiebreak, order-independent convergence) (HXC-1397).</w:t>
-      </w:r>
-    </w:p>
-    <w:p>
-      <w:pPr>
-        <w:pStyle w:val="Compact"/>
-        <w:numPr>
-          <w:ilvl w:val="2"/>
-          <w:numId w:val="1013"/>
-        </w:numPr>
-      </w:pPr>
-      <w:r>
-        <w:rPr>
-          <w:rStyle w:val="VerbatimChar"/>
-        </w:rPr>
-        <w:t xml:space="preserve">balancemonitor</w:t>
-      </w:r>
-      <w:r>
-        <w:t xml:space="preserve"> </w:t>
-      </w:r>
-      <w:r>
-        <w:t xml:space="preserve">— USD account-balance monitor with a strict low-balance floor warning, over HTTP with</w:t>
-      </w:r>
-      <w:r>
-        <w:t xml:space="preserve"> </w:t>
-      </w:r>
-      <w:r>
-        <w:rPr>
-          <w:rStyle w:val="VerbatimChar"/>
-        </w:rPr>
-        <w:t xml:space="preserve">Authorization: Bearer</w:t>
-      </w:r>
-      <w:r>
-        <w:t xml:space="preserve"> </w:t>
-      </w:r>
-      <w:r>
-        <w:t xml:space="preserve">(HXC-1512).</w:t>
-      </w:r>
-    </w:p>
-    <w:p>
-      <w:pPr>
-        <w:pStyle w:val="Compact"/>
-        <w:numPr>
-          <w:ilvl w:val="2"/>
-          <w:numId w:val="1013"/>
-        </w:numPr>
-      </w:pPr>
-      <w:r>
-        <w:rPr>
-          <w:rStyle w:val="VerbatimChar"/>
-        </w:rPr>
-        <w:t xml:space="preserve">scan</w:t>
-      </w:r>
-      <w:r>
-        <w:t xml:space="preserve"> </w:t>
-      </w:r>
-      <w:r>
-        <w:t xml:space="preserve">— Oracle-SCAN-style stable virtual client endpoint: least-loaded healthy-backend routing with a membership-stable name and injected clock (HXC-1403).</w:t>
-      </w:r>
-    </w:p>
-    <w:p>
-      <w:pPr>
-        <w:pStyle w:val="Compact"/>
-        <w:numPr>
-          <w:ilvl w:val="2"/>
-          <w:numId w:val="1013"/>
-        </w:numPr>
-      </w:pPr>
-      <w:r>
-        <w:rPr>
-          <w:rStyle w:val="VerbatimChar"/>
-        </w:rPr>
-        <w:t xml:space="preserve">llmfailover</w:t>
-      </w:r>
-      <w:r>
-        <w:t xml:space="preserve"> </w:t>
-      </w:r>
-      <w:r>
-        <w:t xml:space="preserve">— error-classified LLM failover taxonomy (deterministic per-class fallback paths) plus a sandbox scheduling-hint contract (HXC-1600).</w:t>
-      </w:r>
-    </w:p>
-    <w:p>
-      <w:pPr>
-        <w:pStyle w:val="Compact"/>
-        <w:numPr>
-          <w:ilvl w:val="2"/>
-          <w:numId w:val="1013"/>
-        </w:numPr>
-      </w:pPr>
-      <w:r>
-        <w:rPr>
-          <w:rStyle w:val="VerbatimChar"/>
-        </w:rPr>
-        <w:t xml:space="preserve">llmadapter</w:t>
-      </w:r>
-      <w:r>
-        <w:t xml:space="preserve"> </w:t>
-      </w:r>
-      <w:r>
-        <w:t xml:space="preserve">— Claude Messages / OpenAI Responses-API request and response shape adapters to OpenAI chat-completions, preserving tool-call order (HXC-1599).</w:t>
-      </w:r>
-    </w:p>
-    <w:p>
-      <w:pPr>
-        <w:pStyle w:val="Compact"/>
-        <w:numPr>
-          <w:ilvl w:val="2"/>
-          <w:numId w:val="1013"/>
-        </w:numPr>
-      </w:pPr>
-      <w:r>
-        <w:rPr>
-          <w:rStyle w:val="VerbatimChar"/>
-        </w:rPr>
-        <w:t xml:space="preserve">deltacrdt</w:t>
-      </w:r>
-      <w:r>
-        <w:t xml:space="preserve"> </w:t>
-      </w:r>
-      <w:r>
-        <w:t xml:space="preserve">— standalone delta-state CRDTs (G-counter / PN-counter / observed-remove OR-set / LWW-map) with delta-mutators and a convergent (commutative/associative/idempotent) merge (HXC-1409).</w:t>
-      </w:r>
-    </w:p>
-    <w:p>
-      <w:pPr>
-        <w:pStyle w:val="Compact"/>
-        <w:numPr>
-          <w:ilvl w:val="2"/>
-          <w:numId w:val="1013"/>
-        </w:numPr>
-      </w:pPr>
-      <w:r>
-        <w:rPr>
-          <w:rStyle w:val="VerbatimChar"/>
-        </w:rPr>
-        <w:t xml:space="preserve">gputopo</w:t>
-      </w:r>
-      <w:r>
-        <w:t xml:space="preserve"> </w:t>
-      </w:r>
-      <w:r>
-        <w:t xml:space="preserve">— topology-aware NUMA/NVLink GPU placement scoring that prefers NVLink-connected GPU pairs and falls back to PCIe (HXC-1406).</w:t>
-      </w:r>
-    </w:p>
-    <w:p>
-      <w:pPr>
-        <w:pStyle w:val="Compact"/>
-        <w:numPr>
-          <w:ilvl w:val="2"/>
-          <w:numId w:val="1013"/>
-        </w:numPr>
-      </w:pPr>
-      <w:r>
-        <w:rPr>
-          <w:rStyle w:val="VerbatimChar"/>
-        </w:rPr>
-        <w:t xml:space="preserve">fsresidency</w:t>
-      </w:r>
-      <w:r>
-        <w:t xml:space="preserve"> </w:t>
-      </w:r>
-      <w:r>
-        <w:t xml:space="preserve">— filesystem residency challenge: per-byte-range</w:t>
-      </w:r>
-      <w:r>
-        <w:t xml:space="preserve"> </w:t>
-      </w:r>
-      <w:r>
-        <w:rPr>
-          <w:rStyle w:val="VerbatimChar"/>
-        </w:rPr>
-        <w:t xml:space="preserve">ReadAt</w:t>
-      </w:r>
-      <w:r>
-        <w:t xml:space="preserve"> </w:t>
-      </w:r>
-      <w:r>
-        <w:t xml:space="preserve">+ SHA-256 verification proving a model file is really present on disk; truncated/missing/mismatch all fail (HXC-1572).</w:t>
-      </w:r>
-    </w:p>
-    <w:p>
-      <w:pPr>
-        <w:pStyle w:val="Compact"/>
-        <w:numPr>
-          <w:ilvl w:val="2"/>
-          <w:numId w:val="1013"/>
-        </w:numPr>
-      </w:pPr>
-      <w:r>
-        <w:rPr>
-          <w:rStyle w:val="VerbatimChar"/>
-        </w:rPr>
-        <w:t xml:space="preserve">economics</w:t>
-      </w:r>
-      <w:r>
-        <w:t xml:space="preserve"> </w:t>
-      </w:r>
-      <w:r>
-        <w:t xml:space="preserve">—</w:t>
-      </w:r>
-      <w:r>
-        <w:t xml:space="preserve"> </w:t>
-      </w:r>
-      <w:r>
-        <w:rPr>
-          <w:rStyle w:val="VerbatimChar"/>
-        </w:rPr>
-        <w:t xml:space="preserve">RewardDistributor</w:t>
-      </w:r>
-      <w:r>
-        <w:t xml:space="preserve"> </w:t>
-      </w:r>
-      <w:r>
-        <w:t xml:space="preserve">multi-token distribution with treasury/reinvest splits and a conservation invariant (</w:t>
-      </w:r>
-      <w:r>
-        <w:rPr>
-          <w:rStyle w:val="VerbatimChar"/>
-        </w:rPr>
-        <w:t xml:space="preserve">sum(ledger)+treasury+reinvest == total</w:t>
-      </w:r>
-      <w:r>
-        <w:t xml:space="preserve">), plus</w:t>
-      </w:r>
-      <w:r>
-        <w:t xml:space="preserve"> </w:t>
-      </w:r>
-      <w:r>
-        <w:rPr>
-          <w:rStyle w:val="VerbatimChar"/>
-        </w:rPr>
-        <w:t xml:space="preserve">GetParticipantROI</w:t>
-      </w:r>
-      <w:r>
-        <w:t xml:space="preserve"> </w:t>
-      </w:r>
-      <w:r>
-        <w:t xml:space="preserve">(ROI% + break-even days, typed unknown-participant error) (HXC-1460, HXC-1461).</w:t>
-      </w:r>
-    </w:p>
-    <w:p>
-      <w:pPr>
-        <w:pStyle w:val="Compact"/>
-        <w:numPr>
-          <w:ilvl w:val="2"/>
-          <w:numId w:val="1013"/>
-        </w:numPr>
-      </w:pPr>
-      <w:r>
-        <w:rPr>
-          <w:rStyle w:val="VerbatimChar"/>
-        </w:rPr>
-        <w:t xml:space="preserve">revenueopt</w:t>
-      </w:r>
-      <w:r>
-        <w:t xml:space="preserve"> </w:t>
-      </w:r>
-      <w:r>
-        <w:t xml:space="preserve">—</w:t>
-      </w:r>
-      <w:r>
-        <w:t xml:space="preserve"> </w:t>
-      </w:r>
-      <w:r>
-        <w:rPr>
-          <w:rStyle w:val="VerbatimChar"/>
-        </w:rPr>
-        <w:t xml:space="preserve">RevenueOptimizer.OptimizeAllocation</w:t>
-      </w:r>
-      <w:r>
-        <w:t xml:space="preserve"> </w:t>
-      </w:r>
-      <w:r>
-        <w:t xml:space="preserve">greedy GPU→marketplace assignment maximising expected revenue, with a TEE→Chutes revenue bias; self-contained types (HXC-1456).</w:t>
-      </w:r>
-    </w:p>
-    <w:p>
-      <w:pPr>
-        <w:pStyle w:val="Compact"/>
-        <w:numPr>
-          <w:ilvl w:val="2"/>
-          <w:numId w:val="1013"/>
-        </w:numPr>
-      </w:pPr>
-      <w:r>
-        <w:rPr>
-          <w:rStyle w:val="VerbatimChar"/>
-        </w:rPr>
-        <w:t xml:space="preserve">exportcontrol</w:t>
-      </w:r>
-      <w:r>
-        <w:t xml:space="preserve"> </w:t>
-      </w:r>
-      <w:r>
-        <w:t xml:space="preserve">— export-control / country-code KYC gate: a controlled GPU (</w:t>
-      </w:r>
-      <w:r>
-        <w:rPr>
-          <w:rStyle w:val="VerbatimChar"/>
-        </w:rPr>
-        <w:t xml:space="preserve">H100</w:t>
-      </w:r>
-      <w:r>
-        <w:t xml:space="preserve">/</w:t>
-      </w:r>
-      <w:r>
-        <w:rPr>
-          <w:rStyle w:val="VerbatimChar"/>
-        </w:rPr>
-        <w:t xml:space="preserve">A100</w:t>
-      </w:r>
-      <w:r>
-        <w:t xml:space="preserve">) from a Tier-3 (embargoed) or unknown jurisdiction is rejected with</w:t>
-      </w:r>
-      <w:r>
-        <w:t xml:space="preserve"> </w:t>
-      </w:r>
-      <w:r>
-        <w:rPr>
-          <w:rStyle w:val="VerbatimChar"/>
-        </w:rPr>
-        <w:t xml:space="preserve">ErrExportDenied</w:t>
-      </w:r>
-      <w:r>
-        <w:t xml:space="preserve">; Tier-1 is allowed (HXC-1482).</w:t>
-      </w:r>
-    </w:p>
-    <w:p>
-      <w:pPr>
-        <w:pStyle w:val="Compact"/>
-        <w:numPr>
-          <w:ilvl w:val="2"/>
-          <w:numId w:val="1013"/>
-        </w:numPr>
-      </w:pPr>
-      <w:r>
-        <w:rPr>
-          <w:rStyle w:val="VerbatimChar"/>
-        </w:rPr>
-        <w:t xml:space="preserve">devicecatalog</w:t>
-      </w:r>
-      <w:r>
-        <w:t xml:space="preserve"> </w:t>
-      </w:r>
-      <w:r>
-        <w:t xml:space="preserve">— machine-readable 64-device taxonomy with case-insensitive substring</w:t>
-      </w:r>
-      <w:r>
-        <w:t xml:space="preserve"> </w:t>
-      </w:r>
-      <w:r>
-        <w:rPr>
-          <w:rStyle w:val="VerbatimChar"/>
-        </w:rPr>
-        <w:t xml:space="preserve">Lookup</w:t>
-      </w:r>
-      <w:r>
-        <w:t xml:space="preserve"> </w:t>
-      </w:r>
-      <w:r>
-        <w:t xml:space="preserve">resolving a discovered CPU model (e.g. </w:t>
-      </w:r>
-      <w:r>
-        <w:rPr>
-          <w:rStyle w:val="VerbatimChar"/>
-        </w:rPr>
-        <w:t xml:space="preserve">Rockchip RK3588</w:t>
-      </w:r>
-      <w:r>
-        <w:t xml:space="preserve">) to its tier / trust-level / compute-class (HXC-1331).</w:t>
-      </w:r>
-    </w:p>
-    <w:p>
-      <w:pPr>
-        <w:pStyle w:val="Compact"/>
-        <w:numPr>
-          <w:ilvl w:val="2"/>
-          <w:numId w:val="1013"/>
-        </w:numPr>
-      </w:pPr>
-      <w:r>
-        <w:rPr>
-          <w:rStyle w:val="VerbatimChar"/>
-        </w:rPr>
-        <w:t xml:space="preserve">compliancedoc</w:t>
-      </w:r>
-      <w:r>
-        <w:t xml:space="preserve"> </w:t>
-      </w:r>
-      <w:r>
-        <w:t xml:space="preserve">— EU AI Act compliance-documentation pipeline: generates a model card + technical-documentation artifact from attestation-log records, with a SHA-256 provenance hash bound to the actual record content (HXC-1481).</w:t>
-      </w:r>
-    </w:p>
-    <w:p>
-      <w:pPr>
-        <w:pStyle w:val="Compact"/>
-        <w:numPr>
-          <w:ilvl w:val="2"/>
-          <w:numId w:val="1013"/>
-        </w:numPr>
-      </w:pPr>
-      <w:r>
-        <w:rPr>
-          <w:rStyle w:val="VerbatimChar"/>
-        </w:rPr>
-        <w:t xml:space="preserve">hybridkex</w:t>
-      </w:r>
-      <w:r>
-        <w:t xml:space="preserve"> </w:t>
-      </w:r>
-      <w:r>
-        <w:t xml:space="preserve">— hybrid post-quantum key exchange combining X25519 (</w:t>
-      </w:r>
-      <w:r>
-        <w:rPr>
-          <w:rStyle w:val="VerbatimChar"/>
-        </w:rPr>
-        <w:t xml:space="preserve">crypto/ecdh</w:t>
-      </w:r>
-      <w:r>
-        <w:t xml:space="preserve">) and ML-KEM-768 (</w:t>
-      </w:r>
-      <w:r>
-        <w:rPr>
-          <w:rStyle w:val="VerbatimChar"/>
-        </w:rPr>
-        <w:t xml:space="preserve">crypto/mlkem</w:t>
-      </w:r>
-      <w:r>
-        <w:t xml:space="preserve">) shared secrets via HKDF-SHA256 (group</w:t>
-      </w:r>
-      <w:r>
-        <w:t xml:space="preserve"> </w:t>
-      </w:r>
-      <w:r>
-        <w:rPr>
-          <w:rStyle w:val="VerbatimChar"/>
-        </w:rPr>
-        <w:t xml:space="preserve">X25519MLKEM768</w:t>
-      </w:r>
-      <w:r>
-        <w:t xml:space="preserve">); a tampered ML-KEM ciphertext yields a non-matching key (HXC-1476).</w:t>
-      </w:r>
-    </w:p>
-    <w:p>
-      <w:pPr>
-        <w:pStyle w:val="Compact"/>
-        <w:numPr>
-          <w:ilvl w:val="2"/>
-          <w:numId w:val="1013"/>
-        </w:numPr>
-      </w:pPr>
-      <w:r>
-        <w:rPr>
-          <w:rStyle w:val="VerbatimChar"/>
-        </w:rPr>
-        <w:t xml:space="preserve">carbonsched</w:t>
-      </w:r>
-      <w:r>
-        <w:t xml:space="preserve"> </w:t>
-      </w:r>
-      <w:r>
-        <w:t xml:space="preserve">— carbon-aware job placement: chooses the lowest-carbon-intensity latency-eligible region (deterministic name tiebreak) with per-job kWh / gCO2 metering (HXC-1480).</w:t>
-      </w:r>
-    </w:p>
-    <w:p>
-      <w:pPr>
-        <w:pStyle w:val="Compact"/>
-        <w:numPr>
-          <w:ilvl w:val="2"/>
-          <w:numId w:val="1013"/>
-        </w:numPr>
-      </w:pPr>
-      <w:r>
-        <w:rPr>
-          <w:rStyle w:val="VerbatimChar"/>
-        </w:rPr>
-        <w:t xml:space="preserve">gpuattest</w:t>
-      </w:r>
-      <w:r>
-        <w:t xml:space="preserve"> </w:t>
-      </w:r>
-      <w:r>
-        <w:t xml:space="preserve">(additive</w:t>
-      </w:r>
-      <w:r>
-        <w:t xml:space="preserve"> </w:t>
-      </w:r>
-      <w:r>
-        <w:rPr>
-          <w:rStyle w:val="VerbatimChar"/>
-        </w:rPr>
-        <w:t xml:space="preserve">multigpu.go</w:t>
-      </w:r>
-      <w:r>
-        <w:t xml:space="preserve">) — multi-GPU node enumeration: an N-GPU node descriptor yields N distinct, independently-verifiable per-device attestation proofs keyed by GPU UUID; rejects duplicate/empty descriptors (HXC-1573).</w:t>
-      </w:r>
-    </w:p>
-    <w:p>
-      <w:pPr>
-        <w:pStyle w:val="Compact"/>
-        <w:numPr>
-          <w:ilvl w:val="2"/>
-          <w:numId w:val="1013"/>
-        </w:numPr>
-      </w:pPr>
-      <w:r>
-        <w:rPr>
-          <w:rStyle w:val="VerbatimChar"/>
-        </w:rPr>
-        <w:t xml:space="preserve">workloadrouter</w:t>
-      </w:r>
-      <w:r>
-        <w:t xml:space="preserve"> </w:t>
-      </w:r>
-      <w:r>
-        <w:t xml:space="preserve">—</w:t>
-      </w:r>
-      <w:r>
-        <w:t xml:space="preserve"> </w:t>
-      </w:r>
-      <w:r>
-        <w:rPr>
-          <w:rStyle w:val="VerbatimChar"/>
-        </w:rPr>
-        <w:t xml:space="preserve">UnifiedManager.RouteWorkload</w:t>
-      </w:r>
-      <w:r>
-        <w:t xml:space="preserve">: concurrent per-marketplace price probes + a weighted composite score (inverse price/latency, health) with a TEE multiplier that re-ranks confidential offers when the workload requires a TEE (HXC-1455).</w:t>
-      </w:r>
-    </w:p>
-    <w:p>
-      <w:pPr>
-        <w:pStyle w:val="Compact"/>
-        <w:numPr>
-          <w:ilvl w:val="2"/>
-          <w:numId w:val="1013"/>
-        </w:numPr>
-      </w:pPr>
-      <w:r>
-        <w:rPr>
-          <w:rStyle w:val="VerbatimChar"/>
-        </w:rPr>
-        <w:t xml:space="preserve">metrics</w:t>
-      </w:r>
-      <w:r>
-        <w:t xml:space="preserve"> </w:t>
-      </w:r>
-      <w:r>
-        <w:t xml:space="preserve">(additive</w:t>
-      </w:r>
-      <w:r>
-        <w:t xml:space="preserve"> </w:t>
-      </w:r>
-      <w:r>
-        <w:rPr>
-          <w:rStyle w:val="VerbatimChar"/>
-        </w:rPr>
-        <w:t xml:space="preserve">tiermetrics.go</w:t>
-      </w:r>
-      <w:r>
-        <w:t xml:space="preserve">) —</w:t>
-      </w:r>
-      <w:r>
-        <w:t xml:space="preserve"> </w:t>
-      </w:r>
-      <w:r>
-        <w:rPr>
-          <w:rStyle w:val="VerbatimChar"/>
-        </w:rPr>
-        <w:t xml:space="preserve">TierMetrics</w:t>
-      </w:r>
-      <w:r>
-        <w:t xml:space="preserve"> </w:t>
-      </w:r>
-      <w:r>
-        <w:t xml:space="preserve">exposes</w:t>
-      </w:r>
-      <w:r>
-        <w:t xml:space="preserve"> </w:t>
-      </w:r>
-      <w:r>
-        <w:rPr>
-          <w:rStyle w:val="VerbatimChar"/>
-        </w:rPr>
-        <w:t xml:space="preserve">gpu_tier_utilization</w:t>
-      </w:r>
-      <w:r>
-        <w:t xml:space="preserve">,</w:t>
-      </w:r>
-      <w:r>
-        <w:t xml:space="preserve"> </w:t>
-      </w:r>
-      <w:r>
-        <w:rPr>
-          <w:rStyle w:val="VerbatimChar"/>
-        </w:rPr>
-        <w:t xml:space="preserve">gpu_cost_per_hour</w:t>
-      </w:r>
-      <w:r>
-        <w:t xml:space="preserve">, and</w:t>
-      </w:r>
-      <w:r>
-        <w:t xml:space="preserve"> </w:t>
-      </w:r>
-      <w:r>
-        <w:rPr>
-          <w:rStyle w:val="VerbatimChar"/>
-        </w:rPr>
-        <w:t xml:space="preserve">provider_health</w:t>
-      </w:r>
-      <w:r>
-        <w:t xml:space="preserve"> </w:t>
-      </w:r>
-      <w:r>
-        <w:t xml:space="preserve">Prometheus-text series with deterministic ordering and concurrent-safe setters (HXC-1535).</w:t>
-      </w:r>
-    </w:p>
-    <w:p>
-      <w:pPr>
-        <w:pStyle w:val="Compact"/>
-        <w:numPr>
-          <w:ilvl w:val="2"/>
-          <w:numId w:val="1013"/>
-        </w:numPr>
-      </w:pPr>
-      <w:r>
-        <w:rPr>
-          <w:rStyle w:val="VerbatimChar"/>
-        </w:rPr>
-        <w:t xml:space="preserve">cmd/gpu-pool-manager</w:t>
-      </w:r>
-      <w:r>
-        <w:t xml:space="preserve"> </w:t>
-      </w:r>
-      <w:r>
-        <w:t xml:space="preserve">— GPU pool manager HTTP front-end:</w:t>
-      </w:r>
-      <w:r>
-        <w:t xml:space="preserve"> </w:t>
-      </w:r>
-      <w:r>
-        <w:rPr>
-          <w:rStyle w:val="VerbatimChar"/>
-        </w:rPr>
-        <w:t xml:space="preserve">POST /allocate</w:t>
-      </w:r>
-      <w:r>
-        <w:t xml:space="preserve"> </w:t>
-      </w:r>
-      <w:r>
-        <w:t xml:space="preserve">returns the tier-correct (lowest-tier healthy, name tiebreak) provider as JSON (</w:t>
-      </w:r>
-      <w:r>
-        <w:rPr>
-          <w:rStyle w:val="VerbatimChar"/>
-        </w:rPr>
-        <w:t xml:space="preserve">503</w:t>
-      </w:r>
-      <w:r>
-        <w:t xml:space="preserve"> </w:t>
-      </w:r>
-      <w:r>
-        <w:t xml:space="preserve">when none healthy) and</w:t>
-      </w:r>
-      <w:r>
-        <w:t xml:space="preserve"> </w:t>
-      </w:r>
-      <w:r>
-        <w:rPr>
-          <w:rStyle w:val="VerbatimChar"/>
-        </w:rPr>
-        <w:t xml:space="preserve">GET /providers</w:t>
-      </w:r>
-      <w:r>
-        <w:t xml:space="preserve"> </w:t>
-      </w:r>
-      <w:r>
-        <w:t xml:space="preserve">lists providers with health; httptest-gated, self-contained (HXC-1530).</w:t>
-      </w:r>
-    </w:p>
-    <w:p>
-      <w:pPr>
-        <w:pStyle w:val="Compact"/>
-        <w:numPr>
-          <w:ilvl w:val="2"/>
-          <w:numId w:val="1013"/>
-        </w:numPr>
-      </w:pPr>
-      <w:r>
-        <w:rPr>
-          <w:rStyle w:val="VerbatimChar"/>
-        </w:rPr>
-        <w:t xml:space="preserve">marketplaceadapter</w:t>
-      </w:r>
-      <w:r>
-        <w:t xml:space="preserve"> </w:t>
-      </w:r>
-      <w:r>
-        <w:t xml:space="preserve">—</w:t>
-      </w:r>
-      <w:r>
-        <w:t xml:space="preserve"> </w:t>
-      </w:r>
-      <w:r>
-        <w:rPr>
-          <w:rStyle w:val="VerbatimChar"/>
-        </w:rPr>
-        <w:t xml:space="preserve">MarketplaceAdapter</w:t>
-      </w:r>
-      <w:r>
-        <w:t xml:space="preserve"> </w:t>
-      </w:r>
-      <w:r>
-        <w:t xml:space="preserve">interface (</w:t>
-      </w:r>
-      <w:r>
-        <w:rPr>
-          <w:rStyle w:val="VerbatimChar"/>
-        </w:rPr>
-        <w:t xml:space="preserve">Name</w:t>
-      </w:r>
-      <w:r>
-        <w:t xml:space="preserve">/</w:t>
-      </w:r>
-      <w:r>
-        <w:rPr>
-          <w:rStyle w:val="VerbatimChar"/>
-        </w:rPr>
-        <w:t xml:space="preserve">GetCurrentPricing</w:t>
-      </w:r>
-      <w:r>
-        <w:t xml:space="preserve">/</w:t>
-      </w:r>
-      <w:r>
-        <w:rPr>
-          <w:rStyle w:val="VerbatimChar"/>
-        </w:rPr>
-        <w:t xml:space="preserve">SubmitWork</w:t>
-      </w:r>
-      <w:r>
-        <w:t xml:space="preserve">) with a</w:t>
-      </w:r>
-      <w:r>
-        <w:t xml:space="preserve"> </w:t>
-      </w:r>
-      <w:r>
-        <w:rPr>
-          <w:rStyle w:val="VerbatimChar"/>
-        </w:rPr>
-        <w:t xml:space="preserve">Name()</w:t>
-      </w:r>
-      <w:r>
-        <w:t xml:space="preserve">-keyed dispatch</w:t>
-      </w:r>
-      <w:r>
-        <w:t xml:space="preserve"> </w:t>
-      </w:r>
-      <w:r>
-        <w:rPr>
-          <w:rStyle w:val="VerbatimChar"/>
-        </w:rPr>
-        <w:t xml:space="preserve">Registry</w:t>
-      </w:r>
-      <w:r>
-        <w:t xml:space="preserve"> </w:t>
-      </w:r>
-      <w:r>
-        <w:t xml:space="preserve">and a</w:t>
-      </w:r>
-      <w:r>
-        <w:t xml:space="preserve"> </w:t>
-      </w:r>
-      <w:r>
-        <w:rPr>
-          <w:rStyle w:val="VerbatimChar"/>
-        </w:rPr>
-        <w:t xml:space="preserve">ChutesAdapter</w:t>
-      </w:r>
-      <w:r>
-        <w:t xml:space="preserve"> </w:t>
-      </w:r>
-      <w:r>
-        <w:t xml:space="preserve">over HTTP (httptest fixture, non-2xx rejected) (HXC-1454).</w:t>
-      </w:r>
-    </w:p>
-    <w:p>
-      <w:pPr>
-        <w:pStyle w:val="Compact"/>
-        <w:numPr>
-          <w:ilvl w:val="2"/>
-          <w:numId w:val="1013"/>
-        </w:numPr>
-      </w:pPr>
-      <w:r>
-        <w:rPr>
-          <w:rStyle w:val="VerbatimChar"/>
-        </w:rPr>
-        <w:t xml:space="preserve">cmd/e2ee-proxy</w:t>
-      </w:r>
-      <w:r>
-        <w:t xml:space="preserve"> </w:t>
-      </w:r>
-      <w:r>
-        <w:t xml:space="preserve">— transparent ML-KEM-768 (</w:t>
-      </w:r>
-      <w:r>
-        <w:rPr>
-          <w:rStyle w:val="VerbatimChar"/>
-        </w:rPr>
-        <w:t xml:space="preserve">crypto/mlkem</w:t>
-      </w:r>
-      <w:r>
-        <w:t xml:space="preserve">) + AES-256-GCM encrypting proxy:</w:t>
-      </w:r>
-      <w:r>
-        <w:t xml:space="preserve"> </w:t>
-      </w:r>
-      <w:r>
-        <w:rPr>
-          <w:rStyle w:val="VerbatimChar"/>
-        </w:rPr>
-        <w:t xml:space="preserve">EncryptingTransport</w:t>
-      </w:r>
-      <w:r>
-        <w:t xml:space="preserve"> </w:t>
-      </w:r>
-      <w:r>
-        <w:t xml:space="preserve">seals request bodies and</w:t>
-      </w:r>
-      <w:r>
-        <w:t xml:space="preserve"> </w:t>
-      </w:r>
-      <w:r>
-        <w:rPr>
-          <w:rStyle w:val="VerbatimChar"/>
-        </w:rPr>
-        <w:t xml:space="preserve">DecryptingHandler</w:t>
-      </w:r>
-      <w:r>
-        <w:t xml:space="preserve"> </w:t>
-      </w:r>
-      <w:r>
-        <w:t xml:space="preserve">opens them, so the on-wire payload between proxy and upstream is ciphertext-only while the client receives the correct plaintext; tampered ciphertext is rejected (HXC-1532).</w:t>
-      </w:r>
-    </w:p>
-    <w:p>
-      <w:pPr>
-        <w:pStyle w:val="Compact"/>
-        <w:numPr>
-          <w:ilvl w:val="2"/>
-          <w:numId w:val="1013"/>
-        </w:numPr>
-      </w:pPr>
-      <w:r>
-        <w:rPr>
-          <w:rStyle w:val="VerbatimChar"/>
-        </w:rPr>
-        <w:t xml:space="preserve">e2eebench</w:t>
-      </w:r>
-      <w:r>
-        <w:t xml:space="preserve"> </w:t>
-      </w:r>
-      <w:r>
-        <w:t xml:space="preserve">—</w:t>
-      </w:r>
-      <w:r>
-        <w:t xml:space="preserve"> </w:t>
-      </w:r>
-      <w:r>
-        <w:rPr>
-          <w:rStyle w:val="VerbatimChar"/>
-        </w:rPr>
-        <w:t xml:space="preserve">MeasureHandshakeLatency</w:t>
-      </w:r>
-      <w:r>
-        <w:t xml:space="preserve"> </w:t>
-      </w:r>
-      <w:r>
-        <w:t xml:space="preserve">benchmarks the</w:t>
-      </w:r>
-      <w:r>
-        <w:t xml:space="preserve"> </w:t>
-      </w:r>
-      <w:r>
-        <w:rPr>
-          <w:rStyle w:val="VerbatimChar"/>
-        </w:rPr>
-        <w:t xml:space="preserve">hybridkex</w:t>
-      </w:r>
-      <w:r>
-        <w:t xml:space="preserve"> </w:t>
-      </w:r>
-      <w:r>
-        <w:t xml:space="preserve">full handshake (median + P95), proving median &lt; 1ms on host and enforcing per-iteration key agreement (</w:t>
-      </w:r>
-      <w:r>
-        <w:rPr>
-          <w:rStyle w:val="VerbatimChar"/>
-        </w:rPr>
-        <w:t xml:space="preserve">ErrKeyDisagreement</w:t>
-      </w:r>
-      <w:r>
-        <w:t xml:space="preserve">) (HXC-1556).</w:t>
-      </w:r>
-    </w:p>
-    <w:p>
-      <w:pPr>
-        <w:pStyle w:val="Compact"/>
-        <w:numPr>
-          <w:ilvl w:val="2"/>
-          <w:numId w:val="1013"/>
-        </w:numPr>
-      </w:pPr>
-      <w:r>
-        <w:rPr>
-          <w:rStyle w:val="VerbatimChar"/>
-        </w:rPr>
-        <w:t xml:space="preserve">archlint</w:t>
-      </w:r>
-      <w:r>
-        <w:t xml:space="preserve"> </w:t>
-      </w:r>
-      <w:r>
-        <w:t xml:space="preserve">+</w:t>
-      </w:r>
-      <w:r>
-        <w:t xml:space="preserve"> </w:t>
-      </w:r>
-      <w:r>
-        <w:rPr>
-          <w:rStyle w:val="VerbatimChar"/>
-        </w:rPr>
-        <w:t xml:space="preserve">docs/ARCHITECTURE.md</w:t>
-      </w:r>
-      <w:r>
-        <w:t xml:space="preserve"> </w:t>
-      </w:r>
-      <w:r>
-        <w:t xml:space="preserve">— the hardened L0–L7 architecture diagram and component map, mechanically enforced:</w:t>
-      </w:r>
-      <w:r>
-        <w:t xml:space="preserve"> </w:t>
-      </w:r>
-      <w:r>
-        <w:rPr>
-          <w:rStyle w:val="VerbatimChar"/>
-        </w:rPr>
-        <w:t xml:space="preserve">archlint</w:t>
-      </w:r>
-      <w:r>
-        <w:t xml:space="preserve"> </w:t>
-      </w:r>
-      <w:r>
-        <w:t xml:space="preserve">parses the component-map table and fails the build if any documented component maps to a package path that does not exist on disk (HXC-1424).</w:t>
-      </w:r>
-    </w:p>
-    <w:p>
-      <w:pPr>
-        <w:pStyle w:val="Compact"/>
-        <w:numPr>
-          <w:ilvl w:val="1"/>
-          <w:numId w:val="1012"/>
-        </w:numPr>
-      </w:pPr>
-      <w:r>
-        <w:t xml:space="preserve">Wave 67 (5 units, subagent-driven, 5 parallel streams in disjoint packages):</w:t>
       </w:r>
     </w:p>
     <w:p>
@@ -4767,7 +3491,7 @@
         <w:rPr>
           <w:rStyle w:val="VerbatimChar"/>
         </w:rPr>
-        <w:t xml:space="preserve">multiraft</w:t>
+        <w:t xml:space="preserve">bursthysteresis</w:t>
       </w:r>
       <w:r>
         <w:t xml:space="preserve"> </w:t>
@@ -4782,55 +3506,13 @@
         <w:rPr>
           <w:rStyle w:val="VerbatimChar"/>
         </w:rPr>
-        <w:t xml:space="preserve">MultiRaftManager</w:t>
-      </w:r>
-      <w:r>
-        <w:t xml:space="preserve"> </w:t>
-      </w:r>
-      <w:r>
-        <w:t xml:space="preserve">partitioning cluster state into independent per-shard</w:t>
-      </w:r>
-      <w:r>
-        <w:t xml:space="preserve"> </w:t>
-      </w:r>
-      <w:r>
-        <w:rPr>
-          <w:rStyle w:val="VerbatimChar"/>
-        </w:rPr>
-        <w:t xml:space="preserve">go.etcd.io/raft/v3</w:t>
-      </w:r>
-      <w:r>
-        <w:t xml:space="preserve"> </w:t>
-      </w:r>
-      <w:r>
-        <w:t xml:space="preserve">groups, each electing its own leader and committing independently via per-shard</w:t>
-      </w:r>
-      <w:r>
-        <w:t xml:space="preserve"> </w:t>
-      </w:r>
-      <w:r>
-        <w:rPr>
-          <w:rStyle w:val="VerbatimChar"/>
-        </w:rPr>
-        <w:t xml:space="preserve">Propose</w:t>
-      </w:r>
-      <w:r>
-        <w:t xml:space="preserve"> </w:t>
-      </w:r>
-      <w:r>
-        <w:t xml:space="preserve">routing over an in-process</w:t>
-      </w:r>
-      <w:r>
-        <w:t xml:space="preserve"> </w:t>
-      </w:r>
-      <w:r>
-        <w:rPr>
-          <w:rStyle w:val="VerbatimChar"/>
-        </w:rPr>
-        <w:t xml:space="preserve">RaftTransport</w:t>
-      </w:r>
-      <w:r>
-        <w:t xml:space="preserve">; write throughput scales with shard count and a shard re-elects on leader loss while others keep committing (HXC-1387).</w:t>
+        <w:t xml:space="preserve">BurstController</w:t>
+      </w:r>
+      <w:r>
+        <w:t xml:space="preserve"> </w:t>
+      </w:r>
+      <w:r>
+        <w:t xml:space="preserve">with a MONITOR→SPILL→RECOVER two-threshold hysteresis dead-band (HXC-1504).</w:t>
       </w:r>
     </w:p>
     <w:p>
@@ -4845,58 +3527,13 @@
         <w:rPr>
           <w:rStyle w:val="VerbatimChar"/>
         </w:rPr>
-        <w:t xml:space="preserve">stonith</w:t>
-      </w:r>
-      <w:r>
-        <w:t xml:space="preserve"> </w:t>
-      </w:r>
-      <w:r>
-        <w:t xml:space="preserve">— STONITH fencing: a</w:t>
-      </w:r>
-      <w:r>
-        <w:t xml:space="preserve"> </w:t>
-      </w:r>
-      <w:r>
-        <w:rPr>
-          <w:rStyle w:val="VerbatimChar"/>
-        </w:rPr>
-        <w:t xml:space="preserve">FencingAgent</w:t>
-      </w:r>
-      <w:r>
-        <w:t xml:space="preserve"> </w:t>
-      </w:r>
-      <w:r>
-        <w:t xml:space="preserve">interface with IPMI / AWS-EC2 / Azure-ARM / SBD-shared-disk / NoOp drivers and a</w:t>
-      </w:r>
-      <w:r>
-        <w:t xml:space="preserve"> </w:t>
-      </w:r>
-      <w:r>
-        <w:rPr>
-          <w:rStyle w:val="VerbatimChar"/>
-        </w:rPr>
-        <w:t xml:space="preserve">MultiLevelFencer</w:t>
-      </w:r>
-      <w:r>
-        <w:t xml:space="preserve"> </w:t>
-      </w:r>
-      <w:r>
-        <w:t xml:space="preserve">multi-level fallback, with sink-side fence confirmation; the IPMI real-binary path is an honest SKIP-with-reason when</w:t>
-      </w:r>
-      <w:r>
-        <w:t xml:space="preserve"> </w:t>
-      </w:r>
-      <w:r>
-        <w:rPr>
-          <w:rStyle w:val="VerbatimChar"/>
-        </w:rPr>
-        <w:t xml:space="preserve">ipmitool</w:t>
-      </w:r>
-      <w:r>
-        <w:t xml:space="preserve"> </w:t>
-      </w:r>
-      <w:r>
-        <w:t xml:space="preserve">is absent (HXC-1401).</w:t>
+        <w:t xml:space="preserve">providerchain</w:t>
+      </w:r>
+      <w:r>
+        <w:t xml:space="preserve"> </w:t>
+      </w:r>
+      <w:r>
+        <w:t xml:space="preserve">— ordered multi-tier provider fallback cascade with retriable/terminal error classification and injected-clock failover SLA (HXC-1508).</w:t>
       </w:r>
     </w:p>
     <w:p>
@@ -4911,13 +3548,55 @@
         <w:rPr>
           <w:rStyle w:val="VerbatimChar"/>
         </w:rPr>
-        <w:t xml:space="preserve">deviceplugin</w:t>
-      </w:r>
-      <w:r>
-        <w:t xml:space="preserve"> </w:t>
-      </w:r>
-      <w:r>
-        <w:t xml:space="preserve">— Nomad/K8s-style gRPC device-plugin / GRES fingerprinting framework over real gRPC: plugins register full device fingerprints, the registry parses GRES descriptors, atomically applies fingerprints, allocates by request, and rejects oversubscription (HXC-1407).</w:t>
+        <w:t xml:space="preserve">gpucatalog</w:t>
+      </w:r>
+      <w:r>
+        <w:t xml:space="preserve"> </w:t>
+      </w:r>
+      <w:r>
+        <w:t xml:space="preserve">—</w:t>
+      </w:r>
+      <w:r>
+        <w:t xml:space="preserve"> </w:t>
+      </w:r>
+      <w:r>
+        <w:rPr>
+          <w:rStyle w:val="VerbatimChar"/>
+        </w:rPr>
+        <w:t xml:space="preserve">SUPPORTED_GPUS</w:t>
+      </w:r>
+      <w:r>
+        <w:t xml:space="preserve"> </w:t>
+      </w:r>
+      <w:r>
+        <w:t xml:space="preserve">compute-multiplier catalog,</w:t>
+      </w:r>
+      <w:r>
+        <w:t xml:space="preserve"> </w:t>
+      </w:r>
+      <w:r>
+        <w:rPr>
+          <w:rStyle w:val="VerbatimChar"/>
+        </w:rPr>
+        <w:t xml:space="preserve">LookupMultiplier</w:t>
+      </w:r>
+      <w:r>
+        <w:t xml:space="preserve">, and attestation-aware</w:t>
+      </w:r>
+      <w:r>
+        <w:t xml:space="preserve"> </w:t>
+      </w:r>
+      <w:r>
+        <w:rPr>
+          <w:rStyle w:val="VerbatimChar"/>
+        </w:rPr>
+        <w:t xml:space="preserve">Score</w:t>
+      </w:r>
+      <w:r>
+        <w:t xml:space="preserve"> </w:t>
+      </w:r>
+      <w:r>
+        <w:t xml:space="preserve">(attested above un-attested) (HXC-1592).</w:t>
       </w:r>
     </w:p>
     <w:p>
@@ -4932,70 +3611,28 @@
         <w:rPr>
           <w:rStyle w:val="VerbatimChar"/>
         </w:rPr>
-        <w:t xml:space="preserve">internal/gpu</w:t>
-      </w:r>
-      <w:r>
-        <w:t xml:space="preserve"> </w:t>
-      </w:r>
-      <w:r>
-        <w:t xml:space="preserve">(additive</w:t>
-      </w:r>
-      <w:r>
-        <w:t xml:space="preserve"> </w:t>
-      </w:r>
-      <w:r>
-        <w:rPr>
-          <w:rStyle w:val="VerbatimChar"/>
-        </w:rPr>
-        <w:t xml:space="preserve">manager_helixpow.go</w:t>
-      </w:r>
-      <w:r>
-        <w:t xml:space="preserve">) — dual-workload capacity reservation:</w:t>
-      </w:r>
-      <w:r>
-        <w:t xml:space="preserve"> </w:t>
-      </w:r>
-      <w:r>
-        <w:rPr>
-          <w:rStyle w:val="VerbatimChar"/>
-        </w:rPr>
-        <w:t xml:space="preserve">ReserveForHelixPoW(fraction)</w:t>
-      </w:r>
-      <w:r>
-        <w:t xml:space="preserve"> </w:t>
-      </w:r>
-      <w:r>
-        <w:t xml:space="preserve">+</w:t>
-      </w:r>
-      <w:r>
-        <w:t xml:space="preserve"> </w:t>
-      </w:r>
-      <w:r>
-        <w:rPr>
-          <w:rStyle w:val="VerbatimChar"/>
-        </w:rPr>
-        <w:t xml:space="preserve">ChutesCapacity()</w:t>
-      </w:r>
-      <w:r>
-        <w:t xml:space="preserve"> </w:t>
-      </w:r>
-      <w:r>
-        <w:t xml:space="preserve">reporting only the non-reserved remainder, with a strict</w:t>
-      </w:r>
-      <w:r>
-        <w:t xml:space="preserve"> </w:t>
-      </w:r>
-      <w:r>
-        <w:rPr>
-          <w:rStyle w:val="VerbatimChar"/>
-        </w:rPr>
-        <w:t xml:space="preserve">&gt;0.80</w:t>
-      </w:r>
-      <w:r>
-        <w:t xml:space="preserve"> </w:t>
-      </w:r>
-      <w:r>
-        <w:t xml:space="preserve">Helix-load Gepetto starvation guard that zeroes Chutes capacity (HXC-1447).</w:t>
+        <w:t xml:space="preserve">gravaladmit</w:t>
+      </w:r>
+      <w:r>
+        <w:t xml:space="preserve"> </w:t>
+      </w:r>
+      <w:r>
+        <w:t xml:space="preserve">— HMAC-SHA256 GraVal challenge-response provider admission gate with single-use nonce and</w:t>
+      </w:r>
+      <w:r>
+        <w:t xml:space="preserve"> </w:t>
+      </w:r>
+      <w:r>
+        <w:rPr>
+          <w:rStyle w:val="VerbatimChar"/>
+        </w:rPr>
+        <w:t xml:space="preserve">graval.verified</w:t>
+      </w:r>
+      <w:r>
+        <w:t xml:space="preserve"> </w:t>
+      </w:r>
+      <w:r>
+        <w:t xml:space="preserve">label (HXC-1523).</w:t>
       </w:r>
     </w:p>
     <w:p>
@@ -5010,7 +3647,736 @@
         <w:rPr>
           <w:rStyle w:val="VerbatimChar"/>
         </w:rPr>
-        <w:t xml:space="preserve">chutes</w:t>
+        <w:t xml:space="preserve">modelrouter</w:t>
+      </w:r>
+      <w:r>
+        <w:t xml:space="preserve"> </w:t>
+      </w:r>
+      <w:r>
+        <w:t xml:space="preserve">— strategy-to-default-model resolution (latency/throughput/quality/cost) with a typed unknown-strategy error (HXC-1430).</w:t>
+      </w:r>
+    </w:p>
+    <w:p>
+      <w:pPr>
+        <w:pStyle w:val="Compact"/>
+        <w:numPr>
+          <w:ilvl w:val="2"/>
+          <w:numId w:val="1014"/>
+        </w:numPr>
+      </w:pPr>
+      <w:r>
+        <w:rPr>
+          <w:rStyle w:val="VerbatimChar"/>
+        </w:rPr>
+        <w:t xml:space="preserve">gravalverify</w:t>
+      </w:r>
+      <w:r>
+        <w:t xml:space="preserve"> </w:t>
+      </w:r>
+      <w:r>
+        <w:t xml:space="preserve">— GraVal GPU attestation with a VRAM-ratio</w:t>
+      </w:r>
+      <w:r>
+        <w:t xml:space="preserve"> </w:t>
+      </w:r>
+      <w:r>
+        <w:rPr>
+          <w:rStyle w:val="VerbatimChar"/>
+        </w:rPr>
+        <w:t xml:space="preserve">&gt;= 0.95</w:t>
+      </w:r>
+      <w:r>
+        <w:t xml:space="preserve"> </w:t>
+      </w:r>
+      <w:r>
+        <w:t xml:space="preserve">gate and a concurrent, race-clean</w:t>
+      </w:r>
+      <w:r>
+        <w:t xml:space="preserve"> </w:t>
+      </w:r>
+      <w:r>
+        <w:rPr>
+          <w:rStyle w:val="VerbatimChar"/>
+        </w:rPr>
+        <w:t xml:space="preserve">BatchVerify</w:t>
+      </w:r>
+      <w:r>
+        <w:t xml:space="preserve"> </w:t>
+      </w:r>
+      <w:r>
+        <w:t xml:space="preserve">pass-rate KPI (HXC-1435, HXC-1436).</w:t>
+      </w:r>
+    </w:p>
+    <w:p>
+      <w:pPr>
+        <w:pStyle w:val="Compact"/>
+        <w:numPr>
+          <w:ilvl w:val="2"/>
+          <w:numId w:val="1014"/>
+        </w:numPr>
+      </w:pPr>
+      <w:r>
+        <w:rPr>
+          <w:rStyle w:val="VerbatimChar"/>
+        </w:rPr>
+        <w:t xml:space="preserve">gepetto</w:t>
+      </w:r>
+      <w:r>
+        <w:t xml:space="preserve"> </w:t>
+      </w:r>
+      <w:r>
+        <w:t xml:space="preserve">— HelixGepetto dual-resource local-vs-Chutes arbitration with a monotonic reserve schedule and a strict</w:t>
+      </w:r>
+      <w:r>
+        <w:t xml:space="preserve"> </w:t>
+      </w:r>
+      <w:r>
+        <w:rPr>
+          <w:rStyle w:val="VerbatimChar"/>
+        </w:rPr>
+        <w:t xml:space="preserve">&gt;0.80</w:t>
+      </w:r>
+      <w:r>
+        <w:t xml:space="preserve"> </w:t>
+      </w:r>
+      <w:r>
+        <w:t xml:space="preserve">high-water anti-starvation zero-capacity cut-off (HXC-1446).</w:t>
+      </w:r>
+    </w:p>
+    <w:p>
+      <w:pPr>
+        <w:pStyle w:val="Compact"/>
+        <w:numPr>
+          <w:ilvl w:val="2"/>
+          <w:numId w:val="1014"/>
+        </w:numPr>
+      </w:pPr>
+      <w:r>
+        <w:rPr>
+          <w:rStyle w:val="VerbatimChar"/>
+        </w:rPr>
+        <w:t xml:space="preserve">chutesaccount</w:t>
+      </w:r>
+      <w:r>
+        <w:t xml:space="preserve"> </w:t>
+      </w:r>
+      <w:r>
+        <w:t xml:space="preserve">— Chutes API model-list (TEE/price fields) and</w:t>
+      </w:r>
+      <w:r>
+        <w:t xml:space="preserve"> </w:t>
+      </w:r>
+      <w:r>
+        <w:rPr>
+          <w:rStyle w:val="VerbatimChar"/>
+        </w:rPr>
+        <w:t xml:space="preserve">/users/me</w:t>
+      </w:r>
+      <w:r>
+        <w:t xml:space="preserve"> </w:t>
+      </w:r>
+      <w:r>
+        <w:t xml:space="preserve">account-balance client over HTTP with</w:t>
+      </w:r>
+      <w:r>
+        <w:t xml:space="preserve"> </w:t>
+      </w:r>
+      <w:r>
+        <w:rPr>
+          <w:rStyle w:val="VerbatimChar"/>
+        </w:rPr>
+        <w:t xml:space="preserve">Authorization: Bearer</w:t>
+      </w:r>
+      <w:r>
+        <w:t xml:space="preserve"> </w:t>
+      </w:r>
+      <w:r>
+        <w:t xml:space="preserve">(HXC-1429).</w:t>
+      </w:r>
+    </w:p>
+    <w:p>
+      <w:pPr>
+        <w:pStyle w:val="Compact"/>
+        <w:numPr>
+          <w:ilvl w:val="2"/>
+          <w:numId w:val="1014"/>
+        </w:numPr>
+      </w:pPr>
+      <w:r>
+        <w:rPr>
+          <w:rStyle w:val="VerbatimChar"/>
+        </w:rPr>
+        <w:t xml:space="preserve">cmd/burst-controller</w:t>
+      </w:r>
+      <w:r>
+        <w:t xml:space="preserve"> </w:t>
+      </w:r>
+      <w:r>
+        <w:t xml:space="preserve">— utilization-driven binary driving</w:t>
+      </w:r>
+      <w:r>
+        <w:t xml:space="preserve"> </w:t>
+      </w:r>
+      <w:r>
+        <w:rPr>
+          <w:rStyle w:val="VerbatimChar"/>
+        </w:rPr>
+        <w:t xml:space="preserve">bursthysteresis</w:t>
+      </w:r>
+      <w:r>
+        <w:t xml:space="preserve">; emits a</w:t>
+      </w:r>
+      <w:r>
+        <w:t xml:space="preserve"> </w:t>
+      </w:r>
+      <w:r>
+        <w:t xml:space="preserve">“burst allocation request”</w:t>
+      </w:r>
+      <w:r>
+        <w:t xml:space="preserve"> </w:t>
+      </w:r>
+      <w:r>
+        <w:t xml:space="preserve">on SPILL and a RECOVER line, runID-stamped (HXC-1531).</w:t>
+      </w:r>
+    </w:p>
+    <w:p>
+      <w:pPr>
+        <w:pStyle w:val="Compact"/>
+        <w:numPr>
+          <w:ilvl w:val="2"/>
+          <w:numId w:val="1014"/>
+        </w:numPr>
+      </w:pPr>
+      <w:r>
+        <w:rPr>
+          <w:rStyle w:val="VerbatimChar"/>
+        </w:rPr>
+        <w:t xml:space="preserve">tieredcache</w:t>
+      </w:r>
+      <w:r>
+        <w:t xml:space="preserve"> </w:t>
+      </w:r>
+      <w:r>
+        <w:t xml:space="preserve">— hot(memory)/warm(NVMe)/cold(SSD) tiered cache with injected backends + injected clock, idle-demotion + promotion, and per-tier hit stats (HXC-1418).</w:t>
+      </w:r>
+    </w:p>
+    <w:p>
+      <w:pPr>
+        <w:pStyle w:val="Compact"/>
+        <w:numPr>
+          <w:ilvl w:val="2"/>
+          <w:numId w:val="1014"/>
+        </w:numPr>
+      </w:pPr>
+      <w:r>
+        <w:rPr>
+          <w:rStyle w:val="VerbatimChar"/>
+        </w:rPr>
+        <w:t xml:space="preserve">smartrouter</w:t>
+      </w:r>
+      <w:r>
+        <w:t xml:space="preserve"> </w:t>
+      </w:r>
+      <w:r>
+        <w:t xml:space="preserve">— intelligent ModelRouter (latency/throughput/cost/TEE/balanced) that always excludes unhealthy models, with a typed no-eligible-model error (HXC-1539).</w:t>
+      </w:r>
+    </w:p>
+    <w:p>
+      <w:pPr>
+        <w:pStyle w:val="Compact"/>
+        <w:numPr>
+          <w:ilvl w:val="2"/>
+          <w:numId w:val="1014"/>
+        </w:numPr>
+      </w:pPr>
+      <w:r>
+        <w:rPr>
+          <w:rStyle w:val="VerbatimChar"/>
+        </w:rPr>
+        <w:t xml:space="preserve">epochresolve</w:t>
+      </w:r>
+      <w:r>
+        <w:t xml:space="preserve"> </w:t>
+      </w:r>
+      <w:r>
+        <w:t xml:space="preserve">— config-epoch failover slot-ownership conflict resolution (highest-epoch wins, deterministic lexicographic equal-epoch tiebreak, order-independent convergence) (HXC-1397).</w:t>
+      </w:r>
+    </w:p>
+    <w:p>
+      <w:pPr>
+        <w:pStyle w:val="Compact"/>
+        <w:numPr>
+          <w:ilvl w:val="2"/>
+          <w:numId w:val="1014"/>
+        </w:numPr>
+      </w:pPr>
+      <w:r>
+        <w:rPr>
+          <w:rStyle w:val="VerbatimChar"/>
+        </w:rPr>
+        <w:t xml:space="preserve">balancemonitor</w:t>
+      </w:r>
+      <w:r>
+        <w:t xml:space="preserve"> </w:t>
+      </w:r>
+      <w:r>
+        <w:t xml:space="preserve">— USD account-balance monitor with a strict low-balance floor warning, over HTTP with</w:t>
+      </w:r>
+      <w:r>
+        <w:t xml:space="preserve"> </w:t>
+      </w:r>
+      <w:r>
+        <w:rPr>
+          <w:rStyle w:val="VerbatimChar"/>
+        </w:rPr>
+        <w:t xml:space="preserve">Authorization: Bearer</w:t>
+      </w:r>
+      <w:r>
+        <w:t xml:space="preserve"> </w:t>
+      </w:r>
+      <w:r>
+        <w:t xml:space="preserve">(HXC-1512).</w:t>
+      </w:r>
+    </w:p>
+    <w:p>
+      <w:pPr>
+        <w:pStyle w:val="Compact"/>
+        <w:numPr>
+          <w:ilvl w:val="2"/>
+          <w:numId w:val="1014"/>
+        </w:numPr>
+      </w:pPr>
+      <w:r>
+        <w:rPr>
+          <w:rStyle w:val="VerbatimChar"/>
+        </w:rPr>
+        <w:t xml:space="preserve">scan</w:t>
+      </w:r>
+      <w:r>
+        <w:t xml:space="preserve"> </w:t>
+      </w:r>
+      <w:r>
+        <w:t xml:space="preserve">— Oracle-SCAN-style stable virtual client endpoint: least-loaded healthy-backend routing with a membership-stable name and injected clock (HXC-1403).</w:t>
+      </w:r>
+    </w:p>
+    <w:p>
+      <w:pPr>
+        <w:pStyle w:val="Compact"/>
+        <w:numPr>
+          <w:ilvl w:val="2"/>
+          <w:numId w:val="1014"/>
+        </w:numPr>
+      </w:pPr>
+      <w:r>
+        <w:rPr>
+          <w:rStyle w:val="VerbatimChar"/>
+        </w:rPr>
+        <w:t xml:space="preserve">llmfailover</w:t>
+      </w:r>
+      <w:r>
+        <w:t xml:space="preserve"> </w:t>
+      </w:r>
+      <w:r>
+        <w:t xml:space="preserve">— error-classified LLM failover taxonomy (deterministic per-class fallback paths) plus a sandbox scheduling-hint contract (HXC-1600).</w:t>
+      </w:r>
+    </w:p>
+    <w:p>
+      <w:pPr>
+        <w:pStyle w:val="Compact"/>
+        <w:numPr>
+          <w:ilvl w:val="2"/>
+          <w:numId w:val="1014"/>
+        </w:numPr>
+      </w:pPr>
+      <w:r>
+        <w:rPr>
+          <w:rStyle w:val="VerbatimChar"/>
+        </w:rPr>
+        <w:t xml:space="preserve">llmadapter</w:t>
+      </w:r>
+      <w:r>
+        <w:t xml:space="preserve"> </w:t>
+      </w:r>
+      <w:r>
+        <w:t xml:space="preserve">— Claude Messages / OpenAI Responses-API request and response shape adapters to OpenAI chat-completions, preserving tool-call order (HXC-1599).</w:t>
+      </w:r>
+    </w:p>
+    <w:p>
+      <w:pPr>
+        <w:pStyle w:val="Compact"/>
+        <w:numPr>
+          <w:ilvl w:val="2"/>
+          <w:numId w:val="1014"/>
+        </w:numPr>
+      </w:pPr>
+      <w:r>
+        <w:rPr>
+          <w:rStyle w:val="VerbatimChar"/>
+        </w:rPr>
+        <w:t xml:space="preserve">deltacrdt</w:t>
+      </w:r>
+      <w:r>
+        <w:t xml:space="preserve"> </w:t>
+      </w:r>
+      <w:r>
+        <w:t xml:space="preserve">— standalone delta-state CRDTs (G-counter / PN-counter / observed-remove OR-set / LWW-map) with delta-mutators and a convergent (commutative/associative/idempotent) merge (HXC-1409).</w:t>
+      </w:r>
+    </w:p>
+    <w:p>
+      <w:pPr>
+        <w:pStyle w:val="Compact"/>
+        <w:numPr>
+          <w:ilvl w:val="2"/>
+          <w:numId w:val="1014"/>
+        </w:numPr>
+      </w:pPr>
+      <w:r>
+        <w:rPr>
+          <w:rStyle w:val="VerbatimChar"/>
+        </w:rPr>
+        <w:t xml:space="preserve">gputopo</w:t>
+      </w:r>
+      <w:r>
+        <w:t xml:space="preserve"> </w:t>
+      </w:r>
+      <w:r>
+        <w:t xml:space="preserve">— topology-aware NUMA/NVLink GPU placement scoring that prefers NVLink-connected GPU pairs and falls back to PCIe (HXC-1406).</w:t>
+      </w:r>
+    </w:p>
+    <w:p>
+      <w:pPr>
+        <w:pStyle w:val="Compact"/>
+        <w:numPr>
+          <w:ilvl w:val="2"/>
+          <w:numId w:val="1014"/>
+        </w:numPr>
+      </w:pPr>
+      <w:r>
+        <w:rPr>
+          <w:rStyle w:val="VerbatimChar"/>
+        </w:rPr>
+        <w:t xml:space="preserve">fsresidency</w:t>
+      </w:r>
+      <w:r>
+        <w:t xml:space="preserve"> </w:t>
+      </w:r>
+      <w:r>
+        <w:t xml:space="preserve">— filesystem residency challenge: per-byte-range</w:t>
+      </w:r>
+      <w:r>
+        <w:t xml:space="preserve"> </w:t>
+      </w:r>
+      <w:r>
+        <w:rPr>
+          <w:rStyle w:val="VerbatimChar"/>
+        </w:rPr>
+        <w:t xml:space="preserve">ReadAt</w:t>
+      </w:r>
+      <w:r>
+        <w:t xml:space="preserve"> </w:t>
+      </w:r>
+      <w:r>
+        <w:t xml:space="preserve">+ SHA-256 verification proving a model file is really present on disk; truncated/missing/mismatch all fail (HXC-1572).</w:t>
+      </w:r>
+    </w:p>
+    <w:p>
+      <w:pPr>
+        <w:pStyle w:val="Compact"/>
+        <w:numPr>
+          <w:ilvl w:val="2"/>
+          <w:numId w:val="1014"/>
+        </w:numPr>
+      </w:pPr>
+      <w:r>
+        <w:rPr>
+          <w:rStyle w:val="VerbatimChar"/>
+        </w:rPr>
+        <w:t xml:space="preserve">economics</w:t>
+      </w:r>
+      <w:r>
+        <w:t xml:space="preserve"> </w:t>
+      </w:r>
+      <w:r>
+        <w:t xml:space="preserve">—</w:t>
+      </w:r>
+      <w:r>
+        <w:t xml:space="preserve"> </w:t>
+      </w:r>
+      <w:r>
+        <w:rPr>
+          <w:rStyle w:val="VerbatimChar"/>
+        </w:rPr>
+        <w:t xml:space="preserve">RewardDistributor</w:t>
+      </w:r>
+      <w:r>
+        <w:t xml:space="preserve"> </w:t>
+      </w:r>
+      <w:r>
+        <w:t xml:space="preserve">multi-token distribution with treasury/reinvest splits and a conservation invariant (</w:t>
+      </w:r>
+      <w:r>
+        <w:rPr>
+          <w:rStyle w:val="VerbatimChar"/>
+        </w:rPr>
+        <w:t xml:space="preserve">sum(ledger)+treasury+reinvest == total</w:t>
+      </w:r>
+      <w:r>
+        <w:t xml:space="preserve">), plus</w:t>
+      </w:r>
+      <w:r>
+        <w:t xml:space="preserve"> </w:t>
+      </w:r>
+      <w:r>
+        <w:rPr>
+          <w:rStyle w:val="VerbatimChar"/>
+        </w:rPr>
+        <w:t xml:space="preserve">GetParticipantROI</w:t>
+      </w:r>
+      <w:r>
+        <w:t xml:space="preserve"> </w:t>
+      </w:r>
+      <w:r>
+        <w:t xml:space="preserve">(ROI% + break-even days, typed unknown-participant error) (HXC-1460, HXC-1461).</w:t>
+      </w:r>
+    </w:p>
+    <w:p>
+      <w:pPr>
+        <w:pStyle w:val="Compact"/>
+        <w:numPr>
+          <w:ilvl w:val="2"/>
+          <w:numId w:val="1014"/>
+        </w:numPr>
+      </w:pPr>
+      <w:r>
+        <w:rPr>
+          <w:rStyle w:val="VerbatimChar"/>
+        </w:rPr>
+        <w:t xml:space="preserve">revenueopt</w:t>
+      </w:r>
+      <w:r>
+        <w:t xml:space="preserve"> </w:t>
+      </w:r>
+      <w:r>
+        <w:t xml:space="preserve">—</w:t>
+      </w:r>
+      <w:r>
+        <w:t xml:space="preserve"> </w:t>
+      </w:r>
+      <w:r>
+        <w:rPr>
+          <w:rStyle w:val="VerbatimChar"/>
+        </w:rPr>
+        <w:t xml:space="preserve">RevenueOptimizer.OptimizeAllocation</w:t>
+      </w:r>
+      <w:r>
+        <w:t xml:space="preserve"> </w:t>
+      </w:r>
+      <w:r>
+        <w:t xml:space="preserve">greedy GPU→marketplace assignment maximising expected revenue, with a TEE→Chutes revenue bias; self-contained types (HXC-1456).</w:t>
+      </w:r>
+    </w:p>
+    <w:p>
+      <w:pPr>
+        <w:pStyle w:val="Compact"/>
+        <w:numPr>
+          <w:ilvl w:val="2"/>
+          <w:numId w:val="1014"/>
+        </w:numPr>
+      </w:pPr>
+      <w:r>
+        <w:rPr>
+          <w:rStyle w:val="VerbatimChar"/>
+        </w:rPr>
+        <w:t xml:space="preserve">exportcontrol</w:t>
+      </w:r>
+      <w:r>
+        <w:t xml:space="preserve"> </w:t>
+      </w:r>
+      <w:r>
+        <w:t xml:space="preserve">— export-control / country-code KYC gate: a controlled GPU (</w:t>
+      </w:r>
+      <w:r>
+        <w:rPr>
+          <w:rStyle w:val="VerbatimChar"/>
+        </w:rPr>
+        <w:t xml:space="preserve">H100</w:t>
+      </w:r>
+      <w:r>
+        <w:t xml:space="preserve">/</w:t>
+      </w:r>
+      <w:r>
+        <w:rPr>
+          <w:rStyle w:val="VerbatimChar"/>
+        </w:rPr>
+        <w:t xml:space="preserve">A100</w:t>
+      </w:r>
+      <w:r>
+        <w:t xml:space="preserve">) from a Tier-3 (embargoed) or unknown jurisdiction is rejected with</w:t>
+      </w:r>
+      <w:r>
+        <w:t xml:space="preserve"> </w:t>
+      </w:r>
+      <w:r>
+        <w:rPr>
+          <w:rStyle w:val="VerbatimChar"/>
+        </w:rPr>
+        <w:t xml:space="preserve">ErrExportDenied</w:t>
+      </w:r>
+      <w:r>
+        <w:t xml:space="preserve">; Tier-1 is allowed (HXC-1482).</w:t>
+      </w:r>
+    </w:p>
+    <w:p>
+      <w:pPr>
+        <w:pStyle w:val="Compact"/>
+        <w:numPr>
+          <w:ilvl w:val="2"/>
+          <w:numId w:val="1014"/>
+        </w:numPr>
+      </w:pPr>
+      <w:r>
+        <w:rPr>
+          <w:rStyle w:val="VerbatimChar"/>
+        </w:rPr>
+        <w:t xml:space="preserve">devicecatalog</w:t>
+      </w:r>
+      <w:r>
+        <w:t xml:space="preserve"> </w:t>
+      </w:r>
+      <w:r>
+        <w:t xml:space="preserve">— machine-readable 64-device taxonomy with case-insensitive substring</w:t>
+      </w:r>
+      <w:r>
+        <w:t xml:space="preserve"> </w:t>
+      </w:r>
+      <w:r>
+        <w:rPr>
+          <w:rStyle w:val="VerbatimChar"/>
+        </w:rPr>
+        <w:t xml:space="preserve">Lookup</w:t>
+      </w:r>
+      <w:r>
+        <w:t xml:space="preserve"> </w:t>
+      </w:r>
+      <w:r>
+        <w:t xml:space="preserve">resolving a discovered CPU model (e.g. </w:t>
+      </w:r>
+      <w:r>
+        <w:rPr>
+          <w:rStyle w:val="VerbatimChar"/>
+        </w:rPr>
+        <w:t xml:space="preserve">Rockchip RK3588</w:t>
+      </w:r>
+      <w:r>
+        <w:t xml:space="preserve">) to its tier / trust-level / compute-class (HXC-1331).</w:t>
+      </w:r>
+    </w:p>
+    <w:p>
+      <w:pPr>
+        <w:pStyle w:val="Compact"/>
+        <w:numPr>
+          <w:ilvl w:val="2"/>
+          <w:numId w:val="1014"/>
+        </w:numPr>
+      </w:pPr>
+      <w:r>
+        <w:rPr>
+          <w:rStyle w:val="VerbatimChar"/>
+        </w:rPr>
+        <w:t xml:space="preserve">compliancedoc</w:t>
+      </w:r>
+      <w:r>
+        <w:t xml:space="preserve"> </w:t>
+      </w:r>
+      <w:r>
+        <w:t xml:space="preserve">— EU AI Act compliance-documentation pipeline: generates a model card + technical-documentation artifact from attestation-log records, with a SHA-256 provenance hash bound to the actual record content (HXC-1481).</w:t>
+      </w:r>
+    </w:p>
+    <w:p>
+      <w:pPr>
+        <w:pStyle w:val="Compact"/>
+        <w:numPr>
+          <w:ilvl w:val="2"/>
+          <w:numId w:val="1014"/>
+        </w:numPr>
+      </w:pPr>
+      <w:r>
+        <w:rPr>
+          <w:rStyle w:val="VerbatimChar"/>
+        </w:rPr>
+        <w:t xml:space="preserve">hybridkex</w:t>
+      </w:r>
+      <w:r>
+        <w:t xml:space="preserve"> </w:t>
+      </w:r>
+      <w:r>
+        <w:t xml:space="preserve">— hybrid post-quantum key exchange combining X25519 (</w:t>
+      </w:r>
+      <w:r>
+        <w:rPr>
+          <w:rStyle w:val="VerbatimChar"/>
+        </w:rPr>
+        <w:t xml:space="preserve">crypto/ecdh</w:t>
+      </w:r>
+      <w:r>
+        <w:t xml:space="preserve">) and ML-KEM-768 (</w:t>
+      </w:r>
+      <w:r>
+        <w:rPr>
+          <w:rStyle w:val="VerbatimChar"/>
+        </w:rPr>
+        <w:t xml:space="preserve">crypto/mlkem</w:t>
+      </w:r>
+      <w:r>
+        <w:t xml:space="preserve">) shared secrets via HKDF-SHA256 (group</w:t>
+      </w:r>
+      <w:r>
+        <w:t xml:space="preserve"> </w:t>
+      </w:r>
+      <w:r>
+        <w:rPr>
+          <w:rStyle w:val="VerbatimChar"/>
+        </w:rPr>
+        <w:t xml:space="preserve">X25519MLKEM768</w:t>
+      </w:r>
+      <w:r>
+        <w:t xml:space="preserve">); a tampered ML-KEM ciphertext yields a non-matching key (HXC-1476).</w:t>
+      </w:r>
+    </w:p>
+    <w:p>
+      <w:pPr>
+        <w:pStyle w:val="Compact"/>
+        <w:numPr>
+          <w:ilvl w:val="2"/>
+          <w:numId w:val="1014"/>
+        </w:numPr>
+      </w:pPr>
+      <w:r>
+        <w:rPr>
+          <w:rStyle w:val="VerbatimChar"/>
+        </w:rPr>
+        <w:t xml:space="preserve">carbonsched</w:t>
+      </w:r>
+      <w:r>
+        <w:t xml:space="preserve"> </w:t>
+      </w:r>
+      <w:r>
+        <w:t xml:space="preserve">— carbon-aware job placement: chooses the lowest-carbon-intensity latency-eligible region (deterministic name tiebreak) with per-job kWh / gCO2 metering (HXC-1480).</w:t>
+      </w:r>
+    </w:p>
+    <w:p>
+      <w:pPr>
+        <w:pStyle w:val="Compact"/>
+        <w:numPr>
+          <w:ilvl w:val="2"/>
+          <w:numId w:val="1014"/>
+        </w:numPr>
+      </w:pPr>
+      <w:r>
+        <w:rPr>
+          <w:rStyle w:val="VerbatimChar"/>
+        </w:rPr>
+        <w:t xml:space="preserve">gpuattest</w:t>
       </w:r>
       <w:r>
         <w:t xml:space="preserve"> </w:t>
@@ -5025,7 +4391,73 @@
         <w:rPr>
           <w:rStyle w:val="VerbatimChar"/>
         </w:rPr>
-        <w:t xml:space="preserve">config.go</w:t>
+        <w:t xml:space="preserve">multigpu.go</w:t>
+      </w:r>
+      <w:r>
+        <w:t xml:space="preserve">) — multi-GPU node enumeration: an N-GPU node descriptor yields N distinct, independently-verifiable per-device attestation proofs keyed by GPU UUID; rejects duplicate/empty descriptors (HXC-1573).</w:t>
+      </w:r>
+    </w:p>
+    <w:p>
+      <w:pPr>
+        <w:pStyle w:val="Compact"/>
+        <w:numPr>
+          <w:ilvl w:val="2"/>
+          <w:numId w:val="1014"/>
+        </w:numPr>
+      </w:pPr>
+      <w:r>
+        <w:rPr>
+          <w:rStyle w:val="VerbatimChar"/>
+        </w:rPr>
+        <w:t xml:space="preserve">workloadrouter</w:t>
+      </w:r>
+      <w:r>
+        <w:t xml:space="preserve"> </w:t>
+      </w:r>
+      <w:r>
+        <w:t xml:space="preserve">—</w:t>
+      </w:r>
+      <w:r>
+        <w:t xml:space="preserve"> </w:t>
+      </w:r>
+      <w:r>
+        <w:rPr>
+          <w:rStyle w:val="VerbatimChar"/>
+        </w:rPr>
+        <w:t xml:space="preserve">UnifiedManager.RouteWorkload</w:t>
+      </w:r>
+      <w:r>
+        <w:t xml:space="preserve">: concurrent per-marketplace price probes + a weighted composite score (inverse price/latency, health) with a TEE multiplier that re-ranks confidential offers when the workload requires a TEE (HXC-1455).</w:t>
+      </w:r>
+    </w:p>
+    <w:p>
+      <w:pPr>
+        <w:pStyle w:val="Compact"/>
+        <w:numPr>
+          <w:ilvl w:val="2"/>
+          <w:numId w:val="1014"/>
+        </w:numPr>
+      </w:pPr>
+      <w:r>
+        <w:rPr>
+          <w:rStyle w:val="VerbatimChar"/>
+        </w:rPr>
+        <w:t xml:space="preserve">metrics</w:t>
+      </w:r>
+      <w:r>
+        <w:t xml:space="preserve"> </w:t>
+      </w:r>
+      <w:r>
+        <w:t xml:space="preserve">(additive</w:t>
+      </w:r>
+      <w:r>
+        <w:t xml:space="preserve"> </w:t>
+      </w:r>
+      <w:r>
+        <w:rPr>
+          <w:rStyle w:val="VerbatimChar"/>
+        </w:rPr>
+        <w:t xml:space="preserve">tiermetrics.go</w:t>
       </w:r>
       <w:r>
         <w:t xml:space="preserve">) —</w:t>
@@ -5037,55 +4469,391 @@
         <w:rPr>
           <w:rStyle w:val="VerbatimChar"/>
         </w:rPr>
-        <w:t xml:space="preserve">ChutesMinerConfig</w:t>
-      </w:r>
-      <w:r>
-        <w:t xml:space="preserve"> </w:t>
-      </w:r>
-      <w:r>
-        <w:t xml:space="preserve">and</w:t>
-      </w:r>
-      <w:r>
-        <w:t xml:space="preserve"> </w:t>
-      </w:r>
-      <w:r>
-        <w:rPr>
-          <w:rStyle w:val="VerbatimChar"/>
-        </w:rPr>
-        <w:t xml:space="preserve">ValidatorConfig</w:t>
-      </w:r>
-      <w:r>
-        <w:t xml:space="preserve"> </w:t>
-      </w:r>
-      <w:r>
-        <w:t xml:space="preserve">deployment descriptors with</w:t>
-      </w:r>
-      <w:r>
-        <w:t xml:space="preserve"> </w:t>
-      </w:r>
-      <w:r>
-        <w:rPr>
-          <w:rStyle w:val="VerbatimChar"/>
-        </w:rPr>
-        <w:t xml:space="preserve">Validate()</w:t>
-      </w:r>
-      <w:r>
-        <w:t xml:space="preserve"> </w:t>
-      </w:r>
-      <w:r>
-        <w:t xml:space="preserve">invariants (non-empty IDs/hotkeys,</w:t>
-      </w:r>
-      <w:r>
-        <w:t xml:space="preserve"> </w:t>
-      </w:r>
-      <w:r>
-        <w:rPr>
-          <w:rStyle w:val="VerbatimChar"/>
-        </w:rPr>
-        <w:t xml:space="preserve">GPUCount&gt;0</w:t>
-      </w:r>
-      <w:r>
-        <w:t xml:space="preserve">, non-negative cost, positive cache size, TEE consistency) (HXC-1439).</w:t>
+        <w:t xml:space="preserve">TierMetrics</w:t>
+      </w:r>
+      <w:r>
+        <w:t xml:space="preserve"> </w:t>
+      </w:r>
+      <w:r>
+        <w:t xml:space="preserve">exposes</w:t>
+      </w:r>
+      <w:r>
+        <w:t xml:space="preserve"> </w:t>
+      </w:r>
+      <w:r>
+        <w:rPr>
+          <w:rStyle w:val="VerbatimChar"/>
+        </w:rPr>
+        <w:t xml:space="preserve">gpu_tier_utilization</w:t>
+      </w:r>
+      <w:r>
+        <w:t xml:space="preserve">,</w:t>
+      </w:r>
+      <w:r>
+        <w:t xml:space="preserve"> </w:t>
+      </w:r>
+      <w:r>
+        <w:rPr>
+          <w:rStyle w:val="VerbatimChar"/>
+        </w:rPr>
+        <w:t xml:space="preserve">gpu_cost_per_hour</w:t>
+      </w:r>
+      <w:r>
+        <w:t xml:space="preserve">, and</w:t>
+      </w:r>
+      <w:r>
+        <w:t xml:space="preserve"> </w:t>
+      </w:r>
+      <w:r>
+        <w:rPr>
+          <w:rStyle w:val="VerbatimChar"/>
+        </w:rPr>
+        <w:t xml:space="preserve">provider_health</w:t>
+      </w:r>
+      <w:r>
+        <w:t xml:space="preserve"> </w:t>
+      </w:r>
+      <w:r>
+        <w:t xml:space="preserve">Prometheus-text series with deterministic ordering and concurrent-safe setters (HXC-1535).</w:t>
+      </w:r>
+    </w:p>
+    <w:p>
+      <w:pPr>
+        <w:pStyle w:val="Compact"/>
+        <w:numPr>
+          <w:ilvl w:val="2"/>
+          <w:numId w:val="1014"/>
+        </w:numPr>
+      </w:pPr>
+      <w:r>
+        <w:rPr>
+          <w:rStyle w:val="VerbatimChar"/>
+        </w:rPr>
+        <w:t xml:space="preserve">cmd/gpu-pool-manager</w:t>
+      </w:r>
+      <w:r>
+        <w:t xml:space="preserve"> </w:t>
+      </w:r>
+      <w:r>
+        <w:t xml:space="preserve">— GPU pool manager HTTP front-end:</w:t>
+      </w:r>
+      <w:r>
+        <w:t xml:space="preserve"> </w:t>
+      </w:r>
+      <w:r>
+        <w:rPr>
+          <w:rStyle w:val="VerbatimChar"/>
+        </w:rPr>
+        <w:t xml:space="preserve">POST /allocate</w:t>
+      </w:r>
+      <w:r>
+        <w:t xml:space="preserve"> </w:t>
+      </w:r>
+      <w:r>
+        <w:t xml:space="preserve">returns the tier-correct (lowest-tier healthy, name tiebreak) provider as JSON (</w:t>
+      </w:r>
+      <w:r>
+        <w:rPr>
+          <w:rStyle w:val="VerbatimChar"/>
+        </w:rPr>
+        <w:t xml:space="preserve">503</w:t>
+      </w:r>
+      <w:r>
+        <w:t xml:space="preserve"> </w:t>
+      </w:r>
+      <w:r>
+        <w:t xml:space="preserve">when none healthy) and</w:t>
+      </w:r>
+      <w:r>
+        <w:t xml:space="preserve"> </w:t>
+      </w:r>
+      <w:r>
+        <w:rPr>
+          <w:rStyle w:val="VerbatimChar"/>
+        </w:rPr>
+        <w:t xml:space="preserve">GET /providers</w:t>
+      </w:r>
+      <w:r>
+        <w:t xml:space="preserve"> </w:t>
+      </w:r>
+      <w:r>
+        <w:t xml:space="preserve">lists providers with health; httptest-gated, self-contained (HXC-1530).</w:t>
+      </w:r>
+    </w:p>
+    <w:p>
+      <w:pPr>
+        <w:pStyle w:val="Compact"/>
+        <w:numPr>
+          <w:ilvl w:val="2"/>
+          <w:numId w:val="1014"/>
+        </w:numPr>
+      </w:pPr>
+      <w:r>
+        <w:rPr>
+          <w:rStyle w:val="VerbatimChar"/>
+        </w:rPr>
+        <w:t xml:space="preserve">marketplaceadapter</w:t>
+      </w:r>
+      <w:r>
+        <w:t xml:space="preserve"> </w:t>
+      </w:r>
+      <w:r>
+        <w:t xml:space="preserve">—</w:t>
+      </w:r>
+      <w:r>
+        <w:t xml:space="preserve"> </w:t>
+      </w:r>
+      <w:r>
+        <w:rPr>
+          <w:rStyle w:val="VerbatimChar"/>
+        </w:rPr>
+        <w:t xml:space="preserve">MarketplaceAdapter</w:t>
+      </w:r>
+      <w:r>
+        <w:t xml:space="preserve"> </w:t>
+      </w:r>
+      <w:r>
+        <w:t xml:space="preserve">interface (</w:t>
+      </w:r>
+      <w:r>
+        <w:rPr>
+          <w:rStyle w:val="VerbatimChar"/>
+        </w:rPr>
+        <w:t xml:space="preserve">Name</w:t>
+      </w:r>
+      <w:r>
+        <w:t xml:space="preserve">/</w:t>
+      </w:r>
+      <w:r>
+        <w:rPr>
+          <w:rStyle w:val="VerbatimChar"/>
+        </w:rPr>
+        <w:t xml:space="preserve">GetCurrentPricing</w:t>
+      </w:r>
+      <w:r>
+        <w:t xml:space="preserve">/</w:t>
+      </w:r>
+      <w:r>
+        <w:rPr>
+          <w:rStyle w:val="VerbatimChar"/>
+        </w:rPr>
+        <w:t xml:space="preserve">SubmitWork</w:t>
+      </w:r>
+      <w:r>
+        <w:t xml:space="preserve">) with a</w:t>
+      </w:r>
+      <w:r>
+        <w:t xml:space="preserve"> </w:t>
+      </w:r>
+      <w:r>
+        <w:rPr>
+          <w:rStyle w:val="VerbatimChar"/>
+        </w:rPr>
+        <w:t xml:space="preserve">Name()</w:t>
+      </w:r>
+      <w:r>
+        <w:t xml:space="preserve">-keyed dispatch</w:t>
+      </w:r>
+      <w:r>
+        <w:t xml:space="preserve"> </w:t>
+      </w:r>
+      <w:r>
+        <w:rPr>
+          <w:rStyle w:val="VerbatimChar"/>
+        </w:rPr>
+        <w:t xml:space="preserve">Registry</w:t>
+      </w:r>
+      <w:r>
+        <w:t xml:space="preserve"> </w:t>
+      </w:r>
+      <w:r>
+        <w:t xml:space="preserve">and a</w:t>
+      </w:r>
+      <w:r>
+        <w:t xml:space="preserve"> </w:t>
+      </w:r>
+      <w:r>
+        <w:rPr>
+          <w:rStyle w:val="VerbatimChar"/>
+        </w:rPr>
+        <w:t xml:space="preserve">ChutesAdapter</w:t>
+      </w:r>
+      <w:r>
+        <w:t xml:space="preserve"> </w:t>
+      </w:r>
+      <w:r>
+        <w:t xml:space="preserve">over HTTP (httptest fixture, non-2xx rejected) (HXC-1454).</w:t>
+      </w:r>
+    </w:p>
+    <w:p>
+      <w:pPr>
+        <w:pStyle w:val="Compact"/>
+        <w:numPr>
+          <w:ilvl w:val="2"/>
+          <w:numId w:val="1014"/>
+        </w:numPr>
+      </w:pPr>
+      <w:r>
+        <w:rPr>
+          <w:rStyle w:val="VerbatimChar"/>
+        </w:rPr>
+        <w:t xml:space="preserve">cmd/e2ee-proxy</w:t>
+      </w:r>
+      <w:r>
+        <w:t xml:space="preserve"> </w:t>
+      </w:r>
+      <w:r>
+        <w:t xml:space="preserve">— transparent ML-KEM-768 (</w:t>
+      </w:r>
+      <w:r>
+        <w:rPr>
+          <w:rStyle w:val="VerbatimChar"/>
+        </w:rPr>
+        <w:t xml:space="preserve">crypto/mlkem</w:t>
+      </w:r>
+      <w:r>
+        <w:t xml:space="preserve">) + AES-256-GCM encrypting proxy:</w:t>
+      </w:r>
+      <w:r>
+        <w:t xml:space="preserve"> </w:t>
+      </w:r>
+      <w:r>
+        <w:rPr>
+          <w:rStyle w:val="VerbatimChar"/>
+        </w:rPr>
+        <w:t xml:space="preserve">EncryptingTransport</w:t>
+      </w:r>
+      <w:r>
+        <w:t xml:space="preserve"> </w:t>
+      </w:r>
+      <w:r>
+        <w:t xml:space="preserve">seals request bodies and</w:t>
+      </w:r>
+      <w:r>
+        <w:t xml:space="preserve"> </w:t>
+      </w:r>
+      <w:r>
+        <w:rPr>
+          <w:rStyle w:val="VerbatimChar"/>
+        </w:rPr>
+        <w:t xml:space="preserve">DecryptingHandler</w:t>
+      </w:r>
+      <w:r>
+        <w:t xml:space="preserve"> </w:t>
+      </w:r>
+      <w:r>
+        <w:t xml:space="preserve">opens them, so the on-wire payload between proxy and upstream is ciphertext-only while the client receives the correct plaintext; tampered ciphertext is rejected (HXC-1532).</w:t>
+      </w:r>
+    </w:p>
+    <w:p>
+      <w:pPr>
+        <w:pStyle w:val="Compact"/>
+        <w:numPr>
+          <w:ilvl w:val="2"/>
+          <w:numId w:val="1014"/>
+        </w:numPr>
+      </w:pPr>
+      <w:r>
+        <w:rPr>
+          <w:rStyle w:val="VerbatimChar"/>
+        </w:rPr>
+        <w:t xml:space="preserve">e2eebench</w:t>
+      </w:r>
+      <w:r>
+        <w:t xml:space="preserve"> </w:t>
+      </w:r>
+      <w:r>
+        <w:t xml:space="preserve">—</w:t>
+      </w:r>
+      <w:r>
+        <w:t xml:space="preserve"> </w:t>
+      </w:r>
+      <w:r>
+        <w:rPr>
+          <w:rStyle w:val="VerbatimChar"/>
+        </w:rPr>
+        <w:t xml:space="preserve">MeasureHandshakeLatency</w:t>
+      </w:r>
+      <w:r>
+        <w:t xml:space="preserve"> </w:t>
+      </w:r>
+      <w:r>
+        <w:t xml:space="preserve">benchmarks the</w:t>
+      </w:r>
+      <w:r>
+        <w:t xml:space="preserve"> </w:t>
+      </w:r>
+      <w:r>
+        <w:rPr>
+          <w:rStyle w:val="VerbatimChar"/>
+        </w:rPr>
+        <w:t xml:space="preserve">hybridkex</w:t>
+      </w:r>
+      <w:r>
+        <w:t xml:space="preserve"> </w:t>
+      </w:r>
+      <w:r>
+        <w:t xml:space="preserve">full handshake (median + P95), proving median &lt; 1ms on host and enforcing per-iteration key agreement (</w:t>
+      </w:r>
+      <w:r>
+        <w:rPr>
+          <w:rStyle w:val="VerbatimChar"/>
+        </w:rPr>
+        <w:t xml:space="preserve">ErrKeyDisagreement</w:t>
+      </w:r>
+      <w:r>
+        <w:t xml:space="preserve">) (HXC-1556).</w:t>
+      </w:r>
+    </w:p>
+    <w:p>
+      <w:pPr>
+        <w:pStyle w:val="Compact"/>
+        <w:numPr>
+          <w:ilvl w:val="2"/>
+          <w:numId w:val="1014"/>
+        </w:numPr>
+      </w:pPr>
+      <w:r>
+        <w:rPr>
+          <w:rStyle w:val="VerbatimChar"/>
+        </w:rPr>
+        <w:t xml:space="preserve">archlint</w:t>
+      </w:r>
+      <w:r>
+        <w:t xml:space="preserve"> </w:t>
+      </w:r>
+      <w:r>
+        <w:t xml:space="preserve">+</w:t>
+      </w:r>
+      <w:r>
+        <w:t xml:space="preserve"> </w:t>
+      </w:r>
+      <w:r>
+        <w:rPr>
+          <w:rStyle w:val="VerbatimChar"/>
+        </w:rPr>
+        <w:t xml:space="preserve">docs/ARCHITECTURE.md</w:t>
+      </w:r>
+      <w:r>
+        <w:t xml:space="preserve"> </w:t>
+      </w:r>
+      <w:r>
+        <w:t xml:space="preserve">— the hardened L0–L7 architecture diagram and component map, mechanically enforced:</w:t>
+      </w:r>
+      <w:r>
+        <w:t xml:space="preserve"> </w:t>
+      </w:r>
+      <w:r>
+        <w:rPr>
+          <w:rStyle w:val="VerbatimChar"/>
+        </w:rPr>
+        <w:t xml:space="preserve">archlint</w:t>
+      </w:r>
+      <w:r>
+        <w:t xml:space="preserve"> </w:t>
+      </w:r>
+      <w:r>
+        <w:t xml:space="preserve">parses the component-map table and fails the build if any documented component maps to a package path that does not exist on disk (HXC-1424).</w:t>
       </w:r>
     </w:p>
     <w:p>
@@ -5093,11 +4861,11 @@
         <w:pStyle w:val="Compact"/>
         <w:numPr>
           <w:ilvl w:val="1"/>
-          <w:numId w:val="1012"/>
-        </w:numPr>
-      </w:pPr>
-      <w:r>
-        <w:t xml:space="preserve">Wave 68 (5 units, subagent-driven, 5 parallel streams in disjoint packages, run concurrently with wave 69):</w:t>
+          <w:numId w:val="1013"/>
+        </w:numPr>
+      </w:pPr>
+      <w:r>
+        <w:t xml:space="preserve">Wave 67 (5 units, subagent-driven, 5 parallel streams in disjoint packages):</w:t>
       </w:r>
     </w:p>
     <w:p>
@@ -5112,13 +4880,70 @@
         <w:rPr>
           <w:rStyle w:val="VerbatimChar"/>
         </w:rPr>
-        <w:t xml:space="preserve">dst</w:t>
-      </w:r>
-      <w:r>
-        <w:t xml:space="preserve"> </w:t>
-      </w:r>
-      <w:r>
-        <w:t xml:space="preserve">— standalone FoundationDB-style deterministic simulation harness: single-threaded seeded-RNG event loop with injectable network/disk/logical-clock; same seed =&gt; byte-for-byte identical trace + exact failure replay; 1000+ seeded sims (HXC-1419).</w:t>
+        <w:t xml:space="preserve">multiraft</w:t>
+      </w:r>
+      <w:r>
+        <w:t xml:space="preserve"> </w:t>
+      </w:r>
+      <w:r>
+        <w:t xml:space="preserve">—</w:t>
+      </w:r>
+      <w:r>
+        <w:t xml:space="preserve"> </w:t>
+      </w:r>
+      <w:r>
+        <w:rPr>
+          <w:rStyle w:val="VerbatimChar"/>
+        </w:rPr>
+        <w:t xml:space="preserve">MultiRaftManager</w:t>
+      </w:r>
+      <w:r>
+        <w:t xml:space="preserve"> </w:t>
+      </w:r>
+      <w:r>
+        <w:t xml:space="preserve">partitioning cluster state into independent per-shard</w:t>
+      </w:r>
+      <w:r>
+        <w:t xml:space="preserve"> </w:t>
+      </w:r>
+      <w:r>
+        <w:rPr>
+          <w:rStyle w:val="VerbatimChar"/>
+        </w:rPr>
+        <w:t xml:space="preserve">go.etcd.io/raft/v3</w:t>
+      </w:r>
+      <w:r>
+        <w:t xml:space="preserve"> </w:t>
+      </w:r>
+      <w:r>
+        <w:t xml:space="preserve">groups, each electing its own leader and committing independently via per-shard</w:t>
+      </w:r>
+      <w:r>
+        <w:t xml:space="preserve"> </w:t>
+      </w:r>
+      <w:r>
+        <w:rPr>
+          <w:rStyle w:val="VerbatimChar"/>
+        </w:rPr>
+        <w:t xml:space="preserve">Propose</w:t>
+      </w:r>
+      <w:r>
+        <w:t xml:space="preserve"> </w:t>
+      </w:r>
+      <w:r>
+        <w:t xml:space="preserve">routing over an in-process</w:t>
+      </w:r>
+      <w:r>
+        <w:t xml:space="preserve"> </w:t>
+      </w:r>
+      <w:r>
+        <w:rPr>
+          <w:rStyle w:val="VerbatimChar"/>
+        </w:rPr>
+        <w:t xml:space="preserve">RaftTransport</w:t>
+      </w:r>
+      <w:r>
+        <w:t xml:space="preserve">; write throughput scales with shard count and a shard re-elects on leader loss while others keep committing (HXC-1387).</w:t>
       </w:r>
     </w:p>
     <w:p>
@@ -5133,13 +4958,58 @@
         <w:rPr>
           <w:rStyle w:val="VerbatimChar"/>
         </w:rPr>
-        <w:t xml:space="preserve">porcupine</w:t>
-      </w:r>
-      <w:r>
-        <w:t xml:space="preserve"> </w:t>
-      </w:r>
-      <w:r>
-        <w:t xml:space="preserve">— self-contained WGL linearizability checker + concurrent history recorder: PASS on linearizable, FAIL (with violating op) on a seeded non-linearizable history (HXC-1421).</w:t>
+        <w:t xml:space="preserve">stonith</w:t>
+      </w:r>
+      <w:r>
+        <w:t xml:space="preserve"> </w:t>
+      </w:r>
+      <w:r>
+        <w:t xml:space="preserve">— STONITH fencing: a</w:t>
+      </w:r>
+      <w:r>
+        <w:t xml:space="preserve"> </w:t>
+      </w:r>
+      <w:r>
+        <w:rPr>
+          <w:rStyle w:val="VerbatimChar"/>
+        </w:rPr>
+        <w:t xml:space="preserve">FencingAgent</w:t>
+      </w:r>
+      <w:r>
+        <w:t xml:space="preserve"> </w:t>
+      </w:r>
+      <w:r>
+        <w:t xml:space="preserve">interface with IPMI / AWS-EC2 / Azure-ARM / SBD-shared-disk / NoOp drivers and a</w:t>
+      </w:r>
+      <w:r>
+        <w:t xml:space="preserve"> </w:t>
+      </w:r>
+      <w:r>
+        <w:rPr>
+          <w:rStyle w:val="VerbatimChar"/>
+        </w:rPr>
+        <w:t xml:space="preserve">MultiLevelFencer</w:t>
+      </w:r>
+      <w:r>
+        <w:t xml:space="preserve"> </w:t>
+      </w:r>
+      <w:r>
+        <w:t xml:space="preserve">multi-level fallback, with sink-side fence confirmation; the IPMI real-binary path is an honest SKIP-with-reason when</w:t>
+      </w:r>
+      <w:r>
+        <w:t xml:space="preserve"> </w:t>
+      </w:r>
+      <w:r>
+        <w:rPr>
+          <w:rStyle w:val="VerbatimChar"/>
+        </w:rPr>
+        <w:t xml:space="preserve">ipmitool</w:t>
+      </w:r>
+      <w:r>
+        <w:t xml:space="preserve"> </w:t>
+      </w:r>
+      <w:r>
+        <w:t xml:space="preserve">is absent (HXC-1401).</w:t>
       </w:r>
     </w:p>
     <w:p>
@@ -5154,46 +5024,13 @@
         <w:rPr>
           <w:rStyle w:val="VerbatimChar"/>
         </w:rPr>
-        <w:t xml:space="preserve">kraft</w:t>
-      </w:r>
-      <w:r>
-        <w:t xml:space="preserve"> </w:t>
-      </w:r>
-      <w:r>
-        <w:t xml:space="preserve">— KRaft-style self-managed Raft metadata quorum (</w:t>
-      </w:r>
-      <w:r>
-        <w:rPr>
-          <w:rStyle w:val="VerbatimChar"/>
-        </w:rPr>
-        <w:t xml:space="preserve">go.etcd.io/raft/v3</w:t>
-      </w:r>
-      <w:r>
-        <w:t xml:space="preserve">, no ZooKeeper): replicated</w:t>
-      </w:r>
-      <w:r>
-        <w:t xml:space="preserve"> </w:t>
-      </w:r>
-      <w:r>
-        <w:rPr>
-          <w:rStyle w:val="VerbatimChar"/>
-        </w:rPr>
-        <w:t xml:space="preserve">CreateTopic</w:t>
-      </w:r>
-      <w:r>
-        <w:t xml:space="preserve">/</w:t>
-      </w:r>
-      <w:r>
-        <w:rPr>
-          <w:rStyle w:val="VerbatimChar"/>
-        </w:rPr>
-        <w:t xml:space="preserve">ListTopics</w:t>
-      </w:r>
-      <w:r>
-        <w:t xml:space="preserve"> </w:t>
-      </w:r>
-      <w:r>
-        <w:t xml:space="preserve">+ partition-leader assignment, controller election + controller-loss failover (HXC-1417).</w:t>
+        <w:t xml:space="preserve">deviceplugin</w:t>
+      </w:r>
+      <w:r>
+        <w:t xml:space="preserve"> </w:t>
+      </w:r>
+      <w:r>
+        <w:t xml:space="preserve">— Nomad/K8s-style gRPC device-plugin / GRES fingerprinting framework over real gRPC: plugins register full device fingerprints, the registry parses GRES descriptors, atomically applies fingerprints, allocates by request, and rejects oversubscription (HXC-1407).</w:t>
       </w:r>
     </w:p>
     <w:p>
@@ -5208,13 +5045,70 @@
         <w:rPr>
           <w:rStyle w:val="VerbatimChar"/>
         </w:rPr>
-        <w:t xml:space="preserve">internal/chaos</w:t>
-      </w:r>
-      <w:r>
-        <w:t xml:space="preserve"> </w:t>
-      </w:r>
-      <w:r>
-        <w:t xml:space="preserve">— fault-injection library (PodKill/NetworkPartition/DiskStall/ClockSkew) + canary-guarded runner with automatic rollback on health&lt;SLO; deterministic via injected clock + seeded selection (HXC-1422).</w:t>
+        <w:t xml:space="preserve">internal/gpu</w:t>
+      </w:r>
+      <w:r>
+        <w:t xml:space="preserve"> </w:t>
+      </w:r>
+      <w:r>
+        <w:t xml:space="preserve">(additive</w:t>
+      </w:r>
+      <w:r>
+        <w:t xml:space="preserve"> </w:t>
+      </w:r>
+      <w:r>
+        <w:rPr>
+          <w:rStyle w:val="VerbatimChar"/>
+        </w:rPr>
+        <w:t xml:space="preserve">manager_helixpow.go</w:t>
+      </w:r>
+      <w:r>
+        <w:t xml:space="preserve">) — dual-workload capacity reservation:</w:t>
+      </w:r>
+      <w:r>
+        <w:t xml:space="preserve"> </w:t>
+      </w:r>
+      <w:r>
+        <w:rPr>
+          <w:rStyle w:val="VerbatimChar"/>
+        </w:rPr>
+        <w:t xml:space="preserve">ReserveForHelixPoW(fraction)</w:t>
+      </w:r>
+      <w:r>
+        <w:t xml:space="preserve"> </w:t>
+      </w:r>
+      <w:r>
+        <w:t xml:space="preserve">+</w:t>
+      </w:r>
+      <w:r>
+        <w:t xml:space="preserve"> </w:t>
+      </w:r>
+      <w:r>
+        <w:rPr>
+          <w:rStyle w:val="VerbatimChar"/>
+        </w:rPr>
+        <w:t xml:space="preserve">ChutesCapacity()</w:t>
+      </w:r>
+      <w:r>
+        <w:t xml:space="preserve"> </w:t>
+      </w:r>
+      <w:r>
+        <w:t xml:space="preserve">reporting only the non-reserved remainder, with a strict</w:t>
+      </w:r>
+      <w:r>
+        <w:t xml:space="preserve"> </w:t>
+      </w:r>
+      <w:r>
+        <w:rPr>
+          <w:rStyle w:val="VerbatimChar"/>
+        </w:rPr>
+        <w:t xml:space="preserve">&gt;0.80</w:t>
+      </w:r>
+      <w:r>
+        <w:t xml:space="preserve"> </w:t>
+      </w:r>
+      <w:r>
+        <w:t xml:space="preserve">Helix-load Gepetto starvation guard that zeroes Chutes capacity (HXC-1447).</w:t>
       </w:r>
     </w:p>
     <w:p>
@@ -5229,7 +5123,7 @@
         <w:rPr>
           <w:rStyle w:val="VerbatimChar"/>
         </w:rPr>
-        <w:t xml:space="preserve">multiraft</w:t>
+        <w:t xml:space="preserve">chutes</w:t>
       </w:r>
       <w:r>
         <w:t xml:space="preserve"> </w:t>
@@ -5244,7 +5138,7 @@
         <w:rPr>
           <w:rStyle w:val="VerbatimChar"/>
         </w:rPr>
-        <w:t xml:space="preserve">lease.go</w:t>
+        <w:t xml:space="preserve">config.go</w:t>
       </w:r>
       <w:r>
         <w:t xml:space="preserve">) —</w:t>
@@ -5256,25 +5150,55 @@
         <w:rPr>
           <w:rStyle w:val="VerbatimChar"/>
         </w:rPr>
-        <w:t xml:space="preserve">LeaseTracker</w:t>
-      </w:r>
-      <w:r>
-        <w:t xml:space="preserve"> </w:t>
-      </w:r>
-      <w:r>
-        <w:t xml:space="preserve">CockroachDB-style leaseholder local reads (no Raft round-trip), follower routing via</w:t>
-      </w:r>
-      <w:r>
-        <w:t xml:space="preserve"> </w:t>
-      </w:r>
-      <w:r>
-        <w:rPr>
-          <w:rStyle w:val="VerbatimChar"/>
-        </w:rPr>
-        <w:t xml:space="preserve">RaftTransport.SendRead</w:t>
-      </w:r>
-      <w:r>
-        <w:t xml:space="preserve">, lease-expiry re-route against an injected clock (HXC-1389).</w:t>
+        <w:t xml:space="preserve">ChutesMinerConfig</w:t>
+      </w:r>
+      <w:r>
+        <w:t xml:space="preserve"> </w:t>
+      </w:r>
+      <w:r>
+        <w:t xml:space="preserve">and</w:t>
+      </w:r>
+      <w:r>
+        <w:t xml:space="preserve"> </w:t>
+      </w:r>
+      <w:r>
+        <w:rPr>
+          <w:rStyle w:val="VerbatimChar"/>
+        </w:rPr>
+        <w:t xml:space="preserve">ValidatorConfig</w:t>
+      </w:r>
+      <w:r>
+        <w:t xml:space="preserve"> </w:t>
+      </w:r>
+      <w:r>
+        <w:t xml:space="preserve">deployment descriptors with</w:t>
+      </w:r>
+      <w:r>
+        <w:t xml:space="preserve"> </w:t>
+      </w:r>
+      <w:r>
+        <w:rPr>
+          <w:rStyle w:val="VerbatimChar"/>
+        </w:rPr>
+        <w:t xml:space="preserve">Validate()</w:t>
+      </w:r>
+      <w:r>
+        <w:t xml:space="preserve"> </w:t>
+      </w:r>
+      <w:r>
+        <w:t xml:space="preserve">invariants (non-empty IDs/hotkeys,</w:t>
+      </w:r>
+      <w:r>
+        <w:t xml:space="preserve"> </w:t>
+      </w:r>
+      <w:r>
+        <w:rPr>
+          <w:rStyle w:val="VerbatimChar"/>
+        </w:rPr>
+        <w:t xml:space="preserve">GPUCount&gt;0</w:t>
+      </w:r>
+      <w:r>
+        <w:t xml:space="preserve">, non-negative cost, positive cache size, TEE consistency) (HXC-1439).</w:t>
       </w:r>
     </w:p>
     <w:p>
@@ -5282,11 +5206,11 @@
         <w:pStyle w:val="Compact"/>
         <w:numPr>
           <w:ilvl w:val="1"/>
-          <w:numId w:val="1012"/>
-        </w:numPr>
-      </w:pPr>
-      <w:r>
-        <w:t xml:space="preserve">Wave 69 (5 units, subagent-driven, 5 parallel streams in disjoint packages, run concurrently with wave 68):</w:t>
+          <w:numId w:val="1013"/>
+        </w:numPr>
+      </w:pPr>
+      <w:r>
+        <w:t xml:space="preserve">Wave 68 (5 units, subagent-driven, 5 parallel streams in disjoint packages, run concurrently with wave 69):</w:t>
       </w:r>
     </w:p>
     <w:p>
@@ -5301,43 +5225,13 @@
         <w:rPr>
           <w:rStyle w:val="VerbatimChar"/>
         </w:rPr>
-        <w:t xml:space="preserve">stonith</w:t>
-      </w:r>
-      <w:r>
-        <w:t xml:space="preserve"> </w:t>
-      </w:r>
-      <w:r>
-        <w:t xml:space="preserve">— IPMI credential hardening: BMC password delivered via the</w:t>
-      </w:r>
-      <w:r>
-        <w:t xml:space="preserve"> </w:t>
-      </w:r>
-      <w:r>
-        <w:rPr>
-          <w:rStyle w:val="VerbatimChar"/>
-        </w:rPr>
-        <w:t xml:space="preserve">IPMI_PASSWORD</w:t>
-      </w:r>
-      <w:r>
-        <w:t xml:space="preserve"> </w:t>
-      </w:r>
-      <w:r>
-        <w:t xml:space="preserve">env +</w:t>
-      </w:r>
-      <w:r>
-        <w:t xml:space="preserve"> </w:t>
-      </w:r>
-      <w:r>
-        <w:rPr>
-          <w:rStyle w:val="VerbatimChar"/>
-        </w:rPr>
-        <w:t xml:space="preserve">-E</w:t>
-      </w:r>
-      <w:r>
-        <w:t xml:space="preserve"> </w:t>
-      </w:r>
-      <w:r>
-        <w:t xml:space="preserve">(never on the argv / process table) with redacted argv in error strings; tests assert the password appears in neither argv nor errors (HXC-908, closing a wave-67 follow-up).</w:t>
+        <w:t xml:space="preserve">dst</w:t>
+      </w:r>
+      <w:r>
+        <w:t xml:space="preserve"> </w:t>
+      </w:r>
+      <w:r>
+        <w:t xml:space="preserve">— standalone FoundationDB-style deterministic simulation harness: single-threaded seeded-RNG event loop with injectable network/disk/logical-clock; same seed =&gt; byte-for-byte identical trace + exact failure replay; 1000+ seeded sims (HXC-1419).</w:t>
       </w:r>
     </w:p>
     <w:p>
@@ -5352,58 +5246,13 @@
         <w:rPr>
           <w:rStyle w:val="VerbatimChar"/>
         </w:rPr>
-        <w:t xml:space="preserve">deviceplugin</w:t>
-      </w:r>
-      <w:r>
-        <w:t xml:space="preserve"> </w:t>
-      </w:r>
-      <w:r>
-        <w:t xml:space="preserve">— concurrency test driving</w:t>
-      </w:r>
-      <w:r>
-        <w:t xml:space="preserve"> </w:t>
-      </w:r>
-      <w:r>
-        <w:rPr>
-          <w:rStyle w:val="VerbatimChar"/>
-        </w:rPr>
-        <w:t xml:space="preserve">ApplyFingerprint</w:t>
-      </w:r>
-      <w:r>
-        <w:t xml:space="preserve">/</w:t>
-      </w:r>
-      <w:r>
-        <w:rPr>
-          <w:rStyle w:val="VerbatimChar"/>
-        </w:rPr>
-        <w:t xml:space="preserve">Allocate</w:t>
-      </w:r>
-      <w:r>
-        <w:t xml:space="preserve">/</w:t>
-      </w:r>
-      <w:r>
-        <w:rPr>
-          <w:rStyle w:val="VerbatimChar"/>
-        </w:rPr>
-        <w:t xml:space="preserve">Release</w:t>
-      </w:r>
-      <w:r>
-        <w:t xml:space="preserve"> </w:t>
-      </w:r>
-      <w:r>
-        <w:t xml:space="preserve">from 50+ goroutines under</w:t>
-      </w:r>
-      <w:r>
-        <w:t xml:space="preserve"> </w:t>
-      </w:r>
-      <w:r>
-        <w:rPr>
-          <w:rStyle w:val="VerbatimChar"/>
-        </w:rPr>
-        <w:t xml:space="preserve">-race</w:t>
-      </w:r>
-      <w:r>
-        <w:t xml:space="preserve">, proving the Registry never oversubscribes (mutex removal trips the race detector) (HXC-910, closing a wave-67 follow-up).</w:t>
+        <w:t xml:space="preserve">porcupine</w:t>
+      </w:r>
+      <w:r>
+        <w:t xml:space="preserve"> </w:t>
+      </w:r>
+      <w:r>
+        <w:t xml:space="preserve">— self-contained WGL linearizability checker + concurrent history recorder: PASS on linearizable, FAIL (with violating op) on a seeded non-linearizable history (HXC-1421).</w:t>
       </w:r>
     </w:p>
     <w:p>
@@ -5418,43 +5267,46 @@
         <w:rPr>
           <w:rStyle w:val="VerbatimChar"/>
         </w:rPr>
-        <w:t xml:space="preserve">internal/llm</w:t>
-      </w:r>
-      <w:r>
-        <w:t xml:space="preserve"> </w:t>
-      </w:r>
-      <w:r>
-        <w:t xml:space="preserve">— replaced the stub</w:t>
-      </w:r>
-      <w:r>
-        <w:t xml:space="preserve"> </w:t>
-      </w:r>
-      <w:r>
-        <w:rPr>
-          <w:rStyle w:val="VerbatimChar"/>
-        </w:rPr>
-        <w:t xml:space="preserve">Inference</w:t>
-      </w:r>
-      <w:r>
-        <w:t xml:space="preserve"> </w:t>
-      </w:r>
-      <w:r>
-        <w:t xml:space="preserve">with a real strategy-based router (latency/throughput/quality/cost) over the live model registry, excluding unhealthy/unloaded models with a typed no-eligible-model error and a real injectable</w:t>
-      </w:r>
-      <w:r>
-        <w:t xml:space="preserve"> </w:t>
-      </w:r>
-      <w:r>
-        <w:rPr>
-          <w:rStyle w:val="VerbatimChar"/>
-        </w:rPr>
-        <w:t xml:space="preserve">Backend</w:t>
-      </w:r>
-      <w:r>
-        <w:t xml:space="preserve"> </w:t>
-      </w:r>
-      <w:r>
-        <w:t xml:space="preserve">seam (HXC-1470).</w:t>
+        <w:t xml:space="preserve">kraft</w:t>
+      </w:r>
+      <w:r>
+        <w:t xml:space="preserve"> </w:t>
+      </w:r>
+      <w:r>
+        <w:t xml:space="preserve">— KRaft-style self-managed Raft metadata quorum (</w:t>
+      </w:r>
+      <w:r>
+        <w:rPr>
+          <w:rStyle w:val="VerbatimChar"/>
+        </w:rPr>
+        <w:t xml:space="preserve">go.etcd.io/raft/v3</w:t>
+      </w:r>
+      <w:r>
+        <w:t xml:space="preserve">, no ZooKeeper): replicated</w:t>
+      </w:r>
+      <w:r>
+        <w:t xml:space="preserve"> </w:t>
+      </w:r>
+      <w:r>
+        <w:rPr>
+          <w:rStyle w:val="VerbatimChar"/>
+        </w:rPr>
+        <w:t xml:space="preserve">CreateTopic</w:t>
+      </w:r>
+      <w:r>
+        <w:t xml:space="preserve">/</w:t>
+      </w:r>
+      <w:r>
+        <w:rPr>
+          <w:rStyle w:val="VerbatimChar"/>
+        </w:rPr>
+        <w:t xml:space="preserve">ListTopics</w:t>
+      </w:r>
+      <w:r>
+        <w:t xml:space="preserve"> </w:t>
+      </w:r>
+      <w:r>
+        <w:t xml:space="preserve">+ partition-leader assignment, controller election + controller-loss failover (HXC-1417).</w:t>
       </w:r>
     </w:p>
     <w:p>
@@ -5469,100 +5321,13 @@
         <w:rPr>
           <w:rStyle w:val="VerbatimChar"/>
         </w:rPr>
-        <w:t xml:space="preserve">metrics</w:t>
-      </w:r>
-      <w:r>
-        <w:t xml:space="preserve"> </w:t>
-      </w:r>
-      <w:r>
-        <w:t xml:space="preserve">(additive</w:t>
-      </w:r>
-      <w:r>
-        <w:t xml:space="preserve"> </w:t>
-      </w:r>
-      <w:r>
-        <w:rPr>
-          <w:rStyle w:val="VerbatimChar"/>
-        </w:rPr>
-        <w:t xml:space="preserve">earningsmetrics.go</w:t>
-      </w:r>
-      <w:r>
-        <w:t xml:space="preserve">) —</w:t>
-      </w:r>
-      <w:r>
-        <w:t xml:space="preserve"> </w:t>
-      </w:r>
-      <w:r>
-        <w:rPr>
-          <w:rStyle w:val="VerbatimChar"/>
-        </w:rPr>
-        <w:t xml:space="preserve">EarningsMetrics</w:t>
-      </w:r>
-      <w:r>
-        <w:t xml:space="preserve"> </w:t>
-      </w:r>
-      <w:r>
-        <w:t xml:space="preserve">exposing</w:t>
-      </w:r>
-      <w:r>
-        <w:t xml:space="preserve"> </w:t>
-      </w:r>
-      <w:r>
-        <w:rPr>
-          <w:rStyle w:val="VerbatimChar"/>
-        </w:rPr>
-        <w:t xml:space="preserve">tao_earnings_total</w:t>
-      </w:r>
-      <w:r>
-        <w:t xml:space="preserve"> </w:t>
-      </w:r>
-      <w:r>
-        <w:t xml:space="preserve">/</w:t>
-      </w:r>
-      <w:r>
-        <w:t xml:space="preserve"> </w:t>
-      </w:r>
-      <w:r>
-        <w:rPr>
-          <w:rStyle w:val="VerbatimChar"/>
-        </w:rPr>
-        <w:t xml:space="preserve">graval_attestation_status</w:t>
-      </w:r>
-      <w:r>
-        <w:t xml:space="preserve"> </w:t>
-      </w:r>
-      <w:r>
-        <w:t xml:space="preserve">/</w:t>
-      </w:r>
-      <w:r>
-        <w:t xml:space="preserve"> </w:t>
-      </w:r>
-      <w:r>
-        <w:rPr>
-          <w:rStyle w:val="VerbatimChar"/>
-        </w:rPr>
-        <w:t xml:space="preserve">token_throughput</w:t>
-      </w:r>
-      <w:r>
-        <w:t xml:space="preserve"> </w:t>
-      </w:r>
-      <w:r>
-        <w:t xml:space="preserve">/</w:t>
-      </w:r>
-      <w:r>
-        <w:t xml:space="preserve"> </w:t>
-      </w:r>
-      <w:r>
-        <w:rPr>
-          <w:rStyle w:val="VerbatimChar"/>
-        </w:rPr>
-        <w:t xml:space="preserve">gpu_utilization</w:t>
-      </w:r>
-      <w:r>
-        <w:t xml:space="preserve"> </w:t>
-      </w:r>
-      <w:r>
-        <w:t xml:space="preserve">Prometheus-text series with deterministic (sorted) ordering + concurrent-safe setters (HXC-1483).</w:t>
+        <w:t xml:space="preserve">internal/chaos</w:t>
+      </w:r>
+      <w:r>
+        <w:t xml:space="preserve"> </w:t>
+      </w:r>
+      <w:r>
+        <w:t xml:space="preserve">— fault-injection library (PodKill/NetworkPartition/DiskStall/ClockSkew) + canary-guarded runner with automatic rollback on health&lt;SLO; deterministic via injected clock + seeded selection (HXC-1422).</w:t>
       </w:r>
     </w:p>
     <w:p>
@@ -5577,7 +5342,7 @@
         <w:rPr>
           <w:rStyle w:val="VerbatimChar"/>
         </w:rPr>
-        <w:t xml:space="preserve">internal/gpu</w:t>
+        <w:t xml:space="preserve">multiraft</w:t>
       </w:r>
       <w:r>
         <w:t xml:space="preserve"> </w:t>
@@ -5592,49 +5357,37 @@
         <w:rPr>
           <w:rStyle w:val="VerbatimChar"/>
         </w:rPr>
-        <w:t xml:space="preserve">attesthook.go</w:t>
-      </w:r>
-      <w:r>
-        <w:t xml:space="preserve">) — GraVal attestation hook:</w:t>
-      </w:r>
-      <w:r>
-        <w:t xml:space="preserve"> </w:t>
-      </w:r>
-      <w:r>
-        <w:rPr>
-          <w:rStyle w:val="VerbatimChar"/>
-        </w:rPr>
-        <w:t xml:space="preserve">AllocateForChutes</w:t>
-      </w:r>
-      <w:r>
-        <w:t xml:space="preserve"> </w:t>
-      </w:r>
-      <w:r>
-        <w:t xml:space="preserve">refuses a GPU that has not passed attestation (</w:t>
-      </w:r>
-      <w:r>
-        <w:rPr>
-          <w:rStyle w:val="VerbatimChar"/>
-        </w:rPr>
-        <w:t xml:space="preserve">ErrAttestationRequired</w:t>
-      </w:r>
-      <w:r>
-        <w:t xml:space="preserve">), even on the idempotent re-allocation path; injectable</w:t>
-      </w:r>
-      <w:r>
-        <w:t xml:space="preserve"> </w:t>
-      </w:r>
-      <w:r>
-        <w:rPr>
-          <w:rStyle w:val="VerbatimChar"/>
-        </w:rPr>
-        <w:t xml:space="preserve">ChutesAttestor</w:t>
-      </w:r>
-      <w:r>
-        <w:t xml:space="preserve"> </w:t>
-      </w:r>
-      <w:r>
-        <w:t xml:space="preserve">seam (HXC-1448).</w:t>
+        <w:t xml:space="preserve">lease.go</w:t>
+      </w:r>
+      <w:r>
+        <w:t xml:space="preserve">) —</w:t>
+      </w:r>
+      <w:r>
+        <w:t xml:space="preserve"> </w:t>
+      </w:r>
+      <w:r>
+        <w:rPr>
+          <w:rStyle w:val="VerbatimChar"/>
+        </w:rPr>
+        <w:t xml:space="preserve">LeaseTracker</w:t>
+      </w:r>
+      <w:r>
+        <w:t xml:space="preserve"> </w:t>
+      </w:r>
+      <w:r>
+        <w:t xml:space="preserve">CockroachDB-style leaseholder local reads (no Raft round-trip), follower routing via</w:t>
+      </w:r>
+      <w:r>
+        <w:t xml:space="preserve"> </w:t>
+      </w:r>
+      <w:r>
+        <w:rPr>
+          <w:rStyle w:val="VerbatimChar"/>
+        </w:rPr>
+        <w:t xml:space="preserve">RaftTransport.SendRead</w:t>
+      </w:r>
+      <w:r>
+        <w:t xml:space="preserve">, lease-expiry re-route against an injected clock (HXC-1389).</w:t>
       </w:r>
     </w:p>
     <w:p>
@@ -5642,11 +5395,11 @@
         <w:pStyle w:val="Compact"/>
         <w:numPr>
           <w:ilvl w:val="1"/>
-          <w:numId w:val="1012"/>
-        </w:numPr>
-      </w:pPr>
-      <w:r>
-        <w:t xml:space="preserve">Wave 70 (5 units, subagent-driven, 5 parallel streams in disjoint packages, run concurrently with wave 71):</w:t>
+          <w:numId w:val="1013"/>
+        </w:numPr>
+      </w:pPr>
+      <w:r>
+        <w:t xml:space="preserve">Wave 69 (5 units, subagent-driven, 5 parallel streams in disjoint packages, run concurrently with wave 68):</w:t>
       </w:r>
     </w:p>
     <w:p>
@@ -5661,40 +5414,43 @@
         <w:rPr>
           <w:rStyle w:val="VerbatimChar"/>
         </w:rPr>
-        <w:t xml:space="preserve">provider/chutes</w:t>
-      </w:r>
-      <w:r>
-        <w:t xml:space="preserve"> </w:t>
-      </w:r>
-      <w:r>
-        <w:t xml:space="preserve">— OpenAI-compatible</w:t>
-      </w:r>
-      <w:r>
-        <w:t xml:space="preserve"> </w:t>
-      </w:r>
-      <w:r>
-        <w:rPr>
-          <w:rStyle w:val="VerbatimChar"/>
-        </w:rPr>
-        <w:t xml:space="preserve">/v1/chat/completions</w:t>
-      </w:r>
-      <w:r>
-        <w:t xml:space="preserve"> </w:t>
-      </w:r>
-      <w:r>
-        <w:t xml:space="preserve">provider (</w:t>
-      </w:r>
-      <w:r>
-        <w:rPr>
-          <w:rStyle w:val="VerbatimChar"/>
-        </w:rPr>
-        <w:t xml:space="preserve">cpk_</w:t>
-      </w:r>
-      <w:r>
-        <w:t xml:space="preserve"> </w:t>
-      </w:r>
-      <w:r>
-        <w:t xml:space="preserve">Bearer) with HTTP-429 retry+backoff; httptest proves retry-then-success, Bearer header, and typed errors (HXC-1510).</w:t>
+        <w:t xml:space="preserve">stonith</w:t>
+      </w:r>
+      <w:r>
+        <w:t xml:space="preserve"> </w:t>
+      </w:r>
+      <w:r>
+        <w:t xml:space="preserve">— IPMI credential hardening: BMC password delivered via the</w:t>
+      </w:r>
+      <w:r>
+        <w:t xml:space="preserve"> </w:t>
+      </w:r>
+      <w:r>
+        <w:rPr>
+          <w:rStyle w:val="VerbatimChar"/>
+        </w:rPr>
+        <w:t xml:space="preserve">IPMI_PASSWORD</w:t>
+      </w:r>
+      <w:r>
+        <w:t xml:space="preserve"> </w:t>
+      </w:r>
+      <w:r>
+        <w:t xml:space="preserve">env +</w:t>
+      </w:r>
+      <w:r>
+        <w:t xml:space="preserve"> </w:t>
+      </w:r>
+      <w:r>
+        <w:rPr>
+          <w:rStyle w:val="VerbatimChar"/>
+        </w:rPr>
+        <w:t xml:space="preserve">-E</w:t>
+      </w:r>
+      <w:r>
+        <w:t xml:space="preserve"> </w:t>
+      </w:r>
+      <w:r>
+        <w:t xml:space="preserve">(never on the argv / process table) with redacted argv in error strings; tests assert the password appears in neither argv nor errors (HXC-908, closing a wave-67 follow-up).</w:t>
       </w:r>
     </w:p>
     <w:p>
@@ -5709,34 +5465,22 @@
         <w:rPr>
           <w:rStyle w:val="VerbatimChar"/>
         </w:rPr>
-        <w:t xml:space="preserve">pool</w:t>
-      </w:r>
-      <w:r>
-        <w:t xml:space="preserve"> </w:t>
-      </w:r>
-      <w:r>
-        <w:t xml:space="preserve">(additive</w:t>
-      </w:r>
-      <w:r>
-        <w:t xml:space="preserve"> </w:t>
-      </w:r>
-      <w:r>
-        <w:rPr>
-          <w:rStyle w:val="VerbatimChar"/>
-        </w:rPr>
-        <w:t xml:space="preserve">model.go</w:t>
-      </w:r>
-      <w:r>
-        <w:t xml:space="preserve">) —</w:t>
-      </w:r>
-      <w:r>
-        <w:t xml:space="preserve"> </w:t>
-      </w:r>
-      <w:r>
-        <w:rPr>
-          <w:rStyle w:val="VerbatimChar"/>
-        </w:rPr>
-        <w:t xml:space="preserve">GPUDevice</w:t>
+        <w:t xml:space="preserve">deviceplugin</w:t>
+      </w:r>
+      <w:r>
+        <w:t xml:space="preserve"> </w:t>
+      </w:r>
+      <w:r>
+        <w:t xml:space="preserve">— concurrency test driving</w:t>
+      </w:r>
+      <w:r>
+        <w:t xml:space="preserve"> </w:t>
+      </w:r>
+      <w:r>
+        <w:rPr>
+          <w:rStyle w:val="VerbatimChar"/>
+        </w:rPr>
+        <w:t xml:space="preserve">ApplyFingerprint</w:t>
       </w:r>
       <w:r>
         <w:t xml:space="preserve">/</w:t>
@@ -5745,7 +5489,7 @@
         <w:rPr>
           <w:rStyle w:val="VerbatimChar"/>
         </w:rPr>
-        <w:t xml:space="preserve">WorkloadSpec</w:t>
+        <w:t xml:space="preserve">Allocate</w:t>
       </w:r>
       <w:r>
         <w:t xml:space="preserve">/</w:t>
@@ -5754,22 +5498,25 @@
         <w:rPr>
           <w:rStyle w:val="VerbatimChar"/>
         </w:rPr>
-        <w:t xml:space="preserve">GPUAllocation</w:t>
-      </w:r>
-      <w:r>
-        <w:t xml:space="preserve">/</w:t>
-      </w:r>
-      <w:r>
-        <w:rPr>
-          <w:rStyle w:val="VerbatimChar"/>
-        </w:rPr>
-        <w:t xml:space="preserve">PoolStatus</w:t>
-      </w:r>
-      <w:r>
-        <w:t xml:space="preserve"> </w:t>
-      </w:r>
-      <w:r>
-        <w:t xml:space="preserve">data model with snake_case JSON tags + round-trip/concurrency tests (HXC-1495).</w:t>
+        <w:t xml:space="preserve">Release</w:t>
+      </w:r>
+      <w:r>
+        <w:t xml:space="preserve"> </w:t>
+      </w:r>
+      <w:r>
+        <w:t xml:space="preserve">from 50+ goroutines under</w:t>
+      </w:r>
+      <w:r>
+        <w:t xml:space="preserve"> </w:t>
+      </w:r>
+      <w:r>
+        <w:rPr>
+          <w:rStyle w:val="VerbatimChar"/>
+        </w:rPr>
+        <w:t xml:space="preserve">-race</w:t>
+      </w:r>
+      <w:r>
+        <w:t xml:space="preserve">, proving the Registry never oversubscribes (mutex removal trips the race detector) (HXC-910, closing a wave-67 follow-up).</w:t>
       </w:r>
     </w:p>
     <w:p>
@@ -5784,55 +5531,43 @@
         <w:rPr>
           <w:rStyle w:val="VerbatimChar"/>
         </w:rPr>
-        <w:t xml:space="preserve">quantization</w:t>
-      </w:r>
-      <w:r>
-        <w:t xml:space="preserve"> </w:t>
-      </w:r>
-      <w:r>
-        <w:t xml:space="preserve">(additive</w:t>
-      </w:r>
-      <w:r>
-        <w:t xml:space="preserve"> </w:t>
-      </w:r>
-      <w:r>
-        <w:rPr>
-          <w:rStyle w:val="VerbatimChar"/>
-        </w:rPr>
-        <w:t xml:space="preserve">awq.go</w:t>
-      </w:r>
-      <w:r>
-        <w:t xml:space="preserve">) — AWQ 4-bit default serving format +</w:t>
-      </w:r>
-      <w:r>
-        <w:t xml:space="preserve"> </w:t>
-      </w:r>
-      <w:r>
-        <w:rPr>
-          <w:rStyle w:val="VerbatimChar"/>
-        </w:rPr>
-        <w:t xml:space="preserve">EstimateVRAM</w:t>
-      </w:r>
-      <w:r>
-        <w:t xml:space="preserve"> </w:t>
-      </w:r>
-      <w:r>
-        <w:t xml:space="preserve">(~25% of fp16) + budget-aware</w:t>
-      </w:r>
-      <w:r>
-        <w:t xml:space="preserve"> </w:t>
-      </w:r>
-      <w:r>
-        <w:rPr>
-          <w:rStyle w:val="VerbatimChar"/>
-        </w:rPr>
-        <w:t xml:space="preserve">SelectFormat</w:t>
-      </w:r>
-      <w:r>
-        <w:t xml:space="preserve"> </w:t>
-      </w:r>
-      <w:r>
-        <w:t xml:space="preserve">preferring AWQ when fp16 won’t fit (HXC-1473).</w:t>
+        <w:t xml:space="preserve">internal/llm</w:t>
+      </w:r>
+      <w:r>
+        <w:t xml:space="preserve"> </w:t>
+      </w:r>
+      <w:r>
+        <w:t xml:space="preserve">— replaced the stub</w:t>
+      </w:r>
+      <w:r>
+        <w:t xml:space="preserve"> </w:t>
+      </w:r>
+      <w:r>
+        <w:rPr>
+          <w:rStyle w:val="VerbatimChar"/>
+        </w:rPr>
+        <w:t xml:space="preserve">Inference</w:t>
+      </w:r>
+      <w:r>
+        <w:t xml:space="preserve"> </w:t>
+      </w:r>
+      <w:r>
+        <w:t xml:space="preserve">with a real strategy-based router (latency/throughput/quality/cost) over the live model registry, excluding unhealthy/unloaded models with a typed no-eligible-model error and a real injectable</w:t>
+      </w:r>
+      <w:r>
+        <w:t xml:space="preserve"> </w:t>
+      </w:r>
+      <w:r>
+        <w:rPr>
+          <w:rStyle w:val="VerbatimChar"/>
+        </w:rPr>
+        <w:t xml:space="preserve">Backend</w:t>
+      </w:r>
+      <w:r>
+        <w:t xml:space="preserve"> </w:t>
+      </w:r>
+      <w:r>
+        <w:t xml:space="preserve">seam (HXC-1470).</w:t>
       </w:r>
     </w:p>
     <w:p>
@@ -5847,7 +5582,7 @@
         <w:rPr>
           <w:rStyle w:val="VerbatimChar"/>
         </w:rPr>
-        <w:t xml:space="preserve">internal/gateway</w:t>
+        <w:t xml:space="preserve">metrics</w:t>
       </w:r>
       <w:r>
         <w:t xml:space="preserve"> </w:t>
@@ -5862,40 +5597,85 @@
         <w:rPr>
           <w:rStyle w:val="VerbatimChar"/>
         </w:rPr>
-        <w:t xml:space="preserve">inference.go</w:t>
-      </w:r>
-      <w:r>
-        <w:t xml:space="preserve">) — inference route forwarding to an injectable Chutes client;</w:t>
-      </w:r>
-      <w:r>
-        <w:t xml:space="preserve"> </w:t>
-      </w:r>
-      <w:r>
-        <w:rPr>
-          <w:rStyle w:val="VerbatimChar"/>
-        </w:rPr>
-        <w:t xml:space="preserve">TEERequired</w:t>
-      </w:r>
-      <w:r>
-        <w:t xml:space="preserve"> </w:t>
-      </w:r>
-      <w:r>
-        <w:t xml:space="preserve">=&gt;</w:t>
-      </w:r>
-      <w:r>
-        <w:t xml:space="preserve"> </w:t>
-      </w:r>
-      <w:r>
-        <w:rPr>
-          <w:rStyle w:val="VerbatimChar"/>
-        </w:rPr>
-        <w:t xml:space="preserve">X-E2EE-Enabled</w:t>
-      </w:r>
-      <w:r>
-        <w:t xml:space="preserve"> </w:t>
-      </w:r>
-      <w:r>
-        <w:t xml:space="preserve">routing marker; client failure =&gt; 502 (HXC-1469).</w:t>
+        <w:t xml:space="preserve">earningsmetrics.go</w:t>
+      </w:r>
+      <w:r>
+        <w:t xml:space="preserve">) —</w:t>
+      </w:r>
+      <w:r>
+        <w:t xml:space="preserve"> </w:t>
+      </w:r>
+      <w:r>
+        <w:rPr>
+          <w:rStyle w:val="VerbatimChar"/>
+        </w:rPr>
+        <w:t xml:space="preserve">EarningsMetrics</w:t>
+      </w:r>
+      <w:r>
+        <w:t xml:space="preserve"> </w:t>
+      </w:r>
+      <w:r>
+        <w:t xml:space="preserve">exposing</w:t>
+      </w:r>
+      <w:r>
+        <w:t xml:space="preserve"> </w:t>
+      </w:r>
+      <w:r>
+        <w:rPr>
+          <w:rStyle w:val="VerbatimChar"/>
+        </w:rPr>
+        <w:t xml:space="preserve">tao_earnings_total</w:t>
+      </w:r>
+      <w:r>
+        <w:t xml:space="preserve"> </w:t>
+      </w:r>
+      <w:r>
+        <w:t xml:space="preserve">/</w:t>
+      </w:r>
+      <w:r>
+        <w:t xml:space="preserve"> </w:t>
+      </w:r>
+      <w:r>
+        <w:rPr>
+          <w:rStyle w:val="VerbatimChar"/>
+        </w:rPr>
+        <w:t xml:space="preserve">graval_attestation_status</w:t>
+      </w:r>
+      <w:r>
+        <w:t xml:space="preserve"> </w:t>
+      </w:r>
+      <w:r>
+        <w:t xml:space="preserve">/</w:t>
+      </w:r>
+      <w:r>
+        <w:t xml:space="preserve"> </w:t>
+      </w:r>
+      <w:r>
+        <w:rPr>
+          <w:rStyle w:val="VerbatimChar"/>
+        </w:rPr>
+        <w:t xml:space="preserve">token_throughput</w:t>
+      </w:r>
+      <w:r>
+        <w:t xml:space="preserve"> </w:t>
+      </w:r>
+      <w:r>
+        <w:t xml:space="preserve">/</w:t>
+      </w:r>
+      <w:r>
+        <w:t xml:space="preserve"> </w:t>
+      </w:r>
+      <w:r>
+        <w:rPr>
+          <w:rStyle w:val="VerbatimChar"/>
+        </w:rPr>
+        <w:t xml:space="preserve">gpu_utilization</w:t>
+      </w:r>
+      <w:r>
+        <w:t xml:space="preserve"> </w:t>
+      </w:r>
+      <w:r>
+        <w:t xml:space="preserve">Prometheus-text series with deterministic (sorted) ordering + concurrent-safe setters (HXC-1483).</w:t>
       </w:r>
     </w:p>
     <w:p>
@@ -5925,10 +5705,49 @@
         <w:rPr>
           <w:rStyle w:val="VerbatimChar"/>
         </w:rPr>
-        <w:t xml:space="preserve">mig.go</w:t>
-      </w:r>
-      <w:r>
-        <w:t xml:space="preserve">) — MIG profile management: standardized vGPU tiers (1g.10gb/2g.20gb/3g.40gb/7g.80gb), in-memory partitioning with oversubscription rejection + fixed-at-creation immutability (HXC-1449).</w:t>
+        <w:t xml:space="preserve">attesthook.go</w:t>
+      </w:r>
+      <w:r>
+        <w:t xml:space="preserve">) — GraVal attestation hook:</w:t>
+      </w:r>
+      <w:r>
+        <w:t xml:space="preserve"> </w:t>
+      </w:r>
+      <w:r>
+        <w:rPr>
+          <w:rStyle w:val="VerbatimChar"/>
+        </w:rPr>
+        <w:t xml:space="preserve">AllocateForChutes</w:t>
+      </w:r>
+      <w:r>
+        <w:t xml:space="preserve"> </w:t>
+      </w:r>
+      <w:r>
+        <w:t xml:space="preserve">refuses a GPU that has not passed attestation (</w:t>
+      </w:r>
+      <w:r>
+        <w:rPr>
+          <w:rStyle w:val="VerbatimChar"/>
+        </w:rPr>
+        <w:t xml:space="preserve">ErrAttestationRequired</w:t>
+      </w:r>
+      <w:r>
+        <w:t xml:space="preserve">), even on the idempotent re-allocation path; injectable</w:t>
+      </w:r>
+      <w:r>
+        <w:t xml:space="preserve"> </w:t>
+      </w:r>
+      <w:r>
+        <w:rPr>
+          <w:rStyle w:val="VerbatimChar"/>
+        </w:rPr>
+        <w:t xml:space="preserve">ChutesAttestor</w:t>
+      </w:r>
+      <w:r>
+        <w:t xml:space="preserve"> </w:t>
+      </w:r>
+      <w:r>
+        <w:t xml:space="preserve">seam (HXC-1448).</w:t>
       </w:r>
     </w:p>
     <w:p>
@@ -5936,11 +5755,11 @@
         <w:pStyle w:val="Compact"/>
         <w:numPr>
           <w:ilvl w:val="1"/>
-          <w:numId w:val="1012"/>
-        </w:numPr>
-      </w:pPr>
-      <w:r>
-        <w:t xml:space="preserve">Wave 71 (5 units, subagent-driven, 5 parallel streams in disjoint packages, run concurrently with wave 70; closes 4 prior follow-ups):</w:t>
+          <w:numId w:val="1013"/>
+        </w:numPr>
+      </w:pPr>
+      <w:r>
+        <w:t xml:space="preserve">Wave 70 (5 units, subagent-driven, 5 parallel streams in disjoint packages, run concurrently with wave 71):</w:t>
       </w:r>
     </w:p>
     <w:p>
@@ -5955,28 +5774,40 @@
         <w:rPr>
           <w:rStyle w:val="VerbatimChar"/>
         </w:rPr>
-        <w:t xml:space="preserve">multiraft</w:t>
-      </w:r>
-      <w:r>
-        <w:t xml:space="preserve"> </w:t>
-      </w:r>
-      <w:r>
-        <w:t xml:space="preserve">— RaftTransport async-delivery safety: inbox handler Steps under the shard mutex, outbound messages deferred + flushed after unlock; a new async-transport</w:t>
-      </w:r>
-      <w:r>
-        <w:t xml:space="preserve"> </w:t>
-      </w:r>
-      <w:r>
-        <w:rPr>
-          <w:rStyle w:val="VerbatimChar"/>
-        </w:rPr>
-        <w:t xml:space="preserve">-race</w:t>
-      </w:r>
-      <w:r>
-        <w:t xml:space="preserve"> </w:t>
-      </w:r>
-      <w:r>
-        <w:t xml:space="preserve">test proves a goroutine-delivering transport is race-free and still commits (HXC-909).</w:t>
+        <w:t xml:space="preserve">provider/chutes</w:t>
+      </w:r>
+      <w:r>
+        <w:t xml:space="preserve"> </w:t>
+      </w:r>
+      <w:r>
+        <w:t xml:space="preserve">— OpenAI-compatible</w:t>
+      </w:r>
+      <w:r>
+        <w:t xml:space="preserve"> </w:t>
+      </w:r>
+      <w:r>
+        <w:rPr>
+          <w:rStyle w:val="VerbatimChar"/>
+        </w:rPr>
+        <w:t xml:space="preserve">/v1/chat/completions</w:t>
+      </w:r>
+      <w:r>
+        <w:t xml:space="preserve"> </w:t>
+      </w:r>
+      <w:r>
+        <w:t xml:space="preserve">provider (</w:t>
+      </w:r>
+      <w:r>
+        <w:rPr>
+          <w:rStyle w:val="VerbatimChar"/>
+        </w:rPr>
+        <w:t xml:space="preserve">cpk_</w:t>
+      </w:r>
+      <w:r>
+        <w:t xml:space="preserve"> </w:t>
+      </w:r>
+      <w:r>
+        <w:t xml:space="preserve">Bearer) with HTTP-429 retry+backoff; httptest proves retry-then-success, Bearer header, and typed errors (HXC-1510).</w:t>
       </w:r>
     </w:p>
     <w:p>
@@ -5991,43 +5822,67 @@
         <w:rPr>
           <w:rStyle w:val="VerbatimChar"/>
         </w:rPr>
-        <w:t xml:space="preserve">kraft</w:t>
-      </w:r>
-      <w:r>
-        <w:t xml:space="preserve"> </w:t>
-      </w:r>
-      <w:r>
-        <w:t xml:space="preserve">—</w:t>
-      </w:r>
-      <w:r>
-        <w:t xml:space="preserve"> </w:t>
-      </w:r>
-      <w:r>
-        <w:rPr>
-          <w:rStyle w:val="VerbatimChar"/>
-        </w:rPr>
-        <w:t xml:space="preserve">CreateTopic</w:t>
-      </w:r>
-      <w:r>
-        <w:t xml:space="preserve"> </w:t>
-      </w:r>
-      <w:r>
-        <w:t xml:space="preserve">returns</w:t>
-      </w:r>
-      <w:r>
-        <w:t xml:space="preserve"> </w:t>
-      </w:r>
-      <w:r>
-        <w:rPr>
-          <w:rStyle w:val="VerbatimChar"/>
-        </w:rPr>
-        <w:t xml:space="preserve">ErrTopicExists</w:t>
-      </w:r>
-      <w:r>
-        <w:t xml:space="preserve"> </w:t>
-      </w:r>
-      <w:r>
-        <w:t xml:space="preserve">on a conflicting re-create (different partition count); identical re-create stays idempotent (HXC-912).</w:t>
+        <w:t xml:space="preserve">pool</w:t>
+      </w:r>
+      <w:r>
+        <w:t xml:space="preserve"> </w:t>
+      </w:r>
+      <w:r>
+        <w:t xml:space="preserve">(additive</w:t>
+      </w:r>
+      <w:r>
+        <w:t xml:space="preserve"> </w:t>
+      </w:r>
+      <w:r>
+        <w:rPr>
+          <w:rStyle w:val="VerbatimChar"/>
+        </w:rPr>
+        <w:t xml:space="preserve">model.go</w:t>
+      </w:r>
+      <w:r>
+        <w:t xml:space="preserve">) —</w:t>
+      </w:r>
+      <w:r>
+        <w:t xml:space="preserve"> </w:t>
+      </w:r>
+      <w:r>
+        <w:rPr>
+          <w:rStyle w:val="VerbatimChar"/>
+        </w:rPr>
+        <w:t xml:space="preserve">GPUDevice</w:t>
+      </w:r>
+      <w:r>
+        <w:t xml:space="preserve">/</w:t>
+      </w:r>
+      <w:r>
+        <w:rPr>
+          <w:rStyle w:val="VerbatimChar"/>
+        </w:rPr>
+        <w:t xml:space="preserve">WorkloadSpec</w:t>
+      </w:r>
+      <w:r>
+        <w:t xml:space="preserve">/</w:t>
+      </w:r>
+      <w:r>
+        <w:rPr>
+          <w:rStyle w:val="VerbatimChar"/>
+        </w:rPr>
+        <w:t xml:space="preserve">GPUAllocation</w:t>
+      </w:r>
+      <w:r>
+        <w:t xml:space="preserve">/</w:t>
+      </w:r>
+      <w:r>
+        <w:rPr>
+          <w:rStyle w:val="VerbatimChar"/>
+        </w:rPr>
+        <w:t xml:space="preserve">PoolStatus</w:t>
+      </w:r>
+      <w:r>
+        <w:t xml:space="preserve"> </w:t>
+      </w:r>
+      <w:r>
+        <w:t xml:space="preserve">data model with snake_case JSON tags + round-trip/concurrency tests (HXC-1495).</w:t>
       </w:r>
     </w:p>
     <w:p>
@@ -6042,37 +5897,55 @@
         <w:rPr>
           <w:rStyle w:val="VerbatimChar"/>
         </w:rPr>
-        <w:t xml:space="preserve">porcupine</w:t>
-      </w:r>
-      <w:r>
-        <w:t xml:space="preserve"> </w:t>
-      </w:r>
-      <w:r>
-        <w:t xml:space="preserve">— WGL state-dedup memoization via</w:t>
-      </w:r>
-      <w:r>
-        <w:t xml:space="preserve"> </w:t>
-      </w:r>
-      <w:r>
-        <w:rPr>
-          <w:rStyle w:val="VerbatimChar"/>
-        </w:rPr>
-        <w:t xml:space="preserve">Model.Equal</w:t>
-      </w:r>
-      <w:r>
-        <w:t xml:space="preserve">: verdict-preserving pruning (memo fires on backtracking histories; identical PASS/FAIL + witness vs</w:t>
-      </w:r>
-      <w:r>
-        <w:t xml:space="preserve"> </w:t>
-      </w:r>
-      <w:r>
-        <w:rPr>
-          <w:rStyle w:val="VerbatimChar"/>
-        </w:rPr>
-        <w:t xml:space="preserve">Equal==nil</w:t>
-      </w:r>
-      <w:r>
-        <w:t xml:space="preserve">) (HXC-913).</w:t>
+        <w:t xml:space="preserve">quantization</w:t>
+      </w:r>
+      <w:r>
+        <w:t xml:space="preserve"> </w:t>
+      </w:r>
+      <w:r>
+        <w:t xml:space="preserve">(additive</w:t>
+      </w:r>
+      <w:r>
+        <w:t xml:space="preserve"> </w:t>
+      </w:r>
+      <w:r>
+        <w:rPr>
+          <w:rStyle w:val="VerbatimChar"/>
+        </w:rPr>
+        <w:t xml:space="preserve">awq.go</w:t>
+      </w:r>
+      <w:r>
+        <w:t xml:space="preserve">) — AWQ 4-bit default serving format +</w:t>
+      </w:r>
+      <w:r>
+        <w:t xml:space="preserve"> </w:t>
+      </w:r>
+      <w:r>
+        <w:rPr>
+          <w:rStyle w:val="VerbatimChar"/>
+        </w:rPr>
+        <w:t xml:space="preserve">EstimateVRAM</w:t>
+      </w:r>
+      <w:r>
+        <w:t xml:space="preserve"> </w:t>
+      </w:r>
+      <w:r>
+        <w:t xml:space="preserve">(~25% of fp16) + budget-aware</w:t>
+      </w:r>
+      <w:r>
+        <w:t xml:space="preserve"> </w:t>
+      </w:r>
+      <w:r>
+        <w:rPr>
+          <w:rStyle w:val="VerbatimChar"/>
+        </w:rPr>
+        <w:t xml:space="preserve">SelectFormat</w:t>
+      </w:r>
+      <w:r>
+        <w:t xml:space="preserve"> </w:t>
+      </w:r>
+      <w:r>
+        <w:t xml:space="preserve">preferring AWQ when fp16 won’t fit (HXC-1473).</w:t>
       </w:r>
     </w:p>
     <w:p>
@@ -6087,28 +5960,55 @@
         <w:rPr>
           <w:rStyle w:val="VerbatimChar"/>
         </w:rPr>
-        <w:t xml:space="preserve">chutes</w:t>
-      </w:r>
-      <w:r>
-        <w:t xml:space="preserve"> </w:t>
-      </w:r>
-      <w:r>
-        <w:t xml:space="preserve">—</w:t>
-      </w:r>
-      <w:r>
-        <w:t xml:space="preserve"> </w:t>
-      </w:r>
-      <w:r>
-        <w:rPr>
-          <w:rStyle w:val="VerbatimChar"/>
-        </w:rPr>
-        <w:t xml:space="preserve">StreamChannel</w:t>
-      </w:r>
-      <w:r>
-        <w:t xml:space="preserve"> </w:t>
-      </w:r>
-      <w:r>
-        <w:t xml:space="preserve">honors ctx cancellation on a blocked read (prompt channel close, no goroutine leak) and closes the owned reader (HXC-911).</w:t>
+        <w:t xml:space="preserve">internal/gateway</w:t>
+      </w:r>
+      <w:r>
+        <w:t xml:space="preserve"> </w:t>
+      </w:r>
+      <w:r>
+        <w:t xml:space="preserve">(additive</w:t>
+      </w:r>
+      <w:r>
+        <w:t xml:space="preserve"> </w:t>
+      </w:r>
+      <w:r>
+        <w:rPr>
+          <w:rStyle w:val="VerbatimChar"/>
+        </w:rPr>
+        <w:t xml:space="preserve">inference.go</w:t>
+      </w:r>
+      <w:r>
+        <w:t xml:space="preserve">) — inference route forwarding to an injectable Chutes client;</w:t>
+      </w:r>
+      <w:r>
+        <w:t xml:space="preserve"> </w:t>
+      </w:r>
+      <w:r>
+        <w:rPr>
+          <w:rStyle w:val="VerbatimChar"/>
+        </w:rPr>
+        <w:t xml:space="preserve">TEERequired</w:t>
+      </w:r>
+      <w:r>
+        <w:t xml:space="preserve"> </w:t>
+      </w:r>
+      <w:r>
+        <w:t xml:space="preserve">=&gt;</w:t>
+      </w:r>
+      <w:r>
+        <w:t xml:space="preserve"> </w:t>
+      </w:r>
+      <w:r>
+        <w:rPr>
+          <w:rStyle w:val="VerbatimChar"/>
+        </w:rPr>
+        <w:t xml:space="preserve">X-E2EE-Enabled</w:t>
+      </w:r>
+      <w:r>
+        <w:t xml:space="preserve"> </w:t>
+      </w:r>
+      <w:r>
+        <w:t xml:space="preserve">routing marker; client failure =&gt; 502 (HXC-1469).</w:t>
       </w:r>
     </w:p>
     <w:p>
@@ -6123,7 +6023,7 @@
         <w:rPr>
           <w:rStyle w:val="VerbatimChar"/>
         </w:rPr>
-        <w:t xml:space="preserve">marketplaceadapter</w:t>
+        <w:t xml:space="preserve">internal/gpu</w:t>
       </w:r>
       <w:r>
         <w:t xml:space="preserve"> </w:t>
@@ -6138,22 +6038,10 @@
         <w:rPr>
           <w:rStyle w:val="VerbatimChar"/>
         </w:rPr>
-        <w:t xml:space="preserve">akash.go</w:t>
-      </w:r>
-      <w:r>
-        <w:t xml:space="preserve">) — Akash (Cosmos/AKT) adapter over an injectable client: reverse-auction pricing, SDL submission, provider-reputation gate, registered in the</w:t>
-      </w:r>
-      <w:r>
-        <w:t xml:space="preserve"> </w:t>
-      </w:r>
-      <w:r>
-        <w:rPr>
-          <w:rStyle w:val="VerbatimChar"/>
-        </w:rPr>
-        <w:t xml:space="preserve">Name()</w:t>
-      </w:r>
-      <w:r>
-        <w:t xml:space="preserve">-dispatch Registry (HXC-1458).</w:t>
+        <w:t xml:space="preserve">mig.go</w:t>
+      </w:r>
+      <w:r>
+        <w:t xml:space="preserve">) — MIG profile management: standardized vGPU tiers (1g.10gb/2g.20gb/3g.40gb/7g.80gb), in-memory partitioning with oversubscription rejection + fixed-at-creation immutability (HXC-1449).</w:t>
       </w:r>
     </w:p>
     <w:p>
@@ -6161,11 +6049,11 @@
         <w:pStyle w:val="Compact"/>
         <w:numPr>
           <w:ilvl w:val="1"/>
-          <w:numId w:val="1012"/>
-        </w:numPr>
-      </w:pPr>
-      <w:r>
-        <w:t xml:space="preserve">Wave 72 (5 units, subagent-driven, 5 parallel streams in disjoint packages):</w:t>
+          <w:numId w:val="1013"/>
+        </w:numPr>
+      </w:pPr>
+      <w:r>
+        <w:t xml:space="preserve">Wave 71 (5 units, subagent-driven, 5 parallel streams in disjoint packages, run concurrently with wave 70; closes 4 prior follow-ups):</w:t>
       </w:r>
     </w:p>
     <w:p>
@@ -6180,25 +6068,28 @@
         <w:rPr>
           <w:rStyle w:val="VerbatimChar"/>
         </w:rPr>
-        <w:t xml:space="preserve">provider/runpod</w:t>
-      </w:r>
-      <w:r>
-        <w:t xml:space="preserve"> </w:t>
-      </w:r>
-      <w:r>
-        <w:t xml:space="preserve">— RunPodProvider (implements</w:t>
-      </w:r>
-      <w:r>
-        <w:t xml:space="preserve"> </w:t>
-      </w:r>
-      <w:r>
-        <w:rPr>
-          <w:rStyle w:val="VerbatimChar"/>
-        </w:rPr>
-        <w:t xml:space="preserve">pool.GPUProvider</w:t>
-      </w:r>
-      <w:r>
-        <w:t xml:space="preserve">) with a warm-pool fast path over an injectable client (HXC-1515).</w:t>
+        <w:t xml:space="preserve">multiraft</w:t>
+      </w:r>
+      <w:r>
+        <w:t xml:space="preserve"> </w:t>
+      </w:r>
+      <w:r>
+        <w:t xml:space="preserve">— RaftTransport async-delivery safety: inbox handler Steps under the shard mutex, outbound messages deferred + flushed after unlock; a new async-transport</w:t>
+      </w:r>
+      <w:r>
+        <w:t xml:space="preserve"> </w:t>
+      </w:r>
+      <w:r>
+        <w:rPr>
+          <w:rStyle w:val="VerbatimChar"/>
+        </w:rPr>
+        <w:t xml:space="preserve">-race</w:t>
+      </w:r>
+      <w:r>
+        <w:t xml:space="preserve"> </w:t>
+      </w:r>
+      <w:r>
+        <w:t xml:space="preserve">test proves a goroutine-delivering transport is race-free and still commits (HXC-909).</w:t>
       </w:r>
     </w:p>
     <w:p>
@@ -6213,13 +6104,43 @@
         <w:rPr>
           <w:rStyle w:val="VerbatimChar"/>
         </w:rPr>
-        <w:t xml:space="preserve">provider/aws</w:t>
-      </w:r>
-      <w:r>
-        <w:t xml:space="preserve"> </w:t>
-      </w:r>
-      <w:r>
-        <w:t xml:space="preserve">— AWSProvider EC2 Spot adapter over an injectable EC2-client interface (no aws-sdk dep): GPU model→instance-type selection (p5/p4de/g5), Spot+tags, TOCTOU-safe capacity gate (HXC-1516).</w:t>
+        <w:t xml:space="preserve">kraft</w:t>
+      </w:r>
+      <w:r>
+        <w:t xml:space="preserve"> </w:t>
+      </w:r>
+      <w:r>
+        <w:t xml:space="preserve">—</w:t>
+      </w:r>
+      <w:r>
+        <w:t xml:space="preserve"> </w:t>
+      </w:r>
+      <w:r>
+        <w:rPr>
+          <w:rStyle w:val="VerbatimChar"/>
+        </w:rPr>
+        <w:t xml:space="preserve">CreateTopic</w:t>
+      </w:r>
+      <w:r>
+        <w:t xml:space="preserve"> </w:t>
+      </w:r>
+      <w:r>
+        <w:t xml:space="preserve">returns</w:t>
+      </w:r>
+      <w:r>
+        <w:t xml:space="preserve"> </w:t>
+      </w:r>
+      <w:r>
+        <w:rPr>
+          <w:rStyle w:val="VerbatimChar"/>
+        </w:rPr>
+        <w:t xml:space="preserve">ErrTopicExists</w:t>
+      </w:r>
+      <w:r>
+        <w:t xml:space="preserve"> </w:t>
+      </w:r>
+      <w:r>
+        <w:t xml:space="preserve">on a conflicting re-create (different partition count); identical re-create stays idempotent (HXC-912).</w:t>
       </w:r>
     </w:p>
     <w:p>
@@ -6234,25 +6155,37 @@
         <w:rPr>
           <w:rStyle w:val="VerbatimChar"/>
         </w:rPr>
-        <w:t xml:space="preserve">scheduler</w:t>
-      </w:r>
-      <w:r>
-        <w:t xml:space="preserve"> </w:t>
-      </w:r>
-      <w:r>
-        <w:t xml:space="preserve">(additive</w:t>
-      </w:r>
-      <w:r>
-        <w:t xml:space="preserve"> </w:t>
-      </w:r>
-      <w:r>
-        <w:rPr>
-          <w:rStyle w:val="VerbatimChar"/>
-        </w:rPr>
-        <w:t xml:space="preserve">tier_filter.go</w:t>
-      </w:r>
-      <w:r>
-        <w:t xml:space="preserve">) — GPUTier-aware filter predicate: hard-exclude disallowed tiers + preference scoring, composes with the existing count filter, fails closed on a nil predicate (HXC-1534).</w:t>
+        <w:t xml:space="preserve">porcupine</w:t>
+      </w:r>
+      <w:r>
+        <w:t xml:space="preserve"> </w:t>
+      </w:r>
+      <w:r>
+        <w:t xml:space="preserve">— WGL state-dedup memoization via</w:t>
+      </w:r>
+      <w:r>
+        <w:t xml:space="preserve"> </w:t>
+      </w:r>
+      <w:r>
+        <w:rPr>
+          <w:rStyle w:val="VerbatimChar"/>
+        </w:rPr>
+        <w:t xml:space="preserve">Model.Equal</w:t>
+      </w:r>
+      <w:r>
+        <w:t xml:space="preserve">: verdict-preserving pruning (memo fires on backtracking histories; identical PASS/FAIL + witness vs</w:t>
+      </w:r>
+      <w:r>
+        <w:t xml:space="preserve"> </w:t>
+      </w:r>
+      <w:r>
+        <w:rPr>
+          <w:rStyle w:val="VerbatimChar"/>
+        </w:rPr>
+        <w:t xml:space="preserve">Equal==nil</w:t>
+      </w:r>
+      <w:r>
+        <w:t xml:space="preserve">) (HXC-913).</w:t>
       </w:r>
     </w:p>
     <w:p>
@@ -6267,52 +6200,28 @@
         <w:rPr>
           <w:rStyle w:val="VerbatimChar"/>
         </w:rPr>
-        <w:t xml:space="preserve">provider/chutes</w:t>
-      </w:r>
-      <w:r>
-        <w:t xml:space="preserve"> </w:t>
-      </w:r>
-      <w:r>
-        <w:t xml:space="preserve">— ctx-interruptible 429 backoff (select vs</w:t>
-      </w:r>
-      <w:r>
-        <w:t xml:space="preserve"> </w:t>
-      </w:r>
-      <w:r>
-        <w:rPr>
-          <w:rStyle w:val="VerbatimChar"/>
-        </w:rPr>
-        <w:t xml:space="preserve">ctx.Done()</w:t>
-      </w:r>
-      <w:r>
-        <w:t xml:space="preserve">) + honors</w:t>
-      </w:r>
-      <w:r>
-        <w:t xml:space="preserve"> </w:t>
-      </w:r>
-      <w:r>
-        <w:rPr>
-          <w:rStyle w:val="VerbatimChar"/>
-        </w:rPr>
-        <w:t xml:space="preserve">Retry-After</w:t>
-      </w:r>
-      <w:r>
-        <w:t xml:space="preserve"> </w:t>
-      </w:r>
-      <w:r>
-        <w:t xml:space="preserve">(delta-seconds/HTTP-date,</w:t>
-      </w:r>
-      <w:r>
-        <w:t xml:space="preserve"> </w:t>
-      </w:r>
-      <w:r>
-        <w:rPr>
-          <w:rStyle w:val="VerbatimChar"/>
-        </w:rPr>
-        <w:t xml:space="preserve">max(hint,backoff)</w:t>
-      </w:r>
-      <w:r>
-        <w:t xml:space="preserve">) (HXC-916, closing a wave-70 follow-up).</w:t>
+        <w:t xml:space="preserve">chutes</w:t>
+      </w:r>
+      <w:r>
+        <w:t xml:space="preserve"> </w:t>
+      </w:r>
+      <w:r>
+        <w:t xml:space="preserve">—</w:t>
+      </w:r>
+      <w:r>
+        <w:t xml:space="preserve"> </w:t>
+      </w:r>
+      <w:r>
+        <w:rPr>
+          <w:rStyle w:val="VerbatimChar"/>
+        </w:rPr>
+        <w:t xml:space="preserve">StreamChannel</w:t>
+      </w:r>
+      <w:r>
+        <w:t xml:space="preserve"> </w:t>
+      </w:r>
+      <w:r>
+        <w:t xml:space="preserve">honors ctx cancellation on a blocked read (prompt channel close, no goroutine leak) and closes the owned reader (HXC-911).</w:t>
       </w:r>
     </w:p>
     <w:p>
@@ -6327,7 +6236,7 @@
         <w:rPr>
           <w:rStyle w:val="VerbatimChar"/>
         </w:rPr>
-        <w:t xml:space="preserve">grafanadash</w:t>
+        <w:t xml:space="preserve">marketplaceadapter</w:t>
       </w:r>
       <w:r>
         <w:t xml:space="preserve"> </w:t>
@@ -6342,31 +6251,22 @@
         <w:rPr>
           <w:rStyle w:val="VerbatimChar"/>
         </w:rPr>
-        <w:t xml:space="preserve">tiercost_dash.go</w:t>
-      </w:r>
-      <w:r>
-        <w:t xml:space="preserve">) — Phase-8B tier-utilization + cost dashboard generator (panels target</w:t>
-      </w:r>
-      <w:r>
-        <w:t xml:space="preserve"> </w:t>
-      </w:r>
-      <w:r>
-        <w:rPr>
-          <w:rStyle w:val="VerbatimChar"/>
-        </w:rPr>
-        <w:t xml:space="preserve">gpu_tier_utilization</w:t>
-      </w:r>
-      <w:r>
-        <w:t xml:space="preserve">/</w:t>
-      </w:r>
-      <w:r>
-        <w:rPr>
-          <w:rStyle w:val="VerbatimChar"/>
-        </w:rPr>
-        <w:t xml:space="preserve">gpu_cost_per_hour</w:t>
-      </w:r>
-      <w:r>
-        <w:t xml:space="preserve">), valid + deterministic (HXC-1551).</w:t>
+        <w:t xml:space="preserve">akash.go</w:t>
+      </w:r>
+      <w:r>
+        <w:t xml:space="preserve">) — Akash (Cosmos/AKT) adapter over an injectable client: reverse-auction pricing, SDL submission, provider-reputation gate, registered in the</w:t>
+      </w:r>
+      <w:r>
+        <w:t xml:space="preserve"> </w:t>
+      </w:r>
+      <w:r>
+        <w:rPr>
+          <w:rStyle w:val="VerbatimChar"/>
+        </w:rPr>
+        <w:t xml:space="preserve">Name()</w:t>
+      </w:r>
+      <w:r>
+        <w:t xml:space="preserve">-dispatch Registry (HXC-1458).</w:t>
       </w:r>
     </w:p>
     <w:p>
@@ -6374,11 +6274,11 @@
         <w:pStyle w:val="Compact"/>
         <w:numPr>
           <w:ilvl w:val="1"/>
-          <w:numId w:val="1012"/>
-        </w:numPr>
-      </w:pPr>
-      <w:r>
-        <w:t xml:space="preserve">Wave 73 (5 units, subagent-driven, 5 parallel streams in disjoint packages; impl→spec-review→quality-review + independent build/vet/-race/mutation gate):</w:t>
+          <w:numId w:val="1013"/>
+        </w:numPr>
+      </w:pPr>
+      <w:r>
+        <w:t xml:space="preserve">Wave 72 (5 units, subagent-driven, 5 parallel streams in disjoint packages):</w:t>
       </w:r>
     </w:p>
     <w:p>
@@ -6393,13 +6293,13 @@
         <w:rPr>
           <w:rStyle w:val="VerbatimChar"/>
         </w:rPr>
-        <w:t xml:space="preserve">provider/ionet</w:t>
-      </w:r>
-      <w:r>
-        <w:t xml:space="preserve"> </w:t>
-      </w:r>
-      <w:r>
-        <w:t xml:space="preserve">— IONetProvider over the io.net REST API (implements</w:t>
+        <w:t xml:space="preserve">provider/runpod</w:t>
+      </w:r>
+      <w:r>
+        <w:t xml:space="preserve"> </w:t>
+      </w:r>
+      <w:r>
+        <w:t xml:space="preserve">— RunPodProvider (implements</w:t>
       </w:r>
       <w:r>
         <w:t xml:space="preserve"> </w:t>
@@ -6411,67 +6311,7 @@
         <w:t xml:space="preserve">pool.GPUProvider</w:t>
       </w:r>
       <w:r>
-        <w:t xml:space="preserve">, injectable base URL +</w:t>
-      </w:r>
-      <w:r>
-        <w:t xml:space="preserve"> </w:t>
-      </w:r>
-      <w:r>
-        <w:rPr>
-          <w:rStyle w:val="VerbatimChar"/>
-        </w:rPr>
-        <w:t xml:space="preserve">*http.Client</w:t>
-      </w:r>
-      <w:r>
-        <w:t xml:space="preserve"> </w:t>
-      </w:r>
-      <w:r>
-        <w:t xml:space="preserve">+ bearer):</w:t>
-      </w:r>
-      <w:r>
-        <w:t xml:space="preserve"> </w:t>
-      </w:r>
-      <w:r>
-        <w:rPr>
-          <w:rStyle w:val="VerbatimChar"/>
-        </w:rPr>
-        <w:t xml:space="preserve">DeployCluster</w:t>
-      </w:r>
-      <w:r>
-        <w:t xml:space="preserve"> </w:t>
-      </w:r>
-      <w:r>
-        <w:t xml:space="preserve">returns the backend-minted cluster run-UUID (parsed, never fabricated),</w:t>
-      </w:r>
-      <w:r>
-        <w:t xml:space="preserve"> </w:t>
-      </w:r>
-      <w:r>
-        <w:rPr>
-          <w:rStyle w:val="VerbatimChar"/>
-        </w:rPr>
-        <w:t xml:space="preserve">HealthCheck</w:t>
-      </w:r>
-      <w:r>
-        <w:t xml:space="preserve"> </w:t>
-      </w:r>
-      <w:r>
-        <w:t xml:space="preserve">derives healthy state, concurrency-safe reserve-under-lock capacity gate; closure proven against a</w:t>
-      </w:r>
-      <w:r>
-        <w:t xml:space="preserve"> </w:t>
-      </w:r>
-      <w:r>
-        <w:rPr>
-          <w:rStyle w:val="VerbatimChar"/>
-        </w:rPr>
-        <w:t xml:space="preserve">net/http/httptest</w:t>
-      </w:r>
-      <w:r>
-        <w:t xml:space="preserve"> </w:t>
-      </w:r>
-      <w:r>
-        <w:t xml:space="preserve">io.net backend (HXC-1514).</w:t>
+        <w:t xml:space="preserve">) with a warm-pool fast path over an injectable client (HXC-1515).</w:t>
       </w:r>
     </w:p>
     <w:p>
@@ -6486,28 +6326,13 @@
         <w:rPr>
           <w:rStyle w:val="VerbatimChar"/>
         </w:rPr>
-        <w:t xml:space="preserve">gitops</w:t>
-      </w:r>
-      <w:r>
-        <w:t xml:space="preserve"> </w:t>
-      </w:r>
-      <w:r>
-        <w:t xml:space="preserve">— ArgoCD ApplicationSet federation client: matrix generator expands one Application per cell,</w:t>
-      </w:r>
-      <w:r>
-        <w:t xml:space="preserve"> </w:t>
-      </w:r>
-      <w:r>
-        <w:rPr>
-          <w:rStyle w:val="VerbatimChar"/>
-        </w:rPr>
-        <w:t xml:space="preserve">syncPolicy</w:t>
-      </w:r>
-      <w:r>
-        <w:t xml:space="preserve"> </w:t>
-      </w:r>
-      <w:r>
-        <w:t xml:space="preserve">prune+selfHeal, RollingSync canary→tier-2 (50%)→tier-1 (25%) ordering, drift/prune detection; logic proven vs an httptest ArgoCD, strictly-live UI capture honestly skipped (follow-up HXC-922) (HXC-1367).</w:t>
+        <w:t xml:space="preserve">provider/aws</w:t>
+      </w:r>
+      <w:r>
+        <w:t xml:space="preserve"> </w:t>
+      </w:r>
+      <w:r>
+        <w:t xml:space="preserve">— AWSProvider EC2 Spot adapter over an injectable EC2-client interface (no aws-sdk dep): GPU model→instance-type selection (p5/p4de/g5), Spot+tags, TOCTOU-safe capacity gate (HXC-1516).</w:t>
       </w:r>
     </w:p>
     <w:p>
@@ -6522,13 +6347,25 @@
         <w:rPr>
           <w:rStyle w:val="VerbatimChar"/>
         </w:rPr>
-        <w:t xml:space="preserve">internal/federation</w:t>
-      </w:r>
-      <w:r>
-        <w:t xml:space="preserve"> </w:t>
-      </w:r>
-      <w:r>
-        <w:t xml:space="preserve">— Karmada PropagationPolicy + OverridePolicy engine (CRs modeled as Go structs → YAML, no client-go dep) with constraint-aware (data-locality/latency/cost/compliance) two-level cell selection and failover reselect; deterministic failover proven via in-process FakeHub, live Karmada &lt;60s capture honestly skipped (follow-up HXC-924) (HXC-1364).</w:t>
+        <w:t xml:space="preserve">scheduler</w:t>
+      </w:r>
+      <w:r>
+        <w:t xml:space="preserve"> </w:t>
+      </w:r>
+      <w:r>
+        <w:t xml:space="preserve">(additive</w:t>
+      </w:r>
+      <w:r>
+        <w:t xml:space="preserve"> </w:t>
+      </w:r>
+      <w:r>
+        <w:rPr>
+          <w:rStyle w:val="VerbatimChar"/>
+        </w:rPr>
+        <w:t xml:space="preserve">tier_filter.go</w:t>
+      </w:r>
+      <w:r>
+        <w:t xml:space="preserve">) — GPUTier-aware filter predicate: hard-exclude disallowed tiers + preference scoring, composes with the existing count filter, fails closed on a nil predicate (HXC-1534).</w:t>
       </w:r>
     </w:p>
     <w:p>
@@ -6543,25 +6380,52 @@
         <w:rPr>
           <w:rStyle w:val="VerbatimChar"/>
         </w:rPr>
-        <w:t xml:space="preserve">health</w:t>
-      </w:r>
-      <w:r>
-        <w:t xml:space="preserve"> </w:t>
-      </w:r>
-      <w:r>
-        <w:t xml:space="preserve">(additive</w:t>
-      </w:r>
-      <w:r>
-        <w:t xml:space="preserve"> </w:t>
-      </w:r>
-      <w:r>
-        <w:rPr>
-          <w:rStyle w:val="VerbatimChar"/>
-        </w:rPr>
-        <w:t xml:space="preserve">miner.go</w:t>
-      </w:r>
-      <w:r>
-        <w:t xml:space="preserve">) — miner-api + GraVal bootstrap DaemonSet dependency checks wired into the health rollup, naming the specific failing check; healthy→unhealthy delta proven against an httptest miner-api (HXC-1484).</w:t>
+        <w:t xml:space="preserve">provider/chutes</w:t>
+      </w:r>
+      <w:r>
+        <w:t xml:space="preserve"> </w:t>
+      </w:r>
+      <w:r>
+        <w:t xml:space="preserve">— ctx-interruptible 429 backoff (select vs</w:t>
+      </w:r>
+      <w:r>
+        <w:t xml:space="preserve"> </w:t>
+      </w:r>
+      <w:r>
+        <w:rPr>
+          <w:rStyle w:val="VerbatimChar"/>
+        </w:rPr>
+        <w:t xml:space="preserve">ctx.Done()</w:t>
+      </w:r>
+      <w:r>
+        <w:t xml:space="preserve">) + honors</w:t>
+      </w:r>
+      <w:r>
+        <w:t xml:space="preserve"> </w:t>
+      </w:r>
+      <w:r>
+        <w:rPr>
+          <w:rStyle w:val="VerbatimChar"/>
+        </w:rPr>
+        <w:t xml:space="preserve">Retry-After</w:t>
+      </w:r>
+      <w:r>
+        <w:t xml:space="preserve"> </w:t>
+      </w:r>
+      <w:r>
+        <w:t xml:space="preserve">(delta-seconds/HTTP-date,</w:t>
+      </w:r>
+      <w:r>
+        <w:t xml:space="preserve"> </w:t>
+      </w:r>
+      <w:r>
+        <w:rPr>
+          <w:rStyle w:val="VerbatimChar"/>
+        </w:rPr>
+        <w:t xml:space="preserve">max(hint,backoff)</w:t>
+      </w:r>
+      <w:r>
+        <w:t xml:space="preserve">) (HXC-916, closing a wave-70 follow-up).</w:t>
       </w:r>
     </w:p>
     <w:p>
@@ -6576,6 +6440,255 @@
         <w:rPr>
           <w:rStyle w:val="VerbatimChar"/>
         </w:rPr>
+        <w:t xml:space="preserve">grafanadash</w:t>
+      </w:r>
+      <w:r>
+        <w:t xml:space="preserve"> </w:t>
+      </w:r>
+      <w:r>
+        <w:t xml:space="preserve">(additive</w:t>
+      </w:r>
+      <w:r>
+        <w:t xml:space="preserve"> </w:t>
+      </w:r>
+      <w:r>
+        <w:rPr>
+          <w:rStyle w:val="VerbatimChar"/>
+        </w:rPr>
+        <w:t xml:space="preserve">tiercost_dash.go</w:t>
+      </w:r>
+      <w:r>
+        <w:t xml:space="preserve">) — Phase-8B tier-utilization + cost dashboard generator (panels target</w:t>
+      </w:r>
+      <w:r>
+        <w:t xml:space="preserve"> </w:t>
+      </w:r>
+      <w:r>
+        <w:rPr>
+          <w:rStyle w:val="VerbatimChar"/>
+        </w:rPr>
+        <w:t xml:space="preserve">gpu_tier_utilization</w:t>
+      </w:r>
+      <w:r>
+        <w:t xml:space="preserve">/</w:t>
+      </w:r>
+      <w:r>
+        <w:rPr>
+          <w:rStyle w:val="VerbatimChar"/>
+        </w:rPr>
+        <w:t xml:space="preserve">gpu_cost_per_hour</w:t>
+      </w:r>
+      <w:r>
+        <w:t xml:space="preserve">), valid + deterministic (HXC-1551).</w:t>
+      </w:r>
+    </w:p>
+    <w:p>
+      <w:pPr>
+        <w:pStyle w:val="Compact"/>
+        <w:numPr>
+          <w:ilvl w:val="1"/>
+          <w:numId w:val="1013"/>
+        </w:numPr>
+      </w:pPr>
+      <w:r>
+        <w:t xml:space="preserve">Wave 73 (5 units, subagent-driven, 5 parallel streams in disjoint packages; impl→spec-review→quality-review + independent build/vet/-race/mutation gate):</w:t>
+      </w:r>
+    </w:p>
+    <w:p>
+      <w:pPr>
+        <w:pStyle w:val="Compact"/>
+        <w:numPr>
+          <w:ilvl w:val="2"/>
+          <w:numId w:val="1021"/>
+        </w:numPr>
+      </w:pPr>
+      <w:r>
+        <w:rPr>
+          <w:rStyle w:val="VerbatimChar"/>
+        </w:rPr>
+        <w:t xml:space="preserve">provider/ionet</w:t>
+      </w:r>
+      <w:r>
+        <w:t xml:space="preserve"> </w:t>
+      </w:r>
+      <w:r>
+        <w:t xml:space="preserve">— IONetProvider over the io.net REST API (implements</w:t>
+      </w:r>
+      <w:r>
+        <w:t xml:space="preserve"> </w:t>
+      </w:r>
+      <w:r>
+        <w:rPr>
+          <w:rStyle w:val="VerbatimChar"/>
+        </w:rPr>
+        <w:t xml:space="preserve">pool.GPUProvider</w:t>
+      </w:r>
+      <w:r>
+        <w:t xml:space="preserve">, injectable base URL +</w:t>
+      </w:r>
+      <w:r>
+        <w:t xml:space="preserve"> </w:t>
+      </w:r>
+      <w:r>
+        <w:rPr>
+          <w:rStyle w:val="VerbatimChar"/>
+        </w:rPr>
+        <w:t xml:space="preserve">*http.Client</w:t>
+      </w:r>
+      <w:r>
+        <w:t xml:space="preserve"> </w:t>
+      </w:r>
+      <w:r>
+        <w:t xml:space="preserve">+ bearer):</w:t>
+      </w:r>
+      <w:r>
+        <w:t xml:space="preserve"> </w:t>
+      </w:r>
+      <w:r>
+        <w:rPr>
+          <w:rStyle w:val="VerbatimChar"/>
+        </w:rPr>
+        <w:t xml:space="preserve">DeployCluster</w:t>
+      </w:r>
+      <w:r>
+        <w:t xml:space="preserve"> </w:t>
+      </w:r>
+      <w:r>
+        <w:t xml:space="preserve">returns the backend-minted cluster run-UUID (parsed, never fabricated),</w:t>
+      </w:r>
+      <w:r>
+        <w:t xml:space="preserve"> </w:t>
+      </w:r>
+      <w:r>
+        <w:rPr>
+          <w:rStyle w:val="VerbatimChar"/>
+        </w:rPr>
+        <w:t xml:space="preserve">HealthCheck</w:t>
+      </w:r>
+      <w:r>
+        <w:t xml:space="preserve"> </w:t>
+      </w:r>
+      <w:r>
+        <w:t xml:space="preserve">derives healthy state, concurrency-safe reserve-under-lock capacity gate; closure proven against a</w:t>
+      </w:r>
+      <w:r>
+        <w:t xml:space="preserve"> </w:t>
+      </w:r>
+      <w:r>
+        <w:rPr>
+          <w:rStyle w:val="VerbatimChar"/>
+        </w:rPr>
+        <w:t xml:space="preserve">net/http/httptest</w:t>
+      </w:r>
+      <w:r>
+        <w:t xml:space="preserve"> </w:t>
+      </w:r>
+      <w:r>
+        <w:t xml:space="preserve">io.net backend (HXC-1514).</w:t>
+      </w:r>
+    </w:p>
+    <w:p>
+      <w:pPr>
+        <w:pStyle w:val="Compact"/>
+        <w:numPr>
+          <w:ilvl w:val="2"/>
+          <w:numId w:val="1021"/>
+        </w:numPr>
+      </w:pPr>
+      <w:r>
+        <w:rPr>
+          <w:rStyle w:val="VerbatimChar"/>
+        </w:rPr>
+        <w:t xml:space="preserve">gitops</w:t>
+      </w:r>
+      <w:r>
+        <w:t xml:space="preserve"> </w:t>
+      </w:r>
+      <w:r>
+        <w:t xml:space="preserve">— ArgoCD ApplicationSet federation client: matrix generator expands one Application per cell,</w:t>
+      </w:r>
+      <w:r>
+        <w:t xml:space="preserve"> </w:t>
+      </w:r>
+      <w:r>
+        <w:rPr>
+          <w:rStyle w:val="VerbatimChar"/>
+        </w:rPr>
+        <w:t xml:space="preserve">syncPolicy</w:t>
+      </w:r>
+      <w:r>
+        <w:t xml:space="preserve"> </w:t>
+      </w:r>
+      <w:r>
+        <w:t xml:space="preserve">prune+selfHeal, RollingSync canary→tier-2 (50%)→tier-1 (25%) ordering, drift/prune detection; logic proven vs an httptest ArgoCD, strictly-live UI capture honestly skipped (follow-up HXC-922) (HXC-1367).</w:t>
+      </w:r>
+    </w:p>
+    <w:p>
+      <w:pPr>
+        <w:pStyle w:val="Compact"/>
+        <w:numPr>
+          <w:ilvl w:val="2"/>
+          <w:numId w:val="1021"/>
+        </w:numPr>
+      </w:pPr>
+      <w:r>
+        <w:rPr>
+          <w:rStyle w:val="VerbatimChar"/>
+        </w:rPr>
+        <w:t xml:space="preserve">internal/federation</w:t>
+      </w:r>
+      <w:r>
+        <w:t xml:space="preserve"> </w:t>
+      </w:r>
+      <w:r>
+        <w:t xml:space="preserve">— Karmada PropagationPolicy + OverridePolicy engine (CRs modeled as Go structs → YAML, no client-go dep) with constraint-aware (data-locality/latency/cost/compliance) two-level cell selection and failover reselect; deterministic failover proven via in-process FakeHub, live Karmada &lt;60s capture honestly skipped (follow-up HXC-924) (HXC-1364).</w:t>
+      </w:r>
+    </w:p>
+    <w:p>
+      <w:pPr>
+        <w:pStyle w:val="Compact"/>
+        <w:numPr>
+          <w:ilvl w:val="2"/>
+          <w:numId w:val="1021"/>
+        </w:numPr>
+      </w:pPr>
+      <w:r>
+        <w:rPr>
+          <w:rStyle w:val="VerbatimChar"/>
+        </w:rPr>
+        <w:t xml:space="preserve">health</w:t>
+      </w:r>
+      <w:r>
+        <w:t xml:space="preserve"> </w:t>
+      </w:r>
+      <w:r>
+        <w:t xml:space="preserve">(additive</w:t>
+      </w:r>
+      <w:r>
+        <w:t xml:space="preserve"> </w:t>
+      </w:r>
+      <w:r>
+        <w:rPr>
+          <w:rStyle w:val="VerbatimChar"/>
+        </w:rPr>
+        <w:t xml:space="preserve">miner.go</w:t>
+      </w:r>
+      <w:r>
+        <w:t xml:space="preserve">) — miner-api + GraVal bootstrap DaemonSet dependency checks wired into the health rollup, naming the specific failing check; healthy→unhealthy delta proven against an httptest miner-api (HXC-1484).</w:t>
+      </w:r>
+    </w:p>
+    <w:p>
+      <w:pPr>
+        <w:pStyle w:val="Compact"/>
+        <w:numPr>
+          <w:ilvl w:val="2"/>
+          <w:numId w:val="1021"/>
+        </w:numPr>
+      </w:pPr>
+      <w:r>
+        <w:rPr>
+          <w:rStyle w:val="VerbatimChar"/>
+        </w:rPr>
         <w:t xml:space="preserve">discovery</w:t>
       </w:r>
       <w:r>
@@ -6644,7 +6757,7 @@
         <w:pStyle w:val="Compact"/>
         <w:numPr>
           <w:ilvl w:val="2"/>
-          <w:numId w:val="1020"/>
+          <w:numId w:val="1021"/>
         </w:numPr>
       </w:pPr>
       <w:r>
@@ -6940,7 +7053,7 @@
         <w:pStyle w:val="Compact"/>
         <w:numPr>
           <w:ilvl w:val="0"/>
-          <w:numId w:val="1021"/>
+          <w:numId w:val="1022"/>
         </w:numPr>
       </w:pPr>
       <w:r>
@@ -6997,7 +7110,7 @@
         <w:pStyle w:val="Compact"/>
         <w:numPr>
           <w:ilvl w:val="0"/>
-          <w:numId w:val="1022"/>
+          <w:numId w:val="1023"/>
         </w:numPr>
       </w:pPr>
       <w:r>
@@ -7287,6 +7400,9 @@
     <w:abstractNumId w:val="991"/>
   </w:num>
   <w:num w:numId="1022">
+    <w:abstractNumId w:val="991"/>
+  </w:num>
+  <w:num w:numId="1023">
     <w:abstractNumId w:val="991"/>
   </w:num>
 </w:numbering>

--- a/docs/export/CHANGELOG.docx
+++ b/docs/export/CHANGELOG.docx
@@ -100,28 +100,200 @@
           <w:b/>
           <w:bCs/>
         </w:rPr>
-        <w:t xml:space="preserve">Wave 85 — streaming SSE E2EE decryption (HXC-1565; security submodule</w:t>
-      </w:r>
+        <w:t xml:space="preserve">Wave 86 — proto service stubs build + generate (HXC-1117; buf now installed; conductor-gated):</w:t>
+      </w:r>
+    </w:p>
+    <w:p>
+      <w:pPr>
+        <w:pStyle w:val="Compact"/>
+        <w:numPr>
+          <w:ilvl w:val="1"/>
+          <w:numId w:val="1002"/>
+        </w:numPr>
+      </w:pPr>
+      <w:r>
+        <w:rPr>
+          <w:rStyle w:val="VerbatimChar"/>
+        </w:rPr>
+        <w:t xml:space="preserve">api/v1</w:t>
+      </w:r>
+      <w:r>
+        <w:t xml:space="preserve"> </w:t>
+      </w:r>
+      <w:r>
+        <w:t xml:space="preserve">— the proto module was broken (buf.yaml mis-placed at</w:t>
+      </w:r>
+      <w:r>
+        <w:t xml:space="preserve"> </w:t>
+      </w:r>
+      <w:r>
+        <w:rPr>
+          <w:rStyle w:val="VerbatimChar"/>
+        </w:rPr>
+        <w:t xml:space="preserve">api/</w:t>
+      </w:r>
+      <w:r>
+        <w:t xml:space="preserve"> </w:t>
+      </w:r>
+      <w:r>
+        <w:t xml:space="preserve">so bare</w:t>
+      </w:r>
+      <w:r>
+        <w:t xml:space="preserve"> </w:t>
+      </w:r>
+      <w:r>
+        <w:rPr>
+          <w:rStyle w:val="VerbatimChar"/>
+        </w:rPr>
+        <w:t xml:space="preserve">import "types.proto"</w:t>
+      </w:r>
+      <w:r>
+        <w:t xml:space="preserve"> </w:t>
+      </w:r>
+      <w:r>
+        <w:t xml:space="preserve">could not resolve;</w:t>
+      </w:r>
+      <w:r>
+        <w:t xml:space="preserve"> </w:t>
+      </w:r>
+      <w:r>
+        <w:rPr>
+          <w:rStyle w:val="VerbatimChar"/>
+        </w:rPr>
+        <w:t xml:space="preserve">api/buf.gen.yaml</w:t>
+      </w:r>
+      <w:r>
+        <w:t xml:space="preserve"> </w:t>
+      </w:r>
+      <w:r>
+        <w:t xml:space="preserve">malformed for buf v1.70). Relocated the buf module root to</w:t>
+      </w:r>
+      <w:r>
+        <w:t xml:space="preserve"> </w:t>
+      </w:r>
+      <w:r>
+        <w:rPr>
+          <w:rStyle w:val="VerbatimChar"/>
+        </w:rPr>
+        <w:t xml:space="preserve">api/v1/</w:t>
+      </w:r>
+      <w:r>
+        <w:t xml:space="preserve"> </w:t>
+      </w:r>
+      <w:r>
+        <w:t xml:space="preserve">(matching</w:t>
+      </w:r>
+      <w:r>
+        <w:t xml:space="preserve"> </w:t>
+      </w:r>
+      <w:r>
+        <w:rPr>
+          <w:rStyle w:val="VerbatimChar"/>
+        </w:rPr>
+        <w:t xml:space="preserve">api/v1/go.mod</w:t>
+      </w:r>
+      <w:r>
+        <w:t xml:space="preserve">), removed the malformed gen config, and regenerated all 7 services’ Go stubs (node/session/scheduler/health/build/advisory/security) with</w:t>
+      </w:r>
+      <w:r>
+        <w:t xml:space="preserve"> </w:t>
+      </w:r>
+      <w:r>
+        <w:rPr>
+          <w:rStyle w:val="VerbatimChar"/>
+        </w:rPr>
+        <w:t xml:space="preserve">protoc-gen-go</w:t>
+      </w:r>
+      <w:r>
+        <w:t xml:space="preserve">/</w:t>
+      </w:r>
+      <w:r>
+        <w:rPr>
+          <w:rStyle w:val="VerbatimChar"/>
+        </w:rPr>
+        <w:t xml:space="preserve">-go-grpc</w:t>
+      </w:r>
+      <w:r>
+        <w:t xml:space="preserve">. Idempotent; package stays</w:t>
+      </w:r>
+      <w:r>
+        <w:t xml:space="preserve"> </w:t>
+      </w:r>
+      <w:r>
+        <w:rPr>
+          <w:rStyle w:val="VerbatimChar"/>
+        </w:rPr>
+        <w:t xml:space="preserve">helixv1</w:t>
+      </w:r>
+      <w:r>
+        <w:t xml:space="preserve">.</w:t>
+      </w:r>
+      <w:r>
+        <w:t xml:space="preserve"> </w:t>
+      </w:r>
+      <w:r>
+        <w:rPr>
+          <w:rStyle w:val="VerbatimChar"/>
+        </w:rPr>
+        <w:t xml:space="preserve">api/v1</w:t>
+      </w:r>
+      <w:r>
+        <w:t xml:space="preserve"> </w:t>
+      </w:r>
+      <w:r>
+        <w:t xml:space="preserve">module + whole-tree build + consumer cmd tests green;</w:t>
+      </w:r>
+      <w:r>
+        <w:t xml:space="preserve"> </w:t>
+      </w:r>
+      <w:r>
+        <w:rPr>
+          <w:rStyle w:val="VerbatimChar"/>
+        </w:rPr>
+        <w:t xml:space="preserve">TestCreateSessionRequest_RoundTrip</w:t>
+      </w:r>
+      <w:r>
+        <w:t xml:space="preserve"> </w:t>
+      </w:r>
+      <w:r>
+        <w:t xml:space="preserve">proves marshal/unmarshal preserves all fields (mutation corrupting a field tag fails it). buf-lint STYLE conformance tracked HXC-1628 (HXC-1117).</w:t>
+      </w:r>
+    </w:p>
+    <w:p>
+      <w:pPr>
+        <w:pStyle w:val="Compact"/>
+        <w:numPr>
+          <w:ilvl w:val="0"/>
+          <w:numId w:val="1001"/>
+        </w:numPr>
+      </w:pPr>
       <w:r>
         <w:rPr>
           <w:b/>
           <w:bCs/>
         </w:rPr>
-        <w:t xml:space="preserve"> </w:t>
-      </w:r>
-      <w:r>
-        <w:rPr>
-          <w:rStyle w:val="VerbatimChar"/>
+        <w:t xml:space="preserve">Wave 85 — streaming SSE E2EE decryption (HXC-1565; security submodule</w:t>
+      </w:r>
+      <w:r>
+        <w:rPr>
           <w:b/>
           <w:bCs/>
         </w:rPr>
-        <w:t xml:space="preserve">16ae574</w:t>
-      </w:r>
-      <w:r>
-        <w:rPr>
+        <w:t xml:space="preserve"> </w:t>
+      </w:r>
+      <w:r>
+        <w:rPr>
+          <w:rStyle w:val="VerbatimChar"/>
           <w:b/>
           <w:bCs/>
         </w:rPr>
+        <w:t xml:space="preserve">16ae574</w:t>
+      </w:r>
+      <w:r>
+        <w:rPr>
+          <w:b/>
+          <w:bCs/>
+        </w:rPr>
         <w:t xml:space="preserve">; conductor-gated -race + tamper/order/wrong-session mutation):</w:t>
       </w:r>
     </w:p>
@@ -130,7 +302,7 @@
         <w:pStyle w:val="Compact"/>
         <w:numPr>
           <w:ilvl w:val="1"/>
-          <w:numId w:val="1002"/>
+          <w:numId w:val="1003"/>
         </w:numPr>
       </w:pPr>
       <w:r>
@@ -243,7 +415,7 @@
         <w:pStyle w:val="Compact"/>
         <w:numPr>
           <w:ilvl w:val="1"/>
-          <w:numId w:val="1003"/>
+          <w:numId w:val="1004"/>
         </w:numPr>
       </w:pPr>
       <w:r>
@@ -337,7 +509,7 @@
         <w:pStyle w:val="Compact"/>
         <w:numPr>
           <w:ilvl w:val="1"/>
-          <w:numId w:val="1004"/>
+          <w:numId w:val="1005"/>
         </w:numPr>
       </w:pPr>
       <w:r>
@@ -551,7 +723,7 @@
         <w:pStyle w:val="Compact"/>
         <w:numPr>
           <w:ilvl w:val="1"/>
-          <w:numId w:val="1005"/>
+          <w:numId w:val="1006"/>
         </w:numPr>
       </w:pPr>
       <w:r>
@@ -796,7 +968,7 @@
         <w:pStyle w:val="Compact"/>
         <w:numPr>
           <w:ilvl w:val="1"/>
-          <w:numId w:val="1006"/>
+          <w:numId w:val="1007"/>
         </w:numPr>
       </w:pPr>
       <w:r>
@@ -1003,7 +1175,7 @@
         <w:pStyle w:val="Compact"/>
         <w:numPr>
           <w:ilvl w:val="1"/>
-          <w:numId w:val="1007"/>
+          <w:numId w:val="1008"/>
         </w:numPr>
       </w:pPr>
       <w:r>
@@ -1184,7 +1356,7 @@
         <w:pStyle w:val="Compact"/>
         <w:numPr>
           <w:ilvl w:val="1"/>
-          <w:numId w:val="1008"/>
+          <w:numId w:val="1009"/>
         </w:numPr>
       </w:pPr>
       <w:r>
@@ -1277,7 +1449,7 @@
         <w:pStyle w:val="Compact"/>
         <w:numPr>
           <w:ilvl w:val="1"/>
-          <w:numId w:val="1008"/>
+          <w:numId w:val="1009"/>
         </w:numPr>
       </w:pPr>
       <w:r>
@@ -1359,7 +1531,7 @@
         <w:pStyle w:val="Compact"/>
         <w:numPr>
           <w:ilvl w:val="1"/>
-          <w:numId w:val="1009"/>
+          <w:numId w:val="1010"/>
         </w:numPr>
       </w:pPr>
       <w:r>
@@ -1443,7 +1615,7 @@
         <w:pStyle w:val="Compact"/>
         <w:numPr>
           <w:ilvl w:val="1"/>
-          <w:numId w:val="1009"/>
+          <w:numId w:val="1010"/>
         </w:numPr>
       </w:pPr>
       <w:r>
@@ -1596,7 +1768,7 @@
         <w:pStyle w:val="Compact"/>
         <w:numPr>
           <w:ilvl w:val="1"/>
-          <w:numId w:val="1009"/>
+          <w:numId w:val="1010"/>
         </w:numPr>
       </w:pPr>
       <w:r>
@@ -1647,7 +1819,7 @@
         <w:pStyle w:val="Compact"/>
         <w:numPr>
           <w:ilvl w:val="1"/>
-          <w:numId w:val="1009"/>
+          <w:numId w:val="1010"/>
         </w:numPr>
       </w:pPr>
       <w:r>
@@ -1692,7 +1864,7 @@
         <w:pStyle w:val="Compact"/>
         <w:numPr>
           <w:ilvl w:val="1"/>
-          <w:numId w:val="1009"/>
+          <w:numId w:val="1010"/>
         </w:numPr>
       </w:pPr>
       <w:r>
@@ -1827,7 +1999,7 @@
         <w:pStyle w:val="Compact"/>
         <w:numPr>
           <w:ilvl w:val="1"/>
-          <w:numId w:val="1010"/>
+          <w:numId w:val="1011"/>
         </w:numPr>
       </w:pPr>
       <w:r>
@@ -1893,7 +2065,7 @@
         <w:pStyle w:val="Compact"/>
         <w:numPr>
           <w:ilvl w:val="1"/>
-          <w:numId w:val="1010"/>
+          <w:numId w:val="1011"/>
         </w:numPr>
       </w:pPr>
       <w:r>
@@ -1914,7 +2086,7 @@
         <w:pStyle w:val="Compact"/>
         <w:numPr>
           <w:ilvl w:val="1"/>
-          <w:numId w:val="1010"/>
+          <w:numId w:val="1011"/>
         </w:numPr>
       </w:pPr>
       <w:r>
@@ -1945,7 +2117,7 @@
         <w:pStyle w:val="Compact"/>
         <w:numPr>
           <w:ilvl w:val="1"/>
-          <w:numId w:val="1010"/>
+          <w:numId w:val="1011"/>
         </w:numPr>
       </w:pPr>
       <w:r>
@@ -1978,7 +2150,7 @@
         <w:pStyle w:val="Compact"/>
         <w:numPr>
           <w:ilvl w:val="1"/>
-          <w:numId w:val="1010"/>
+          <w:numId w:val="1011"/>
         </w:numPr>
       </w:pPr>
       <w:r>
@@ -1999,7 +2171,7 @@
         <w:pStyle w:val="Compact"/>
         <w:numPr>
           <w:ilvl w:val="1"/>
-          <w:numId w:val="1010"/>
+          <w:numId w:val="1011"/>
         </w:numPr>
       </w:pPr>
       <w:r>
@@ -2086,7 +2258,7 @@
         <w:pStyle w:val="Compact"/>
         <w:numPr>
           <w:ilvl w:val="1"/>
-          <w:numId w:val="1010"/>
+          <w:numId w:val="1011"/>
         </w:numPr>
       </w:pPr>
       <w:r>
@@ -2179,7 +2351,7 @@
         <w:pStyle w:val="Compact"/>
         <w:numPr>
           <w:ilvl w:val="1"/>
-          <w:numId w:val="1010"/>
+          <w:numId w:val="1011"/>
         </w:numPr>
       </w:pPr>
       <w:r>
@@ -2276,7 +2448,7 @@
         <w:pStyle w:val="Compact"/>
         <w:numPr>
           <w:ilvl w:val="1"/>
-          <w:numId w:val="1011"/>
+          <w:numId w:val="1012"/>
         </w:numPr>
       </w:pPr>
       <w:r>
@@ -2357,7 +2529,7 @@
         <w:pStyle w:val="Compact"/>
         <w:numPr>
           <w:ilvl w:val="1"/>
-          <w:numId w:val="1011"/>
+          <w:numId w:val="1012"/>
         </w:numPr>
       </w:pPr>
       <w:r>
@@ -2403,7 +2575,7 @@
         <w:pStyle w:val="Compact"/>
         <w:numPr>
           <w:ilvl w:val="1"/>
-          <w:numId w:val="1011"/>
+          <w:numId w:val="1012"/>
         </w:numPr>
       </w:pPr>
       <w:r>
@@ -2439,7 +2611,7 @@
         <w:pStyle w:val="Compact"/>
         <w:numPr>
           <w:ilvl w:val="1"/>
-          <w:numId w:val="1011"/>
+          <w:numId w:val="1012"/>
         </w:numPr>
       </w:pPr>
       <w:r>
@@ -2505,7 +2677,7 @@
         <w:pStyle w:val="Compact"/>
         <w:numPr>
           <w:ilvl w:val="1"/>
-          <w:numId w:val="1011"/>
+          <w:numId w:val="1012"/>
         </w:numPr>
       </w:pPr>
       <w:r>
@@ -2542,7 +2714,7 @@
         <w:pStyle w:val="Compact"/>
         <w:numPr>
           <w:ilvl w:val="1"/>
-          <w:numId w:val="1012"/>
+          <w:numId w:val="1013"/>
         </w:numPr>
       </w:pPr>
       <w:r>
@@ -2602,7 +2774,7 @@
         <w:pStyle w:val="Compact"/>
         <w:numPr>
           <w:ilvl w:val="1"/>
-          <w:numId w:val="1012"/>
+          <w:numId w:val="1013"/>
         </w:numPr>
       </w:pPr>
       <w:r>
@@ -2668,7 +2840,7 @@
         <w:pStyle w:val="Compact"/>
         <w:numPr>
           <w:ilvl w:val="1"/>
-          <w:numId w:val="1012"/>
+          <w:numId w:val="1013"/>
         </w:numPr>
       </w:pPr>
       <w:r>
@@ -2704,7 +2876,7 @@
         <w:pStyle w:val="Compact"/>
         <w:numPr>
           <w:ilvl w:val="1"/>
-          <w:numId w:val="1012"/>
+          <w:numId w:val="1013"/>
         </w:numPr>
       </w:pPr>
       <w:r>
@@ -2802,7 +2974,7 @@
         <w:pStyle w:val="Compact"/>
         <w:numPr>
           <w:ilvl w:val="1"/>
-          <w:numId w:val="1012"/>
+          <w:numId w:val="1013"/>
         </w:numPr>
       </w:pPr>
       <w:r>
@@ -2860,7 +3032,7 @@
         <w:pStyle w:val="Compact"/>
         <w:numPr>
           <w:ilvl w:val="1"/>
-          <w:numId w:val="1013"/>
+          <w:numId w:val="1014"/>
         </w:numPr>
       </w:pPr>
       <w:r>
@@ -2920,7 +3092,7 @@
         <w:pStyle w:val="Compact"/>
         <w:numPr>
           <w:ilvl w:val="1"/>
-          <w:numId w:val="1013"/>
+          <w:numId w:val="1014"/>
         </w:numPr>
       </w:pPr>
       <w:r>
@@ -2998,7 +3170,7 @@
         <w:pStyle w:val="Compact"/>
         <w:numPr>
           <w:ilvl w:val="1"/>
-          <w:numId w:val="1013"/>
+          <w:numId w:val="1014"/>
         </w:numPr>
       </w:pPr>
       <w:r>
@@ -3145,7 +3317,7 @@
         <w:pStyle w:val="Compact"/>
         <w:numPr>
           <w:ilvl w:val="1"/>
-          <w:numId w:val="1013"/>
+          <w:numId w:val="1014"/>
         </w:numPr>
       </w:pPr>
       <w:r>
@@ -3271,7 +3443,7 @@
         <w:pStyle w:val="Compact"/>
         <w:numPr>
           <w:ilvl w:val="1"/>
-          <w:numId w:val="1013"/>
+          <w:numId w:val="1014"/>
         </w:numPr>
       </w:pPr>
       <w:r>
@@ -3418,7 +3590,7 @@
         <w:pStyle w:val="Compact"/>
         <w:numPr>
           <w:ilvl w:val="1"/>
-          <w:numId w:val="1013"/>
+          <w:numId w:val="1014"/>
         </w:numPr>
       </w:pPr>
       <w:r>
@@ -3472,1400 +3644,11 @@
         <w:pStyle w:val="Compact"/>
         <w:numPr>
           <w:ilvl w:val="1"/>
-          <w:numId w:val="1013"/>
+          <w:numId w:val="1014"/>
         </w:numPr>
       </w:pPr>
       <w:r>
         <w:t xml:space="preserve">This session (34 pure-Go units):</w:t>
-      </w:r>
-    </w:p>
-    <w:p>
-      <w:pPr>
-        <w:pStyle w:val="Compact"/>
-        <w:numPr>
-          <w:ilvl w:val="2"/>
-          <w:numId w:val="1014"/>
-        </w:numPr>
-      </w:pPr>
-      <w:r>
-        <w:rPr>
-          <w:rStyle w:val="VerbatimChar"/>
-        </w:rPr>
-        <w:t xml:space="preserve">bursthysteresis</w:t>
-      </w:r>
-      <w:r>
-        <w:t xml:space="preserve"> </w:t>
-      </w:r>
-      <w:r>
-        <w:t xml:space="preserve">—</w:t>
-      </w:r>
-      <w:r>
-        <w:t xml:space="preserve"> </w:t>
-      </w:r>
-      <w:r>
-        <w:rPr>
-          <w:rStyle w:val="VerbatimChar"/>
-        </w:rPr>
-        <w:t xml:space="preserve">BurstController</w:t>
-      </w:r>
-      <w:r>
-        <w:t xml:space="preserve"> </w:t>
-      </w:r>
-      <w:r>
-        <w:t xml:space="preserve">with a MONITOR→SPILL→RECOVER two-threshold hysteresis dead-band (HXC-1504).</w:t>
-      </w:r>
-    </w:p>
-    <w:p>
-      <w:pPr>
-        <w:pStyle w:val="Compact"/>
-        <w:numPr>
-          <w:ilvl w:val="2"/>
-          <w:numId w:val="1014"/>
-        </w:numPr>
-      </w:pPr>
-      <w:r>
-        <w:rPr>
-          <w:rStyle w:val="VerbatimChar"/>
-        </w:rPr>
-        <w:t xml:space="preserve">providerchain</w:t>
-      </w:r>
-      <w:r>
-        <w:t xml:space="preserve"> </w:t>
-      </w:r>
-      <w:r>
-        <w:t xml:space="preserve">— ordered multi-tier provider fallback cascade with retriable/terminal error classification and injected-clock failover SLA (HXC-1508).</w:t>
-      </w:r>
-    </w:p>
-    <w:p>
-      <w:pPr>
-        <w:pStyle w:val="Compact"/>
-        <w:numPr>
-          <w:ilvl w:val="2"/>
-          <w:numId w:val="1014"/>
-        </w:numPr>
-      </w:pPr>
-      <w:r>
-        <w:rPr>
-          <w:rStyle w:val="VerbatimChar"/>
-        </w:rPr>
-        <w:t xml:space="preserve">gpucatalog</w:t>
-      </w:r>
-      <w:r>
-        <w:t xml:space="preserve"> </w:t>
-      </w:r>
-      <w:r>
-        <w:t xml:space="preserve">—</w:t>
-      </w:r>
-      <w:r>
-        <w:t xml:space="preserve"> </w:t>
-      </w:r>
-      <w:r>
-        <w:rPr>
-          <w:rStyle w:val="VerbatimChar"/>
-        </w:rPr>
-        <w:t xml:space="preserve">SUPPORTED_GPUS</w:t>
-      </w:r>
-      <w:r>
-        <w:t xml:space="preserve"> </w:t>
-      </w:r>
-      <w:r>
-        <w:t xml:space="preserve">compute-multiplier catalog,</w:t>
-      </w:r>
-      <w:r>
-        <w:t xml:space="preserve"> </w:t>
-      </w:r>
-      <w:r>
-        <w:rPr>
-          <w:rStyle w:val="VerbatimChar"/>
-        </w:rPr>
-        <w:t xml:space="preserve">LookupMultiplier</w:t>
-      </w:r>
-      <w:r>
-        <w:t xml:space="preserve">, and attestation-aware</w:t>
-      </w:r>
-      <w:r>
-        <w:t xml:space="preserve"> </w:t>
-      </w:r>
-      <w:r>
-        <w:rPr>
-          <w:rStyle w:val="VerbatimChar"/>
-        </w:rPr>
-        <w:t xml:space="preserve">Score</w:t>
-      </w:r>
-      <w:r>
-        <w:t xml:space="preserve"> </w:t>
-      </w:r>
-      <w:r>
-        <w:t xml:space="preserve">(attested above un-attested) (HXC-1592).</w:t>
-      </w:r>
-    </w:p>
-    <w:p>
-      <w:pPr>
-        <w:pStyle w:val="Compact"/>
-        <w:numPr>
-          <w:ilvl w:val="2"/>
-          <w:numId w:val="1014"/>
-        </w:numPr>
-      </w:pPr>
-      <w:r>
-        <w:rPr>
-          <w:rStyle w:val="VerbatimChar"/>
-        </w:rPr>
-        <w:t xml:space="preserve">gravaladmit</w:t>
-      </w:r>
-      <w:r>
-        <w:t xml:space="preserve"> </w:t>
-      </w:r>
-      <w:r>
-        <w:t xml:space="preserve">— HMAC-SHA256 GraVal challenge-response provider admission gate with single-use nonce and</w:t>
-      </w:r>
-      <w:r>
-        <w:t xml:space="preserve"> </w:t>
-      </w:r>
-      <w:r>
-        <w:rPr>
-          <w:rStyle w:val="VerbatimChar"/>
-        </w:rPr>
-        <w:t xml:space="preserve">graval.verified</w:t>
-      </w:r>
-      <w:r>
-        <w:t xml:space="preserve"> </w:t>
-      </w:r>
-      <w:r>
-        <w:t xml:space="preserve">label (HXC-1523).</w:t>
-      </w:r>
-    </w:p>
-    <w:p>
-      <w:pPr>
-        <w:pStyle w:val="Compact"/>
-        <w:numPr>
-          <w:ilvl w:val="2"/>
-          <w:numId w:val="1014"/>
-        </w:numPr>
-      </w:pPr>
-      <w:r>
-        <w:rPr>
-          <w:rStyle w:val="VerbatimChar"/>
-        </w:rPr>
-        <w:t xml:space="preserve">modelrouter</w:t>
-      </w:r>
-      <w:r>
-        <w:t xml:space="preserve"> </w:t>
-      </w:r>
-      <w:r>
-        <w:t xml:space="preserve">— strategy-to-default-model resolution (latency/throughput/quality/cost) with a typed unknown-strategy error (HXC-1430).</w:t>
-      </w:r>
-    </w:p>
-    <w:p>
-      <w:pPr>
-        <w:pStyle w:val="Compact"/>
-        <w:numPr>
-          <w:ilvl w:val="2"/>
-          <w:numId w:val="1014"/>
-        </w:numPr>
-      </w:pPr>
-      <w:r>
-        <w:rPr>
-          <w:rStyle w:val="VerbatimChar"/>
-        </w:rPr>
-        <w:t xml:space="preserve">gravalverify</w:t>
-      </w:r>
-      <w:r>
-        <w:t xml:space="preserve"> </w:t>
-      </w:r>
-      <w:r>
-        <w:t xml:space="preserve">— GraVal GPU attestation with a VRAM-ratio</w:t>
-      </w:r>
-      <w:r>
-        <w:t xml:space="preserve"> </w:t>
-      </w:r>
-      <w:r>
-        <w:rPr>
-          <w:rStyle w:val="VerbatimChar"/>
-        </w:rPr>
-        <w:t xml:space="preserve">&gt;= 0.95</w:t>
-      </w:r>
-      <w:r>
-        <w:t xml:space="preserve"> </w:t>
-      </w:r>
-      <w:r>
-        <w:t xml:space="preserve">gate and a concurrent, race-clean</w:t>
-      </w:r>
-      <w:r>
-        <w:t xml:space="preserve"> </w:t>
-      </w:r>
-      <w:r>
-        <w:rPr>
-          <w:rStyle w:val="VerbatimChar"/>
-        </w:rPr>
-        <w:t xml:space="preserve">BatchVerify</w:t>
-      </w:r>
-      <w:r>
-        <w:t xml:space="preserve"> </w:t>
-      </w:r>
-      <w:r>
-        <w:t xml:space="preserve">pass-rate KPI (HXC-1435, HXC-1436).</w:t>
-      </w:r>
-    </w:p>
-    <w:p>
-      <w:pPr>
-        <w:pStyle w:val="Compact"/>
-        <w:numPr>
-          <w:ilvl w:val="2"/>
-          <w:numId w:val="1014"/>
-        </w:numPr>
-      </w:pPr>
-      <w:r>
-        <w:rPr>
-          <w:rStyle w:val="VerbatimChar"/>
-        </w:rPr>
-        <w:t xml:space="preserve">gepetto</w:t>
-      </w:r>
-      <w:r>
-        <w:t xml:space="preserve"> </w:t>
-      </w:r>
-      <w:r>
-        <w:t xml:space="preserve">— HelixGepetto dual-resource local-vs-Chutes arbitration with a monotonic reserve schedule and a strict</w:t>
-      </w:r>
-      <w:r>
-        <w:t xml:space="preserve"> </w:t>
-      </w:r>
-      <w:r>
-        <w:rPr>
-          <w:rStyle w:val="VerbatimChar"/>
-        </w:rPr>
-        <w:t xml:space="preserve">&gt;0.80</w:t>
-      </w:r>
-      <w:r>
-        <w:t xml:space="preserve"> </w:t>
-      </w:r>
-      <w:r>
-        <w:t xml:space="preserve">high-water anti-starvation zero-capacity cut-off (HXC-1446).</w:t>
-      </w:r>
-    </w:p>
-    <w:p>
-      <w:pPr>
-        <w:pStyle w:val="Compact"/>
-        <w:numPr>
-          <w:ilvl w:val="2"/>
-          <w:numId w:val="1014"/>
-        </w:numPr>
-      </w:pPr>
-      <w:r>
-        <w:rPr>
-          <w:rStyle w:val="VerbatimChar"/>
-        </w:rPr>
-        <w:t xml:space="preserve">chutesaccount</w:t>
-      </w:r>
-      <w:r>
-        <w:t xml:space="preserve"> </w:t>
-      </w:r>
-      <w:r>
-        <w:t xml:space="preserve">— Chutes API model-list (TEE/price fields) and</w:t>
-      </w:r>
-      <w:r>
-        <w:t xml:space="preserve"> </w:t>
-      </w:r>
-      <w:r>
-        <w:rPr>
-          <w:rStyle w:val="VerbatimChar"/>
-        </w:rPr>
-        <w:t xml:space="preserve">/users/me</w:t>
-      </w:r>
-      <w:r>
-        <w:t xml:space="preserve"> </w:t>
-      </w:r>
-      <w:r>
-        <w:t xml:space="preserve">account-balance client over HTTP with</w:t>
-      </w:r>
-      <w:r>
-        <w:t xml:space="preserve"> </w:t>
-      </w:r>
-      <w:r>
-        <w:rPr>
-          <w:rStyle w:val="VerbatimChar"/>
-        </w:rPr>
-        <w:t xml:space="preserve">Authorization: Bearer</w:t>
-      </w:r>
-      <w:r>
-        <w:t xml:space="preserve"> </w:t>
-      </w:r>
-      <w:r>
-        <w:t xml:space="preserve">(HXC-1429).</w:t>
-      </w:r>
-    </w:p>
-    <w:p>
-      <w:pPr>
-        <w:pStyle w:val="Compact"/>
-        <w:numPr>
-          <w:ilvl w:val="2"/>
-          <w:numId w:val="1014"/>
-        </w:numPr>
-      </w:pPr>
-      <w:r>
-        <w:rPr>
-          <w:rStyle w:val="VerbatimChar"/>
-        </w:rPr>
-        <w:t xml:space="preserve">cmd/burst-controller</w:t>
-      </w:r>
-      <w:r>
-        <w:t xml:space="preserve"> </w:t>
-      </w:r>
-      <w:r>
-        <w:t xml:space="preserve">— utilization-driven binary driving</w:t>
-      </w:r>
-      <w:r>
-        <w:t xml:space="preserve"> </w:t>
-      </w:r>
-      <w:r>
-        <w:rPr>
-          <w:rStyle w:val="VerbatimChar"/>
-        </w:rPr>
-        <w:t xml:space="preserve">bursthysteresis</w:t>
-      </w:r>
-      <w:r>
-        <w:t xml:space="preserve">; emits a</w:t>
-      </w:r>
-      <w:r>
-        <w:t xml:space="preserve"> </w:t>
-      </w:r>
-      <w:r>
-        <w:t xml:space="preserve">“burst allocation request”</w:t>
-      </w:r>
-      <w:r>
-        <w:t xml:space="preserve"> </w:t>
-      </w:r>
-      <w:r>
-        <w:t xml:space="preserve">on SPILL and a RECOVER line, runID-stamped (HXC-1531).</w:t>
-      </w:r>
-    </w:p>
-    <w:p>
-      <w:pPr>
-        <w:pStyle w:val="Compact"/>
-        <w:numPr>
-          <w:ilvl w:val="2"/>
-          <w:numId w:val="1014"/>
-        </w:numPr>
-      </w:pPr>
-      <w:r>
-        <w:rPr>
-          <w:rStyle w:val="VerbatimChar"/>
-        </w:rPr>
-        <w:t xml:space="preserve">tieredcache</w:t>
-      </w:r>
-      <w:r>
-        <w:t xml:space="preserve"> </w:t>
-      </w:r>
-      <w:r>
-        <w:t xml:space="preserve">— hot(memory)/warm(NVMe)/cold(SSD) tiered cache with injected backends + injected clock, idle-demotion + promotion, and per-tier hit stats (HXC-1418).</w:t>
-      </w:r>
-    </w:p>
-    <w:p>
-      <w:pPr>
-        <w:pStyle w:val="Compact"/>
-        <w:numPr>
-          <w:ilvl w:val="2"/>
-          <w:numId w:val="1014"/>
-        </w:numPr>
-      </w:pPr>
-      <w:r>
-        <w:rPr>
-          <w:rStyle w:val="VerbatimChar"/>
-        </w:rPr>
-        <w:t xml:space="preserve">smartrouter</w:t>
-      </w:r>
-      <w:r>
-        <w:t xml:space="preserve"> </w:t>
-      </w:r>
-      <w:r>
-        <w:t xml:space="preserve">— intelligent ModelRouter (latency/throughput/cost/TEE/balanced) that always excludes unhealthy models, with a typed no-eligible-model error (HXC-1539).</w:t>
-      </w:r>
-    </w:p>
-    <w:p>
-      <w:pPr>
-        <w:pStyle w:val="Compact"/>
-        <w:numPr>
-          <w:ilvl w:val="2"/>
-          <w:numId w:val="1014"/>
-        </w:numPr>
-      </w:pPr>
-      <w:r>
-        <w:rPr>
-          <w:rStyle w:val="VerbatimChar"/>
-        </w:rPr>
-        <w:t xml:space="preserve">epochresolve</w:t>
-      </w:r>
-      <w:r>
-        <w:t xml:space="preserve"> </w:t>
-      </w:r>
-      <w:r>
-        <w:t xml:space="preserve">— config-epoch failover slot-ownership conflict resolution (highest-epoch wins, deterministic lexicographic equal-epoch tiebreak, order-independent convergence) (HXC-1397).</w:t>
-      </w:r>
-    </w:p>
-    <w:p>
-      <w:pPr>
-        <w:pStyle w:val="Compact"/>
-        <w:numPr>
-          <w:ilvl w:val="2"/>
-          <w:numId w:val="1014"/>
-        </w:numPr>
-      </w:pPr>
-      <w:r>
-        <w:rPr>
-          <w:rStyle w:val="VerbatimChar"/>
-        </w:rPr>
-        <w:t xml:space="preserve">balancemonitor</w:t>
-      </w:r>
-      <w:r>
-        <w:t xml:space="preserve"> </w:t>
-      </w:r>
-      <w:r>
-        <w:t xml:space="preserve">— USD account-balance monitor with a strict low-balance floor warning, over HTTP with</w:t>
-      </w:r>
-      <w:r>
-        <w:t xml:space="preserve"> </w:t>
-      </w:r>
-      <w:r>
-        <w:rPr>
-          <w:rStyle w:val="VerbatimChar"/>
-        </w:rPr>
-        <w:t xml:space="preserve">Authorization: Bearer</w:t>
-      </w:r>
-      <w:r>
-        <w:t xml:space="preserve"> </w:t>
-      </w:r>
-      <w:r>
-        <w:t xml:space="preserve">(HXC-1512).</w:t>
-      </w:r>
-    </w:p>
-    <w:p>
-      <w:pPr>
-        <w:pStyle w:val="Compact"/>
-        <w:numPr>
-          <w:ilvl w:val="2"/>
-          <w:numId w:val="1014"/>
-        </w:numPr>
-      </w:pPr>
-      <w:r>
-        <w:rPr>
-          <w:rStyle w:val="VerbatimChar"/>
-        </w:rPr>
-        <w:t xml:space="preserve">scan</w:t>
-      </w:r>
-      <w:r>
-        <w:t xml:space="preserve"> </w:t>
-      </w:r>
-      <w:r>
-        <w:t xml:space="preserve">— Oracle-SCAN-style stable virtual client endpoint: least-loaded healthy-backend routing with a membership-stable name and injected clock (HXC-1403).</w:t>
-      </w:r>
-    </w:p>
-    <w:p>
-      <w:pPr>
-        <w:pStyle w:val="Compact"/>
-        <w:numPr>
-          <w:ilvl w:val="2"/>
-          <w:numId w:val="1014"/>
-        </w:numPr>
-      </w:pPr>
-      <w:r>
-        <w:rPr>
-          <w:rStyle w:val="VerbatimChar"/>
-        </w:rPr>
-        <w:t xml:space="preserve">llmfailover</w:t>
-      </w:r>
-      <w:r>
-        <w:t xml:space="preserve"> </w:t>
-      </w:r>
-      <w:r>
-        <w:t xml:space="preserve">— error-classified LLM failover taxonomy (deterministic per-class fallback paths) plus a sandbox scheduling-hint contract (HXC-1600).</w:t>
-      </w:r>
-    </w:p>
-    <w:p>
-      <w:pPr>
-        <w:pStyle w:val="Compact"/>
-        <w:numPr>
-          <w:ilvl w:val="2"/>
-          <w:numId w:val="1014"/>
-        </w:numPr>
-      </w:pPr>
-      <w:r>
-        <w:rPr>
-          <w:rStyle w:val="VerbatimChar"/>
-        </w:rPr>
-        <w:t xml:space="preserve">llmadapter</w:t>
-      </w:r>
-      <w:r>
-        <w:t xml:space="preserve"> </w:t>
-      </w:r>
-      <w:r>
-        <w:t xml:space="preserve">— Claude Messages / OpenAI Responses-API request and response shape adapters to OpenAI chat-completions, preserving tool-call order (HXC-1599).</w:t>
-      </w:r>
-    </w:p>
-    <w:p>
-      <w:pPr>
-        <w:pStyle w:val="Compact"/>
-        <w:numPr>
-          <w:ilvl w:val="2"/>
-          <w:numId w:val="1014"/>
-        </w:numPr>
-      </w:pPr>
-      <w:r>
-        <w:rPr>
-          <w:rStyle w:val="VerbatimChar"/>
-        </w:rPr>
-        <w:t xml:space="preserve">deltacrdt</w:t>
-      </w:r>
-      <w:r>
-        <w:t xml:space="preserve"> </w:t>
-      </w:r>
-      <w:r>
-        <w:t xml:space="preserve">— standalone delta-state CRDTs (G-counter / PN-counter / observed-remove OR-set / LWW-map) with delta-mutators and a convergent (commutative/associative/idempotent) merge (HXC-1409).</w:t>
-      </w:r>
-    </w:p>
-    <w:p>
-      <w:pPr>
-        <w:pStyle w:val="Compact"/>
-        <w:numPr>
-          <w:ilvl w:val="2"/>
-          <w:numId w:val="1014"/>
-        </w:numPr>
-      </w:pPr>
-      <w:r>
-        <w:rPr>
-          <w:rStyle w:val="VerbatimChar"/>
-        </w:rPr>
-        <w:t xml:space="preserve">gputopo</w:t>
-      </w:r>
-      <w:r>
-        <w:t xml:space="preserve"> </w:t>
-      </w:r>
-      <w:r>
-        <w:t xml:space="preserve">— topology-aware NUMA/NVLink GPU placement scoring that prefers NVLink-connected GPU pairs and falls back to PCIe (HXC-1406).</w:t>
-      </w:r>
-    </w:p>
-    <w:p>
-      <w:pPr>
-        <w:pStyle w:val="Compact"/>
-        <w:numPr>
-          <w:ilvl w:val="2"/>
-          <w:numId w:val="1014"/>
-        </w:numPr>
-      </w:pPr>
-      <w:r>
-        <w:rPr>
-          <w:rStyle w:val="VerbatimChar"/>
-        </w:rPr>
-        <w:t xml:space="preserve">fsresidency</w:t>
-      </w:r>
-      <w:r>
-        <w:t xml:space="preserve"> </w:t>
-      </w:r>
-      <w:r>
-        <w:t xml:space="preserve">— filesystem residency challenge: per-byte-range</w:t>
-      </w:r>
-      <w:r>
-        <w:t xml:space="preserve"> </w:t>
-      </w:r>
-      <w:r>
-        <w:rPr>
-          <w:rStyle w:val="VerbatimChar"/>
-        </w:rPr>
-        <w:t xml:space="preserve">ReadAt</w:t>
-      </w:r>
-      <w:r>
-        <w:t xml:space="preserve"> </w:t>
-      </w:r>
-      <w:r>
-        <w:t xml:space="preserve">+ SHA-256 verification proving a model file is really present on disk; truncated/missing/mismatch all fail (HXC-1572).</w:t>
-      </w:r>
-    </w:p>
-    <w:p>
-      <w:pPr>
-        <w:pStyle w:val="Compact"/>
-        <w:numPr>
-          <w:ilvl w:val="2"/>
-          <w:numId w:val="1014"/>
-        </w:numPr>
-      </w:pPr>
-      <w:r>
-        <w:rPr>
-          <w:rStyle w:val="VerbatimChar"/>
-        </w:rPr>
-        <w:t xml:space="preserve">economics</w:t>
-      </w:r>
-      <w:r>
-        <w:t xml:space="preserve"> </w:t>
-      </w:r>
-      <w:r>
-        <w:t xml:space="preserve">—</w:t>
-      </w:r>
-      <w:r>
-        <w:t xml:space="preserve"> </w:t>
-      </w:r>
-      <w:r>
-        <w:rPr>
-          <w:rStyle w:val="VerbatimChar"/>
-        </w:rPr>
-        <w:t xml:space="preserve">RewardDistributor</w:t>
-      </w:r>
-      <w:r>
-        <w:t xml:space="preserve"> </w:t>
-      </w:r>
-      <w:r>
-        <w:t xml:space="preserve">multi-token distribution with treasury/reinvest splits and a conservation invariant (</w:t>
-      </w:r>
-      <w:r>
-        <w:rPr>
-          <w:rStyle w:val="VerbatimChar"/>
-        </w:rPr>
-        <w:t xml:space="preserve">sum(ledger)+treasury+reinvest == total</w:t>
-      </w:r>
-      <w:r>
-        <w:t xml:space="preserve">), plus</w:t>
-      </w:r>
-      <w:r>
-        <w:t xml:space="preserve"> </w:t>
-      </w:r>
-      <w:r>
-        <w:rPr>
-          <w:rStyle w:val="VerbatimChar"/>
-        </w:rPr>
-        <w:t xml:space="preserve">GetParticipantROI</w:t>
-      </w:r>
-      <w:r>
-        <w:t xml:space="preserve"> </w:t>
-      </w:r>
-      <w:r>
-        <w:t xml:space="preserve">(ROI% + break-even days, typed unknown-participant error) (HXC-1460, HXC-1461).</w:t>
-      </w:r>
-    </w:p>
-    <w:p>
-      <w:pPr>
-        <w:pStyle w:val="Compact"/>
-        <w:numPr>
-          <w:ilvl w:val="2"/>
-          <w:numId w:val="1014"/>
-        </w:numPr>
-      </w:pPr>
-      <w:r>
-        <w:rPr>
-          <w:rStyle w:val="VerbatimChar"/>
-        </w:rPr>
-        <w:t xml:space="preserve">revenueopt</w:t>
-      </w:r>
-      <w:r>
-        <w:t xml:space="preserve"> </w:t>
-      </w:r>
-      <w:r>
-        <w:t xml:space="preserve">—</w:t>
-      </w:r>
-      <w:r>
-        <w:t xml:space="preserve"> </w:t>
-      </w:r>
-      <w:r>
-        <w:rPr>
-          <w:rStyle w:val="VerbatimChar"/>
-        </w:rPr>
-        <w:t xml:space="preserve">RevenueOptimizer.OptimizeAllocation</w:t>
-      </w:r>
-      <w:r>
-        <w:t xml:space="preserve"> </w:t>
-      </w:r>
-      <w:r>
-        <w:t xml:space="preserve">greedy GPU→marketplace assignment maximising expected revenue, with a TEE→Chutes revenue bias; self-contained types (HXC-1456).</w:t>
-      </w:r>
-    </w:p>
-    <w:p>
-      <w:pPr>
-        <w:pStyle w:val="Compact"/>
-        <w:numPr>
-          <w:ilvl w:val="2"/>
-          <w:numId w:val="1014"/>
-        </w:numPr>
-      </w:pPr>
-      <w:r>
-        <w:rPr>
-          <w:rStyle w:val="VerbatimChar"/>
-        </w:rPr>
-        <w:t xml:space="preserve">exportcontrol</w:t>
-      </w:r>
-      <w:r>
-        <w:t xml:space="preserve"> </w:t>
-      </w:r>
-      <w:r>
-        <w:t xml:space="preserve">— export-control / country-code KYC gate: a controlled GPU (</w:t>
-      </w:r>
-      <w:r>
-        <w:rPr>
-          <w:rStyle w:val="VerbatimChar"/>
-        </w:rPr>
-        <w:t xml:space="preserve">H100</w:t>
-      </w:r>
-      <w:r>
-        <w:t xml:space="preserve">/</w:t>
-      </w:r>
-      <w:r>
-        <w:rPr>
-          <w:rStyle w:val="VerbatimChar"/>
-        </w:rPr>
-        <w:t xml:space="preserve">A100</w:t>
-      </w:r>
-      <w:r>
-        <w:t xml:space="preserve">) from a Tier-3 (embargoed) or unknown jurisdiction is rejected with</w:t>
-      </w:r>
-      <w:r>
-        <w:t xml:space="preserve"> </w:t>
-      </w:r>
-      <w:r>
-        <w:rPr>
-          <w:rStyle w:val="VerbatimChar"/>
-        </w:rPr>
-        <w:t xml:space="preserve">ErrExportDenied</w:t>
-      </w:r>
-      <w:r>
-        <w:t xml:space="preserve">; Tier-1 is allowed (HXC-1482).</w:t>
-      </w:r>
-    </w:p>
-    <w:p>
-      <w:pPr>
-        <w:pStyle w:val="Compact"/>
-        <w:numPr>
-          <w:ilvl w:val="2"/>
-          <w:numId w:val="1014"/>
-        </w:numPr>
-      </w:pPr>
-      <w:r>
-        <w:rPr>
-          <w:rStyle w:val="VerbatimChar"/>
-        </w:rPr>
-        <w:t xml:space="preserve">devicecatalog</w:t>
-      </w:r>
-      <w:r>
-        <w:t xml:space="preserve"> </w:t>
-      </w:r>
-      <w:r>
-        <w:t xml:space="preserve">— machine-readable 64-device taxonomy with case-insensitive substring</w:t>
-      </w:r>
-      <w:r>
-        <w:t xml:space="preserve"> </w:t>
-      </w:r>
-      <w:r>
-        <w:rPr>
-          <w:rStyle w:val="VerbatimChar"/>
-        </w:rPr>
-        <w:t xml:space="preserve">Lookup</w:t>
-      </w:r>
-      <w:r>
-        <w:t xml:space="preserve"> </w:t>
-      </w:r>
-      <w:r>
-        <w:t xml:space="preserve">resolving a discovered CPU model (e.g. </w:t>
-      </w:r>
-      <w:r>
-        <w:rPr>
-          <w:rStyle w:val="VerbatimChar"/>
-        </w:rPr>
-        <w:t xml:space="preserve">Rockchip RK3588</w:t>
-      </w:r>
-      <w:r>
-        <w:t xml:space="preserve">) to its tier / trust-level / compute-class (HXC-1331).</w:t>
-      </w:r>
-    </w:p>
-    <w:p>
-      <w:pPr>
-        <w:pStyle w:val="Compact"/>
-        <w:numPr>
-          <w:ilvl w:val="2"/>
-          <w:numId w:val="1014"/>
-        </w:numPr>
-      </w:pPr>
-      <w:r>
-        <w:rPr>
-          <w:rStyle w:val="VerbatimChar"/>
-        </w:rPr>
-        <w:t xml:space="preserve">compliancedoc</w:t>
-      </w:r>
-      <w:r>
-        <w:t xml:space="preserve"> </w:t>
-      </w:r>
-      <w:r>
-        <w:t xml:space="preserve">— EU AI Act compliance-documentation pipeline: generates a model card + technical-documentation artifact from attestation-log records, with a SHA-256 provenance hash bound to the actual record content (HXC-1481).</w:t>
-      </w:r>
-    </w:p>
-    <w:p>
-      <w:pPr>
-        <w:pStyle w:val="Compact"/>
-        <w:numPr>
-          <w:ilvl w:val="2"/>
-          <w:numId w:val="1014"/>
-        </w:numPr>
-      </w:pPr>
-      <w:r>
-        <w:rPr>
-          <w:rStyle w:val="VerbatimChar"/>
-        </w:rPr>
-        <w:t xml:space="preserve">hybridkex</w:t>
-      </w:r>
-      <w:r>
-        <w:t xml:space="preserve"> </w:t>
-      </w:r>
-      <w:r>
-        <w:t xml:space="preserve">— hybrid post-quantum key exchange combining X25519 (</w:t>
-      </w:r>
-      <w:r>
-        <w:rPr>
-          <w:rStyle w:val="VerbatimChar"/>
-        </w:rPr>
-        <w:t xml:space="preserve">crypto/ecdh</w:t>
-      </w:r>
-      <w:r>
-        <w:t xml:space="preserve">) and ML-KEM-768 (</w:t>
-      </w:r>
-      <w:r>
-        <w:rPr>
-          <w:rStyle w:val="VerbatimChar"/>
-        </w:rPr>
-        <w:t xml:space="preserve">crypto/mlkem</w:t>
-      </w:r>
-      <w:r>
-        <w:t xml:space="preserve">) shared secrets via HKDF-SHA256 (group</w:t>
-      </w:r>
-      <w:r>
-        <w:t xml:space="preserve"> </w:t>
-      </w:r>
-      <w:r>
-        <w:rPr>
-          <w:rStyle w:val="VerbatimChar"/>
-        </w:rPr>
-        <w:t xml:space="preserve">X25519MLKEM768</w:t>
-      </w:r>
-      <w:r>
-        <w:t xml:space="preserve">); a tampered ML-KEM ciphertext yields a non-matching key (HXC-1476).</w:t>
-      </w:r>
-    </w:p>
-    <w:p>
-      <w:pPr>
-        <w:pStyle w:val="Compact"/>
-        <w:numPr>
-          <w:ilvl w:val="2"/>
-          <w:numId w:val="1014"/>
-        </w:numPr>
-      </w:pPr>
-      <w:r>
-        <w:rPr>
-          <w:rStyle w:val="VerbatimChar"/>
-        </w:rPr>
-        <w:t xml:space="preserve">carbonsched</w:t>
-      </w:r>
-      <w:r>
-        <w:t xml:space="preserve"> </w:t>
-      </w:r>
-      <w:r>
-        <w:t xml:space="preserve">— carbon-aware job placement: chooses the lowest-carbon-intensity latency-eligible region (deterministic name tiebreak) with per-job kWh / gCO2 metering (HXC-1480).</w:t>
-      </w:r>
-    </w:p>
-    <w:p>
-      <w:pPr>
-        <w:pStyle w:val="Compact"/>
-        <w:numPr>
-          <w:ilvl w:val="2"/>
-          <w:numId w:val="1014"/>
-        </w:numPr>
-      </w:pPr>
-      <w:r>
-        <w:rPr>
-          <w:rStyle w:val="VerbatimChar"/>
-        </w:rPr>
-        <w:t xml:space="preserve">gpuattest</w:t>
-      </w:r>
-      <w:r>
-        <w:t xml:space="preserve"> </w:t>
-      </w:r>
-      <w:r>
-        <w:t xml:space="preserve">(additive</w:t>
-      </w:r>
-      <w:r>
-        <w:t xml:space="preserve"> </w:t>
-      </w:r>
-      <w:r>
-        <w:rPr>
-          <w:rStyle w:val="VerbatimChar"/>
-        </w:rPr>
-        <w:t xml:space="preserve">multigpu.go</w:t>
-      </w:r>
-      <w:r>
-        <w:t xml:space="preserve">) — multi-GPU node enumeration: an N-GPU node descriptor yields N distinct, independently-verifiable per-device attestation proofs keyed by GPU UUID; rejects duplicate/empty descriptors (HXC-1573).</w:t>
-      </w:r>
-    </w:p>
-    <w:p>
-      <w:pPr>
-        <w:pStyle w:val="Compact"/>
-        <w:numPr>
-          <w:ilvl w:val="2"/>
-          <w:numId w:val="1014"/>
-        </w:numPr>
-      </w:pPr>
-      <w:r>
-        <w:rPr>
-          <w:rStyle w:val="VerbatimChar"/>
-        </w:rPr>
-        <w:t xml:space="preserve">workloadrouter</w:t>
-      </w:r>
-      <w:r>
-        <w:t xml:space="preserve"> </w:t>
-      </w:r>
-      <w:r>
-        <w:t xml:space="preserve">—</w:t>
-      </w:r>
-      <w:r>
-        <w:t xml:space="preserve"> </w:t>
-      </w:r>
-      <w:r>
-        <w:rPr>
-          <w:rStyle w:val="VerbatimChar"/>
-        </w:rPr>
-        <w:t xml:space="preserve">UnifiedManager.RouteWorkload</w:t>
-      </w:r>
-      <w:r>
-        <w:t xml:space="preserve">: concurrent per-marketplace price probes + a weighted composite score (inverse price/latency, health) with a TEE multiplier that re-ranks confidential offers when the workload requires a TEE (HXC-1455).</w:t>
-      </w:r>
-    </w:p>
-    <w:p>
-      <w:pPr>
-        <w:pStyle w:val="Compact"/>
-        <w:numPr>
-          <w:ilvl w:val="2"/>
-          <w:numId w:val="1014"/>
-        </w:numPr>
-      </w:pPr>
-      <w:r>
-        <w:rPr>
-          <w:rStyle w:val="VerbatimChar"/>
-        </w:rPr>
-        <w:t xml:space="preserve">metrics</w:t>
-      </w:r>
-      <w:r>
-        <w:t xml:space="preserve"> </w:t>
-      </w:r>
-      <w:r>
-        <w:t xml:space="preserve">(additive</w:t>
-      </w:r>
-      <w:r>
-        <w:t xml:space="preserve"> </w:t>
-      </w:r>
-      <w:r>
-        <w:rPr>
-          <w:rStyle w:val="VerbatimChar"/>
-        </w:rPr>
-        <w:t xml:space="preserve">tiermetrics.go</w:t>
-      </w:r>
-      <w:r>
-        <w:t xml:space="preserve">) —</w:t>
-      </w:r>
-      <w:r>
-        <w:t xml:space="preserve"> </w:t>
-      </w:r>
-      <w:r>
-        <w:rPr>
-          <w:rStyle w:val="VerbatimChar"/>
-        </w:rPr>
-        <w:t xml:space="preserve">TierMetrics</w:t>
-      </w:r>
-      <w:r>
-        <w:t xml:space="preserve"> </w:t>
-      </w:r>
-      <w:r>
-        <w:t xml:space="preserve">exposes</w:t>
-      </w:r>
-      <w:r>
-        <w:t xml:space="preserve"> </w:t>
-      </w:r>
-      <w:r>
-        <w:rPr>
-          <w:rStyle w:val="VerbatimChar"/>
-        </w:rPr>
-        <w:t xml:space="preserve">gpu_tier_utilization</w:t>
-      </w:r>
-      <w:r>
-        <w:t xml:space="preserve">,</w:t>
-      </w:r>
-      <w:r>
-        <w:t xml:space="preserve"> </w:t>
-      </w:r>
-      <w:r>
-        <w:rPr>
-          <w:rStyle w:val="VerbatimChar"/>
-        </w:rPr>
-        <w:t xml:space="preserve">gpu_cost_per_hour</w:t>
-      </w:r>
-      <w:r>
-        <w:t xml:space="preserve">, and</w:t>
-      </w:r>
-      <w:r>
-        <w:t xml:space="preserve"> </w:t>
-      </w:r>
-      <w:r>
-        <w:rPr>
-          <w:rStyle w:val="VerbatimChar"/>
-        </w:rPr>
-        <w:t xml:space="preserve">provider_health</w:t>
-      </w:r>
-      <w:r>
-        <w:t xml:space="preserve"> </w:t>
-      </w:r>
-      <w:r>
-        <w:t xml:space="preserve">Prometheus-text series with deterministic ordering and concurrent-safe setters (HXC-1535).</w:t>
-      </w:r>
-    </w:p>
-    <w:p>
-      <w:pPr>
-        <w:pStyle w:val="Compact"/>
-        <w:numPr>
-          <w:ilvl w:val="2"/>
-          <w:numId w:val="1014"/>
-        </w:numPr>
-      </w:pPr>
-      <w:r>
-        <w:rPr>
-          <w:rStyle w:val="VerbatimChar"/>
-        </w:rPr>
-        <w:t xml:space="preserve">cmd/gpu-pool-manager</w:t>
-      </w:r>
-      <w:r>
-        <w:t xml:space="preserve"> </w:t>
-      </w:r>
-      <w:r>
-        <w:t xml:space="preserve">— GPU pool manager HTTP front-end:</w:t>
-      </w:r>
-      <w:r>
-        <w:t xml:space="preserve"> </w:t>
-      </w:r>
-      <w:r>
-        <w:rPr>
-          <w:rStyle w:val="VerbatimChar"/>
-        </w:rPr>
-        <w:t xml:space="preserve">POST /allocate</w:t>
-      </w:r>
-      <w:r>
-        <w:t xml:space="preserve"> </w:t>
-      </w:r>
-      <w:r>
-        <w:t xml:space="preserve">returns the tier-correct (lowest-tier healthy, name tiebreak) provider as JSON (</w:t>
-      </w:r>
-      <w:r>
-        <w:rPr>
-          <w:rStyle w:val="VerbatimChar"/>
-        </w:rPr>
-        <w:t xml:space="preserve">503</w:t>
-      </w:r>
-      <w:r>
-        <w:t xml:space="preserve"> </w:t>
-      </w:r>
-      <w:r>
-        <w:t xml:space="preserve">when none healthy) and</w:t>
-      </w:r>
-      <w:r>
-        <w:t xml:space="preserve"> </w:t>
-      </w:r>
-      <w:r>
-        <w:rPr>
-          <w:rStyle w:val="VerbatimChar"/>
-        </w:rPr>
-        <w:t xml:space="preserve">GET /providers</w:t>
-      </w:r>
-      <w:r>
-        <w:t xml:space="preserve"> </w:t>
-      </w:r>
-      <w:r>
-        <w:t xml:space="preserve">lists providers with health; httptest-gated, self-contained (HXC-1530).</w:t>
-      </w:r>
-    </w:p>
-    <w:p>
-      <w:pPr>
-        <w:pStyle w:val="Compact"/>
-        <w:numPr>
-          <w:ilvl w:val="2"/>
-          <w:numId w:val="1014"/>
-        </w:numPr>
-      </w:pPr>
-      <w:r>
-        <w:rPr>
-          <w:rStyle w:val="VerbatimChar"/>
-        </w:rPr>
-        <w:t xml:space="preserve">marketplaceadapter</w:t>
-      </w:r>
-      <w:r>
-        <w:t xml:space="preserve"> </w:t>
-      </w:r>
-      <w:r>
-        <w:t xml:space="preserve">—</w:t>
-      </w:r>
-      <w:r>
-        <w:t xml:space="preserve"> </w:t>
-      </w:r>
-      <w:r>
-        <w:rPr>
-          <w:rStyle w:val="VerbatimChar"/>
-        </w:rPr>
-        <w:t xml:space="preserve">MarketplaceAdapter</w:t>
-      </w:r>
-      <w:r>
-        <w:t xml:space="preserve"> </w:t>
-      </w:r>
-      <w:r>
-        <w:t xml:space="preserve">interface (</w:t>
-      </w:r>
-      <w:r>
-        <w:rPr>
-          <w:rStyle w:val="VerbatimChar"/>
-        </w:rPr>
-        <w:t xml:space="preserve">Name</w:t>
-      </w:r>
-      <w:r>
-        <w:t xml:space="preserve">/</w:t>
-      </w:r>
-      <w:r>
-        <w:rPr>
-          <w:rStyle w:val="VerbatimChar"/>
-        </w:rPr>
-        <w:t xml:space="preserve">GetCurrentPricing</w:t>
-      </w:r>
-      <w:r>
-        <w:t xml:space="preserve">/</w:t>
-      </w:r>
-      <w:r>
-        <w:rPr>
-          <w:rStyle w:val="VerbatimChar"/>
-        </w:rPr>
-        <w:t xml:space="preserve">SubmitWork</w:t>
-      </w:r>
-      <w:r>
-        <w:t xml:space="preserve">) with a</w:t>
-      </w:r>
-      <w:r>
-        <w:t xml:space="preserve"> </w:t>
-      </w:r>
-      <w:r>
-        <w:rPr>
-          <w:rStyle w:val="VerbatimChar"/>
-        </w:rPr>
-        <w:t xml:space="preserve">Name()</w:t>
-      </w:r>
-      <w:r>
-        <w:t xml:space="preserve">-keyed dispatch</w:t>
-      </w:r>
-      <w:r>
-        <w:t xml:space="preserve"> </w:t>
-      </w:r>
-      <w:r>
-        <w:rPr>
-          <w:rStyle w:val="VerbatimChar"/>
-        </w:rPr>
-        <w:t xml:space="preserve">Registry</w:t>
-      </w:r>
-      <w:r>
-        <w:t xml:space="preserve"> </w:t>
-      </w:r>
-      <w:r>
-        <w:t xml:space="preserve">and a</w:t>
-      </w:r>
-      <w:r>
-        <w:t xml:space="preserve"> </w:t>
-      </w:r>
-      <w:r>
-        <w:rPr>
-          <w:rStyle w:val="VerbatimChar"/>
-        </w:rPr>
-        <w:t xml:space="preserve">ChutesAdapter</w:t>
-      </w:r>
-      <w:r>
-        <w:t xml:space="preserve"> </w:t>
-      </w:r>
-      <w:r>
-        <w:t xml:space="preserve">over HTTP (httptest fixture, non-2xx rejected) (HXC-1454).</w:t>
-      </w:r>
-    </w:p>
-    <w:p>
-      <w:pPr>
-        <w:pStyle w:val="Compact"/>
-        <w:numPr>
-          <w:ilvl w:val="2"/>
-          <w:numId w:val="1014"/>
-        </w:numPr>
-      </w:pPr>
-      <w:r>
-        <w:rPr>
-          <w:rStyle w:val="VerbatimChar"/>
-        </w:rPr>
-        <w:t xml:space="preserve">cmd/e2ee-proxy</w:t>
-      </w:r>
-      <w:r>
-        <w:t xml:space="preserve"> </w:t>
-      </w:r>
-      <w:r>
-        <w:t xml:space="preserve">— transparent ML-KEM-768 (</w:t>
-      </w:r>
-      <w:r>
-        <w:rPr>
-          <w:rStyle w:val="VerbatimChar"/>
-        </w:rPr>
-        <w:t xml:space="preserve">crypto/mlkem</w:t>
-      </w:r>
-      <w:r>
-        <w:t xml:space="preserve">) + AES-256-GCM encrypting proxy:</w:t>
-      </w:r>
-      <w:r>
-        <w:t xml:space="preserve"> </w:t>
-      </w:r>
-      <w:r>
-        <w:rPr>
-          <w:rStyle w:val="VerbatimChar"/>
-        </w:rPr>
-        <w:t xml:space="preserve">EncryptingTransport</w:t>
-      </w:r>
-      <w:r>
-        <w:t xml:space="preserve"> </w:t>
-      </w:r>
-      <w:r>
-        <w:t xml:space="preserve">seals request bodies and</w:t>
-      </w:r>
-      <w:r>
-        <w:t xml:space="preserve"> </w:t>
-      </w:r>
-      <w:r>
-        <w:rPr>
-          <w:rStyle w:val="VerbatimChar"/>
-        </w:rPr>
-        <w:t xml:space="preserve">DecryptingHandler</w:t>
-      </w:r>
-      <w:r>
-        <w:t xml:space="preserve"> </w:t>
-      </w:r>
-      <w:r>
-        <w:t xml:space="preserve">opens them, so the on-wire payload between proxy and upstream is ciphertext-only while the client receives the correct plaintext; tampered ciphertext is rejected (HXC-1532).</w:t>
-      </w:r>
-    </w:p>
-    <w:p>
-      <w:pPr>
-        <w:pStyle w:val="Compact"/>
-        <w:numPr>
-          <w:ilvl w:val="2"/>
-          <w:numId w:val="1014"/>
-        </w:numPr>
-      </w:pPr>
-      <w:r>
-        <w:rPr>
-          <w:rStyle w:val="VerbatimChar"/>
-        </w:rPr>
-        <w:t xml:space="preserve">e2eebench</w:t>
-      </w:r>
-      <w:r>
-        <w:t xml:space="preserve"> </w:t>
-      </w:r>
-      <w:r>
-        <w:t xml:space="preserve">—</w:t>
-      </w:r>
-      <w:r>
-        <w:t xml:space="preserve"> </w:t>
-      </w:r>
-      <w:r>
-        <w:rPr>
-          <w:rStyle w:val="VerbatimChar"/>
-        </w:rPr>
-        <w:t xml:space="preserve">MeasureHandshakeLatency</w:t>
-      </w:r>
-      <w:r>
-        <w:t xml:space="preserve"> </w:t>
-      </w:r>
-      <w:r>
-        <w:t xml:space="preserve">benchmarks the</w:t>
-      </w:r>
-      <w:r>
-        <w:t xml:space="preserve"> </w:t>
-      </w:r>
-      <w:r>
-        <w:rPr>
-          <w:rStyle w:val="VerbatimChar"/>
-        </w:rPr>
-        <w:t xml:space="preserve">hybridkex</w:t>
-      </w:r>
-      <w:r>
-        <w:t xml:space="preserve"> </w:t>
-      </w:r>
-      <w:r>
-        <w:t xml:space="preserve">full handshake (median + P95), proving median &lt; 1ms on host and enforcing per-iteration key agreement (</w:t>
-      </w:r>
-      <w:r>
-        <w:rPr>
-          <w:rStyle w:val="VerbatimChar"/>
-        </w:rPr>
-        <w:t xml:space="preserve">ErrKeyDisagreement</w:t>
-      </w:r>
-      <w:r>
-        <w:t xml:space="preserve">) (HXC-1556).</w:t>
-      </w:r>
-    </w:p>
-    <w:p>
-      <w:pPr>
-        <w:pStyle w:val="Compact"/>
-        <w:numPr>
-          <w:ilvl w:val="2"/>
-          <w:numId w:val="1014"/>
-        </w:numPr>
-      </w:pPr>
-      <w:r>
-        <w:rPr>
-          <w:rStyle w:val="VerbatimChar"/>
-        </w:rPr>
-        <w:t xml:space="preserve">archlint</w:t>
-      </w:r>
-      <w:r>
-        <w:t xml:space="preserve"> </w:t>
-      </w:r>
-      <w:r>
-        <w:t xml:space="preserve">+</w:t>
-      </w:r>
-      <w:r>
-        <w:t xml:space="preserve"> </w:t>
-      </w:r>
-      <w:r>
-        <w:rPr>
-          <w:rStyle w:val="VerbatimChar"/>
-        </w:rPr>
-        <w:t xml:space="preserve">docs/ARCHITECTURE.md</w:t>
-      </w:r>
-      <w:r>
-        <w:t xml:space="preserve"> </w:t>
-      </w:r>
-      <w:r>
-        <w:t xml:space="preserve">— the hardened L0–L7 architecture diagram and component map, mechanically enforced:</w:t>
-      </w:r>
-      <w:r>
-        <w:t xml:space="preserve"> </w:t>
-      </w:r>
-      <w:r>
-        <w:rPr>
-          <w:rStyle w:val="VerbatimChar"/>
-        </w:rPr>
-        <w:t xml:space="preserve">archlint</w:t>
-      </w:r>
-      <w:r>
-        <w:t xml:space="preserve"> </w:t>
-      </w:r>
-      <w:r>
-        <w:t xml:space="preserve">parses the component-map table and fails the build if any documented component maps to a package path that does not exist on disk (HXC-1424).</w:t>
-      </w:r>
-    </w:p>
-    <w:p>
-      <w:pPr>
-        <w:pStyle w:val="Compact"/>
-        <w:numPr>
-          <w:ilvl w:val="1"/>
-          <w:numId w:val="1013"/>
-        </w:numPr>
-      </w:pPr>
-      <w:r>
-        <w:t xml:space="preserve">Wave 67 (5 units, subagent-driven, 5 parallel streams in disjoint packages):</w:t>
       </w:r>
     </w:p>
     <w:p>
@@ -4880,7 +3663,7 @@
         <w:rPr>
           <w:rStyle w:val="VerbatimChar"/>
         </w:rPr>
-        <w:t xml:space="preserve">multiraft</w:t>
+        <w:t xml:space="preserve">bursthysteresis</w:t>
       </w:r>
       <w:r>
         <w:t xml:space="preserve"> </w:t>
@@ -4895,55 +3678,13 @@
         <w:rPr>
           <w:rStyle w:val="VerbatimChar"/>
         </w:rPr>
-        <w:t xml:space="preserve">MultiRaftManager</w:t>
-      </w:r>
-      <w:r>
-        <w:t xml:space="preserve"> </w:t>
-      </w:r>
-      <w:r>
-        <w:t xml:space="preserve">partitioning cluster state into independent per-shard</w:t>
-      </w:r>
-      <w:r>
-        <w:t xml:space="preserve"> </w:t>
-      </w:r>
-      <w:r>
-        <w:rPr>
-          <w:rStyle w:val="VerbatimChar"/>
-        </w:rPr>
-        <w:t xml:space="preserve">go.etcd.io/raft/v3</w:t>
-      </w:r>
-      <w:r>
-        <w:t xml:space="preserve"> </w:t>
-      </w:r>
-      <w:r>
-        <w:t xml:space="preserve">groups, each electing its own leader and committing independently via per-shard</w:t>
-      </w:r>
-      <w:r>
-        <w:t xml:space="preserve"> </w:t>
-      </w:r>
-      <w:r>
-        <w:rPr>
-          <w:rStyle w:val="VerbatimChar"/>
-        </w:rPr>
-        <w:t xml:space="preserve">Propose</w:t>
-      </w:r>
-      <w:r>
-        <w:t xml:space="preserve"> </w:t>
-      </w:r>
-      <w:r>
-        <w:t xml:space="preserve">routing over an in-process</w:t>
-      </w:r>
-      <w:r>
-        <w:t xml:space="preserve"> </w:t>
-      </w:r>
-      <w:r>
-        <w:rPr>
-          <w:rStyle w:val="VerbatimChar"/>
-        </w:rPr>
-        <w:t xml:space="preserve">RaftTransport</w:t>
-      </w:r>
-      <w:r>
-        <w:t xml:space="preserve">; write throughput scales with shard count and a shard re-elects on leader loss while others keep committing (HXC-1387).</w:t>
+        <w:t xml:space="preserve">BurstController</w:t>
+      </w:r>
+      <w:r>
+        <w:t xml:space="preserve"> </w:t>
+      </w:r>
+      <w:r>
+        <w:t xml:space="preserve">with a MONITOR→SPILL→RECOVER two-threshold hysteresis dead-band (HXC-1504).</w:t>
       </w:r>
     </w:p>
     <w:p>
@@ -4958,58 +3699,13 @@
         <w:rPr>
           <w:rStyle w:val="VerbatimChar"/>
         </w:rPr>
-        <w:t xml:space="preserve">stonith</w:t>
-      </w:r>
-      <w:r>
-        <w:t xml:space="preserve"> </w:t>
-      </w:r>
-      <w:r>
-        <w:t xml:space="preserve">— STONITH fencing: a</w:t>
-      </w:r>
-      <w:r>
-        <w:t xml:space="preserve"> </w:t>
-      </w:r>
-      <w:r>
-        <w:rPr>
-          <w:rStyle w:val="VerbatimChar"/>
-        </w:rPr>
-        <w:t xml:space="preserve">FencingAgent</w:t>
-      </w:r>
-      <w:r>
-        <w:t xml:space="preserve"> </w:t>
-      </w:r>
-      <w:r>
-        <w:t xml:space="preserve">interface with IPMI / AWS-EC2 / Azure-ARM / SBD-shared-disk / NoOp drivers and a</w:t>
-      </w:r>
-      <w:r>
-        <w:t xml:space="preserve"> </w:t>
-      </w:r>
-      <w:r>
-        <w:rPr>
-          <w:rStyle w:val="VerbatimChar"/>
-        </w:rPr>
-        <w:t xml:space="preserve">MultiLevelFencer</w:t>
-      </w:r>
-      <w:r>
-        <w:t xml:space="preserve"> </w:t>
-      </w:r>
-      <w:r>
-        <w:t xml:space="preserve">multi-level fallback, with sink-side fence confirmation; the IPMI real-binary path is an honest SKIP-with-reason when</w:t>
-      </w:r>
-      <w:r>
-        <w:t xml:space="preserve"> </w:t>
-      </w:r>
-      <w:r>
-        <w:rPr>
-          <w:rStyle w:val="VerbatimChar"/>
-        </w:rPr>
-        <w:t xml:space="preserve">ipmitool</w:t>
-      </w:r>
-      <w:r>
-        <w:t xml:space="preserve"> </w:t>
-      </w:r>
-      <w:r>
-        <w:t xml:space="preserve">is absent (HXC-1401).</w:t>
+        <w:t xml:space="preserve">providerchain</w:t>
+      </w:r>
+      <w:r>
+        <w:t xml:space="preserve"> </w:t>
+      </w:r>
+      <w:r>
+        <w:t xml:space="preserve">— ordered multi-tier provider fallback cascade with retriable/terminal error classification and injected-clock failover SLA (HXC-1508).</w:t>
       </w:r>
     </w:p>
     <w:p>
@@ -5024,13 +3720,55 @@
         <w:rPr>
           <w:rStyle w:val="VerbatimChar"/>
         </w:rPr>
-        <w:t xml:space="preserve">deviceplugin</w:t>
-      </w:r>
-      <w:r>
-        <w:t xml:space="preserve"> </w:t>
-      </w:r>
-      <w:r>
-        <w:t xml:space="preserve">— Nomad/K8s-style gRPC device-plugin / GRES fingerprinting framework over real gRPC: plugins register full device fingerprints, the registry parses GRES descriptors, atomically applies fingerprints, allocates by request, and rejects oversubscription (HXC-1407).</w:t>
+        <w:t xml:space="preserve">gpucatalog</w:t>
+      </w:r>
+      <w:r>
+        <w:t xml:space="preserve"> </w:t>
+      </w:r>
+      <w:r>
+        <w:t xml:space="preserve">—</w:t>
+      </w:r>
+      <w:r>
+        <w:t xml:space="preserve"> </w:t>
+      </w:r>
+      <w:r>
+        <w:rPr>
+          <w:rStyle w:val="VerbatimChar"/>
+        </w:rPr>
+        <w:t xml:space="preserve">SUPPORTED_GPUS</w:t>
+      </w:r>
+      <w:r>
+        <w:t xml:space="preserve"> </w:t>
+      </w:r>
+      <w:r>
+        <w:t xml:space="preserve">compute-multiplier catalog,</w:t>
+      </w:r>
+      <w:r>
+        <w:t xml:space="preserve"> </w:t>
+      </w:r>
+      <w:r>
+        <w:rPr>
+          <w:rStyle w:val="VerbatimChar"/>
+        </w:rPr>
+        <w:t xml:space="preserve">LookupMultiplier</w:t>
+      </w:r>
+      <w:r>
+        <w:t xml:space="preserve">, and attestation-aware</w:t>
+      </w:r>
+      <w:r>
+        <w:t xml:space="preserve"> </w:t>
+      </w:r>
+      <w:r>
+        <w:rPr>
+          <w:rStyle w:val="VerbatimChar"/>
+        </w:rPr>
+        <w:t xml:space="preserve">Score</w:t>
+      </w:r>
+      <w:r>
+        <w:t xml:space="preserve"> </w:t>
+      </w:r>
+      <w:r>
+        <w:t xml:space="preserve">(attested above un-attested) (HXC-1592).</w:t>
       </w:r>
     </w:p>
     <w:p>
@@ -5045,70 +3783,28 @@
         <w:rPr>
           <w:rStyle w:val="VerbatimChar"/>
         </w:rPr>
-        <w:t xml:space="preserve">internal/gpu</w:t>
-      </w:r>
-      <w:r>
-        <w:t xml:space="preserve"> </w:t>
-      </w:r>
-      <w:r>
-        <w:t xml:space="preserve">(additive</w:t>
-      </w:r>
-      <w:r>
-        <w:t xml:space="preserve"> </w:t>
-      </w:r>
-      <w:r>
-        <w:rPr>
-          <w:rStyle w:val="VerbatimChar"/>
-        </w:rPr>
-        <w:t xml:space="preserve">manager_helixpow.go</w:t>
-      </w:r>
-      <w:r>
-        <w:t xml:space="preserve">) — dual-workload capacity reservation:</w:t>
-      </w:r>
-      <w:r>
-        <w:t xml:space="preserve"> </w:t>
-      </w:r>
-      <w:r>
-        <w:rPr>
-          <w:rStyle w:val="VerbatimChar"/>
-        </w:rPr>
-        <w:t xml:space="preserve">ReserveForHelixPoW(fraction)</w:t>
-      </w:r>
-      <w:r>
-        <w:t xml:space="preserve"> </w:t>
-      </w:r>
-      <w:r>
-        <w:t xml:space="preserve">+</w:t>
-      </w:r>
-      <w:r>
-        <w:t xml:space="preserve"> </w:t>
-      </w:r>
-      <w:r>
-        <w:rPr>
-          <w:rStyle w:val="VerbatimChar"/>
-        </w:rPr>
-        <w:t xml:space="preserve">ChutesCapacity()</w:t>
-      </w:r>
-      <w:r>
-        <w:t xml:space="preserve"> </w:t>
-      </w:r>
-      <w:r>
-        <w:t xml:space="preserve">reporting only the non-reserved remainder, with a strict</w:t>
-      </w:r>
-      <w:r>
-        <w:t xml:space="preserve"> </w:t>
-      </w:r>
-      <w:r>
-        <w:rPr>
-          <w:rStyle w:val="VerbatimChar"/>
-        </w:rPr>
-        <w:t xml:space="preserve">&gt;0.80</w:t>
-      </w:r>
-      <w:r>
-        <w:t xml:space="preserve"> </w:t>
-      </w:r>
-      <w:r>
-        <w:t xml:space="preserve">Helix-load Gepetto starvation guard that zeroes Chutes capacity (HXC-1447).</w:t>
+        <w:t xml:space="preserve">gravaladmit</w:t>
+      </w:r>
+      <w:r>
+        <w:t xml:space="preserve"> </w:t>
+      </w:r>
+      <w:r>
+        <w:t xml:space="preserve">— HMAC-SHA256 GraVal challenge-response provider admission gate with single-use nonce and</w:t>
+      </w:r>
+      <w:r>
+        <w:t xml:space="preserve"> </w:t>
+      </w:r>
+      <w:r>
+        <w:rPr>
+          <w:rStyle w:val="VerbatimChar"/>
+        </w:rPr>
+        <w:t xml:space="preserve">graval.verified</w:t>
+      </w:r>
+      <w:r>
+        <w:t xml:space="preserve"> </w:t>
+      </w:r>
+      <w:r>
+        <w:t xml:space="preserve">label (HXC-1523).</w:t>
       </w:r>
     </w:p>
     <w:p>
@@ -5123,7 +3819,736 @@
         <w:rPr>
           <w:rStyle w:val="VerbatimChar"/>
         </w:rPr>
-        <w:t xml:space="preserve">chutes</w:t>
+        <w:t xml:space="preserve">modelrouter</w:t>
+      </w:r>
+      <w:r>
+        <w:t xml:space="preserve"> </w:t>
+      </w:r>
+      <w:r>
+        <w:t xml:space="preserve">— strategy-to-default-model resolution (latency/throughput/quality/cost) with a typed unknown-strategy error (HXC-1430).</w:t>
+      </w:r>
+    </w:p>
+    <w:p>
+      <w:pPr>
+        <w:pStyle w:val="Compact"/>
+        <w:numPr>
+          <w:ilvl w:val="2"/>
+          <w:numId w:val="1015"/>
+        </w:numPr>
+      </w:pPr>
+      <w:r>
+        <w:rPr>
+          <w:rStyle w:val="VerbatimChar"/>
+        </w:rPr>
+        <w:t xml:space="preserve">gravalverify</w:t>
+      </w:r>
+      <w:r>
+        <w:t xml:space="preserve"> </w:t>
+      </w:r>
+      <w:r>
+        <w:t xml:space="preserve">— GraVal GPU attestation with a VRAM-ratio</w:t>
+      </w:r>
+      <w:r>
+        <w:t xml:space="preserve"> </w:t>
+      </w:r>
+      <w:r>
+        <w:rPr>
+          <w:rStyle w:val="VerbatimChar"/>
+        </w:rPr>
+        <w:t xml:space="preserve">&gt;= 0.95</w:t>
+      </w:r>
+      <w:r>
+        <w:t xml:space="preserve"> </w:t>
+      </w:r>
+      <w:r>
+        <w:t xml:space="preserve">gate and a concurrent, race-clean</w:t>
+      </w:r>
+      <w:r>
+        <w:t xml:space="preserve"> </w:t>
+      </w:r>
+      <w:r>
+        <w:rPr>
+          <w:rStyle w:val="VerbatimChar"/>
+        </w:rPr>
+        <w:t xml:space="preserve">BatchVerify</w:t>
+      </w:r>
+      <w:r>
+        <w:t xml:space="preserve"> </w:t>
+      </w:r>
+      <w:r>
+        <w:t xml:space="preserve">pass-rate KPI (HXC-1435, HXC-1436).</w:t>
+      </w:r>
+    </w:p>
+    <w:p>
+      <w:pPr>
+        <w:pStyle w:val="Compact"/>
+        <w:numPr>
+          <w:ilvl w:val="2"/>
+          <w:numId w:val="1015"/>
+        </w:numPr>
+      </w:pPr>
+      <w:r>
+        <w:rPr>
+          <w:rStyle w:val="VerbatimChar"/>
+        </w:rPr>
+        <w:t xml:space="preserve">gepetto</w:t>
+      </w:r>
+      <w:r>
+        <w:t xml:space="preserve"> </w:t>
+      </w:r>
+      <w:r>
+        <w:t xml:space="preserve">— HelixGepetto dual-resource local-vs-Chutes arbitration with a monotonic reserve schedule and a strict</w:t>
+      </w:r>
+      <w:r>
+        <w:t xml:space="preserve"> </w:t>
+      </w:r>
+      <w:r>
+        <w:rPr>
+          <w:rStyle w:val="VerbatimChar"/>
+        </w:rPr>
+        <w:t xml:space="preserve">&gt;0.80</w:t>
+      </w:r>
+      <w:r>
+        <w:t xml:space="preserve"> </w:t>
+      </w:r>
+      <w:r>
+        <w:t xml:space="preserve">high-water anti-starvation zero-capacity cut-off (HXC-1446).</w:t>
+      </w:r>
+    </w:p>
+    <w:p>
+      <w:pPr>
+        <w:pStyle w:val="Compact"/>
+        <w:numPr>
+          <w:ilvl w:val="2"/>
+          <w:numId w:val="1015"/>
+        </w:numPr>
+      </w:pPr>
+      <w:r>
+        <w:rPr>
+          <w:rStyle w:val="VerbatimChar"/>
+        </w:rPr>
+        <w:t xml:space="preserve">chutesaccount</w:t>
+      </w:r>
+      <w:r>
+        <w:t xml:space="preserve"> </w:t>
+      </w:r>
+      <w:r>
+        <w:t xml:space="preserve">— Chutes API model-list (TEE/price fields) and</w:t>
+      </w:r>
+      <w:r>
+        <w:t xml:space="preserve"> </w:t>
+      </w:r>
+      <w:r>
+        <w:rPr>
+          <w:rStyle w:val="VerbatimChar"/>
+        </w:rPr>
+        <w:t xml:space="preserve">/users/me</w:t>
+      </w:r>
+      <w:r>
+        <w:t xml:space="preserve"> </w:t>
+      </w:r>
+      <w:r>
+        <w:t xml:space="preserve">account-balance client over HTTP with</w:t>
+      </w:r>
+      <w:r>
+        <w:t xml:space="preserve"> </w:t>
+      </w:r>
+      <w:r>
+        <w:rPr>
+          <w:rStyle w:val="VerbatimChar"/>
+        </w:rPr>
+        <w:t xml:space="preserve">Authorization: Bearer</w:t>
+      </w:r>
+      <w:r>
+        <w:t xml:space="preserve"> </w:t>
+      </w:r>
+      <w:r>
+        <w:t xml:space="preserve">(HXC-1429).</w:t>
+      </w:r>
+    </w:p>
+    <w:p>
+      <w:pPr>
+        <w:pStyle w:val="Compact"/>
+        <w:numPr>
+          <w:ilvl w:val="2"/>
+          <w:numId w:val="1015"/>
+        </w:numPr>
+      </w:pPr>
+      <w:r>
+        <w:rPr>
+          <w:rStyle w:val="VerbatimChar"/>
+        </w:rPr>
+        <w:t xml:space="preserve">cmd/burst-controller</w:t>
+      </w:r>
+      <w:r>
+        <w:t xml:space="preserve"> </w:t>
+      </w:r>
+      <w:r>
+        <w:t xml:space="preserve">— utilization-driven binary driving</w:t>
+      </w:r>
+      <w:r>
+        <w:t xml:space="preserve"> </w:t>
+      </w:r>
+      <w:r>
+        <w:rPr>
+          <w:rStyle w:val="VerbatimChar"/>
+        </w:rPr>
+        <w:t xml:space="preserve">bursthysteresis</w:t>
+      </w:r>
+      <w:r>
+        <w:t xml:space="preserve">; emits a</w:t>
+      </w:r>
+      <w:r>
+        <w:t xml:space="preserve"> </w:t>
+      </w:r>
+      <w:r>
+        <w:t xml:space="preserve">“burst allocation request”</w:t>
+      </w:r>
+      <w:r>
+        <w:t xml:space="preserve"> </w:t>
+      </w:r>
+      <w:r>
+        <w:t xml:space="preserve">on SPILL and a RECOVER line, runID-stamped (HXC-1531).</w:t>
+      </w:r>
+    </w:p>
+    <w:p>
+      <w:pPr>
+        <w:pStyle w:val="Compact"/>
+        <w:numPr>
+          <w:ilvl w:val="2"/>
+          <w:numId w:val="1015"/>
+        </w:numPr>
+      </w:pPr>
+      <w:r>
+        <w:rPr>
+          <w:rStyle w:val="VerbatimChar"/>
+        </w:rPr>
+        <w:t xml:space="preserve">tieredcache</w:t>
+      </w:r>
+      <w:r>
+        <w:t xml:space="preserve"> </w:t>
+      </w:r>
+      <w:r>
+        <w:t xml:space="preserve">— hot(memory)/warm(NVMe)/cold(SSD) tiered cache with injected backends + injected clock, idle-demotion + promotion, and per-tier hit stats (HXC-1418).</w:t>
+      </w:r>
+    </w:p>
+    <w:p>
+      <w:pPr>
+        <w:pStyle w:val="Compact"/>
+        <w:numPr>
+          <w:ilvl w:val="2"/>
+          <w:numId w:val="1015"/>
+        </w:numPr>
+      </w:pPr>
+      <w:r>
+        <w:rPr>
+          <w:rStyle w:val="VerbatimChar"/>
+        </w:rPr>
+        <w:t xml:space="preserve">smartrouter</w:t>
+      </w:r>
+      <w:r>
+        <w:t xml:space="preserve"> </w:t>
+      </w:r>
+      <w:r>
+        <w:t xml:space="preserve">— intelligent ModelRouter (latency/throughput/cost/TEE/balanced) that always excludes unhealthy models, with a typed no-eligible-model error (HXC-1539).</w:t>
+      </w:r>
+    </w:p>
+    <w:p>
+      <w:pPr>
+        <w:pStyle w:val="Compact"/>
+        <w:numPr>
+          <w:ilvl w:val="2"/>
+          <w:numId w:val="1015"/>
+        </w:numPr>
+      </w:pPr>
+      <w:r>
+        <w:rPr>
+          <w:rStyle w:val="VerbatimChar"/>
+        </w:rPr>
+        <w:t xml:space="preserve">epochresolve</w:t>
+      </w:r>
+      <w:r>
+        <w:t xml:space="preserve"> </w:t>
+      </w:r>
+      <w:r>
+        <w:t xml:space="preserve">— config-epoch failover slot-ownership conflict resolution (highest-epoch wins, deterministic lexicographic equal-epoch tiebreak, order-independent convergence) (HXC-1397).</w:t>
+      </w:r>
+    </w:p>
+    <w:p>
+      <w:pPr>
+        <w:pStyle w:val="Compact"/>
+        <w:numPr>
+          <w:ilvl w:val="2"/>
+          <w:numId w:val="1015"/>
+        </w:numPr>
+      </w:pPr>
+      <w:r>
+        <w:rPr>
+          <w:rStyle w:val="VerbatimChar"/>
+        </w:rPr>
+        <w:t xml:space="preserve">balancemonitor</w:t>
+      </w:r>
+      <w:r>
+        <w:t xml:space="preserve"> </w:t>
+      </w:r>
+      <w:r>
+        <w:t xml:space="preserve">— USD account-balance monitor with a strict low-balance floor warning, over HTTP with</w:t>
+      </w:r>
+      <w:r>
+        <w:t xml:space="preserve"> </w:t>
+      </w:r>
+      <w:r>
+        <w:rPr>
+          <w:rStyle w:val="VerbatimChar"/>
+        </w:rPr>
+        <w:t xml:space="preserve">Authorization: Bearer</w:t>
+      </w:r>
+      <w:r>
+        <w:t xml:space="preserve"> </w:t>
+      </w:r>
+      <w:r>
+        <w:t xml:space="preserve">(HXC-1512).</w:t>
+      </w:r>
+    </w:p>
+    <w:p>
+      <w:pPr>
+        <w:pStyle w:val="Compact"/>
+        <w:numPr>
+          <w:ilvl w:val="2"/>
+          <w:numId w:val="1015"/>
+        </w:numPr>
+      </w:pPr>
+      <w:r>
+        <w:rPr>
+          <w:rStyle w:val="VerbatimChar"/>
+        </w:rPr>
+        <w:t xml:space="preserve">scan</w:t>
+      </w:r>
+      <w:r>
+        <w:t xml:space="preserve"> </w:t>
+      </w:r>
+      <w:r>
+        <w:t xml:space="preserve">— Oracle-SCAN-style stable virtual client endpoint: least-loaded healthy-backend routing with a membership-stable name and injected clock (HXC-1403).</w:t>
+      </w:r>
+    </w:p>
+    <w:p>
+      <w:pPr>
+        <w:pStyle w:val="Compact"/>
+        <w:numPr>
+          <w:ilvl w:val="2"/>
+          <w:numId w:val="1015"/>
+        </w:numPr>
+      </w:pPr>
+      <w:r>
+        <w:rPr>
+          <w:rStyle w:val="VerbatimChar"/>
+        </w:rPr>
+        <w:t xml:space="preserve">llmfailover</w:t>
+      </w:r>
+      <w:r>
+        <w:t xml:space="preserve"> </w:t>
+      </w:r>
+      <w:r>
+        <w:t xml:space="preserve">— error-classified LLM failover taxonomy (deterministic per-class fallback paths) plus a sandbox scheduling-hint contract (HXC-1600).</w:t>
+      </w:r>
+    </w:p>
+    <w:p>
+      <w:pPr>
+        <w:pStyle w:val="Compact"/>
+        <w:numPr>
+          <w:ilvl w:val="2"/>
+          <w:numId w:val="1015"/>
+        </w:numPr>
+      </w:pPr>
+      <w:r>
+        <w:rPr>
+          <w:rStyle w:val="VerbatimChar"/>
+        </w:rPr>
+        <w:t xml:space="preserve">llmadapter</w:t>
+      </w:r>
+      <w:r>
+        <w:t xml:space="preserve"> </w:t>
+      </w:r>
+      <w:r>
+        <w:t xml:space="preserve">— Claude Messages / OpenAI Responses-API request and response shape adapters to OpenAI chat-completions, preserving tool-call order (HXC-1599).</w:t>
+      </w:r>
+    </w:p>
+    <w:p>
+      <w:pPr>
+        <w:pStyle w:val="Compact"/>
+        <w:numPr>
+          <w:ilvl w:val="2"/>
+          <w:numId w:val="1015"/>
+        </w:numPr>
+      </w:pPr>
+      <w:r>
+        <w:rPr>
+          <w:rStyle w:val="VerbatimChar"/>
+        </w:rPr>
+        <w:t xml:space="preserve">deltacrdt</w:t>
+      </w:r>
+      <w:r>
+        <w:t xml:space="preserve"> </w:t>
+      </w:r>
+      <w:r>
+        <w:t xml:space="preserve">— standalone delta-state CRDTs (G-counter / PN-counter / observed-remove OR-set / LWW-map) with delta-mutators and a convergent (commutative/associative/idempotent) merge (HXC-1409).</w:t>
+      </w:r>
+    </w:p>
+    <w:p>
+      <w:pPr>
+        <w:pStyle w:val="Compact"/>
+        <w:numPr>
+          <w:ilvl w:val="2"/>
+          <w:numId w:val="1015"/>
+        </w:numPr>
+      </w:pPr>
+      <w:r>
+        <w:rPr>
+          <w:rStyle w:val="VerbatimChar"/>
+        </w:rPr>
+        <w:t xml:space="preserve">gputopo</w:t>
+      </w:r>
+      <w:r>
+        <w:t xml:space="preserve"> </w:t>
+      </w:r>
+      <w:r>
+        <w:t xml:space="preserve">— topology-aware NUMA/NVLink GPU placement scoring that prefers NVLink-connected GPU pairs and falls back to PCIe (HXC-1406).</w:t>
+      </w:r>
+    </w:p>
+    <w:p>
+      <w:pPr>
+        <w:pStyle w:val="Compact"/>
+        <w:numPr>
+          <w:ilvl w:val="2"/>
+          <w:numId w:val="1015"/>
+        </w:numPr>
+      </w:pPr>
+      <w:r>
+        <w:rPr>
+          <w:rStyle w:val="VerbatimChar"/>
+        </w:rPr>
+        <w:t xml:space="preserve">fsresidency</w:t>
+      </w:r>
+      <w:r>
+        <w:t xml:space="preserve"> </w:t>
+      </w:r>
+      <w:r>
+        <w:t xml:space="preserve">— filesystem residency challenge: per-byte-range</w:t>
+      </w:r>
+      <w:r>
+        <w:t xml:space="preserve"> </w:t>
+      </w:r>
+      <w:r>
+        <w:rPr>
+          <w:rStyle w:val="VerbatimChar"/>
+        </w:rPr>
+        <w:t xml:space="preserve">ReadAt</w:t>
+      </w:r>
+      <w:r>
+        <w:t xml:space="preserve"> </w:t>
+      </w:r>
+      <w:r>
+        <w:t xml:space="preserve">+ SHA-256 verification proving a model file is really present on disk; truncated/missing/mismatch all fail (HXC-1572).</w:t>
+      </w:r>
+    </w:p>
+    <w:p>
+      <w:pPr>
+        <w:pStyle w:val="Compact"/>
+        <w:numPr>
+          <w:ilvl w:val="2"/>
+          <w:numId w:val="1015"/>
+        </w:numPr>
+      </w:pPr>
+      <w:r>
+        <w:rPr>
+          <w:rStyle w:val="VerbatimChar"/>
+        </w:rPr>
+        <w:t xml:space="preserve">economics</w:t>
+      </w:r>
+      <w:r>
+        <w:t xml:space="preserve"> </w:t>
+      </w:r>
+      <w:r>
+        <w:t xml:space="preserve">—</w:t>
+      </w:r>
+      <w:r>
+        <w:t xml:space="preserve"> </w:t>
+      </w:r>
+      <w:r>
+        <w:rPr>
+          <w:rStyle w:val="VerbatimChar"/>
+        </w:rPr>
+        <w:t xml:space="preserve">RewardDistributor</w:t>
+      </w:r>
+      <w:r>
+        <w:t xml:space="preserve"> </w:t>
+      </w:r>
+      <w:r>
+        <w:t xml:space="preserve">multi-token distribution with treasury/reinvest splits and a conservation invariant (</w:t>
+      </w:r>
+      <w:r>
+        <w:rPr>
+          <w:rStyle w:val="VerbatimChar"/>
+        </w:rPr>
+        <w:t xml:space="preserve">sum(ledger)+treasury+reinvest == total</w:t>
+      </w:r>
+      <w:r>
+        <w:t xml:space="preserve">), plus</w:t>
+      </w:r>
+      <w:r>
+        <w:t xml:space="preserve"> </w:t>
+      </w:r>
+      <w:r>
+        <w:rPr>
+          <w:rStyle w:val="VerbatimChar"/>
+        </w:rPr>
+        <w:t xml:space="preserve">GetParticipantROI</w:t>
+      </w:r>
+      <w:r>
+        <w:t xml:space="preserve"> </w:t>
+      </w:r>
+      <w:r>
+        <w:t xml:space="preserve">(ROI% + break-even days, typed unknown-participant error) (HXC-1460, HXC-1461).</w:t>
+      </w:r>
+    </w:p>
+    <w:p>
+      <w:pPr>
+        <w:pStyle w:val="Compact"/>
+        <w:numPr>
+          <w:ilvl w:val="2"/>
+          <w:numId w:val="1015"/>
+        </w:numPr>
+      </w:pPr>
+      <w:r>
+        <w:rPr>
+          <w:rStyle w:val="VerbatimChar"/>
+        </w:rPr>
+        <w:t xml:space="preserve">revenueopt</w:t>
+      </w:r>
+      <w:r>
+        <w:t xml:space="preserve"> </w:t>
+      </w:r>
+      <w:r>
+        <w:t xml:space="preserve">—</w:t>
+      </w:r>
+      <w:r>
+        <w:t xml:space="preserve"> </w:t>
+      </w:r>
+      <w:r>
+        <w:rPr>
+          <w:rStyle w:val="VerbatimChar"/>
+        </w:rPr>
+        <w:t xml:space="preserve">RevenueOptimizer.OptimizeAllocation</w:t>
+      </w:r>
+      <w:r>
+        <w:t xml:space="preserve"> </w:t>
+      </w:r>
+      <w:r>
+        <w:t xml:space="preserve">greedy GPU→marketplace assignment maximising expected revenue, with a TEE→Chutes revenue bias; self-contained types (HXC-1456).</w:t>
+      </w:r>
+    </w:p>
+    <w:p>
+      <w:pPr>
+        <w:pStyle w:val="Compact"/>
+        <w:numPr>
+          <w:ilvl w:val="2"/>
+          <w:numId w:val="1015"/>
+        </w:numPr>
+      </w:pPr>
+      <w:r>
+        <w:rPr>
+          <w:rStyle w:val="VerbatimChar"/>
+        </w:rPr>
+        <w:t xml:space="preserve">exportcontrol</w:t>
+      </w:r>
+      <w:r>
+        <w:t xml:space="preserve"> </w:t>
+      </w:r>
+      <w:r>
+        <w:t xml:space="preserve">— export-control / country-code KYC gate: a controlled GPU (</w:t>
+      </w:r>
+      <w:r>
+        <w:rPr>
+          <w:rStyle w:val="VerbatimChar"/>
+        </w:rPr>
+        <w:t xml:space="preserve">H100</w:t>
+      </w:r>
+      <w:r>
+        <w:t xml:space="preserve">/</w:t>
+      </w:r>
+      <w:r>
+        <w:rPr>
+          <w:rStyle w:val="VerbatimChar"/>
+        </w:rPr>
+        <w:t xml:space="preserve">A100</w:t>
+      </w:r>
+      <w:r>
+        <w:t xml:space="preserve">) from a Tier-3 (embargoed) or unknown jurisdiction is rejected with</w:t>
+      </w:r>
+      <w:r>
+        <w:t xml:space="preserve"> </w:t>
+      </w:r>
+      <w:r>
+        <w:rPr>
+          <w:rStyle w:val="VerbatimChar"/>
+        </w:rPr>
+        <w:t xml:space="preserve">ErrExportDenied</w:t>
+      </w:r>
+      <w:r>
+        <w:t xml:space="preserve">; Tier-1 is allowed (HXC-1482).</w:t>
+      </w:r>
+    </w:p>
+    <w:p>
+      <w:pPr>
+        <w:pStyle w:val="Compact"/>
+        <w:numPr>
+          <w:ilvl w:val="2"/>
+          <w:numId w:val="1015"/>
+        </w:numPr>
+      </w:pPr>
+      <w:r>
+        <w:rPr>
+          <w:rStyle w:val="VerbatimChar"/>
+        </w:rPr>
+        <w:t xml:space="preserve">devicecatalog</w:t>
+      </w:r>
+      <w:r>
+        <w:t xml:space="preserve"> </w:t>
+      </w:r>
+      <w:r>
+        <w:t xml:space="preserve">— machine-readable 64-device taxonomy with case-insensitive substring</w:t>
+      </w:r>
+      <w:r>
+        <w:t xml:space="preserve"> </w:t>
+      </w:r>
+      <w:r>
+        <w:rPr>
+          <w:rStyle w:val="VerbatimChar"/>
+        </w:rPr>
+        <w:t xml:space="preserve">Lookup</w:t>
+      </w:r>
+      <w:r>
+        <w:t xml:space="preserve"> </w:t>
+      </w:r>
+      <w:r>
+        <w:t xml:space="preserve">resolving a discovered CPU model (e.g. </w:t>
+      </w:r>
+      <w:r>
+        <w:rPr>
+          <w:rStyle w:val="VerbatimChar"/>
+        </w:rPr>
+        <w:t xml:space="preserve">Rockchip RK3588</w:t>
+      </w:r>
+      <w:r>
+        <w:t xml:space="preserve">) to its tier / trust-level / compute-class (HXC-1331).</w:t>
+      </w:r>
+    </w:p>
+    <w:p>
+      <w:pPr>
+        <w:pStyle w:val="Compact"/>
+        <w:numPr>
+          <w:ilvl w:val="2"/>
+          <w:numId w:val="1015"/>
+        </w:numPr>
+      </w:pPr>
+      <w:r>
+        <w:rPr>
+          <w:rStyle w:val="VerbatimChar"/>
+        </w:rPr>
+        <w:t xml:space="preserve">compliancedoc</w:t>
+      </w:r>
+      <w:r>
+        <w:t xml:space="preserve"> </w:t>
+      </w:r>
+      <w:r>
+        <w:t xml:space="preserve">— EU AI Act compliance-documentation pipeline: generates a model card + technical-documentation artifact from attestation-log records, with a SHA-256 provenance hash bound to the actual record content (HXC-1481).</w:t>
+      </w:r>
+    </w:p>
+    <w:p>
+      <w:pPr>
+        <w:pStyle w:val="Compact"/>
+        <w:numPr>
+          <w:ilvl w:val="2"/>
+          <w:numId w:val="1015"/>
+        </w:numPr>
+      </w:pPr>
+      <w:r>
+        <w:rPr>
+          <w:rStyle w:val="VerbatimChar"/>
+        </w:rPr>
+        <w:t xml:space="preserve">hybridkex</w:t>
+      </w:r>
+      <w:r>
+        <w:t xml:space="preserve"> </w:t>
+      </w:r>
+      <w:r>
+        <w:t xml:space="preserve">— hybrid post-quantum key exchange combining X25519 (</w:t>
+      </w:r>
+      <w:r>
+        <w:rPr>
+          <w:rStyle w:val="VerbatimChar"/>
+        </w:rPr>
+        <w:t xml:space="preserve">crypto/ecdh</w:t>
+      </w:r>
+      <w:r>
+        <w:t xml:space="preserve">) and ML-KEM-768 (</w:t>
+      </w:r>
+      <w:r>
+        <w:rPr>
+          <w:rStyle w:val="VerbatimChar"/>
+        </w:rPr>
+        <w:t xml:space="preserve">crypto/mlkem</w:t>
+      </w:r>
+      <w:r>
+        <w:t xml:space="preserve">) shared secrets via HKDF-SHA256 (group</w:t>
+      </w:r>
+      <w:r>
+        <w:t xml:space="preserve"> </w:t>
+      </w:r>
+      <w:r>
+        <w:rPr>
+          <w:rStyle w:val="VerbatimChar"/>
+        </w:rPr>
+        <w:t xml:space="preserve">X25519MLKEM768</w:t>
+      </w:r>
+      <w:r>
+        <w:t xml:space="preserve">); a tampered ML-KEM ciphertext yields a non-matching key (HXC-1476).</w:t>
+      </w:r>
+    </w:p>
+    <w:p>
+      <w:pPr>
+        <w:pStyle w:val="Compact"/>
+        <w:numPr>
+          <w:ilvl w:val="2"/>
+          <w:numId w:val="1015"/>
+        </w:numPr>
+      </w:pPr>
+      <w:r>
+        <w:rPr>
+          <w:rStyle w:val="VerbatimChar"/>
+        </w:rPr>
+        <w:t xml:space="preserve">carbonsched</w:t>
+      </w:r>
+      <w:r>
+        <w:t xml:space="preserve"> </w:t>
+      </w:r>
+      <w:r>
+        <w:t xml:space="preserve">— carbon-aware job placement: chooses the lowest-carbon-intensity latency-eligible region (deterministic name tiebreak) with per-job kWh / gCO2 metering (HXC-1480).</w:t>
+      </w:r>
+    </w:p>
+    <w:p>
+      <w:pPr>
+        <w:pStyle w:val="Compact"/>
+        <w:numPr>
+          <w:ilvl w:val="2"/>
+          <w:numId w:val="1015"/>
+        </w:numPr>
+      </w:pPr>
+      <w:r>
+        <w:rPr>
+          <w:rStyle w:val="VerbatimChar"/>
+        </w:rPr>
+        <w:t xml:space="preserve">gpuattest</w:t>
       </w:r>
       <w:r>
         <w:t xml:space="preserve"> </w:t>
@@ -5138,7 +4563,73 @@
         <w:rPr>
           <w:rStyle w:val="VerbatimChar"/>
         </w:rPr>
-        <w:t xml:space="preserve">config.go</w:t>
+        <w:t xml:space="preserve">multigpu.go</w:t>
+      </w:r>
+      <w:r>
+        <w:t xml:space="preserve">) — multi-GPU node enumeration: an N-GPU node descriptor yields N distinct, independently-verifiable per-device attestation proofs keyed by GPU UUID; rejects duplicate/empty descriptors (HXC-1573).</w:t>
+      </w:r>
+    </w:p>
+    <w:p>
+      <w:pPr>
+        <w:pStyle w:val="Compact"/>
+        <w:numPr>
+          <w:ilvl w:val="2"/>
+          <w:numId w:val="1015"/>
+        </w:numPr>
+      </w:pPr>
+      <w:r>
+        <w:rPr>
+          <w:rStyle w:val="VerbatimChar"/>
+        </w:rPr>
+        <w:t xml:space="preserve">workloadrouter</w:t>
+      </w:r>
+      <w:r>
+        <w:t xml:space="preserve"> </w:t>
+      </w:r>
+      <w:r>
+        <w:t xml:space="preserve">—</w:t>
+      </w:r>
+      <w:r>
+        <w:t xml:space="preserve"> </w:t>
+      </w:r>
+      <w:r>
+        <w:rPr>
+          <w:rStyle w:val="VerbatimChar"/>
+        </w:rPr>
+        <w:t xml:space="preserve">UnifiedManager.RouteWorkload</w:t>
+      </w:r>
+      <w:r>
+        <w:t xml:space="preserve">: concurrent per-marketplace price probes + a weighted composite score (inverse price/latency, health) with a TEE multiplier that re-ranks confidential offers when the workload requires a TEE (HXC-1455).</w:t>
+      </w:r>
+    </w:p>
+    <w:p>
+      <w:pPr>
+        <w:pStyle w:val="Compact"/>
+        <w:numPr>
+          <w:ilvl w:val="2"/>
+          <w:numId w:val="1015"/>
+        </w:numPr>
+      </w:pPr>
+      <w:r>
+        <w:rPr>
+          <w:rStyle w:val="VerbatimChar"/>
+        </w:rPr>
+        <w:t xml:space="preserve">metrics</w:t>
+      </w:r>
+      <w:r>
+        <w:t xml:space="preserve"> </w:t>
+      </w:r>
+      <w:r>
+        <w:t xml:space="preserve">(additive</w:t>
+      </w:r>
+      <w:r>
+        <w:t xml:space="preserve"> </w:t>
+      </w:r>
+      <w:r>
+        <w:rPr>
+          <w:rStyle w:val="VerbatimChar"/>
+        </w:rPr>
+        <w:t xml:space="preserve">tiermetrics.go</w:t>
       </w:r>
       <w:r>
         <w:t xml:space="preserve">) —</w:t>
@@ -5150,55 +4641,391 @@
         <w:rPr>
           <w:rStyle w:val="VerbatimChar"/>
         </w:rPr>
-        <w:t xml:space="preserve">ChutesMinerConfig</w:t>
-      </w:r>
-      <w:r>
-        <w:t xml:space="preserve"> </w:t>
-      </w:r>
-      <w:r>
-        <w:t xml:space="preserve">and</w:t>
-      </w:r>
-      <w:r>
-        <w:t xml:space="preserve"> </w:t>
-      </w:r>
-      <w:r>
-        <w:rPr>
-          <w:rStyle w:val="VerbatimChar"/>
-        </w:rPr>
-        <w:t xml:space="preserve">ValidatorConfig</w:t>
-      </w:r>
-      <w:r>
-        <w:t xml:space="preserve"> </w:t>
-      </w:r>
-      <w:r>
-        <w:t xml:space="preserve">deployment descriptors with</w:t>
-      </w:r>
-      <w:r>
-        <w:t xml:space="preserve"> </w:t>
-      </w:r>
-      <w:r>
-        <w:rPr>
-          <w:rStyle w:val="VerbatimChar"/>
-        </w:rPr>
-        <w:t xml:space="preserve">Validate()</w:t>
-      </w:r>
-      <w:r>
-        <w:t xml:space="preserve"> </w:t>
-      </w:r>
-      <w:r>
-        <w:t xml:space="preserve">invariants (non-empty IDs/hotkeys,</w:t>
-      </w:r>
-      <w:r>
-        <w:t xml:space="preserve"> </w:t>
-      </w:r>
-      <w:r>
-        <w:rPr>
-          <w:rStyle w:val="VerbatimChar"/>
-        </w:rPr>
-        <w:t xml:space="preserve">GPUCount&gt;0</w:t>
-      </w:r>
-      <w:r>
-        <w:t xml:space="preserve">, non-negative cost, positive cache size, TEE consistency) (HXC-1439).</w:t>
+        <w:t xml:space="preserve">TierMetrics</w:t>
+      </w:r>
+      <w:r>
+        <w:t xml:space="preserve"> </w:t>
+      </w:r>
+      <w:r>
+        <w:t xml:space="preserve">exposes</w:t>
+      </w:r>
+      <w:r>
+        <w:t xml:space="preserve"> </w:t>
+      </w:r>
+      <w:r>
+        <w:rPr>
+          <w:rStyle w:val="VerbatimChar"/>
+        </w:rPr>
+        <w:t xml:space="preserve">gpu_tier_utilization</w:t>
+      </w:r>
+      <w:r>
+        <w:t xml:space="preserve">,</w:t>
+      </w:r>
+      <w:r>
+        <w:t xml:space="preserve"> </w:t>
+      </w:r>
+      <w:r>
+        <w:rPr>
+          <w:rStyle w:val="VerbatimChar"/>
+        </w:rPr>
+        <w:t xml:space="preserve">gpu_cost_per_hour</w:t>
+      </w:r>
+      <w:r>
+        <w:t xml:space="preserve">, and</w:t>
+      </w:r>
+      <w:r>
+        <w:t xml:space="preserve"> </w:t>
+      </w:r>
+      <w:r>
+        <w:rPr>
+          <w:rStyle w:val="VerbatimChar"/>
+        </w:rPr>
+        <w:t xml:space="preserve">provider_health</w:t>
+      </w:r>
+      <w:r>
+        <w:t xml:space="preserve"> </w:t>
+      </w:r>
+      <w:r>
+        <w:t xml:space="preserve">Prometheus-text series with deterministic ordering and concurrent-safe setters (HXC-1535).</w:t>
+      </w:r>
+    </w:p>
+    <w:p>
+      <w:pPr>
+        <w:pStyle w:val="Compact"/>
+        <w:numPr>
+          <w:ilvl w:val="2"/>
+          <w:numId w:val="1015"/>
+        </w:numPr>
+      </w:pPr>
+      <w:r>
+        <w:rPr>
+          <w:rStyle w:val="VerbatimChar"/>
+        </w:rPr>
+        <w:t xml:space="preserve">cmd/gpu-pool-manager</w:t>
+      </w:r>
+      <w:r>
+        <w:t xml:space="preserve"> </w:t>
+      </w:r>
+      <w:r>
+        <w:t xml:space="preserve">— GPU pool manager HTTP front-end:</w:t>
+      </w:r>
+      <w:r>
+        <w:t xml:space="preserve"> </w:t>
+      </w:r>
+      <w:r>
+        <w:rPr>
+          <w:rStyle w:val="VerbatimChar"/>
+        </w:rPr>
+        <w:t xml:space="preserve">POST /allocate</w:t>
+      </w:r>
+      <w:r>
+        <w:t xml:space="preserve"> </w:t>
+      </w:r>
+      <w:r>
+        <w:t xml:space="preserve">returns the tier-correct (lowest-tier healthy, name tiebreak) provider as JSON (</w:t>
+      </w:r>
+      <w:r>
+        <w:rPr>
+          <w:rStyle w:val="VerbatimChar"/>
+        </w:rPr>
+        <w:t xml:space="preserve">503</w:t>
+      </w:r>
+      <w:r>
+        <w:t xml:space="preserve"> </w:t>
+      </w:r>
+      <w:r>
+        <w:t xml:space="preserve">when none healthy) and</w:t>
+      </w:r>
+      <w:r>
+        <w:t xml:space="preserve"> </w:t>
+      </w:r>
+      <w:r>
+        <w:rPr>
+          <w:rStyle w:val="VerbatimChar"/>
+        </w:rPr>
+        <w:t xml:space="preserve">GET /providers</w:t>
+      </w:r>
+      <w:r>
+        <w:t xml:space="preserve"> </w:t>
+      </w:r>
+      <w:r>
+        <w:t xml:space="preserve">lists providers with health; httptest-gated, self-contained (HXC-1530).</w:t>
+      </w:r>
+    </w:p>
+    <w:p>
+      <w:pPr>
+        <w:pStyle w:val="Compact"/>
+        <w:numPr>
+          <w:ilvl w:val="2"/>
+          <w:numId w:val="1015"/>
+        </w:numPr>
+      </w:pPr>
+      <w:r>
+        <w:rPr>
+          <w:rStyle w:val="VerbatimChar"/>
+        </w:rPr>
+        <w:t xml:space="preserve">marketplaceadapter</w:t>
+      </w:r>
+      <w:r>
+        <w:t xml:space="preserve"> </w:t>
+      </w:r>
+      <w:r>
+        <w:t xml:space="preserve">—</w:t>
+      </w:r>
+      <w:r>
+        <w:t xml:space="preserve"> </w:t>
+      </w:r>
+      <w:r>
+        <w:rPr>
+          <w:rStyle w:val="VerbatimChar"/>
+        </w:rPr>
+        <w:t xml:space="preserve">MarketplaceAdapter</w:t>
+      </w:r>
+      <w:r>
+        <w:t xml:space="preserve"> </w:t>
+      </w:r>
+      <w:r>
+        <w:t xml:space="preserve">interface (</w:t>
+      </w:r>
+      <w:r>
+        <w:rPr>
+          <w:rStyle w:val="VerbatimChar"/>
+        </w:rPr>
+        <w:t xml:space="preserve">Name</w:t>
+      </w:r>
+      <w:r>
+        <w:t xml:space="preserve">/</w:t>
+      </w:r>
+      <w:r>
+        <w:rPr>
+          <w:rStyle w:val="VerbatimChar"/>
+        </w:rPr>
+        <w:t xml:space="preserve">GetCurrentPricing</w:t>
+      </w:r>
+      <w:r>
+        <w:t xml:space="preserve">/</w:t>
+      </w:r>
+      <w:r>
+        <w:rPr>
+          <w:rStyle w:val="VerbatimChar"/>
+        </w:rPr>
+        <w:t xml:space="preserve">SubmitWork</w:t>
+      </w:r>
+      <w:r>
+        <w:t xml:space="preserve">) with a</w:t>
+      </w:r>
+      <w:r>
+        <w:t xml:space="preserve"> </w:t>
+      </w:r>
+      <w:r>
+        <w:rPr>
+          <w:rStyle w:val="VerbatimChar"/>
+        </w:rPr>
+        <w:t xml:space="preserve">Name()</w:t>
+      </w:r>
+      <w:r>
+        <w:t xml:space="preserve">-keyed dispatch</w:t>
+      </w:r>
+      <w:r>
+        <w:t xml:space="preserve"> </w:t>
+      </w:r>
+      <w:r>
+        <w:rPr>
+          <w:rStyle w:val="VerbatimChar"/>
+        </w:rPr>
+        <w:t xml:space="preserve">Registry</w:t>
+      </w:r>
+      <w:r>
+        <w:t xml:space="preserve"> </w:t>
+      </w:r>
+      <w:r>
+        <w:t xml:space="preserve">and a</w:t>
+      </w:r>
+      <w:r>
+        <w:t xml:space="preserve"> </w:t>
+      </w:r>
+      <w:r>
+        <w:rPr>
+          <w:rStyle w:val="VerbatimChar"/>
+        </w:rPr>
+        <w:t xml:space="preserve">ChutesAdapter</w:t>
+      </w:r>
+      <w:r>
+        <w:t xml:space="preserve"> </w:t>
+      </w:r>
+      <w:r>
+        <w:t xml:space="preserve">over HTTP (httptest fixture, non-2xx rejected) (HXC-1454).</w:t>
+      </w:r>
+    </w:p>
+    <w:p>
+      <w:pPr>
+        <w:pStyle w:val="Compact"/>
+        <w:numPr>
+          <w:ilvl w:val="2"/>
+          <w:numId w:val="1015"/>
+        </w:numPr>
+      </w:pPr>
+      <w:r>
+        <w:rPr>
+          <w:rStyle w:val="VerbatimChar"/>
+        </w:rPr>
+        <w:t xml:space="preserve">cmd/e2ee-proxy</w:t>
+      </w:r>
+      <w:r>
+        <w:t xml:space="preserve"> </w:t>
+      </w:r>
+      <w:r>
+        <w:t xml:space="preserve">— transparent ML-KEM-768 (</w:t>
+      </w:r>
+      <w:r>
+        <w:rPr>
+          <w:rStyle w:val="VerbatimChar"/>
+        </w:rPr>
+        <w:t xml:space="preserve">crypto/mlkem</w:t>
+      </w:r>
+      <w:r>
+        <w:t xml:space="preserve">) + AES-256-GCM encrypting proxy:</w:t>
+      </w:r>
+      <w:r>
+        <w:t xml:space="preserve"> </w:t>
+      </w:r>
+      <w:r>
+        <w:rPr>
+          <w:rStyle w:val="VerbatimChar"/>
+        </w:rPr>
+        <w:t xml:space="preserve">EncryptingTransport</w:t>
+      </w:r>
+      <w:r>
+        <w:t xml:space="preserve"> </w:t>
+      </w:r>
+      <w:r>
+        <w:t xml:space="preserve">seals request bodies and</w:t>
+      </w:r>
+      <w:r>
+        <w:t xml:space="preserve"> </w:t>
+      </w:r>
+      <w:r>
+        <w:rPr>
+          <w:rStyle w:val="VerbatimChar"/>
+        </w:rPr>
+        <w:t xml:space="preserve">DecryptingHandler</w:t>
+      </w:r>
+      <w:r>
+        <w:t xml:space="preserve"> </w:t>
+      </w:r>
+      <w:r>
+        <w:t xml:space="preserve">opens them, so the on-wire payload between proxy and upstream is ciphertext-only while the client receives the correct plaintext; tampered ciphertext is rejected (HXC-1532).</w:t>
+      </w:r>
+    </w:p>
+    <w:p>
+      <w:pPr>
+        <w:pStyle w:val="Compact"/>
+        <w:numPr>
+          <w:ilvl w:val="2"/>
+          <w:numId w:val="1015"/>
+        </w:numPr>
+      </w:pPr>
+      <w:r>
+        <w:rPr>
+          <w:rStyle w:val="VerbatimChar"/>
+        </w:rPr>
+        <w:t xml:space="preserve">e2eebench</w:t>
+      </w:r>
+      <w:r>
+        <w:t xml:space="preserve"> </w:t>
+      </w:r>
+      <w:r>
+        <w:t xml:space="preserve">—</w:t>
+      </w:r>
+      <w:r>
+        <w:t xml:space="preserve"> </w:t>
+      </w:r>
+      <w:r>
+        <w:rPr>
+          <w:rStyle w:val="VerbatimChar"/>
+        </w:rPr>
+        <w:t xml:space="preserve">MeasureHandshakeLatency</w:t>
+      </w:r>
+      <w:r>
+        <w:t xml:space="preserve"> </w:t>
+      </w:r>
+      <w:r>
+        <w:t xml:space="preserve">benchmarks the</w:t>
+      </w:r>
+      <w:r>
+        <w:t xml:space="preserve"> </w:t>
+      </w:r>
+      <w:r>
+        <w:rPr>
+          <w:rStyle w:val="VerbatimChar"/>
+        </w:rPr>
+        <w:t xml:space="preserve">hybridkex</w:t>
+      </w:r>
+      <w:r>
+        <w:t xml:space="preserve"> </w:t>
+      </w:r>
+      <w:r>
+        <w:t xml:space="preserve">full handshake (median + P95), proving median &lt; 1ms on host and enforcing per-iteration key agreement (</w:t>
+      </w:r>
+      <w:r>
+        <w:rPr>
+          <w:rStyle w:val="VerbatimChar"/>
+        </w:rPr>
+        <w:t xml:space="preserve">ErrKeyDisagreement</w:t>
+      </w:r>
+      <w:r>
+        <w:t xml:space="preserve">) (HXC-1556).</w:t>
+      </w:r>
+    </w:p>
+    <w:p>
+      <w:pPr>
+        <w:pStyle w:val="Compact"/>
+        <w:numPr>
+          <w:ilvl w:val="2"/>
+          <w:numId w:val="1015"/>
+        </w:numPr>
+      </w:pPr>
+      <w:r>
+        <w:rPr>
+          <w:rStyle w:val="VerbatimChar"/>
+        </w:rPr>
+        <w:t xml:space="preserve">archlint</w:t>
+      </w:r>
+      <w:r>
+        <w:t xml:space="preserve"> </w:t>
+      </w:r>
+      <w:r>
+        <w:t xml:space="preserve">+</w:t>
+      </w:r>
+      <w:r>
+        <w:t xml:space="preserve"> </w:t>
+      </w:r>
+      <w:r>
+        <w:rPr>
+          <w:rStyle w:val="VerbatimChar"/>
+        </w:rPr>
+        <w:t xml:space="preserve">docs/ARCHITECTURE.md</w:t>
+      </w:r>
+      <w:r>
+        <w:t xml:space="preserve"> </w:t>
+      </w:r>
+      <w:r>
+        <w:t xml:space="preserve">— the hardened L0–L7 architecture diagram and component map, mechanically enforced:</w:t>
+      </w:r>
+      <w:r>
+        <w:t xml:space="preserve"> </w:t>
+      </w:r>
+      <w:r>
+        <w:rPr>
+          <w:rStyle w:val="VerbatimChar"/>
+        </w:rPr>
+        <w:t xml:space="preserve">archlint</w:t>
+      </w:r>
+      <w:r>
+        <w:t xml:space="preserve"> </w:t>
+      </w:r>
+      <w:r>
+        <w:t xml:space="preserve">parses the component-map table and fails the build if any documented component maps to a package path that does not exist on disk (HXC-1424).</w:t>
       </w:r>
     </w:p>
     <w:p>
@@ -5206,11 +5033,11 @@
         <w:pStyle w:val="Compact"/>
         <w:numPr>
           <w:ilvl w:val="1"/>
-          <w:numId w:val="1013"/>
-        </w:numPr>
-      </w:pPr>
-      <w:r>
-        <w:t xml:space="preserve">Wave 68 (5 units, subagent-driven, 5 parallel streams in disjoint packages, run concurrently with wave 69):</w:t>
+          <w:numId w:val="1014"/>
+        </w:numPr>
+      </w:pPr>
+      <w:r>
+        <w:t xml:space="preserve">Wave 67 (5 units, subagent-driven, 5 parallel streams in disjoint packages):</w:t>
       </w:r>
     </w:p>
     <w:p>
@@ -5225,13 +5052,70 @@
         <w:rPr>
           <w:rStyle w:val="VerbatimChar"/>
         </w:rPr>
-        <w:t xml:space="preserve">dst</w:t>
-      </w:r>
-      <w:r>
-        <w:t xml:space="preserve"> </w:t>
-      </w:r>
-      <w:r>
-        <w:t xml:space="preserve">— standalone FoundationDB-style deterministic simulation harness: single-threaded seeded-RNG event loop with injectable network/disk/logical-clock; same seed =&gt; byte-for-byte identical trace + exact failure replay; 1000+ seeded sims (HXC-1419).</w:t>
+        <w:t xml:space="preserve">multiraft</w:t>
+      </w:r>
+      <w:r>
+        <w:t xml:space="preserve"> </w:t>
+      </w:r>
+      <w:r>
+        <w:t xml:space="preserve">—</w:t>
+      </w:r>
+      <w:r>
+        <w:t xml:space="preserve"> </w:t>
+      </w:r>
+      <w:r>
+        <w:rPr>
+          <w:rStyle w:val="VerbatimChar"/>
+        </w:rPr>
+        <w:t xml:space="preserve">MultiRaftManager</w:t>
+      </w:r>
+      <w:r>
+        <w:t xml:space="preserve"> </w:t>
+      </w:r>
+      <w:r>
+        <w:t xml:space="preserve">partitioning cluster state into independent per-shard</w:t>
+      </w:r>
+      <w:r>
+        <w:t xml:space="preserve"> </w:t>
+      </w:r>
+      <w:r>
+        <w:rPr>
+          <w:rStyle w:val="VerbatimChar"/>
+        </w:rPr>
+        <w:t xml:space="preserve">go.etcd.io/raft/v3</w:t>
+      </w:r>
+      <w:r>
+        <w:t xml:space="preserve"> </w:t>
+      </w:r>
+      <w:r>
+        <w:t xml:space="preserve">groups, each electing its own leader and committing independently via per-shard</w:t>
+      </w:r>
+      <w:r>
+        <w:t xml:space="preserve"> </w:t>
+      </w:r>
+      <w:r>
+        <w:rPr>
+          <w:rStyle w:val="VerbatimChar"/>
+        </w:rPr>
+        <w:t xml:space="preserve">Propose</w:t>
+      </w:r>
+      <w:r>
+        <w:t xml:space="preserve"> </w:t>
+      </w:r>
+      <w:r>
+        <w:t xml:space="preserve">routing over an in-process</w:t>
+      </w:r>
+      <w:r>
+        <w:t xml:space="preserve"> </w:t>
+      </w:r>
+      <w:r>
+        <w:rPr>
+          <w:rStyle w:val="VerbatimChar"/>
+        </w:rPr>
+        <w:t xml:space="preserve">RaftTransport</w:t>
+      </w:r>
+      <w:r>
+        <w:t xml:space="preserve">; write throughput scales with shard count and a shard re-elects on leader loss while others keep committing (HXC-1387).</w:t>
       </w:r>
     </w:p>
     <w:p>
@@ -5246,13 +5130,58 @@
         <w:rPr>
           <w:rStyle w:val="VerbatimChar"/>
         </w:rPr>
-        <w:t xml:space="preserve">porcupine</w:t>
-      </w:r>
-      <w:r>
-        <w:t xml:space="preserve"> </w:t>
-      </w:r>
-      <w:r>
-        <w:t xml:space="preserve">— self-contained WGL linearizability checker + concurrent history recorder: PASS on linearizable, FAIL (with violating op) on a seeded non-linearizable history (HXC-1421).</w:t>
+        <w:t xml:space="preserve">stonith</w:t>
+      </w:r>
+      <w:r>
+        <w:t xml:space="preserve"> </w:t>
+      </w:r>
+      <w:r>
+        <w:t xml:space="preserve">— STONITH fencing: a</w:t>
+      </w:r>
+      <w:r>
+        <w:t xml:space="preserve"> </w:t>
+      </w:r>
+      <w:r>
+        <w:rPr>
+          <w:rStyle w:val="VerbatimChar"/>
+        </w:rPr>
+        <w:t xml:space="preserve">FencingAgent</w:t>
+      </w:r>
+      <w:r>
+        <w:t xml:space="preserve"> </w:t>
+      </w:r>
+      <w:r>
+        <w:t xml:space="preserve">interface with IPMI / AWS-EC2 / Azure-ARM / SBD-shared-disk / NoOp drivers and a</w:t>
+      </w:r>
+      <w:r>
+        <w:t xml:space="preserve"> </w:t>
+      </w:r>
+      <w:r>
+        <w:rPr>
+          <w:rStyle w:val="VerbatimChar"/>
+        </w:rPr>
+        <w:t xml:space="preserve">MultiLevelFencer</w:t>
+      </w:r>
+      <w:r>
+        <w:t xml:space="preserve"> </w:t>
+      </w:r>
+      <w:r>
+        <w:t xml:space="preserve">multi-level fallback, with sink-side fence confirmation; the IPMI real-binary path is an honest SKIP-with-reason when</w:t>
+      </w:r>
+      <w:r>
+        <w:t xml:space="preserve"> </w:t>
+      </w:r>
+      <w:r>
+        <w:rPr>
+          <w:rStyle w:val="VerbatimChar"/>
+        </w:rPr>
+        <w:t xml:space="preserve">ipmitool</w:t>
+      </w:r>
+      <w:r>
+        <w:t xml:space="preserve"> </w:t>
+      </w:r>
+      <w:r>
+        <w:t xml:space="preserve">is absent (HXC-1401).</w:t>
       </w:r>
     </w:p>
     <w:p>
@@ -5267,46 +5196,13 @@
         <w:rPr>
           <w:rStyle w:val="VerbatimChar"/>
         </w:rPr>
-        <w:t xml:space="preserve">kraft</w:t>
-      </w:r>
-      <w:r>
-        <w:t xml:space="preserve"> </w:t>
-      </w:r>
-      <w:r>
-        <w:t xml:space="preserve">— KRaft-style self-managed Raft metadata quorum (</w:t>
-      </w:r>
-      <w:r>
-        <w:rPr>
-          <w:rStyle w:val="VerbatimChar"/>
-        </w:rPr>
-        <w:t xml:space="preserve">go.etcd.io/raft/v3</w:t>
-      </w:r>
-      <w:r>
-        <w:t xml:space="preserve">, no ZooKeeper): replicated</w:t>
-      </w:r>
-      <w:r>
-        <w:t xml:space="preserve"> </w:t>
-      </w:r>
-      <w:r>
-        <w:rPr>
-          <w:rStyle w:val="VerbatimChar"/>
-        </w:rPr>
-        <w:t xml:space="preserve">CreateTopic</w:t>
-      </w:r>
-      <w:r>
-        <w:t xml:space="preserve">/</w:t>
-      </w:r>
-      <w:r>
-        <w:rPr>
-          <w:rStyle w:val="VerbatimChar"/>
-        </w:rPr>
-        <w:t xml:space="preserve">ListTopics</w:t>
-      </w:r>
-      <w:r>
-        <w:t xml:space="preserve"> </w:t>
-      </w:r>
-      <w:r>
-        <w:t xml:space="preserve">+ partition-leader assignment, controller election + controller-loss failover (HXC-1417).</w:t>
+        <w:t xml:space="preserve">deviceplugin</w:t>
+      </w:r>
+      <w:r>
+        <w:t xml:space="preserve"> </w:t>
+      </w:r>
+      <w:r>
+        <w:t xml:space="preserve">— Nomad/K8s-style gRPC device-plugin / GRES fingerprinting framework over real gRPC: plugins register full device fingerprints, the registry parses GRES descriptors, atomically applies fingerprints, allocates by request, and rejects oversubscription (HXC-1407).</w:t>
       </w:r>
     </w:p>
     <w:p>
@@ -5321,13 +5217,70 @@
         <w:rPr>
           <w:rStyle w:val="VerbatimChar"/>
         </w:rPr>
-        <w:t xml:space="preserve">internal/chaos</w:t>
-      </w:r>
-      <w:r>
-        <w:t xml:space="preserve"> </w:t>
-      </w:r>
-      <w:r>
-        <w:t xml:space="preserve">— fault-injection library (PodKill/NetworkPartition/DiskStall/ClockSkew) + canary-guarded runner with automatic rollback on health&lt;SLO; deterministic via injected clock + seeded selection (HXC-1422).</w:t>
+        <w:t xml:space="preserve">internal/gpu</w:t>
+      </w:r>
+      <w:r>
+        <w:t xml:space="preserve"> </w:t>
+      </w:r>
+      <w:r>
+        <w:t xml:space="preserve">(additive</w:t>
+      </w:r>
+      <w:r>
+        <w:t xml:space="preserve"> </w:t>
+      </w:r>
+      <w:r>
+        <w:rPr>
+          <w:rStyle w:val="VerbatimChar"/>
+        </w:rPr>
+        <w:t xml:space="preserve">manager_helixpow.go</w:t>
+      </w:r>
+      <w:r>
+        <w:t xml:space="preserve">) — dual-workload capacity reservation:</w:t>
+      </w:r>
+      <w:r>
+        <w:t xml:space="preserve"> </w:t>
+      </w:r>
+      <w:r>
+        <w:rPr>
+          <w:rStyle w:val="VerbatimChar"/>
+        </w:rPr>
+        <w:t xml:space="preserve">ReserveForHelixPoW(fraction)</w:t>
+      </w:r>
+      <w:r>
+        <w:t xml:space="preserve"> </w:t>
+      </w:r>
+      <w:r>
+        <w:t xml:space="preserve">+</w:t>
+      </w:r>
+      <w:r>
+        <w:t xml:space="preserve"> </w:t>
+      </w:r>
+      <w:r>
+        <w:rPr>
+          <w:rStyle w:val="VerbatimChar"/>
+        </w:rPr>
+        <w:t xml:space="preserve">ChutesCapacity()</w:t>
+      </w:r>
+      <w:r>
+        <w:t xml:space="preserve"> </w:t>
+      </w:r>
+      <w:r>
+        <w:t xml:space="preserve">reporting only the non-reserved remainder, with a strict</w:t>
+      </w:r>
+      <w:r>
+        <w:t xml:space="preserve"> </w:t>
+      </w:r>
+      <w:r>
+        <w:rPr>
+          <w:rStyle w:val="VerbatimChar"/>
+        </w:rPr>
+        <w:t xml:space="preserve">&gt;0.80</w:t>
+      </w:r>
+      <w:r>
+        <w:t xml:space="preserve"> </w:t>
+      </w:r>
+      <w:r>
+        <w:t xml:space="preserve">Helix-load Gepetto starvation guard that zeroes Chutes capacity (HXC-1447).</w:t>
       </w:r>
     </w:p>
     <w:p>
@@ -5342,7 +5295,7 @@
         <w:rPr>
           <w:rStyle w:val="VerbatimChar"/>
         </w:rPr>
-        <w:t xml:space="preserve">multiraft</w:t>
+        <w:t xml:space="preserve">chutes</w:t>
       </w:r>
       <w:r>
         <w:t xml:space="preserve"> </w:t>
@@ -5357,7 +5310,7 @@
         <w:rPr>
           <w:rStyle w:val="VerbatimChar"/>
         </w:rPr>
-        <w:t xml:space="preserve">lease.go</w:t>
+        <w:t xml:space="preserve">config.go</w:t>
       </w:r>
       <w:r>
         <w:t xml:space="preserve">) —</w:t>
@@ -5369,25 +5322,55 @@
         <w:rPr>
           <w:rStyle w:val="VerbatimChar"/>
         </w:rPr>
-        <w:t xml:space="preserve">LeaseTracker</w:t>
-      </w:r>
-      <w:r>
-        <w:t xml:space="preserve"> </w:t>
-      </w:r>
-      <w:r>
-        <w:t xml:space="preserve">CockroachDB-style leaseholder local reads (no Raft round-trip), follower routing via</w:t>
-      </w:r>
-      <w:r>
-        <w:t xml:space="preserve"> </w:t>
-      </w:r>
-      <w:r>
-        <w:rPr>
-          <w:rStyle w:val="VerbatimChar"/>
-        </w:rPr>
-        <w:t xml:space="preserve">RaftTransport.SendRead</w:t>
-      </w:r>
-      <w:r>
-        <w:t xml:space="preserve">, lease-expiry re-route against an injected clock (HXC-1389).</w:t>
+        <w:t xml:space="preserve">ChutesMinerConfig</w:t>
+      </w:r>
+      <w:r>
+        <w:t xml:space="preserve"> </w:t>
+      </w:r>
+      <w:r>
+        <w:t xml:space="preserve">and</w:t>
+      </w:r>
+      <w:r>
+        <w:t xml:space="preserve"> </w:t>
+      </w:r>
+      <w:r>
+        <w:rPr>
+          <w:rStyle w:val="VerbatimChar"/>
+        </w:rPr>
+        <w:t xml:space="preserve">ValidatorConfig</w:t>
+      </w:r>
+      <w:r>
+        <w:t xml:space="preserve"> </w:t>
+      </w:r>
+      <w:r>
+        <w:t xml:space="preserve">deployment descriptors with</w:t>
+      </w:r>
+      <w:r>
+        <w:t xml:space="preserve"> </w:t>
+      </w:r>
+      <w:r>
+        <w:rPr>
+          <w:rStyle w:val="VerbatimChar"/>
+        </w:rPr>
+        <w:t xml:space="preserve">Validate()</w:t>
+      </w:r>
+      <w:r>
+        <w:t xml:space="preserve"> </w:t>
+      </w:r>
+      <w:r>
+        <w:t xml:space="preserve">invariants (non-empty IDs/hotkeys,</w:t>
+      </w:r>
+      <w:r>
+        <w:t xml:space="preserve"> </w:t>
+      </w:r>
+      <w:r>
+        <w:rPr>
+          <w:rStyle w:val="VerbatimChar"/>
+        </w:rPr>
+        <w:t xml:space="preserve">GPUCount&gt;0</w:t>
+      </w:r>
+      <w:r>
+        <w:t xml:space="preserve">, non-negative cost, positive cache size, TEE consistency) (HXC-1439).</w:t>
       </w:r>
     </w:p>
     <w:p>
@@ -5395,11 +5378,11 @@
         <w:pStyle w:val="Compact"/>
         <w:numPr>
           <w:ilvl w:val="1"/>
-          <w:numId w:val="1013"/>
-        </w:numPr>
-      </w:pPr>
-      <w:r>
-        <w:t xml:space="preserve">Wave 69 (5 units, subagent-driven, 5 parallel streams in disjoint packages, run concurrently with wave 68):</w:t>
+          <w:numId w:val="1014"/>
+        </w:numPr>
+      </w:pPr>
+      <w:r>
+        <w:t xml:space="preserve">Wave 68 (5 units, subagent-driven, 5 parallel streams in disjoint packages, run concurrently with wave 69):</w:t>
       </w:r>
     </w:p>
     <w:p>
@@ -5414,43 +5397,13 @@
         <w:rPr>
           <w:rStyle w:val="VerbatimChar"/>
         </w:rPr>
-        <w:t xml:space="preserve">stonith</w:t>
-      </w:r>
-      <w:r>
-        <w:t xml:space="preserve"> </w:t>
-      </w:r>
-      <w:r>
-        <w:t xml:space="preserve">— IPMI credential hardening: BMC password delivered via the</w:t>
-      </w:r>
-      <w:r>
-        <w:t xml:space="preserve"> </w:t>
-      </w:r>
-      <w:r>
-        <w:rPr>
-          <w:rStyle w:val="VerbatimChar"/>
-        </w:rPr>
-        <w:t xml:space="preserve">IPMI_PASSWORD</w:t>
-      </w:r>
-      <w:r>
-        <w:t xml:space="preserve"> </w:t>
-      </w:r>
-      <w:r>
-        <w:t xml:space="preserve">env +</w:t>
-      </w:r>
-      <w:r>
-        <w:t xml:space="preserve"> </w:t>
-      </w:r>
-      <w:r>
-        <w:rPr>
-          <w:rStyle w:val="VerbatimChar"/>
-        </w:rPr>
-        <w:t xml:space="preserve">-E</w:t>
-      </w:r>
-      <w:r>
-        <w:t xml:space="preserve"> </w:t>
-      </w:r>
-      <w:r>
-        <w:t xml:space="preserve">(never on the argv / process table) with redacted argv in error strings; tests assert the password appears in neither argv nor errors (HXC-908, closing a wave-67 follow-up).</w:t>
+        <w:t xml:space="preserve">dst</w:t>
+      </w:r>
+      <w:r>
+        <w:t xml:space="preserve"> </w:t>
+      </w:r>
+      <w:r>
+        <w:t xml:space="preserve">— standalone FoundationDB-style deterministic simulation harness: single-threaded seeded-RNG event loop with injectable network/disk/logical-clock; same seed =&gt; byte-for-byte identical trace + exact failure replay; 1000+ seeded sims (HXC-1419).</w:t>
       </w:r>
     </w:p>
     <w:p>
@@ -5465,58 +5418,13 @@
         <w:rPr>
           <w:rStyle w:val="VerbatimChar"/>
         </w:rPr>
-        <w:t xml:space="preserve">deviceplugin</w:t>
-      </w:r>
-      <w:r>
-        <w:t xml:space="preserve"> </w:t>
-      </w:r>
-      <w:r>
-        <w:t xml:space="preserve">— concurrency test driving</w:t>
-      </w:r>
-      <w:r>
-        <w:t xml:space="preserve"> </w:t>
-      </w:r>
-      <w:r>
-        <w:rPr>
-          <w:rStyle w:val="VerbatimChar"/>
-        </w:rPr>
-        <w:t xml:space="preserve">ApplyFingerprint</w:t>
-      </w:r>
-      <w:r>
-        <w:t xml:space="preserve">/</w:t>
-      </w:r>
-      <w:r>
-        <w:rPr>
-          <w:rStyle w:val="VerbatimChar"/>
-        </w:rPr>
-        <w:t xml:space="preserve">Allocate</w:t>
-      </w:r>
-      <w:r>
-        <w:t xml:space="preserve">/</w:t>
-      </w:r>
-      <w:r>
-        <w:rPr>
-          <w:rStyle w:val="VerbatimChar"/>
-        </w:rPr>
-        <w:t xml:space="preserve">Release</w:t>
-      </w:r>
-      <w:r>
-        <w:t xml:space="preserve"> </w:t>
-      </w:r>
-      <w:r>
-        <w:t xml:space="preserve">from 50+ goroutines under</w:t>
-      </w:r>
-      <w:r>
-        <w:t xml:space="preserve"> </w:t>
-      </w:r>
-      <w:r>
-        <w:rPr>
-          <w:rStyle w:val="VerbatimChar"/>
-        </w:rPr>
-        <w:t xml:space="preserve">-race</w:t>
-      </w:r>
-      <w:r>
-        <w:t xml:space="preserve">, proving the Registry never oversubscribes (mutex removal trips the race detector) (HXC-910, closing a wave-67 follow-up).</w:t>
+        <w:t xml:space="preserve">porcupine</w:t>
+      </w:r>
+      <w:r>
+        <w:t xml:space="preserve"> </w:t>
+      </w:r>
+      <w:r>
+        <w:t xml:space="preserve">— self-contained WGL linearizability checker + concurrent history recorder: PASS on linearizable, FAIL (with violating op) on a seeded non-linearizable history (HXC-1421).</w:t>
       </w:r>
     </w:p>
     <w:p>
@@ -5531,43 +5439,46 @@
         <w:rPr>
           <w:rStyle w:val="VerbatimChar"/>
         </w:rPr>
-        <w:t xml:space="preserve">internal/llm</w:t>
-      </w:r>
-      <w:r>
-        <w:t xml:space="preserve"> </w:t>
-      </w:r>
-      <w:r>
-        <w:t xml:space="preserve">— replaced the stub</w:t>
-      </w:r>
-      <w:r>
-        <w:t xml:space="preserve"> </w:t>
-      </w:r>
-      <w:r>
-        <w:rPr>
-          <w:rStyle w:val="VerbatimChar"/>
-        </w:rPr>
-        <w:t xml:space="preserve">Inference</w:t>
-      </w:r>
-      <w:r>
-        <w:t xml:space="preserve"> </w:t>
-      </w:r>
-      <w:r>
-        <w:t xml:space="preserve">with a real strategy-based router (latency/throughput/quality/cost) over the live model registry, excluding unhealthy/unloaded models with a typed no-eligible-model error and a real injectable</w:t>
-      </w:r>
-      <w:r>
-        <w:t xml:space="preserve"> </w:t>
-      </w:r>
-      <w:r>
-        <w:rPr>
-          <w:rStyle w:val="VerbatimChar"/>
-        </w:rPr>
-        <w:t xml:space="preserve">Backend</w:t>
-      </w:r>
-      <w:r>
-        <w:t xml:space="preserve"> </w:t>
-      </w:r>
-      <w:r>
-        <w:t xml:space="preserve">seam (HXC-1470).</w:t>
+        <w:t xml:space="preserve">kraft</w:t>
+      </w:r>
+      <w:r>
+        <w:t xml:space="preserve"> </w:t>
+      </w:r>
+      <w:r>
+        <w:t xml:space="preserve">— KRaft-style self-managed Raft metadata quorum (</w:t>
+      </w:r>
+      <w:r>
+        <w:rPr>
+          <w:rStyle w:val="VerbatimChar"/>
+        </w:rPr>
+        <w:t xml:space="preserve">go.etcd.io/raft/v3</w:t>
+      </w:r>
+      <w:r>
+        <w:t xml:space="preserve">, no ZooKeeper): replicated</w:t>
+      </w:r>
+      <w:r>
+        <w:t xml:space="preserve"> </w:t>
+      </w:r>
+      <w:r>
+        <w:rPr>
+          <w:rStyle w:val="VerbatimChar"/>
+        </w:rPr>
+        <w:t xml:space="preserve">CreateTopic</w:t>
+      </w:r>
+      <w:r>
+        <w:t xml:space="preserve">/</w:t>
+      </w:r>
+      <w:r>
+        <w:rPr>
+          <w:rStyle w:val="VerbatimChar"/>
+        </w:rPr>
+        <w:t xml:space="preserve">ListTopics</w:t>
+      </w:r>
+      <w:r>
+        <w:t xml:space="preserve"> </w:t>
+      </w:r>
+      <w:r>
+        <w:t xml:space="preserve">+ partition-leader assignment, controller election + controller-loss failover (HXC-1417).</w:t>
       </w:r>
     </w:p>
     <w:p>
@@ -5582,100 +5493,13 @@
         <w:rPr>
           <w:rStyle w:val="VerbatimChar"/>
         </w:rPr>
-        <w:t xml:space="preserve">metrics</w:t>
-      </w:r>
-      <w:r>
-        <w:t xml:space="preserve"> </w:t>
-      </w:r>
-      <w:r>
-        <w:t xml:space="preserve">(additive</w:t>
-      </w:r>
-      <w:r>
-        <w:t xml:space="preserve"> </w:t>
-      </w:r>
-      <w:r>
-        <w:rPr>
-          <w:rStyle w:val="VerbatimChar"/>
-        </w:rPr>
-        <w:t xml:space="preserve">earningsmetrics.go</w:t>
-      </w:r>
-      <w:r>
-        <w:t xml:space="preserve">) —</w:t>
-      </w:r>
-      <w:r>
-        <w:t xml:space="preserve"> </w:t>
-      </w:r>
-      <w:r>
-        <w:rPr>
-          <w:rStyle w:val="VerbatimChar"/>
-        </w:rPr>
-        <w:t xml:space="preserve">EarningsMetrics</w:t>
-      </w:r>
-      <w:r>
-        <w:t xml:space="preserve"> </w:t>
-      </w:r>
-      <w:r>
-        <w:t xml:space="preserve">exposing</w:t>
-      </w:r>
-      <w:r>
-        <w:t xml:space="preserve"> </w:t>
-      </w:r>
-      <w:r>
-        <w:rPr>
-          <w:rStyle w:val="VerbatimChar"/>
-        </w:rPr>
-        <w:t xml:space="preserve">tao_earnings_total</w:t>
-      </w:r>
-      <w:r>
-        <w:t xml:space="preserve"> </w:t>
-      </w:r>
-      <w:r>
-        <w:t xml:space="preserve">/</w:t>
-      </w:r>
-      <w:r>
-        <w:t xml:space="preserve"> </w:t>
-      </w:r>
-      <w:r>
-        <w:rPr>
-          <w:rStyle w:val="VerbatimChar"/>
-        </w:rPr>
-        <w:t xml:space="preserve">graval_attestation_status</w:t>
-      </w:r>
-      <w:r>
-        <w:t xml:space="preserve"> </w:t>
-      </w:r>
-      <w:r>
-        <w:t xml:space="preserve">/</w:t>
-      </w:r>
-      <w:r>
-        <w:t xml:space="preserve"> </w:t>
-      </w:r>
-      <w:r>
-        <w:rPr>
-          <w:rStyle w:val="VerbatimChar"/>
-        </w:rPr>
-        <w:t xml:space="preserve">token_throughput</w:t>
-      </w:r>
-      <w:r>
-        <w:t xml:space="preserve"> </w:t>
-      </w:r>
-      <w:r>
-        <w:t xml:space="preserve">/</w:t>
-      </w:r>
-      <w:r>
-        <w:t xml:space="preserve"> </w:t>
-      </w:r>
-      <w:r>
-        <w:rPr>
-          <w:rStyle w:val="VerbatimChar"/>
-        </w:rPr>
-        <w:t xml:space="preserve">gpu_utilization</w:t>
-      </w:r>
-      <w:r>
-        <w:t xml:space="preserve"> </w:t>
-      </w:r>
-      <w:r>
-        <w:t xml:space="preserve">Prometheus-text series with deterministic (sorted) ordering + concurrent-safe setters (HXC-1483).</w:t>
+        <w:t xml:space="preserve">internal/chaos</w:t>
+      </w:r>
+      <w:r>
+        <w:t xml:space="preserve"> </w:t>
+      </w:r>
+      <w:r>
+        <w:t xml:space="preserve">— fault-injection library (PodKill/NetworkPartition/DiskStall/ClockSkew) + canary-guarded runner with automatic rollback on health&lt;SLO; deterministic via injected clock + seeded selection (HXC-1422).</w:t>
       </w:r>
     </w:p>
     <w:p>
@@ -5690,7 +5514,7 @@
         <w:rPr>
           <w:rStyle w:val="VerbatimChar"/>
         </w:rPr>
-        <w:t xml:space="preserve">internal/gpu</w:t>
+        <w:t xml:space="preserve">multiraft</w:t>
       </w:r>
       <w:r>
         <w:t xml:space="preserve"> </w:t>
@@ -5705,49 +5529,37 @@
         <w:rPr>
           <w:rStyle w:val="VerbatimChar"/>
         </w:rPr>
-        <w:t xml:space="preserve">attesthook.go</w:t>
-      </w:r>
-      <w:r>
-        <w:t xml:space="preserve">) — GraVal attestation hook:</w:t>
-      </w:r>
-      <w:r>
-        <w:t xml:space="preserve"> </w:t>
-      </w:r>
-      <w:r>
-        <w:rPr>
-          <w:rStyle w:val="VerbatimChar"/>
-        </w:rPr>
-        <w:t xml:space="preserve">AllocateForChutes</w:t>
-      </w:r>
-      <w:r>
-        <w:t xml:space="preserve"> </w:t>
-      </w:r>
-      <w:r>
-        <w:t xml:space="preserve">refuses a GPU that has not passed attestation (</w:t>
-      </w:r>
-      <w:r>
-        <w:rPr>
-          <w:rStyle w:val="VerbatimChar"/>
-        </w:rPr>
-        <w:t xml:space="preserve">ErrAttestationRequired</w:t>
-      </w:r>
-      <w:r>
-        <w:t xml:space="preserve">), even on the idempotent re-allocation path; injectable</w:t>
-      </w:r>
-      <w:r>
-        <w:t xml:space="preserve"> </w:t>
-      </w:r>
-      <w:r>
-        <w:rPr>
-          <w:rStyle w:val="VerbatimChar"/>
-        </w:rPr>
-        <w:t xml:space="preserve">ChutesAttestor</w:t>
-      </w:r>
-      <w:r>
-        <w:t xml:space="preserve"> </w:t>
-      </w:r>
-      <w:r>
-        <w:t xml:space="preserve">seam (HXC-1448).</w:t>
+        <w:t xml:space="preserve">lease.go</w:t>
+      </w:r>
+      <w:r>
+        <w:t xml:space="preserve">) —</w:t>
+      </w:r>
+      <w:r>
+        <w:t xml:space="preserve"> </w:t>
+      </w:r>
+      <w:r>
+        <w:rPr>
+          <w:rStyle w:val="VerbatimChar"/>
+        </w:rPr>
+        <w:t xml:space="preserve">LeaseTracker</w:t>
+      </w:r>
+      <w:r>
+        <w:t xml:space="preserve"> </w:t>
+      </w:r>
+      <w:r>
+        <w:t xml:space="preserve">CockroachDB-style leaseholder local reads (no Raft round-trip), follower routing via</w:t>
+      </w:r>
+      <w:r>
+        <w:t xml:space="preserve"> </w:t>
+      </w:r>
+      <w:r>
+        <w:rPr>
+          <w:rStyle w:val="VerbatimChar"/>
+        </w:rPr>
+        <w:t xml:space="preserve">RaftTransport.SendRead</w:t>
+      </w:r>
+      <w:r>
+        <w:t xml:space="preserve">, lease-expiry re-route against an injected clock (HXC-1389).</w:t>
       </w:r>
     </w:p>
     <w:p>
@@ -5755,11 +5567,11 @@
         <w:pStyle w:val="Compact"/>
         <w:numPr>
           <w:ilvl w:val="1"/>
-          <w:numId w:val="1013"/>
-        </w:numPr>
-      </w:pPr>
-      <w:r>
-        <w:t xml:space="preserve">Wave 70 (5 units, subagent-driven, 5 parallel streams in disjoint packages, run concurrently with wave 71):</w:t>
+          <w:numId w:val="1014"/>
+        </w:numPr>
+      </w:pPr>
+      <w:r>
+        <w:t xml:space="preserve">Wave 69 (5 units, subagent-driven, 5 parallel streams in disjoint packages, run concurrently with wave 68):</w:t>
       </w:r>
     </w:p>
     <w:p>
@@ -5774,40 +5586,43 @@
         <w:rPr>
           <w:rStyle w:val="VerbatimChar"/>
         </w:rPr>
-        <w:t xml:space="preserve">provider/chutes</w:t>
-      </w:r>
-      <w:r>
-        <w:t xml:space="preserve"> </w:t>
-      </w:r>
-      <w:r>
-        <w:t xml:space="preserve">— OpenAI-compatible</w:t>
-      </w:r>
-      <w:r>
-        <w:t xml:space="preserve"> </w:t>
-      </w:r>
-      <w:r>
-        <w:rPr>
-          <w:rStyle w:val="VerbatimChar"/>
-        </w:rPr>
-        <w:t xml:space="preserve">/v1/chat/completions</w:t>
-      </w:r>
-      <w:r>
-        <w:t xml:space="preserve"> </w:t>
-      </w:r>
-      <w:r>
-        <w:t xml:space="preserve">provider (</w:t>
-      </w:r>
-      <w:r>
-        <w:rPr>
-          <w:rStyle w:val="VerbatimChar"/>
-        </w:rPr>
-        <w:t xml:space="preserve">cpk_</w:t>
-      </w:r>
-      <w:r>
-        <w:t xml:space="preserve"> </w:t>
-      </w:r>
-      <w:r>
-        <w:t xml:space="preserve">Bearer) with HTTP-429 retry+backoff; httptest proves retry-then-success, Bearer header, and typed errors (HXC-1510).</w:t>
+        <w:t xml:space="preserve">stonith</w:t>
+      </w:r>
+      <w:r>
+        <w:t xml:space="preserve"> </w:t>
+      </w:r>
+      <w:r>
+        <w:t xml:space="preserve">— IPMI credential hardening: BMC password delivered via the</w:t>
+      </w:r>
+      <w:r>
+        <w:t xml:space="preserve"> </w:t>
+      </w:r>
+      <w:r>
+        <w:rPr>
+          <w:rStyle w:val="VerbatimChar"/>
+        </w:rPr>
+        <w:t xml:space="preserve">IPMI_PASSWORD</w:t>
+      </w:r>
+      <w:r>
+        <w:t xml:space="preserve"> </w:t>
+      </w:r>
+      <w:r>
+        <w:t xml:space="preserve">env +</w:t>
+      </w:r>
+      <w:r>
+        <w:t xml:space="preserve"> </w:t>
+      </w:r>
+      <w:r>
+        <w:rPr>
+          <w:rStyle w:val="VerbatimChar"/>
+        </w:rPr>
+        <w:t xml:space="preserve">-E</w:t>
+      </w:r>
+      <w:r>
+        <w:t xml:space="preserve"> </w:t>
+      </w:r>
+      <w:r>
+        <w:t xml:space="preserve">(never on the argv / process table) with redacted argv in error strings; tests assert the password appears in neither argv nor errors (HXC-908, closing a wave-67 follow-up).</w:t>
       </w:r>
     </w:p>
     <w:p>
@@ -5822,34 +5637,22 @@
         <w:rPr>
           <w:rStyle w:val="VerbatimChar"/>
         </w:rPr>
-        <w:t xml:space="preserve">pool</w:t>
-      </w:r>
-      <w:r>
-        <w:t xml:space="preserve"> </w:t>
-      </w:r>
-      <w:r>
-        <w:t xml:space="preserve">(additive</w:t>
-      </w:r>
-      <w:r>
-        <w:t xml:space="preserve"> </w:t>
-      </w:r>
-      <w:r>
-        <w:rPr>
-          <w:rStyle w:val="VerbatimChar"/>
-        </w:rPr>
-        <w:t xml:space="preserve">model.go</w:t>
-      </w:r>
-      <w:r>
-        <w:t xml:space="preserve">) —</w:t>
-      </w:r>
-      <w:r>
-        <w:t xml:space="preserve"> </w:t>
-      </w:r>
-      <w:r>
-        <w:rPr>
-          <w:rStyle w:val="VerbatimChar"/>
-        </w:rPr>
-        <w:t xml:space="preserve">GPUDevice</w:t>
+        <w:t xml:space="preserve">deviceplugin</w:t>
+      </w:r>
+      <w:r>
+        <w:t xml:space="preserve"> </w:t>
+      </w:r>
+      <w:r>
+        <w:t xml:space="preserve">— concurrency test driving</w:t>
+      </w:r>
+      <w:r>
+        <w:t xml:space="preserve"> </w:t>
+      </w:r>
+      <w:r>
+        <w:rPr>
+          <w:rStyle w:val="VerbatimChar"/>
+        </w:rPr>
+        <w:t xml:space="preserve">ApplyFingerprint</w:t>
       </w:r>
       <w:r>
         <w:t xml:space="preserve">/</w:t>
@@ -5858,7 +5661,7 @@
         <w:rPr>
           <w:rStyle w:val="VerbatimChar"/>
         </w:rPr>
-        <w:t xml:space="preserve">WorkloadSpec</w:t>
+        <w:t xml:space="preserve">Allocate</w:t>
       </w:r>
       <w:r>
         <w:t xml:space="preserve">/</w:t>
@@ -5867,22 +5670,25 @@
         <w:rPr>
           <w:rStyle w:val="VerbatimChar"/>
         </w:rPr>
-        <w:t xml:space="preserve">GPUAllocation</w:t>
-      </w:r>
-      <w:r>
-        <w:t xml:space="preserve">/</w:t>
-      </w:r>
-      <w:r>
-        <w:rPr>
-          <w:rStyle w:val="VerbatimChar"/>
-        </w:rPr>
-        <w:t xml:space="preserve">PoolStatus</w:t>
-      </w:r>
-      <w:r>
-        <w:t xml:space="preserve"> </w:t>
-      </w:r>
-      <w:r>
-        <w:t xml:space="preserve">data model with snake_case JSON tags + round-trip/concurrency tests (HXC-1495).</w:t>
+        <w:t xml:space="preserve">Release</w:t>
+      </w:r>
+      <w:r>
+        <w:t xml:space="preserve"> </w:t>
+      </w:r>
+      <w:r>
+        <w:t xml:space="preserve">from 50+ goroutines under</w:t>
+      </w:r>
+      <w:r>
+        <w:t xml:space="preserve"> </w:t>
+      </w:r>
+      <w:r>
+        <w:rPr>
+          <w:rStyle w:val="VerbatimChar"/>
+        </w:rPr>
+        <w:t xml:space="preserve">-race</w:t>
+      </w:r>
+      <w:r>
+        <w:t xml:space="preserve">, proving the Registry never oversubscribes (mutex removal trips the race detector) (HXC-910, closing a wave-67 follow-up).</w:t>
       </w:r>
     </w:p>
     <w:p>
@@ -5897,55 +5703,43 @@
         <w:rPr>
           <w:rStyle w:val="VerbatimChar"/>
         </w:rPr>
-        <w:t xml:space="preserve">quantization</w:t>
-      </w:r>
-      <w:r>
-        <w:t xml:space="preserve"> </w:t>
-      </w:r>
-      <w:r>
-        <w:t xml:space="preserve">(additive</w:t>
-      </w:r>
-      <w:r>
-        <w:t xml:space="preserve"> </w:t>
-      </w:r>
-      <w:r>
-        <w:rPr>
-          <w:rStyle w:val="VerbatimChar"/>
-        </w:rPr>
-        <w:t xml:space="preserve">awq.go</w:t>
-      </w:r>
-      <w:r>
-        <w:t xml:space="preserve">) — AWQ 4-bit default serving format +</w:t>
-      </w:r>
-      <w:r>
-        <w:t xml:space="preserve"> </w:t>
-      </w:r>
-      <w:r>
-        <w:rPr>
-          <w:rStyle w:val="VerbatimChar"/>
-        </w:rPr>
-        <w:t xml:space="preserve">EstimateVRAM</w:t>
-      </w:r>
-      <w:r>
-        <w:t xml:space="preserve"> </w:t>
-      </w:r>
-      <w:r>
-        <w:t xml:space="preserve">(~25% of fp16) + budget-aware</w:t>
-      </w:r>
-      <w:r>
-        <w:t xml:space="preserve"> </w:t>
-      </w:r>
-      <w:r>
-        <w:rPr>
-          <w:rStyle w:val="VerbatimChar"/>
-        </w:rPr>
-        <w:t xml:space="preserve">SelectFormat</w:t>
-      </w:r>
-      <w:r>
-        <w:t xml:space="preserve"> </w:t>
-      </w:r>
-      <w:r>
-        <w:t xml:space="preserve">preferring AWQ when fp16 won’t fit (HXC-1473).</w:t>
+        <w:t xml:space="preserve">internal/llm</w:t>
+      </w:r>
+      <w:r>
+        <w:t xml:space="preserve"> </w:t>
+      </w:r>
+      <w:r>
+        <w:t xml:space="preserve">— replaced the stub</w:t>
+      </w:r>
+      <w:r>
+        <w:t xml:space="preserve"> </w:t>
+      </w:r>
+      <w:r>
+        <w:rPr>
+          <w:rStyle w:val="VerbatimChar"/>
+        </w:rPr>
+        <w:t xml:space="preserve">Inference</w:t>
+      </w:r>
+      <w:r>
+        <w:t xml:space="preserve"> </w:t>
+      </w:r>
+      <w:r>
+        <w:t xml:space="preserve">with a real strategy-based router (latency/throughput/quality/cost) over the live model registry, excluding unhealthy/unloaded models with a typed no-eligible-model error and a real injectable</w:t>
+      </w:r>
+      <w:r>
+        <w:t xml:space="preserve"> </w:t>
+      </w:r>
+      <w:r>
+        <w:rPr>
+          <w:rStyle w:val="VerbatimChar"/>
+        </w:rPr>
+        <w:t xml:space="preserve">Backend</w:t>
+      </w:r>
+      <w:r>
+        <w:t xml:space="preserve"> </w:t>
+      </w:r>
+      <w:r>
+        <w:t xml:space="preserve">seam (HXC-1470).</w:t>
       </w:r>
     </w:p>
     <w:p>
@@ -5960,7 +5754,7 @@
         <w:rPr>
           <w:rStyle w:val="VerbatimChar"/>
         </w:rPr>
-        <w:t xml:space="preserve">internal/gateway</w:t>
+        <w:t xml:space="preserve">metrics</w:t>
       </w:r>
       <w:r>
         <w:t xml:space="preserve"> </w:t>
@@ -5975,40 +5769,85 @@
         <w:rPr>
           <w:rStyle w:val="VerbatimChar"/>
         </w:rPr>
-        <w:t xml:space="preserve">inference.go</w:t>
-      </w:r>
-      <w:r>
-        <w:t xml:space="preserve">) — inference route forwarding to an injectable Chutes client;</w:t>
-      </w:r>
-      <w:r>
-        <w:t xml:space="preserve"> </w:t>
-      </w:r>
-      <w:r>
-        <w:rPr>
-          <w:rStyle w:val="VerbatimChar"/>
-        </w:rPr>
-        <w:t xml:space="preserve">TEERequired</w:t>
-      </w:r>
-      <w:r>
-        <w:t xml:space="preserve"> </w:t>
-      </w:r>
-      <w:r>
-        <w:t xml:space="preserve">=&gt;</w:t>
-      </w:r>
-      <w:r>
-        <w:t xml:space="preserve"> </w:t>
-      </w:r>
-      <w:r>
-        <w:rPr>
-          <w:rStyle w:val="VerbatimChar"/>
-        </w:rPr>
-        <w:t xml:space="preserve">X-E2EE-Enabled</w:t>
-      </w:r>
-      <w:r>
-        <w:t xml:space="preserve"> </w:t>
-      </w:r>
-      <w:r>
-        <w:t xml:space="preserve">routing marker; client failure =&gt; 502 (HXC-1469).</w:t>
+        <w:t xml:space="preserve">earningsmetrics.go</w:t>
+      </w:r>
+      <w:r>
+        <w:t xml:space="preserve">) —</w:t>
+      </w:r>
+      <w:r>
+        <w:t xml:space="preserve"> </w:t>
+      </w:r>
+      <w:r>
+        <w:rPr>
+          <w:rStyle w:val="VerbatimChar"/>
+        </w:rPr>
+        <w:t xml:space="preserve">EarningsMetrics</w:t>
+      </w:r>
+      <w:r>
+        <w:t xml:space="preserve"> </w:t>
+      </w:r>
+      <w:r>
+        <w:t xml:space="preserve">exposing</w:t>
+      </w:r>
+      <w:r>
+        <w:t xml:space="preserve"> </w:t>
+      </w:r>
+      <w:r>
+        <w:rPr>
+          <w:rStyle w:val="VerbatimChar"/>
+        </w:rPr>
+        <w:t xml:space="preserve">tao_earnings_total</w:t>
+      </w:r>
+      <w:r>
+        <w:t xml:space="preserve"> </w:t>
+      </w:r>
+      <w:r>
+        <w:t xml:space="preserve">/</w:t>
+      </w:r>
+      <w:r>
+        <w:t xml:space="preserve"> </w:t>
+      </w:r>
+      <w:r>
+        <w:rPr>
+          <w:rStyle w:val="VerbatimChar"/>
+        </w:rPr>
+        <w:t xml:space="preserve">graval_attestation_status</w:t>
+      </w:r>
+      <w:r>
+        <w:t xml:space="preserve"> </w:t>
+      </w:r>
+      <w:r>
+        <w:t xml:space="preserve">/</w:t>
+      </w:r>
+      <w:r>
+        <w:t xml:space="preserve"> </w:t>
+      </w:r>
+      <w:r>
+        <w:rPr>
+          <w:rStyle w:val="VerbatimChar"/>
+        </w:rPr>
+        <w:t xml:space="preserve">token_throughput</w:t>
+      </w:r>
+      <w:r>
+        <w:t xml:space="preserve"> </w:t>
+      </w:r>
+      <w:r>
+        <w:t xml:space="preserve">/</w:t>
+      </w:r>
+      <w:r>
+        <w:t xml:space="preserve"> </w:t>
+      </w:r>
+      <w:r>
+        <w:rPr>
+          <w:rStyle w:val="VerbatimChar"/>
+        </w:rPr>
+        <w:t xml:space="preserve">gpu_utilization</w:t>
+      </w:r>
+      <w:r>
+        <w:t xml:space="preserve"> </w:t>
+      </w:r>
+      <w:r>
+        <w:t xml:space="preserve">Prometheus-text series with deterministic (sorted) ordering + concurrent-safe setters (HXC-1483).</w:t>
       </w:r>
     </w:p>
     <w:p>
@@ -6038,10 +5877,49 @@
         <w:rPr>
           <w:rStyle w:val="VerbatimChar"/>
         </w:rPr>
-        <w:t xml:space="preserve">mig.go</w:t>
-      </w:r>
-      <w:r>
-        <w:t xml:space="preserve">) — MIG profile management: standardized vGPU tiers (1g.10gb/2g.20gb/3g.40gb/7g.80gb), in-memory partitioning with oversubscription rejection + fixed-at-creation immutability (HXC-1449).</w:t>
+        <w:t xml:space="preserve">attesthook.go</w:t>
+      </w:r>
+      <w:r>
+        <w:t xml:space="preserve">) — GraVal attestation hook:</w:t>
+      </w:r>
+      <w:r>
+        <w:t xml:space="preserve"> </w:t>
+      </w:r>
+      <w:r>
+        <w:rPr>
+          <w:rStyle w:val="VerbatimChar"/>
+        </w:rPr>
+        <w:t xml:space="preserve">AllocateForChutes</w:t>
+      </w:r>
+      <w:r>
+        <w:t xml:space="preserve"> </w:t>
+      </w:r>
+      <w:r>
+        <w:t xml:space="preserve">refuses a GPU that has not passed attestation (</w:t>
+      </w:r>
+      <w:r>
+        <w:rPr>
+          <w:rStyle w:val="VerbatimChar"/>
+        </w:rPr>
+        <w:t xml:space="preserve">ErrAttestationRequired</w:t>
+      </w:r>
+      <w:r>
+        <w:t xml:space="preserve">), even on the idempotent re-allocation path; injectable</w:t>
+      </w:r>
+      <w:r>
+        <w:t xml:space="preserve"> </w:t>
+      </w:r>
+      <w:r>
+        <w:rPr>
+          <w:rStyle w:val="VerbatimChar"/>
+        </w:rPr>
+        <w:t xml:space="preserve">ChutesAttestor</w:t>
+      </w:r>
+      <w:r>
+        <w:t xml:space="preserve"> </w:t>
+      </w:r>
+      <w:r>
+        <w:t xml:space="preserve">seam (HXC-1448).</w:t>
       </w:r>
     </w:p>
     <w:p>
@@ -6049,11 +5927,11 @@
         <w:pStyle w:val="Compact"/>
         <w:numPr>
           <w:ilvl w:val="1"/>
-          <w:numId w:val="1013"/>
-        </w:numPr>
-      </w:pPr>
-      <w:r>
-        <w:t xml:space="preserve">Wave 71 (5 units, subagent-driven, 5 parallel streams in disjoint packages, run concurrently with wave 70; closes 4 prior follow-ups):</w:t>
+          <w:numId w:val="1014"/>
+        </w:numPr>
+      </w:pPr>
+      <w:r>
+        <w:t xml:space="preserve">Wave 70 (5 units, subagent-driven, 5 parallel streams in disjoint packages, run concurrently with wave 71):</w:t>
       </w:r>
     </w:p>
     <w:p>
@@ -6068,28 +5946,40 @@
         <w:rPr>
           <w:rStyle w:val="VerbatimChar"/>
         </w:rPr>
-        <w:t xml:space="preserve">multiraft</w:t>
-      </w:r>
-      <w:r>
-        <w:t xml:space="preserve"> </w:t>
-      </w:r>
-      <w:r>
-        <w:t xml:space="preserve">— RaftTransport async-delivery safety: inbox handler Steps under the shard mutex, outbound messages deferred + flushed after unlock; a new async-transport</w:t>
-      </w:r>
-      <w:r>
-        <w:t xml:space="preserve"> </w:t>
-      </w:r>
-      <w:r>
-        <w:rPr>
-          <w:rStyle w:val="VerbatimChar"/>
-        </w:rPr>
-        <w:t xml:space="preserve">-race</w:t>
-      </w:r>
-      <w:r>
-        <w:t xml:space="preserve"> </w:t>
-      </w:r>
-      <w:r>
-        <w:t xml:space="preserve">test proves a goroutine-delivering transport is race-free and still commits (HXC-909).</w:t>
+        <w:t xml:space="preserve">provider/chutes</w:t>
+      </w:r>
+      <w:r>
+        <w:t xml:space="preserve"> </w:t>
+      </w:r>
+      <w:r>
+        <w:t xml:space="preserve">— OpenAI-compatible</w:t>
+      </w:r>
+      <w:r>
+        <w:t xml:space="preserve"> </w:t>
+      </w:r>
+      <w:r>
+        <w:rPr>
+          <w:rStyle w:val="VerbatimChar"/>
+        </w:rPr>
+        <w:t xml:space="preserve">/v1/chat/completions</w:t>
+      </w:r>
+      <w:r>
+        <w:t xml:space="preserve"> </w:t>
+      </w:r>
+      <w:r>
+        <w:t xml:space="preserve">provider (</w:t>
+      </w:r>
+      <w:r>
+        <w:rPr>
+          <w:rStyle w:val="VerbatimChar"/>
+        </w:rPr>
+        <w:t xml:space="preserve">cpk_</w:t>
+      </w:r>
+      <w:r>
+        <w:t xml:space="preserve"> </w:t>
+      </w:r>
+      <w:r>
+        <w:t xml:space="preserve">Bearer) with HTTP-429 retry+backoff; httptest proves retry-then-success, Bearer header, and typed errors (HXC-1510).</w:t>
       </w:r>
     </w:p>
     <w:p>
@@ -6104,43 +5994,67 @@
         <w:rPr>
           <w:rStyle w:val="VerbatimChar"/>
         </w:rPr>
-        <w:t xml:space="preserve">kraft</w:t>
-      </w:r>
-      <w:r>
-        <w:t xml:space="preserve"> </w:t>
-      </w:r>
-      <w:r>
-        <w:t xml:space="preserve">—</w:t>
-      </w:r>
-      <w:r>
-        <w:t xml:space="preserve"> </w:t>
-      </w:r>
-      <w:r>
-        <w:rPr>
-          <w:rStyle w:val="VerbatimChar"/>
-        </w:rPr>
-        <w:t xml:space="preserve">CreateTopic</w:t>
-      </w:r>
-      <w:r>
-        <w:t xml:space="preserve"> </w:t>
-      </w:r>
-      <w:r>
-        <w:t xml:space="preserve">returns</w:t>
-      </w:r>
-      <w:r>
-        <w:t xml:space="preserve"> </w:t>
-      </w:r>
-      <w:r>
-        <w:rPr>
-          <w:rStyle w:val="VerbatimChar"/>
-        </w:rPr>
-        <w:t xml:space="preserve">ErrTopicExists</w:t>
-      </w:r>
-      <w:r>
-        <w:t xml:space="preserve"> </w:t>
-      </w:r>
-      <w:r>
-        <w:t xml:space="preserve">on a conflicting re-create (different partition count); identical re-create stays idempotent (HXC-912).</w:t>
+        <w:t xml:space="preserve">pool</w:t>
+      </w:r>
+      <w:r>
+        <w:t xml:space="preserve"> </w:t>
+      </w:r>
+      <w:r>
+        <w:t xml:space="preserve">(additive</w:t>
+      </w:r>
+      <w:r>
+        <w:t xml:space="preserve"> </w:t>
+      </w:r>
+      <w:r>
+        <w:rPr>
+          <w:rStyle w:val="VerbatimChar"/>
+        </w:rPr>
+        <w:t xml:space="preserve">model.go</w:t>
+      </w:r>
+      <w:r>
+        <w:t xml:space="preserve">) —</w:t>
+      </w:r>
+      <w:r>
+        <w:t xml:space="preserve"> </w:t>
+      </w:r>
+      <w:r>
+        <w:rPr>
+          <w:rStyle w:val="VerbatimChar"/>
+        </w:rPr>
+        <w:t xml:space="preserve">GPUDevice</w:t>
+      </w:r>
+      <w:r>
+        <w:t xml:space="preserve">/</w:t>
+      </w:r>
+      <w:r>
+        <w:rPr>
+          <w:rStyle w:val="VerbatimChar"/>
+        </w:rPr>
+        <w:t xml:space="preserve">WorkloadSpec</w:t>
+      </w:r>
+      <w:r>
+        <w:t xml:space="preserve">/</w:t>
+      </w:r>
+      <w:r>
+        <w:rPr>
+          <w:rStyle w:val="VerbatimChar"/>
+        </w:rPr>
+        <w:t xml:space="preserve">GPUAllocation</w:t>
+      </w:r>
+      <w:r>
+        <w:t xml:space="preserve">/</w:t>
+      </w:r>
+      <w:r>
+        <w:rPr>
+          <w:rStyle w:val="VerbatimChar"/>
+        </w:rPr>
+        <w:t xml:space="preserve">PoolStatus</w:t>
+      </w:r>
+      <w:r>
+        <w:t xml:space="preserve"> </w:t>
+      </w:r>
+      <w:r>
+        <w:t xml:space="preserve">data model with snake_case JSON tags + round-trip/concurrency tests (HXC-1495).</w:t>
       </w:r>
     </w:p>
     <w:p>
@@ -6155,37 +6069,55 @@
         <w:rPr>
           <w:rStyle w:val="VerbatimChar"/>
         </w:rPr>
-        <w:t xml:space="preserve">porcupine</w:t>
-      </w:r>
-      <w:r>
-        <w:t xml:space="preserve"> </w:t>
-      </w:r>
-      <w:r>
-        <w:t xml:space="preserve">— WGL state-dedup memoization via</w:t>
-      </w:r>
-      <w:r>
-        <w:t xml:space="preserve"> </w:t>
-      </w:r>
-      <w:r>
-        <w:rPr>
-          <w:rStyle w:val="VerbatimChar"/>
-        </w:rPr>
-        <w:t xml:space="preserve">Model.Equal</w:t>
-      </w:r>
-      <w:r>
-        <w:t xml:space="preserve">: verdict-preserving pruning (memo fires on backtracking histories; identical PASS/FAIL + witness vs</w:t>
-      </w:r>
-      <w:r>
-        <w:t xml:space="preserve"> </w:t>
-      </w:r>
-      <w:r>
-        <w:rPr>
-          <w:rStyle w:val="VerbatimChar"/>
-        </w:rPr>
-        <w:t xml:space="preserve">Equal==nil</w:t>
-      </w:r>
-      <w:r>
-        <w:t xml:space="preserve">) (HXC-913).</w:t>
+        <w:t xml:space="preserve">quantization</w:t>
+      </w:r>
+      <w:r>
+        <w:t xml:space="preserve"> </w:t>
+      </w:r>
+      <w:r>
+        <w:t xml:space="preserve">(additive</w:t>
+      </w:r>
+      <w:r>
+        <w:t xml:space="preserve"> </w:t>
+      </w:r>
+      <w:r>
+        <w:rPr>
+          <w:rStyle w:val="VerbatimChar"/>
+        </w:rPr>
+        <w:t xml:space="preserve">awq.go</w:t>
+      </w:r>
+      <w:r>
+        <w:t xml:space="preserve">) — AWQ 4-bit default serving format +</w:t>
+      </w:r>
+      <w:r>
+        <w:t xml:space="preserve"> </w:t>
+      </w:r>
+      <w:r>
+        <w:rPr>
+          <w:rStyle w:val="VerbatimChar"/>
+        </w:rPr>
+        <w:t xml:space="preserve">EstimateVRAM</w:t>
+      </w:r>
+      <w:r>
+        <w:t xml:space="preserve"> </w:t>
+      </w:r>
+      <w:r>
+        <w:t xml:space="preserve">(~25% of fp16) + budget-aware</w:t>
+      </w:r>
+      <w:r>
+        <w:t xml:space="preserve"> </w:t>
+      </w:r>
+      <w:r>
+        <w:rPr>
+          <w:rStyle w:val="VerbatimChar"/>
+        </w:rPr>
+        <w:t xml:space="preserve">SelectFormat</w:t>
+      </w:r>
+      <w:r>
+        <w:t xml:space="preserve"> </w:t>
+      </w:r>
+      <w:r>
+        <w:t xml:space="preserve">preferring AWQ when fp16 won’t fit (HXC-1473).</w:t>
       </w:r>
     </w:p>
     <w:p>
@@ -6200,28 +6132,55 @@
         <w:rPr>
           <w:rStyle w:val="VerbatimChar"/>
         </w:rPr>
-        <w:t xml:space="preserve">chutes</w:t>
-      </w:r>
-      <w:r>
-        <w:t xml:space="preserve"> </w:t>
-      </w:r>
-      <w:r>
-        <w:t xml:space="preserve">—</w:t>
-      </w:r>
-      <w:r>
-        <w:t xml:space="preserve"> </w:t>
-      </w:r>
-      <w:r>
-        <w:rPr>
-          <w:rStyle w:val="VerbatimChar"/>
-        </w:rPr>
-        <w:t xml:space="preserve">StreamChannel</w:t>
-      </w:r>
-      <w:r>
-        <w:t xml:space="preserve"> </w:t>
-      </w:r>
-      <w:r>
-        <w:t xml:space="preserve">honors ctx cancellation on a blocked read (prompt channel close, no goroutine leak) and closes the owned reader (HXC-911).</w:t>
+        <w:t xml:space="preserve">internal/gateway</w:t>
+      </w:r>
+      <w:r>
+        <w:t xml:space="preserve"> </w:t>
+      </w:r>
+      <w:r>
+        <w:t xml:space="preserve">(additive</w:t>
+      </w:r>
+      <w:r>
+        <w:t xml:space="preserve"> </w:t>
+      </w:r>
+      <w:r>
+        <w:rPr>
+          <w:rStyle w:val="VerbatimChar"/>
+        </w:rPr>
+        <w:t xml:space="preserve">inference.go</w:t>
+      </w:r>
+      <w:r>
+        <w:t xml:space="preserve">) — inference route forwarding to an injectable Chutes client;</w:t>
+      </w:r>
+      <w:r>
+        <w:t xml:space="preserve"> </w:t>
+      </w:r>
+      <w:r>
+        <w:rPr>
+          <w:rStyle w:val="VerbatimChar"/>
+        </w:rPr>
+        <w:t xml:space="preserve">TEERequired</w:t>
+      </w:r>
+      <w:r>
+        <w:t xml:space="preserve"> </w:t>
+      </w:r>
+      <w:r>
+        <w:t xml:space="preserve">=&gt;</w:t>
+      </w:r>
+      <w:r>
+        <w:t xml:space="preserve"> </w:t>
+      </w:r>
+      <w:r>
+        <w:rPr>
+          <w:rStyle w:val="VerbatimChar"/>
+        </w:rPr>
+        <w:t xml:space="preserve">X-E2EE-Enabled</w:t>
+      </w:r>
+      <w:r>
+        <w:t xml:space="preserve"> </w:t>
+      </w:r>
+      <w:r>
+        <w:t xml:space="preserve">routing marker; client failure =&gt; 502 (HXC-1469).</w:t>
       </w:r>
     </w:p>
     <w:p>
@@ -6236,7 +6195,7 @@
         <w:rPr>
           <w:rStyle w:val="VerbatimChar"/>
         </w:rPr>
-        <w:t xml:space="preserve">marketplaceadapter</w:t>
+        <w:t xml:space="preserve">internal/gpu</w:t>
       </w:r>
       <w:r>
         <w:t xml:space="preserve"> </w:t>
@@ -6251,22 +6210,10 @@
         <w:rPr>
           <w:rStyle w:val="VerbatimChar"/>
         </w:rPr>
-        <w:t xml:space="preserve">akash.go</w:t>
-      </w:r>
-      <w:r>
-        <w:t xml:space="preserve">) — Akash (Cosmos/AKT) adapter over an injectable client: reverse-auction pricing, SDL submission, provider-reputation gate, registered in the</w:t>
-      </w:r>
-      <w:r>
-        <w:t xml:space="preserve"> </w:t>
-      </w:r>
-      <w:r>
-        <w:rPr>
-          <w:rStyle w:val="VerbatimChar"/>
-        </w:rPr>
-        <w:t xml:space="preserve">Name()</w:t>
-      </w:r>
-      <w:r>
-        <w:t xml:space="preserve">-dispatch Registry (HXC-1458).</w:t>
+        <w:t xml:space="preserve">mig.go</w:t>
+      </w:r>
+      <w:r>
+        <w:t xml:space="preserve">) — MIG profile management: standardized vGPU tiers (1g.10gb/2g.20gb/3g.40gb/7g.80gb), in-memory partitioning with oversubscription rejection + fixed-at-creation immutability (HXC-1449).</w:t>
       </w:r>
     </w:p>
     <w:p>
@@ -6274,11 +6221,11 @@
         <w:pStyle w:val="Compact"/>
         <w:numPr>
           <w:ilvl w:val="1"/>
-          <w:numId w:val="1013"/>
-        </w:numPr>
-      </w:pPr>
-      <w:r>
-        <w:t xml:space="preserve">Wave 72 (5 units, subagent-driven, 5 parallel streams in disjoint packages):</w:t>
+          <w:numId w:val="1014"/>
+        </w:numPr>
+      </w:pPr>
+      <w:r>
+        <w:t xml:space="preserve">Wave 71 (5 units, subagent-driven, 5 parallel streams in disjoint packages, run concurrently with wave 70; closes 4 prior follow-ups):</w:t>
       </w:r>
     </w:p>
     <w:p>
@@ -6293,25 +6240,28 @@
         <w:rPr>
           <w:rStyle w:val="VerbatimChar"/>
         </w:rPr>
-        <w:t xml:space="preserve">provider/runpod</w:t>
-      </w:r>
-      <w:r>
-        <w:t xml:space="preserve"> </w:t>
-      </w:r>
-      <w:r>
-        <w:t xml:space="preserve">— RunPodProvider (implements</w:t>
-      </w:r>
-      <w:r>
-        <w:t xml:space="preserve"> </w:t>
-      </w:r>
-      <w:r>
-        <w:rPr>
-          <w:rStyle w:val="VerbatimChar"/>
-        </w:rPr>
-        <w:t xml:space="preserve">pool.GPUProvider</w:t>
-      </w:r>
-      <w:r>
-        <w:t xml:space="preserve">) with a warm-pool fast path over an injectable client (HXC-1515).</w:t>
+        <w:t xml:space="preserve">multiraft</w:t>
+      </w:r>
+      <w:r>
+        <w:t xml:space="preserve"> </w:t>
+      </w:r>
+      <w:r>
+        <w:t xml:space="preserve">— RaftTransport async-delivery safety: inbox handler Steps under the shard mutex, outbound messages deferred + flushed after unlock; a new async-transport</w:t>
+      </w:r>
+      <w:r>
+        <w:t xml:space="preserve"> </w:t>
+      </w:r>
+      <w:r>
+        <w:rPr>
+          <w:rStyle w:val="VerbatimChar"/>
+        </w:rPr>
+        <w:t xml:space="preserve">-race</w:t>
+      </w:r>
+      <w:r>
+        <w:t xml:space="preserve"> </w:t>
+      </w:r>
+      <w:r>
+        <w:t xml:space="preserve">test proves a goroutine-delivering transport is race-free and still commits (HXC-909).</w:t>
       </w:r>
     </w:p>
     <w:p>
@@ -6326,13 +6276,43 @@
         <w:rPr>
           <w:rStyle w:val="VerbatimChar"/>
         </w:rPr>
-        <w:t xml:space="preserve">provider/aws</w:t>
-      </w:r>
-      <w:r>
-        <w:t xml:space="preserve"> </w:t>
-      </w:r>
-      <w:r>
-        <w:t xml:space="preserve">— AWSProvider EC2 Spot adapter over an injectable EC2-client interface (no aws-sdk dep): GPU model→instance-type selection (p5/p4de/g5), Spot+tags, TOCTOU-safe capacity gate (HXC-1516).</w:t>
+        <w:t xml:space="preserve">kraft</w:t>
+      </w:r>
+      <w:r>
+        <w:t xml:space="preserve"> </w:t>
+      </w:r>
+      <w:r>
+        <w:t xml:space="preserve">—</w:t>
+      </w:r>
+      <w:r>
+        <w:t xml:space="preserve"> </w:t>
+      </w:r>
+      <w:r>
+        <w:rPr>
+          <w:rStyle w:val="VerbatimChar"/>
+        </w:rPr>
+        <w:t xml:space="preserve">CreateTopic</w:t>
+      </w:r>
+      <w:r>
+        <w:t xml:space="preserve"> </w:t>
+      </w:r>
+      <w:r>
+        <w:t xml:space="preserve">returns</w:t>
+      </w:r>
+      <w:r>
+        <w:t xml:space="preserve"> </w:t>
+      </w:r>
+      <w:r>
+        <w:rPr>
+          <w:rStyle w:val="VerbatimChar"/>
+        </w:rPr>
+        <w:t xml:space="preserve">ErrTopicExists</w:t>
+      </w:r>
+      <w:r>
+        <w:t xml:space="preserve"> </w:t>
+      </w:r>
+      <w:r>
+        <w:t xml:space="preserve">on a conflicting re-create (different partition count); identical re-create stays idempotent (HXC-912).</w:t>
       </w:r>
     </w:p>
     <w:p>
@@ -6347,25 +6327,37 @@
         <w:rPr>
           <w:rStyle w:val="VerbatimChar"/>
         </w:rPr>
-        <w:t xml:space="preserve">scheduler</w:t>
-      </w:r>
-      <w:r>
-        <w:t xml:space="preserve"> </w:t>
-      </w:r>
-      <w:r>
-        <w:t xml:space="preserve">(additive</w:t>
-      </w:r>
-      <w:r>
-        <w:t xml:space="preserve"> </w:t>
-      </w:r>
-      <w:r>
-        <w:rPr>
-          <w:rStyle w:val="VerbatimChar"/>
-        </w:rPr>
-        <w:t xml:space="preserve">tier_filter.go</w:t>
-      </w:r>
-      <w:r>
-        <w:t xml:space="preserve">) — GPUTier-aware filter predicate: hard-exclude disallowed tiers + preference scoring, composes with the existing count filter, fails closed on a nil predicate (HXC-1534).</w:t>
+        <w:t xml:space="preserve">porcupine</w:t>
+      </w:r>
+      <w:r>
+        <w:t xml:space="preserve"> </w:t>
+      </w:r>
+      <w:r>
+        <w:t xml:space="preserve">— WGL state-dedup memoization via</w:t>
+      </w:r>
+      <w:r>
+        <w:t xml:space="preserve"> </w:t>
+      </w:r>
+      <w:r>
+        <w:rPr>
+          <w:rStyle w:val="VerbatimChar"/>
+        </w:rPr>
+        <w:t xml:space="preserve">Model.Equal</w:t>
+      </w:r>
+      <w:r>
+        <w:t xml:space="preserve">: verdict-preserving pruning (memo fires on backtracking histories; identical PASS/FAIL + witness vs</w:t>
+      </w:r>
+      <w:r>
+        <w:t xml:space="preserve"> </w:t>
+      </w:r>
+      <w:r>
+        <w:rPr>
+          <w:rStyle w:val="VerbatimChar"/>
+        </w:rPr>
+        <w:t xml:space="preserve">Equal==nil</w:t>
+      </w:r>
+      <w:r>
+        <w:t xml:space="preserve">) (HXC-913).</w:t>
       </w:r>
     </w:p>
     <w:p>
@@ -6380,52 +6372,28 @@
         <w:rPr>
           <w:rStyle w:val="VerbatimChar"/>
         </w:rPr>
-        <w:t xml:space="preserve">provider/chutes</w:t>
-      </w:r>
-      <w:r>
-        <w:t xml:space="preserve"> </w:t>
-      </w:r>
-      <w:r>
-        <w:t xml:space="preserve">— ctx-interruptible 429 backoff (select vs</w:t>
-      </w:r>
-      <w:r>
-        <w:t xml:space="preserve"> </w:t>
-      </w:r>
-      <w:r>
-        <w:rPr>
-          <w:rStyle w:val="VerbatimChar"/>
-        </w:rPr>
-        <w:t xml:space="preserve">ctx.Done()</w:t>
-      </w:r>
-      <w:r>
-        <w:t xml:space="preserve">) + honors</w:t>
-      </w:r>
-      <w:r>
-        <w:t xml:space="preserve"> </w:t>
-      </w:r>
-      <w:r>
-        <w:rPr>
-          <w:rStyle w:val="VerbatimChar"/>
-        </w:rPr>
-        <w:t xml:space="preserve">Retry-After</w:t>
-      </w:r>
-      <w:r>
-        <w:t xml:space="preserve"> </w:t>
-      </w:r>
-      <w:r>
-        <w:t xml:space="preserve">(delta-seconds/HTTP-date,</w:t>
-      </w:r>
-      <w:r>
-        <w:t xml:space="preserve"> </w:t>
-      </w:r>
-      <w:r>
-        <w:rPr>
-          <w:rStyle w:val="VerbatimChar"/>
-        </w:rPr>
-        <w:t xml:space="preserve">max(hint,backoff)</w:t>
-      </w:r>
-      <w:r>
-        <w:t xml:space="preserve">) (HXC-916, closing a wave-70 follow-up).</w:t>
+        <w:t xml:space="preserve">chutes</w:t>
+      </w:r>
+      <w:r>
+        <w:t xml:space="preserve"> </w:t>
+      </w:r>
+      <w:r>
+        <w:t xml:space="preserve">—</w:t>
+      </w:r>
+      <w:r>
+        <w:t xml:space="preserve"> </w:t>
+      </w:r>
+      <w:r>
+        <w:rPr>
+          <w:rStyle w:val="VerbatimChar"/>
+        </w:rPr>
+        <w:t xml:space="preserve">StreamChannel</w:t>
+      </w:r>
+      <w:r>
+        <w:t xml:space="preserve"> </w:t>
+      </w:r>
+      <w:r>
+        <w:t xml:space="preserve">honors ctx cancellation on a blocked read (prompt channel close, no goroutine leak) and closes the owned reader (HXC-911).</w:t>
       </w:r>
     </w:p>
     <w:p>
@@ -6440,7 +6408,7 @@
         <w:rPr>
           <w:rStyle w:val="VerbatimChar"/>
         </w:rPr>
-        <w:t xml:space="preserve">grafanadash</w:t>
+        <w:t xml:space="preserve">marketplaceadapter</w:t>
       </w:r>
       <w:r>
         <w:t xml:space="preserve"> </w:t>
@@ -6455,31 +6423,22 @@
         <w:rPr>
           <w:rStyle w:val="VerbatimChar"/>
         </w:rPr>
-        <w:t xml:space="preserve">tiercost_dash.go</w:t>
-      </w:r>
-      <w:r>
-        <w:t xml:space="preserve">) — Phase-8B tier-utilization + cost dashboard generator (panels target</w:t>
-      </w:r>
-      <w:r>
-        <w:t xml:space="preserve"> </w:t>
-      </w:r>
-      <w:r>
-        <w:rPr>
-          <w:rStyle w:val="VerbatimChar"/>
-        </w:rPr>
-        <w:t xml:space="preserve">gpu_tier_utilization</w:t>
-      </w:r>
-      <w:r>
-        <w:t xml:space="preserve">/</w:t>
-      </w:r>
-      <w:r>
-        <w:rPr>
-          <w:rStyle w:val="VerbatimChar"/>
-        </w:rPr>
-        <w:t xml:space="preserve">gpu_cost_per_hour</w:t>
-      </w:r>
-      <w:r>
-        <w:t xml:space="preserve">), valid + deterministic (HXC-1551).</w:t>
+        <w:t xml:space="preserve">akash.go</w:t>
+      </w:r>
+      <w:r>
+        <w:t xml:space="preserve">) — Akash (Cosmos/AKT) adapter over an injectable client: reverse-auction pricing, SDL submission, provider-reputation gate, registered in the</w:t>
+      </w:r>
+      <w:r>
+        <w:t xml:space="preserve"> </w:t>
+      </w:r>
+      <w:r>
+        <w:rPr>
+          <w:rStyle w:val="VerbatimChar"/>
+        </w:rPr>
+        <w:t xml:space="preserve">Name()</w:t>
+      </w:r>
+      <w:r>
+        <w:t xml:space="preserve">-dispatch Registry (HXC-1458).</w:t>
       </w:r>
     </w:p>
     <w:p>
@@ -6487,11 +6446,11 @@
         <w:pStyle w:val="Compact"/>
         <w:numPr>
           <w:ilvl w:val="1"/>
-          <w:numId w:val="1013"/>
-        </w:numPr>
-      </w:pPr>
-      <w:r>
-        <w:t xml:space="preserve">Wave 73 (5 units, subagent-driven, 5 parallel streams in disjoint packages; impl→spec-review→quality-review + independent build/vet/-race/mutation gate):</w:t>
+          <w:numId w:val="1014"/>
+        </w:numPr>
+      </w:pPr>
+      <w:r>
+        <w:t xml:space="preserve">Wave 72 (5 units, subagent-driven, 5 parallel streams in disjoint packages):</w:t>
       </w:r>
     </w:p>
     <w:p>
@@ -6506,13 +6465,13 @@
         <w:rPr>
           <w:rStyle w:val="VerbatimChar"/>
         </w:rPr>
-        <w:t xml:space="preserve">provider/ionet</w:t>
-      </w:r>
-      <w:r>
-        <w:t xml:space="preserve"> </w:t>
-      </w:r>
-      <w:r>
-        <w:t xml:space="preserve">— IONetProvider over the io.net REST API (implements</w:t>
+        <w:t xml:space="preserve">provider/runpod</w:t>
+      </w:r>
+      <w:r>
+        <w:t xml:space="preserve"> </w:t>
+      </w:r>
+      <w:r>
+        <w:t xml:space="preserve">— RunPodProvider (implements</w:t>
       </w:r>
       <w:r>
         <w:t xml:space="preserve"> </w:t>
@@ -6524,67 +6483,7 @@
         <w:t xml:space="preserve">pool.GPUProvider</w:t>
       </w:r>
       <w:r>
-        <w:t xml:space="preserve">, injectable base URL +</w:t>
-      </w:r>
-      <w:r>
-        <w:t xml:space="preserve"> </w:t>
-      </w:r>
-      <w:r>
-        <w:rPr>
-          <w:rStyle w:val="VerbatimChar"/>
-        </w:rPr>
-        <w:t xml:space="preserve">*http.Client</w:t>
-      </w:r>
-      <w:r>
-        <w:t xml:space="preserve"> </w:t>
-      </w:r>
-      <w:r>
-        <w:t xml:space="preserve">+ bearer):</w:t>
-      </w:r>
-      <w:r>
-        <w:t xml:space="preserve"> </w:t>
-      </w:r>
-      <w:r>
-        <w:rPr>
-          <w:rStyle w:val="VerbatimChar"/>
-        </w:rPr>
-        <w:t xml:space="preserve">DeployCluster</w:t>
-      </w:r>
-      <w:r>
-        <w:t xml:space="preserve"> </w:t>
-      </w:r>
-      <w:r>
-        <w:t xml:space="preserve">returns the backend-minted cluster run-UUID (parsed, never fabricated),</w:t>
-      </w:r>
-      <w:r>
-        <w:t xml:space="preserve"> </w:t>
-      </w:r>
-      <w:r>
-        <w:rPr>
-          <w:rStyle w:val="VerbatimChar"/>
-        </w:rPr>
-        <w:t xml:space="preserve">HealthCheck</w:t>
-      </w:r>
-      <w:r>
-        <w:t xml:space="preserve"> </w:t>
-      </w:r>
-      <w:r>
-        <w:t xml:space="preserve">derives healthy state, concurrency-safe reserve-under-lock capacity gate; closure proven against a</w:t>
-      </w:r>
-      <w:r>
-        <w:t xml:space="preserve"> </w:t>
-      </w:r>
-      <w:r>
-        <w:rPr>
-          <w:rStyle w:val="VerbatimChar"/>
-        </w:rPr>
-        <w:t xml:space="preserve">net/http/httptest</w:t>
-      </w:r>
-      <w:r>
-        <w:t xml:space="preserve"> </w:t>
-      </w:r>
-      <w:r>
-        <w:t xml:space="preserve">io.net backend (HXC-1514).</w:t>
+        <w:t xml:space="preserve">) with a warm-pool fast path over an injectable client (HXC-1515).</w:t>
       </w:r>
     </w:p>
     <w:p>
@@ -6599,28 +6498,13 @@
         <w:rPr>
           <w:rStyle w:val="VerbatimChar"/>
         </w:rPr>
-        <w:t xml:space="preserve">gitops</w:t>
-      </w:r>
-      <w:r>
-        <w:t xml:space="preserve"> </w:t>
-      </w:r>
-      <w:r>
-        <w:t xml:space="preserve">— ArgoCD ApplicationSet federation client: matrix generator expands one Application per cell,</w:t>
-      </w:r>
-      <w:r>
-        <w:t xml:space="preserve"> </w:t>
-      </w:r>
-      <w:r>
-        <w:rPr>
-          <w:rStyle w:val="VerbatimChar"/>
-        </w:rPr>
-        <w:t xml:space="preserve">syncPolicy</w:t>
-      </w:r>
-      <w:r>
-        <w:t xml:space="preserve"> </w:t>
-      </w:r>
-      <w:r>
-        <w:t xml:space="preserve">prune+selfHeal, RollingSync canary→tier-2 (50%)→tier-1 (25%) ordering, drift/prune detection; logic proven vs an httptest ArgoCD, strictly-live UI capture honestly skipped (follow-up HXC-922) (HXC-1367).</w:t>
+        <w:t xml:space="preserve">provider/aws</w:t>
+      </w:r>
+      <w:r>
+        <w:t xml:space="preserve"> </w:t>
+      </w:r>
+      <w:r>
+        <w:t xml:space="preserve">— AWSProvider EC2 Spot adapter over an injectable EC2-client interface (no aws-sdk dep): GPU model→instance-type selection (p5/p4de/g5), Spot+tags, TOCTOU-safe capacity gate (HXC-1516).</w:t>
       </w:r>
     </w:p>
     <w:p>
@@ -6635,13 +6519,25 @@
         <w:rPr>
           <w:rStyle w:val="VerbatimChar"/>
         </w:rPr>
-        <w:t xml:space="preserve">internal/federation</w:t>
-      </w:r>
-      <w:r>
-        <w:t xml:space="preserve"> </w:t>
-      </w:r>
-      <w:r>
-        <w:t xml:space="preserve">— Karmada PropagationPolicy + OverridePolicy engine (CRs modeled as Go structs → YAML, no client-go dep) with constraint-aware (data-locality/latency/cost/compliance) two-level cell selection and failover reselect; deterministic failover proven via in-process FakeHub, live Karmada &lt;60s capture honestly skipped (follow-up HXC-924) (HXC-1364).</w:t>
+        <w:t xml:space="preserve">scheduler</w:t>
+      </w:r>
+      <w:r>
+        <w:t xml:space="preserve"> </w:t>
+      </w:r>
+      <w:r>
+        <w:t xml:space="preserve">(additive</w:t>
+      </w:r>
+      <w:r>
+        <w:t xml:space="preserve"> </w:t>
+      </w:r>
+      <w:r>
+        <w:rPr>
+          <w:rStyle w:val="VerbatimChar"/>
+        </w:rPr>
+        <w:t xml:space="preserve">tier_filter.go</w:t>
+      </w:r>
+      <w:r>
+        <w:t xml:space="preserve">) — GPUTier-aware filter predicate: hard-exclude disallowed tiers + preference scoring, composes with the existing count filter, fails closed on a nil predicate (HXC-1534).</w:t>
       </w:r>
     </w:p>
     <w:p>
@@ -6656,25 +6552,52 @@
         <w:rPr>
           <w:rStyle w:val="VerbatimChar"/>
         </w:rPr>
-        <w:t xml:space="preserve">health</w:t>
-      </w:r>
-      <w:r>
-        <w:t xml:space="preserve"> </w:t>
-      </w:r>
-      <w:r>
-        <w:t xml:space="preserve">(additive</w:t>
-      </w:r>
-      <w:r>
-        <w:t xml:space="preserve"> </w:t>
-      </w:r>
-      <w:r>
-        <w:rPr>
-          <w:rStyle w:val="VerbatimChar"/>
-        </w:rPr>
-        <w:t xml:space="preserve">miner.go</w:t>
-      </w:r>
-      <w:r>
-        <w:t xml:space="preserve">) — miner-api + GraVal bootstrap DaemonSet dependency checks wired into the health rollup, naming the specific failing check; healthy→unhealthy delta proven against an httptest miner-api (HXC-1484).</w:t>
+        <w:t xml:space="preserve">provider/chutes</w:t>
+      </w:r>
+      <w:r>
+        <w:t xml:space="preserve"> </w:t>
+      </w:r>
+      <w:r>
+        <w:t xml:space="preserve">— ctx-interruptible 429 backoff (select vs</w:t>
+      </w:r>
+      <w:r>
+        <w:t xml:space="preserve"> </w:t>
+      </w:r>
+      <w:r>
+        <w:rPr>
+          <w:rStyle w:val="VerbatimChar"/>
+        </w:rPr>
+        <w:t xml:space="preserve">ctx.Done()</w:t>
+      </w:r>
+      <w:r>
+        <w:t xml:space="preserve">) + honors</w:t>
+      </w:r>
+      <w:r>
+        <w:t xml:space="preserve"> </w:t>
+      </w:r>
+      <w:r>
+        <w:rPr>
+          <w:rStyle w:val="VerbatimChar"/>
+        </w:rPr>
+        <w:t xml:space="preserve">Retry-After</w:t>
+      </w:r>
+      <w:r>
+        <w:t xml:space="preserve"> </w:t>
+      </w:r>
+      <w:r>
+        <w:t xml:space="preserve">(delta-seconds/HTTP-date,</w:t>
+      </w:r>
+      <w:r>
+        <w:t xml:space="preserve"> </w:t>
+      </w:r>
+      <w:r>
+        <w:rPr>
+          <w:rStyle w:val="VerbatimChar"/>
+        </w:rPr>
+        <w:t xml:space="preserve">max(hint,backoff)</w:t>
+      </w:r>
+      <w:r>
+        <w:t xml:space="preserve">) (HXC-916, closing a wave-70 follow-up).</w:t>
       </w:r>
     </w:p>
     <w:p>
@@ -6689,6 +6612,255 @@
         <w:rPr>
           <w:rStyle w:val="VerbatimChar"/>
         </w:rPr>
+        <w:t xml:space="preserve">grafanadash</w:t>
+      </w:r>
+      <w:r>
+        <w:t xml:space="preserve"> </w:t>
+      </w:r>
+      <w:r>
+        <w:t xml:space="preserve">(additive</w:t>
+      </w:r>
+      <w:r>
+        <w:t xml:space="preserve"> </w:t>
+      </w:r>
+      <w:r>
+        <w:rPr>
+          <w:rStyle w:val="VerbatimChar"/>
+        </w:rPr>
+        <w:t xml:space="preserve">tiercost_dash.go</w:t>
+      </w:r>
+      <w:r>
+        <w:t xml:space="preserve">) — Phase-8B tier-utilization + cost dashboard generator (panels target</w:t>
+      </w:r>
+      <w:r>
+        <w:t xml:space="preserve"> </w:t>
+      </w:r>
+      <w:r>
+        <w:rPr>
+          <w:rStyle w:val="VerbatimChar"/>
+        </w:rPr>
+        <w:t xml:space="preserve">gpu_tier_utilization</w:t>
+      </w:r>
+      <w:r>
+        <w:t xml:space="preserve">/</w:t>
+      </w:r>
+      <w:r>
+        <w:rPr>
+          <w:rStyle w:val="VerbatimChar"/>
+        </w:rPr>
+        <w:t xml:space="preserve">gpu_cost_per_hour</w:t>
+      </w:r>
+      <w:r>
+        <w:t xml:space="preserve">), valid + deterministic (HXC-1551).</w:t>
+      </w:r>
+    </w:p>
+    <w:p>
+      <w:pPr>
+        <w:pStyle w:val="Compact"/>
+        <w:numPr>
+          <w:ilvl w:val="1"/>
+          <w:numId w:val="1014"/>
+        </w:numPr>
+      </w:pPr>
+      <w:r>
+        <w:t xml:space="preserve">Wave 73 (5 units, subagent-driven, 5 parallel streams in disjoint packages; impl→spec-review→quality-review + independent build/vet/-race/mutation gate):</w:t>
+      </w:r>
+    </w:p>
+    <w:p>
+      <w:pPr>
+        <w:pStyle w:val="Compact"/>
+        <w:numPr>
+          <w:ilvl w:val="2"/>
+          <w:numId w:val="1022"/>
+        </w:numPr>
+      </w:pPr>
+      <w:r>
+        <w:rPr>
+          <w:rStyle w:val="VerbatimChar"/>
+        </w:rPr>
+        <w:t xml:space="preserve">provider/ionet</w:t>
+      </w:r>
+      <w:r>
+        <w:t xml:space="preserve"> </w:t>
+      </w:r>
+      <w:r>
+        <w:t xml:space="preserve">— IONetProvider over the io.net REST API (implements</w:t>
+      </w:r>
+      <w:r>
+        <w:t xml:space="preserve"> </w:t>
+      </w:r>
+      <w:r>
+        <w:rPr>
+          <w:rStyle w:val="VerbatimChar"/>
+        </w:rPr>
+        <w:t xml:space="preserve">pool.GPUProvider</w:t>
+      </w:r>
+      <w:r>
+        <w:t xml:space="preserve">, injectable base URL +</w:t>
+      </w:r>
+      <w:r>
+        <w:t xml:space="preserve"> </w:t>
+      </w:r>
+      <w:r>
+        <w:rPr>
+          <w:rStyle w:val="VerbatimChar"/>
+        </w:rPr>
+        <w:t xml:space="preserve">*http.Client</w:t>
+      </w:r>
+      <w:r>
+        <w:t xml:space="preserve"> </w:t>
+      </w:r>
+      <w:r>
+        <w:t xml:space="preserve">+ bearer):</w:t>
+      </w:r>
+      <w:r>
+        <w:t xml:space="preserve"> </w:t>
+      </w:r>
+      <w:r>
+        <w:rPr>
+          <w:rStyle w:val="VerbatimChar"/>
+        </w:rPr>
+        <w:t xml:space="preserve">DeployCluster</w:t>
+      </w:r>
+      <w:r>
+        <w:t xml:space="preserve"> </w:t>
+      </w:r>
+      <w:r>
+        <w:t xml:space="preserve">returns the backend-minted cluster run-UUID (parsed, never fabricated),</w:t>
+      </w:r>
+      <w:r>
+        <w:t xml:space="preserve"> </w:t>
+      </w:r>
+      <w:r>
+        <w:rPr>
+          <w:rStyle w:val="VerbatimChar"/>
+        </w:rPr>
+        <w:t xml:space="preserve">HealthCheck</w:t>
+      </w:r>
+      <w:r>
+        <w:t xml:space="preserve"> </w:t>
+      </w:r>
+      <w:r>
+        <w:t xml:space="preserve">derives healthy state, concurrency-safe reserve-under-lock capacity gate; closure proven against a</w:t>
+      </w:r>
+      <w:r>
+        <w:t xml:space="preserve"> </w:t>
+      </w:r>
+      <w:r>
+        <w:rPr>
+          <w:rStyle w:val="VerbatimChar"/>
+        </w:rPr>
+        <w:t xml:space="preserve">net/http/httptest</w:t>
+      </w:r>
+      <w:r>
+        <w:t xml:space="preserve"> </w:t>
+      </w:r>
+      <w:r>
+        <w:t xml:space="preserve">io.net backend (HXC-1514).</w:t>
+      </w:r>
+    </w:p>
+    <w:p>
+      <w:pPr>
+        <w:pStyle w:val="Compact"/>
+        <w:numPr>
+          <w:ilvl w:val="2"/>
+          <w:numId w:val="1022"/>
+        </w:numPr>
+      </w:pPr>
+      <w:r>
+        <w:rPr>
+          <w:rStyle w:val="VerbatimChar"/>
+        </w:rPr>
+        <w:t xml:space="preserve">gitops</w:t>
+      </w:r>
+      <w:r>
+        <w:t xml:space="preserve"> </w:t>
+      </w:r>
+      <w:r>
+        <w:t xml:space="preserve">— ArgoCD ApplicationSet federation client: matrix generator expands one Application per cell,</w:t>
+      </w:r>
+      <w:r>
+        <w:t xml:space="preserve"> </w:t>
+      </w:r>
+      <w:r>
+        <w:rPr>
+          <w:rStyle w:val="VerbatimChar"/>
+        </w:rPr>
+        <w:t xml:space="preserve">syncPolicy</w:t>
+      </w:r>
+      <w:r>
+        <w:t xml:space="preserve"> </w:t>
+      </w:r>
+      <w:r>
+        <w:t xml:space="preserve">prune+selfHeal, RollingSync canary→tier-2 (50%)→tier-1 (25%) ordering, drift/prune detection; logic proven vs an httptest ArgoCD, strictly-live UI capture honestly skipped (follow-up HXC-922) (HXC-1367).</w:t>
+      </w:r>
+    </w:p>
+    <w:p>
+      <w:pPr>
+        <w:pStyle w:val="Compact"/>
+        <w:numPr>
+          <w:ilvl w:val="2"/>
+          <w:numId w:val="1022"/>
+        </w:numPr>
+      </w:pPr>
+      <w:r>
+        <w:rPr>
+          <w:rStyle w:val="VerbatimChar"/>
+        </w:rPr>
+        <w:t xml:space="preserve">internal/federation</w:t>
+      </w:r>
+      <w:r>
+        <w:t xml:space="preserve"> </w:t>
+      </w:r>
+      <w:r>
+        <w:t xml:space="preserve">— Karmada PropagationPolicy + OverridePolicy engine (CRs modeled as Go structs → YAML, no client-go dep) with constraint-aware (data-locality/latency/cost/compliance) two-level cell selection and failover reselect; deterministic failover proven via in-process FakeHub, live Karmada &lt;60s capture honestly skipped (follow-up HXC-924) (HXC-1364).</w:t>
+      </w:r>
+    </w:p>
+    <w:p>
+      <w:pPr>
+        <w:pStyle w:val="Compact"/>
+        <w:numPr>
+          <w:ilvl w:val="2"/>
+          <w:numId w:val="1022"/>
+        </w:numPr>
+      </w:pPr>
+      <w:r>
+        <w:rPr>
+          <w:rStyle w:val="VerbatimChar"/>
+        </w:rPr>
+        <w:t xml:space="preserve">health</w:t>
+      </w:r>
+      <w:r>
+        <w:t xml:space="preserve"> </w:t>
+      </w:r>
+      <w:r>
+        <w:t xml:space="preserve">(additive</w:t>
+      </w:r>
+      <w:r>
+        <w:t xml:space="preserve"> </w:t>
+      </w:r>
+      <w:r>
+        <w:rPr>
+          <w:rStyle w:val="VerbatimChar"/>
+        </w:rPr>
+        <w:t xml:space="preserve">miner.go</w:t>
+      </w:r>
+      <w:r>
+        <w:t xml:space="preserve">) — miner-api + GraVal bootstrap DaemonSet dependency checks wired into the health rollup, naming the specific failing check; healthy→unhealthy delta proven against an httptest miner-api (HXC-1484).</w:t>
+      </w:r>
+    </w:p>
+    <w:p>
+      <w:pPr>
+        <w:pStyle w:val="Compact"/>
+        <w:numPr>
+          <w:ilvl w:val="2"/>
+          <w:numId w:val="1022"/>
+        </w:numPr>
+      </w:pPr>
+      <w:r>
+        <w:rPr>
+          <w:rStyle w:val="VerbatimChar"/>
+        </w:rPr>
         <w:t xml:space="preserve">discovery</w:t>
       </w:r>
       <w:r>
@@ -6757,7 +6929,7 @@
         <w:pStyle w:val="Compact"/>
         <w:numPr>
           <w:ilvl w:val="2"/>
-          <w:numId w:val="1021"/>
+          <w:numId w:val="1022"/>
         </w:numPr>
       </w:pPr>
       <w:r>
@@ -7053,7 +7225,7 @@
         <w:pStyle w:val="Compact"/>
         <w:numPr>
           <w:ilvl w:val="0"/>
-          <w:numId w:val="1022"/>
+          <w:numId w:val="1023"/>
         </w:numPr>
       </w:pPr>
       <w:r>
@@ -7110,7 +7282,7 @@
         <w:pStyle w:val="Compact"/>
         <w:numPr>
           <w:ilvl w:val="0"/>
-          <w:numId w:val="1023"/>
+          <w:numId w:val="1024"/>
         </w:numPr>
       </w:pPr>
       <w:r>
@@ -7403,6 +7575,9 @@
     <w:abstractNumId w:val="991"/>
   </w:num>
   <w:num w:numId="1023">
+    <w:abstractNumId w:val="991"/>
+  </w:num>
+  <w:num w:numId="1024">
     <w:abstractNumId w:val="991"/>
   </w:num>
 </w:numbering>

--- a/docs/export/CHANGELOG.docx
+++ b/docs/export/CHANGELOG.docx
@@ -100,7 +100,7 @@
           <w:b/>
           <w:bCs/>
         </w:rPr>
-        <w:t xml:space="preserve">Wave 86 — proto service stubs build + generate (HXC-1117; buf now installed; conductor-gated):</w:t>
+        <w:t xml:space="preserve">Wave 87 — api/v1 proto schema extensions (HXC-1293/1165/1294/1295/1187/1527; buf-regenerated, conductor-gated, backward-compatible):</w:t>
       </w:r>
     </w:p>
     <w:p>
@@ -121,142 +121,37 @@
         <w:t xml:space="preserve"> </w:t>
       </w:r>
       <w:r>
-        <w:t xml:space="preserve">— the proto module was broken (buf.yaml mis-placed at</w:t>
-      </w:r>
-      <w:r>
-        <w:t xml:space="preserve"> </w:t>
-      </w:r>
-      <w:r>
-        <w:rPr>
-          <w:rStyle w:val="VerbatimChar"/>
-        </w:rPr>
-        <w:t xml:space="preserve">api/</w:t>
-      </w:r>
-      <w:r>
-        <w:t xml:space="preserve"> </w:t>
-      </w:r>
-      <w:r>
-        <w:t xml:space="preserve">so bare</w:t>
-      </w:r>
-      <w:r>
-        <w:t xml:space="preserve"> </w:t>
-      </w:r>
-      <w:r>
-        <w:rPr>
-          <w:rStyle w:val="VerbatimChar"/>
-        </w:rPr>
-        <w:t xml:space="preserve">import "types.proto"</w:t>
-      </w:r>
-      <w:r>
-        <w:t xml:space="preserve"> </w:t>
-      </w:r>
-      <w:r>
-        <w:t xml:space="preserve">could not resolve;</w:t>
-      </w:r>
-      <w:r>
-        <w:t xml:space="preserve"> </w:t>
-      </w:r>
-      <w:r>
-        <w:rPr>
-          <w:rStyle w:val="VerbatimChar"/>
-        </w:rPr>
-        <w:t xml:space="preserve">api/buf.gen.yaml</w:t>
-      </w:r>
-      <w:r>
-        <w:t xml:space="preserve"> </w:t>
-      </w:r>
-      <w:r>
-        <w:t xml:space="preserve">malformed for buf v1.70). Relocated the buf module root to</w:t>
-      </w:r>
-      <w:r>
-        <w:t xml:space="preserve"> </w:t>
-      </w:r>
-      <w:r>
-        <w:rPr>
-          <w:rStyle w:val="VerbatimChar"/>
-        </w:rPr>
-        <w:t xml:space="preserve">api/v1/</w:t>
-      </w:r>
-      <w:r>
-        <w:t xml:space="preserve"> </w:t>
-      </w:r>
-      <w:r>
-        <w:t xml:space="preserve">(matching</w:t>
-      </w:r>
-      <w:r>
-        <w:t xml:space="preserve"> </w:t>
-      </w:r>
-      <w:r>
-        <w:rPr>
-          <w:rStyle w:val="VerbatimChar"/>
-        </w:rPr>
-        <w:t xml:space="preserve">api/v1/go.mod</w:t>
-      </w:r>
-      <w:r>
-        <w:t xml:space="preserve">), removed the malformed gen config, and regenerated all 7 services’ Go stubs (node/session/scheduler/health/build/advisory/security) with</w:t>
-      </w:r>
-      <w:r>
-        <w:t xml:space="preserve"> </w:t>
-      </w:r>
-      <w:r>
-        <w:rPr>
-          <w:rStyle w:val="VerbatimChar"/>
-        </w:rPr>
-        <w:t xml:space="preserve">protoc-gen-go</w:t>
-      </w:r>
-      <w:r>
-        <w:t xml:space="preserve">/</w:t>
-      </w:r>
-      <w:r>
-        <w:rPr>
-          <w:rStyle w:val="VerbatimChar"/>
-        </w:rPr>
-        <w:t xml:space="preserve">-go-grpc</w:t>
-      </w:r>
-      <w:r>
-        <w:t xml:space="preserve">. Idempotent; package stays</w:t>
-      </w:r>
-      <w:r>
-        <w:t xml:space="preserve"> </w:t>
-      </w:r>
-      <w:r>
-        <w:rPr>
-          <w:rStyle w:val="VerbatimChar"/>
-        </w:rPr>
-        <w:t xml:space="preserve">helixv1</w:t>
-      </w:r>
-      <w:r>
-        <w:t xml:space="preserve">.</w:t>
-      </w:r>
-      <w:r>
-        <w:t xml:space="preserve"> </w:t>
-      </w:r>
-      <w:r>
-        <w:rPr>
-          <w:rStyle w:val="VerbatimChar"/>
-        </w:rPr>
-        <w:t xml:space="preserve">api/v1</w:t>
-      </w:r>
-      <w:r>
-        <w:t xml:space="preserve"> </w:t>
-      </w:r>
-      <w:r>
-        <w:t xml:space="preserve">module + whole-tree build + consumer cmd tests green;</w:t>
-      </w:r>
-      <w:r>
-        <w:t xml:space="preserve"> </w:t>
-      </w:r>
-      <w:r>
-        <w:rPr>
-          <w:rStyle w:val="VerbatimChar"/>
-        </w:rPr>
-        <w:t xml:space="preserve">TestCreateSessionRequest_RoundTrip</w:t>
-      </w:r>
-      <w:r>
-        <w:t xml:space="preserve"> </w:t>
-      </w:r>
-      <w:r>
-        <w:t xml:space="preserve">proves marshal/unmarshal preserves all fields (mutation corrupting a field tag fails it). buf-lint STYLE conformance tracked HXC-1628 (HXC-1117).</w:t>
+        <w:t xml:space="preserve">— Node +tier/trust_level/compute_class/arch + nested NodeThermal (HXC-1293, absorbing HXC-1165 trust_level+thermal); NodeResources +npu_tops/fpga_logic_elements/tflops_gpu (HXC-1294); ScheduleJobRequest +allowed_tiers/min_tier/power_budget_watts (HXC-1295); new</w:t>
+      </w:r>
+      <w:r>
+        <w:t xml:space="preserve"> </w:t>
+      </w:r>
+      <w:r>
+        <w:rPr>
+          <w:rStyle w:val="VerbatimChar"/>
+        </w:rPr>
+        <w:t xml:space="preserve">edge.proto</w:t>
+      </w:r>
+      <w:r>
+        <w:t xml:space="preserve"> </w:t>
+      </w:r>
+      <w:r>
+        <w:t xml:space="preserve">EdgeWorkUnit/EdgeWorkResult (HXC-1187); new</w:t>
+      </w:r>
+      <w:r>
+        <w:t xml:space="preserve"> </w:t>
+      </w:r>
+      <w:r>
+        <w:rPr>
+          <w:rStyle w:val="VerbatimChar"/>
+        </w:rPr>
+        <w:t xml:space="preserve">gpu_proxy.proto</w:t>
+      </w:r>
+      <w:r>
+        <w:t xml:space="preserve"> </w:t>
+      </w:r>
+      <w:r>
+        <w:t xml:space="preserve">GPUProvider gRPC service (DispatchKernel + DispatchKernelStream, KernelRequest/Response/Chunk) (HXC-1527). All new field numbers appended (nothing renumbered/removed); 9 round-trip tests prove field preservation; field-tag mutations fail them; buf generate idempotent; whole-tree build + consumer cmd tests green.</w:t>
       </w:r>
     </w:p>
     <w:p>
@@ -272,28 +167,200 @@
           <w:b/>
           <w:bCs/>
         </w:rPr>
-        <w:t xml:space="preserve">Wave 85 — streaming SSE E2EE decryption (HXC-1565; security submodule</w:t>
-      </w:r>
+        <w:t xml:space="preserve">Wave 86 — proto service stubs build + generate (HXC-1117; buf now installed; conductor-gated):</w:t>
+      </w:r>
+    </w:p>
+    <w:p>
+      <w:pPr>
+        <w:pStyle w:val="Compact"/>
+        <w:numPr>
+          <w:ilvl w:val="1"/>
+          <w:numId w:val="1003"/>
+        </w:numPr>
+      </w:pPr>
+      <w:r>
+        <w:rPr>
+          <w:rStyle w:val="VerbatimChar"/>
+        </w:rPr>
+        <w:t xml:space="preserve">api/v1</w:t>
+      </w:r>
+      <w:r>
+        <w:t xml:space="preserve"> </w:t>
+      </w:r>
+      <w:r>
+        <w:t xml:space="preserve">— the proto module was broken (buf.yaml mis-placed at</w:t>
+      </w:r>
+      <w:r>
+        <w:t xml:space="preserve"> </w:t>
+      </w:r>
+      <w:r>
+        <w:rPr>
+          <w:rStyle w:val="VerbatimChar"/>
+        </w:rPr>
+        <w:t xml:space="preserve">api/</w:t>
+      </w:r>
+      <w:r>
+        <w:t xml:space="preserve"> </w:t>
+      </w:r>
+      <w:r>
+        <w:t xml:space="preserve">so bare</w:t>
+      </w:r>
+      <w:r>
+        <w:t xml:space="preserve"> </w:t>
+      </w:r>
+      <w:r>
+        <w:rPr>
+          <w:rStyle w:val="VerbatimChar"/>
+        </w:rPr>
+        <w:t xml:space="preserve">import "types.proto"</w:t>
+      </w:r>
+      <w:r>
+        <w:t xml:space="preserve"> </w:t>
+      </w:r>
+      <w:r>
+        <w:t xml:space="preserve">could not resolve;</w:t>
+      </w:r>
+      <w:r>
+        <w:t xml:space="preserve"> </w:t>
+      </w:r>
+      <w:r>
+        <w:rPr>
+          <w:rStyle w:val="VerbatimChar"/>
+        </w:rPr>
+        <w:t xml:space="preserve">api/buf.gen.yaml</w:t>
+      </w:r>
+      <w:r>
+        <w:t xml:space="preserve"> </w:t>
+      </w:r>
+      <w:r>
+        <w:t xml:space="preserve">malformed for buf v1.70). Relocated the buf module root to</w:t>
+      </w:r>
+      <w:r>
+        <w:t xml:space="preserve"> </w:t>
+      </w:r>
+      <w:r>
+        <w:rPr>
+          <w:rStyle w:val="VerbatimChar"/>
+        </w:rPr>
+        <w:t xml:space="preserve">api/v1/</w:t>
+      </w:r>
+      <w:r>
+        <w:t xml:space="preserve"> </w:t>
+      </w:r>
+      <w:r>
+        <w:t xml:space="preserve">(matching</w:t>
+      </w:r>
+      <w:r>
+        <w:t xml:space="preserve"> </w:t>
+      </w:r>
+      <w:r>
+        <w:rPr>
+          <w:rStyle w:val="VerbatimChar"/>
+        </w:rPr>
+        <w:t xml:space="preserve">api/v1/go.mod</w:t>
+      </w:r>
+      <w:r>
+        <w:t xml:space="preserve">), removed the malformed gen config, and regenerated all 7 services’ Go stubs (node/session/scheduler/health/build/advisory/security) with</w:t>
+      </w:r>
+      <w:r>
+        <w:t xml:space="preserve"> </w:t>
+      </w:r>
+      <w:r>
+        <w:rPr>
+          <w:rStyle w:val="VerbatimChar"/>
+        </w:rPr>
+        <w:t xml:space="preserve">protoc-gen-go</w:t>
+      </w:r>
+      <w:r>
+        <w:t xml:space="preserve">/</w:t>
+      </w:r>
+      <w:r>
+        <w:rPr>
+          <w:rStyle w:val="VerbatimChar"/>
+        </w:rPr>
+        <w:t xml:space="preserve">-go-grpc</w:t>
+      </w:r>
+      <w:r>
+        <w:t xml:space="preserve">. Idempotent; package stays</w:t>
+      </w:r>
+      <w:r>
+        <w:t xml:space="preserve"> </w:t>
+      </w:r>
+      <w:r>
+        <w:rPr>
+          <w:rStyle w:val="VerbatimChar"/>
+        </w:rPr>
+        <w:t xml:space="preserve">helixv1</w:t>
+      </w:r>
+      <w:r>
+        <w:t xml:space="preserve">.</w:t>
+      </w:r>
+      <w:r>
+        <w:t xml:space="preserve"> </w:t>
+      </w:r>
+      <w:r>
+        <w:rPr>
+          <w:rStyle w:val="VerbatimChar"/>
+        </w:rPr>
+        <w:t xml:space="preserve">api/v1</w:t>
+      </w:r>
+      <w:r>
+        <w:t xml:space="preserve"> </w:t>
+      </w:r>
+      <w:r>
+        <w:t xml:space="preserve">module + whole-tree build + consumer cmd tests green;</w:t>
+      </w:r>
+      <w:r>
+        <w:t xml:space="preserve"> </w:t>
+      </w:r>
+      <w:r>
+        <w:rPr>
+          <w:rStyle w:val="VerbatimChar"/>
+        </w:rPr>
+        <w:t xml:space="preserve">TestCreateSessionRequest_RoundTrip</w:t>
+      </w:r>
+      <w:r>
+        <w:t xml:space="preserve"> </w:t>
+      </w:r>
+      <w:r>
+        <w:t xml:space="preserve">proves marshal/unmarshal preserves all fields (mutation corrupting a field tag fails it). buf-lint STYLE conformance tracked HXC-1628 (HXC-1117).</w:t>
+      </w:r>
+    </w:p>
+    <w:p>
+      <w:pPr>
+        <w:pStyle w:val="Compact"/>
+        <w:numPr>
+          <w:ilvl w:val="0"/>
+          <w:numId w:val="1001"/>
+        </w:numPr>
+      </w:pPr>
       <w:r>
         <w:rPr>
           <w:b/>
           <w:bCs/>
         </w:rPr>
-        <w:t xml:space="preserve"> </w:t>
-      </w:r>
-      <w:r>
-        <w:rPr>
-          <w:rStyle w:val="VerbatimChar"/>
+        <w:t xml:space="preserve">Wave 85 — streaming SSE E2EE decryption (HXC-1565; security submodule</w:t>
+      </w:r>
+      <w:r>
+        <w:rPr>
           <w:b/>
           <w:bCs/>
         </w:rPr>
-        <w:t xml:space="preserve">16ae574</w:t>
-      </w:r>
-      <w:r>
-        <w:rPr>
+        <w:t xml:space="preserve"> </w:t>
+      </w:r>
+      <w:r>
+        <w:rPr>
+          <w:rStyle w:val="VerbatimChar"/>
           <w:b/>
           <w:bCs/>
         </w:rPr>
+        <w:t xml:space="preserve">16ae574</w:t>
+      </w:r>
+      <w:r>
+        <w:rPr>
+          <w:b/>
+          <w:bCs/>
+        </w:rPr>
         <w:t xml:space="preserve">; conductor-gated -race + tamper/order/wrong-session mutation):</w:t>
       </w:r>
     </w:p>
@@ -302,7 +369,7 @@
         <w:pStyle w:val="Compact"/>
         <w:numPr>
           <w:ilvl w:val="1"/>
-          <w:numId w:val="1003"/>
+          <w:numId w:val="1004"/>
         </w:numPr>
       </w:pPr>
       <w:r>
@@ -415,7 +482,7 @@
         <w:pStyle w:val="Compact"/>
         <w:numPr>
           <w:ilvl w:val="1"/>
-          <w:numId w:val="1004"/>
+          <w:numId w:val="1005"/>
         </w:numPr>
       </w:pPr>
       <w:r>
@@ -509,7 +576,7 @@
         <w:pStyle w:val="Compact"/>
         <w:numPr>
           <w:ilvl w:val="1"/>
-          <w:numId w:val="1005"/>
+          <w:numId w:val="1006"/>
         </w:numPr>
       </w:pPr>
       <w:r>
@@ -723,7 +790,7 @@
         <w:pStyle w:val="Compact"/>
         <w:numPr>
           <w:ilvl w:val="1"/>
-          <w:numId w:val="1006"/>
+          <w:numId w:val="1007"/>
         </w:numPr>
       </w:pPr>
       <w:r>
@@ -968,7 +1035,7 @@
         <w:pStyle w:val="Compact"/>
         <w:numPr>
           <w:ilvl w:val="1"/>
-          <w:numId w:val="1007"/>
+          <w:numId w:val="1008"/>
         </w:numPr>
       </w:pPr>
       <w:r>
@@ -1175,7 +1242,7 @@
         <w:pStyle w:val="Compact"/>
         <w:numPr>
           <w:ilvl w:val="1"/>
-          <w:numId w:val="1008"/>
+          <w:numId w:val="1009"/>
         </w:numPr>
       </w:pPr>
       <w:r>
@@ -1356,7 +1423,7 @@
         <w:pStyle w:val="Compact"/>
         <w:numPr>
           <w:ilvl w:val="1"/>
-          <w:numId w:val="1009"/>
+          <w:numId w:val="1010"/>
         </w:numPr>
       </w:pPr>
       <w:r>
@@ -1449,7 +1516,7 @@
         <w:pStyle w:val="Compact"/>
         <w:numPr>
           <w:ilvl w:val="1"/>
-          <w:numId w:val="1009"/>
+          <w:numId w:val="1010"/>
         </w:numPr>
       </w:pPr>
       <w:r>
@@ -1531,7 +1598,7 @@
         <w:pStyle w:val="Compact"/>
         <w:numPr>
           <w:ilvl w:val="1"/>
-          <w:numId w:val="1010"/>
+          <w:numId w:val="1011"/>
         </w:numPr>
       </w:pPr>
       <w:r>
@@ -1615,7 +1682,7 @@
         <w:pStyle w:val="Compact"/>
         <w:numPr>
           <w:ilvl w:val="1"/>
-          <w:numId w:val="1010"/>
+          <w:numId w:val="1011"/>
         </w:numPr>
       </w:pPr>
       <w:r>
@@ -1768,7 +1835,7 @@
         <w:pStyle w:val="Compact"/>
         <w:numPr>
           <w:ilvl w:val="1"/>
-          <w:numId w:val="1010"/>
+          <w:numId w:val="1011"/>
         </w:numPr>
       </w:pPr>
       <w:r>
@@ -1819,7 +1886,7 @@
         <w:pStyle w:val="Compact"/>
         <w:numPr>
           <w:ilvl w:val="1"/>
-          <w:numId w:val="1010"/>
+          <w:numId w:val="1011"/>
         </w:numPr>
       </w:pPr>
       <w:r>
@@ -1864,7 +1931,7 @@
         <w:pStyle w:val="Compact"/>
         <w:numPr>
           <w:ilvl w:val="1"/>
-          <w:numId w:val="1010"/>
+          <w:numId w:val="1011"/>
         </w:numPr>
       </w:pPr>
       <w:r>
@@ -1999,7 +2066,7 @@
         <w:pStyle w:val="Compact"/>
         <w:numPr>
           <w:ilvl w:val="1"/>
-          <w:numId w:val="1011"/>
+          <w:numId w:val="1012"/>
         </w:numPr>
       </w:pPr>
       <w:r>
@@ -2065,7 +2132,7 @@
         <w:pStyle w:val="Compact"/>
         <w:numPr>
           <w:ilvl w:val="1"/>
-          <w:numId w:val="1011"/>
+          <w:numId w:val="1012"/>
         </w:numPr>
       </w:pPr>
       <w:r>
@@ -2086,7 +2153,7 @@
         <w:pStyle w:val="Compact"/>
         <w:numPr>
           <w:ilvl w:val="1"/>
-          <w:numId w:val="1011"/>
+          <w:numId w:val="1012"/>
         </w:numPr>
       </w:pPr>
       <w:r>
@@ -2117,7 +2184,7 @@
         <w:pStyle w:val="Compact"/>
         <w:numPr>
           <w:ilvl w:val="1"/>
-          <w:numId w:val="1011"/>
+          <w:numId w:val="1012"/>
         </w:numPr>
       </w:pPr>
       <w:r>
@@ -2150,7 +2217,7 @@
         <w:pStyle w:val="Compact"/>
         <w:numPr>
           <w:ilvl w:val="1"/>
-          <w:numId w:val="1011"/>
+          <w:numId w:val="1012"/>
         </w:numPr>
       </w:pPr>
       <w:r>
@@ -2171,7 +2238,7 @@
         <w:pStyle w:val="Compact"/>
         <w:numPr>
           <w:ilvl w:val="1"/>
-          <w:numId w:val="1011"/>
+          <w:numId w:val="1012"/>
         </w:numPr>
       </w:pPr>
       <w:r>
@@ -2258,7 +2325,7 @@
         <w:pStyle w:val="Compact"/>
         <w:numPr>
           <w:ilvl w:val="1"/>
-          <w:numId w:val="1011"/>
+          <w:numId w:val="1012"/>
         </w:numPr>
       </w:pPr>
       <w:r>
@@ -2351,7 +2418,7 @@
         <w:pStyle w:val="Compact"/>
         <w:numPr>
           <w:ilvl w:val="1"/>
-          <w:numId w:val="1011"/>
+          <w:numId w:val="1012"/>
         </w:numPr>
       </w:pPr>
       <w:r>
@@ -2448,7 +2515,7 @@
         <w:pStyle w:val="Compact"/>
         <w:numPr>
           <w:ilvl w:val="1"/>
-          <w:numId w:val="1012"/>
+          <w:numId w:val="1013"/>
         </w:numPr>
       </w:pPr>
       <w:r>
@@ -2529,7 +2596,7 @@
         <w:pStyle w:val="Compact"/>
         <w:numPr>
           <w:ilvl w:val="1"/>
-          <w:numId w:val="1012"/>
+          <w:numId w:val="1013"/>
         </w:numPr>
       </w:pPr>
       <w:r>
@@ -2575,7 +2642,7 @@
         <w:pStyle w:val="Compact"/>
         <w:numPr>
           <w:ilvl w:val="1"/>
-          <w:numId w:val="1012"/>
+          <w:numId w:val="1013"/>
         </w:numPr>
       </w:pPr>
       <w:r>
@@ -2611,7 +2678,7 @@
         <w:pStyle w:val="Compact"/>
         <w:numPr>
           <w:ilvl w:val="1"/>
-          <w:numId w:val="1012"/>
+          <w:numId w:val="1013"/>
         </w:numPr>
       </w:pPr>
       <w:r>
@@ -2677,7 +2744,7 @@
         <w:pStyle w:val="Compact"/>
         <w:numPr>
           <w:ilvl w:val="1"/>
-          <w:numId w:val="1012"/>
+          <w:numId w:val="1013"/>
         </w:numPr>
       </w:pPr>
       <w:r>
@@ -2714,7 +2781,7 @@
         <w:pStyle w:val="Compact"/>
         <w:numPr>
           <w:ilvl w:val="1"/>
-          <w:numId w:val="1013"/>
+          <w:numId w:val="1014"/>
         </w:numPr>
       </w:pPr>
       <w:r>
@@ -2774,7 +2841,7 @@
         <w:pStyle w:val="Compact"/>
         <w:numPr>
           <w:ilvl w:val="1"/>
-          <w:numId w:val="1013"/>
+          <w:numId w:val="1014"/>
         </w:numPr>
       </w:pPr>
       <w:r>
@@ -2840,7 +2907,7 @@
         <w:pStyle w:val="Compact"/>
         <w:numPr>
           <w:ilvl w:val="1"/>
-          <w:numId w:val="1013"/>
+          <w:numId w:val="1014"/>
         </w:numPr>
       </w:pPr>
       <w:r>
@@ -2876,7 +2943,7 @@
         <w:pStyle w:val="Compact"/>
         <w:numPr>
           <w:ilvl w:val="1"/>
-          <w:numId w:val="1013"/>
+          <w:numId w:val="1014"/>
         </w:numPr>
       </w:pPr>
       <w:r>
@@ -2974,7 +3041,7 @@
         <w:pStyle w:val="Compact"/>
         <w:numPr>
           <w:ilvl w:val="1"/>
-          <w:numId w:val="1013"/>
+          <w:numId w:val="1014"/>
         </w:numPr>
       </w:pPr>
       <w:r>
@@ -3032,7 +3099,7 @@
         <w:pStyle w:val="Compact"/>
         <w:numPr>
           <w:ilvl w:val="1"/>
-          <w:numId w:val="1014"/>
+          <w:numId w:val="1015"/>
         </w:numPr>
       </w:pPr>
       <w:r>
@@ -3092,7 +3159,7 @@
         <w:pStyle w:val="Compact"/>
         <w:numPr>
           <w:ilvl w:val="1"/>
-          <w:numId w:val="1014"/>
+          <w:numId w:val="1015"/>
         </w:numPr>
       </w:pPr>
       <w:r>
@@ -3170,7 +3237,7 @@
         <w:pStyle w:val="Compact"/>
         <w:numPr>
           <w:ilvl w:val="1"/>
-          <w:numId w:val="1014"/>
+          <w:numId w:val="1015"/>
         </w:numPr>
       </w:pPr>
       <w:r>
@@ -3317,7 +3384,7 @@
         <w:pStyle w:val="Compact"/>
         <w:numPr>
           <w:ilvl w:val="1"/>
-          <w:numId w:val="1014"/>
+          <w:numId w:val="1015"/>
         </w:numPr>
       </w:pPr>
       <w:r>
@@ -3443,7 +3510,7 @@
         <w:pStyle w:val="Compact"/>
         <w:numPr>
           <w:ilvl w:val="1"/>
-          <w:numId w:val="1014"/>
+          <w:numId w:val="1015"/>
         </w:numPr>
       </w:pPr>
       <w:r>
@@ -3590,7 +3657,7 @@
         <w:pStyle w:val="Compact"/>
         <w:numPr>
           <w:ilvl w:val="1"/>
-          <w:numId w:val="1014"/>
+          <w:numId w:val="1015"/>
         </w:numPr>
       </w:pPr>
       <w:r>
@@ -3644,1400 +3711,11 @@
         <w:pStyle w:val="Compact"/>
         <w:numPr>
           <w:ilvl w:val="1"/>
-          <w:numId w:val="1014"/>
+          <w:numId w:val="1015"/>
         </w:numPr>
       </w:pPr>
       <w:r>
         <w:t xml:space="preserve">This session (34 pure-Go units):</w:t>
-      </w:r>
-    </w:p>
-    <w:p>
-      <w:pPr>
-        <w:pStyle w:val="Compact"/>
-        <w:numPr>
-          <w:ilvl w:val="2"/>
-          <w:numId w:val="1015"/>
-        </w:numPr>
-      </w:pPr>
-      <w:r>
-        <w:rPr>
-          <w:rStyle w:val="VerbatimChar"/>
-        </w:rPr>
-        <w:t xml:space="preserve">bursthysteresis</w:t>
-      </w:r>
-      <w:r>
-        <w:t xml:space="preserve"> </w:t>
-      </w:r>
-      <w:r>
-        <w:t xml:space="preserve">—</w:t>
-      </w:r>
-      <w:r>
-        <w:t xml:space="preserve"> </w:t>
-      </w:r>
-      <w:r>
-        <w:rPr>
-          <w:rStyle w:val="VerbatimChar"/>
-        </w:rPr>
-        <w:t xml:space="preserve">BurstController</w:t>
-      </w:r>
-      <w:r>
-        <w:t xml:space="preserve"> </w:t>
-      </w:r>
-      <w:r>
-        <w:t xml:space="preserve">with a MONITOR→SPILL→RECOVER two-threshold hysteresis dead-band (HXC-1504).</w:t>
-      </w:r>
-    </w:p>
-    <w:p>
-      <w:pPr>
-        <w:pStyle w:val="Compact"/>
-        <w:numPr>
-          <w:ilvl w:val="2"/>
-          <w:numId w:val="1015"/>
-        </w:numPr>
-      </w:pPr>
-      <w:r>
-        <w:rPr>
-          <w:rStyle w:val="VerbatimChar"/>
-        </w:rPr>
-        <w:t xml:space="preserve">providerchain</w:t>
-      </w:r>
-      <w:r>
-        <w:t xml:space="preserve"> </w:t>
-      </w:r>
-      <w:r>
-        <w:t xml:space="preserve">— ordered multi-tier provider fallback cascade with retriable/terminal error classification and injected-clock failover SLA (HXC-1508).</w:t>
-      </w:r>
-    </w:p>
-    <w:p>
-      <w:pPr>
-        <w:pStyle w:val="Compact"/>
-        <w:numPr>
-          <w:ilvl w:val="2"/>
-          <w:numId w:val="1015"/>
-        </w:numPr>
-      </w:pPr>
-      <w:r>
-        <w:rPr>
-          <w:rStyle w:val="VerbatimChar"/>
-        </w:rPr>
-        <w:t xml:space="preserve">gpucatalog</w:t>
-      </w:r>
-      <w:r>
-        <w:t xml:space="preserve"> </w:t>
-      </w:r>
-      <w:r>
-        <w:t xml:space="preserve">—</w:t>
-      </w:r>
-      <w:r>
-        <w:t xml:space="preserve"> </w:t>
-      </w:r>
-      <w:r>
-        <w:rPr>
-          <w:rStyle w:val="VerbatimChar"/>
-        </w:rPr>
-        <w:t xml:space="preserve">SUPPORTED_GPUS</w:t>
-      </w:r>
-      <w:r>
-        <w:t xml:space="preserve"> </w:t>
-      </w:r>
-      <w:r>
-        <w:t xml:space="preserve">compute-multiplier catalog,</w:t>
-      </w:r>
-      <w:r>
-        <w:t xml:space="preserve"> </w:t>
-      </w:r>
-      <w:r>
-        <w:rPr>
-          <w:rStyle w:val="VerbatimChar"/>
-        </w:rPr>
-        <w:t xml:space="preserve">LookupMultiplier</w:t>
-      </w:r>
-      <w:r>
-        <w:t xml:space="preserve">, and attestation-aware</w:t>
-      </w:r>
-      <w:r>
-        <w:t xml:space="preserve"> </w:t>
-      </w:r>
-      <w:r>
-        <w:rPr>
-          <w:rStyle w:val="VerbatimChar"/>
-        </w:rPr>
-        <w:t xml:space="preserve">Score</w:t>
-      </w:r>
-      <w:r>
-        <w:t xml:space="preserve"> </w:t>
-      </w:r>
-      <w:r>
-        <w:t xml:space="preserve">(attested above un-attested) (HXC-1592).</w:t>
-      </w:r>
-    </w:p>
-    <w:p>
-      <w:pPr>
-        <w:pStyle w:val="Compact"/>
-        <w:numPr>
-          <w:ilvl w:val="2"/>
-          <w:numId w:val="1015"/>
-        </w:numPr>
-      </w:pPr>
-      <w:r>
-        <w:rPr>
-          <w:rStyle w:val="VerbatimChar"/>
-        </w:rPr>
-        <w:t xml:space="preserve">gravaladmit</w:t>
-      </w:r>
-      <w:r>
-        <w:t xml:space="preserve"> </w:t>
-      </w:r>
-      <w:r>
-        <w:t xml:space="preserve">— HMAC-SHA256 GraVal challenge-response provider admission gate with single-use nonce and</w:t>
-      </w:r>
-      <w:r>
-        <w:t xml:space="preserve"> </w:t>
-      </w:r>
-      <w:r>
-        <w:rPr>
-          <w:rStyle w:val="VerbatimChar"/>
-        </w:rPr>
-        <w:t xml:space="preserve">graval.verified</w:t>
-      </w:r>
-      <w:r>
-        <w:t xml:space="preserve"> </w:t>
-      </w:r>
-      <w:r>
-        <w:t xml:space="preserve">label (HXC-1523).</w:t>
-      </w:r>
-    </w:p>
-    <w:p>
-      <w:pPr>
-        <w:pStyle w:val="Compact"/>
-        <w:numPr>
-          <w:ilvl w:val="2"/>
-          <w:numId w:val="1015"/>
-        </w:numPr>
-      </w:pPr>
-      <w:r>
-        <w:rPr>
-          <w:rStyle w:val="VerbatimChar"/>
-        </w:rPr>
-        <w:t xml:space="preserve">modelrouter</w:t>
-      </w:r>
-      <w:r>
-        <w:t xml:space="preserve"> </w:t>
-      </w:r>
-      <w:r>
-        <w:t xml:space="preserve">— strategy-to-default-model resolution (latency/throughput/quality/cost) with a typed unknown-strategy error (HXC-1430).</w:t>
-      </w:r>
-    </w:p>
-    <w:p>
-      <w:pPr>
-        <w:pStyle w:val="Compact"/>
-        <w:numPr>
-          <w:ilvl w:val="2"/>
-          <w:numId w:val="1015"/>
-        </w:numPr>
-      </w:pPr>
-      <w:r>
-        <w:rPr>
-          <w:rStyle w:val="VerbatimChar"/>
-        </w:rPr>
-        <w:t xml:space="preserve">gravalverify</w:t>
-      </w:r>
-      <w:r>
-        <w:t xml:space="preserve"> </w:t>
-      </w:r>
-      <w:r>
-        <w:t xml:space="preserve">— GraVal GPU attestation with a VRAM-ratio</w:t>
-      </w:r>
-      <w:r>
-        <w:t xml:space="preserve"> </w:t>
-      </w:r>
-      <w:r>
-        <w:rPr>
-          <w:rStyle w:val="VerbatimChar"/>
-        </w:rPr>
-        <w:t xml:space="preserve">&gt;= 0.95</w:t>
-      </w:r>
-      <w:r>
-        <w:t xml:space="preserve"> </w:t>
-      </w:r>
-      <w:r>
-        <w:t xml:space="preserve">gate and a concurrent, race-clean</w:t>
-      </w:r>
-      <w:r>
-        <w:t xml:space="preserve"> </w:t>
-      </w:r>
-      <w:r>
-        <w:rPr>
-          <w:rStyle w:val="VerbatimChar"/>
-        </w:rPr>
-        <w:t xml:space="preserve">BatchVerify</w:t>
-      </w:r>
-      <w:r>
-        <w:t xml:space="preserve"> </w:t>
-      </w:r>
-      <w:r>
-        <w:t xml:space="preserve">pass-rate KPI (HXC-1435, HXC-1436).</w:t>
-      </w:r>
-    </w:p>
-    <w:p>
-      <w:pPr>
-        <w:pStyle w:val="Compact"/>
-        <w:numPr>
-          <w:ilvl w:val="2"/>
-          <w:numId w:val="1015"/>
-        </w:numPr>
-      </w:pPr>
-      <w:r>
-        <w:rPr>
-          <w:rStyle w:val="VerbatimChar"/>
-        </w:rPr>
-        <w:t xml:space="preserve">gepetto</w:t>
-      </w:r>
-      <w:r>
-        <w:t xml:space="preserve"> </w:t>
-      </w:r>
-      <w:r>
-        <w:t xml:space="preserve">— HelixGepetto dual-resource local-vs-Chutes arbitration with a monotonic reserve schedule and a strict</w:t>
-      </w:r>
-      <w:r>
-        <w:t xml:space="preserve"> </w:t>
-      </w:r>
-      <w:r>
-        <w:rPr>
-          <w:rStyle w:val="VerbatimChar"/>
-        </w:rPr>
-        <w:t xml:space="preserve">&gt;0.80</w:t>
-      </w:r>
-      <w:r>
-        <w:t xml:space="preserve"> </w:t>
-      </w:r>
-      <w:r>
-        <w:t xml:space="preserve">high-water anti-starvation zero-capacity cut-off (HXC-1446).</w:t>
-      </w:r>
-    </w:p>
-    <w:p>
-      <w:pPr>
-        <w:pStyle w:val="Compact"/>
-        <w:numPr>
-          <w:ilvl w:val="2"/>
-          <w:numId w:val="1015"/>
-        </w:numPr>
-      </w:pPr>
-      <w:r>
-        <w:rPr>
-          <w:rStyle w:val="VerbatimChar"/>
-        </w:rPr>
-        <w:t xml:space="preserve">chutesaccount</w:t>
-      </w:r>
-      <w:r>
-        <w:t xml:space="preserve"> </w:t>
-      </w:r>
-      <w:r>
-        <w:t xml:space="preserve">— Chutes API model-list (TEE/price fields) and</w:t>
-      </w:r>
-      <w:r>
-        <w:t xml:space="preserve"> </w:t>
-      </w:r>
-      <w:r>
-        <w:rPr>
-          <w:rStyle w:val="VerbatimChar"/>
-        </w:rPr>
-        <w:t xml:space="preserve">/users/me</w:t>
-      </w:r>
-      <w:r>
-        <w:t xml:space="preserve"> </w:t>
-      </w:r>
-      <w:r>
-        <w:t xml:space="preserve">account-balance client over HTTP with</w:t>
-      </w:r>
-      <w:r>
-        <w:t xml:space="preserve"> </w:t>
-      </w:r>
-      <w:r>
-        <w:rPr>
-          <w:rStyle w:val="VerbatimChar"/>
-        </w:rPr>
-        <w:t xml:space="preserve">Authorization: Bearer</w:t>
-      </w:r>
-      <w:r>
-        <w:t xml:space="preserve"> </w:t>
-      </w:r>
-      <w:r>
-        <w:t xml:space="preserve">(HXC-1429).</w:t>
-      </w:r>
-    </w:p>
-    <w:p>
-      <w:pPr>
-        <w:pStyle w:val="Compact"/>
-        <w:numPr>
-          <w:ilvl w:val="2"/>
-          <w:numId w:val="1015"/>
-        </w:numPr>
-      </w:pPr>
-      <w:r>
-        <w:rPr>
-          <w:rStyle w:val="VerbatimChar"/>
-        </w:rPr>
-        <w:t xml:space="preserve">cmd/burst-controller</w:t>
-      </w:r>
-      <w:r>
-        <w:t xml:space="preserve"> </w:t>
-      </w:r>
-      <w:r>
-        <w:t xml:space="preserve">— utilization-driven binary driving</w:t>
-      </w:r>
-      <w:r>
-        <w:t xml:space="preserve"> </w:t>
-      </w:r>
-      <w:r>
-        <w:rPr>
-          <w:rStyle w:val="VerbatimChar"/>
-        </w:rPr>
-        <w:t xml:space="preserve">bursthysteresis</w:t>
-      </w:r>
-      <w:r>
-        <w:t xml:space="preserve">; emits a</w:t>
-      </w:r>
-      <w:r>
-        <w:t xml:space="preserve"> </w:t>
-      </w:r>
-      <w:r>
-        <w:t xml:space="preserve">“burst allocation request”</w:t>
-      </w:r>
-      <w:r>
-        <w:t xml:space="preserve"> </w:t>
-      </w:r>
-      <w:r>
-        <w:t xml:space="preserve">on SPILL and a RECOVER line, runID-stamped (HXC-1531).</w:t>
-      </w:r>
-    </w:p>
-    <w:p>
-      <w:pPr>
-        <w:pStyle w:val="Compact"/>
-        <w:numPr>
-          <w:ilvl w:val="2"/>
-          <w:numId w:val="1015"/>
-        </w:numPr>
-      </w:pPr>
-      <w:r>
-        <w:rPr>
-          <w:rStyle w:val="VerbatimChar"/>
-        </w:rPr>
-        <w:t xml:space="preserve">tieredcache</w:t>
-      </w:r>
-      <w:r>
-        <w:t xml:space="preserve"> </w:t>
-      </w:r>
-      <w:r>
-        <w:t xml:space="preserve">— hot(memory)/warm(NVMe)/cold(SSD) tiered cache with injected backends + injected clock, idle-demotion + promotion, and per-tier hit stats (HXC-1418).</w:t>
-      </w:r>
-    </w:p>
-    <w:p>
-      <w:pPr>
-        <w:pStyle w:val="Compact"/>
-        <w:numPr>
-          <w:ilvl w:val="2"/>
-          <w:numId w:val="1015"/>
-        </w:numPr>
-      </w:pPr>
-      <w:r>
-        <w:rPr>
-          <w:rStyle w:val="VerbatimChar"/>
-        </w:rPr>
-        <w:t xml:space="preserve">smartrouter</w:t>
-      </w:r>
-      <w:r>
-        <w:t xml:space="preserve"> </w:t>
-      </w:r>
-      <w:r>
-        <w:t xml:space="preserve">— intelligent ModelRouter (latency/throughput/cost/TEE/balanced) that always excludes unhealthy models, with a typed no-eligible-model error (HXC-1539).</w:t>
-      </w:r>
-    </w:p>
-    <w:p>
-      <w:pPr>
-        <w:pStyle w:val="Compact"/>
-        <w:numPr>
-          <w:ilvl w:val="2"/>
-          <w:numId w:val="1015"/>
-        </w:numPr>
-      </w:pPr>
-      <w:r>
-        <w:rPr>
-          <w:rStyle w:val="VerbatimChar"/>
-        </w:rPr>
-        <w:t xml:space="preserve">epochresolve</w:t>
-      </w:r>
-      <w:r>
-        <w:t xml:space="preserve"> </w:t>
-      </w:r>
-      <w:r>
-        <w:t xml:space="preserve">— config-epoch failover slot-ownership conflict resolution (highest-epoch wins, deterministic lexicographic equal-epoch tiebreak, order-independent convergence) (HXC-1397).</w:t>
-      </w:r>
-    </w:p>
-    <w:p>
-      <w:pPr>
-        <w:pStyle w:val="Compact"/>
-        <w:numPr>
-          <w:ilvl w:val="2"/>
-          <w:numId w:val="1015"/>
-        </w:numPr>
-      </w:pPr>
-      <w:r>
-        <w:rPr>
-          <w:rStyle w:val="VerbatimChar"/>
-        </w:rPr>
-        <w:t xml:space="preserve">balancemonitor</w:t>
-      </w:r>
-      <w:r>
-        <w:t xml:space="preserve"> </w:t>
-      </w:r>
-      <w:r>
-        <w:t xml:space="preserve">— USD account-balance monitor with a strict low-balance floor warning, over HTTP with</w:t>
-      </w:r>
-      <w:r>
-        <w:t xml:space="preserve"> </w:t>
-      </w:r>
-      <w:r>
-        <w:rPr>
-          <w:rStyle w:val="VerbatimChar"/>
-        </w:rPr>
-        <w:t xml:space="preserve">Authorization: Bearer</w:t>
-      </w:r>
-      <w:r>
-        <w:t xml:space="preserve"> </w:t>
-      </w:r>
-      <w:r>
-        <w:t xml:space="preserve">(HXC-1512).</w:t>
-      </w:r>
-    </w:p>
-    <w:p>
-      <w:pPr>
-        <w:pStyle w:val="Compact"/>
-        <w:numPr>
-          <w:ilvl w:val="2"/>
-          <w:numId w:val="1015"/>
-        </w:numPr>
-      </w:pPr>
-      <w:r>
-        <w:rPr>
-          <w:rStyle w:val="VerbatimChar"/>
-        </w:rPr>
-        <w:t xml:space="preserve">scan</w:t>
-      </w:r>
-      <w:r>
-        <w:t xml:space="preserve"> </w:t>
-      </w:r>
-      <w:r>
-        <w:t xml:space="preserve">— Oracle-SCAN-style stable virtual client endpoint: least-loaded healthy-backend routing with a membership-stable name and injected clock (HXC-1403).</w:t>
-      </w:r>
-    </w:p>
-    <w:p>
-      <w:pPr>
-        <w:pStyle w:val="Compact"/>
-        <w:numPr>
-          <w:ilvl w:val="2"/>
-          <w:numId w:val="1015"/>
-        </w:numPr>
-      </w:pPr>
-      <w:r>
-        <w:rPr>
-          <w:rStyle w:val="VerbatimChar"/>
-        </w:rPr>
-        <w:t xml:space="preserve">llmfailover</w:t>
-      </w:r>
-      <w:r>
-        <w:t xml:space="preserve"> </w:t>
-      </w:r>
-      <w:r>
-        <w:t xml:space="preserve">— error-classified LLM failover taxonomy (deterministic per-class fallback paths) plus a sandbox scheduling-hint contract (HXC-1600).</w:t>
-      </w:r>
-    </w:p>
-    <w:p>
-      <w:pPr>
-        <w:pStyle w:val="Compact"/>
-        <w:numPr>
-          <w:ilvl w:val="2"/>
-          <w:numId w:val="1015"/>
-        </w:numPr>
-      </w:pPr>
-      <w:r>
-        <w:rPr>
-          <w:rStyle w:val="VerbatimChar"/>
-        </w:rPr>
-        <w:t xml:space="preserve">llmadapter</w:t>
-      </w:r>
-      <w:r>
-        <w:t xml:space="preserve"> </w:t>
-      </w:r>
-      <w:r>
-        <w:t xml:space="preserve">— Claude Messages / OpenAI Responses-API request and response shape adapters to OpenAI chat-completions, preserving tool-call order (HXC-1599).</w:t>
-      </w:r>
-    </w:p>
-    <w:p>
-      <w:pPr>
-        <w:pStyle w:val="Compact"/>
-        <w:numPr>
-          <w:ilvl w:val="2"/>
-          <w:numId w:val="1015"/>
-        </w:numPr>
-      </w:pPr>
-      <w:r>
-        <w:rPr>
-          <w:rStyle w:val="VerbatimChar"/>
-        </w:rPr>
-        <w:t xml:space="preserve">deltacrdt</w:t>
-      </w:r>
-      <w:r>
-        <w:t xml:space="preserve"> </w:t>
-      </w:r>
-      <w:r>
-        <w:t xml:space="preserve">— standalone delta-state CRDTs (G-counter / PN-counter / observed-remove OR-set / LWW-map) with delta-mutators and a convergent (commutative/associative/idempotent) merge (HXC-1409).</w:t>
-      </w:r>
-    </w:p>
-    <w:p>
-      <w:pPr>
-        <w:pStyle w:val="Compact"/>
-        <w:numPr>
-          <w:ilvl w:val="2"/>
-          <w:numId w:val="1015"/>
-        </w:numPr>
-      </w:pPr>
-      <w:r>
-        <w:rPr>
-          <w:rStyle w:val="VerbatimChar"/>
-        </w:rPr>
-        <w:t xml:space="preserve">gputopo</w:t>
-      </w:r>
-      <w:r>
-        <w:t xml:space="preserve"> </w:t>
-      </w:r>
-      <w:r>
-        <w:t xml:space="preserve">— topology-aware NUMA/NVLink GPU placement scoring that prefers NVLink-connected GPU pairs and falls back to PCIe (HXC-1406).</w:t>
-      </w:r>
-    </w:p>
-    <w:p>
-      <w:pPr>
-        <w:pStyle w:val="Compact"/>
-        <w:numPr>
-          <w:ilvl w:val="2"/>
-          <w:numId w:val="1015"/>
-        </w:numPr>
-      </w:pPr>
-      <w:r>
-        <w:rPr>
-          <w:rStyle w:val="VerbatimChar"/>
-        </w:rPr>
-        <w:t xml:space="preserve">fsresidency</w:t>
-      </w:r>
-      <w:r>
-        <w:t xml:space="preserve"> </w:t>
-      </w:r>
-      <w:r>
-        <w:t xml:space="preserve">— filesystem residency challenge: per-byte-range</w:t>
-      </w:r>
-      <w:r>
-        <w:t xml:space="preserve"> </w:t>
-      </w:r>
-      <w:r>
-        <w:rPr>
-          <w:rStyle w:val="VerbatimChar"/>
-        </w:rPr>
-        <w:t xml:space="preserve">ReadAt</w:t>
-      </w:r>
-      <w:r>
-        <w:t xml:space="preserve"> </w:t>
-      </w:r>
-      <w:r>
-        <w:t xml:space="preserve">+ SHA-256 verification proving a model file is really present on disk; truncated/missing/mismatch all fail (HXC-1572).</w:t>
-      </w:r>
-    </w:p>
-    <w:p>
-      <w:pPr>
-        <w:pStyle w:val="Compact"/>
-        <w:numPr>
-          <w:ilvl w:val="2"/>
-          <w:numId w:val="1015"/>
-        </w:numPr>
-      </w:pPr>
-      <w:r>
-        <w:rPr>
-          <w:rStyle w:val="VerbatimChar"/>
-        </w:rPr>
-        <w:t xml:space="preserve">economics</w:t>
-      </w:r>
-      <w:r>
-        <w:t xml:space="preserve"> </w:t>
-      </w:r>
-      <w:r>
-        <w:t xml:space="preserve">—</w:t>
-      </w:r>
-      <w:r>
-        <w:t xml:space="preserve"> </w:t>
-      </w:r>
-      <w:r>
-        <w:rPr>
-          <w:rStyle w:val="VerbatimChar"/>
-        </w:rPr>
-        <w:t xml:space="preserve">RewardDistributor</w:t>
-      </w:r>
-      <w:r>
-        <w:t xml:space="preserve"> </w:t>
-      </w:r>
-      <w:r>
-        <w:t xml:space="preserve">multi-token distribution with treasury/reinvest splits and a conservation invariant (</w:t>
-      </w:r>
-      <w:r>
-        <w:rPr>
-          <w:rStyle w:val="VerbatimChar"/>
-        </w:rPr>
-        <w:t xml:space="preserve">sum(ledger)+treasury+reinvest == total</w:t>
-      </w:r>
-      <w:r>
-        <w:t xml:space="preserve">), plus</w:t>
-      </w:r>
-      <w:r>
-        <w:t xml:space="preserve"> </w:t>
-      </w:r>
-      <w:r>
-        <w:rPr>
-          <w:rStyle w:val="VerbatimChar"/>
-        </w:rPr>
-        <w:t xml:space="preserve">GetParticipantROI</w:t>
-      </w:r>
-      <w:r>
-        <w:t xml:space="preserve"> </w:t>
-      </w:r>
-      <w:r>
-        <w:t xml:space="preserve">(ROI% + break-even days, typed unknown-participant error) (HXC-1460, HXC-1461).</w:t>
-      </w:r>
-    </w:p>
-    <w:p>
-      <w:pPr>
-        <w:pStyle w:val="Compact"/>
-        <w:numPr>
-          <w:ilvl w:val="2"/>
-          <w:numId w:val="1015"/>
-        </w:numPr>
-      </w:pPr>
-      <w:r>
-        <w:rPr>
-          <w:rStyle w:val="VerbatimChar"/>
-        </w:rPr>
-        <w:t xml:space="preserve">revenueopt</w:t>
-      </w:r>
-      <w:r>
-        <w:t xml:space="preserve"> </w:t>
-      </w:r>
-      <w:r>
-        <w:t xml:space="preserve">—</w:t>
-      </w:r>
-      <w:r>
-        <w:t xml:space="preserve"> </w:t>
-      </w:r>
-      <w:r>
-        <w:rPr>
-          <w:rStyle w:val="VerbatimChar"/>
-        </w:rPr>
-        <w:t xml:space="preserve">RevenueOptimizer.OptimizeAllocation</w:t>
-      </w:r>
-      <w:r>
-        <w:t xml:space="preserve"> </w:t>
-      </w:r>
-      <w:r>
-        <w:t xml:space="preserve">greedy GPU→marketplace assignment maximising expected revenue, with a TEE→Chutes revenue bias; self-contained types (HXC-1456).</w:t>
-      </w:r>
-    </w:p>
-    <w:p>
-      <w:pPr>
-        <w:pStyle w:val="Compact"/>
-        <w:numPr>
-          <w:ilvl w:val="2"/>
-          <w:numId w:val="1015"/>
-        </w:numPr>
-      </w:pPr>
-      <w:r>
-        <w:rPr>
-          <w:rStyle w:val="VerbatimChar"/>
-        </w:rPr>
-        <w:t xml:space="preserve">exportcontrol</w:t>
-      </w:r>
-      <w:r>
-        <w:t xml:space="preserve"> </w:t>
-      </w:r>
-      <w:r>
-        <w:t xml:space="preserve">— export-control / country-code KYC gate: a controlled GPU (</w:t>
-      </w:r>
-      <w:r>
-        <w:rPr>
-          <w:rStyle w:val="VerbatimChar"/>
-        </w:rPr>
-        <w:t xml:space="preserve">H100</w:t>
-      </w:r>
-      <w:r>
-        <w:t xml:space="preserve">/</w:t>
-      </w:r>
-      <w:r>
-        <w:rPr>
-          <w:rStyle w:val="VerbatimChar"/>
-        </w:rPr>
-        <w:t xml:space="preserve">A100</w:t>
-      </w:r>
-      <w:r>
-        <w:t xml:space="preserve">) from a Tier-3 (embargoed) or unknown jurisdiction is rejected with</w:t>
-      </w:r>
-      <w:r>
-        <w:t xml:space="preserve"> </w:t>
-      </w:r>
-      <w:r>
-        <w:rPr>
-          <w:rStyle w:val="VerbatimChar"/>
-        </w:rPr>
-        <w:t xml:space="preserve">ErrExportDenied</w:t>
-      </w:r>
-      <w:r>
-        <w:t xml:space="preserve">; Tier-1 is allowed (HXC-1482).</w:t>
-      </w:r>
-    </w:p>
-    <w:p>
-      <w:pPr>
-        <w:pStyle w:val="Compact"/>
-        <w:numPr>
-          <w:ilvl w:val="2"/>
-          <w:numId w:val="1015"/>
-        </w:numPr>
-      </w:pPr>
-      <w:r>
-        <w:rPr>
-          <w:rStyle w:val="VerbatimChar"/>
-        </w:rPr>
-        <w:t xml:space="preserve">devicecatalog</w:t>
-      </w:r>
-      <w:r>
-        <w:t xml:space="preserve"> </w:t>
-      </w:r>
-      <w:r>
-        <w:t xml:space="preserve">— machine-readable 64-device taxonomy with case-insensitive substring</w:t>
-      </w:r>
-      <w:r>
-        <w:t xml:space="preserve"> </w:t>
-      </w:r>
-      <w:r>
-        <w:rPr>
-          <w:rStyle w:val="VerbatimChar"/>
-        </w:rPr>
-        <w:t xml:space="preserve">Lookup</w:t>
-      </w:r>
-      <w:r>
-        <w:t xml:space="preserve"> </w:t>
-      </w:r>
-      <w:r>
-        <w:t xml:space="preserve">resolving a discovered CPU model (e.g. </w:t>
-      </w:r>
-      <w:r>
-        <w:rPr>
-          <w:rStyle w:val="VerbatimChar"/>
-        </w:rPr>
-        <w:t xml:space="preserve">Rockchip RK3588</w:t>
-      </w:r>
-      <w:r>
-        <w:t xml:space="preserve">) to its tier / trust-level / compute-class (HXC-1331).</w:t>
-      </w:r>
-    </w:p>
-    <w:p>
-      <w:pPr>
-        <w:pStyle w:val="Compact"/>
-        <w:numPr>
-          <w:ilvl w:val="2"/>
-          <w:numId w:val="1015"/>
-        </w:numPr>
-      </w:pPr>
-      <w:r>
-        <w:rPr>
-          <w:rStyle w:val="VerbatimChar"/>
-        </w:rPr>
-        <w:t xml:space="preserve">compliancedoc</w:t>
-      </w:r>
-      <w:r>
-        <w:t xml:space="preserve"> </w:t>
-      </w:r>
-      <w:r>
-        <w:t xml:space="preserve">— EU AI Act compliance-documentation pipeline: generates a model card + technical-documentation artifact from attestation-log records, with a SHA-256 provenance hash bound to the actual record content (HXC-1481).</w:t>
-      </w:r>
-    </w:p>
-    <w:p>
-      <w:pPr>
-        <w:pStyle w:val="Compact"/>
-        <w:numPr>
-          <w:ilvl w:val="2"/>
-          <w:numId w:val="1015"/>
-        </w:numPr>
-      </w:pPr>
-      <w:r>
-        <w:rPr>
-          <w:rStyle w:val="VerbatimChar"/>
-        </w:rPr>
-        <w:t xml:space="preserve">hybridkex</w:t>
-      </w:r>
-      <w:r>
-        <w:t xml:space="preserve"> </w:t>
-      </w:r>
-      <w:r>
-        <w:t xml:space="preserve">— hybrid post-quantum key exchange combining X25519 (</w:t>
-      </w:r>
-      <w:r>
-        <w:rPr>
-          <w:rStyle w:val="VerbatimChar"/>
-        </w:rPr>
-        <w:t xml:space="preserve">crypto/ecdh</w:t>
-      </w:r>
-      <w:r>
-        <w:t xml:space="preserve">) and ML-KEM-768 (</w:t>
-      </w:r>
-      <w:r>
-        <w:rPr>
-          <w:rStyle w:val="VerbatimChar"/>
-        </w:rPr>
-        <w:t xml:space="preserve">crypto/mlkem</w:t>
-      </w:r>
-      <w:r>
-        <w:t xml:space="preserve">) shared secrets via HKDF-SHA256 (group</w:t>
-      </w:r>
-      <w:r>
-        <w:t xml:space="preserve"> </w:t>
-      </w:r>
-      <w:r>
-        <w:rPr>
-          <w:rStyle w:val="VerbatimChar"/>
-        </w:rPr>
-        <w:t xml:space="preserve">X25519MLKEM768</w:t>
-      </w:r>
-      <w:r>
-        <w:t xml:space="preserve">); a tampered ML-KEM ciphertext yields a non-matching key (HXC-1476).</w:t>
-      </w:r>
-    </w:p>
-    <w:p>
-      <w:pPr>
-        <w:pStyle w:val="Compact"/>
-        <w:numPr>
-          <w:ilvl w:val="2"/>
-          <w:numId w:val="1015"/>
-        </w:numPr>
-      </w:pPr>
-      <w:r>
-        <w:rPr>
-          <w:rStyle w:val="VerbatimChar"/>
-        </w:rPr>
-        <w:t xml:space="preserve">carbonsched</w:t>
-      </w:r>
-      <w:r>
-        <w:t xml:space="preserve"> </w:t>
-      </w:r>
-      <w:r>
-        <w:t xml:space="preserve">— carbon-aware job placement: chooses the lowest-carbon-intensity latency-eligible region (deterministic name tiebreak) with per-job kWh / gCO2 metering (HXC-1480).</w:t>
-      </w:r>
-    </w:p>
-    <w:p>
-      <w:pPr>
-        <w:pStyle w:val="Compact"/>
-        <w:numPr>
-          <w:ilvl w:val="2"/>
-          <w:numId w:val="1015"/>
-        </w:numPr>
-      </w:pPr>
-      <w:r>
-        <w:rPr>
-          <w:rStyle w:val="VerbatimChar"/>
-        </w:rPr>
-        <w:t xml:space="preserve">gpuattest</w:t>
-      </w:r>
-      <w:r>
-        <w:t xml:space="preserve"> </w:t>
-      </w:r>
-      <w:r>
-        <w:t xml:space="preserve">(additive</w:t>
-      </w:r>
-      <w:r>
-        <w:t xml:space="preserve"> </w:t>
-      </w:r>
-      <w:r>
-        <w:rPr>
-          <w:rStyle w:val="VerbatimChar"/>
-        </w:rPr>
-        <w:t xml:space="preserve">multigpu.go</w:t>
-      </w:r>
-      <w:r>
-        <w:t xml:space="preserve">) — multi-GPU node enumeration: an N-GPU node descriptor yields N distinct, independently-verifiable per-device attestation proofs keyed by GPU UUID; rejects duplicate/empty descriptors (HXC-1573).</w:t>
-      </w:r>
-    </w:p>
-    <w:p>
-      <w:pPr>
-        <w:pStyle w:val="Compact"/>
-        <w:numPr>
-          <w:ilvl w:val="2"/>
-          <w:numId w:val="1015"/>
-        </w:numPr>
-      </w:pPr>
-      <w:r>
-        <w:rPr>
-          <w:rStyle w:val="VerbatimChar"/>
-        </w:rPr>
-        <w:t xml:space="preserve">workloadrouter</w:t>
-      </w:r>
-      <w:r>
-        <w:t xml:space="preserve"> </w:t>
-      </w:r>
-      <w:r>
-        <w:t xml:space="preserve">—</w:t>
-      </w:r>
-      <w:r>
-        <w:t xml:space="preserve"> </w:t>
-      </w:r>
-      <w:r>
-        <w:rPr>
-          <w:rStyle w:val="VerbatimChar"/>
-        </w:rPr>
-        <w:t xml:space="preserve">UnifiedManager.RouteWorkload</w:t>
-      </w:r>
-      <w:r>
-        <w:t xml:space="preserve">: concurrent per-marketplace price probes + a weighted composite score (inverse price/latency, health) with a TEE multiplier that re-ranks confidential offers when the workload requires a TEE (HXC-1455).</w:t>
-      </w:r>
-    </w:p>
-    <w:p>
-      <w:pPr>
-        <w:pStyle w:val="Compact"/>
-        <w:numPr>
-          <w:ilvl w:val="2"/>
-          <w:numId w:val="1015"/>
-        </w:numPr>
-      </w:pPr>
-      <w:r>
-        <w:rPr>
-          <w:rStyle w:val="VerbatimChar"/>
-        </w:rPr>
-        <w:t xml:space="preserve">metrics</w:t>
-      </w:r>
-      <w:r>
-        <w:t xml:space="preserve"> </w:t>
-      </w:r>
-      <w:r>
-        <w:t xml:space="preserve">(additive</w:t>
-      </w:r>
-      <w:r>
-        <w:t xml:space="preserve"> </w:t>
-      </w:r>
-      <w:r>
-        <w:rPr>
-          <w:rStyle w:val="VerbatimChar"/>
-        </w:rPr>
-        <w:t xml:space="preserve">tiermetrics.go</w:t>
-      </w:r>
-      <w:r>
-        <w:t xml:space="preserve">) —</w:t>
-      </w:r>
-      <w:r>
-        <w:t xml:space="preserve"> </w:t>
-      </w:r>
-      <w:r>
-        <w:rPr>
-          <w:rStyle w:val="VerbatimChar"/>
-        </w:rPr>
-        <w:t xml:space="preserve">TierMetrics</w:t>
-      </w:r>
-      <w:r>
-        <w:t xml:space="preserve"> </w:t>
-      </w:r>
-      <w:r>
-        <w:t xml:space="preserve">exposes</w:t>
-      </w:r>
-      <w:r>
-        <w:t xml:space="preserve"> </w:t>
-      </w:r>
-      <w:r>
-        <w:rPr>
-          <w:rStyle w:val="VerbatimChar"/>
-        </w:rPr>
-        <w:t xml:space="preserve">gpu_tier_utilization</w:t>
-      </w:r>
-      <w:r>
-        <w:t xml:space="preserve">,</w:t>
-      </w:r>
-      <w:r>
-        <w:t xml:space="preserve"> </w:t>
-      </w:r>
-      <w:r>
-        <w:rPr>
-          <w:rStyle w:val="VerbatimChar"/>
-        </w:rPr>
-        <w:t xml:space="preserve">gpu_cost_per_hour</w:t>
-      </w:r>
-      <w:r>
-        <w:t xml:space="preserve">, and</w:t>
-      </w:r>
-      <w:r>
-        <w:t xml:space="preserve"> </w:t>
-      </w:r>
-      <w:r>
-        <w:rPr>
-          <w:rStyle w:val="VerbatimChar"/>
-        </w:rPr>
-        <w:t xml:space="preserve">provider_health</w:t>
-      </w:r>
-      <w:r>
-        <w:t xml:space="preserve"> </w:t>
-      </w:r>
-      <w:r>
-        <w:t xml:space="preserve">Prometheus-text series with deterministic ordering and concurrent-safe setters (HXC-1535).</w:t>
-      </w:r>
-    </w:p>
-    <w:p>
-      <w:pPr>
-        <w:pStyle w:val="Compact"/>
-        <w:numPr>
-          <w:ilvl w:val="2"/>
-          <w:numId w:val="1015"/>
-        </w:numPr>
-      </w:pPr>
-      <w:r>
-        <w:rPr>
-          <w:rStyle w:val="VerbatimChar"/>
-        </w:rPr>
-        <w:t xml:space="preserve">cmd/gpu-pool-manager</w:t>
-      </w:r>
-      <w:r>
-        <w:t xml:space="preserve"> </w:t>
-      </w:r>
-      <w:r>
-        <w:t xml:space="preserve">— GPU pool manager HTTP front-end:</w:t>
-      </w:r>
-      <w:r>
-        <w:t xml:space="preserve"> </w:t>
-      </w:r>
-      <w:r>
-        <w:rPr>
-          <w:rStyle w:val="VerbatimChar"/>
-        </w:rPr>
-        <w:t xml:space="preserve">POST /allocate</w:t>
-      </w:r>
-      <w:r>
-        <w:t xml:space="preserve"> </w:t>
-      </w:r>
-      <w:r>
-        <w:t xml:space="preserve">returns the tier-correct (lowest-tier healthy, name tiebreak) provider as JSON (</w:t>
-      </w:r>
-      <w:r>
-        <w:rPr>
-          <w:rStyle w:val="VerbatimChar"/>
-        </w:rPr>
-        <w:t xml:space="preserve">503</w:t>
-      </w:r>
-      <w:r>
-        <w:t xml:space="preserve"> </w:t>
-      </w:r>
-      <w:r>
-        <w:t xml:space="preserve">when none healthy) and</w:t>
-      </w:r>
-      <w:r>
-        <w:t xml:space="preserve"> </w:t>
-      </w:r>
-      <w:r>
-        <w:rPr>
-          <w:rStyle w:val="VerbatimChar"/>
-        </w:rPr>
-        <w:t xml:space="preserve">GET /providers</w:t>
-      </w:r>
-      <w:r>
-        <w:t xml:space="preserve"> </w:t>
-      </w:r>
-      <w:r>
-        <w:t xml:space="preserve">lists providers with health; httptest-gated, self-contained (HXC-1530).</w:t>
-      </w:r>
-    </w:p>
-    <w:p>
-      <w:pPr>
-        <w:pStyle w:val="Compact"/>
-        <w:numPr>
-          <w:ilvl w:val="2"/>
-          <w:numId w:val="1015"/>
-        </w:numPr>
-      </w:pPr>
-      <w:r>
-        <w:rPr>
-          <w:rStyle w:val="VerbatimChar"/>
-        </w:rPr>
-        <w:t xml:space="preserve">marketplaceadapter</w:t>
-      </w:r>
-      <w:r>
-        <w:t xml:space="preserve"> </w:t>
-      </w:r>
-      <w:r>
-        <w:t xml:space="preserve">—</w:t>
-      </w:r>
-      <w:r>
-        <w:t xml:space="preserve"> </w:t>
-      </w:r>
-      <w:r>
-        <w:rPr>
-          <w:rStyle w:val="VerbatimChar"/>
-        </w:rPr>
-        <w:t xml:space="preserve">MarketplaceAdapter</w:t>
-      </w:r>
-      <w:r>
-        <w:t xml:space="preserve"> </w:t>
-      </w:r>
-      <w:r>
-        <w:t xml:space="preserve">interface (</w:t>
-      </w:r>
-      <w:r>
-        <w:rPr>
-          <w:rStyle w:val="VerbatimChar"/>
-        </w:rPr>
-        <w:t xml:space="preserve">Name</w:t>
-      </w:r>
-      <w:r>
-        <w:t xml:space="preserve">/</w:t>
-      </w:r>
-      <w:r>
-        <w:rPr>
-          <w:rStyle w:val="VerbatimChar"/>
-        </w:rPr>
-        <w:t xml:space="preserve">GetCurrentPricing</w:t>
-      </w:r>
-      <w:r>
-        <w:t xml:space="preserve">/</w:t>
-      </w:r>
-      <w:r>
-        <w:rPr>
-          <w:rStyle w:val="VerbatimChar"/>
-        </w:rPr>
-        <w:t xml:space="preserve">SubmitWork</w:t>
-      </w:r>
-      <w:r>
-        <w:t xml:space="preserve">) with a</w:t>
-      </w:r>
-      <w:r>
-        <w:t xml:space="preserve"> </w:t>
-      </w:r>
-      <w:r>
-        <w:rPr>
-          <w:rStyle w:val="VerbatimChar"/>
-        </w:rPr>
-        <w:t xml:space="preserve">Name()</w:t>
-      </w:r>
-      <w:r>
-        <w:t xml:space="preserve">-keyed dispatch</w:t>
-      </w:r>
-      <w:r>
-        <w:t xml:space="preserve"> </w:t>
-      </w:r>
-      <w:r>
-        <w:rPr>
-          <w:rStyle w:val="VerbatimChar"/>
-        </w:rPr>
-        <w:t xml:space="preserve">Registry</w:t>
-      </w:r>
-      <w:r>
-        <w:t xml:space="preserve"> </w:t>
-      </w:r>
-      <w:r>
-        <w:t xml:space="preserve">and a</w:t>
-      </w:r>
-      <w:r>
-        <w:t xml:space="preserve"> </w:t>
-      </w:r>
-      <w:r>
-        <w:rPr>
-          <w:rStyle w:val="VerbatimChar"/>
-        </w:rPr>
-        <w:t xml:space="preserve">ChutesAdapter</w:t>
-      </w:r>
-      <w:r>
-        <w:t xml:space="preserve"> </w:t>
-      </w:r>
-      <w:r>
-        <w:t xml:space="preserve">over HTTP (httptest fixture, non-2xx rejected) (HXC-1454).</w:t>
-      </w:r>
-    </w:p>
-    <w:p>
-      <w:pPr>
-        <w:pStyle w:val="Compact"/>
-        <w:numPr>
-          <w:ilvl w:val="2"/>
-          <w:numId w:val="1015"/>
-        </w:numPr>
-      </w:pPr>
-      <w:r>
-        <w:rPr>
-          <w:rStyle w:val="VerbatimChar"/>
-        </w:rPr>
-        <w:t xml:space="preserve">cmd/e2ee-proxy</w:t>
-      </w:r>
-      <w:r>
-        <w:t xml:space="preserve"> </w:t>
-      </w:r>
-      <w:r>
-        <w:t xml:space="preserve">— transparent ML-KEM-768 (</w:t>
-      </w:r>
-      <w:r>
-        <w:rPr>
-          <w:rStyle w:val="VerbatimChar"/>
-        </w:rPr>
-        <w:t xml:space="preserve">crypto/mlkem</w:t>
-      </w:r>
-      <w:r>
-        <w:t xml:space="preserve">) + AES-256-GCM encrypting proxy:</w:t>
-      </w:r>
-      <w:r>
-        <w:t xml:space="preserve"> </w:t>
-      </w:r>
-      <w:r>
-        <w:rPr>
-          <w:rStyle w:val="VerbatimChar"/>
-        </w:rPr>
-        <w:t xml:space="preserve">EncryptingTransport</w:t>
-      </w:r>
-      <w:r>
-        <w:t xml:space="preserve"> </w:t>
-      </w:r>
-      <w:r>
-        <w:t xml:space="preserve">seals request bodies and</w:t>
-      </w:r>
-      <w:r>
-        <w:t xml:space="preserve"> </w:t>
-      </w:r>
-      <w:r>
-        <w:rPr>
-          <w:rStyle w:val="VerbatimChar"/>
-        </w:rPr>
-        <w:t xml:space="preserve">DecryptingHandler</w:t>
-      </w:r>
-      <w:r>
-        <w:t xml:space="preserve"> </w:t>
-      </w:r>
-      <w:r>
-        <w:t xml:space="preserve">opens them, so the on-wire payload between proxy and upstream is ciphertext-only while the client receives the correct plaintext; tampered ciphertext is rejected (HXC-1532).</w:t>
-      </w:r>
-    </w:p>
-    <w:p>
-      <w:pPr>
-        <w:pStyle w:val="Compact"/>
-        <w:numPr>
-          <w:ilvl w:val="2"/>
-          <w:numId w:val="1015"/>
-        </w:numPr>
-      </w:pPr>
-      <w:r>
-        <w:rPr>
-          <w:rStyle w:val="VerbatimChar"/>
-        </w:rPr>
-        <w:t xml:space="preserve">e2eebench</w:t>
-      </w:r>
-      <w:r>
-        <w:t xml:space="preserve"> </w:t>
-      </w:r>
-      <w:r>
-        <w:t xml:space="preserve">—</w:t>
-      </w:r>
-      <w:r>
-        <w:t xml:space="preserve"> </w:t>
-      </w:r>
-      <w:r>
-        <w:rPr>
-          <w:rStyle w:val="VerbatimChar"/>
-        </w:rPr>
-        <w:t xml:space="preserve">MeasureHandshakeLatency</w:t>
-      </w:r>
-      <w:r>
-        <w:t xml:space="preserve"> </w:t>
-      </w:r>
-      <w:r>
-        <w:t xml:space="preserve">benchmarks the</w:t>
-      </w:r>
-      <w:r>
-        <w:t xml:space="preserve"> </w:t>
-      </w:r>
-      <w:r>
-        <w:rPr>
-          <w:rStyle w:val="VerbatimChar"/>
-        </w:rPr>
-        <w:t xml:space="preserve">hybridkex</w:t>
-      </w:r>
-      <w:r>
-        <w:t xml:space="preserve"> </w:t>
-      </w:r>
-      <w:r>
-        <w:t xml:space="preserve">full handshake (median + P95), proving median &lt; 1ms on host and enforcing per-iteration key agreement (</w:t>
-      </w:r>
-      <w:r>
-        <w:rPr>
-          <w:rStyle w:val="VerbatimChar"/>
-        </w:rPr>
-        <w:t xml:space="preserve">ErrKeyDisagreement</w:t>
-      </w:r>
-      <w:r>
-        <w:t xml:space="preserve">) (HXC-1556).</w:t>
-      </w:r>
-    </w:p>
-    <w:p>
-      <w:pPr>
-        <w:pStyle w:val="Compact"/>
-        <w:numPr>
-          <w:ilvl w:val="2"/>
-          <w:numId w:val="1015"/>
-        </w:numPr>
-      </w:pPr>
-      <w:r>
-        <w:rPr>
-          <w:rStyle w:val="VerbatimChar"/>
-        </w:rPr>
-        <w:t xml:space="preserve">archlint</w:t>
-      </w:r>
-      <w:r>
-        <w:t xml:space="preserve"> </w:t>
-      </w:r>
-      <w:r>
-        <w:t xml:space="preserve">+</w:t>
-      </w:r>
-      <w:r>
-        <w:t xml:space="preserve"> </w:t>
-      </w:r>
-      <w:r>
-        <w:rPr>
-          <w:rStyle w:val="VerbatimChar"/>
-        </w:rPr>
-        <w:t xml:space="preserve">docs/ARCHITECTURE.md</w:t>
-      </w:r>
-      <w:r>
-        <w:t xml:space="preserve"> </w:t>
-      </w:r>
-      <w:r>
-        <w:t xml:space="preserve">— the hardened L0–L7 architecture diagram and component map, mechanically enforced:</w:t>
-      </w:r>
-      <w:r>
-        <w:t xml:space="preserve"> </w:t>
-      </w:r>
-      <w:r>
-        <w:rPr>
-          <w:rStyle w:val="VerbatimChar"/>
-        </w:rPr>
-        <w:t xml:space="preserve">archlint</w:t>
-      </w:r>
-      <w:r>
-        <w:t xml:space="preserve"> </w:t>
-      </w:r>
-      <w:r>
-        <w:t xml:space="preserve">parses the component-map table and fails the build if any documented component maps to a package path that does not exist on disk (HXC-1424).</w:t>
-      </w:r>
-    </w:p>
-    <w:p>
-      <w:pPr>
-        <w:pStyle w:val="Compact"/>
-        <w:numPr>
-          <w:ilvl w:val="1"/>
-          <w:numId w:val="1014"/>
-        </w:numPr>
-      </w:pPr>
-      <w:r>
-        <w:t xml:space="preserve">Wave 67 (5 units, subagent-driven, 5 parallel streams in disjoint packages):</w:t>
       </w:r>
     </w:p>
     <w:p>
@@ -5052,7 +3730,7 @@
         <w:rPr>
           <w:rStyle w:val="VerbatimChar"/>
         </w:rPr>
-        <w:t xml:space="preserve">multiraft</w:t>
+        <w:t xml:space="preserve">bursthysteresis</w:t>
       </w:r>
       <w:r>
         <w:t xml:space="preserve"> </w:t>
@@ -5067,55 +3745,13 @@
         <w:rPr>
           <w:rStyle w:val="VerbatimChar"/>
         </w:rPr>
-        <w:t xml:space="preserve">MultiRaftManager</w:t>
-      </w:r>
-      <w:r>
-        <w:t xml:space="preserve"> </w:t>
-      </w:r>
-      <w:r>
-        <w:t xml:space="preserve">partitioning cluster state into independent per-shard</w:t>
-      </w:r>
-      <w:r>
-        <w:t xml:space="preserve"> </w:t>
-      </w:r>
-      <w:r>
-        <w:rPr>
-          <w:rStyle w:val="VerbatimChar"/>
-        </w:rPr>
-        <w:t xml:space="preserve">go.etcd.io/raft/v3</w:t>
-      </w:r>
-      <w:r>
-        <w:t xml:space="preserve"> </w:t>
-      </w:r>
-      <w:r>
-        <w:t xml:space="preserve">groups, each electing its own leader and committing independently via per-shard</w:t>
-      </w:r>
-      <w:r>
-        <w:t xml:space="preserve"> </w:t>
-      </w:r>
-      <w:r>
-        <w:rPr>
-          <w:rStyle w:val="VerbatimChar"/>
-        </w:rPr>
-        <w:t xml:space="preserve">Propose</w:t>
-      </w:r>
-      <w:r>
-        <w:t xml:space="preserve"> </w:t>
-      </w:r>
-      <w:r>
-        <w:t xml:space="preserve">routing over an in-process</w:t>
-      </w:r>
-      <w:r>
-        <w:t xml:space="preserve"> </w:t>
-      </w:r>
-      <w:r>
-        <w:rPr>
-          <w:rStyle w:val="VerbatimChar"/>
-        </w:rPr>
-        <w:t xml:space="preserve">RaftTransport</w:t>
-      </w:r>
-      <w:r>
-        <w:t xml:space="preserve">; write throughput scales with shard count and a shard re-elects on leader loss while others keep committing (HXC-1387).</w:t>
+        <w:t xml:space="preserve">BurstController</w:t>
+      </w:r>
+      <w:r>
+        <w:t xml:space="preserve"> </w:t>
+      </w:r>
+      <w:r>
+        <w:t xml:space="preserve">with a MONITOR→SPILL→RECOVER two-threshold hysteresis dead-band (HXC-1504).</w:t>
       </w:r>
     </w:p>
     <w:p>
@@ -5130,58 +3766,13 @@
         <w:rPr>
           <w:rStyle w:val="VerbatimChar"/>
         </w:rPr>
-        <w:t xml:space="preserve">stonith</w:t>
-      </w:r>
-      <w:r>
-        <w:t xml:space="preserve"> </w:t>
-      </w:r>
-      <w:r>
-        <w:t xml:space="preserve">— STONITH fencing: a</w:t>
-      </w:r>
-      <w:r>
-        <w:t xml:space="preserve"> </w:t>
-      </w:r>
-      <w:r>
-        <w:rPr>
-          <w:rStyle w:val="VerbatimChar"/>
-        </w:rPr>
-        <w:t xml:space="preserve">FencingAgent</w:t>
-      </w:r>
-      <w:r>
-        <w:t xml:space="preserve"> </w:t>
-      </w:r>
-      <w:r>
-        <w:t xml:space="preserve">interface with IPMI / AWS-EC2 / Azure-ARM / SBD-shared-disk / NoOp drivers and a</w:t>
-      </w:r>
-      <w:r>
-        <w:t xml:space="preserve"> </w:t>
-      </w:r>
-      <w:r>
-        <w:rPr>
-          <w:rStyle w:val="VerbatimChar"/>
-        </w:rPr>
-        <w:t xml:space="preserve">MultiLevelFencer</w:t>
-      </w:r>
-      <w:r>
-        <w:t xml:space="preserve"> </w:t>
-      </w:r>
-      <w:r>
-        <w:t xml:space="preserve">multi-level fallback, with sink-side fence confirmation; the IPMI real-binary path is an honest SKIP-with-reason when</w:t>
-      </w:r>
-      <w:r>
-        <w:t xml:space="preserve"> </w:t>
-      </w:r>
-      <w:r>
-        <w:rPr>
-          <w:rStyle w:val="VerbatimChar"/>
-        </w:rPr>
-        <w:t xml:space="preserve">ipmitool</w:t>
-      </w:r>
-      <w:r>
-        <w:t xml:space="preserve"> </w:t>
-      </w:r>
-      <w:r>
-        <w:t xml:space="preserve">is absent (HXC-1401).</w:t>
+        <w:t xml:space="preserve">providerchain</w:t>
+      </w:r>
+      <w:r>
+        <w:t xml:space="preserve"> </w:t>
+      </w:r>
+      <w:r>
+        <w:t xml:space="preserve">— ordered multi-tier provider fallback cascade with retriable/terminal error classification and injected-clock failover SLA (HXC-1508).</w:t>
       </w:r>
     </w:p>
     <w:p>
@@ -5196,13 +3787,55 @@
         <w:rPr>
           <w:rStyle w:val="VerbatimChar"/>
         </w:rPr>
-        <w:t xml:space="preserve">deviceplugin</w:t>
-      </w:r>
-      <w:r>
-        <w:t xml:space="preserve"> </w:t>
-      </w:r>
-      <w:r>
-        <w:t xml:space="preserve">— Nomad/K8s-style gRPC device-plugin / GRES fingerprinting framework over real gRPC: plugins register full device fingerprints, the registry parses GRES descriptors, atomically applies fingerprints, allocates by request, and rejects oversubscription (HXC-1407).</w:t>
+        <w:t xml:space="preserve">gpucatalog</w:t>
+      </w:r>
+      <w:r>
+        <w:t xml:space="preserve"> </w:t>
+      </w:r>
+      <w:r>
+        <w:t xml:space="preserve">—</w:t>
+      </w:r>
+      <w:r>
+        <w:t xml:space="preserve"> </w:t>
+      </w:r>
+      <w:r>
+        <w:rPr>
+          <w:rStyle w:val="VerbatimChar"/>
+        </w:rPr>
+        <w:t xml:space="preserve">SUPPORTED_GPUS</w:t>
+      </w:r>
+      <w:r>
+        <w:t xml:space="preserve"> </w:t>
+      </w:r>
+      <w:r>
+        <w:t xml:space="preserve">compute-multiplier catalog,</w:t>
+      </w:r>
+      <w:r>
+        <w:t xml:space="preserve"> </w:t>
+      </w:r>
+      <w:r>
+        <w:rPr>
+          <w:rStyle w:val="VerbatimChar"/>
+        </w:rPr>
+        <w:t xml:space="preserve">LookupMultiplier</w:t>
+      </w:r>
+      <w:r>
+        <w:t xml:space="preserve">, and attestation-aware</w:t>
+      </w:r>
+      <w:r>
+        <w:t xml:space="preserve"> </w:t>
+      </w:r>
+      <w:r>
+        <w:rPr>
+          <w:rStyle w:val="VerbatimChar"/>
+        </w:rPr>
+        <w:t xml:space="preserve">Score</w:t>
+      </w:r>
+      <w:r>
+        <w:t xml:space="preserve"> </w:t>
+      </w:r>
+      <w:r>
+        <w:t xml:space="preserve">(attested above un-attested) (HXC-1592).</w:t>
       </w:r>
     </w:p>
     <w:p>
@@ -5217,70 +3850,28 @@
         <w:rPr>
           <w:rStyle w:val="VerbatimChar"/>
         </w:rPr>
-        <w:t xml:space="preserve">internal/gpu</w:t>
-      </w:r>
-      <w:r>
-        <w:t xml:space="preserve"> </w:t>
-      </w:r>
-      <w:r>
-        <w:t xml:space="preserve">(additive</w:t>
-      </w:r>
-      <w:r>
-        <w:t xml:space="preserve"> </w:t>
-      </w:r>
-      <w:r>
-        <w:rPr>
-          <w:rStyle w:val="VerbatimChar"/>
-        </w:rPr>
-        <w:t xml:space="preserve">manager_helixpow.go</w:t>
-      </w:r>
-      <w:r>
-        <w:t xml:space="preserve">) — dual-workload capacity reservation:</w:t>
-      </w:r>
-      <w:r>
-        <w:t xml:space="preserve"> </w:t>
-      </w:r>
-      <w:r>
-        <w:rPr>
-          <w:rStyle w:val="VerbatimChar"/>
-        </w:rPr>
-        <w:t xml:space="preserve">ReserveForHelixPoW(fraction)</w:t>
-      </w:r>
-      <w:r>
-        <w:t xml:space="preserve"> </w:t>
-      </w:r>
-      <w:r>
-        <w:t xml:space="preserve">+</w:t>
-      </w:r>
-      <w:r>
-        <w:t xml:space="preserve"> </w:t>
-      </w:r>
-      <w:r>
-        <w:rPr>
-          <w:rStyle w:val="VerbatimChar"/>
-        </w:rPr>
-        <w:t xml:space="preserve">ChutesCapacity()</w:t>
-      </w:r>
-      <w:r>
-        <w:t xml:space="preserve"> </w:t>
-      </w:r>
-      <w:r>
-        <w:t xml:space="preserve">reporting only the non-reserved remainder, with a strict</w:t>
-      </w:r>
-      <w:r>
-        <w:t xml:space="preserve"> </w:t>
-      </w:r>
-      <w:r>
-        <w:rPr>
-          <w:rStyle w:val="VerbatimChar"/>
-        </w:rPr>
-        <w:t xml:space="preserve">&gt;0.80</w:t>
-      </w:r>
-      <w:r>
-        <w:t xml:space="preserve"> </w:t>
-      </w:r>
-      <w:r>
-        <w:t xml:space="preserve">Helix-load Gepetto starvation guard that zeroes Chutes capacity (HXC-1447).</w:t>
+        <w:t xml:space="preserve">gravaladmit</w:t>
+      </w:r>
+      <w:r>
+        <w:t xml:space="preserve"> </w:t>
+      </w:r>
+      <w:r>
+        <w:t xml:space="preserve">— HMAC-SHA256 GraVal challenge-response provider admission gate with single-use nonce and</w:t>
+      </w:r>
+      <w:r>
+        <w:t xml:space="preserve"> </w:t>
+      </w:r>
+      <w:r>
+        <w:rPr>
+          <w:rStyle w:val="VerbatimChar"/>
+        </w:rPr>
+        <w:t xml:space="preserve">graval.verified</w:t>
+      </w:r>
+      <w:r>
+        <w:t xml:space="preserve"> </w:t>
+      </w:r>
+      <w:r>
+        <w:t xml:space="preserve">label (HXC-1523).</w:t>
       </w:r>
     </w:p>
     <w:p>
@@ -5295,7 +3886,736 @@
         <w:rPr>
           <w:rStyle w:val="VerbatimChar"/>
         </w:rPr>
-        <w:t xml:space="preserve">chutes</w:t>
+        <w:t xml:space="preserve">modelrouter</w:t>
+      </w:r>
+      <w:r>
+        <w:t xml:space="preserve"> </w:t>
+      </w:r>
+      <w:r>
+        <w:t xml:space="preserve">— strategy-to-default-model resolution (latency/throughput/quality/cost) with a typed unknown-strategy error (HXC-1430).</w:t>
+      </w:r>
+    </w:p>
+    <w:p>
+      <w:pPr>
+        <w:pStyle w:val="Compact"/>
+        <w:numPr>
+          <w:ilvl w:val="2"/>
+          <w:numId w:val="1016"/>
+        </w:numPr>
+      </w:pPr>
+      <w:r>
+        <w:rPr>
+          <w:rStyle w:val="VerbatimChar"/>
+        </w:rPr>
+        <w:t xml:space="preserve">gravalverify</w:t>
+      </w:r>
+      <w:r>
+        <w:t xml:space="preserve"> </w:t>
+      </w:r>
+      <w:r>
+        <w:t xml:space="preserve">— GraVal GPU attestation with a VRAM-ratio</w:t>
+      </w:r>
+      <w:r>
+        <w:t xml:space="preserve"> </w:t>
+      </w:r>
+      <w:r>
+        <w:rPr>
+          <w:rStyle w:val="VerbatimChar"/>
+        </w:rPr>
+        <w:t xml:space="preserve">&gt;= 0.95</w:t>
+      </w:r>
+      <w:r>
+        <w:t xml:space="preserve"> </w:t>
+      </w:r>
+      <w:r>
+        <w:t xml:space="preserve">gate and a concurrent, race-clean</w:t>
+      </w:r>
+      <w:r>
+        <w:t xml:space="preserve"> </w:t>
+      </w:r>
+      <w:r>
+        <w:rPr>
+          <w:rStyle w:val="VerbatimChar"/>
+        </w:rPr>
+        <w:t xml:space="preserve">BatchVerify</w:t>
+      </w:r>
+      <w:r>
+        <w:t xml:space="preserve"> </w:t>
+      </w:r>
+      <w:r>
+        <w:t xml:space="preserve">pass-rate KPI (HXC-1435, HXC-1436).</w:t>
+      </w:r>
+    </w:p>
+    <w:p>
+      <w:pPr>
+        <w:pStyle w:val="Compact"/>
+        <w:numPr>
+          <w:ilvl w:val="2"/>
+          <w:numId w:val="1016"/>
+        </w:numPr>
+      </w:pPr>
+      <w:r>
+        <w:rPr>
+          <w:rStyle w:val="VerbatimChar"/>
+        </w:rPr>
+        <w:t xml:space="preserve">gepetto</w:t>
+      </w:r>
+      <w:r>
+        <w:t xml:space="preserve"> </w:t>
+      </w:r>
+      <w:r>
+        <w:t xml:space="preserve">— HelixGepetto dual-resource local-vs-Chutes arbitration with a monotonic reserve schedule and a strict</w:t>
+      </w:r>
+      <w:r>
+        <w:t xml:space="preserve"> </w:t>
+      </w:r>
+      <w:r>
+        <w:rPr>
+          <w:rStyle w:val="VerbatimChar"/>
+        </w:rPr>
+        <w:t xml:space="preserve">&gt;0.80</w:t>
+      </w:r>
+      <w:r>
+        <w:t xml:space="preserve"> </w:t>
+      </w:r>
+      <w:r>
+        <w:t xml:space="preserve">high-water anti-starvation zero-capacity cut-off (HXC-1446).</w:t>
+      </w:r>
+    </w:p>
+    <w:p>
+      <w:pPr>
+        <w:pStyle w:val="Compact"/>
+        <w:numPr>
+          <w:ilvl w:val="2"/>
+          <w:numId w:val="1016"/>
+        </w:numPr>
+      </w:pPr>
+      <w:r>
+        <w:rPr>
+          <w:rStyle w:val="VerbatimChar"/>
+        </w:rPr>
+        <w:t xml:space="preserve">chutesaccount</w:t>
+      </w:r>
+      <w:r>
+        <w:t xml:space="preserve"> </w:t>
+      </w:r>
+      <w:r>
+        <w:t xml:space="preserve">— Chutes API model-list (TEE/price fields) and</w:t>
+      </w:r>
+      <w:r>
+        <w:t xml:space="preserve"> </w:t>
+      </w:r>
+      <w:r>
+        <w:rPr>
+          <w:rStyle w:val="VerbatimChar"/>
+        </w:rPr>
+        <w:t xml:space="preserve">/users/me</w:t>
+      </w:r>
+      <w:r>
+        <w:t xml:space="preserve"> </w:t>
+      </w:r>
+      <w:r>
+        <w:t xml:space="preserve">account-balance client over HTTP with</w:t>
+      </w:r>
+      <w:r>
+        <w:t xml:space="preserve"> </w:t>
+      </w:r>
+      <w:r>
+        <w:rPr>
+          <w:rStyle w:val="VerbatimChar"/>
+        </w:rPr>
+        <w:t xml:space="preserve">Authorization: Bearer</w:t>
+      </w:r>
+      <w:r>
+        <w:t xml:space="preserve"> </w:t>
+      </w:r>
+      <w:r>
+        <w:t xml:space="preserve">(HXC-1429).</w:t>
+      </w:r>
+    </w:p>
+    <w:p>
+      <w:pPr>
+        <w:pStyle w:val="Compact"/>
+        <w:numPr>
+          <w:ilvl w:val="2"/>
+          <w:numId w:val="1016"/>
+        </w:numPr>
+      </w:pPr>
+      <w:r>
+        <w:rPr>
+          <w:rStyle w:val="VerbatimChar"/>
+        </w:rPr>
+        <w:t xml:space="preserve">cmd/burst-controller</w:t>
+      </w:r>
+      <w:r>
+        <w:t xml:space="preserve"> </w:t>
+      </w:r>
+      <w:r>
+        <w:t xml:space="preserve">— utilization-driven binary driving</w:t>
+      </w:r>
+      <w:r>
+        <w:t xml:space="preserve"> </w:t>
+      </w:r>
+      <w:r>
+        <w:rPr>
+          <w:rStyle w:val="VerbatimChar"/>
+        </w:rPr>
+        <w:t xml:space="preserve">bursthysteresis</w:t>
+      </w:r>
+      <w:r>
+        <w:t xml:space="preserve">; emits a</w:t>
+      </w:r>
+      <w:r>
+        <w:t xml:space="preserve"> </w:t>
+      </w:r>
+      <w:r>
+        <w:t xml:space="preserve">“burst allocation request”</w:t>
+      </w:r>
+      <w:r>
+        <w:t xml:space="preserve"> </w:t>
+      </w:r>
+      <w:r>
+        <w:t xml:space="preserve">on SPILL and a RECOVER line, runID-stamped (HXC-1531).</w:t>
+      </w:r>
+    </w:p>
+    <w:p>
+      <w:pPr>
+        <w:pStyle w:val="Compact"/>
+        <w:numPr>
+          <w:ilvl w:val="2"/>
+          <w:numId w:val="1016"/>
+        </w:numPr>
+      </w:pPr>
+      <w:r>
+        <w:rPr>
+          <w:rStyle w:val="VerbatimChar"/>
+        </w:rPr>
+        <w:t xml:space="preserve">tieredcache</w:t>
+      </w:r>
+      <w:r>
+        <w:t xml:space="preserve"> </w:t>
+      </w:r>
+      <w:r>
+        <w:t xml:space="preserve">— hot(memory)/warm(NVMe)/cold(SSD) tiered cache with injected backends + injected clock, idle-demotion + promotion, and per-tier hit stats (HXC-1418).</w:t>
+      </w:r>
+    </w:p>
+    <w:p>
+      <w:pPr>
+        <w:pStyle w:val="Compact"/>
+        <w:numPr>
+          <w:ilvl w:val="2"/>
+          <w:numId w:val="1016"/>
+        </w:numPr>
+      </w:pPr>
+      <w:r>
+        <w:rPr>
+          <w:rStyle w:val="VerbatimChar"/>
+        </w:rPr>
+        <w:t xml:space="preserve">smartrouter</w:t>
+      </w:r>
+      <w:r>
+        <w:t xml:space="preserve"> </w:t>
+      </w:r>
+      <w:r>
+        <w:t xml:space="preserve">— intelligent ModelRouter (latency/throughput/cost/TEE/balanced) that always excludes unhealthy models, with a typed no-eligible-model error (HXC-1539).</w:t>
+      </w:r>
+    </w:p>
+    <w:p>
+      <w:pPr>
+        <w:pStyle w:val="Compact"/>
+        <w:numPr>
+          <w:ilvl w:val="2"/>
+          <w:numId w:val="1016"/>
+        </w:numPr>
+      </w:pPr>
+      <w:r>
+        <w:rPr>
+          <w:rStyle w:val="VerbatimChar"/>
+        </w:rPr>
+        <w:t xml:space="preserve">epochresolve</w:t>
+      </w:r>
+      <w:r>
+        <w:t xml:space="preserve"> </w:t>
+      </w:r>
+      <w:r>
+        <w:t xml:space="preserve">— config-epoch failover slot-ownership conflict resolution (highest-epoch wins, deterministic lexicographic equal-epoch tiebreak, order-independent convergence) (HXC-1397).</w:t>
+      </w:r>
+    </w:p>
+    <w:p>
+      <w:pPr>
+        <w:pStyle w:val="Compact"/>
+        <w:numPr>
+          <w:ilvl w:val="2"/>
+          <w:numId w:val="1016"/>
+        </w:numPr>
+      </w:pPr>
+      <w:r>
+        <w:rPr>
+          <w:rStyle w:val="VerbatimChar"/>
+        </w:rPr>
+        <w:t xml:space="preserve">balancemonitor</w:t>
+      </w:r>
+      <w:r>
+        <w:t xml:space="preserve"> </w:t>
+      </w:r>
+      <w:r>
+        <w:t xml:space="preserve">— USD account-balance monitor with a strict low-balance floor warning, over HTTP with</w:t>
+      </w:r>
+      <w:r>
+        <w:t xml:space="preserve"> </w:t>
+      </w:r>
+      <w:r>
+        <w:rPr>
+          <w:rStyle w:val="VerbatimChar"/>
+        </w:rPr>
+        <w:t xml:space="preserve">Authorization: Bearer</w:t>
+      </w:r>
+      <w:r>
+        <w:t xml:space="preserve"> </w:t>
+      </w:r>
+      <w:r>
+        <w:t xml:space="preserve">(HXC-1512).</w:t>
+      </w:r>
+    </w:p>
+    <w:p>
+      <w:pPr>
+        <w:pStyle w:val="Compact"/>
+        <w:numPr>
+          <w:ilvl w:val="2"/>
+          <w:numId w:val="1016"/>
+        </w:numPr>
+      </w:pPr>
+      <w:r>
+        <w:rPr>
+          <w:rStyle w:val="VerbatimChar"/>
+        </w:rPr>
+        <w:t xml:space="preserve">scan</w:t>
+      </w:r>
+      <w:r>
+        <w:t xml:space="preserve"> </w:t>
+      </w:r>
+      <w:r>
+        <w:t xml:space="preserve">— Oracle-SCAN-style stable virtual client endpoint: least-loaded healthy-backend routing with a membership-stable name and injected clock (HXC-1403).</w:t>
+      </w:r>
+    </w:p>
+    <w:p>
+      <w:pPr>
+        <w:pStyle w:val="Compact"/>
+        <w:numPr>
+          <w:ilvl w:val="2"/>
+          <w:numId w:val="1016"/>
+        </w:numPr>
+      </w:pPr>
+      <w:r>
+        <w:rPr>
+          <w:rStyle w:val="VerbatimChar"/>
+        </w:rPr>
+        <w:t xml:space="preserve">llmfailover</w:t>
+      </w:r>
+      <w:r>
+        <w:t xml:space="preserve"> </w:t>
+      </w:r>
+      <w:r>
+        <w:t xml:space="preserve">— error-classified LLM failover taxonomy (deterministic per-class fallback paths) plus a sandbox scheduling-hint contract (HXC-1600).</w:t>
+      </w:r>
+    </w:p>
+    <w:p>
+      <w:pPr>
+        <w:pStyle w:val="Compact"/>
+        <w:numPr>
+          <w:ilvl w:val="2"/>
+          <w:numId w:val="1016"/>
+        </w:numPr>
+      </w:pPr>
+      <w:r>
+        <w:rPr>
+          <w:rStyle w:val="VerbatimChar"/>
+        </w:rPr>
+        <w:t xml:space="preserve">llmadapter</w:t>
+      </w:r>
+      <w:r>
+        <w:t xml:space="preserve"> </w:t>
+      </w:r>
+      <w:r>
+        <w:t xml:space="preserve">— Claude Messages / OpenAI Responses-API request and response shape adapters to OpenAI chat-completions, preserving tool-call order (HXC-1599).</w:t>
+      </w:r>
+    </w:p>
+    <w:p>
+      <w:pPr>
+        <w:pStyle w:val="Compact"/>
+        <w:numPr>
+          <w:ilvl w:val="2"/>
+          <w:numId w:val="1016"/>
+        </w:numPr>
+      </w:pPr>
+      <w:r>
+        <w:rPr>
+          <w:rStyle w:val="VerbatimChar"/>
+        </w:rPr>
+        <w:t xml:space="preserve">deltacrdt</w:t>
+      </w:r>
+      <w:r>
+        <w:t xml:space="preserve"> </w:t>
+      </w:r>
+      <w:r>
+        <w:t xml:space="preserve">— standalone delta-state CRDTs (G-counter / PN-counter / observed-remove OR-set / LWW-map) with delta-mutators and a convergent (commutative/associative/idempotent) merge (HXC-1409).</w:t>
+      </w:r>
+    </w:p>
+    <w:p>
+      <w:pPr>
+        <w:pStyle w:val="Compact"/>
+        <w:numPr>
+          <w:ilvl w:val="2"/>
+          <w:numId w:val="1016"/>
+        </w:numPr>
+      </w:pPr>
+      <w:r>
+        <w:rPr>
+          <w:rStyle w:val="VerbatimChar"/>
+        </w:rPr>
+        <w:t xml:space="preserve">gputopo</w:t>
+      </w:r>
+      <w:r>
+        <w:t xml:space="preserve"> </w:t>
+      </w:r>
+      <w:r>
+        <w:t xml:space="preserve">— topology-aware NUMA/NVLink GPU placement scoring that prefers NVLink-connected GPU pairs and falls back to PCIe (HXC-1406).</w:t>
+      </w:r>
+    </w:p>
+    <w:p>
+      <w:pPr>
+        <w:pStyle w:val="Compact"/>
+        <w:numPr>
+          <w:ilvl w:val="2"/>
+          <w:numId w:val="1016"/>
+        </w:numPr>
+      </w:pPr>
+      <w:r>
+        <w:rPr>
+          <w:rStyle w:val="VerbatimChar"/>
+        </w:rPr>
+        <w:t xml:space="preserve">fsresidency</w:t>
+      </w:r>
+      <w:r>
+        <w:t xml:space="preserve"> </w:t>
+      </w:r>
+      <w:r>
+        <w:t xml:space="preserve">— filesystem residency challenge: per-byte-range</w:t>
+      </w:r>
+      <w:r>
+        <w:t xml:space="preserve"> </w:t>
+      </w:r>
+      <w:r>
+        <w:rPr>
+          <w:rStyle w:val="VerbatimChar"/>
+        </w:rPr>
+        <w:t xml:space="preserve">ReadAt</w:t>
+      </w:r>
+      <w:r>
+        <w:t xml:space="preserve"> </w:t>
+      </w:r>
+      <w:r>
+        <w:t xml:space="preserve">+ SHA-256 verification proving a model file is really present on disk; truncated/missing/mismatch all fail (HXC-1572).</w:t>
+      </w:r>
+    </w:p>
+    <w:p>
+      <w:pPr>
+        <w:pStyle w:val="Compact"/>
+        <w:numPr>
+          <w:ilvl w:val="2"/>
+          <w:numId w:val="1016"/>
+        </w:numPr>
+      </w:pPr>
+      <w:r>
+        <w:rPr>
+          <w:rStyle w:val="VerbatimChar"/>
+        </w:rPr>
+        <w:t xml:space="preserve">economics</w:t>
+      </w:r>
+      <w:r>
+        <w:t xml:space="preserve"> </w:t>
+      </w:r>
+      <w:r>
+        <w:t xml:space="preserve">—</w:t>
+      </w:r>
+      <w:r>
+        <w:t xml:space="preserve"> </w:t>
+      </w:r>
+      <w:r>
+        <w:rPr>
+          <w:rStyle w:val="VerbatimChar"/>
+        </w:rPr>
+        <w:t xml:space="preserve">RewardDistributor</w:t>
+      </w:r>
+      <w:r>
+        <w:t xml:space="preserve"> </w:t>
+      </w:r>
+      <w:r>
+        <w:t xml:space="preserve">multi-token distribution with treasury/reinvest splits and a conservation invariant (</w:t>
+      </w:r>
+      <w:r>
+        <w:rPr>
+          <w:rStyle w:val="VerbatimChar"/>
+        </w:rPr>
+        <w:t xml:space="preserve">sum(ledger)+treasury+reinvest == total</w:t>
+      </w:r>
+      <w:r>
+        <w:t xml:space="preserve">), plus</w:t>
+      </w:r>
+      <w:r>
+        <w:t xml:space="preserve"> </w:t>
+      </w:r>
+      <w:r>
+        <w:rPr>
+          <w:rStyle w:val="VerbatimChar"/>
+        </w:rPr>
+        <w:t xml:space="preserve">GetParticipantROI</w:t>
+      </w:r>
+      <w:r>
+        <w:t xml:space="preserve"> </w:t>
+      </w:r>
+      <w:r>
+        <w:t xml:space="preserve">(ROI% + break-even days, typed unknown-participant error) (HXC-1460, HXC-1461).</w:t>
+      </w:r>
+    </w:p>
+    <w:p>
+      <w:pPr>
+        <w:pStyle w:val="Compact"/>
+        <w:numPr>
+          <w:ilvl w:val="2"/>
+          <w:numId w:val="1016"/>
+        </w:numPr>
+      </w:pPr>
+      <w:r>
+        <w:rPr>
+          <w:rStyle w:val="VerbatimChar"/>
+        </w:rPr>
+        <w:t xml:space="preserve">revenueopt</w:t>
+      </w:r>
+      <w:r>
+        <w:t xml:space="preserve"> </w:t>
+      </w:r>
+      <w:r>
+        <w:t xml:space="preserve">—</w:t>
+      </w:r>
+      <w:r>
+        <w:t xml:space="preserve"> </w:t>
+      </w:r>
+      <w:r>
+        <w:rPr>
+          <w:rStyle w:val="VerbatimChar"/>
+        </w:rPr>
+        <w:t xml:space="preserve">RevenueOptimizer.OptimizeAllocation</w:t>
+      </w:r>
+      <w:r>
+        <w:t xml:space="preserve"> </w:t>
+      </w:r>
+      <w:r>
+        <w:t xml:space="preserve">greedy GPU→marketplace assignment maximising expected revenue, with a TEE→Chutes revenue bias; self-contained types (HXC-1456).</w:t>
+      </w:r>
+    </w:p>
+    <w:p>
+      <w:pPr>
+        <w:pStyle w:val="Compact"/>
+        <w:numPr>
+          <w:ilvl w:val="2"/>
+          <w:numId w:val="1016"/>
+        </w:numPr>
+      </w:pPr>
+      <w:r>
+        <w:rPr>
+          <w:rStyle w:val="VerbatimChar"/>
+        </w:rPr>
+        <w:t xml:space="preserve">exportcontrol</w:t>
+      </w:r>
+      <w:r>
+        <w:t xml:space="preserve"> </w:t>
+      </w:r>
+      <w:r>
+        <w:t xml:space="preserve">— export-control / country-code KYC gate: a controlled GPU (</w:t>
+      </w:r>
+      <w:r>
+        <w:rPr>
+          <w:rStyle w:val="VerbatimChar"/>
+        </w:rPr>
+        <w:t xml:space="preserve">H100</w:t>
+      </w:r>
+      <w:r>
+        <w:t xml:space="preserve">/</w:t>
+      </w:r>
+      <w:r>
+        <w:rPr>
+          <w:rStyle w:val="VerbatimChar"/>
+        </w:rPr>
+        <w:t xml:space="preserve">A100</w:t>
+      </w:r>
+      <w:r>
+        <w:t xml:space="preserve">) from a Tier-3 (embargoed) or unknown jurisdiction is rejected with</w:t>
+      </w:r>
+      <w:r>
+        <w:t xml:space="preserve"> </w:t>
+      </w:r>
+      <w:r>
+        <w:rPr>
+          <w:rStyle w:val="VerbatimChar"/>
+        </w:rPr>
+        <w:t xml:space="preserve">ErrExportDenied</w:t>
+      </w:r>
+      <w:r>
+        <w:t xml:space="preserve">; Tier-1 is allowed (HXC-1482).</w:t>
+      </w:r>
+    </w:p>
+    <w:p>
+      <w:pPr>
+        <w:pStyle w:val="Compact"/>
+        <w:numPr>
+          <w:ilvl w:val="2"/>
+          <w:numId w:val="1016"/>
+        </w:numPr>
+      </w:pPr>
+      <w:r>
+        <w:rPr>
+          <w:rStyle w:val="VerbatimChar"/>
+        </w:rPr>
+        <w:t xml:space="preserve">devicecatalog</w:t>
+      </w:r>
+      <w:r>
+        <w:t xml:space="preserve"> </w:t>
+      </w:r>
+      <w:r>
+        <w:t xml:space="preserve">— machine-readable 64-device taxonomy with case-insensitive substring</w:t>
+      </w:r>
+      <w:r>
+        <w:t xml:space="preserve"> </w:t>
+      </w:r>
+      <w:r>
+        <w:rPr>
+          <w:rStyle w:val="VerbatimChar"/>
+        </w:rPr>
+        <w:t xml:space="preserve">Lookup</w:t>
+      </w:r>
+      <w:r>
+        <w:t xml:space="preserve"> </w:t>
+      </w:r>
+      <w:r>
+        <w:t xml:space="preserve">resolving a discovered CPU model (e.g. </w:t>
+      </w:r>
+      <w:r>
+        <w:rPr>
+          <w:rStyle w:val="VerbatimChar"/>
+        </w:rPr>
+        <w:t xml:space="preserve">Rockchip RK3588</w:t>
+      </w:r>
+      <w:r>
+        <w:t xml:space="preserve">) to its tier / trust-level / compute-class (HXC-1331).</w:t>
+      </w:r>
+    </w:p>
+    <w:p>
+      <w:pPr>
+        <w:pStyle w:val="Compact"/>
+        <w:numPr>
+          <w:ilvl w:val="2"/>
+          <w:numId w:val="1016"/>
+        </w:numPr>
+      </w:pPr>
+      <w:r>
+        <w:rPr>
+          <w:rStyle w:val="VerbatimChar"/>
+        </w:rPr>
+        <w:t xml:space="preserve">compliancedoc</w:t>
+      </w:r>
+      <w:r>
+        <w:t xml:space="preserve"> </w:t>
+      </w:r>
+      <w:r>
+        <w:t xml:space="preserve">— EU AI Act compliance-documentation pipeline: generates a model card + technical-documentation artifact from attestation-log records, with a SHA-256 provenance hash bound to the actual record content (HXC-1481).</w:t>
+      </w:r>
+    </w:p>
+    <w:p>
+      <w:pPr>
+        <w:pStyle w:val="Compact"/>
+        <w:numPr>
+          <w:ilvl w:val="2"/>
+          <w:numId w:val="1016"/>
+        </w:numPr>
+      </w:pPr>
+      <w:r>
+        <w:rPr>
+          <w:rStyle w:val="VerbatimChar"/>
+        </w:rPr>
+        <w:t xml:space="preserve">hybridkex</w:t>
+      </w:r>
+      <w:r>
+        <w:t xml:space="preserve"> </w:t>
+      </w:r>
+      <w:r>
+        <w:t xml:space="preserve">— hybrid post-quantum key exchange combining X25519 (</w:t>
+      </w:r>
+      <w:r>
+        <w:rPr>
+          <w:rStyle w:val="VerbatimChar"/>
+        </w:rPr>
+        <w:t xml:space="preserve">crypto/ecdh</w:t>
+      </w:r>
+      <w:r>
+        <w:t xml:space="preserve">) and ML-KEM-768 (</w:t>
+      </w:r>
+      <w:r>
+        <w:rPr>
+          <w:rStyle w:val="VerbatimChar"/>
+        </w:rPr>
+        <w:t xml:space="preserve">crypto/mlkem</w:t>
+      </w:r>
+      <w:r>
+        <w:t xml:space="preserve">) shared secrets via HKDF-SHA256 (group</w:t>
+      </w:r>
+      <w:r>
+        <w:t xml:space="preserve"> </w:t>
+      </w:r>
+      <w:r>
+        <w:rPr>
+          <w:rStyle w:val="VerbatimChar"/>
+        </w:rPr>
+        <w:t xml:space="preserve">X25519MLKEM768</w:t>
+      </w:r>
+      <w:r>
+        <w:t xml:space="preserve">); a tampered ML-KEM ciphertext yields a non-matching key (HXC-1476).</w:t>
+      </w:r>
+    </w:p>
+    <w:p>
+      <w:pPr>
+        <w:pStyle w:val="Compact"/>
+        <w:numPr>
+          <w:ilvl w:val="2"/>
+          <w:numId w:val="1016"/>
+        </w:numPr>
+      </w:pPr>
+      <w:r>
+        <w:rPr>
+          <w:rStyle w:val="VerbatimChar"/>
+        </w:rPr>
+        <w:t xml:space="preserve">carbonsched</w:t>
+      </w:r>
+      <w:r>
+        <w:t xml:space="preserve"> </w:t>
+      </w:r>
+      <w:r>
+        <w:t xml:space="preserve">— carbon-aware job placement: chooses the lowest-carbon-intensity latency-eligible region (deterministic name tiebreak) with per-job kWh / gCO2 metering (HXC-1480).</w:t>
+      </w:r>
+    </w:p>
+    <w:p>
+      <w:pPr>
+        <w:pStyle w:val="Compact"/>
+        <w:numPr>
+          <w:ilvl w:val="2"/>
+          <w:numId w:val="1016"/>
+        </w:numPr>
+      </w:pPr>
+      <w:r>
+        <w:rPr>
+          <w:rStyle w:val="VerbatimChar"/>
+        </w:rPr>
+        <w:t xml:space="preserve">gpuattest</w:t>
       </w:r>
       <w:r>
         <w:t xml:space="preserve"> </w:t>
@@ -5310,7 +4630,73 @@
         <w:rPr>
           <w:rStyle w:val="VerbatimChar"/>
         </w:rPr>
-        <w:t xml:space="preserve">config.go</w:t>
+        <w:t xml:space="preserve">multigpu.go</w:t>
+      </w:r>
+      <w:r>
+        <w:t xml:space="preserve">) — multi-GPU node enumeration: an N-GPU node descriptor yields N distinct, independently-verifiable per-device attestation proofs keyed by GPU UUID; rejects duplicate/empty descriptors (HXC-1573).</w:t>
+      </w:r>
+    </w:p>
+    <w:p>
+      <w:pPr>
+        <w:pStyle w:val="Compact"/>
+        <w:numPr>
+          <w:ilvl w:val="2"/>
+          <w:numId w:val="1016"/>
+        </w:numPr>
+      </w:pPr>
+      <w:r>
+        <w:rPr>
+          <w:rStyle w:val="VerbatimChar"/>
+        </w:rPr>
+        <w:t xml:space="preserve">workloadrouter</w:t>
+      </w:r>
+      <w:r>
+        <w:t xml:space="preserve"> </w:t>
+      </w:r>
+      <w:r>
+        <w:t xml:space="preserve">—</w:t>
+      </w:r>
+      <w:r>
+        <w:t xml:space="preserve"> </w:t>
+      </w:r>
+      <w:r>
+        <w:rPr>
+          <w:rStyle w:val="VerbatimChar"/>
+        </w:rPr>
+        <w:t xml:space="preserve">UnifiedManager.RouteWorkload</w:t>
+      </w:r>
+      <w:r>
+        <w:t xml:space="preserve">: concurrent per-marketplace price probes + a weighted composite score (inverse price/latency, health) with a TEE multiplier that re-ranks confidential offers when the workload requires a TEE (HXC-1455).</w:t>
+      </w:r>
+    </w:p>
+    <w:p>
+      <w:pPr>
+        <w:pStyle w:val="Compact"/>
+        <w:numPr>
+          <w:ilvl w:val="2"/>
+          <w:numId w:val="1016"/>
+        </w:numPr>
+      </w:pPr>
+      <w:r>
+        <w:rPr>
+          <w:rStyle w:val="VerbatimChar"/>
+        </w:rPr>
+        <w:t xml:space="preserve">metrics</w:t>
+      </w:r>
+      <w:r>
+        <w:t xml:space="preserve"> </w:t>
+      </w:r>
+      <w:r>
+        <w:t xml:space="preserve">(additive</w:t>
+      </w:r>
+      <w:r>
+        <w:t xml:space="preserve"> </w:t>
+      </w:r>
+      <w:r>
+        <w:rPr>
+          <w:rStyle w:val="VerbatimChar"/>
+        </w:rPr>
+        <w:t xml:space="preserve">tiermetrics.go</w:t>
       </w:r>
       <w:r>
         <w:t xml:space="preserve">) —</w:t>
@@ -5322,55 +4708,391 @@
         <w:rPr>
           <w:rStyle w:val="VerbatimChar"/>
         </w:rPr>
-        <w:t xml:space="preserve">ChutesMinerConfig</w:t>
-      </w:r>
-      <w:r>
-        <w:t xml:space="preserve"> </w:t>
-      </w:r>
-      <w:r>
-        <w:t xml:space="preserve">and</w:t>
-      </w:r>
-      <w:r>
-        <w:t xml:space="preserve"> </w:t>
-      </w:r>
-      <w:r>
-        <w:rPr>
-          <w:rStyle w:val="VerbatimChar"/>
-        </w:rPr>
-        <w:t xml:space="preserve">ValidatorConfig</w:t>
-      </w:r>
-      <w:r>
-        <w:t xml:space="preserve"> </w:t>
-      </w:r>
-      <w:r>
-        <w:t xml:space="preserve">deployment descriptors with</w:t>
-      </w:r>
-      <w:r>
-        <w:t xml:space="preserve"> </w:t>
-      </w:r>
-      <w:r>
-        <w:rPr>
-          <w:rStyle w:val="VerbatimChar"/>
-        </w:rPr>
-        <w:t xml:space="preserve">Validate()</w:t>
-      </w:r>
-      <w:r>
-        <w:t xml:space="preserve"> </w:t>
-      </w:r>
-      <w:r>
-        <w:t xml:space="preserve">invariants (non-empty IDs/hotkeys,</w:t>
-      </w:r>
-      <w:r>
-        <w:t xml:space="preserve"> </w:t>
-      </w:r>
-      <w:r>
-        <w:rPr>
-          <w:rStyle w:val="VerbatimChar"/>
-        </w:rPr>
-        <w:t xml:space="preserve">GPUCount&gt;0</w:t>
-      </w:r>
-      <w:r>
-        <w:t xml:space="preserve">, non-negative cost, positive cache size, TEE consistency) (HXC-1439).</w:t>
+        <w:t xml:space="preserve">TierMetrics</w:t>
+      </w:r>
+      <w:r>
+        <w:t xml:space="preserve"> </w:t>
+      </w:r>
+      <w:r>
+        <w:t xml:space="preserve">exposes</w:t>
+      </w:r>
+      <w:r>
+        <w:t xml:space="preserve"> </w:t>
+      </w:r>
+      <w:r>
+        <w:rPr>
+          <w:rStyle w:val="VerbatimChar"/>
+        </w:rPr>
+        <w:t xml:space="preserve">gpu_tier_utilization</w:t>
+      </w:r>
+      <w:r>
+        <w:t xml:space="preserve">,</w:t>
+      </w:r>
+      <w:r>
+        <w:t xml:space="preserve"> </w:t>
+      </w:r>
+      <w:r>
+        <w:rPr>
+          <w:rStyle w:val="VerbatimChar"/>
+        </w:rPr>
+        <w:t xml:space="preserve">gpu_cost_per_hour</w:t>
+      </w:r>
+      <w:r>
+        <w:t xml:space="preserve">, and</w:t>
+      </w:r>
+      <w:r>
+        <w:t xml:space="preserve"> </w:t>
+      </w:r>
+      <w:r>
+        <w:rPr>
+          <w:rStyle w:val="VerbatimChar"/>
+        </w:rPr>
+        <w:t xml:space="preserve">provider_health</w:t>
+      </w:r>
+      <w:r>
+        <w:t xml:space="preserve"> </w:t>
+      </w:r>
+      <w:r>
+        <w:t xml:space="preserve">Prometheus-text series with deterministic ordering and concurrent-safe setters (HXC-1535).</w:t>
+      </w:r>
+    </w:p>
+    <w:p>
+      <w:pPr>
+        <w:pStyle w:val="Compact"/>
+        <w:numPr>
+          <w:ilvl w:val="2"/>
+          <w:numId w:val="1016"/>
+        </w:numPr>
+      </w:pPr>
+      <w:r>
+        <w:rPr>
+          <w:rStyle w:val="VerbatimChar"/>
+        </w:rPr>
+        <w:t xml:space="preserve">cmd/gpu-pool-manager</w:t>
+      </w:r>
+      <w:r>
+        <w:t xml:space="preserve"> </w:t>
+      </w:r>
+      <w:r>
+        <w:t xml:space="preserve">— GPU pool manager HTTP front-end:</w:t>
+      </w:r>
+      <w:r>
+        <w:t xml:space="preserve"> </w:t>
+      </w:r>
+      <w:r>
+        <w:rPr>
+          <w:rStyle w:val="VerbatimChar"/>
+        </w:rPr>
+        <w:t xml:space="preserve">POST /allocate</w:t>
+      </w:r>
+      <w:r>
+        <w:t xml:space="preserve"> </w:t>
+      </w:r>
+      <w:r>
+        <w:t xml:space="preserve">returns the tier-correct (lowest-tier healthy, name tiebreak) provider as JSON (</w:t>
+      </w:r>
+      <w:r>
+        <w:rPr>
+          <w:rStyle w:val="VerbatimChar"/>
+        </w:rPr>
+        <w:t xml:space="preserve">503</w:t>
+      </w:r>
+      <w:r>
+        <w:t xml:space="preserve"> </w:t>
+      </w:r>
+      <w:r>
+        <w:t xml:space="preserve">when none healthy) and</w:t>
+      </w:r>
+      <w:r>
+        <w:t xml:space="preserve"> </w:t>
+      </w:r>
+      <w:r>
+        <w:rPr>
+          <w:rStyle w:val="VerbatimChar"/>
+        </w:rPr>
+        <w:t xml:space="preserve">GET /providers</w:t>
+      </w:r>
+      <w:r>
+        <w:t xml:space="preserve"> </w:t>
+      </w:r>
+      <w:r>
+        <w:t xml:space="preserve">lists providers with health; httptest-gated, self-contained (HXC-1530).</w:t>
+      </w:r>
+    </w:p>
+    <w:p>
+      <w:pPr>
+        <w:pStyle w:val="Compact"/>
+        <w:numPr>
+          <w:ilvl w:val="2"/>
+          <w:numId w:val="1016"/>
+        </w:numPr>
+      </w:pPr>
+      <w:r>
+        <w:rPr>
+          <w:rStyle w:val="VerbatimChar"/>
+        </w:rPr>
+        <w:t xml:space="preserve">marketplaceadapter</w:t>
+      </w:r>
+      <w:r>
+        <w:t xml:space="preserve"> </w:t>
+      </w:r>
+      <w:r>
+        <w:t xml:space="preserve">—</w:t>
+      </w:r>
+      <w:r>
+        <w:t xml:space="preserve"> </w:t>
+      </w:r>
+      <w:r>
+        <w:rPr>
+          <w:rStyle w:val="VerbatimChar"/>
+        </w:rPr>
+        <w:t xml:space="preserve">MarketplaceAdapter</w:t>
+      </w:r>
+      <w:r>
+        <w:t xml:space="preserve"> </w:t>
+      </w:r>
+      <w:r>
+        <w:t xml:space="preserve">interface (</w:t>
+      </w:r>
+      <w:r>
+        <w:rPr>
+          <w:rStyle w:val="VerbatimChar"/>
+        </w:rPr>
+        <w:t xml:space="preserve">Name</w:t>
+      </w:r>
+      <w:r>
+        <w:t xml:space="preserve">/</w:t>
+      </w:r>
+      <w:r>
+        <w:rPr>
+          <w:rStyle w:val="VerbatimChar"/>
+        </w:rPr>
+        <w:t xml:space="preserve">GetCurrentPricing</w:t>
+      </w:r>
+      <w:r>
+        <w:t xml:space="preserve">/</w:t>
+      </w:r>
+      <w:r>
+        <w:rPr>
+          <w:rStyle w:val="VerbatimChar"/>
+        </w:rPr>
+        <w:t xml:space="preserve">SubmitWork</w:t>
+      </w:r>
+      <w:r>
+        <w:t xml:space="preserve">) with a</w:t>
+      </w:r>
+      <w:r>
+        <w:t xml:space="preserve"> </w:t>
+      </w:r>
+      <w:r>
+        <w:rPr>
+          <w:rStyle w:val="VerbatimChar"/>
+        </w:rPr>
+        <w:t xml:space="preserve">Name()</w:t>
+      </w:r>
+      <w:r>
+        <w:t xml:space="preserve">-keyed dispatch</w:t>
+      </w:r>
+      <w:r>
+        <w:t xml:space="preserve"> </w:t>
+      </w:r>
+      <w:r>
+        <w:rPr>
+          <w:rStyle w:val="VerbatimChar"/>
+        </w:rPr>
+        <w:t xml:space="preserve">Registry</w:t>
+      </w:r>
+      <w:r>
+        <w:t xml:space="preserve"> </w:t>
+      </w:r>
+      <w:r>
+        <w:t xml:space="preserve">and a</w:t>
+      </w:r>
+      <w:r>
+        <w:t xml:space="preserve"> </w:t>
+      </w:r>
+      <w:r>
+        <w:rPr>
+          <w:rStyle w:val="VerbatimChar"/>
+        </w:rPr>
+        <w:t xml:space="preserve">ChutesAdapter</w:t>
+      </w:r>
+      <w:r>
+        <w:t xml:space="preserve"> </w:t>
+      </w:r>
+      <w:r>
+        <w:t xml:space="preserve">over HTTP (httptest fixture, non-2xx rejected) (HXC-1454).</w:t>
+      </w:r>
+    </w:p>
+    <w:p>
+      <w:pPr>
+        <w:pStyle w:val="Compact"/>
+        <w:numPr>
+          <w:ilvl w:val="2"/>
+          <w:numId w:val="1016"/>
+        </w:numPr>
+      </w:pPr>
+      <w:r>
+        <w:rPr>
+          <w:rStyle w:val="VerbatimChar"/>
+        </w:rPr>
+        <w:t xml:space="preserve">cmd/e2ee-proxy</w:t>
+      </w:r>
+      <w:r>
+        <w:t xml:space="preserve"> </w:t>
+      </w:r>
+      <w:r>
+        <w:t xml:space="preserve">— transparent ML-KEM-768 (</w:t>
+      </w:r>
+      <w:r>
+        <w:rPr>
+          <w:rStyle w:val="VerbatimChar"/>
+        </w:rPr>
+        <w:t xml:space="preserve">crypto/mlkem</w:t>
+      </w:r>
+      <w:r>
+        <w:t xml:space="preserve">) + AES-256-GCM encrypting proxy:</w:t>
+      </w:r>
+      <w:r>
+        <w:t xml:space="preserve"> </w:t>
+      </w:r>
+      <w:r>
+        <w:rPr>
+          <w:rStyle w:val="VerbatimChar"/>
+        </w:rPr>
+        <w:t xml:space="preserve">EncryptingTransport</w:t>
+      </w:r>
+      <w:r>
+        <w:t xml:space="preserve"> </w:t>
+      </w:r>
+      <w:r>
+        <w:t xml:space="preserve">seals request bodies and</w:t>
+      </w:r>
+      <w:r>
+        <w:t xml:space="preserve"> </w:t>
+      </w:r>
+      <w:r>
+        <w:rPr>
+          <w:rStyle w:val="VerbatimChar"/>
+        </w:rPr>
+        <w:t xml:space="preserve">DecryptingHandler</w:t>
+      </w:r>
+      <w:r>
+        <w:t xml:space="preserve"> </w:t>
+      </w:r>
+      <w:r>
+        <w:t xml:space="preserve">opens them, so the on-wire payload between proxy and upstream is ciphertext-only while the client receives the correct plaintext; tampered ciphertext is rejected (HXC-1532).</w:t>
+      </w:r>
+    </w:p>
+    <w:p>
+      <w:pPr>
+        <w:pStyle w:val="Compact"/>
+        <w:numPr>
+          <w:ilvl w:val="2"/>
+          <w:numId w:val="1016"/>
+        </w:numPr>
+      </w:pPr>
+      <w:r>
+        <w:rPr>
+          <w:rStyle w:val="VerbatimChar"/>
+        </w:rPr>
+        <w:t xml:space="preserve">e2eebench</w:t>
+      </w:r>
+      <w:r>
+        <w:t xml:space="preserve"> </w:t>
+      </w:r>
+      <w:r>
+        <w:t xml:space="preserve">—</w:t>
+      </w:r>
+      <w:r>
+        <w:t xml:space="preserve"> </w:t>
+      </w:r>
+      <w:r>
+        <w:rPr>
+          <w:rStyle w:val="VerbatimChar"/>
+        </w:rPr>
+        <w:t xml:space="preserve">MeasureHandshakeLatency</w:t>
+      </w:r>
+      <w:r>
+        <w:t xml:space="preserve"> </w:t>
+      </w:r>
+      <w:r>
+        <w:t xml:space="preserve">benchmarks the</w:t>
+      </w:r>
+      <w:r>
+        <w:t xml:space="preserve"> </w:t>
+      </w:r>
+      <w:r>
+        <w:rPr>
+          <w:rStyle w:val="VerbatimChar"/>
+        </w:rPr>
+        <w:t xml:space="preserve">hybridkex</w:t>
+      </w:r>
+      <w:r>
+        <w:t xml:space="preserve"> </w:t>
+      </w:r>
+      <w:r>
+        <w:t xml:space="preserve">full handshake (median + P95), proving median &lt; 1ms on host and enforcing per-iteration key agreement (</w:t>
+      </w:r>
+      <w:r>
+        <w:rPr>
+          <w:rStyle w:val="VerbatimChar"/>
+        </w:rPr>
+        <w:t xml:space="preserve">ErrKeyDisagreement</w:t>
+      </w:r>
+      <w:r>
+        <w:t xml:space="preserve">) (HXC-1556).</w:t>
+      </w:r>
+    </w:p>
+    <w:p>
+      <w:pPr>
+        <w:pStyle w:val="Compact"/>
+        <w:numPr>
+          <w:ilvl w:val="2"/>
+          <w:numId w:val="1016"/>
+        </w:numPr>
+      </w:pPr>
+      <w:r>
+        <w:rPr>
+          <w:rStyle w:val="VerbatimChar"/>
+        </w:rPr>
+        <w:t xml:space="preserve">archlint</w:t>
+      </w:r>
+      <w:r>
+        <w:t xml:space="preserve"> </w:t>
+      </w:r>
+      <w:r>
+        <w:t xml:space="preserve">+</w:t>
+      </w:r>
+      <w:r>
+        <w:t xml:space="preserve"> </w:t>
+      </w:r>
+      <w:r>
+        <w:rPr>
+          <w:rStyle w:val="VerbatimChar"/>
+        </w:rPr>
+        <w:t xml:space="preserve">docs/ARCHITECTURE.md</w:t>
+      </w:r>
+      <w:r>
+        <w:t xml:space="preserve"> </w:t>
+      </w:r>
+      <w:r>
+        <w:t xml:space="preserve">— the hardened L0–L7 architecture diagram and component map, mechanically enforced:</w:t>
+      </w:r>
+      <w:r>
+        <w:t xml:space="preserve"> </w:t>
+      </w:r>
+      <w:r>
+        <w:rPr>
+          <w:rStyle w:val="VerbatimChar"/>
+        </w:rPr>
+        <w:t xml:space="preserve">archlint</w:t>
+      </w:r>
+      <w:r>
+        <w:t xml:space="preserve"> </w:t>
+      </w:r>
+      <w:r>
+        <w:t xml:space="preserve">parses the component-map table and fails the build if any documented component maps to a package path that does not exist on disk (HXC-1424).</w:t>
       </w:r>
     </w:p>
     <w:p>
@@ -5378,11 +5100,11 @@
         <w:pStyle w:val="Compact"/>
         <w:numPr>
           <w:ilvl w:val="1"/>
-          <w:numId w:val="1014"/>
-        </w:numPr>
-      </w:pPr>
-      <w:r>
-        <w:t xml:space="preserve">Wave 68 (5 units, subagent-driven, 5 parallel streams in disjoint packages, run concurrently with wave 69):</w:t>
+          <w:numId w:val="1015"/>
+        </w:numPr>
+      </w:pPr>
+      <w:r>
+        <w:t xml:space="preserve">Wave 67 (5 units, subagent-driven, 5 parallel streams in disjoint packages):</w:t>
       </w:r>
     </w:p>
     <w:p>
@@ -5397,13 +5119,70 @@
         <w:rPr>
           <w:rStyle w:val="VerbatimChar"/>
         </w:rPr>
-        <w:t xml:space="preserve">dst</w:t>
-      </w:r>
-      <w:r>
-        <w:t xml:space="preserve"> </w:t>
-      </w:r>
-      <w:r>
-        <w:t xml:space="preserve">— standalone FoundationDB-style deterministic simulation harness: single-threaded seeded-RNG event loop with injectable network/disk/logical-clock; same seed =&gt; byte-for-byte identical trace + exact failure replay; 1000+ seeded sims (HXC-1419).</w:t>
+        <w:t xml:space="preserve">multiraft</w:t>
+      </w:r>
+      <w:r>
+        <w:t xml:space="preserve"> </w:t>
+      </w:r>
+      <w:r>
+        <w:t xml:space="preserve">—</w:t>
+      </w:r>
+      <w:r>
+        <w:t xml:space="preserve"> </w:t>
+      </w:r>
+      <w:r>
+        <w:rPr>
+          <w:rStyle w:val="VerbatimChar"/>
+        </w:rPr>
+        <w:t xml:space="preserve">MultiRaftManager</w:t>
+      </w:r>
+      <w:r>
+        <w:t xml:space="preserve"> </w:t>
+      </w:r>
+      <w:r>
+        <w:t xml:space="preserve">partitioning cluster state into independent per-shard</w:t>
+      </w:r>
+      <w:r>
+        <w:t xml:space="preserve"> </w:t>
+      </w:r>
+      <w:r>
+        <w:rPr>
+          <w:rStyle w:val="VerbatimChar"/>
+        </w:rPr>
+        <w:t xml:space="preserve">go.etcd.io/raft/v3</w:t>
+      </w:r>
+      <w:r>
+        <w:t xml:space="preserve"> </w:t>
+      </w:r>
+      <w:r>
+        <w:t xml:space="preserve">groups, each electing its own leader and committing independently via per-shard</w:t>
+      </w:r>
+      <w:r>
+        <w:t xml:space="preserve"> </w:t>
+      </w:r>
+      <w:r>
+        <w:rPr>
+          <w:rStyle w:val="VerbatimChar"/>
+        </w:rPr>
+        <w:t xml:space="preserve">Propose</w:t>
+      </w:r>
+      <w:r>
+        <w:t xml:space="preserve"> </w:t>
+      </w:r>
+      <w:r>
+        <w:t xml:space="preserve">routing over an in-process</w:t>
+      </w:r>
+      <w:r>
+        <w:t xml:space="preserve"> </w:t>
+      </w:r>
+      <w:r>
+        <w:rPr>
+          <w:rStyle w:val="VerbatimChar"/>
+        </w:rPr>
+        <w:t xml:space="preserve">RaftTransport</w:t>
+      </w:r>
+      <w:r>
+        <w:t xml:space="preserve">; write throughput scales with shard count and a shard re-elects on leader loss while others keep committing (HXC-1387).</w:t>
       </w:r>
     </w:p>
     <w:p>
@@ -5418,13 +5197,58 @@
         <w:rPr>
           <w:rStyle w:val="VerbatimChar"/>
         </w:rPr>
-        <w:t xml:space="preserve">porcupine</w:t>
-      </w:r>
-      <w:r>
-        <w:t xml:space="preserve"> </w:t>
-      </w:r>
-      <w:r>
-        <w:t xml:space="preserve">— self-contained WGL linearizability checker + concurrent history recorder: PASS on linearizable, FAIL (with violating op) on a seeded non-linearizable history (HXC-1421).</w:t>
+        <w:t xml:space="preserve">stonith</w:t>
+      </w:r>
+      <w:r>
+        <w:t xml:space="preserve"> </w:t>
+      </w:r>
+      <w:r>
+        <w:t xml:space="preserve">— STONITH fencing: a</w:t>
+      </w:r>
+      <w:r>
+        <w:t xml:space="preserve"> </w:t>
+      </w:r>
+      <w:r>
+        <w:rPr>
+          <w:rStyle w:val="VerbatimChar"/>
+        </w:rPr>
+        <w:t xml:space="preserve">FencingAgent</w:t>
+      </w:r>
+      <w:r>
+        <w:t xml:space="preserve"> </w:t>
+      </w:r>
+      <w:r>
+        <w:t xml:space="preserve">interface with IPMI / AWS-EC2 / Azure-ARM / SBD-shared-disk / NoOp drivers and a</w:t>
+      </w:r>
+      <w:r>
+        <w:t xml:space="preserve"> </w:t>
+      </w:r>
+      <w:r>
+        <w:rPr>
+          <w:rStyle w:val="VerbatimChar"/>
+        </w:rPr>
+        <w:t xml:space="preserve">MultiLevelFencer</w:t>
+      </w:r>
+      <w:r>
+        <w:t xml:space="preserve"> </w:t>
+      </w:r>
+      <w:r>
+        <w:t xml:space="preserve">multi-level fallback, with sink-side fence confirmation; the IPMI real-binary path is an honest SKIP-with-reason when</w:t>
+      </w:r>
+      <w:r>
+        <w:t xml:space="preserve"> </w:t>
+      </w:r>
+      <w:r>
+        <w:rPr>
+          <w:rStyle w:val="VerbatimChar"/>
+        </w:rPr>
+        <w:t xml:space="preserve">ipmitool</w:t>
+      </w:r>
+      <w:r>
+        <w:t xml:space="preserve"> </w:t>
+      </w:r>
+      <w:r>
+        <w:t xml:space="preserve">is absent (HXC-1401).</w:t>
       </w:r>
     </w:p>
     <w:p>
@@ -5439,46 +5263,13 @@
         <w:rPr>
           <w:rStyle w:val="VerbatimChar"/>
         </w:rPr>
-        <w:t xml:space="preserve">kraft</w:t>
-      </w:r>
-      <w:r>
-        <w:t xml:space="preserve"> </w:t>
-      </w:r>
-      <w:r>
-        <w:t xml:space="preserve">— KRaft-style self-managed Raft metadata quorum (</w:t>
-      </w:r>
-      <w:r>
-        <w:rPr>
-          <w:rStyle w:val="VerbatimChar"/>
-        </w:rPr>
-        <w:t xml:space="preserve">go.etcd.io/raft/v3</w:t>
-      </w:r>
-      <w:r>
-        <w:t xml:space="preserve">, no ZooKeeper): replicated</w:t>
-      </w:r>
-      <w:r>
-        <w:t xml:space="preserve"> </w:t>
-      </w:r>
-      <w:r>
-        <w:rPr>
-          <w:rStyle w:val="VerbatimChar"/>
-        </w:rPr>
-        <w:t xml:space="preserve">CreateTopic</w:t>
-      </w:r>
-      <w:r>
-        <w:t xml:space="preserve">/</w:t>
-      </w:r>
-      <w:r>
-        <w:rPr>
-          <w:rStyle w:val="VerbatimChar"/>
-        </w:rPr>
-        <w:t xml:space="preserve">ListTopics</w:t>
-      </w:r>
-      <w:r>
-        <w:t xml:space="preserve"> </w:t>
-      </w:r>
-      <w:r>
-        <w:t xml:space="preserve">+ partition-leader assignment, controller election + controller-loss failover (HXC-1417).</w:t>
+        <w:t xml:space="preserve">deviceplugin</w:t>
+      </w:r>
+      <w:r>
+        <w:t xml:space="preserve"> </w:t>
+      </w:r>
+      <w:r>
+        <w:t xml:space="preserve">— Nomad/K8s-style gRPC device-plugin / GRES fingerprinting framework over real gRPC: plugins register full device fingerprints, the registry parses GRES descriptors, atomically applies fingerprints, allocates by request, and rejects oversubscription (HXC-1407).</w:t>
       </w:r>
     </w:p>
     <w:p>
@@ -5493,13 +5284,70 @@
         <w:rPr>
           <w:rStyle w:val="VerbatimChar"/>
         </w:rPr>
-        <w:t xml:space="preserve">internal/chaos</w:t>
-      </w:r>
-      <w:r>
-        <w:t xml:space="preserve"> </w:t>
-      </w:r>
-      <w:r>
-        <w:t xml:space="preserve">— fault-injection library (PodKill/NetworkPartition/DiskStall/ClockSkew) + canary-guarded runner with automatic rollback on health&lt;SLO; deterministic via injected clock + seeded selection (HXC-1422).</w:t>
+        <w:t xml:space="preserve">internal/gpu</w:t>
+      </w:r>
+      <w:r>
+        <w:t xml:space="preserve"> </w:t>
+      </w:r>
+      <w:r>
+        <w:t xml:space="preserve">(additive</w:t>
+      </w:r>
+      <w:r>
+        <w:t xml:space="preserve"> </w:t>
+      </w:r>
+      <w:r>
+        <w:rPr>
+          <w:rStyle w:val="VerbatimChar"/>
+        </w:rPr>
+        <w:t xml:space="preserve">manager_helixpow.go</w:t>
+      </w:r>
+      <w:r>
+        <w:t xml:space="preserve">) — dual-workload capacity reservation:</w:t>
+      </w:r>
+      <w:r>
+        <w:t xml:space="preserve"> </w:t>
+      </w:r>
+      <w:r>
+        <w:rPr>
+          <w:rStyle w:val="VerbatimChar"/>
+        </w:rPr>
+        <w:t xml:space="preserve">ReserveForHelixPoW(fraction)</w:t>
+      </w:r>
+      <w:r>
+        <w:t xml:space="preserve"> </w:t>
+      </w:r>
+      <w:r>
+        <w:t xml:space="preserve">+</w:t>
+      </w:r>
+      <w:r>
+        <w:t xml:space="preserve"> </w:t>
+      </w:r>
+      <w:r>
+        <w:rPr>
+          <w:rStyle w:val="VerbatimChar"/>
+        </w:rPr>
+        <w:t xml:space="preserve">ChutesCapacity()</w:t>
+      </w:r>
+      <w:r>
+        <w:t xml:space="preserve"> </w:t>
+      </w:r>
+      <w:r>
+        <w:t xml:space="preserve">reporting only the non-reserved remainder, with a strict</w:t>
+      </w:r>
+      <w:r>
+        <w:t xml:space="preserve"> </w:t>
+      </w:r>
+      <w:r>
+        <w:rPr>
+          <w:rStyle w:val="VerbatimChar"/>
+        </w:rPr>
+        <w:t xml:space="preserve">&gt;0.80</w:t>
+      </w:r>
+      <w:r>
+        <w:t xml:space="preserve"> </w:t>
+      </w:r>
+      <w:r>
+        <w:t xml:space="preserve">Helix-load Gepetto starvation guard that zeroes Chutes capacity (HXC-1447).</w:t>
       </w:r>
     </w:p>
     <w:p>
@@ -5514,7 +5362,7 @@
         <w:rPr>
           <w:rStyle w:val="VerbatimChar"/>
         </w:rPr>
-        <w:t xml:space="preserve">multiraft</w:t>
+        <w:t xml:space="preserve">chutes</w:t>
       </w:r>
       <w:r>
         <w:t xml:space="preserve"> </w:t>
@@ -5529,7 +5377,7 @@
         <w:rPr>
           <w:rStyle w:val="VerbatimChar"/>
         </w:rPr>
-        <w:t xml:space="preserve">lease.go</w:t>
+        <w:t xml:space="preserve">config.go</w:t>
       </w:r>
       <w:r>
         <w:t xml:space="preserve">) —</w:t>
@@ -5541,25 +5389,55 @@
         <w:rPr>
           <w:rStyle w:val="VerbatimChar"/>
         </w:rPr>
-        <w:t xml:space="preserve">LeaseTracker</w:t>
-      </w:r>
-      <w:r>
-        <w:t xml:space="preserve"> </w:t>
-      </w:r>
-      <w:r>
-        <w:t xml:space="preserve">CockroachDB-style leaseholder local reads (no Raft round-trip), follower routing via</w:t>
-      </w:r>
-      <w:r>
-        <w:t xml:space="preserve"> </w:t>
-      </w:r>
-      <w:r>
-        <w:rPr>
-          <w:rStyle w:val="VerbatimChar"/>
-        </w:rPr>
-        <w:t xml:space="preserve">RaftTransport.SendRead</w:t>
-      </w:r>
-      <w:r>
-        <w:t xml:space="preserve">, lease-expiry re-route against an injected clock (HXC-1389).</w:t>
+        <w:t xml:space="preserve">ChutesMinerConfig</w:t>
+      </w:r>
+      <w:r>
+        <w:t xml:space="preserve"> </w:t>
+      </w:r>
+      <w:r>
+        <w:t xml:space="preserve">and</w:t>
+      </w:r>
+      <w:r>
+        <w:t xml:space="preserve"> </w:t>
+      </w:r>
+      <w:r>
+        <w:rPr>
+          <w:rStyle w:val="VerbatimChar"/>
+        </w:rPr>
+        <w:t xml:space="preserve">ValidatorConfig</w:t>
+      </w:r>
+      <w:r>
+        <w:t xml:space="preserve"> </w:t>
+      </w:r>
+      <w:r>
+        <w:t xml:space="preserve">deployment descriptors with</w:t>
+      </w:r>
+      <w:r>
+        <w:t xml:space="preserve"> </w:t>
+      </w:r>
+      <w:r>
+        <w:rPr>
+          <w:rStyle w:val="VerbatimChar"/>
+        </w:rPr>
+        <w:t xml:space="preserve">Validate()</w:t>
+      </w:r>
+      <w:r>
+        <w:t xml:space="preserve"> </w:t>
+      </w:r>
+      <w:r>
+        <w:t xml:space="preserve">invariants (non-empty IDs/hotkeys,</w:t>
+      </w:r>
+      <w:r>
+        <w:t xml:space="preserve"> </w:t>
+      </w:r>
+      <w:r>
+        <w:rPr>
+          <w:rStyle w:val="VerbatimChar"/>
+        </w:rPr>
+        <w:t xml:space="preserve">GPUCount&gt;0</w:t>
+      </w:r>
+      <w:r>
+        <w:t xml:space="preserve">, non-negative cost, positive cache size, TEE consistency) (HXC-1439).</w:t>
       </w:r>
     </w:p>
     <w:p>
@@ -5567,11 +5445,11 @@
         <w:pStyle w:val="Compact"/>
         <w:numPr>
           <w:ilvl w:val="1"/>
-          <w:numId w:val="1014"/>
-        </w:numPr>
-      </w:pPr>
-      <w:r>
-        <w:t xml:space="preserve">Wave 69 (5 units, subagent-driven, 5 parallel streams in disjoint packages, run concurrently with wave 68):</w:t>
+          <w:numId w:val="1015"/>
+        </w:numPr>
+      </w:pPr>
+      <w:r>
+        <w:t xml:space="preserve">Wave 68 (5 units, subagent-driven, 5 parallel streams in disjoint packages, run concurrently with wave 69):</w:t>
       </w:r>
     </w:p>
     <w:p>
@@ -5586,43 +5464,13 @@
         <w:rPr>
           <w:rStyle w:val="VerbatimChar"/>
         </w:rPr>
-        <w:t xml:space="preserve">stonith</w:t>
-      </w:r>
-      <w:r>
-        <w:t xml:space="preserve"> </w:t>
-      </w:r>
-      <w:r>
-        <w:t xml:space="preserve">— IPMI credential hardening: BMC password delivered via the</w:t>
-      </w:r>
-      <w:r>
-        <w:t xml:space="preserve"> </w:t>
-      </w:r>
-      <w:r>
-        <w:rPr>
-          <w:rStyle w:val="VerbatimChar"/>
-        </w:rPr>
-        <w:t xml:space="preserve">IPMI_PASSWORD</w:t>
-      </w:r>
-      <w:r>
-        <w:t xml:space="preserve"> </w:t>
-      </w:r>
-      <w:r>
-        <w:t xml:space="preserve">env +</w:t>
-      </w:r>
-      <w:r>
-        <w:t xml:space="preserve"> </w:t>
-      </w:r>
-      <w:r>
-        <w:rPr>
-          <w:rStyle w:val="VerbatimChar"/>
-        </w:rPr>
-        <w:t xml:space="preserve">-E</w:t>
-      </w:r>
-      <w:r>
-        <w:t xml:space="preserve"> </w:t>
-      </w:r>
-      <w:r>
-        <w:t xml:space="preserve">(never on the argv / process table) with redacted argv in error strings; tests assert the password appears in neither argv nor errors (HXC-908, closing a wave-67 follow-up).</w:t>
+        <w:t xml:space="preserve">dst</w:t>
+      </w:r>
+      <w:r>
+        <w:t xml:space="preserve"> </w:t>
+      </w:r>
+      <w:r>
+        <w:t xml:space="preserve">— standalone FoundationDB-style deterministic simulation harness: single-threaded seeded-RNG event loop with injectable network/disk/logical-clock; same seed =&gt; byte-for-byte identical trace + exact failure replay; 1000+ seeded sims (HXC-1419).</w:t>
       </w:r>
     </w:p>
     <w:p>
@@ -5637,58 +5485,13 @@
         <w:rPr>
           <w:rStyle w:val="VerbatimChar"/>
         </w:rPr>
-        <w:t xml:space="preserve">deviceplugin</w:t>
-      </w:r>
-      <w:r>
-        <w:t xml:space="preserve"> </w:t>
-      </w:r>
-      <w:r>
-        <w:t xml:space="preserve">— concurrency test driving</w:t>
-      </w:r>
-      <w:r>
-        <w:t xml:space="preserve"> </w:t>
-      </w:r>
-      <w:r>
-        <w:rPr>
-          <w:rStyle w:val="VerbatimChar"/>
-        </w:rPr>
-        <w:t xml:space="preserve">ApplyFingerprint</w:t>
-      </w:r>
-      <w:r>
-        <w:t xml:space="preserve">/</w:t>
-      </w:r>
-      <w:r>
-        <w:rPr>
-          <w:rStyle w:val="VerbatimChar"/>
-        </w:rPr>
-        <w:t xml:space="preserve">Allocate</w:t>
-      </w:r>
-      <w:r>
-        <w:t xml:space="preserve">/</w:t>
-      </w:r>
-      <w:r>
-        <w:rPr>
-          <w:rStyle w:val="VerbatimChar"/>
-        </w:rPr>
-        <w:t xml:space="preserve">Release</w:t>
-      </w:r>
-      <w:r>
-        <w:t xml:space="preserve"> </w:t>
-      </w:r>
-      <w:r>
-        <w:t xml:space="preserve">from 50+ goroutines under</w:t>
-      </w:r>
-      <w:r>
-        <w:t xml:space="preserve"> </w:t>
-      </w:r>
-      <w:r>
-        <w:rPr>
-          <w:rStyle w:val="VerbatimChar"/>
-        </w:rPr>
-        <w:t xml:space="preserve">-race</w:t>
-      </w:r>
-      <w:r>
-        <w:t xml:space="preserve">, proving the Registry never oversubscribes (mutex removal trips the race detector) (HXC-910, closing a wave-67 follow-up).</w:t>
+        <w:t xml:space="preserve">porcupine</w:t>
+      </w:r>
+      <w:r>
+        <w:t xml:space="preserve"> </w:t>
+      </w:r>
+      <w:r>
+        <w:t xml:space="preserve">— self-contained WGL linearizability checker + concurrent history recorder: PASS on linearizable, FAIL (with violating op) on a seeded non-linearizable history (HXC-1421).</w:t>
       </w:r>
     </w:p>
     <w:p>
@@ -5703,43 +5506,46 @@
         <w:rPr>
           <w:rStyle w:val="VerbatimChar"/>
         </w:rPr>
-        <w:t xml:space="preserve">internal/llm</w:t>
-      </w:r>
-      <w:r>
-        <w:t xml:space="preserve"> </w:t>
-      </w:r>
-      <w:r>
-        <w:t xml:space="preserve">— replaced the stub</w:t>
-      </w:r>
-      <w:r>
-        <w:t xml:space="preserve"> </w:t>
-      </w:r>
-      <w:r>
-        <w:rPr>
-          <w:rStyle w:val="VerbatimChar"/>
-        </w:rPr>
-        <w:t xml:space="preserve">Inference</w:t>
-      </w:r>
-      <w:r>
-        <w:t xml:space="preserve"> </w:t>
-      </w:r>
-      <w:r>
-        <w:t xml:space="preserve">with a real strategy-based router (latency/throughput/quality/cost) over the live model registry, excluding unhealthy/unloaded models with a typed no-eligible-model error and a real injectable</w:t>
-      </w:r>
-      <w:r>
-        <w:t xml:space="preserve"> </w:t>
-      </w:r>
-      <w:r>
-        <w:rPr>
-          <w:rStyle w:val="VerbatimChar"/>
-        </w:rPr>
-        <w:t xml:space="preserve">Backend</w:t>
-      </w:r>
-      <w:r>
-        <w:t xml:space="preserve"> </w:t>
-      </w:r>
-      <w:r>
-        <w:t xml:space="preserve">seam (HXC-1470).</w:t>
+        <w:t xml:space="preserve">kraft</w:t>
+      </w:r>
+      <w:r>
+        <w:t xml:space="preserve"> </w:t>
+      </w:r>
+      <w:r>
+        <w:t xml:space="preserve">— KRaft-style self-managed Raft metadata quorum (</w:t>
+      </w:r>
+      <w:r>
+        <w:rPr>
+          <w:rStyle w:val="VerbatimChar"/>
+        </w:rPr>
+        <w:t xml:space="preserve">go.etcd.io/raft/v3</w:t>
+      </w:r>
+      <w:r>
+        <w:t xml:space="preserve">, no ZooKeeper): replicated</w:t>
+      </w:r>
+      <w:r>
+        <w:t xml:space="preserve"> </w:t>
+      </w:r>
+      <w:r>
+        <w:rPr>
+          <w:rStyle w:val="VerbatimChar"/>
+        </w:rPr>
+        <w:t xml:space="preserve">CreateTopic</w:t>
+      </w:r>
+      <w:r>
+        <w:t xml:space="preserve">/</w:t>
+      </w:r>
+      <w:r>
+        <w:rPr>
+          <w:rStyle w:val="VerbatimChar"/>
+        </w:rPr>
+        <w:t xml:space="preserve">ListTopics</w:t>
+      </w:r>
+      <w:r>
+        <w:t xml:space="preserve"> </w:t>
+      </w:r>
+      <w:r>
+        <w:t xml:space="preserve">+ partition-leader assignment, controller election + controller-loss failover (HXC-1417).</w:t>
       </w:r>
     </w:p>
     <w:p>
@@ -5754,100 +5560,13 @@
         <w:rPr>
           <w:rStyle w:val="VerbatimChar"/>
         </w:rPr>
-        <w:t xml:space="preserve">metrics</w:t>
-      </w:r>
-      <w:r>
-        <w:t xml:space="preserve"> </w:t>
-      </w:r>
-      <w:r>
-        <w:t xml:space="preserve">(additive</w:t>
-      </w:r>
-      <w:r>
-        <w:t xml:space="preserve"> </w:t>
-      </w:r>
-      <w:r>
-        <w:rPr>
-          <w:rStyle w:val="VerbatimChar"/>
-        </w:rPr>
-        <w:t xml:space="preserve">earningsmetrics.go</w:t>
-      </w:r>
-      <w:r>
-        <w:t xml:space="preserve">) —</w:t>
-      </w:r>
-      <w:r>
-        <w:t xml:space="preserve"> </w:t>
-      </w:r>
-      <w:r>
-        <w:rPr>
-          <w:rStyle w:val="VerbatimChar"/>
-        </w:rPr>
-        <w:t xml:space="preserve">EarningsMetrics</w:t>
-      </w:r>
-      <w:r>
-        <w:t xml:space="preserve"> </w:t>
-      </w:r>
-      <w:r>
-        <w:t xml:space="preserve">exposing</w:t>
-      </w:r>
-      <w:r>
-        <w:t xml:space="preserve"> </w:t>
-      </w:r>
-      <w:r>
-        <w:rPr>
-          <w:rStyle w:val="VerbatimChar"/>
-        </w:rPr>
-        <w:t xml:space="preserve">tao_earnings_total</w:t>
-      </w:r>
-      <w:r>
-        <w:t xml:space="preserve"> </w:t>
-      </w:r>
-      <w:r>
-        <w:t xml:space="preserve">/</w:t>
-      </w:r>
-      <w:r>
-        <w:t xml:space="preserve"> </w:t>
-      </w:r>
-      <w:r>
-        <w:rPr>
-          <w:rStyle w:val="VerbatimChar"/>
-        </w:rPr>
-        <w:t xml:space="preserve">graval_attestation_status</w:t>
-      </w:r>
-      <w:r>
-        <w:t xml:space="preserve"> </w:t>
-      </w:r>
-      <w:r>
-        <w:t xml:space="preserve">/</w:t>
-      </w:r>
-      <w:r>
-        <w:t xml:space="preserve"> </w:t>
-      </w:r>
-      <w:r>
-        <w:rPr>
-          <w:rStyle w:val="VerbatimChar"/>
-        </w:rPr>
-        <w:t xml:space="preserve">token_throughput</w:t>
-      </w:r>
-      <w:r>
-        <w:t xml:space="preserve"> </w:t>
-      </w:r>
-      <w:r>
-        <w:t xml:space="preserve">/</w:t>
-      </w:r>
-      <w:r>
-        <w:t xml:space="preserve"> </w:t>
-      </w:r>
-      <w:r>
-        <w:rPr>
-          <w:rStyle w:val="VerbatimChar"/>
-        </w:rPr>
-        <w:t xml:space="preserve">gpu_utilization</w:t>
-      </w:r>
-      <w:r>
-        <w:t xml:space="preserve"> </w:t>
-      </w:r>
-      <w:r>
-        <w:t xml:space="preserve">Prometheus-text series with deterministic (sorted) ordering + concurrent-safe setters (HXC-1483).</w:t>
+        <w:t xml:space="preserve">internal/chaos</w:t>
+      </w:r>
+      <w:r>
+        <w:t xml:space="preserve"> </w:t>
+      </w:r>
+      <w:r>
+        <w:t xml:space="preserve">— fault-injection library (PodKill/NetworkPartition/DiskStall/ClockSkew) + canary-guarded runner with automatic rollback on health&lt;SLO; deterministic via injected clock + seeded selection (HXC-1422).</w:t>
       </w:r>
     </w:p>
     <w:p>
@@ -5862,7 +5581,7 @@
         <w:rPr>
           <w:rStyle w:val="VerbatimChar"/>
         </w:rPr>
-        <w:t xml:space="preserve">internal/gpu</w:t>
+        <w:t xml:space="preserve">multiraft</w:t>
       </w:r>
       <w:r>
         <w:t xml:space="preserve"> </w:t>
@@ -5877,49 +5596,37 @@
         <w:rPr>
           <w:rStyle w:val="VerbatimChar"/>
         </w:rPr>
-        <w:t xml:space="preserve">attesthook.go</w:t>
-      </w:r>
-      <w:r>
-        <w:t xml:space="preserve">) — GraVal attestation hook:</w:t>
-      </w:r>
-      <w:r>
-        <w:t xml:space="preserve"> </w:t>
-      </w:r>
-      <w:r>
-        <w:rPr>
-          <w:rStyle w:val="VerbatimChar"/>
-        </w:rPr>
-        <w:t xml:space="preserve">AllocateForChutes</w:t>
-      </w:r>
-      <w:r>
-        <w:t xml:space="preserve"> </w:t>
-      </w:r>
-      <w:r>
-        <w:t xml:space="preserve">refuses a GPU that has not passed attestation (</w:t>
-      </w:r>
-      <w:r>
-        <w:rPr>
-          <w:rStyle w:val="VerbatimChar"/>
-        </w:rPr>
-        <w:t xml:space="preserve">ErrAttestationRequired</w:t>
-      </w:r>
-      <w:r>
-        <w:t xml:space="preserve">), even on the idempotent re-allocation path; injectable</w:t>
-      </w:r>
-      <w:r>
-        <w:t xml:space="preserve"> </w:t>
-      </w:r>
-      <w:r>
-        <w:rPr>
-          <w:rStyle w:val="VerbatimChar"/>
-        </w:rPr>
-        <w:t xml:space="preserve">ChutesAttestor</w:t>
-      </w:r>
-      <w:r>
-        <w:t xml:space="preserve"> </w:t>
-      </w:r>
-      <w:r>
-        <w:t xml:space="preserve">seam (HXC-1448).</w:t>
+        <w:t xml:space="preserve">lease.go</w:t>
+      </w:r>
+      <w:r>
+        <w:t xml:space="preserve">) —</w:t>
+      </w:r>
+      <w:r>
+        <w:t xml:space="preserve"> </w:t>
+      </w:r>
+      <w:r>
+        <w:rPr>
+          <w:rStyle w:val="VerbatimChar"/>
+        </w:rPr>
+        <w:t xml:space="preserve">LeaseTracker</w:t>
+      </w:r>
+      <w:r>
+        <w:t xml:space="preserve"> </w:t>
+      </w:r>
+      <w:r>
+        <w:t xml:space="preserve">CockroachDB-style leaseholder local reads (no Raft round-trip), follower routing via</w:t>
+      </w:r>
+      <w:r>
+        <w:t xml:space="preserve"> </w:t>
+      </w:r>
+      <w:r>
+        <w:rPr>
+          <w:rStyle w:val="VerbatimChar"/>
+        </w:rPr>
+        <w:t xml:space="preserve">RaftTransport.SendRead</w:t>
+      </w:r>
+      <w:r>
+        <w:t xml:space="preserve">, lease-expiry re-route against an injected clock (HXC-1389).</w:t>
       </w:r>
     </w:p>
     <w:p>
@@ -5927,11 +5634,11 @@
         <w:pStyle w:val="Compact"/>
         <w:numPr>
           <w:ilvl w:val="1"/>
-          <w:numId w:val="1014"/>
-        </w:numPr>
-      </w:pPr>
-      <w:r>
-        <w:t xml:space="preserve">Wave 70 (5 units, subagent-driven, 5 parallel streams in disjoint packages, run concurrently with wave 71):</w:t>
+          <w:numId w:val="1015"/>
+        </w:numPr>
+      </w:pPr>
+      <w:r>
+        <w:t xml:space="preserve">Wave 69 (5 units, subagent-driven, 5 parallel streams in disjoint packages, run concurrently with wave 68):</w:t>
       </w:r>
     </w:p>
     <w:p>
@@ -5946,40 +5653,43 @@
         <w:rPr>
           <w:rStyle w:val="VerbatimChar"/>
         </w:rPr>
-        <w:t xml:space="preserve">provider/chutes</w:t>
-      </w:r>
-      <w:r>
-        <w:t xml:space="preserve"> </w:t>
-      </w:r>
-      <w:r>
-        <w:t xml:space="preserve">— OpenAI-compatible</w:t>
-      </w:r>
-      <w:r>
-        <w:t xml:space="preserve"> </w:t>
-      </w:r>
-      <w:r>
-        <w:rPr>
-          <w:rStyle w:val="VerbatimChar"/>
-        </w:rPr>
-        <w:t xml:space="preserve">/v1/chat/completions</w:t>
-      </w:r>
-      <w:r>
-        <w:t xml:space="preserve"> </w:t>
-      </w:r>
-      <w:r>
-        <w:t xml:space="preserve">provider (</w:t>
-      </w:r>
-      <w:r>
-        <w:rPr>
-          <w:rStyle w:val="VerbatimChar"/>
-        </w:rPr>
-        <w:t xml:space="preserve">cpk_</w:t>
-      </w:r>
-      <w:r>
-        <w:t xml:space="preserve"> </w:t>
-      </w:r>
-      <w:r>
-        <w:t xml:space="preserve">Bearer) with HTTP-429 retry+backoff; httptest proves retry-then-success, Bearer header, and typed errors (HXC-1510).</w:t>
+        <w:t xml:space="preserve">stonith</w:t>
+      </w:r>
+      <w:r>
+        <w:t xml:space="preserve"> </w:t>
+      </w:r>
+      <w:r>
+        <w:t xml:space="preserve">— IPMI credential hardening: BMC password delivered via the</w:t>
+      </w:r>
+      <w:r>
+        <w:t xml:space="preserve"> </w:t>
+      </w:r>
+      <w:r>
+        <w:rPr>
+          <w:rStyle w:val="VerbatimChar"/>
+        </w:rPr>
+        <w:t xml:space="preserve">IPMI_PASSWORD</w:t>
+      </w:r>
+      <w:r>
+        <w:t xml:space="preserve"> </w:t>
+      </w:r>
+      <w:r>
+        <w:t xml:space="preserve">env +</w:t>
+      </w:r>
+      <w:r>
+        <w:t xml:space="preserve"> </w:t>
+      </w:r>
+      <w:r>
+        <w:rPr>
+          <w:rStyle w:val="VerbatimChar"/>
+        </w:rPr>
+        <w:t xml:space="preserve">-E</w:t>
+      </w:r>
+      <w:r>
+        <w:t xml:space="preserve"> </w:t>
+      </w:r>
+      <w:r>
+        <w:t xml:space="preserve">(never on the argv / process table) with redacted argv in error strings; tests assert the password appears in neither argv nor errors (HXC-908, closing a wave-67 follow-up).</w:t>
       </w:r>
     </w:p>
     <w:p>
@@ -5994,34 +5704,22 @@
         <w:rPr>
           <w:rStyle w:val="VerbatimChar"/>
         </w:rPr>
-        <w:t xml:space="preserve">pool</w:t>
-      </w:r>
-      <w:r>
-        <w:t xml:space="preserve"> </w:t>
-      </w:r>
-      <w:r>
-        <w:t xml:space="preserve">(additive</w:t>
-      </w:r>
-      <w:r>
-        <w:t xml:space="preserve"> </w:t>
-      </w:r>
-      <w:r>
-        <w:rPr>
-          <w:rStyle w:val="VerbatimChar"/>
-        </w:rPr>
-        <w:t xml:space="preserve">model.go</w:t>
-      </w:r>
-      <w:r>
-        <w:t xml:space="preserve">) —</w:t>
-      </w:r>
-      <w:r>
-        <w:t xml:space="preserve"> </w:t>
-      </w:r>
-      <w:r>
-        <w:rPr>
-          <w:rStyle w:val="VerbatimChar"/>
-        </w:rPr>
-        <w:t xml:space="preserve">GPUDevice</w:t>
+        <w:t xml:space="preserve">deviceplugin</w:t>
+      </w:r>
+      <w:r>
+        <w:t xml:space="preserve"> </w:t>
+      </w:r>
+      <w:r>
+        <w:t xml:space="preserve">— concurrency test driving</w:t>
+      </w:r>
+      <w:r>
+        <w:t xml:space="preserve"> </w:t>
+      </w:r>
+      <w:r>
+        <w:rPr>
+          <w:rStyle w:val="VerbatimChar"/>
+        </w:rPr>
+        <w:t xml:space="preserve">ApplyFingerprint</w:t>
       </w:r>
       <w:r>
         <w:t xml:space="preserve">/</w:t>
@@ -6030,7 +5728,7 @@
         <w:rPr>
           <w:rStyle w:val="VerbatimChar"/>
         </w:rPr>
-        <w:t xml:space="preserve">WorkloadSpec</w:t>
+        <w:t xml:space="preserve">Allocate</w:t>
       </w:r>
       <w:r>
         <w:t xml:space="preserve">/</w:t>
@@ -6039,22 +5737,25 @@
         <w:rPr>
           <w:rStyle w:val="VerbatimChar"/>
         </w:rPr>
-        <w:t xml:space="preserve">GPUAllocation</w:t>
-      </w:r>
-      <w:r>
-        <w:t xml:space="preserve">/</w:t>
-      </w:r>
-      <w:r>
-        <w:rPr>
-          <w:rStyle w:val="VerbatimChar"/>
-        </w:rPr>
-        <w:t xml:space="preserve">PoolStatus</w:t>
-      </w:r>
-      <w:r>
-        <w:t xml:space="preserve"> </w:t>
-      </w:r>
-      <w:r>
-        <w:t xml:space="preserve">data model with snake_case JSON tags + round-trip/concurrency tests (HXC-1495).</w:t>
+        <w:t xml:space="preserve">Release</w:t>
+      </w:r>
+      <w:r>
+        <w:t xml:space="preserve"> </w:t>
+      </w:r>
+      <w:r>
+        <w:t xml:space="preserve">from 50+ goroutines under</w:t>
+      </w:r>
+      <w:r>
+        <w:t xml:space="preserve"> </w:t>
+      </w:r>
+      <w:r>
+        <w:rPr>
+          <w:rStyle w:val="VerbatimChar"/>
+        </w:rPr>
+        <w:t xml:space="preserve">-race</w:t>
+      </w:r>
+      <w:r>
+        <w:t xml:space="preserve">, proving the Registry never oversubscribes (mutex removal trips the race detector) (HXC-910, closing a wave-67 follow-up).</w:t>
       </w:r>
     </w:p>
     <w:p>
@@ -6069,55 +5770,43 @@
         <w:rPr>
           <w:rStyle w:val="VerbatimChar"/>
         </w:rPr>
-        <w:t xml:space="preserve">quantization</w:t>
-      </w:r>
-      <w:r>
-        <w:t xml:space="preserve"> </w:t>
-      </w:r>
-      <w:r>
-        <w:t xml:space="preserve">(additive</w:t>
-      </w:r>
-      <w:r>
-        <w:t xml:space="preserve"> </w:t>
-      </w:r>
-      <w:r>
-        <w:rPr>
-          <w:rStyle w:val="VerbatimChar"/>
-        </w:rPr>
-        <w:t xml:space="preserve">awq.go</w:t>
-      </w:r>
-      <w:r>
-        <w:t xml:space="preserve">) — AWQ 4-bit default serving format +</w:t>
-      </w:r>
-      <w:r>
-        <w:t xml:space="preserve"> </w:t>
-      </w:r>
-      <w:r>
-        <w:rPr>
-          <w:rStyle w:val="VerbatimChar"/>
-        </w:rPr>
-        <w:t xml:space="preserve">EstimateVRAM</w:t>
-      </w:r>
-      <w:r>
-        <w:t xml:space="preserve"> </w:t>
-      </w:r>
-      <w:r>
-        <w:t xml:space="preserve">(~25% of fp16) + budget-aware</w:t>
-      </w:r>
-      <w:r>
-        <w:t xml:space="preserve"> </w:t>
-      </w:r>
-      <w:r>
-        <w:rPr>
-          <w:rStyle w:val="VerbatimChar"/>
-        </w:rPr>
-        <w:t xml:space="preserve">SelectFormat</w:t>
-      </w:r>
-      <w:r>
-        <w:t xml:space="preserve"> </w:t>
-      </w:r>
-      <w:r>
-        <w:t xml:space="preserve">preferring AWQ when fp16 won’t fit (HXC-1473).</w:t>
+        <w:t xml:space="preserve">internal/llm</w:t>
+      </w:r>
+      <w:r>
+        <w:t xml:space="preserve"> </w:t>
+      </w:r>
+      <w:r>
+        <w:t xml:space="preserve">— replaced the stub</w:t>
+      </w:r>
+      <w:r>
+        <w:t xml:space="preserve"> </w:t>
+      </w:r>
+      <w:r>
+        <w:rPr>
+          <w:rStyle w:val="VerbatimChar"/>
+        </w:rPr>
+        <w:t xml:space="preserve">Inference</w:t>
+      </w:r>
+      <w:r>
+        <w:t xml:space="preserve"> </w:t>
+      </w:r>
+      <w:r>
+        <w:t xml:space="preserve">with a real strategy-based router (latency/throughput/quality/cost) over the live model registry, excluding unhealthy/unloaded models with a typed no-eligible-model error and a real injectable</w:t>
+      </w:r>
+      <w:r>
+        <w:t xml:space="preserve"> </w:t>
+      </w:r>
+      <w:r>
+        <w:rPr>
+          <w:rStyle w:val="VerbatimChar"/>
+        </w:rPr>
+        <w:t xml:space="preserve">Backend</w:t>
+      </w:r>
+      <w:r>
+        <w:t xml:space="preserve"> </w:t>
+      </w:r>
+      <w:r>
+        <w:t xml:space="preserve">seam (HXC-1470).</w:t>
       </w:r>
     </w:p>
     <w:p>
@@ -6132,7 +5821,7 @@
         <w:rPr>
           <w:rStyle w:val="VerbatimChar"/>
         </w:rPr>
-        <w:t xml:space="preserve">internal/gateway</w:t>
+        <w:t xml:space="preserve">metrics</w:t>
       </w:r>
       <w:r>
         <w:t xml:space="preserve"> </w:t>
@@ -6147,40 +5836,85 @@
         <w:rPr>
           <w:rStyle w:val="VerbatimChar"/>
         </w:rPr>
-        <w:t xml:space="preserve">inference.go</w:t>
-      </w:r>
-      <w:r>
-        <w:t xml:space="preserve">) — inference route forwarding to an injectable Chutes client;</w:t>
-      </w:r>
-      <w:r>
-        <w:t xml:space="preserve"> </w:t>
-      </w:r>
-      <w:r>
-        <w:rPr>
-          <w:rStyle w:val="VerbatimChar"/>
-        </w:rPr>
-        <w:t xml:space="preserve">TEERequired</w:t>
-      </w:r>
-      <w:r>
-        <w:t xml:space="preserve"> </w:t>
-      </w:r>
-      <w:r>
-        <w:t xml:space="preserve">=&gt;</w:t>
-      </w:r>
-      <w:r>
-        <w:t xml:space="preserve"> </w:t>
-      </w:r>
-      <w:r>
-        <w:rPr>
-          <w:rStyle w:val="VerbatimChar"/>
-        </w:rPr>
-        <w:t xml:space="preserve">X-E2EE-Enabled</w:t>
-      </w:r>
-      <w:r>
-        <w:t xml:space="preserve"> </w:t>
-      </w:r>
-      <w:r>
-        <w:t xml:space="preserve">routing marker; client failure =&gt; 502 (HXC-1469).</w:t>
+        <w:t xml:space="preserve">earningsmetrics.go</w:t>
+      </w:r>
+      <w:r>
+        <w:t xml:space="preserve">) —</w:t>
+      </w:r>
+      <w:r>
+        <w:t xml:space="preserve"> </w:t>
+      </w:r>
+      <w:r>
+        <w:rPr>
+          <w:rStyle w:val="VerbatimChar"/>
+        </w:rPr>
+        <w:t xml:space="preserve">EarningsMetrics</w:t>
+      </w:r>
+      <w:r>
+        <w:t xml:space="preserve"> </w:t>
+      </w:r>
+      <w:r>
+        <w:t xml:space="preserve">exposing</w:t>
+      </w:r>
+      <w:r>
+        <w:t xml:space="preserve"> </w:t>
+      </w:r>
+      <w:r>
+        <w:rPr>
+          <w:rStyle w:val="VerbatimChar"/>
+        </w:rPr>
+        <w:t xml:space="preserve">tao_earnings_total</w:t>
+      </w:r>
+      <w:r>
+        <w:t xml:space="preserve"> </w:t>
+      </w:r>
+      <w:r>
+        <w:t xml:space="preserve">/</w:t>
+      </w:r>
+      <w:r>
+        <w:t xml:space="preserve"> </w:t>
+      </w:r>
+      <w:r>
+        <w:rPr>
+          <w:rStyle w:val="VerbatimChar"/>
+        </w:rPr>
+        <w:t xml:space="preserve">graval_attestation_status</w:t>
+      </w:r>
+      <w:r>
+        <w:t xml:space="preserve"> </w:t>
+      </w:r>
+      <w:r>
+        <w:t xml:space="preserve">/</w:t>
+      </w:r>
+      <w:r>
+        <w:t xml:space="preserve"> </w:t>
+      </w:r>
+      <w:r>
+        <w:rPr>
+          <w:rStyle w:val="VerbatimChar"/>
+        </w:rPr>
+        <w:t xml:space="preserve">token_throughput</w:t>
+      </w:r>
+      <w:r>
+        <w:t xml:space="preserve"> </w:t>
+      </w:r>
+      <w:r>
+        <w:t xml:space="preserve">/</w:t>
+      </w:r>
+      <w:r>
+        <w:t xml:space="preserve"> </w:t>
+      </w:r>
+      <w:r>
+        <w:rPr>
+          <w:rStyle w:val="VerbatimChar"/>
+        </w:rPr>
+        <w:t xml:space="preserve">gpu_utilization</w:t>
+      </w:r>
+      <w:r>
+        <w:t xml:space="preserve"> </w:t>
+      </w:r>
+      <w:r>
+        <w:t xml:space="preserve">Prometheus-text series with deterministic (sorted) ordering + concurrent-safe setters (HXC-1483).</w:t>
       </w:r>
     </w:p>
     <w:p>
@@ -6210,10 +5944,49 @@
         <w:rPr>
           <w:rStyle w:val="VerbatimChar"/>
         </w:rPr>
-        <w:t xml:space="preserve">mig.go</w:t>
-      </w:r>
-      <w:r>
-        <w:t xml:space="preserve">) — MIG profile management: standardized vGPU tiers (1g.10gb/2g.20gb/3g.40gb/7g.80gb), in-memory partitioning with oversubscription rejection + fixed-at-creation immutability (HXC-1449).</w:t>
+        <w:t xml:space="preserve">attesthook.go</w:t>
+      </w:r>
+      <w:r>
+        <w:t xml:space="preserve">) — GraVal attestation hook:</w:t>
+      </w:r>
+      <w:r>
+        <w:t xml:space="preserve"> </w:t>
+      </w:r>
+      <w:r>
+        <w:rPr>
+          <w:rStyle w:val="VerbatimChar"/>
+        </w:rPr>
+        <w:t xml:space="preserve">AllocateForChutes</w:t>
+      </w:r>
+      <w:r>
+        <w:t xml:space="preserve"> </w:t>
+      </w:r>
+      <w:r>
+        <w:t xml:space="preserve">refuses a GPU that has not passed attestation (</w:t>
+      </w:r>
+      <w:r>
+        <w:rPr>
+          <w:rStyle w:val="VerbatimChar"/>
+        </w:rPr>
+        <w:t xml:space="preserve">ErrAttestationRequired</w:t>
+      </w:r>
+      <w:r>
+        <w:t xml:space="preserve">), even on the idempotent re-allocation path; injectable</w:t>
+      </w:r>
+      <w:r>
+        <w:t xml:space="preserve"> </w:t>
+      </w:r>
+      <w:r>
+        <w:rPr>
+          <w:rStyle w:val="VerbatimChar"/>
+        </w:rPr>
+        <w:t xml:space="preserve">ChutesAttestor</w:t>
+      </w:r>
+      <w:r>
+        <w:t xml:space="preserve"> </w:t>
+      </w:r>
+      <w:r>
+        <w:t xml:space="preserve">seam (HXC-1448).</w:t>
       </w:r>
     </w:p>
     <w:p>
@@ -6221,11 +5994,11 @@
         <w:pStyle w:val="Compact"/>
         <w:numPr>
           <w:ilvl w:val="1"/>
-          <w:numId w:val="1014"/>
-        </w:numPr>
-      </w:pPr>
-      <w:r>
-        <w:t xml:space="preserve">Wave 71 (5 units, subagent-driven, 5 parallel streams in disjoint packages, run concurrently with wave 70; closes 4 prior follow-ups):</w:t>
+          <w:numId w:val="1015"/>
+        </w:numPr>
+      </w:pPr>
+      <w:r>
+        <w:t xml:space="preserve">Wave 70 (5 units, subagent-driven, 5 parallel streams in disjoint packages, run concurrently with wave 71):</w:t>
       </w:r>
     </w:p>
     <w:p>
@@ -6240,28 +6013,40 @@
         <w:rPr>
           <w:rStyle w:val="VerbatimChar"/>
         </w:rPr>
-        <w:t xml:space="preserve">multiraft</w:t>
-      </w:r>
-      <w:r>
-        <w:t xml:space="preserve"> </w:t>
-      </w:r>
-      <w:r>
-        <w:t xml:space="preserve">— RaftTransport async-delivery safety: inbox handler Steps under the shard mutex, outbound messages deferred + flushed after unlock; a new async-transport</w:t>
-      </w:r>
-      <w:r>
-        <w:t xml:space="preserve"> </w:t>
-      </w:r>
-      <w:r>
-        <w:rPr>
-          <w:rStyle w:val="VerbatimChar"/>
-        </w:rPr>
-        <w:t xml:space="preserve">-race</w:t>
-      </w:r>
-      <w:r>
-        <w:t xml:space="preserve"> </w:t>
-      </w:r>
-      <w:r>
-        <w:t xml:space="preserve">test proves a goroutine-delivering transport is race-free and still commits (HXC-909).</w:t>
+        <w:t xml:space="preserve">provider/chutes</w:t>
+      </w:r>
+      <w:r>
+        <w:t xml:space="preserve"> </w:t>
+      </w:r>
+      <w:r>
+        <w:t xml:space="preserve">— OpenAI-compatible</w:t>
+      </w:r>
+      <w:r>
+        <w:t xml:space="preserve"> </w:t>
+      </w:r>
+      <w:r>
+        <w:rPr>
+          <w:rStyle w:val="VerbatimChar"/>
+        </w:rPr>
+        <w:t xml:space="preserve">/v1/chat/completions</w:t>
+      </w:r>
+      <w:r>
+        <w:t xml:space="preserve"> </w:t>
+      </w:r>
+      <w:r>
+        <w:t xml:space="preserve">provider (</w:t>
+      </w:r>
+      <w:r>
+        <w:rPr>
+          <w:rStyle w:val="VerbatimChar"/>
+        </w:rPr>
+        <w:t xml:space="preserve">cpk_</w:t>
+      </w:r>
+      <w:r>
+        <w:t xml:space="preserve"> </w:t>
+      </w:r>
+      <w:r>
+        <w:t xml:space="preserve">Bearer) with HTTP-429 retry+backoff; httptest proves retry-then-success, Bearer header, and typed errors (HXC-1510).</w:t>
       </w:r>
     </w:p>
     <w:p>
@@ -6276,43 +6061,67 @@
         <w:rPr>
           <w:rStyle w:val="VerbatimChar"/>
         </w:rPr>
-        <w:t xml:space="preserve">kraft</w:t>
-      </w:r>
-      <w:r>
-        <w:t xml:space="preserve"> </w:t>
-      </w:r>
-      <w:r>
-        <w:t xml:space="preserve">—</w:t>
-      </w:r>
-      <w:r>
-        <w:t xml:space="preserve"> </w:t>
-      </w:r>
-      <w:r>
-        <w:rPr>
-          <w:rStyle w:val="VerbatimChar"/>
-        </w:rPr>
-        <w:t xml:space="preserve">CreateTopic</w:t>
-      </w:r>
-      <w:r>
-        <w:t xml:space="preserve"> </w:t>
-      </w:r>
-      <w:r>
-        <w:t xml:space="preserve">returns</w:t>
-      </w:r>
-      <w:r>
-        <w:t xml:space="preserve"> </w:t>
-      </w:r>
-      <w:r>
-        <w:rPr>
-          <w:rStyle w:val="VerbatimChar"/>
-        </w:rPr>
-        <w:t xml:space="preserve">ErrTopicExists</w:t>
-      </w:r>
-      <w:r>
-        <w:t xml:space="preserve"> </w:t>
-      </w:r>
-      <w:r>
-        <w:t xml:space="preserve">on a conflicting re-create (different partition count); identical re-create stays idempotent (HXC-912).</w:t>
+        <w:t xml:space="preserve">pool</w:t>
+      </w:r>
+      <w:r>
+        <w:t xml:space="preserve"> </w:t>
+      </w:r>
+      <w:r>
+        <w:t xml:space="preserve">(additive</w:t>
+      </w:r>
+      <w:r>
+        <w:t xml:space="preserve"> </w:t>
+      </w:r>
+      <w:r>
+        <w:rPr>
+          <w:rStyle w:val="VerbatimChar"/>
+        </w:rPr>
+        <w:t xml:space="preserve">model.go</w:t>
+      </w:r>
+      <w:r>
+        <w:t xml:space="preserve">) —</w:t>
+      </w:r>
+      <w:r>
+        <w:t xml:space="preserve"> </w:t>
+      </w:r>
+      <w:r>
+        <w:rPr>
+          <w:rStyle w:val="VerbatimChar"/>
+        </w:rPr>
+        <w:t xml:space="preserve">GPUDevice</w:t>
+      </w:r>
+      <w:r>
+        <w:t xml:space="preserve">/</w:t>
+      </w:r>
+      <w:r>
+        <w:rPr>
+          <w:rStyle w:val="VerbatimChar"/>
+        </w:rPr>
+        <w:t xml:space="preserve">WorkloadSpec</w:t>
+      </w:r>
+      <w:r>
+        <w:t xml:space="preserve">/</w:t>
+      </w:r>
+      <w:r>
+        <w:rPr>
+          <w:rStyle w:val="VerbatimChar"/>
+        </w:rPr>
+        <w:t xml:space="preserve">GPUAllocation</w:t>
+      </w:r>
+      <w:r>
+        <w:t xml:space="preserve">/</w:t>
+      </w:r>
+      <w:r>
+        <w:rPr>
+          <w:rStyle w:val="VerbatimChar"/>
+        </w:rPr>
+        <w:t xml:space="preserve">PoolStatus</w:t>
+      </w:r>
+      <w:r>
+        <w:t xml:space="preserve"> </w:t>
+      </w:r>
+      <w:r>
+        <w:t xml:space="preserve">data model with snake_case JSON tags + round-trip/concurrency tests (HXC-1495).</w:t>
       </w:r>
     </w:p>
     <w:p>
@@ -6327,37 +6136,55 @@
         <w:rPr>
           <w:rStyle w:val="VerbatimChar"/>
         </w:rPr>
-        <w:t xml:space="preserve">porcupine</w:t>
-      </w:r>
-      <w:r>
-        <w:t xml:space="preserve"> </w:t>
-      </w:r>
-      <w:r>
-        <w:t xml:space="preserve">— WGL state-dedup memoization via</w:t>
-      </w:r>
-      <w:r>
-        <w:t xml:space="preserve"> </w:t>
-      </w:r>
-      <w:r>
-        <w:rPr>
-          <w:rStyle w:val="VerbatimChar"/>
-        </w:rPr>
-        <w:t xml:space="preserve">Model.Equal</w:t>
-      </w:r>
-      <w:r>
-        <w:t xml:space="preserve">: verdict-preserving pruning (memo fires on backtracking histories; identical PASS/FAIL + witness vs</w:t>
-      </w:r>
-      <w:r>
-        <w:t xml:space="preserve"> </w:t>
-      </w:r>
-      <w:r>
-        <w:rPr>
-          <w:rStyle w:val="VerbatimChar"/>
-        </w:rPr>
-        <w:t xml:space="preserve">Equal==nil</w:t>
-      </w:r>
-      <w:r>
-        <w:t xml:space="preserve">) (HXC-913).</w:t>
+        <w:t xml:space="preserve">quantization</w:t>
+      </w:r>
+      <w:r>
+        <w:t xml:space="preserve"> </w:t>
+      </w:r>
+      <w:r>
+        <w:t xml:space="preserve">(additive</w:t>
+      </w:r>
+      <w:r>
+        <w:t xml:space="preserve"> </w:t>
+      </w:r>
+      <w:r>
+        <w:rPr>
+          <w:rStyle w:val="VerbatimChar"/>
+        </w:rPr>
+        <w:t xml:space="preserve">awq.go</w:t>
+      </w:r>
+      <w:r>
+        <w:t xml:space="preserve">) — AWQ 4-bit default serving format +</w:t>
+      </w:r>
+      <w:r>
+        <w:t xml:space="preserve"> </w:t>
+      </w:r>
+      <w:r>
+        <w:rPr>
+          <w:rStyle w:val="VerbatimChar"/>
+        </w:rPr>
+        <w:t xml:space="preserve">EstimateVRAM</w:t>
+      </w:r>
+      <w:r>
+        <w:t xml:space="preserve"> </w:t>
+      </w:r>
+      <w:r>
+        <w:t xml:space="preserve">(~25% of fp16) + budget-aware</w:t>
+      </w:r>
+      <w:r>
+        <w:t xml:space="preserve"> </w:t>
+      </w:r>
+      <w:r>
+        <w:rPr>
+          <w:rStyle w:val="VerbatimChar"/>
+        </w:rPr>
+        <w:t xml:space="preserve">SelectFormat</w:t>
+      </w:r>
+      <w:r>
+        <w:t xml:space="preserve"> </w:t>
+      </w:r>
+      <w:r>
+        <w:t xml:space="preserve">preferring AWQ when fp16 won’t fit (HXC-1473).</w:t>
       </w:r>
     </w:p>
     <w:p>
@@ -6372,28 +6199,55 @@
         <w:rPr>
           <w:rStyle w:val="VerbatimChar"/>
         </w:rPr>
-        <w:t xml:space="preserve">chutes</w:t>
-      </w:r>
-      <w:r>
-        <w:t xml:space="preserve"> </w:t>
-      </w:r>
-      <w:r>
-        <w:t xml:space="preserve">—</w:t>
-      </w:r>
-      <w:r>
-        <w:t xml:space="preserve"> </w:t>
-      </w:r>
-      <w:r>
-        <w:rPr>
-          <w:rStyle w:val="VerbatimChar"/>
-        </w:rPr>
-        <w:t xml:space="preserve">StreamChannel</w:t>
-      </w:r>
-      <w:r>
-        <w:t xml:space="preserve"> </w:t>
-      </w:r>
-      <w:r>
-        <w:t xml:space="preserve">honors ctx cancellation on a blocked read (prompt channel close, no goroutine leak) and closes the owned reader (HXC-911).</w:t>
+        <w:t xml:space="preserve">internal/gateway</w:t>
+      </w:r>
+      <w:r>
+        <w:t xml:space="preserve"> </w:t>
+      </w:r>
+      <w:r>
+        <w:t xml:space="preserve">(additive</w:t>
+      </w:r>
+      <w:r>
+        <w:t xml:space="preserve"> </w:t>
+      </w:r>
+      <w:r>
+        <w:rPr>
+          <w:rStyle w:val="VerbatimChar"/>
+        </w:rPr>
+        <w:t xml:space="preserve">inference.go</w:t>
+      </w:r>
+      <w:r>
+        <w:t xml:space="preserve">) — inference route forwarding to an injectable Chutes client;</w:t>
+      </w:r>
+      <w:r>
+        <w:t xml:space="preserve"> </w:t>
+      </w:r>
+      <w:r>
+        <w:rPr>
+          <w:rStyle w:val="VerbatimChar"/>
+        </w:rPr>
+        <w:t xml:space="preserve">TEERequired</w:t>
+      </w:r>
+      <w:r>
+        <w:t xml:space="preserve"> </w:t>
+      </w:r>
+      <w:r>
+        <w:t xml:space="preserve">=&gt;</w:t>
+      </w:r>
+      <w:r>
+        <w:t xml:space="preserve"> </w:t>
+      </w:r>
+      <w:r>
+        <w:rPr>
+          <w:rStyle w:val="VerbatimChar"/>
+        </w:rPr>
+        <w:t xml:space="preserve">X-E2EE-Enabled</w:t>
+      </w:r>
+      <w:r>
+        <w:t xml:space="preserve"> </w:t>
+      </w:r>
+      <w:r>
+        <w:t xml:space="preserve">routing marker; client failure =&gt; 502 (HXC-1469).</w:t>
       </w:r>
     </w:p>
     <w:p>
@@ -6408,7 +6262,7 @@
         <w:rPr>
           <w:rStyle w:val="VerbatimChar"/>
         </w:rPr>
-        <w:t xml:space="preserve">marketplaceadapter</w:t>
+        <w:t xml:space="preserve">internal/gpu</w:t>
       </w:r>
       <w:r>
         <w:t xml:space="preserve"> </w:t>
@@ -6423,22 +6277,10 @@
         <w:rPr>
           <w:rStyle w:val="VerbatimChar"/>
         </w:rPr>
-        <w:t xml:space="preserve">akash.go</w:t>
-      </w:r>
-      <w:r>
-        <w:t xml:space="preserve">) — Akash (Cosmos/AKT) adapter over an injectable client: reverse-auction pricing, SDL submission, provider-reputation gate, registered in the</w:t>
-      </w:r>
-      <w:r>
-        <w:t xml:space="preserve"> </w:t>
-      </w:r>
-      <w:r>
-        <w:rPr>
-          <w:rStyle w:val="VerbatimChar"/>
-        </w:rPr>
-        <w:t xml:space="preserve">Name()</w:t>
-      </w:r>
-      <w:r>
-        <w:t xml:space="preserve">-dispatch Registry (HXC-1458).</w:t>
+        <w:t xml:space="preserve">mig.go</w:t>
+      </w:r>
+      <w:r>
+        <w:t xml:space="preserve">) — MIG profile management: standardized vGPU tiers (1g.10gb/2g.20gb/3g.40gb/7g.80gb), in-memory partitioning with oversubscription rejection + fixed-at-creation immutability (HXC-1449).</w:t>
       </w:r>
     </w:p>
     <w:p>
@@ -6446,11 +6288,11 @@
         <w:pStyle w:val="Compact"/>
         <w:numPr>
           <w:ilvl w:val="1"/>
-          <w:numId w:val="1014"/>
-        </w:numPr>
-      </w:pPr>
-      <w:r>
-        <w:t xml:space="preserve">Wave 72 (5 units, subagent-driven, 5 parallel streams in disjoint packages):</w:t>
+          <w:numId w:val="1015"/>
+        </w:numPr>
+      </w:pPr>
+      <w:r>
+        <w:t xml:space="preserve">Wave 71 (5 units, subagent-driven, 5 parallel streams in disjoint packages, run concurrently with wave 70; closes 4 prior follow-ups):</w:t>
       </w:r>
     </w:p>
     <w:p>
@@ -6465,25 +6307,28 @@
         <w:rPr>
           <w:rStyle w:val="VerbatimChar"/>
         </w:rPr>
-        <w:t xml:space="preserve">provider/runpod</w:t>
-      </w:r>
-      <w:r>
-        <w:t xml:space="preserve"> </w:t>
-      </w:r>
-      <w:r>
-        <w:t xml:space="preserve">— RunPodProvider (implements</w:t>
-      </w:r>
-      <w:r>
-        <w:t xml:space="preserve"> </w:t>
-      </w:r>
-      <w:r>
-        <w:rPr>
-          <w:rStyle w:val="VerbatimChar"/>
-        </w:rPr>
-        <w:t xml:space="preserve">pool.GPUProvider</w:t>
-      </w:r>
-      <w:r>
-        <w:t xml:space="preserve">) with a warm-pool fast path over an injectable client (HXC-1515).</w:t>
+        <w:t xml:space="preserve">multiraft</w:t>
+      </w:r>
+      <w:r>
+        <w:t xml:space="preserve"> </w:t>
+      </w:r>
+      <w:r>
+        <w:t xml:space="preserve">— RaftTransport async-delivery safety: inbox handler Steps under the shard mutex, outbound messages deferred + flushed after unlock; a new async-transport</w:t>
+      </w:r>
+      <w:r>
+        <w:t xml:space="preserve"> </w:t>
+      </w:r>
+      <w:r>
+        <w:rPr>
+          <w:rStyle w:val="VerbatimChar"/>
+        </w:rPr>
+        <w:t xml:space="preserve">-race</w:t>
+      </w:r>
+      <w:r>
+        <w:t xml:space="preserve"> </w:t>
+      </w:r>
+      <w:r>
+        <w:t xml:space="preserve">test proves a goroutine-delivering transport is race-free and still commits (HXC-909).</w:t>
       </w:r>
     </w:p>
     <w:p>
@@ -6498,13 +6343,43 @@
         <w:rPr>
           <w:rStyle w:val="VerbatimChar"/>
         </w:rPr>
-        <w:t xml:space="preserve">provider/aws</w:t>
-      </w:r>
-      <w:r>
-        <w:t xml:space="preserve"> </w:t>
-      </w:r>
-      <w:r>
-        <w:t xml:space="preserve">— AWSProvider EC2 Spot adapter over an injectable EC2-client interface (no aws-sdk dep): GPU model→instance-type selection (p5/p4de/g5), Spot+tags, TOCTOU-safe capacity gate (HXC-1516).</w:t>
+        <w:t xml:space="preserve">kraft</w:t>
+      </w:r>
+      <w:r>
+        <w:t xml:space="preserve"> </w:t>
+      </w:r>
+      <w:r>
+        <w:t xml:space="preserve">—</w:t>
+      </w:r>
+      <w:r>
+        <w:t xml:space="preserve"> </w:t>
+      </w:r>
+      <w:r>
+        <w:rPr>
+          <w:rStyle w:val="VerbatimChar"/>
+        </w:rPr>
+        <w:t xml:space="preserve">CreateTopic</w:t>
+      </w:r>
+      <w:r>
+        <w:t xml:space="preserve"> </w:t>
+      </w:r>
+      <w:r>
+        <w:t xml:space="preserve">returns</w:t>
+      </w:r>
+      <w:r>
+        <w:t xml:space="preserve"> </w:t>
+      </w:r>
+      <w:r>
+        <w:rPr>
+          <w:rStyle w:val="VerbatimChar"/>
+        </w:rPr>
+        <w:t xml:space="preserve">ErrTopicExists</w:t>
+      </w:r>
+      <w:r>
+        <w:t xml:space="preserve"> </w:t>
+      </w:r>
+      <w:r>
+        <w:t xml:space="preserve">on a conflicting re-create (different partition count); identical re-create stays idempotent (HXC-912).</w:t>
       </w:r>
     </w:p>
     <w:p>
@@ -6519,25 +6394,37 @@
         <w:rPr>
           <w:rStyle w:val="VerbatimChar"/>
         </w:rPr>
-        <w:t xml:space="preserve">scheduler</w:t>
-      </w:r>
-      <w:r>
-        <w:t xml:space="preserve"> </w:t>
-      </w:r>
-      <w:r>
-        <w:t xml:space="preserve">(additive</w:t>
-      </w:r>
-      <w:r>
-        <w:t xml:space="preserve"> </w:t>
-      </w:r>
-      <w:r>
-        <w:rPr>
-          <w:rStyle w:val="VerbatimChar"/>
-        </w:rPr>
-        <w:t xml:space="preserve">tier_filter.go</w:t>
-      </w:r>
-      <w:r>
-        <w:t xml:space="preserve">) — GPUTier-aware filter predicate: hard-exclude disallowed tiers + preference scoring, composes with the existing count filter, fails closed on a nil predicate (HXC-1534).</w:t>
+        <w:t xml:space="preserve">porcupine</w:t>
+      </w:r>
+      <w:r>
+        <w:t xml:space="preserve"> </w:t>
+      </w:r>
+      <w:r>
+        <w:t xml:space="preserve">— WGL state-dedup memoization via</w:t>
+      </w:r>
+      <w:r>
+        <w:t xml:space="preserve"> </w:t>
+      </w:r>
+      <w:r>
+        <w:rPr>
+          <w:rStyle w:val="VerbatimChar"/>
+        </w:rPr>
+        <w:t xml:space="preserve">Model.Equal</w:t>
+      </w:r>
+      <w:r>
+        <w:t xml:space="preserve">: verdict-preserving pruning (memo fires on backtracking histories; identical PASS/FAIL + witness vs</w:t>
+      </w:r>
+      <w:r>
+        <w:t xml:space="preserve"> </w:t>
+      </w:r>
+      <w:r>
+        <w:rPr>
+          <w:rStyle w:val="VerbatimChar"/>
+        </w:rPr>
+        <w:t xml:space="preserve">Equal==nil</w:t>
+      </w:r>
+      <w:r>
+        <w:t xml:space="preserve">) (HXC-913).</w:t>
       </w:r>
     </w:p>
     <w:p>
@@ -6552,52 +6439,28 @@
         <w:rPr>
           <w:rStyle w:val="VerbatimChar"/>
         </w:rPr>
-        <w:t xml:space="preserve">provider/chutes</w:t>
-      </w:r>
-      <w:r>
-        <w:t xml:space="preserve"> </w:t>
-      </w:r>
-      <w:r>
-        <w:t xml:space="preserve">— ctx-interruptible 429 backoff (select vs</w:t>
-      </w:r>
-      <w:r>
-        <w:t xml:space="preserve"> </w:t>
-      </w:r>
-      <w:r>
-        <w:rPr>
-          <w:rStyle w:val="VerbatimChar"/>
-        </w:rPr>
-        <w:t xml:space="preserve">ctx.Done()</w:t>
-      </w:r>
-      <w:r>
-        <w:t xml:space="preserve">) + honors</w:t>
-      </w:r>
-      <w:r>
-        <w:t xml:space="preserve"> </w:t>
-      </w:r>
-      <w:r>
-        <w:rPr>
-          <w:rStyle w:val="VerbatimChar"/>
-        </w:rPr>
-        <w:t xml:space="preserve">Retry-After</w:t>
-      </w:r>
-      <w:r>
-        <w:t xml:space="preserve"> </w:t>
-      </w:r>
-      <w:r>
-        <w:t xml:space="preserve">(delta-seconds/HTTP-date,</w:t>
-      </w:r>
-      <w:r>
-        <w:t xml:space="preserve"> </w:t>
-      </w:r>
-      <w:r>
-        <w:rPr>
-          <w:rStyle w:val="VerbatimChar"/>
-        </w:rPr>
-        <w:t xml:space="preserve">max(hint,backoff)</w:t>
-      </w:r>
-      <w:r>
-        <w:t xml:space="preserve">) (HXC-916, closing a wave-70 follow-up).</w:t>
+        <w:t xml:space="preserve">chutes</w:t>
+      </w:r>
+      <w:r>
+        <w:t xml:space="preserve"> </w:t>
+      </w:r>
+      <w:r>
+        <w:t xml:space="preserve">—</w:t>
+      </w:r>
+      <w:r>
+        <w:t xml:space="preserve"> </w:t>
+      </w:r>
+      <w:r>
+        <w:rPr>
+          <w:rStyle w:val="VerbatimChar"/>
+        </w:rPr>
+        <w:t xml:space="preserve">StreamChannel</w:t>
+      </w:r>
+      <w:r>
+        <w:t xml:space="preserve"> </w:t>
+      </w:r>
+      <w:r>
+        <w:t xml:space="preserve">honors ctx cancellation on a blocked read (prompt channel close, no goroutine leak) and closes the owned reader (HXC-911).</w:t>
       </w:r>
     </w:p>
     <w:p>
@@ -6612,7 +6475,7 @@
         <w:rPr>
           <w:rStyle w:val="VerbatimChar"/>
         </w:rPr>
-        <w:t xml:space="preserve">grafanadash</w:t>
+        <w:t xml:space="preserve">marketplaceadapter</w:t>
       </w:r>
       <w:r>
         <w:t xml:space="preserve"> </w:t>
@@ -6627,31 +6490,22 @@
         <w:rPr>
           <w:rStyle w:val="VerbatimChar"/>
         </w:rPr>
-        <w:t xml:space="preserve">tiercost_dash.go</w:t>
-      </w:r>
-      <w:r>
-        <w:t xml:space="preserve">) — Phase-8B tier-utilization + cost dashboard generator (panels target</w:t>
-      </w:r>
-      <w:r>
-        <w:t xml:space="preserve"> </w:t>
-      </w:r>
-      <w:r>
-        <w:rPr>
-          <w:rStyle w:val="VerbatimChar"/>
-        </w:rPr>
-        <w:t xml:space="preserve">gpu_tier_utilization</w:t>
-      </w:r>
-      <w:r>
-        <w:t xml:space="preserve">/</w:t>
-      </w:r>
-      <w:r>
-        <w:rPr>
-          <w:rStyle w:val="VerbatimChar"/>
-        </w:rPr>
-        <w:t xml:space="preserve">gpu_cost_per_hour</w:t>
-      </w:r>
-      <w:r>
-        <w:t xml:space="preserve">), valid + deterministic (HXC-1551).</w:t>
+        <w:t xml:space="preserve">akash.go</w:t>
+      </w:r>
+      <w:r>
+        <w:t xml:space="preserve">) — Akash (Cosmos/AKT) adapter over an injectable client: reverse-auction pricing, SDL submission, provider-reputation gate, registered in the</w:t>
+      </w:r>
+      <w:r>
+        <w:t xml:space="preserve"> </w:t>
+      </w:r>
+      <w:r>
+        <w:rPr>
+          <w:rStyle w:val="VerbatimChar"/>
+        </w:rPr>
+        <w:t xml:space="preserve">Name()</w:t>
+      </w:r>
+      <w:r>
+        <w:t xml:space="preserve">-dispatch Registry (HXC-1458).</w:t>
       </w:r>
     </w:p>
     <w:p>
@@ -6659,11 +6513,11 @@
         <w:pStyle w:val="Compact"/>
         <w:numPr>
           <w:ilvl w:val="1"/>
-          <w:numId w:val="1014"/>
-        </w:numPr>
-      </w:pPr>
-      <w:r>
-        <w:t xml:space="preserve">Wave 73 (5 units, subagent-driven, 5 parallel streams in disjoint packages; impl→spec-review→quality-review + independent build/vet/-race/mutation gate):</w:t>
+          <w:numId w:val="1015"/>
+        </w:numPr>
+      </w:pPr>
+      <w:r>
+        <w:t xml:space="preserve">Wave 72 (5 units, subagent-driven, 5 parallel streams in disjoint packages):</w:t>
       </w:r>
     </w:p>
     <w:p>
@@ -6678,13 +6532,13 @@
         <w:rPr>
           <w:rStyle w:val="VerbatimChar"/>
         </w:rPr>
-        <w:t xml:space="preserve">provider/ionet</w:t>
-      </w:r>
-      <w:r>
-        <w:t xml:space="preserve"> </w:t>
-      </w:r>
-      <w:r>
-        <w:t xml:space="preserve">— IONetProvider over the io.net REST API (implements</w:t>
+        <w:t xml:space="preserve">provider/runpod</w:t>
+      </w:r>
+      <w:r>
+        <w:t xml:space="preserve"> </w:t>
+      </w:r>
+      <w:r>
+        <w:t xml:space="preserve">— RunPodProvider (implements</w:t>
       </w:r>
       <w:r>
         <w:t xml:space="preserve"> </w:t>
@@ -6696,67 +6550,7 @@
         <w:t xml:space="preserve">pool.GPUProvider</w:t>
       </w:r>
       <w:r>
-        <w:t xml:space="preserve">, injectable base URL +</w:t>
-      </w:r>
-      <w:r>
-        <w:t xml:space="preserve"> </w:t>
-      </w:r>
-      <w:r>
-        <w:rPr>
-          <w:rStyle w:val="VerbatimChar"/>
-        </w:rPr>
-        <w:t xml:space="preserve">*http.Client</w:t>
-      </w:r>
-      <w:r>
-        <w:t xml:space="preserve"> </w:t>
-      </w:r>
-      <w:r>
-        <w:t xml:space="preserve">+ bearer):</w:t>
-      </w:r>
-      <w:r>
-        <w:t xml:space="preserve"> </w:t>
-      </w:r>
-      <w:r>
-        <w:rPr>
-          <w:rStyle w:val="VerbatimChar"/>
-        </w:rPr>
-        <w:t xml:space="preserve">DeployCluster</w:t>
-      </w:r>
-      <w:r>
-        <w:t xml:space="preserve"> </w:t>
-      </w:r>
-      <w:r>
-        <w:t xml:space="preserve">returns the backend-minted cluster run-UUID (parsed, never fabricated),</w:t>
-      </w:r>
-      <w:r>
-        <w:t xml:space="preserve"> </w:t>
-      </w:r>
-      <w:r>
-        <w:rPr>
-          <w:rStyle w:val="VerbatimChar"/>
-        </w:rPr>
-        <w:t xml:space="preserve">HealthCheck</w:t>
-      </w:r>
-      <w:r>
-        <w:t xml:space="preserve"> </w:t>
-      </w:r>
-      <w:r>
-        <w:t xml:space="preserve">derives healthy state, concurrency-safe reserve-under-lock capacity gate; closure proven against a</w:t>
-      </w:r>
-      <w:r>
-        <w:t xml:space="preserve"> </w:t>
-      </w:r>
-      <w:r>
-        <w:rPr>
-          <w:rStyle w:val="VerbatimChar"/>
-        </w:rPr>
-        <w:t xml:space="preserve">net/http/httptest</w:t>
-      </w:r>
-      <w:r>
-        <w:t xml:space="preserve"> </w:t>
-      </w:r>
-      <w:r>
-        <w:t xml:space="preserve">io.net backend (HXC-1514).</w:t>
+        <w:t xml:space="preserve">) with a warm-pool fast path over an injectable client (HXC-1515).</w:t>
       </w:r>
     </w:p>
     <w:p>
@@ -6771,28 +6565,13 @@
         <w:rPr>
           <w:rStyle w:val="VerbatimChar"/>
         </w:rPr>
-        <w:t xml:space="preserve">gitops</w:t>
-      </w:r>
-      <w:r>
-        <w:t xml:space="preserve"> </w:t>
-      </w:r>
-      <w:r>
-        <w:t xml:space="preserve">— ArgoCD ApplicationSet federation client: matrix generator expands one Application per cell,</w:t>
-      </w:r>
-      <w:r>
-        <w:t xml:space="preserve"> </w:t>
-      </w:r>
-      <w:r>
-        <w:rPr>
-          <w:rStyle w:val="VerbatimChar"/>
-        </w:rPr>
-        <w:t xml:space="preserve">syncPolicy</w:t>
-      </w:r>
-      <w:r>
-        <w:t xml:space="preserve"> </w:t>
-      </w:r>
-      <w:r>
-        <w:t xml:space="preserve">prune+selfHeal, RollingSync canary→tier-2 (50%)→tier-1 (25%) ordering, drift/prune detection; logic proven vs an httptest ArgoCD, strictly-live UI capture honestly skipped (follow-up HXC-922) (HXC-1367).</w:t>
+        <w:t xml:space="preserve">provider/aws</w:t>
+      </w:r>
+      <w:r>
+        <w:t xml:space="preserve"> </w:t>
+      </w:r>
+      <w:r>
+        <w:t xml:space="preserve">— AWSProvider EC2 Spot adapter over an injectable EC2-client interface (no aws-sdk dep): GPU model→instance-type selection (p5/p4de/g5), Spot+tags, TOCTOU-safe capacity gate (HXC-1516).</w:t>
       </w:r>
     </w:p>
     <w:p>
@@ -6807,13 +6586,25 @@
         <w:rPr>
           <w:rStyle w:val="VerbatimChar"/>
         </w:rPr>
-        <w:t xml:space="preserve">internal/federation</w:t>
-      </w:r>
-      <w:r>
-        <w:t xml:space="preserve"> </w:t>
-      </w:r>
-      <w:r>
-        <w:t xml:space="preserve">— Karmada PropagationPolicy + OverridePolicy engine (CRs modeled as Go structs → YAML, no client-go dep) with constraint-aware (data-locality/latency/cost/compliance) two-level cell selection and failover reselect; deterministic failover proven via in-process FakeHub, live Karmada &lt;60s capture honestly skipped (follow-up HXC-924) (HXC-1364).</w:t>
+        <w:t xml:space="preserve">scheduler</w:t>
+      </w:r>
+      <w:r>
+        <w:t xml:space="preserve"> </w:t>
+      </w:r>
+      <w:r>
+        <w:t xml:space="preserve">(additive</w:t>
+      </w:r>
+      <w:r>
+        <w:t xml:space="preserve"> </w:t>
+      </w:r>
+      <w:r>
+        <w:rPr>
+          <w:rStyle w:val="VerbatimChar"/>
+        </w:rPr>
+        <w:t xml:space="preserve">tier_filter.go</w:t>
+      </w:r>
+      <w:r>
+        <w:t xml:space="preserve">) — GPUTier-aware filter predicate: hard-exclude disallowed tiers + preference scoring, composes with the existing count filter, fails closed on a nil predicate (HXC-1534).</w:t>
       </w:r>
     </w:p>
     <w:p>
@@ -6828,25 +6619,52 @@
         <w:rPr>
           <w:rStyle w:val="VerbatimChar"/>
         </w:rPr>
-        <w:t xml:space="preserve">health</w:t>
-      </w:r>
-      <w:r>
-        <w:t xml:space="preserve"> </w:t>
-      </w:r>
-      <w:r>
-        <w:t xml:space="preserve">(additive</w:t>
-      </w:r>
-      <w:r>
-        <w:t xml:space="preserve"> </w:t>
-      </w:r>
-      <w:r>
-        <w:rPr>
-          <w:rStyle w:val="VerbatimChar"/>
-        </w:rPr>
-        <w:t xml:space="preserve">miner.go</w:t>
-      </w:r>
-      <w:r>
-        <w:t xml:space="preserve">) — miner-api + GraVal bootstrap DaemonSet dependency checks wired into the health rollup, naming the specific failing check; healthy→unhealthy delta proven against an httptest miner-api (HXC-1484).</w:t>
+        <w:t xml:space="preserve">provider/chutes</w:t>
+      </w:r>
+      <w:r>
+        <w:t xml:space="preserve"> </w:t>
+      </w:r>
+      <w:r>
+        <w:t xml:space="preserve">— ctx-interruptible 429 backoff (select vs</w:t>
+      </w:r>
+      <w:r>
+        <w:t xml:space="preserve"> </w:t>
+      </w:r>
+      <w:r>
+        <w:rPr>
+          <w:rStyle w:val="VerbatimChar"/>
+        </w:rPr>
+        <w:t xml:space="preserve">ctx.Done()</w:t>
+      </w:r>
+      <w:r>
+        <w:t xml:space="preserve">) + honors</w:t>
+      </w:r>
+      <w:r>
+        <w:t xml:space="preserve"> </w:t>
+      </w:r>
+      <w:r>
+        <w:rPr>
+          <w:rStyle w:val="VerbatimChar"/>
+        </w:rPr>
+        <w:t xml:space="preserve">Retry-After</w:t>
+      </w:r>
+      <w:r>
+        <w:t xml:space="preserve"> </w:t>
+      </w:r>
+      <w:r>
+        <w:t xml:space="preserve">(delta-seconds/HTTP-date,</w:t>
+      </w:r>
+      <w:r>
+        <w:t xml:space="preserve"> </w:t>
+      </w:r>
+      <w:r>
+        <w:rPr>
+          <w:rStyle w:val="VerbatimChar"/>
+        </w:rPr>
+        <w:t xml:space="preserve">max(hint,backoff)</w:t>
+      </w:r>
+      <w:r>
+        <w:t xml:space="preserve">) (HXC-916, closing a wave-70 follow-up).</w:t>
       </w:r>
     </w:p>
     <w:p>
@@ -6861,6 +6679,255 @@
         <w:rPr>
           <w:rStyle w:val="VerbatimChar"/>
         </w:rPr>
+        <w:t xml:space="preserve">grafanadash</w:t>
+      </w:r>
+      <w:r>
+        <w:t xml:space="preserve"> </w:t>
+      </w:r>
+      <w:r>
+        <w:t xml:space="preserve">(additive</w:t>
+      </w:r>
+      <w:r>
+        <w:t xml:space="preserve"> </w:t>
+      </w:r>
+      <w:r>
+        <w:rPr>
+          <w:rStyle w:val="VerbatimChar"/>
+        </w:rPr>
+        <w:t xml:space="preserve">tiercost_dash.go</w:t>
+      </w:r>
+      <w:r>
+        <w:t xml:space="preserve">) — Phase-8B tier-utilization + cost dashboard generator (panels target</w:t>
+      </w:r>
+      <w:r>
+        <w:t xml:space="preserve"> </w:t>
+      </w:r>
+      <w:r>
+        <w:rPr>
+          <w:rStyle w:val="VerbatimChar"/>
+        </w:rPr>
+        <w:t xml:space="preserve">gpu_tier_utilization</w:t>
+      </w:r>
+      <w:r>
+        <w:t xml:space="preserve">/</w:t>
+      </w:r>
+      <w:r>
+        <w:rPr>
+          <w:rStyle w:val="VerbatimChar"/>
+        </w:rPr>
+        <w:t xml:space="preserve">gpu_cost_per_hour</w:t>
+      </w:r>
+      <w:r>
+        <w:t xml:space="preserve">), valid + deterministic (HXC-1551).</w:t>
+      </w:r>
+    </w:p>
+    <w:p>
+      <w:pPr>
+        <w:pStyle w:val="Compact"/>
+        <w:numPr>
+          <w:ilvl w:val="1"/>
+          <w:numId w:val="1015"/>
+        </w:numPr>
+      </w:pPr>
+      <w:r>
+        <w:t xml:space="preserve">Wave 73 (5 units, subagent-driven, 5 parallel streams in disjoint packages; impl→spec-review→quality-review + independent build/vet/-race/mutation gate):</w:t>
+      </w:r>
+    </w:p>
+    <w:p>
+      <w:pPr>
+        <w:pStyle w:val="Compact"/>
+        <w:numPr>
+          <w:ilvl w:val="2"/>
+          <w:numId w:val="1023"/>
+        </w:numPr>
+      </w:pPr>
+      <w:r>
+        <w:rPr>
+          <w:rStyle w:val="VerbatimChar"/>
+        </w:rPr>
+        <w:t xml:space="preserve">provider/ionet</w:t>
+      </w:r>
+      <w:r>
+        <w:t xml:space="preserve"> </w:t>
+      </w:r>
+      <w:r>
+        <w:t xml:space="preserve">— IONetProvider over the io.net REST API (implements</w:t>
+      </w:r>
+      <w:r>
+        <w:t xml:space="preserve"> </w:t>
+      </w:r>
+      <w:r>
+        <w:rPr>
+          <w:rStyle w:val="VerbatimChar"/>
+        </w:rPr>
+        <w:t xml:space="preserve">pool.GPUProvider</w:t>
+      </w:r>
+      <w:r>
+        <w:t xml:space="preserve">, injectable base URL +</w:t>
+      </w:r>
+      <w:r>
+        <w:t xml:space="preserve"> </w:t>
+      </w:r>
+      <w:r>
+        <w:rPr>
+          <w:rStyle w:val="VerbatimChar"/>
+        </w:rPr>
+        <w:t xml:space="preserve">*http.Client</w:t>
+      </w:r>
+      <w:r>
+        <w:t xml:space="preserve"> </w:t>
+      </w:r>
+      <w:r>
+        <w:t xml:space="preserve">+ bearer):</w:t>
+      </w:r>
+      <w:r>
+        <w:t xml:space="preserve"> </w:t>
+      </w:r>
+      <w:r>
+        <w:rPr>
+          <w:rStyle w:val="VerbatimChar"/>
+        </w:rPr>
+        <w:t xml:space="preserve">DeployCluster</w:t>
+      </w:r>
+      <w:r>
+        <w:t xml:space="preserve"> </w:t>
+      </w:r>
+      <w:r>
+        <w:t xml:space="preserve">returns the backend-minted cluster run-UUID (parsed, never fabricated),</w:t>
+      </w:r>
+      <w:r>
+        <w:t xml:space="preserve"> </w:t>
+      </w:r>
+      <w:r>
+        <w:rPr>
+          <w:rStyle w:val="VerbatimChar"/>
+        </w:rPr>
+        <w:t xml:space="preserve">HealthCheck</w:t>
+      </w:r>
+      <w:r>
+        <w:t xml:space="preserve"> </w:t>
+      </w:r>
+      <w:r>
+        <w:t xml:space="preserve">derives healthy state, concurrency-safe reserve-under-lock capacity gate; closure proven against a</w:t>
+      </w:r>
+      <w:r>
+        <w:t xml:space="preserve"> </w:t>
+      </w:r>
+      <w:r>
+        <w:rPr>
+          <w:rStyle w:val="VerbatimChar"/>
+        </w:rPr>
+        <w:t xml:space="preserve">net/http/httptest</w:t>
+      </w:r>
+      <w:r>
+        <w:t xml:space="preserve"> </w:t>
+      </w:r>
+      <w:r>
+        <w:t xml:space="preserve">io.net backend (HXC-1514).</w:t>
+      </w:r>
+    </w:p>
+    <w:p>
+      <w:pPr>
+        <w:pStyle w:val="Compact"/>
+        <w:numPr>
+          <w:ilvl w:val="2"/>
+          <w:numId w:val="1023"/>
+        </w:numPr>
+      </w:pPr>
+      <w:r>
+        <w:rPr>
+          <w:rStyle w:val="VerbatimChar"/>
+        </w:rPr>
+        <w:t xml:space="preserve">gitops</w:t>
+      </w:r>
+      <w:r>
+        <w:t xml:space="preserve"> </w:t>
+      </w:r>
+      <w:r>
+        <w:t xml:space="preserve">— ArgoCD ApplicationSet federation client: matrix generator expands one Application per cell,</w:t>
+      </w:r>
+      <w:r>
+        <w:t xml:space="preserve"> </w:t>
+      </w:r>
+      <w:r>
+        <w:rPr>
+          <w:rStyle w:val="VerbatimChar"/>
+        </w:rPr>
+        <w:t xml:space="preserve">syncPolicy</w:t>
+      </w:r>
+      <w:r>
+        <w:t xml:space="preserve"> </w:t>
+      </w:r>
+      <w:r>
+        <w:t xml:space="preserve">prune+selfHeal, RollingSync canary→tier-2 (50%)→tier-1 (25%) ordering, drift/prune detection; logic proven vs an httptest ArgoCD, strictly-live UI capture honestly skipped (follow-up HXC-922) (HXC-1367).</w:t>
+      </w:r>
+    </w:p>
+    <w:p>
+      <w:pPr>
+        <w:pStyle w:val="Compact"/>
+        <w:numPr>
+          <w:ilvl w:val="2"/>
+          <w:numId w:val="1023"/>
+        </w:numPr>
+      </w:pPr>
+      <w:r>
+        <w:rPr>
+          <w:rStyle w:val="VerbatimChar"/>
+        </w:rPr>
+        <w:t xml:space="preserve">internal/federation</w:t>
+      </w:r>
+      <w:r>
+        <w:t xml:space="preserve"> </w:t>
+      </w:r>
+      <w:r>
+        <w:t xml:space="preserve">— Karmada PropagationPolicy + OverridePolicy engine (CRs modeled as Go structs → YAML, no client-go dep) with constraint-aware (data-locality/latency/cost/compliance) two-level cell selection and failover reselect; deterministic failover proven via in-process FakeHub, live Karmada &lt;60s capture honestly skipped (follow-up HXC-924) (HXC-1364).</w:t>
+      </w:r>
+    </w:p>
+    <w:p>
+      <w:pPr>
+        <w:pStyle w:val="Compact"/>
+        <w:numPr>
+          <w:ilvl w:val="2"/>
+          <w:numId w:val="1023"/>
+        </w:numPr>
+      </w:pPr>
+      <w:r>
+        <w:rPr>
+          <w:rStyle w:val="VerbatimChar"/>
+        </w:rPr>
+        <w:t xml:space="preserve">health</w:t>
+      </w:r>
+      <w:r>
+        <w:t xml:space="preserve"> </w:t>
+      </w:r>
+      <w:r>
+        <w:t xml:space="preserve">(additive</w:t>
+      </w:r>
+      <w:r>
+        <w:t xml:space="preserve"> </w:t>
+      </w:r>
+      <w:r>
+        <w:rPr>
+          <w:rStyle w:val="VerbatimChar"/>
+        </w:rPr>
+        <w:t xml:space="preserve">miner.go</w:t>
+      </w:r>
+      <w:r>
+        <w:t xml:space="preserve">) — miner-api + GraVal bootstrap DaemonSet dependency checks wired into the health rollup, naming the specific failing check; healthy→unhealthy delta proven against an httptest miner-api (HXC-1484).</w:t>
+      </w:r>
+    </w:p>
+    <w:p>
+      <w:pPr>
+        <w:pStyle w:val="Compact"/>
+        <w:numPr>
+          <w:ilvl w:val="2"/>
+          <w:numId w:val="1023"/>
+        </w:numPr>
+      </w:pPr>
+      <w:r>
+        <w:rPr>
+          <w:rStyle w:val="VerbatimChar"/>
+        </w:rPr>
         <w:t xml:space="preserve">discovery</w:t>
       </w:r>
       <w:r>
@@ -6929,7 +6996,7 @@
         <w:pStyle w:val="Compact"/>
         <w:numPr>
           <w:ilvl w:val="2"/>
-          <w:numId w:val="1022"/>
+          <w:numId w:val="1023"/>
         </w:numPr>
       </w:pPr>
       <w:r>
@@ -7225,7 +7292,7 @@
         <w:pStyle w:val="Compact"/>
         <w:numPr>
           <w:ilvl w:val="0"/>
-          <w:numId w:val="1023"/>
+          <w:numId w:val="1024"/>
         </w:numPr>
       </w:pPr>
       <w:r>
@@ -7282,7 +7349,7 @@
         <w:pStyle w:val="Compact"/>
         <w:numPr>
           <w:ilvl w:val="0"/>
-          <w:numId w:val="1024"/>
+          <w:numId w:val="1025"/>
         </w:numPr>
       </w:pPr>
       <w:r>
@@ -7578,6 +7645,9 @@
     <w:abstractNumId w:val="991"/>
   </w:num>
   <w:num w:numId="1024">
+    <w:abstractNumId w:val="991"/>
+  </w:num>
+  <w:num w:numId="1025">
     <w:abstractNumId w:val="991"/>
   </w:num>
 </w:numbering>

--- a/docs/export/CHANGELOG.docx
+++ b/docs/export/CHANGELOG.docx
@@ -100,7 +100,7 @@
           <w:b/>
           <w:bCs/>
         </w:rPr>
-        <w:t xml:space="preserve">Wave 87 — api/v1 proto schema extensions (HXC-1293/1165/1294/1295/1187/1527; buf-regenerated, conductor-gated, backward-compatible):</w:t>
+        <w:t xml:space="preserve">Wave 88 — buf-lint clean + Production Readiness Review (HXC-1628 done; HXC-1286 executed, stays open):</w:t>
       </w:r>
     </w:p>
     <w:p>
@@ -115,43 +115,77 @@
         <w:rPr>
           <w:rStyle w:val="VerbatimChar"/>
         </w:rPr>
-        <w:t xml:space="preserve">api/v1</w:t>
-      </w:r>
-      <w:r>
-        <w:t xml:space="preserve"> </w:t>
-      </w:r>
-      <w:r>
-        <w:t xml:space="preserve">— Node +tier/trust_level/compute_class/arch + nested NodeThermal (HXC-1293, absorbing HXC-1165 trust_level+thermal); NodeResources +npu_tops/fpga_logic_elements/tflops_gpu (HXC-1294); ScheduleJobRequest +allowed_tiers/min_tier/power_budget_watts (HXC-1295); new</w:t>
-      </w:r>
-      <w:r>
-        <w:t xml:space="preserve"> </w:t>
-      </w:r>
-      <w:r>
-        <w:rPr>
-          <w:rStyle w:val="VerbatimChar"/>
-        </w:rPr>
-        <w:t xml:space="preserve">edge.proto</w:t>
-      </w:r>
-      <w:r>
-        <w:t xml:space="preserve"> </w:t>
-      </w:r>
-      <w:r>
-        <w:t xml:space="preserve">EdgeWorkUnit/EdgeWorkResult (HXC-1187); new</w:t>
-      </w:r>
-      <w:r>
-        <w:t xml:space="preserve"> </w:t>
-      </w:r>
-      <w:r>
-        <w:rPr>
-          <w:rStyle w:val="VerbatimChar"/>
-        </w:rPr>
-        <w:t xml:space="preserve">gpu_proxy.proto</w:t>
-      </w:r>
-      <w:r>
-        <w:t xml:space="preserve"> </w:t>
-      </w:r>
-      <w:r>
-        <w:t xml:space="preserve">GPUProvider gRPC service (DispatchKernel + DispatchKernelStream, KernelRequest/Response/Chunk) (HXC-1527). All new field numbers appended (nothing renumbered/removed); 9 round-trip tests prove field preservation; field-tag mutations fail them; buf generate idempotent; whole-tree build + consumer cmd tests green.</w:t>
+        <w:t xml:space="preserve">api/v1/buf.yaml</w:t>
+      </w:r>
+      <w:r>
+        <w:t xml:space="preserve"> </w:t>
+      </w:r>
+      <w:r>
+        <w:t xml:space="preserve">(HXC-1628) —</w:t>
+      </w:r>
+      <w:r>
+        <w:t xml:space="preserve"> </w:t>
+      </w:r>
+      <w:r>
+        <w:rPr>
+          <w:rStyle w:val="VerbatimChar"/>
+        </w:rPr>
+        <w:t xml:space="preserve">buf lint</w:t>
+      </w:r>
+      <w:r>
+        <w:t xml:space="preserve"> </w:t>
+      </w:r>
+      <w:r>
+        <w:t xml:space="preserve">now exits clean: 5 STYLE/naming rules excepted with per-rule rationale (proto-at-module-root layout; domain-named RPC request/response types incl. the shared KernelRequest; GPUProvider service name), DEFAULT-&gt;STANDARD category.</w:t>
+      </w:r>
+      <w:r>
+        <w:t xml:space="preserve"> </w:t>
+      </w:r>
+      <w:r>
+        <w:rPr>
+          <w:rStyle w:val="VerbatimChar"/>
+        </w:rPr>
+        <w:t xml:space="preserve">buf build</w:t>
+      </w:r>
+      <w:r>
+        <w:t xml:space="preserve"> </w:t>
+      </w:r>
+      <w:r>
+        <w:t xml:space="preserve">still passes; removing the except block re-fires 25 violations.</w:t>
+      </w:r>
+    </w:p>
+    <w:p>
+      <w:pPr>
+        <w:pStyle w:val="Compact"/>
+        <w:numPr>
+          <w:ilvl w:val="1"/>
+          <w:numId w:val="1002"/>
+        </w:numPr>
+      </w:pPr>
+      <w:r>
+        <w:rPr>
+          <w:rStyle w:val="VerbatimChar"/>
+        </w:rPr>
+        <w:t xml:space="preserve">docs/PRODUCTION_READINESS_REVIEW.md</w:t>
+      </w:r>
+      <w:r>
+        <w:t xml:space="preserve"> </w:t>
+      </w:r>
+      <w:r>
+        <w:t xml:space="preserve">(HXC-1286) — an 80-item production-readiness checklist with an HONEST assessment:</w:t>
+      </w:r>
+      <w:r>
+        <w:t xml:space="preserve"> </w:t>
+      </w:r>
+      <w:r>
+        <w:rPr>
+          <w:b/>
+          <w:bCs/>
+        </w:rPr>
+        <w:t xml:space="preserve">60/80 PASS (75%)</w:t>
+      </w:r>
+      <w:r>
+        <w:t xml:space="preserve">, below the 95% closure bar, so the ticket stays Queued with its gap-list (re-enable CI gates, macOS wireguard-go userspace, govulncheck/SBOM, Makefile migrate wiring, mTLS e2e evidence, darwin GPU probes, covgate enforcement, HelixQA challenge evidence). PASS rows cite real files/tests; NOT-READY rows cite the specific gap. docs_chain-tracked.</w:t>
       </w:r>
     </w:p>
     <w:p>
@@ -167,7 +201,7 @@
           <w:b/>
           <w:bCs/>
         </w:rPr>
-        <w:t xml:space="preserve">Wave 86 — proto service stubs build + generate (HXC-1117; buf now installed; conductor-gated):</w:t>
+        <w:t xml:space="preserve">Wave 87 — api/v1 proto schema extensions (HXC-1293/1165/1294/1295/1187/1527; buf-regenerated, conductor-gated, backward-compatible):</w:t>
       </w:r>
     </w:p>
     <w:p>
@@ -188,142 +222,37 @@
         <w:t xml:space="preserve"> </w:t>
       </w:r>
       <w:r>
-        <w:t xml:space="preserve">— the proto module was broken (buf.yaml mis-placed at</w:t>
-      </w:r>
-      <w:r>
-        <w:t xml:space="preserve"> </w:t>
-      </w:r>
-      <w:r>
-        <w:rPr>
-          <w:rStyle w:val="VerbatimChar"/>
-        </w:rPr>
-        <w:t xml:space="preserve">api/</w:t>
-      </w:r>
-      <w:r>
-        <w:t xml:space="preserve"> </w:t>
-      </w:r>
-      <w:r>
-        <w:t xml:space="preserve">so bare</w:t>
-      </w:r>
-      <w:r>
-        <w:t xml:space="preserve"> </w:t>
-      </w:r>
-      <w:r>
-        <w:rPr>
-          <w:rStyle w:val="VerbatimChar"/>
-        </w:rPr>
-        <w:t xml:space="preserve">import "types.proto"</w:t>
-      </w:r>
-      <w:r>
-        <w:t xml:space="preserve"> </w:t>
-      </w:r>
-      <w:r>
-        <w:t xml:space="preserve">could not resolve;</w:t>
-      </w:r>
-      <w:r>
-        <w:t xml:space="preserve"> </w:t>
-      </w:r>
-      <w:r>
-        <w:rPr>
-          <w:rStyle w:val="VerbatimChar"/>
-        </w:rPr>
-        <w:t xml:space="preserve">api/buf.gen.yaml</w:t>
-      </w:r>
-      <w:r>
-        <w:t xml:space="preserve"> </w:t>
-      </w:r>
-      <w:r>
-        <w:t xml:space="preserve">malformed for buf v1.70). Relocated the buf module root to</w:t>
-      </w:r>
-      <w:r>
-        <w:t xml:space="preserve"> </w:t>
-      </w:r>
-      <w:r>
-        <w:rPr>
-          <w:rStyle w:val="VerbatimChar"/>
-        </w:rPr>
-        <w:t xml:s